--- a/ОтчётИсходник.docx
+++ b/ОтчётИсходник.docx
@@ -823,7 +823,9 @@
               <w:tab w:val="right" w:leader="dot" w:pos="9345"/>
             </w:tabs>
             <w:rPr>
+              <w:rFonts w:asciiTheme="minorHAnsi" w:eastAsiaTheme="minorEastAsia" w:hAnsiTheme="minorHAnsi" w:cstheme="minorBidi"/>
               <w:noProof/>
+              <w:lang w:eastAsia="ru-RU"/>
             </w:rPr>
           </w:pPr>
           <w:r>
@@ -835,7 +837,7 @@
           <w:r>
             <w:fldChar w:fldCharType="separate"/>
           </w:r>
-          <w:hyperlink w:anchor="_Toc221975917" w:history="1">
+          <w:hyperlink w:anchor="_Toc221975979" w:history="1">
             <w:r>
               <w:rPr>
                 <w:rStyle w:val="a7"/>
@@ -862,7 +864,7 @@
                 <w:noProof/>
                 <w:webHidden/>
               </w:rPr>
-              <w:instrText xml:space="preserve"> PAGEREF _Toc221975917 \h </w:instrText>
+              <w:instrText xml:space="preserve"> PAGEREF _Toc221975979 \h </w:instrText>
             </w:r>
             <w:r>
               <w:rPr>
@@ -882,7 +884,7 @@
                 <w:noProof/>
                 <w:webHidden/>
               </w:rPr>
-              <w:t>2</w:t>
+              <w:t>3</w:t>
             </w:r>
             <w:r>
               <w:rPr>
@@ -900,10 +902,12 @@
               <w:tab w:val="right" w:leader="dot" w:pos="9345"/>
             </w:tabs>
             <w:rPr>
+              <w:rFonts w:asciiTheme="minorHAnsi" w:eastAsiaTheme="minorEastAsia" w:hAnsiTheme="minorHAnsi" w:cstheme="minorBidi"/>
               <w:noProof/>
+              <w:lang w:eastAsia="ru-RU"/>
             </w:rPr>
           </w:pPr>
-          <w:hyperlink w:anchor="_Toc221975918" w:history="1">
+          <w:hyperlink w:anchor="_Toc221975980" w:history="1">
             <w:r>
               <w:rPr>
                 <w:rStyle w:val="a7"/>
@@ -930,7 +934,7 @@
                 <w:noProof/>
                 <w:webHidden/>
               </w:rPr>
-              <w:instrText xml:space="preserve"> PAGEREF _Toc221975918 \h </w:instrText>
+              <w:instrText xml:space="preserve"> PAGEREF _Toc221975980 \h </w:instrText>
             </w:r>
             <w:r>
               <w:rPr>
@@ -950,7 +954,7 @@
                 <w:noProof/>
                 <w:webHidden/>
               </w:rPr>
-              <w:t>2</w:t>
+              <w:t>3</w:t>
             </w:r>
             <w:r>
               <w:rPr>
@@ -968,10 +972,12 @@
               <w:tab w:val="right" w:leader="dot" w:pos="9345"/>
             </w:tabs>
             <w:rPr>
+              <w:rFonts w:asciiTheme="minorHAnsi" w:eastAsiaTheme="minorEastAsia" w:hAnsiTheme="minorHAnsi" w:cstheme="minorBidi"/>
               <w:noProof/>
+              <w:lang w:eastAsia="ru-RU"/>
             </w:rPr>
           </w:pPr>
-          <w:hyperlink w:anchor="_Toc221975919" w:history="1">
+          <w:hyperlink w:anchor="_Toc221975981" w:history="1">
             <w:r>
               <w:rPr>
                 <w:rStyle w:val="a7"/>
@@ -998,7 +1004,7 @@
                 <w:noProof/>
                 <w:webHidden/>
               </w:rPr>
-              <w:instrText xml:space="preserve"> PAGEREF _Toc221975919 \h </w:instrText>
+              <w:instrText xml:space="preserve"> PAGEREF _Toc221975981 \h </w:instrText>
             </w:r>
             <w:r>
               <w:rPr>
@@ -1018,7 +1024,7 @@
                 <w:noProof/>
                 <w:webHidden/>
               </w:rPr>
-              <w:t>2</w:t>
+              <w:t>3</w:t>
             </w:r>
             <w:r>
               <w:rPr>
@@ -1036,10 +1042,12 @@
               <w:tab w:val="right" w:leader="dot" w:pos="9345"/>
             </w:tabs>
             <w:rPr>
+              <w:rFonts w:asciiTheme="minorHAnsi" w:eastAsiaTheme="minorEastAsia" w:hAnsiTheme="minorHAnsi" w:cstheme="minorBidi"/>
               <w:noProof/>
+              <w:lang w:eastAsia="ru-RU"/>
             </w:rPr>
           </w:pPr>
-          <w:hyperlink w:anchor="_Toc221975920" w:history="1">
+          <w:hyperlink w:anchor="_Toc221975982" w:history="1">
             <w:r>
               <w:rPr>
                 <w:rStyle w:val="a7"/>
@@ -1066,7 +1074,7 @@
                 <w:noProof/>
                 <w:webHidden/>
               </w:rPr>
-              <w:instrText xml:space="preserve"> PAGEREF _Toc221975920 \h </w:instrText>
+              <w:instrText xml:space="preserve"> PAGEREF _Toc221975982 \h </w:instrText>
             </w:r>
             <w:r>
               <w:rPr>
@@ -1086,7 +1094,7 @@
                 <w:noProof/>
                 <w:webHidden/>
               </w:rPr>
-              <w:t>2</w:t>
+              <w:t>3</w:t>
             </w:r>
             <w:r>
               <w:rPr>
@@ -1104,10 +1112,12 @@
               <w:tab w:val="right" w:leader="dot" w:pos="9345"/>
             </w:tabs>
             <w:rPr>
+              <w:rFonts w:asciiTheme="minorHAnsi" w:eastAsiaTheme="minorEastAsia" w:hAnsiTheme="minorHAnsi" w:cstheme="minorBidi"/>
               <w:noProof/>
+              <w:lang w:eastAsia="ru-RU"/>
             </w:rPr>
           </w:pPr>
-          <w:hyperlink w:anchor="_Toc221975921" w:history="1">
+          <w:hyperlink w:anchor="_Toc221975983" w:history="1">
             <w:r>
               <w:rPr>
                 <w:rStyle w:val="a7"/>
@@ -1134,7 +1144,7 @@
                 <w:noProof/>
                 <w:webHidden/>
               </w:rPr>
-              <w:instrText xml:space="preserve"> PAGEREF _Toc221975921 \h </w:instrText>
+              <w:instrText xml:space="preserve"> PAGEREF _Toc221975983 \h </w:instrText>
             </w:r>
             <w:r>
               <w:rPr>
@@ -1154,7 +1164,7 @@
                 <w:noProof/>
                 <w:webHidden/>
               </w:rPr>
-              <w:t>2</w:t>
+              <w:t>3</w:t>
             </w:r>
             <w:r>
               <w:rPr>
@@ -1172,10 +1182,12 @@
               <w:tab w:val="right" w:leader="dot" w:pos="9345"/>
             </w:tabs>
             <w:rPr>
+              <w:rFonts w:asciiTheme="minorHAnsi" w:eastAsiaTheme="minorEastAsia" w:hAnsiTheme="minorHAnsi" w:cstheme="minorBidi"/>
               <w:noProof/>
+              <w:lang w:eastAsia="ru-RU"/>
             </w:rPr>
           </w:pPr>
-          <w:hyperlink w:anchor="_Toc221975922" w:history="1">
+          <w:hyperlink w:anchor="_Toc221975984" w:history="1">
             <w:r>
               <w:rPr>
                 <w:rStyle w:val="a7"/>
@@ -1202,7 +1214,7 @@
                 <w:noProof/>
                 <w:webHidden/>
               </w:rPr>
-              <w:instrText xml:space="preserve"> PAGEREF _Toc221975922 \h </w:instrText>
+              <w:instrText xml:space="preserve"> PAGEREF _Toc221975984 \h </w:instrText>
             </w:r>
             <w:r>
               <w:rPr>
@@ -1222,7 +1234,7 @@
                 <w:noProof/>
                 <w:webHidden/>
               </w:rPr>
-              <w:t>2</w:t>
+              <w:t>3</w:t>
             </w:r>
             <w:r>
               <w:rPr>
@@ -1240,10 +1252,12 @@
               <w:tab w:val="right" w:leader="dot" w:pos="9345"/>
             </w:tabs>
             <w:rPr>
+              <w:rFonts w:asciiTheme="minorHAnsi" w:eastAsiaTheme="minorEastAsia" w:hAnsiTheme="minorHAnsi" w:cstheme="minorBidi"/>
               <w:noProof/>
+              <w:lang w:eastAsia="ru-RU"/>
             </w:rPr>
           </w:pPr>
-          <w:hyperlink w:anchor="_Toc221975923" w:history="1">
+          <w:hyperlink w:anchor="_Toc221975985" w:history="1">
             <w:r>
               <w:rPr>
                 <w:rStyle w:val="a7"/>
@@ -1270,7 +1284,7 @@
                 <w:noProof/>
                 <w:webHidden/>
               </w:rPr>
-              <w:instrText xml:space="preserve"> PAGEREF _Toc221975923 \h </w:instrText>
+              <w:instrText xml:space="preserve"> PAGEREF _Toc221975985 \h </w:instrText>
             </w:r>
             <w:r>
               <w:rPr>
@@ -1290,7 +1304,7 @@
                 <w:noProof/>
                 <w:webHidden/>
               </w:rPr>
-              <w:t>2</w:t>
+              <w:t>3</w:t>
             </w:r>
             <w:r>
               <w:rPr>
@@ -1308,10 +1322,12 @@
               <w:tab w:val="right" w:leader="dot" w:pos="9345"/>
             </w:tabs>
             <w:rPr>
+              <w:rFonts w:asciiTheme="minorHAnsi" w:eastAsiaTheme="minorEastAsia" w:hAnsiTheme="minorHAnsi" w:cstheme="minorBidi"/>
               <w:noProof/>
+              <w:lang w:eastAsia="ru-RU"/>
             </w:rPr>
           </w:pPr>
-          <w:hyperlink w:anchor="_Toc221975924" w:history="1">
+          <w:hyperlink w:anchor="_Toc221975986" w:history="1">
             <w:r>
               <w:rPr>
                 <w:rStyle w:val="a7"/>
@@ -1346,7 +1362,7 @@
                 <w:noProof/>
                 <w:webHidden/>
               </w:rPr>
-              <w:instrText xml:space="preserve"> PAGEREF _Toc221975924 \h </w:instrText>
+              <w:instrText xml:space="preserve"> PAGEREF _Toc221975986 \h </w:instrText>
             </w:r>
             <w:r>
               <w:rPr>
@@ -1366,7 +1382,7 @@
                 <w:noProof/>
                 <w:webHidden/>
               </w:rPr>
-              <w:t>4</w:t>
+              <w:t>5</w:t>
             </w:r>
             <w:r>
               <w:rPr>
@@ -1384,30 +1400,18 @@
               <w:tab w:val="right" w:leader="dot" w:pos="9345"/>
             </w:tabs>
             <w:rPr>
+              <w:rFonts w:asciiTheme="minorHAnsi" w:eastAsiaTheme="minorEastAsia" w:hAnsiTheme="minorHAnsi" w:cstheme="minorBidi"/>
               <w:noProof/>
+              <w:lang w:eastAsia="ru-RU"/>
             </w:rPr>
           </w:pPr>
-          <w:hyperlink w:anchor="_Toc221975925" w:history="1">
+          <w:hyperlink w:anchor="_Toc221975987" w:history="1">
             <w:r>
               <w:rPr>
                 <w:rStyle w:val="a7"/>
                 <w:noProof/>
               </w:rPr>
-              <w:t>Нормальное распределени</w:t>
-            </w:r>
-            <w:r>
-              <w:rPr>
-                <w:rStyle w:val="a7"/>
-                <w:noProof/>
-              </w:rPr>
-              <w:t>е</w:t>
-            </w:r>
-            <w:r>
-              <w:rPr>
-                <w:rStyle w:val="a7"/>
-                <w:noProof/>
-              </w:rPr>
-              <w:t xml:space="preserve"> (1)</w:t>
+              <w:t>Нормальное распределение</w:t>
             </w:r>
             <w:r>
               <w:rPr>
@@ -1428,7 +1432,7 @@
                 <w:noProof/>
                 <w:webHidden/>
               </w:rPr>
-              <w:instrText xml:space="preserve"> PAGEREF _Toc221975925 \h </w:instrText>
+              <w:instrText xml:space="preserve"> PAGEREF _Toc221975987 \h </w:instrText>
             </w:r>
             <w:r>
               <w:rPr>
@@ -1448,7 +1452,7 @@
                 <w:noProof/>
                 <w:webHidden/>
               </w:rPr>
-              <w:t>4</w:t>
+              <w:t>5</w:t>
             </w:r>
             <w:r>
               <w:rPr>
@@ -1466,10 +1470,12 @@
               <w:tab w:val="right" w:leader="dot" w:pos="9345"/>
             </w:tabs>
             <w:rPr>
+              <w:rFonts w:asciiTheme="minorHAnsi" w:eastAsiaTheme="minorEastAsia" w:hAnsiTheme="minorHAnsi" w:cstheme="minorBidi"/>
               <w:noProof/>
+              <w:lang w:eastAsia="ru-RU"/>
             </w:rPr>
           </w:pPr>
-          <w:hyperlink w:anchor="_Toc221975926" w:history="1">
+          <w:hyperlink w:anchor="_Toc221975988" w:history="1">
             <w:r>
               <w:rPr>
                 <w:rStyle w:val="a7"/>
@@ -1496,7 +1502,7 @@
                 <w:noProof/>
                 <w:webHidden/>
               </w:rPr>
-              <w:instrText xml:space="preserve"> PAGEREF _Toc221975926 \h </w:instrText>
+              <w:instrText xml:space="preserve"> PAGEREF _Toc221975988 \h </w:instrText>
             </w:r>
             <w:r>
               <w:rPr>
@@ -1516,7 +1522,7 @@
                 <w:noProof/>
                 <w:webHidden/>
               </w:rPr>
-              <w:t>4</w:t>
+              <w:t>5</w:t>
             </w:r>
             <w:r>
               <w:rPr>
@@ -1534,10 +1540,12 @@
               <w:tab w:val="right" w:leader="dot" w:pos="9345"/>
             </w:tabs>
             <w:rPr>
+              <w:rFonts w:asciiTheme="minorHAnsi" w:eastAsiaTheme="minorEastAsia" w:hAnsiTheme="minorHAnsi" w:cstheme="minorBidi"/>
               <w:noProof/>
+              <w:lang w:eastAsia="ru-RU"/>
             </w:rPr>
           </w:pPr>
-          <w:hyperlink w:anchor="_Toc221975927" w:history="1">
+          <w:hyperlink w:anchor="_Toc221975989" w:history="1">
             <w:r>
               <w:rPr>
                 <w:rStyle w:val="a7"/>
@@ -1564,7 +1572,7 @@
                 <w:noProof/>
                 <w:webHidden/>
               </w:rPr>
-              <w:instrText xml:space="preserve"> PAGEREF _Toc221975927 \h </w:instrText>
+              <w:instrText xml:space="preserve"> PAGEREF _Toc221975989 \h </w:instrText>
             </w:r>
             <w:r>
               <w:rPr>
@@ -1584,7 +1592,7 @@
                 <w:noProof/>
                 <w:webHidden/>
               </w:rPr>
-              <w:t>4</w:t>
+              <w:t>5</w:t>
             </w:r>
             <w:r>
               <w:rPr>
@@ -1602,10 +1610,12 @@
               <w:tab w:val="right" w:leader="dot" w:pos="9345"/>
             </w:tabs>
             <w:rPr>
+              <w:rFonts w:asciiTheme="minorHAnsi" w:eastAsiaTheme="minorEastAsia" w:hAnsiTheme="minorHAnsi" w:cstheme="minorBidi"/>
               <w:noProof/>
+              <w:lang w:eastAsia="ru-RU"/>
             </w:rPr>
           </w:pPr>
-          <w:hyperlink w:anchor="_Toc221975928" w:history="1">
+          <w:hyperlink w:anchor="_Toc221975990" w:history="1">
             <w:r>
               <w:rPr>
                 <w:rStyle w:val="a7"/>
@@ -1632,7 +1642,7 @@
                 <w:noProof/>
                 <w:webHidden/>
               </w:rPr>
-              <w:instrText xml:space="preserve"> PAGEREF _Toc221975928 \h </w:instrText>
+              <w:instrText xml:space="preserve"> PAGEREF _Toc221975990 \h </w:instrText>
             </w:r>
             <w:r>
               <w:rPr>
@@ -1652,7 +1662,7 @@
                 <w:noProof/>
                 <w:webHidden/>
               </w:rPr>
-              <w:t>5</w:t>
+              <w:t>6</w:t>
             </w:r>
             <w:r>
               <w:rPr>
@@ -1670,10 +1680,12 @@
               <w:tab w:val="right" w:leader="dot" w:pos="9345"/>
             </w:tabs>
             <w:rPr>
+              <w:rFonts w:asciiTheme="minorHAnsi" w:eastAsiaTheme="minorEastAsia" w:hAnsiTheme="minorHAnsi" w:cstheme="minorBidi"/>
               <w:noProof/>
+              <w:lang w:eastAsia="ru-RU"/>
             </w:rPr>
           </w:pPr>
-          <w:hyperlink w:anchor="_Toc221975929" w:history="1">
+          <w:hyperlink w:anchor="_Toc221975991" w:history="1">
             <w:r>
               <w:rPr>
                 <w:rStyle w:val="a7"/>
@@ -1700,7 +1712,7 @@
                 <w:noProof/>
                 <w:webHidden/>
               </w:rPr>
-              <w:instrText xml:space="preserve"> PAGEREF _Toc221975929 \h </w:instrText>
+              <w:instrText xml:space="preserve"> PAGEREF _Toc221975991 \h </w:instrText>
             </w:r>
             <w:r>
               <w:rPr>
@@ -1720,7 +1732,7 @@
                 <w:noProof/>
                 <w:webHidden/>
               </w:rPr>
-              <w:t>5</w:t>
+              <w:t>6</w:t>
             </w:r>
             <w:r>
               <w:rPr>
@@ -1738,10 +1750,12 @@
               <w:tab w:val="right" w:leader="dot" w:pos="9345"/>
             </w:tabs>
             <w:rPr>
+              <w:rFonts w:asciiTheme="minorHAnsi" w:eastAsiaTheme="minorEastAsia" w:hAnsiTheme="minorHAnsi" w:cstheme="minorBidi"/>
               <w:noProof/>
+              <w:lang w:eastAsia="ru-RU"/>
             </w:rPr>
           </w:pPr>
-          <w:hyperlink w:anchor="_Toc221975930" w:history="1">
+          <w:hyperlink w:anchor="_Toc221975992" w:history="1">
             <w:r>
               <w:rPr>
                 <w:rStyle w:val="a7"/>
@@ -1768,7 +1782,7 @@
                 <w:noProof/>
                 <w:webHidden/>
               </w:rPr>
-              <w:instrText xml:space="preserve"> PAGEREF _Toc221975930 \h </w:instrText>
+              <w:instrText xml:space="preserve"> PAGEREF _Toc221975992 \h </w:instrText>
             </w:r>
             <w:r>
               <w:rPr>
@@ -1788,7 +1802,7 @@
                 <w:noProof/>
                 <w:webHidden/>
               </w:rPr>
-              <w:t>5</w:t>
+              <w:t>6</w:t>
             </w:r>
             <w:r>
               <w:rPr>
@@ -1806,10 +1820,12 @@
               <w:tab w:val="right" w:leader="dot" w:pos="9345"/>
             </w:tabs>
             <w:rPr>
+              <w:rFonts w:asciiTheme="minorHAnsi" w:eastAsiaTheme="minorEastAsia" w:hAnsiTheme="minorHAnsi" w:cstheme="minorBidi"/>
               <w:noProof/>
+              <w:lang w:eastAsia="ru-RU"/>
             </w:rPr>
           </w:pPr>
-          <w:hyperlink w:anchor="_Toc221975931" w:history="1">
+          <w:hyperlink w:anchor="_Toc221975993" w:history="1">
             <w:r>
               <w:rPr>
                 <w:rStyle w:val="a7"/>
@@ -1836,7 +1852,7 @@
                 <w:noProof/>
                 <w:webHidden/>
               </w:rPr>
-              <w:instrText xml:space="preserve"> PAGEREF _Toc221975931 \h </w:instrText>
+              <w:instrText xml:space="preserve"> PAGEREF _Toc221975993 \h </w:instrText>
             </w:r>
             <w:r>
               <w:rPr>
@@ -1856,7 +1872,7 @@
                 <w:noProof/>
                 <w:webHidden/>
               </w:rPr>
-              <w:t>6</w:t>
+              <w:t>7</w:t>
             </w:r>
             <w:r>
               <w:rPr>
@@ -1874,10 +1890,12 @@
               <w:tab w:val="right" w:leader="dot" w:pos="9345"/>
             </w:tabs>
             <w:rPr>
+              <w:rFonts w:asciiTheme="minorHAnsi" w:eastAsiaTheme="minorEastAsia" w:hAnsiTheme="minorHAnsi" w:cstheme="minorBidi"/>
               <w:noProof/>
+              <w:lang w:eastAsia="ru-RU"/>
             </w:rPr>
           </w:pPr>
-          <w:hyperlink w:anchor="_Toc221975932" w:history="1">
+          <w:hyperlink w:anchor="_Toc221975994" w:history="1">
             <w:r>
               <w:rPr>
                 <w:rStyle w:val="a7"/>
@@ -1904,7 +1922,7 @@
                 <w:noProof/>
                 <w:webHidden/>
               </w:rPr>
-              <w:instrText xml:space="preserve"> PAGEREF _Toc221975932 \h </w:instrText>
+              <w:instrText xml:space="preserve"> PAGEREF _Toc221975994 \h </w:instrText>
             </w:r>
             <w:r>
               <w:rPr>
@@ -1924,7 +1942,7 @@
                 <w:noProof/>
                 <w:webHidden/>
               </w:rPr>
-              <w:t>6</w:t>
+              <w:t>7</w:t>
             </w:r>
             <w:r>
               <w:rPr>
@@ -1942,10 +1960,12 @@
               <w:tab w:val="right" w:leader="dot" w:pos="9345"/>
             </w:tabs>
             <w:rPr>
+              <w:rFonts w:asciiTheme="minorHAnsi" w:eastAsiaTheme="minorEastAsia" w:hAnsiTheme="minorHAnsi" w:cstheme="minorBidi"/>
               <w:noProof/>
+              <w:lang w:eastAsia="ru-RU"/>
             </w:rPr>
           </w:pPr>
-          <w:hyperlink w:anchor="_Toc221975933" w:history="1">
+          <w:hyperlink w:anchor="_Toc221975995" w:history="1">
             <w:r>
               <w:rPr>
                 <w:rStyle w:val="a7"/>
@@ -1972,7 +1992,7 @@
                 <w:noProof/>
                 <w:webHidden/>
               </w:rPr>
-              <w:instrText xml:space="preserve"> PAGEREF _Toc221975933 \h </w:instrText>
+              <w:instrText xml:space="preserve"> PAGEREF _Toc221975995 \h </w:instrText>
             </w:r>
             <w:r>
               <w:rPr>
@@ -1992,7 +2012,7 @@
                 <w:noProof/>
                 <w:webHidden/>
               </w:rPr>
-              <w:t>6</w:t>
+              <w:t>7</w:t>
             </w:r>
             <w:r>
               <w:rPr>
@@ -2010,10 +2030,12 @@
               <w:tab w:val="right" w:leader="dot" w:pos="9345"/>
             </w:tabs>
             <w:rPr>
+              <w:rFonts w:asciiTheme="minorHAnsi" w:eastAsiaTheme="minorEastAsia" w:hAnsiTheme="minorHAnsi" w:cstheme="minorBidi"/>
               <w:noProof/>
+              <w:lang w:eastAsia="ru-RU"/>
             </w:rPr>
           </w:pPr>
-          <w:hyperlink w:anchor="_Toc221975934" w:history="1">
+          <w:hyperlink w:anchor="_Toc221975996" w:history="1">
             <w:r>
               <w:rPr>
                 <w:rStyle w:val="a7"/>
@@ -2040,7 +2062,7 @@
                 <w:noProof/>
                 <w:webHidden/>
               </w:rPr>
-              <w:instrText xml:space="preserve"> PAGEREF _Toc221975934 \h </w:instrText>
+              <w:instrText xml:space="preserve"> PAGEREF _Toc221975996 \h </w:instrText>
             </w:r>
             <w:r>
               <w:rPr>
@@ -2060,7 +2082,7 @@
                 <w:noProof/>
                 <w:webHidden/>
               </w:rPr>
-              <w:t>7</w:t>
+              <w:t>8</w:t>
             </w:r>
             <w:r>
               <w:rPr>
@@ -2078,10 +2100,12 @@
               <w:tab w:val="right" w:leader="dot" w:pos="9345"/>
             </w:tabs>
             <w:rPr>
+              <w:rFonts w:asciiTheme="minorHAnsi" w:eastAsiaTheme="minorEastAsia" w:hAnsiTheme="minorHAnsi" w:cstheme="minorBidi"/>
               <w:noProof/>
+              <w:lang w:eastAsia="ru-RU"/>
             </w:rPr>
           </w:pPr>
-          <w:hyperlink w:anchor="_Toc221975935" w:history="1">
+          <w:hyperlink w:anchor="_Toc221975997" w:history="1">
             <w:r>
               <w:rPr>
                 <w:rStyle w:val="a7"/>
@@ -2108,7 +2132,7 @@
                 <w:noProof/>
                 <w:webHidden/>
               </w:rPr>
-              <w:instrText xml:space="preserve"> PAGEREF _Toc221975935 \h </w:instrText>
+              <w:instrText xml:space="preserve"> PAGEREF _Toc221975997 \h </w:instrText>
             </w:r>
             <w:r>
               <w:rPr>
@@ -2128,7 +2152,7 @@
                 <w:noProof/>
                 <w:webHidden/>
               </w:rPr>
-              <w:t>7</w:t>
+              <w:t>8</w:t>
             </w:r>
             <w:r>
               <w:rPr>
@@ -2146,10 +2170,12 @@
               <w:tab w:val="right" w:leader="dot" w:pos="9345"/>
             </w:tabs>
             <w:rPr>
+              <w:rFonts w:asciiTheme="minorHAnsi" w:eastAsiaTheme="minorEastAsia" w:hAnsiTheme="minorHAnsi" w:cstheme="minorBidi"/>
               <w:noProof/>
+              <w:lang w:eastAsia="ru-RU"/>
             </w:rPr>
           </w:pPr>
-          <w:hyperlink w:anchor="_Toc221975936" w:history="1">
+          <w:hyperlink w:anchor="_Toc221975998" w:history="1">
             <w:r>
               <w:rPr>
                 <w:rStyle w:val="a7"/>
@@ -2176,7 +2202,7 @@
                 <w:noProof/>
                 <w:webHidden/>
               </w:rPr>
-              <w:instrText xml:space="preserve"> PAGEREF _Toc221975936 \h </w:instrText>
+              <w:instrText xml:space="preserve"> PAGEREF _Toc221975998 \h </w:instrText>
             </w:r>
             <w:r>
               <w:rPr>
@@ -2196,7 +2222,7 @@
                 <w:noProof/>
                 <w:webHidden/>
               </w:rPr>
-              <w:t>7</w:t>
+              <w:t>8</w:t>
             </w:r>
             <w:r>
               <w:rPr>
@@ -2214,10 +2240,12 @@
               <w:tab w:val="right" w:leader="dot" w:pos="9345"/>
             </w:tabs>
             <w:rPr>
+              <w:rFonts w:asciiTheme="minorHAnsi" w:eastAsiaTheme="minorEastAsia" w:hAnsiTheme="minorHAnsi" w:cstheme="minorBidi"/>
               <w:noProof/>
+              <w:lang w:eastAsia="ru-RU"/>
             </w:rPr>
           </w:pPr>
-          <w:hyperlink w:anchor="_Toc221975937" w:history="1">
+          <w:hyperlink w:anchor="_Toc221975999" w:history="1">
             <w:r>
               <w:rPr>
                 <w:rStyle w:val="a7"/>
@@ -2244,7 +2272,7 @@
                 <w:noProof/>
                 <w:webHidden/>
               </w:rPr>
-              <w:instrText xml:space="preserve"> PAGEREF _Toc221975937 \h </w:instrText>
+              <w:instrText xml:space="preserve"> PAGEREF _Toc221975999 \h </w:instrText>
             </w:r>
             <w:r>
               <w:rPr>
@@ -2264,7 +2292,7 @@
                 <w:noProof/>
                 <w:webHidden/>
               </w:rPr>
-              <w:t>8</w:t>
+              <w:t>9</w:t>
             </w:r>
             <w:r>
               <w:rPr>
@@ -2282,10 +2310,12 @@
               <w:tab w:val="right" w:leader="dot" w:pos="9345"/>
             </w:tabs>
             <w:rPr>
+              <w:rFonts w:asciiTheme="minorHAnsi" w:eastAsiaTheme="minorEastAsia" w:hAnsiTheme="minorHAnsi" w:cstheme="minorBidi"/>
               <w:noProof/>
+              <w:lang w:eastAsia="ru-RU"/>
             </w:rPr>
           </w:pPr>
-          <w:hyperlink w:anchor="_Toc221975938" w:history="1">
+          <w:hyperlink w:anchor="_Toc221976000" w:history="1">
             <w:r>
               <w:rPr>
                 <w:rStyle w:val="a7"/>
@@ -2312,7 +2342,7 @@
                 <w:noProof/>
                 <w:webHidden/>
               </w:rPr>
-              <w:instrText xml:space="preserve"> PAGEREF _Toc221975938 \h </w:instrText>
+              <w:instrText xml:space="preserve"> PAGEREF _Toc221976000 \h </w:instrText>
             </w:r>
             <w:r>
               <w:rPr>
@@ -2332,7 +2362,7 @@
                 <w:noProof/>
                 <w:webHidden/>
               </w:rPr>
-              <w:t>8</w:t>
+              <w:t>9</w:t>
             </w:r>
             <w:r>
               <w:rPr>
@@ -2350,10 +2380,12 @@
               <w:tab w:val="right" w:leader="dot" w:pos="9345"/>
             </w:tabs>
             <w:rPr>
+              <w:rFonts w:asciiTheme="minorHAnsi" w:eastAsiaTheme="minorEastAsia" w:hAnsiTheme="minorHAnsi" w:cstheme="minorBidi"/>
               <w:noProof/>
+              <w:lang w:eastAsia="ru-RU"/>
             </w:rPr>
           </w:pPr>
-          <w:hyperlink w:anchor="_Toc221975939" w:history="1">
+          <w:hyperlink w:anchor="_Toc221976001" w:history="1">
             <w:r>
               <w:rPr>
                 <w:rStyle w:val="a7"/>
@@ -2380,7 +2412,7 @@
                 <w:noProof/>
                 <w:webHidden/>
               </w:rPr>
-              <w:instrText xml:space="preserve"> PAGEREF _Toc221975939 \h </w:instrText>
+              <w:instrText xml:space="preserve"> PAGEREF _Toc221976001 \h </w:instrText>
             </w:r>
             <w:r>
               <w:rPr>
@@ -2400,7 +2432,7 @@
                 <w:noProof/>
                 <w:webHidden/>
               </w:rPr>
-              <w:t>8</w:t>
+              <w:t>9</w:t>
             </w:r>
             <w:r>
               <w:rPr>
@@ -2418,10 +2450,12 @@
               <w:tab w:val="right" w:leader="dot" w:pos="9345"/>
             </w:tabs>
             <w:rPr>
+              <w:rFonts w:asciiTheme="minorHAnsi" w:eastAsiaTheme="minorEastAsia" w:hAnsiTheme="minorHAnsi" w:cstheme="minorBidi"/>
               <w:noProof/>
+              <w:lang w:val="en-US" w:eastAsia="ru-RU"/>
             </w:rPr>
           </w:pPr>
-          <w:hyperlink w:anchor="_Toc221975940" w:history="1">
+          <w:hyperlink w:anchor="_Toc221976002" w:history="1">
             <w:r>
               <w:rPr>
                 <w:rStyle w:val="a7"/>
@@ -2456,7 +2490,7 @@
                 <w:noProof/>
                 <w:webHidden/>
               </w:rPr>
-              <w:instrText xml:space="preserve"> PAGEREF _Toc221975940 \h </w:instrText>
+              <w:instrText xml:space="preserve"> PAGEREF _Toc221976002 \h </w:instrText>
             </w:r>
             <w:r>
               <w:rPr>
@@ -2476,7 +2510,7 @@
                 <w:noProof/>
                 <w:webHidden/>
               </w:rPr>
-              <w:t>9</w:t>
+              <w:t>10</w:t>
             </w:r>
             <w:r>
               <w:rPr>
@@ -2494,10 +2528,12 @@
               <w:tab w:val="right" w:leader="dot" w:pos="9345"/>
             </w:tabs>
             <w:rPr>
+              <w:rFonts w:asciiTheme="minorHAnsi" w:eastAsiaTheme="minorEastAsia" w:hAnsiTheme="minorHAnsi" w:cstheme="minorBidi"/>
               <w:noProof/>
+              <w:lang w:eastAsia="ru-RU"/>
             </w:rPr>
           </w:pPr>
-          <w:hyperlink w:anchor="_Toc221975941" w:history="1">
+          <w:hyperlink w:anchor="_Toc221976003" w:history="1">
             <w:r>
               <w:rPr>
                 <w:rStyle w:val="a7"/>
@@ -2524,7 +2560,7 @@
                 <w:noProof/>
                 <w:webHidden/>
               </w:rPr>
-              <w:instrText xml:space="preserve"> PAGEREF _Toc221975941 \h </w:instrText>
+              <w:instrText xml:space="preserve"> PAGEREF _Toc221976003 \h </w:instrText>
             </w:r>
             <w:r>
               <w:rPr>
@@ -2544,7 +2580,7 @@
                 <w:noProof/>
                 <w:webHidden/>
               </w:rPr>
-              <w:t>9</w:t>
+              <w:t>10</w:t>
             </w:r>
             <w:r>
               <w:rPr>
@@ -2562,10 +2598,12 @@
               <w:tab w:val="right" w:leader="dot" w:pos="9345"/>
             </w:tabs>
             <w:rPr>
+              <w:rFonts w:asciiTheme="minorHAnsi" w:eastAsiaTheme="minorEastAsia" w:hAnsiTheme="minorHAnsi" w:cstheme="minorBidi"/>
               <w:noProof/>
+              <w:lang w:eastAsia="ru-RU"/>
             </w:rPr>
           </w:pPr>
-          <w:hyperlink w:anchor="_Toc221975942" w:history="1">
+          <w:hyperlink w:anchor="_Toc221976004" w:history="1">
             <w:r>
               <w:rPr>
                 <w:rStyle w:val="a7"/>
@@ -2592,7 +2630,7 @@
                 <w:noProof/>
                 <w:webHidden/>
               </w:rPr>
-              <w:instrText xml:space="preserve"> PAGEREF _Toc221975942 \h </w:instrText>
+              <w:instrText xml:space="preserve"> PAGEREF _Toc221976004 \h </w:instrText>
             </w:r>
             <w:r>
               <w:rPr>
@@ -2612,7 +2650,7 @@
                 <w:noProof/>
                 <w:webHidden/>
               </w:rPr>
-              <w:t>10</w:t>
+              <w:t>11</w:t>
             </w:r>
             <w:r>
               <w:rPr>
@@ -2630,10 +2668,12 @@
               <w:tab w:val="right" w:leader="dot" w:pos="9345"/>
             </w:tabs>
             <w:rPr>
+              <w:rFonts w:asciiTheme="minorHAnsi" w:eastAsiaTheme="minorEastAsia" w:hAnsiTheme="minorHAnsi" w:cstheme="minorBidi"/>
               <w:noProof/>
+              <w:lang w:eastAsia="ru-RU"/>
             </w:rPr>
           </w:pPr>
-          <w:hyperlink w:anchor="_Toc221975943" w:history="1">
+          <w:hyperlink w:anchor="_Toc221976005" w:history="1">
             <w:r>
               <w:rPr>
                 <w:rStyle w:val="a7"/>
@@ -2660,7 +2700,7 @@
                 <w:noProof/>
                 <w:webHidden/>
               </w:rPr>
-              <w:instrText xml:space="preserve"> PAGEREF _Toc221975943 \h </w:instrText>
+              <w:instrText xml:space="preserve"> PAGEREF _Toc221976005 \h </w:instrText>
             </w:r>
             <w:r>
               <w:rPr>
@@ -2680,7 +2720,7 @@
                 <w:noProof/>
                 <w:webHidden/>
               </w:rPr>
-              <w:t>10</w:t>
+              <w:t>11</w:t>
             </w:r>
             <w:r>
               <w:rPr>
@@ -2784,7 +2824,7 @@
       <w:pPr>
         <w:pStyle w:val="1"/>
       </w:pPr>
-      <w:bookmarkStart w:id="0" w:name="_Toc221975917"/>
+      <w:bookmarkStart w:id="0" w:name="_Toc221975979"/>
       <w:r>
         <w:lastRenderedPageBreak/>
         <w:t>Формулировка задачи</w:t>
@@ -2796,7 +2836,7 @@
         <w:pStyle w:val="2"/>
         <w:ind w:firstLine="708"/>
       </w:pPr>
-      <w:bookmarkStart w:id="1" w:name="_Toc221975918"/>
+      <w:bookmarkStart w:id="1" w:name="_Toc221975980"/>
       <w:r>
         <w:t>Цели</w:t>
       </w:r>
@@ -2824,7 +2864,7 @@
         <w:pStyle w:val="2"/>
         <w:ind w:firstLine="708"/>
       </w:pPr>
-      <w:bookmarkStart w:id="2" w:name="_Toc221975919"/>
+      <w:bookmarkStart w:id="2" w:name="_Toc221975981"/>
       <w:r>
         <w:t>Задачи</w:t>
       </w:r>
@@ -2872,7 +2912,7 @@
       <w:pPr>
         <w:pStyle w:val="1"/>
       </w:pPr>
-      <w:bookmarkStart w:id="3" w:name="_Toc221975920"/>
+      <w:bookmarkStart w:id="3" w:name="_Toc221975982"/>
       <w:r>
         <w:t>Теоретическая часть</w:t>
       </w:r>
@@ -2883,7 +2923,7 @@
         <w:pStyle w:val="2"/>
         <w:ind w:firstLine="708"/>
       </w:pPr>
-      <w:bookmarkStart w:id="4" w:name="_Toc221975921"/>
+      <w:bookmarkStart w:id="4" w:name="_Toc221975983"/>
       <w:r>
         <w:t>Используемые распределения</w:t>
       </w:r>
@@ -4169,7 +4209,7 @@
           <w:rFonts w:eastAsia="Calibri Light"/>
         </w:rPr>
       </w:pPr>
-      <w:bookmarkStart w:id="5" w:name="_Toc221975922"/>
+      <w:bookmarkStart w:id="5" w:name="_Toc221975984"/>
       <w:r>
         <w:rPr>
           <w:rFonts w:eastAsia="Calibri Light"/>
@@ -5071,7 +5111,7 @@
           <w:rFonts w:eastAsia="Calibri Light"/>
         </w:rPr>
       </w:pPr>
-      <w:bookmarkStart w:id="6" w:name="_Toc221975923"/>
+      <w:bookmarkStart w:id="6" w:name="_Toc221975985"/>
       <w:r>
         <w:rPr>
           <w:rFonts w:eastAsia="Calibri Light"/>
@@ -5189,12 +5229,14 @@
         </w:rPr>
         <w:t xml:space="preserve">: </w:t>
       </w:r>
+      <w:proofErr w:type="spellStart"/>
       <w:r>
         <w:rPr>
           <w:lang w:val="en-US"/>
         </w:rPr>
         <w:t>numpy</w:t>
       </w:r>
+      <w:proofErr w:type="spellEnd"/>
       <w:r>
         <w:rPr>
           <w:lang w:val="en-US"/>
@@ -5205,16 +5247,26 @@
         <w:rPr>
           <w:lang w:val="en-US"/>
         </w:rPr>
-        <w:t>matplotlib, scipy</w:t>
-      </w:r>
+        <w:t xml:space="preserve">matplotlib, </w:t>
+      </w:r>
+      <w:proofErr w:type="spellStart"/>
+      <w:r>
+        <w:rPr>
+          <w:lang w:val="en-US"/>
+        </w:rPr>
+        <w:t>scipy</w:t>
+      </w:r>
+      <w:proofErr w:type="spellEnd"/>
     </w:p>
     <w:p>
       <w:r>
         <w:t xml:space="preserve">В файле </w:t>
       </w:r>
+      <w:proofErr w:type="spellStart"/>
       <w:r>
         <w:t>requirements</w:t>
       </w:r>
+      <w:proofErr w:type="spellEnd"/>
       <w:r>
         <w:t>.</w:t>
       </w:r>
@@ -5350,6 +5402,7 @@
       <w:r>
         <w:t>_</w:t>
       </w:r>
+      <w:proofErr w:type="gramStart"/>
       <w:r>
         <w:rPr>
           <w:lang w:val="en-US"/>
@@ -5359,6 +5412,7 @@
       <w:r>
         <w:t>(</w:t>
       </w:r>
+      <w:proofErr w:type="gramEnd"/>
       <w:r>
         <w:rPr>
           <w:lang w:val="en-US"/>
@@ -5496,6 +5550,7 @@
       <w:r>
         <w:t>_</w:t>
       </w:r>
+      <w:proofErr w:type="gramStart"/>
       <w:r>
         <w:rPr>
           <w:lang w:val="en-US"/>
@@ -5505,6 +5560,7 @@
       <w:r>
         <w:t>(</w:t>
       </w:r>
+      <w:proofErr w:type="gramEnd"/>
       <w:r>
         <w:rPr>
           <w:lang w:val="en-US"/>
@@ -5622,8 +5678,13 @@
       <w:r>
         <w:t xml:space="preserve"> – </w:t>
       </w:r>
-      <w:r>
-        <w:t>массив состоящий из массивов данных для каждой выборки</w:t>
+      <w:proofErr w:type="gramStart"/>
+      <w:r>
+        <w:t>массив</w:t>
+      </w:r>
+      <w:proofErr w:type="gramEnd"/>
+      <w:r>
+        <w:t xml:space="preserve"> состоящий из массивов данных для каждой выборки</w:t>
       </w:r>
       <w:r>
         <w:t xml:space="preserve">, </w:t>
@@ -5803,9 +5864,11 @@
       <w:r>
         <w:t xml:space="preserve"> </w:t>
       </w:r>
+      <w:proofErr w:type="spellStart"/>
       <w:r>
         <w:t>распределния</w:t>
       </w:r>
+      <w:proofErr w:type="spellEnd"/>
       <w:r>
         <w:t xml:space="preserve"> (6)-(10), </w:t>
       </w:r>
@@ -5883,6 +5946,7 @@
       <w:r>
         <w:t>_</w:t>
       </w:r>
+      <w:proofErr w:type="gramStart"/>
       <w:r>
         <w:rPr>
           <w:lang w:val="en-US"/>
@@ -5892,12 +5956,15 @@
       <w:r>
         <w:t>(</w:t>
       </w:r>
+      <w:proofErr w:type="spellStart"/>
+      <w:proofErr w:type="gramEnd"/>
       <w:r>
         <w:rPr>
           <w:lang w:val="en-US"/>
         </w:rPr>
         <w:t>dist</w:t>
       </w:r>
+      <w:proofErr w:type="spellEnd"/>
       <w:r>
         <w:t>_</w:t>
       </w:r>
@@ -5967,12 +6034,14 @@
       <w:r>
         <w:t xml:space="preserve">: </w:t>
       </w:r>
+      <w:proofErr w:type="spellStart"/>
       <w:r>
         <w:rPr>
           <w:lang w:val="en-US"/>
         </w:rPr>
         <w:t>dist</w:t>
       </w:r>
+      <w:proofErr w:type="spellEnd"/>
       <w:r>
         <w:t>_</w:t>
       </w:r>
@@ -6205,7 +6274,7 @@
           <w:lang w:val="en-US"/>
         </w:rPr>
       </w:pPr>
-      <w:bookmarkStart w:id="7" w:name="_Toc221975924"/>
+      <w:bookmarkStart w:id="7" w:name="_Toc221975986"/>
       <w:r>
         <w:lastRenderedPageBreak/>
         <w:t>Результаты</w:t>
@@ -6222,7 +6291,7 @@
       <w:pPr>
         <w:pStyle w:val="2"/>
       </w:pPr>
-      <w:bookmarkStart w:id="8" w:name="_Toc221975925"/>
+      <w:bookmarkStart w:id="8" w:name="_Toc221975987"/>
       <w:r>
         <w:t>Нормальное распределение</w:t>
       </w:r>
@@ -6232,7 +6301,7 @@
       <w:pPr>
         <w:pStyle w:val="3"/>
       </w:pPr>
-      <w:bookmarkStart w:id="9" w:name="_Toc221975926"/>
+      <w:bookmarkStart w:id="9" w:name="_Toc221975988"/>
       <w:r>
         <w:t>Характеристики</w:t>
       </w:r>
@@ -6293,7 +6362,7 @@
       <w:pPr>
         <w:pStyle w:val="3"/>
       </w:pPr>
-      <w:bookmarkStart w:id="10" w:name="_Toc221975927"/>
+      <w:bookmarkStart w:id="10" w:name="_Toc221975989"/>
       <w:r>
         <w:t>Гистограммы</w:t>
       </w:r>
@@ -6365,7 +6434,7 @@
       <w:pPr>
         <w:pStyle w:val="2"/>
       </w:pPr>
-      <w:bookmarkStart w:id="11" w:name="_Toc221975928"/>
+      <w:bookmarkStart w:id="11" w:name="_Toc221975990"/>
       <w:r>
         <w:lastRenderedPageBreak/>
         <w:t>Распределение Коши</w:t>
@@ -6376,7 +6445,7 @@
       <w:pPr>
         <w:pStyle w:val="3"/>
       </w:pPr>
-      <w:bookmarkStart w:id="12" w:name="_Toc221975929"/>
+      <w:bookmarkStart w:id="12" w:name="_Toc221975991"/>
       <w:r>
         <w:t>Характеристики</w:t>
       </w:r>
@@ -6442,7 +6511,7 @@
       <w:pPr>
         <w:pStyle w:val="3"/>
       </w:pPr>
-      <w:bookmarkStart w:id="13" w:name="_Toc221975930"/>
+      <w:bookmarkStart w:id="13" w:name="_Toc221975992"/>
       <w:r>
         <w:t>Гистограммы</w:t>
       </w:r>
@@ -6456,7 +6525,15 @@
         <w:t xml:space="preserve">[-3000;3000], </w:t>
       </w:r>
       <w:r>
-        <w:t>из-за чего масшатб картинки изменяется в худшую сторону). При подсчёте характеристик в общем случае обрезка не выполнялась.</w:t>
+        <w:t xml:space="preserve">из-за чего </w:t>
+      </w:r>
+      <w:proofErr w:type="spellStart"/>
+      <w:r>
+        <w:t>масшатб</w:t>
+      </w:r>
+      <w:proofErr w:type="spellEnd"/>
+      <w:r>
+        <w:t xml:space="preserve"> картинки изменяется в худшую сторону). При подсчёте характеристик в общем случае обрезка не выполнялась.</w:t>
       </w:r>
     </w:p>
     <w:p>
@@ -6529,7 +6606,7 @@
       <w:pPr>
         <w:pStyle w:val="2"/>
       </w:pPr>
-      <w:bookmarkStart w:id="14" w:name="_Toc221975931"/>
+      <w:bookmarkStart w:id="14" w:name="_Toc221975993"/>
       <w:r>
         <w:lastRenderedPageBreak/>
         <w:t xml:space="preserve">Распределение </w:t>
@@ -6543,7 +6620,7 @@
       <w:pPr>
         <w:pStyle w:val="3"/>
       </w:pPr>
-      <w:bookmarkStart w:id="15" w:name="_Toc221975932"/>
+      <w:bookmarkStart w:id="15" w:name="_Toc221975994"/>
       <w:r>
         <w:t>Характеристики</w:t>
       </w:r>
@@ -6612,7 +6689,7 @@
       <w:pPr>
         <w:pStyle w:val="3"/>
       </w:pPr>
-      <w:bookmarkStart w:id="16" w:name="_Toc221975933"/>
+      <w:bookmarkStart w:id="16" w:name="_Toc221975995"/>
       <w:r>
         <w:t>Гистограммы</w:t>
       </w:r>
@@ -6682,7 +6759,7 @@
       <w:pPr>
         <w:pStyle w:val="2"/>
       </w:pPr>
-      <w:bookmarkStart w:id="17" w:name="_Toc221975934"/>
+      <w:bookmarkStart w:id="17" w:name="_Toc221975996"/>
       <w:r>
         <w:lastRenderedPageBreak/>
         <w:t xml:space="preserve">Распределение </w:t>
@@ -6696,7 +6773,7 @@
       <w:pPr>
         <w:pStyle w:val="3"/>
       </w:pPr>
-      <w:bookmarkStart w:id="18" w:name="_Toc221975935"/>
+      <w:bookmarkStart w:id="18" w:name="_Toc221975997"/>
       <w:r>
         <w:t>Характеристики</w:t>
       </w:r>
@@ -6765,7 +6842,7 @@
       <w:pPr>
         <w:pStyle w:val="3"/>
       </w:pPr>
-      <w:bookmarkStart w:id="19" w:name="_Toc221975936"/>
+      <w:bookmarkStart w:id="19" w:name="_Toc221975998"/>
       <w:r>
         <w:t>Гистограммы</w:t>
       </w:r>
@@ -6834,7 +6911,7 @@
       <w:pPr>
         <w:pStyle w:val="2"/>
       </w:pPr>
-      <w:bookmarkStart w:id="20" w:name="_Toc221975937"/>
+      <w:bookmarkStart w:id="20" w:name="_Toc221975999"/>
       <w:r>
         <w:lastRenderedPageBreak/>
         <w:t xml:space="preserve">Распределение </w:t>
@@ -6848,7 +6925,7 @@
       <w:pPr>
         <w:pStyle w:val="3"/>
       </w:pPr>
-      <w:bookmarkStart w:id="21" w:name="_Toc221975938"/>
+      <w:bookmarkStart w:id="21" w:name="_Toc221976000"/>
       <w:r>
         <w:t>Характеристики</w:t>
       </w:r>
@@ -6923,7 +7000,7 @@
       <w:pPr>
         <w:pStyle w:val="3"/>
       </w:pPr>
-      <w:bookmarkStart w:id="22" w:name="_Toc221975939"/>
+      <w:bookmarkStart w:id="22" w:name="_Toc221976001"/>
       <w:r>
         <w:t>Гистограммы</w:t>
       </w:r>
@@ -6996,7 +7073,7 @@
           <w:lang w:val="en-US"/>
         </w:rPr>
       </w:pPr>
-      <w:bookmarkStart w:id="23" w:name="_Toc221975940"/>
+      <w:bookmarkStart w:id="23" w:name="_Toc221976002"/>
       <w:r>
         <w:lastRenderedPageBreak/>
         <w:t>Обсуждение</w:t>
@@ -7157,12 +7234,14 @@
       <w:r>
         <w:t xml:space="preserve">а именно выборочное среднее и </w:t>
       </w:r>
+      <w:proofErr w:type="spellStart"/>
       <w:r>
         <w:rPr>
           <w:lang w:val="en-US"/>
         </w:rPr>
         <w:t>zR</w:t>
       </w:r>
+      <w:proofErr w:type="spellEnd"/>
       <w:r>
         <w:t xml:space="preserve">, </w:t>
       </w:r>
@@ -7193,12 +7272,14 @@
       <w:r>
         <w:t xml:space="preserve">из-за чего </w:t>
       </w:r>
+      <w:proofErr w:type="spellStart"/>
       <w:r>
         <w:rPr>
           <w:lang w:val="en-US"/>
         </w:rPr>
         <w:t>zR</w:t>
       </w:r>
+      <w:proofErr w:type="spellEnd"/>
       <w:r>
         <w:t xml:space="preserve"> </w:t>
       </w:r>
@@ -7250,12 +7331,14 @@
       <w:r>
         <w:t xml:space="preserve">наилучший результат сходимости дисперсии и среднего имеет медиана для всех выборок. Дисперсия </w:t>
       </w:r>
+      <w:proofErr w:type="spellStart"/>
       <w:r>
         <w:rPr>
           <w:lang w:val="en-US"/>
         </w:rPr>
         <w:t>zR</w:t>
       </w:r>
+      <w:proofErr w:type="spellEnd"/>
       <w:r>
         <w:t xml:space="preserve"> </w:t>
       </w:r>
@@ -7280,12 +7363,14 @@
       <w:r>
         <w:t xml:space="preserve">Распределение Пуассона – </w:t>
       </w:r>
+      <w:proofErr w:type="spellStart"/>
       <w:r>
         <w:rPr>
           <w:lang w:val="en-US"/>
         </w:rPr>
         <w:t>zR</w:t>
       </w:r>
+      <w:proofErr w:type="spellEnd"/>
       <w:r>
         <w:t xml:space="preserve"> </w:t>
       </w:r>
@@ -7349,12 +7434,14 @@
       <w:r>
         <w:t xml:space="preserve">дисперсия медианы и </w:t>
       </w:r>
+      <w:proofErr w:type="spellStart"/>
       <w:r>
         <w:rPr>
           <w:lang w:val="en-US"/>
         </w:rPr>
         <w:t>zQ</w:t>
       </w:r>
+      <w:proofErr w:type="spellEnd"/>
       <w:r>
         <w:t xml:space="preserve"> </w:t>
       </w:r>
@@ -7364,11 +7451,19 @@
       <w:r>
         <w:t xml:space="preserve"> Лучше всего себя показывает </w:t>
       </w:r>
-      <w:r>
-        <w:rPr>
-          <w:lang w:val="en-US"/>
-        </w:rPr>
-        <w:t>zQ.</w:t>
+      <w:proofErr w:type="spellStart"/>
+      <w:r>
+        <w:rPr>
+          <w:lang w:val="en-US"/>
+        </w:rPr>
+        <w:t>zQ</w:t>
+      </w:r>
+      <w:proofErr w:type="spellEnd"/>
+      <w:r>
+        <w:rPr>
+          <w:lang w:val="en-US"/>
+        </w:rPr>
+        <w:t>.</w:t>
       </w:r>
       <w:r>
         <w:t xml:space="preserve"> Также с ростом </w:t>
@@ -7395,12 +7490,14 @@
       <w:r>
         <w:t xml:space="preserve">Равномерное распределение – все характеристики стремятся к теоретическому среднему 0.0. Лучше всего себя показывает </w:t>
       </w:r>
+      <w:proofErr w:type="spellStart"/>
       <w:r>
         <w:rPr>
           <w:lang w:val="en-US"/>
         </w:rPr>
         <w:t>zR</w:t>
       </w:r>
+      <w:proofErr w:type="spellEnd"/>
       <w:r>
         <w:t xml:space="preserve">, </w:t>
       </w:r>
@@ -7448,7 +7545,7 @@
           <w:lang w:val="en-US"/>
         </w:rPr>
       </w:pPr>
-      <w:bookmarkStart w:id="24" w:name="_Toc221975941"/>
+      <w:bookmarkStart w:id="24" w:name="_Toc221976003"/>
       <w:r>
         <w:rPr>
           <w:rStyle w:val="10"/>
@@ -7524,24 +7621,28 @@
       <w:r>
         <w:t xml:space="preserve">кроме выборочного среднего и </w:t>
       </w:r>
+      <w:proofErr w:type="spellStart"/>
       <w:r>
         <w:rPr>
           <w:lang w:val="en-US"/>
         </w:rPr>
         <w:t>zR</w:t>
       </w:r>
+      <w:proofErr w:type="spellEnd"/>
       <w:r>
         <w:t xml:space="preserve"> </w:t>
       </w:r>
       <w:r>
         <w:t xml:space="preserve">для Коши и </w:t>
       </w:r>
+      <w:proofErr w:type="spellStart"/>
       <w:r>
         <w:rPr>
           <w:lang w:val="en-US"/>
         </w:rPr>
         <w:t>zR</w:t>
       </w:r>
+      <w:proofErr w:type="spellEnd"/>
       <w:r>
         <w:t xml:space="preserve"> </w:t>
       </w:r>
@@ -7630,12 +7731,14 @@
       <w:r>
         <w:t xml:space="preserve">при больших </w:t>
       </w:r>
+      <w:proofErr w:type="spellStart"/>
       <w:r>
         <w:rPr>
           <w:lang w:val="en-US"/>
         </w:rPr>
         <w:t>zQ</w:t>
       </w:r>
+      <w:proofErr w:type="spellEnd"/>
       <w:r>
         <w:t xml:space="preserve"> (</w:t>
       </w:r>
@@ -7663,12 +7766,14 @@
       <w:r>
         <w:t xml:space="preserve">Для равномерного распределения лучшая характеристика – </w:t>
       </w:r>
+      <w:proofErr w:type="spellStart"/>
       <w:r>
         <w:rPr>
           <w:lang w:val="en-US"/>
         </w:rPr>
         <w:t>zR</w:t>
       </w:r>
+      <w:proofErr w:type="spellEnd"/>
       <w:r>
         <w:t xml:space="preserve"> (</w:t>
       </w:r>
@@ -7681,7 +7786,7 @@
       <w:pPr>
         <w:pStyle w:val="1"/>
       </w:pPr>
-      <w:bookmarkStart w:id="25" w:name="_Toc221975942"/>
+      <w:bookmarkStart w:id="25" w:name="_Toc221976004"/>
       <w:r>
         <w:t>Список литературы</w:t>
       </w:r>
@@ -7689,7 +7794,23 @@
     </w:p>
     <w:p>
       <w:r>
-        <w:t>Ширяев А. Н. Вероятность. Кн. 1. Элементарная теория вероятностей. Математические основания. Предельные теоремы / А. Н. Ширяев. — 4-е изд., перераб. и доп. — Москва : МЦНМО, 2007</w:t>
+        <w:t xml:space="preserve">Ширяев А. Н. Вероятность. Кн. 1. Элементарная теория вероятностей. Математические основания. Предельные теоремы / А. Н. Ширяев. — 4-е изд., </w:t>
+      </w:r>
+      <w:proofErr w:type="spellStart"/>
+      <w:r>
+        <w:t>перераб</w:t>
+      </w:r>
+      <w:proofErr w:type="spellEnd"/>
+      <w:r>
+        <w:t xml:space="preserve">. и доп. — </w:t>
+      </w:r>
+      <w:proofErr w:type="gramStart"/>
+      <w:r>
+        <w:t>Москва :</w:t>
+      </w:r>
+      <w:proofErr w:type="gramEnd"/>
+      <w:r>
+        <w:t xml:space="preserve"> МЦНМО, 2007</w:t>
       </w:r>
       <w:r>
         <w:t>.</w:t>
@@ -7699,7 +7820,7 @@
       <w:pPr>
         <w:pStyle w:val="1"/>
       </w:pPr>
-      <w:bookmarkStart w:id="26" w:name="_Toc221975943"/>
+      <w:bookmarkStart w:id="26" w:name="_Toc221976005"/>
       <w:r>
         <w:t>Приложения</w:t>
       </w:r>
@@ -7727,12 +7848,14 @@
       <w:r>
         <w:t>://</w:t>
       </w:r>
+      <w:proofErr w:type="spellStart"/>
       <w:r>
         <w:rPr>
           <w:lang w:val="en-US"/>
         </w:rPr>
         <w:t>github</w:t>
       </w:r>
+      <w:proofErr w:type="spellEnd"/>
       <w:r>
         <w:t>.</w:t>
       </w:r>
@@ -7754,12 +7877,14 @@
       <w:r>
         <w:t>/</w:t>
       </w:r>
+      <w:proofErr w:type="spellStart"/>
       <w:r>
         <w:rPr>
           <w:lang w:val="en-US"/>
         </w:rPr>
         <w:t>MathStatLabs</w:t>
       </w:r>
+      <w:proofErr w:type="spellEnd"/>
       <w:r>
         <w:t>_2026/</w:t>
       </w:r>

--- a/ОтчётИсходник.docx
+++ b/ОтчётИсходник.docx
@@ -404,14 +404,7 @@
           <w:rFonts w:asciiTheme="minorHAnsi" w:hAnsiTheme="minorHAnsi" w:cstheme="minorHAnsi"/>
           <w:sz w:val="32"/>
         </w:rPr>
-        <w:t>1</w:t>
-      </w:r>
-      <w:r>
-        <w:rPr>
-          <w:rFonts w:asciiTheme="minorHAnsi" w:hAnsiTheme="minorHAnsi" w:cstheme="minorHAnsi"/>
-          <w:sz w:val="32"/>
-        </w:rPr>
-        <w:t>,2</w:t>
+        <w:t>3</w:t>
       </w:r>
     </w:p>
     <w:p>
@@ -422,6 +415,7 @@
         <w:rPr>
           <w:rFonts w:asciiTheme="minorHAnsi" w:hAnsiTheme="minorHAnsi" w:cstheme="minorHAnsi"/>
           <w:sz w:val="32"/>
+          <w:szCs w:val="32"/>
         </w:rPr>
       </w:pPr>
       <w:r>
@@ -429,6 +423,7 @@
           <w:rFonts w:asciiTheme="minorHAnsi" w:hAnsiTheme="minorHAnsi" w:cstheme="minorHAnsi"/>
           <w:spacing w:val="-5"/>
           <w:sz w:val="32"/>
+          <w:szCs w:val="32"/>
         </w:rPr>
         <w:t xml:space="preserve"> </w:t>
       </w:r>
@@ -436,20 +431,51 @@
         <w:rPr>
           <w:rFonts w:asciiTheme="minorHAnsi" w:hAnsiTheme="minorHAnsi" w:cstheme="minorHAnsi"/>
           <w:sz w:val="32"/>
+          <w:szCs w:val="32"/>
         </w:rPr>
         <w:t>"</w:t>
       </w:r>
-      <w:r>
-        <w:rPr>
-          <w:rFonts w:asciiTheme="minorHAnsi" w:hAnsiTheme="minorHAnsi" w:cstheme="minorHAnsi"/>
-          <w:sz w:val="32"/>
-        </w:rPr>
-        <w:t>Гистограммы и характеристики распределений</w:t>
-      </w:r>
-      <w:r>
-        <w:rPr>
-          <w:rFonts w:asciiTheme="minorHAnsi" w:hAnsiTheme="minorHAnsi" w:cstheme="minorHAnsi"/>
-          <w:sz w:val="32"/>
+      <w:proofErr w:type="spellStart"/>
+      <w:r>
+        <w:rPr>
+          <w:rFonts w:asciiTheme="minorHAnsi" w:hAnsiTheme="minorHAnsi" w:cstheme="minorHAnsi"/>
+          <w:sz w:val="32"/>
+          <w:szCs w:val="32"/>
+        </w:rPr>
+        <w:t>Боксплот</w:t>
+      </w:r>
+      <w:proofErr w:type="spellEnd"/>
+      <w:r>
+        <w:rPr>
+          <w:rFonts w:asciiTheme="minorHAnsi" w:hAnsiTheme="minorHAnsi" w:cstheme="minorHAnsi"/>
+          <w:sz w:val="32"/>
+          <w:szCs w:val="32"/>
+        </w:rPr>
+        <w:t xml:space="preserve"> </w:t>
+      </w:r>
+      <w:proofErr w:type="spellStart"/>
+      <w:r>
+        <w:rPr>
+          <w:rFonts w:asciiTheme="minorHAnsi" w:hAnsiTheme="minorHAnsi" w:cstheme="minorHAnsi"/>
+          <w:sz w:val="32"/>
+          <w:szCs w:val="32"/>
+        </w:rPr>
+        <w:t>Тьюки</w:t>
+      </w:r>
+      <w:proofErr w:type="spellEnd"/>
+      <w:r>
+        <w:rPr>
+          <w:rFonts w:asciiTheme="minorHAnsi" w:hAnsiTheme="minorHAnsi" w:cstheme="minorHAnsi"/>
+          <w:sz w:val="32"/>
+          <w:szCs w:val="32"/>
+        </w:rPr>
+        <w:t xml:space="preserve"> и анализ выбросов</w:t>
+      </w:r>
+      <w:r>
+        <w:rPr>
+          <w:rFonts w:asciiTheme="minorHAnsi" w:hAnsiTheme="minorHAnsi" w:cstheme="minorHAnsi"/>
+          <w:sz w:val="32"/>
+          <w:szCs w:val="32"/>
         </w:rPr>
         <w:t>"</w:t>
       </w:r>
@@ -790,6 +816,13 @@
     </w:p>
     <w:sdt>
       <w:sdtPr>
+        <w:rPr>
+          <w:rFonts w:ascii="Calibri Light" w:eastAsia="Calibri Light" w:hAnsi="Calibri Light" w:cs="Calibri Light"/>
+          <w:color w:val="auto"/>
+          <w:sz w:val="22"/>
+          <w:szCs w:val="22"/>
+          <w:lang w:eastAsia="en-US"/>
+        </w:rPr>
         <w:id w:val="1245993362"/>
         <w:docPartObj>
           <w:docPartGallery w:val="Table of Contents"/>
@@ -798,13 +831,8 @@
       </w:sdtPr>
       <w:sdtEndPr>
         <w:rPr>
-          <w:rFonts w:ascii="Calibri Light" w:eastAsia="Calibri Light" w:hAnsi="Calibri Light" w:cs="Calibri Light"/>
           <w:b/>
           <w:bCs/>
-          <w:color w:val="auto"/>
-          <w:sz w:val="22"/>
-          <w:szCs w:val="22"/>
-          <w:lang w:eastAsia="en-US"/>
         </w:rPr>
       </w:sdtEndPr>
       <w:sdtContent>
@@ -837,7 +865,7 @@
           <w:r>
             <w:fldChar w:fldCharType="separate"/>
           </w:r>
-          <w:hyperlink w:anchor="_Toc221975979" w:history="1">
+          <w:hyperlink w:anchor="_Toc222180066" w:history="1">
             <w:r>
               <w:rPr>
                 <w:rStyle w:val="a7"/>
@@ -864,7 +892,7 @@
                 <w:noProof/>
                 <w:webHidden/>
               </w:rPr>
-              <w:instrText xml:space="preserve"> PAGEREF _Toc221975979 \h </w:instrText>
+              <w:instrText xml:space="preserve"> PAGEREF _Toc222180066 \h </w:instrText>
             </w:r>
             <w:r>
               <w:rPr>
@@ -907,7 +935,7 @@
               <w:lang w:eastAsia="ru-RU"/>
             </w:rPr>
           </w:pPr>
-          <w:hyperlink w:anchor="_Toc221975980" w:history="1">
+          <w:hyperlink w:anchor="_Toc222180067" w:history="1">
             <w:r>
               <w:rPr>
                 <w:rStyle w:val="a7"/>
@@ -934,7 +962,7 @@
                 <w:noProof/>
                 <w:webHidden/>
               </w:rPr>
-              <w:instrText xml:space="preserve"> PAGEREF _Toc221975980 \h </w:instrText>
+              <w:instrText xml:space="preserve"> PAGEREF _Toc222180067 \h </w:instrText>
             </w:r>
             <w:r>
               <w:rPr>
@@ -977,7 +1005,7 @@
               <w:lang w:eastAsia="ru-RU"/>
             </w:rPr>
           </w:pPr>
-          <w:hyperlink w:anchor="_Toc221975981" w:history="1">
+          <w:hyperlink w:anchor="_Toc222180068" w:history="1">
             <w:r>
               <w:rPr>
                 <w:rStyle w:val="a7"/>
@@ -1004,7 +1032,7 @@
                 <w:noProof/>
                 <w:webHidden/>
               </w:rPr>
-              <w:instrText xml:space="preserve"> PAGEREF _Toc221975981 \h </w:instrText>
+              <w:instrText xml:space="preserve"> PAGEREF _Toc222180068 \h </w:instrText>
             </w:r>
             <w:r>
               <w:rPr>
@@ -1047,7 +1075,7 @@
               <w:lang w:eastAsia="ru-RU"/>
             </w:rPr>
           </w:pPr>
-          <w:hyperlink w:anchor="_Toc221975982" w:history="1">
+          <w:hyperlink w:anchor="_Toc222180069" w:history="1">
             <w:r>
               <w:rPr>
                 <w:rStyle w:val="a7"/>
@@ -1074,7 +1102,7 @@
                 <w:noProof/>
                 <w:webHidden/>
               </w:rPr>
-              <w:instrText xml:space="preserve"> PAGEREF _Toc221975982 \h </w:instrText>
+              <w:instrText xml:space="preserve"> PAGEREF _Toc222180069 \h </w:instrText>
             </w:r>
             <w:r>
               <w:rPr>
@@ -1117,7 +1145,7 @@
               <w:lang w:eastAsia="ru-RU"/>
             </w:rPr>
           </w:pPr>
-          <w:hyperlink w:anchor="_Toc221975983" w:history="1">
+          <w:hyperlink w:anchor="_Toc222180070" w:history="1">
             <w:r>
               <w:rPr>
                 <w:rStyle w:val="a7"/>
@@ -1144,7 +1172,7 @@
                 <w:noProof/>
                 <w:webHidden/>
               </w:rPr>
-              <w:instrText xml:space="preserve"> PAGEREF _Toc221975983 \h </w:instrText>
+              <w:instrText xml:space="preserve"> PAGEREF _Toc222180070 \h </w:instrText>
             </w:r>
             <w:r>
               <w:rPr>
@@ -1187,13 +1215,28 @@
               <w:lang w:eastAsia="ru-RU"/>
             </w:rPr>
           </w:pPr>
-          <w:hyperlink w:anchor="_Toc221975984" w:history="1">
+          <w:hyperlink w:anchor="_Toc222180071" w:history="1">
             <w:r>
               <w:rPr>
                 <w:rStyle w:val="a7"/>
                 <w:noProof/>
               </w:rPr>
-              <w:t>Используемые характеристики</w:t>
+              <w:t>Расчёт Доля аномальных значений (</w:t>
+            </w:r>
+            <w:r>
+              <w:rPr>
+                <w:rStyle w:val="a7"/>
+                <w:noProof/>
+                <w:lang w:val="en-US"/>
+              </w:rPr>
+              <w:t>6</w:t>
+            </w:r>
+            <w:r>
+              <w:rPr>
+                <w:rStyle w:val="a7"/>
+                <w:noProof/>
+              </w:rPr>
+              <w:t>)</w:t>
             </w:r>
             <w:r>
               <w:rPr>
@@ -1214,7 +1257,7 @@
                 <w:noProof/>
                 <w:webHidden/>
               </w:rPr>
-              <w:instrText xml:space="preserve"> PAGEREF _Toc221975984 \h </w:instrText>
+              <w:instrText xml:space="preserve"> PAGEREF _Toc222180071 \h </w:instrText>
             </w:r>
             <w:r>
               <w:rPr>
@@ -1257,7 +1300,7 @@
               <w:lang w:eastAsia="ru-RU"/>
             </w:rPr>
           </w:pPr>
-          <w:hyperlink w:anchor="_Toc221975985" w:history="1">
+          <w:hyperlink w:anchor="_Toc222180072" w:history="1">
             <w:r>
               <w:rPr>
                 <w:rStyle w:val="a7"/>
@@ -1284,7 +1327,7 @@
                 <w:noProof/>
                 <w:webHidden/>
               </w:rPr>
-              <w:instrText xml:space="preserve"> PAGEREF _Toc221975985 \h </w:instrText>
+              <w:instrText xml:space="preserve"> PAGEREF _Toc222180072 \h </w:instrText>
             </w:r>
             <w:r>
               <w:rPr>
@@ -1327,21 +1370,13 @@
               <w:lang w:eastAsia="ru-RU"/>
             </w:rPr>
           </w:pPr>
-          <w:hyperlink w:anchor="_Toc221975986" w:history="1">
+          <w:hyperlink w:anchor="_Toc222180073" w:history="1">
             <w:r>
               <w:rPr>
                 <w:rStyle w:val="a7"/>
                 <w:noProof/>
               </w:rPr>
-              <w:t>Результаты</w:t>
-            </w:r>
-            <w:r>
-              <w:rPr>
-                <w:rStyle w:val="a7"/>
-                <w:noProof/>
-                <w:lang w:val="en-US"/>
-              </w:rPr>
-              <w:t>:</w:t>
+              <w:t>Результаты:</w:t>
             </w:r>
             <w:r>
               <w:rPr>
@@ -1362,7 +1397,7 @@
                 <w:noProof/>
                 <w:webHidden/>
               </w:rPr>
-              <w:instrText xml:space="preserve"> PAGEREF _Toc221975986 \h </w:instrText>
+              <w:instrText xml:space="preserve"> PAGEREF _Toc222180073 \h </w:instrText>
             </w:r>
             <w:r>
               <w:rPr>
@@ -1382,7 +1417,7 @@
                 <w:noProof/>
                 <w:webHidden/>
               </w:rPr>
-              <w:t>5</w:t>
+              <w:t>4</w:t>
             </w:r>
             <w:r>
               <w:rPr>
@@ -1405,7 +1440,7 @@
               <w:lang w:eastAsia="ru-RU"/>
             </w:rPr>
           </w:pPr>
-          <w:hyperlink w:anchor="_Toc221975987" w:history="1">
+          <w:hyperlink w:anchor="_Toc222180074" w:history="1">
             <w:r>
               <w:rPr>
                 <w:rStyle w:val="a7"/>
@@ -1432,7 +1467,7 @@
                 <w:noProof/>
                 <w:webHidden/>
               </w:rPr>
-              <w:instrText xml:space="preserve"> PAGEREF _Toc221975987 \h </w:instrText>
+              <w:instrText xml:space="preserve"> PAGEREF _Toc222180074 \h </w:instrText>
             </w:r>
             <w:r>
               <w:rPr>
@@ -1452,7 +1487,7 @@
                 <w:noProof/>
                 <w:webHidden/>
               </w:rPr>
-              <w:t>5</w:t>
+              <w:t>4</w:t>
             </w:r>
             <w:r>
               <w:rPr>
@@ -1475,13 +1510,13 @@
               <w:lang w:eastAsia="ru-RU"/>
             </w:rPr>
           </w:pPr>
-          <w:hyperlink w:anchor="_Toc221975988" w:history="1">
+          <w:hyperlink w:anchor="_Toc222180075" w:history="1">
             <w:r>
               <w:rPr>
                 <w:rStyle w:val="a7"/>
                 <w:noProof/>
               </w:rPr>
-              <w:t>Характеристики</w:t>
+              <w:t>Доля аномальных значений</w:t>
             </w:r>
             <w:r>
               <w:rPr>
@@ -1502,7 +1537,7 @@
                 <w:noProof/>
                 <w:webHidden/>
               </w:rPr>
-              <w:instrText xml:space="preserve"> PAGEREF _Toc221975988 \h </w:instrText>
+              <w:instrText xml:space="preserve"> PAGEREF _Toc222180075 \h </w:instrText>
             </w:r>
             <w:r>
               <w:rPr>
@@ -1522,7 +1557,7 @@
                 <w:noProof/>
                 <w:webHidden/>
               </w:rPr>
-              <w:t>5</w:t>
+              <w:t>4</w:t>
             </w:r>
             <w:r>
               <w:rPr>
@@ -1545,13 +1580,13 @@
               <w:lang w:eastAsia="ru-RU"/>
             </w:rPr>
           </w:pPr>
-          <w:hyperlink w:anchor="_Toc221975989" w:history="1">
+          <w:hyperlink w:anchor="_Toc222180076" w:history="1">
             <w:r>
               <w:rPr>
                 <w:rStyle w:val="a7"/>
                 <w:noProof/>
               </w:rPr>
-              <w:t>Гистограммы</w:t>
+              <w:t>Боксплоты Тьюки</w:t>
             </w:r>
             <w:r>
               <w:rPr>
@@ -1572,7 +1607,7 @@
                 <w:noProof/>
                 <w:webHidden/>
               </w:rPr>
-              <w:instrText xml:space="preserve"> PAGEREF _Toc221975989 \h </w:instrText>
+              <w:instrText xml:space="preserve"> PAGEREF _Toc222180076 \h </w:instrText>
             </w:r>
             <w:r>
               <w:rPr>
@@ -1615,7 +1650,7 @@
               <w:lang w:eastAsia="ru-RU"/>
             </w:rPr>
           </w:pPr>
-          <w:hyperlink w:anchor="_Toc221975990" w:history="1">
+          <w:hyperlink w:anchor="_Toc222180077" w:history="1">
             <w:r>
               <w:rPr>
                 <w:rStyle w:val="a7"/>
@@ -1642,7 +1677,7 @@
                 <w:noProof/>
                 <w:webHidden/>
               </w:rPr>
-              <w:instrText xml:space="preserve"> PAGEREF _Toc221975990 \h </w:instrText>
+              <w:instrText xml:space="preserve"> PAGEREF _Toc222180077 \h </w:instrText>
             </w:r>
             <w:r>
               <w:rPr>
@@ -1662,7 +1697,7 @@
                 <w:noProof/>
                 <w:webHidden/>
               </w:rPr>
-              <w:t>6</w:t>
+              <w:t>5</w:t>
             </w:r>
             <w:r>
               <w:rPr>
@@ -1685,13 +1720,13 @@
               <w:lang w:eastAsia="ru-RU"/>
             </w:rPr>
           </w:pPr>
-          <w:hyperlink w:anchor="_Toc221975991" w:history="1">
+          <w:hyperlink w:anchor="_Toc222180078" w:history="1">
             <w:r>
               <w:rPr>
                 <w:rStyle w:val="a7"/>
                 <w:noProof/>
               </w:rPr>
-              <w:t>Характеристики</w:t>
+              <w:t>Доля аномальных значений</w:t>
             </w:r>
             <w:r>
               <w:rPr>
@@ -1712,7 +1747,7 @@
                 <w:noProof/>
                 <w:webHidden/>
               </w:rPr>
-              <w:instrText xml:space="preserve"> PAGEREF _Toc221975991 \h </w:instrText>
+              <w:instrText xml:space="preserve"> PAGEREF _Toc222180078 \h </w:instrText>
             </w:r>
             <w:r>
               <w:rPr>
@@ -1732,7 +1767,7 @@
                 <w:noProof/>
                 <w:webHidden/>
               </w:rPr>
-              <w:t>6</w:t>
+              <w:t>5</w:t>
             </w:r>
             <w:r>
               <w:rPr>
@@ -1755,13 +1790,13 @@
               <w:lang w:eastAsia="ru-RU"/>
             </w:rPr>
           </w:pPr>
-          <w:hyperlink w:anchor="_Toc221975992" w:history="1">
+          <w:hyperlink w:anchor="_Toc222180079" w:history="1">
             <w:r>
               <w:rPr>
                 <w:rStyle w:val="a7"/>
                 <w:noProof/>
               </w:rPr>
-              <w:t>Гистограммы</w:t>
+              <w:t>Боксплоты Тьюки</w:t>
             </w:r>
             <w:r>
               <w:rPr>
@@ -1782,7 +1817,7 @@
                 <w:noProof/>
                 <w:webHidden/>
               </w:rPr>
-              <w:instrText xml:space="preserve"> PAGEREF _Toc221975992 \h </w:instrText>
+              <w:instrText xml:space="preserve"> PAGEREF _Toc222180079 \h </w:instrText>
             </w:r>
             <w:r>
               <w:rPr>
@@ -1802,7 +1837,7 @@
                 <w:noProof/>
                 <w:webHidden/>
               </w:rPr>
-              <w:t>6</w:t>
+              <w:t>5</w:t>
             </w:r>
             <w:r>
               <w:rPr>
@@ -1825,7 +1860,7 @@
               <w:lang w:eastAsia="ru-RU"/>
             </w:rPr>
           </w:pPr>
-          <w:hyperlink w:anchor="_Toc221975993" w:history="1">
+          <w:hyperlink w:anchor="_Toc222180080" w:history="1">
             <w:r>
               <w:rPr>
                 <w:rStyle w:val="a7"/>
@@ -1852,7 +1887,7 @@
                 <w:noProof/>
                 <w:webHidden/>
               </w:rPr>
-              <w:instrText xml:space="preserve"> PAGEREF _Toc221975993 \h </w:instrText>
+              <w:instrText xml:space="preserve"> PAGEREF _Toc222180080 \h </w:instrText>
             </w:r>
             <w:r>
               <w:rPr>
@@ -1872,7 +1907,7 @@
                 <w:noProof/>
                 <w:webHidden/>
               </w:rPr>
-              <w:t>7</w:t>
+              <w:t>5</w:t>
             </w:r>
             <w:r>
               <w:rPr>
@@ -1895,13 +1930,13 @@
               <w:lang w:eastAsia="ru-RU"/>
             </w:rPr>
           </w:pPr>
-          <w:hyperlink w:anchor="_Toc221975994" w:history="1">
+          <w:hyperlink w:anchor="_Toc222180081" w:history="1">
             <w:r>
               <w:rPr>
                 <w:rStyle w:val="a7"/>
                 <w:noProof/>
               </w:rPr>
-              <w:t>Характеристики</w:t>
+              <w:t>Доля аномальных значений</w:t>
             </w:r>
             <w:r>
               <w:rPr>
@@ -1922,7 +1957,7 @@
                 <w:noProof/>
                 <w:webHidden/>
               </w:rPr>
-              <w:instrText xml:space="preserve"> PAGEREF _Toc221975994 \h </w:instrText>
+              <w:instrText xml:space="preserve"> PAGEREF _Toc222180081 \h </w:instrText>
             </w:r>
             <w:r>
               <w:rPr>
@@ -1942,7 +1977,7 @@
                 <w:noProof/>
                 <w:webHidden/>
               </w:rPr>
-              <w:t>7</w:t>
+              <w:t>5</w:t>
             </w:r>
             <w:r>
               <w:rPr>
@@ -1965,13 +2000,13 @@
               <w:lang w:eastAsia="ru-RU"/>
             </w:rPr>
           </w:pPr>
-          <w:hyperlink w:anchor="_Toc221975995" w:history="1">
+          <w:hyperlink w:anchor="_Toc222180082" w:history="1">
             <w:r>
               <w:rPr>
                 <w:rStyle w:val="a7"/>
                 <w:noProof/>
               </w:rPr>
-              <w:t>Гистограммы</w:t>
+              <w:t>Боксплоты Тьюки</w:t>
             </w:r>
             <w:r>
               <w:rPr>
@@ -1992,7 +2027,7 @@
                 <w:noProof/>
                 <w:webHidden/>
               </w:rPr>
-              <w:instrText xml:space="preserve"> PAGEREF _Toc221975995 \h </w:instrText>
+              <w:instrText xml:space="preserve"> PAGEREF _Toc222180082 \h </w:instrText>
             </w:r>
             <w:r>
               <w:rPr>
@@ -2012,7 +2047,7 @@
                 <w:noProof/>
                 <w:webHidden/>
               </w:rPr>
-              <w:t>7</w:t>
+              <w:t>6</w:t>
             </w:r>
             <w:r>
               <w:rPr>
@@ -2035,7 +2070,7 @@
               <w:lang w:eastAsia="ru-RU"/>
             </w:rPr>
           </w:pPr>
-          <w:hyperlink w:anchor="_Toc221975996" w:history="1">
+          <w:hyperlink w:anchor="_Toc222180083" w:history="1">
             <w:r>
               <w:rPr>
                 <w:rStyle w:val="a7"/>
@@ -2062,7 +2097,7 @@
                 <w:noProof/>
                 <w:webHidden/>
               </w:rPr>
-              <w:instrText xml:space="preserve"> PAGEREF _Toc221975996 \h </w:instrText>
+              <w:instrText xml:space="preserve"> PAGEREF _Toc222180083 \h </w:instrText>
             </w:r>
             <w:r>
               <w:rPr>
@@ -2082,7 +2117,7 @@
                 <w:noProof/>
                 <w:webHidden/>
               </w:rPr>
-              <w:t>8</w:t>
+              <w:t>6</w:t>
             </w:r>
             <w:r>
               <w:rPr>
@@ -2105,13 +2140,13 @@
               <w:lang w:eastAsia="ru-RU"/>
             </w:rPr>
           </w:pPr>
-          <w:hyperlink w:anchor="_Toc221975997" w:history="1">
+          <w:hyperlink w:anchor="_Toc222180084" w:history="1">
             <w:r>
               <w:rPr>
                 <w:rStyle w:val="a7"/>
                 <w:noProof/>
               </w:rPr>
-              <w:t>Характеристики</w:t>
+              <w:t>Доля аномальных значений</w:t>
             </w:r>
             <w:r>
               <w:rPr>
@@ -2132,7 +2167,7 @@
                 <w:noProof/>
                 <w:webHidden/>
               </w:rPr>
-              <w:instrText xml:space="preserve"> PAGEREF _Toc221975997 \h </w:instrText>
+              <w:instrText xml:space="preserve"> PAGEREF _Toc222180084 \h </w:instrText>
             </w:r>
             <w:r>
               <w:rPr>
@@ -2152,7 +2187,7 @@
                 <w:noProof/>
                 <w:webHidden/>
               </w:rPr>
-              <w:t>8</w:t>
+              <w:t>6</w:t>
             </w:r>
             <w:r>
               <w:rPr>
@@ -2175,13 +2210,13 @@
               <w:lang w:eastAsia="ru-RU"/>
             </w:rPr>
           </w:pPr>
-          <w:hyperlink w:anchor="_Toc221975998" w:history="1">
+          <w:hyperlink w:anchor="_Toc222180085" w:history="1">
             <w:r>
               <w:rPr>
                 <w:rStyle w:val="a7"/>
                 <w:noProof/>
               </w:rPr>
-              <w:t>Гистограммы</w:t>
+              <w:t>Боксплоты Тьюки</w:t>
             </w:r>
             <w:r>
               <w:rPr>
@@ -2202,7 +2237,7 @@
                 <w:noProof/>
                 <w:webHidden/>
               </w:rPr>
-              <w:instrText xml:space="preserve"> PAGEREF _Toc221975998 \h </w:instrText>
+              <w:instrText xml:space="preserve"> PAGEREF _Toc222180085 \h </w:instrText>
             </w:r>
             <w:r>
               <w:rPr>
@@ -2222,7 +2257,7 @@
                 <w:noProof/>
                 <w:webHidden/>
               </w:rPr>
-              <w:t>8</w:t>
+              <w:t>7</w:t>
             </w:r>
             <w:r>
               <w:rPr>
@@ -2245,7 +2280,7 @@
               <w:lang w:eastAsia="ru-RU"/>
             </w:rPr>
           </w:pPr>
-          <w:hyperlink w:anchor="_Toc221975999" w:history="1">
+          <w:hyperlink w:anchor="_Toc222180086" w:history="1">
             <w:r>
               <w:rPr>
                 <w:rStyle w:val="a7"/>
@@ -2272,7 +2307,7 @@
                 <w:noProof/>
                 <w:webHidden/>
               </w:rPr>
-              <w:instrText xml:space="preserve"> PAGEREF _Toc221975999 \h </w:instrText>
+              <w:instrText xml:space="preserve"> PAGEREF _Toc222180086 \h </w:instrText>
             </w:r>
             <w:r>
               <w:rPr>
@@ -2292,7 +2327,7 @@
                 <w:noProof/>
                 <w:webHidden/>
               </w:rPr>
-              <w:t>9</w:t>
+              <w:t>7</w:t>
             </w:r>
             <w:r>
               <w:rPr>
@@ -2315,13 +2350,13 @@
               <w:lang w:eastAsia="ru-RU"/>
             </w:rPr>
           </w:pPr>
-          <w:hyperlink w:anchor="_Toc221976000" w:history="1">
+          <w:hyperlink w:anchor="_Toc222180087" w:history="1">
             <w:r>
               <w:rPr>
                 <w:rStyle w:val="a7"/>
                 <w:noProof/>
               </w:rPr>
-              <w:t>Характеристики</w:t>
+              <w:t>Доля аномальных значений</w:t>
             </w:r>
             <w:r>
               <w:rPr>
@@ -2342,7 +2377,7 @@
                 <w:noProof/>
                 <w:webHidden/>
               </w:rPr>
-              <w:instrText xml:space="preserve"> PAGEREF _Toc221976000 \h </w:instrText>
+              <w:instrText xml:space="preserve"> PAGEREF _Toc222180087 \h </w:instrText>
             </w:r>
             <w:r>
               <w:rPr>
@@ -2362,7 +2397,7 @@
                 <w:noProof/>
                 <w:webHidden/>
               </w:rPr>
-              <w:t>9</w:t>
+              <w:t>7</w:t>
             </w:r>
             <w:r>
               <w:rPr>
@@ -2385,13 +2420,13 @@
               <w:lang w:eastAsia="ru-RU"/>
             </w:rPr>
           </w:pPr>
-          <w:hyperlink w:anchor="_Toc221976001" w:history="1">
+          <w:hyperlink w:anchor="_Toc222180088" w:history="1">
             <w:r>
               <w:rPr>
                 <w:rStyle w:val="a7"/>
                 <w:noProof/>
               </w:rPr>
-              <w:t>Гистограммы</w:t>
+              <w:t>Боксплоты Тьюки</w:t>
             </w:r>
             <w:r>
               <w:rPr>
@@ -2412,7 +2447,7 @@
                 <w:noProof/>
                 <w:webHidden/>
               </w:rPr>
-              <w:instrText xml:space="preserve"> PAGEREF _Toc221976001 \h </w:instrText>
+              <w:instrText xml:space="preserve"> PAGEREF _Toc222180088 \h </w:instrText>
             </w:r>
             <w:r>
               <w:rPr>
@@ -2432,85 +2467,7 @@
                 <w:noProof/>
                 <w:webHidden/>
               </w:rPr>
-              <w:t>9</w:t>
-            </w:r>
-            <w:r>
-              <w:rPr>
-                <w:noProof/>
-                <w:webHidden/>
-              </w:rPr>
-              <w:fldChar w:fldCharType="end"/>
-            </w:r>
-          </w:hyperlink>
-        </w:p>
-        <w:p>
-          <w:pPr>
-            <w:pStyle w:val="11"/>
-            <w:tabs>
-              <w:tab w:val="right" w:leader="dot" w:pos="9345"/>
-            </w:tabs>
-            <w:rPr>
-              <w:rFonts w:asciiTheme="minorHAnsi" w:eastAsiaTheme="minorEastAsia" w:hAnsiTheme="minorHAnsi" w:cstheme="minorBidi"/>
-              <w:noProof/>
-              <w:lang w:val="en-US" w:eastAsia="ru-RU"/>
-            </w:rPr>
-          </w:pPr>
-          <w:hyperlink w:anchor="_Toc221976002" w:history="1">
-            <w:r>
-              <w:rPr>
-                <w:rStyle w:val="a7"/>
-                <w:noProof/>
-              </w:rPr>
-              <w:t>Обсуждение</w:t>
-            </w:r>
-            <w:r>
-              <w:rPr>
-                <w:rStyle w:val="a7"/>
-                <w:noProof/>
-                <w:lang w:val="en-US"/>
-              </w:rPr>
-              <w:t>:</w:t>
-            </w:r>
-            <w:r>
-              <w:rPr>
-                <w:noProof/>
-                <w:webHidden/>
-              </w:rPr>
-              <w:tab/>
-            </w:r>
-            <w:r>
-              <w:rPr>
-                <w:noProof/>
-                <w:webHidden/>
-              </w:rPr>
-              <w:fldChar w:fldCharType="begin"/>
-            </w:r>
-            <w:r>
-              <w:rPr>
-                <w:noProof/>
-                <w:webHidden/>
-              </w:rPr>
-              <w:instrText xml:space="preserve"> PAGEREF _Toc221976002 \h </w:instrText>
-            </w:r>
-            <w:r>
-              <w:rPr>
-                <w:noProof/>
-                <w:webHidden/>
-              </w:rPr>
-            </w:r>
-            <w:r>
-              <w:rPr>
-                <w:noProof/>
-                <w:webHidden/>
-              </w:rPr>
-              <w:fldChar w:fldCharType="separate"/>
-            </w:r>
-            <w:r>
-              <w:rPr>
-                <w:noProof/>
-                <w:webHidden/>
-              </w:rPr>
-              <w:t>10</w:t>
+              <w:t>7</w:t>
             </w:r>
             <w:r>
               <w:rPr>
@@ -2533,13 +2490,13 @@
               <w:lang w:eastAsia="ru-RU"/>
             </w:rPr>
           </w:pPr>
-          <w:hyperlink w:anchor="_Toc221976003" w:history="1">
+          <w:hyperlink w:anchor="_Toc222180089" w:history="1">
             <w:r>
               <w:rPr>
                 <w:rStyle w:val="a7"/>
                 <w:noProof/>
               </w:rPr>
-              <w:t>Вывод</w:t>
+              <w:t>Обсуждение:</w:t>
             </w:r>
             <w:r>
               <w:rPr>
@@ -2560,7 +2517,7 @@
                 <w:noProof/>
                 <w:webHidden/>
               </w:rPr>
-              <w:instrText xml:space="preserve"> PAGEREF _Toc221976003 \h </w:instrText>
+              <w:instrText xml:space="preserve"> PAGEREF _Toc222180089 \h </w:instrText>
             </w:r>
             <w:r>
               <w:rPr>
@@ -2580,7 +2537,7 @@
                 <w:noProof/>
                 <w:webHidden/>
               </w:rPr>
-              <w:t>10</w:t>
+              <w:t>8</w:t>
             </w:r>
             <w:r>
               <w:rPr>
@@ -2603,13 +2560,13 @@
               <w:lang w:eastAsia="ru-RU"/>
             </w:rPr>
           </w:pPr>
-          <w:hyperlink w:anchor="_Toc221976004" w:history="1">
+          <w:hyperlink w:anchor="_Toc222180090" w:history="1">
             <w:r>
               <w:rPr>
                 <w:rStyle w:val="a7"/>
                 <w:noProof/>
               </w:rPr>
-              <w:t>Список литературы</w:t>
+              <w:t>Вывод</w:t>
             </w:r>
             <w:r>
               <w:rPr>
@@ -2630,7 +2587,7 @@
                 <w:noProof/>
                 <w:webHidden/>
               </w:rPr>
-              <w:instrText xml:space="preserve"> PAGEREF _Toc221976004 \h </w:instrText>
+              <w:instrText xml:space="preserve"> PAGEREF _Toc222180090 \h </w:instrText>
             </w:r>
             <w:r>
               <w:rPr>
@@ -2650,7 +2607,7 @@
                 <w:noProof/>
                 <w:webHidden/>
               </w:rPr>
-              <w:t>11</w:t>
+              <w:t>8</w:t>
             </w:r>
             <w:r>
               <w:rPr>
@@ -2673,12 +2630,82 @@
               <w:lang w:eastAsia="ru-RU"/>
             </w:rPr>
           </w:pPr>
-          <w:hyperlink w:anchor="_Toc221976005" w:history="1">
+          <w:hyperlink w:anchor="_Toc222180091" w:history="1">
             <w:r>
               <w:rPr>
                 <w:rStyle w:val="a7"/>
                 <w:noProof/>
               </w:rPr>
+              <w:t>Список литературы</w:t>
+            </w:r>
+            <w:r>
+              <w:rPr>
+                <w:noProof/>
+                <w:webHidden/>
+              </w:rPr>
+              <w:tab/>
+            </w:r>
+            <w:r>
+              <w:rPr>
+                <w:noProof/>
+                <w:webHidden/>
+              </w:rPr>
+              <w:fldChar w:fldCharType="begin"/>
+            </w:r>
+            <w:r>
+              <w:rPr>
+                <w:noProof/>
+                <w:webHidden/>
+              </w:rPr>
+              <w:instrText xml:space="preserve"> PAGEREF _Toc222180091 \h </w:instrText>
+            </w:r>
+            <w:r>
+              <w:rPr>
+                <w:noProof/>
+                <w:webHidden/>
+              </w:rPr>
+            </w:r>
+            <w:r>
+              <w:rPr>
+                <w:noProof/>
+                <w:webHidden/>
+              </w:rPr>
+              <w:fldChar w:fldCharType="separate"/>
+            </w:r>
+            <w:r>
+              <w:rPr>
+                <w:noProof/>
+                <w:webHidden/>
+              </w:rPr>
+              <w:t>8</w:t>
+            </w:r>
+            <w:r>
+              <w:rPr>
+                <w:noProof/>
+                <w:webHidden/>
+              </w:rPr>
+              <w:fldChar w:fldCharType="end"/>
+            </w:r>
+          </w:hyperlink>
+        </w:p>
+        <w:p>
+          <w:pPr>
+            <w:pStyle w:val="11"/>
+            <w:tabs>
+              <w:tab w:val="right" w:leader="dot" w:pos="9345"/>
+            </w:tabs>
+            <w:rPr>
+              <w:rFonts w:asciiTheme="minorHAnsi" w:eastAsiaTheme="minorEastAsia" w:hAnsiTheme="minorHAnsi" w:cstheme="minorBidi"/>
+              <w:noProof/>
+              <w:lang w:eastAsia="ru-RU"/>
+            </w:rPr>
+          </w:pPr>
+          <w:hyperlink w:anchor="_Toc222180092" w:history="1">
+            <w:r>
+              <w:rPr>
+                <w:rStyle w:val="a7"/>
+                <w:noProof/>
+              </w:rPr>
               <w:t>Приложения</w:t>
             </w:r>
             <w:r>
@@ -2700,7 +2727,7 @@
                 <w:noProof/>
                 <w:webHidden/>
               </w:rPr>
-              <w:instrText xml:space="preserve"> PAGEREF _Toc221976005 \h </w:instrText>
+              <w:instrText xml:space="preserve"> PAGEREF _Toc222180092 \h </w:instrText>
             </w:r>
             <w:r>
               <w:rPr>
@@ -2720,7 +2747,7 @@
                 <w:noProof/>
                 <w:webHidden/>
               </w:rPr>
-              <w:t>11</w:t>
+              <w:t>8</w:t>
             </w:r>
             <w:r>
               <w:rPr>
@@ -2824,7 +2851,7 @@
       <w:pPr>
         <w:pStyle w:val="1"/>
       </w:pPr>
-      <w:bookmarkStart w:id="0" w:name="_Toc221975979"/>
+      <w:bookmarkStart w:id="0" w:name="_Toc222180066"/>
       <w:r>
         <w:lastRenderedPageBreak/>
         <w:t>Формулировка задачи</w:t>
@@ -2836,7 +2863,7 @@
         <w:pStyle w:val="2"/>
         <w:ind w:firstLine="708"/>
       </w:pPr>
-      <w:bookmarkStart w:id="1" w:name="_Toc221975980"/>
+      <w:bookmarkStart w:id="1" w:name="_Toc222180067"/>
       <w:r>
         <w:t>Цели</w:t>
       </w:r>
@@ -2850,13 +2877,29 @@
         <w:tab/>
       </w:r>
       <w:r>
-        <w:t xml:space="preserve">Изучение построения гистограмм и </w:t>
-      </w:r>
-      <w:r>
-        <w:t xml:space="preserve">характеристик распределения </w:t>
-      </w:r>
-      <w:r>
-        <w:t>на основе разных выборок</w:t>
+        <w:t xml:space="preserve">Изучение построения </w:t>
+      </w:r>
+      <w:proofErr w:type="spellStart"/>
+      <w:r>
+        <w:t>боксплота</w:t>
+      </w:r>
+      <w:proofErr w:type="spellEnd"/>
+      <w:r>
+        <w:t xml:space="preserve"> </w:t>
+      </w:r>
+      <w:proofErr w:type="spellStart"/>
+      <w:r>
+        <w:t>Тьюки</w:t>
+      </w:r>
+      <w:proofErr w:type="spellEnd"/>
+      <w:r>
+        <w:t xml:space="preserve"> </w:t>
+      </w:r>
+      <w:r>
+        <w:t xml:space="preserve">и </w:t>
+      </w:r>
+      <w:r>
+        <w:t>анализ влияния выборки на долю аномальных значений</w:t>
       </w:r>
     </w:p>
     <w:p>
@@ -2864,7 +2907,7 @@
         <w:pStyle w:val="2"/>
         <w:ind w:firstLine="708"/>
       </w:pPr>
-      <w:bookmarkStart w:id="2" w:name="_Toc221975981"/>
+      <w:bookmarkStart w:id="2" w:name="_Toc222180068"/>
       <w:r>
         <w:t>Задачи</w:t>
       </w:r>
@@ -2876,43 +2919,85 @@
     <w:p>
       <w:r>
         <w:tab/>
-        <w:t>1) Освоить принцип группировки данных и построения гистограмм</w:t>
-      </w:r>
+        <w:t xml:space="preserve">1) </w:t>
+      </w:r>
+      <w:r>
+        <w:t xml:space="preserve">Построение </w:t>
+      </w:r>
+      <w:proofErr w:type="spellStart"/>
+      <w:r>
+        <w:t>боксплота</w:t>
+      </w:r>
+      <w:proofErr w:type="spellEnd"/>
+      <w:r>
+        <w:t xml:space="preserve"> </w:t>
+      </w:r>
+      <w:proofErr w:type="spellStart"/>
+      <w:r>
+        <w:t>Тьюки</w:t>
+      </w:r>
+      <w:proofErr w:type="spellEnd"/>
     </w:p>
     <w:p>
       <w:r>
         <w:tab/>
-        <w:t>2) Изучение влияния размера выборки на определение характера распределения</w:t>
-      </w:r>
+        <w:t xml:space="preserve">2) Изучение </w:t>
+      </w:r>
+      <w:r>
+        <w:t xml:space="preserve">влияния выборки на </w:t>
+      </w:r>
+      <w:proofErr w:type="spellStart"/>
+      <w:r>
+        <w:t>боксплот</w:t>
+      </w:r>
+      <w:proofErr w:type="spellEnd"/>
+      <w:r>
+        <w:t xml:space="preserve"> </w:t>
+      </w:r>
+      <w:proofErr w:type="spellStart"/>
+      <w:r>
+        <w:t>Тьюки</w:t>
+      </w:r>
+      <w:proofErr w:type="spellEnd"/>
     </w:p>
     <w:p>
       <w:r>
         <w:tab/>
-        <w:t>3) И</w:t>
-      </w:r>
-      <w:r>
-        <w:t>сследование сходимость характеристик к теоретическим при росте числа элементов в выборке</w:t>
-      </w:r>
-    </w:p>
-    <w:p>
-      <w:pPr>
-        <w:rPr>
-          <w:lang w:val="en-US"/>
-        </w:rPr>
-      </w:pPr>
+        <w:t xml:space="preserve">3) </w:t>
+      </w:r>
+      <w:r>
+        <w:t xml:space="preserve">Расчёт среднего для </w:t>
+      </w:r>
+      <w:r>
+        <w:t>Доля аномальных значений</w:t>
+      </w:r>
+      <w:r>
+        <w:t xml:space="preserve"> при разных </w:t>
+      </w:r>
+      <w:proofErr w:type="spellStart"/>
+      <w:r>
+        <w:t>выбороках</w:t>
+      </w:r>
+      <w:proofErr w:type="spellEnd"/>
+    </w:p>
+    <w:p>
       <w:r>
         <w:tab/>
         <w:t>4)</w:t>
       </w:r>
       <w:r>
-        <w:t xml:space="preserve"> Оценка характеристик положения на устойчивость к выбросам</w:t>
-      </w:r>
-    </w:p>
+        <w:t xml:space="preserve"> Оценка </w:t>
+      </w:r>
+      <w:r>
+        <w:t>влияния выборки на долю аномальных значений</w:t>
+      </w:r>
+    </w:p>
+    <w:p/>
     <w:p>
       <w:pPr>
         <w:pStyle w:val="1"/>
       </w:pPr>
-      <w:bookmarkStart w:id="3" w:name="_Toc221975982"/>
+      <w:bookmarkStart w:id="3" w:name="_Toc222180069"/>
       <w:r>
         <w:t>Теоретическая часть</w:t>
       </w:r>
@@ -2923,7 +3008,7 @@
         <w:pStyle w:val="2"/>
         <w:ind w:firstLine="708"/>
       </w:pPr>
-      <w:bookmarkStart w:id="4" w:name="_Toc221975983"/>
+      <w:bookmarkStart w:id="4" w:name="_Toc222180070"/>
       <w:r>
         <w:t>Используемые распределения</w:t>
       </w:r>
@@ -3212,16 +3297,7 @@
           <w:rPr>
             <w:rFonts w:ascii="Cambria Math" w:hAnsi="Cambria Math"/>
           </w:rPr>
-          <m:t>;</m:t>
-        </m:r>
-        <m:r>
-          <m:rPr>
-            <m:sty m:val="p"/>
-          </m:rPr>
-          <w:rPr>
-            <w:rFonts w:ascii="Cambria Math" w:hAnsi="Cambria Math"/>
-          </w:rPr>
-          <m:t xml:space="preserve"> </m:t>
+          <m:t xml:space="preserve">; </m:t>
         </m:r>
         <m:r>
           <w:rPr>
@@ -3341,25 +3417,7 @@
           <w:rPr>
             <w:rFonts w:ascii="Cambria Math" w:hAnsi="Cambria Math"/>
           </w:rPr>
-          <m:t xml:space="preserve"> </m:t>
-        </m:r>
-        <m:r>
-          <w:rPr>
-            <w:rFonts w:ascii="Cambria Math" w:hAnsi="Cambria Math"/>
-          </w:rPr>
-          <m:t>(</m:t>
-        </m:r>
-        <m:r>
-          <w:rPr>
-            <w:rFonts w:ascii="Cambria Math" w:hAnsi="Cambria Math"/>
-          </w:rPr>
-          <m:t>2</m:t>
-        </m:r>
-        <m:r>
-          <w:rPr>
-            <w:rFonts w:ascii="Cambria Math" w:hAnsi="Cambria Math"/>
-          </w:rPr>
-          <m:t>)</m:t>
+          <m:t xml:space="preserve"> (2)</m:t>
         </m:r>
       </m:oMath>
     </w:p>
@@ -3645,25 +3703,7 @@
           <w:rPr>
             <w:rFonts w:ascii="Cambria Math" w:hAnsi="Cambria Math"/>
           </w:rPr>
-          <m:t xml:space="preserve"> </m:t>
-        </m:r>
-        <m:r>
-          <w:rPr>
-            <w:rFonts w:ascii="Cambria Math" w:hAnsi="Cambria Math"/>
-          </w:rPr>
-          <m:t>(</m:t>
-        </m:r>
-        <m:r>
-          <w:rPr>
-            <w:rFonts w:ascii="Cambria Math" w:hAnsi="Cambria Math"/>
-          </w:rPr>
-          <m:t>3</m:t>
-        </m:r>
-        <m:r>
-          <w:rPr>
-            <w:rFonts w:ascii="Cambria Math" w:hAnsi="Cambria Math"/>
-          </w:rPr>
-          <m:t>)</m:t>
+          <m:t xml:space="preserve"> (3)</m:t>
         </m:r>
       </m:oMath>
     </w:p>
@@ -4209,12 +4249,37 @@
           <w:rFonts w:eastAsia="Calibri Light"/>
         </w:rPr>
       </w:pPr>
-      <w:bookmarkStart w:id="5" w:name="_Toc221975984"/>
+      <w:bookmarkStart w:id="5" w:name="_Toc222180071"/>
       <w:r>
         <w:rPr>
           <w:rFonts w:eastAsia="Calibri Light"/>
         </w:rPr>
-        <w:t>Используемые характеристики</w:t>
+        <w:t xml:space="preserve">Расчёт </w:t>
+      </w:r>
+      <w:r>
+        <w:rPr>
+          <w:rFonts w:eastAsia="Calibri Light"/>
+        </w:rPr>
+        <w:t>Доля аномальных значений</w:t>
+      </w:r>
+      <w:r>
+        <w:rPr>
+          <w:rFonts w:eastAsia="Calibri Light"/>
+        </w:rPr>
+        <w:t xml:space="preserve"> (</w:t>
+      </w:r>
+      <w:r>
+        <w:rPr>
+          <w:rFonts w:eastAsia="Calibri Light"/>
+          <w:lang w:val="en-US"/>
+        </w:rPr>
+        <w:t>6</w:t>
+      </w:r>
+      <w:r>
+        <w:rPr>
+          <w:rFonts w:eastAsia="Calibri Light"/>
+        </w:rPr>
+        <w:t>)</w:t>
       </w:r>
       <w:bookmarkEnd w:id="5"/>
     </w:p>
@@ -4223,203 +4288,32 @@
         <w:pStyle w:val="a6"/>
         <w:numPr>
           <w:ilvl w:val="0"/>
-          <w:numId w:val="5"/>
+          <w:numId w:val="8"/>
         </w:numPr>
-      </w:pPr>
-      <w:r>
-        <w:t>Выборочное среднее</w:t>
-      </w:r>
-    </w:p>
-    <w:p>
-      <w:pPr>
-        <w:pStyle w:val="a6"/>
-        <w:ind w:left="1068"/>
-      </w:pPr>
-      <w:r>
-        <w:t xml:space="preserve"> </w:t>
-      </w:r>
-      <m:oMath>
-        <m:acc>
-          <m:accPr>
-            <m:chr m:val="̅"/>
-            <m:ctrlPr>
-              <w:rPr>
-                <w:rFonts w:ascii="Cambria Math" w:hAnsi="Cambria Math"/>
-                <w:i/>
-              </w:rPr>
-            </m:ctrlPr>
-          </m:accPr>
-          <m:e>
-            <m:r>
-              <w:rPr>
-                <w:rFonts w:ascii="Cambria Math" w:hAnsi="Cambria Math"/>
-              </w:rPr>
-              <m:t>x</m:t>
-            </m:r>
-          </m:e>
-        </m:acc>
-        <m:r>
-          <w:rPr>
-            <w:rFonts w:ascii="Cambria Math" w:hAnsi="Cambria Math"/>
-          </w:rPr>
-          <m:t>=</m:t>
-        </m:r>
-        <m:f>
-          <m:fPr>
-            <m:ctrlPr>
-              <w:rPr>
-                <w:rFonts w:ascii="Cambria Math" w:hAnsi="Cambria Math"/>
-              </w:rPr>
-            </m:ctrlPr>
-          </m:fPr>
-          <m:num>
-            <m:r>
-              <w:rPr>
-                <w:rFonts w:ascii="Cambria Math" w:hAnsi="Cambria Math"/>
-              </w:rPr>
-              <m:t>1</m:t>
-            </m:r>
-            <m:ctrlPr>
-              <w:rPr>
-                <w:rFonts w:ascii="Cambria Math" w:hAnsi="Cambria Math"/>
-                <w:i/>
-              </w:rPr>
-            </m:ctrlPr>
-          </m:num>
-          <m:den>
-            <m:r>
-              <w:rPr>
-                <w:rFonts w:ascii="Cambria Math" w:hAnsi="Cambria Math"/>
-              </w:rPr>
-              <m:t>n</m:t>
-            </m:r>
-            <m:ctrlPr>
-              <w:rPr>
-                <w:rFonts w:ascii="Cambria Math" w:hAnsi="Cambria Math"/>
-                <w:i/>
-              </w:rPr>
-            </m:ctrlPr>
-          </m:den>
-        </m:f>
-        <m:nary>
-          <m:naryPr>
-            <m:chr m:val="∑"/>
-            <m:ctrlPr>
-              <w:rPr>
-                <w:rFonts w:ascii="Cambria Math" w:hAnsi="Cambria Math"/>
-              </w:rPr>
-            </m:ctrlPr>
-          </m:naryPr>
-          <m:sub>
-            <m:r>
-              <w:rPr>
-                <w:rFonts w:ascii="Cambria Math" w:hAnsi="Cambria Math"/>
-              </w:rPr>
-              <m:t>i=1</m:t>
-            </m:r>
-            <m:ctrlPr>
-              <w:rPr>
-                <w:rFonts w:ascii="Cambria Math" w:hAnsi="Cambria Math"/>
-                <w:i/>
-              </w:rPr>
-            </m:ctrlPr>
-          </m:sub>
-          <m:sup>
-            <m:r>
-              <w:rPr>
-                <w:rFonts w:ascii="Cambria Math" w:hAnsi="Cambria Math"/>
-              </w:rPr>
-              <m:t>n</m:t>
-            </m:r>
-            <m:ctrlPr>
-              <w:rPr>
-                <w:rFonts w:ascii="Cambria Math" w:hAnsi="Cambria Math"/>
-                <w:i/>
-              </w:rPr>
-            </m:ctrlPr>
-          </m:sup>
-          <m:e>
-            <m:sSub>
-              <m:sSubPr>
-                <m:ctrlPr>
-                  <w:rPr>
-                    <w:rFonts w:ascii="Cambria Math" w:hAnsi="Cambria Math"/>
-                    <w:i/>
-                  </w:rPr>
-                </m:ctrlPr>
-              </m:sSubPr>
-              <m:e>
-                <m:r>
-                  <w:rPr>
-                    <w:rFonts w:ascii="Cambria Math" w:hAnsi="Cambria Math"/>
-                  </w:rPr>
-                  <m:t>x</m:t>
-                </m:r>
-              </m:e>
-              <m:sub>
-                <m:r>
-                  <w:rPr>
-                    <w:rFonts w:ascii="Cambria Math" w:hAnsi="Cambria Math"/>
-                  </w:rPr>
-                  <m:t>i</m:t>
-                </m:r>
-              </m:sub>
-            </m:sSub>
-            <m:ctrlPr>
-              <w:rPr>
-                <w:rFonts w:ascii="Cambria Math" w:hAnsi="Cambria Math"/>
-                <w:i/>
-              </w:rPr>
-            </m:ctrlPr>
-          </m:e>
-        </m:nary>
-        <m:r>
-          <w:rPr>
-            <w:rFonts w:ascii="Cambria Math" w:hAnsi="Cambria Math"/>
-          </w:rPr>
-          <m:t xml:space="preserve"> (6)</m:t>
-        </m:r>
-      </m:oMath>
-    </w:p>
-    <w:p>
-      <w:pPr>
-        <w:pStyle w:val="a6"/>
-        <w:numPr>
-          <w:ilvl w:val="0"/>
-          <w:numId w:val="5"/>
-        </w:numPr>
-      </w:pPr>
-      <w:r>
-        <w:t xml:space="preserve">Медиана </w:t>
-      </w:r>
-      <w:r>
-        <w:t>–</w:t>
-      </w:r>
-      <w:r>
-        <w:t xml:space="preserve"> квантиль</w:t>
-      </w:r>
-      <w:r>
-        <w:rPr>
-          <w:lang w:val="en-US"/>
-        </w:rPr>
-        <w:t xml:space="preserve"> </w:t>
+        <w:rPr>
+          <w:rFonts w:asciiTheme="majorHAnsi" w:hAnsiTheme="majorHAnsi" w:cstheme="majorBidi"/>
+        </w:rPr>
+      </w:pPr>
+      <w:r>
+        <w:rPr>
+          <w:rFonts w:asciiTheme="majorHAnsi" w:hAnsiTheme="majorHAnsi" w:cstheme="majorBidi"/>
+        </w:rPr>
+        <w:t xml:space="preserve">Подсчитываем квантили </w:t>
       </w:r>
       <m:oMath>
         <m:sSub>
           <m:sSubPr>
             <m:ctrlPr>
               <w:rPr>
-                <w:rFonts w:ascii="Cambria Math" w:hAnsi="Cambria Math"/>
+                <w:rFonts w:ascii="Cambria Math" w:hAnsi="Cambria Math" w:cstheme="majorBidi"/>
                 <w:i/>
-                <w:lang w:val="en-US"/>
               </w:rPr>
             </m:ctrlPr>
           </m:sSubPr>
           <m:e>
             <m:r>
               <w:rPr>
-                <w:rFonts w:ascii="Cambria Math" w:hAnsi="Cambria Math"/>
-                <w:lang w:val="en-US"/>
+                <w:rFonts w:ascii="Cambria Math" w:hAnsi="Cambria Math" w:cstheme="majorBidi"/>
               </w:rPr>
               <m:t>z</m:t>
             </m:r>
@@ -4429,81 +4323,60 @@
               <m:fPr>
                 <m:ctrlPr>
                   <w:rPr>
-                    <w:rFonts w:ascii="Cambria Math" w:hAnsi="Cambria Math"/>
-                    <w:lang w:val="en-US"/>
+                    <w:rFonts w:ascii="Cambria Math" w:hAnsi="Cambria Math" w:cstheme="majorBidi"/>
                   </w:rPr>
                 </m:ctrlPr>
               </m:fPr>
               <m:num>
                 <m:r>
                   <w:rPr>
-                    <w:rFonts w:ascii="Cambria Math" w:hAnsi="Cambria Math"/>
-                    <w:lang w:val="en-US"/>
+                    <w:rFonts w:ascii="Cambria Math" w:hAnsi="Cambria Math" w:cstheme="majorBidi"/>
                   </w:rPr>
                   <m:t>1</m:t>
                 </m:r>
                 <m:ctrlPr>
                   <w:rPr>
-                    <w:rFonts w:ascii="Cambria Math" w:hAnsi="Cambria Math"/>
+                    <w:rFonts w:ascii="Cambria Math" w:hAnsi="Cambria Math" w:cstheme="majorBidi"/>
                     <w:i/>
-                    <w:lang w:val="en-US"/>
                   </w:rPr>
                 </m:ctrlPr>
               </m:num>
               <m:den>
                 <m:r>
                   <w:rPr>
-                    <w:rFonts w:ascii="Cambria Math" w:hAnsi="Cambria Math"/>
-                    <w:lang w:val="en-US"/>
+                    <w:rFonts w:ascii="Cambria Math" w:hAnsi="Cambria Math" w:cstheme="majorBidi"/>
                   </w:rPr>
-                  <m:t>2</m:t>
+                  <m:t>4</m:t>
                 </m:r>
                 <m:ctrlPr>
                   <w:rPr>
-                    <w:rFonts w:ascii="Cambria Math" w:hAnsi="Cambria Math"/>
+                    <w:rFonts w:ascii="Cambria Math" w:hAnsi="Cambria Math" w:cstheme="majorBidi"/>
                     <w:i/>
-                    <w:lang w:val="en-US"/>
                   </w:rPr>
                 </m:ctrlPr>
               </m:den>
             </m:f>
           </m:sub>
         </m:sSub>
-        <m:r>
-          <w:rPr>
-            <w:rFonts w:ascii="Cambria Math" w:hAnsi="Cambria Math"/>
-            <w:lang w:val="en-US"/>
-          </w:rPr>
-          <m:t xml:space="preserve"> (7)</m:t>
-        </m:r>
       </m:oMath>
-    </w:p>
-    <w:p>
-      <w:pPr>
-        <w:pStyle w:val="a6"/>
-        <w:numPr>
-          <w:ilvl w:val="0"/>
-          <w:numId w:val="5"/>
-        </w:numPr>
-      </w:pPr>
-      <w:r>
-        <w:t>Полусумма экстремальных элементов</w:t>
-      </w:r>
-    </w:p>
-    <w:p>
-      <w:pPr>
-        <w:pStyle w:val="a6"/>
-        <w:ind w:left="1068"/>
-      </w:pPr>
-      <w:r>
+      <w:r>
+        <w:rPr>
+          <w:rFonts w:asciiTheme="majorHAnsi" w:hAnsiTheme="majorHAnsi" w:cstheme="majorBidi"/>
+        </w:rPr>
         <w:t xml:space="preserve"> </w:t>
+      </w:r>
+      <w:r>
+        <w:rPr>
+          <w:rFonts w:asciiTheme="majorHAnsi" w:hAnsiTheme="majorHAnsi" w:cstheme="majorBidi"/>
+        </w:rPr>
+        <w:t xml:space="preserve">и </w:t>
       </w:r>
       <m:oMath>
         <m:sSub>
           <m:sSubPr>
             <m:ctrlPr>
               <w:rPr>
-                <w:rFonts w:ascii="Cambria Math" w:hAnsi="Cambria Math"/>
+                <w:rFonts w:ascii="Cambria Math" w:hAnsi="Cambria Math" w:cstheme="majorBidi"/>
                 <w:i/>
               </w:rPr>
             </m:ctrlPr>
@@ -4511,121 +4384,51 @@
           <m:e>
             <m:r>
               <w:rPr>
-                <w:rFonts w:ascii="Cambria Math" w:hAnsi="Cambria Math"/>
+                <w:rFonts w:ascii="Cambria Math" w:hAnsi="Cambria Math" w:cstheme="majorBidi"/>
               </w:rPr>
               <m:t>z</m:t>
             </m:r>
           </m:e>
           <m:sub>
-            <m:r>
-              <w:rPr>
-                <w:rFonts w:ascii="Cambria Math" w:hAnsi="Cambria Math"/>
-              </w:rPr>
-              <m:t>R</m:t>
-            </m:r>
-          </m:sub>
-        </m:sSub>
-        <m:r>
-          <w:rPr>
-            <w:rFonts w:ascii="Cambria Math" w:hAnsi="Cambria Math"/>
-          </w:rPr>
-          <m:t>=</m:t>
-        </m:r>
-        <m:f>
-          <m:fPr>
-            <m:ctrlPr>
-              <w:rPr>
-                <w:rFonts w:ascii="Cambria Math" w:hAnsi="Cambria Math"/>
-              </w:rPr>
-            </m:ctrlPr>
-          </m:fPr>
-          <m:num>
-            <m:sSub>
-              <m:sSubPr>
+            <m:f>
+              <m:fPr>
                 <m:ctrlPr>
                   <w:rPr>
-                    <w:rFonts w:ascii="Cambria Math" w:hAnsi="Cambria Math"/>
+                    <w:rFonts w:ascii="Cambria Math" w:hAnsi="Cambria Math" w:cstheme="majorBidi"/>
+                  </w:rPr>
+                </m:ctrlPr>
+              </m:fPr>
+              <m:num>
+                <m:r>
+                  <w:rPr>
+                    <w:rFonts w:ascii="Cambria Math" w:hAnsi="Cambria Math" w:cstheme="majorBidi"/>
+                  </w:rPr>
+                  <m:t>3</m:t>
+                </m:r>
+                <m:ctrlPr>
+                  <w:rPr>
+                    <w:rFonts w:ascii="Cambria Math" w:hAnsi="Cambria Math" w:cstheme="majorBidi"/>
                     <w:i/>
                   </w:rPr>
                 </m:ctrlPr>
-              </m:sSubPr>
-              <m:e>
+              </m:num>
+              <m:den>
                 <m:r>
                   <w:rPr>
-                    <w:rFonts w:ascii="Cambria Math" w:hAnsi="Cambria Math"/>
+                    <w:rFonts w:ascii="Cambria Math" w:hAnsi="Cambria Math" w:cstheme="majorBidi"/>
                   </w:rPr>
-                  <m:t>x</m:t>
+                  <m:t>4</m:t>
                 </m:r>
-              </m:e>
-              <m:sub>
-                <m:r>
-                  <w:rPr>
-                    <w:rFonts w:ascii="Cambria Math" w:hAnsi="Cambria Math"/>
-                  </w:rPr>
-                  <m:t>min</m:t>
-                </m:r>
-              </m:sub>
-            </m:sSub>
-            <m:r>
-              <w:rPr>
-                <w:rFonts w:ascii="Cambria Math" w:hAnsi="Cambria Math"/>
-              </w:rPr>
-              <m:t>+</m:t>
-            </m:r>
-            <m:sSub>
-              <m:sSubPr>
                 <m:ctrlPr>
                   <w:rPr>
-                    <w:rFonts w:ascii="Cambria Math" w:hAnsi="Cambria Math"/>
+                    <w:rFonts w:ascii="Cambria Math" w:hAnsi="Cambria Math" w:cstheme="majorBidi"/>
                     <w:i/>
                   </w:rPr>
                 </m:ctrlPr>
-              </m:sSubPr>
-              <m:e>
-                <m:r>
-                  <w:rPr>
-                    <w:rFonts w:ascii="Cambria Math" w:hAnsi="Cambria Math"/>
-                  </w:rPr>
-                  <m:t>x</m:t>
-                </m:r>
-              </m:e>
-              <m:sub>
-                <m:r>
-                  <w:rPr>
-                    <w:rFonts w:ascii="Cambria Math" w:hAnsi="Cambria Math"/>
-                  </w:rPr>
-                  <m:t>max</m:t>
-                </m:r>
-              </m:sub>
-            </m:sSub>
-            <m:ctrlPr>
-              <w:rPr>
-                <w:rFonts w:ascii="Cambria Math" w:hAnsi="Cambria Math"/>
-                <w:i/>
-              </w:rPr>
-            </m:ctrlPr>
-          </m:num>
-          <m:den>
-            <m:r>
-              <w:rPr>
-                <w:rFonts w:ascii="Cambria Math" w:hAnsi="Cambria Math"/>
-              </w:rPr>
-              <m:t>2</m:t>
-            </m:r>
-            <m:ctrlPr>
-              <w:rPr>
-                <w:rFonts w:ascii="Cambria Math" w:hAnsi="Cambria Math"/>
-                <w:i/>
-              </w:rPr>
-            </m:ctrlPr>
-          </m:den>
-        </m:f>
-        <m:r>
-          <w:rPr>
-            <w:rFonts w:ascii="Cambria Math" w:hAnsi="Cambria Math"/>
-          </w:rPr>
-          <m:t xml:space="preserve"> (8)</m:t>
-        </m:r>
+              </m:den>
+            </m:f>
+          </m:sub>
+        </m:sSub>
       </m:oMath>
     </w:p>
     <w:p>
@@ -4633,300 +4436,500 @@
         <w:pStyle w:val="a6"/>
         <w:numPr>
           <w:ilvl w:val="0"/>
-          <w:numId w:val="5"/>
+          <w:numId w:val="8"/>
         </w:numPr>
-      </w:pPr>
-      <w:r>
-        <w:t>Полусумма квартилей</w:t>
+        <w:rPr>
+          <w:rFonts w:asciiTheme="majorHAnsi" w:hAnsiTheme="majorHAnsi" w:cstheme="majorBidi"/>
+        </w:rPr>
+      </w:pPr>
+      <w:r>
+        <w:rPr>
+          <w:rFonts w:asciiTheme="majorHAnsi" w:hAnsiTheme="majorHAnsi" w:cstheme="majorBidi"/>
+        </w:rPr>
+        <w:t xml:space="preserve">Подсчитываем </w:t>
+      </w:r>
+      <w:proofErr w:type="spellStart"/>
+      <w:r>
+        <w:rPr>
+          <w:rFonts w:asciiTheme="majorHAnsi" w:hAnsiTheme="majorHAnsi" w:cstheme="majorBidi"/>
+        </w:rPr>
+        <w:t>межквартильный</w:t>
+      </w:r>
+      <w:proofErr w:type="spellEnd"/>
+      <w:r>
+        <w:rPr>
+          <w:rFonts w:asciiTheme="majorHAnsi" w:hAnsiTheme="majorHAnsi" w:cstheme="majorBidi"/>
+        </w:rPr>
+        <w:t xml:space="preserve"> размах </w:t>
+      </w:r>
+      <w:r>
+        <w:rPr>
+          <w:rFonts w:asciiTheme="majorHAnsi" w:hAnsiTheme="majorHAnsi" w:cstheme="majorBidi"/>
+          <w:lang w:val="en-US"/>
+        </w:rPr>
+        <w:t>IQR</w:t>
       </w:r>
     </w:p>
     <w:p>
       <w:pPr>
         <w:pStyle w:val="a6"/>
         <w:ind w:left="1068"/>
-      </w:pPr>
-      <w:r>
-        <w:t xml:space="preserve"> </w:t>
-      </w:r>
-      <m:oMath>
-        <m:sSub>
-          <m:sSubPr>
-            <m:ctrlPr>
-              <w:rPr>
-                <w:rFonts w:ascii="Cambria Math" w:hAnsi="Cambria Math"/>
-                <w:i/>
-              </w:rPr>
-            </m:ctrlPr>
-          </m:sSubPr>
-          <m:e>
-            <m:r>
-              <w:rPr>
-                <w:rFonts w:ascii="Cambria Math" w:hAnsi="Cambria Math"/>
-              </w:rPr>
-              <m:t>z</m:t>
-            </m:r>
-          </m:e>
-          <m:sub>
-            <m:r>
-              <w:rPr>
-                <w:rFonts w:ascii="Cambria Math" w:hAnsi="Cambria Math"/>
-              </w:rPr>
-              <m:t>Q</m:t>
-            </m:r>
-          </m:sub>
-        </m:sSub>
-        <m:r>
-          <w:rPr>
-            <w:rFonts w:ascii="Cambria Math" w:hAnsi="Cambria Math"/>
-          </w:rPr>
-          <m:t>=</m:t>
-        </m:r>
-        <m:f>
-          <m:fPr>
-            <m:ctrlPr>
-              <w:rPr>
-                <w:rFonts w:ascii="Cambria Math" w:hAnsi="Cambria Math"/>
-              </w:rPr>
-            </m:ctrlPr>
-          </m:fPr>
-          <m:num>
-            <m:sSub>
-              <m:sSubPr>
-                <m:ctrlPr>
-                  <w:rPr>
-                    <w:rFonts w:ascii="Cambria Math" w:hAnsi="Cambria Math"/>
-                    <w:i/>
-                  </w:rPr>
-                </m:ctrlPr>
-              </m:sSubPr>
-              <m:e>
-                <m:r>
-                  <w:rPr>
-                    <w:rFonts w:ascii="Cambria Math" w:hAnsi="Cambria Math"/>
-                  </w:rPr>
-                  <m:t>z</m:t>
-                </m:r>
-              </m:e>
-              <m:sub>
-                <m:f>
-                  <m:fPr>
-                    <m:ctrlPr>
-                      <w:rPr>
-                        <w:rFonts w:ascii="Cambria Math" w:hAnsi="Cambria Math"/>
-                      </w:rPr>
-                    </m:ctrlPr>
-                  </m:fPr>
-                  <m:num>
-                    <m:r>
-                      <w:rPr>
-                        <w:rFonts w:ascii="Cambria Math" w:hAnsi="Cambria Math"/>
-                      </w:rPr>
-                      <m:t>1</m:t>
-                    </m:r>
-                    <m:ctrlPr>
-                      <w:rPr>
-                        <w:rFonts w:ascii="Cambria Math" w:hAnsi="Cambria Math"/>
-                        <w:i/>
-                      </w:rPr>
-                    </m:ctrlPr>
-                  </m:num>
-                  <m:den>
-                    <m:r>
-                      <w:rPr>
-                        <w:rFonts w:ascii="Cambria Math" w:hAnsi="Cambria Math"/>
-                      </w:rPr>
-                      <m:t>4</m:t>
-                    </m:r>
-                    <m:ctrlPr>
-                      <w:rPr>
-                        <w:rFonts w:ascii="Cambria Math" w:hAnsi="Cambria Math"/>
-                        <w:i/>
-                      </w:rPr>
-                    </m:ctrlPr>
-                  </m:den>
-                </m:f>
-              </m:sub>
-            </m:sSub>
-            <m:r>
-              <w:rPr>
-                <w:rFonts w:ascii="Cambria Math" w:hAnsi="Cambria Math"/>
-              </w:rPr>
-              <m:t>+</m:t>
-            </m:r>
-            <m:sSub>
-              <m:sSubPr>
-                <m:ctrlPr>
-                  <w:rPr>
-                    <w:rFonts w:ascii="Cambria Math" w:hAnsi="Cambria Math"/>
-                    <w:i/>
-                  </w:rPr>
-                </m:ctrlPr>
-              </m:sSubPr>
-              <m:e>
-                <m:r>
-                  <w:rPr>
-                    <w:rFonts w:ascii="Cambria Math" w:hAnsi="Cambria Math"/>
-                  </w:rPr>
-                  <m:t>z</m:t>
-                </m:r>
-              </m:e>
-              <m:sub>
-                <m:f>
-                  <m:fPr>
-                    <m:ctrlPr>
-                      <w:rPr>
-                        <w:rFonts w:ascii="Cambria Math" w:hAnsi="Cambria Math"/>
-                      </w:rPr>
-                    </m:ctrlPr>
-                  </m:fPr>
-                  <m:num>
-                    <m:r>
-                      <w:rPr>
-                        <w:rFonts w:ascii="Cambria Math" w:hAnsi="Cambria Math"/>
-                      </w:rPr>
-                      <m:t>3</m:t>
-                    </m:r>
-                    <m:ctrlPr>
-                      <w:rPr>
-                        <w:rFonts w:ascii="Cambria Math" w:hAnsi="Cambria Math"/>
-                        <w:i/>
-                      </w:rPr>
-                    </m:ctrlPr>
-                  </m:num>
-                  <m:den>
-                    <m:r>
-                      <w:rPr>
-                        <w:rFonts w:ascii="Cambria Math" w:hAnsi="Cambria Math"/>
-                      </w:rPr>
-                      <m:t>4</m:t>
-                    </m:r>
-                    <m:ctrlPr>
-                      <w:rPr>
-                        <w:rFonts w:ascii="Cambria Math" w:hAnsi="Cambria Math"/>
-                        <w:i/>
-                      </w:rPr>
-                    </m:ctrlPr>
-                  </m:den>
-                </m:f>
-              </m:sub>
-            </m:sSub>
-            <m:ctrlPr>
-              <w:rPr>
-                <w:rFonts w:ascii="Cambria Math" w:hAnsi="Cambria Math"/>
-                <w:i/>
-              </w:rPr>
-            </m:ctrlPr>
-          </m:num>
-          <m:den>
-            <m:r>
-              <w:rPr>
-                <w:rFonts w:ascii="Cambria Math" w:hAnsi="Cambria Math"/>
-              </w:rPr>
-              <m:t>2</m:t>
-            </m:r>
-            <m:ctrlPr>
-              <w:rPr>
-                <w:rFonts w:ascii="Cambria Math" w:hAnsi="Cambria Math"/>
-                <w:i/>
-              </w:rPr>
-            </m:ctrlPr>
-          </m:den>
-        </m:f>
-        <m:r>
-          <w:rPr>
-            <w:rFonts w:ascii="Cambria Math" w:hAnsi="Cambria Math"/>
-          </w:rPr>
-          <m:t xml:space="preserve"> (9)</m:t>
-        </m:r>
-      </m:oMath>
+        <w:rPr>
+          <w:rFonts w:asciiTheme="majorHAnsi" w:hAnsiTheme="majorHAnsi" w:cstheme="majorBidi"/>
+        </w:rPr>
+      </w:pPr>
+      <m:oMathPara>
+        <m:oMath>
+          <m:r>
+            <w:rPr>
+              <w:rFonts w:ascii="Cambria Math" w:hAnsi="Cambria Math" w:cstheme="majorBidi"/>
+            </w:rPr>
+            <m:t>IQR =</m:t>
+          </m:r>
+          <m:sSub>
+            <m:sSubPr>
+              <m:ctrlPr>
+                <w:rPr>
+                  <w:rFonts w:ascii="Cambria Math" w:hAnsi="Cambria Math" w:cstheme="majorBidi"/>
+                  <w:i/>
+                </w:rPr>
+              </m:ctrlPr>
+            </m:sSubPr>
+            <m:e>
+              <m:r>
+                <w:rPr>
+                  <w:rFonts w:ascii="Cambria Math" w:hAnsi="Cambria Math" w:cstheme="majorBidi"/>
+                </w:rPr>
+                <m:t>z</m:t>
+              </m:r>
+            </m:e>
+            <m:sub>
+              <m:f>
+                <m:fPr>
+                  <m:ctrlPr>
+                    <w:rPr>
+                      <w:rFonts w:ascii="Cambria Math" w:hAnsi="Cambria Math" w:cstheme="majorBidi"/>
+                    </w:rPr>
+                  </m:ctrlPr>
+                </m:fPr>
+                <m:num>
+                  <m:r>
+                    <w:rPr>
+                      <w:rFonts w:ascii="Cambria Math" w:hAnsi="Cambria Math" w:cstheme="majorBidi"/>
+                    </w:rPr>
+                    <m:t>3</m:t>
+                  </m:r>
+                  <m:ctrlPr>
+                    <w:rPr>
+                      <w:rFonts w:ascii="Cambria Math" w:hAnsi="Cambria Math" w:cstheme="majorBidi"/>
+                      <w:i/>
+                    </w:rPr>
+                  </m:ctrlPr>
+                </m:num>
+                <m:den>
+                  <m:r>
+                    <w:rPr>
+                      <w:rFonts w:ascii="Cambria Math" w:hAnsi="Cambria Math" w:cstheme="majorBidi"/>
+                    </w:rPr>
+                    <m:t>4</m:t>
+                  </m:r>
+                  <m:ctrlPr>
+                    <w:rPr>
+                      <w:rFonts w:ascii="Cambria Math" w:hAnsi="Cambria Math" w:cstheme="majorBidi"/>
+                      <w:i/>
+                    </w:rPr>
+                  </m:ctrlPr>
+                </m:den>
+              </m:f>
+            </m:sub>
+          </m:sSub>
+          <m:r>
+            <w:rPr>
+              <w:rFonts w:ascii="Cambria Math" w:hAnsi="Cambria Math" w:cstheme="majorBidi"/>
+            </w:rPr>
+            <m:t xml:space="preserve"> -</m:t>
+          </m:r>
+          <m:sSub>
+            <m:sSubPr>
+              <m:ctrlPr>
+                <w:rPr>
+                  <w:rFonts w:ascii="Cambria Math" w:hAnsi="Cambria Math" w:cstheme="majorBidi"/>
+                  <w:i/>
+                </w:rPr>
+              </m:ctrlPr>
+            </m:sSubPr>
+            <m:e>
+              <m:r>
+                <w:rPr>
+                  <w:rFonts w:ascii="Cambria Math" w:hAnsi="Cambria Math" w:cstheme="majorBidi"/>
+                </w:rPr>
+                <m:t xml:space="preserve"> z</m:t>
+              </m:r>
+            </m:e>
+            <m:sub>
+              <m:f>
+                <m:fPr>
+                  <m:ctrlPr>
+                    <w:rPr>
+                      <w:rFonts w:ascii="Cambria Math" w:hAnsi="Cambria Math" w:cstheme="majorBidi"/>
+                    </w:rPr>
+                  </m:ctrlPr>
+                </m:fPr>
+                <m:num>
+                  <m:r>
+                    <w:rPr>
+                      <w:rFonts w:ascii="Cambria Math" w:hAnsi="Cambria Math" w:cstheme="majorBidi"/>
+                    </w:rPr>
+                    <m:t>1</m:t>
+                  </m:r>
+                  <m:ctrlPr>
+                    <w:rPr>
+                      <w:rFonts w:ascii="Cambria Math" w:hAnsi="Cambria Math" w:cstheme="majorBidi"/>
+                      <w:i/>
+                    </w:rPr>
+                  </m:ctrlPr>
+                </m:num>
+                <m:den>
+                  <m:r>
+                    <w:rPr>
+                      <w:rFonts w:ascii="Cambria Math" w:hAnsi="Cambria Math" w:cstheme="majorBidi"/>
+                    </w:rPr>
+                    <m:t>4</m:t>
+                  </m:r>
+                  <m:ctrlPr>
+                    <w:rPr>
+                      <w:rFonts w:ascii="Cambria Math" w:hAnsi="Cambria Math" w:cstheme="majorBidi"/>
+                      <w:i/>
+                    </w:rPr>
+                  </m:ctrlPr>
+                </m:den>
+              </m:f>
+            </m:sub>
+          </m:sSub>
+          <m:r>
+            <m:rPr>
+              <m:sty m:val="p"/>
+            </m:rPr>
+            <w:rPr>
+              <w:rFonts w:ascii="Cambria Math" w:hAnsi="Cambria Math" w:cstheme="majorBidi"/>
+            </w:rPr>
+            <m:t xml:space="preserve"> </m:t>
+          </m:r>
+          <m:r>
+            <w:rPr>
+              <w:rFonts w:ascii="Cambria Math" w:hAnsi="Cambria Math" w:cstheme="majorBidi"/>
+            </w:rPr>
+            <m:t xml:space="preserve"> </m:t>
+          </m:r>
+        </m:oMath>
+      </m:oMathPara>
     </w:p>
     <w:p>
       <w:pPr>
         <w:pStyle w:val="a6"/>
         <w:numPr>
           <w:ilvl w:val="0"/>
-          <w:numId w:val="5"/>
+          <w:numId w:val="8"/>
         </w:numPr>
-      </w:pPr>
-      <w:r>
-        <w:t>Усечённое среднее</w:t>
+        <w:rPr>
+          <w:rFonts w:asciiTheme="majorHAnsi" w:hAnsiTheme="majorHAnsi" w:cstheme="majorBidi"/>
+          <w:lang w:val="en-US"/>
+        </w:rPr>
+      </w:pPr>
+      <w:r>
+        <w:rPr>
+          <w:rFonts w:asciiTheme="majorHAnsi" w:hAnsiTheme="majorHAnsi" w:cstheme="majorBidi"/>
+        </w:rPr>
+        <w:t>Подсчитываем границы</w:t>
+      </w:r>
+      <w:r>
+        <w:rPr>
+          <w:rFonts w:asciiTheme="majorHAnsi" w:hAnsiTheme="majorHAnsi" w:cstheme="majorBidi"/>
+          <w:lang w:val="en-US"/>
+        </w:rPr>
+        <w:t>:</w:t>
+      </w:r>
+    </w:p>
+    <w:p>
+      <w:pPr>
+        <w:pStyle w:val="a6"/>
+        <w:ind w:left="1068"/>
+        <w:jc w:val="center"/>
+        <w:rPr>
+          <w:rFonts w:asciiTheme="majorHAnsi" w:hAnsiTheme="majorHAnsi" w:cstheme="majorBidi"/>
+          <w:sz w:val="24"/>
+          <w:szCs w:val="24"/>
+        </w:rPr>
+      </w:pPr>
+      <m:oMathPara>
+        <m:oMath>
+          <m:r>
+            <w:rPr>
+              <w:rFonts w:ascii="Cambria Math" w:hAnsi="Cambria Math" w:cstheme="majorBidi"/>
+              <w:lang w:val="en-US"/>
+            </w:rPr>
+            <m:t xml:space="preserve">Верхняя = </m:t>
+          </m:r>
+          <m:sSub>
+            <m:sSubPr>
+              <m:ctrlPr>
+                <w:rPr>
+                  <w:rFonts w:ascii="Cambria Math" w:hAnsi="Cambria Math" w:cstheme="majorBidi"/>
+                  <w:i/>
+                  <w:sz w:val="24"/>
+                  <w:szCs w:val="24"/>
+                </w:rPr>
+              </m:ctrlPr>
+            </m:sSubPr>
+            <m:e>
+              <m:r>
+                <w:rPr>
+                  <w:rFonts w:ascii="Cambria Math" w:hAnsi="Cambria Math" w:cstheme="majorBidi"/>
+                </w:rPr>
+                <m:t>z</m:t>
+              </m:r>
+            </m:e>
+            <m:sub>
+              <m:f>
+                <m:fPr>
+                  <m:ctrlPr>
+                    <w:rPr>
+                      <w:rFonts w:ascii="Cambria Math" w:hAnsi="Cambria Math" w:cstheme="majorBidi"/>
+                      <w:sz w:val="24"/>
+                      <w:szCs w:val="24"/>
+                    </w:rPr>
+                  </m:ctrlPr>
+                </m:fPr>
+                <m:num>
+                  <m:r>
+                    <w:rPr>
+                      <w:rFonts w:ascii="Cambria Math" w:hAnsi="Cambria Math" w:cstheme="majorBidi"/>
+                    </w:rPr>
+                    <m:t>3</m:t>
+                  </m:r>
+                  <m:ctrlPr>
+                    <w:rPr>
+                      <w:rFonts w:ascii="Cambria Math" w:hAnsi="Cambria Math" w:cstheme="majorBidi"/>
+                      <w:i/>
+                      <w:sz w:val="24"/>
+                      <w:szCs w:val="24"/>
+                    </w:rPr>
+                  </m:ctrlPr>
+                </m:num>
+                <m:den>
+                  <m:r>
+                    <w:rPr>
+                      <w:rFonts w:ascii="Cambria Math" w:hAnsi="Cambria Math" w:cstheme="majorBidi"/>
+                    </w:rPr>
+                    <m:t>4</m:t>
+                  </m:r>
+                  <m:ctrlPr>
+                    <w:rPr>
+                      <w:rFonts w:ascii="Cambria Math" w:hAnsi="Cambria Math" w:cstheme="majorBidi"/>
+                      <w:i/>
+                      <w:sz w:val="24"/>
+                      <w:szCs w:val="24"/>
+                    </w:rPr>
+                  </m:ctrlPr>
+                </m:den>
+              </m:f>
+            </m:sub>
+          </m:sSub>
+          <m:r>
+            <w:rPr>
+              <w:rFonts w:ascii="Cambria Math" w:hAnsi="Cambria Math" w:cstheme="majorBidi"/>
+              <w:sz w:val="24"/>
+              <w:szCs w:val="24"/>
+            </w:rPr>
+            <m:t xml:space="preserve"> + 1.5IQR</m:t>
+          </m:r>
+          <m:r>
+            <m:rPr>
+              <m:sty m:val="p"/>
+            </m:rPr>
+            <w:rPr>
+              <w:rFonts w:ascii="Cambria Math" w:hAnsi="Cambria Math" w:cstheme="majorBidi"/>
+              <w:lang w:val="en-US"/>
+            </w:rPr>
+            <w:br/>
+          </m:r>
+        </m:oMath>
+        <m:oMath>
+          <m:r>
+            <w:rPr>
+              <w:rFonts w:ascii="Cambria Math" w:hAnsi="Cambria Math" w:cstheme="majorBidi"/>
+              <w:lang w:val="en-US"/>
+            </w:rPr>
+            <m:t xml:space="preserve">Нижняя = </m:t>
+          </m:r>
+          <m:sSub>
+            <m:sSubPr>
+              <m:ctrlPr>
+                <w:rPr>
+                  <w:rFonts w:ascii="Cambria Math" w:hAnsi="Cambria Math" w:cstheme="majorBidi"/>
+                  <w:i/>
+                  <w:sz w:val="24"/>
+                  <w:szCs w:val="24"/>
+                </w:rPr>
+              </m:ctrlPr>
+            </m:sSubPr>
+            <m:e>
+              <m:r>
+                <w:rPr>
+                  <w:rFonts w:ascii="Cambria Math" w:hAnsi="Cambria Math" w:cstheme="majorBidi"/>
+                </w:rPr>
+                <m:t>z</m:t>
+              </m:r>
+            </m:e>
+            <m:sub>
+              <m:f>
+                <m:fPr>
+                  <m:ctrlPr>
+                    <w:rPr>
+                      <w:rFonts w:ascii="Cambria Math" w:hAnsi="Cambria Math" w:cstheme="majorBidi"/>
+                      <w:sz w:val="24"/>
+                      <w:szCs w:val="24"/>
+                    </w:rPr>
+                  </m:ctrlPr>
+                </m:fPr>
+                <m:num>
+                  <m:r>
+                    <w:rPr>
+                      <w:rFonts w:ascii="Cambria Math" w:hAnsi="Cambria Math" w:cstheme="majorBidi"/>
+                    </w:rPr>
+                    <m:t>1</m:t>
+                  </m:r>
+                  <m:ctrlPr>
+                    <w:rPr>
+                      <w:rFonts w:ascii="Cambria Math" w:hAnsi="Cambria Math" w:cstheme="majorBidi"/>
+                      <w:i/>
+                      <w:sz w:val="24"/>
+                      <w:szCs w:val="24"/>
+                    </w:rPr>
+                  </m:ctrlPr>
+                </m:num>
+                <m:den>
+                  <m:r>
+                    <w:rPr>
+                      <w:rFonts w:ascii="Cambria Math" w:hAnsi="Cambria Math" w:cstheme="majorBidi"/>
+                    </w:rPr>
+                    <m:t>4</m:t>
+                  </m:r>
+                  <m:ctrlPr>
+                    <w:rPr>
+                      <w:rFonts w:ascii="Cambria Math" w:hAnsi="Cambria Math" w:cstheme="majorBidi"/>
+                      <w:i/>
+                      <w:sz w:val="24"/>
+                      <w:szCs w:val="24"/>
+                    </w:rPr>
+                  </m:ctrlPr>
+                </m:den>
+              </m:f>
+            </m:sub>
+          </m:sSub>
+          <m:r>
+            <w:rPr>
+              <w:rFonts w:ascii="Cambria Math" w:hAnsi="Cambria Math" w:cstheme="majorBidi"/>
+              <w:sz w:val="24"/>
+              <w:szCs w:val="24"/>
+            </w:rPr>
+            <m:t xml:space="preserve"> - 1.5IQR</m:t>
+          </m:r>
+        </m:oMath>
+      </m:oMathPara>
+    </w:p>
+    <w:p>
+      <w:pPr>
+        <w:pStyle w:val="a6"/>
+        <w:numPr>
+          <w:ilvl w:val="0"/>
+          <w:numId w:val="8"/>
+        </w:numPr>
+        <w:rPr>
+          <w:rFonts w:asciiTheme="majorHAnsi" w:hAnsiTheme="majorHAnsi" w:cstheme="majorBidi"/>
+          <w:sz w:val="24"/>
+          <w:szCs w:val="24"/>
+        </w:rPr>
+      </w:pPr>
+      <w:r>
+        <w:rPr>
+          <w:rFonts w:asciiTheme="majorHAnsi" w:hAnsiTheme="majorHAnsi" w:cstheme="majorBidi"/>
+          <w:sz w:val="24"/>
+          <w:szCs w:val="24"/>
+        </w:rPr>
+        <w:t>Все значения</w:t>
+      </w:r>
+      <w:r>
+        <w:rPr>
+          <w:rFonts w:asciiTheme="majorHAnsi" w:hAnsiTheme="majorHAnsi" w:cstheme="majorBidi"/>
+          <w:sz w:val="24"/>
+          <w:szCs w:val="24"/>
+        </w:rPr>
+        <w:t xml:space="preserve">, </w:t>
+      </w:r>
+      <w:r>
+        <w:rPr>
+          <w:rFonts w:asciiTheme="majorHAnsi" w:hAnsiTheme="majorHAnsi" w:cstheme="majorBidi"/>
+          <w:sz w:val="24"/>
+          <w:szCs w:val="24"/>
+        </w:rPr>
+        <w:t>которые не выходят в эти границы – аномальные значения</w:t>
+      </w:r>
+    </w:p>
+    <w:p>
+      <w:pPr>
+        <w:pStyle w:val="a6"/>
+        <w:numPr>
+          <w:ilvl w:val="0"/>
+          <w:numId w:val="8"/>
+        </w:numPr>
+        <w:rPr>
+          <w:rFonts w:asciiTheme="majorHAnsi" w:hAnsiTheme="majorHAnsi" w:cstheme="majorBidi"/>
+          <w:sz w:val="24"/>
+          <w:szCs w:val="24"/>
+        </w:rPr>
+      </w:pPr>
+      <w:r>
+        <w:rPr>
+          <w:rFonts w:asciiTheme="majorHAnsi" w:hAnsiTheme="majorHAnsi" w:cstheme="majorBidi"/>
+          <w:sz w:val="24"/>
+          <w:szCs w:val="24"/>
+        </w:rPr>
+        <w:t>Считаем их количество и находим долю</w:t>
+      </w:r>
+    </w:p>
+    <w:p>
+      <w:pPr>
+        <w:pStyle w:val="a6"/>
+        <w:ind w:left="1068"/>
+        <w:rPr>
+          <w:rFonts w:asciiTheme="majorHAnsi" w:hAnsiTheme="majorHAnsi" w:cstheme="majorBidi"/>
+        </w:rPr>
+      </w:pPr>
+    </w:p>
+    <w:p>
+      <w:pPr>
+        <w:ind w:left="708"/>
+      </w:pPr>
+      <w:r>
+        <w:t xml:space="preserve">Для </w:t>
+      </w:r>
+      <w:r>
+        <w:t>доли считается</w:t>
       </w:r>
       <w:r>
         <w:t xml:space="preserve"> </w:t>
       </w:r>
-      <m:oMath>
-        <m:sSub>
-          <m:sSubPr>
-            <m:ctrlPr>
-              <w:rPr>
-                <w:rFonts w:ascii="Cambria Math" w:hAnsi="Cambria Math"/>
-                <w:i/>
-                <w:lang w:val="en-US"/>
-              </w:rPr>
-            </m:ctrlPr>
-          </m:sSubPr>
-          <m:e>
-            <m:r>
-              <w:rPr>
-                <w:rFonts w:ascii="Cambria Math" w:hAnsi="Cambria Math"/>
-                <w:lang w:val="en-US"/>
-              </w:rPr>
-              <m:t>z</m:t>
-            </m:r>
-          </m:e>
-          <m:sub>
-            <m:r>
-              <w:rPr>
-                <w:rFonts w:ascii="Cambria Math" w:hAnsi="Cambria Math"/>
-                <w:lang w:val="en-US"/>
-              </w:rPr>
-              <m:t>tr</m:t>
-            </m:r>
-          </m:sub>
-        </m:sSub>
-        <m:r>
-          <w:rPr>
-            <w:rFonts w:ascii="Cambria Math" w:hAnsi="Cambria Math"/>
-          </w:rPr>
-          <m:t xml:space="preserve"> </m:t>
-        </m:r>
-        <m:r>
-          <w:rPr>
-            <w:rFonts w:ascii="Cambria Math" w:hAnsi="Cambria Math"/>
-          </w:rPr>
-          <m:t>(10)</m:t>
-        </m:r>
-      </m:oMath>
-      <w:r>
-        <w:t xml:space="preserve">, </w:t>
-      </w:r>
-      <w:r>
-        <w:t>расчёт как у выборочного среднего</w:t>
-      </w:r>
-      <w:r>
-        <w:t xml:space="preserve">, </w:t>
-      </w:r>
-      <w:r>
-        <w:t>но отбрасываются 10% наибольших и наименьших значений</w:t>
+      <w:r>
+        <w:t>выборочное среднее</w:t>
+      </w:r>
+      <w:r>
+        <w:t>:</w:t>
       </w:r>
     </w:p>
     <w:p>
       <w:pPr>
         <w:ind w:left="708"/>
-      </w:pPr>
-      <w:r>
-        <w:t>Для характеристик считаются среднее и дисперсия</w:t>
-      </w:r>
-      <w:r>
-        <w:t>:</w:t>
-      </w:r>
-    </w:p>
-    <w:p>
-      <w:pPr>
-        <w:ind w:left="708"/>
-        <w:rPr>
-          <w:i/>
-        </w:rPr>
       </w:pPr>
       <m:oMathPara>
         <m:oMath>
@@ -4960,65 +4963,90 @@
             </w:rPr>
             <m:t>=</m:t>
           </m:r>
-          <m:acc>
-            <m:accPr>
-              <m:chr m:val="̅"/>
+          <m:f>
+            <m:fPr>
+              <m:ctrlPr>
+                <w:rPr>
+                  <w:rFonts w:ascii="Cambria Math" w:hAnsi="Cambria Math"/>
+                </w:rPr>
+              </m:ctrlPr>
+            </m:fPr>
+            <m:num>
+              <m:r>
+                <w:rPr>
+                  <w:rFonts w:ascii="Cambria Math" w:hAnsi="Cambria Math"/>
+                </w:rPr>
+                <m:t>1</m:t>
+              </m:r>
               <m:ctrlPr>
                 <w:rPr>
                   <w:rFonts w:ascii="Cambria Math" w:hAnsi="Cambria Math"/>
                   <w:i/>
                 </w:rPr>
               </m:ctrlPr>
-            </m:accPr>
-            <m:e>
+            </m:num>
+            <m:den>
               <m:r>
                 <w:rPr>
                   <w:rFonts w:ascii="Cambria Math" w:hAnsi="Cambria Math"/>
                 </w:rPr>
-                <m:t>z</m:t>
+                <m:t>n</m:t>
               </m:r>
-            </m:e>
-          </m:acc>
-          <m:r>
-            <w:rPr>
-              <w:rFonts w:ascii="Cambria Math" w:hAnsi="Cambria Math"/>
-            </w:rPr>
-            <m:t xml:space="preserve"> (11)</m:t>
-          </m:r>
-          <m:r>
-            <w:rPr>
-              <w:rFonts w:ascii="Cambria Math" w:hAnsi="Cambria Math"/>
-            </w:rPr>
-            <w:br/>
-          </m:r>
-        </m:oMath>
-        <m:oMath>
-          <m:r>
-            <w:rPr>
-              <w:rFonts w:ascii="Cambria Math" w:hAnsi="Cambria Math"/>
-            </w:rPr>
-            <m:t>D(z)=</m:t>
-          </m:r>
-          <m:acc>
-            <m:accPr>
-              <m:chr m:val="̅"/>
               <m:ctrlPr>
                 <w:rPr>
                   <w:rFonts w:ascii="Cambria Math" w:hAnsi="Cambria Math"/>
                   <w:i/>
                 </w:rPr>
               </m:ctrlPr>
-            </m:accPr>
+            </m:den>
+          </m:f>
+          <m:nary>
+            <m:naryPr>
+              <m:chr m:val="∑"/>
+              <m:ctrlPr>
+                <w:rPr>
+                  <w:rFonts w:ascii="Cambria Math" w:hAnsi="Cambria Math"/>
+                </w:rPr>
+              </m:ctrlPr>
+            </m:naryPr>
+            <m:sub>
+              <m:r>
+                <w:rPr>
+                  <w:rFonts w:ascii="Cambria Math" w:hAnsi="Cambria Math"/>
+                </w:rPr>
+                <m:t>i=1</m:t>
+              </m:r>
+              <m:ctrlPr>
+                <w:rPr>
+                  <w:rFonts w:ascii="Cambria Math" w:hAnsi="Cambria Math"/>
+                  <w:i/>
+                </w:rPr>
+              </m:ctrlPr>
+            </m:sub>
+            <m:sup>
+              <m:r>
+                <w:rPr>
+                  <w:rFonts w:ascii="Cambria Math" w:hAnsi="Cambria Math"/>
+                </w:rPr>
+                <m:t>n</m:t>
+              </m:r>
+              <m:ctrlPr>
+                <w:rPr>
+                  <w:rFonts w:ascii="Cambria Math" w:hAnsi="Cambria Math"/>
+                  <w:i/>
+                </w:rPr>
+              </m:ctrlPr>
+            </m:sup>
             <m:e>
-              <m:sSup>
-                <m:sSupPr>
+              <m:sSub>
+                <m:sSubPr>
                   <m:ctrlPr>
                     <w:rPr>
                       <w:rFonts w:ascii="Cambria Math" w:hAnsi="Cambria Math"/>
                       <w:i/>
                     </w:rPr>
                   </m:ctrlPr>
-                </m:sSupPr>
+                </m:sSubPr>
                 <m:e>
                   <m:r>
                     <w:rPr>
@@ -5027,79 +5055,28 @@
                     <m:t>z</m:t>
                   </m:r>
                 </m:e>
-                <m:sup>
+                <m:sub>
                   <m:r>
                     <w:rPr>
                       <w:rFonts w:ascii="Cambria Math" w:hAnsi="Cambria Math"/>
                     </w:rPr>
-                    <m:t>2</m:t>
+                    <m:t>i</m:t>
                   </m:r>
-                </m:sup>
-              </m:sSup>
-            </m:e>
-          </m:acc>
-          <m:r>
-            <w:rPr>
-              <w:rFonts w:ascii="Cambria Math" w:hAnsi="Cambria Math"/>
-            </w:rPr>
-            <m:t xml:space="preserve"> - </m:t>
-          </m:r>
-          <m:sSup>
-            <m:sSupPr>
+                </m:sub>
+              </m:sSub>
               <m:ctrlPr>
                 <w:rPr>
                   <w:rFonts w:ascii="Cambria Math" w:hAnsi="Cambria Math"/>
                   <w:i/>
                 </w:rPr>
               </m:ctrlPr>
-            </m:sSupPr>
-            <m:e>
-              <m:d>
-                <m:dPr>
-                  <m:ctrlPr>
-                    <w:rPr>
-                      <w:rFonts w:ascii="Cambria Math" w:hAnsi="Cambria Math"/>
-                      <w:i/>
-                    </w:rPr>
-                  </m:ctrlPr>
-                </m:dPr>
-                <m:e>
-                  <m:acc>
-                    <m:accPr>
-                      <m:chr m:val="̅"/>
-                      <m:ctrlPr>
-                        <w:rPr>
-                          <w:rFonts w:ascii="Cambria Math" w:hAnsi="Cambria Math"/>
-                          <w:i/>
-                        </w:rPr>
-                      </m:ctrlPr>
-                    </m:accPr>
-                    <m:e>
-                      <m:r>
-                        <w:rPr>
-                          <w:rFonts w:ascii="Cambria Math" w:hAnsi="Cambria Math"/>
-                        </w:rPr>
-                        <m:t>z</m:t>
-                      </m:r>
-                    </m:e>
-                  </m:acc>
-                </m:e>
-              </m:d>
             </m:e>
-            <m:sup>
-              <m:r>
-                <w:rPr>
-                  <w:rFonts w:ascii="Cambria Math" w:hAnsi="Cambria Math"/>
-                </w:rPr>
-                <m:t>2</m:t>
-              </m:r>
-            </m:sup>
-          </m:sSup>
+          </m:nary>
           <m:r>
             <w:rPr>
               <w:rFonts w:ascii="Cambria Math" w:hAnsi="Cambria Math"/>
             </w:rPr>
-            <m:t xml:space="preserve"> (12)</m:t>
+            <m:t>(7)</m:t>
           </m:r>
         </m:oMath>
       </m:oMathPara>
@@ -5111,7 +5088,7 @@
           <w:rFonts w:eastAsia="Calibri Light"/>
         </w:rPr>
       </w:pPr>
-      <w:bookmarkStart w:id="6" w:name="_Toc221975985"/>
+      <w:bookmarkStart w:id="6" w:name="_Toc222180072"/>
       <w:r>
         <w:rPr>
           <w:rFonts w:eastAsia="Calibri Light"/>
@@ -5121,644 +5098,482 @@
       <w:bookmarkEnd w:id="6"/>
     </w:p>
     <w:p>
-      <w:pPr>
+      <w:r>
+        <w:t>Используемый язык</w:t>
+      </w:r>
+      <w:r>
+        <w:t xml:space="preserve">: </w:t>
+      </w:r>
+      <w:r>
         <w:rPr>
           <w:lang w:val="en-US"/>
         </w:rPr>
-      </w:pPr>
-      <w:r>
-        <w:t>Используемый язык</w:t>
+        <w:t>Python</w:t>
+      </w:r>
+      <w:r>
+        <w:t xml:space="preserve"> 3.12.10</w:t>
+      </w:r>
+    </w:p>
+    <w:p>
+      <w:r>
+        <w:t>Используемая</w:t>
+      </w:r>
+      <w:r>
+        <w:t xml:space="preserve"> </w:t>
+      </w:r>
+      <w:r>
+        <w:t>среда</w:t>
+      </w:r>
+      <w:r>
+        <w:t xml:space="preserve"> </w:t>
+      </w:r>
+      <w:r>
+        <w:t>разработки</w:t>
+      </w:r>
+      <w:r>
+        <w:t xml:space="preserve">: </w:t>
       </w:r>
       <w:r>
         <w:rPr>
           <w:lang w:val="en-US"/>
         </w:rPr>
+        <w:t>Visual</w:t>
+      </w:r>
+      <w:r>
+        <w:t xml:space="preserve"> </w:t>
+      </w:r>
+      <w:r>
+        <w:rPr>
+          <w:lang w:val="en-US"/>
+        </w:rPr>
+        <w:t>Studio</w:t>
+      </w:r>
+      <w:r>
+        <w:t xml:space="preserve"> </w:t>
+      </w:r>
+      <w:r>
+        <w:rPr>
+          <w:lang w:val="en-US"/>
+        </w:rPr>
+        <w:t>Code</w:t>
+      </w:r>
+      <w:r>
+        <w:br/>
+      </w:r>
+      <w:r>
+        <w:t>Используемые</w:t>
+      </w:r>
+      <w:r>
+        <w:t xml:space="preserve"> </w:t>
+      </w:r>
+      <w:r>
+        <w:t>библиотеки</w:t>
+      </w:r>
+      <w:r>
         <w:t xml:space="preserve">: </w:t>
       </w:r>
+      <w:proofErr w:type="spellStart"/>
       <w:r>
         <w:rPr>
           <w:lang w:val="en-US"/>
         </w:rPr>
-        <w:t>Python 3.12.10</w:t>
-      </w:r>
-    </w:p>
-    <w:p>
-      <w:pPr>
+        <w:t>numpy</w:t>
+      </w:r>
+      <w:proofErr w:type="spellEnd"/>
+      <w:r>
+        <w:t xml:space="preserve">, </w:t>
+      </w:r>
+      <w:r>
         <w:rPr>
           <w:lang w:val="en-US"/>
         </w:rPr>
-      </w:pPr>
-      <w:r>
-        <w:t>Используемая</w:t>
-      </w:r>
+        <w:t>matplotlib</w:t>
+      </w:r>
+      <w:r>
+        <w:t xml:space="preserve">, </w:t>
+      </w:r>
+      <w:proofErr w:type="spellStart"/>
       <w:r>
         <w:rPr>
           <w:lang w:val="en-US"/>
         </w:rPr>
+        <w:t>scipy</w:t>
+      </w:r>
+      <w:proofErr w:type="spellEnd"/>
+    </w:p>
+    <w:p>
+      <w:r>
+        <w:t xml:space="preserve">В файле </w:t>
+      </w:r>
+      <w:proofErr w:type="spellStart"/>
+      <w:r>
+        <w:t>requirements</w:t>
+      </w:r>
+      <w:proofErr w:type="spellEnd"/>
+      <w:r>
+        <w:t>.</w:t>
+      </w:r>
+      <w:r>
+        <w:rPr>
+          <w:lang w:val="en-US"/>
+        </w:rPr>
+        <w:t>txt</w:t>
+      </w:r>
+      <w:r>
         <w:t xml:space="preserve"> </w:t>
       </w:r>
       <w:r>
-        <w:t>среда</w:t>
-      </w:r>
+        <w:t>описаны все необходимые зависимости</w:t>
+      </w:r>
+    </w:p>
+    <w:p>
+      <w:r>
+        <w:t>Описание функций</w:t>
+      </w:r>
+      <w:r>
+        <w:t>:</w:t>
+      </w:r>
+    </w:p>
+    <w:p>
       <w:r>
         <w:rPr>
           <w:lang w:val="en-US"/>
         </w:rPr>
+        <w:t>count</w:t>
+      </w:r>
+      <w:r>
+        <w:t>_</w:t>
+      </w:r>
+      <w:r>
+        <w:rPr>
+          <w:lang w:val="en-US"/>
+        </w:rPr>
+        <w:t>outliers</w:t>
+      </w:r>
+      <w:r>
+        <w:t>(</w:t>
+      </w:r>
+      <w:r>
+        <w:rPr>
+          <w:lang w:val="en-US"/>
+        </w:rPr>
+        <w:t>data</w:t>
+      </w:r>
+      <w:r>
+        <w:t xml:space="preserve">) – </w:t>
+      </w:r>
+      <w:r>
+        <w:t>функция</w:t>
+      </w:r>
+      <w:r>
         <w:t xml:space="preserve"> </w:t>
       </w:r>
       <w:r>
-        <w:t>разработки</w:t>
+        <w:t>подсчёта</w:t>
+      </w:r>
+      <w:r>
+        <w:t xml:space="preserve"> </w:t>
+      </w:r>
+      <w:r>
+        <w:t>числа</w:t>
+      </w:r>
+      <w:r>
+        <w:t xml:space="preserve"> </w:t>
+      </w:r>
+      <w:r>
+        <w:t>аномальных значений для выборки</w:t>
+      </w:r>
+      <w:r>
+        <w:t xml:space="preserve"> на основе </w:t>
+      </w:r>
+      <w:r>
+        <w:lastRenderedPageBreak/>
+        <w:t>алгоритма (6)</w:t>
+      </w:r>
+      <w:r>
+        <w:t xml:space="preserve">. </w:t>
+      </w:r>
+      <w:r>
+        <w:t>Вход</w:t>
+      </w:r>
+      <w:r>
+        <w:t xml:space="preserve">: </w:t>
       </w:r>
       <w:r>
         <w:rPr>
           <w:lang w:val="en-US"/>
         </w:rPr>
+        <w:t>data</w:t>
+      </w:r>
+      <w:r>
+        <w:t xml:space="preserve"> – </w:t>
+      </w:r>
+      <w:r>
+        <w:t>выборка.</w:t>
+      </w:r>
+      <w:r>
+        <w:t xml:space="preserve"> Выход</w:t>
+      </w:r>
+      <w:r>
         <w:t xml:space="preserve">: </w:t>
       </w:r>
       <w:r>
+        <w:t>количество аномальных значений</w:t>
+      </w:r>
+    </w:p>
+    <w:p>
+      <w:pPr>
         <w:rPr>
           <w:lang w:val="en-US"/>
         </w:rPr>
-        <w:t>Visual</w:t>
-      </w:r>
+      </w:pPr>
       <w:r>
         <w:rPr>
           <w:lang w:val="en-US"/>
         </w:rPr>
+        <w:t>paint</w:t>
+      </w:r>
+      <w:r>
+        <w:t>_</w:t>
+      </w:r>
+      <w:proofErr w:type="gramStart"/>
+      <w:r>
+        <w:rPr>
+          <w:lang w:val="en-US"/>
+        </w:rPr>
+        <w:t>distribution</w:t>
+      </w:r>
+      <w:r>
+        <w:t>(</w:t>
+      </w:r>
+      <w:proofErr w:type="gramEnd"/>
+      <w:r>
+        <w:rPr>
+          <w:lang w:val="en-US"/>
+        </w:rPr>
+        <w:t>name</w:t>
+      </w:r>
+      <w:r>
+        <w:t xml:space="preserve">, </w:t>
+      </w:r>
+      <w:r>
+        <w:rPr>
+          <w:lang w:val="en-US"/>
+        </w:rPr>
+        <w:t>data</w:t>
+      </w:r>
+      <w:r>
+        <w:t>_</w:t>
+      </w:r>
+      <w:r>
+        <w:rPr>
+          <w:lang w:val="en-US"/>
+        </w:rPr>
+        <w:t>list</w:t>
+      </w:r>
+      <w:r>
+        <w:t xml:space="preserve">, </w:t>
+      </w:r>
+      <w:r>
+        <w:rPr>
+          <w:lang w:val="en-US"/>
+        </w:rPr>
+        <w:t>sample</w:t>
+      </w:r>
+      <w:r>
+        <w:t>_</w:t>
+      </w:r>
+      <w:r>
+        <w:rPr>
+          <w:lang w:val="en-US"/>
+        </w:rPr>
+        <w:t>sizes</w:t>
+      </w:r>
+      <w:r>
+        <w:t xml:space="preserve">) – </w:t>
+      </w:r>
+      <w:r>
+        <w:t>функция</w:t>
+      </w:r>
+      <w:r>
         <w:t xml:space="preserve"> </w:t>
       </w:r>
       <w:r>
+        <w:t>отрисовки</w:t>
+      </w:r>
+      <w:r>
+        <w:t xml:space="preserve"> </w:t>
+      </w:r>
+      <w:proofErr w:type="spellStart"/>
+      <w:r>
+        <w:t>боксплотов</w:t>
+      </w:r>
+      <w:proofErr w:type="spellEnd"/>
+      <w:r>
+        <w:t xml:space="preserve"> </w:t>
+      </w:r>
+      <w:proofErr w:type="spellStart"/>
+      <w:r>
+        <w:t>Тьюки</w:t>
+      </w:r>
+      <w:proofErr w:type="spellEnd"/>
+      <w:r>
+        <w:t xml:space="preserve"> </w:t>
+      </w:r>
+      <w:r>
+        <w:t>для</w:t>
+      </w:r>
+      <w:r>
+        <w:t xml:space="preserve"> </w:t>
+      </w:r>
+      <w:r>
+        <w:t>выборок</w:t>
+      </w:r>
+      <w:r>
+        <w:t xml:space="preserve"> </w:t>
+      </w:r>
+      <w:r>
+        <w:t>с</w:t>
+      </w:r>
+      <w:r>
+        <w:t xml:space="preserve"> </w:t>
+      </w:r>
+      <w:r>
+        <w:t>помощью</w:t>
+      </w:r>
+      <w:r>
+        <w:t xml:space="preserve"> </w:t>
+      </w:r>
+      <w:r>
         <w:rPr>
           <w:lang w:val="en-US"/>
         </w:rPr>
-        <w:t>Studio</w:t>
+        <w:t>matplotlib</w:t>
+      </w:r>
+      <w:r>
+        <w:t xml:space="preserve">. </w:t>
+      </w:r>
+      <w:r>
+        <w:t>Вход</w:t>
+      </w:r>
+      <w:r>
+        <w:t xml:space="preserve">: </w:t>
       </w:r>
       <w:r>
         <w:rPr>
           <w:lang w:val="en-US"/>
         </w:rPr>
+        <w:t>name</w:t>
+      </w:r>
+      <w:r>
+        <w:t xml:space="preserve"> – </w:t>
+      </w:r>
+      <w:r>
+        <w:t>название распределения</w:t>
+      </w:r>
+      <w:r>
+        <w:t xml:space="preserve">, </w:t>
+      </w:r>
+      <w:r>
+        <w:rPr>
+          <w:lang w:val="en-US"/>
+        </w:rPr>
+        <w:t>data</w:t>
+      </w:r>
+      <w:r>
+        <w:t>_</w:t>
+      </w:r>
+      <w:r>
+        <w:rPr>
+          <w:lang w:val="en-US"/>
+        </w:rPr>
+        <w:t>list</w:t>
+      </w:r>
+      <w:r>
+        <w:t xml:space="preserve"> – </w:t>
+      </w:r>
+      <w:proofErr w:type="gramStart"/>
+      <w:r>
+        <w:t>массив</w:t>
+      </w:r>
+      <w:proofErr w:type="gramEnd"/>
+      <w:r>
+        <w:t xml:space="preserve"> состоящий из массивов данных для каждой выборки</w:t>
+      </w:r>
+      <w:r>
+        <w:t xml:space="preserve">, </w:t>
+      </w:r>
+      <w:r>
+        <w:rPr>
+          <w:lang w:val="en-US"/>
+        </w:rPr>
+        <w:t>sample</w:t>
+      </w:r>
+      <w:r>
+        <w:t>_</w:t>
+      </w:r>
+      <w:r>
+        <w:rPr>
+          <w:lang w:val="en-US"/>
+        </w:rPr>
+        <w:t>sizes</w:t>
+      </w:r>
+      <w:r>
         <w:t xml:space="preserve"> </w:t>
       </w:r>
       <w:r>
+        <w:t>–</w:t>
+      </w:r>
+      <w:r>
+        <w:t xml:space="preserve"> </w:t>
+      </w:r>
+      <w:r>
+        <w:t xml:space="preserve">массив с размерами выборки соответствующими </w:t>
+      </w:r>
+      <w:r>
         <w:rPr>
           <w:lang w:val="en-US"/>
         </w:rPr>
-        <w:t>Code</w:t>
+        <w:t>data</w:t>
+      </w:r>
+      <w:r>
+        <w:t>_</w:t>
       </w:r>
       <w:r>
         <w:rPr>
           <w:lang w:val="en-US"/>
         </w:rPr>
-        <w:br/>
-      </w:r>
-      <w:r>
-        <w:t>Используемые</w:t>
+        <w:t>list</w:t>
+      </w:r>
+      <w:r>
+        <w:t xml:space="preserve">. </w:t>
+      </w:r>
+      <w:r>
+        <w:t>Пример графика</w:t>
       </w:r>
       <w:r>
         <w:rPr>
           <w:lang w:val="en-US"/>
         </w:rPr>
-        <w:t xml:space="preserve"> </w:t>
-      </w:r>
-      <w:r>
-        <w:t>библиотеки</w:t>
-      </w:r>
-      <w:r>
+        <w:t>:</w:t>
+      </w:r>
+    </w:p>
+    <w:p>
+      <w:pPr>
+        <w:jc w:val="center"/>
         <w:rPr>
           <w:lang w:val="en-US"/>
         </w:rPr>
-        <w:t xml:space="preserve">: </w:t>
-      </w:r>
-      <w:proofErr w:type="spellStart"/>
-      <w:r>
-        <w:rPr>
-          <w:lang w:val="en-US"/>
-        </w:rPr>
-        <w:t>numpy</w:t>
-      </w:r>
-      <w:proofErr w:type="spellEnd"/>
-      <w:r>
-        <w:rPr>
-          <w:lang w:val="en-US"/>
-        </w:rPr>
-        <w:t xml:space="preserve">, </w:t>
-      </w:r>
-      <w:r>
-        <w:rPr>
-          <w:lang w:val="en-US"/>
-        </w:rPr>
-        <w:t xml:space="preserve">matplotlib, </w:t>
-      </w:r>
-      <w:proofErr w:type="spellStart"/>
-      <w:r>
-        <w:rPr>
-          <w:lang w:val="en-US"/>
-        </w:rPr>
-        <w:t>scipy</w:t>
-      </w:r>
-      <w:proofErr w:type="spellEnd"/>
-    </w:p>
-    <w:p>
-      <w:r>
-        <w:t xml:space="preserve">В файле </w:t>
-      </w:r>
-      <w:proofErr w:type="spellStart"/>
-      <w:r>
-        <w:t>requirements</w:t>
-      </w:r>
-      <w:proofErr w:type="spellEnd"/>
-      <w:r>
-        <w:t>.</w:t>
-      </w:r>
-      <w:r>
-        <w:rPr>
-          <w:lang w:val="en-US"/>
-        </w:rPr>
-        <w:t>txt</w:t>
-      </w:r>
-      <w:r>
-        <w:t xml:space="preserve"> </w:t>
-      </w:r>
-      <w:r>
-        <w:t>описаны все необходимые зависимости</w:t>
-      </w:r>
-    </w:p>
-    <w:p>
-      <w:pPr>
-        <w:rPr>
-          <w:lang w:val="en-US"/>
-        </w:rPr>
-      </w:pPr>
-      <w:r>
-        <w:t>Описание функций</w:t>
-      </w:r>
-      <w:r>
-        <w:rPr>
-          <w:lang w:val="en-US"/>
-        </w:rPr>
-        <w:t>:</w:t>
-      </w:r>
-    </w:p>
-    <w:p>
-      <w:r>
-        <w:rPr>
-          <w:lang w:val="en-US"/>
-        </w:rPr>
-        <w:t>calculate</w:t>
-      </w:r>
-      <w:r>
-        <w:t>_</w:t>
-      </w:r>
-      <w:r>
-        <w:rPr>
-          <w:lang w:val="en-US"/>
-        </w:rPr>
-        <w:t>bins</w:t>
-      </w:r>
-      <w:r>
-        <w:t>(</w:t>
-      </w:r>
-      <w:r>
-        <w:rPr>
-          <w:lang w:val="en-US"/>
-        </w:rPr>
-        <w:t>data</w:t>
-      </w:r>
-      <w:r>
-        <w:t xml:space="preserve">) – </w:t>
-      </w:r>
-      <w:r>
-        <w:t>функция</w:t>
-      </w:r>
-      <w:r>
-        <w:t xml:space="preserve"> </w:t>
-      </w:r>
-      <w:r>
-        <w:t>подсчёта</w:t>
-      </w:r>
-      <w:r>
-        <w:t xml:space="preserve"> </w:t>
-      </w:r>
-      <w:r>
-        <w:t>размера</w:t>
-      </w:r>
-      <w:r>
-        <w:t xml:space="preserve"> </w:t>
-      </w:r>
-      <w:r>
-        <w:t>одного интервала на основе квантилей ¼</w:t>
-      </w:r>
-      <w:r>
-        <w:t xml:space="preserve"> </w:t>
-      </w:r>
-      <w:r>
-        <w:t>и ¾ (формула Фридмана-Диакониса).</w:t>
-      </w:r>
-      <w:r>
-        <w:t xml:space="preserve"> </w:t>
-      </w:r>
-      <w:r>
-        <w:t>Вход</w:t>
-      </w:r>
-      <w:r>
-        <w:rPr>
-          <w:lang w:val="en-US"/>
-        </w:rPr>
-        <w:t>: data -</w:t>
-      </w:r>
-      <w:r>
-        <w:rPr>
-          <w:lang w:val="en-US"/>
-        </w:rPr>
-        <w:t xml:space="preserve"> </w:t>
-      </w:r>
-      <w:r>
-        <w:t>выборка</w:t>
-      </w:r>
-      <w:r>
-        <w:rPr>
-          <w:lang w:val="en-US"/>
-        </w:rPr>
-        <w:t xml:space="preserve"> </w:t>
-      </w:r>
-      <w:r>
-        <w:t>значений</w:t>
-      </w:r>
-    </w:p>
-    <w:p>
-      <w:pPr>
-        <w:rPr>
-          <w:lang w:val="en-US"/>
-        </w:rPr>
-      </w:pPr>
-    </w:p>
-    <w:p>
-      <w:r>
-        <w:rPr>
-          <w:lang w:val="en-US"/>
-        </w:rPr>
-        <w:t>get</w:t>
-      </w:r>
-      <w:r>
-        <w:t>_</w:t>
-      </w:r>
-      <w:proofErr w:type="gramStart"/>
-      <w:r>
-        <w:rPr>
-          <w:lang w:val="en-US"/>
-        </w:rPr>
-        <w:t>theoretical</w:t>
-      </w:r>
-      <w:r>
-        <w:t>(</w:t>
-      </w:r>
-      <w:proofErr w:type="gramEnd"/>
-      <w:r>
-        <w:rPr>
-          <w:lang w:val="en-US"/>
-        </w:rPr>
-        <w:t>name</w:t>
-      </w:r>
-      <w:r>
-        <w:t xml:space="preserve">, </w:t>
-      </w:r>
-      <w:r>
-        <w:rPr>
-          <w:lang w:val="en-US"/>
-        </w:rPr>
-        <w:t>x</w:t>
-      </w:r>
-      <w:r>
-        <w:t>_</w:t>
-      </w:r>
-      <w:r>
-        <w:rPr>
-          <w:lang w:val="en-US"/>
-        </w:rPr>
-        <w:t>range</w:t>
-      </w:r>
-      <w:r>
-        <w:t xml:space="preserve">) – </w:t>
-      </w:r>
-      <w:r>
-        <w:t>функция</w:t>
-      </w:r>
-      <w:r>
-        <w:t xml:space="preserve"> </w:t>
-      </w:r>
-      <w:r>
-        <w:t>получения</w:t>
-      </w:r>
-      <w:r>
-        <w:t xml:space="preserve"> </w:t>
-      </w:r>
-      <w:r>
-        <w:t xml:space="preserve">теоретических распределений для </w:t>
-      </w:r>
-      <w:r>
-        <w:t xml:space="preserve">(1) </w:t>
-      </w:r>
-      <w:r>
-        <w:t>–</w:t>
-      </w:r>
-      <w:r>
-        <w:t xml:space="preserve"> (5)</w:t>
-      </w:r>
-      <w:r>
-        <w:t xml:space="preserve">, </w:t>
-      </w:r>
-      <w:r>
-        <w:t>для</w:t>
-      </w:r>
-      <w:r>
-        <w:t xml:space="preserve"> </w:t>
-      </w:r>
-      <w:r>
-        <w:t>подсчёта</w:t>
-      </w:r>
-      <w:r>
-        <w:t xml:space="preserve"> </w:t>
-      </w:r>
-      <w:r>
-        <w:t>используются библиотечные функции.</w:t>
-      </w:r>
-      <w:r>
-        <w:t xml:space="preserve"> </w:t>
-      </w:r>
-      <w:r>
-        <w:t>Вход</w:t>
-      </w:r>
-      <w:r>
-        <w:t xml:space="preserve">: </w:t>
-      </w:r>
-      <w:r>
-        <w:rPr>
-          <w:lang w:val="en-US"/>
-        </w:rPr>
-        <w:t>name</w:t>
-      </w:r>
-      <w:r>
-        <w:t xml:space="preserve"> – </w:t>
-      </w:r>
-      <w:r>
-        <w:t>название распределения</w:t>
-      </w:r>
-      <w:r>
-        <w:t xml:space="preserve">, </w:t>
-      </w:r>
-      <w:r>
-        <w:rPr>
-          <w:lang w:val="en-US"/>
-        </w:rPr>
-        <w:t>x</w:t>
-      </w:r>
-      <w:r>
-        <w:t>_</w:t>
-      </w:r>
-      <w:r>
-        <w:rPr>
-          <w:lang w:val="en-US"/>
-        </w:rPr>
-        <w:t>range</w:t>
-      </w:r>
-      <w:r>
-        <w:t xml:space="preserve"> – </w:t>
-      </w:r>
-      <w:r>
-        <w:t>сетка аргументов</w:t>
-      </w:r>
-      <w:r>
-        <w:t xml:space="preserve">, </w:t>
-      </w:r>
-      <w:r>
-        <w:t>для которых нужно получить значения.</w:t>
-      </w:r>
-    </w:p>
-    <w:p/>
-    <w:p>
-      <w:pPr>
-        <w:rPr>
-          <w:lang w:val="en-US"/>
-        </w:rPr>
-      </w:pPr>
-      <w:r>
-        <w:rPr>
-          <w:lang w:val="en-US"/>
-        </w:rPr>
-        <w:t>paint</w:t>
-      </w:r>
-      <w:r>
-        <w:t>_</w:t>
-      </w:r>
-      <w:proofErr w:type="gramStart"/>
-      <w:r>
-        <w:rPr>
-          <w:lang w:val="en-US"/>
-        </w:rPr>
-        <w:t>distribution</w:t>
-      </w:r>
-      <w:r>
-        <w:t>(</w:t>
-      </w:r>
-      <w:proofErr w:type="gramEnd"/>
-      <w:r>
-        <w:rPr>
-          <w:lang w:val="en-US"/>
-        </w:rPr>
-        <w:t>name</w:t>
-      </w:r>
-      <w:r>
-        <w:t xml:space="preserve">, </w:t>
-      </w:r>
-      <w:r>
-        <w:rPr>
-          <w:lang w:val="en-US"/>
-        </w:rPr>
-        <w:t>data</w:t>
-      </w:r>
-      <w:r>
-        <w:t>_</w:t>
-      </w:r>
-      <w:r>
-        <w:rPr>
-          <w:lang w:val="en-US"/>
-        </w:rPr>
-        <w:t>list</w:t>
-      </w:r>
-      <w:r>
-        <w:t xml:space="preserve">, </w:t>
-      </w:r>
-      <w:r>
-        <w:rPr>
-          <w:lang w:val="en-US"/>
-        </w:rPr>
-        <w:t>sample</w:t>
-      </w:r>
-      <w:r>
-        <w:t>_</w:t>
-      </w:r>
-      <w:r>
-        <w:rPr>
-          <w:lang w:val="en-US"/>
-        </w:rPr>
-        <w:t>sizes</w:t>
-      </w:r>
-      <w:r>
-        <w:t xml:space="preserve">) – </w:t>
-      </w:r>
-      <w:r>
-        <w:t>функция</w:t>
-      </w:r>
-      <w:r>
-        <w:t xml:space="preserve"> </w:t>
-      </w:r>
-      <w:r>
-        <w:t>отрисовки</w:t>
-      </w:r>
-      <w:r>
-        <w:t xml:space="preserve"> </w:t>
-      </w:r>
-      <w:r>
-        <w:t>графиков</w:t>
-      </w:r>
-      <w:r>
-        <w:t xml:space="preserve"> </w:t>
-      </w:r>
-      <w:r>
-        <w:t>экспериментального распределения и теоретического распределения</w:t>
-      </w:r>
-      <w:r>
-        <w:t xml:space="preserve"> </w:t>
-      </w:r>
-      <w:r>
-        <w:t xml:space="preserve">с помощью </w:t>
-      </w:r>
-      <w:r>
-        <w:rPr>
-          <w:lang w:val="en-US"/>
-        </w:rPr>
-        <w:t>matplotlib</w:t>
-      </w:r>
-      <w:r>
-        <w:t>. Вход</w:t>
-      </w:r>
-      <w:r>
-        <w:t xml:space="preserve">: </w:t>
-      </w:r>
-      <w:r>
-        <w:rPr>
-          <w:lang w:val="en-US"/>
-        </w:rPr>
-        <w:t>name</w:t>
-      </w:r>
-      <w:r>
-        <w:t xml:space="preserve"> – </w:t>
-      </w:r>
-      <w:r>
-        <w:t>название распределения</w:t>
-      </w:r>
-      <w:r>
-        <w:t xml:space="preserve">, </w:t>
-      </w:r>
-      <w:r>
-        <w:rPr>
-          <w:lang w:val="en-US"/>
-        </w:rPr>
-        <w:t>data</w:t>
-      </w:r>
-      <w:r>
-        <w:t>_</w:t>
-      </w:r>
-      <w:r>
-        <w:rPr>
-          <w:lang w:val="en-US"/>
-        </w:rPr>
-        <w:t>list</w:t>
-      </w:r>
-      <w:r>
-        <w:t xml:space="preserve"> – </w:t>
-      </w:r>
-      <w:proofErr w:type="gramStart"/>
-      <w:r>
-        <w:t>массив</w:t>
-      </w:r>
-      <w:proofErr w:type="gramEnd"/>
-      <w:r>
-        <w:t xml:space="preserve"> состоящий из массивов данных для каждой выборки</w:t>
-      </w:r>
-      <w:r>
-        <w:t xml:space="preserve">, </w:t>
-      </w:r>
-      <w:r>
-        <w:rPr>
-          <w:lang w:val="en-US"/>
-        </w:rPr>
-        <w:t>sample</w:t>
-      </w:r>
-      <w:r>
-        <w:t>_</w:t>
-      </w:r>
-      <w:r>
-        <w:rPr>
-          <w:lang w:val="en-US"/>
-        </w:rPr>
-        <w:t>sizes</w:t>
-      </w:r>
-      <w:r>
-        <w:t xml:space="preserve"> </w:t>
-      </w:r>
-      <w:r>
-        <w:t>–</w:t>
-      </w:r>
-      <w:r>
-        <w:t xml:space="preserve"> </w:t>
-      </w:r>
-      <w:r>
-        <w:t xml:space="preserve">массив с размерами выборки соответствующими </w:t>
-      </w:r>
-      <w:r>
-        <w:rPr>
-          <w:lang w:val="en-US"/>
-        </w:rPr>
-        <w:t>data</w:t>
-      </w:r>
-      <w:r>
-        <w:t>_</w:t>
-      </w:r>
-      <w:r>
-        <w:rPr>
-          <w:lang w:val="en-US"/>
-        </w:rPr>
-        <w:t>list</w:t>
-      </w:r>
-      <w:r>
-        <w:t xml:space="preserve">. </w:t>
-      </w:r>
-      <w:r>
-        <w:t>Пример графика</w:t>
-      </w:r>
-      <w:r>
-        <w:rPr>
-          <w:lang w:val="en-US"/>
-        </w:rPr>
-        <w:t>:</w:t>
-      </w:r>
-    </w:p>
-    <w:p>
-      <w:pPr>
-        <w:rPr>
-          <w:lang w:val="en-US"/>
-        </w:rPr>
       </w:pPr>
       <w:r>
         <w:rPr>
           <w:noProof/>
         </w:rPr>
         <w:drawing>
-          <wp:inline distT="0" distB="0" distL="0" distR="0" wp14:anchorId="56BD8198" wp14:editId="35120FF6">
-            <wp:extent cx="5940425" cy="3188335"/>
-            <wp:effectExtent l="0" t="0" r="3175" b="0"/>
-            <wp:docPr id="2" name="Рисунок 2"/>
+          <wp:inline distT="0" distB="0" distL="0" distR="0" wp14:anchorId="4E0A3344" wp14:editId="5C68FCA2">
+            <wp:extent cx="5940425" cy="3042920"/>
+            <wp:effectExtent l="0" t="0" r="3175" b="5080"/>
+            <wp:docPr id="1" name="Рисунок 1"/>
             <wp:cNvGraphicFramePr>
               <a:graphicFrameLocks xmlns:a="http://schemas.openxmlformats.org/drawingml/2006/main" noChangeAspect="1"/>
             </wp:cNvGraphicFramePr>
@@ -5778,7 +5593,7 @@
                   <pic:spPr>
                     <a:xfrm>
                       <a:off x="0" y="0"/>
-                      <a:ext cx="5940425" cy="3188335"/>
+                      <a:ext cx="5940425" cy="3042920"/>
                     </a:xfrm>
                     <a:prstGeom prst="rect">
                       <a:avLst/>
@@ -5820,301 +5635,76 @@
     <w:p/>
     <w:p>
       <w:r>
+        <w:t xml:space="preserve">В функции </w:t>
+      </w:r>
+      <w:r>
         <w:rPr>
           <w:lang w:val="en-US"/>
         </w:rPr>
-        <w:t>calculate</w:t>
-      </w:r>
-      <w:r>
-        <w:t>_</w:t>
+        <w:t>main</w:t>
+      </w:r>
+      <w:r>
+        <w:t xml:space="preserve"> </w:t>
+      </w:r>
+      <w:r>
+        <w:t>происходит вызов всех функций и обработка результатов</w:t>
+      </w:r>
+      <w:r>
+        <w:t xml:space="preserve">, </w:t>
+      </w:r>
+      <w:r>
+        <w:t xml:space="preserve">используемый </w:t>
       </w:r>
       <w:r>
         <w:rPr>
           <w:lang w:val="en-US"/>
         </w:rPr>
-        <w:t>characteristics</w:t>
-      </w:r>
-      <w:r>
-        <w:t>(</w:t>
+        <w:t>seed</w:t>
+      </w:r>
+      <w:r>
+        <w:t xml:space="preserve"> </w:t>
+      </w:r>
+      <w:r>
+        <w:t xml:space="preserve">для </w:t>
       </w:r>
       <w:r>
         <w:rPr>
           <w:lang w:val="en-US"/>
         </w:rPr>
-        <w:t>data</w:t>
-      </w:r>
-      <w:r>
-        <w:t xml:space="preserve">) – </w:t>
-      </w:r>
-      <w:r>
-        <w:t>функция</w:t>
+        <w:t>random</w:t>
       </w:r>
       <w:r>
         <w:t xml:space="preserve"> </w:t>
       </w:r>
       <w:r>
-        <w:t>подсчёта</w:t>
-      </w:r>
-      <w:r>
-        <w:t xml:space="preserve"> </w:t>
-      </w:r>
-      <w:r>
-        <w:t>характеристик</w:t>
-      </w:r>
-      <w:r>
-        <w:t xml:space="preserve"> </w:t>
-      </w:r>
-      <w:proofErr w:type="spellStart"/>
-      <w:r>
-        <w:t>распределния</w:t>
-      </w:r>
-      <w:proofErr w:type="spellEnd"/>
-      <w:r>
-        <w:t xml:space="preserve"> (6)-(10), </w:t>
-      </w:r>
-      <w:r>
-        <w:t>для</w:t>
-      </w:r>
-      <w:r>
-        <w:t xml:space="preserve"> </w:t>
-      </w:r>
-      <w:r>
-        <w:t>подсчёта</w:t>
-      </w:r>
-      <w:r>
-        <w:t xml:space="preserve"> </w:t>
-      </w:r>
-      <w:r>
-        <w:t>используются библиотечные функции.</w:t>
-      </w:r>
-      <w:r>
-        <w:t xml:space="preserve"> </w:t>
-      </w:r>
-      <w:r>
-        <w:t>Вход</w:t>
-      </w:r>
-      <w:r>
+        <w:t xml:space="preserve">= </w:t>
+      </w:r>
+      <w:r>
+        <w:t>5</w:t>
+      </w:r>
+      <w:r>
+        <w:t>. Пример вывода данных</w:t>
+      </w:r>
+      <w:r>
+        <w:t>:</w:t>
+      </w:r>
+    </w:p>
+    <w:p>
+      <w:pPr>
+        <w:jc w:val="center"/>
         <w:rPr>
           <w:lang w:val="en-US"/>
         </w:rPr>
-        <w:t xml:space="preserve">: </w:t>
-      </w:r>
-      <w:r>
-        <w:rPr>
-          <w:lang w:val="en-US"/>
-        </w:rPr>
-        <w:t>data</w:t>
-      </w:r>
-      <w:r>
-        <w:rPr>
-          <w:lang w:val="en-US"/>
-        </w:rPr>
-        <w:t xml:space="preserve"> – </w:t>
-      </w:r>
-      <w:r>
-        <w:t>выборка</w:t>
-      </w:r>
-    </w:p>
-    <w:p>
-      <w:pPr>
-        <w:rPr>
-          <w:lang w:val="en-US"/>
-        </w:rPr>
-      </w:pPr>
-    </w:p>
-    <w:p>
-      <w:pPr>
-        <w:rPr>
-          <w:lang w:val="en-US"/>
-        </w:rPr>
-      </w:pPr>
-      <w:r>
-        <w:rPr>
-          <w:lang w:val="en-US"/>
-        </w:rPr>
-        <w:t>print</w:t>
-      </w:r>
-      <w:r>
-        <w:t>_</w:t>
-      </w:r>
-      <w:r>
-        <w:rPr>
-          <w:lang w:val="en-US"/>
-        </w:rPr>
-        <w:t>results</w:t>
-      </w:r>
-      <w:r>
-        <w:t>_</w:t>
-      </w:r>
-      <w:proofErr w:type="gramStart"/>
-      <w:r>
-        <w:rPr>
-          <w:lang w:val="en-US"/>
-        </w:rPr>
-        <w:t>table</w:t>
-      </w:r>
-      <w:r>
-        <w:t>(</w:t>
-      </w:r>
-      <w:proofErr w:type="spellStart"/>
-      <w:proofErr w:type="gramEnd"/>
-      <w:r>
-        <w:rPr>
-          <w:lang w:val="en-US"/>
-        </w:rPr>
-        <w:t>dist</w:t>
-      </w:r>
-      <w:proofErr w:type="spellEnd"/>
-      <w:r>
-        <w:t>_</w:t>
-      </w:r>
-      <w:r>
-        <w:rPr>
-          <w:lang w:val="en-US"/>
-        </w:rPr>
-        <w:t>name</w:t>
-      </w:r>
-      <w:r>
-        <w:t xml:space="preserve">, </w:t>
-      </w:r>
-      <w:r>
-        <w:rPr>
-          <w:lang w:val="en-US"/>
-        </w:rPr>
-        <w:t>results</w:t>
-      </w:r>
-      <w:r>
-        <w:t xml:space="preserve">, </w:t>
-      </w:r>
-      <w:r>
-        <w:rPr>
-          <w:lang w:val="en-US"/>
-        </w:rPr>
-        <w:t>size</w:t>
-      </w:r>
-      <w:r>
-        <w:t>)</w:t>
-      </w:r>
-      <w:r>
-        <w:t xml:space="preserve"> – </w:t>
-      </w:r>
-      <w:r>
-        <w:t>функция</w:t>
-      </w:r>
-      <w:r>
-        <w:t xml:space="preserve"> </w:t>
-      </w:r>
-      <w:r>
-        <w:t>печати</w:t>
-      </w:r>
-      <w:r>
-        <w:t xml:space="preserve"> </w:t>
-      </w:r>
-      <w:r>
-        <w:t>результатов</w:t>
-      </w:r>
-      <w:r>
-        <w:t xml:space="preserve"> </w:t>
-      </w:r>
-      <w:r>
-        <w:t>подсчёта</w:t>
-      </w:r>
-      <w:r>
-        <w:t xml:space="preserve"> </w:t>
-      </w:r>
-      <w:r>
-        <w:t>среднего (11)</w:t>
-      </w:r>
-      <w:r>
-        <w:t xml:space="preserve"> </w:t>
-      </w:r>
-      <w:r>
-        <w:t>и дисперсии (12) всех характеристик для разных выборок. Вход</w:t>
-      </w:r>
-      <w:r>
-        <w:t xml:space="preserve">: </w:t>
-      </w:r>
-      <w:proofErr w:type="spellStart"/>
-      <w:r>
-        <w:rPr>
-          <w:lang w:val="en-US"/>
-        </w:rPr>
-        <w:t>dist</w:t>
-      </w:r>
-      <w:proofErr w:type="spellEnd"/>
-      <w:r>
-        <w:t>_</w:t>
-      </w:r>
-      <w:r>
-        <w:rPr>
-          <w:lang w:val="en-US"/>
-        </w:rPr>
-        <w:t>name</w:t>
-      </w:r>
-      <w:r>
-        <w:t xml:space="preserve"> – </w:t>
-      </w:r>
-      <w:r>
-        <w:t>название распределения</w:t>
-      </w:r>
-      <w:r>
-        <w:t xml:space="preserve">, </w:t>
-      </w:r>
-      <w:r>
-        <w:rPr>
-          <w:lang w:val="en-US"/>
-        </w:rPr>
-        <w:t>results</w:t>
-      </w:r>
-      <w:r>
-        <w:t xml:space="preserve"> – </w:t>
-      </w:r>
-      <w:r>
-        <w:t>словарь с результатами для каждой характеристики</w:t>
-      </w:r>
-      <w:r>
-        <w:t xml:space="preserve">, </w:t>
-      </w:r>
-      <w:r>
-        <w:rPr>
-          <w:lang w:val="en-US"/>
-        </w:rPr>
-        <w:t>size</w:t>
-      </w:r>
-      <w:r>
-        <w:t xml:space="preserve"> </w:t>
-      </w:r>
-      <w:r>
-        <w:t>–</w:t>
-      </w:r>
-      <w:r>
-        <w:t xml:space="preserve"> </w:t>
-      </w:r>
-      <w:r>
-        <w:t>размер выборки. Пример вывода</w:t>
-      </w:r>
-      <w:r>
-        <w:rPr>
-          <w:lang w:val="en-US"/>
-        </w:rPr>
-        <w:t>:</w:t>
-      </w:r>
-    </w:p>
-    <w:p>
-      <w:pPr>
-        <w:rPr>
-          <w:lang w:val="en-US"/>
-        </w:rPr>
       </w:pPr>
       <w:r>
         <w:rPr>
           <w:noProof/>
         </w:rPr>
         <w:drawing>
-          <wp:inline distT="0" distB="0" distL="0" distR="0" wp14:anchorId="314A8F51" wp14:editId="1B06583B">
-            <wp:extent cx="5940425" cy="1577340"/>
-            <wp:effectExtent l="0" t="0" r="3175" b="3810"/>
-            <wp:docPr id="1" name="Рисунок 1"/>
+          <wp:inline distT="0" distB="0" distL="0" distR="0" wp14:anchorId="3F58C223" wp14:editId="4B1C9D31">
+            <wp:extent cx="4733925" cy="781050"/>
+            <wp:effectExtent l="0" t="0" r="9525" b="0"/>
+            <wp:docPr id="8" name="Рисунок 8"/>
             <wp:cNvGraphicFramePr>
               <a:graphicFrameLocks xmlns:a="http://schemas.openxmlformats.org/drawingml/2006/main" noChangeAspect="1"/>
             </wp:cNvGraphicFramePr>
@@ -6134,7 +5724,7 @@
                   <pic:spPr>
                     <a:xfrm>
                       <a:off x="0" y="0"/>
-                      <a:ext cx="5940425" cy="1577340"/>
+                      <a:ext cx="4733925" cy="781050"/>
                     </a:xfrm>
                     <a:prstGeom prst="rect">
                       <a:avLst/>
@@ -6150,139 +5740,33 @@
     <w:p>
       <w:pPr>
         <w:jc w:val="center"/>
+      </w:pPr>
+      <w:r>
+        <w:t xml:space="preserve">Рис </w:t>
+      </w:r>
+      <w:r>
+        <w:t>2</w:t>
+      </w:r>
+      <w:r>
+        <w:t xml:space="preserve">. Пример вывода в </w:t>
+      </w:r>
+      <w:r>
         <w:rPr>
           <w:lang w:val="en-US"/>
         </w:rPr>
-      </w:pPr>
-      <w:r>
-        <w:t xml:space="preserve">Рис </w:t>
-      </w:r>
-      <w:r>
-        <w:t>2</w:t>
-      </w:r>
-      <w:r>
-        <w:t xml:space="preserve">. Пример </w:t>
-      </w:r>
-      <w:r>
-        <w:t xml:space="preserve">вывода </w:t>
-      </w:r>
-      <w:r>
-        <w:t>для функции</w:t>
-      </w:r>
-      <w:r>
-        <w:t xml:space="preserve"> </w:t>
-      </w:r>
-      <w:r>
-        <w:rPr>
-          <w:lang w:val="en-US"/>
-        </w:rPr>
-        <w:t>print</w:t>
-      </w:r>
-      <w:r>
-        <w:t>_</w:t>
-      </w:r>
-      <w:r>
-        <w:rPr>
-          <w:lang w:val="en-US"/>
-        </w:rPr>
-        <w:t>results</w:t>
-      </w:r>
-      <w:r>
-        <w:t>_</w:t>
-      </w:r>
-      <w:r>
-        <w:rPr>
-          <w:lang w:val="en-US"/>
-        </w:rPr>
-        <w:t>table</w:t>
-      </w:r>
-    </w:p>
-    <w:p>
-      <w:r>
-        <w:rPr>
-          <w:lang w:val="en-US"/>
-        </w:rPr>
-        <w:t>Mean</w:t>
-      </w:r>
-      <w:r>
-        <w:t xml:space="preserve"> – </w:t>
-      </w:r>
-      <w:r>
-        <w:t>выборочное среднее</w:t>
-      </w:r>
-      <w:r>
-        <w:t xml:space="preserve">, </w:t>
-      </w:r>
-      <w:r>
-        <w:t>остальное как в формулах (7)-(10)</w:t>
-      </w:r>
-    </w:p>
-    <w:p>
-      <w:r>
-        <w:t xml:space="preserve">В функции </w:t>
-      </w:r>
-      <w:r>
-        <w:rPr>
-          <w:lang w:val="en-US"/>
-        </w:rPr>
         <w:t>main</w:t>
       </w:r>
-      <w:r>
-        <w:t xml:space="preserve"> </w:t>
-      </w:r>
-      <w:r>
-        <w:t>происходит вызов всех функций и обработка результатов</w:t>
-      </w:r>
-      <w:r>
-        <w:t xml:space="preserve">, </w:t>
-      </w:r>
-      <w:r>
-        <w:t xml:space="preserve">используемый </w:t>
-      </w:r>
-      <w:r>
-        <w:rPr>
-          <w:lang w:val="en-US"/>
-        </w:rPr>
-        <w:t>seed</w:t>
-      </w:r>
-      <w:r>
-        <w:t xml:space="preserve"> </w:t>
-      </w:r>
-      <w:r>
-        <w:t xml:space="preserve">для </w:t>
-      </w:r>
-      <w:r>
-        <w:rPr>
-          <w:lang w:val="en-US"/>
-        </w:rPr>
-        <w:t>random</w:t>
-      </w:r>
-      <w:r>
-        <w:t xml:space="preserve"> </w:t>
-      </w:r>
-      <w:r>
-        <w:t xml:space="preserve">= </w:t>
-      </w:r>
-      <w:r>
-        <w:t>5</w:t>
-      </w:r>
-    </w:p>
+    </w:p>
+    <w:p/>
     <w:p>
       <w:pPr>
         <w:pStyle w:val="1"/>
-        <w:rPr>
-          <w:lang w:val="en-US"/>
-        </w:rPr>
-      </w:pPr>
-      <w:bookmarkStart w:id="7" w:name="_Toc221975986"/>
-      <w:r>
-        <w:lastRenderedPageBreak/>
+      </w:pPr>
+      <w:bookmarkStart w:id="7" w:name="_Toc222180073"/>
+      <w:r>
         <w:t>Результаты</w:t>
       </w:r>
       <w:r>
-        <w:rPr>
-          <w:lang w:val="en-US"/>
-        </w:rPr>
         <w:t>:</w:t>
       </w:r>
       <w:bookmarkEnd w:id="7"/>
@@ -6291,7 +5775,7 @@
       <w:pPr>
         <w:pStyle w:val="2"/>
       </w:pPr>
-      <w:bookmarkStart w:id="8" w:name="_Toc221975987"/>
+      <w:bookmarkStart w:id="8" w:name="_Toc222180074"/>
       <w:r>
         <w:t>Нормальное распределение</w:t>
       </w:r>
@@ -6301,22 +5785,25 @@
       <w:pPr>
         <w:pStyle w:val="3"/>
       </w:pPr>
-      <w:bookmarkStart w:id="9" w:name="_Toc221975988"/>
-      <w:r>
-        <w:t>Характеристики</w:t>
+      <w:bookmarkStart w:id="9" w:name="_Toc222180075"/>
+      <w:r>
+        <w:t>Доля аномальных значений</w:t>
       </w:r>
       <w:bookmarkEnd w:id="9"/>
     </w:p>
     <w:p>
+      <w:pPr>
+        <w:jc w:val="center"/>
+      </w:pPr>
       <w:r>
         <w:rPr>
           <w:noProof/>
         </w:rPr>
         <w:drawing>
-          <wp:inline distT="0" distB="0" distL="0" distR="0" wp14:anchorId="5330B0B7" wp14:editId="0039E838">
-            <wp:extent cx="5940425" cy="4707890"/>
-            <wp:effectExtent l="0" t="0" r="3175" b="0"/>
-            <wp:docPr id="3" name="Рисунок 3"/>
+          <wp:inline distT="0" distB="0" distL="0" distR="0" wp14:anchorId="45479177" wp14:editId="65A45313">
+            <wp:extent cx="4705350" cy="800100"/>
+            <wp:effectExtent l="0" t="0" r="0" b="0"/>
+            <wp:docPr id="11" name="Рисунок 11"/>
             <wp:cNvGraphicFramePr>
               <a:graphicFrameLocks xmlns:a="http://schemas.openxmlformats.org/drawingml/2006/main" noChangeAspect="1"/>
             </wp:cNvGraphicFramePr>
@@ -6336,7 +5823,7 @@
                   <pic:spPr>
                     <a:xfrm>
                       <a:off x="0" y="0"/>
-                      <a:ext cx="5940425" cy="4707890"/>
+                      <a:ext cx="4705350" cy="800100"/>
                     </a:xfrm>
                     <a:prstGeom prst="rect">
                       <a:avLst/>
@@ -6354,7 +5841,13 @@
         <w:jc w:val="center"/>
       </w:pPr>
       <w:r>
-        <w:t>Рис 3. Данные характеристик для нормального распределения</w:t>
+        <w:t xml:space="preserve">Рис 3. </w:t>
+      </w:r>
+      <w:r>
+        <w:t>Доля аномальных значений</w:t>
+      </w:r>
+      <w:r>
+        <w:t xml:space="preserve"> для нормального распределения</w:t>
       </w:r>
     </w:p>
     <w:p/>
@@ -6362,9 +5855,10 @@
       <w:pPr>
         <w:pStyle w:val="3"/>
       </w:pPr>
-      <w:bookmarkStart w:id="10" w:name="_Toc221975989"/>
-      <w:r>
-        <w:t>Гистограммы</w:t>
+      <w:bookmarkStart w:id="10" w:name="_Toc222180076"/>
+      <w:r>
+        <w:lastRenderedPageBreak/>
+        <w:t>Боксплоты Тьюки</w:t>
       </w:r>
       <w:bookmarkEnd w:id="10"/>
     </w:p>
@@ -6374,10 +5868,10 @@
           <w:noProof/>
         </w:rPr>
         <w:drawing>
-          <wp:inline distT="0" distB="0" distL="0" distR="0" wp14:anchorId="51669FD3" wp14:editId="64F75C57">
-            <wp:extent cx="5940425" cy="2996565"/>
+          <wp:inline distT="0" distB="0" distL="0" distR="0" wp14:anchorId="466A334E" wp14:editId="7EB8F721">
+            <wp:extent cx="5940425" cy="2961005"/>
             <wp:effectExtent l="0" t="0" r="3175" b="0"/>
-            <wp:docPr id="4" name="Рисунок 4"/>
+            <wp:docPr id="12" name="Рисунок 12"/>
             <wp:cNvGraphicFramePr>
               <a:graphicFrameLocks xmlns:a="http://schemas.openxmlformats.org/drawingml/2006/main" noChangeAspect="1"/>
             </wp:cNvGraphicFramePr>
@@ -6397,7 +5891,7 @@
                   <pic:spPr>
                     <a:xfrm>
                       <a:off x="0" y="0"/>
-                      <a:ext cx="5940425" cy="2996565"/>
+                      <a:ext cx="5940425" cy="2961005"/>
                     </a:xfrm>
                     <a:prstGeom prst="rect">
                       <a:avLst/>
@@ -6415,28 +5909,21 @@
         <w:jc w:val="center"/>
       </w:pPr>
       <w:r>
-        <w:t xml:space="preserve">Рис </w:t>
-      </w:r>
-      <w:r>
-        <w:t>4</w:t>
-      </w:r>
-      <w:r>
-        <w:t xml:space="preserve">. </w:t>
-      </w:r>
-      <w:r>
-        <w:t xml:space="preserve">Гистограммы </w:t>
-      </w:r>
-      <w:r>
-        <w:t>для нормального распределения</w:t>
+        <w:t xml:space="preserve">Рис 4. </w:t>
+      </w:r>
+      <w:r>
+        <w:t>Боксплоты Тьюки</w:t>
+      </w:r>
+      <w:r>
+        <w:t xml:space="preserve"> для нормального распределения</w:t>
       </w:r>
     </w:p>
     <w:p>
       <w:pPr>
         <w:pStyle w:val="2"/>
       </w:pPr>
-      <w:bookmarkStart w:id="11" w:name="_Toc221975990"/>
-      <w:r>
-        <w:lastRenderedPageBreak/>
+      <w:bookmarkStart w:id="11" w:name="_Toc222180077"/>
+      <w:r>
         <w:t>Распределение Коши</w:t>
       </w:r>
       <w:bookmarkEnd w:id="11"/>
@@ -6445,22 +5932,25 @@
       <w:pPr>
         <w:pStyle w:val="3"/>
       </w:pPr>
-      <w:bookmarkStart w:id="12" w:name="_Toc221975991"/>
-      <w:r>
-        <w:t>Характеристики</w:t>
+      <w:bookmarkStart w:id="12" w:name="_Toc222180078"/>
+      <w:r>
+        <w:t>Доля аномальных значений</w:t>
       </w:r>
       <w:bookmarkEnd w:id="12"/>
     </w:p>
     <w:p>
+      <w:pPr>
+        <w:jc w:val="center"/>
+      </w:pPr>
       <w:r>
         <w:rPr>
           <w:noProof/>
         </w:rPr>
         <w:drawing>
-          <wp:inline distT="0" distB="0" distL="0" distR="0" wp14:anchorId="1AB694B6" wp14:editId="01B1E43D">
-            <wp:extent cx="5940425" cy="3913505"/>
-            <wp:effectExtent l="0" t="0" r="3175" b="0"/>
-            <wp:docPr id="5" name="Рисунок 5"/>
+          <wp:inline distT="0" distB="0" distL="0" distR="0" wp14:anchorId="55EDC311" wp14:editId="1D613B38">
+            <wp:extent cx="4648200" cy="847725"/>
+            <wp:effectExtent l="0" t="0" r="0" b="9525"/>
+            <wp:docPr id="20" name="Рисунок 20"/>
             <wp:cNvGraphicFramePr>
               <a:graphicFrameLocks xmlns:a="http://schemas.openxmlformats.org/drawingml/2006/main" noChangeAspect="1"/>
             </wp:cNvGraphicFramePr>
@@ -6480,7 +5970,7 @@
                   <pic:spPr>
                     <a:xfrm>
                       <a:off x="0" y="0"/>
-                      <a:ext cx="5940425" cy="3913505"/>
+                      <a:ext cx="4648200" cy="847725"/>
                     </a:xfrm>
                     <a:prstGeom prst="rect">
                       <a:avLst/>
@@ -6498,54 +5988,38 @@
         <w:jc w:val="center"/>
       </w:pPr>
       <w:r>
-        <w:t xml:space="preserve">Рис </w:t>
-      </w:r>
-      <w:r>
-        <w:t>5</w:t>
-      </w:r>
-      <w:r>
-        <w:t>. Данные характеристик для распределения Коши</w:t>
+        <w:t xml:space="preserve">Рис 5. </w:t>
+      </w:r>
+      <w:r>
+        <w:t>Доля аномальных значений</w:t>
+      </w:r>
+      <w:r>
+        <w:t xml:space="preserve"> для распределения Коши</w:t>
       </w:r>
     </w:p>
     <w:p>
       <w:pPr>
         <w:pStyle w:val="3"/>
       </w:pPr>
-      <w:bookmarkStart w:id="13" w:name="_Toc221975992"/>
-      <w:r>
-        <w:t>Гистограммы</w:t>
+      <w:bookmarkStart w:id="13" w:name="_Toc222180079"/>
+      <w:r>
+        <w:t>Боксплоты Тьюки</w:t>
       </w:r>
       <w:bookmarkEnd w:id="13"/>
     </w:p>
     <w:p>
-      <w:r>
-        <w:t xml:space="preserve">Для гистограммы распределения Коши хвосты были обрезаны для более наглядного представления (хвосты лежат в промежутке </w:t>
-      </w:r>
-      <w:r>
-        <w:t xml:space="preserve">[-3000;3000], </w:t>
-      </w:r>
-      <w:r>
-        <w:t xml:space="preserve">из-за чего </w:t>
-      </w:r>
-      <w:proofErr w:type="spellStart"/>
-      <w:r>
-        <w:t>масшатб</w:t>
-      </w:r>
-      <w:proofErr w:type="spellEnd"/>
-      <w:r>
-        <w:t xml:space="preserve"> картинки изменяется в худшую сторону). При подсчёте характеристик в общем случае обрезка не выполнялась.</w:t>
-      </w:r>
-    </w:p>
-    <w:p>
+      <w:pPr>
+        <w:jc w:val="center"/>
+      </w:pPr>
       <w:r>
         <w:rPr>
           <w:noProof/>
         </w:rPr>
         <w:drawing>
-          <wp:inline distT="0" distB="0" distL="0" distR="0" wp14:anchorId="43FB5A56" wp14:editId="69B20216">
-            <wp:extent cx="5940425" cy="3061335"/>
-            <wp:effectExtent l="0" t="0" r="3175" b="5715"/>
-            <wp:docPr id="6" name="Рисунок 6"/>
+          <wp:inline distT="0" distB="0" distL="0" distR="0" wp14:anchorId="64836AFB" wp14:editId="68DF2C25">
+            <wp:extent cx="5940425" cy="3018155"/>
+            <wp:effectExtent l="0" t="0" r="3175" b="0"/>
+            <wp:docPr id="13" name="Рисунок 13"/>
             <wp:cNvGraphicFramePr>
               <a:graphicFrameLocks xmlns:a="http://schemas.openxmlformats.org/drawingml/2006/main" noChangeAspect="1"/>
             </wp:cNvGraphicFramePr>
@@ -6565,7 +6039,7 @@
                   <pic:spPr>
                     <a:xfrm>
                       <a:off x="0" y="0"/>
-                      <a:ext cx="5940425" cy="3061335"/>
+                      <a:ext cx="5940425" cy="3018155"/>
                     </a:xfrm>
                     <a:prstGeom prst="rect">
                       <a:avLst/>
@@ -6583,59 +6057,52 @@
         <w:jc w:val="center"/>
       </w:pPr>
       <w:r>
-        <w:t xml:space="preserve">Рис </w:t>
-      </w:r>
-      <w:r>
-        <w:t>6</w:t>
-      </w:r>
-      <w:r>
-        <w:t xml:space="preserve">. </w:t>
-      </w:r>
-      <w:r>
-        <w:t>Гистограммы</w:t>
-      </w:r>
-      <w:r>
-        <w:t xml:space="preserve"> для распределения</w:t>
-      </w:r>
-      <w:r>
-        <w:t xml:space="preserve"> Коши</w:t>
+        <w:t xml:space="preserve">Рис 6. </w:t>
+      </w:r>
+      <w:r>
+        <w:t>Боксплоты Тьюки</w:t>
+      </w:r>
+      <w:r>
+        <w:t xml:space="preserve"> для распределения Коши</w:t>
       </w:r>
     </w:p>
     <w:p/>
+    <w:p/>
     <w:p>
       <w:pPr>
         <w:pStyle w:val="2"/>
       </w:pPr>
-      <w:bookmarkStart w:id="14" w:name="_Toc221975993"/>
-      <w:r>
+      <w:bookmarkStart w:id="14" w:name="_Toc222180080"/>
+      <w:r>
+        <w:t>Распределение Лапласа</w:t>
+      </w:r>
+      <w:bookmarkEnd w:id="14"/>
+    </w:p>
+    <w:p>
+      <w:pPr>
+        <w:pStyle w:val="3"/>
+      </w:pPr>
+      <w:bookmarkStart w:id="15" w:name="_Toc222180081"/>
+      <w:r>
+        <w:t>Доля аномальных значений</w:t>
+      </w:r>
+      <w:bookmarkEnd w:id="15"/>
+    </w:p>
+    <w:p/>
+    <w:p>
+      <w:pPr>
+        <w:jc w:val="center"/>
+      </w:pPr>
+      <w:r>
+        <w:rPr>
+          <w:noProof/>
+        </w:rPr>
         <w:lastRenderedPageBreak/>
-        <w:t xml:space="preserve">Распределение </w:t>
-      </w:r>
-      <w:r>
-        <w:t>Лапласа</w:t>
-      </w:r>
-      <w:bookmarkEnd w:id="14"/>
-    </w:p>
-    <w:p>
-      <w:pPr>
-        <w:pStyle w:val="3"/>
-      </w:pPr>
-      <w:bookmarkStart w:id="15" w:name="_Toc221975994"/>
-      <w:r>
-        <w:t>Характеристики</w:t>
-      </w:r>
-      <w:bookmarkEnd w:id="15"/>
-    </w:p>
-    <w:p>
-      <w:r>
-        <w:rPr>
-          <w:noProof/>
-        </w:rPr>
         <w:drawing>
-          <wp:inline distT="0" distB="0" distL="0" distR="0" wp14:anchorId="33F35E2F" wp14:editId="70EEC71C">
-            <wp:extent cx="5940425" cy="4810760"/>
-            <wp:effectExtent l="0" t="0" r="3175" b="8890"/>
-            <wp:docPr id="10" name="Рисунок 10"/>
+          <wp:inline distT="0" distB="0" distL="0" distR="0" wp14:anchorId="2B9F1630" wp14:editId="1122E70A">
+            <wp:extent cx="4648200" cy="762000"/>
+            <wp:effectExtent l="0" t="0" r="0" b="0"/>
+            <wp:docPr id="22" name="Рисунок 22"/>
             <wp:cNvGraphicFramePr>
               <a:graphicFrameLocks xmlns:a="http://schemas.openxmlformats.org/drawingml/2006/main" noChangeAspect="1"/>
             </wp:cNvGraphicFramePr>
@@ -6655,7 +6122,7 @@
                   <pic:spPr>
                     <a:xfrm>
                       <a:off x="0" y="0"/>
-                      <a:ext cx="5940425" cy="4810760"/>
+                      <a:ext cx="4648200" cy="762000"/>
                     </a:xfrm>
                     <a:prstGeom prst="rect">
                       <a:avLst/>
@@ -6673,25 +6140,22 @@
         <w:jc w:val="center"/>
       </w:pPr>
       <w:r>
-        <w:t xml:space="preserve">Рис </w:t>
-      </w:r>
-      <w:r>
-        <w:t>7</w:t>
-      </w:r>
-      <w:r>
-        <w:t xml:space="preserve">. Данные характеристик для распределения </w:t>
-      </w:r>
-      <w:r>
-        <w:t>Лапласа</w:t>
+        <w:t xml:space="preserve">Рис 7. </w:t>
+      </w:r>
+      <w:r>
+        <w:t>Доля аномальных значений</w:t>
+      </w:r>
+      <w:r>
+        <w:t xml:space="preserve"> для распределения Лапласа</w:t>
       </w:r>
     </w:p>
     <w:p>
       <w:pPr>
         <w:pStyle w:val="3"/>
       </w:pPr>
-      <w:bookmarkStart w:id="16" w:name="_Toc221975995"/>
-      <w:r>
-        <w:t>Гистограммы</w:t>
+      <w:bookmarkStart w:id="16" w:name="_Toc222180082"/>
+      <w:r>
+        <w:t>Боксплоты Тьюки</w:t>
       </w:r>
       <w:bookmarkEnd w:id="16"/>
     </w:p>
@@ -6701,10 +6165,10 @@
           <w:noProof/>
         </w:rPr>
         <w:drawing>
-          <wp:inline distT="0" distB="0" distL="0" distR="0" wp14:anchorId="6EFA9A51" wp14:editId="041B5187">
-            <wp:extent cx="5940425" cy="3046095"/>
-            <wp:effectExtent l="0" t="0" r="3175" b="1905"/>
-            <wp:docPr id="9" name="Рисунок 9"/>
+          <wp:inline distT="0" distB="0" distL="0" distR="0" wp14:anchorId="1B863155" wp14:editId="5F32FCBA">
+            <wp:extent cx="5940425" cy="3033395"/>
+            <wp:effectExtent l="0" t="0" r="3175" b="0"/>
+            <wp:docPr id="16" name="Рисунок 16"/>
             <wp:cNvGraphicFramePr>
               <a:graphicFrameLocks xmlns:a="http://schemas.openxmlformats.org/drawingml/2006/main" noChangeAspect="1"/>
             </wp:cNvGraphicFramePr>
@@ -6724,7 +6188,7 @@
                   <pic:spPr>
                     <a:xfrm>
                       <a:off x="0" y="0"/>
-                      <a:ext cx="5940425" cy="3046095"/>
+                      <a:ext cx="5940425" cy="3033395"/>
                     </a:xfrm>
                     <a:prstGeom prst="rect">
                       <a:avLst/>
@@ -6742,16 +6206,13 @@
         <w:jc w:val="center"/>
       </w:pPr>
       <w:r>
-        <w:t xml:space="preserve">Рис </w:t>
-      </w:r>
-      <w:r>
-        <w:t>8</w:t>
-      </w:r>
-      <w:r>
-        <w:t xml:space="preserve">. Гистограммы для распределения </w:t>
-      </w:r>
-      <w:r>
-        <w:t>Лапласа</w:t>
+        <w:t xml:space="preserve">Рис 8. </w:t>
+      </w:r>
+      <w:r>
+        <w:t>Боксплоты Тьюки</w:t>
+      </w:r>
+      <w:r>
+        <w:t xml:space="preserve"> для распределения Лапласа</w:t>
       </w:r>
     </w:p>
     <w:p/>
@@ -6759,13 +6220,9 @@
       <w:pPr>
         <w:pStyle w:val="2"/>
       </w:pPr>
-      <w:bookmarkStart w:id="17" w:name="_Toc221975996"/>
-      <w:r>
-        <w:lastRenderedPageBreak/>
-        <w:t xml:space="preserve">Распределение </w:t>
-      </w:r>
-      <w:r>
-        <w:t>Пуассона</w:t>
+      <w:bookmarkStart w:id="17" w:name="_Toc222180083"/>
+      <w:r>
+        <w:t>Распределение Пуассона</w:t>
       </w:r>
       <w:bookmarkEnd w:id="17"/>
     </w:p>
@@ -6773,22 +6230,25 @@
       <w:pPr>
         <w:pStyle w:val="3"/>
       </w:pPr>
-      <w:bookmarkStart w:id="18" w:name="_Toc221975997"/>
-      <w:r>
-        <w:t>Характеристики</w:t>
+      <w:bookmarkStart w:id="18" w:name="_Toc222180084"/>
+      <w:r>
+        <w:t>Доля аномальных значений</w:t>
       </w:r>
       <w:bookmarkEnd w:id="18"/>
     </w:p>
     <w:p>
+      <w:pPr>
+        <w:jc w:val="center"/>
+      </w:pPr>
       <w:r>
         <w:rPr>
           <w:noProof/>
         </w:rPr>
         <w:drawing>
-          <wp:inline distT="0" distB="0" distL="0" distR="0" wp14:anchorId="3FB28CED" wp14:editId="2F1E6E0E">
-            <wp:extent cx="5940425" cy="4784090"/>
-            <wp:effectExtent l="0" t="0" r="3175" b="0"/>
-            <wp:docPr id="15" name="Рисунок 15"/>
+          <wp:inline distT="0" distB="0" distL="0" distR="0" wp14:anchorId="27FD02BD" wp14:editId="305ED99D">
+            <wp:extent cx="4743450" cy="790575"/>
+            <wp:effectExtent l="0" t="0" r="0" b="9525"/>
+            <wp:docPr id="23" name="Рисунок 23"/>
             <wp:cNvGraphicFramePr>
               <a:graphicFrameLocks xmlns:a="http://schemas.openxmlformats.org/drawingml/2006/main" noChangeAspect="1"/>
             </wp:cNvGraphicFramePr>
@@ -6808,7 +6268,7 @@
                   <pic:spPr>
                     <a:xfrm>
                       <a:off x="0" y="0"/>
-                      <a:ext cx="5940425" cy="4784090"/>
+                      <a:ext cx="4743450" cy="790575"/>
                     </a:xfrm>
                     <a:prstGeom prst="rect">
                       <a:avLst/>
@@ -6826,38 +6286,39 @@
         <w:jc w:val="center"/>
       </w:pPr>
       <w:r>
-        <w:t xml:space="preserve">Рис </w:t>
-      </w:r>
-      <w:r>
-        <w:t>9</w:t>
-      </w:r>
-      <w:r>
-        <w:t xml:space="preserve">. Данные характеристик для распределения </w:t>
-      </w:r>
-      <w:r>
-        <w:t>Пуассона</w:t>
+        <w:t xml:space="preserve">Рис 9. </w:t>
+      </w:r>
+      <w:r>
+        <w:t>Доля аномальных значений</w:t>
+      </w:r>
+      <w:r>
+        <w:t xml:space="preserve"> для распределения Пуассона</w:t>
       </w:r>
     </w:p>
     <w:p>
       <w:pPr>
         <w:pStyle w:val="3"/>
       </w:pPr>
-      <w:bookmarkStart w:id="19" w:name="_Toc221975998"/>
-      <w:r>
-        <w:t>Гистограммы</w:t>
+      <w:bookmarkStart w:id="19" w:name="_Toc222180085"/>
+      <w:r>
+        <w:lastRenderedPageBreak/>
+        <w:t>Боксплоты Тьюки</w:t>
       </w:r>
       <w:bookmarkEnd w:id="19"/>
     </w:p>
     <w:p>
+      <w:pPr>
+        <w:jc w:val="center"/>
+      </w:pPr>
       <w:r>
         <w:rPr>
           <w:noProof/>
         </w:rPr>
         <w:drawing>
-          <wp:inline distT="0" distB="0" distL="0" distR="0" wp14:anchorId="24236CE5" wp14:editId="2830BDD6">
-            <wp:extent cx="5940425" cy="3011805"/>
-            <wp:effectExtent l="0" t="0" r="3175" b="0"/>
-            <wp:docPr id="14" name="Рисунок 14"/>
+          <wp:inline distT="0" distB="0" distL="0" distR="0" wp14:anchorId="2189A980" wp14:editId="687150B0">
+            <wp:extent cx="5940425" cy="3044825"/>
+            <wp:effectExtent l="0" t="0" r="3175" b="3175"/>
+            <wp:docPr id="17" name="Рисунок 17"/>
             <wp:cNvGraphicFramePr>
               <a:graphicFrameLocks xmlns:a="http://schemas.openxmlformats.org/drawingml/2006/main" noChangeAspect="1"/>
             </wp:cNvGraphicFramePr>
@@ -6877,7 +6338,7 @@
                   <pic:spPr>
                     <a:xfrm>
                       <a:off x="0" y="0"/>
-                      <a:ext cx="5940425" cy="3011805"/>
+                      <a:ext cx="5940425" cy="3044825"/>
                     </a:xfrm>
                     <a:prstGeom prst="rect">
                       <a:avLst/>
@@ -6890,34 +6351,28 @@
         </w:drawing>
       </w:r>
     </w:p>
+    <w:p/>
     <w:p>
       <w:pPr>
         <w:jc w:val="center"/>
       </w:pPr>
       <w:r>
-        <w:t>Рис</w:t>
-      </w:r>
-      <w:r>
-        <w:t xml:space="preserve"> 10</w:t>
-      </w:r>
-      <w:r>
-        <w:t xml:space="preserve">. Гистограммы для распределения </w:t>
-      </w:r>
-      <w:r>
-        <w:t>Пуассона</w:t>
+        <w:t xml:space="preserve">Рис 10. </w:t>
+      </w:r>
+      <w:r>
+        <w:t>Боксплоты Тьюки</w:t>
+      </w:r>
+      <w:r>
+        <w:t xml:space="preserve"> для распределения Пуассона</w:t>
       </w:r>
     </w:p>
     <w:p>
       <w:pPr>
         <w:pStyle w:val="2"/>
       </w:pPr>
-      <w:bookmarkStart w:id="20" w:name="_Toc221975999"/>
-      <w:r>
-        <w:lastRenderedPageBreak/>
-        <w:t xml:space="preserve">Распределение </w:t>
-      </w:r>
-      <w:r>
-        <w:t>равномерное</w:t>
+      <w:bookmarkStart w:id="20" w:name="_Toc222180086"/>
+      <w:r>
+        <w:t>Распределение равномерное</w:t>
       </w:r>
       <w:bookmarkEnd w:id="20"/>
     </w:p>
@@ -6925,22 +6380,25 @@
       <w:pPr>
         <w:pStyle w:val="3"/>
       </w:pPr>
-      <w:bookmarkStart w:id="21" w:name="_Toc221976000"/>
-      <w:r>
-        <w:t>Характеристики</w:t>
+      <w:bookmarkStart w:id="21" w:name="_Toc222180087"/>
+      <w:r>
+        <w:t>Доля аномальных значений</w:t>
       </w:r>
       <w:bookmarkEnd w:id="21"/>
     </w:p>
     <w:p>
+      <w:pPr>
+        <w:jc w:val="center"/>
+      </w:pPr>
       <w:r>
         <w:rPr>
           <w:noProof/>
         </w:rPr>
         <w:drawing>
-          <wp:inline distT="0" distB="0" distL="0" distR="0" wp14:anchorId="6885232C" wp14:editId="149A06BB">
-            <wp:extent cx="5940425" cy="4831080"/>
-            <wp:effectExtent l="0" t="0" r="3175" b="7620"/>
-            <wp:docPr id="21" name="Рисунок 21"/>
+          <wp:inline distT="0" distB="0" distL="0" distR="0" wp14:anchorId="728DEC17" wp14:editId="49A7257E">
+            <wp:extent cx="4733925" cy="771525"/>
+            <wp:effectExtent l="0" t="0" r="9525" b="9525"/>
+            <wp:docPr id="24" name="Рисунок 24"/>
             <wp:cNvGraphicFramePr>
               <a:graphicFrameLocks xmlns:a="http://schemas.openxmlformats.org/drawingml/2006/main" noChangeAspect="1"/>
             </wp:cNvGraphicFramePr>
@@ -6960,7 +6418,7 @@
                   <pic:spPr>
                     <a:xfrm>
                       <a:off x="0" y="0"/>
-                      <a:ext cx="5940425" cy="4831080"/>
+                      <a:ext cx="4733925" cy="771525"/>
                     </a:xfrm>
                     <a:prstGeom prst="rect">
                       <a:avLst/>
@@ -6972,50 +6430,41 @@
           </wp:inline>
         </w:drawing>
       </w:r>
+    </w:p>
+    <w:p>
+      <w:pPr>
+        <w:jc w:val="center"/>
+      </w:pPr>
+      <w:r>
+        <w:t xml:space="preserve">Рис 11. </w:t>
+      </w:r>
+      <w:r>
+        <w:t>Доля аномальных значений</w:t>
+      </w:r>
+      <w:r>
+        <w:t xml:space="preserve"> для равномерного распределения</w:t>
+      </w:r>
+    </w:p>
+    <w:p>
+      <w:pPr>
+        <w:pStyle w:val="3"/>
+      </w:pPr>
+      <w:bookmarkStart w:id="22" w:name="_Toc222180088"/>
+      <w:r>
+        <w:t>Боксплоты Тьюки</w:t>
+      </w:r>
+      <w:bookmarkEnd w:id="22"/>
+    </w:p>
+    <w:p>
       <w:r>
         <w:rPr>
           <w:noProof/>
         </w:rPr>
-        <w:t xml:space="preserve"> </w:t>
-      </w:r>
-    </w:p>
-    <w:p>
-      <w:pPr>
-        <w:jc w:val="center"/>
-      </w:pPr>
-      <w:r>
-        <w:t xml:space="preserve">Рис </w:t>
-      </w:r>
-      <w:r>
-        <w:t>11</w:t>
-      </w:r>
-      <w:r>
-        <w:t xml:space="preserve">. Данные характеристик для </w:t>
-      </w:r>
-      <w:r>
-        <w:t>равномерного распределения</w:t>
-      </w:r>
-    </w:p>
-    <w:p>
-      <w:pPr>
-        <w:pStyle w:val="3"/>
-      </w:pPr>
-      <w:bookmarkStart w:id="22" w:name="_Toc221976001"/>
-      <w:r>
-        <w:t>Гистограммы</w:t>
-      </w:r>
-      <w:bookmarkEnd w:id="22"/>
-    </w:p>
-    <w:p>
-      <w:r>
-        <w:rPr>
-          <w:noProof/>
-        </w:rPr>
         <w:drawing>
-          <wp:inline distT="0" distB="0" distL="0" distR="0" wp14:anchorId="50B5CF31" wp14:editId="17F4514C">
-            <wp:extent cx="5940425" cy="3055620"/>
-            <wp:effectExtent l="0" t="0" r="3175" b="0"/>
-            <wp:docPr id="18" name="Рисунок 18"/>
+          <wp:inline distT="0" distB="0" distL="0" distR="0" wp14:anchorId="166896D8" wp14:editId="5D7A1327">
+            <wp:extent cx="5940425" cy="3024505"/>
+            <wp:effectExtent l="0" t="0" r="3175" b="4445"/>
+            <wp:docPr id="19" name="Рисунок 19"/>
             <wp:cNvGraphicFramePr>
               <a:graphicFrameLocks xmlns:a="http://schemas.openxmlformats.org/drawingml/2006/main" noChangeAspect="1"/>
             </wp:cNvGraphicFramePr>
@@ -7035,7 +6484,7 @@
                   <pic:spPr>
                     <a:xfrm>
                       <a:off x="0" y="0"/>
-                      <a:ext cx="5940425" cy="3055620"/>
+                      <a:ext cx="5940425" cy="3024505"/>
                     </a:xfrm>
                     <a:prstGeom prst="rect">
                       <a:avLst/>
@@ -7053,872 +6502,515 @@
         <w:jc w:val="center"/>
       </w:pPr>
       <w:r>
-        <w:t xml:space="preserve">Рис </w:t>
-      </w:r>
-      <w:r>
-        <w:t>12</w:t>
-      </w:r>
-      <w:r>
-        <w:t xml:space="preserve">. Гистограммы для </w:t>
-      </w:r>
-      <w:r>
-        <w:t>равномерного распределения</w:t>
+        <w:t xml:space="preserve">Рис 12. </w:t>
+      </w:r>
+      <w:r>
+        <w:t>Боксплоты Тьюки</w:t>
+      </w:r>
+      <w:r>
+        <w:t xml:space="preserve"> для равномерного распределения</w:t>
+      </w:r>
+    </w:p>
+    <w:p>
+      <w:pPr>
+        <w:pStyle w:val="1"/>
+      </w:pPr>
+    </w:p>
+    <w:p>
+      <w:pPr>
+        <w:pStyle w:val="1"/>
+      </w:pPr>
+      <w:bookmarkStart w:id="23" w:name="_Toc222180089"/>
+      <w:r>
+        <w:t>Обсуждение</w:t>
+      </w:r>
+      <w:r>
+        <w:t>:</w:t>
+      </w:r>
+      <w:bookmarkEnd w:id="23"/>
+    </w:p>
+    <w:p>
+      <w:r>
+        <w:t>Боксплоты Тьюки – тип графиков</w:t>
+      </w:r>
+      <w:r>
+        <w:t xml:space="preserve">, </w:t>
+      </w:r>
+      <w:r>
+        <w:t>которые отражают характеристики выборки на одно</w:t>
+      </w:r>
+      <w:r>
+        <w:t xml:space="preserve">м графике. Красная полоса в </w:t>
+      </w:r>
+      <w:proofErr w:type="spellStart"/>
+      <w:r>
+        <w:t>боксплоте</w:t>
+      </w:r>
+      <w:proofErr w:type="spellEnd"/>
+      <w:r>
+        <w:t xml:space="preserve"> – медиана</w:t>
+      </w:r>
+      <w:r>
+        <w:t xml:space="preserve">. </w:t>
+      </w:r>
+      <w:r>
+        <w:t>Как видно медиана стремится к среднему</w:t>
+      </w:r>
+      <w:r>
+        <w:t xml:space="preserve">, </w:t>
+      </w:r>
+      <w:r>
+        <w:t>что соответствует результатам, полученным в прошлой работе. Границы прямоугольника – квартили</w:t>
+      </w:r>
+      <w:r>
+        <w:t xml:space="preserve">, </w:t>
+      </w:r>
+      <w:r>
+        <w:t xml:space="preserve">для </w:t>
+      </w:r>
+      <w:r>
+        <w:t xml:space="preserve">¾ </w:t>
+      </w:r>
+      <w:r>
+        <w:t>- верхняя граница</w:t>
+      </w:r>
+      <w:r>
+        <w:t xml:space="preserve"> </w:t>
+      </w:r>
+      <w:r>
+        <w:t xml:space="preserve">и </w:t>
+      </w:r>
+      <w:r>
+        <w:t xml:space="preserve">¼ - </w:t>
+      </w:r>
+      <w:r>
+        <w:t>нижняя граница. Круглые точки – выбросы</w:t>
+      </w:r>
+      <w:r>
+        <w:t xml:space="preserve">, </w:t>
+      </w:r>
+      <w:r>
+        <w:t>алгоритм для определения выбросов была приведена выше (6). Усики</w:t>
+      </w:r>
+      <w:r>
+        <w:t xml:space="preserve"> – </w:t>
+      </w:r>
+      <w:r>
+        <w:t>часть графика</w:t>
+      </w:r>
+      <w:r>
+        <w:t xml:space="preserve"> </w:t>
+      </w:r>
+      <w:r>
+        <w:t>вне прямоугольника</w:t>
+      </w:r>
+      <w:r>
+        <w:t xml:space="preserve"> – </w:t>
+      </w:r>
+      <w:r>
+        <w:t>точки</w:t>
+      </w:r>
+      <w:r>
+        <w:t xml:space="preserve">, </w:t>
+      </w:r>
+      <w:r>
+        <w:t>которые не попали в прямоугольник</w:t>
+      </w:r>
+      <w:r>
+        <w:t xml:space="preserve">, </w:t>
+      </w:r>
+      <w:r>
+        <w:t>но не считаются выбросами. По итогам работы можно сказать</w:t>
+      </w:r>
+      <w:r>
+        <w:t xml:space="preserve">, </w:t>
+      </w:r>
+      <w:r>
+        <w:t xml:space="preserve">что </w:t>
+      </w:r>
+      <w:proofErr w:type="spellStart"/>
+      <w:r>
+        <w:t>боксплоты</w:t>
+      </w:r>
+      <w:proofErr w:type="spellEnd"/>
+      <w:r>
+        <w:t xml:space="preserve"> – удобная форма представления данных</w:t>
+      </w:r>
+      <w:r>
+        <w:t xml:space="preserve">, </w:t>
+      </w:r>
+      <w:r>
+        <w:t>если необходимо узнать какие-то основные его характеристики (медиана и квартили) либо узнать примерную долю аномальных значений (количество точек на графике).</w:t>
       </w:r>
     </w:p>
     <w:p/>
     <w:p>
+      <w:r>
+        <w:t>Анализирую результаты симуляций</w:t>
+      </w:r>
+      <w:r>
+        <w:t xml:space="preserve">, </w:t>
+      </w:r>
+      <w:r>
+        <w:t>можно прийти к таким результатам</w:t>
+      </w:r>
+      <w:r>
+        <w:t>:</w:t>
+      </w:r>
+      <w:r>
+        <w:br/>
+        <w:t>1) Равномерное распределение – не имеет выбросов при любом размере выбросов</w:t>
+      </w:r>
+    </w:p>
+    <w:p>
+      <w:r>
+        <w:t xml:space="preserve">2) Нормальное распределение и распределение Пуассона – доля выбросов сравнительно мала </w:t>
+      </w:r>
+      <w:proofErr w:type="gramStart"/>
+      <w:r>
+        <w:t>(</w:t>
+      </w:r>
+      <w:r>
+        <w:t>&lt; 0.05</w:t>
+      </w:r>
+      <w:proofErr w:type="gramEnd"/>
+      <w:r>
+        <w:t xml:space="preserve">) </w:t>
+      </w:r>
+      <w:r>
+        <w:t>и убывает с ростом числа значений в выборке</w:t>
+      </w:r>
+    </w:p>
+    <w:p>
+      <w:r>
+        <w:t>3) Распределение Лапласа – аналогично доля выбросов убывает с ростом числа значений в выборке</w:t>
+      </w:r>
+      <w:r>
+        <w:t xml:space="preserve">, </w:t>
+      </w:r>
+      <w:r>
+        <w:t>но она заметно выше по сравнению с двумя прошлыми распределениями</w:t>
+      </w:r>
+    </w:p>
+    <w:p>
+      <w:r>
+        <w:t>4) Распределение Коши – показывает наибольшую долю выбросов по сравнению со всеми распределениями</w:t>
+      </w:r>
+      <w:r>
+        <w:t xml:space="preserve">, </w:t>
+      </w:r>
+      <w:r>
+        <w:t>также по результатам было выяснено</w:t>
+      </w:r>
+      <w:r>
+        <w:t xml:space="preserve">, </w:t>
+      </w:r>
+      <w:r>
+        <w:t>что доля выбросов не убывает с ростом числа значений в выборке.</w:t>
+      </w:r>
+    </w:p>
+    <w:p/>
+    <w:p>
+      <w:pPr>
+        <w:rPr>
+          <w:rStyle w:val="10"/>
+        </w:rPr>
+      </w:pPr>
+      <w:bookmarkStart w:id="24" w:name="_Toc222180090"/>
+      <w:r>
+        <w:rPr>
+          <w:rStyle w:val="10"/>
+        </w:rPr>
+        <w:t>Вывод</w:t>
+      </w:r>
+      <w:bookmarkEnd w:id="24"/>
+    </w:p>
+    <w:p>
+      <w:r>
+        <w:t>По итогам лабораторной работы можно сделать следующие выводы</w:t>
+      </w:r>
+      <w:r>
+        <w:t>:</w:t>
+      </w:r>
+      <w:r>
+        <w:br/>
+      </w:r>
+      <w:r>
+        <w:t xml:space="preserve">1) </w:t>
+      </w:r>
+      <w:proofErr w:type="spellStart"/>
+      <w:r>
+        <w:t>Боксплот</w:t>
+      </w:r>
+      <w:proofErr w:type="spellEnd"/>
+      <w:r>
+        <w:t xml:space="preserve"> </w:t>
+      </w:r>
+      <w:proofErr w:type="spellStart"/>
+      <w:r>
+        <w:t>Тьюки</w:t>
+      </w:r>
+      <w:proofErr w:type="spellEnd"/>
+      <w:r>
+        <w:t xml:space="preserve"> – удобный и компактный способ представления данных</w:t>
+      </w:r>
+      <w:r>
+        <w:t xml:space="preserve">, </w:t>
+      </w:r>
+      <w:r>
+        <w:t>который</w:t>
+      </w:r>
+      <w:r>
+        <w:t xml:space="preserve">, </w:t>
+      </w:r>
+      <w:r>
+        <w:t>как и другие способы</w:t>
+      </w:r>
+      <w:r>
+        <w:t>,</w:t>
+      </w:r>
+      <w:r>
+        <w:t xml:space="preserve"> необходимо использовать обоснованно. В случае уместного использования он позволяет легко видеть ключевые характеристики выборок</w:t>
+      </w:r>
+    </w:p>
+    <w:p>
+      <w:r>
+        <w:t>2) Изучение долей аномальных значений показал</w:t>
+      </w:r>
+      <w:r>
+        <w:t xml:space="preserve">, </w:t>
+      </w:r>
+      <w:r>
+        <w:t>что</w:t>
+      </w:r>
+      <w:r>
+        <w:t>:</w:t>
+      </w:r>
+      <w:r>
+        <w:br/>
+        <w:t>Равномерное распределение – не имеет выбросов</w:t>
+      </w:r>
+      <w:r>
+        <w:t xml:space="preserve">, </w:t>
+      </w:r>
+      <w:r>
+        <w:t>что связано с ограниченностью самого распределению.</w:t>
+      </w:r>
+    </w:p>
+    <w:p>
+      <w:r>
+        <w:t>Доли выбросов для нормального распределения и распределений Лапласа и Пуассона убывают с ростом числа значений в выборке</w:t>
+      </w:r>
+      <w:r>
+        <w:t xml:space="preserve">, </w:t>
+      </w:r>
+      <w:r>
+        <w:t xml:space="preserve">что связано с маленькими </w:t>
+      </w:r>
+      <w:r>
+        <w:t>“</w:t>
+      </w:r>
+      <w:r>
+        <w:t>хвостами</w:t>
+      </w:r>
+      <w:r>
+        <w:t>”</w:t>
+      </w:r>
+      <w:r>
+        <w:t xml:space="preserve"> распределения.</w:t>
+      </w:r>
+    </w:p>
+    <w:p>
+      <w:r>
+        <w:t>Распределение Лапласа – доля выбросов не убывает</w:t>
+      </w:r>
+      <w:r>
+        <w:t xml:space="preserve"> </w:t>
+      </w:r>
+      <w:r>
+        <w:t>с ростом значений в выборке.</w:t>
+      </w:r>
+    </w:p>
+    <w:p>
+      <w:r>
+        <w:t>По итогам можно сделать вывод</w:t>
+      </w:r>
+      <w:r>
+        <w:t xml:space="preserve">, </w:t>
+      </w:r>
+      <w:r>
+        <w:t xml:space="preserve">что существует связь между долей аномальных значений и скоростью убывания хвостов </w:t>
+      </w:r>
+      <w:proofErr w:type="spellStart"/>
+      <w:r>
+        <w:t>распределния</w:t>
+      </w:r>
+      <w:proofErr w:type="spellEnd"/>
+      <w:r>
+        <w:t>.</w:t>
+      </w:r>
+    </w:p>
+    <w:p/>
+    <w:p>
       <w:pPr>
         <w:pStyle w:val="1"/>
+      </w:pPr>
+      <w:bookmarkStart w:id="25" w:name="_Toc222180091"/>
+      <w:r>
+        <w:t>Список литературы</w:t>
+      </w:r>
+      <w:bookmarkEnd w:id="25"/>
+    </w:p>
+    <w:p>
+      <w:r>
+        <w:t xml:space="preserve">Ширяев А. Н. Вероятность. Кн. 1. Элементарная теория вероятностей. Математические основания. Предельные теоремы / А. Н. Ширяев. — 4-е изд., </w:t>
+      </w:r>
+      <w:proofErr w:type="spellStart"/>
+      <w:r>
+        <w:t>перераб</w:t>
+      </w:r>
+      <w:proofErr w:type="spellEnd"/>
+      <w:r>
+        <w:t xml:space="preserve">. и доп. — </w:t>
+      </w:r>
+      <w:proofErr w:type="gramStart"/>
+      <w:r>
+        <w:t>Москва :</w:t>
+      </w:r>
+      <w:proofErr w:type="gramEnd"/>
+      <w:r>
+        <w:t xml:space="preserve"> МЦНМО, 2007</w:t>
+      </w:r>
+      <w:r>
+        <w:t>.</w:t>
+      </w:r>
+    </w:p>
+    <w:p>
+      <w:proofErr w:type="spellStart"/>
+      <w:r>
+        <w:t>Boxplot</w:t>
+      </w:r>
+      <w:proofErr w:type="spellEnd"/>
+      <w:r>
+        <w:t xml:space="preserve">, он же ящик с усами [Электронный ресурс] / Автор не указан // </w:t>
+      </w:r>
+      <w:proofErr w:type="spellStart"/>
+      <w:r>
+        <w:t>Хабр</w:t>
+      </w:r>
+      <w:proofErr w:type="spellEnd"/>
+      <w:r>
+        <w:t xml:space="preserve">. – 2025. – 6 февр. – URL: </w:t>
+      </w:r>
+      <w:hyperlink r:id="rId20" w:history="1">
+        <w:r>
+          <w:rPr>
+            <w:rStyle w:val="a7"/>
+          </w:rPr>
+          <w:t>https://habr.com/ru/articles/879840/</w:t>
+        </w:r>
+      </w:hyperlink>
+      <w:r>
+        <w:t xml:space="preserve"> </w:t>
+      </w:r>
+      <w:r>
+        <w:t>(дата обращения: 16.02.2026).</w:t>
+      </w:r>
+    </w:p>
+    <w:p>
+      <w:pPr>
+        <w:pStyle w:val="1"/>
+      </w:pPr>
+      <w:bookmarkStart w:id="26" w:name="_Toc222180092"/>
+      <w:r>
+        <w:t>Приложения</w:t>
+      </w:r>
+      <w:bookmarkEnd w:id="26"/>
+    </w:p>
+    <w:p>
+      <w:r>
+        <w:t xml:space="preserve">Репозиторий </w:t>
+      </w:r>
+      <w:r>
         <w:rPr>
           <w:lang w:val="en-US"/>
         </w:rPr>
-      </w:pPr>
-      <w:bookmarkStart w:id="23" w:name="_Toc221976002"/>
-      <w:r>
-        <w:lastRenderedPageBreak/>
-        <w:t>Обсуждение</w:t>
+        <w:t>GitHub</w:t>
+      </w:r>
+      <w:r>
+        <w:t xml:space="preserve">: </w:t>
       </w:r>
       <w:r>
         <w:rPr>
           <w:lang w:val="en-US"/>
         </w:rPr>
-        <w:t>:</w:t>
-      </w:r>
-      <w:bookmarkEnd w:id="23"/>
-    </w:p>
-    <w:p>
-      <w:r>
-        <w:t>Анализ гистограмм</w:t>
-      </w:r>
-      <w:r>
-        <w:t>:</w:t>
-      </w:r>
-      <w:r>
-        <w:br/>
-      </w:r>
-      <w:r>
-        <w:t>На всех графиках можно заметить</w:t>
-      </w:r>
-      <w:r>
-        <w:t xml:space="preserve">, </w:t>
-      </w:r>
-      <w:r>
-        <w:t>что с ростом выборки распределение приобретает явный вид. Так</w:t>
-      </w:r>
-      <w:r>
-        <w:t xml:space="preserve"> </w:t>
-      </w:r>
-      <w:r>
-        <w:t xml:space="preserve">при </w:t>
-      </w:r>
+        <w:t>https</w:t>
+      </w:r>
+      <w:r>
+        <w:t>://</w:t>
+      </w:r>
+      <w:proofErr w:type="spellStart"/>
       <w:r>
         <w:rPr>
           <w:lang w:val="en-US"/>
         </w:rPr>
-        <w:t>n</w:t>
-      </w:r>
-      <w:r>
-        <w:t xml:space="preserve"> = 10 </w:t>
-      </w:r>
-      <w:r>
-        <w:t>плотность вероятности имеет случайные значения и по гистограмме невозможно определить распределение (кроме случая равномерного распределения</w:t>
-      </w:r>
-      <w:r>
-        <w:t xml:space="preserve">, </w:t>
-      </w:r>
-      <w:r>
-        <w:t xml:space="preserve">по стечению обстоятельств при </w:t>
+        <w:t>github</w:t>
+      </w:r>
+      <w:proofErr w:type="spellEnd"/>
+      <w:r>
+        <w:t>.</w:t>
       </w:r>
       <w:r>
         <w:rPr>
           <w:lang w:val="en-US"/>
         </w:rPr>
-        <w:t>n</w:t>
-      </w:r>
-      <w:r>
-        <w:t xml:space="preserve">=10 </w:t>
-      </w:r>
-      <w:r>
-        <w:t>проще всего сказать</w:t>
-      </w:r>
-      <w:r>
-        <w:t xml:space="preserve">, </w:t>
-      </w:r>
-      <w:r>
-        <w:t>что оно равномерное).</w:t>
-      </w:r>
-    </w:p>
-    <w:p>
-      <w:r>
-        <w:t>А</w:t>
-      </w:r>
-      <w:r>
-        <w:t xml:space="preserve"> </w:t>
-      </w:r>
-      <w:r>
-        <w:t xml:space="preserve">при </w:t>
+        <w:t>com</w:t>
+      </w:r>
+      <w:r>
+        <w:t>/</w:t>
       </w:r>
       <w:r>
         <w:rPr>
           <w:lang w:val="en-US"/>
         </w:rPr>
-        <w:t>n</w:t>
-      </w:r>
-      <w:r>
-        <w:t xml:space="preserve">=1000 </w:t>
-      </w:r>
-      <w:r>
-        <w:t>все графики стремятся к своему теоретическому распределению с хорошей точностью</w:t>
-      </w:r>
-    </w:p>
-    <w:p/>
-    <w:p>
-      <w:pPr>
+        <w:t>Keendaj</w:t>
+      </w:r>
+      <w:r>
+        <w:t>/</w:t>
+      </w:r>
+      <w:proofErr w:type="spellStart"/>
+      <w:r>
         <w:rPr>
           <w:lang w:val="en-US"/>
         </w:rPr>
-      </w:pPr>
-      <w:r>
-        <w:t>Анализ характеристик</w:t>
+        <w:t>MathStatLabs</w:t>
+      </w:r>
+      <w:proofErr w:type="spellEnd"/>
+      <w:r>
+        <w:t>_2026/</w:t>
       </w:r>
       <w:r>
         <w:rPr>
           <w:lang w:val="en-US"/>
         </w:rPr>
-        <w:t>:</w:t>
-      </w:r>
-    </w:p>
-    <w:p>
-      <w:r>
-        <w:t xml:space="preserve">Нормальное распределение – во всех характеристиках среднее равно </w:t>
-      </w:r>
-      <w:r>
-        <w:t xml:space="preserve">0.0, </w:t>
-      </w:r>
-      <w:r>
-        <w:t>однако с ростом числа элементов в выборке дисперсия каждой характеристики уменьшается</w:t>
-      </w:r>
-      <w:r>
-        <w:t xml:space="preserve">, </w:t>
-      </w:r>
-      <w:r>
-        <w:t xml:space="preserve">хотя она и так была сравнительно мала. Каждая характеристика стремится к своему теоретическому значению. Лучше всего себя показывает выборочное среднее с наименьшей дисперсией при росте </w:t>
+        <w:t>tree</w:t>
+      </w:r>
+      <w:r>
+        <w:t>/</w:t>
       </w:r>
       <w:r>
         <w:rPr>
           <w:lang w:val="en-US"/>
         </w:rPr>
-        <w:t>n</w:t>
-      </w:r>
-      <w:r>
-        <w:t>.</w:t>
-      </w:r>
-      <w:r>
-        <w:t xml:space="preserve"> Усечённое среднее даёт чуть большую дисперсию по сравнению с обычным.</w:t>
-      </w:r>
-    </w:p>
-    <w:p/>
-    <w:p>
-      <w:r>
-        <w:t>Распределение Коши</w:t>
-      </w:r>
-      <w:r>
-        <w:t xml:space="preserve"> </w:t>
-      </w:r>
-      <w:r>
-        <w:t>– характеристики</w:t>
-      </w:r>
-      <w:r>
-        <w:t xml:space="preserve">, </w:t>
-      </w:r>
-      <w:r>
-        <w:t xml:space="preserve">а именно выборочное среднее и </w:t>
-      </w:r>
-      <w:proofErr w:type="spellStart"/>
-      <w:r>
-        <w:rPr>
-          <w:lang w:val="en-US"/>
-        </w:rPr>
-        <w:t>zR</w:t>
-      </w:r>
-      <w:proofErr w:type="spellEnd"/>
-      <w:r>
-        <w:t xml:space="preserve">, </w:t>
-      </w:r>
-      <w:r>
-        <w:t>имеют случайные среднее и дисперсию для каждой выборки</w:t>
-      </w:r>
-      <w:r>
-        <w:t xml:space="preserve">, </w:t>
-      </w:r>
-      <w:r>
-        <w:t>что соответствует теории</w:t>
-      </w:r>
-      <w:r>
-        <w:t xml:space="preserve">, </w:t>
-      </w:r>
-      <w:r>
-        <w:t>так как у распределения Коши нет среднего (интеграл расходится)</w:t>
-      </w:r>
-      <w:r>
-        <w:t xml:space="preserve">, </w:t>
-      </w:r>
-      <w:r>
-        <w:t>а также оно имеет выбросы</w:t>
-      </w:r>
-      <w:r>
-        <w:t xml:space="preserve">, </w:t>
-      </w:r>
-      <w:r>
-        <w:t xml:space="preserve">из-за чего </w:t>
-      </w:r>
-      <w:proofErr w:type="spellStart"/>
-      <w:r>
-        <w:rPr>
-          <w:lang w:val="en-US"/>
-        </w:rPr>
-        <w:t>zR</w:t>
-      </w:r>
-      <w:proofErr w:type="spellEnd"/>
-      <w:r>
-        <w:t xml:space="preserve"> </w:t>
-      </w:r>
-      <w:r>
-        <w:t>также искажается</w:t>
-      </w:r>
-      <w:r>
-        <w:t xml:space="preserve">, </w:t>
-      </w:r>
-      <w:r>
-        <w:t>так как очень чувствительно к выбросам. Однако усечённое среднее</w:t>
-      </w:r>
-      <w:r>
-        <w:t xml:space="preserve"> уже сходится к </w:t>
-      </w:r>
-      <w:r>
-        <w:t xml:space="preserve">0.0, </w:t>
-      </w:r>
-      <w:r>
-        <w:t>так как все выбросы убираются.</w:t>
-      </w:r>
-      <w:r>
-        <w:t xml:space="preserve"> Среди остальных характеристик все стремятся к теоретическому значению </w:t>
-      </w:r>
-      <w:r>
-        <w:t xml:space="preserve">0.0, </w:t>
-      </w:r>
-      <w:r>
-        <w:t>однако медиана показывает себя лучше всех</w:t>
-      </w:r>
-      <w:r>
-        <w:t xml:space="preserve">, </w:t>
-      </w:r>
-      <w:r>
-        <w:t>имея наименьшую дисперсию для каждой выборки.</w:t>
-      </w:r>
-    </w:p>
-    <w:p/>
-    <w:p>
-      <w:r>
-        <w:t xml:space="preserve">Распределение Лапласа – все характеристики с ростом выборки сходятся к теоретическому </w:t>
-      </w:r>
-      <w:r>
-        <w:t xml:space="preserve">среднему </w:t>
-      </w:r>
-      <w:r>
-        <w:t xml:space="preserve">0.0, </w:t>
-      </w:r>
-      <w:r>
-        <w:t xml:space="preserve">наилучший результат сходимости дисперсии и среднего имеет медиана для всех выборок. Дисперсия </w:t>
-      </w:r>
-      <w:proofErr w:type="spellStart"/>
-      <w:r>
-        <w:rPr>
-          <w:lang w:val="en-US"/>
-        </w:rPr>
-        <w:t>zR</w:t>
-      </w:r>
-      <w:proofErr w:type="spellEnd"/>
-      <w:r>
-        <w:t xml:space="preserve"> </w:t>
-      </w:r>
-      <w:r>
-        <w:t>вовсе не убывает с ростом выборки</w:t>
-      </w:r>
-      <w:r>
-        <w:t xml:space="preserve">, </w:t>
-      </w:r>
-      <w:r>
-        <w:t>что не позволяет её использовать. Усечённое среднее в данном случае имеет меньшую дисперсию</w:t>
-      </w:r>
-      <w:r>
-        <w:t xml:space="preserve"> </w:t>
-      </w:r>
-      <w:r>
-        <w:t>по сравнению с выборочным средним.</w:t>
-      </w:r>
-    </w:p>
-    <w:p/>
-    <w:p>
-      <w:r>
-        <w:t xml:space="preserve">Распределение Пуассона – </w:t>
-      </w:r>
-      <w:proofErr w:type="spellStart"/>
-      <w:r>
-        <w:rPr>
-          <w:lang w:val="en-US"/>
-        </w:rPr>
-        <w:t>zR</w:t>
-      </w:r>
-      <w:proofErr w:type="spellEnd"/>
-      <w:r>
-        <w:t xml:space="preserve"> </w:t>
-      </w:r>
-      <w:r>
-        <w:t xml:space="preserve">с ростом </w:t>
-      </w:r>
-      <w:r>
-        <w:rPr>
-          <w:lang w:val="en-US"/>
-        </w:rPr>
-        <w:t>n</w:t>
-      </w:r>
-      <w:r>
-        <w:t xml:space="preserve"> </w:t>
-      </w:r>
-      <w:r>
-        <w:t>уходит от теоретического значения среднего</w:t>
-      </w:r>
-      <w:r>
-        <w:t xml:space="preserve">, </w:t>
-      </w:r>
-      <w:r>
-        <w:t>хотя дисперсия уменьшается. При малых выборках (</w:t>
-      </w:r>
-      <w:r>
-        <w:rPr>
-          <w:lang w:val="en-US"/>
-        </w:rPr>
-        <w:t>n</w:t>
-      </w:r>
-      <w:r>
-        <w:t xml:space="preserve"> = 10, 100) </w:t>
-      </w:r>
-      <w:r>
-        <w:t>лучше всего себя показывает подсчёт выборочного среднего</w:t>
-      </w:r>
-      <w:r>
-        <w:t xml:space="preserve">, </w:t>
-      </w:r>
-      <w:r>
-        <w:t xml:space="preserve">с ростом </w:t>
-      </w:r>
-      <w:r>
-        <w:rPr>
-          <w:lang w:val="en-US"/>
-        </w:rPr>
-        <w:t>n</w:t>
-      </w:r>
-      <w:r>
-        <w:t xml:space="preserve"> (</w:t>
-      </w:r>
-      <w:r>
-        <w:rPr>
-          <w:lang w:val="en-US"/>
-        </w:rPr>
-        <w:t>n</w:t>
-      </w:r>
-      <w:r>
-        <w:t xml:space="preserve"> = 1000) </w:t>
-      </w:r>
-      <w:r>
-        <w:t xml:space="preserve">дисперсия медианы и </w:t>
-      </w:r>
-      <w:proofErr w:type="spellStart"/>
-      <w:r>
-        <w:rPr>
-          <w:lang w:val="en-US"/>
-        </w:rPr>
-        <w:t>zQ</w:t>
-      </w:r>
-      <w:proofErr w:type="spellEnd"/>
-      <w:r>
-        <w:t xml:space="preserve"> </w:t>
-      </w:r>
-      <w:r>
-        <w:t>становится явно меньше, чем дисперсии остальных характеристик.</w:t>
-      </w:r>
-      <w:r>
-        <w:t xml:space="preserve"> Лучше всего себя показывает </w:t>
-      </w:r>
-      <w:proofErr w:type="spellStart"/>
-      <w:r>
-        <w:rPr>
-          <w:lang w:val="en-US"/>
-        </w:rPr>
-        <w:t>zQ</w:t>
-      </w:r>
-      <w:proofErr w:type="spellEnd"/>
-      <w:r>
-        <w:rPr>
-          <w:lang w:val="en-US"/>
-        </w:rPr>
-        <w:t>.</w:t>
-      </w:r>
-      <w:r>
-        <w:t xml:space="preserve"> Также с ростом </w:t>
-      </w:r>
-      <w:r>
-        <w:rPr>
-          <w:lang w:val="en-US"/>
-        </w:rPr>
-        <w:t>n</w:t>
-      </w:r>
-      <w:r>
-        <w:t xml:space="preserve"> </w:t>
-      </w:r>
-      <w:r>
-        <w:t xml:space="preserve">дисперсия выборочного и усечённого среднего практически </w:t>
-      </w:r>
-      <w:r>
-        <w:tab/>
-        <w:t>не меняется. И усечённое среднее имеет большую дисперсию по сравнению с выборочным средним</w:t>
-      </w:r>
-    </w:p>
-    <w:p/>
-    <w:p>
-      <w:r>
-        <w:t xml:space="preserve">Равномерное распределение – все характеристики стремятся к теоретическому среднему 0.0. Лучше всего себя показывает </w:t>
-      </w:r>
-      <w:proofErr w:type="spellStart"/>
-      <w:r>
-        <w:rPr>
-          <w:lang w:val="en-US"/>
-        </w:rPr>
-        <w:t>zR</w:t>
-      </w:r>
-      <w:proofErr w:type="spellEnd"/>
-      <w:r>
-        <w:t xml:space="preserve">, </w:t>
-      </w:r>
-      <w:r>
-        <w:t xml:space="preserve">её дисперсия уменьшается примерно в </w:t>
-      </w:r>
-      <w:r>
-        <w:rPr>
-          <w:lang w:val="en-US"/>
-        </w:rPr>
-        <w:t>n</w:t>
-      </w:r>
-      <w:r>
-        <w:t xml:space="preserve">^2 </w:t>
-      </w:r>
-      <w:r>
-        <w:t>раз</w:t>
-      </w:r>
-      <w:r>
-        <w:t xml:space="preserve">, </w:t>
-      </w:r>
-      <w:r>
-        <w:t>дисперсия остальных характеристик примерно в</w:t>
-      </w:r>
-      <w:r>
-        <w:t xml:space="preserve"> </w:t>
-      </w:r>
-      <w:r>
-        <w:rPr>
-          <w:lang w:val="en-US"/>
-        </w:rPr>
-        <w:t>n</w:t>
-      </w:r>
-      <w:r>
-        <w:t xml:space="preserve"> </w:t>
-      </w:r>
-      <w:r>
-        <w:t>раз.</w:t>
-      </w:r>
-    </w:p>
-    <w:p/>
-    <w:p>
-      <w:pPr>
-        <w:rPr>
-          <w:lang w:val="en-US"/>
-        </w:rPr>
-      </w:pPr>
-      <w:bookmarkStart w:id="24" w:name="_Toc221976003"/>
-      <w:r>
-        <w:rPr>
-          <w:rStyle w:val="10"/>
-        </w:rPr>
-        <w:t>Вывод</w:t>
-      </w:r>
-      <w:bookmarkEnd w:id="24"/>
-    </w:p>
-    <w:p>
-      <w:r>
-        <w:t>В результате выполнения лабораторной работы были сделаны следующие выводы</w:t>
-      </w:r>
-      <w:r>
-        <w:t>:</w:t>
-      </w:r>
-    </w:p>
-    <w:p>
-      <w:pPr>
-        <w:pStyle w:val="a6"/>
-        <w:numPr>
-          <w:ilvl w:val="0"/>
-          <w:numId w:val="6"/>
-        </w:numPr>
-      </w:pPr>
-      <w:r>
-        <w:t>Было показано</w:t>
-      </w:r>
-      <w:r>
-        <w:t xml:space="preserve">, </w:t>
-      </w:r>
-      <w:r>
-        <w:t xml:space="preserve">что с увеличением числа элементов выборки все </w:t>
-      </w:r>
-      <w:r>
-        <w:t>гистограммы</w:t>
-      </w:r>
-      <w:r>
-        <w:t xml:space="preserve"> </w:t>
-      </w:r>
-      <w:r>
-        <w:t>распределени</w:t>
-      </w:r>
-      <w:r>
-        <w:t>й стремятся к графику теоретического распределения</w:t>
-      </w:r>
-      <w:r>
-        <w:t xml:space="preserve">, </w:t>
-      </w:r>
-      <w:r>
-        <w:t>то есть чем больше элементов</w:t>
-      </w:r>
-      <w:r>
-        <w:t xml:space="preserve">, </w:t>
-      </w:r>
-      <w:r>
-        <w:t>тем легче понять какое распределение представлено.</w:t>
-      </w:r>
-    </w:p>
-    <w:p>
-      <w:pPr>
-        <w:pStyle w:val="a6"/>
-        <w:numPr>
-          <w:ilvl w:val="0"/>
-          <w:numId w:val="6"/>
-        </w:numPr>
-      </w:pPr>
-      <w:r>
-        <w:t>Все характеристики</w:t>
-      </w:r>
-      <w:r>
-        <w:t xml:space="preserve">, </w:t>
-      </w:r>
-      <w:r>
-        <w:t xml:space="preserve">кроме выборочного среднего и </w:t>
-      </w:r>
-      <w:proofErr w:type="spellStart"/>
-      <w:r>
-        <w:rPr>
-          <w:lang w:val="en-US"/>
-        </w:rPr>
-        <w:t>zR</w:t>
-      </w:r>
-      <w:proofErr w:type="spellEnd"/>
-      <w:r>
-        <w:t xml:space="preserve"> </w:t>
-      </w:r>
-      <w:r>
-        <w:t xml:space="preserve">для Коши и </w:t>
-      </w:r>
-      <w:proofErr w:type="spellStart"/>
-      <w:r>
-        <w:rPr>
-          <w:lang w:val="en-US"/>
-        </w:rPr>
-        <w:t>zR</w:t>
-      </w:r>
-      <w:proofErr w:type="spellEnd"/>
-      <w:r>
-        <w:t xml:space="preserve"> </w:t>
-      </w:r>
-      <w:r>
-        <w:t>для Пуассона</w:t>
-      </w:r>
-      <w:r>
-        <w:t xml:space="preserve">, </w:t>
-      </w:r>
-      <w:r>
-        <w:t>стремятся к своим теоретическим значениям среднего. Также среди них были выбраны наилучшие для каждого распредел</w:t>
-      </w:r>
-      <w:r>
-        <w:t>е</w:t>
-      </w:r>
-      <w:r>
-        <w:t>ния</w:t>
-      </w:r>
-      <w:r>
-        <w:rPr>
-          <w:lang w:val="en-US"/>
-        </w:rPr>
-        <w:t>:</w:t>
-      </w:r>
-    </w:p>
-    <w:p>
-      <w:pPr>
-        <w:pStyle w:val="a6"/>
-        <w:numPr>
-          <w:ilvl w:val="1"/>
-          <w:numId w:val="6"/>
-        </w:numPr>
-      </w:pPr>
-      <w:r>
-        <w:t>Для нормального распределения лучшая характеристика – выборочное среднее</w:t>
-      </w:r>
-    </w:p>
-    <w:p>
-      <w:pPr>
-        <w:pStyle w:val="a6"/>
-        <w:numPr>
-          <w:ilvl w:val="1"/>
-          <w:numId w:val="6"/>
-        </w:numPr>
-      </w:pPr>
-      <w:r>
-        <w:t>Для распределения Коши лучшая характеристика – медиана</w:t>
-      </w:r>
-    </w:p>
-    <w:p>
-      <w:pPr>
-        <w:pStyle w:val="a6"/>
-        <w:numPr>
-          <w:ilvl w:val="1"/>
-          <w:numId w:val="6"/>
-        </w:numPr>
-      </w:pPr>
-      <w:r>
-        <w:t>Для распределения Лапласа лучшая характеристика - медиана</w:t>
-      </w:r>
-    </w:p>
-    <w:p>
-      <w:pPr>
-        <w:pStyle w:val="a6"/>
-        <w:numPr>
-          <w:ilvl w:val="1"/>
-          <w:numId w:val="6"/>
-        </w:numPr>
-      </w:pPr>
-      <w:r>
-        <w:t>Для распределения Пуассона лучшая характеристика –</w:t>
-      </w:r>
-      <w:r>
-        <w:t xml:space="preserve"> </w:t>
-      </w:r>
-      <w:r>
-        <w:t xml:space="preserve">при малых выборках </w:t>
-      </w:r>
-      <w:r>
-        <w:lastRenderedPageBreak/>
-        <w:t>выборочное среднее</w:t>
-      </w:r>
-      <w:r>
-        <w:t xml:space="preserve">, </w:t>
-      </w:r>
-      <w:r>
-        <w:t xml:space="preserve">при больших </w:t>
-      </w:r>
-      <w:proofErr w:type="spellStart"/>
-      <w:r>
-        <w:rPr>
-          <w:lang w:val="en-US"/>
-        </w:rPr>
-        <w:t>zQ</w:t>
-      </w:r>
-      <w:proofErr w:type="spellEnd"/>
-      <w:r>
-        <w:t xml:space="preserve"> (</w:t>
-      </w:r>
-      <w:r>
-        <w:t>на основе квартилей ¼</w:t>
-      </w:r>
-      <w:r>
-        <w:t xml:space="preserve">, </w:t>
-      </w:r>
-      <w:r>
-        <w:t>¾</w:t>
-      </w:r>
-      <w:r>
-        <w:t>)</w:t>
-      </w:r>
-    </w:p>
-    <w:p>
-      <w:pPr>
-        <w:pStyle w:val="a6"/>
-        <w:numPr>
-          <w:ilvl w:val="1"/>
-          <w:numId w:val="6"/>
-        </w:numPr>
-      </w:pPr>
-      <w:r>
-        <w:t xml:space="preserve">Для равномерного распределения лучшая характеристика – </w:t>
-      </w:r>
-      <w:proofErr w:type="spellStart"/>
-      <w:r>
-        <w:rPr>
-          <w:lang w:val="en-US"/>
-        </w:rPr>
-        <w:t>zR</w:t>
-      </w:r>
-      <w:proofErr w:type="spellEnd"/>
-      <w:r>
-        <w:t xml:space="preserve"> (</w:t>
-      </w:r>
-      <w:r>
-        <w:t>ширина размаха)</w:t>
-      </w:r>
-    </w:p>
-    <w:p/>
-    <w:p>
-      <w:pPr>
-        <w:pStyle w:val="1"/>
-      </w:pPr>
-      <w:bookmarkStart w:id="25" w:name="_Toc221976004"/>
-      <w:r>
-        <w:t>Список литературы</w:t>
-      </w:r>
-      <w:bookmarkEnd w:id="25"/>
-    </w:p>
-    <w:p>
-      <w:r>
-        <w:t xml:space="preserve">Ширяев А. Н. Вероятность. Кн. 1. Элементарная теория вероятностей. Математические основания. Предельные теоремы / А. Н. Ширяев. — 4-е изд., </w:t>
-      </w:r>
-      <w:proofErr w:type="spellStart"/>
-      <w:r>
-        <w:t>перераб</w:t>
-      </w:r>
-      <w:proofErr w:type="spellEnd"/>
-      <w:r>
-        <w:t xml:space="preserve">. и доп. — </w:t>
-      </w:r>
-      <w:proofErr w:type="gramStart"/>
-      <w:r>
-        <w:t>Москва :</w:t>
-      </w:r>
-      <w:proofErr w:type="gramEnd"/>
-      <w:r>
-        <w:t xml:space="preserve"> МЦНМО, 2007</w:t>
-      </w:r>
-      <w:r>
-        <w:t>.</w:t>
-      </w:r>
-    </w:p>
-    <w:p>
-      <w:pPr>
-        <w:pStyle w:val="1"/>
-      </w:pPr>
-      <w:bookmarkStart w:id="26" w:name="_Toc221976005"/>
-      <w:r>
-        <w:t>Приложения</w:t>
-      </w:r>
-      <w:bookmarkEnd w:id="26"/>
-    </w:p>
-    <w:p>
-      <w:r>
-        <w:t xml:space="preserve">Репозиторий </w:t>
-      </w:r>
-      <w:r>
-        <w:rPr>
-          <w:lang w:val="en-US"/>
-        </w:rPr>
-        <w:t>GitHub</w:t>
-      </w:r>
-      <w:r>
-        <w:t xml:space="preserve">: </w:t>
-      </w:r>
-      <w:r>
-        <w:rPr>
-          <w:lang w:val="en-US"/>
-        </w:rPr>
-        <w:t>https</w:t>
-      </w:r>
-      <w:r>
-        <w:t>://</w:t>
-      </w:r>
-      <w:proofErr w:type="spellStart"/>
-      <w:r>
-        <w:rPr>
-          <w:lang w:val="en-US"/>
-        </w:rPr>
-        <w:t>github</w:t>
-      </w:r>
-      <w:proofErr w:type="spellEnd"/>
-      <w:r>
-        <w:t>.</w:t>
-      </w:r>
-      <w:r>
-        <w:rPr>
-          <w:lang w:val="en-US"/>
-        </w:rPr>
-        <w:t>com</w:t>
-      </w:r>
-      <w:r>
-        <w:t>/</w:t>
-      </w:r>
-      <w:r>
-        <w:rPr>
-          <w:lang w:val="en-US"/>
-        </w:rPr>
-        <w:t>Keendaj</w:t>
-      </w:r>
-      <w:r>
-        <w:t>/</w:t>
-      </w:r>
-      <w:proofErr w:type="spellStart"/>
-      <w:r>
-        <w:rPr>
-          <w:lang w:val="en-US"/>
-        </w:rPr>
-        <w:t>MathStatLabs</w:t>
-      </w:r>
-      <w:proofErr w:type="spellEnd"/>
-      <w:r>
-        <w:t>_2026/</w:t>
-      </w:r>
-      <w:r>
-        <w:rPr>
-          <w:lang w:val="en-US"/>
-        </w:rPr>
-        <w:t>tree</w:t>
-      </w:r>
-      <w:r>
-        <w:t>/</w:t>
-      </w:r>
-      <w:r>
-        <w:rPr>
-          <w:lang w:val="en-US"/>
-        </w:rPr>
         <w:t>Lab</w:t>
       </w:r>
       <w:r>
-        <w:t>1%2</w:t>
-      </w:r>
-      <w:r>
-        <w:rPr>
-          <w:lang w:val="en-US"/>
-        </w:rPr>
-        <w:t>B</w:t>
-      </w:r>
-      <w:r>
-        <w:t>2</w:t>
+        <w:t>3</w:t>
       </w:r>
     </w:p>
     <w:p/>
     <w:sectPr>
-      <w:footerReference w:type="default" r:id="rId20"/>
+      <w:footerReference w:type="default" r:id="rId21"/>
       <w:pgSz w:w="11906" w:h="16838"/>
       <w:pgMar w:top="1134" w:right="850" w:bottom="1134" w:left="1701" w:header="708" w:footer="708" w:gutter="0"/>
       <w:cols w:space="708"/>
@@ -7958,6 +7050,7 @@
         <w:docPartUnique/>
       </w:docPartObj>
     </w:sdtPr>
+    <w:sdtEndPr/>
     <w:sdtContent>
       <w:p>
         <w:pPr>
@@ -8012,6 +7105,92 @@
 <file path=word/numbering.xml><?xml version="1.0" encoding="utf-8"?>
 <w:numbering xmlns:wpc="http://schemas.microsoft.com/office/word/2010/wordprocessingCanvas" xmlns:cx="http://schemas.microsoft.com/office/drawing/2014/chartex" xmlns:cx1="http://schemas.microsoft.com/office/drawing/2015/9/8/chartex" xmlns:cx2="http://schemas.microsoft.com/office/drawing/2015/10/21/chartex" xmlns:cx3="http://schemas.microsoft.com/office/drawing/2016/5/9/chartex" xmlns:cx4="http://schemas.microsoft.com/office/drawing/2016/5/10/chartex" xmlns:cx5="http://schemas.microsoft.com/office/drawing/2016/5/11/chartex" xmlns:cx6="http://schemas.microsoft.com/office/drawing/2016/5/12/chartex" xmlns:cx7="http://schemas.microsoft.com/office/drawing/2016/5/13/chartex" xmlns:cx8="http://schemas.microsoft.com/office/drawing/2016/5/14/chartex" xmlns:mc="http://schemas.openxmlformats.org/markup-compatibility/2006" xmlns:aink="http://schemas.microsoft.com/office/drawing/2016/ink" xmlns:am3d="http://schemas.microsoft.com/office/drawing/2017/model3d" xmlns:o="urn:schemas-microsoft-com:office:office" xmlns:r="http://schemas.openxmlformats.org/officeDocument/2006/relationships" xmlns:m="http://schemas.openxmlformats.org/officeDocument/2006/math" xmlns:v="urn:schemas-microsoft-com:vml" xmlns:wp14="http://schemas.microsoft.com/office/word/2010/wordprocessingDrawing" xmlns:wp="http://schemas.openxmlformats.org/drawingml/2006/wordprocessingDrawing" xmlns:w10="urn:schemas-microsoft-com:office:word" xmlns:w="http://schemas.openxmlformats.org/wordprocessingml/2006/main" xmlns:w14="http://schemas.microsoft.com/office/word/2010/wordml" xmlns:w15="http://schemas.microsoft.com/office/word/2012/wordml" xmlns:w16cex="http://schemas.microsoft.com/office/word/2018/wordml/cex" xmlns:w16cid="http://schemas.microsoft.com/office/word/2016/wordml/cid" xmlns:w16="http://schemas.microsoft.com/office/word/2018/wordml" xmlns:w16sdtdh="http://schemas.microsoft.com/office/word/2020/wordml/sdtdatahash" xmlns:w16se="http://schemas.microsoft.com/office/word/2015/wordml/symex" xmlns:wpg="http://schemas.microsoft.com/office/word/2010/wordprocessingGroup" xmlns:wpi="http://schemas.microsoft.com/office/word/2010/wordprocessingInk" xmlns:wne="http://schemas.microsoft.com/office/word/2006/wordml" xmlns:wps="http://schemas.microsoft.com/office/word/2010/wordprocessingShape" mc:Ignorable="w14 w15 w16se w16cid w16 w16cex w16sdtdh wp14">
   <w:abstractNum w:abstractNumId="0" w15:restartNumberingAfterBreak="0">
+    <w:nsid w:val="0961742F"/>
+    <w:multiLevelType w:val="hybridMultilevel"/>
+    <w:tmpl w:val="EF3EB4AA"/>
+    <w:lvl w:ilvl="0" w:tplc="04190011">
+      <w:start w:val="1"/>
+      <w:numFmt w:val="decimal"/>
+      <w:lvlText w:val="%1)"/>
+      <w:lvlJc w:val="left"/>
+      <w:pPr>
+        <w:ind w:left="1068" w:hanging="360"/>
+      </w:pPr>
+    </w:lvl>
+    <w:lvl w:ilvl="1" w:tplc="04190019" w:tentative="1">
+      <w:start w:val="1"/>
+      <w:numFmt w:val="lowerLetter"/>
+      <w:lvlText w:val="%2."/>
+      <w:lvlJc w:val="left"/>
+      <w:pPr>
+        <w:ind w:left="1788" w:hanging="360"/>
+      </w:pPr>
+    </w:lvl>
+    <w:lvl w:ilvl="2" w:tplc="0419001B" w:tentative="1">
+      <w:start w:val="1"/>
+      <w:numFmt w:val="lowerRoman"/>
+      <w:lvlText w:val="%3."/>
+      <w:lvlJc w:val="right"/>
+      <w:pPr>
+        <w:ind w:left="2508" w:hanging="180"/>
+      </w:pPr>
+    </w:lvl>
+    <w:lvl w:ilvl="3" w:tplc="0419000F" w:tentative="1">
+      <w:start w:val="1"/>
+      <w:numFmt w:val="decimal"/>
+      <w:lvlText w:val="%4."/>
+      <w:lvlJc w:val="left"/>
+      <w:pPr>
+        <w:ind w:left="3228" w:hanging="360"/>
+      </w:pPr>
+    </w:lvl>
+    <w:lvl w:ilvl="4" w:tplc="04190019" w:tentative="1">
+      <w:start w:val="1"/>
+      <w:numFmt w:val="lowerLetter"/>
+      <w:lvlText w:val="%5."/>
+      <w:lvlJc w:val="left"/>
+      <w:pPr>
+        <w:ind w:left="3948" w:hanging="360"/>
+      </w:pPr>
+    </w:lvl>
+    <w:lvl w:ilvl="5" w:tplc="0419001B" w:tentative="1">
+      <w:start w:val="1"/>
+      <w:numFmt w:val="lowerRoman"/>
+      <w:lvlText w:val="%6."/>
+      <w:lvlJc w:val="right"/>
+      <w:pPr>
+        <w:ind w:left="4668" w:hanging="180"/>
+      </w:pPr>
+    </w:lvl>
+    <w:lvl w:ilvl="6" w:tplc="0419000F" w:tentative="1">
+      <w:start w:val="1"/>
+      <w:numFmt w:val="decimal"/>
+      <w:lvlText w:val="%7."/>
+      <w:lvlJc w:val="left"/>
+      <w:pPr>
+        <w:ind w:left="5388" w:hanging="360"/>
+      </w:pPr>
+    </w:lvl>
+    <w:lvl w:ilvl="7" w:tplc="04190019" w:tentative="1">
+      <w:start w:val="1"/>
+      <w:numFmt w:val="lowerLetter"/>
+      <w:lvlText w:val="%8."/>
+      <w:lvlJc w:val="left"/>
+      <w:pPr>
+        <w:ind w:left="6108" w:hanging="360"/>
+      </w:pPr>
+    </w:lvl>
+    <w:lvl w:ilvl="8" w:tplc="0419001B" w:tentative="1">
+      <w:start w:val="1"/>
+      <w:numFmt w:val="lowerRoman"/>
+      <w:lvlText w:val="%9."/>
+      <w:lvlJc w:val="right"/>
+      <w:pPr>
+        <w:ind w:left="6828" w:hanging="180"/>
+      </w:pPr>
+    </w:lvl>
+  </w:abstractNum>
+  <w:abstractNum w:abstractNumId="1" w15:restartNumberingAfterBreak="0">
     <w:nsid w:val="2B311F86"/>
     <w:multiLevelType w:val="hybridMultilevel"/>
     <w:tmpl w:val="373C451E"/>
@@ -8100,7 +7279,7 @@
       </w:pPr>
     </w:lvl>
   </w:abstractNum>
-  <w:abstractNum w:abstractNumId="1" w15:restartNumberingAfterBreak="0">
+  <w:abstractNum w:abstractNumId="2" w15:restartNumberingAfterBreak="0">
     <w:nsid w:val="2CA2785D"/>
     <w:multiLevelType w:val="hybridMultilevel"/>
     <w:tmpl w:val="A1D4A9C8"/>
@@ -8189,7 +7368,96 @@
       </w:pPr>
     </w:lvl>
   </w:abstractNum>
-  <w:abstractNum w:abstractNumId="2" w15:restartNumberingAfterBreak="0">
+  <w:abstractNum w:abstractNumId="3" w15:restartNumberingAfterBreak="0">
+    <w:nsid w:val="3E724F25"/>
+    <w:multiLevelType w:val="hybridMultilevel"/>
+    <w:tmpl w:val="B4409A5A"/>
+    <w:lvl w:ilvl="0" w:tplc="E40C44C4">
+      <w:start w:val="1"/>
+      <w:numFmt w:val="decimal"/>
+      <w:lvlText w:val="%1."/>
+      <w:lvlJc w:val="left"/>
+      <w:pPr>
+        <w:ind w:left="1428" w:hanging="360"/>
+      </w:pPr>
+      <w:rPr>
+        <w:rFonts w:asciiTheme="majorHAnsi" w:hAnsiTheme="majorHAnsi" w:cstheme="majorHAnsi" w:hint="default"/>
+      </w:rPr>
+    </w:lvl>
+    <w:lvl w:ilvl="1" w:tplc="04190019" w:tentative="1">
+      <w:start w:val="1"/>
+      <w:numFmt w:val="lowerLetter"/>
+      <w:lvlText w:val="%2."/>
+      <w:lvlJc w:val="left"/>
+      <w:pPr>
+        <w:ind w:left="2148" w:hanging="360"/>
+      </w:pPr>
+    </w:lvl>
+    <w:lvl w:ilvl="2" w:tplc="0419001B" w:tentative="1">
+      <w:start w:val="1"/>
+      <w:numFmt w:val="lowerRoman"/>
+      <w:lvlText w:val="%3."/>
+      <w:lvlJc w:val="right"/>
+      <w:pPr>
+        <w:ind w:left="2868" w:hanging="180"/>
+      </w:pPr>
+    </w:lvl>
+    <w:lvl w:ilvl="3" w:tplc="0419000F" w:tentative="1">
+      <w:start w:val="1"/>
+      <w:numFmt w:val="decimal"/>
+      <w:lvlText w:val="%4."/>
+      <w:lvlJc w:val="left"/>
+      <w:pPr>
+        <w:ind w:left="3588" w:hanging="360"/>
+      </w:pPr>
+    </w:lvl>
+    <w:lvl w:ilvl="4" w:tplc="04190019" w:tentative="1">
+      <w:start w:val="1"/>
+      <w:numFmt w:val="lowerLetter"/>
+      <w:lvlText w:val="%5."/>
+      <w:lvlJc w:val="left"/>
+      <w:pPr>
+        <w:ind w:left="4308" w:hanging="360"/>
+      </w:pPr>
+    </w:lvl>
+    <w:lvl w:ilvl="5" w:tplc="0419001B" w:tentative="1">
+      <w:start w:val="1"/>
+      <w:numFmt w:val="lowerRoman"/>
+      <w:lvlText w:val="%6."/>
+      <w:lvlJc w:val="right"/>
+      <w:pPr>
+        <w:ind w:left="5028" w:hanging="180"/>
+      </w:pPr>
+    </w:lvl>
+    <w:lvl w:ilvl="6" w:tplc="0419000F" w:tentative="1">
+      <w:start w:val="1"/>
+      <w:numFmt w:val="decimal"/>
+      <w:lvlText w:val="%7."/>
+      <w:lvlJc w:val="left"/>
+      <w:pPr>
+        <w:ind w:left="5748" w:hanging="360"/>
+      </w:pPr>
+    </w:lvl>
+    <w:lvl w:ilvl="7" w:tplc="04190019" w:tentative="1">
+      <w:start w:val="1"/>
+      <w:numFmt w:val="lowerLetter"/>
+      <w:lvlText w:val="%8."/>
+      <w:lvlJc w:val="left"/>
+      <w:pPr>
+        <w:ind w:left="6468" w:hanging="360"/>
+      </w:pPr>
+    </w:lvl>
+    <w:lvl w:ilvl="8" w:tplc="0419001B" w:tentative="1">
+      <w:start w:val="1"/>
+      <w:numFmt w:val="lowerRoman"/>
+      <w:lvlText w:val="%9."/>
+      <w:lvlJc w:val="right"/>
+      <w:pPr>
+        <w:ind w:left="7188" w:hanging="180"/>
+      </w:pPr>
+    </w:lvl>
+  </w:abstractNum>
+  <w:abstractNum w:abstractNumId="4" w15:restartNumberingAfterBreak="0">
     <w:nsid w:val="427119D7"/>
     <w:multiLevelType w:val="hybridMultilevel"/>
     <w:tmpl w:val="12303BB8"/>
@@ -8278,7 +7546,7 @@
       </w:pPr>
     </w:lvl>
   </w:abstractNum>
-  <w:abstractNum w:abstractNumId="3" w15:restartNumberingAfterBreak="0">
+  <w:abstractNum w:abstractNumId="5" w15:restartNumberingAfterBreak="0">
     <w:nsid w:val="44AB12B2"/>
     <w:multiLevelType w:val="hybridMultilevel"/>
     <w:tmpl w:val="5C14F198"/>
@@ -8367,7 +7635,7 @@
       </w:pPr>
     </w:lvl>
   </w:abstractNum>
-  <w:abstractNum w:abstractNumId="4" w15:restartNumberingAfterBreak="0">
+  <w:abstractNum w:abstractNumId="6" w15:restartNumberingAfterBreak="0">
     <w:nsid w:val="49F46064"/>
     <w:multiLevelType w:val="hybridMultilevel"/>
     <w:tmpl w:val="2F5C31A6"/>
@@ -8456,7 +7724,7 @@
       </w:pPr>
     </w:lvl>
   </w:abstractNum>
-  <w:abstractNum w:abstractNumId="5" w15:restartNumberingAfterBreak="0">
+  <w:abstractNum w:abstractNumId="7" w15:restartNumberingAfterBreak="0">
     <w:nsid w:val="759C283E"/>
     <w:multiLevelType w:val="hybridMultilevel"/>
     <w:tmpl w:val="844AA6C0"/>
@@ -8546,22 +7814,28 @@
     </w:lvl>
   </w:abstractNum>
   <w:num w:numId="1">
+    <w:abstractNumId w:val="7"/>
+  </w:num>
+  <w:num w:numId="2">
+    <w:abstractNumId w:val="2"/>
+  </w:num>
+  <w:num w:numId="3">
+    <w:abstractNumId w:val="6"/>
+  </w:num>
+  <w:num w:numId="4">
+    <w:abstractNumId w:val="4"/>
+  </w:num>
+  <w:num w:numId="5">
+    <w:abstractNumId w:val="1"/>
+  </w:num>
+  <w:num w:numId="6">
     <w:abstractNumId w:val="5"/>
   </w:num>
-  <w:num w:numId="2">
-    <w:abstractNumId w:val="1"/>
+  <w:num w:numId="7">
+    <w:abstractNumId w:val="3"/>
   </w:num>
-  <w:num w:numId="3">
-    <w:abstractNumId w:val="4"/>
-  </w:num>
-  <w:num w:numId="4">
-    <w:abstractNumId w:val="2"/>
-  </w:num>
-  <w:num w:numId="5">
+  <w:num w:numId="8">
     <w:abstractNumId w:val="0"/>
-  </w:num>
-  <w:num w:numId="6">
-    <w:abstractNumId w:val="3"/>
   </w:num>
 </w:numbering>
 </file>
@@ -9043,6 +8317,7 @@
   <w:style w:type="character" w:default="1" w:styleId="a0">
     <w:name w:val="Default Paragraph Font"/>
     <w:uiPriority w:val="1"/>
+    <w:semiHidden/>
     <w:unhideWhenUsed/>
   </w:style>
   <w:style w:type="table" w:default="1" w:styleId="a1">
@@ -9276,6 +8551,18 @@
     <w:rsid w:val="00761599"/>
     <w:rPr>
       <w:rFonts w:ascii="Calibri Light" w:eastAsia="Calibri Light" w:hAnsi="Calibri Light" w:cs="Calibri Light"/>
+    </w:rPr>
+  </w:style>
+  <w:style w:type="character" w:styleId="ae">
+    <w:name w:val="FollowedHyperlink"/>
+    <w:basedOn w:val="a0"/>
+    <w:uiPriority w:val="99"/>
+    <w:semiHidden/>
+    <w:unhideWhenUsed/>
+    <w:rsid w:val="000D29C7"/>
+    <w:rPr>
+      <w:color w:val="954F72" w:themeColor="followedHyperlink"/>
+      <w:u w:val="single"/>
     </w:rPr>
   </w:style>
 </w:styles>

--- a/ОтчётИсходник.docx
+++ b/ОтчётИсходник.docx
@@ -790,6 +790,13 @@
     </w:p>
     <w:sdt>
       <w:sdtPr>
+        <w:rPr>
+          <w:rFonts w:ascii="Calibri Light" w:eastAsia="Calibri Light" w:hAnsi="Calibri Light" w:cs="Calibri Light"/>
+          <w:color w:val="auto"/>
+          <w:sz w:val="22"/>
+          <w:szCs w:val="22"/>
+          <w:lang w:eastAsia="en-US"/>
+        </w:rPr>
         <w:id w:val="1245993362"/>
         <w:docPartObj>
           <w:docPartGallery w:val="Table of Contents"/>
@@ -798,13 +805,8 @@
       </w:sdtPr>
       <w:sdtEndPr>
         <w:rPr>
-          <w:rFonts w:ascii="Calibri Light" w:eastAsia="Calibri Light" w:hAnsi="Calibri Light" w:cs="Calibri Light"/>
           <w:b/>
           <w:bCs/>
-          <w:color w:val="auto"/>
-          <w:sz w:val="22"/>
-          <w:szCs w:val="22"/>
-          <w:lang w:eastAsia="en-US"/>
         </w:rPr>
       </w:sdtEndPr>
       <w:sdtContent>
@@ -2850,13 +2852,7 @@
         <w:tab/>
       </w:r>
       <w:r>
-        <w:t xml:space="preserve">Изучение построения гистограмм и </w:t>
-      </w:r>
-      <w:r>
-        <w:t xml:space="preserve">характеристик распределения </w:t>
-      </w:r>
-      <w:r>
-        <w:t>на основе разных выборок</w:t>
+        <w:t>Изучение построения гистограмм и характеристик распределения на основе разных выборок</w:t>
       </w:r>
     </w:p>
     <w:p>
@@ -2895,11 +2891,6 @@
       </w:r>
     </w:p>
     <w:p>
-      <w:pPr>
-        <w:rPr>
-          <w:lang w:val="en-US"/>
-        </w:rPr>
-      </w:pPr>
       <w:r>
         <w:tab/>
         <w:t>4)</w:t>
@@ -3212,16 +3203,7 @@
           <w:rPr>
             <w:rFonts w:ascii="Cambria Math" w:hAnsi="Cambria Math"/>
           </w:rPr>
-          <m:t>;</m:t>
-        </m:r>
-        <m:r>
-          <m:rPr>
-            <m:sty m:val="p"/>
-          </m:rPr>
-          <w:rPr>
-            <w:rFonts w:ascii="Cambria Math" w:hAnsi="Cambria Math"/>
-          </w:rPr>
-          <m:t xml:space="preserve"> </m:t>
+          <m:t xml:space="preserve">; </m:t>
         </m:r>
         <m:r>
           <w:rPr>
@@ -3341,25 +3323,7 @@
           <w:rPr>
             <w:rFonts w:ascii="Cambria Math" w:hAnsi="Cambria Math"/>
           </w:rPr>
-          <m:t xml:space="preserve"> </m:t>
-        </m:r>
-        <m:r>
-          <w:rPr>
-            <w:rFonts w:ascii="Cambria Math" w:hAnsi="Cambria Math"/>
-          </w:rPr>
-          <m:t>(</m:t>
-        </m:r>
-        <m:r>
-          <w:rPr>
-            <w:rFonts w:ascii="Cambria Math" w:hAnsi="Cambria Math"/>
-          </w:rPr>
-          <m:t>2</m:t>
-        </m:r>
-        <m:r>
-          <w:rPr>
-            <w:rFonts w:ascii="Cambria Math" w:hAnsi="Cambria Math"/>
-          </w:rPr>
-          <m:t>)</m:t>
+          <m:t xml:space="preserve"> (2)</m:t>
         </m:r>
       </m:oMath>
     </w:p>
@@ -3645,25 +3609,7 @@
           <w:rPr>
             <w:rFonts w:ascii="Cambria Math" w:hAnsi="Cambria Math"/>
           </w:rPr>
-          <m:t xml:space="preserve"> </m:t>
-        </m:r>
-        <m:r>
-          <w:rPr>
-            <w:rFonts w:ascii="Cambria Math" w:hAnsi="Cambria Math"/>
-          </w:rPr>
-          <m:t>(</m:t>
-        </m:r>
-        <m:r>
-          <w:rPr>
-            <w:rFonts w:ascii="Cambria Math" w:hAnsi="Cambria Math"/>
-          </w:rPr>
-          <m:t>3</m:t>
-        </m:r>
-        <m:r>
-          <w:rPr>
-            <w:rFonts w:ascii="Cambria Math" w:hAnsi="Cambria Math"/>
-          </w:rPr>
-          <m:t>)</m:t>
+          <m:t xml:space="preserve"> (3)</m:t>
         </m:r>
       </m:oMath>
     </w:p>
@@ -4888,13 +4834,7 @@
           <w:rPr>
             <w:rFonts w:ascii="Cambria Math" w:hAnsi="Cambria Math"/>
           </w:rPr>
-          <m:t xml:space="preserve"> </m:t>
-        </m:r>
-        <m:r>
-          <w:rPr>
-            <w:rFonts w:ascii="Cambria Math" w:hAnsi="Cambria Math"/>
-          </w:rPr>
-          <m:t>(10)</m:t>
+          <m:t xml:space="preserve"> (10)</m:t>
         </m:r>
       </m:oMath>
       <w:r>
@@ -4986,6 +4926,9 @@
             <m:t xml:space="preserve"> (11)</m:t>
           </m:r>
           <m:r>
+            <m:rPr>
+              <m:sty m:val="p"/>
+            </m:rPr>
             <w:rPr>
               <w:rFonts w:ascii="Cambria Math" w:hAnsi="Cambria Math"/>
             </w:rPr>
@@ -5106,6 +5049,113 @@
     </w:p>
     <w:p>
       <w:pPr>
+        <w:ind w:left="708"/>
+        <w:rPr>
+          <w:iCs/>
+        </w:rPr>
+      </w:pPr>
+      <w:r>
+        <w:rPr>
+          <w:iCs/>
+        </w:rPr>
+        <w:t xml:space="preserve">Для записи характеристик будем использоваться запись вида </w:t>
+      </w:r>
+    </w:p>
+    <w:p>
+      <w:pPr>
+        <w:ind w:left="708"/>
+        <w:rPr>
+          <w:iCs/>
+        </w:rPr>
+      </w:pPr>
+      <m:oMathPara>
+        <m:oMath>
+          <m:r>
+            <w:rPr>
+              <w:rFonts w:ascii="Cambria Math" w:hAnsi="Cambria Math"/>
+              <w:lang w:val="en-US"/>
+            </w:rPr>
+            <m:t>E</m:t>
+          </m:r>
+          <m:d>
+            <m:dPr>
+              <m:ctrlPr>
+                <w:rPr>
+                  <w:rFonts w:ascii="Cambria Math" w:hAnsi="Cambria Math"/>
+                  <w:i/>
+                  <w:iCs/>
+                  <w:lang w:val="en-US"/>
+                </w:rPr>
+              </m:ctrlPr>
+            </m:dPr>
+            <m:e>
+              <m:r>
+                <w:rPr>
+                  <w:rFonts w:ascii="Cambria Math" w:hAnsi="Cambria Math"/>
+                  <w:lang w:val="en-US"/>
+                </w:rPr>
+                <m:t>z</m:t>
+              </m:r>
+            </m:e>
+          </m:d>
+          <m:r>
+            <w:rPr>
+              <w:rFonts w:ascii="Cambria Math" w:hAnsi="Cambria Math"/>
+            </w:rPr>
+            <m:t>±</m:t>
+          </m:r>
+          <m:rad>
+            <m:radPr>
+              <m:degHide m:val="1"/>
+              <m:ctrlPr>
+                <w:rPr>
+                  <w:rFonts w:ascii="Cambria Math" w:hAnsi="Cambria Math"/>
+                  <w:iCs/>
+                </w:rPr>
+              </m:ctrlPr>
+            </m:radPr>
+            <m:deg>
+              <m:ctrlPr>
+                <w:rPr>
+                  <w:rFonts w:ascii="Cambria Math" w:hAnsi="Cambria Math"/>
+                  <w:i/>
+                  <w:iCs/>
+                </w:rPr>
+              </m:ctrlPr>
+            </m:deg>
+            <m:e>
+              <m:r>
+                <w:rPr>
+                  <w:rFonts w:ascii="Cambria Math" w:hAnsi="Cambria Math"/>
+                </w:rPr>
+                <m:t>D</m:t>
+              </m:r>
+              <m:d>
+                <m:dPr>
+                  <m:ctrlPr>
+                    <w:rPr>
+                      <w:rFonts w:ascii="Cambria Math" w:hAnsi="Cambria Math"/>
+                      <w:i/>
+                      <w:iCs/>
+                    </w:rPr>
+                  </m:ctrlPr>
+                </m:dPr>
+                <m:e>
+                  <m:r>
+                    <w:rPr>
+                      <w:rFonts w:ascii="Cambria Math" w:hAnsi="Cambria Math"/>
+                    </w:rPr>
+                    <m:t>z</m:t>
+                  </m:r>
+                </m:e>
+              </m:d>
+            </m:e>
+          </m:rad>
+        </m:oMath>
+      </m:oMathPara>
+    </w:p>
+    <w:p>
+      <w:pPr>
         <w:pStyle w:val="1"/>
         <w:rPr>
           <w:rFonts w:eastAsia="Calibri Light"/>
@@ -5121,570 +5171,520 @@
       <w:bookmarkEnd w:id="6"/>
     </w:p>
     <w:p>
-      <w:pPr>
+      <w:r>
+        <w:t>Используемый язык</w:t>
+      </w:r>
+      <w:r>
+        <w:t xml:space="preserve">: </w:t>
+      </w:r>
+      <w:r>
         <w:rPr>
           <w:lang w:val="en-US"/>
         </w:rPr>
-      </w:pPr>
-      <w:r>
-        <w:t>Используемый язык</w:t>
+        <w:t>Python</w:t>
+      </w:r>
+      <w:r>
+        <w:t xml:space="preserve"> 3.12.10</w:t>
+      </w:r>
+    </w:p>
+    <w:p>
+      <w:r>
+        <w:t>Используемая</w:t>
+      </w:r>
+      <w:r>
+        <w:t xml:space="preserve"> </w:t>
+      </w:r>
+      <w:r>
+        <w:t>среда</w:t>
+      </w:r>
+      <w:r>
+        <w:t xml:space="preserve"> </w:t>
+      </w:r>
+      <w:r>
+        <w:t>разработки</w:t>
+      </w:r>
+      <w:r>
+        <w:t xml:space="preserve">: </w:t>
       </w:r>
       <w:r>
         <w:rPr>
           <w:lang w:val="en-US"/>
         </w:rPr>
+        <w:t>Visual</w:t>
+      </w:r>
+      <w:r>
+        <w:t xml:space="preserve"> </w:t>
+      </w:r>
+      <w:r>
+        <w:rPr>
+          <w:lang w:val="en-US"/>
+        </w:rPr>
+        <w:t>Studio</w:t>
+      </w:r>
+      <w:r>
+        <w:t xml:space="preserve"> </w:t>
+      </w:r>
+      <w:r>
+        <w:rPr>
+          <w:lang w:val="en-US"/>
+        </w:rPr>
+        <w:t>Code</w:t>
+      </w:r>
+      <w:r>
+        <w:br/>
+      </w:r>
+      <w:r>
+        <w:t>Используемые</w:t>
+      </w:r>
+      <w:r>
+        <w:t xml:space="preserve"> </w:t>
+      </w:r>
+      <w:r>
+        <w:t>библиотеки</w:t>
+      </w:r>
+      <w:r>
         <w:t xml:space="preserve">: </w:t>
       </w:r>
+      <w:proofErr w:type="spellStart"/>
       <w:r>
         <w:rPr>
           <w:lang w:val="en-US"/>
         </w:rPr>
-        <w:t>Python 3.12.10</w:t>
-      </w:r>
-    </w:p>
-    <w:p>
-      <w:pPr>
+        <w:t>numpy</w:t>
+      </w:r>
+      <w:proofErr w:type="spellEnd"/>
+      <w:r>
+        <w:t xml:space="preserve">, </w:t>
+      </w:r>
+      <w:r>
         <w:rPr>
           <w:lang w:val="en-US"/>
         </w:rPr>
-      </w:pPr>
-      <w:r>
-        <w:t>Используемая</w:t>
-      </w:r>
+        <w:t>matplotlib</w:t>
+      </w:r>
+      <w:r>
+        <w:t xml:space="preserve">, </w:t>
+      </w:r>
+      <w:proofErr w:type="spellStart"/>
       <w:r>
         <w:rPr>
           <w:lang w:val="en-US"/>
         </w:rPr>
+        <w:t>scipy</w:t>
+      </w:r>
+      <w:proofErr w:type="spellEnd"/>
+    </w:p>
+    <w:p>
+      <w:r>
+        <w:t xml:space="preserve">В файле </w:t>
+      </w:r>
+      <w:proofErr w:type="spellStart"/>
+      <w:r>
+        <w:t>requirements</w:t>
+      </w:r>
+      <w:proofErr w:type="spellEnd"/>
+      <w:r>
+        <w:t>.</w:t>
+      </w:r>
+      <w:r>
+        <w:rPr>
+          <w:lang w:val="en-US"/>
+        </w:rPr>
+        <w:t>txt</w:t>
+      </w:r>
+      <w:r>
         <w:t xml:space="preserve"> </w:t>
       </w:r>
       <w:r>
-        <w:t>среда</w:t>
-      </w:r>
+        <w:t>описаны все необходимые зависимости</w:t>
+      </w:r>
+    </w:p>
+    <w:p>
+      <w:r>
+        <w:t>Описание функций</w:t>
+      </w:r>
+      <w:r>
+        <w:t>:</w:t>
+      </w:r>
+    </w:p>
+    <w:p>
       <w:r>
         <w:rPr>
           <w:lang w:val="en-US"/>
         </w:rPr>
+        <w:lastRenderedPageBreak/>
+        <w:t>calculate</w:t>
+      </w:r>
+      <w:r>
+        <w:t>_</w:t>
+      </w:r>
+      <w:r>
+        <w:rPr>
+          <w:lang w:val="en-US"/>
+        </w:rPr>
+        <w:t>bins</w:t>
+      </w:r>
+      <w:r>
+        <w:t>(</w:t>
+      </w:r>
+      <w:r>
+        <w:rPr>
+          <w:lang w:val="en-US"/>
+        </w:rPr>
+        <w:t>data</w:t>
+      </w:r>
+      <w:r>
+        <w:t xml:space="preserve">) – </w:t>
+      </w:r>
+      <w:r>
+        <w:t>функция</w:t>
+      </w:r>
+      <w:r>
         <w:t xml:space="preserve"> </w:t>
       </w:r>
       <w:r>
-        <w:t>разработки</w:t>
+        <w:t>подсчёта</w:t>
+      </w:r>
+      <w:r>
+        <w:t xml:space="preserve"> </w:t>
+      </w:r>
+      <w:r>
+        <w:t>размера</w:t>
+      </w:r>
+      <w:r>
+        <w:t xml:space="preserve"> </w:t>
+      </w:r>
+      <w:r>
+        <w:t>одного интервала на основе квантилей ¼</w:t>
+      </w:r>
+      <w:r>
+        <w:t xml:space="preserve"> </w:t>
+      </w:r>
+      <w:r>
+        <w:t>и ¾ (формула Фридмана-Диакониса).</w:t>
+      </w:r>
+      <w:r>
+        <w:t xml:space="preserve"> </w:t>
+      </w:r>
+      <w:r>
+        <w:t>Вход</w:t>
       </w:r>
       <w:r>
         <w:rPr>
           <w:lang w:val="en-US"/>
         </w:rPr>
+        <w:t>: data -</w:t>
+      </w:r>
+      <w:r>
+        <w:rPr>
+          <w:lang w:val="en-US"/>
+        </w:rPr>
+        <w:t xml:space="preserve"> </w:t>
+      </w:r>
+      <w:r>
+        <w:t>выборка</w:t>
+      </w:r>
+      <w:r>
+        <w:rPr>
+          <w:lang w:val="en-US"/>
+        </w:rPr>
+        <w:t xml:space="preserve"> </w:t>
+      </w:r>
+      <w:r>
+        <w:t>значений</w:t>
+      </w:r>
+    </w:p>
+    <w:p>
+      <w:pPr>
+        <w:rPr>
+          <w:lang w:val="en-US"/>
+        </w:rPr>
+      </w:pPr>
+    </w:p>
+    <w:p>
+      <w:r>
+        <w:rPr>
+          <w:lang w:val="en-US"/>
+        </w:rPr>
+        <w:t>get</w:t>
+      </w:r>
+      <w:r>
+        <w:t>_</w:t>
+      </w:r>
+      <w:r>
+        <w:rPr>
+          <w:lang w:val="en-US"/>
+        </w:rPr>
+        <w:t>theoretical</w:t>
+      </w:r>
+      <w:r>
+        <w:t>(</w:t>
+      </w:r>
+      <w:r>
+        <w:rPr>
+          <w:lang w:val="en-US"/>
+        </w:rPr>
+        <w:t>name</w:t>
+      </w:r>
+      <w:r>
+        <w:t xml:space="preserve">, </w:t>
+      </w:r>
+      <w:r>
+        <w:rPr>
+          <w:lang w:val="en-US"/>
+        </w:rPr>
+        <w:t>x</w:t>
+      </w:r>
+      <w:r>
+        <w:t>_</w:t>
+      </w:r>
+      <w:r>
+        <w:rPr>
+          <w:lang w:val="en-US"/>
+        </w:rPr>
+        <w:t>range</w:t>
+      </w:r>
+      <w:r>
+        <w:t xml:space="preserve">) – </w:t>
+      </w:r>
+      <w:r>
+        <w:t>функция</w:t>
+      </w:r>
+      <w:r>
+        <w:t xml:space="preserve"> </w:t>
+      </w:r>
+      <w:r>
+        <w:t>получения</w:t>
+      </w:r>
+      <w:r>
+        <w:t xml:space="preserve"> </w:t>
+      </w:r>
+      <w:r>
+        <w:t xml:space="preserve">теоретических распределений для </w:t>
+      </w:r>
+      <w:r>
+        <w:t xml:space="preserve">(1) </w:t>
+      </w:r>
+      <w:r>
+        <w:t>–</w:t>
+      </w:r>
+      <w:r>
+        <w:t xml:space="preserve"> (5)</w:t>
+      </w:r>
+      <w:r>
+        <w:t xml:space="preserve">, </w:t>
+      </w:r>
+      <w:r>
+        <w:t>для</w:t>
+      </w:r>
+      <w:r>
+        <w:t xml:space="preserve"> </w:t>
+      </w:r>
+      <w:r>
+        <w:t>подсчёта</w:t>
+      </w:r>
+      <w:r>
+        <w:t xml:space="preserve"> </w:t>
+      </w:r>
+      <w:r>
+        <w:t>используются библиотечные функции.</w:t>
+      </w:r>
+      <w:r>
+        <w:t xml:space="preserve"> </w:t>
+      </w:r>
+      <w:r>
+        <w:t>Вход</w:t>
+      </w:r>
+      <w:r>
         <w:t xml:space="preserve">: </w:t>
       </w:r>
       <w:r>
         <w:rPr>
           <w:lang w:val="en-US"/>
         </w:rPr>
-        <w:t>Visual</w:t>
+        <w:t>name</w:t>
+      </w:r>
+      <w:r>
+        <w:t xml:space="preserve"> – </w:t>
+      </w:r>
+      <w:r>
+        <w:t>название распределения</w:t>
+      </w:r>
+      <w:r>
+        <w:t xml:space="preserve">, </w:t>
       </w:r>
       <w:r>
         <w:rPr>
           <w:lang w:val="en-US"/>
         </w:rPr>
+        <w:t>x</w:t>
+      </w:r>
+      <w:r>
+        <w:t>_</w:t>
+      </w:r>
+      <w:r>
+        <w:rPr>
+          <w:lang w:val="en-US"/>
+        </w:rPr>
+        <w:t>range</w:t>
+      </w:r>
+      <w:r>
+        <w:t xml:space="preserve"> – </w:t>
+      </w:r>
+      <w:r>
+        <w:t>сетка аргументов</w:t>
+      </w:r>
+      <w:r>
+        <w:t xml:space="preserve">, </w:t>
+      </w:r>
+      <w:r>
+        <w:t>для которых нужно получить значения.</w:t>
+      </w:r>
+    </w:p>
+    <w:p/>
+    <w:p>
+      <w:pPr>
+        <w:rPr>
+          <w:lang w:val="en-US"/>
+        </w:rPr>
+      </w:pPr>
+      <w:r>
+        <w:rPr>
+          <w:lang w:val="en-US"/>
+        </w:rPr>
+        <w:t>paint</w:t>
+      </w:r>
+      <w:r>
+        <w:t>_</w:t>
+      </w:r>
+      <w:r>
+        <w:rPr>
+          <w:lang w:val="en-US"/>
+        </w:rPr>
+        <w:t>distribution</w:t>
+      </w:r>
+      <w:r>
+        <w:t>(</w:t>
+      </w:r>
+      <w:r>
+        <w:rPr>
+          <w:lang w:val="en-US"/>
+        </w:rPr>
+        <w:t>name</w:t>
+      </w:r>
+      <w:r>
+        <w:t xml:space="preserve">, </w:t>
+      </w:r>
+      <w:r>
+        <w:rPr>
+          <w:lang w:val="en-US"/>
+        </w:rPr>
+        <w:t>data</w:t>
+      </w:r>
+      <w:r>
+        <w:t>_</w:t>
+      </w:r>
+      <w:r>
+        <w:rPr>
+          <w:lang w:val="en-US"/>
+        </w:rPr>
+        <w:t>list</w:t>
+      </w:r>
+      <w:r>
+        <w:t xml:space="preserve">, </w:t>
+      </w:r>
+      <w:r>
+        <w:rPr>
+          <w:lang w:val="en-US"/>
+        </w:rPr>
+        <w:t>sample</w:t>
+      </w:r>
+      <w:r>
+        <w:t>_</w:t>
+      </w:r>
+      <w:r>
+        <w:rPr>
+          <w:lang w:val="en-US"/>
+        </w:rPr>
+        <w:t>sizes</w:t>
+      </w:r>
+      <w:r>
+        <w:t xml:space="preserve">) – </w:t>
+      </w:r>
+      <w:r>
+        <w:t>функция</w:t>
+      </w:r>
+      <w:r>
         <w:t xml:space="preserve"> </w:t>
       </w:r>
       <w:r>
+        <w:t>отрисовки</w:t>
+      </w:r>
+      <w:r>
+        <w:t xml:space="preserve"> </w:t>
+      </w:r>
+      <w:r>
+        <w:t>графиков</w:t>
+      </w:r>
+      <w:r>
+        <w:t xml:space="preserve"> </w:t>
+      </w:r>
+      <w:r>
+        <w:t>экспериментального распределения и теоретического распределения</w:t>
+      </w:r>
+      <w:r>
+        <w:t xml:space="preserve"> </w:t>
+      </w:r>
+      <w:r>
+        <w:t xml:space="preserve">с помощью </w:t>
+      </w:r>
+      <w:r>
         <w:rPr>
           <w:lang w:val="en-US"/>
         </w:rPr>
-        <w:t>Studio</w:t>
+        <w:t>matplotlib</w:t>
+      </w:r>
+      <w:r>
+        <w:t>. Вход</w:t>
+      </w:r>
+      <w:r>
+        <w:t xml:space="preserve">: </w:t>
       </w:r>
       <w:r>
         <w:rPr>
           <w:lang w:val="en-US"/>
         </w:rPr>
-        <w:t xml:space="preserve"> </w:t>
+        <w:t>name</w:t>
+      </w:r>
+      <w:r>
+        <w:t xml:space="preserve"> – </w:t>
+      </w:r>
+      <w:r>
+        <w:t>название распределения</w:t>
+      </w:r>
+      <w:r>
+        <w:t xml:space="preserve">, </w:t>
       </w:r>
       <w:r>
         <w:rPr>
           <w:lang w:val="en-US"/>
         </w:rPr>
-        <w:t>Code</w:t>
+        <w:t>data</w:t>
+      </w:r>
+      <w:r>
+        <w:t>_</w:t>
       </w:r>
       <w:r>
         <w:rPr>
           <w:lang w:val="en-US"/>
         </w:rPr>
-        <w:br/>
-      </w:r>
-      <w:r>
-        <w:t>Используемые</w:t>
-      </w:r>
-      <w:r>
-        <w:rPr>
-          <w:lang w:val="en-US"/>
-        </w:rPr>
-        <w:t xml:space="preserve"> </w:t>
-      </w:r>
-      <w:r>
-        <w:t>библиотеки</w:t>
-      </w:r>
-      <w:r>
-        <w:rPr>
-          <w:lang w:val="en-US"/>
-        </w:rPr>
-        <w:t xml:space="preserve">: </w:t>
-      </w:r>
-      <w:proofErr w:type="spellStart"/>
-      <w:r>
-        <w:rPr>
-          <w:lang w:val="en-US"/>
-        </w:rPr>
-        <w:t>numpy</w:t>
-      </w:r>
-      <w:proofErr w:type="spellEnd"/>
-      <w:r>
-        <w:rPr>
-          <w:lang w:val="en-US"/>
-        </w:rPr>
-        <w:t xml:space="preserve">, </w:t>
-      </w:r>
-      <w:r>
-        <w:rPr>
-          <w:lang w:val="en-US"/>
-        </w:rPr>
-        <w:t xml:space="preserve">matplotlib, </w:t>
-      </w:r>
-      <w:proofErr w:type="spellStart"/>
-      <w:r>
-        <w:rPr>
-          <w:lang w:val="en-US"/>
-        </w:rPr>
-        <w:t>scipy</w:t>
-      </w:r>
-      <w:proofErr w:type="spellEnd"/>
-    </w:p>
-    <w:p>
-      <w:r>
-        <w:t xml:space="preserve">В файле </w:t>
-      </w:r>
-      <w:proofErr w:type="spellStart"/>
-      <w:r>
-        <w:t>requirements</w:t>
-      </w:r>
-      <w:proofErr w:type="spellEnd"/>
-      <w:r>
-        <w:t>.</w:t>
-      </w:r>
-      <w:r>
-        <w:rPr>
-          <w:lang w:val="en-US"/>
-        </w:rPr>
-        <w:t>txt</w:t>
-      </w:r>
-      <w:r>
-        <w:t xml:space="preserve"> </w:t>
-      </w:r>
-      <w:r>
-        <w:t>описаны все необходимые зависимости</w:t>
-      </w:r>
-    </w:p>
-    <w:p>
-      <w:pPr>
-        <w:rPr>
-          <w:lang w:val="en-US"/>
-        </w:rPr>
-      </w:pPr>
-      <w:r>
-        <w:t>Описание функций</w:t>
-      </w:r>
-      <w:r>
-        <w:rPr>
-          <w:lang w:val="en-US"/>
-        </w:rPr>
-        <w:t>:</w:t>
-      </w:r>
-    </w:p>
-    <w:p>
-      <w:r>
-        <w:rPr>
-          <w:lang w:val="en-US"/>
-        </w:rPr>
-        <w:t>calculate</w:t>
-      </w:r>
-      <w:r>
-        <w:t>_</w:t>
-      </w:r>
-      <w:r>
-        <w:rPr>
-          <w:lang w:val="en-US"/>
-        </w:rPr>
-        <w:t>bins</w:t>
-      </w:r>
-      <w:r>
-        <w:t>(</w:t>
-      </w:r>
-      <w:r>
-        <w:rPr>
-          <w:lang w:val="en-US"/>
-        </w:rPr>
-        <w:t>data</w:t>
-      </w:r>
-      <w:r>
-        <w:t xml:space="preserve">) – </w:t>
-      </w:r>
-      <w:r>
-        <w:t>функция</w:t>
-      </w:r>
-      <w:r>
-        <w:t xml:space="preserve"> </w:t>
-      </w:r>
-      <w:r>
-        <w:t>подсчёта</w:t>
-      </w:r>
-      <w:r>
-        <w:t xml:space="preserve"> </w:t>
-      </w:r>
-      <w:r>
-        <w:t>размера</w:t>
-      </w:r>
-      <w:r>
-        <w:t xml:space="preserve"> </w:t>
-      </w:r>
-      <w:r>
-        <w:t>одного интервала на основе квантилей ¼</w:t>
-      </w:r>
-      <w:r>
-        <w:t xml:space="preserve"> </w:t>
-      </w:r>
-      <w:r>
-        <w:t>и ¾ (формула Фридмана-Диакониса).</w:t>
-      </w:r>
-      <w:r>
-        <w:t xml:space="preserve"> </w:t>
-      </w:r>
-      <w:r>
-        <w:t>Вход</w:t>
-      </w:r>
-      <w:r>
-        <w:rPr>
-          <w:lang w:val="en-US"/>
-        </w:rPr>
-        <w:t>: data -</w:t>
-      </w:r>
-      <w:r>
-        <w:rPr>
-          <w:lang w:val="en-US"/>
-        </w:rPr>
-        <w:t xml:space="preserve"> </w:t>
-      </w:r>
-      <w:r>
-        <w:t>выборка</w:t>
-      </w:r>
-      <w:r>
-        <w:rPr>
-          <w:lang w:val="en-US"/>
-        </w:rPr>
-        <w:t xml:space="preserve"> </w:t>
-      </w:r>
-      <w:r>
-        <w:t>значений</w:t>
-      </w:r>
-    </w:p>
-    <w:p>
-      <w:pPr>
-        <w:rPr>
-          <w:lang w:val="en-US"/>
-        </w:rPr>
-      </w:pPr>
-    </w:p>
-    <w:p>
-      <w:r>
-        <w:rPr>
-          <w:lang w:val="en-US"/>
-        </w:rPr>
-        <w:t>get</w:t>
-      </w:r>
-      <w:r>
-        <w:t>_</w:t>
-      </w:r>
-      <w:proofErr w:type="gramStart"/>
-      <w:r>
-        <w:rPr>
-          <w:lang w:val="en-US"/>
-        </w:rPr>
-        <w:t>theoretical</w:t>
-      </w:r>
-      <w:r>
-        <w:t>(</w:t>
-      </w:r>
-      <w:proofErr w:type="gramEnd"/>
-      <w:r>
-        <w:rPr>
-          <w:lang w:val="en-US"/>
-        </w:rPr>
-        <w:t>name</w:t>
-      </w:r>
-      <w:r>
-        <w:t xml:space="preserve">, </w:t>
-      </w:r>
-      <w:r>
-        <w:rPr>
-          <w:lang w:val="en-US"/>
-        </w:rPr>
-        <w:t>x</w:t>
-      </w:r>
-      <w:r>
-        <w:t>_</w:t>
-      </w:r>
-      <w:r>
-        <w:rPr>
-          <w:lang w:val="en-US"/>
-        </w:rPr>
-        <w:t>range</w:t>
-      </w:r>
-      <w:r>
-        <w:t xml:space="preserve">) – </w:t>
-      </w:r>
-      <w:r>
-        <w:t>функция</w:t>
-      </w:r>
-      <w:r>
-        <w:t xml:space="preserve"> </w:t>
-      </w:r>
-      <w:r>
-        <w:t>получения</w:t>
-      </w:r>
-      <w:r>
-        <w:t xml:space="preserve"> </w:t>
-      </w:r>
-      <w:r>
-        <w:t xml:space="preserve">теоретических распределений для </w:t>
-      </w:r>
-      <w:r>
-        <w:t xml:space="preserve">(1) </w:t>
-      </w:r>
-      <w:r>
-        <w:t>–</w:t>
-      </w:r>
-      <w:r>
-        <w:t xml:space="preserve"> (5)</w:t>
-      </w:r>
-      <w:r>
-        <w:t xml:space="preserve">, </w:t>
-      </w:r>
-      <w:r>
-        <w:t>для</w:t>
-      </w:r>
-      <w:r>
-        <w:t xml:space="preserve"> </w:t>
-      </w:r>
-      <w:r>
-        <w:t>подсчёта</w:t>
-      </w:r>
-      <w:r>
-        <w:t xml:space="preserve"> </w:t>
-      </w:r>
-      <w:r>
-        <w:t>используются библиотечные функции.</w:t>
-      </w:r>
-      <w:r>
-        <w:t xml:space="preserve"> </w:t>
-      </w:r>
-      <w:r>
-        <w:t>Вход</w:t>
-      </w:r>
-      <w:r>
-        <w:t xml:space="preserve">: </w:t>
-      </w:r>
-      <w:r>
-        <w:rPr>
-          <w:lang w:val="en-US"/>
-        </w:rPr>
-        <w:t>name</w:t>
+        <w:t>list</w:t>
       </w:r>
       <w:r>
         <w:t xml:space="preserve"> – </w:t>
       </w:r>
       <w:r>
-        <w:t>название распределения</w:t>
-      </w:r>
-      <w:r>
-        <w:t xml:space="preserve">, </w:t>
-      </w:r>
-      <w:r>
-        <w:rPr>
-          <w:lang w:val="en-US"/>
-        </w:rPr>
-        <w:t>x</w:t>
-      </w:r>
-      <w:r>
-        <w:t>_</w:t>
-      </w:r>
-      <w:r>
-        <w:rPr>
-          <w:lang w:val="en-US"/>
-        </w:rPr>
-        <w:t>range</w:t>
-      </w:r>
-      <w:r>
-        <w:t xml:space="preserve"> – </w:t>
-      </w:r>
-      <w:r>
-        <w:t>сетка аргументов</w:t>
-      </w:r>
-      <w:r>
-        <w:t xml:space="preserve">, </w:t>
-      </w:r>
-      <w:r>
-        <w:t>для которых нужно получить значения.</w:t>
-      </w:r>
-    </w:p>
-    <w:p/>
-    <w:p>
-      <w:pPr>
-        <w:rPr>
-          <w:lang w:val="en-US"/>
-        </w:rPr>
-      </w:pPr>
-      <w:r>
-        <w:rPr>
-          <w:lang w:val="en-US"/>
-        </w:rPr>
-        <w:t>paint</w:t>
-      </w:r>
-      <w:r>
-        <w:t>_</w:t>
-      </w:r>
-      <w:proofErr w:type="gramStart"/>
-      <w:r>
-        <w:rPr>
-          <w:lang w:val="en-US"/>
-        </w:rPr>
-        <w:t>distribution</w:t>
-      </w:r>
-      <w:r>
-        <w:t>(</w:t>
-      </w:r>
-      <w:proofErr w:type="gramEnd"/>
-      <w:r>
-        <w:rPr>
-          <w:lang w:val="en-US"/>
-        </w:rPr>
-        <w:t>name</w:t>
-      </w:r>
-      <w:r>
-        <w:t xml:space="preserve">, </w:t>
-      </w:r>
-      <w:r>
-        <w:rPr>
-          <w:lang w:val="en-US"/>
-        </w:rPr>
-        <w:t>data</w:t>
-      </w:r>
-      <w:r>
-        <w:t>_</w:t>
-      </w:r>
-      <w:r>
-        <w:rPr>
-          <w:lang w:val="en-US"/>
-        </w:rPr>
-        <w:t>list</w:t>
-      </w:r>
-      <w:r>
-        <w:t xml:space="preserve">, </w:t>
-      </w:r>
-      <w:r>
-        <w:rPr>
-          <w:lang w:val="en-US"/>
-        </w:rPr>
-        <w:t>sample</w:t>
-      </w:r>
-      <w:r>
-        <w:t>_</w:t>
-      </w:r>
-      <w:r>
-        <w:rPr>
-          <w:lang w:val="en-US"/>
-        </w:rPr>
-        <w:t>sizes</w:t>
-      </w:r>
-      <w:r>
-        <w:t xml:space="preserve">) – </w:t>
-      </w:r>
-      <w:r>
-        <w:t>функция</w:t>
-      </w:r>
-      <w:r>
-        <w:t xml:space="preserve"> </w:t>
-      </w:r>
-      <w:r>
-        <w:t>отрисовки</w:t>
-      </w:r>
-      <w:r>
-        <w:t xml:space="preserve"> </w:t>
-      </w:r>
-      <w:r>
-        <w:t>графиков</w:t>
-      </w:r>
-      <w:r>
-        <w:t xml:space="preserve"> </w:t>
-      </w:r>
-      <w:r>
-        <w:t>экспериментального распределения и теоретического распределения</w:t>
-      </w:r>
-      <w:r>
-        <w:t xml:space="preserve"> </w:t>
-      </w:r>
-      <w:r>
-        <w:t xml:space="preserve">с помощью </w:t>
-      </w:r>
-      <w:r>
-        <w:rPr>
-          <w:lang w:val="en-US"/>
-        </w:rPr>
-        <w:t>matplotlib</w:t>
-      </w:r>
-      <w:r>
-        <w:t>. Вход</w:t>
-      </w:r>
-      <w:r>
-        <w:t xml:space="preserve">: </w:t>
-      </w:r>
-      <w:r>
-        <w:rPr>
-          <w:lang w:val="en-US"/>
-        </w:rPr>
-        <w:t>name</w:t>
-      </w:r>
-      <w:r>
-        <w:t xml:space="preserve"> – </w:t>
-      </w:r>
-      <w:r>
-        <w:t>название распределения</w:t>
-      </w:r>
-      <w:r>
-        <w:t xml:space="preserve">, </w:t>
-      </w:r>
-      <w:r>
-        <w:rPr>
-          <w:lang w:val="en-US"/>
-        </w:rPr>
-        <w:t>data</w:t>
-      </w:r>
-      <w:r>
-        <w:t>_</w:t>
-      </w:r>
-      <w:r>
-        <w:rPr>
-          <w:lang w:val="en-US"/>
-        </w:rPr>
-        <w:t>list</w:t>
-      </w:r>
-      <w:r>
-        <w:t xml:space="preserve"> – </w:t>
-      </w:r>
-      <w:proofErr w:type="gramStart"/>
-      <w:r>
-        <w:t>массив</w:t>
-      </w:r>
-      <w:proofErr w:type="gramEnd"/>
-      <w:r>
-        <w:t xml:space="preserve"> состоящий из массивов данных для каждой выборки</w:t>
+        <w:t>массив состоящий из массивов данных для каждой выборки</w:t>
       </w:r>
       <w:r>
         <w:t xml:space="preserve">, </w:t>
@@ -5946,7 +5946,6 @@
       <w:r>
         <w:t>_</w:t>
       </w:r>
-      <w:proofErr w:type="gramStart"/>
       <w:r>
         <w:rPr>
           <w:lang w:val="en-US"/>
@@ -5957,7 +5956,6 @@
         <w:t>(</w:t>
       </w:r>
       <w:proofErr w:type="spellStart"/>
-      <w:proofErr w:type="gramEnd"/>
       <w:r>
         <w:rPr>
           <w:lang w:val="en-US"/>
@@ -5993,10 +5991,7 @@
         <w:t>size</w:t>
       </w:r>
       <w:r>
-        <w:t>)</w:t>
-      </w:r>
-      <w:r>
-        <w:t xml:space="preserve"> – </w:t>
+        <w:t xml:space="preserve">) – </w:t>
       </w:r>
       <w:r>
         <w:t>функция</w:t>
@@ -6150,117 +6145,108 @@
     <w:p>
       <w:pPr>
         <w:jc w:val="center"/>
+      </w:pPr>
+      <w:r>
+        <w:t xml:space="preserve">Рис </w:t>
+      </w:r>
+      <w:r>
+        <w:t>2</w:t>
+      </w:r>
+      <w:r>
+        <w:t>. Пример вывода для функции</w:t>
+      </w:r>
+      <w:r>
+        <w:t xml:space="preserve"> </w:t>
+      </w:r>
+      <w:r>
         <w:rPr>
           <w:lang w:val="en-US"/>
         </w:rPr>
-      </w:pPr>
-      <w:r>
-        <w:t xml:space="preserve">Рис </w:t>
-      </w:r>
-      <w:r>
-        <w:t>2</w:t>
-      </w:r>
-      <w:r>
-        <w:t xml:space="preserve">. Пример </w:t>
-      </w:r>
-      <w:r>
-        <w:t xml:space="preserve">вывода </w:t>
-      </w:r>
-      <w:r>
-        <w:t>для функции</w:t>
+        <w:t>print</w:t>
+      </w:r>
+      <w:r>
+        <w:t>_</w:t>
+      </w:r>
+      <w:r>
+        <w:rPr>
+          <w:lang w:val="en-US"/>
+        </w:rPr>
+        <w:t>results</w:t>
+      </w:r>
+      <w:r>
+        <w:t>_</w:t>
+      </w:r>
+      <w:r>
+        <w:rPr>
+          <w:lang w:val="en-US"/>
+        </w:rPr>
+        <w:t>table</w:t>
+      </w:r>
+    </w:p>
+    <w:p>
+      <w:r>
+        <w:rPr>
+          <w:lang w:val="en-US"/>
+        </w:rPr>
+        <w:t>Mean</w:t>
+      </w:r>
+      <w:r>
+        <w:t xml:space="preserve"> – </w:t>
+      </w:r>
+      <w:r>
+        <w:t>выборочное среднее</w:t>
+      </w:r>
+      <w:r>
+        <w:t xml:space="preserve">, </w:t>
+      </w:r>
+      <w:r>
+        <w:t>остальное как в формулах (7)-(10)</w:t>
+      </w:r>
+    </w:p>
+    <w:p>
+      <w:r>
+        <w:t xml:space="preserve">В функции </w:t>
+      </w:r>
+      <w:r>
+        <w:rPr>
+          <w:lang w:val="en-US"/>
+        </w:rPr>
+        <w:t>main</w:t>
       </w:r>
       <w:r>
         <w:t xml:space="preserve"> </w:t>
       </w:r>
       <w:r>
+        <w:t>происходит вызов всех функций и обработка результатов</w:t>
+      </w:r>
+      <w:r>
+        <w:t xml:space="preserve">, </w:t>
+      </w:r>
+      <w:r>
+        <w:t xml:space="preserve">используемый </w:t>
+      </w:r>
+      <w:r>
         <w:rPr>
           <w:lang w:val="en-US"/>
         </w:rPr>
-        <w:t>print</w:t>
-      </w:r>
-      <w:r>
-        <w:t>_</w:t>
+        <w:t>seed</w:t>
+      </w:r>
+      <w:r>
+        <w:t xml:space="preserve"> </w:t>
+      </w:r>
+      <w:r>
+        <w:t xml:space="preserve">для </w:t>
       </w:r>
       <w:r>
         <w:rPr>
           <w:lang w:val="en-US"/>
         </w:rPr>
-        <w:t>results</w:t>
-      </w:r>
-      <w:r>
-        <w:t>_</w:t>
-      </w:r>
-      <w:r>
-        <w:rPr>
-          <w:lang w:val="en-US"/>
-        </w:rPr>
-        <w:t>table</w:t>
-      </w:r>
-    </w:p>
-    <w:p>
-      <w:r>
-        <w:rPr>
-          <w:lang w:val="en-US"/>
-        </w:rPr>
-        <w:t>Mean</w:t>
-      </w:r>
-      <w:r>
-        <w:t xml:space="preserve"> – </w:t>
-      </w:r>
-      <w:r>
-        <w:t>выборочное среднее</w:t>
-      </w:r>
-      <w:r>
-        <w:t xml:space="preserve">, </w:t>
-      </w:r>
-      <w:r>
-        <w:t>остальное как в формулах (7)-(10)</w:t>
-      </w:r>
-    </w:p>
-    <w:p>
-      <w:r>
-        <w:t xml:space="preserve">В функции </w:t>
-      </w:r>
-      <w:r>
-        <w:rPr>
-          <w:lang w:val="en-US"/>
-        </w:rPr>
-        <w:t>main</w:t>
+        <w:t>random</w:t>
       </w:r>
       <w:r>
         <w:t xml:space="preserve"> </w:t>
       </w:r>
       <w:r>
-        <w:t>происходит вызов всех функций и обработка результатов</w:t>
-      </w:r>
-      <w:r>
-        <w:t xml:space="preserve">, </w:t>
-      </w:r>
-      <w:r>
-        <w:t xml:space="preserve">используемый </w:t>
-      </w:r>
-      <w:r>
-        <w:rPr>
-          <w:lang w:val="en-US"/>
-        </w:rPr>
-        <w:t>seed</w:t>
-      </w:r>
-      <w:r>
-        <w:t xml:space="preserve"> </w:t>
-      </w:r>
-      <w:r>
-        <w:t xml:space="preserve">для </w:t>
-      </w:r>
-      <w:r>
-        <w:rPr>
-          <w:lang w:val="en-US"/>
-        </w:rPr>
-        <w:t>random</w:t>
-      </w:r>
-      <w:r>
-        <w:t xml:space="preserve"> </w:t>
-      </w:r>
-      <w:r>
         <w:t xml:space="preserve">= </w:t>
       </w:r>
       <w:r>
@@ -6270,9 +6256,6 @@
     <w:p>
       <w:pPr>
         <w:pStyle w:val="1"/>
-        <w:rPr>
-          <w:lang w:val="en-US"/>
-        </w:rPr>
       </w:pPr>
       <w:bookmarkStart w:id="7" w:name="_Toc221975986"/>
       <w:r>
@@ -6280,9 +6263,6 @@
         <w:t>Результаты</w:t>
       </w:r>
       <w:r>
-        <w:rPr>
-          <w:lang w:val="en-US"/>
-        </w:rPr>
         <w:t>:</w:t>
       </w:r>
       <w:bookmarkEnd w:id="7"/>
@@ -6307,16 +6287,1026 @@
       </w:r>
       <w:bookmarkEnd w:id="9"/>
     </w:p>
+    <w:tbl>
+      <w:tblPr>
+        <w:tblStyle w:val="ae"/>
+        <w:tblW w:w="0" w:type="auto"/>
+        <w:jc w:val="center"/>
+        <w:tblLook w:val="04A0" w:firstRow="1" w:lastRow="0" w:firstColumn="1" w:lastColumn="0" w:noHBand="0" w:noVBand="1"/>
+      </w:tblPr>
+      <w:tblGrid>
+        <w:gridCol w:w="2196"/>
+        <w:gridCol w:w="2086"/>
+        <w:gridCol w:w="2196"/>
+        <w:gridCol w:w="2306"/>
+      </w:tblGrid>
+      <w:tr>
+        <w:trPr>
+          <w:jc w:val="center"/>
+        </w:trPr>
+        <w:tc>
+          <w:tcPr>
+            <w:tcW w:w="0" w:type="auto"/>
+          </w:tcPr>
+          <w:p>
+            <w:pPr>
+              <w:pStyle w:val="HTML"/>
+              <w:tabs>
+                <w:tab w:val="clear" w:pos="916"/>
+                <w:tab w:val="clear" w:pos="1832"/>
+                <w:tab w:val="clear" w:pos="2748"/>
+                <w:tab w:val="clear" w:pos="3664"/>
+                <w:tab w:val="clear" w:pos="4580"/>
+                <w:tab w:val="clear" w:pos="5496"/>
+                <w:tab w:val="clear" w:pos="6412"/>
+                <w:tab w:val="clear" w:pos="7328"/>
+                <w:tab w:val="clear" w:pos="8244"/>
+                <w:tab w:val="clear" w:pos="9160"/>
+                <w:tab w:val="clear" w:pos="10076"/>
+                <w:tab w:val="clear" w:pos="10992"/>
+                <w:tab w:val="clear" w:pos="11908"/>
+                <w:tab w:val="clear" w:pos="12824"/>
+                <w:tab w:val="clear" w:pos="13740"/>
+                <w:tab w:val="clear" w:pos="14656"/>
+              </w:tabs>
+              <w:wordWrap w:val="0"/>
+              <w:spacing w:line="330" w:lineRule="atLeast"/>
+              <w:rPr>
+                <w:rFonts w:ascii="Consolas" w:hAnsi="Consolas"/>
+              </w:rPr>
+            </w:pPr>
+            <w:r>
+              <w:rPr>
+                <w:rFonts w:ascii="Consolas" w:hAnsi="Consolas"/>
+              </w:rPr>
+              <w:t>Характеристика</w:t>
+            </w:r>
+          </w:p>
+        </w:tc>
+        <w:tc>
+          <w:tcPr>
+            <w:tcW w:w="0" w:type="auto"/>
+          </w:tcPr>
+          <w:p>
+            <w:pPr>
+              <w:pStyle w:val="HTML"/>
+              <w:tabs>
+                <w:tab w:val="clear" w:pos="916"/>
+                <w:tab w:val="clear" w:pos="1832"/>
+                <w:tab w:val="clear" w:pos="2748"/>
+                <w:tab w:val="clear" w:pos="3664"/>
+                <w:tab w:val="clear" w:pos="4580"/>
+                <w:tab w:val="clear" w:pos="5496"/>
+                <w:tab w:val="clear" w:pos="6412"/>
+                <w:tab w:val="clear" w:pos="7328"/>
+                <w:tab w:val="clear" w:pos="8244"/>
+                <w:tab w:val="clear" w:pos="9160"/>
+                <w:tab w:val="clear" w:pos="10076"/>
+                <w:tab w:val="clear" w:pos="10992"/>
+                <w:tab w:val="clear" w:pos="11908"/>
+                <w:tab w:val="clear" w:pos="12824"/>
+                <w:tab w:val="clear" w:pos="13740"/>
+                <w:tab w:val="clear" w:pos="14656"/>
+              </w:tabs>
+              <w:wordWrap w:val="0"/>
+              <w:spacing w:line="330" w:lineRule="atLeast"/>
+              <w:rPr>
+                <w:rFonts w:ascii="Consolas" w:hAnsi="Consolas"/>
+              </w:rPr>
+            </w:pPr>
+            <w:proofErr w:type="spellStart"/>
+            <w:r>
+              <w:rPr>
+                <w:rFonts w:ascii="Consolas" w:hAnsi="Consolas"/>
+              </w:rPr>
+              <w:t>Нормальное</w:t>
+            </w:r>
+            <w:proofErr w:type="spellEnd"/>
+            <w:r>
+              <w:rPr>
+                <w:rFonts w:ascii="Consolas" w:hAnsi="Consolas"/>
+              </w:rPr>
+              <w:t xml:space="preserve"> (n=10)</w:t>
+            </w:r>
+          </w:p>
+        </w:tc>
+        <w:tc>
+          <w:tcPr>
+            <w:tcW w:w="0" w:type="auto"/>
+          </w:tcPr>
+          <w:p>
+            <w:pPr>
+              <w:pStyle w:val="HTML"/>
+              <w:tabs>
+                <w:tab w:val="clear" w:pos="916"/>
+                <w:tab w:val="clear" w:pos="1832"/>
+                <w:tab w:val="clear" w:pos="2748"/>
+                <w:tab w:val="clear" w:pos="3664"/>
+                <w:tab w:val="clear" w:pos="4580"/>
+                <w:tab w:val="clear" w:pos="5496"/>
+                <w:tab w:val="clear" w:pos="6412"/>
+                <w:tab w:val="clear" w:pos="7328"/>
+                <w:tab w:val="clear" w:pos="8244"/>
+                <w:tab w:val="clear" w:pos="9160"/>
+                <w:tab w:val="clear" w:pos="10076"/>
+                <w:tab w:val="clear" w:pos="10992"/>
+                <w:tab w:val="clear" w:pos="11908"/>
+                <w:tab w:val="clear" w:pos="12824"/>
+                <w:tab w:val="clear" w:pos="13740"/>
+                <w:tab w:val="clear" w:pos="14656"/>
+              </w:tabs>
+              <w:wordWrap w:val="0"/>
+              <w:spacing w:line="330" w:lineRule="atLeast"/>
+              <w:rPr>
+                <w:rFonts w:ascii="Consolas" w:hAnsi="Consolas"/>
+              </w:rPr>
+            </w:pPr>
+            <w:r>
+              <w:rPr>
+                <w:rFonts w:ascii="Consolas" w:hAnsi="Consolas"/>
+              </w:rPr>
+              <w:t>Нормальное (n=100)</w:t>
+            </w:r>
+          </w:p>
+        </w:tc>
+        <w:tc>
+          <w:tcPr>
+            <w:tcW w:w="0" w:type="auto"/>
+          </w:tcPr>
+          <w:p>
+            <w:pPr>
+              <w:pStyle w:val="HTML"/>
+              <w:tabs>
+                <w:tab w:val="clear" w:pos="916"/>
+                <w:tab w:val="clear" w:pos="1832"/>
+                <w:tab w:val="clear" w:pos="2748"/>
+                <w:tab w:val="clear" w:pos="3664"/>
+                <w:tab w:val="clear" w:pos="4580"/>
+                <w:tab w:val="clear" w:pos="5496"/>
+                <w:tab w:val="clear" w:pos="6412"/>
+                <w:tab w:val="clear" w:pos="7328"/>
+                <w:tab w:val="clear" w:pos="8244"/>
+                <w:tab w:val="clear" w:pos="9160"/>
+                <w:tab w:val="clear" w:pos="10076"/>
+                <w:tab w:val="clear" w:pos="10992"/>
+                <w:tab w:val="clear" w:pos="11908"/>
+                <w:tab w:val="clear" w:pos="12824"/>
+                <w:tab w:val="clear" w:pos="13740"/>
+                <w:tab w:val="clear" w:pos="14656"/>
+              </w:tabs>
+              <w:wordWrap w:val="0"/>
+              <w:spacing w:line="330" w:lineRule="atLeast"/>
+              <w:rPr>
+                <w:rFonts w:ascii="Consolas" w:hAnsi="Consolas"/>
+              </w:rPr>
+            </w:pPr>
+            <w:r>
+              <w:rPr>
+                <w:rFonts w:ascii="Consolas" w:hAnsi="Consolas"/>
+              </w:rPr>
+              <w:t>Нормальное (n=1000)</w:t>
+            </w:r>
+          </w:p>
+        </w:tc>
+      </w:tr>
+      <w:tr>
+        <w:trPr>
+          <w:jc w:val="center"/>
+        </w:trPr>
+        <w:tc>
+          <w:tcPr>
+            <w:tcW w:w="0" w:type="auto"/>
+          </w:tcPr>
+          <w:p>
+            <w:pPr>
+              <w:pStyle w:val="HTML"/>
+              <w:tabs>
+                <w:tab w:val="clear" w:pos="916"/>
+                <w:tab w:val="clear" w:pos="1832"/>
+                <w:tab w:val="clear" w:pos="2748"/>
+                <w:tab w:val="clear" w:pos="3664"/>
+                <w:tab w:val="clear" w:pos="4580"/>
+                <w:tab w:val="clear" w:pos="5496"/>
+                <w:tab w:val="clear" w:pos="6412"/>
+                <w:tab w:val="clear" w:pos="7328"/>
+                <w:tab w:val="clear" w:pos="8244"/>
+                <w:tab w:val="clear" w:pos="9160"/>
+                <w:tab w:val="clear" w:pos="10076"/>
+                <w:tab w:val="clear" w:pos="10992"/>
+                <w:tab w:val="clear" w:pos="11908"/>
+                <w:tab w:val="clear" w:pos="12824"/>
+                <w:tab w:val="clear" w:pos="13740"/>
+                <w:tab w:val="clear" w:pos="14656"/>
+              </w:tabs>
+              <w:wordWrap w:val="0"/>
+              <w:spacing w:line="330" w:lineRule="atLeast"/>
+              <w:rPr>
+                <w:rFonts w:ascii="Consolas" w:hAnsi="Consolas"/>
+              </w:rPr>
+            </w:pPr>
+            <w:r>
+              <w:rPr>
+                <w:rFonts w:ascii="Consolas" w:hAnsi="Consolas"/>
+              </w:rPr>
+              <w:t>Выборочное среднее</w:t>
+            </w:r>
+          </w:p>
+        </w:tc>
+        <w:tc>
+          <w:tcPr>
+            <w:tcW w:w="0" w:type="auto"/>
+          </w:tcPr>
+          <w:p>
+            <w:pPr>
+              <w:pStyle w:val="HTML"/>
+              <w:tabs>
+                <w:tab w:val="clear" w:pos="916"/>
+                <w:tab w:val="clear" w:pos="1832"/>
+                <w:tab w:val="clear" w:pos="2748"/>
+                <w:tab w:val="clear" w:pos="3664"/>
+                <w:tab w:val="clear" w:pos="4580"/>
+                <w:tab w:val="clear" w:pos="5496"/>
+                <w:tab w:val="clear" w:pos="6412"/>
+                <w:tab w:val="clear" w:pos="7328"/>
+                <w:tab w:val="clear" w:pos="8244"/>
+                <w:tab w:val="clear" w:pos="9160"/>
+                <w:tab w:val="clear" w:pos="10076"/>
+                <w:tab w:val="clear" w:pos="10992"/>
+                <w:tab w:val="clear" w:pos="11908"/>
+                <w:tab w:val="clear" w:pos="12824"/>
+                <w:tab w:val="clear" w:pos="13740"/>
+                <w:tab w:val="clear" w:pos="14656"/>
+              </w:tabs>
+              <w:wordWrap w:val="0"/>
+              <w:spacing w:line="330" w:lineRule="atLeast"/>
+              <w:rPr>
+                <w:rFonts w:ascii="Consolas" w:hAnsi="Consolas"/>
+              </w:rPr>
+            </w:pPr>
+            <w:r>
+              <w:rPr>
+                <w:rFonts w:ascii="Consolas" w:hAnsi="Consolas"/>
+              </w:rPr>
+              <w:t>0.0±0.3</w:t>
+            </w:r>
+          </w:p>
+        </w:tc>
+        <w:tc>
+          <w:tcPr>
+            <w:tcW w:w="0" w:type="auto"/>
+          </w:tcPr>
+          <w:p>
+            <w:pPr>
+              <w:pStyle w:val="HTML"/>
+              <w:tabs>
+                <w:tab w:val="clear" w:pos="916"/>
+                <w:tab w:val="clear" w:pos="1832"/>
+                <w:tab w:val="clear" w:pos="2748"/>
+                <w:tab w:val="clear" w:pos="3664"/>
+                <w:tab w:val="clear" w:pos="4580"/>
+                <w:tab w:val="clear" w:pos="5496"/>
+                <w:tab w:val="clear" w:pos="6412"/>
+                <w:tab w:val="clear" w:pos="7328"/>
+                <w:tab w:val="clear" w:pos="8244"/>
+                <w:tab w:val="clear" w:pos="9160"/>
+                <w:tab w:val="clear" w:pos="10076"/>
+                <w:tab w:val="clear" w:pos="10992"/>
+                <w:tab w:val="clear" w:pos="11908"/>
+                <w:tab w:val="clear" w:pos="12824"/>
+                <w:tab w:val="clear" w:pos="13740"/>
+                <w:tab w:val="clear" w:pos="14656"/>
+              </w:tabs>
+              <w:wordWrap w:val="0"/>
+              <w:spacing w:line="330" w:lineRule="atLeast"/>
+              <w:rPr>
+                <w:rFonts w:ascii="Consolas" w:hAnsi="Consolas"/>
+              </w:rPr>
+            </w:pPr>
+            <w:r>
+              <w:rPr>
+                <w:rFonts w:ascii="Consolas" w:hAnsi="Consolas"/>
+              </w:rPr>
+              <w:t>0.0±0.1</w:t>
+            </w:r>
+          </w:p>
+        </w:tc>
+        <w:tc>
+          <w:tcPr>
+            <w:tcW w:w="0" w:type="auto"/>
+          </w:tcPr>
+          <w:p>
+            <w:pPr>
+              <w:pStyle w:val="HTML"/>
+              <w:tabs>
+                <w:tab w:val="clear" w:pos="916"/>
+                <w:tab w:val="clear" w:pos="1832"/>
+                <w:tab w:val="clear" w:pos="2748"/>
+                <w:tab w:val="clear" w:pos="3664"/>
+                <w:tab w:val="clear" w:pos="4580"/>
+                <w:tab w:val="clear" w:pos="5496"/>
+                <w:tab w:val="clear" w:pos="6412"/>
+                <w:tab w:val="clear" w:pos="7328"/>
+                <w:tab w:val="clear" w:pos="8244"/>
+                <w:tab w:val="clear" w:pos="9160"/>
+                <w:tab w:val="clear" w:pos="10076"/>
+                <w:tab w:val="clear" w:pos="10992"/>
+                <w:tab w:val="clear" w:pos="11908"/>
+                <w:tab w:val="clear" w:pos="12824"/>
+                <w:tab w:val="clear" w:pos="13740"/>
+                <w:tab w:val="clear" w:pos="14656"/>
+              </w:tabs>
+              <w:wordWrap w:val="0"/>
+              <w:spacing w:line="330" w:lineRule="atLeast"/>
+              <w:rPr>
+                <w:rFonts w:ascii="Consolas" w:hAnsi="Consolas"/>
+              </w:rPr>
+            </w:pPr>
+            <w:r>
+              <w:rPr>
+                <w:rFonts w:ascii="Consolas" w:hAnsi="Consolas"/>
+              </w:rPr>
+              <w:t>0.0±0.0</w:t>
+            </w:r>
+          </w:p>
+        </w:tc>
+      </w:tr>
+      <w:tr>
+        <w:trPr>
+          <w:jc w:val="center"/>
+        </w:trPr>
+        <w:tc>
+          <w:tcPr>
+            <w:tcW w:w="0" w:type="auto"/>
+          </w:tcPr>
+          <w:p>
+            <w:pPr>
+              <w:pStyle w:val="HTML"/>
+              <w:tabs>
+                <w:tab w:val="clear" w:pos="916"/>
+                <w:tab w:val="clear" w:pos="1832"/>
+                <w:tab w:val="clear" w:pos="2748"/>
+                <w:tab w:val="clear" w:pos="3664"/>
+                <w:tab w:val="clear" w:pos="4580"/>
+                <w:tab w:val="clear" w:pos="5496"/>
+                <w:tab w:val="clear" w:pos="6412"/>
+                <w:tab w:val="clear" w:pos="7328"/>
+                <w:tab w:val="clear" w:pos="8244"/>
+                <w:tab w:val="clear" w:pos="9160"/>
+                <w:tab w:val="clear" w:pos="10076"/>
+                <w:tab w:val="clear" w:pos="10992"/>
+                <w:tab w:val="clear" w:pos="11908"/>
+                <w:tab w:val="clear" w:pos="12824"/>
+                <w:tab w:val="clear" w:pos="13740"/>
+                <w:tab w:val="clear" w:pos="14656"/>
+              </w:tabs>
+              <w:wordWrap w:val="0"/>
+              <w:spacing w:line="330" w:lineRule="atLeast"/>
+              <w:rPr>
+                <w:rFonts w:ascii="Consolas" w:hAnsi="Consolas"/>
+              </w:rPr>
+            </w:pPr>
+            <w:r>
+              <w:rPr>
+                <w:rFonts w:ascii="Consolas" w:hAnsi="Consolas"/>
+              </w:rPr>
+              <w:t>Медиана</w:t>
+            </w:r>
+          </w:p>
+        </w:tc>
+        <w:tc>
+          <w:tcPr>
+            <w:tcW w:w="0" w:type="auto"/>
+          </w:tcPr>
+          <w:p>
+            <w:pPr>
+              <w:pStyle w:val="HTML"/>
+              <w:tabs>
+                <w:tab w:val="clear" w:pos="916"/>
+                <w:tab w:val="clear" w:pos="1832"/>
+                <w:tab w:val="clear" w:pos="2748"/>
+                <w:tab w:val="clear" w:pos="3664"/>
+                <w:tab w:val="clear" w:pos="4580"/>
+                <w:tab w:val="clear" w:pos="5496"/>
+                <w:tab w:val="clear" w:pos="6412"/>
+                <w:tab w:val="clear" w:pos="7328"/>
+                <w:tab w:val="clear" w:pos="8244"/>
+                <w:tab w:val="clear" w:pos="9160"/>
+                <w:tab w:val="clear" w:pos="10076"/>
+                <w:tab w:val="clear" w:pos="10992"/>
+                <w:tab w:val="clear" w:pos="11908"/>
+                <w:tab w:val="clear" w:pos="12824"/>
+                <w:tab w:val="clear" w:pos="13740"/>
+                <w:tab w:val="clear" w:pos="14656"/>
+              </w:tabs>
+              <w:wordWrap w:val="0"/>
+              <w:spacing w:line="330" w:lineRule="atLeast"/>
+              <w:rPr>
+                <w:rFonts w:ascii="Consolas" w:hAnsi="Consolas"/>
+              </w:rPr>
+            </w:pPr>
+            <w:r>
+              <w:rPr>
+                <w:rFonts w:ascii="Consolas" w:hAnsi="Consolas"/>
+              </w:rPr>
+              <w:t>0.0±0.4</w:t>
+            </w:r>
+          </w:p>
+        </w:tc>
+        <w:tc>
+          <w:tcPr>
+            <w:tcW w:w="0" w:type="auto"/>
+          </w:tcPr>
+          <w:p>
+            <w:pPr>
+              <w:pStyle w:val="HTML"/>
+              <w:tabs>
+                <w:tab w:val="clear" w:pos="916"/>
+                <w:tab w:val="clear" w:pos="1832"/>
+                <w:tab w:val="clear" w:pos="2748"/>
+                <w:tab w:val="clear" w:pos="3664"/>
+                <w:tab w:val="clear" w:pos="4580"/>
+                <w:tab w:val="clear" w:pos="5496"/>
+                <w:tab w:val="clear" w:pos="6412"/>
+                <w:tab w:val="clear" w:pos="7328"/>
+                <w:tab w:val="clear" w:pos="8244"/>
+                <w:tab w:val="clear" w:pos="9160"/>
+                <w:tab w:val="clear" w:pos="10076"/>
+                <w:tab w:val="clear" w:pos="10992"/>
+                <w:tab w:val="clear" w:pos="11908"/>
+                <w:tab w:val="clear" w:pos="12824"/>
+                <w:tab w:val="clear" w:pos="13740"/>
+                <w:tab w:val="clear" w:pos="14656"/>
+              </w:tabs>
+              <w:wordWrap w:val="0"/>
+              <w:spacing w:line="330" w:lineRule="atLeast"/>
+              <w:rPr>
+                <w:rFonts w:ascii="Consolas" w:hAnsi="Consolas"/>
+              </w:rPr>
+            </w:pPr>
+            <w:r>
+              <w:rPr>
+                <w:rFonts w:ascii="Consolas" w:hAnsi="Consolas"/>
+              </w:rPr>
+              <w:t>-0.0±0.1</w:t>
+            </w:r>
+          </w:p>
+        </w:tc>
+        <w:tc>
+          <w:tcPr>
+            <w:tcW w:w="0" w:type="auto"/>
+          </w:tcPr>
+          <w:p>
+            <w:pPr>
+              <w:pStyle w:val="HTML"/>
+              <w:tabs>
+                <w:tab w:val="clear" w:pos="916"/>
+                <w:tab w:val="clear" w:pos="1832"/>
+                <w:tab w:val="clear" w:pos="2748"/>
+                <w:tab w:val="clear" w:pos="3664"/>
+                <w:tab w:val="clear" w:pos="4580"/>
+                <w:tab w:val="clear" w:pos="5496"/>
+                <w:tab w:val="clear" w:pos="6412"/>
+                <w:tab w:val="clear" w:pos="7328"/>
+                <w:tab w:val="clear" w:pos="8244"/>
+                <w:tab w:val="clear" w:pos="9160"/>
+                <w:tab w:val="clear" w:pos="10076"/>
+                <w:tab w:val="clear" w:pos="10992"/>
+                <w:tab w:val="clear" w:pos="11908"/>
+                <w:tab w:val="clear" w:pos="12824"/>
+                <w:tab w:val="clear" w:pos="13740"/>
+                <w:tab w:val="clear" w:pos="14656"/>
+              </w:tabs>
+              <w:wordWrap w:val="0"/>
+              <w:spacing w:line="330" w:lineRule="atLeast"/>
+              <w:rPr>
+                <w:rFonts w:ascii="Consolas" w:hAnsi="Consolas"/>
+              </w:rPr>
+            </w:pPr>
+            <w:r>
+              <w:rPr>
+                <w:rFonts w:ascii="Consolas" w:hAnsi="Consolas"/>
+              </w:rPr>
+              <w:t>0.0±0.0</w:t>
+            </w:r>
+          </w:p>
+        </w:tc>
+      </w:tr>
+      <w:tr>
+        <w:trPr>
+          <w:jc w:val="center"/>
+        </w:trPr>
+        <w:tc>
+          <w:tcPr>
+            <w:tcW w:w="0" w:type="auto"/>
+          </w:tcPr>
+          <w:p>
+            <w:pPr>
+              <w:pStyle w:val="HTML"/>
+              <w:tabs>
+                <w:tab w:val="clear" w:pos="916"/>
+                <w:tab w:val="clear" w:pos="1832"/>
+                <w:tab w:val="clear" w:pos="2748"/>
+                <w:tab w:val="clear" w:pos="3664"/>
+                <w:tab w:val="clear" w:pos="4580"/>
+                <w:tab w:val="clear" w:pos="5496"/>
+                <w:tab w:val="clear" w:pos="6412"/>
+                <w:tab w:val="clear" w:pos="7328"/>
+                <w:tab w:val="clear" w:pos="8244"/>
+                <w:tab w:val="clear" w:pos="9160"/>
+                <w:tab w:val="clear" w:pos="10076"/>
+                <w:tab w:val="clear" w:pos="10992"/>
+                <w:tab w:val="clear" w:pos="11908"/>
+                <w:tab w:val="clear" w:pos="12824"/>
+                <w:tab w:val="clear" w:pos="13740"/>
+                <w:tab w:val="clear" w:pos="14656"/>
+              </w:tabs>
+              <w:wordWrap w:val="0"/>
+              <w:spacing w:line="330" w:lineRule="atLeast"/>
+              <w:rPr>
+                <w:rFonts w:ascii="Consolas" w:hAnsi="Consolas"/>
+              </w:rPr>
+            </w:pPr>
+            <w:r>
+              <w:rPr>
+                <w:rFonts w:ascii="Consolas" w:hAnsi="Consolas"/>
+              </w:rPr>
+              <w:t>ZR</w:t>
+            </w:r>
+          </w:p>
+        </w:tc>
+        <w:tc>
+          <w:tcPr>
+            <w:tcW w:w="0" w:type="auto"/>
+          </w:tcPr>
+          <w:p>
+            <w:pPr>
+              <w:pStyle w:val="HTML"/>
+              <w:tabs>
+                <w:tab w:val="clear" w:pos="916"/>
+                <w:tab w:val="clear" w:pos="1832"/>
+                <w:tab w:val="clear" w:pos="2748"/>
+                <w:tab w:val="clear" w:pos="3664"/>
+                <w:tab w:val="clear" w:pos="4580"/>
+                <w:tab w:val="clear" w:pos="5496"/>
+                <w:tab w:val="clear" w:pos="6412"/>
+                <w:tab w:val="clear" w:pos="7328"/>
+                <w:tab w:val="clear" w:pos="8244"/>
+                <w:tab w:val="clear" w:pos="9160"/>
+                <w:tab w:val="clear" w:pos="10076"/>
+                <w:tab w:val="clear" w:pos="10992"/>
+                <w:tab w:val="clear" w:pos="11908"/>
+                <w:tab w:val="clear" w:pos="12824"/>
+                <w:tab w:val="clear" w:pos="13740"/>
+                <w:tab w:val="clear" w:pos="14656"/>
+              </w:tabs>
+              <w:wordWrap w:val="0"/>
+              <w:spacing w:line="330" w:lineRule="atLeast"/>
+              <w:rPr>
+                <w:rFonts w:ascii="Consolas" w:hAnsi="Consolas"/>
+              </w:rPr>
+            </w:pPr>
+            <w:r>
+              <w:rPr>
+                <w:rFonts w:ascii="Consolas" w:hAnsi="Consolas"/>
+              </w:rPr>
+              <w:t>0.0±0.4</w:t>
+            </w:r>
+          </w:p>
+        </w:tc>
+        <w:tc>
+          <w:tcPr>
+            <w:tcW w:w="0" w:type="auto"/>
+          </w:tcPr>
+          <w:p>
+            <w:pPr>
+              <w:pStyle w:val="HTML"/>
+              <w:tabs>
+                <w:tab w:val="clear" w:pos="916"/>
+                <w:tab w:val="clear" w:pos="1832"/>
+                <w:tab w:val="clear" w:pos="2748"/>
+                <w:tab w:val="clear" w:pos="3664"/>
+                <w:tab w:val="clear" w:pos="4580"/>
+                <w:tab w:val="clear" w:pos="5496"/>
+                <w:tab w:val="clear" w:pos="6412"/>
+                <w:tab w:val="clear" w:pos="7328"/>
+                <w:tab w:val="clear" w:pos="8244"/>
+                <w:tab w:val="clear" w:pos="9160"/>
+                <w:tab w:val="clear" w:pos="10076"/>
+                <w:tab w:val="clear" w:pos="10992"/>
+                <w:tab w:val="clear" w:pos="11908"/>
+                <w:tab w:val="clear" w:pos="12824"/>
+                <w:tab w:val="clear" w:pos="13740"/>
+                <w:tab w:val="clear" w:pos="14656"/>
+              </w:tabs>
+              <w:wordWrap w:val="0"/>
+              <w:spacing w:line="330" w:lineRule="atLeast"/>
+              <w:rPr>
+                <w:rFonts w:ascii="Consolas" w:hAnsi="Consolas"/>
+              </w:rPr>
+            </w:pPr>
+            <w:r>
+              <w:rPr>
+                <w:rFonts w:ascii="Consolas" w:hAnsi="Consolas"/>
+              </w:rPr>
+              <w:t>0.0±0.3</w:t>
+            </w:r>
+          </w:p>
+        </w:tc>
+        <w:tc>
+          <w:tcPr>
+            <w:tcW w:w="0" w:type="auto"/>
+          </w:tcPr>
+          <w:p>
+            <w:pPr>
+              <w:pStyle w:val="HTML"/>
+              <w:tabs>
+                <w:tab w:val="clear" w:pos="916"/>
+                <w:tab w:val="clear" w:pos="1832"/>
+                <w:tab w:val="clear" w:pos="2748"/>
+                <w:tab w:val="clear" w:pos="3664"/>
+                <w:tab w:val="clear" w:pos="4580"/>
+                <w:tab w:val="clear" w:pos="5496"/>
+                <w:tab w:val="clear" w:pos="6412"/>
+                <w:tab w:val="clear" w:pos="7328"/>
+                <w:tab w:val="clear" w:pos="8244"/>
+                <w:tab w:val="clear" w:pos="9160"/>
+                <w:tab w:val="clear" w:pos="10076"/>
+                <w:tab w:val="clear" w:pos="10992"/>
+                <w:tab w:val="clear" w:pos="11908"/>
+                <w:tab w:val="clear" w:pos="12824"/>
+                <w:tab w:val="clear" w:pos="13740"/>
+                <w:tab w:val="clear" w:pos="14656"/>
+              </w:tabs>
+              <w:wordWrap w:val="0"/>
+              <w:spacing w:line="330" w:lineRule="atLeast"/>
+              <w:rPr>
+                <w:rFonts w:ascii="Consolas" w:hAnsi="Consolas"/>
+              </w:rPr>
+            </w:pPr>
+            <w:r>
+              <w:rPr>
+                <w:rFonts w:ascii="Consolas" w:hAnsi="Consolas"/>
+              </w:rPr>
+              <w:t>-0.0±0.3</w:t>
+            </w:r>
+          </w:p>
+        </w:tc>
+      </w:tr>
+      <w:tr>
+        <w:trPr>
+          <w:jc w:val="center"/>
+        </w:trPr>
+        <w:tc>
+          <w:tcPr>
+            <w:tcW w:w="0" w:type="auto"/>
+          </w:tcPr>
+          <w:p>
+            <w:pPr>
+              <w:pStyle w:val="HTML"/>
+              <w:tabs>
+                <w:tab w:val="clear" w:pos="916"/>
+                <w:tab w:val="clear" w:pos="1832"/>
+                <w:tab w:val="clear" w:pos="2748"/>
+                <w:tab w:val="clear" w:pos="3664"/>
+                <w:tab w:val="clear" w:pos="4580"/>
+                <w:tab w:val="clear" w:pos="5496"/>
+                <w:tab w:val="clear" w:pos="6412"/>
+                <w:tab w:val="clear" w:pos="7328"/>
+                <w:tab w:val="clear" w:pos="8244"/>
+                <w:tab w:val="clear" w:pos="9160"/>
+                <w:tab w:val="clear" w:pos="10076"/>
+                <w:tab w:val="clear" w:pos="10992"/>
+                <w:tab w:val="clear" w:pos="11908"/>
+                <w:tab w:val="clear" w:pos="12824"/>
+                <w:tab w:val="clear" w:pos="13740"/>
+                <w:tab w:val="clear" w:pos="14656"/>
+              </w:tabs>
+              <w:wordWrap w:val="0"/>
+              <w:spacing w:line="330" w:lineRule="atLeast"/>
+              <w:rPr>
+                <w:rFonts w:ascii="Consolas" w:hAnsi="Consolas"/>
+              </w:rPr>
+            </w:pPr>
+            <w:r>
+              <w:rPr>
+                <w:rFonts w:ascii="Consolas" w:hAnsi="Consolas"/>
+              </w:rPr>
+              <w:t>ZQ</w:t>
+            </w:r>
+          </w:p>
+        </w:tc>
+        <w:tc>
+          <w:tcPr>
+            <w:tcW w:w="0" w:type="auto"/>
+          </w:tcPr>
+          <w:p>
+            <w:pPr>
+              <w:pStyle w:val="HTML"/>
+              <w:tabs>
+                <w:tab w:val="clear" w:pos="916"/>
+                <w:tab w:val="clear" w:pos="1832"/>
+                <w:tab w:val="clear" w:pos="2748"/>
+                <w:tab w:val="clear" w:pos="3664"/>
+                <w:tab w:val="clear" w:pos="4580"/>
+                <w:tab w:val="clear" w:pos="5496"/>
+                <w:tab w:val="clear" w:pos="6412"/>
+                <w:tab w:val="clear" w:pos="7328"/>
+                <w:tab w:val="clear" w:pos="8244"/>
+                <w:tab w:val="clear" w:pos="9160"/>
+                <w:tab w:val="clear" w:pos="10076"/>
+                <w:tab w:val="clear" w:pos="10992"/>
+                <w:tab w:val="clear" w:pos="11908"/>
+                <w:tab w:val="clear" w:pos="12824"/>
+                <w:tab w:val="clear" w:pos="13740"/>
+                <w:tab w:val="clear" w:pos="14656"/>
+              </w:tabs>
+              <w:wordWrap w:val="0"/>
+              <w:spacing w:line="330" w:lineRule="atLeast"/>
+              <w:rPr>
+                <w:rFonts w:ascii="Consolas" w:hAnsi="Consolas"/>
+              </w:rPr>
+            </w:pPr>
+            <w:r>
+              <w:rPr>
+                <w:rFonts w:ascii="Consolas" w:hAnsi="Consolas"/>
+              </w:rPr>
+              <w:t>0.0±0.3</w:t>
+            </w:r>
+          </w:p>
+        </w:tc>
+        <w:tc>
+          <w:tcPr>
+            <w:tcW w:w="0" w:type="auto"/>
+          </w:tcPr>
+          <w:p>
+            <w:pPr>
+              <w:pStyle w:val="HTML"/>
+              <w:tabs>
+                <w:tab w:val="clear" w:pos="916"/>
+                <w:tab w:val="clear" w:pos="1832"/>
+                <w:tab w:val="clear" w:pos="2748"/>
+                <w:tab w:val="clear" w:pos="3664"/>
+                <w:tab w:val="clear" w:pos="4580"/>
+                <w:tab w:val="clear" w:pos="5496"/>
+                <w:tab w:val="clear" w:pos="6412"/>
+                <w:tab w:val="clear" w:pos="7328"/>
+                <w:tab w:val="clear" w:pos="8244"/>
+                <w:tab w:val="clear" w:pos="9160"/>
+                <w:tab w:val="clear" w:pos="10076"/>
+                <w:tab w:val="clear" w:pos="10992"/>
+                <w:tab w:val="clear" w:pos="11908"/>
+                <w:tab w:val="clear" w:pos="12824"/>
+                <w:tab w:val="clear" w:pos="13740"/>
+                <w:tab w:val="clear" w:pos="14656"/>
+              </w:tabs>
+              <w:wordWrap w:val="0"/>
+              <w:spacing w:line="330" w:lineRule="atLeast"/>
+              <w:rPr>
+                <w:rFonts w:ascii="Consolas" w:hAnsi="Consolas"/>
+              </w:rPr>
+            </w:pPr>
+            <w:r>
+              <w:rPr>
+                <w:rFonts w:ascii="Consolas" w:hAnsi="Consolas"/>
+              </w:rPr>
+              <w:t>0.0±0.1</w:t>
+            </w:r>
+          </w:p>
+        </w:tc>
+        <w:tc>
+          <w:tcPr>
+            <w:tcW w:w="0" w:type="auto"/>
+          </w:tcPr>
+          <w:p>
+            <w:pPr>
+              <w:pStyle w:val="HTML"/>
+              <w:tabs>
+                <w:tab w:val="clear" w:pos="916"/>
+                <w:tab w:val="clear" w:pos="1832"/>
+                <w:tab w:val="clear" w:pos="2748"/>
+                <w:tab w:val="clear" w:pos="3664"/>
+                <w:tab w:val="clear" w:pos="4580"/>
+                <w:tab w:val="clear" w:pos="5496"/>
+                <w:tab w:val="clear" w:pos="6412"/>
+                <w:tab w:val="clear" w:pos="7328"/>
+                <w:tab w:val="clear" w:pos="8244"/>
+                <w:tab w:val="clear" w:pos="9160"/>
+                <w:tab w:val="clear" w:pos="10076"/>
+                <w:tab w:val="clear" w:pos="10992"/>
+                <w:tab w:val="clear" w:pos="11908"/>
+                <w:tab w:val="clear" w:pos="12824"/>
+                <w:tab w:val="clear" w:pos="13740"/>
+                <w:tab w:val="clear" w:pos="14656"/>
+              </w:tabs>
+              <w:wordWrap w:val="0"/>
+              <w:spacing w:line="330" w:lineRule="atLeast"/>
+              <w:rPr>
+                <w:rFonts w:ascii="Consolas" w:hAnsi="Consolas"/>
+              </w:rPr>
+            </w:pPr>
+            <w:r>
+              <w:rPr>
+                <w:rFonts w:ascii="Consolas" w:hAnsi="Consolas"/>
+              </w:rPr>
+              <w:t>0.0±0.0</w:t>
+            </w:r>
+          </w:p>
+        </w:tc>
+      </w:tr>
+      <w:tr>
+        <w:trPr>
+          <w:jc w:val="center"/>
+        </w:trPr>
+        <w:tc>
+          <w:tcPr>
+            <w:tcW w:w="0" w:type="auto"/>
+          </w:tcPr>
+          <w:p>
+            <w:pPr>
+              <w:pStyle w:val="HTML"/>
+              <w:tabs>
+                <w:tab w:val="clear" w:pos="916"/>
+                <w:tab w:val="clear" w:pos="1832"/>
+                <w:tab w:val="clear" w:pos="2748"/>
+                <w:tab w:val="clear" w:pos="3664"/>
+                <w:tab w:val="clear" w:pos="4580"/>
+                <w:tab w:val="clear" w:pos="5496"/>
+                <w:tab w:val="clear" w:pos="6412"/>
+                <w:tab w:val="clear" w:pos="7328"/>
+                <w:tab w:val="clear" w:pos="8244"/>
+                <w:tab w:val="clear" w:pos="9160"/>
+                <w:tab w:val="clear" w:pos="10076"/>
+                <w:tab w:val="clear" w:pos="10992"/>
+                <w:tab w:val="clear" w:pos="11908"/>
+                <w:tab w:val="clear" w:pos="12824"/>
+                <w:tab w:val="clear" w:pos="13740"/>
+                <w:tab w:val="clear" w:pos="14656"/>
+              </w:tabs>
+              <w:wordWrap w:val="0"/>
+              <w:spacing w:line="330" w:lineRule="atLeast"/>
+              <w:rPr>
+                <w:rFonts w:ascii="Consolas" w:hAnsi="Consolas"/>
+              </w:rPr>
+            </w:pPr>
+            <w:proofErr w:type="spellStart"/>
+            <w:r>
+              <w:rPr>
+                <w:rFonts w:ascii="Consolas" w:hAnsi="Consolas"/>
+              </w:rPr>
+              <w:t>Ztr</w:t>
+            </w:r>
+            <w:proofErr w:type="spellEnd"/>
+          </w:p>
+        </w:tc>
+        <w:tc>
+          <w:tcPr>
+            <w:tcW w:w="0" w:type="auto"/>
+          </w:tcPr>
+          <w:p>
+            <w:pPr>
+              <w:pStyle w:val="HTML"/>
+              <w:tabs>
+                <w:tab w:val="clear" w:pos="916"/>
+                <w:tab w:val="clear" w:pos="1832"/>
+                <w:tab w:val="clear" w:pos="2748"/>
+                <w:tab w:val="clear" w:pos="3664"/>
+                <w:tab w:val="clear" w:pos="4580"/>
+                <w:tab w:val="clear" w:pos="5496"/>
+                <w:tab w:val="clear" w:pos="6412"/>
+                <w:tab w:val="clear" w:pos="7328"/>
+                <w:tab w:val="clear" w:pos="8244"/>
+                <w:tab w:val="clear" w:pos="9160"/>
+                <w:tab w:val="clear" w:pos="10076"/>
+                <w:tab w:val="clear" w:pos="10992"/>
+                <w:tab w:val="clear" w:pos="11908"/>
+                <w:tab w:val="clear" w:pos="12824"/>
+                <w:tab w:val="clear" w:pos="13740"/>
+                <w:tab w:val="clear" w:pos="14656"/>
+              </w:tabs>
+              <w:wordWrap w:val="0"/>
+              <w:spacing w:line="330" w:lineRule="atLeast"/>
+              <w:rPr>
+                <w:rFonts w:ascii="Consolas" w:hAnsi="Consolas"/>
+              </w:rPr>
+            </w:pPr>
+            <w:r>
+              <w:rPr>
+                <w:rFonts w:ascii="Consolas" w:hAnsi="Consolas"/>
+              </w:rPr>
+              <w:t>0.0±0.3</w:t>
+            </w:r>
+          </w:p>
+        </w:tc>
+        <w:tc>
+          <w:tcPr>
+            <w:tcW w:w="0" w:type="auto"/>
+          </w:tcPr>
+          <w:p>
+            <w:pPr>
+              <w:pStyle w:val="HTML"/>
+              <w:tabs>
+                <w:tab w:val="clear" w:pos="916"/>
+                <w:tab w:val="clear" w:pos="1832"/>
+                <w:tab w:val="clear" w:pos="2748"/>
+                <w:tab w:val="clear" w:pos="3664"/>
+                <w:tab w:val="clear" w:pos="4580"/>
+                <w:tab w:val="clear" w:pos="5496"/>
+                <w:tab w:val="clear" w:pos="6412"/>
+                <w:tab w:val="clear" w:pos="7328"/>
+                <w:tab w:val="clear" w:pos="8244"/>
+                <w:tab w:val="clear" w:pos="9160"/>
+                <w:tab w:val="clear" w:pos="10076"/>
+                <w:tab w:val="clear" w:pos="10992"/>
+                <w:tab w:val="clear" w:pos="11908"/>
+                <w:tab w:val="clear" w:pos="12824"/>
+                <w:tab w:val="clear" w:pos="13740"/>
+                <w:tab w:val="clear" w:pos="14656"/>
+              </w:tabs>
+              <w:wordWrap w:val="0"/>
+              <w:spacing w:line="330" w:lineRule="atLeast"/>
+              <w:rPr>
+                <w:rFonts w:ascii="Consolas" w:hAnsi="Consolas"/>
+              </w:rPr>
+            </w:pPr>
+            <w:r>
+              <w:rPr>
+                <w:rFonts w:ascii="Consolas" w:hAnsi="Consolas"/>
+              </w:rPr>
+              <w:t>-0.0±0.1</w:t>
+            </w:r>
+          </w:p>
+        </w:tc>
+        <w:tc>
+          <w:tcPr>
+            <w:tcW w:w="0" w:type="auto"/>
+          </w:tcPr>
+          <w:p>
+            <w:pPr>
+              <w:pStyle w:val="HTML"/>
+              <w:tabs>
+                <w:tab w:val="clear" w:pos="916"/>
+                <w:tab w:val="clear" w:pos="1832"/>
+                <w:tab w:val="clear" w:pos="2748"/>
+                <w:tab w:val="clear" w:pos="3664"/>
+                <w:tab w:val="clear" w:pos="4580"/>
+                <w:tab w:val="clear" w:pos="5496"/>
+                <w:tab w:val="clear" w:pos="6412"/>
+                <w:tab w:val="clear" w:pos="7328"/>
+                <w:tab w:val="clear" w:pos="8244"/>
+                <w:tab w:val="clear" w:pos="9160"/>
+                <w:tab w:val="clear" w:pos="10076"/>
+                <w:tab w:val="clear" w:pos="10992"/>
+                <w:tab w:val="clear" w:pos="11908"/>
+                <w:tab w:val="clear" w:pos="12824"/>
+                <w:tab w:val="clear" w:pos="13740"/>
+                <w:tab w:val="clear" w:pos="14656"/>
+              </w:tabs>
+              <w:wordWrap w:val="0"/>
+              <w:spacing w:line="330" w:lineRule="atLeast"/>
+              <w:rPr>
+                <w:rFonts w:ascii="Consolas" w:hAnsi="Consolas"/>
+              </w:rPr>
+            </w:pPr>
+            <w:r>
+              <w:rPr>
+                <w:rFonts w:ascii="Consolas" w:hAnsi="Consolas"/>
+              </w:rPr>
+              <w:t>0.0±0.0</w:t>
+            </w:r>
+          </w:p>
+        </w:tc>
+      </w:tr>
+    </w:tbl>
+    <w:p/>
+    <w:p>
+      <w:pPr>
+        <w:jc w:val="center"/>
+      </w:pPr>
+      <w:r>
+        <w:t>Рис 3. Данные характеристик для нормального распределения</w:t>
+      </w:r>
+    </w:p>
+    <w:p/>
+    <w:p>
+      <w:pPr>
+        <w:pStyle w:val="3"/>
+      </w:pPr>
+      <w:bookmarkStart w:id="10" w:name="_Toc221975989"/>
+      <w:r>
+        <w:t>Гистограммы</w:t>
+      </w:r>
+      <w:bookmarkEnd w:id="10"/>
+    </w:p>
     <w:p>
       <w:r>
         <w:rPr>
           <w:noProof/>
         </w:rPr>
         <w:drawing>
-          <wp:inline distT="0" distB="0" distL="0" distR="0" wp14:anchorId="5330B0B7" wp14:editId="0039E838">
-            <wp:extent cx="5940425" cy="4707890"/>
+          <wp:inline distT="0" distB="0" distL="0" distR="0" wp14:anchorId="51669FD3" wp14:editId="64F75C57">
+            <wp:extent cx="5940425" cy="2996565"/>
             <wp:effectExtent l="0" t="0" r="3175" b="0"/>
-            <wp:docPr id="3" name="Рисунок 3"/>
+            <wp:docPr id="4" name="Рисунок 4"/>
             <wp:cNvGraphicFramePr>
               <a:graphicFrameLocks xmlns:a="http://schemas.openxmlformats.org/drawingml/2006/main" noChangeAspect="1"/>
             </wp:cNvGraphicFramePr>
@@ -6336,7 +7326,7 @@
                   <pic:spPr>
                     <a:xfrm>
                       <a:off x="0" y="0"/>
-                      <a:ext cx="5940425" cy="4707890"/>
+                      <a:ext cx="5940425" cy="2996565"/>
                     </a:xfrm>
                     <a:prstGeom prst="rect">
                       <a:avLst/>
@@ -6354,30 +7344,1070 @@
         <w:jc w:val="center"/>
       </w:pPr>
       <w:r>
-        <w:t>Рис 3. Данные характеристик для нормального распределения</w:t>
-      </w:r>
-    </w:p>
-    <w:p/>
+        <w:t>Рис 4. Гистограммы для нормального распределения</w:t>
+      </w:r>
+    </w:p>
+    <w:p>
+      <w:pPr>
+        <w:pStyle w:val="2"/>
+      </w:pPr>
+      <w:bookmarkStart w:id="11" w:name="_Toc221975990"/>
+      <w:r>
+        <w:t>Распределение Коши</w:t>
+      </w:r>
+      <w:bookmarkEnd w:id="11"/>
+    </w:p>
     <w:p>
       <w:pPr>
         <w:pStyle w:val="3"/>
       </w:pPr>
-      <w:bookmarkStart w:id="10" w:name="_Toc221975989"/>
+      <w:bookmarkStart w:id="12" w:name="_Toc221975991"/>
+      <w:r>
+        <w:t>Характеристики</w:t>
+      </w:r>
+      <w:bookmarkEnd w:id="12"/>
+    </w:p>
+    <w:tbl>
+      <w:tblPr>
+        <w:tblStyle w:val="ae"/>
+        <w:tblW w:w="0" w:type="auto"/>
+        <w:jc w:val="center"/>
+        <w:tblLook w:val="04A0" w:firstRow="1" w:lastRow="0" w:firstColumn="1" w:lastColumn="0" w:noHBand="0" w:noVBand="1"/>
+      </w:tblPr>
+      <w:tblGrid>
+        <w:gridCol w:w="2196"/>
+        <w:gridCol w:w="1426"/>
+        <w:gridCol w:w="1866"/>
+        <w:gridCol w:w="1976"/>
+      </w:tblGrid>
+      <w:tr>
+        <w:trPr>
+          <w:jc w:val="center"/>
+        </w:trPr>
+        <w:tc>
+          <w:tcPr>
+            <w:tcW w:w="0" w:type="auto"/>
+          </w:tcPr>
+          <w:p>
+            <w:pPr>
+              <w:pStyle w:val="HTML"/>
+              <w:tabs>
+                <w:tab w:val="clear" w:pos="916"/>
+                <w:tab w:val="clear" w:pos="1832"/>
+                <w:tab w:val="clear" w:pos="2748"/>
+                <w:tab w:val="clear" w:pos="3664"/>
+                <w:tab w:val="clear" w:pos="4580"/>
+                <w:tab w:val="clear" w:pos="5496"/>
+                <w:tab w:val="clear" w:pos="6412"/>
+                <w:tab w:val="clear" w:pos="7328"/>
+                <w:tab w:val="clear" w:pos="8244"/>
+                <w:tab w:val="clear" w:pos="9160"/>
+                <w:tab w:val="clear" w:pos="10076"/>
+                <w:tab w:val="clear" w:pos="10992"/>
+                <w:tab w:val="clear" w:pos="11908"/>
+                <w:tab w:val="clear" w:pos="12824"/>
+                <w:tab w:val="clear" w:pos="13740"/>
+                <w:tab w:val="clear" w:pos="14656"/>
+              </w:tabs>
+              <w:wordWrap w:val="0"/>
+              <w:spacing w:line="330" w:lineRule="atLeast"/>
+              <w:rPr>
+                <w:rFonts w:ascii="Consolas" w:hAnsi="Consolas"/>
+              </w:rPr>
+            </w:pPr>
+            <w:r>
+              <w:rPr>
+                <w:rFonts w:ascii="Consolas" w:hAnsi="Consolas"/>
+              </w:rPr>
+              <w:t>Характеристика</w:t>
+            </w:r>
+          </w:p>
+        </w:tc>
+        <w:tc>
+          <w:tcPr>
+            <w:tcW w:w="0" w:type="auto"/>
+          </w:tcPr>
+          <w:p>
+            <w:pPr>
+              <w:pStyle w:val="HTML"/>
+              <w:tabs>
+                <w:tab w:val="clear" w:pos="916"/>
+                <w:tab w:val="clear" w:pos="1832"/>
+                <w:tab w:val="clear" w:pos="2748"/>
+                <w:tab w:val="clear" w:pos="3664"/>
+                <w:tab w:val="clear" w:pos="4580"/>
+                <w:tab w:val="clear" w:pos="5496"/>
+                <w:tab w:val="clear" w:pos="6412"/>
+                <w:tab w:val="clear" w:pos="7328"/>
+                <w:tab w:val="clear" w:pos="8244"/>
+                <w:tab w:val="clear" w:pos="9160"/>
+                <w:tab w:val="clear" w:pos="10076"/>
+                <w:tab w:val="clear" w:pos="10992"/>
+                <w:tab w:val="clear" w:pos="11908"/>
+                <w:tab w:val="clear" w:pos="12824"/>
+                <w:tab w:val="clear" w:pos="13740"/>
+                <w:tab w:val="clear" w:pos="14656"/>
+              </w:tabs>
+              <w:wordWrap w:val="0"/>
+              <w:spacing w:line="330" w:lineRule="atLeast"/>
+              <w:rPr>
+                <w:rFonts w:ascii="Consolas" w:hAnsi="Consolas"/>
+              </w:rPr>
+            </w:pPr>
+            <w:proofErr w:type="spellStart"/>
+            <w:r>
+              <w:rPr>
+                <w:rFonts w:ascii="Consolas" w:hAnsi="Consolas"/>
+              </w:rPr>
+              <w:t>Коши</w:t>
+            </w:r>
+            <w:proofErr w:type="spellEnd"/>
+            <w:r>
+              <w:rPr>
+                <w:rFonts w:ascii="Consolas" w:hAnsi="Consolas"/>
+              </w:rPr>
+              <w:t xml:space="preserve"> (n=10)</w:t>
+            </w:r>
+          </w:p>
+        </w:tc>
+        <w:tc>
+          <w:tcPr>
+            <w:tcW w:w="0" w:type="auto"/>
+          </w:tcPr>
+          <w:p>
+            <w:pPr>
+              <w:pStyle w:val="HTML"/>
+              <w:tabs>
+                <w:tab w:val="clear" w:pos="916"/>
+                <w:tab w:val="clear" w:pos="1832"/>
+                <w:tab w:val="clear" w:pos="2748"/>
+                <w:tab w:val="clear" w:pos="3664"/>
+                <w:tab w:val="clear" w:pos="4580"/>
+                <w:tab w:val="clear" w:pos="5496"/>
+                <w:tab w:val="clear" w:pos="6412"/>
+                <w:tab w:val="clear" w:pos="7328"/>
+                <w:tab w:val="clear" w:pos="8244"/>
+                <w:tab w:val="clear" w:pos="9160"/>
+                <w:tab w:val="clear" w:pos="10076"/>
+                <w:tab w:val="clear" w:pos="10992"/>
+                <w:tab w:val="clear" w:pos="11908"/>
+                <w:tab w:val="clear" w:pos="12824"/>
+                <w:tab w:val="clear" w:pos="13740"/>
+                <w:tab w:val="clear" w:pos="14656"/>
+              </w:tabs>
+              <w:wordWrap w:val="0"/>
+              <w:spacing w:line="330" w:lineRule="atLeast"/>
+              <w:rPr>
+                <w:rFonts w:ascii="Consolas" w:hAnsi="Consolas"/>
+              </w:rPr>
+            </w:pPr>
+            <w:r>
+              <w:rPr>
+                <w:rFonts w:ascii="Consolas" w:hAnsi="Consolas"/>
+              </w:rPr>
+              <w:t>Коши (n=100)</w:t>
+            </w:r>
+          </w:p>
+        </w:tc>
+        <w:tc>
+          <w:tcPr>
+            <w:tcW w:w="0" w:type="auto"/>
+          </w:tcPr>
+          <w:p>
+            <w:pPr>
+              <w:pStyle w:val="HTML"/>
+              <w:tabs>
+                <w:tab w:val="clear" w:pos="916"/>
+                <w:tab w:val="clear" w:pos="1832"/>
+                <w:tab w:val="clear" w:pos="2748"/>
+                <w:tab w:val="clear" w:pos="3664"/>
+                <w:tab w:val="clear" w:pos="4580"/>
+                <w:tab w:val="clear" w:pos="5496"/>
+                <w:tab w:val="clear" w:pos="6412"/>
+                <w:tab w:val="clear" w:pos="7328"/>
+                <w:tab w:val="clear" w:pos="8244"/>
+                <w:tab w:val="clear" w:pos="9160"/>
+                <w:tab w:val="clear" w:pos="10076"/>
+                <w:tab w:val="clear" w:pos="10992"/>
+                <w:tab w:val="clear" w:pos="11908"/>
+                <w:tab w:val="clear" w:pos="12824"/>
+                <w:tab w:val="clear" w:pos="13740"/>
+                <w:tab w:val="clear" w:pos="14656"/>
+              </w:tabs>
+              <w:wordWrap w:val="0"/>
+              <w:spacing w:line="330" w:lineRule="atLeast"/>
+              <w:rPr>
+                <w:rFonts w:ascii="Consolas" w:hAnsi="Consolas"/>
+              </w:rPr>
+            </w:pPr>
+            <w:r>
+              <w:rPr>
+                <w:rFonts w:ascii="Consolas" w:hAnsi="Consolas"/>
+              </w:rPr>
+              <w:t>Коши (n=1000)</w:t>
+            </w:r>
+          </w:p>
+        </w:tc>
+      </w:tr>
+      <w:tr>
+        <w:trPr>
+          <w:jc w:val="center"/>
+        </w:trPr>
+        <w:tc>
+          <w:tcPr>
+            <w:tcW w:w="0" w:type="auto"/>
+          </w:tcPr>
+          <w:p>
+            <w:pPr>
+              <w:pStyle w:val="HTML"/>
+              <w:tabs>
+                <w:tab w:val="clear" w:pos="916"/>
+                <w:tab w:val="clear" w:pos="1832"/>
+                <w:tab w:val="clear" w:pos="2748"/>
+                <w:tab w:val="clear" w:pos="3664"/>
+                <w:tab w:val="clear" w:pos="4580"/>
+                <w:tab w:val="clear" w:pos="5496"/>
+                <w:tab w:val="clear" w:pos="6412"/>
+                <w:tab w:val="clear" w:pos="7328"/>
+                <w:tab w:val="clear" w:pos="8244"/>
+                <w:tab w:val="clear" w:pos="9160"/>
+                <w:tab w:val="clear" w:pos="10076"/>
+                <w:tab w:val="clear" w:pos="10992"/>
+                <w:tab w:val="clear" w:pos="11908"/>
+                <w:tab w:val="clear" w:pos="12824"/>
+                <w:tab w:val="clear" w:pos="13740"/>
+                <w:tab w:val="clear" w:pos="14656"/>
+              </w:tabs>
+              <w:wordWrap w:val="0"/>
+              <w:spacing w:line="330" w:lineRule="atLeast"/>
+              <w:rPr>
+                <w:rFonts w:ascii="Consolas" w:hAnsi="Consolas"/>
+              </w:rPr>
+            </w:pPr>
+            <w:r>
+              <w:rPr>
+                <w:rFonts w:ascii="Consolas" w:hAnsi="Consolas"/>
+              </w:rPr>
+              <w:t>Выборочное среднее</w:t>
+            </w:r>
+          </w:p>
+        </w:tc>
+        <w:tc>
+          <w:tcPr>
+            <w:tcW w:w="0" w:type="auto"/>
+          </w:tcPr>
+          <w:p>
+            <w:pPr>
+              <w:pStyle w:val="HTML"/>
+              <w:tabs>
+                <w:tab w:val="clear" w:pos="916"/>
+                <w:tab w:val="clear" w:pos="1832"/>
+                <w:tab w:val="clear" w:pos="2748"/>
+                <w:tab w:val="clear" w:pos="3664"/>
+                <w:tab w:val="clear" w:pos="4580"/>
+                <w:tab w:val="clear" w:pos="5496"/>
+                <w:tab w:val="clear" w:pos="6412"/>
+                <w:tab w:val="clear" w:pos="7328"/>
+                <w:tab w:val="clear" w:pos="8244"/>
+                <w:tab w:val="clear" w:pos="9160"/>
+                <w:tab w:val="clear" w:pos="10076"/>
+                <w:tab w:val="clear" w:pos="10992"/>
+                <w:tab w:val="clear" w:pos="11908"/>
+                <w:tab w:val="clear" w:pos="12824"/>
+                <w:tab w:val="clear" w:pos="13740"/>
+                <w:tab w:val="clear" w:pos="14656"/>
+              </w:tabs>
+              <w:wordWrap w:val="0"/>
+              <w:spacing w:line="330" w:lineRule="atLeast"/>
+              <w:rPr>
+                <w:rFonts w:ascii="Consolas" w:hAnsi="Consolas"/>
+              </w:rPr>
+            </w:pPr>
+            <w:r>
+              <w:rPr>
+                <w:rFonts w:ascii="Consolas" w:hAnsi="Consolas"/>
+              </w:rPr>
+              <w:t>0.0±17.1</w:t>
+            </w:r>
+          </w:p>
+        </w:tc>
+        <w:tc>
+          <w:tcPr>
+            <w:tcW w:w="0" w:type="auto"/>
+          </w:tcPr>
+          <w:p>
+            <w:pPr>
+              <w:pStyle w:val="HTML"/>
+              <w:tabs>
+                <w:tab w:val="clear" w:pos="916"/>
+                <w:tab w:val="clear" w:pos="1832"/>
+                <w:tab w:val="clear" w:pos="2748"/>
+                <w:tab w:val="clear" w:pos="3664"/>
+                <w:tab w:val="clear" w:pos="4580"/>
+                <w:tab w:val="clear" w:pos="5496"/>
+                <w:tab w:val="clear" w:pos="6412"/>
+                <w:tab w:val="clear" w:pos="7328"/>
+                <w:tab w:val="clear" w:pos="8244"/>
+                <w:tab w:val="clear" w:pos="9160"/>
+                <w:tab w:val="clear" w:pos="10076"/>
+                <w:tab w:val="clear" w:pos="10992"/>
+                <w:tab w:val="clear" w:pos="11908"/>
+                <w:tab w:val="clear" w:pos="12824"/>
+                <w:tab w:val="clear" w:pos="13740"/>
+                <w:tab w:val="clear" w:pos="14656"/>
+              </w:tabs>
+              <w:wordWrap w:val="0"/>
+              <w:spacing w:line="330" w:lineRule="atLeast"/>
+              <w:rPr>
+                <w:rFonts w:ascii="Consolas" w:hAnsi="Consolas"/>
+              </w:rPr>
+            </w:pPr>
+            <w:r>
+              <w:rPr>
+                <w:rFonts w:ascii="Consolas" w:hAnsi="Consolas"/>
+              </w:rPr>
+              <w:t>-43.0±1448.1</w:t>
+            </w:r>
+          </w:p>
+        </w:tc>
+        <w:tc>
+          <w:tcPr>
+            <w:tcW w:w="0" w:type="auto"/>
+          </w:tcPr>
+          <w:p>
+            <w:pPr>
+              <w:pStyle w:val="HTML"/>
+              <w:tabs>
+                <w:tab w:val="clear" w:pos="916"/>
+                <w:tab w:val="clear" w:pos="1832"/>
+                <w:tab w:val="clear" w:pos="2748"/>
+                <w:tab w:val="clear" w:pos="3664"/>
+                <w:tab w:val="clear" w:pos="4580"/>
+                <w:tab w:val="clear" w:pos="5496"/>
+                <w:tab w:val="clear" w:pos="6412"/>
+                <w:tab w:val="clear" w:pos="7328"/>
+                <w:tab w:val="clear" w:pos="8244"/>
+                <w:tab w:val="clear" w:pos="9160"/>
+                <w:tab w:val="clear" w:pos="10076"/>
+                <w:tab w:val="clear" w:pos="10992"/>
+                <w:tab w:val="clear" w:pos="11908"/>
+                <w:tab w:val="clear" w:pos="12824"/>
+                <w:tab w:val="clear" w:pos="13740"/>
+                <w:tab w:val="clear" w:pos="14656"/>
+              </w:tabs>
+              <w:wordWrap w:val="0"/>
+              <w:spacing w:line="330" w:lineRule="atLeast"/>
+              <w:rPr>
+                <w:rFonts w:ascii="Consolas" w:hAnsi="Consolas"/>
+              </w:rPr>
+            </w:pPr>
+            <w:r>
+              <w:rPr>
+                <w:rFonts w:ascii="Consolas" w:hAnsi="Consolas"/>
+              </w:rPr>
+              <w:t>25.1±959.4</w:t>
+            </w:r>
+          </w:p>
+        </w:tc>
+      </w:tr>
+      <w:tr>
+        <w:trPr>
+          <w:jc w:val="center"/>
+        </w:trPr>
+        <w:tc>
+          <w:tcPr>
+            <w:tcW w:w="0" w:type="auto"/>
+          </w:tcPr>
+          <w:p>
+            <w:pPr>
+              <w:pStyle w:val="HTML"/>
+              <w:tabs>
+                <w:tab w:val="clear" w:pos="916"/>
+                <w:tab w:val="clear" w:pos="1832"/>
+                <w:tab w:val="clear" w:pos="2748"/>
+                <w:tab w:val="clear" w:pos="3664"/>
+                <w:tab w:val="clear" w:pos="4580"/>
+                <w:tab w:val="clear" w:pos="5496"/>
+                <w:tab w:val="clear" w:pos="6412"/>
+                <w:tab w:val="clear" w:pos="7328"/>
+                <w:tab w:val="clear" w:pos="8244"/>
+                <w:tab w:val="clear" w:pos="9160"/>
+                <w:tab w:val="clear" w:pos="10076"/>
+                <w:tab w:val="clear" w:pos="10992"/>
+                <w:tab w:val="clear" w:pos="11908"/>
+                <w:tab w:val="clear" w:pos="12824"/>
+                <w:tab w:val="clear" w:pos="13740"/>
+                <w:tab w:val="clear" w:pos="14656"/>
+              </w:tabs>
+              <w:wordWrap w:val="0"/>
+              <w:spacing w:line="330" w:lineRule="atLeast"/>
+              <w:rPr>
+                <w:rFonts w:ascii="Consolas" w:hAnsi="Consolas"/>
+              </w:rPr>
+            </w:pPr>
+            <w:r>
+              <w:rPr>
+                <w:rFonts w:ascii="Consolas" w:hAnsi="Consolas"/>
+              </w:rPr>
+              <w:t>Медиана</w:t>
+            </w:r>
+          </w:p>
+        </w:tc>
+        <w:tc>
+          <w:tcPr>
+            <w:tcW w:w="0" w:type="auto"/>
+          </w:tcPr>
+          <w:p>
+            <w:pPr>
+              <w:pStyle w:val="HTML"/>
+              <w:tabs>
+                <w:tab w:val="clear" w:pos="916"/>
+                <w:tab w:val="clear" w:pos="1832"/>
+                <w:tab w:val="clear" w:pos="2748"/>
+                <w:tab w:val="clear" w:pos="3664"/>
+                <w:tab w:val="clear" w:pos="4580"/>
+                <w:tab w:val="clear" w:pos="5496"/>
+                <w:tab w:val="clear" w:pos="6412"/>
+                <w:tab w:val="clear" w:pos="7328"/>
+                <w:tab w:val="clear" w:pos="8244"/>
+                <w:tab w:val="clear" w:pos="9160"/>
+                <w:tab w:val="clear" w:pos="10076"/>
+                <w:tab w:val="clear" w:pos="10992"/>
+                <w:tab w:val="clear" w:pos="11908"/>
+                <w:tab w:val="clear" w:pos="12824"/>
+                <w:tab w:val="clear" w:pos="13740"/>
+                <w:tab w:val="clear" w:pos="14656"/>
+              </w:tabs>
+              <w:wordWrap w:val="0"/>
+              <w:spacing w:line="330" w:lineRule="atLeast"/>
+              <w:rPr>
+                <w:rFonts w:ascii="Consolas" w:hAnsi="Consolas"/>
+              </w:rPr>
+            </w:pPr>
+            <w:r>
+              <w:rPr>
+                <w:rFonts w:ascii="Consolas" w:hAnsi="Consolas"/>
+              </w:rPr>
+              <w:t>0.0±0.6</w:t>
+            </w:r>
+          </w:p>
+        </w:tc>
+        <w:tc>
+          <w:tcPr>
+            <w:tcW w:w="0" w:type="auto"/>
+          </w:tcPr>
+          <w:p>
+            <w:pPr>
+              <w:pStyle w:val="HTML"/>
+              <w:tabs>
+                <w:tab w:val="clear" w:pos="916"/>
+                <w:tab w:val="clear" w:pos="1832"/>
+                <w:tab w:val="clear" w:pos="2748"/>
+                <w:tab w:val="clear" w:pos="3664"/>
+                <w:tab w:val="clear" w:pos="4580"/>
+                <w:tab w:val="clear" w:pos="5496"/>
+                <w:tab w:val="clear" w:pos="6412"/>
+                <w:tab w:val="clear" w:pos="7328"/>
+                <w:tab w:val="clear" w:pos="8244"/>
+                <w:tab w:val="clear" w:pos="9160"/>
+                <w:tab w:val="clear" w:pos="10076"/>
+                <w:tab w:val="clear" w:pos="10992"/>
+                <w:tab w:val="clear" w:pos="11908"/>
+                <w:tab w:val="clear" w:pos="12824"/>
+                <w:tab w:val="clear" w:pos="13740"/>
+                <w:tab w:val="clear" w:pos="14656"/>
+              </w:tabs>
+              <w:wordWrap w:val="0"/>
+              <w:spacing w:line="330" w:lineRule="atLeast"/>
+              <w:rPr>
+                <w:rFonts w:ascii="Consolas" w:hAnsi="Consolas"/>
+              </w:rPr>
+            </w:pPr>
+            <w:r>
+              <w:rPr>
+                <w:rFonts w:ascii="Consolas" w:hAnsi="Consolas"/>
+              </w:rPr>
+              <w:t>-0.0±0.2</w:t>
+            </w:r>
+          </w:p>
+        </w:tc>
+        <w:tc>
+          <w:tcPr>
+            <w:tcW w:w="0" w:type="auto"/>
+          </w:tcPr>
+          <w:p>
+            <w:pPr>
+              <w:pStyle w:val="HTML"/>
+              <w:tabs>
+                <w:tab w:val="clear" w:pos="916"/>
+                <w:tab w:val="clear" w:pos="1832"/>
+                <w:tab w:val="clear" w:pos="2748"/>
+                <w:tab w:val="clear" w:pos="3664"/>
+                <w:tab w:val="clear" w:pos="4580"/>
+                <w:tab w:val="clear" w:pos="5496"/>
+                <w:tab w:val="clear" w:pos="6412"/>
+                <w:tab w:val="clear" w:pos="7328"/>
+                <w:tab w:val="clear" w:pos="8244"/>
+                <w:tab w:val="clear" w:pos="9160"/>
+                <w:tab w:val="clear" w:pos="10076"/>
+                <w:tab w:val="clear" w:pos="10992"/>
+                <w:tab w:val="clear" w:pos="11908"/>
+                <w:tab w:val="clear" w:pos="12824"/>
+                <w:tab w:val="clear" w:pos="13740"/>
+                <w:tab w:val="clear" w:pos="14656"/>
+              </w:tabs>
+              <w:wordWrap w:val="0"/>
+              <w:spacing w:line="330" w:lineRule="atLeast"/>
+              <w:rPr>
+                <w:rFonts w:ascii="Consolas" w:hAnsi="Consolas"/>
+              </w:rPr>
+            </w:pPr>
+            <w:r>
+              <w:rPr>
+                <w:rFonts w:ascii="Consolas" w:hAnsi="Consolas"/>
+              </w:rPr>
+              <w:t>0.0±0.1</w:t>
+            </w:r>
+          </w:p>
+        </w:tc>
+      </w:tr>
+      <w:tr>
+        <w:trPr>
+          <w:jc w:val="center"/>
+        </w:trPr>
+        <w:tc>
+          <w:tcPr>
+            <w:tcW w:w="0" w:type="auto"/>
+          </w:tcPr>
+          <w:p>
+            <w:pPr>
+              <w:pStyle w:val="HTML"/>
+              <w:tabs>
+                <w:tab w:val="clear" w:pos="916"/>
+                <w:tab w:val="clear" w:pos="1832"/>
+                <w:tab w:val="clear" w:pos="2748"/>
+                <w:tab w:val="clear" w:pos="3664"/>
+                <w:tab w:val="clear" w:pos="4580"/>
+                <w:tab w:val="clear" w:pos="5496"/>
+                <w:tab w:val="clear" w:pos="6412"/>
+                <w:tab w:val="clear" w:pos="7328"/>
+                <w:tab w:val="clear" w:pos="8244"/>
+                <w:tab w:val="clear" w:pos="9160"/>
+                <w:tab w:val="clear" w:pos="10076"/>
+                <w:tab w:val="clear" w:pos="10992"/>
+                <w:tab w:val="clear" w:pos="11908"/>
+                <w:tab w:val="clear" w:pos="12824"/>
+                <w:tab w:val="clear" w:pos="13740"/>
+                <w:tab w:val="clear" w:pos="14656"/>
+              </w:tabs>
+              <w:wordWrap w:val="0"/>
+              <w:spacing w:line="330" w:lineRule="atLeast"/>
+              <w:rPr>
+                <w:rFonts w:ascii="Consolas" w:hAnsi="Consolas"/>
+              </w:rPr>
+            </w:pPr>
+            <w:r>
+              <w:rPr>
+                <w:rFonts w:ascii="Consolas" w:hAnsi="Consolas"/>
+              </w:rPr>
+              <w:t>ZR</w:t>
+            </w:r>
+          </w:p>
+        </w:tc>
+        <w:tc>
+          <w:tcPr>
+            <w:tcW w:w="0" w:type="auto"/>
+          </w:tcPr>
+          <w:p>
+            <w:pPr>
+              <w:pStyle w:val="HTML"/>
+              <w:tabs>
+                <w:tab w:val="clear" w:pos="916"/>
+                <w:tab w:val="clear" w:pos="1832"/>
+                <w:tab w:val="clear" w:pos="2748"/>
+                <w:tab w:val="clear" w:pos="3664"/>
+                <w:tab w:val="clear" w:pos="4580"/>
+                <w:tab w:val="clear" w:pos="5496"/>
+                <w:tab w:val="clear" w:pos="6412"/>
+                <w:tab w:val="clear" w:pos="7328"/>
+                <w:tab w:val="clear" w:pos="8244"/>
+                <w:tab w:val="clear" w:pos="9160"/>
+                <w:tab w:val="clear" w:pos="10076"/>
+                <w:tab w:val="clear" w:pos="10992"/>
+                <w:tab w:val="clear" w:pos="11908"/>
+                <w:tab w:val="clear" w:pos="12824"/>
+                <w:tab w:val="clear" w:pos="13740"/>
+                <w:tab w:val="clear" w:pos="14656"/>
+              </w:tabs>
+              <w:wordWrap w:val="0"/>
+              <w:spacing w:line="330" w:lineRule="atLeast"/>
+              <w:rPr>
+                <w:rFonts w:ascii="Consolas" w:hAnsi="Consolas"/>
+              </w:rPr>
+            </w:pPr>
+            <w:r>
+              <w:rPr>
+                <w:rFonts w:ascii="Consolas" w:hAnsi="Consolas"/>
+              </w:rPr>
+              <w:t>-0.1±82.8</w:t>
+            </w:r>
+          </w:p>
+        </w:tc>
+        <w:tc>
+          <w:tcPr>
+            <w:tcW w:w="0" w:type="auto"/>
+          </w:tcPr>
+          <w:p>
+            <w:pPr>
+              <w:pStyle w:val="HTML"/>
+              <w:tabs>
+                <w:tab w:val="clear" w:pos="916"/>
+                <w:tab w:val="clear" w:pos="1832"/>
+                <w:tab w:val="clear" w:pos="2748"/>
+                <w:tab w:val="clear" w:pos="3664"/>
+                <w:tab w:val="clear" w:pos="4580"/>
+                <w:tab w:val="clear" w:pos="5496"/>
+                <w:tab w:val="clear" w:pos="6412"/>
+                <w:tab w:val="clear" w:pos="7328"/>
+                <w:tab w:val="clear" w:pos="8244"/>
+                <w:tab w:val="clear" w:pos="9160"/>
+                <w:tab w:val="clear" w:pos="10076"/>
+                <w:tab w:val="clear" w:pos="10992"/>
+                <w:tab w:val="clear" w:pos="11908"/>
+                <w:tab w:val="clear" w:pos="12824"/>
+                <w:tab w:val="clear" w:pos="13740"/>
+                <w:tab w:val="clear" w:pos="14656"/>
+              </w:tabs>
+              <w:wordWrap w:val="0"/>
+              <w:spacing w:line="330" w:lineRule="atLeast"/>
+              <w:rPr>
+                <w:rFonts w:ascii="Consolas" w:hAnsi="Consolas"/>
+              </w:rPr>
+            </w:pPr>
+            <w:r>
+              <w:rPr>
+                <w:rFonts w:ascii="Consolas" w:hAnsi="Consolas"/>
+              </w:rPr>
+              <w:t>-2148.3±72402.1</w:t>
+            </w:r>
+          </w:p>
+        </w:tc>
+        <w:tc>
+          <w:tcPr>
+            <w:tcW w:w="0" w:type="auto"/>
+          </w:tcPr>
+          <w:p>
+            <w:pPr>
+              <w:pStyle w:val="HTML"/>
+              <w:tabs>
+                <w:tab w:val="clear" w:pos="916"/>
+                <w:tab w:val="clear" w:pos="1832"/>
+                <w:tab w:val="clear" w:pos="2748"/>
+                <w:tab w:val="clear" w:pos="3664"/>
+                <w:tab w:val="clear" w:pos="4580"/>
+                <w:tab w:val="clear" w:pos="5496"/>
+                <w:tab w:val="clear" w:pos="6412"/>
+                <w:tab w:val="clear" w:pos="7328"/>
+                <w:tab w:val="clear" w:pos="8244"/>
+                <w:tab w:val="clear" w:pos="9160"/>
+                <w:tab w:val="clear" w:pos="10076"/>
+                <w:tab w:val="clear" w:pos="10992"/>
+                <w:tab w:val="clear" w:pos="11908"/>
+                <w:tab w:val="clear" w:pos="12824"/>
+                <w:tab w:val="clear" w:pos="13740"/>
+                <w:tab w:val="clear" w:pos="14656"/>
+              </w:tabs>
+              <w:wordWrap w:val="0"/>
+              <w:spacing w:line="330" w:lineRule="atLeast"/>
+              <w:rPr>
+                <w:rFonts w:ascii="Consolas" w:hAnsi="Consolas"/>
+              </w:rPr>
+            </w:pPr>
+            <w:r>
+              <w:rPr>
+                <w:rFonts w:ascii="Consolas" w:hAnsi="Consolas"/>
+              </w:rPr>
+              <w:t>12538.2±479719.0</w:t>
+            </w:r>
+          </w:p>
+        </w:tc>
+      </w:tr>
+      <w:tr>
+        <w:trPr>
+          <w:jc w:val="center"/>
+        </w:trPr>
+        <w:tc>
+          <w:tcPr>
+            <w:tcW w:w="0" w:type="auto"/>
+          </w:tcPr>
+          <w:p>
+            <w:pPr>
+              <w:pStyle w:val="HTML"/>
+              <w:tabs>
+                <w:tab w:val="clear" w:pos="916"/>
+                <w:tab w:val="clear" w:pos="1832"/>
+                <w:tab w:val="clear" w:pos="2748"/>
+                <w:tab w:val="clear" w:pos="3664"/>
+                <w:tab w:val="clear" w:pos="4580"/>
+                <w:tab w:val="clear" w:pos="5496"/>
+                <w:tab w:val="clear" w:pos="6412"/>
+                <w:tab w:val="clear" w:pos="7328"/>
+                <w:tab w:val="clear" w:pos="8244"/>
+                <w:tab w:val="clear" w:pos="9160"/>
+                <w:tab w:val="clear" w:pos="10076"/>
+                <w:tab w:val="clear" w:pos="10992"/>
+                <w:tab w:val="clear" w:pos="11908"/>
+                <w:tab w:val="clear" w:pos="12824"/>
+                <w:tab w:val="clear" w:pos="13740"/>
+                <w:tab w:val="clear" w:pos="14656"/>
+              </w:tabs>
+              <w:wordWrap w:val="0"/>
+              <w:spacing w:line="330" w:lineRule="atLeast"/>
+              <w:rPr>
+                <w:rFonts w:ascii="Consolas" w:hAnsi="Consolas"/>
+              </w:rPr>
+            </w:pPr>
+            <w:r>
+              <w:rPr>
+                <w:rFonts w:ascii="Consolas" w:hAnsi="Consolas"/>
+              </w:rPr>
+              <w:t>ZQ</w:t>
+            </w:r>
+          </w:p>
+        </w:tc>
+        <w:tc>
+          <w:tcPr>
+            <w:tcW w:w="0" w:type="auto"/>
+          </w:tcPr>
+          <w:p>
+            <w:pPr>
+              <w:pStyle w:val="HTML"/>
+              <w:tabs>
+                <w:tab w:val="clear" w:pos="916"/>
+                <w:tab w:val="clear" w:pos="1832"/>
+                <w:tab w:val="clear" w:pos="2748"/>
+                <w:tab w:val="clear" w:pos="3664"/>
+                <w:tab w:val="clear" w:pos="4580"/>
+                <w:tab w:val="clear" w:pos="5496"/>
+                <w:tab w:val="clear" w:pos="6412"/>
+                <w:tab w:val="clear" w:pos="7328"/>
+                <w:tab w:val="clear" w:pos="8244"/>
+                <w:tab w:val="clear" w:pos="9160"/>
+                <w:tab w:val="clear" w:pos="10076"/>
+                <w:tab w:val="clear" w:pos="10992"/>
+                <w:tab w:val="clear" w:pos="11908"/>
+                <w:tab w:val="clear" w:pos="12824"/>
+                <w:tab w:val="clear" w:pos="13740"/>
+                <w:tab w:val="clear" w:pos="14656"/>
+              </w:tabs>
+              <w:wordWrap w:val="0"/>
+              <w:spacing w:line="330" w:lineRule="atLeast"/>
+              <w:rPr>
+                <w:rFonts w:ascii="Consolas" w:hAnsi="Consolas"/>
+              </w:rPr>
+            </w:pPr>
+            <w:r>
+              <w:rPr>
+                <w:rFonts w:ascii="Consolas" w:hAnsi="Consolas"/>
+              </w:rPr>
+              <w:t>0.1±0.9</w:t>
+            </w:r>
+          </w:p>
+        </w:tc>
+        <w:tc>
+          <w:tcPr>
+            <w:tcW w:w="0" w:type="auto"/>
+          </w:tcPr>
+          <w:p>
+            <w:pPr>
+              <w:pStyle w:val="HTML"/>
+              <w:tabs>
+                <w:tab w:val="clear" w:pos="916"/>
+                <w:tab w:val="clear" w:pos="1832"/>
+                <w:tab w:val="clear" w:pos="2748"/>
+                <w:tab w:val="clear" w:pos="3664"/>
+                <w:tab w:val="clear" w:pos="4580"/>
+                <w:tab w:val="clear" w:pos="5496"/>
+                <w:tab w:val="clear" w:pos="6412"/>
+                <w:tab w:val="clear" w:pos="7328"/>
+                <w:tab w:val="clear" w:pos="8244"/>
+                <w:tab w:val="clear" w:pos="9160"/>
+                <w:tab w:val="clear" w:pos="10076"/>
+                <w:tab w:val="clear" w:pos="10992"/>
+                <w:tab w:val="clear" w:pos="11908"/>
+                <w:tab w:val="clear" w:pos="12824"/>
+                <w:tab w:val="clear" w:pos="13740"/>
+                <w:tab w:val="clear" w:pos="14656"/>
+              </w:tabs>
+              <w:wordWrap w:val="0"/>
+              <w:spacing w:line="330" w:lineRule="atLeast"/>
+              <w:rPr>
+                <w:rFonts w:ascii="Consolas" w:hAnsi="Consolas"/>
+              </w:rPr>
+            </w:pPr>
+            <w:r>
+              <w:rPr>
+                <w:rFonts w:ascii="Consolas" w:hAnsi="Consolas"/>
+              </w:rPr>
+              <w:t>-0.0±0.2</w:t>
+            </w:r>
+          </w:p>
+        </w:tc>
+        <w:tc>
+          <w:tcPr>
+            <w:tcW w:w="0" w:type="auto"/>
+          </w:tcPr>
+          <w:p>
+            <w:pPr>
+              <w:pStyle w:val="HTML"/>
+              <w:tabs>
+                <w:tab w:val="clear" w:pos="916"/>
+                <w:tab w:val="clear" w:pos="1832"/>
+                <w:tab w:val="clear" w:pos="2748"/>
+                <w:tab w:val="clear" w:pos="3664"/>
+                <w:tab w:val="clear" w:pos="4580"/>
+                <w:tab w:val="clear" w:pos="5496"/>
+                <w:tab w:val="clear" w:pos="6412"/>
+                <w:tab w:val="clear" w:pos="7328"/>
+                <w:tab w:val="clear" w:pos="8244"/>
+                <w:tab w:val="clear" w:pos="9160"/>
+                <w:tab w:val="clear" w:pos="10076"/>
+                <w:tab w:val="clear" w:pos="10992"/>
+                <w:tab w:val="clear" w:pos="11908"/>
+                <w:tab w:val="clear" w:pos="12824"/>
+                <w:tab w:val="clear" w:pos="13740"/>
+                <w:tab w:val="clear" w:pos="14656"/>
+              </w:tabs>
+              <w:wordWrap w:val="0"/>
+              <w:spacing w:line="330" w:lineRule="atLeast"/>
+              <w:rPr>
+                <w:rFonts w:ascii="Consolas" w:hAnsi="Consolas"/>
+              </w:rPr>
+            </w:pPr>
+            <w:r>
+              <w:rPr>
+                <w:rFonts w:ascii="Consolas" w:hAnsi="Consolas"/>
+              </w:rPr>
+              <w:t>0.0±0.1</w:t>
+            </w:r>
+          </w:p>
+        </w:tc>
+      </w:tr>
+      <w:tr>
+        <w:trPr>
+          <w:jc w:val="center"/>
+        </w:trPr>
+        <w:tc>
+          <w:tcPr>
+            <w:tcW w:w="0" w:type="auto"/>
+          </w:tcPr>
+          <w:p>
+            <w:pPr>
+              <w:pStyle w:val="HTML"/>
+              <w:tabs>
+                <w:tab w:val="clear" w:pos="916"/>
+                <w:tab w:val="clear" w:pos="1832"/>
+                <w:tab w:val="clear" w:pos="2748"/>
+                <w:tab w:val="clear" w:pos="3664"/>
+                <w:tab w:val="clear" w:pos="4580"/>
+                <w:tab w:val="clear" w:pos="5496"/>
+                <w:tab w:val="clear" w:pos="6412"/>
+                <w:tab w:val="clear" w:pos="7328"/>
+                <w:tab w:val="clear" w:pos="8244"/>
+                <w:tab w:val="clear" w:pos="9160"/>
+                <w:tab w:val="clear" w:pos="10076"/>
+                <w:tab w:val="clear" w:pos="10992"/>
+                <w:tab w:val="clear" w:pos="11908"/>
+                <w:tab w:val="clear" w:pos="12824"/>
+                <w:tab w:val="clear" w:pos="13740"/>
+                <w:tab w:val="clear" w:pos="14656"/>
+              </w:tabs>
+              <w:wordWrap w:val="0"/>
+              <w:spacing w:line="330" w:lineRule="atLeast"/>
+              <w:rPr>
+                <w:rFonts w:ascii="Consolas" w:hAnsi="Consolas"/>
+              </w:rPr>
+            </w:pPr>
+            <w:proofErr w:type="spellStart"/>
+            <w:r>
+              <w:rPr>
+                <w:rFonts w:ascii="Consolas" w:hAnsi="Consolas"/>
+              </w:rPr>
+              <w:t>Ztr</w:t>
+            </w:r>
+            <w:proofErr w:type="spellEnd"/>
+          </w:p>
+        </w:tc>
+        <w:tc>
+          <w:tcPr>
+            <w:tcW w:w="0" w:type="auto"/>
+          </w:tcPr>
+          <w:p>
+            <w:pPr>
+              <w:pStyle w:val="HTML"/>
+              <w:tabs>
+                <w:tab w:val="clear" w:pos="916"/>
+                <w:tab w:val="clear" w:pos="1832"/>
+                <w:tab w:val="clear" w:pos="2748"/>
+                <w:tab w:val="clear" w:pos="3664"/>
+                <w:tab w:val="clear" w:pos="4580"/>
+                <w:tab w:val="clear" w:pos="5496"/>
+                <w:tab w:val="clear" w:pos="6412"/>
+                <w:tab w:val="clear" w:pos="7328"/>
+                <w:tab w:val="clear" w:pos="8244"/>
+                <w:tab w:val="clear" w:pos="9160"/>
+                <w:tab w:val="clear" w:pos="10076"/>
+                <w:tab w:val="clear" w:pos="10992"/>
+                <w:tab w:val="clear" w:pos="11908"/>
+                <w:tab w:val="clear" w:pos="12824"/>
+                <w:tab w:val="clear" w:pos="13740"/>
+                <w:tab w:val="clear" w:pos="14656"/>
+              </w:tabs>
+              <w:wordWrap w:val="0"/>
+              <w:spacing w:line="330" w:lineRule="atLeast"/>
+              <w:rPr>
+                <w:rFonts w:ascii="Consolas" w:hAnsi="Consolas"/>
+              </w:rPr>
+            </w:pPr>
+            <w:r>
+              <w:rPr>
+                <w:rFonts w:ascii="Consolas" w:hAnsi="Consolas"/>
+              </w:rPr>
+              <w:t>0.0±2.5</w:t>
+            </w:r>
+          </w:p>
+        </w:tc>
+        <w:tc>
+          <w:tcPr>
+            <w:tcW w:w="0" w:type="auto"/>
+          </w:tcPr>
+          <w:p>
+            <w:pPr>
+              <w:pStyle w:val="HTML"/>
+              <w:tabs>
+                <w:tab w:val="clear" w:pos="916"/>
+                <w:tab w:val="clear" w:pos="1832"/>
+                <w:tab w:val="clear" w:pos="2748"/>
+                <w:tab w:val="clear" w:pos="3664"/>
+                <w:tab w:val="clear" w:pos="4580"/>
+                <w:tab w:val="clear" w:pos="5496"/>
+                <w:tab w:val="clear" w:pos="6412"/>
+                <w:tab w:val="clear" w:pos="7328"/>
+                <w:tab w:val="clear" w:pos="8244"/>
+                <w:tab w:val="clear" w:pos="9160"/>
+                <w:tab w:val="clear" w:pos="10076"/>
+                <w:tab w:val="clear" w:pos="10992"/>
+                <w:tab w:val="clear" w:pos="11908"/>
+                <w:tab w:val="clear" w:pos="12824"/>
+                <w:tab w:val="clear" w:pos="13740"/>
+                <w:tab w:val="clear" w:pos="14656"/>
+              </w:tabs>
+              <w:wordWrap w:val="0"/>
+              <w:spacing w:line="330" w:lineRule="atLeast"/>
+              <w:rPr>
+                <w:rFonts w:ascii="Consolas" w:hAnsi="Consolas"/>
+              </w:rPr>
+            </w:pPr>
+            <w:r>
+              <w:rPr>
+                <w:rFonts w:ascii="Consolas" w:hAnsi="Consolas"/>
+              </w:rPr>
+              <w:t>-0.0±0.2</w:t>
+            </w:r>
+          </w:p>
+        </w:tc>
+        <w:tc>
+          <w:tcPr>
+            <w:tcW w:w="0" w:type="auto"/>
+          </w:tcPr>
+          <w:p>
+            <w:pPr>
+              <w:pStyle w:val="HTML"/>
+              <w:tabs>
+                <w:tab w:val="clear" w:pos="916"/>
+                <w:tab w:val="clear" w:pos="1832"/>
+                <w:tab w:val="clear" w:pos="2748"/>
+                <w:tab w:val="clear" w:pos="3664"/>
+                <w:tab w:val="clear" w:pos="4580"/>
+                <w:tab w:val="clear" w:pos="5496"/>
+                <w:tab w:val="clear" w:pos="6412"/>
+                <w:tab w:val="clear" w:pos="7328"/>
+                <w:tab w:val="clear" w:pos="8244"/>
+                <w:tab w:val="clear" w:pos="9160"/>
+                <w:tab w:val="clear" w:pos="10076"/>
+                <w:tab w:val="clear" w:pos="10992"/>
+                <w:tab w:val="clear" w:pos="11908"/>
+                <w:tab w:val="clear" w:pos="12824"/>
+                <w:tab w:val="clear" w:pos="13740"/>
+                <w:tab w:val="clear" w:pos="14656"/>
+              </w:tabs>
+              <w:wordWrap w:val="0"/>
+              <w:spacing w:line="330" w:lineRule="atLeast"/>
+              <w:rPr>
+                <w:rFonts w:ascii="Consolas" w:hAnsi="Consolas"/>
+              </w:rPr>
+            </w:pPr>
+            <w:r>
+              <w:rPr>
+                <w:rFonts w:ascii="Consolas" w:hAnsi="Consolas"/>
+              </w:rPr>
+              <w:t>0.0±0.1</w:t>
+            </w:r>
+          </w:p>
+        </w:tc>
+      </w:tr>
+    </w:tbl>
+    <w:p>
+      <w:pPr>
+        <w:ind w:left="2832" w:hanging="2832"/>
+      </w:pPr>
+    </w:p>
+    <w:p>
+      <w:pPr>
+        <w:jc w:val="center"/>
+      </w:pPr>
+      <w:r>
+        <w:t>Рис 5. Данные характеристик для распределения Коши</w:t>
+      </w:r>
+    </w:p>
+    <w:p>
+      <w:pPr>
+        <w:pStyle w:val="3"/>
+      </w:pPr>
+      <w:bookmarkStart w:id="13" w:name="_Toc221975992"/>
       <w:r>
         <w:t>Гистограммы</w:t>
       </w:r>
-      <w:bookmarkEnd w:id="10"/>
+      <w:bookmarkEnd w:id="13"/>
+    </w:p>
+    <w:p>
+      <w:r>
+        <w:t xml:space="preserve">Для гистограммы распределения Коши </w:t>
+      </w:r>
+      <w:r>
+        <w:t xml:space="preserve">была запущена отдельная итерация с </w:t>
+      </w:r>
+      <w:r>
+        <w:rPr>
+          <w:lang w:val="en-US"/>
+        </w:rPr>
+        <w:t>seed</w:t>
+      </w:r>
+      <w:r>
+        <w:t xml:space="preserve"> = 4.</w:t>
+      </w:r>
     </w:p>
     <w:p>
       <w:r>
         <w:rPr>
           <w:noProof/>
         </w:rPr>
+        <w:lastRenderedPageBreak/>
         <w:drawing>
-          <wp:inline distT="0" distB="0" distL="0" distR="0" wp14:anchorId="51669FD3" wp14:editId="64F75C57">
-            <wp:extent cx="5940425" cy="2996565"/>
-            <wp:effectExtent l="0" t="0" r="3175" b="0"/>
-            <wp:docPr id="4" name="Рисунок 4"/>
+          <wp:inline distT="0" distB="0" distL="0" distR="0" wp14:anchorId="43FB5A56" wp14:editId="69B20216">
+            <wp:extent cx="5940425" cy="3061335"/>
+            <wp:effectExtent l="0" t="0" r="3175" b="5715"/>
+            <wp:docPr id="6" name="Рисунок 6"/>
             <wp:cNvGraphicFramePr>
               <a:graphicFrameLocks xmlns:a="http://schemas.openxmlformats.org/drawingml/2006/main" noChangeAspect="1"/>
             </wp:cNvGraphicFramePr>
@@ -6397,7 +8427,7 @@
                   <pic:spPr>
                     <a:xfrm>
                       <a:off x="0" y="0"/>
-                      <a:ext cx="5940425" cy="2996565"/>
+                      <a:ext cx="5940425" cy="3061335"/>
                     </a:xfrm>
                     <a:prstGeom prst="rect">
                       <a:avLst/>
@@ -6415,41 +8445,1038 @@
         <w:jc w:val="center"/>
       </w:pPr>
       <w:r>
-        <w:t xml:space="preserve">Рис </w:t>
-      </w:r>
-      <w:r>
-        <w:t>4</w:t>
-      </w:r>
-      <w:r>
-        <w:t xml:space="preserve">. </w:t>
-      </w:r>
-      <w:r>
-        <w:t xml:space="preserve">Гистограммы </w:t>
-      </w:r>
-      <w:r>
-        <w:t>для нормального распределения</w:t>
-      </w:r>
-    </w:p>
+        <w:t>Рис 6. Гистограммы для распределения Коши</w:t>
+      </w:r>
+    </w:p>
+    <w:p/>
     <w:p>
       <w:pPr>
         <w:pStyle w:val="2"/>
       </w:pPr>
-      <w:bookmarkStart w:id="11" w:name="_Toc221975990"/>
-      <w:r>
-        <w:lastRenderedPageBreak/>
-        <w:t>Распределение Коши</w:t>
-      </w:r>
-      <w:bookmarkEnd w:id="11"/>
+      <w:bookmarkStart w:id="14" w:name="_Toc221975993"/>
+      <w:r>
+        <w:t>Распределение Лапласа</w:t>
+      </w:r>
+      <w:bookmarkEnd w:id="14"/>
     </w:p>
     <w:p>
       <w:pPr>
         <w:pStyle w:val="3"/>
       </w:pPr>
-      <w:bookmarkStart w:id="12" w:name="_Toc221975991"/>
+      <w:bookmarkStart w:id="15" w:name="_Toc221975994"/>
       <w:r>
         <w:t>Характеристики</w:t>
       </w:r>
-      <w:bookmarkEnd w:id="12"/>
+      <w:bookmarkEnd w:id="15"/>
+    </w:p>
+    <w:tbl>
+      <w:tblPr>
+        <w:tblStyle w:val="ae"/>
+        <w:tblW w:w="0" w:type="auto"/>
+        <w:jc w:val="center"/>
+        <w:tblLook w:val="04A0" w:firstRow="1" w:lastRow="0" w:firstColumn="1" w:lastColumn="0" w:noHBand="0" w:noVBand="1"/>
+      </w:tblPr>
+      <w:tblGrid>
+        <w:gridCol w:w="2196"/>
+        <w:gridCol w:w="1756"/>
+        <w:gridCol w:w="1866"/>
+        <w:gridCol w:w="1976"/>
+      </w:tblGrid>
+      <w:tr>
+        <w:trPr>
+          <w:jc w:val="center"/>
+        </w:trPr>
+        <w:tc>
+          <w:tcPr>
+            <w:tcW w:w="0" w:type="auto"/>
+          </w:tcPr>
+          <w:p>
+            <w:pPr>
+              <w:pStyle w:val="HTML"/>
+              <w:tabs>
+                <w:tab w:val="clear" w:pos="916"/>
+                <w:tab w:val="clear" w:pos="1832"/>
+                <w:tab w:val="clear" w:pos="2748"/>
+                <w:tab w:val="clear" w:pos="3664"/>
+                <w:tab w:val="clear" w:pos="4580"/>
+                <w:tab w:val="clear" w:pos="5496"/>
+                <w:tab w:val="clear" w:pos="6412"/>
+                <w:tab w:val="clear" w:pos="7328"/>
+                <w:tab w:val="clear" w:pos="8244"/>
+                <w:tab w:val="clear" w:pos="9160"/>
+                <w:tab w:val="clear" w:pos="10076"/>
+                <w:tab w:val="clear" w:pos="10992"/>
+                <w:tab w:val="clear" w:pos="11908"/>
+                <w:tab w:val="clear" w:pos="12824"/>
+                <w:tab w:val="clear" w:pos="13740"/>
+                <w:tab w:val="clear" w:pos="14656"/>
+              </w:tabs>
+              <w:wordWrap w:val="0"/>
+              <w:spacing w:line="330" w:lineRule="atLeast"/>
+              <w:rPr>
+                <w:rFonts w:ascii="Consolas" w:hAnsi="Consolas"/>
+              </w:rPr>
+            </w:pPr>
+            <w:r>
+              <w:rPr>
+                <w:rFonts w:ascii="Consolas" w:hAnsi="Consolas"/>
+              </w:rPr>
+              <w:t>Характеристика</w:t>
+            </w:r>
+          </w:p>
+        </w:tc>
+        <w:tc>
+          <w:tcPr>
+            <w:tcW w:w="0" w:type="auto"/>
+          </w:tcPr>
+          <w:p>
+            <w:pPr>
+              <w:pStyle w:val="HTML"/>
+              <w:tabs>
+                <w:tab w:val="clear" w:pos="916"/>
+                <w:tab w:val="clear" w:pos="1832"/>
+                <w:tab w:val="clear" w:pos="2748"/>
+                <w:tab w:val="clear" w:pos="3664"/>
+                <w:tab w:val="clear" w:pos="4580"/>
+                <w:tab w:val="clear" w:pos="5496"/>
+                <w:tab w:val="clear" w:pos="6412"/>
+                <w:tab w:val="clear" w:pos="7328"/>
+                <w:tab w:val="clear" w:pos="8244"/>
+                <w:tab w:val="clear" w:pos="9160"/>
+                <w:tab w:val="clear" w:pos="10076"/>
+                <w:tab w:val="clear" w:pos="10992"/>
+                <w:tab w:val="clear" w:pos="11908"/>
+                <w:tab w:val="clear" w:pos="12824"/>
+                <w:tab w:val="clear" w:pos="13740"/>
+                <w:tab w:val="clear" w:pos="14656"/>
+              </w:tabs>
+              <w:wordWrap w:val="0"/>
+              <w:spacing w:line="330" w:lineRule="atLeast"/>
+              <w:rPr>
+                <w:rFonts w:ascii="Consolas" w:hAnsi="Consolas"/>
+              </w:rPr>
+            </w:pPr>
+            <w:proofErr w:type="spellStart"/>
+            <w:r>
+              <w:rPr>
+                <w:rFonts w:ascii="Consolas" w:hAnsi="Consolas"/>
+              </w:rPr>
+              <w:t>Лапласа</w:t>
+            </w:r>
+            <w:proofErr w:type="spellEnd"/>
+            <w:r>
+              <w:rPr>
+                <w:rFonts w:ascii="Consolas" w:hAnsi="Consolas"/>
+              </w:rPr>
+              <w:t xml:space="preserve"> (n=10)</w:t>
+            </w:r>
+          </w:p>
+        </w:tc>
+        <w:tc>
+          <w:tcPr>
+            <w:tcW w:w="0" w:type="auto"/>
+          </w:tcPr>
+          <w:p>
+            <w:pPr>
+              <w:pStyle w:val="HTML"/>
+              <w:tabs>
+                <w:tab w:val="clear" w:pos="916"/>
+                <w:tab w:val="clear" w:pos="1832"/>
+                <w:tab w:val="clear" w:pos="2748"/>
+                <w:tab w:val="clear" w:pos="3664"/>
+                <w:tab w:val="clear" w:pos="4580"/>
+                <w:tab w:val="clear" w:pos="5496"/>
+                <w:tab w:val="clear" w:pos="6412"/>
+                <w:tab w:val="clear" w:pos="7328"/>
+                <w:tab w:val="clear" w:pos="8244"/>
+                <w:tab w:val="clear" w:pos="9160"/>
+                <w:tab w:val="clear" w:pos="10076"/>
+                <w:tab w:val="clear" w:pos="10992"/>
+                <w:tab w:val="clear" w:pos="11908"/>
+                <w:tab w:val="clear" w:pos="12824"/>
+                <w:tab w:val="clear" w:pos="13740"/>
+                <w:tab w:val="clear" w:pos="14656"/>
+              </w:tabs>
+              <w:wordWrap w:val="0"/>
+              <w:spacing w:line="330" w:lineRule="atLeast"/>
+              <w:rPr>
+                <w:rFonts w:ascii="Consolas" w:hAnsi="Consolas"/>
+              </w:rPr>
+            </w:pPr>
+            <w:r>
+              <w:rPr>
+                <w:rFonts w:ascii="Consolas" w:hAnsi="Consolas"/>
+              </w:rPr>
+              <w:t>Лапласа (n=100)</w:t>
+            </w:r>
+          </w:p>
+        </w:tc>
+        <w:tc>
+          <w:tcPr>
+            <w:tcW w:w="0" w:type="auto"/>
+          </w:tcPr>
+          <w:p>
+            <w:pPr>
+              <w:pStyle w:val="HTML"/>
+              <w:tabs>
+                <w:tab w:val="clear" w:pos="916"/>
+                <w:tab w:val="clear" w:pos="1832"/>
+                <w:tab w:val="clear" w:pos="2748"/>
+                <w:tab w:val="clear" w:pos="3664"/>
+                <w:tab w:val="clear" w:pos="4580"/>
+                <w:tab w:val="clear" w:pos="5496"/>
+                <w:tab w:val="clear" w:pos="6412"/>
+                <w:tab w:val="clear" w:pos="7328"/>
+                <w:tab w:val="clear" w:pos="8244"/>
+                <w:tab w:val="clear" w:pos="9160"/>
+                <w:tab w:val="clear" w:pos="10076"/>
+                <w:tab w:val="clear" w:pos="10992"/>
+                <w:tab w:val="clear" w:pos="11908"/>
+                <w:tab w:val="clear" w:pos="12824"/>
+                <w:tab w:val="clear" w:pos="13740"/>
+                <w:tab w:val="clear" w:pos="14656"/>
+              </w:tabs>
+              <w:wordWrap w:val="0"/>
+              <w:spacing w:line="330" w:lineRule="atLeast"/>
+              <w:rPr>
+                <w:rFonts w:ascii="Consolas" w:hAnsi="Consolas"/>
+              </w:rPr>
+            </w:pPr>
+            <w:r>
+              <w:rPr>
+                <w:rFonts w:ascii="Consolas" w:hAnsi="Consolas"/>
+              </w:rPr>
+              <w:t>Лапласа (n=1000)</w:t>
+            </w:r>
+          </w:p>
+        </w:tc>
+      </w:tr>
+      <w:tr>
+        <w:trPr>
+          <w:jc w:val="center"/>
+        </w:trPr>
+        <w:tc>
+          <w:tcPr>
+            <w:tcW w:w="0" w:type="auto"/>
+          </w:tcPr>
+          <w:p>
+            <w:pPr>
+              <w:pStyle w:val="HTML"/>
+              <w:tabs>
+                <w:tab w:val="clear" w:pos="916"/>
+                <w:tab w:val="clear" w:pos="1832"/>
+                <w:tab w:val="clear" w:pos="2748"/>
+                <w:tab w:val="clear" w:pos="3664"/>
+                <w:tab w:val="clear" w:pos="4580"/>
+                <w:tab w:val="clear" w:pos="5496"/>
+                <w:tab w:val="clear" w:pos="6412"/>
+                <w:tab w:val="clear" w:pos="7328"/>
+                <w:tab w:val="clear" w:pos="8244"/>
+                <w:tab w:val="clear" w:pos="9160"/>
+                <w:tab w:val="clear" w:pos="10076"/>
+                <w:tab w:val="clear" w:pos="10992"/>
+                <w:tab w:val="clear" w:pos="11908"/>
+                <w:tab w:val="clear" w:pos="12824"/>
+                <w:tab w:val="clear" w:pos="13740"/>
+                <w:tab w:val="clear" w:pos="14656"/>
+              </w:tabs>
+              <w:wordWrap w:val="0"/>
+              <w:spacing w:line="330" w:lineRule="atLeast"/>
+              <w:rPr>
+                <w:rFonts w:ascii="Consolas" w:hAnsi="Consolas"/>
+              </w:rPr>
+            </w:pPr>
+            <w:r>
+              <w:rPr>
+                <w:rFonts w:ascii="Consolas" w:hAnsi="Consolas"/>
+              </w:rPr>
+              <w:t>Выборочное среднее</w:t>
+            </w:r>
+          </w:p>
+        </w:tc>
+        <w:tc>
+          <w:tcPr>
+            <w:tcW w:w="0" w:type="auto"/>
+          </w:tcPr>
+          <w:p>
+            <w:pPr>
+              <w:pStyle w:val="HTML"/>
+              <w:tabs>
+                <w:tab w:val="clear" w:pos="916"/>
+                <w:tab w:val="clear" w:pos="1832"/>
+                <w:tab w:val="clear" w:pos="2748"/>
+                <w:tab w:val="clear" w:pos="3664"/>
+                <w:tab w:val="clear" w:pos="4580"/>
+                <w:tab w:val="clear" w:pos="5496"/>
+                <w:tab w:val="clear" w:pos="6412"/>
+                <w:tab w:val="clear" w:pos="7328"/>
+                <w:tab w:val="clear" w:pos="8244"/>
+                <w:tab w:val="clear" w:pos="9160"/>
+                <w:tab w:val="clear" w:pos="10076"/>
+                <w:tab w:val="clear" w:pos="10992"/>
+                <w:tab w:val="clear" w:pos="11908"/>
+                <w:tab w:val="clear" w:pos="12824"/>
+                <w:tab w:val="clear" w:pos="13740"/>
+                <w:tab w:val="clear" w:pos="14656"/>
+              </w:tabs>
+              <w:wordWrap w:val="0"/>
+              <w:spacing w:line="330" w:lineRule="atLeast"/>
+              <w:rPr>
+                <w:rFonts w:ascii="Consolas" w:hAnsi="Consolas"/>
+              </w:rPr>
+            </w:pPr>
+            <w:r>
+              <w:rPr>
+                <w:rFonts w:ascii="Consolas" w:hAnsi="Consolas"/>
+              </w:rPr>
+              <w:t>-0.0±0.3</w:t>
+            </w:r>
+          </w:p>
+        </w:tc>
+        <w:tc>
+          <w:tcPr>
+            <w:tcW w:w="0" w:type="auto"/>
+          </w:tcPr>
+          <w:p>
+            <w:pPr>
+              <w:pStyle w:val="HTML"/>
+              <w:tabs>
+                <w:tab w:val="clear" w:pos="916"/>
+                <w:tab w:val="clear" w:pos="1832"/>
+                <w:tab w:val="clear" w:pos="2748"/>
+                <w:tab w:val="clear" w:pos="3664"/>
+                <w:tab w:val="clear" w:pos="4580"/>
+                <w:tab w:val="clear" w:pos="5496"/>
+                <w:tab w:val="clear" w:pos="6412"/>
+                <w:tab w:val="clear" w:pos="7328"/>
+                <w:tab w:val="clear" w:pos="8244"/>
+                <w:tab w:val="clear" w:pos="9160"/>
+                <w:tab w:val="clear" w:pos="10076"/>
+                <w:tab w:val="clear" w:pos="10992"/>
+                <w:tab w:val="clear" w:pos="11908"/>
+                <w:tab w:val="clear" w:pos="12824"/>
+                <w:tab w:val="clear" w:pos="13740"/>
+                <w:tab w:val="clear" w:pos="14656"/>
+              </w:tabs>
+              <w:wordWrap w:val="0"/>
+              <w:spacing w:line="330" w:lineRule="atLeast"/>
+              <w:rPr>
+                <w:rFonts w:ascii="Consolas" w:hAnsi="Consolas"/>
+              </w:rPr>
+            </w:pPr>
+            <w:r>
+              <w:rPr>
+                <w:rFonts w:ascii="Consolas" w:hAnsi="Consolas"/>
+              </w:rPr>
+              <w:t>0.0±0.1</w:t>
+            </w:r>
+          </w:p>
+        </w:tc>
+        <w:tc>
+          <w:tcPr>
+            <w:tcW w:w="0" w:type="auto"/>
+          </w:tcPr>
+          <w:p>
+            <w:pPr>
+              <w:pStyle w:val="HTML"/>
+              <w:tabs>
+                <w:tab w:val="clear" w:pos="916"/>
+                <w:tab w:val="clear" w:pos="1832"/>
+                <w:tab w:val="clear" w:pos="2748"/>
+                <w:tab w:val="clear" w:pos="3664"/>
+                <w:tab w:val="clear" w:pos="4580"/>
+                <w:tab w:val="clear" w:pos="5496"/>
+                <w:tab w:val="clear" w:pos="6412"/>
+                <w:tab w:val="clear" w:pos="7328"/>
+                <w:tab w:val="clear" w:pos="8244"/>
+                <w:tab w:val="clear" w:pos="9160"/>
+                <w:tab w:val="clear" w:pos="10076"/>
+                <w:tab w:val="clear" w:pos="10992"/>
+                <w:tab w:val="clear" w:pos="11908"/>
+                <w:tab w:val="clear" w:pos="12824"/>
+                <w:tab w:val="clear" w:pos="13740"/>
+                <w:tab w:val="clear" w:pos="14656"/>
+              </w:tabs>
+              <w:wordWrap w:val="0"/>
+              <w:spacing w:line="330" w:lineRule="atLeast"/>
+              <w:rPr>
+                <w:rFonts w:ascii="Consolas" w:hAnsi="Consolas"/>
+              </w:rPr>
+            </w:pPr>
+            <w:r>
+              <w:rPr>
+                <w:rFonts w:ascii="Consolas" w:hAnsi="Consolas"/>
+              </w:rPr>
+              <w:t>0.0±0.0</w:t>
+            </w:r>
+          </w:p>
+        </w:tc>
+      </w:tr>
+      <w:tr>
+        <w:trPr>
+          <w:jc w:val="center"/>
+        </w:trPr>
+        <w:tc>
+          <w:tcPr>
+            <w:tcW w:w="0" w:type="auto"/>
+          </w:tcPr>
+          <w:p>
+            <w:pPr>
+              <w:pStyle w:val="HTML"/>
+              <w:tabs>
+                <w:tab w:val="clear" w:pos="916"/>
+                <w:tab w:val="clear" w:pos="1832"/>
+                <w:tab w:val="clear" w:pos="2748"/>
+                <w:tab w:val="clear" w:pos="3664"/>
+                <w:tab w:val="clear" w:pos="4580"/>
+                <w:tab w:val="clear" w:pos="5496"/>
+                <w:tab w:val="clear" w:pos="6412"/>
+                <w:tab w:val="clear" w:pos="7328"/>
+                <w:tab w:val="clear" w:pos="8244"/>
+                <w:tab w:val="clear" w:pos="9160"/>
+                <w:tab w:val="clear" w:pos="10076"/>
+                <w:tab w:val="clear" w:pos="10992"/>
+                <w:tab w:val="clear" w:pos="11908"/>
+                <w:tab w:val="clear" w:pos="12824"/>
+                <w:tab w:val="clear" w:pos="13740"/>
+                <w:tab w:val="clear" w:pos="14656"/>
+              </w:tabs>
+              <w:wordWrap w:val="0"/>
+              <w:spacing w:line="330" w:lineRule="atLeast"/>
+              <w:rPr>
+                <w:rFonts w:ascii="Consolas" w:hAnsi="Consolas"/>
+              </w:rPr>
+            </w:pPr>
+            <w:r>
+              <w:rPr>
+                <w:rFonts w:ascii="Consolas" w:hAnsi="Consolas"/>
+              </w:rPr>
+              <w:t>Медиана</w:t>
+            </w:r>
+          </w:p>
+        </w:tc>
+        <w:tc>
+          <w:tcPr>
+            <w:tcW w:w="0" w:type="auto"/>
+          </w:tcPr>
+          <w:p>
+            <w:pPr>
+              <w:pStyle w:val="HTML"/>
+              <w:tabs>
+                <w:tab w:val="clear" w:pos="916"/>
+                <w:tab w:val="clear" w:pos="1832"/>
+                <w:tab w:val="clear" w:pos="2748"/>
+                <w:tab w:val="clear" w:pos="3664"/>
+                <w:tab w:val="clear" w:pos="4580"/>
+                <w:tab w:val="clear" w:pos="5496"/>
+                <w:tab w:val="clear" w:pos="6412"/>
+                <w:tab w:val="clear" w:pos="7328"/>
+                <w:tab w:val="clear" w:pos="8244"/>
+                <w:tab w:val="clear" w:pos="9160"/>
+                <w:tab w:val="clear" w:pos="10076"/>
+                <w:tab w:val="clear" w:pos="10992"/>
+                <w:tab w:val="clear" w:pos="11908"/>
+                <w:tab w:val="clear" w:pos="12824"/>
+                <w:tab w:val="clear" w:pos="13740"/>
+                <w:tab w:val="clear" w:pos="14656"/>
+              </w:tabs>
+              <w:wordWrap w:val="0"/>
+              <w:spacing w:line="330" w:lineRule="atLeast"/>
+              <w:rPr>
+                <w:rFonts w:ascii="Consolas" w:hAnsi="Consolas"/>
+              </w:rPr>
+            </w:pPr>
+            <w:r>
+              <w:rPr>
+                <w:rFonts w:ascii="Consolas" w:hAnsi="Consolas"/>
+              </w:rPr>
+              <w:t>-0.0±0.3</w:t>
+            </w:r>
+          </w:p>
+        </w:tc>
+        <w:tc>
+          <w:tcPr>
+            <w:tcW w:w="0" w:type="auto"/>
+          </w:tcPr>
+          <w:p>
+            <w:pPr>
+              <w:pStyle w:val="HTML"/>
+              <w:tabs>
+                <w:tab w:val="clear" w:pos="916"/>
+                <w:tab w:val="clear" w:pos="1832"/>
+                <w:tab w:val="clear" w:pos="2748"/>
+                <w:tab w:val="clear" w:pos="3664"/>
+                <w:tab w:val="clear" w:pos="4580"/>
+                <w:tab w:val="clear" w:pos="5496"/>
+                <w:tab w:val="clear" w:pos="6412"/>
+                <w:tab w:val="clear" w:pos="7328"/>
+                <w:tab w:val="clear" w:pos="8244"/>
+                <w:tab w:val="clear" w:pos="9160"/>
+                <w:tab w:val="clear" w:pos="10076"/>
+                <w:tab w:val="clear" w:pos="10992"/>
+                <w:tab w:val="clear" w:pos="11908"/>
+                <w:tab w:val="clear" w:pos="12824"/>
+                <w:tab w:val="clear" w:pos="13740"/>
+                <w:tab w:val="clear" w:pos="14656"/>
+              </w:tabs>
+              <w:wordWrap w:val="0"/>
+              <w:spacing w:line="330" w:lineRule="atLeast"/>
+              <w:rPr>
+                <w:rFonts w:ascii="Consolas" w:hAnsi="Consolas"/>
+              </w:rPr>
+            </w:pPr>
+            <w:r>
+              <w:rPr>
+                <w:rFonts w:ascii="Consolas" w:hAnsi="Consolas"/>
+              </w:rPr>
+              <w:t>-0.0±0.1</w:t>
+            </w:r>
+          </w:p>
+        </w:tc>
+        <w:tc>
+          <w:tcPr>
+            <w:tcW w:w="0" w:type="auto"/>
+          </w:tcPr>
+          <w:p>
+            <w:pPr>
+              <w:pStyle w:val="HTML"/>
+              <w:tabs>
+                <w:tab w:val="clear" w:pos="916"/>
+                <w:tab w:val="clear" w:pos="1832"/>
+                <w:tab w:val="clear" w:pos="2748"/>
+                <w:tab w:val="clear" w:pos="3664"/>
+                <w:tab w:val="clear" w:pos="4580"/>
+                <w:tab w:val="clear" w:pos="5496"/>
+                <w:tab w:val="clear" w:pos="6412"/>
+                <w:tab w:val="clear" w:pos="7328"/>
+                <w:tab w:val="clear" w:pos="8244"/>
+                <w:tab w:val="clear" w:pos="9160"/>
+                <w:tab w:val="clear" w:pos="10076"/>
+                <w:tab w:val="clear" w:pos="10992"/>
+                <w:tab w:val="clear" w:pos="11908"/>
+                <w:tab w:val="clear" w:pos="12824"/>
+                <w:tab w:val="clear" w:pos="13740"/>
+                <w:tab w:val="clear" w:pos="14656"/>
+              </w:tabs>
+              <w:wordWrap w:val="0"/>
+              <w:spacing w:line="330" w:lineRule="atLeast"/>
+              <w:rPr>
+                <w:rFonts w:ascii="Consolas" w:hAnsi="Consolas"/>
+              </w:rPr>
+            </w:pPr>
+            <w:r>
+              <w:rPr>
+                <w:rFonts w:ascii="Consolas" w:hAnsi="Consolas"/>
+              </w:rPr>
+              <w:t>0.0±0.0</w:t>
+            </w:r>
+          </w:p>
+        </w:tc>
+      </w:tr>
+      <w:tr>
+        <w:trPr>
+          <w:jc w:val="center"/>
+        </w:trPr>
+        <w:tc>
+          <w:tcPr>
+            <w:tcW w:w="0" w:type="auto"/>
+          </w:tcPr>
+          <w:p>
+            <w:pPr>
+              <w:pStyle w:val="HTML"/>
+              <w:tabs>
+                <w:tab w:val="clear" w:pos="916"/>
+                <w:tab w:val="clear" w:pos="1832"/>
+                <w:tab w:val="clear" w:pos="2748"/>
+                <w:tab w:val="clear" w:pos="3664"/>
+                <w:tab w:val="clear" w:pos="4580"/>
+                <w:tab w:val="clear" w:pos="5496"/>
+                <w:tab w:val="clear" w:pos="6412"/>
+                <w:tab w:val="clear" w:pos="7328"/>
+                <w:tab w:val="clear" w:pos="8244"/>
+                <w:tab w:val="clear" w:pos="9160"/>
+                <w:tab w:val="clear" w:pos="10076"/>
+                <w:tab w:val="clear" w:pos="10992"/>
+                <w:tab w:val="clear" w:pos="11908"/>
+                <w:tab w:val="clear" w:pos="12824"/>
+                <w:tab w:val="clear" w:pos="13740"/>
+                <w:tab w:val="clear" w:pos="14656"/>
+              </w:tabs>
+              <w:wordWrap w:val="0"/>
+              <w:spacing w:line="330" w:lineRule="atLeast"/>
+              <w:rPr>
+                <w:rFonts w:ascii="Consolas" w:hAnsi="Consolas"/>
+              </w:rPr>
+            </w:pPr>
+            <w:r>
+              <w:rPr>
+                <w:rFonts w:ascii="Consolas" w:hAnsi="Consolas"/>
+              </w:rPr>
+              <w:t>ZR</w:t>
+            </w:r>
+          </w:p>
+        </w:tc>
+        <w:tc>
+          <w:tcPr>
+            <w:tcW w:w="0" w:type="auto"/>
+          </w:tcPr>
+          <w:p>
+            <w:pPr>
+              <w:pStyle w:val="HTML"/>
+              <w:tabs>
+                <w:tab w:val="clear" w:pos="916"/>
+                <w:tab w:val="clear" w:pos="1832"/>
+                <w:tab w:val="clear" w:pos="2748"/>
+                <w:tab w:val="clear" w:pos="3664"/>
+                <w:tab w:val="clear" w:pos="4580"/>
+                <w:tab w:val="clear" w:pos="5496"/>
+                <w:tab w:val="clear" w:pos="6412"/>
+                <w:tab w:val="clear" w:pos="7328"/>
+                <w:tab w:val="clear" w:pos="8244"/>
+                <w:tab w:val="clear" w:pos="9160"/>
+                <w:tab w:val="clear" w:pos="10076"/>
+                <w:tab w:val="clear" w:pos="10992"/>
+                <w:tab w:val="clear" w:pos="11908"/>
+                <w:tab w:val="clear" w:pos="12824"/>
+                <w:tab w:val="clear" w:pos="13740"/>
+                <w:tab w:val="clear" w:pos="14656"/>
+              </w:tabs>
+              <w:wordWrap w:val="0"/>
+              <w:spacing w:line="330" w:lineRule="atLeast"/>
+              <w:rPr>
+                <w:rFonts w:ascii="Consolas" w:hAnsi="Consolas"/>
+              </w:rPr>
+            </w:pPr>
+            <w:r>
+              <w:rPr>
+                <w:rFonts w:ascii="Consolas" w:hAnsi="Consolas"/>
+              </w:rPr>
+              <w:t>-0.0±0.6</w:t>
+            </w:r>
+          </w:p>
+        </w:tc>
+        <w:tc>
+          <w:tcPr>
+            <w:tcW w:w="0" w:type="auto"/>
+          </w:tcPr>
+          <w:p>
+            <w:pPr>
+              <w:pStyle w:val="HTML"/>
+              <w:tabs>
+                <w:tab w:val="clear" w:pos="916"/>
+                <w:tab w:val="clear" w:pos="1832"/>
+                <w:tab w:val="clear" w:pos="2748"/>
+                <w:tab w:val="clear" w:pos="3664"/>
+                <w:tab w:val="clear" w:pos="4580"/>
+                <w:tab w:val="clear" w:pos="5496"/>
+                <w:tab w:val="clear" w:pos="6412"/>
+                <w:tab w:val="clear" w:pos="7328"/>
+                <w:tab w:val="clear" w:pos="8244"/>
+                <w:tab w:val="clear" w:pos="9160"/>
+                <w:tab w:val="clear" w:pos="10076"/>
+                <w:tab w:val="clear" w:pos="10992"/>
+                <w:tab w:val="clear" w:pos="11908"/>
+                <w:tab w:val="clear" w:pos="12824"/>
+                <w:tab w:val="clear" w:pos="13740"/>
+                <w:tab w:val="clear" w:pos="14656"/>
+              </w:tabs>
+              <w:wordWrap w:val="0"/>
+              <w:spacing w:line="330" w:lineRule="atLeast"/>
+              <w:rPr>
+                <w:rFonts w:ascii="Consolas" w:hAnsi="Consolas"/>
+              </w:rPr>
+            </w:pPr>
+            <w:r>
+              <w:rPr>
+                <w:rFonts w:ascii="Consolas" w:hAnsi="Consolas"/>
+              </w:rPr>
+              <w:t>-0.0±0.6</w:t>
+            </w:r>
+          </w:p>
+        </w:tc>
+        <w:tc>
+          <w:tcPr>
+            <w:tcW w:w="0" w:type="auto"/>
+          </w:tcPr>
+          <w:p>
+            <w:pPr>
+              <w:pStyle w:val="HTML"/>
+              <w:tabs>
+                <w:tab w:val="clear" w:pos="916"/>
+                <w:tab w:val="clear" w:pos="1832"/>
+                <w:tab w:val="clear" w:pos="2748"/>
+                <w:tab w:val="clear" w:pos="3664"/>
+                <w:tab w:val="clear" w:pos="4580"/>
+                <w:tab w:val="clear" w:pos="5496"/>
+                <w:tab w:val="clear" w:pos="6412"/>
+                <w:tab w:val="clear" w:pos="7328"/>
+                <w:tab w:val="clear" w:pos="8244"/>
+                <w:tab w:val="clear" w:pos="9160"/>
+                <w:tab w:val="clear" w:pos="10076"/>
+                <w:tab w:val="clear" w:pos="10992"/>
+                <w:tab w:val="clear" w:pos="11908"/>
+                <w:tab w:val="clear" w:pos="12824"/>
+                <w:tab w:val="clear" w:pos="13740"/>
+                <w:tab w:val="clear" w:pos="14656"/>
+              </w:tabs>
+              <w:wordWrap w:val="0"/>
+              <w:spacing w:line="330" w:lineRule="atLeast"/>
+              <w:rPr>
+                <w:rFonts w:ascii="Consolas" w:hAnsi="Consolas"/>
+              </w:rPr>
+            </w:pPr>
+            <w:r>
+              <w:rPr>
+                <w:rFonts w:ascii="Consolas" w:hAnsi="Consolas"/>
+              </w:rPr>
+              <w:t>-0.0±0.6</w:t>
+            </w:r>
+          </w:p>
+        </w:tc>
+      </w:tr>
+      <w:tr>
+        <w:trPr>
+          <w:jc w:val="center"/>
+        </w:trPr>
+        <w:tc>
+          <w:tcPr>
+            <w:tcW w:w="0" w:type="auto"/>
+          </w:tcPr>
+          <w:p>
+            <w:pPr>
+              <w:pStyle w:val="HTML"/>
+              <w:tabs>
+                <w:tab w:val="clear" w:pos="916"/>
+                <w:tab w:val="clear" w:pos="1832"/>
+                <w:tab w:val="clear" w:pos="2748"/>
+                <w:tab w:val="clear" w:pos="3664"/>
+                <w:tab w:val="clear" w:pos="4580"/>
+                <w:tab w:val="clear" w:pos="5496"/>
+                <w:tab w:val="clear" w:pos="6412"/>
+                <w:tab w:val="clear" w:pos="7328"/>
+                <w:tab w:val="clear" w:pos="8244"/>
+                <w:tab w:val="clear" w:pos="9160"/>
+                <w:tab w:val="clear" w:pos="10076"/>
+                <w:tab w:val="clear" w:pos="10992"/>
+                <w:tab w:val="clear" w:pos="11908"/>
+                <w:tab w:val="clear" w:pos="12824"/>
+                <w:tab w:val="clear" w:pos="13740"/>
+                <w:tab w:val="clear" w:pos="14656"/>
+              </w:tabs>
+              <w:wordWrap w:val="0"/>
+              <w:spacing w:line="330" w:lineRule="atLeast"/>
+              <w:rPr>
+                <w:rFonts w:ascii="Consolas" w:hAnsi="Consolas"/>
+              </w:rPr>
+            </w:pPr>
+            <w:r>
+              <w:rPr>
+                <w:rFonts w:ascii="Consolas" w:hAnsi="Consolas"/>
+              </w:rPr>
+              <w:t>ZQ</w:t>
+            </w:r>
+          </w:p>
+        </w:tc>
+        <w:tc>
+          <w:tcPr>
+            <w:tcW w:w="0" w:type="auto"/>
+          </w:tcPr>
+          <w:p>
+            <w:pPr>
+              <w:pStyle w:val="HTML"/>
+              <w:tabs>
+                <w:tab w:val="clear" w:pos="916"/>
+                <w:tab w:val="clear" w:pos="1832"/>
+                <w:tab w:val="clear" w:pos="2748"/>
+                <w:tab w:val="clear" w:pos="3664"/>
+                <w:tab w:val="clear" w:pos="4580"/>
+                <w:tab w:val="clear" w:pos="5496"/>
+                <w:tab w:val="clear" w:pos="6412"/>
+                <w:tab w:val="clear" w:pos="7328"/>
+                <w:tab w:val="clear" w:pos="8244"/>
+                <w:tab w:val="clear" w:pos="9160"/>
+                <w:tab w:val="clear" w:pos="10076"/>
+                <w:tab w:val="clear" w:pos="10992"/>
+                <w:tab w:val="clear" w:pos="11908"/>
+                <w:tab w:val="clear" w:pos="12824"/>
+                <w:tab w:val="clear" w:pos="13740"/>
+                <w:tab w:val="clear" w:pos="14656"/>
+              </w:tabs>
+              <w:wordWrap w:val="0"/>
+              <w:spacing w:line="330" w:lineRule="atLeast"/>
+              <w:rPr>
+                <w:rFonts w:ascii="Consolas" w:hAnsi="Consolas"/>
+              </w:rPr>
+            </w:pPr>
+            <w:r>
+              <w:rPr>
+                <w:rFonts w:ascii="Consolas" w:hAnsi="Consolas"/>
+              </w:rPr>
+              <w:t>-0.0±0.3</w:t>
+            </w:r>
+          </w:p>
+        </w:tc>
+        <w:tc>
+          <w:tcPr>
+            <w:tcW w:w="0" w:type="auto"/>
+          </w:tcPr>
+          <w:p>
+            <w:pPr>
+              <w:pStyle w:val="HTML"/>
+              <w:tabs>
+                <w:tab w:val="clear" w:pos="916"/>
+                <w:tab w:val="clear" w:pos="1832"/>
+                <w:tab w:val="clear" w:pos="2748"/>
+                <w:tab w:val="clear" w:pos="3664"/>
+                <w:tab w:val="clear" w:pos="4580"/>
+                <w:tab w:val="clear" w:pos="5496"/>
+                <w:tab w:val="clear" w:pos="6412"/>
+                <w:tab w:val="clear" w:pos="7328"/>
+                <w:tab w:val="clear" w:pos="8244"/>
+                <w:tab w:val="clear" w:pos="9160"/>
+                <w:tab w:val="clear" w:pos="10076"/>
+                <w:tab w:val="clear" w:pos="10992"/>
+                <w:tab w:val="clear" w:pos="11908"/>
+                <w:tab w:val="clear" w:pos="12824"/>
+                <w:tab w:val="clear" w:pos="13740"/>
+                <w:tab w:val="clear" w:pos="14656"/>
+              </w:tabs>
+              <w:wordWrap w:val="0"/>
+              <w:spacing w:line="330" w:lineRule="atLeast"/>
+              <w:rPr>
+                <w:rFonts w:ascii="Consolas" w:hAnsi="Consolas"/>
+              </w:rPr>
+            </w:pPr>
+            <w:r>
+              <w:rPr>
+                <w:rFonts w:ascii="Consolas" w:hAnsi="Consolas"/>
+              </w:rPr>
+              <w:t>0.0±0.1</w:t>
+            </w:r>
+          </w:p>
+        </w:tc>
+        <w:tc>
+          <w:tcPr>
+            <w:tcW w:w="0" w:type="auto"/>
+          </w:tcPr>
+          <w:p>
+            <w:pPr>
+              <w:pStyle w:val="HTML"/>
+              <w:tabs>
+                <w:tab w:val="clear" w:pos="916"/>
+                <w:tab w:val="clear" w:pos="1832"/>
+                <w:tab w:val="clear" w:pos="2748"/>
+                <w:tab w:val="clear" w:pos="3664"/>
+                <w:tab w:val="clear" w:pos="4580"/>
+                <w:tab w:val="clear" w:pos="5496"/>
+                <w:tab w:val="clear" w:pos="6412"/>
+                <w:tab w:val="clear" w:pos="7328"/>
+                <w:tab w:val="clear" w:pos="8244"/>
+                <w:tab w:val="clear" w:pos="9160"/>
+                <w:tab w:val="clear" w:pos="10076"/>
+                <w:tab w:val="clear" w:pos="10992"/>
+                <w:tab w:val="clear" w:pos="11908"/>
+                <w:tab w:val="clear" w:pos="12824"/>
+                <w:tab w:val="clear" w:pos="13740"/>
+                <w:tab w:val="clear" w:pos="14656"/>
+              </w:tabs>
+              <w:wordWrap w:val="0"/>
+              <w:spacing w:line="330" w:lineRule="atLeast"/>
+              <w:rPr>
+                <w:rFonts w:ascii="Consolas" w:hAnsi="Consolas"/>
+              </w:rPr>
+            </w:pPr>
+            <w:r>
+              <w:rPr>
+                <w:rFonts w:ascii="Consolas" w:hAnsi="Consolas"/>
+              </w:rPr>
+              <w:t>0.0±0.0</w:t>
+            </w:r>
+          </w:p>
+        </w:tc>
+      </w:tr>
+      <w:tr>
+        <w:trPr>
+          <w:jc w:val="center"/>
+        </w:trPr>
+        <w:tc>
+          <w:tcPr>
+            <w:tcW w:w="0" w:type="auto"/>
+          </w:tcPr>
+          <w:p>
+            <w:pPr>
+              <w:pStyle w:val="HTML"/>
+              <w:tabs>
+                <w:tab w:val="clear" w:pos="916"/>
+                <w:tab w:val="clear" w:pos="1832"/>
+                <w:tab w:val="clear" w:pos="2748"/>
+                <w:tab w:val="clear" w:pos="3664"/>
+                <w:tab w:val="clear" w:pos="4580"/>
+                <w:tab w:val="clear" w:pos="5496"/>
+                <w:tab w:val="clear" w:pos="6412"/>
+                <w:tab w:val="clear" w:pos="7328"/>
+                <w:tab w:val="clear" w:pos="8244"/>
+                <w:tab w:val="clear" w:pos="9160"/>
+                <w:tab w:val="clear" w:pos="10076"/>
+                <w:tab w:val="clear" w:pos="10992"/>
+                <w:tab w:val="clear" w:pos="11908"/>
+                <w:tab w:val="clear" w:pos="12824"/>
+                <w:tab w:val="clear" w:pos="13740"/>
+                <w:tab w:val="clear" w:pos="14656"/>
+              </w:tabs>
+              <w:wordWrap w:val="0"/>
+              <w:spacing w:line="330" w:lineRule="atLeast"/>
+              <w:rPr>
+                <w:rFonts w:ascii="Consolas" w:hAnsi="Consolas"/>
+              </w:rPr>
+            </w:pPr>
+            <w:proofErr w:type="spellStart"/>
+            <w:r>
+              <w:rPr>
+                <w:rFonts w:ascii="Consolas" w:hAnsi="Consolas"/>
+              </w:rPr>
+              <w:t>Ztr</w:t>
+            </w:r>
+            <w:proofErr w:type="spellEnd"/>
+          </w:p>
+        </w:tc>
+        <w:tc>
+          <w:tcPr>
+            <w:tcW w:w="0" w:type="auto"/>
+          </w:tcPr>
+          <w:p>
+            <w:pPr>
+              <w:pStyle w:val="HTML"/>
+              <w:tabs>
+                <w:tab w:val="clear" w:pos="916"/>
+                <w:tab w:val="clear" w:pos="1832"/>
+                <w:tab w:val="clear" w:pos="2748"/>
+                <w:tab w:val="clear" w:pos="3664"/>
+                <w:tab w:val="clear" w:pos="4580"/>
+                <w:tab w:val="clear" w:pos="5496"/>
+                <w:tab w:val="clear" w:pos="6412"/>
+                <w:tab w:val="clear" w:pos="7328"/>
+                <w:tab w:val="clear" w:pos="8244"/>
+                <w:tab w:val="clear" w:pos="9160"/>
+                <w:tab w:val="clear" w:pos="10076"/>
+                <w:tab w:val="clear" w:pos="10992"/>
+                <w:tab w:val="clear" w:pos="11908"/>
+                <w:tab w:val="clear" w:pos="12824"/>
+                <w:tab w:val="clear" w:pos="13740"/>
+                <w:tab w:val="clear" w:pos="14656"/>
+              </w:tabs>
+              <w:wordWrap w:val="0"/>
+              <w:spacing w:line="330" w:lineRule="atLeast"/>
+              <w:rPr>
+                <w:rFonts w:ascii="Consolas" w:hAnsi="Consolas"/>
+              </w:rPr>
+            </w:pPr>
+            <w:r>
+              <w:rPr>
+                <w:rFonts w:ascii="Consolas" w:hAnsi="Consolas"/>
+              </w:rPr>
+              <w:t>-0.0±0.3</w:t>
+            </w:r>
+          </w:p>
+        </w:tc>
+        <w:tc>
+          <w:tcPr>
+            <w:tcW w:w="0" w:type="auto"/>
+          </w:tcPr>
+          <w:p>
+            <w:pPr>
+              <w:pStyle w:val="HTML"/>
+              <w:tabs>
+                <w:tab w:val="clear" w:pos="916"/>
+                <w:tab w:val="clear" w:pos="1832"/>
+                <w:tab w:val="clear" w:pos="2748"/>
+                <w:tab w:val="clear" w:pos="3664"/>
+                <w:tab w:val="clear" w:pos="4580"/>
+                <w:tab w:val="clear" w:pos="5496"/>
+                <w:tab w:val="clear" w:pos="6412"/>
+                <w:tab w:val="clear" w:pos="7328"/>
+                <w:tab w:val="clear" w:pos="8244"/>
+                <w:tab w:val="clear" w:pos="9160"/>
+                <w:tab w:val="clear" w:pos="10076"/>
+                <w:tab w:val="clear" w:pos="10992"/>
+                <w:tab w:val="clear" w:pos="11908"/>
+                <w:tab w:val="clear" w:pos="12824"/>
+                <w:tab w:val="clear" w:pos="13740"/>
+                <w:tab w:val="clear" w:pos="14656"/>
+              </w:tabs>
+              <w:wordWrap w:val="0"/>
+              <w:spacing w:line="330" w:lineRule="atLeast"/>
+              <w:rPr>
+                <w:rFonts w:ascii="Consolas" w:hAnsi="Consolas"/>
+              </w:rPr>
+            </w:pPr>
+            <w:r>
+              <w:rPr>
+                <w:rFonts w:ascii="Consolas" w:hAnsi="Consolas"/>
+              </w:rPr>
+              <w:t>0.0±0.1</w:t>
+            </w:r>
+          </w:p>
+        </w:tc>
+        <w:tc>
+          <w:tcPr>
+            <w:tcW w:w="0" w:type="auto"/>
+          </w:tcPr>
+          <w:p>
+            <w:pPr>
+              <w:pStyle w:val="HTML"/>
+              <w:tabs>
+                <w:tab w:val="clear" w:pos="916"/>
+                <w:tab w:val="clear" w:pos="1832"/>
+                <w:tab w:val="clear" w:pos="2748"/>
+                <w:tab w:val="clear" w:pos="3664"/>
+                <w:tab w:val="clear" w:pos="4580"/>
+                <w:tab w:val="clear" w:pos="5496"/>
+                <w:tab w:val="clear" w:pos="6412"/>
+                <w:tab w:val="clear" w:pos="7328"/>
+                <w:tab w:val="clear" w:pos="8244"/>
+                <w:tab w:val="clear" w:pos="9160"/>
+                <w:tab w:val="clear" w:pos="10076"/>
+                <w:tab w:val="clear" w:pos="10992"/>
+                <w:tab w:val="clear" w:pos="11908"/>
+                <w:tab w:val="clear" w:pos="12824"/>
+                <w:tab w:val="clear" w:pos="13740"/>
+                <w:tab w:val="clear" w:pos="14656"/>
+              </w:tabs>
+              <w:wordWrap w:val="0"/>
+              <w:spacing w:line="330" w:lineRule="atLeast"/>
+              <w:rPr>
+                <w:rFonts w:ascii="Consolas" w:hAnsi="Consolas"/>
+              </w:rPr>
+            </w:pPr>
+            <w:r>
+              <w:rPr>
+                <w:rFonts w:ascii="Consolas" w:hAnsi="Consolas"/>
+              </w:rPr>
+              <w:t>0.0±0.0</w:t>
+            </w:r>
+          </w:p>
+        </w:tc>
+      </w:tr>
+    </w:tbl>
+    <w:p/>
+    <w:p>
+      <w:pPr>
+        <w:jc w:val="center"/>
+      </w:pPr>
+      <w:r>
+        <w:t>Рис 7. Данные характеристик для распределения Лапласа</w:t>
+      </w:r>
+    </w:p>
+    <w:p>
+      <w:pPr>
+        <w:pStyle w:val="3"/>
+      </w:pPr>
+      <w:bookmarkStart w:id="16" w:name="_Toc221975995"/>
+      <w:r>
+        <w:t>Гистограммы</w:t>
+      </w:r>
+      <w:bookmarkEnd w:id="16"/>
     </w:p>
     <w:p>
       <w:r>
@@ -6457,10 +9484,10 @@
           <w:noProof/>
         </w:rPr>
         <w:drawing>
-          <wp:inline distT="0" distB="0" distL="0" distR="0" wp14:anchorId="1AB694B6" wp14:editId="01B1E43D">
-            <wp:extent cx="5940425" cy="3913505"/>
-            <wp:effectExtent l="0" t="0" r="3175" b="0"/>
-            <wp:docPr id="5" name="Рисунок 5"/>
+          <wp:inline distT="0" distB="0" distL="0" distR="0" wp14:anchorId="6EFA9A51" wp14:editId="041B5187">
+            <wp:extent cx="5940425" cy="3046095"/>
+            <wp:effectExtent l="0" t="0" r="3175" b="1905"/>
+            <wp:docPr id="9" name="Рисунок 9"/>
             <wp:cNvGraphicFramePr>
               <a:graphicFrameLocks xmlns:a="http://schemas.openxmlformats.org/drawingml/2006/main" noChangeAspect="1"/>
             </wp:cNvGraphicFramePr>
@@ -6480,7 +9507,7 @@
                   <pic:spPr>
                     <a:xfrm>
                       <a:off x="0" y="0"/>
-                      <a:ext cx="5940425" cy="3913505"/>
+                      <a:ext cx="5940425" cy="3046095"/>
                     </a:xfrm>
                     <a:prstGeom prst="rect">
                       <a:avLst/>
@@ -6498,43 +9525,1031 @@
         <w:jc w:val="center"/>
       </w:pPr>
       <w:r>
-        <w:t xml:space="preserve">Рис </w:t>
-      </w:r>
-      <w:r>
-        <w:t>5</w:t>
-      </w:r>
-      <w:r>
-        <w:t>. Данные характеристик для распределения Коши</w:t>
-      </w:r>
+        <w:t>Рис 8. Гистограммы для распределения Лапласа</w:t>
+      </w:r>
+    </w:p>
+    <w:p/>
+    <w:p>
+      <w:pPr>
+        <w:pStyle w:val="2"/>
+      </w:pPr>
+      <w:bookmarkStart w:id="17" w:name="_Toc221975996"/>
+      <w:r>
+        <w:lastRenderedPageBreak/>
+        <w:t>Распределение Пуассона</w:t>
+      </w:r>
+      <w:bookmarkEnd w:id="17"/>
     </w:p>
     <w:p>
       <w:pPr>
         <w:pStyle w:val="3"/>
       </w:pPr>
-      <w:bookmarkStart w:id="13" w:name="_Toc221975992"/>
+      <w:bookmarkStart w:id="18" w:name="_Toc221975997"/>
+      <w:r>
+        <w:t>Характеристики</w:t>
+      </w:r>
+      <w:bookmarkEnd w:id="18"/>
+    </w:p>
+    <w:tbl>
+      <w:tblPr>
+        <w:tblStyle w:val="ae"/>
+        <w:tblW w:w="0" w:type="auto"/>
+        <w:jc w:val="center"/>
+        <w:tblLook w:val="04A0" w:firstRow="1" w:lastRow="0" w:firstColumn="1" w:lastColumn="0" w:noHBand="0" w:noVBand="1"/>
+      </w:tblPr>
+      <w:tblGrid>
+        <w:gridCol w:w="2196"/>
+        <w:gridCol w:w="1866"/>
+        <w:gridCol w:w="1976"/>
+        <w:gridCol w:w="2086"/>
+      </w:tblGrid>
+      <w:tr>
+        <w:trPr>
+          <w:jc w:val="center"/>
+        </w:trPr>
+        <w:tc>
+          <w:tcPr>
+            <w:tcW w:w="0" w:type="auto"/>
+          </w:tcPr>
+          <w:p>
+            <w:pPr>
+              <w:pStyle w:val="HTML"/>
+              <w:tabs>
+                <w:tab w:val="clear" w:pos="916"/>
+                <w:tab w:val="clear" w:pos="1832"/>
+                <w:tab w:val="clear" w:pos="2748"/>
+                <w:tab w:val="clear" w:pos="3664"/>
+                <w:tab w:val="clear" w:pos="4580"/>
+                <w:tab w:val="clear" w:pos="5496"/>
+                <w:tab w:val="clear" w:pos="6412"/>
+                <w:tab w:val="clear" w:pos="7328"/>
+                <w:tab w:val="clear" w:pos="8244"/>
+                <w:tab w:val="clear" w:pos="9160"/>
+                <w:tab w:val="clear" w:pos="10076"/>
+                <w:tab w:val="clear" w:pos="10992"/>
+                <w:tab w:val="clear" w:pos="11908"/>
+                <w:tab w:val="clear" w:pos="12824"/>
+                <w:tab w:val="clear" w:pos="13740"/>
+                <w:tab w:val="clear" w:pos="14656"/>
+              </w:tabs>
+              <w:wordWrap w:val="0"/>
+              <w:spacing w:line="330" w:lineRule="atLeast"/>
+              <w:rPr>
+                <w:rFonts w:ascii="Consolas" w:hAnsi="Consolas"/>
+              </w:rPr>
+            </w:pPr>
+            <w:r>
+              <w:rPr>
+                <w:rFonts w:ascii="Consolas" w:hAnsi="Consolas"/>
+              </w:rPr>
+              <w:t>Характеристика</w:t>
+            </w:r>
+          </w:p>
+        </w:tc>
+        <w:tc>
+          <w:tcPr>
+            <w:tcW w:w="0" w:type="auto"/>
+          </w:tcPr>
+          <w:p>
+            <w:pPr>
+              <w:pStyle w:val="HTML"/>
+              <w:tabs>
+                <w:tab w:val="clear" w:pos="916"/>
+                <w:tab w:val="clear" w:pos="1832"/>
+                <w:tab w:val="clear" w:pos="2748"/>
+                <w:tab w:val="clear" w:pos="3664"/>
+                <w:tab w:val="clear" w:pos="4580"/>
+                <w:tab w:val="clear" w:pos="5496"/>
+                <w:tab w:val="clear" w:pos="6412"/>
+                <w:tab w:val="clear" w:pos="7328"/>
+                <w:tab w:val="clear" w:pos="8244"/>
+                <w:tab w:val="clear" w:pos="9160"/>
+                <w:tab w:val="clear" w:pos="10076"/>
+                <w:tab w:val="clear" w:pos="10992"/>
+                <w:tab w:val="clear" w:pos="11908"/>
+                <w:tab w:val="clear" w:pos="12824"/>
+                <w:tab w:val="clear" w:pos="13740"/>
+                <w:tab w:val="clear" w:pos="14656"/>
+              </w:tabs>
+              <w:wordWrap w:val="0"/>
+              <w:spacing w:line="330" w:lineRule="atLeast"/>
+              <w:rPr>
+                <w:rFonts w:ascii="Consolas" w:hAnsi="Consolas"/>
+              </w:rPr>
+            </w:pPr>
+            <w:r>
+              <w:rPr>
+                <w:rFonts w:ascii="Consolas" w:hAnsi="Consolas"/>
+              </w:rPr>
+              <w:t>Пуассона (n=10)</w:t>
+            </w:r>
+          </w:p>
+        </w:tc>
+        <w:tc>
+          <w:tcPr>
+            <w:tcW w:w="0" w:type="auto"/>
+          </w:tcPr>
+          <w:p>
+            <w:pPr>
+              <w:pStyle w:val="HTML"/>
+              <w:tabs>
+                <w:tab w:val="clear" w:pos="916"/>
+                <w:tab w:val="clear" w:pos="1832"/>
+                <w:tab w:val="clear" w:pos="2748"/>
+                <w:tab w:val="clear" w:pos="3664"/>
+                <w:tab w:val="clear" w:pos="4580"/>
+                <w:tab w:val="clear" w:pos="5496"/>
+                <w:tab w:val="clear" w:pos="6412"/>
+                <w:tab w:val="clear" w:pos="7328"/>
+                <w:tab w:val="clear" w:pos="8244"/>
+                <w:tab w:val="clear" w:pos="9160"/>
+                <w:tab w:val="clear" w:pos="10076"/>
+                <w:tab w:val="clear" w:pos="10992"/>
+                <w:tab w:val="clear" w:pos="11908"/>
+                <w:tab w:val="clear" w:pos="12824"/>
+                <w:tab w:val="clear" w:pos="13740"/>
+                <w:tab w:val="clear" w:pos="14656"/>
+              </w:tabs>
+              <w:wordWrap w:val="0"/>
+              <w:spacing w:line="330" w:lineRule="atLeast"/>
+              <w:rPr>
+                <w:rFonts w:ascii="Consolas" w:hAnsi="Consolas"/>
+              </w:rPr>
+            </w:pPr>
+            <w:r>
+              <w:rPr>
+                <w:rFonts w:ascii="Consolas" w:hAnsi="Consolas"/>
+              </w:rPr>
+              <w:t>Пуассона (n=100)</w:t>
+            </w:r>
+          </w:p>
+        </w:tc>
+        <w:tc>
+          <w:tcPr>
+            <w:tcW w:w="0" w:type="auto"/>
+          </w:tcPr>
+          <w:p>
+            <w:pPr>
+              <w:pStyle w:val="HTML"/>
+              <w:tabs>
+                <w:tab w:val="clear" w:pos="916"/>
+                <w:tab w:val="clear" w:pos="1832"/>
+                <w:tab w:val="clear" w:pos="2748"/>
+                <w:tab w:val="clear" w:pos="3664"/>
+                <w:tab w:val="clear" w:pos="4580"/>
+                <w:tab w:val="clear" w:pos="5496"/>
+                <w:tab w:val="clear" w:pos="6412"/>
+                <w:tab w:val="clear" w:pos="7328"/>
+                <w:tab w:val="clear" w:pos="8244"/>
+                <w:tab w:val="clear" w:pos="9160"/>
+                <w:tab w:val="clear" w:pos="10076"/>
+                <w:tab w:val="clear" w:pos="10992"/>
+                <w:tab w:val="clear" w:pos="11908"/>
+                <w:tab w:val="clear" w:pos="12824"/>
+                <w:tab w:val="clear" w:pos="13740"/>
+                <w:tab w:val="clear" w:pos="14656"/>
+              </w:tabs>
+              <w:wordWrap w:val="0"/>
+              <w:spacing w:line="330" w:lineRule="atLeast"/>
+              <w:rPr>
+                <w:rFonts w:ascii="Consolas" w:hAnsi="Consolas"/>
+              </w:rPr>
+            </w:pPr>
+            <w:r>
+              <w:rPr>
+                <w:rFonts w:ascii="Consolas" w:hAnsi="Consolas"/>
+              </w:rPr>
+              <w:t>Пуассона (n=1000)</w:t>
+            </w:r>
+          </w:p>
+        </w:tc>
+      </w:tr>
+      <w:tr>
+        <w:trPr>
+          <w:jc w:val="center"/>
+        </w:trPr>
+        <w:tc>
+          <w:tcPr>
+            <w:tcW w:w="0" w:type="auto"/>
+          </w:tcPr>
+          <w:p>
+            <w:pPr>
+              <w:pStyle w:val="HTML"/>
+              <w:tabs>
+                <w:tab w:val="clear" w:pos="916"/>
+                <w:tab w:val="clear" w:pos="1832"/>
+                <w:tab w:val="clear" w:pos="2748"/>
+                <w:tab w:val="clear" w:pos="3664"/>
+                <w:tab w:val="clear" w:pos="4580"/>
+                <w:tab w:val="clear" w:pos="5496"/>
+                <w:tab w:val="clear" w:pos="6412"/>
+                <w:tab w:val="clear" w:pos="7328"/>
+                <w:tab w:val="clear" w:pos="8244"/>
+                <w:tab w:val="clear" w:pos="9160"/>
+                <w:tab w:val="clear" w:pos="10076"/>
+                <w:tab w:val="clear" w:pos="10992"/>
+                <w:tab w:val="clear" w:pos="11908"/>
+                <w:tab w:val="clear" w:pos="12824"/>
+                <w:tab w:val="clear" w:pos="13740"/>
+                <w:tab w:val="clear" w:pos="14656"/>
+              </w:tabs>
+              <w:wordWrap w:val="0"/>
+              <w:spacing w:line="330" w:lineRule="atLeast"/>
+              <w:rPr>
+                <w:rFonts w:ascii="Consolas" w:hAnsi="Consolas"/>
+              </w:rPr>
+            </w:pPr>
+            <w:r>
+              <w:rPr>
+                <w:rFonts w:ascii="Consolas" w:hAnsi="Consolas"/>
+              </w:rPr>
+              <w:t>Выборочное среднее</w:t>
+            </w:r>
+          </w:p>
+        </w:tc>
+        <w:tc>
+          <w:tcPr>
+            <w:tcW w:w="0" w:type="auto"/>
+          </w:tcPr>
+          <w:p>
+            <w:pPr>
+              <w:pStyle w:val="HTML"/>
+              <w:tabs>
+                <w:tab w:val="clear" w:pos="916"/>
+                <w:tab w:val="clear" w:pos="1832"/>
+                <w:tab w:val="clear" w:pos="2748"/>
+                <w:tab w:val="clear" w:pos="3664"/>
+                <w:tab w:val="clear" w:pos="4580"/>
+                <w:tab w:val="clear" w:pos="5496"/>
+                <w:tab w:val="clear" w:pos="6412"/>
+                <w:tab w:val="clear" w:pos="7328"/>
+                <w:tab w:val="clear" w:pos="8244"/>
+                <w:tab w:val="clear" w:pos="9160"/>
+                <w:tab w:val="clear" w:pos="10076"/>
+                <w:tab w:val="clear" w:pos="10992"/>
+                <w:tab w:val="clear" w:pos="11908"/>
+                <w:tab w:val="clear" w:pos="12824"/>
+                <w:tab w:val="clear" w:pos="13740"/>
+                <w:tab w:val="clear" w:pos="14656"/>
+              </w:tabs>
+              <w:wordWrap w:val="0"/>
+              <w:spacing w:line="330" w:lineRule="atLeast"/>
+              <w:rPr>
+                <w:rFonts w:ascii="Consolas" w:hAnsi="Consolas"/>
+              </w:rPr>
+            </w:pPr>
+            <w:r>
+              <w:rPr>
+                <w:rFonts w:ascii="Consolas" w:hAnsi="Consolas"/>
+              </w:rPr>
+              <w:t>10.0±1.0</w:t>
+            </w:r>
+          </w:p>
+        </w:tc>
+        <w:tc>
+          <w:tcPr>
+            <w:tcW w:w="0" w:type="auto"/>
+          </w:tcPr>
+          <w:p>
+            <w:pPr>
+              <w:pStyle w:val="HTML"/>
+              <w:tabs>
+                <w:tab w:val="clear" w:pos="916"/>
+                <w:tab w:val="clear" w:pos="1832"/>
+                <w:tab w:val="clear" w:pos="2748"/>
+                <w:tab w:val="clear" w:pos="3664"/>
+                <w:tab w:val="clear" w:pos="4580"/>
+                <w:tab w:val="clear" w:pos="5496"/>
+                <w:tab w:val="clear" w:pos="6412"/>
+                <w:tab w:val="clear" w:pos="7328"/>
+                <w:tab w:val="clear" w:pos="8244"/>
+                <w:tab w:val="clear" w:pos="9160"/>
+                <w:tab w:val="clear" w:pos="10076"/>
+                <w:tab w:val="clear" w:pos="10992"/>
+                <w:tab w:val="clear" w:pos="11908"/>
+                <w:tab w:val="clear" w:pos="12824"/>
+                <w:tab w:val="clear" w:pos="13740"/>
+                <w:tab w:val="clear" w:pos="14656"/>
+              </w:tabs>
+              <w:wordWrap w:val="0"/>
+              <w:spacing w:line="330" w:lineRule="atLeast"/>
+              <w:rPr>
+                <w:rFonts w:ascii="Consolas" w:hAnsi="Consolas"/>
+              </w:rPr>
+            </w:pPr>
+            <w:r>
+              <w:rPr>
+                <w:rFonts w:ascii="Consolas" w:hAnsi="Consolas"/>
+              </w:rPr>
+              <w:t>10.0±0.3</w:t>
+            </w:r>
+          </w:p>
+        </w:tc>
+        <w:tc>
+          <w:tcPr>
+            <w:tcW w:w="0" w:type="auto"/>
+          </w:tcPr>
+          <w:p>
+            <w:pPr>
+              <w:pStyle w:val="HTML"/>
+              <w:tabs>
+                <w:tab w:val="clear" w:pos="916"/>
+                <w:tab w:val="clear" w:pos="1832"/>
+                <w:tab w:val="clear" w:pos="2748"/>
+                <w:tab w:val="clear" w:pos="3664"/>
+                <w:tab w:val="clear" w:pos="4580"/>
+                <w:tab w:val="clear" w:pos="5496"/>
+                <w:tab w:val="clear" w:pos="6412"/>
+                <w:tab w:val="clear" w:pos="7328"/>
+                <w:tab w:val="clear" w:pos="8244"/>
+                <w:tab w:val="clear" w:pos="9160"/>
+                <w:tab w:val="clear" w:pos="10076"/>
+                <w:tab w:val="clear" w:pos="10992"/>
+                <w:tab w:val="clear" w:pos="11908"/>
+                <w:tab w:val="clear" w:pos="12824"/>
+                <w:tab w:val="clear" w:pos="13740"/>
+                <w:tab w:val="clear" w:pos="14656"/>
+              </w:tabs>
+              <w:wordWrap w:val="0"/>
+              <w:spacing w:line="330" w:lineRule="atLeast"/>
+              <w:rPr>
+                <w:rFonts w:ascii="Consolas" w:hAnsi="Consolas"/>
+              </w:rPr>
+            </w:pPr>
+            <w:r>
+              <w:rPr>
+                <w:rFonts w:ascii="Consolas" w:hAnsi="Consolas"/>
+              </w:rPr>
+              <w:t>10.0±0.1</w:t>
+            </w:r>
+          </w:p>
+        </w:tc>
+      </w:tr>
+      <w:tr>
+        <w:trPr>
+          <w:jc w:val="center"/>
+        </w:trPr>
+        <w:tc>
+          <w:tcPr>
+            <w:tcW w:w="0" w:type="auto"/>
+          </w:tcPr>
+          <w:p>
+            <w:pPr>
+              <w:pStyle w:val="HTML"/>
+              <w:tabs>
+                <w:tab w:val="clear" w:pos="916"/>
+                <w:tab w:val="clear" w:pos="1832"/>
+                <w:tab w:val="clear" w:pos="2748"/>
+                <w:tab w:val="clear" w:pos="3664"/>
+                <w:tab w:val="clear" w:pos="4580"/>
+                <w:tab w:val="clear" w:pos="5496"/>
+                <w:tab w:val="clear" w:pos="6412"/>
+                <w:tab w:val="clear" w:pos="7328"/>
+                <w:tab w:val="clear" w:pos="8244"/>
+                <w:tab w:val="clear" w:pos="9160"/>
+                <w:tab w:val="clear" w:pos="10076"/>
+                <w:tab w:val="clear" w:pos="10992"/>
+                <w:tab w:val="clear" w:pos="11908"/>
+                <w:tab w:val="clear" w:pos="12824"/>
+                <w:tab w:val="clear" w:pos="13740"/>
+                <w:tab w:val="clear" w:pos="14656"/>
+              </w:tabs>
+              <w:wordWrap w:val="0"/>
+              <w:spacing w:line="330" w:lineRule="atLeast"/>
+              <w:rPr>
+                <w:rFonts w:ascii="Consolas" w:hAnsi="Consolas"/>
+              </w:rPr>
+            </w:pPr>
+            <w:r>
+              <w:rPr>
+                <w:rFonts w:ascii="Consolas" w:hAnsi="Consolas"/>
+              </w:rPr>
+              <w:t>Медиана</w:t>
+            </w:r>
+          </w:p>
+        </w:tc>
+        <w:tc>
+          <w:tcPr>
+            <w:tcW w:w="0" w:type="auto"/>
+          </w:tcPr>
+          <w:p>
+            <w:pPr>
+              <w:pStyle w:val="HTML"/>
+              <w:tabs>
+                <w:tab w:val="clear" w:pos="916"/>
+                <w:tab w:val="clear" w:pos="1832"/>
+                <w:tab w:val="clear" w:pos="2748"/>
+                <w:tab w:val="clear" w:pos="3664"/>
+                <w:tab w:val="clear" w:pos="4580"/>
+                <w:tab w:val="clear" w:pos="5496"/>
+                <w:tab w:val="clear" w:pos="6412"/>
+                <w:tab w:val="clear" w:pos="7328"/>
+                <w:tab w:val="clear" w:pos="8244"/>
+                <w:tab w:val="clear" w:pos="9160"/>
+                <w:tab w:val="clear" w:pos="10076"/>
+                <w:tab w:val="clear" w:pos="10992"/>
+                <w:tab w:val="clear" w:pos="11908"/>
+                <w:tab w:val="clear" w:pos="12824"/>
+                <w:tab w:val="clear" w:pos="13740"/>
+                <w:tab w:val="clear" w:pos="14656"/>
+              </w:tabs>
+              <w:wordWrap w:val="0"/>
+              <w:spacing w:line="330" w:lineRule="atLeast"/>
+              <w:rPr>
+                <w:rFonts w:ascii="Consolas" w:hAnsi="Consolas"/>
+              </w:rPr>
+            </w:pPr>
+            <w:r>
+              <w:rPr>
+                <w:rFonts w:ascii="Consolas" w:hAnsi="Consolas"/>
+              </w:rPr>
+              <w:t>9.8±1.2</w:t>
+            </w:r>
+          </w:p>
+        </w:tc>
+        <w:tc>
+          <w:tcPr>
+            <w:tcW w:w="0" w:type="auto"/>
+          </w:tcPr>
+          <w:p>
+            <w:pPr>
+              <w:pStyle w:val="HTML"/>
+              <w:tabs>
+                <w:tab w:val="clear" w:pos="916"/>
+                <w:tab w:val="clear" w:pos="1832"/>
+                <w:tab w:val="clear" w:pos="2748"/>
+                <w:tab w:val="clear" w:pos="3664"/>
+                <w:tab w:val="clear" w:pos="4580"/>
+                <w:tab w:val="clear" w:pos="5496"/>
+                <w:tab w:val="clear" w:pos="6412"/>
+                <w:tab w:val="clear" w:pos="7328"/>
+                <w:tab w:val="clear" w:pos="8244"/>
+                <w:tab w:val="clear" w:pos="9160"/>
+                <w:tab w:val="clear" w:pos="10076"/>
+                <w:tab w:val="clear" w:pos="10992"/>
+                <w:tab w:val="clear" w:pos="11908"/>
+                <w:tab w:val="clear" w:pos="12824"/>
+                <w:tab w:val="clear" w:pos="13740"/>
+                <w:tab w:val="clear" w:pos="14656"/>
+              </w:tabs>
+              <w:wordWrap w:val="0"/>
+              <w:spacing w:line="330" w:lineRule="atLeast"/>
+              <w:rPr>
+                <w:rFonts w:ascii="Consolas" w:hAnsi="Consolas"/>
+              </w:rPr>
+            </w:pPr>
+            <w:r>
+              <w:rPr>
+                <w:rFonts w:ascii="Consolas" w:hAnsi="Consolas"/>
+              </w:rPr>
+              <w:t>9.9±0.5</w:t>
+            </w:r>
+          </w:p>
+        </w:tc>
+        <w:tc>
+          <w:tcPr>
+            <w:tcW w:w="0" w:type="auto"/>
+          </w:tcPr>
+          <w:p>
+            <w:pPr>
+              <w:pStyle w:val="HTML"/>
+              <w:tabs>
+                <w:tab w:val="clear" w:pos="916"/>
+                <w:tab w:val="clear" w:pos="1832"/>
+                <w:tab w:val="clear" w:pos="2748"/>
+                <w:tab w:val="clear" w:pos="3664"/>
+                <w:tab w:val="clear" w:pos="4580"/>
+                <w:tab w:val="clear" w:pos="5496"/>
+                <w:tab w:val="clear" w:pos="6412"/>
+                <w:tab w:val="clear" w:pos="7328"/>
+                <w:tab w:val="clear" w:pos="8244"/>
+                <w:tab w:val="clear" w:pos="9160"/>
+                <w:tab w:val="clear" w:pos="10076"/>
+                <w:tab w:val="clear" w:pos="10992"/>
+                <w:tab w:val="clear" w:pos="11908"/>
+                <w:tab w:val="clear" w:pos="12824"/>
+                <w:tab w:val="clear" w:pos="13740"/>
+                <w:tab w:val="clear" w:pos="14656"/>
+              </w:tabs>
+              <w:wordWrap w:val="0"/>
+              <w:spacing w:line="330" w:lineRule="atLeast"/>
+              <w:rPr>
+                <w:rFonts w:ascii="Consolas" w:hAnsi="Consolas"/>
+              </w:rPr>
+            </w:pPr>
+            <w:r>
+              <w:rPr>
+                <w:rFonts w:ascii="Consolas" w:hAnsi="Consolas"/>
+              </w:rPr>
+              <w:t>10.0±0.1</w:t>
+            </w:r>
+          </w:p>
+        </w:tc>
+      </w:tr>
+      <w:tr>
+        <w:trPr>
+          <w:jc w:val="center"/>
+        </w:trPr>
+        <w:tc>
+          <w:tcPr>
+            <w:tcW w:w="0" w:type="auto"/>
+          </w:tcPr>
+          <w:p>
+            <w:pPr>
+              <w:pStyle w:val="HTML"/>
+              <w:tabs>
+                <w:tab w:val="clear" w:pos="916"/>
+                <w:tab w:val="clear" w:pos="1832"/>
+                <w:tab w:val="clear" w:pos="2748"/>
+                <w:tab w:val="clear" w:pos="3664"/>
+                <w:tab w:val="clear" w:pos="4580"/>
+                <w:tab w:val="clear" w:pos="5496"/>
+                <w:tab w:val="clear" w:pos="6412"/>
+                <w:tab w:val="clear" w:pos="7328"/>
+                <w:tab w:val="clear" w:pos="8244"/>
+                <w:tab w:val="clear" w:pos="9160"/>
+                <w:tab w:val="clear" w:pos="10076"/>
+                <w:tab w:val="clear" w:pos="10992"/>
+                <w:tab w:val="clear" w:pos="11908"/>
+                <w:tab w:val="clear" w:pos="12824"/>
+                <w:tab w:val="clear" w:pos="13740"/>
+                <w:tab w:val="clear" w:pos="14656"/>
+              </w:tabs>
+              <w:wordWrap w:val="0"/>
+              <w:spacing w:line="330" w:lineRule="atLeast"/>
+              <w:rPr>
+                <w:rFonts w:ascii="Consolas" w:hAnsi="Consolas"/>
+              </w:rPr>
+            </w:pPr>
+            <w:r>
+              <w:rPr>
+                <w:rFonts w:ascii="Consolas" w:hAnsi="Consolas"/>
+              </w:rPr>
+              <w:t>ZR</w:t>
+            </w:r>
+          </w:p>
+        </w:tc>
+        <w:tc>
+          <w:tcPr>
+            <w:tcW w:w="0" w:type="auto"/>
+          </w:tcPr>
+          <w:p>
+            <w:pPr>
+              <w:pStyle w:val="HTML"/>
+              <w:tabs>
+                <w:tab w:val="clear" w:pos="916"/>
+                <w:tab w:val="clear" w:pos="1832"/>
+                <w:tab w:val="clear" w:pos="2748"/>
+                <w:tab w:val="clear" w:pos="3664"/>
+                <w:tab w:val="clear" w:pos="4580"/>
+                <w:tab w:val="clear" w:pos="5496"/>
+                <w:tab w:val="clear" w:pos="6412"/>
+                <w:tab w:val="clear" w:pos="7328"/>
+                <w:tab w:val="clear" w:pos="8244"/>
+                <w:tab w:val="clear" w:pos="9160"/>
+                <w:tab w:val="clear" w:pos="10076"/>
+                <w:tab w:val="clear" w:pos="10992"/>
+                <w:tab w:val="clear" w:pos="11908"/>
+                <w:tab w:val="clear" w:pos="12824"/>
+                <w:tab w:val="clear" w:pos="13740"/>
+                <w:tab w:val="clear" w:pos="14656"/>
+              </w:tabs>
+              <w:wordWrap w:val="0"/>
+              <w:spacing w:line="330" w:lineRule="atLeast"/>
+              <w:rPr>
+                <w:rFonts w:ascii="Consolas" w:hAnsi="Consolas"/>
+              </w:rPr>
+            </w:pPr>
+            <w:r>
+              <w:rPr>
+                <w:rFonts w:ascii="Consolas" w:hAnsi="Consolas"/>
+              </w:rPr>
+              <w:t>10.2±1.4</w:t>
+            </w:r>
+          </w:p>
+        </w:tc>
+        <w:tc>
+          <w:tcPr>
+            <w:tcW w:w="0" w:type="auto"/>
+          </w:tcPr>
+          <w:p>
+            <w:pPr>
+              <w:pStyle w:val="HTML"/>
+              <w:tabs>
+                <w:tab w:val="clear" w:pos="916"/>
+                <w:tab w:val="clear" w:pos="1832"/>
+                <w:tab w:val="clear" w:pos="2748"/>
+                <w:tab w:val="clear" w:pos="3664"/>
+                <w:tab w:val="clear" w:pos="4580"/>
+                <w:tab w:val="clear" w:pos="5496"/>
+                <w:tab w:val="clear" w:pos="6412"/>
+                <w:tab w:val="clear" w:pos="7328"/>
+                <w:tab w:val="clear" w:pos="8244"/>
+                <w:tab w:val="clear" w:pos="9160"/>
+                <w:tab w:val="clear" w:pos="10076"/>
+                <w:tab w:val="clear" w:pos="10992"/>
+                <w:tab w:val="clear" w:pos="11908"/>
+                <w:tab w:val="clear" w:pos="12824"/>
+                <w:tab w:val="clear" w:pos="13740"/>
+                <w:tab w:val="clear" w:pos="14656"/>
+              </w:tabs>
+              <w:wordWrap w:val="0"/>
+              <w:spacing w:line="330" w:lineRule="atLeast"/>
+              <w:rPr>
+                <w:rFonts w:ascii="Consolas" w:hAnsi="Consolas"/>
+              </w:rPr>
+            </w:pPr>
+            <w:r>
+              <w:rPr>
+                <w:rFonts w:ascii="Consolas" w:hAnsi="Consolas"/>
+              </w:rPr>
+              <w:t>11.0±1.0</w:t>
+            </w:r>
+          </w:p>
+        </w:tc>
+        <w:tc>
+          <w:tcPr>
+            <w:tcW w:w="0" w:type="auto"/>
+          </w:tcPr>
+          <w:p>
+            <w:pPr>
+              <w:pStyle w:val="HTML"/>
+              <w:tabs>
+                <w:tab w:val="clear" w:pos="916"/>
+                <w:tab w:val="clear" w:pos="1832"/>
+                <w:tab w:val="clear" w:pos="2748"/>
+                <w:tab w:val="clear" w:pos="3664"/>
+                <w:tab w:val="clear" w:pos="4580"/>
+                <w:tab w:val="clear" w:pos="5496"/>
+                <w:tab w:val="clear" w:pos="6412"/>
+                <w:tab w:val="clear" w:pos="7328"/>
+                <w:tab w:val="clear" w:pos="8244"/>
+                <w:tab w:val="clear" w:pos="9160"/>
+                <w:tab w:val="clear" w:pos="10076"/>
+                <w:tab w:val="clear" w:pos="10992"/>
+                <w:tab w:val="clear" w:pos="11908"/>
+                <w:tab w:val="clear" w:pos="12824"/>
+                <w:tab w:val="clear" w:pos="13740"/>
+                <w:tab w:val="clear" w:pos="14656"/>
+              </w:tabs>
+              <w:wordWrap w:val="0"/>
+              <w:spacing w:line="330" w:lineRule="atLeast"/>
+              <w:rPr>
+                <w:rFonts w:ascii="Consolas" w:hAnsi="Consolas"/>
+              </w:rPr>
+            </w:pPr>
+            <w:r>
+              <w:rPr>
+                <w:rFonts w:ascii="Consolas" w:hAnsi="Consolas"/>
+              </w:rPr>
+              <w:t>11.7±0.8</w:t>
+            </w:r>
+          </w:p>
+        </w:tc>
+      </w:tr>
+      <w:tr>
+        <w:trPr>
+          <w:jc w:val="center"/>
+        </w:trPr>
+        <w:tc>
+          <w:tcPr>
+            <w:tcW w:w="0" w:type="auto"/>
+          </w:tcPr>
+          <w:p>
+            <w:pPr>
+              <w:pStyle w:val="HTML"/>
+              <w:tabs>
+                <w:tab w:val="clear" w:pos="916"/>
+                <w:tab w:val="clear" w:pos="1832"/>
+                <w:tab w:val="clear" w:pos="2748"/>
+                <w:tab w:val="clear" w:pos="3664"/>
+                <w:tab w:val="clear" w:pos="4580"/>
+                <w:tab w:val="clear" w:pos="5496"/>
+                <w:tab w:val="clear" w:pos="6412"/>
+                <w:tab w:val="clear" w:pos="7328"/>
+                <w:tab w:val="clear" w:pos="8244"/>
+                <w:tab w:val="clear" w:pos="9160"/>
+                <w:tab w:val="clear" w:pos="10076"/>
+                <w:tab w:val="clear" w:pos="10992"/>
+                <w:tab w:val="clear" w:pos="11908"/>
+                <w:tab w:val="clear" w:pos="12824"/>
+                <w:tab w:val="clear" w:pos="13740"/>
+                <w:tab w:val="clear" w:pos="14656"/>
+              </w:tabs>
+              <w:wordWrap w:val="0"/>
+              <w:spacing w:line="330" w:lineRule="atLeast"/>
+              <w:rPr>
+                <w:rFonts w:ascii="Consolas" w:hAnsi="Consolas"/>
+              </w:rPr>
+            </w:pPr>
+            <w:r>
+              <w:rPr>
+                <w:rFonts w:ascii="Consolas" w:hAnsi="Consolas"/>
+              </w:rPr>
+              <w:t>ZQ</w:t>
+            </w:r>
+          </w:p>
+        </w:tc>
+        <w:tc>
+          <w:tcPr>
+            <w:tcW w:w="0" w:type="auto"/>
+          </w:tcPr>
+          <w:p>
+            <w:pPr>
+              <w:pStyle w:val="HTML"/>
+              <w:tabs>
+                <w:tab w:val="clear" w:pos="916"/>
+                <w:tab w:val="clear" w:pos="1832"/>
+                <w:tab w:val="clear" w:pos="2748"/>
+                <w:tab w:val="clear" w:pos="3664"/>
+                <w:tab w:val="clear" w:pos="4580"/>
+                <w:tab w:val="clear" w:pos="5496"/>
+                <w:tab w:val="clear" w:pos="6412"/>
+                <w:tab w:val="clear" w:pos="7328"/>
+                <w:tab w:val="clear" w:pos="8244"/>
+                <w:tab w:val="clear" w:pos="9160"/>
+                <w:tab w:val="clear" w:pos="10076"/>
+                <w:tab w:val="clear" w:pos="10992"/>
+                <w:tab w:val="clear" w:pos="11908"/>
+                <w:tab w:val="clear" w:pos="12824"/>
+                <w:tab w:val="clear" w:pos="13740"/>
+                <w:tab w:val="clear" w:pos="14656"/>
+              </w:tabs>
+              <w:wordWrap w:val="0"/>
+              <w:spacing w:line="330" w:lineRule="atLeast"/>
+              <w:rPr>
+                <w:rFonts w:ascii="Consolas" w:hAnsi="Consolas"/>
+              </w:rPr>
+            </w:pPr>
+            <w:r>
+              <w:rPr>
+                <w:rFonts w:ascii="Consolas" w:hAnsi="Consolas"/>
+              </w:rPr>
+              <w:t>9.9±1.0</w:t>
+            </w:r>
+          </w:p>
+        </w:tc>
+        <w:tc>
+          <w:tcPr>
+            <w:tcW w:w="0" w:type="auto"/>
+          </w:tcPr>
+          <w:p>
+            <w:pPr>
+              <w:pStyle w:val="HTML"/>
+              <w:tabs>
+                <w:tab w:val="clear" w:pos="916"/>
+                <w:tab w:val="clear" w:pos="1832"/>
+                <w:tab w:val="clear" w:pos="2748"/>
+                <w:tab w:val="clear" w:pos="3664"/>
+                <w:tab w:val="clear" w:pos="4580"/>
+                <w:tab w:val="clear" w:pos="5496"/>
+                <w:tab w:val="clear" w:pos="6412"/>
+                <w:tab w:val="clear" w:pos="7328"/>
+                <w:tab w:val="clear" w:pos="8244"/>
+                <w:tab w:val="clear" w:pos="9160"/>
+                <w:tab w:val="clear" w:pos="10076"/>
+                <w:tab w:val="clear" w:pos="10992"/>
+                <w:tab w:val="clear" w:pos="11908"/>
+                <w:tab w:val="clear" w:pos="12824"/>
+                <w:tab w:val="clear" w:pos="13740"/>
+                <w:tab w:val="clear" w:pos="14656"/>
+              </w:tabs>
+              <w:wordWrap w:val="0"/>
+              <w:spacing w:line="330" w:lineRule="atLeast"/>
+              <w:rPr>
+                <w:rFonts w:ascii="Consolas" w:hAnsi="Consolas"/>
+              </w:rPr>
+            </w:pPr>
+            <w:r>
+              <w:rPr>
+                <w:rFonts w:ascii="Consolas" w:hAnsi="Consolas"/>
+              </w:rPr>
+              <w:t>9.9±0.4</w:t>
+            </w:r>
+          </w:p>
+        </w:tc>
+        <w:tc>
+          <w:tcPr>
+            <w:tcW w:w="0" w:type="auto"/>
+          </w:tcPr>
+          <w:p>
+            <w:pPr>
+              <w:pStyle w:val="HTML"/>
+              <w:tabs>
+                <w:tab w:val="clear" w:pos="916"/>
+                <w:tab w:val="clear" w:pos="1832"/>
+                <w:tab w:val="clear" w:pos="2748"/>
+                <w:tab w:val="clear" w:pos="3664"/>
+                <w:tab w:val="clear" w:pos="4580"/>
+                <w:tab w:val="clear" w:pos="5496"/>
+                <w:tab w:val="clear" w:pos="6412"/>
+                <w:tab w:val="clear" w:pos="7328"/>
+                <w:tab w:val="clear" w:pos="8244"/>
+                <w:tab w:val="clear" w:pos="9160"/>
+                <w:tab w:val="clear" w:pos="10076"/>
+                <w:tab w:val="clear" w:pos="10992"/>
+                <w:tab w:val="clear" w:pos="11908"/>
+                <w:tab w:val="clear" w:pos="12824"/>
+                <w:tab w:val="clear" w:pos="13740"/>
+                <w:tab w:val="clear" w:pos="14656"/>
+              </w:tabs>
+              <w:wordWrap w:val="0"/>
+              <w:spacing w:line="330" w:lineRule="atLeast"/>
+              <w:rPr>
+                <w:rFonts w:ascii="Consolas" w:hAnsi="Consolas"/>
+              </w:rPr>
+            </w:pPr>
+            <w:r>
+              <w:rPr>
+                <w:rFonts w:ascii="Consolas" w:hAnsi="Consolas"/>
+              </w:rPr>
+              <w:t>10.0±0.1</w:t>
+            </w:r>
+          </w:p>
+        </w:tc>
+      </w:tr>
+      <w:tr>
+        <w:trPr>
+          <w:jc w:val="center"/>
+        </w:trPr>
+        <w:tc>
+          <w:tcPr>
+            <w:tcW w:w="0" w:type="auto"/>
+          </w:tcPr>
+          <w:p>
+            <w:pPr>
+              <w:pStyle w:val="HTML"/>
+              <w:tabs>
+                <w:tab w:val="clear" w:pos="916"/>
+                <w:tab w:val="clear" w:pos="1832"/>
+                <w:tab w:val="clear" w:pos="2748"/>
+                <w:tab w:val="clear" w:pos="3664"/>
+                <w:tab w:val="clear" w:pos="4580"/>
+                <w:tab w:val="clear" w:pos="5496"/>
+                <w:tab w:val="clear" w:pos="6412"/>
+                <w:tab w:val="clear" w:pos="7328"/>
+                <w:tab w:val="clear" w:pos="8244"/>
+                <w:tab w:val="clear" w:pos="9160"/>
+                <w:tab w:val="clear" w:pos="10076"/>
+                <w:tab w:val="clear" w:pos="10992"/>
+                <w:tab w:val="clear" w:pos="11908"/>
+                <w:tab w:val="clear" w:pos="12824"/>
+                <w:tab w:val="clear" w:pos="13740"/>
+                <w:tab w:val="clear" w:pos="14656"/>
+              </w:tabs>
+              <w:wordWrap w:val="0"/>
+              <w:spacing w:line="330" w:lineRule="atLeast"/>
+              <w:rPr>
+                <w:rFonts w:ascii="Consolas" w:hAnsi="Consolas"/>
+              </w:rPr>
+            </w:pPr>
+            <w:proofErr w:type="spellStart"/>
+            <w:r>
+              <w:rPr>
+                <w:rFonts w:ascii="Consolas" w:hAnsi="Consolas"/>
+              </w:rPr>
+              <w:t>Ztr</w:t>
+            </w:r>
+            <w:proofErr w:type="spellEnd"/>
+          </w:p>
+        </w:tc>
+        <w:tc>
+          <w:tcPr>
+            <w:tcW w:w="0" w:type="auto"/>
+          </w:tcPr>
+          <w:p>
+            <w:pPr>
+              <w:pStyle w:val="HTML"/>
+              <w:tabs>
+                <w:tab w:val="clear" w:pos="916"/>
+                <w:tab w:val="clear" w:pos="1832"/>
+                <w:tab w:val="clear" w:pos="2748"/>
+                <w:tab w:val="clear" w:pos="3664"/>
+                <w:tab w:val="clear" w:pos="4580"/>
+                <w:tab w:val="clear" w:pos="5496"/>
+                <w:tab w:val="clear" w:pos="6412"/>
+                <w:tab w:val="clear" w:pos="7328"/>
+                <w:tab w:val="clear" w:pos="8244"/>
+                <w:tab w:val="clear" w:pos="9160"/>
+                <w:tab w:val="clear" w:pos="10076"/>
+                <w:tab w:val="clear" w:pos="10992"/>
+                <w:tab w:val="clear" w:pos="11908"/>
+                <w:tab w:val="clear" w:pos="12824"/>
+                <w:tab w:val="clear" w:pos="13740"/>
+                <w:tab w:val="clear" w:pos="14656"/>
+              </w:tabs>
+              <w:wordWrap w:val="0"/>
+              <w:spacing w:line="330" w:lineRule="atLeast"/>
+              <w:rPr>
+                <w:rFonts w:ascii="Consolas" w:hAnsi="Consolas"/>
+              </w:rPr>
+            </w:pPr>
+            <w:r>
+              <w:rPr>
+                <w:rFonts w:ascii="Consolas" w:hAnsi="Consolas"/>
+              </w:rPr>
+              <w:t>9.9±1.0</w:t>
+            </w:r>
+          </w:p>
+        </w:tc>
+        <w:tc>
+          <w:tcPr>
+            <w:tcW w:w="0" w:type="auto"/>
+          </w:tcPr>
+          <w:p>
+            <w:pPr>
+              <w:pStyle w:val="HTML"/>
+              <w:tabs>
+                <w:tab w:val="clear" w:pos="916"/>
+                <w:tab w:val="clear" w:pos="1832"/>
+                <w:tab w:val="clear" w:pos="2748"/>
+                <w:tab w:val="clear" w:pos="3664"/>
+                <w:tab w:val="clear" w:pos="4580"/>
+                <w:tab w:val="clear" w:pos="5496"/>
+                <w:tab w:val="clear" w:pos="6412"/>
+                <w:tab w:val="clear" w:pos="7328"/>
+                <w:tab w:val="clear" w:pos="8244"/>
+                <w:tab w:val="clear" w:pos="9160"/>
+                <w:tab w:val="clear" w:pos="10076"/>
+                <w:tab w:val="clear" w:pos="10992"/>
+                <w:tab w:val="clear" w:pos="11908"/>
+                <w:tab w:val="clear" w:pos="12824"/>
+                <w:tab w:val="clear" w:pos="13740"/>
+                <w:tab w:val="clear" w:pos="14656"/>
+              </w:tabs>
+              <w:wordWrap w:val="0"/>
+              <w:spacing w:line="330" w:lineRule="atLeast"/>
+              <w:rPr>
+                <w:rFonts w:ascii="Consolas" w:hAnsi="Consolas"/>
+              </w:rPr>
+            </w:pPr>
+            <w:r>
+              <w:rPr>
+                <w:rFonts w:ascii="Consolas" w:hAnsi="Consolas"/>
+              </w:rPr>
+              <w:t>9.9±0.3</w:t>
+            </w:r>
+          </w:p>
+        </w:tc>
+        <w:tc>
+          <w:tcPr>
+            <w:tcW w:w="0" w:type="auto"/>
+          </w:tcPr>
+          <w:p>
+            <w:pPr>
+              <w:pStyle w:val="HTML"/>
+              <w:tabs>
+                <w:tab w:val="clear" w:pos="916"/>
+                <w:tab w:val="clear" w:pos="1832"/>
+                <w:tab w:val="clear" w:pos="2748"/>
+                <w:tab w:val="clear" w:pos="3664"/>
+                <w:tab w:val="clear" w:pos="4580"/>
+                <w:tab w:val="clear" w:pos="5496"/>
+                <w:tab w:val="clear" w:pos="6412"/>
+                <w:tab w:val="clear" w:pos="7328"/>
+                <w:tab w:val="clear" w:pos="8244"/>
+                <w:tab w:val="clear" w:pos="9160"/>
+                <w:tab w:val="clear" w:pos="10076"/>
+                <w:tab w:val="clear" w:pos="10992"/>
+                <w:tab w:val="clear" w:pos="11908"/>
+                <w:tab w:val="clear" w:pos="12824"/>
+                <w:tab w:val="clear" w:pos="13740"/>
+                <w:tab w:val="clear" w:pos="14656"/>
+              </w:tabs>
+              <w:wordWrap w:val="0"/>
+              <w:spacing w:line="330" w:lineRule="atLeast"/>
+              <w:rPr>
+                <w:rFonts w:ascii="Consolas" w:hAnsi="Consolas"/>
+              </w:rPr>
+            </w:pPr>
+            <w:r>
+              <w:rPr>
+                <w:rFonts w:ascii="Consolas" w:hAnsi="Consolas"/>
+              </w:rPr>
+              <w:t>9.9±0.1</w:t>
+            </w:r>
+          </w:p>
+        </w:tc>
+      </w:tr>
+    </w:tbl>
+    <w:p/>
+    <w:p>
+      <w:pPr>
+        <w:jc w:val="center"/>
+      </w:pPr>
+      <w:r>
+        <w:t>Рис 9. Данные характеристик для распределения Пуассона</w:t>
+      </w:r>
+    </w:p>
+    <w:p>
+      <w:pPr>
+        <w:pStyle w:val="3"/>
+      </w:pPr>
+      <w:bookmarkStart w:id="19" w:name="_Toc221975998"/>
       <w:r>
         <w:t>Гистограммы</w:t>
       </w:r>
-      <w:bookmarkEnd w:id="13"/>
-    </w:p>
-    <w:p>
-      <w:r>
-        <w:t xml:space="preserve">Для гистограммы распределения Коши хвосты были обрезаны для более наглядного представления (хвосты лежат в промежутке </w:t>
-      </w:r>
-      <w:r>
-        <w:t xml:space="preserve">[-3000;3000], </w:t>
-      </w:r>
-      <w:r>
-        <w:t xml:space="preserve">из-за чего </w:t>
-      </w:r>
-      <w:proofErr w:type="spellStart"/>
-      <w:r>
-        <w:t>масшатб</w:t>
-      </w:r>
-      <w:proofErr w:type="spellEnd"/>
-      <w:r>
-        <w:t xml:space="preserve"> картинки изменяется в худшую сторону). При подсчёте характеристик в общем случае обрезка не выполнялась.</w:t>
-      </w:r>
+      <w:bookmarkEnd w:id="19"/>
     </w:p>
     <w:p>
       <w:r>
@@ -6542,10 +10557,10 @@
           <w:noProof/>
         </w:rPr>
         <w:drawing>
-          <wp:inline distT="0" distB="0" distL="0" distR="0" wp14:anchorId="43FB5A56" wp14:editId="69B20216">
-            <wp:extent cx="5940425" cy="3061335"/>
-            <wp:effectExtent l="0" t="0" r="3175" b="5715"/>
-            <wp:docPr id="6" name="Рисунок 6"/>
+          <wp:inline distT="0" distB="0" distL="0" distR="0" wp14:anchorId="24236CE5" wp14:editId="2830BDD6">
+            <wp:extent cx="5940425" cy="3011805"/>
+            <wp:effectExtent l="0" t="0" r="3175" b="0"/>
+            <wp:docPr id="14" name="Рисунок 14"/>
             <wp:cNvGraphicFramePr>
               <a:graphicFrameLocks xmlns:a="http://schemas.openxmlformats.org/drawingml/2006/main" noChangeAspect="1"/>
             </wp:cNvGraphicFramePr>
@@ -6565,7 +10580,7 @@
                   <pic:spPr>
                     <a:xfrm>
                       <a:off x="0" y="0"/>
-                      <a:ext cx="5940425" cy="3061335"/>
+                      <a:ext cx="5940425" cy="3011805"/>
                     </a:xfrm>
                     <a:prstGeom prst="rect">
                       <a:avLst/>
@@ -6583,48 +10598,1045 @@
         <w:jc w:val="center"/>
       </w:pPr>
       <w:r>
-        <w:t xml:space="preserve">Рис </w:t>
-      </w:r>
-      <w:r>
-        <w:t>6</w:t>
-      </w:r>
-      <w:r>
-        <w:t xml:space="preserve">. </w:t>
-      </w:r>
-      <w:r>
+        <w:t>Рис 10. Гистограммы для распределения Пуассона</w:t>
+      </w:r>
+    </w:p>
+    <w:p>
+      <w:pPr>
+        <w:pStyle w:val="2"/>
+      </w:pPr>
+      <w:bookmarkStart w:id="20" w:name="_Toc221975999"/>
+      <w:r>
+        <w:t>Распределение равномерное</w:t>
+      </w:r>
+      <w:bookmarkEnd w:id="20"/>
+    </w:p>
+    <w:p>
+      <w:pPr>
+        <w:pStyle w:val="3"/>
+      </w:pPr>
+      <w:bookmarkStart w:id="21" w:name="_Toc221976000"/>
+      <w:r>
+        <w:t>Характеристики</w:t>
+      </w:r>
+      <w:bookmarkEnd w:id="21"/>
+    </w:p>
+    <w:tbl>
+      <w:tblPr>
+        <w:tblStyle w:val="ae"/>
+        <w:tblW w:w="0" w:type="auto"/>
+        <w:jc w:val="center"/>
+        <w:tblLook w:val="04A0" w:firstRow="1" w:lastRow="0" w:firstColumn="1" w:lastColumn="0" w:noHBand="0" w:noVBand="1"/>
+      </w:tblPr>
+      <w:tblGrid>
+        <w:gridCol w:w="2196"/>
+        <w:gridCol w:w="2196"/>
+        <w:gridCol w:w="2306"/>
+        <w:gridCol w:w="2416"/>
+      </w:tblGrid>
+      <w:tr>
+        <w:trPr>
+          <w:jc w:val="center"/>
+        </w:trPr>
+        <w:tc>
+          <w:tcPr>
+            <w:tcW w:w="0" w:type="auto"/>
+          </w:tcPr>
+          <w:p>
+            <w:pPr>
+              <w:pStyle w:val="HTML"/>
+              <w:tabs>
+                <w:tab w:val="clear" w:pos="916"/>
+                <w:tab w:val="clear" w:pos="1832"/>
+                <w:tab w:val="clear" w:pos="2748"/>
+                <w:tab w:val="clear" w:pos="3664"/>
+                <w:tab w:val="clear" w:pos="4580"/>
+                <w:tab w:val="clear" w:pos="5496"/>
+                <w:tab w:val="clear" w:pos="6412"/>
+                <w:tab w:val="clear" w:pos="7328"/>
+                <w:tab w:val="clear" w:pos="8244"/>
+                <w:tab w:val="clear" w:pos="9160"/>
+                <w:tab w:val="clear" w:pos="10076"/>
+                <w:tab w:val="clear" w:pos="10992"/>
+                <w:tab w:val="clear" w:pos="11908"/>
+                <w:tab w:val="clear" w:pos="12824"/>
+                <w:tab w:val="clear" w:pos="13740"/>
+                <w:tab w:val="clear" w:pos="14656"/>
+              </w:tabs>
+              <w:wordWrap w:val="0"/>
+              <w:spacing w:line="330" w:lineRule="atLeast"/>
+              <w:rPr>
+                <w:rFonts w:ascii="Consolas" w:hAnsi="Consolas"/>
+              </w:rPr>
+            </w:pPr>
+            <w:r>
+              <w:rPr>
+                <w:rFonts w:ascii="Consolas" w:hAnsi="Consolas"/>
+              </w:rPr>
+              <w:t>Характеристика</w:t>
+            </w:r>
+          </w:p>
+        </w:tc>
+        <w:tc>
+          <w:tcPr>
+            <w:tcW w:w="0" w:type="auto"/>
+          </w:tcPr>
+          <w:p>
+            <w:pPr>
+              <w:pStyle w:val="HTML"/>
+              <w:tabs>
+                <w:tab w:val="clear" w:pos="916"/>
+                <w:tab w:val="clear" w:pos="1832"/>
+                <w:tab w:val="clear" w:pos="2748"/>
+                <w:tab w:val="clear" w:pos="3664"/>
+                <w:tab w:val="clear" w:pos="4580"/>
+                <w:tab w:val="clear" w:pos="5496"/>
+                <w:tab w:val="clear" w:pos="6412"/>
+                <w:tab w:val="clear" w:pos="7328"/>
+                <w:tab w:val="clear" w:pos="8244"/>
+                <w:tab w:val="clear" w:pos="9160"/>
+                <w:tab w:val="clear" w:pos="10076"/>
+                <w:tab w:val="clear" w:pos="10992"/>
+                <w:tab w:val="clear" w:pos="11908"/>
+                <w:tab w:val="clear" w:pos="12824"/>
+                <w:tab w:val="clear" w:pos="13740"/>
+                <w:tab w:val="clear" w:pos="14656"/>
+              </w:tabs>
+              <w:wordWrap w:val="0"/>
+              <w:spacing w:line="330" w:lineRule="atLeast"/>
+              <w:rPr>
+                <w:rFonts w:ascii="Consolas" w:hAnsi="Consolas"/>
+              </w:rPr>
+            </w:pPr>
+            <w:proofErr w:type="spellStart"/>
+            <w:r>
+              <w:rPr>
+                <w:rFonts w:ascii="Consolas" w:hAnsi="Consolas"/>
+              </w:rPr>
+              <w:t>Равномерное</w:t>
+            </w:r>
+            <w:proofErr w:type="spellEnd"/>
+            <w:r>
+              <w:rPr>
+                <w:rFonts w:ascii="Consolas" w:hAnsi="Consolas"/>
+              </w:rPr>
+              <w:t xml:space="preserve"> (n=10)</w:t>
+            </w:r>
+          </w:p>
+        </w:tc>
+        <w:tc>
+          <w:tcPr>
+            <w:tcW w:w="0" w:type="auto"/>
+          </w:tcPr>
+          <w:p>
+            <w:pPr>
+              <w:pStyle w:val="HTML"/>
+              <w:tabs>
+                <w:tab w:val="clear" w:pos="916"/>
+                <w:tab w:val="clear" w:pos="1832"/>
+                <w:tab w:val="clear" w:pos="2748"/>
+                <w:tab w:val="clear" w:pos="3664"/>
+                <w:tab w:val="clear" w:pos="4580"/>
+                <w:tab w:val="clear" w:pos="5496"/>
+                <w:tab w:val="clear" w:pos="6412"/>
+                <w:tab w:val="clear" w:pos="7328"/>
+                <w:tab w:val="clear" w:pos="8244"/>
+                <w:tab w:val="clear" w:pos="9160"/>
+                <w:tab w:val="clear" w:pos="10076"/>
+                <w:tab w:val="clear" w:pos="10992"/>
+                <w:tab w:val="clear" w:pos="11908"/>
+                <w:tab w:val="clear" w:pos="12824"/>
+                <w:tab w:val="clear" w:pos="13740"/>
+                <w:tab w:val="clear" w:pos="14656"/>
+              </w:tabs>
+              <w:wordWrap w:val="0"/>
+              <w:spacing w:line="330" w:lineRule="atLeast"/>
+              <w:rPr>
+                <w:rFonts w:ascii="Consolas" w:hAnsi="Consolas"/>
+              </w:rPr>
+            </w:pPr>
+            <w:r>
+              <w:rPr>
+                <w:rFonts w:ascii="Consolas" w:hAnsi="Consolas"/>
+              </w:rPr>
+              <w:t>Равномерное (n=100)</w:t>
+            </w:r>
+          </w:p>
+        </w:tc>
+        <w:tc>
+          <w:tcPr>
+            <w:tcW w:w="0" w:type="auto"/>
+          </w:tcPr>
+          <w:p>
+            <w:pPr>
+              <w:pStyle w:val="HTML"/>
+              <w:tabs>
+                <w:tab w:val="clear" w:pos="916"/>
+                <w:tab w:val="clear" w:pos="1832"/>
+                <w:tab w:val="clear" w:pos="2748"/>
+                <w:tab w:val="clear" w:pos="3664"/>
+                <w:tab w:val="clear" w:pos="4580"/>
+                <w:tab w:val="clear" w:pos="5496"/>
+                <w:tab w:val="clear" w:pos="6412"/>
+                <w:tab w:val="clear" w:pos="7328"/>
+                <w:tab w:val="clear" w:pos="8244"/>
+                <w:tab w:val="clear" w:pos="9160"/>
+                <w:tab w:val="clear" w:pos="10076"/>
+                <w:tab w:val="clear" w:pos="10992"/>
+                <w:tab w:val="clear" w:pos="11908"/>
+                <w:tab w:val="clear" w:pos="12824"/>
+                <w:tab w:val="clear" w:pos="13740"/>
+                <w:tab w:val="clear" w:pos="14656"/>
+              </w:tabs>
+              <w:wordWrap w:val="0"/>
+              <w:spacing w:line="330" w:lineRule="atLeast"/>
+              <w:rPr>
+                <w:rFonts w:ascii="Consolas" w:hAnsi="Consolas"/>
+              </w:rPr>
+            </w:pPr>
+            <w:r>
+              <w:rPr>
+                <w:rFonts w:ascii="Consolas" w:hAnsi="Consolas"/>
+              </w:rPr>
+              <w:t>Равномерное (n=1000)</w:t>
+            </w:r>
+          </w:p>
+        </w:tc>
+      </w:tr>
+      <w:tr>
+        <w:trPr>
+          <w:jc w:val="center"/>
+        </w:trPr>
+        <w:tc>
+          <w:tcPr>
+            <w:tcW w:w="0" w:type="auto"/>
+          </w:tcPr>
+          <w:p>
+            <w:pPr>
+              <w:pStyle w:val="HTML"/>
+              <w:tabs>
+                <w:tab w:val="clear" w:pos="916"/>
+                <w:tab w:val="clear" w:pos="1832"/>
+                <w:tab w:val="clear" w:pos="2748"/>
+                <w:tab w:val="clear" w:pos="3664"/>
+                <w:tab w:val="clear" w:pos="4580"/>
+                <w:tab w:val="clear" w:pos="5496"/>
+                <w:tab w:val="clear" w:pos="6412"/>
+                <w:tab w:val="clear" w:pos="7328"/>
+                <w:tab w:val="clear" w:pos="8244"/>
+                <w:tab w:val="clear" w:pos="9160"/>
+                <w:tab w:val="clear" w:pos="10076"/>
+                <w:tab w:val="clear" w:pos="10992"/>
+                <w:tab w:val="clear" w:pos="11908"/>
+                <w:tab w:val="clear" w:pos="12824"/>
+                <w:tab w:val="clear" w:pos="13740"/>
+                <w:tab w:val="clear" w:pos="14656"/>
+              </w:tabs>
+              <w:wordWrap w:val="0"/>
+              <w:spacing w:line="330" w:lineRule="atLeast"/>
+              <w:rPr>
+                <w:rFonts w:ascii="Consolas" w:hAnsi="Consolas"/>
+              </w:rPr>
+            </w:pPr>
+            <w:r>
+              <w:rPr>
+                <w:rFonts w:ascii="Consolas" w:hAnsi="Consolas"/>
+              </w:rPr>
+              <w:t>Выборочное среднее</w:t>
+            </w:r>
+          </w:p>
+        </w:tc>
+        <w:tc>
+          <w:tcPr>
+            <w:tcW w:w="0" w:type="auto"/>
+          </w:tcPr>
+          <w:p>
+            <w:pPr>
+              <w:pStyle w:val="HTML"/>
+              <w:tabs>
+                <w:tab w:val="clear" w:pos="916"/>
+                <w:tab w:val="clear" w:pos="1832"/>
+                <w:tab w:val="clear" w:pos="2748"/>
+                <w:tab w:val="clear" w:pos="3664"/>
+                <w:tab w:val="clear" w:pos="4580"/>
+                <w:tab w:val="clear" w:pos="5496"/>
+                <w:tab w:val="clear" w:pos="6412"/>
+                <w:tab w:val="clear" w:pos="7328"/>
+                <w:tab w:val="clear" w:pos="8244"/>
+                <w:tab w:val="clear" w:pos="9160"/>
+                <w:tab w:val="clear" w:pos="10076"/>
+                <w:tab w:val="clear" w:pos="10992"/>
+                <w:tab w:val="clear" w:pos="11908"/>
+                <w:tab w:val="clear" w:pos="12824"/>
+                <w:tab w:val="clear" w:pos="13740"/>
+                <w:tab w:val="clear" w:pos="14656"/>
+              </w:tabs>
+              <w:wordWrap w:val="0"/>
+              <w:spacing w:line="330" w:lineRule="atLeast"/>
+              <w:rPr>
+                <w:rFonts w:ascii="Consolas" w:hAnsi="Consolas"/>
+              </w:rPr>
+            </w:pPr>
+            <w:r>
+              <w:rPr>
+                <w:rFonts w:ascii="Consolas" w:hAnsi="Consolas"/>
+              </w:rPr>
+              <w:t>0.0±0.3</w:t>
+            </w:r>
+          </w:p>
+        </w:tc>
+        <w:tc>
+          <w:tcPr>
+            <w:tcW w:w="0" w:type="auto"/>
+          </w:tcPr>
+          <w:p>
+            <w:pPr>
+              <w:pStyle w:val="HTML"/>
+              <w:tabs>
+                <w:tab w:val="clear" w:pos="916"/>
+                <w:tab w:val="clear" w:pos="1832"/>
+                <w:tab w:val="clear" w:pos="2748"/>
+                <w:tab w:val="clear" w:pos="3664"/>
+                <w:tab w:val="clear" w:pos="4580"/>
+                <w:tab w:val="clear" w:pos="5496"/>
+                <w:tab w:val="clear" w:pos="6412"/>
+                <w:tab w:val="clear" w:pos="7328"/>
+                <w:tab w:val="clear" w:pos="8244"/>
+                <w:tab w:val="clear" w:pos="9160"/>
+                <w:tab w:val="clear" w:pos="10076"/>
+                <w:tab w:val="clear" w:pos="10992"/>
+                <w:tab w:val="clear" w:pos="11908"/>
+                <w:tab w:val="clear" w:pos="12824"/>
+                <w:tab w:val="clear" w:pos="13740"/>
+                <w:tab w:val="clear" w:pos="14656"/>
+              </w:tabs>
+              <w:wordWrap w:val="0"/>
+              <w:spacing w:line="330" w:lineRule="atLeast"/>
+              <w:rPr>
+                <w:rFonts w:ascii="Consolas" w:hAnsi="Consolas"/>
+              </w:rPr>
+            </w:pPr>
+            <w:r>
+              <w:rPr>
+                <w:rFonts w:ascii="Consolas" w:hAnsi="Consolas"/>
+              </w:rPr>
+              <w:t>-0.0±0.1</w:t>
+            </w:r>
+          </w:p>
+        </w:tc>
+        <w:tc>
+          <w:tcPr>
+            <w:tcW w:w="0" w:type="auto"/>
+          </w:tcPr>
+          <w:p>
+            <w:pPr>
+              <w:pStyle w:val="HTML"/>
+              <w:tabs>
+                <w:tab w:val="clear" w:pos="916"/>
+                <w:tab w:val="clear" w:pos="1832"/>
+                <w:tab w:val="clear" w:pos="2748"/>
+                <w:tab w:val="clear" w:pos="3664"/>
+                <w:tab w:val="clear" w:pos="4580"/>
+                <w:tab w:val="clear" w:pos="5496"/>
+                <w:tab w:val="clear" w:pos="6412"/>
+                <w:tab w:val="clear" w:pos="7328"/>
+                <w:tab w:val="clear" w:pos="8244"/>
+                <w:tab w:val="clear" w:pos="9160"/>
+                <w:tab w:val="clear" w:pos="10076"/>
+                <w:tab w:val="clear" w:pos="10992"/>
+                <w:tab w:val="clear" w:pos="11908"/>
+                <w:tab w:val="clear" w:pos="12824"/>
+                <w:tab w:val="clear" w:pos="13740"/>
+                <w:tab w:val="clear" w:pos="14656"/>
+              </w:tabs>
+              <w:wordWrap w:val="0"/>
+              <w:spacing w:line="330" w:lineRule="atLeast"/>
+              <w:rPr>
+                <w:rFonts w:ascii="Consolas" w:hAnsi="Consolas"/>
+              </w:rPr>
+            </w:pPr>
+            <w:r>
+              <w:rPr>
+                <w:rFonts w:ascii="Consolas" w:hAnsi="Consolas"/>
+              </w:rPr>
+              <w:t>-0.0±0.0</w:t>
+            </w:r>
+          </w:p>
+        </w:tc>
+      </w:tr>
+      <w:tr>
+        <w:trPr>
+          <w:jc w:val="center"/>
+        </w:trPr>
+        <w:tc>
+          <w:tcPr>
+            <w:tcW w:w="0" w:type="auto"/>
+          </w:tcPr>
+          <w:p>
+            <w:pPr>
+              <w:pStyle w:val="HTML"/>
+              <w:tabs>
+                <w:tab w:val="clear" w:pos="916"/>
+                <w:tab w:val="clear" w:pos="1832"/>
+                <w:tab w:val="clear" w:pos="2748"/>
+                <w:tab w:val="clear" w:pos="3664"/>
+                <w:tab w:val="clear" w:pos="4580"/>
+                <w:tab w:val="clear" w:pos="5496"/>
+                <w:tab w:val="clear" w:pos="6412"/>
+                <w:tab w:val="clear" w:pos="7328"/>
+                <w:tab w:val="clear" w:pos="8244"/>
+                <w:tab w:val="clear" w:pos="9160"/>
+                <w:tab w:val="clear" w:pos="10076"/>
+                <w:tab w:val="clear" w:pos="10992"/>
+                <w:tab w:val="clear" w:pos="11908"/>
+                <w:tab w:val="clear" w:pos="12824"/>
+                <w:tab w:val="clear" w:pos="13740"/>
+                <w:tab w:val="clear" w:pos="14656"/>
+              </w:tabs>
+              <w:wordWrap w:val="0"/>
+              <w:spacing w:line="330" w:lineRule="atLeast"/>
+              <w:rPr>
+                <w:rFonts w:ascii="Consolas" w:hAnsi="Consolas"/>
+              </w:rPr>
+            </w:pPr>
+            <w:r>
+              <w:rPr>
+                <w:rFonts w:ascii="Consolas" w:hAnsi="Consolas"/>
+              </w:rPr>
+              <w:t>Медиана</w:t>
+            </w:r>
+          </w:p>
+        </w:tc>
+        <w:tc>
+          <w:tcPr>
+            <w:tcW w:w="0" w:type="auto"/>
+          </w:tcPr>
+          <w:p>
+            <w:pPr>
+              <w:pStyle w:val="HTML"/>
+              <w:tabs>
+                <w:tab w:val="clear" w:pos="916"/>
+                <w:tab w:val="clear" w:pos="1832"/>
+                <w:tab w:val="clear" w:pos="2748"/>
+                <w:tab w:val="clear" w:pos="3664"/>
+                <w:tab w:val="clear" w:pos="4580"/>
+                <w:tab w:val="clear" w:pos="5496"/>
+                <w:tab w:val="clear" w:pos="6412"/>
+                <w:tab w:val="clear" w:pos="7328"/>
+                <w:tab w:val="clear" w:pos="8244"/>
+                <w:tab w:val="clear" w:pos="9160"/>
+                <w:tab w:val="clear" w:pos="10076"/>
+                <w:tab w:val="clear" w:pos="10992"/>
+                <w:tab w:val="clear" w:pos="11908"/>
+                <w:tab w:val="clear" w:pos="12824"/>
+                <w:tab w:val="clear" w:pos="13740"/>
+                <w:tab w:val="clear" w:pos="14656"/>
+              </w:tabs>
+              <w:wordWrap w:val="0"/>
+              <w:spacing w:line="330" w:lineRule="atLeast"/>
+              <w:rPr>
+                <w:rFonts w:ascii="Consolas" w:hAnsi="Consolas"/>
+              </w:rPr>
+            </w:pPr>
+            <w:r>
+              <w:rPr>
+                <w:rFonts w:ascii="Consolas" w:hAnsi="Consolas"/>
+              </w:rPr>
+              <w:t>0.0±0.5</w:t>
+            </w:r>
+          </w:p>
+        </w:tc>
+        <w:tc>
+          <w:tcPr>
+            <w:tcW w:w="0" w:type="auto"/>
+          </w:tcPr>
+          <w:p>
+            <w:pPr>
+              <w:pStyle w:val="HTML"/>
+              <w:tabs>
+                <w:tab w:val="clear" w:pos="916"/>
+                <w:tab w:val="clear" w:pos="1832"/>
+                <w:tab w:val="clear" w:pos="2748"/>
+                <w:tab w:val="clear" w:pos="3664"/>
+                <w:tab w:val="clear" w:pos="4580"/>
+                <w:tab w:val="clear" w:pos="5496"/>
+                <w:tab w:val="clear" w:pos="6412"/>
+                <w:tab w:val="clear" w:pos="7328"/>
+                <w:tab w:val="clear" w:pos="8244"/>
+                <w:tab w:val="clear" w:pos="9160"/>
+                <w:tab w:val="clear" w:pos="10076"/>
+                <w:tab w:val="clear" w:pos="10992"/>
+                <w:tab w:val="clear" w:pos="11908"/>
+                <w:tab w:val="clear" w:pos="12824"/>
+                <w:tab w:val="clear" w:pos="13740"/>
+                <w:tab w:val="clear" w:pos="14656"/>
+              </w:tabs>
+              <w:wordWrap w:val="0"/>
+              <w:spacing w:line="330" w:lineRule="atLeast"/>
+              <w:rPr>
+                <w:rFonts w:ascii="Consolas" w:hAnsi="Consolas"/>
+              </w:rPr>
+            </w:pPr>
+            <w:r>
+              <w:rPr>
+                <w:rFonts w:ascii="Consolas" w:hAnsi="Consolas"/>
+              </w:rPr>
+              <w:t>-0.0±0.2</w:t>
+            </w:r>
+          </w:p>
+        </w:tc>
+        <w:tc>
+          <w:tcPr>
+            <w:tcW w:w="0" w:type="auto"/>
+          </w:tcPr>
+          <w:p>
+            <w:pPr>
+              <w:pStyle w:val="HTML"/>
+              <w:tabs>
+                <w:tab w:val="clear" w:pos="916"/>
+                <w:tab w:val="clear" w:pos="1832"/>
+                <w:tab w:val="clear" w:pos="2748"/>
+                <w:tab w:val="clear" w:pos="3664"/>
+                <w:tab w:val="clear" w:pos="4580"/>
+                <w:tab w:val="clear" w:pos="5496"/>
+                <w:tab w:val="clear" w:pos="6412"/>
+                <w:tab w:val="clear" w:pos="7328"/>
+                <w:tab w:val="clear" w:pos="8244"/>
+                <w:tab w:val="clear" w:pos="9160"/>
+                <w:tab w:val="clear" w:pos="10076"/>
+                <w:tab w:val="clear" w:pos="10992"/>
+                <w:tab w:val="clear" w:pos="11908"/>
+                <w:tab w:val="clear" w:pos="12824"/>
+                <w:tab w:val="clear" w:pos="13740"/>
+                <w:tab w:val="clear" w:pos="14656"/>
+              </w:tabs>
+              <w:wordWrap w:val="0"/>
+              <w:spacing w:line="330" w:lineRule="atLeast"/>
+              <w:rPr>
+                <w:rFonts w:ascii="Consolas" w:hAnsi="Consolas"/>
+              </w:rPr>
+            </w:pPr>
+            <w:r>
+              <w:rPr>
+                <w:rFonts w:ascii="Consolas" w:hAnsi="Consolas"/>
+              </w:rPr>
+              <w:t>0.0±0.1</w:t>
+            </w:r>
+          </w:p>
+        </w:tc>
+      </w:tr>
+      <w:tr>
+        <w:trPr>
+          <w:jc w:val="center"/>
+        </w:trPr>
+        <w:tc>
+          <w:tcPr>
+            <w:tcW w:w="0" w:type="auto"/>
+          </w:tcPr>
+          <w:p>
+            <w:pPr>
+              <w:pStyle w:val="HTML"/>
+              <w:tabs>
+                <w:tab w:val="clear" w:pos="916"/>
+                <w:tab w:val="clear" w:pos="1832"/>
+                <w:tab w:val="clear" w:pos="2748"/>
+                <w:tab w:val="clear" w:pos="3664"/>
+                <w:tab w:val="clear" w:pos="4580"/>
+                <w:tab w:val="clear" w:pos="5496"/>
+                <w:tab w:val="clear" w:pos="6412"/>
+                <w:tab w:val="clear" w:pos="7328"/>
+                <w:tab w:val="clear" w:pos="8244"/>
+                <w:tab w:val="clear" w:pos="9160"/>
+                <w:tab w:val="clear" w:pos="10076"/>
+                <w:tab w:val="clear" w:pos="10992"/>
+                <w:tab w:val="clear" w:pos="11908"/>
+                <w:tab w:val="clear" w:pos="12824"/>
+                <w:tab w:val="clear" w:pos="13740"/>
+                <w:tab w:val="clear" w:pos="14656"/>
+              </w:tabs>
+              <w:wordWrap w:val="0"/>
+              <w:spacing w:line="330" w:lineRule="atLeast"/>
+              <w:rPr>
+                <w:rFonts w:ascii="Consolas" w:hAnsi="Consolas"/>
+              </w:rPr>
+            </w:pPr>
+            <w:r>
+              <w:rPr>
+                <w:rFonts w:ascii="Consolas" w:hAnsi="Consolas"/>
+              </w:rPr>
+              <w:t>ZR</w:t>
+            </w:r>
+          </w:p>
+        </w:tc>
+        <w:tc>
+          <w:tcPr>
+            <w:tcW w:w="0" w:type="auto"/>
+          </w:tcPr>
+          <w:p>
+            <w:pPr>
+              <w:pStyle w:val="HTML"/>
+              <w:tabs>
+                <w:tab w:val="clear" w:pos="916"/>
+                <w:tab w:val="clear" w:pos="1832"/>
+                <w:tab w:val="clear" w:pos="2748"/>
+                <w:tab w:val="clear" w:pos="3664"/>
+                <w:tab w:val="clear" w:pos="4580"/>
+                <w:tab w:val="clear" w:pos="5496"/>
+                <w:tab w:val="clear" w:pos="6412"/>
+                <w:tab w:val="clear" w:pos="7328"/>
+                <w:tab w:val="clear" w:pos="8244"/>
+                <w:tab w:val="clear" w:pos="9160"/>
+                <w:tab w:val="clear" w:pos="10076"/>
+                <w:tab w:val="clear" w:pos="10992"/>
+                <w:tab w:val="clear" w:pos="11908"/>
+                <w:tab w:val="clear" w:pos="12824"/>
+                <w:tab w:val="clear" w:pos="13740"/>
+                <w:tab w:val="clear" w:pos="14656"/>
+              </w:tabs>
+              <w:wordWrap w:val="0"/>
+              <w:spacing w:line="330" w:lineRule="atLeast"/>
+              <w:rPr>
+                <w:rFonts w:ascii="Consolas" w:hAnsi="Consolas"/>
+              </w:rPr>
+            </w:pPr>
+            <w:r>
+              <w:rPr>
+                <w:rFonts w:ascii="Consolas" w:hAnsi="Consolas"/>
+              </w:rPr>
+              <w:t>0.0±0.2</w:t>
+            </w:r>
+          </w:p>
+        </w:tc>
+        <w:tc>
+          <w:tcPr>
+            <w:tcW w:w="0" w:type="auto"/>
+          </w:tcPr>
+          <w:p>
+            <w:pPr>
+              <w:pStyle w:val="HTML"/>
+              <w:tabs>
+                <w:tab w:val="clear" w:pos="916"/>
+                <w:tab w:val="clear" w:pos="1832"/>
+                <w:tab w:val="clear" w:pos="2748"/>
+                <w:tab w:val="clear" w:pos="3664"/>
+                <w:tab w:val="clear" w:pos="4580"/>
+                <w:tab w:val="clear" w:pos="5496"/>
+                <w:tab w:val="clear" w:pos="6412"/>
+                <w:tab w:val="clear" w:pos="7328"/>
+                <w:tab w:val="clear" w:pos="8244"/>
+                <w:tab w:val="clear" w:pos="9160"/>
+                <w:tab w:val="clear" w:pos="10076"/>
+                <w:tab w:val="clear" w:pos="10992"/>
+                <w:tab w:val="clear" w:pos="11908"/>
+                <w:tab w:val="clear" w:pos="12824"/>
+                <w:tab w:val="clear" w:pos="13740"/>
+                <w:tab w:val="clear" w:pos="14656"/>
+              </w:tabs>
+              <w:wordWrap w:val="0"/>
+              <w:spacing w:line="330" w:lineRule="atLeast"/>
+              <w:rPr>
+                <w:rFonts w:ascii="Consolas" w:hAnsi="Consolas"/>
+              </w:rPr>
+            </w:pPr>
+            <w:r>
+              <w:rPr>
+                <w:rFonts w:ascii="Consolas" w:hAnsi="Consolas"/>
+              </w:rPr>
+              <w:t>-0.0±0.0</w:t>
+            </w:r>
+          </w:p>
+        </w:tc>
+        <w:tc>
+          <w:tcPr>
+            <w:tcW w:w="0" w:type="auto"/>
+          </w:tcPr>
+          <w:p>
+            <w:pPr>
+              <w:pStyle w:val="HTML"/>
+              <w:tabs>
+                <w:tab w:val="clear" w:pos="916"/>
+                <w:tab w:val="clear" w:pos="1832"/>
+                <w:tab w:val="clear" w:pos="2748"/>
+                <w:tab w:val="clear" w:pos="3664"/>
+                <w:tab w:val="clear" w:pos="4580"/>
+                <w:tab w:val="clear" w:pos="5496"/>
+                <w:tab w:val="clear" w:pos="6412"/>
+                <w:tab w:val="clear" w:pos="7328"/>
+                <w:tab w:val="clear" w:pos="8244"/>
+                <w:tab w:val="clear" w:pos="9160"/>
+                <w:tab w:val="clear" w:pos="10076"/>
+                <w:tab w:val="clear" w:pos="10992"/>
+                <w:tab w:val="clear" w:pos="11908"/>
+                <w:tab w:val="clear" w:pos="12824"/>
+                <w:tab w:val="clear" w:pos="13740"/>
+                <w:tab w:val="clear" w:pos="14656"/>
+              </w:tabs>
+              <w:wordWrap w:val="0"/>
+              <w:spacing w:line="330" w:lineRule="atLeast"/>
+              <w:rPr>
+                <w:rFonts w:ascii="Consolas" w:hAnsi="Consolas"/>
+              </w:rPr>
+            </w:pPr>
+            <w:r>
+              <w:rPr>
+                <w:rFonts w:ascii="Consolas" w:hAnsi="Consolas"/>
+              </w:rPr>
+              <w:t>0.0±0.0</w:t>
+            </w:r>
+          </w:p>
+        </w:tc>
+      </w:tr>
+      <w:tr>
+        <w:trPr>
+          <w:jc w:val="center"/>
+        </w:trPr>
+        <w:tc>
+          <w:tcPr>
+            <w:tcW w:w="0" w:type="auto"/>
+          </w:tcPr>
+          <w:p>
+            <w:pPr>
+              <w:pStyle w:val="HTML"/>
+              <w:tabs>
+                <w:tab w:val="clear" w:pos="916"/>
+                <w:tab w:val="clear" w:pos="1832"/>
+                <w:tab w:val="clear" w:pos="2748"/>
+                <w:tab w:val="clear" w:pos="3664"/>
+                <w:tab w:val="clear" w:pos="4580"/>
+                <w:tab w:val="clear" w:pos="5496"/>
+                <w:tab w:val="clear" w:pos="6412"/>
+                <w:tab w:val="clear" w:pos="7328"/>
+                <w:tab w:val="clear" w:pos="8244"/>
+                <w:tab w:val="clear" w:pos="9160"/>
+                <w:tab w:val="clear" w:pos="10076"/>
+                <w:tab w:val="clear" w:pos="10992"/>
+                <w:tab w:val="clear" w:pos="11908"/>
+                <w:tab w:val="clear" w:pos="12824"/>
+                <w:tab w:val="clear" w:pos="13740"/>
+                <w:tab w:val="clear" w:pos="14656"/>
+              </w:tabs>
+              <w:wordWrap w:val="0"/>
+              <w:spacing w:line="330" w:lineRule="atLeast"/>
+              <w:rPr>
+                <w:rFonts w:ascii="Consolas" w:hAnsi="Consolas"/>
+              </w:rPr>
+            </w:pPr>
+            <w:r>
+              <w:rPr>
+                <w:rFonts w:ascii="Consolas" w:hAnsi="Consolas"/>
+              </w:rPr>
+              <w:t>ZQ</w:t>
+            </w:r>
+          </w:p>
+        </w:tc>
+        <w:tc>
+          <w:tcPr>
+            <w:tcW w:w="0" w:type="auto"/>
+          </w:tcPr>
+          <w:p>
+            <w:pPr>
+              <w:pStyle w:val="HTML"/>
+              <w:tabs>
+                <w:tab w:val="clear" w:pos="916"/>
+                <w:tab w:val="clear" w:pos="1832"/>
+                <w:tab w:val="clear" w:pos="2748"/>
+                <w:tab w:val="clear" w:pos="3664"/>
+                <w:tab w:val="clear" w:pos="4580"/>
+                <w:tab w:val="clear" w:pos="5496"/>
+                <w:tab w:val="clear" w:pos="6412"/>
+                <w:tab w:val="clear" w:pos="7328"/>
+                <w:tab w:val="clear" w:pos="8244"/>
+                <w:tab w:val="clear" w:pos="9160"/>
+                <w:tab w:val="clear" w:pos="10076"/>
+                <w:tab w:val="clear" w:pos="10992"/>
+                <w:tab w:val="clear" w:pos="11908"/>
+                <w:tab w:val="clear" w:pos="12824"/>
+                <w:tab w:val="clear" w:pos="13740"/>
+                <w:tab w:val="clear" w:pos="14656"/>
+              </w:tabs>
+              <w:wordWrap w:val="0"/>
+              <w:spacing w:line="330" w:lineRule="atLeast"/>
+              <w:rPr>
+                <w:rFonts w:ascii="Consolas" w:hAnsi="Consolas"/>
+              </w:rPr>
+            </w:pPr>
+            <w:r>
+              <w:rPr>
+                <w:rFonts w:ascii="Consolas" w:hAnsi="Consolas"/>
+              </w:rPr>
+              <w:t>0.0±0.4</w:t>
+            </w:r>
+          </w:p>
+        </w:tc>
+        <w:tc>
+          <w:tcPr>
+            <w:tcW w:w="0" w:type="auto"/>
+          </w:tcPr>
+          <w:p>
+            <w:pPr>
+              <w:pStyle w:val="HTML"/>
+              <w:tabs>
+                <w:tab w:val="clear" w:pos="916"/>
+                <w:tab w:val="clear" w:pos="1832"/>
+                <w:tab w:val="clear" w:pos="2748"/>
+                <w:tab w:val="clear" w:pos="3664"/>
+                <w:tab w:val="clear" w:pos="4580"/>
+                <w:tab w:val="clear" w:pos="5496"/>
+                <w:tab w:val="clear" w:pos="6412"/>
+                <w:tab w:val="clear" w:pos="7328"/>
+                <w:tab w:val="clear" w:pos="8244"/>
+                <w:tab w:val="clear" w:pos="9160"/>
+                <w:tab w:val="clear" w:pos="10076"/>
+                <w:tab w:val="clear" w:pos="10992"/>
+                <w:tab w:val="clear" w:pos="11908"/>
+                <w:tab w:val="clear" w:pos="12824"/>
+                <w:tab w:val="clear" w:pos="13740"/>
+                <w:tab w:val="clear" w:pos="14656"/>
+              </w:tabs>
+              <w:wordWrap w:val="0"/>
+              <w:spacing w:line="330" w:lineRule="atLeast"/>
+              <w:rPr>
+                <w:rFonts w:ascii="Consolas" w:hAnsi="Consolas"/>
+              </w:rPr>
+            </w:pPr>
+            <w:r>
+              <w:rPr>
+                <w:rFonts w:ascii="Consolas" w:hAnsi="Consolas"/>
+              </w:rPr>
+              <w:t>-0.0±0.1</w:t>
+            </w:r>
+          </w:p>
+        </w:tc>
+        <w:tc>
+          <w:tcPr>
+            <w:tcW w:w="0" w:type="auto"/>
+          </w:tcPr>
+          <w:p>
+            <w:pPr>
+              <w:pStyle w:val="HTML"/>
+              <w:tabs>
+                <w:tab w:val="clear" w:pos="916"/>
+                <w:tab w:val="clear" w:pos="1832"/>
+                <w:tab w:val="clear" w:pos="2748"/>
+                <w:tab w:val="clear" w:pos="3664"/>
+                <w:tab w:val="clear" w:pos="4580"/>
+                <w:tab w:val="clear" w:pos="5496"/>
+                <w:tab w:val="clear" w:pos="6412"/>
+                <w:tab w:val="clear" w:pos="7328"/>
+                <w:tab w:val="clear" w:pos="8244"/>
+                <w:tab w:val="clear" w:pos="9160"/>
+                <w:tab w:val="clear" w:pos="10076"/>
+                <w:tab w:val="clear" w:pos="10992"/>
+                <w:tab w:val="clear" w:pos="11908"/>
+                <w:tab w:val="clear" w:pos="12824"/>
+                <w:tab w:val="clear" w:pos="13740"/>
+                <w:tab w:val="clear" w:pos="14656"/>
+              </w:tabs>
+              <w:wordWrap w:val="0"/>
+              <w:spacing w:line="330" w:lineRule="atLeast"/>
+              <w:rPr>
+                <w:rFonts w:ascii="Consolas" w:hAnsi="Consolas"/>
+              </w:rPr>
+            </w:pPr>
+            <w:r>
+              <w:rPr>
+                <w:rFonts w:ascii="Consolas" w:hAnsi="Consolas"/>
+              </w:rPr>
+              <w:t>0.0±0.0</w:t>
+            </w:r>
+          </w:p>
+        </w:tc>
+      </w:tr>
+      <w:tr>
+        <w:trPr>
+          <w:jc w:val="center"/>
+        </w:trPr>
+        <w:tc>
+          <w:tcPr>
+            <w:tcW w:w="0" w:type="auto"/>
+          </w:tcPr>
+          <w:p>
+            <w:pPr>
+              <w:pStyle w:val="HTML"/>
+              <w:tabs>
+                <w:tab w:val="clear" w:pos="916"/>
+                <w:tab w:val="clear" w:pos="1832"/>
+                <w:tab w:val="clear" w:pos="2748"/>
+                <w:tab w:val="clear" w:pos="3664"/>
+                <w:tab w:val="clear" w:pos="4580"/>
+                <w:tab w:val="clear" w:pos="5496"/>
+                <w:tab w:val="clear" w:pos="6412"/>
+                <w:tab w:val="clear" w:pos="7328"/>
+                <w:tab w:val="clear" w:pos="8244"/>
+                <w:tab w:val="clear" w:pos="9160"/>
+                <w:tab w:val="clear" w:pos="10076"/>
+                <w:tab w:val="clear" w:pos="10992"/>
+                <w:tab w:val="clear" w:pos="11908"/>
+                <w:tab w:val="clear" w:pos="12824"/>
+                <w:tab w:val="clear" w:pos="13740"/>
+                <w:tab w:val="clear" w:pos="14656"/>
+              </w:tabs>
+              <w:wordWrap w:val="0"/>
+              <w:spacing w:line="330" w:lineRule="atLeast"/>
+              <w:rPr>
+                <w:rFonts w:ascii="Consolas" w:hAnsi="Consolas"/>
+              </w:rPr>
+            </w:pPr>
+            <w:proofErr w:type="spellStart"/>
+            <w:r>
+              <w:rPr>
+                <w:rFonts w:ascii="Consolas" w:hAnsi="Consolas"/>
+              </w:rPr>
+              <w:t>Ztr</w:t>
+            </w:r>
+            <w:proofErr w:type="spellEnd"/>
+          </w:p>
+        </w:tc>
+        <w:tc>
+          <w:tcPr>
+            <w:tcW w:w="0" w:type="auto"/>
+          </w:tcPr>
+          <w:p>
+            <w:pPr>
+              <w:pStyle w:val="HTML"/>
+              <w:tabs>
+                <w:tab w:val="clear" w:pos="916"/>
+                <w:tab w:val="clear" w:pos="1832"/>
+                <w:tab w:val="clear" w:pos="2748"/>
+                <w:tab w:val="clear" w:pos="3664"/>
+                <w:tab w:val="clear" w:pos="4580"/>
+                <w:tab w:val="clear" w:pos="5496"/>
+                <w:tab w:val="clear" w:pos="6412"/>
+                <w:tab w:val="clear" w:pos="7328"/>
+                <w:tab w:val="clear" w:pos="8244"/>
+                <w:tab w:val="clear" w:pos="9160"/>
+                <w:tab w:val="clear" w:pos="10076"/>
+                <w:tab w:val="clear" w:pos="10992"/>
+                <w:tab w:val="clear" w:pos="11908"/>
+                <w:tab w:val="clear" w:pos="12824"/>
+                <w:tab w:val="clear" w:pos="13740"/>
+                <w:tab w:val="clear" w:pos="14656"/>
+              </w:tabs>
+              <w:wordWrap w:val="0"/>
+              <w:spacing w:line="330" w:lineRule="atLeast"/>
+              <w:rPr>
+                <w:rFonts w:ascii="Consolas" w:hAnsi="Consolas"/>
+              </w:rPr>
+            </w:pPr>
+            <w:r>
+              <w:rPr>
+                <w:rFonts w:ascii="Consolas" w:hAnsi="Consolas"/>
+              </w:rPr>
+              <w:t>0.0±0.4</w:t>
+            </w:r>
+          </w:p>
+        </w:tc>
+        <w:tc>
+          <w:tcPr>
+            <w:tcW w:w="0" w:type="auto"/>
+          </w:tcPr>
+          <w:p>
+            <w:pPr>
+              <w:pStyle w:val="HTML"/>
+              <w:tabs>
+                <w:tab w:val="clear" w:pos="916"/>
+                <w:tab w:val="clear" w:pos="1832"/>
+                <w:tab w:val="clear" w:pos="2748"/>
+                <w:tab w:val="clear" w:pos="3664"/>
+                <w:tab w:val="clear" w:pos="4580"/>
+                <w:tab w:val="clear" w:pos="5496"/>
+                <w:tab w:val="clear" w:pos="6412"/>
+                <w:tab w:val="clear" w:pos="7328"/>
+                <w:tab w:val="clear" w:pos="8244"/>
+                <w:tab w:val="clear" w:pos="9160"/>
+                <w:tab w:val="clear" w:pos="10076"/>
+                <w:tab w:val="clear" w:pos="10992"/>
+                <w:tab w:val="clear" w:pos="11908"/>
+                <w:tab w:val="clear" w:pos="12824"/>
+                <w:tab w:val="clear" w:pos="13740"/>
+                <w:tab w:val="clear" w:pos="14656"/>
+              </w:tabs>
+              <w:wordWrap w:val="0"/>
+              <w:spacing w:line="330" w:lineRule="atLeast"/>
+              <w:rPr>
+                <w:rFonts w:ascii="Consolas" w:hAnsi="Consolas"/>
+              </w:rPr>
+            </w:pPr>
+            <w:r>
+              <w:rPr>
+                <w:rFonts w:ascii="Consolas" w:hAnsi="Consolas"/>
+              </w:rPr>
+              <w:t>-0.0±0.1</w:t>
+            </w:r>
+          </w:p>
+        </w:tc>
+        <w:tc>
+          <w:tcPr>
+            <w:tcW w:w="0" w:type="auto"/>
+          </w:tcPr>
+          <w:p>
+            <w:pPr>
+              <w:pStyle w:val="HTML"/>
+              <w:tabs>
+                <w:tab w:val="clear" w:pos="916"/>
+                <w:tab w:val="clear" w:pos="1832"/>
+                <w:tab w:val="clear" w:pos="2748"/>
+                <w:tab w:val="clear" w:pos="3664"/>
+                <w:tab w:val="clear" w:pos="4580"/>
+                <w:tab w:val="clear" w:pos="5496"/>
+                <w:tab w:val="clear" w:pos="6412"/>
+                <w:tab w:val="clear" w:pos="7328"/>
+                <w:tab w:val="clear" w:pos="8244"/>
+                <w:tab w:val="clear" w:pos="9160"/>
+                <w:tab w:val="clear" w:pos="10076"/>
+                <w:tab w:val="clear" w:pos="10992"/>
+                <w:tab w:val="clear" w:pos="11908"/>
+                <w:tab w:val="clear" w:pos="12824"/>
+                <w:tab w:val="clear" w:pos="13740"/>
+                <w:tab w:val="clear" w:pos="14656"/>
+              </w:tabs>
+              <w:wordWrap w:val="0"/>
+              <w:spacing w:line="330" w:lineRule="atLeast"/>
+              <w:rPr>
+                <w:rFonts w:ascii="Consolas" w:hAnsi="Consolas"/>
+              </w:rPr>
+            </w:pPr>
+            <w:r>
+              <w:rPr>
+                <w:rFonts w:ascii="Consolas" w:hAnsi="Consolas"/>
+              </w:rPr>
+              <w:t>0.0±0.0</w:t>
+            </w:r>
+          </w:p>
+        </w:tc>
+      </w:tr>
+    </w:tbl>
+    <w:p>
+      <w:r>
+        <w:rPr>
+          <w:noProof/>
+        </w:rPr>
+        <w:t xml:space="preserve"> </w:t>
+      </w:r>
+    </w:p>
+    <w:p>
+      <w:pPr>
+        <w:jc w:val="center"/>
+      </w:pPr>
+      <w:r>
+        <w:t>Рис 11. Данные характеристик для равномерного распределения</w:t>
+      </w:r>
+    </w:p>
+    <w:p>
+      <w:pPr>
+        <w:pStyle w:val="3"/>
+      </w:pPr>
+      <w:bookmarkStart w:id="22" w:name="_Toc221976001"/>
+      <w:r>
+        <w:lastRenderedPageBreak/>
         <w:t>Гистограммы</w:t>
       </w:r>
-      <w:r>
-        <w:t xml:space="preserve"> для распределения</w:t>
-      </w:r>
-      <w:r>
-        <w:t xml:space="preserve"> Коши</w:t>
-      </w:r>
-    </w:p>
-    <w:p/>
-    <w:p>
-      <w:pPr>
-        <w:pStyle w:val="2"/>
-      </w:pPr>
-      <w:bookmarkStart w:id="14" w:name="_Toc221975993"/>
-      <w:r>
-        <w:lastRenderedPageBreak/>
-        <w:t xml:space="preserve">Распределение </w:t>
-      </w:r>
-      <w:r>
-        <w:t>Лапласа</w:t>
-      </w:r>
-      <w:bookmarkEnd w:id="14"/>
-    </w:p>
-    <w:p>
-      <w:pPr>
-        <w:pStyle w:val="3"/>
-      </w:pPr>
-      <w:bookmarkStart w:id="15" w:name="_Toc221975994"/>
-      <w:r>
-        <w:t>Характеристики</w:t>
-      </w:r>
-      <w:bookmarkEnd w:id="15"/>
+      <w:bookmarkEnd w:id="22"/>
     </w:p>
     <w:p>
       <w:r>
@@ -6632,10 +11644,10 @@
           <w:noProof/>
         </w:rPr>
         <w:drawing>
-          <wp:inline distT="0" distB="0" distL="0" distR="0" wp14:anchorId="33F35E2F" wp14:editId="70EEC71C">
-            <wp:extent cx="5940425" cy="4810760"/>
-            <wp:effectExtent l="0" t="0" r="3175" b="8890"/>
-            <wp:docPr id="10" name="Рисунок 10"/>
+          <wp:inline distT="0" distB="0" distL="0" distR="0" wp14:anchorId="50B5CF31" wp14:editId="17F4514C">
+            <wp:extent cx="5940425" cy="3055620"/>
+            <wp:effectExtent l="0" t="0" r="3175" b="0"/>
+            <wp:docPr id="18" name="Рисунок 18"/>
             <wp:cNvGraphicFramePr>
               <a:graphicFrameLocks xmlns:a="http://schemas.openxmlformats.org/drawingml/2006/main" noChangeAspect="1"/>
             </wp:cNvGraphicFramePr>
@@ -6655,386 +11667,6 @@
                   <pic:spPr>
                     <a:xfrm>
                       <a:off x="0" y="0"/>
-                      <a:ext cx="5940425" cy="4810760"/>
-                    </a:xfrm>
-                    <a:prstGeom prst="rect">
-                      <a:avLst/>
-                    </a:prstGeom>
-                  </pic:spPr>
-                </pic:pic>
-              </a:graphicData>
-            </a:graphic>
-          </wp:inline>
-        </w:drawing>
-      </w:r>
-    </w:p>
-    <w:p>
-      <w:pPr>
-        <w:jc w:val="center"/>
-      </w:pPr>
-      <w:r>
-        <w:t xml:space="preserve">Рис </w:t>
-      </w:r>
-      <w:r>
-        <w:t>7</w:t>
-      </w:r>
-      <w:r>
-        <w:t xml:space="preserve">. Данные характеристик для распределения </w:t>
-      </w:r>
-      <w:r>
-        <w:t>Лапласа</w:t>
-      </w:r>
-    </w:p>
-    <w:p>
-      <w:pPr>
-        <w:pStyle w:val="3"/>
-      </w:pPr>
-      <w:bookmarkStart w:id="16" w:name="_Toc221975995"/>
-      <w:r>
-        <w:t>Гистограммы</w:t>
-      </w:r>
-      <w:bookmarkEnd w:id="16"/>
-    </w:p>
-    <w:p>
-      <w:r>
-        <w:rPr>
-          <w:noProof/>
-        </w:rPr>
-        <w:drawing>
-          <wp:inline distT="0" distB="0" distL="0" distR="0" wp14:anchorId="6EFA9A51" wp14:editId="041B5187">
-            <wp:extent cx="5940425" cy="3046095"/>
-            <wp:effectExtent l="0" t="0" r="3175" b="1905"/>
-            <wp:docPr id="9" name="Рисунок 9"/>
-            <wp:cNvGraphicFramePr>
-              <a:graphicFrameLocks xmlns:a="http://schemas.openxmlformats.org/drawingml/2006/main" noChangeAspect="1"/>
-            </wp:cNvGraphicFramePr>
-            <a:graphic xmlns:a="http://schemas.openxmlformats.org/drawingml/2006/main">
-              <a:graphicData uri="http://schemas.openxmlformats.org/drawingml/2006/picture">
-                <pic:pic xmlns:pic="http://schemas.openxmlformats.org/drawingml/2006/picture">
-                  <pic:nvPicPr>
-                    <pic:cNvPr id="1" name=""/>
-                    <pic:cNvPicPr/>
-                  </pic:nvPicPr>
-                  <pic:blipFill>
-                    <a:blip r:embed="rId15"/>
-                    <a:stretch>
-                      <a:fillRect/>
-                    </a:stretch>
-                  </pic:blipFill>
-                  <pic:spPr>
-                    <a:xfrm>
-                      <a:off x="0" y="0"/>
-                      <a:ext cx="5940425" cy="3046095"/>
-                    </a:xfrm>
-                    <a:prstGeom prst="rect">
-                      <a:avLst/>
-                    </a:prstGeom>
-                  </pic:spPr>
-                </pic:pic>
-              </a:graphicData>
-            </a:graphic>
-          </wp:inline>
-        </w:drawing>
-      </w:r>
-    </w:p>
-    <w:p>
-      <w:pPr>
-        <w:jc w:val="center"/>
-      </w:pPr>
-      <w:r>
-        <w:t xml:space="preserve">Рис </w:t>
-      </w:r>
-      <w:r>
-        <w:t>8</w:t>
-      </w:r>
-      <w:r>
-        <w:t xml:space="preserve">. Гистограммы для распределения </w:t>
-      </w:r>
-      <w:r>
-        <w:t>Лапласа</w:t>
-      </w:r>
-    </w:p>
-    <w:p/>
-    <w:p>
-      <w:pPr>
-        <w:pStyle w:val="2"/>
-      </w:pPr>
-      <w:bookmarkStart w:id="17" w:name="_Toc221975996"/>
-      <w:r>
-        <w:lastRenderedPageBreak/>
-        <w:t xml:space="preserve">Распределение </w:t>
-      </w:r>
-      <w:r>
-        <w:t>Пуассона</w:t>
-      </w:r>
-      <w:bookmarkEnd w:id="17"/>
-    </w:p>
-    <w:p>
-      <w:pPr>
-        <w:pStyle w:val="3"/>
-      </w:pPr>
-      <w:bookmarkStart w:id="18" w:name="_Toc221975997"/>
-      <w:r>
-        <w:t>Характеристики</w:t>
-      </w:r>
-      <w:bookmarkEnd w:id="18"/>
-    </w:p>
-    <w:p>
-      <w:r>
-        <w:rPr>
-          <w:noProof/>
-        </w:rPr>
-        <w:drawing>
-          <wp:inline distT="0" distB="0" distL="0" distR="0" wp14:anchorId="3FB28CED" wp14:editId="2F1E6E0E">
-            <wp:extent cx="5940425" cy="4784090"/>
-            <wp:effectExtent l="0" t="0" r="3175" b="0"/>
-            <wp:docPr id="15" name="Рисунок 15"/>
-            <wp:cNvGraphicFramePr>
-              <a:graphicFrameLocks xmlns:a="http://schemas.openxmlformats.org/drawingml/2006/main" noChangeAspect="1"/>
-            </wp:cNvGraphicFramePr>
-            <a:graphic xmlns:a="http://schemas.openxmlformats.org/drawingml/2006/main">
-              <a:graphicData uri="http://schemas.openxmlformats.org/drawingml/2006/picture">
-                <pic:pic xmlns:pic="http://schemas.openxmlformats.org/drawingml/2006/picture">
-                  <pic:nvPicPr>
-                    <pic:cNvPr id="1" name=""/>
-                    <pic:cNvPicPr/>
-                  </pic:nvPicPr>
-                  <pic:blipFill>
-                    <a:blip r:embed="rId16"/>
-                    <a:stretch>
-                      <a:fillRect/>
-                    </a:stretch>
-                  </pic:blipFill>
-                  <pic:spPr>
-                    <a:xfrm>
-                      <a:off x="0" y="0"/>
-                      <a:ext cx="5940425" cy="4784090"/>
-                    </a:xfrm>
-                    <a:prstGeom prst="rect">
-                      <a:avLst/>
-                    </a:prstGeom>
-                  </pic:spPr>
-                </pic:pic>
-              </a:graphicData>
-            </a:graphic>
-          </wp:inline>
-        </w:drawing>
-      </w:r>
-    </w:p>
-    <w:p>
-      <w:pPr>
-        <w:jc w:val="center"/>
-      </w:pPr>
-      <w:r>
-        <w:t xml:space="preserve">Рис </w:t>
-      </w:r>
-      <w:r>
-        <w:t>9</w:t>
-      </w:r>
-      <w:r>
-        <w:t xml:space="preserve">. Данные характеристик для распределения </w:t>
-      </w:r>
-      <w:r>
-        <w:t>Пуассона</w:t>
-      </w:r>
-    </w:p>
-    <w:p>
-      <w:pPr>
-        <w:pStyle w:val="3"/>
-      </w:pPr>
-      <w:bookmarkStart w:id="19" w:name="_Toc221975998"/>
-      <w:r>
-        <w:t>Гистограммы</w:t>
-      </w:r>
-      <w:bookmarkEnd w:id="19"/>
-    </w:p>
-    <w:p>
-      <w:r>
-        <w:rPr>
-          <w:noProof/>
-        </w:rPr>
-        <w:drawing>
-          <wp:inline distT="0" distB="0" distL="0" distR="0" wp14:anchorId="24236CE5" wp14:editId="2830BDD6">
-            <wp:extent cx="5940425" cy="3011805"/>
-            <wp:effectExtent l="0" t="0" r="3175" b="0"/>
-            <wp:docPr id="14" name="Рисунок 14"/>
-            <wp:cNvGraphicFramePr>
-              <a:graphicFrameLocks xmlns:a="http://schemas.openxmlformats.org/drawingml/2006/main" noChangeAspect="1"/>
-            </wp:cNvGraphicFramePr>
-            <a:graphic xmlns:a="http://schemas.openxmlformats.org/drawingml/2006/main">
-              <a:graphicData uri="http://schemas.openxmlformats.org/drawingml/2006/picture">
-                <pic:pic xmlns:pic="http://schemas.openxmlformats.org/drawingml/2006/picture">
-                  <pic:nvPicPr>
-                    <pic:cNvPr id="1" name=""/>
-                    <pic:cNvPicPr/>
-                  </pic:nvPicPr>
-                  <pic:blipFill>
-                    <a:blip r:embed="rId17"/>
-                    <a:stretch>
-                      <a:fillRect/>
-                    </a:stretch>
-                  </pic:blipFill>
-                  <pic:spPr>
-                    <a:xfrm>
-                      <a:off x="0" y="0"/>
-                      <a:ext cx="5940425" cy="3011805"/>
-                    </a:xfrm>
-                    <a:prstGeom prst="rect">
-                      <a:avLst/>
-                    </a:prstGeom>
-                  </pic:spPr>
-                </pic:pic>
-              </a:graphicData>
-            </a:graphic>
-          </wp:inline>
-        </w:drawing>
-      </w:r>
-    </w:p>
-    <w:p>
-      <w:pPr>
-        <w:jc w:val="center"/>
-      </w:pPr>
-      <w:r>
-        <w:t>Рис</w:t>
-      </w:r>
-      <w:r>
-        <w:t xml:space="preserve"> 10</w:t>
-      </w:r>
-      <w:r>
-        <w:t xml:space="preserve">. Гистограммы для распределения </w:t>
-      </w:r>
-      <w:r>
-        <w:t>Пуассона</w:t>
-      </w:r>
-    </w:p>
-    <w:p>
-      <w:pPr>
-        <w:pStyle w:val="2"/>
-      </w:pPr>
-      <w:bookmarkStart w:id="20" w:name="_Toc221975999"/>
-      <w:r>
-        <w:lastRenderedPageBreak/>
-        <w:t xml:space="preserve">Распределение </w:t>
-      </w:r>
-      <w:r>
-        <w:t>равномерное</w:t>
-      </w:r>
-      <w:bookmarkEnd w:id="20"/>
-    </w:p>
-    <w:p>
-      <w:pPr>
-        <w:pStyle w:val="3"/>
-      </w:pPr>
-      <w:bookmarkStart w:id="21" w:name="_Toc221976000"/>
-      <w:r>
-        <w:t>Характеристики</w:t>
-      </w:r>
-      <w:bookmarkEnd w:id="21"/>
-    </w:p>
-    <w:p>
-      <w:r>
-        <w:rPr>
-          <w:noProof/>
-        </w:rPr>
-        <w:drawing>
-          <wp:inline distT="0" distB="0" distL="0" distR="0" wp14:anchorId="6885232C" wp14:editId="149A06BB">
-            <wp:extent cx="5940425" cy="4831080"/>
-            <wp:effectExtent l="0" t="0" r="3175" b="7620"/>
-            <wp:docPr id="21" name="Рисунок 21"/>
-            <wp:cNvGraphicFramePr>
-              <a:graphicFrameLocks xmlns:a="http://schemas.openxmlformats.org/drawingml/2006/main" noChangeAspect="1"/>
-            </wp:cNvGraphicFramePr>
-            <a:graphic xmlns:a="http://schemas.openxmlformats.org/drawingml/2006/main">
-              <a:graphicData uri="http://schemas.openxmlformats.org/drawingml/2006/picture">
-                <pic:pic xmlns:pic="http://schemas.openxmlformats.org/drawingml/2006/picture">
-                  <pic:nvPicPr>
-                    <pic:cNvPr id="1" name=""/>
-                    <pic:cNvPicPr/>
-                  </pic:nvPicPr>
-                  <pic:blipFill>
-                    <a:blip r:embed="rId18"/>
-                    <a:stretch>
-                      <a:fillRect/>
-                    </a:stretch>
-                  </pic:blipFill>
-                  <pic:spPr>
-                    <a:xfrm>
-                      <a:off x="0" y="0"/>
-                      <a:ext cx="5940425" cy="4831080"/>
-                    </a:xfrm>
-                    <a:prstGeom prst="rect">
-                      <a:avLst/>
-                    </a:prstGeom>
-                  </pic:spPr>
-                </pic:pic>
-              </a:graphicData>
-            </a:graphic>
-          </wp:inline>
-        </w:drawing>
-      </w:r>
-      <w:r>
-        <w:rPr>
-          <w:noProof/>
-        </w:rPr>
-        <w:t xml:space="preserve"> </w:t>
-      </w:r>
-    </w:p>
-    <w:p>
-      <w:pPr>
-        <w:jc w:val="center"/>
-      </w:pPr>
-      <w:r>
-        <w:t xml:space="preserve">Рис </w:t>
-      </w:r>
-      <w:r>
-        <w:t>11</w:t>
-      </w:r>
-      <w:r>
-        <w:t xml:space="preserve">. Данные характеристик для </w:t>
-      </w:r>
-      <w:r>
-        <w:t>равномерного распределения</w:t>
-      </w:r>
-    </w:p>
-    <w:p>
-      <w:pPr>
-        <w:pStyle w:val="3"/>
-      </w:pPr>
-      <w:bookmarkStart w:id="22" w:name="_Toc221976001"/>
-      <w:r>
-        <w:t>Гистограммы</w:t>
-      </w:r>
-      <w:bookmarkEnd w:id="22"/>
-    </w:p>
-    <w:p>
-      <w:r>
-        <w:rPr>
-          <w:noProof/>
-        </w:rPr>
-        <w:drawing>
-          <wp:inline distT="0" distB="0" distL="0" distR="0" wp14:anchorId="50B5CF31" wp14:editId="17F4514C">
-            <wp:extent cx="5940425" cy="3055620"/>
-            <wp:effectExtent l="0" t="0" r="3175" b="0"/>
-            <wp:docPr id="18" name="Рисунок 18"/>
-            <wp:cNvGraphicFramePr>
-              <a:graphicFrameLocks xmlns:a="http://schemas.openxmlformats.org/drawingml/2006/main" noChangeAspect="1"/>
-            </wp:cNvGraphicFramePr>
-            <a:graphic xmlns:a="http://schemas.openxmlformats.org/drawingml/2006/main">
-              <a:graphicData uri="http://schemas.openxmlformats.org/drawingml/2006/picture">
-                <pic:pic xmlns:pic="http://schemas.openxmlformats.org/drawingml/2006/picture">
-                  <pic:nvPicPr>
-                    <pic:cNvPr id="1" name=""/>
-                    <pic:cNvPicPr/>
-                  </pic:nvPicPr>
-                  <pic:blipFill>
-                    <a:blip r:embed="rId19"/>
-                    <a:stretch>
-                      <a:fillRect/>
-                    </a:stretch>
-                  </pic:blipFill>
-                  <pic:spPr>
-                    <a:xfrm>
-                      <a:off x="0" y="0"/>
                       <a:ext cx="5940425" cy="3055620"/>
                     </a:xfrm>
                     <a:prstGeom prst="rect">
@@ -7053,416 +11685,393 @@
         <w:jc w:val="center"/>
       </w:pPr>
       <w:r>
-        <w:t xml:space="preserve">Рис </w:t>
-      </w:r>
-      <w:r>
-        <w:t>12</w:t>
-      </w:r>
-      <w:r>
-        <w:t xml:space="preserve">. Гистограммы для </w:t>
-      </w:r>
-      <w:r>
-        <w:t>равномерного распределения</w:t>
+        <w:t>Рис 12. Гистограммы для равномерного распределения</w:t>
       </w:r>
     </w:p>
     <w:p/>
     <w:p>
       <w:pPr>
         <w:pStyle w:val="1"/>
+      </w:pPr>
+      <w:bookmarkStart w:id="23" w:name="_Toc221976002"/>
+      <w:r>
+        <w:t>Обсуждение</w:t>
+      </w:r>
+      <w:r>
+        <w:t>:</w:t>
+      </w:r>
+      <w:bookmarkEnd w:id="23"/>
+    </w:p>
+    <w:p>
+      <w:r>
+        <w:t>Анализ гистограмм</w:t>
+      </w:r>
+      <w:r>
+        <w:t>:</w:t>
+      </w:r>
+      <w:r>
+        <w:br/>
+      </w:r>
+      <w:r>
+        <w:t>На всех графиках можно заметить</w:t>
+      </w:r>
+      <w:r>
+        <w:t xml:space="preserve">, </w:t>
+      </w:r>
+      <w:r>
+        <w:t>что с ростом выборки распределение приобретает явный вид. Так</w:t>
+      </w:r>
+      <w:r>
+        <w:t xml:space="preserve"> </w:t>
+      </w:r>
+      <w:r>
+        <w:t xml:space="preserve">при </w:t>
+      </w:r>
+      <w:r>
         <w:rPr>
           <w:lang w:val="en-US"/>
         </w:rPr>
-      </w:pPr>
-      <w:bookmarkStart w:id="23" w:name="_Toc221976002"/>
+        <w:t>n</w:t>
+      </w:r>
+      <w:r>
+        <w:t xml:space="preserve"> = 10 </w:t>
+      </w:r>
+      <w:r>
+        <w:t>плотность вероятности имеет случайные значения и по гистограмме невозможно определить распределение (кроме случая равномерного распределения</w:t>
+      </w:r>
+      <w:r>
+        <w:t xml:space="preserve">, </w:t>
+      </w:r>
+      <w:r>
+        <w:t xml:space="preserve">по стечению обстоятельств при </w:t>
+      </w:r>
+      <w:r>
+        <w:rPr>
+          <w:lang w:val="en-US"/>
+        </w:rPr>
+        <w:t>n</w:t>
+      </w:r>
+      <w:r>
+        <w:t xml:space="preserve">=10 </w:t>
+      </w:r>
+      <w:r>
+        <w:t>проще всего сказать</w:t>
+      </w:r>
+      <w:r>
+        <w:t xml:space="preserve">, </w:t>
+      </w:r>
+      <w:r>
+        <w:t>что оно равномерное).</w:t>
+      </w:r>
+    </w:p>
+    <w:p>
+      <w:r>
+        <w:t>А</w:t>
+      </w:r>
+      <w:r>
+        <w:t xml:space="preserve"> </w:t>
+      </w:r>
+      <w:r>
+        <w:t xml:space="preserve">при </w:t>
+      </w:r>
+      <w:r>
+        <w:rPr>
+          <w:lang w:val="en-US"/>
+        </w:rPr>
+        <w:t>n</w:t>
+      </w:r>
+      <w:r>
+        <w:t xml:space="preserve">=1000 </w:t>
+      </w:r>
+      <w:r>
+        <w:t>все графики стремятся к своему теоретическому распределению с хорошей точностью</w:t>
+      </w:r>
+    </w:p>
+    <w:p/>
+    <w:p>
+      <w:r>
+        <w:t>Анализ характеристик</w:t>
+      </w:r>
+      <w:r>
+        <w:t>:</w:t>
+      </w:r>
+    </w:p>
+    <w:p>
+      <w:r>
+        <w:t xml:space="preserve">Нормальное распределение – во всех характеристиках среднее равно </w:t>
+      </w:r>
+      <w:r>
+        <w:t xml:space="preserve">0.0, </w:t>
+      </w:r>
+      <w:r>
+        <w:t>однако с ростом числа элементов в выборке дисперсия каждой характеристики уменьшается</w:t>
+      </w:r>
+      <w:r>
+        <w:t xml:space="preserve">, </w:t>
+      </w:r>
+      <w:r>
+        <w:t xml:space="preserve">хотя она и так была сравнительно мала. Каждая характеристика стремится к своему теоретическому значению. Лучше всего себя показывает выборочное среднее с наименьшей дисперсией при росте </w:t>
+      </w:r>
+      <w:r>
+        <w:rPr>
+          <w:lang w:val="en-US"/>
+        </w:rPr>
+        <w:t>n</w:t>
+      </w:r>
+      <w:r>
+        <w:t>.</w:t>
+      </w:r>
+      <w:r>
+        <w:t xml:space="preserve"> Усечённое среднее даёт чуть большую дисперсию по сравнению с обычным.</w:t>
+      </w:r>
+    </w:p>
+    <w:p/>
+    <w:p>
+      <w:r>
+        <w:t>Распределение Коши</w:t>
+      </w:r>
+      <w:r>
+        <w:t xml:space="preserve"> </w:t>
+      </w:r>
+      <w:r>
+        <w:t>– характеристики</w:t>
+      </w:r>
+      <w:r>
+        <w:t xml:space="preserve">, </w:t>
+      </w:r>
+      <w:r>
+        <w:t xml:space="preserve">а именно выборочное среднее и </w:t>
+      </w:r>
+      <w:proofErr w:type="spellStart"/>
+      <w:r>
+        <w:rPr>
+          <w:lang w:val="en-US"/>
+        </w:rPr>
+        <w:t>zR</w:t>
+      </w:r>
+      <w:proofErr w:type="spellEnd"/>
+      <w:r>
+        <w:t xml:space="preserve">, </w:t>
+      </w:r>
+      <w:r>
+        <w:t>имеют случайные среднее и дисперсию для каждой выборки</w:t>
+      </w:r>
+      <w:r>
+        <w:t xml:space="preserve">, </w:t>
+      </w:r>
+      <w:r>
+        <w:t>что соответствует теории</w:t>
+      </w:r>
+      <w:r>
+        <w:t xml:space="preserve">, </w:t>
+      </w:r>
+      <w:r>
+        <w:t>так как у распределения Коши нет среднего (интеграл расходится)</w:t>
+      </w:r>
+      <w:r>
+        <w:t xml:space="preserve">, </w:t>
+      </w:r>
+      <w:r>
+        <w:t>а также оно имеет выбросы</w:t>
+      </w:r>
+      <w:r>
+        <w:t xml:space="preserve">, </w:t>
+      </w:r>
+      <w:r>
+        <w:t xml:space="preserve">из-за чего </w:t>
+      </w:r>
+      <w:proofErr w:type="spellStart"/>
+      <w:r>
+        <w:rPr>
+          <w:lang w:val="en-US"/>
+        </w:rPr>
+        <w:t>zR</w:t>
+      </w:r>
+      <w:proofErr w:type="spellEnd"/>
+      <w:r>
+        <w:t xml:space="preserve"> </w:t>
+      </w:r>
+      <w:r>
+        <w:t>также искажается</w:t>
+      </w:r>
+      <w:r>
+        <w:t xml:space="preserve">, </w:t>
+      </w:r>
+      <w:r>
+        <w:t>так как очень чувствительно к выбросам. Однако усечённое среднее</w:t>
+      </w:r>
+      <w:r>
+        <w:t xml:space="preserve"> уже сходится к </w:t>
+      </w:r>
+      <w:r>
+        <w:t xml:space="preserve">0.0, </w:t>
+      </w:r>
+      <w:r>
+        <w:t>так как все выбросы убираются.</w:t>
+      </w:r>
+      <w:r>
+        <w:t xml:space="preserve"> Среди остальных характеристик все стремятся к теоретическому значению </w:t>
+      </w:r>
+      <w:r>
+        <w:t xml:space="preserve">0.0, </w:t>
+      </w:r>
+      <w:r>
+        <w:t>однако медиана показывает себя лучше всех</w:t>
+      </w:r>
+      <w:r>
+        <w:t xml:space="preserve">, </w:t>
+      </w:r>
+      <w:r>
+        <w:t>имея наименьшую дисперсию для каждой выборки.</w:t>
+      </w:r>
+    </w:p>
+    <w:p/>
+    <w:p>
+      <w:r>
+        <w:t xml:space="preserve">Распределение Лапласа – все характеристики с ростом выборки сходятся к теоретическому </w:t>
+      </w:r>
+      <w:r>
+        <w:t xml:space="preserve">среднему </w:t>
+      </w:r>
+      <w:r>
+        <w:t xml:space="preserve">0.0, </w:t>
+      </w:r>
+      <w:r>
+        <w:t xml:space="preserve">наилучший результат сходимости дисперсии и среднего имеет медиана для всех выборок. Дисперсия </w:t>
+      </w:r>
+      <w:proofErr w:type="spellStart"/>
+      <w:r>
+        <w:rPr>
+          <w:lang w:val="en-US"/>
+        </w:rPr>
+        <w:t>zR</w:t>
+      </w:r>
+      <w:proofErr w:type="spellEnd"/>
+      <w:r>
+        <w:t xml:space="preserve"> </w:t>
+      </w:r>
+      <w:r>
+        <w:t>вовсе не убывает с ростом выборки</w:t>
+      </w:r>
+      <w:r>
+        <w:t xml:space="preserve">, </w:t>
+      </w:r>
+      <w:r>
+        <w:t>что не позволяет её использовать. Усечённое среднее в данном случае имеет меньшую дисперсию</w:t>
+      </w:r>
+      <w:r>
+        <w:t xml:space="preserve"> </w:t>
+      </w:r>
+      <w:r>
+        <w:t>по сравнению с выборочным средним.</w:t>
+      </w:r>
+    </w:p>
+    <w:p/>
+    <w:p>
+      <w:r>
+        <w:t xml:space="preserve">Распределение Пуассона – </w:t>
+      </w:r>
+      <w:proofErr w:type="spellStart"/>
+      <w:r>
+        <w:rPr>
+          <w:lang w:val="en-US"/>
+        </w:rPr>
+        <w:t>zR</w:t>
+      </w:r>
+      <w:proofErr w:type="spellEnd"/>
+      <w:r>
+        <w:t xml:space="preserve"> </w:t>
+      </w:r>
+      <w:r>
+        <w:t xml:space="preserve">с ростом </w:t>
+      </w:r>
+      <w:r>
+        <w:rPr>
+          <w:lang w:val="en-US"/>
+        </w:rPr>
+        <w:t>n</w:t>
+      </w:r>
+      <w:r>
+        <w:t xml:space="preserve"> </w:t>
+      </w:r>
+      <w:r>
+        <w:t>уходит от теоретического значения среднего</w:t>
+      </w:r>
+      <w:r>
+        <w:t xml:space="preserve">, </w:t>
+      </w:r>
+      <w:r>
+        <w:t>хотя дисперсия уменьшается. При малых выборках (</w:t>
+      </w:r>
+      <w:r>
+        <w:rPr>
+          <w:lang w:val="en-US"/>
+        </w:rPr>
+        <w:t>n</w:t>
+      </w:r>
+      <w:r>
+        <w:t xml:space="preserve"> = 10, 100) </w:t>
+      </w:r>
+      <w:r>
+        <w:t xml:space="preserve">лучше всего себя показывает подсчёт </w:t>
+      </w:r>
       <w:r>
         <w:lastRenderedPageBreak/>
-        <w:t>Обсуждение</w:t>
+        <w:t>выборочного среднего</w:t>
+      </w:r>
+      <w:r>
+        <w:t xml:space="preserve">, </w:t>
+      </w:r>
+      <w:r>
+        <w:t xml:space="preserve">с ростом </w:t>
       </w:r>
       <w:r>
         <w:rPr>
           <w:lang w:val="en-US"/>
         </w:rPr>
-        <w:t>:</w:t>
-      </w:r>
-      <w:bookmarkEnd w:id="23"/>
-    </w:p>
-    <w:p>
-      <w:r>
-        <w:t>Анализ гистограмм</w:t>
-      </w:r>
-      <w:r>
-        <w:t>:</w:t>
-      </w:r>
-      <w:r>
-        <w:br/>
-      </w:r>
-      <w:r>
-        <w:t>На всех графиках можно заметить</w:t>
-      </w:r>
-      <w:r>
-        <w:t xml:space="preserve">, </w:t>
-      </w:r>
-      <w:r>
-        <w:t>что с ростом выборки распределение приобретает явный вид. Так</w:t>
-      </w:r>
+        <w:t>n</w:t>
+      </w:r>
+      <w:r>
+        <w:t xml:space="preserve"> (</w:t>
+      </w:r>
+      <w:r>
+        <w:rPr>
+          <w:lang w:val="en-US"/>
+        </w:rPr>
+        <w:t>n</w:t>
+      </w:r>
+      <w:r>
+        <w:t xml:space="preserve"> = 1000) </w:t>
+      </w:r>
+      <w:r>
+        <w:t xml:space="preserve">дисперсия медианы и </w:t>
+      </w:r>
+      <w:proofErr w:type="spellStart"/>
+      <w:r>
+        <w:rPr>
+          <w:lang w:val="en-US"/>
+        </w:rPr>
+        <w:t>zQ</w:t>
+      </w:r>
+      <w:proofErr w:type="spellEnd"/>
       <w:r>
         <w:t xml:space="preserve"> </w:t>
       </w:r>
       <w:r>
-        <w:t xml:space="preserve">при </w:t>
-      </w:r>
+        <w:t>становится явно меньше, чем дисперсии остальных характеристик.</w:t>
+      </w:r>
+      <w:r>
+        <w:t xml:space="preserve"> Лучше всего себя показывает </w:t>
+      </w:r>
+      <w:proofErr w:type="spellStart"/>
       <w:r>
         <w:rPr>
           <w:lang w:val="en-US"/>
         </w:rPr>
-        <w:t>n</w:t>
-      </w:r>
-      <w:r>
-        <w:t xml:space="preserve"> = 10 </w:t>
-      </w:r>
-      <w:r>
-        <w:t>плотность вероятности имеет случайные значения и по гистограмме невозможно определить распределение (кроме случая равномерного распределения</w:t>
-      </w:r>
-      <w:r>
-        <w:t xml:space="preserve">, </w:t>
-      </w:r>
-      <w:r>
-        <w:t xml:space="preserve">по стечению обстоятельств при </w:t>
-      </w:r>
-      <w:r>
-        <w:rPr>
-          <w:lang w:val="en-US"/>
-        </w:rPr>
-        <w:t>n</w:t>
-      </w:r>
-      <w:r>
-        <w:t xml:space="preserve">=10 </w:t>
-      </w:r>
-      <w:r>
-        <w:t>проще всего сказать</w:t>
-      </w:r>
-      <w:r>
-        <w:t xml:space="preserve">, </w:t>
-      </w:r>
-      <w:r>
-        <w:t>что оно равномерное).</w:t>
-      </w:r>
-    </w:p>
-    <w:p>
-      <w:r>
-        <w:t>А</w:t>
-      </w:r>
-      <w:r>
-        <w:t xml:space="preserve"> </w:t>
-      </w:r>
-      <w:r>
-        <w:t xml:space="preserve">при </w:t>
-      </w:r>
-      <w:r>
-        <w:rPr>
-          <w:lang w:val="en-US"/>
-        </w:rPr>
-        <w:t>n</w:t>
-      </w:r>
-      <w:r>
-        <w:t xml:space="preserve">=1000 </w:t>
-      </w:r>
-      <w:r>
-        <w:t>все графики стремятся к своему теоретическому распределению с хорошей точностью</w:t>
-      </w:r>
-    </w:p>
-    <w:p/>
-    <w:p>
-      <w:pPr>
-        <w:rPr>
-          <w:lang w:val="en-US"/>
-        </w:rPr>
-      </w:pPr>
-      <w:r>
-        <w:t>Анализ характеристик</w:t>
-      </w:r>
-      <w:r>
-        <w:rPr>
-          <w:lang w:val="en-US"/>
-        </w:rPr>
-        <w:t>:</w:t>
-      </w:r>
-    </w:p>
-    <w:p>
-      <w:r>
-        <w:t xml:space="preserve">Нормальное распределение – во всех характеристиках среднее равно </w:t>
-      </w:r>
-      <w:r>
-        <w:t xml:space="preserve">0.0, </w:t>
-      </w:r>
-      <w:r>
-        <w:t>однако с ростом числа элементов в выборке дисперсия каждой характеристики уменьшается</w:t>
-      </w:r>
-      <w:r>
-        <w:t xml:space="preserve">, </w:t>
-      </w:r>
-      <w:r>
-        <w:t xml:space="preserve">хотя она и так была сравнительно мала. Каждая характеристика стремится к своему теоретическому значению. Лучше всего себя показывает выборочное среднее с наименьшей дисперсией при росте </w:t>
-      </w:r>
-      <w:r>
-        <w:rPr>
-          <w:lang w:val="en-US"/>
-        </w:rPr>
-        <w:t>n</w:t>
-      </w:r>
-      <w:r>
-        <w:t>.</w:t>
-      </w:r>
-      <w:r>
-        <w:t xml:space="preserve"> Усечённое среднее даёт чуть большую дисперсию по сравнению с обычным.</w:t>
-      </w:r>
-    </w:p>
-    <w:p/>
-    <w:p>
-      <w:r>
-        <w:t>Распределение Коши</w:t>
-      </w:r>
-      <w:r>
-        <w:t xml:space="preserve"> </w:t>
-      </w:r>
-      <w:r>
-        <w:t>– характеристики</w:t>
-      </w:r>
-      <w:r>
-        <w:t xml:space="preserve">, </w:t>
-      </w:r>
-      <w:r>
-        <w:t xml:space="preserve">а именно выборочное среднее и </w:t>
-      </w:r>
-      <w:proofErr w:type="spellStart"/>
-      <w:r>
-        <w:rPr>
-          <w:lang w:val="en-US"/>
-        </w:rPr>
-        <w:t>zR</w:t>
+        <w:t>zQ</w:t>
       </w:r>
       <w:proofErr w:type="spellEnd"/>
       <w:r>
-        <w:t xml:space="preserve">, </w:t>
-      </w:r>
-      <w:r>
-        <w:t>имеют случайные среднее и дисперсию для каждой выборки</w:t>
-      </w:r>
-      <w:r>
-        <w:t xml:space="preserve">, </w:t>
-      </w:r>
-      <w:r>
-        <w:t>что соответствует теории</w:t>
-      </w:r>
-      <w:r>
-        <w:t xml:space="preserve">, </w:t>
-      </w:r>
-      <w:r>
-        <w:t>так как у распределения Коши нет среднего (интеграл расходится)</w:t>
-      </w:r>
-      <w:r>
-        <w:t xml:space="preserve">, </w:t>
-      </w:r>
-      <w:r>
-        <w:t>а также оно имеет выбросы</w:t>
-      </w:r>
-      <w:r>
-        <w:t xml:space="preserve">, </w:t>
-      </w:r>
-      <w:r>
-        <w:t xml:space="preserve">из-за чего </w:t>
-      </w:r>
-      <w:proofErr w:type="spellStart"/>
-      <w:r>
-        <w:rPr>
-          <w:lang w:val="en-US"/>
-        </w:rPr>
-        <w:t>zR</w:t>
-      </w:r>
-      <w:proofErr w:type="spellEnd"/>
-      <w:r>
-        <w:t xml:space="preserve"> </w:t>
-      </w:r>
-      <w:r>
-        <w:t>также искажается</w:t>
-      </w:r>
-      <w:r>
-        <w:t xml:space="preserve">, </w:t>
-      </w:r>
-      <w:r>
-        <w:t>так как очень чувствительно к выбросам. Однако усечённое среднее</w:t>
-      </w:r>
-      <w:r>
-        <w:t xml:space="preserve"> уже сходится к </w:t>
-      </w:r>
-      <w:r>
-        <w:t xml:space="preserve">0.0, </w:t>
-      </w:r>
-      <w:r>
-        <w:t>так как все выбросы убираются.</w:t>
-      </w:r>
-      <w:r>
-        <w:t xml:space="preserve"> Среди остальных характеристик все стремятся к теоретическому значению </w:t>
-      </w:r>
-      <w:r>
-        <w:t xml:space="preserve">0.0, </w:t>
-      </w:r>
-      <w:r>
-        <w:t>однако медиана показывает себя лучше всех</w:t>
-      </w:r>
-      <w:r>
-        <w:t xml:space="preserve">, </w:t>
-      </w:r>
-      <w:r>
-        <w:t>имея наименьшую дисперсию для каждой выборки.</w:t>
-      </w:r>
-    </w:p>
-    <w:p/>
-    <w:p>
-      <w:r>
-        <w:t xml:space="preserve">Распределение Лапласа – все характеристики с ростом выборки сходятся к теоретическому </w:t>
-      </w:r>
-      <w:r>
-        <w:t xml:space="preserve">среднему </w:t>
-      </w:r>
-      <w:r>
-        <w:t xml:space="preserve">0.0, </w:t>
-      </w:r>
-      <w:r>
-        <w:t xml:space="preserve">наилучший результат сходимости дисперсии и среднего имеет медиана для всех выборок. Дисперсия </w:t>
-      </w:r>
-      <w:proofErr w:type="spellStart"/>
-      <w:r>
-        <w:rPr>
-          <w:lang w:val="en-US"/>
-        </w:rPr>
-        <w:t>zR</w:t>
-      </w:r>
-      <w:proofErr w:type="spellEnd"/>
-      <w:r>
-        <w:t xml:space="preserve"> </w:t>
-      </w:r>
-      <w:r>
-        <w:t>вовсе не убывает с ростом выборки</w:t>
-      </w:r>
-      <w:r>
-        <w:t xml:space="preserve">, </w:t>
-      </w:r>
-      <w:r>
-        <w:t>что не позволяет её использовать. Усечённое среднее в данном случае имеет меньшую дисперсию</w:t>
-      </w:r>
-      <w:r>
-        <w:t xml:space="preserve"> </w:t>
-      </w:r>
-      <w:r>
-        <w:t>по сравнению с выборочным средним.</w:t>
-      </w:r>
-    </w:p>
-    <w:p/>
-    <w:p>
-      <w:r>
-        <w:t xml:space="preserve">Распределение Пуассона – </w:t>
-      </w:r>
-      <w:proofErr w:type="spellStart"/>
-      <w:r>
-        <w:rPr>
-          <w:lang w:val="en-US"/>
-        </w:rPr>
-        <w:t>zR</w:t>
-      </w:r>
-      <w:proofErr w:type="spellEnd"/>
-      <w:r>
-        <w:t xml:space="preserve"> </w:t>
-      </w:r>
-      <w:r>
-        <w:t xml:space="preserve">с ростом </w:t>
-      </w:r>
-      <w:r>
-        <w:rPr>
-          <w:lang w:val="en-US"/>
-        </w:rPr>
-        <w:t>n</w:t>
-      </w:r>
-      <w:r>
-        <w:t xml:space="preserve"> </w:t>
-      </w:r>
-      <w:r>
-        <w:t>уходит от теоретического значения среднего</w:t>
-      </w:r>
-      <w:r>
-        <w:t xml:space="preserve">, </w:t>
-      </w:r>
-      <w:r>
-        <w:t>хотя дисперсия уменьшается. При малых выборках (</w:t>
-      </w:r>
-      <w:r>
-        <w:rPr>
-          <w:lang w:val="en-US"/>
-        </w:rPr>
-        <w:t>n</w:t>
-      </w:r>
-      <w:r>
-        <w:t xml:space="preserve"> = 10, 100) </w:t>
-      </w:r>
-      <w:r>
-        <w:t>лучше всего себя показывает подсчёт выборочного среднего</w:t>
-      </w:r>
-      <w:r>
-        <w:t xml:space="preserve">, </w:t>
-      </w:r>
-      <w:r>
-        <w:t xml:space="preserve">с ростом </w:t>
-      </w:r>
-      <w:r>
-        <w:rPr>
-          <w:lang w:val="en-US"/>
-        </w:rPr>
-        <w:t>n</w:t>
-      </w:r>
-      <w:r>
-        <w:t xml:space="preserve"> (</w:t>
-      </w:r>
-      <w:r>
-        <w:rPr>
-          <w:lang w:val="en-US"/>
-        </w:rPr>
-        <w:t>n</w:t>
-      </w:r>
-      <w:r>
-        <w:t xml:space="preserve"> = 1000) </w:t>
-      </w:r>
-      <w:r>
-        <w:t xml:space="preserve">дисперсия медианы и </w:t>
-      </w:r>
-      <w:proofErr w:type="spellStart"/>
-      <w:r>
-        <w:rPr>
-          <w:lang w:val="en-US"/>
-        </w:rPr>
-        <w:t>zQ</w:t>
-      </w:r>
-      <w:proofErr w:type="spellEnd"/>
-      <w:r>
-        <w:t xml:space="preserve"> </w:t>
-      </w:r>
-      <w:r>
-        <w:t>становится явно меньше, чем дисперсии остальных характеристик.</w:t>
-      </w:r>
-      <w:r>
-        <w:t xml:space="preserve"> Лучше всего себя показывает </w:t>
-      </w:r>
-      <w:proofErr w:type="spellStart"/>
-      <w:r>
-        <w:rPr>
-          <w:lang w:val="en-US"/>
-        </w:rPr>
-        <w:t>zQ</w:t>
-      </w:r>
-      <w:proofErr w:type="spellEnd"/>
-      <w:r>
-        <w:rPr>
-          <w:lang w:val="en-US"/>
-        </w:rPr>
         <w:t>.</w:t>
       </w:r>
       <w:r>
@@ -7540,11 +12149,6 @@
     </w:p>
     <w:p/>
     <w:p>
-      <w:pPr>
-        <w:rPr>
-          <w:lang w:val="en-US"/>
-        </w:rPr>
-      </w:pPr>
       <w:bookmarkStart w:id="24" w:name="_Toc221976003"/>
       <w:r>
         <w:rPr>
@@ -7653,13 +12257,7 @@
         <w:t xml:space="preserve">, </w:t>
       </w:r>
       <w:r>
-        <w:t>стремятся к своим теоретическим значениям среднего. Также среди них были выбраны наилучшие для каждого распредел</w:t>
-      </w:r>
-      <w:r>
-        <w:t>е</w:t>
-      </w:r>
-      <w:r>
-        <w:t>ния</w:t>
+        <w:t>стремятся к своим теоретическим значениям среднего. Также среди них были выбраны наилучшие для каждого распределения</w:t>
       </w:r>
       <w:r>
         <w:rPr>
@@ -7719,11 +12317,7 @@
         <w:t xml:space="preserve"> </w:t>
       </w:r>
       <w:r>
-        <w:t xml:space="preserve">при малых выборках </w:t>
-      </w:r>
-      <w:r>
-        <w:lastRenderedPageBreak/>
-        <w:t>выборочное среднее</w:t>
+        <w:t>при малых выборках выборочное среднее</w:t>
       </w:r>
       <w:r>
         <w:t xml:space="preserve">, </w:t>
@@ -7802,15 +12396,7 @@
       </w:r>
       <w:proofErr w:type="spellEnd"/>
       <w:r>
-        <w:t xml:space="preserve">. и доп. — </w:t>
-      </w:r>
-      <w:proofErr w:type="gramStart"/>
-      <w:r>
-        <w:t>Москва :</w:t>
-      </w:r>
-      <w:proofErr w:type="gramEnd"/>
-      <w:r>
-        <w:t xml:space="preserve"> МЦНМО, 2007</w:t>
+        <w:t>. и доп. — Москва : МЦНМО, 2007</w:t>
       </w:r>
       <w:r>
         <w:t>.</w:t>
@@ -7918,7 +12504,7 @@
     </w:p>
     <w:p/>
     <w:sectPr>
-      <w:footerReference w:type="default" r:id="rId20"/>
+      <w:footerReference w:type="default" r:id="rId15"/>
       <w:pgSz w:w="11906" w:h="16838"/>
       <w:pgMar w:top="1134" w:right="850" w:bottom="1134" w:left="1701" w:header="708" w:footer="708" w:gutter="0"/>
       <w:cols w:space="708"/>
@@ -7958,6 +12544,7 @@
         <w:docPartUnique/>
       </w:docPartObj>
     </w:sdtPr>
+    <w:sdtEndPr/>
     <w:sdtContent>
       <w:p>
         <w:pPr>
@@ -9043,6 +13630,7 @@
   <w:style w:type="character" w:default="1" w:styleId="a0">
     <w:name w:val="Default Paragraph Font"/>
     <w:uiPriority w:val="1"/>
+    <w:semiHidden/>
     <w:unhideWhenUsed/>
   </w:style>
   <w:style w:type="table" w:default="1" w:styleId="a1">
@@ -9276,6 +13864,77 @@
     <w:rsid w:val="00761599"/>
     <w:rPr>
       <w:rFonts w:ascii="Calibri Light" w:eastAsia="Calibri Light" w:hAnsi="Calibri Light" w:cs="Calibri Light"/>
+    </w:rPr>
+  </w:style>
+  <w:style w:type="table" w:styleId="ae">
+    <w:name w:val="Table Grid"/>
+    <w:basedOn w:val="a1"/>
+    <w:uiPriority w:val="39"/>
+    <w:rsid w:val="00C5143D"/>
+    <w:pPr>
+      <w:spacing w:after="0" w:line="240" w:lineRule="auto"/>
+    </w:pPr>
+    <w:tblPr>
+      <w:tblBorders>
+        <w:top w:val="single" w:sz="4" w:space="0" w:color="auto"/>
+        <w:left w:val="single" w:sz="4" w:space="0" w:color="auto"/>
+        <w:bottom w:val="single" w:sz="4" w:space="0" w:color="auto"/>
+        <w:right w:val="single" w:sz="4" w:space="0" w:color="auto"/>
+        <w:insideH w:val="single" w:sz="4" w:space="0" w:color="auto"/>
+        <w:insideV w:val="single" w:sz="4" w:space="0" w:color="auto"/>
+      </w:tblBorders>
+    </w:tblPr>
+  </w:style>
+  <w:style w:type="paragraph" w:styleId="HTML">
+    <w:name w:val="HTML Preformatted"/>
+    <w:basedOn w:val="a"/>
+    <w:link w:val="HTML0"/>
+    <w:uiPriority w:val="99"/>
+    <w:semiHidden/>
+    <w:unhideWhenUsed/>
+    <w:rsid w:val="00C5143D"/>
+    <w:pPr>
+      <w:widowControl/>
+      <w:tabs>
+        <w:tab w:val="left" w:pos="916"/>
+        <w:tab w:val="left" w:pos="1832"/>
+        <w:tab w:val="left" w:pos="2748"/>
+        <w:tab w:val="left" w:pos="3664"/>
+        <w:tab w:val="left" w:pos="4580"/>
+        <w:tab w:val="left" w:pos="5496"/>
+        <w:tab w:val="left" w:pos="6412"/>
+        <w:tab w:val="left" w:pos="7328"/>
+        <w:tab w:val="left" w:pos="8244"/>
+        <w:tab w:val="left" w:pos="9160"/>
+        <w:tab w:val="left" w:pos="10076"/>
+        <w:tab w:val="left" w:pos="10992"/>
+        <w:tab w:val="left" w:pos="11908"/>
+        <w:tab w:val="left" w:pos="12824"/>
+        <w:tab w:val="left" w:pos="13740"/>
+        <w:tab w:val="left" w:pos="14656"/>
+      </w:tabs>
+      <w:autoSpaceDE/>
+      <w:autoSpaceDN/>
+    </w:pPr>
+    <w:rPr>
+      <w:rFonts w:ascii="Courier New" w:eastAsia="Times New Roman" w:hAnsi="Courier New" w:cs="Courier New"/>
+      <w:sz w:val="20"/>
+      <w:szCs w:val="20"/>
+      <w:lang w:eastAsia="ru-RU"/>
+    </w:rPr>
+  </w:style>
+  <w:style w:type="character" w:customStyle="1" w:styleId="HTML0">
+    <w:name w:val="Стандартный HTML Знак"/>
+    <w:basedOn w:val="a0"/>
+    <w:link w:val="HTML"/>
+    <w:uiPriority w:val="99"/>
+    <w:semiHidden/>
+    <w:rsid w:val="00C5143D"/>
+    <w:rPr>
+      <w:rFonts w:ascii="Courier New" w:eastAsia="Times New Roman" w:hAnsi="Courier New" w:cs="Courier New"/>
+      <w:sz w:val="20"/>
+      <w:szCs w:val="20"/>
+      <w:lang w:eastAsia="ru-RU"/>
     </w:rPr>
   </w:style>
 </w:styles>

--- a/ОтчётИсходник.docx
+++ b/ОтчётИсходник.docx
@@ -1664,7 +1664,7 @@
                 <w:noProof/>
                 <w:webHidden/>
               </w:rPr>
-              <w:t>6</w:t>
+              <w:t>5</w:t>
             </w:r>
             <w:r>
               <w:rPr>
@@ -1734,7 +1734,7 @@
                 <w:noProof/>
                 <w:webHidden/>
               </w:rPr>
-              <w:t>6</w:t>
+              <w:t>5</w:t>
             </w:r>
             <w:r>
               <w:rPr>
@@ -1804,7 +1804,7 @@
                 <w:noProof/>
                 <w:webHidden/>
               </w:rPr>
-              <w:t>6</w:t>
+              <w:t>5</w:t>
             </w:r>
             <w:r>
               <w:rPr>
@@ -1874,7 +1874,7 @@
                 <w:noProof/>
                 <w:webHidden/>
               </w:rPr>
-              <w:t>7</w:t>
+              <w:t>6</w:t>
             </w:r>
             <w:r>
               <w:rPr>
@@ -1944,7 +1944,7 @@
                 <w:noProof/>
                 <w:webHidden/>
               </w:rPr>
-              <w:t>7</w:t>
+              <w:t>6</w:t>
             </w:r>
             <w:r>
               <w:rPr>
@@ -2014,7 +2014,7 @@
                 <w:noProof/>
                 <w:webHidden/>
               </w:rPr>
-              <w:t>7</w:t>
+              <w:t>6</w:t>
             </w:r>
             <w:r>
               <w:rPr>
@@ -2084,7 +2084,7 @@
                 <w:noProof/>
                 <w:webHidden/>
               </w:rPr>
-              <w:t>8</w:t>
+              <w:t>7</w:t>
             </w:r>
             <w:r>
               <w:rPr>
@@ -2154,7 +2154,7 @@
                 <w:noProof/>
                 <w:webHidden/>
               </w:rPr>
-              <w:t>8</w:t>
+              <w:t>7</w:t>
             </w:r>
             <w:r>
               <w:rPr>
@@ -2224,7 +2224,7 @@
                 <w:noProof/>
                 <w:webHidden/>
               </w:rPr>
-              <w:t>8</w:t>
+              <w:t>7</w:t>
             </w:r>
             <w:r>
               <w:rPr>
@@ -2294,7 +2294,7 @@
                 <w:noProof/>
                 <w:webHidden/>
               </w:rPr>
-              <w:t>9</w:t>
+              <w:t>7</w:t>
             </w:r>
             <w:r>
               <w:rPr>
@@ -2364,7 +2364,7 @@
                 <w:noProof/>
                 <w:webHidden/>
               </w:rPr>
-              <w:t>9</w:t>
+              <w:t>7</w:t>
             </w:r>
             <w:r>
               <w:rPr>
@@ -2434,7 +2434,7 @@
                 <w:noProof/>
                 <w:webHidden/>
               </w:rPr>
-              <w:t>9</w:t>
+              <w:t>8</w:t>
             </w:r>
             <w:r>
               <w:rPr>
@@ -2512,7 +2512,7 @@
                 <w:noProof/>
                 <w:webHidden/>
               </w:rPr>
-              <w:t>10</w:t>
+              <w:t>8</w:t>
             </w:r>
             <w:r>
               <w:rPr>
@@ -2582,7 +2582,7 @@
                 <w:noProof/>
                 <w:webHidden/>
               </w:rPr>
-              <w:t>10</w:t>
+              <w:t>9</w:t>
             </w:r>
             <w:r>
               <w:rPr>
@@ -2652,7 +2652,7 @@
                 <w:noProof/>
                 <w:webHidden/>
               </w:rPr>
-              <w:t>11</w:t>
+              <w:t>9</w:t>
             </w:r>
             <w:r>
               <w:rPr>
@@ -2722,7 +2722,7 @@
                 <w:noProof/>
                 <w:webHidden/>
               </w:rPr>
-              <w:t>11</w:t>
+              <w:t>9</w:t>
             </w:r>
             <w:r>
               <w:rPr>
@@ -5370,43 +5370,301 @@
         <w:t>Вход</w:t>
       </w:r>
       <w:r>
+        <w:t xml:space="preserve">: </w:t>
+      </w:r>
+      <w:r>
         <w:rPr>
           <w:lang w:val="en-US"/>
         </w:rPr>
-        <w:t>: data -</w:t>
-      </w:r>
+        <w:t>data</w:t>
+      </w:r>
+      <w:r>
+        <w:t xml:space="preserve"> - </w:t>
+      </w:r>
+      <w:r>
+        <w:t>выборка</w:t>
+      </w:r>
+      <w:r>
+        <w:t xml:space="preserve"> </w:t>
+      </w:r>
+      <w:r>
+        <w:t>значений</w:t>
+      </w:r>
+    </w:p>
+    <w:p/>
+    <w:p>
       <w:r>
         <w:rPr>
           <w:lang w:val="en-US"/>
         </w:rPr>
+        <w:t>get</w:t>
+      </w:r>
+      <w:r>
+        <w:t>_</w:t>
+      </w:r>
+      <w:proofErr w:type="gramStart"/>
+      <w:r>
+        <w:rPr>
+          <w:lang w:val="en-US"/>
+        </w:rPr>
+        <w:t>theoretical</w:t>
+      </w:r>
+      <w:r>
+        <w:t>(</w:t>
+      </w:r>
+      <w:proofErr w:type="gramEnd"/>
+      <w:r>
+        <w:rPr>
+          <w:lang w:val="en-US"/>
+        </w:rPr>
+        <w:t>name</w:t>
+      </w:r>
+      <w:r>
+        <w:t xml:space="preserve">, </w:t>
+      </w:r>
+      <w:r>
+        <w:rPr>
+          <w:lang w:val="en-US"/>
+        </w:rPr>
+        <w:t>x</w:t>
+      </w:r>
+      <w:r>
+        <w:t>_</w:t>
+      </w:r>
+      <w:r>
+        <w:rPr>
+          <w:lang w:val="en-US"/>
+        </w:rPr>
+        <w:t>range</w:t>
+      </w:r>
+      <w:r>
+        <w:t xml:space="preserve">) – </w:t>
+      </w:r>
+      <w:r>
+        <w:t>функция</w:t>
+      </w:r>
+      <w:r>
         <w:t xml:space="preserve"> </w:t>
       </w:r>
       <w:r>
-        <w:t>выборка</w:t>
+        <w:t>получения</w:t>
+      </w:r>
+      <w:r>
+        <w:t xml:space="preserve"> </w:t>
+      </w:r>
+      <w:r>
+        <w:t xml:space="preserve">теоретических распределений для </w:t>
+      </w:r>
+      <w:r>
+        <w:t xml:space="preserve">(1) </w:t>
+      </w:r>
+      <w:r>
+        <w:t>–</w:t>
+      </w:r>
+      <w:r>
+        <w:t xml:space="preserve"> (5)</w:t>
+      </w:r>
+      <w:r>
+        <w:t xml:space="preserve">, </w:t>
+      </w:r>
+      <w:r>
+        <w:t>для</w:t>
+      </w:r>
+      <w:r>
+        <w:t xml:space="preserve"> </w:t>
+      </w:r>
+      <w:r>
+        <w:t>подсчёта</w:t>
+      </w:r>
+      <w:r>
+        <w:t xml:space="preserve"> </w:t>
+      </w:r>
+      <w:r>
+        <w:t>используются библиотечные функции.</w:t>
+      </w:r>
+      <w:r>
+        <w:t xml:space="preserve"> </w:t>
+      </w:r>
+      <w:r>
+        <w:t>Вход</w:t>
+      </w:r>
+      <w:r>
+        <w:t xml:space="preserve">: </w:t>
       </w:r>
       <w:r>
         <w:rPr>
           <w:lang w:val="en-US"/>
         </w:rPr>
+        <w:t>name</w:t>
+      </w:r>
+      <w:r>
+        <w:t xml:space="preserve"> – </w:t>
+      </w:r>
+      <w:r>
+        <w:t>название распределения</w:t>
+      </w:r>
+      <w:r>
+        <w:t xml:space="preserve">, </w:t>
+      </w:r>
+      <w:r>
+        <w:rPr>
+          <w:lang w:val="en-US"/>
+        </w:rPr>
+        <w:t>x</w:t>
+      </w:r>
+      <w:r>
+        <w:t>_</w:t>
+      </w:r>
+      <w:r>
+        <w:rPr>
+          <w:lang w:val="en-US"/>
+        </w:rPr>
+        <w:t>range</w:t>
+      </w:r>
+      <w:r>
+        <w:t xml:space="preserve"> – </w:t>
+      </w:r>
+      <w:r>
+        <w:t>сетка аргументов</w:t>
+      </w:r>
+      <w:r>
+        <w:t xml:space="preserve">, </w:t>
+      </w:r>
+      <w:r>
+        <w:t>для которых нужно получить значения.</w:t>
+      </w:r>
+    </w:p>
+    <w:p/>
+    <w:p>
+      <w:pPr>
+        <w:rPr>
+          <w:lang w:val="en-US"/>
+        </w:rPr>
+      </w:pPr>
+      <w:r>
+        <w:rPr>
+          <w:lang w:val="en-US"/>
+        </w:rPr>
+        <w:t>paint</w:t>
+      </w:r>
+      <w:r>
+        <w:t>_</w:t>
+      </w:r>
+      <w:proofErr w:type="gramStart"/>
+      <w:r>
+        <w:rPr>
+          <w:lang w:val="en-US"/>
+        </w:rPr>
+        <w:t>distribution</w:t>
+      </w:r>
+      <w:r>
+        <w:t>(</w:t>
+      </w:r>
+      <w:proofErr w:type="gramEnd"/>
+      <w:r>
+        <w:rPr>
+          <w:lang w:val="en-US"/>
+        </w:rPr>
+        <w:t>name</w:t>
+      </w:r>
+      <w:r>
+        <w:t xml:space="preserve">, </w:t>
+      </w:r>
+      <w:r>
+        <w:rPr>
+          <w:lang w:val="en-US"/>
+        </w:rPr>
+        <w:t>data</w:t>
+      </w:r>
+      <w:r>
+        <w:t>_</w:t>
+      </w:r>
+      <w:r>
+        <w:rPr>
+          <w:lang w:val="en-US"/>
+        </w:rPr>
+        <w:t>list</w:t>
+      </w:r>
+      <w:r>
+        <w:t xml:space="preserve">, </w:t>
+      </w:r>
+      <w:r>
+        <w:rPr>
+          <w:lang w:val="en-US"/>
+        </w:rPr>
+        <w:t>sample</w:t>
+      </w:r>
+      <w:r>
+        <w:t>_</w:t>
+      </w:r>
+      <w:r>
+        <w:rPr>
+          <w:lang w:val="en-US"/>
+        </w:rPr>
+        <w:t>sizes</w:t>
+      </w:r>
+      <w:r>
+        <w:t xml:space="preserve">) – </w:t>
+      </w:r>
+      <w:r>
+        <w:t>функция</w:t>
+      </w:r>
+      <w:r>
         <w:t xml:space="preserve"> </w:t>
       </w:r>
       <w:r>
-        <w:t>значений</w:t>
-      </w:r>
-    </w:p>
-    <w:p>
-      <w:pPr>
+        <w:t>отрисовки</w:t>
+      </w:r>
+      <w:r>
+        <w:t xml:space="preserve"> </w:t>
+      </w:r>
+      <w:r>
+        <w:t>графиков</w:t>
+      </w:r>
+      <w:r>
+        <w:t xml:space="preserve"> </w:t>
+      </w:r>
+      <w:r>
+        <w:t>экспериментального распределения и теоретического распределения</w:t>
+      </w:r>
+      <w:r>
+        <w:t xml:space="preserve"> </w:t>
+      </w:r>
+      <w:r>
+        <w:t xml:space="preserve">с помощью </w:t>
+      </w:r>
+      <w:r>
         <w:rPr>
           <w:lang w:val="en-US"/>
         </w:rPr>
-      </w:pPr>
-    </w:p>
-    <w:p>
+        <w:t>matplotlib</w:t>
+      </w:r>
+      <w:r>
+        <w:t>. Вход</w:t>
+      </w:r>
+      <w:r>
+        <w:t xml:space="preserve">: </w:t>
+      </w:r>
       <w:r>
         <w:rPr>
           <w:lang w:val="en-US"/>
         </w:rPr>
-        <w:t>get</w:t>
+        <w:t>name</w:t>
+      </w:r>
+      <w:r>
+        <w:t xml:space="preserve"> – </w:t>
+      </w:r>
+      <w:r>
+        <w:t>название распределения</w:t>
+      </w:r>
+      <w:r>
+        <w:t xml:space="preserve">, </w:t>
+      </w:r>
+      <w:r>
+        <w:rPr>
+          <w:lang w:val="en-US"/>
+        </w:rPr>
+        <w:t>data</w:t>
       </w:r>
       <w:r>
         <w:t>_</w:t>
@@ -5415,276 +5673,18 @@
         <w:rPr>
           <w:lang w:val="en-US"/>
         </w:rPr>
-        <w:t>theoretical</w:t>
-      </w:r>
-      <w:r>
-        <w:t>(</w:t>
-      </w:r>
-      <w:r>
-        <w:rPr>
-          <w:lang w:val="en-US"/>
-        </w:rPr>
-        <w:t>name</w:t>
-      </w:r>
-      <w:r>
-        <w:t xml:space="preserve">, </w:t>
-      </w:r>
-      <w:r>
-        <w:rPr>
-          <w:lang w:val="en-US"/>
-        </w:rPr>
-        <w:t>x</w:t>
-      </w:r>
-      <w:r>
-        <w:t>_</w:t>
-      </w:r>
-      <w:r>
-        <w:rPr>
-          <w:lang w:val="en-US"/>
-        </w:rPr>
-        <w:t>range</w:t>
-      </w:r>
-      <w:r>
-        <w:t xml:space="preserve">) – </w:t>
-      </w:r>
-      <w:r>
-        <w:t>функция</w:t>
-      </w:r>
-      <w:r>
-        <w:t xml:space="preserve"> </w:t>
-      </w:r>
-      <w:r>
-        <w:t>получения</w:t>
-      </w:r>
-      <w:r>
-        <w:t xml:space="preserve"> </w:t>
-      </w:r>
-      <w:r>
-        <w:t xml:space="preserve">теоретических распределений для </w:t>
-      </w:r>
-      <w:r>
-        <w:t xml:space="preserve">(1) </w:t>
-      </w:r>
-      <w:r>
-        <w:t>–</w:t>
-      </w:r>
-      <w:r>
-        <w:t xml:space="preserve"> (5)</w:t>
-      </w:r>
-      <w:r>
-        <w:t xml:space="preserve">, </w:t>
-      </w:r>
-      <w:r>
-        <w:t>для</w:t>
-      </w:r>
-      <w:r>
-        <w:t xml:space="preserve"> </w:t>
-      </w:r>
-      <w:r>
-        <w:t>подсчёта</w:t>
-      </w:r>
-      <w:r>
-        <w:t xml:space="preserve"> </w:t>
-      </w:r>
-      <w:r>
-        <w:t>используются библиотечные функции.</w:t>
-      </w:r>
-      <w:r>
-        <w:t xml:space="preserve"> </w:t>
-      </w:r>
-      <w:r>
-        <w:t>Вход</w:t>
-      </w:r>
-      <w:r>
-        <w:t xml:space="preserve">: </w:t>
-      </w:r>
-      <w:r>
-        <w:rPr>
-          <w:lang w:val="en-US"/>
-        </w:rPr>
-        <w:t>name</w:t>
+        <w:t>list</w:t>
       </w:r>
       <w:r>
         <w:t xml:space="preserve"> – </w:t>
       </w:r>
-      <w:r>
-        <w:t>название распределения</w:t>
-      </w:r>
-      <w:r>
-        <w:t xml:space="preserve">, </w:t>
-      </w:r>
-      <w:r>
-        <w:rPr>
-          <w:lang w:val="en-US"/>
-        </w:rPr>
-        <w:t>x</w:t>
-      </w:r>
-      <w:r>
-        <w:t>_</w:t>
-      </w:r>
-      <w:r>
-        <w:rPr>
-          <w:lang w:val="en-US"/>
-        </w:rPr>
-        <w:t>range</w:t>
-      </w:r>
-      <w:r>
-        <w:t xml:space="preserve"> – </w:t>
-      </w:r>
-      <w:r>
-        <w:t>сетка аргументов</w:t>
-      </w:r>
-      <w:r>
-        <w:t xml:space="preserve">, </w:t>
-      </w:r>
-      <w:r>
-        <w:t>для которых нужно получить значения.</w:t>
-      </w:r>
-    </w:p>
-    <w:p/>
-    <w:p>
-      <w:pPr>
-        <w:rPr>
-          <w:lang w:val="en-US"/>
-        </w:rPr>
-      </w:pPr>
-      <w:r>
-        <w:rPr>
-          <w:lang w:val="en-US"/>
-        </w:rPr>
-        <w:t>paint</w:t>
-      </w:r>
-      <w:r>
-        <w:t>_</w:t>
-      </w:r>
-      <w:r>
-        <w:rPr>
-          <w:lang w:val="en-US"/>
-        </w:rPr>
-        <w:t>distribution</w:t>
-      </w:r>
-      <w:r>
-        <w:t>(</w:t>
-      </w:r>
-      <w:r>
-        <w:rPr>
-          <w:lang w:val="en-US"/>
-        </w:rPr>
-        <w:t>name</w:t>
-      </w:r>
-      <w:r>
-        <w:t xml:space="preserve">, </w:t>
-      </w:r>
-      <w:r>
-        <w:rPr>
-          <w:lang w:val="en-US"/>
-        </w:rPr>
-        <w:t>data</w:t>
-      </w:r>
-      <w:r>
-        <w:t>_</w:t>
-      </w:r>
-      <w:r>
-        <w:rPr>
-          <w:lang w:val="en-US"/>
-        </w:rPr>
-        <w:t>list</w:t>
-      </w:r>
-      <w:r>
-        <w:t xml:space="preserve">, </w:t>
-      </w:r>
-      <w:r>
-        <w:rPr>
-          <w:lang w:val="en-US"/>
-        </w:rPr>
-        <w:t>sample</w:t>
-      </w:r>
-      <w:r>
-        <w:t>_</w:t>
-      </w:r>
-      <w:r>
-        <w:rPr>
-          <w:lang w:val="en-US"/>
-        </w:rPr>
-        <w:t>sizes</w:t>
-      </w:r>
-      <w:r>
-        <w:t xml:space="preserve">) – </w:t>
-      </w:r>
-      <w:r>
-        <w:t>функция</w:t>
-      </w:r>
-      <w:r>
-        <w:t xml:space="preserve"> </w:t>
-      </w:r>
-      <w:r>
-        <w:t>отрисовки</w:t>
-      </w:r>
-      <w:r>
-        <w:t xml:space="preserve"> </w:t>
-      </w:r>
-      <w:r>
-        <w:t>графиков</w:t>
-      </w:r>
-      <w:r>
-        <w:t xml:space="preserve"> </w:t>
-      </w:r>
-      <w:r>
-        <w:t>экспериментального распределения и теоретического распределения</w:t>
-      </w:r>
-      <w:r>
-        <w:t xml:space="preserve"> </w:t>
-      </w:r>
-      <w:r>
-        <w:t xml:space="preserve">с помощью </w:t>
-      </w:r>
-      <w:r>
-        <w:rPr>
-          <w:lang w:val="en-US"/>
-        </w:rPr>
-        <w:t>matplotlib</w:t>
-      </w:r>
-      <w:r>
-        <w:t>. Вход</w:t>
-      </w:r>
-      <w:r>
-        <w:t xml:space="preserve">: </w:t>
-      </w:r>
-      <w:r>
-        <w:rPr>
-          <w:lang w:val="en-US"/>
-        </w:rPr>
-        <w:t>name</w:t>
-      </w:r>
-      <w:r>
-        <w:t xml:space="preserve"> – </w:t>
-      </w:r>
-      <w:r>
-        <w:t>название распределения</w:t>
-      </w:r>
-      <w:r>
-        <w:t xml:space="preserve">, </w:t>
-      </w:r>
-      <w:r>
-        <w:rPr>
-          <w:lang w:val="en-US"/>
-        </w:rPr>
-        <w:t>data</w:t>
-      </w:r>
-      <w:r>
-        <w:t>_</w:t>
-      </w:r>
-      <w:r>
-        <w:rPr>
-          <w:lang w:val="en-US"/>
-        </w:rPr>
-        <w:t>list</w:t>
-      </w:r>
-      <w:r>
-        <w:t xml:space="preserve"> – </w:t>
-      </w:r>
-      <w:r>
-        <w:t>массив состоящий из массивов данных для каждой выборки</w:t>
+      <w:proofErr w:type="gramStart"/>
+      <w:r>
+        <w:t>массив</w:t>
+      </w:r>
+      <w:proofErr w:type="gramEnd"/>
+      <w:r>
+        <w:t xml:space="preserve"> состоящий из массивов данных для каждой выборки</w:t>
       </w:r>
       <w:r>
         <w:t xml:space="preserve">, </w:t>
@@ -5894,68 +5894,58 @@
         <w:t>Вход</w:t>
       </w:r>
       <w:r>
+        <w:t xml:space="preserve">: </w:t>
+      </w:r>
+      <w:r>
         <w:rPr>
           <w:lang w:val="en-US"/>
         </w:rPr>
-        <w:t xml:space="preserve">: </w:t>
-      </w:r>
-      <w:r>
+        <w:t>data</w:t>
+      </w:r>
+      <w:r>
+        <w:t xml:space="preserve"> – </w:t>
+      </w:r>
+      <w:r>
+        <w:t>выборка</w:t>
+      </w:r>
+    </w:p>
+    <w:p/>
+    <w:p>
+      <w:pPr>
         <w:rPr>
           <w:lang w:val="en-US"/>
         </w:rPr>
-        <w:t>data</w:t>
-      </w:r>
+      </w:pPr>
       <w:r>
         <w:rPr>
           <w:lang w:val="en-US"/>
         </w:rPr>
-        <w:t xml:space="preserve"> – </w:t>
-      </w:r>
-      <w:r>
-        <w:t>выборка</w:t>
-      </w:r>
-    </w:p>
-    <w:p>
-      <w:pPr>
+        <w:t>print</w:t>
+      </w:r>
+      <w:r>
+        <w:t>_</w:t>
+      </w:r>
+      <w:r>
         <w:rPr>
           <w:lang w:val="en-US"/>
         </w:rPr>
-      </w:pPr>
-    </w:p>
-    <w:p>
-      <w:pPr>
+        <w:t>results</w:t>
+      </w:r>
+      <w:r>
+        <w:t>_</w:t>
+      </w:r>
+      <w:proofErr w:type="gramStart"/>
+      <w:r>
         <w:rPr>
           <w:lang w:val="en-US"/>
         </w:rPr>
-      </w:pPr>
-      <w:r>
-        <w:rPr>
-          <w:lang w:val="en-US"/>
-        </w:rPr>
-        <w:t>print</w:t>
-      </w:r>
-      <w:r>
-        <w:t>_</w:t>
-      </w:r>
-      <w:r>
-        <w:rPr>
-          <w:lang w:val="en-US"/>
-        </w:rPr>
-        <w:t>results</w:t>
-      </w:r>
-      <w:r>
-        <w:t>_</w:t>
-      </w:r>
-      <w:r>
-        <w:rPr>
-          <w:lang w:val="en-US"/>
-        </w:rPr>
         <w:t>table</w:t>
       </w:r>
       <w:r>
         <w:t>(</w:t>
       </w:r>
       <w:proofErr w:type="spellStart"/>
+      <w:proofErr w:type="gramEnd"/>
       <w:r>
         <w:rPr>
           <w:lang w:val="en-US"/>
@@ -6374,19 +6364,11 @@
                 <w:rFonts w:ascii="Consolas" w:hAnsi="Consolas"/>
               </w:rPr>
             </w:pPr>
-            <w:proofErr w:type="spellStart"/>
-            <w:r>
-              <w:rPr>
-                <w:rFonts w:ascii="Consolas" w:hAnsi="Consolas"/>
-              </w:rPr>
-              <w:t>Нормальное</w:t>
-            </w:r>
-            <w:proofErr w:type="spellEnd"/>
-            <w:r>
-              <w:rPr>
-                <w:rFonts w:ascii="Consolas" w:hAnsi="Consolas"/>
-              </w:rPr>
-              <w:t xml:space="preserve"> (n=10)</w:t>
+            <w:r>
+              <w:rPr>
+                <w:rFonts w:ascii="Consolas" w:hAnsi="Consolas"/>
+              </w:rPr>
+              <w:t>Нормальное (n=10)</w:t>
             </w:r>
           </w:p>
         </w:tc>
@@ -7454,19 +7436,11 @@
                 <w:rFonts w:ascii="Consolas" w:hAnsi="Consolas"/>
               </w:rPr>
             </w:pPr>
-            <w:proofErr w:type="spellStart"/>
-            <w:r>
-              <w:rPr>
-                <w:rFonts w:ascii="Consolas" w:hAnsi="Consolas"/>
-              </w:rPr>
-              <w:t>Коши</w:t>
-            </w:r>
-            <w:proofErr w:type="spellEnd"/>
-            <w:r>
-              <w:rPr>
-                <w:rFonts w:ascii="Consolas" w:hAnsi="Consolas"/>
-              </w:rPr>
-              <w:t xml:space="preserve"> (n=10)</w:t>
+            <w:r>
+              <w:rPr>
+                <w:rFonts w:ascii="Consolas" w:hAnsi="Consolas"/>
+              </w:rPr>
+              <w:t>Коши (n=10)</w:t>
             </w:r>
           </w:p>
         </w:tc>
@@ -8556,19 +8530,11 @@
                 <w:rFonts w:ascii="Consolas" w:hAnsi="Consolas"/>
               </w:rPr>
             </w:pPr>
-            <w:proofErr w:type="spellStart"/>
-            <w:r>
-              <w:rPr>
-                <w:rFonts w:ascii="Consolas" w:hAnsi="Consolas"/>
-              </w:rPr>
-              <w:t>Лапласа</w:t>
-            </w:r>
-            <w:proofErr w:type="spellEnd"/>
-            <w:r>
-              <w:rPr>
-                <w:rFonts w:ascii="Consolas" w:hAnsi="Consolas"/>
-              </w:rPr>
-              <w:t xml:space="preserve"> (n=10)</w:t>
+            <w:r>
+              <w:rPr>
+                <w:rFonts w:ascii="Consolas" w:hAnsi="Consolas"/>
+              </w:rPr>
+              <w:t>Лапласа (n=10)</w:t>
             </w:r>
           </w:p>
         </w:tc>
@@ -10708,19 +10674,11 @@
                 <w:rFonts w:ascii="Consolas" w:hAnsi="Consolas"/>
               </w:rPr>
             </w:pPr>
-            <w:proofErr w:type="spellStart"/>
-            <w:r>
-              <w:rPr>
-                <w:rFonts w:ascii="Consolas" w:hAnsi="Consolas"/>
-              </w:rPr>
-              <w:t>Равномерное</w:t>
-            </w:r>
-            <w:proofErr w:type="spellEnd"/>
-            <w:r>
-              <w:rPr>
-                <w:rFonts w:ascii="Consolas" w:hAnsi="Consolas"/>
-              </w:rPr>
-              <w:t xml:space="preserve"> (n=10)</w:t>
+            <w:r>
+              <w:rPr>
+                <w:rFonts w:ascii="Consolas" w:hAnsi="Consolas"/>
+              </w:rPr>
+              <w:t>Равномерное (n=10)</w:t>
             </w:r>
           </w:p>
         </w:tc>
@@ -12396,7 +12354,15 @@
       </w:r>
       <w:proofErr w:type="spellEnd"/>
       <w:r>
-        <w:t>. и доп. — Москва : МЦНМО, 2007</w:t>
+        <w:t xml:space="preserve">. и доп. — </w:t>
+      </w:r>
+      <w:proofErr w:type="gramStart"/>
+      <w:r>
+        <w:t>Москва :</w:t>
+      </w:r>
+      <w:proofErr w:type="gramEnd"/>
+      <w:r>
+        <w:t xml:space="preserve"> МЦНМО, 2007</w:t>
       </w:r>
       <w:r>
         <w:t>.</w:t>

--- a/ОтчётИсходник.docx
+++ b/ОтчётИсходник.docx
@@ -2257,7 +2257,7 @@
                 <w:noProof/>
                 <w:webHidden/>
               </w:rPr>
-              <w:t>7</w:t>
+              <w:t>6</w:t>
             </w:r>
             <w:r>
               <w:rPr>
@@ -2537,7 +2537,7 @@
                 <w:noProof/>
                 <w:webHidden/>
               </w:rPr>
-              <w:t>8</w:t>
+              <w:t>7</w:t>
             </w:r>
             <w:r>
               <w:rPr>
@@ -2607,7 +2607,7 @@
                 <w:noProof/>
                 <w:webHidden/>
               </w:rPr>
-              <w:t>8</w:t>
+              <w:t>7</w:t>
             </w:r>
             <w:r>
               <w:rPr>
@@ -5791,19 +5791,147 @@
       </w:r>
       <w:bookmarkEnd w:id="9"/>
     </w:p>
-    <w:p>
-      <w:pPr>
+    <w:tbl>
+      <w:tblPr>
+        <w:tblStyle w:val="af"/>
+        <w:tblW w:w="0" w:type="auto"/>
         <w:jc w:val="center"/>
-      </w:pPr>
+        <w:tblLook w:val="04A0" w:firstRow="1" w:lastRow="0" w:firstColumn="1" w:lastColumn="0" w:noHBand="0" w:noVBand="1"/>
+      </w:tblPr>
+      <w:tblGrid>
+        <w:gridCol w:w="1748"/>
+        <w:gridCol w:w="2495"/>
+      </w:tblGrid>
+      <w:tr>
+        <w:trPr>
+          <w:jc w:val="center"/>
+        </w:trPr>
+        <w:tc>
+          <w:tcPr>
+            <w:tcW w:w="0" w:type="auto"/>
+          </w:tcPr>
+          <w:p>
+            <w:pPr>
+              <w:jc w:val="center"/>
+            </w:pPr>
+            <w:r>
+              <w:t>Размер выборки</w:t>
+            </w:r>
+          </w:p>
+        </w:tc>
+        <w:tc>
+          <w:tcPr>
+            <w:tcW w:w="0" w:type="auto"/>
+          </w:tcPr>
+          <w:p>
+            <w:pPr>
+              <w:jc w:val="center"/>
+            </w:pPr>
+            <w:r>
+              <w:t xml:space="preserve"> Средняя доля выбросов</w:t>
+            </w:r>
+          </w:p>
+        </w:tc>
+      </w:tr>
+      <w:tr>
+        <w:trPr>
+          <w:jc w:val="center"/>
+        </w:trPr>
+        <w:tc>
+          <w:tcPr>
+            <w:tcW w:w="0" w:type="auto"/>
+          </w:tcPr>
+          <w:p>
+            <w:pPr>
+              <w:jc w:val="center"/>
+            </w:pPr>
+            <w:r>
+              <w:t>20</w:t>
+            </w:r>
+          </w:p>
+        </w:tc>
+        <w:tc>
+          <w:tcPr>
+            <w:tcW w:w="0" w:type="auto"/>
+          </w:tcPr>
+          <w:p>
+            <w:pPr>
+              <w:jc w:val="center"/>
+            </w:pPr>
+            <w:r>
+              <w:t xml:space="preserve"> 0.02</w:t>
+            </w:r>
+          </w:p>
+        </w:tc>
+      </w:tr>
+      <w:tr>
+        <w:trPr>
+          <w:jc w:val="center"/>
+        </w:trPr>
+        <w:tc>
+          <w:tcPr>
+            <w:tcW w:w="0" w:type="auto"/>
+          </w:tcPr>
+          <w:p>
+            <w:pPr>
+              <w:jc w:val="center"/>
+            </w:pPr>
+            <w:r>
+              <w:t>100</w:t>
+            </w:r>
+          </w:p>
+        </w:tc>
+        <w:tc>
+          <w:tcPr>
+            <w:tcW w:w="0" w:type="auto"/>
+          </w:tcPr>
+          <w:p>
+            <w:pPr>
+              <w:jc w:val="center"/>
+            </w:pPr>
+            <w:r>
+              <w:t xml:space="preserve"> 0.01</w:t>
+            </w:r>
+          </w:p>
+        </w:tc>
+      </w:tr>
+    </w:tbl>
+    <w:p>
+      <w:pPr>
+        <w:jc w:val="center"/>
+      </w:pPr>
+      <w:r>
+        <w:t xml:space="preserve">Рис 3. </w:t>
+      </w:r>
+      <w:r>
+        <w:t>Доля аномальных значений</w:t>
+      </w:r>
+      <w:r>
+        <w:t xml:space="preserve"> для нормального распределения</w:t>
+      </w:r>
+    </w:p>
+    <w:p/>
+    <w:p>
+      <w:pPr>
+        <w:pStyle w:val="3"/>
+      </w:pPr>
+      <w:bookmarkStart w:id="10" w:name="_Toc222180076"/>
+      <w:r>
+        <w:lastRenderedPageBreak/>
+        <w:t>Боксплоты Тьюки</w:t>
+      </w:r>
+      <w:bookmarkEnd w:id="10"/>
+    </w:p>
+    <w:p>
       <w:r>
         <w:rPr>
           <w:noProof/>
         </w:rPr>
         <w:drawing>
-          <wp:inline distT="0" distB="0" distL="0" distR="0" wp14:anchorId="45479177" wp14:editId="65A45313">
-            <wp:extent cx="4705350" cy="800100"/>
-            <wp:effectExtent l="0" t="0" r="0" b="0"/>
-            <wp:docPr id="11" name="Рисунок 11"/>
+          <wp:inline distT="0" distB="0" distL="0" distR="0" wp14:anchorId="466A334E" wp14:editId="7EB8F721">
+            <wp:extent cx="5940425" cy="2961005"/>
+            <wp:effectExtent l="0" t="0" r="3175" b="0"/>
+            <wp:docPr id="12" name="Рисунок 12"/>
             <wp:cNvGraphicFramePr>
               <a:graphicFrameLocks xmlns:a="http://schemas.openxmlformats.org/drawingml/2006/main" noChangeAspect="1"/>
             </wp:cNvGraphicFramePr>
@@ -5823,7 +5951,7 @@
                   <pic:spPr>
                     <a:xfrm>
                       <a:off x="0" y="0"/>
-                      <a:ext cx="4705350" cy="800100"/>
+                      <a:ext cx="5940425" cy="2961005"/>
                     </a:xfrm>
                     <a:prstGeom prst="rect">
                       <a:avLst/>
@@ -5841,37 +5969,177 @@
         <w:jc w:val="center"/>
       </w:pPr>
       <w:r>
-        <w:t xml:space="preserve">Рис 3. </w:t>
-      </w:r>
+        <w:t xml:space="preserve">Рис 4. </w:t>
+      </w:r>
+      <w:r>
+        <w:t>Боксплоты Тьюки</w:t>
+      </w:r>
+      <w:r>
+        <w:t xml:space="preserve"> для нормального распределения</w:t>
+      </w:r>
+    </w:p>
+    <w:p>
+      <w:pPr>
+        <w:pStyle w:val="2"/>
+      </w:pPr>
+      <w:bookmarkStart w:id="11" w:name="_Toc222180077"/>
+      <w:r>
+        <w:t>Распределение Коши</w:t>
+      </w:r>
+      <w:bookmarkEnd w:id="11"/>
+    </w:p>
+    <w:p>
+      <w:pPr>
+        <w:pStyle w:val="3"/>
+      </w:pPr>
+      <w:bookmarkStart w:id="12" w:name="_Toc222180078"/>
       <w:r>
         <w:t>Доля аномальных значений</w:t>
       </w:r>
-      <w:r>
-        <w:t xml:space="preserve"> для нормального распределения</w:t>
-      </w:r>
-    </w:p>
-    <w:p/>
+      <w:bookmarkEnd w:id="12"/>
+    </w:p>
+    <w:tbl>
+      <w:tblPr>
+        <w:tblStyle w:val="af"/>
+        <w:tblW w:w="0" w:type="auto"/>
+        <w:jc w:val="center"/>
+        <w:tblLook w:val="04A0" w:firstRow="1" w:lastRow="0" w:firstColumn="1" w:lastColumn="0" w:noHBand="0" w:noVBand="1"/>
+      </w:tblPr>
+      <w:tblGrid>
+        <w:gridCol w:w="1748"/>
+        <w:gridCol w:w="2495"/>
+      </w:tblGrid>
+      <w:tr>
+        <w:trPr>
+          <w:jc w:val="center"/>
+        </w:trPr>
+        <w:tc>
+          <w:tcPr>
+            <w:tcW w:w="0" w:type="auto"/>
+          </w:tcPr>
+          <w:p>
+            <w:pPr>
+              <w:jc w:val="center"/>
+            </w:pPr>
+            <w:r>
+              <w:t>Размер выборки</w:t>
+            </w:r>
+          </w:p>
+        </w:tc>
+        <w:tc>
+          <w:tcPr>
+            <w:tcW w:w="0" w:type="auto"/>
+          </w:tcPr>
+          <w:p>
+            <w:pPr>
+              <w:jc w:val="center"/>
+            </w:pPr>
+            <w:r>
+              <w:t xml:space="preserve"> Средняя доля выбросов</w:t>
+            </w:r>
+          </w:p>
+        </w:tc>
+      </w:tr>
+      <w:tr>
+        <w:trPr>
+          <w:jc w:val="center"/>
+        </w:trPr>
+        <w:tc>
+          <w:tcPr>
+            <w:tcW w:w="0" w:type="auto"/>
+          </w:tcPr>
+          <w:p>
+            <w:pPr>
+              <w:jc w:val="center"/>
+            </w:pPr>
+            <w:r>
+              <w:t>20</w:t>
+            </w:r>
+          </w:p>
+        </w:tc>
+        <w:tc>
+          <w:tcPr>
+            <w:tcW w:w="0" w:type="auto"/>
+          </w:tcPr>
+          <w:p>
+            <w:pPr>
+              <w:jc w:val="center"/>
+            </w:pPr>
+            <w:r>
+              <w:t xml:space="preserve"> 0.15</w:t>
+            </w:r>
+          </w:p>
+        </w:tc>
+      </w:tr>
+      <w:tr>
+        <w:trPr>
+          <w:jc w:val="center"/>
+        </w:trPr>
+        <w:tc>
+          <w:tcPr>
+            <w:tcW w:w="0" w:type="auto"/>
+          </w:tcPr>
+          <w:p>
+            <w:pPr>
+              <w:jc w:val="center"/>
+            </w:pPr>
+            <w:r>
+              <w:t>100</w:t>
+            </w:r>
+          </w:p>
+        </w:tc>
+        <w:tc>
+          <w:tcPr>
+            <w:tcW w:w="0" w:type="auto"/>
+          </w:tcPr>
+          <w:p>
+            <w:pPr>
+              <w:jc w:val="center"/>
+            </w:pPr>
+            <w:r>
+              <w:t xml:space="preserve"> 0.15</w:t>
+            </w:r>
+          </w:p>
+        </w:tc>
+      </w:tr>
+    </w:tbl>
+    <w:p>
+      <w:pPr>
+        <w:jc w:val="center"/>
+      </w:pPr>
+      <w:r>
+        <w:t xml:space="preserve">Рис 5. </w:t>
+      </w:r>
+      <w:r>
+        <w:t>Доля аномальных значений</w:t>
+      </w:r>
+      <w:r>
+        <w:t xml:space="preserve"> для распределения Коши</w:t>
+      </w:r>
+    </w:p>
     <w:p>
       <w:pPr>
         <w:pStyle w:val="3"/>
       </w:pPr>
-      <w:bookmarkStart w:id="10" w:name="_Toc222180076"/>
-      <w:r>
-        <w:lastRenderedPageBreak/>
+      <w:bookmarkStart w:id="13" w:name="_Toc222180079"/>
+      <w:r>
         <w:t>Боксплоты Тьюки</w:t>
       </w:r>
-      <w:bookmarkEnd w:id="10"/>
-    </w:p>
-    <w:p>
+      <w:bookmarkEnd w:id="13"/>
+    </w:p>
+    <w:p>
+      <w:pPr>
+        <w:jc w:val="center"/>
+      </w:pPr>
       <w:r>
         <w:rPr>
           <w:noProof/>
         </w:rPr>
         <w:drawing>
-          <wp:inline distT="0" distB="0" distL="0" distR="0" wp14:anchorId="466A334E" wp14:editId="7EB8F721">
-            <wp:extent cx="5940425" cy="2961005"/>
+          <wp:inline distT="0" distB="0" distL="0" distR="0" wp14:anchorId="64836AFB" wp14:editId="68DF2C25">
+            <wp:extent cx="5940425" cy="3018155"/>
             <wp:effectExtent l="0" t="0" r="3175" b="0"/>
-            <wp:docPr id="12" name="Рисунок 12"/>
+            <wp:docPr id="13" name="Рисунок 13"/>
             <wp:cNvGraphicFramePr>
               <a:graphicFrameLocks xmlns:a="http://schemas.openxmlformats.org/drawingml/2006/main" noChangeAspect="1"/>
             </wp:cNvGraphicFramePr>
@@ -5891,7 +6159,7 @@
                   <pic:spPr>
                     <a:xfrm>
                       <a:off x="0" y="0"/>
-                      <a:ext cx="5940425" cy="2961005"/>
+                      <a:ext cx="5940425" cy="3018155"/>
                     </a:xfrm>
                     <a:prstGeom prst="rect">
                       <a:avLst/>
@@ -5909,48 +6177,178 @@
         <w:jc w:val="center"/>
       </w:pPr>
       <w:r>
-        <w:t xml:space="preserve">Рис 4. </w:t>
+        <w:t xml:space="preserve">Рис 6. </w:t>
       </w:r>
       <w:r>
         <w:t>Боксплоты Тьюки</w:t>
       </w:r>
       <w:r>
-        <w:t xml:space="preserve"> для нормального распределения</w:t>
-      </w:r>
-    </w:p>
+        <w:t xml:space="preserve"> для распределения Коши</w:t>
+      </w:r>
+    </w:p>
+    <w:p/>
+    <w:p/>
     <w:p>
       <w:pPr>
         <w:pStyle w:val="2"/>
       </w:pPr>
-      <w:bookmarkStart w:id="11" w:name="_Toc222180077"/>
-      <w:r>
-        <w:t>Распределение Коши</w:t>
-      </w:r>
-      <w:bookmarkEnd w:id="11"/>
+      <w:bookmarkStart w:id="14" w:name="_Toc222180080"/>
+      <w:r>
+        <w:t>Распределение Лапласа</w:t>
+      </w:r>
+      <w:bookmarkEnd w:id="14"/>
     </w:p>
     <w:p>
       <w:pPr>
         <w:pStyle w:val="3"/>
       </w:pPr>
-      <w:bookmarkStart w:id="12" w:name="_Toc222180078"/>
+      <w:bookmarkStart w:id="15" w:name="_Toc222180081"/>
       <w:r>
         <w:t>Доля аномальных значений</w:t>
       </w:r>
-      <w:bookmarkEnd w:id="12"/>
-    </w:p>
-    <w:p>
-      <w:pPr>
+      <w:bookmarkEnd w:id="15"/>
+    </w:p>
+    <w:p/>
+    <w:tbl>
+      <w:tblPr>
+        <w:tblStyle w:val="af"/>
+        <w:tblW w:w="0" w:type="auto"/>
         <w:jc w:val="center"/>
-      </w:pPr>
+        <w:tblLook w:val="04A0" w:firstRow="1" w:lastRow="0" w:firstColumn="1" w:lastColumn="0" w:noHBand="0" w:noVBand="1"/>
+      </w:tblPr>
+      <w:tblGrid>
+        <w:gridCol w:w="1748"/>
+        <w:gridCol w:w="2495"/>
+      </w:tblGrid>
+      <w:tr>
+        <w:trPr>
+          <w:jc w:val="center"/>
+        </w:trPr>
+        <w:tc>
+          <w:tcPr>
+            <w:tcW w:w="0" w:type="auto"/>
+          </w:tcPr>
+          <w:p>
+            <w:pPr>
+              <w:jc w:val="center"/>
+            </w:pPr>
+            <w:r>
+              <w:t>Размер выборки</w:t>
+            </w:r>
+          </w:p>
+        </w:tc>
+        <w:tc>
+          <w:tcPr>
+            <w:tcW w:w="0" w:type="auto"/>
+          </w:tcPr>
+          <w:p>
+            <w:pPr>
+              <w:jc w:val="center"/>
+            </w:pPr>
+            <w:r>
+              <w:t xml:space="preserve"> Средняя доля выбросов</w:t>
+            </w:r>
+          </w:p>
+        </w:tc>
+      </w:tr>
+      <w:tr>
+        <w:trPr>
+          <w:jc w:val="center"/>
+        </w:trPr>
+        <w:tc>
+          <w:tcPr>
+            <w:tcW w:w="0" w:type="auto"/>
+          </w:tcPr>
+          <w:p>
+            <w:pPr>
+              <w:jc w:val="center"/>
+            </w:pPr>
+            <w:r>
+              <w:t>20</w:t>
+            </w:r>
+          </w:p>
+        </w:tc>
+        <w:tc>
+          <w:tcPr>
+            <w:tcW w:w="0" w:type="auto"/>
+          </w:tcPr>
+          <w:p>
+            <w:pPr>
+              <w:jc w:val="center"/>
+            </w:pPr>
+            <w:r>
+              <w:t xml:space="preserve"> 0.08</w:t>
+            </w:r>
+          </w:p>
+        </w:tc>
+      </w:tr>
+      <w:tr>
+        <w:trPr>
+          <w:jc w:val="center"/>
+        </w:trPr>
+        <w:tc>
+          <w:tcPr>
+            <w:tcW w:w="0" w:type="auto"/>
+          </w:tcPr>
+          <w:p>
+            <w:pPr>
+              <w:jc w:val="center"/>
+            </w:pPr>
+            <w:r>
+              <w:lastRenderedPageBreak/>
+              <w:t>100</w:t>
+            </w:r>
+          </w:p>
+        </w:tc>
+        <w:tc>
+          <w:tcPr>
+            <w:tcW w:w="0" w:type="auto"/>
+          </w:tcPr>
+          <w:p>
+            <w:pPr>
+              <w:jc w:val="center"/>
+            </w:pPr>
+            <w:r>
+              <w:t xml:space="preserve"> 0.07</w:t>
+            </w:r>
+          </w:p>
+        </w:tc>
+      </w:tr>
+    </w:tbl>
+    <w:p>
+      <w:pPr>
+        <w:jc w:val="center"/>
+      </w:pPr>
+      <w:r>
+        <w:t xml:space="preserve">Рис 7. </w:t>
+      </w:r>
+      <w:r>
+        <w:t>Доля аномальных значений</w:t>
+      </w:r>
+      <w:r>
+        <w:t xml:space="preserve"> для распределения Лапласа</w:t>
+      </w:r>
+    </w:p>
+    <w:p>
+      <w:pPr>
+        <w:pStyle w:val="3"/>
+      </w:pPr>
+      <w:bookmarkStart w:id="16" w:name="_Toc222180082"/>
+      <w:r>
+        <w:t>Боксплоты Тьюки</w:t>
+      </w:r>
+      <w:bookmarkEnd w:id="16"/>
+    </w:p>
+    <w:p>
       <w:r>
         <w:rPr>
           <w:noProof/>
         </w:rPr>
         <w:drawing>
-          <wp:inline distT="0" distB="0" distL="0" distR="0" wp14:anchorId="55EDC311" wp14:editId="1D613B38">
-            <wp:extent cx="4648200" cy="847725"/>
-            <wp:effectExtent l="0" t="0" r="0" b="9525"/>
-            <wp:docPr id="20" name="Рисунок 20"/>
+          <wp:inline distT="0" distB="0" distL="0" distR="0" wp14:anchorId="1B863155" wp14:editId="5F32FCBA">
+            <wp:extent cx="5940425" cy="3033395"/>
+            <wp:effectExtent l="0" t="0" r="3175" b="0"/>
+            <wp:docPr id="16" name="Рисунок 16"/>
             <wp:cNvGraphicFramePr>
               <a:graphicFrameLocks xmlns:a="http://schemas.openxmlformats.org/drawingml/2006/main" noChangeAspect="1"/>
             </wp:cNvGraphicFramePr>
@@ -5970,7 +6368,7 @@
                   <pic:spPr>
                     <a:xfrm>
                       <a:off x="0" y="0"/>
-                      <a:ext cx="4648200" cy="847725"/>
+                      <a:ext cx="5940425" cy="3033395"/>
                     </a:xfrm>
                     <a:prstGeom prst="rect">
                       <a:avLst/>
@@ -5988,24 +6386,164 @@
         <w:jc w:val="center"/>
       </w:pPr>
       <w:r>
-        <w:t xml:space="preserve">Рис 5. </w:t>
-      </w:r>
+        <w:t xml:space="preserve">Рис 8. </w:t>
+      </w:r>
+      <w:r>
+        <w:t>Боксплоты Тьюки</w:t>
+      </w:r>
+      <w:r>
+        <w:t xml:space="preserve"> для распределения Лапласа</w:t>
+      </w:r>
+    </w:p>
+    <w:p/>
+    <w:p>
+      <w:pPr>
+        <w:pStyle w:val="2"/>
+      </w:pPr>
+      <w:bookmarkStart w:id="17" w:name="_Toc222180083"/>
+      <w:r>
+        <w:t>Распределение Пуассона</w:t>
+      </w:r>
+      <w:bookmarkEnd w:id="17"/>
+    </w:p>
+    <w:p>
+      <w:pPr>
+        <w:pStyle w:val="3"/>
+      </w:pPr>
+      <w:bookmarkStart w:id="18" w:name="_Toc222180084"/>
       <w:r>
         <w:t>Доля аномальных значений</w:t>
       </w:r>
-      <w:r>
-        <w:t xml:space="preserve"> для распределения Коши</w:t>
+      <w:bookmarkEnd w:id="18"/>
+    </w:p>
+    <w:tbl>
+      <w:tblPr>
+        <w:tblStyle w:val="af"/>
+        <w:tblW w:w="0" w:type="auto"/>
+        <w:jc w:val="center"/>
+        <w:tblLook w:val="04A0" w:firstRow="1" w:lastRow="0" w:firstColumn="1" w:lastColumn="0" w:noHBand="0" w:noVBand="1"/>
+      </w:tblPr>
+      <w:tblGrid>
+        <w:gridCol w:w="1748"/>
+        <w:gridCol w:w="2495"/>
+      </w:tblGrid>
+      <w:tr>
+        <w:trPr>
+          <w:jc w:val="center"/>
+        </w:trPr>
+        <w:tc>
+          <w:tcPr>
+            <w:tcW w:w="0" w:type="auto"/>
+          </w:tcPr>
+          <w:p>
+            <w:pPr>
+              <w:jc w:val="center"/>
+            </w:pPr>
+            <w:r>
+              <w:t>Размер выборки</w:t>
+            </w:r>
+          </w:p>
+        </w:tc>
+        <w:tc>
+          <w:tcPr>
+            <w:tcW w:w="0" w:type="auto"/>
+          </w:tcPr>
+          <w:p>
+            <w:pPr>
+              <w:jc w:val="center"/>
+            </w:pPr>
+            <w:r>
+              <w:t xml:space="preserve"> Средняя доля выбросов</w:t>
+            </w:r>
+          </w:p>
+        </w:tc>
+      </w:tr>
+      <w:tr>
+        <w:trPr>
+          <w:jc w:val="center"/>
+        </w:trPr>
+        <w:tc>
+          <w:tcPr>
+            <w:tcW w:w="0" w:type="auto"/>
+          </w:tcPr>
+          <w:p>
+            <w:pPr>
+              <w:jc w:val="center"/>
+            </w:pPr>
+            <w:r>
+              <w:t>20</w:t>
+            </w:r>
+          </w:p>
+        </w:tc>
+        <w:tc>
+          <w:tcPr>
+            <w:tcW w:w="0" w:type="auto"/>
+          </w:tcPr>
+          <w:p>
+            <w:pPr>
+              <w:jc w:val="center"/>
+            </w:pPr>
+            <w:r>
+              <w:t xml:space="preserve"> 0.03</w:t>
+            </w:r>
+          </w:p>
+        </w:tc>
+      </w:tr>
+      <w:tr>
+        <w:trPr>
+          <w:jc w:val="center"/>
+        </w:trPr>
+        <w:tc>
+          <w:tcPr>
+            <w:tcW w:w="0" w:type="auto"/>
+          </w:tcPr>
+          <w:p>
+            <w:pPr>
+              <w:jc w:val="center"/>
+            </w:pPr>
+            <w:r>
+              <w:t>100</w:t>
+            </w:r>
+          </w:p>
+        </w:tc>
+        <w:tc>
+          <w:tcPr>
+            <w:tcW w:w="0" w:type="auto"/>
+          </w:tcPr>
+          <w:p>
+            <w:pPr>
+              <w:jc w:val="center"/>
+            </w:pPr>
+            <w:r>
+              <w:t xml:space="preserve"> 0.01</w:t>
+            </w:r>
+          </w:p>
+        </w:tc>
+      </w:tr>
+    </w:tbl>
+    <w:p>
+      <w:pPr>
+        <w:jc w:val="center"/>
+      </w:pPr>
+      <w:r>
+        <w:t xml:space="preserve">Рис 9. </w:t>
+      </w:r>
+      <w:r>
+        <w:t>Доля аномальных значений</w:t>
+      </w:r>
+      <w:r>
+        <w:t xml:space="preserve"> для распределения Пуассона</w:t>
       </w:r>
     </w:p>
     <w:p>
       <w:pPr>
         <w:pStyle w:val="3"/>
       </w:pPr>
-      <w:bookmarkStart w:id="13" w:name="_Toc222180079"/>
+      <w:bookmarkStart w:id="19" w:name="_Toc222180085"/>
       <w:r>
         <w:t>Боксплоты Тьюки</w:t>
       </w:r>
-      <w:bookmarkEnd w:id="13"/>
+      <w:bookmarkEnd w:id="19"/>
     </w:p>
     <w:p>
       <w:pPr>
@@ -6016,10 +6554,10 @@
           <w:noProof/>
         </w:rPr>
         <w:drawing>
-          <wp:inline distT="0" distB="0" distL="0" distR="0" wp14:anchorId="64836AFB" wp14:editId="68DF2C25">
-            <wp:extent cx="5940425" cy="3018155"/>
-            <wp:effectExtent l="0" t="0" r="3175" b="0"/>
-            <wp:docPr id="13" name="Рисунок 13"/>
+          <wp:inline distT="0" distB="0" distL="0" distR="0" wp14:anchorId="2189A980" wp14:editId="687150B0">
+            <wp:extent cx="5940425" cy="3044825"/>
+            <wp:effectExtent l="0" t="0" r="3175" b="3175"/>
+            <wp:docPr id="17" name="Рисунок 17"/>
             <wp:cNvGraphicFramePr>
               <a:graphicFrameLocks xmlns:a="http://schemas.openxmlformats.org/drawingml/2006/main" noChangeAspect="1"/>
             </wp:cNvGraphicFramePr>
@@ -6039,7 +6577,7 @@
                   <pic:spPr>
                     <a:xfrm>
                       <a:off x="0" y="0"/>
-                      <a:ext cx="5940425" cy="3018155"/>
+                      <a:ext cx="5940425" cy="3044825"/>
                     </a:xfrm>
                     <a:prstGeom prst="rect">
                       <a:avLst/>
@@ -6052,57 +6590,181 @@
         </w:drawing>
       </w:r>
     </w:p>
+    <w:p/>
     <w:p>
       <w:pPr>
         <w:jc w:val="center"/>
       </w:pPr>
       <w:r>
-        <w:t xml:space="preserve">Рис 6. </w:t>
+        <w:t xml:space="preserve">Рис 10. </w:t>
       </w:r>
       <w:r>
         <w:t>Боксплоты Тьюки</w:t>
       </w:r>
       <w:r>
-        <w:t xml:space="preserve"> для распределения Коши</w:t>
-      </w:r>
-    </w:p>
-    <w:p/>
-    <w:p/>
+        <w:t xml:space="preserve"> для распределения Пуассона</w:t>
+      </w:r>
+    </w:p>
     <w:p>
       <w:pPr>
         <w:pStyle w:val="2"/>
       </w:pPr>
-      <w:bookmarkStart w:id="14" w:name="_Toc222180080"/>
-      <w:r>
-        <w:t>Распределение Лапласа</w:t>
-      </w:r>
-      <w:bookmarkEnd w:id="14"/>
+      <w:bookmarkStart w:id="20" w:name="_Toc222180086"/>
+      <w:r>
+        <w:lastRenderedPageBreak/>
+        <w:t>Распределение равномерное</w:t>
+      </w:r>
+      <w:bookmarkEnd w:id="20"/>
     </w:p>
     <w:p>
       <w:pPr>
         <w:pStyle w:val="3"/>
       </w:pPr>
-      <w:bookmarkStart w:id="15" w:name="_Toc222180081"/>
+      <w:bookmarkStart w:id="21" w:name="_Toc222180087"/>
       <w:r>
         <w:t>Доля аномальных значений</w:t>
       </w:r>
-      <w:bookmarkEnd w:id="15"/>
-    </w:p>
-    <w:p/>
-    <w:p>
-      <w:pPr>
+      <w:bookmarkEnd w:id="21"/>
+    </w:p>
+    <w:tbl>
+      <w:tblPr>
+        <w:tblStyle w:val="af"/>
+        <w:tblW w:w="0" w:type="auto"/>
         <w:jc w:val="center"/>
-      </w:pPr>
+        <w:tblLook w:val="04A0" w:firstRow="1" w:lastRow="0" w:firstColumn="1" w:lastColumn="0" w:noHBand="0" w:noVBand="1"/>
+      </w:tblPr>
+      <w:tblGrid>
+        <w:gridCol w:w="1748"/>
+        <w:gridCol w:w="2495"/>
+      </w:tblGrid>
+      <w:tr>
+        <w:trPr>
+          <w:jc w:val="center"/>
+        </w:trPr>
+        <w:tc>
+          <w:tcPr>
+            <w:tcW w:w="0" w:type="auto"/>
+          </w:tcPr>
+          <w:p>
+            <w:pPr>
+              <w:jc w:val="center"/>
+            </w:pPr>
+            <w:r>
+              <w:t>Размер выборки</w:t>
+            </w:r>
+          </w:p>
+        </w:tc>
+        <w:tc>
+          <w:tcPr>
+            <w:tcW w:w="0" w:type="auto"/>
+          </w:tcPr>
+          <w:p>
+            <w:pPr>
+              <w:jc w:val="center"/>
+            </w:pPr>
+            <w:r>
+              <w:t xml:space="preserve"> Средняя доля выбросов</w:t>
+            </w:r>
+          </w:p>
+        </w:tc>
+      </w:tr>
+      <w:tr>
+        <w:trPr>
+          <w:jc w:val="center"/>
+        </w:trPr>
+        <w:tc>
+          <w:tcPr>
+            <w:tcW w:w="0" w:type="auto"/>
+          </w:tcPr>
+          <w:p>
+            <w:pPr>
+              <w:jc w:val="center"/>
+            </w:pPr>
+            <w:r>
+              <w:t>20</w:t>
+            </w:r>
+          </w:p>
+        </w:tc>
+        <w:tc>
+          <w:tcPr>
+            <w:tcW w:w="0" w:type="auto"/>
+          </w:tcPr>
+          <w:p>
+            <w:pPr>
+              <w:jc w:val="center"/>
+            </w:pPr>
+            <w:r>
+              <w:t xml:space="preserve"> 0.00</w:t>
+            </w:r>
+          </w:p>
+        </w:tc>
+      </w:tr>
+      <w:tr>
+        <w:trPr>
+          <w:jc w:val="center"/>
+        </w:trPr>
+        <w:tc>
+          <w:tcPr>
+            <w:tcW w:w="0" w:type="auto"/>
+          </w:tcPr>
+          <w:p>
+            <w:pPr>
+              <w:jc w:val="center"/>
+            </w:pPr>
+            <w:r>
+              <w:t>100</w:t>
+            </w:r>
+          </w:p>
+        </w:tc>
+        <w:tc>
+          <w:tcPr>
+            <w:tcW w:w="0" w:type="auto"/>
+          </w:tcPr>
+          <w:p>
+            <w:pPr>
+              <w:jc w:val="center"/>
+            </w:pPr>
+            <w:r>
+              <w:t xml:space="preserve"> 0.00</w:t>
+            </w:r>
+          </w:p>
+        </w:tc>
+      </w:tr>
+    </w:tbl>
+    <w:p>
+      <w:pPr>
+        <w:jc w:val="center"/>
+      </w:pPr>
+      <w:r>
+        <w:t xml:space="preserve">Рис 11. </w:t>
+      </w:r>
+      <w:r>
+        <w:t>Доля аномальных значений</w:t>
+      </w:r>
+      <w:r>
+        <w:t xml:space="preserve"> для равномерного распределения</w:t>
+      </w:r>
+    </w:p>
+    <w:p>
+      <w:pPr>
+        <w:pStyle w:val="3"/>
+      </w:pPr>
+      <w:bookmarkStart w:id="22" w:name="_Toc222180088"/>
+      <w:r>
+        <w:t>Боксплоты Тьюки</w:t>
+      </w:r>
+      <w:bookmarkEnd w:id="22"/>
+    </w:p>
+    <w:p>
       <w:r>
         <w:rPr>
           <w:noProof/>
         </w:rPr>
-        <w:lastRenderedPageBreak/>
         <w:drawing>
-          <wp:inline distT="0" distB="0" distL="0" distR="0" wp14:anchorId="2B9F1630" wp14:editId="1122E70A">
-            <wp:extent cx="4648200" cy="762000"/>
-            <wp:effectExtent l="0" t="0" r="0" b="0"/>
-            <wp:docPr id="22" name="Рисунок 22"/>
+          <wp:inline distT="0" distB="0" distL="0" distR="0" wp14:anchorId="166896D8" wp14:editId="5D7A1327">
+            <wp:extent cx="5940425" cy="3024505"/>
+            <wp:effectExtent l="0" t="0" r="3175" b="4445"/>
+            <wp:docPr id="19" name="Рисунок 19"/>
             <wp:cNvGraphicFramePr>
               <a:graphicFrameLocks xmlns:a="http://schemas.openxmlformats.org/drawingml/2006/main" noChangeAspect="1"/>
             </wp:cNvGraphicFramePr>
@@ -6122,368 +6784,6 @@
                   <pic:spPr>
                     <a:xfrm>
                       <a:off x="0" y="0"/>
-                      <a:ext cx="4648200" cy="762000"/>
-                    </a:xfrm>
-                    <a:prstGeom prst="rect">
-                      <a:avLst/>
-                    </a:prstGeom>
-                  </pic:spPr>
-                </pic:pic>
-              </a:graphicData>
-            </a:graphic>
-          </wp:inline>
-        </w:drawing>
-      </w:r>
-    </w:p>
-    <w:p>
-      <w:pPr>
-        <w:jc w:val="center"/>
-      </w:pPr>
-      <w:r>
-        <w:t xml:space="preserve">Рис 7. </w:t>
-      </w:r>
-      <w:r>
-        <w:t>Доля аномальных значений</w:t>
-      </w:r>
-      <w:r>
-        <w:t xml:space="preserve"> для распределения Лапласа</w:t>
-      </w:r>
-    </w:p>
-    <w:p>
-      <w:pPr>
-        <w:pStyle w:val="3"/>
-      </w:pPr>
-      <w:bookmarkStart w:id="16" w:name="_Toc222180082"/>
-      <w:r>
-        <w:t>Боксплоты Тьюки</w:t>
-      </w:r>
-      <w:bookmarkEnd w:id="16"/>
-    </w:p>
-    <w:p>
-      <w:r>
-        <w:rPr>
-          <w:noProof/>
-        </w:rPr>
-        <w:drawing>
-          <wp:inline distT="0" distB="0" distL="0" distR="0" wp14:anchorId="1B863155" wp14:editId="5F32FCBA">
-            <wp:extent cx="5940425" cy="3033395"/>
-            <wp:effectExtent l="0" t="0" r="3175" b="0"/>
-            <wp:docPr id="16" name="Рисунок 16"/>
-            <wp:cNvGraphicFramePr>
-              <a:graphicFrameLocks xmlns:a="http://schemas.openxmlformats.org/drawingml/2006/main" noChangeAspect="1"/>
-            </wp:cNvGraphicFramePr>
-            <a:graphic xmlns:a="http://schemas.openxmlformats.org/drawingml/2006/main">
-              <a:graphicData uri="http://schemas.openxmlformats.org/drawingml/2006/picture">
-                <pic:pic xmlns:pic="http://schemas.openxmlformats.org/drawingml/2006/picture">
-                  <pic:nvPicPr>
-                    <pic:cNvPr id="1" name=""/>
-                    <pic:cNvPicPr/>
-                  </pic:nvPicPr>
-                  <pic:blipFill>
-                    <a:blip r:embed="rId15"/>
-                    <a:stretch>
-                      <a:fillRect/>
-                    </a:stretch>
-                  </pic:blipFill>
-                  <pic:spPr>
-                    <a:xfrm>
-                      <a:off x="0" y="0"/>
-                      <a:ext cx="5940425" cy="3033395"/>
-                    </a:xfrm>
-                    <a:prstGeom prst="rect">
-                      <a:avLst/>
-                    </a:prstGeom>
-                  </pic:spPr>
-                </pic:pic>
-              </a:graphicData>
-            </a:graphic>
-          </wp:inline>
-        </w:drawing>
-      </w:r>
-    </w:p>
-    <w:p>
-      <w:pPr>
-        <w:jc w:val="center"/>
-      </w:pPr>
-      <w:r>
-        <w:t xml:space="preserve">Рис 8. </w:t>
-      </w:r>
-      <w:r>
-        <w:t>Боксплоты Тьюки</w:t>
-      </w:r>
-      <w:r>
-        <w:t xml:space="preserve"> для распределения Лапласа</w:t>
-      </w:r>
-    </w:p>
-    <w:p/>
-    <w:p>
-      <w:pPr>
-        <w:pStyle w:val="2"/>
-      </w:pPr>
-      <w:bookmarkStart w:id="17" w:name="_Toc222180083"/>
-      <w:r>
-        <w:t>Распределение Пуассона</w:t>
-      </w:r>
-      <w:bookmarkEnd w:id="17"/>
-    </w:p>
-    <w:p>
-      <w:pPr>
-        <w:pStyle w:val="3"/>
-      </w:pPr>
-      <w:bookmarkStart w:id="18" w:name="_Toc222180084"/>
-      <w:r>
-        <w:t>Доля аномальных значений</w:t>
-      </w:r>
-      <w:bookmarkEnd w:id="18"/>
-    </w:p>
-    <w:p>
-      <w:pPr>
-        <w:jc w:val="center"/>
-      </w:pPr>
-      <w:r>
-        <w:rPr>
-          <w:noProof/>
-        </w:rPr>
-        <w:drawing>
-          <wp:inline distT="0" distB="0" distL="0" distR="0" wp14:anchorId="27FD02BD" wp14:editId="305ED99D">
-            <wp:extent cx="4743450" cy="790575"/>
-            <wp:effectExtent l="0" t="0" r="0" b="9525"/>
-            <wp:docPr id="23" name="Рисунок 23"/>
-            <wp:cNvGraphicFramePr>
-              <a:graphicFrameLocks xmlns:a="http://schemas.openxmlformats.org/drawingml/2006/main" noChangeAspect="1"/>
-            </wp:cNvGraphicFramePr>
-            <a:graphic xmlns:a="http://schemas.openxmlformats.org/drawingml/2006/main">
-              <a:graphicData uri="http://schemas.openxmlformats.org/drawingml/2006/picture">
-                <pic:pic xmlns:pic="http://schemas.openxmlformats.org/drawingml/2006/picture">
-                  <pic:nvPicPr>
-                    <pic:cNvPr id="1" name=""/>
-                    <pic:cNvPicPr/>
-                  </pic:nvPicPr>
-                  <pic:blipFill>
-                    <a:blip r:embed="rId16"/>
-                    <a:stretch>
-                      <a:fillRect/>
-                    </a:stretch>
-                  </pic:blipFill>
-                  <pic:spPr>
-                    <a:xfrm>
-                      <a:off x="0" y="0"/>
-                      <a:ext cx="4743450" cy="790575"/>
-                    </a:xfrm>
-                    <a:prstGeom prst="rect">
-                      <a:avLst/>
-                    </a:prstGeom>
-                  </pic:spPr>
-                </pic:pic>
-              </a:graphicData>
-            </a:graphic>
-          </wp:inline>
-        </w:drawing>
-      </w:r>
-    </w:p>
-    <w:p>
-      <w:pPr>
-        <w:jc w:val="center"/>
-      </w:pPr>
-      <w:r>
-        <w:t xml:space="preserve">Рис 9. </w:t>
-      </w:r>
-      <w:r>
-        <w:t>Доля аномальных значений</w:t>
-      </w:r>
-      <w:r>
-        <w:t xml:space="preserve"> для распределения Пуассона</w:t>
-      </w:r>
-    </w:p>
-    <w:p>
-      <w:pPr>
-        <w:pStyle w:val="3"/>
-      </w:pPr>
-      <w:bookmarkStart w:id="19" w:name="_Toc222180085"/>
-      <w:r>
-        <w:lastRenderedPageBreak/>
-        <w:t>Боксплоты Тьюки</w:t>
-      </w:r>
-      <w:bookmarkEnd w:id="19"/>
-    </w:p>
-    <w:p>
-      <w:pPr>
-        <w:jc w:val="center"/>
-      </w:pPr>
-      <w:r>
-        <w:rPr>
-          <w:noProof/>
-        </w:rPr>
-        <w:drawing>
-          <wp:inline distT="0" distB="0" distL="0" distR="0" wp14:anchorId="2189A980" wp14:editId="687150B0">
-            <wp:extent cx="5940425" cy="3044825"/>
-            <wp:effectExtent l="0" t="0" r="3175" b="3175"/>
-            <wp:docPr id="17" name="Рисунок 17"/>
-            <wp:cNvGraphicFramePr>
-              <a:graphicFrameLocks xmlns:a="http://schemas.openxmlformats.org/drawingml/2006/main" noChangeAspect="1"/>
-            </wp:cNvGraphicFramePr>
-            <a:graphic xmlns:a="http://schemas.openxmlformats.org/drawingml/2006/main">
-              <a:graphicData uri="http://schemas.openxmlformats.org/drawingml/2006/picture">
-                <pic:pic xmlns:pic="http://schemas.openxmlformats.org/drawingml/2006/picture">
-                  <pic:nvPicPr>
-                    <pic:cNvPr id="1" name=""/>
-                    <pic:cNvPicPr/>
-                  </pic:nvPicPr>
-                  <pic:blipFill>
-                    <a:blip r:embed="rId17"/>
-                    <a:stretch>
-                      <a:fillRect/>
-                    </a:stretch>
-                  </pic:blipFill>
-                  <pic:spPr>
-                    <a:xfrm>
-                      <a:off x="0" y="0"/>
-                      <a:ext cx="5940425" cy="3044825"/>
-                    </a:xfrm>
-                    <a:prstGeom prst="rect">
-                      <a:avLst/>
-                    </a:prstGeom>
-                  </pic:spPr>
-                </pic:pic>
-              </a:graphicData>
-            </a:graphic>
-          </wp:inline>
-        </w:drawing>
-      </w:r>
-    </w:p>
-    <w:p/>
-    <w:p>
-      <w:pPr>
-        <w:jc w:val="center"/>
-      </w:pPr>
-      <w:r>
-        <w:t xml:space="preserve">Рис 10. </w:t>
-      </w:r>
-      <w:r>
-        <w:t>Боксплоты Тьюки</w:t>
-      </w:r>
-      <w:r>
-        <w:t xml:space="preserve"> для распределения Пуассона</w:t>
-      </w:r>
-    </w:p>
-    <w:p>
-      <w:pPr>
-        <w:pStyle w:val="2"/>
-      </w:pPr>
-      <w:bookmarkStart w:id="20" w:name="_Toc222180086"/>
-      <w:r>
-        <w:t>Распределение равномерное</w:t>
-      </w:r>
-      <w:bookmarkEnd w:id="20"/>
-    </w:p>
-    <w:p>
-      <w:pPr>
-        <w:pStyle w:val="3"/>
-      </w:pPr>
-      <w:bookmarkStart w:id="21" w:name="_Toc222180087"/>
-      <w:r>
-        <w:t>Доля аномальных значений</w:t>
-      </w:r>
-      <w:bookmarkEnd w:id="21"/>
-    </w:p>
-    <w:p>
-      <w:pPr>
-        <w:jc w:val="center"/>
-      </w:pPr>
-      <w:r>
-        <w:rPr>
-          <w:noProof/>
-        </w:rPr>
-        <w:drawing>
-          <wp:inline distT="0" distB="0" distL="0" distR="0" wp14:anchorId="728DEC17" wp14:editId="49A7257E">
-            <wp:extent cx="4733925" cy="771525"/>
-            <wp:effectExtent l="0" t="0" r="9525" b="9525"/>
-            <wp:docPr id="24" name="Рисунок 24"/>
-            <wp:cNvGraphicFramePr>
-              <a:graphicFrameLocks xmlns:a="http://schemas.openxmlformats.org/drawingml/2006/main" noChangeAspect="1"/>
-            </wp:cNvGraphicFramePr>
-            <a:graphic xmlns:a="http://schemas.openxmlformats.org/drawingml/2006/main">
-              <a:graphicData uri="http://schemas.openxmlformats.org/drawingml/2006/picture">
-                <pic:pic xmlns:pic="http://schemas.openxmlformats.org/drawingml/2006/picture">
-                  <pic:nvPicPr>
-                    <pic:cNvPr id="1" name=""/>
-                    <pic:cNvPicPr/>
-                  </pic:nvPicPr>
-                  <pic:blipFill>
-                    <a:blip r:embed="rId18"/>
-                    <a:stretch>
-                      <a:fillRect/>
-                    </a:stretch>
-                  </pic:blipFill>
-                  <pic:spPr>
-                    <a:xfrm>
-                      <a:off x="0" y="0"/>
-                      <a:ext cx="4733925" cy="771525"/>
-                    </a:xfrm>
-                    <a:prstGeom prst="rect">
-                      <a:avLst/>
-                    </a:prstGeom>
-                  </pic:spPr>
-                </pic:pic>
-              </a:graphicData>
-            </a:graphic>
-          </wp:inline>
-        </w:drawing>
-      </w:r>
-    </w:p>
-    <w:p>
-      <w:pPr>
-        <w:jc w:val="center"/>
-      </w:pPr>
-      <w:r>
-        <w:t xml:space="preserve">Рис 11. </w:t>
-      </w:r>
-      <w:r>
-        <w:t>Доля аномальных значений</w:t>
-      </w:r>
-      <w:r>
-        <w:t xml:space="preserve"> для равномерного распределения</w:t>
-      </w:r>
-    </w:p>
-    <w:p>
-      <w:pPr>
-        <w:pStyle w:val="3"/>
-      </w:pPr>
-      <w:bookmarkStart w:id="22" w:name="_Toc222180088"/>
-      <w:r>
-        <w:t>Боксплоты Тьюки</w:t>
-      </w:r>
-      <w:bookmarkEnd w:id="22"/>
-    </w:p>
-    <w:p>
-      <w:r>
-        <w:rPr>
-          <w:noProof/>
-        </w:rPr>
-        <w:drawing>
-          <wp:inline distT="0" distB="0" distL="0" distR="0" wp14:anchorId="166896D8" wp14:editId="5D7A1327">
-            <wp:extent cx="5940425" cy="3024505"/>
-            <wp:effectExtent l="0" t="0" r="3175" b="4445"/>
-            <wp:docPr id="19" name="Рисунок 19"/>
-            <wp:cNvGraphicFramePr>
-              <a:graphicFrameLocks xmlns:a="http://schemas.openxmlformats.org/drawingml/2006/main" noChangeAspect="1"/>
-            </wp:cNvGraphicFramePr>
-            <a:graphic xmlns:a="http://schemas.openxmlformats.org/drawingml/2006/main">
-              <a:graphicData uri="http://schemas.openxmlformats.org/drawingml/2006/picture">
-                <pic:pic xmlns:pic="http://schemas.openxmlformats.org/drawingml/2006/picture">
-                  <pic:nvPicPr>
-                    <pic:cNvPr id="1" name=""/>
-                    <pic:cNvPicPr/>
-                  </pic:nvPicPr>
-                  <pic:blipFill>
-                    <a:blip r:embed="rId19"/>
-                    <a:stretch>
-                      <a:fillRect/>
-                    </a:stretch>
-                  </pic:blipFill>
-                  <pic:spPr>
-                    <a:xfrm>
-                      <a:off x="0" y="0"/>
                       <a:ext cx="5940425" cy="3024505"/>
                     </a:xfrm>
                     <a:prstGeom prst="rect">
@@ -6736,6 +7036,7 @@
         <w:br/>
       </w:r>
       <w:r>
+        <w:lastRenderedPageBreak/>
         <w:t xml:space="preserve">1) </w:t>
       </w:r>
       <w:proofErr w:type="spellStart"/>
@@ -6902,7 +7203,7 @@
       <w:r>
         <w:t xml:space="preserve">. – 2025. – 6 февр. – URL: </w:t>
       </w:r>
-      <w:hyperlink r:id="rId20" w:history="1">
+      <w:hyperlink r:id="rId15" w:history="1">
         <w:r>
           <w:rPr>
             <w:rStyle w:val="a7"/>
@@ -7010,7 +7311,7 @@
     </w:p>
     <w:p/>
     <w:sectPr>
-      <w:footerReference w:type="default" r:id="rId21"/>
+      <w:footerReference w:type="default" r:id="rId16"/>
       <w:pgSz w:w="11906" w:h="16838"/>
       <w:pgMar w:top="1134" w:right="850" w:bottom="1134" w:left="1701" w:header="708" w:footer="708" w:gutter="0"/>
       <w:cols w:space="708"/>
@@ -8565,6 +8866,25 @@
       <w:u w:val="single"/>
     </w:rPr>
   </w:style>
+  <w:style w:type="table" w:styleId="af">
+    <w:name w:val="Table Grid"/>
+    <w:basedOn w:val="a1"/>
+    <w:uiPriority w:val="39"/>
+    <w:rsid w:val="00A66FD1"/>
+    <w:pPr>
+      <w:spacing w:after="0" w:line="240" w:lineRule="auto"/>
+    </w:pPr>
+    <w:tblPr>
+      <w:tblBorders>
+        <w:top w:val="single" w:sz="4" w:space="0" w:color="auto"/>
+        <w:left w:val="single" w:sz="4" w:space="0" w:color="auto"/>
+        <w:bottom w:val="single" w:sz="4" w:space="0" w:color="auto"/>
+        <w:right w:val="single" w:sz="4" w:space="0" w:color="auto"/>
+        <w:insideH w:val="single" w:sz="4" w:space="0" w:color="auto"/>
+        <w:insideV w:val="single" w:sz="4" w:space="0" w:color="auto"/>
+      </w:tblBorders>
+    </w:tblPr>
+  </w:style>
 </w:styles>
 </file>
 

--- a/ОтчётИсходник.docx
+++ b/ОтчётИсходник.docx
@@ -404,7 +404,7 @@
           <w:rFonts w:asciiTheme="minorHAnsi" w:hAnsiTheme="minorHAnsi" w:cstheme="minorHAnsi"/>
           <w:sz w:val="32"/>
         </w:rPr>
-        <w:t>3</w:t>
+        <w:t>4</w:t>
       </w:r>
     </w:p>
     <w:p>
@@ -435,41 +435,13 @@
         </w:rPr>
         <w:t>"</w:t>
       </w:r>
-      <w:proofErr w:type="spellStart"/>
       <w:r>
         <w:rPr>
           <w:rFonts w:asciiTheme="minorHAnsi" w:hAnsiTheme="minorHAnsi" w:cstheme="minorHAnsi"/>
           <w:sz w:val="32"/>
           <w:szCs w:val="32"/>
         </w:rPr>
-        <w:t>Боксплот</w:t>
-      </w:r>
-      <w:proofErr w:type="spellEnd"/>
-      <w:r>
-        <w:rPr>
-          <w:rFonts w:asciiTheme="minorHAnsi" w:hAnsiTheme="minorHAnsi" w:cstheme="minorHAnsi"/>
-          <w:sz w:val="32"/>
-          <w:szCs w:val="32"/>
-        </w:rPr>
-        <w:t xml:space="preserve"> </w:t>
-      </w:r>
-      <w:proofErr w:type="spellStart"/>
-      <w:r>
-        <w:rPr>
-          <w:rFonts w:asciiTheme="minorHAnsi" w:hAnsiTheme="minorHAnsi" w:cstheme="minorHAnsi"/>
-          <w:sz w:val="32"/>
-          <w:szCs w:val="32"/>
-        </w:rPr>
-        <w:t>Тьюки</w:t>
-      </w:r>
-      <w:proofErr w:type="spellEnd"/>
-      <w:r>
-        <w:rPr>
-          <w:rFonts w:asciiTheme="minorHAnsi" w:hAnsiTheme="minorHAnsi" w:cstheme="minorHAnsi"/>
-          <w:sz w:val="32"/>
-          <w:szCs w:val="32"/>
-        </w:rPr>
-        <w:t xml:space="preserve"> и анализ выбросов</w:t>
+        <w:t xml:space="preserve">Эмпирическая функция распределения и ядерные оценки плотности </w:t>
       </w:r>
       <w:r>
         <w:rPr>
@@ -703,15 +675,6 @@
         </w:rPr>
         <w:t>Баженов А.Н.</w:t>
       </w:r>
-    </w:p>
-    <w:p>
-      <w:pPr>
-        <w:pStyle w:val="a3"/>
-        <w:rPr>
-          <w:rFonts w:asciiTheme="minorHAnsi" w:hAnsiTheme="minorHAnsi" w:cstheme="minorHAnsi"/>
-          <w:sz w:val="32"/>
-        </w:rPr>
-      </w:pPr>
     </w:p>
     <w:p>
       <w:pPr>
@@ -865,7 +828,7 @@
           <w:r>
             <w:fldChar w:fldCharType="separate"/>
           </w:r>
-          <w:hyperlink w:anchor="_Toc222180066" w:history="1">
+          <w:hyperlink w:anchor="_Toc223095711" w:history="1">
             <w:r>
               <w:rPr>
                 <w:rStyle w:val="a7"/>
@@ -892,7 +855,7 @@
                 <w:noProof/>
                 <w:webHidden/>
               </w:rPr>
-              <w:instrText xml:space="preserve"> PAGEREF _Toc222180066 \h </w:instrText>
+              <w:instrText xml:space="preserve"> PAGEREF _Toc223095711 \h </w:instrText>
             </w:r>
             <w:r>
               <w:rPr>
@@ -935,7 +898,7 @@
               <w:lang w:eastAsia="ru-RU"/>
             </w:rPr>
           </w:pPr>
-          <w:hyperlink w:anchor="_Toc222180067" w:history="1">
+          <w:hyperlink w:anchor="_Toc223095712" w:history="1">
             <w:r>
               <w:rPr>
                 <w:rStyle w:val="a7"/>
@@ -962,7 +925,7 @@
                 <w:noProof/>
                 <w:webHidden/>
               </w:rPr>
-              <w:instrText xml:space="preserve"> PAGEREF _Toc222180067 \h </w:instrText>
+              <w:instrText xml:space="preserve"> PAGEREF _Toc223095712 \h </w:instrText>
             </w:r>
             <w:r>
               <w:rPr>
@@ -1005,7 +968,7 @@
               <w:lang w:eastAsia="ru-RU"/>
             </w:rPr>
           </w:pPr>
-          <w:hyperlink w:anchor="_Toc222180068" w:history="1">
+          <w:hyperlink w:anchor="_Toc223095713" w:history="1">
             <w:r>
               <w:rPr>
                 <w:rStyle w:val="a7"/>
@@ -1032,7 +995,7 @@
                 <w:noProof/>
                 <w:webHidden/>
               </w:rPr>
-              <w:instrText xml:space="preserve"> PAGEREF _Toc222180068 \h </w:instrText>
+              <w:instrText xml:space="preserve"> PAGEREF _Toc223095713 \h </w:instrText>
             </w:r>
             <w:r>
               <w:rPr>
@@ -1075,7 +1038,7 @@
               <w:lang w:eastAsia="ru-RU"/>
             </w:rPr>
           </w:pPr>
-          <w:hyperlink w:anchor="_Toc222180069" w:history="1">
+          <w:hyperlink w:anchor="_Toc223095714" w:history="1">
             <w:r>
               <w:rPr>
                 <w:rStyle w:val="a7"/>
@@ -1102,7 +1065,7 @@
                 <w:noProof/>
                 <w:webHidden/>
               </w:rPr>
-              <w:instrText xml:space="preserve"> PAGEREF _Toc222180069 \h </w:instrText>
+              <w:instrText xml:space="preserve"> PAGEREF _Toc223095714 \h </w:instrText>
             </w:r>
             <w:r>
               <w:rPr>
@@ -1145,7 +1108,7 @@
               <w:lang w:eastAsia="ru-RU"/>
             </w:rPr>
           </w:pPr>
-          <w:hyperlink w:anchor="_Toc222180070" w:history="1">
+          <w:hyperlink w:anchor="_Toc223095715" w:history="1">
             <w:r>
               <w:rPr>
                 <w:rStyle w:val="a7"/>
@@ -1172,7 +1135,7 @@
                 <w:noProof/>
                 <w:webHidden/>
               </w:rPr>
-              <w:instrText xml:space="preserve"> PAGEREF _Toc222180070 \h </w:instrText>
+              <w:instrText xml:space="preserve"> PAGEREF _Toc223095715 \h </w:instrText>
             </w:r>
             <w:r>
               <w:rPr>
@@ -1215,28 +1178,13 @@
               <w:lang w:eastAsia="ru-RU"/>
             </w:rPr>
           </w:pPr>
-          <w:hyperlink w:anchor="_Toc222180071" w:history="1">
+          <w:hyperlink w:anchor="_Toc223095716" w:history="1">
             <w:r>
               <w:rPr>
                 <w:rStyle w:val="a7"/>
                 <w:noProof/>
               </w:rPr>
-              <w:t>Расчёт Доля аномальных значений (</w:t>
-            </w:r>
-            <w:r>
-              <w:rPr>
-                <w:rStyle w:val="a7"/>
-                <w:noProof/>
-                <w:lang w:val="en-US"/>
-              </w:rPr>
-              <w:t>6</w:t>
-            </w:r>
-            <w:r>
-              <w:rPr>
-                <w:rStyle w:val="a7"/>
-                <w:noProof/>
-              </w:rPr>
-              <w:t>)</w:t>
+              <w:t>Расчёт ядерной оценки плотности в точке (6)</w:t>
             </w:r>
             <w:r>
               <w:rPr>
@@ -1257,7 +1205,7 @@
                 <w:noProof/>
                 <w:webHidden/>
               </w:rPr>
-              <w:instrText xml:space="preserve"> PAGEREF _Toc222180071 \h </w:instrText>
+              <w:instrText xml:space="preserve"> PAGEREF _Toc223095716 \h </w:instrText>
             </w:r>
             <w:r>
               <w:rPr>
@@ -1300,7 +1248,7 @@
               <w:lang w:eastAsia="ru-RU"/>
             </w:rPr>
           </w:pPr>
-          <w:hyperlink w:anchor="_Toc222180072" w:history="1">
+          <w:hyperlink w:anchor="_Toc223095717" w:history="1">
             <w:r>
               <w:rPr>
                 <w:rStyle w:val="a7"/>
@@ -1327,7 +1275,7 @@
                 <w:noProof/>
                 <w:webHidden/>
               </w:rPr>
-              <w:instrText xml:space="preserve"> PAGEREF _Toc222180072 \h </w:instrText>
+              <w:instrText xml:space="preserve"> PAGEREF _Toc223095717 \h </w:instrText>
             </w:r>
             <w:r>
               <w:rPr>
@@ -1370,7 +1318,7 @@
               <w:lang w:eastAsia="ru-RU"/>
             </w:rPr>
           </w:pPr>
-          <w:hyperlink w:anchor="_Toc222180073" w:history="1">
+          <w:hyperlink w:anchor="_Toc223095718" w:history="1">
             <w:r>
               <w:rPr>
                 <w:rStyle w:val="a7"/>
@@ -1397,7 +1345,7 @@
                 <w:noProof/>
                 <w:webHidden/>
               </w:rPr>
-              <w:instrText xml:space="preserve"> PAGEREF _Toc222180073 \h </w:instrText>
+              <w:instrText xml:space="preserve"> PAGEREF _Toc223095718 \h </w:instrText>
             </w:r>
             <w:r>
               <w:rPr>
@@ -1417,7 +1365,7 @@
                 <w:noProof/>
                 <w:webHidden/>
               </w:rPr>
-              <w:t>4</w:t>
+              <w:t>5</w:t>
             </w:r>
             <w:r>
               <w:rPr>
@@ -1440,7 +1388,7 @@
               <w:lang w:eastAsia="ru-RU"/>
             </w:rPr>
           </w:pPr>
-          <w:hyperlink w:anchor="_Toc222180074" w:history="1">
+          <w:hyperlink w:anchor="_Toc223095719" w:history="1">
             <w:r>
               <w:rPr>
                 <w:rStyle w:val="a7"/>
@@ -1467,7 +1415,7 @@
                 <w:noProof/>
                 <w:webHidden/>
               </w:rPr>
-              <w:instrText xml:space="preserve"> PAGEREF _Toc222180074 \h </w:instrText>
+              <w:instrText xml:space="preserve"> PAGEREF _Toc223095719 \h </w:instrText>
             </w:r>
             <w:r>
               <w:rPr>
@@ -1487,7 +1435,7 @@
                 <w:noProof/>
                 <w:webHidden/>
               </w:rPr>
-              <w:t>4</w:t>
+              <w:t>5</w:t>
             </w:r>
             <w:r>
               <w:rPr>
@@ -1510,13 +1458,13 @@
               <w:lang w:eastAsia="ru-RU"/>
             </w:rPr>
           </w:pPr>
-          <w:hyperlink w:anchor="_Toc222180075" w:history="1">
+          <w:hyperlink w:anchor="_Toc223095720" w:history="1">
             <w:r>
               <w:rPr>
                 <w:rStyle w:val="a7"/>
                 <w:noProof/>
               </w:rPr>
-              <w:t>Доля аномальных значений</w:t>
+              <w:t>Эмпирическая функция распределения</w:t>
             </w:r>
             <w:r>
               <w:rPr>
@@ -1537,7 +1485,7 @@
                 <w:noProof/>
                 <w:webHidden/>
               </w:rPr>
-              <w:instrText xml:space="preserve"> PAGEREF _Toc222180075 \h </w:instrText>
+              <w:instrText xml:space="preserve"> PAGEREF _Toc223095720 \h </w:instrText>
             </w:r>
             <w:r>
               <w:rPr>
@@ -1557,7 +1505,7 @@
                 <w:noProof/>
                 <w:webHidden/>
               </w:rPr>
-              <w:t>4</w:t>
+              <w:t>5</w:t>
             </w:r>
             <w:r>
               <w:rPr>
@@ -1580,13 +1528,13 @@
               <w:lang w:eastAsia="ru-RU"/>
             </w:rPr>
           </w:pPr>
-          <w:hyperlink w:anchor="_Toc222180076" w:history="1">
+          <w:hyperlink w:anchor="_Toc223095721" w:history="1">
             <w:r>
               <w:rPr>
                 <w:rStyle w:val="a7"/>
                 <w:noProof/>
               </w:rPr>
-              <w:t>Боксплоты Тьюки</w:t>
+              <w:t>Ядерная оценка плотности</w:t>
             </w:r>
             <w:r>
               <w:rPr>
@@ -1607,7 +1555,7 @@
                 <w:noProof/>
                 <w:webHidden/>
               </w:rPr>
-              <w:instrText xml:space="preserve"> PAGEREF _Toc222180076 \h </w:instrText>
+              <w:instrText xml:space="preserve"> PAGEREF _Toc223095721 \h </w:instrText>
             </w:r>
             <w:r>
               <w:rPr>
@@ -1650,7 +1598,7 @@
               <w:lang w:eastAsia="ru-RU"/>
             </w:rPr>
           </w:pPr>
-          <w:hyperlink w:anchor="_Toc222180077" w:history="1">
+          <w:hyperlink w:anchor="_Toc223095722" w:history="1">
             <w:r>
               <w:rPr>
                 <w:rStyle w:val="a7"/>
@@ -1677,7 +1625,7 @@
                 <w:noProof/>
                 <w:webHidden/>
               </w:rPr>
-              <w:instrText xml:space="preserve"> PAGEREF _Toc222180077 \h </w:instrText>
+              <w:instrText xml:space="preserve"> PAGEREF _Toc223095722 \h </w:instrText>
             </w:r>
             <w:r>
               <w:rPr>
@@ -1697,7 +1645,7 @@
                 <w:noProof/>
                 <w:webHidden/>
               </w:rPr>
-              <w:t>5</w:t>
+              <w:t>6</w:t>
             </w:r>
             <w:r>
               <w:rPr>
@@ -1720,13 +1668,13 @@
               <w:lang w:eastAsia="ru-RU"/>
             </w:rPr>
           </w:pPr>
-          <w:hyperlink w:anchor="_Toc222180078" w:history="1">
+          <w:hyperlink w:anchor="_Toc223095723" w:history="1">
             <w:r>
               <w:rPr>
                 <w:rStyle w:val="a7"/>
                 <w:noProof/>
               </w:rPr>
-              <w:t>Доля аномальных значений</w:t>
+              <w:t>Эмпирическая функция распределения</w:t>
             </w:r>
             <w:r>
               <w:rPr>
@@ -1747,7 +1695,7 @@
                 <w:noProof/>
                 <w:webHidden/>
               </w:rPr>
-              <w:instrText xml:space="preserve"> PAGEREF _Toc222180078 \h </w:instrText>
+              <w:instrText xml:space="preserve"> PAGEREF _Toc223095723 \h </w:instrText>
             </w:r>
             <w:r>
               <w:rPr>
@@ -1767,7 +1715,7 @@
                 <w:noProof/>
                 <w:webHidden/>
               </w:rPr>
-              <w:t>5</w:t>
+              <w:t>6</w:t>
             </w:r>
             <w:r>
               <w:rPr>
@@ -1790,13 +1738,13 @@
               <w:lang w:eastAsia="ru-RU"/>
             </w:rPr>
           </w:pPr>
-          <w:hyperlink w:anchor="_Toc222180079" w:history="1">
+          <w:hyperlink w:anchor="_Toc223095724" w:history="1">
             <w:r>
               <w:rPr>
                 <w:rStyle w:val="a7"/>
                 <w:noProof/>
               </w:rPr>
-              <w:t>Боксплоты Тьюки</w:t>
+              <w:t>Ядерная оценка плотности</w:t>
             </w:r>
             <w:r>
               <w:rPr>
@@ -1817,7 +1765,7 @@
                 <w:noProof/>
                 <w:webHidden/>
               </w:rPr>
-              <w:instrText xml:space="preserve"> PAGEREF _Toc222180079 \h </w:instrText>
+              <w:instrText xml:space="preserve"> PAGEREF _Toc223095724 \h </w:instrText>
             </w:r>
             <w:r>
               <w:rPr>
@@ -1837,7 +1785,7 @@
                 <w:noProof/>
                 <w:webHidden/>
               </w:rPr>
-              <w:t>5</w:t>
+              <w:t>6</w:t>
             </w:r>
             <w:r>
               <w:rPr>
@@ -1860,7 +1808,7 @@
               <w:lang w:eastAsia="ru-RU"/>
             </w:rPr>
           </w:pPr>
-          <w:hyperlink w:anchor="_Toc222180080" w:history="1">
+          <w:hyperlink w:anchor="_Toc223095725" w:history="1">
             <w:r>
               <w:rPr>
                 <w:rStyle w:val="a7"/>
@@ -1887,7 +1835,7 @@
                 <w:noProof/>
                 <w:webHidden/>
               </w:rPr>
-              <w:instrText xml:space="preserve"> PAGEREF _Toc222180080 \h </w:instrText>
+              <w:instrText xml:space="preserve"> PAGEREF _Toc223095725 \h </w:instrText>
             </w:r>
             <w:r>
               <w:rPr>
@@ -1907,7 +1855,7 @@
                 <w:noProof/>
                 <w:webHidden/>
               </w:rPr>
-              <w:t>5</w:t>
+              <w:t>7</w:t>
             </w:r>
             <w:r>
               <w:rPr>
@@ -1930,13 +1878,13 @@
               <w:lang w:eastAsia="ru-RU"/>
             </w:rPr>
           </w:pPr>
-          <w:hyperlink w:anchor="_Toc222180081" w:history="1">
+          <w:hyperlink w:anchor="_Toc223095726" w:history="1">
             <w:r>
               <w:rPr>
                 <w:rStyle w:val="a7"/>
                 <w:noProof/>
               </w:rPr>
-              <w:t>Доля аномальных значений</w:t>
+              <w:t>Эмпирическая функция распределения</w:t>
             </w:r>
             <w:r>
               <w:rPr>
@@ -1957,7 +1905,7 @@
                 <w:noProof/>
                 <w:webHidden/>
               </w:rPr>
-              <w:instrText xml:space="preserve"> PAGEREF _Toc222180081 \h </w:instrText>
+              <w:instrText xml:space="preserve"> PAGEREF _Toc223095726 \h </w:instrText>
             </w:r>
             <w:r>
               <w:rPr>
@@ -1977,7 +1925,7 @@
                 <w:noProof/>
                 <w:webHidden/>
               </w:rPr>
-              <w:t>5</w:t>
+              <w:t>7</w:t>
             </w:r>
             <w:r>
               <w:rPr>
@@ -2000,13 +1948,13 @@
               <w:lang w:eastAsia="ru-RU"/>
             </w:rPr>
           </w:pPr>
-          <w:hyperlink w:anchor="_Toc222180082" w:history="1">
+          <w:hyperlink w:anchor="_Toc223095727" w:history="1">
             <w:r>
               <w:rPr>
                 <w:rStyle w:val="a7"/>
                 <w:noProof/>
               </w:rPr>
-              <w:t>Боксплоты Тьюки</w:t>
+              <w:t>Ядерная оценка плотности</w:t>
             </w:r>
             <w:r>
               <w:rPr>
@@ -2027,7 +1975,7 @@
                 <w:noProof/>
                 <w:webHidden/>
               </w:rPr>
-              <w:instrText xml:space="preserve"> PAGEREF _Toc222180082 \h </w:instrText>
+              <w:instrText xml:space="preserve"> PAGEREF _Toc223095727 \h </w:instrText>
             </w:r>
             <w:r>
               <w:rPr>
@@ -2047,7 +1995,7 @@
                 <w:noProof/>
                 <w:webHidden/>
               </w:rPr>
-              <w:t>6</w:t>
+              <w:t>7</w:t>
             </w:r>
             <w:r>
               <w:rPr>
@@ -2070,7 +2018,7 @@
               <w:lang w:eastAsia="ru-RU"/>
             </w:rPr>
           </w:pPr>
-          <w:hyperlink w:anchor="_Toc222180083" w:history="1">
+          <w:hyperlink w:anchor="_Toc223095728" w:history="1">
             <w:r>
               <w:rPr>
                 <w:rStyle w:val="a7"/>
@@ -2097,7 +2045,7 @@
                 <w:noProof/>
                 <w:webHidden/>
               </w:rPr>
-              <w:instrText xml:space="preserve"> PAGEREF _Toc222180083 \h </w:instrText>
+              <w:instrText xml:space="preserve"> PAGEREF _Toc223095728 \h </w:instrText>
             </w:r>
             <w:r>
               <w:rPr>
@@ -2117,7 +2065,7 @@
                 <w:noProof/>
                 <w:webHidden/>
               </w:rPr>
-              <w:t>6</w:t>
+              <w:t>8</w:t>
             </w:r>
             <w:r>
               <w:rPr>
@@ -2140,13 +2088,13 @@
               <w:lang w:eastAsia="ru-RU"/>
             </w:rPr>
           </w:pPr>
-          <w:hyperlink w:anchor="_Toc222180084" w:history="1">
+          <w:hyperlink w:anchor="_Toc223095729" w:history="1">
             <w:r>
               <w:rPr>
                 <w:rStyle w:val="a7"/>
                 <w:noProof/>
               </w:rPr>
-              <w:t>Доля аномальных значений</w:t>
+              <w:t>Эмпирическая функция распределения</w:t>
             </w:r>
             <w:r>
               <w:rPr>
@@ -2167,7 +2115,7 @@
                 <w:noProof/>
                 <w:webHidden/>
               </w:rPr>
-              <w:instrText xml:space="preserve"> PAGEREF _Toc222180084 \h </w:instrText>
+              <w:instrText xml:space="preserve"> PAGEREF _Toc223095729 \h </w:instrText>
             </w:r>
             <w:r>
               <w:rPr>
@@ -2187,7 +2135,7 @@
                 <w:noProof/>
                 <w:webHidden/>
               </w:rPr>
-              <w:t>6</w:t>
+              <w:t>8</w:t>
             </w:r>
             <w:r>
               <w:rPr>
@@ -2210,13 +2158,13 @@
               <w:lang w:eastAsia="ru-RU"/>
             </w:rPr>
           </w:pPr>
-          <w:hyperlink w:anchor="_Toc222180085" w:history="1">
+          <w:hyperlink w:anchor="_Toc223095730" w:history="1">
             <w:r>
               <w:rPr>
                 <w:rStyle w:val="a7"/>
                 <w:noProof/>
               </w:rPr>
-              <w:t>Боксплоты Тьюки</w:t>
+              <w:t>Ядерная оценка плотности</w:t>
             </w:r>
             <w:r>
               <w:rPr>
@@ -2237,7 +2185,7 @@
                 <w:noProof/>
                 <w:webHidden/>
               </w:rPr>
-              <w:instrText xml:space="preserve"> PAGEREF _Toc222180085 \h </w:instrText>
+              <w:instrText xml:space="preserve"> PAGEREF _Toc223095730 \h </w:instrText>
             </w:r>
             <w:r>
               <w:rPr>
@@ -2257,7 +2205,7 @@
                 <w:noProof/>
                 <w:webHidden/>
               </w:rPr>
-              <w:t>6</w:t>
+              <w:t>8</w:t>
             </w:r>
             <w:r>
               <w:rPr>
@@ -2280,7 +2228,7 @@
               <w:lang w:eastAsia="ru-RU"/>
             </w:rPr>
           </w:pPr>
-          <w:hyperlink w:anchor="_Toc222180086" w:history="1">
+          <w:hyperlink w:anchor="_Toc223095731" w:history="1">
             <w:r>
               <w:rPr>
                 <w:rStyle w:val="a7"/>
@@ -2307,7 +2255,7 @@
                 <w:noProof/>
                 <w:webHidden/>
               </w:rPr>
-              <w:instrText xml:space="preserve"> PAGEREF _Toc222180086 \h </w:instrText>
+              <w:instrText xml:space="preserve"> PAGEREF _Toc223095731 \h </w:instrText>
             </w:r>
             <w:r>
               <w:rPr>
@@ -2327,7 +2275,7 @@
                 <w:noProof/>
                 <w:webHidden/>
               </w:rPr>
-              <w:t>7</w:t>
+              <w:t>9</w:t>
             </w:r>
             <w:r>
               <w:rPr>
@@ -2350,13 +2298,13 @@
               <w:lang w:eastAsia="ru-RU"/>
             </w:rPr>
           </w:pPr>
-          <w:hyperlink w:anchor="_Toc222180087" w:history="1">
+          <w:hyperlink w:anchor="_Toc223095732" w:history="1">
             <w:r>
               <w:rPr>
                 <w:rStyle w:val="a7"/>
                 <w:noProof/>
               </w:rPr>
-              <w:t>Доля аномальных значений</w:t>
+              <w:t>Эмпирическая функция распределения</w:t>
             </w:r>
             <w:r>
               <w:rPr>
@@ -2377,7 +2325,7 @@
                 <w:noProof/>
                 <w:webHidden/>
               </w:rPr>
-              <w:instrText xml:space="preserve"> PAGEREF _Toc222180087 \h </w:instrText>
+              <w:instrText xml:space="preserve"> PAGEREF _Toc223095732 \h </w:instrText>
             </w:r>
             <w:r>
               <w:rPr>
@@ -2397,7 +2345,7 @@
                 <w:noProof/>
                 <w:webHidden/>
               </w:rPr>
-              <w:t>7</w:t>
+              <w:t>9</w:t>
             </w:r>
             <w:r>
               <w:rPr>
@@ -2420,13 +2368,13 @@
               <w:lang w:eastAsia="ru-RU"/>
             </w:rPr>
           </w:pPr>
-          <w:hyperlink w:anchor="_Toc222180088" w:history="1">
+          <w:hyperlink w:anchor="_Toc223095733" w:history="1">
             <w:r>
               <w:rPr>
                 <w:rStyle w:val="a7"/>
                 <w:noProof/>
               </w:rPr>
-              <w:t>Боксплоты Тьюки</w:t>
+              <w:t>Ядерная оценка плотности</w:t>
             </w:r>
             <w:r>
               <w:rPr>
@@ -2447,7 +2395,7 @@
                 <w:noProof/>
                 <w:webHidden/>
               </w:rPr>
-              <w:instrText xml:space="preserve"> PAGEREF _Toc222180088 \h </w:instrText>
+              <w:instrText xml:space="preserve"> PAGEREF _Toc223095733 \h </w:instrText>
             </w:r>
             <w:r>
               <w:rPr>
@@ -2467,7 +2415,7 @@
                 <w:noProof/>
                 <w:webHidden/>
               </w:rPr>
-              <w:t>7</w:t>
+              <w:t>9</w:t>
             </w:r>
             <w:r>
               <w:rPr>
@@ -2490,7 +2438,7 @@
               <w:lang w:eastAsia="ru-RU"/>
             </w:rPr>
           </w:pPr>
-          <w:hyperlink w:anchor="_Toc222180089" w:history="1">
+          <w:hyperlink w:anchor="_Toc223095734" w:history="1">
             <w:r>
               <w:rPr>
                 <w:rStyle w:val="a7"/>
@@ -2517,7 +2465,7 @@
                 <w:noProof/>
                 <w:webHidden/>
               </w:rPr>
-              <w:instrText xml:space="preserve"> PAGEREF _Toc222180089 \h </w:instrText>
+              <w:instrText xml:space="preserve"> PAGEREF _Toc223095734 \h </w:instrText>
             </w:r>
             <w:r>
               <w:rPr>
@@ -2537,7 +2485,7 @@
                 <w:noProof/>
                 <w:webHidden/>
               </w:rPr>
-              <w:t>7</w:t>
+              <w:t>9</w:t>
             </w:r>
             <w:r>
               <w:rPr>
@@ -2560,7 +2508,7 @@
               <w:lang w:eastAsia="ru-RU"/>
             </w:rPr>
           </w:pPr>
-          <w:hyperlink w:anchor="_Toc222180090" w:history="1">
+          <w:hyperlink w:anchor="_Toc223095735" w:history="1">
             <w:r>
               <w:rPr>
                 <w:rStyle w:val="a7"/>
@@ -2587,7 +2535,7 @@
                 <w:noProof/>
                 <w:webHidden/>
               </w:rPr>
-              <w:instrText xml:space="preserve"> PAGEREF _Toc222180090 \h </w:instrText>
+              <w:instrText xml:space="preserve"> PAGEREF _Toc223095735 \h </w:instrText>
             </w:r>
             <w:r>
               <w:rPr>
@@ -2607,7 +2555,7 @@
                 <w:noProof/>
                 <w:webHidden/>
               </w:rPr>
-              <w:t>7</w:t>
+              <w:t>10</w:t>
             </w:r>
             <w:r>
               <w:rPr>
@@ -2630,7 +2578,7 @@
               <w:lang w:eastAsia="ru-RU"/>
             </w:rPr>
           </w:pPr>
-          <w:hyperlink w:anchor="_Toc222180091" w:history="1">
+          <w:hyperlink w:anchor="_Toc223095736" w:history="1">
             <w:r>
               <w:rPr>
                 <w:rStyle w:val="a7"/>
@@ -2657,7 +2605,7 @@
                 <w:noProof/>
                 <w:webHidden/>
               </w:rPr>
-              <w:instrText xml:space="preserve"> PAGEREF _Toc222180091 \h </w:instrText>
+              <w:instrText xml:space="preserve"> PAGEREF _Toc223095736 \h </w:instrText>
             </w:r>
             <w:r>
               <w:rPr>
@@ -2677,7 +2625,7 @@
                 <w:noProof/>
                 <w:webHidden/>
               </w:rPr>
-              <w:t>8</w:t>
+              <w:t>10</w:t>
             </w:r>
             <w:r>
               <w:rPr>
@@ -2700,7 +2648,7 @@
               <w:lang w:eastAsia="ru-RU"/>
             </w:rPr>
           </w:pPr>
-          <w:hyperlink w:anchor="_Toc222180092" w:history="1">
+          <w:hyperlink w:anchor="_Toc223095737" w:history="1">
             <w:r>
               <w:rPr>
                 <w:rStyle w:val="a7"/>
@@ -2727,7 +2675,7 @@
                 <w:noProof/>
                 <w:webHidden/>
               </w:rPr>
-              <w:instrText xml:space="preserve"> PAGEREF _Toc222180092 \h </w:instrText>
+              <w:instrText xml:space="preserve"> PAGEREF _Toc223095737 \h </w:instrText>
             </w:r>
             <w:r>
               <w:rPr>
@@ -2747,7 +2695,7 @@
                 <w:noProof/>
                 <w:webHidden/>
               </w:rPr>
-              <w:t>8</w:t>
+              <w:t>10</w:t>
             </w:r>
             <w:r>
               <w:rPr>
@@ -2851,7 +2799,7 @@
       <w:pPr>
         <w:pStyle w:val="1"/>
       </w:pPr>
-      <w:bookmarkStart w:id="0" w:name="_Toc222180066"/>
+      <w:bookmarkStart w:id="0" w:name="_Toc223095711"/>
       <w:r>
         <w:lastRenderedPageBreak/>
         <w:t>Формулировка задачи</w:t>
@@ -2863,7 +2811,7 @@
         <w:pStyle w:val="2"/>
         <w:ind w:firstLine="708"/>
       </w:pPr>
-      <w:bookmarkStart w:id="1" w:name="_Toc222180067"/>
+      <w:bookmarkStart w:id="1" w:name="_Toc223095712"/>
       <w:r>
         <w:t>Цели</w:t>
       </w:r>
@@ -2879,27 +2827,17 @@
       <w:r>
         <w:t xml:space="preserve">Изучение построения </w:t>
       </w:r>
-      <w:proofErr w:type="spellStart"/>
-      <w:r>
-        <w:t>боксплота</w:t>
-      </w:r>
-      <w:proofErr w:type="spellEnd"/>
+      <w:r>
+        <w:t>эмпирической функции распределения</w:t>
+      </w:r>
       <w:r>
         <w:t xml:space="preserve"> </w:t>
       </w:r>
-      <w:proofErr w:type="spellStart"/>
-      <w:r>
-        <w:t>Тьюки</w:t>
-      </w:r>
-      <w:proofErr w:type="spellEnd"/>
-      <w:r>
-        <w:t xml:space="preserve"> </w:t>
-      </w:r>
       <w:r>
         <w:t xml:space="preserve">и </w:t>
       </w:r>
       <w:r>
-        <w:t>анализ влияния выборки на долю аномальных значений</w:t>
+        <w:t>ядерной оценки плотности</w:t>
       </w:r>
     </w:p>
     <w:p>
@@ -2907,7 +2845,7 @@
         <w:pStyle w:val="2"/>
         <w:ind w:firstLine="708"/>
       </w:pPr>
-      <w:bookmarkStart w:id="2" w:name="_Toc222180068"/>
+      <w:bookmarkStart w:id="2" w:name="_Toc223095713"/>
       <w:r>
         <w:t>Задачи</w:t>
       </w:r>
@@ -2924,41 +2862,33 @@
       <w:r>
         <w:t xml:space="preserve">Построение </w:t>
       </w:r>
-      <w:proofErr w:type="spellStart"/>
-      <w:r>
-        <w:t>боксплота</w:t>
-      </w:r>
-      <w:proofErr w:type="spellEnd"/>
+      <w:r>
+        <w:t xml:space="preserve">эмпирической функции </w:t>
+      </w:r>
+      <w:r>
+        <w:t>распределения</w:t>
+      </w:r>
       <w:r>
         <w:t xml:space="preserve"> </w:t>
       </w:r>
-      <w:proofErr w:type="spellStart"/>
-      <w:r>
-        <w:t>Тьюки</w:t>
-      </w:r>
-      <w:proofErr w:type="spellEnd"/>
+      <w:r>
+        <w:t>при разных выборках</w:t>
+      </w:r>
     </w:p>
     <w:p>
       <w:r>
         <w:tab/>
-        <w:t xml:space="preserve">2) Изучение </w:t>
-      </w:r>
-      <w:r>
-        <w:t xml:space="preserve">влияния выборки на </w:t>
-      </w:r>
-      <w:proofErr w:type="spellStart"/>
-      <w:r>
-        <w:t>боксплот</w:t>
-      </w:r>
-      <w:proofErr w:type="spellEnd"/>
-      <w:r>
-        <w:t xml:space="preserve"> </w:t>
-      </w:r>
-      <w:proofErr w:type="spellStart"/>
-      <w:r>
-        <w:t>Тьюки</w:t>
-      </w:r>
-      <w:proofErr w:type="spellEnd"/>
+        <w:t xml:space="preserve">2) </w:t>
+      </w:r>
+      <w:r>
+        <w:t xml:space="preserve">Сравнение </w:t>
+      </w:r>
+      <w:r>
+        <w:t>эмпирической функции распределения</w:t>
+      </w:r>
+      <w:r>
+        <w:t xml:space="preserve"> с теоретической функцией распределения при разных выборках</w:t>
+      </w:r>
     </w:p>
     <w:p>
       <w:r>
@@ -2966,19 +2896,14 @@
         <w:t xml:space="preserve">3) </w:t>
       </w:r>
       <w:r>
-        <w:t xml:space="preserve">Расчёт среднего для </w:t>
-      </w:r>
-      <w:r>
-        <w:t>Доля аномальных значений</w:t>
-      </w:r>
-      <w:r>
-        <w:t xml:space="preserve"> при разных </w:t>
-      </w:r>
-      <w:proofErr w:type="spellStart"/>
-      <w:r>
-        <w:t>выбороках</w:t>
-      </w:r>
-      <w:proofErr w:type="spellEnd"/>
+        <w:t>Построение ядерной оценки плотности</w:t>
+      </w:r>
+      <w:r>
+        <w:t xml:space="preserve"> </w:t>
+      </w:r>
+      <w:r>
+        <w:t>распределения</w:t>
+      </w:r>
     </w:p>
     <w:p>
       <w:r>
@@ -2986,10 +2911,22 @@
         <w:t>4)</w:t>
       </w:r>
       <w:r>
-        <w:t xml:space="preserve"> Оценка </w:t>
-      </w:r>
-      <w:r>
-        <w:t>влияния выборки на долю аномальных значений</w:t>
+        <w:t xml:space="preserve"> </w:t>
+      </w:r>
+      <w:r>
+        <w:t xml:space="preserve">Сравнение </w:t>
+      </w:r>
+      <w:r>
+        <w:t xml:space="preserve">ядерной оценки плотности распределения </w:t>
+      </w:r>
+      <w:r>
+        <w:t xml:space="preserve">с теоретической </w:t>
+      </w:r>
+      <w:r>
+        <w:t xml:space="preserve">плотностью </w:t>
+      </w:r>
+      <w:r>
+        <w:t>распределения при разных выборках</w:t>
       </w:r>
     </w:p>
     <w:p/>
@@ -2997,7 +2934,7 @@
       <w:pPr>
         <w:pStyle w:val="1"/>
       </w:pPr>
-      <w:bookmarkStart w:id="3" w:name="_Toc222180069"/>
+      <w:bookmarkStart w:id="3" w:name="_Toc223095714"/>
       <w:r>
         <w:t>Теоретическая часть</w:t>
       </w:r>
@@ -3008,7 +2945,7 @@
         <w:pStyle w:val="2"/>
         <w:ind w:firstLine="708"/>
       </w:pPr>
-      <w:bookmarkStart w:id="4" w:name="_Toc222180070"/>
+      <w:bookmarkStart w:id="4" w:name="_Toc223095715"/>
       <w:r>
         <w:t>Используемые распределения</w:t>
       </w:r>
@@ -4249,7 +4186,7 @@
           <w:rFonts w:eastAsia="Calibri Light"/>
         </w:rPr>
       </w:pPr>
-      <w:bookmarkStart w:id="5" w:name="_Toc222180071"/>
+      <w:bookmarkStart w:id="5" w:name="_Toc223095716"/>
       <w:r>
         <w:rPr>
           <w:rFonts w:eastAsia="Calibri Light"/>
@@ -4260,7 +4197,7 @@
         <w:rPr>
           <w:rFonts w:eastAsia="Calibri Light"/>
         </w:rPr>
-        <w:t>Доля аномальных значений</w:t>
+        <w:t>ядерной оценки плотности в точке</w:t>
       </w:r>
       <w:r>
         <w:rPr>
@@ -4271,7 +4208,6 @@
       <w:r>
         <w:rPr>
           <w:rFonts w:eastAsia="Calibri Light"/>
-          <w:lang w:val="en-US"/>
         </w:rPr>
         <w:t>6</w:t>
       </w:r>
@@ -4288,55 +4224,107 @@
         <w:pStyle w:val="a6"/>
         <w:numPr>
           <w:ilvl w:val="0"/>
-          <w:numId w:val="8"/>
+          <w:numId w:val="9"/>
         </w:numPr>
-        <w:rPr>
-          <w:rFonts w:asciiTheme="majorHAnsi" w:hAnsiTheme="majorHAnsi" w:cstheme="majorBidi"/>
-        </w:rPr>
-      </w:pPr>
-      <w:r>
-        <w:rPr>
-          <w:rFonts w:asciiTheme="majorHAnsi" w:hAnsiTheme="majorHAnsi" w:cstheme="majorBidi"/>
-        </w:rPr>
-        <w:t xml:space="preserve">Подсчитываем квантили </w:t>
+      </w:pPr>
+      <w:r>
+        <w:t>Выбираем точку для оценки плотности</w:t>
+      </w:r>
+      <w:r>
+        <w:t xml:space="preserve"> </w:t>
       </w:r>
       <m:oMath>
-        <m:sSub>
-          <m:sSubPr>
+        <m:r>
+          <w:rPr>
+            <w:rFonts w:ascii="Cambria Math" w:hAnsi="Cambria Math"/>
+            <w:lang w:val="en-US"/>
+          </w:rPr>
+          <m:t>x</m:t>
+        </m:r>
+      </m:oMath>
+    </w:p>
+    <w:p>
+      <w:pPr>
+        <w:pStyle w:val="a6"/>
+        <w:numPr>
+          <w:ilvl w:val="0"/>
+          <w:numId w:val="9"/>
+        </w:numPr>
+      </w:pPr>
+      <w:r>
+        <w:t>Считаем гауссово ядро для каждой точки из выборки</w:t>
+      </w:r>
+      <w:r>
+        <w:t>:</w:t>
+      </w:r>
+    </w:p>
+    <w:p>
+      <w:pPr>
+        <w:pStyle w:val="a6"/>
+        <w:ind w:left="1068"/>
+        <w:jc w:val="center"/>
+      </w:pPr>
+      <m:oMath>
+        <m:r>
+          <w:rPr>
+            <w:rFonts w:ascii="Cambria Math" w:hAnsi="Cambria Math"/>
+          </w:rPr>
+          <m:t>K</m:t>
+        </m:r>
+        <m:d>
+          <m:dPr>
             <m:ctrlPr>
               <w:rPr>
-                <w:rFonts w:ascii="Cambria Math" w:hAnsi="Cambria Math" w:cstheme="majorBidi"/>
+                <w:rFonts w:ascii="Cambria Math" w:hAnsi="Cambria Math"/>
                 <w:i/>
               </w:rPr>
             </m:ctrlPr>
-          </m:sSubPr>
+          </m:dPr>
           <m:e>
-            <m:r>
-              <w:rPr>
-                <w:rFonts w:ascii="Cambria Math" w:hAnsi="Cambria Math" w:cstheme="majorBidi"/>
-              </w:rPr>
-              <m:t>z</m:t>
-            </m:r>
-          </m:e>
-          <m:sub>
             <m:f>
               <m:fPr>
                 <m:ctrlPr>
                   <w:rPr>
-                    <w:rFonts w:ascii="Cambria Math" w:hAnsi="Cambria Math" w:cstheme="majorBidi"/>
+                    <w:rFonts w:ascii="Cambria Math" w:hAnsi="Cambria Math"/>
                   </w:rPr>
                 </m:ctrlPr>
               </m:fPr>
               <m:num>
                 <m:r>
                   <w:rPr>
-                    <w:rFonts w:ascii="Cambria Math" w:hAnsi="Cambria Math" w:cstheme="majorBidi"/>
+                    <w:rFonts w:ascii="Cambria Math" w:hAnsi="Cambria Math"/>
                   </w:rPr>
-                  <m:t>1</m:t>
+                  <m:t>x-</m:t>
                 </m:r>
+                <m:sSub>
+                  <m:sSubPr>
+                    <m:ctrlPr>
+                      <w:rPr>
+                        <w:rFonts w:ascii="Cambria Math" w:hAnsi="Cambria Math"/>
+                        <w:i/>
+                      </w:rPr>
+                    </m:ctrlPr>
+                  </m:sSubPr>
+                  <m:e>
+                    <m:r>
+                      <w:rPr>
+                        <w:rFonts w:ascii="Cambria Math" w:hAnsi="Cambria Math"/>
+                      </w:rPr>
+                      <m:t>x</m:t>
+                    </m:r>
+                  </m:e>
+                  <m:sub>
+                    <m:r>
+                      <w:rPr>
+                        <w:rFonts w:ascii="Cambria Math" w:hAnsi="Cambria Math"/>
+                      </w:rPr>
+                      <m:t>i</m:t>
+                    </m:r>
+                  </m:sub>
+                </m:sSub>
                 <m:ctrlPr>
                   <w:rPr>
-                    <w:rFonts w:ascii="Cambria Math" w:hAnsi="Cambria Math" w:cstheme="majorBidi"/>
+                    <w:rFonts w:ascii="Cambria Math" w:hAnsi="Cambria Math"/>
                     <w:i/>
                   </w:rPr>
                 </m:ctrlPr>
@@ -4344,310 +4332,372 @@
               <m:den>
                 <m:r>
                   <w:rPr>
-                    <w:rFonts w:ascii="Cambria Math" w:hAnsi="Cambria Math" w:cstheme="majorBidi"/>
+                    <w:rFonts w:ascii="Cambria Math" w:hAnsi="Cambria Math"/>
                   </w:rPr>
-                  <m:t>4</m:t>
+                  <m:t>h</m:t>
                 </m:r>
                 <m:ctrlPr>
                   <w:rPr>
-                    <w:rFonts w:ascii="Cambria Math" w:hAnsi="Cambria Math" w:cstheme="majorBidi"/>
+                    <w:rFonts w:ascii="Cambria Math" w:hAnsi="Cambria Math"/>
                     <w:i/>
                   </w:rPr>
                 </m:ctrlPr>
               </m:den>
             </m:f>
-          </m:sub>
-        </m:sSub>
-      </m:oMath>
-      <w:r>
-        <w:rPr>
-          <w:rFonts w:asciiTheme="majorHAnsi" w:hAnsiTheme="majorHAnsi" w:cstheme="majorBidi"/>
-        </w:rPr>
-        <w:t xml:space="preserve"> </w:t>
-      </w:r>
-      <w:r>
-        <w:rPr>
-          <w:rFonts w:asciiTheme="majorHAnsi" w:hAnsiTheme="majorHAnsi" w:cstheme="majorBidi"/>
-        </w:rPr>
-        <w:t xml:space="preserve">и </w:t>
-      </w:r>
-      <m:oMath>
-        <m:sSub>
-          <m:sSubPr>
+          </m:e>
+        </m:d>
+        <m:r>
+          <w:rPr>
+            <w:rFonts w:ascii="Cambria Math" w:hAnsi="Cambria Math"/>
+          </w:rPr>
+          <m:t>=</m:t>
+        </m:r>
+        <m:f>
+          <m:fPr>
             <m:ctrlPr>
               <w:rPr>
-                <w:rFonts w:ascii="Cambria Math" w:hAnsi="Cambria Math" w:cstheme="majorBidi"/>
+                <w:rFonts w:ascii="Cambria Math" w:hAnsi="Cambria Math"/>
+                <w:lang w:val="en-US"/>
+              </w:rPr>
+            </m:ctrlPr>
+          </m:fPr>
+          <m:num>
+            <m:r>
+              <w:rPr>
+                <w:rFonts w:ascii="Cambria Math" w:hAnsi="Cambria Math"/>
+              </w:rPr>
+              <m:t>1</m:t>
+            </m:r>
+            <m:ctrlPr>
+              <w:rPr>
+                <w:rFonts w:ascii="Cambria Math" w:hAnsi="Cambria Math"/>
                 <w:i/>
+                <w:lang w:val="en-US"/>
               </w:rPr>
             </m:ctrlPr>
-          </m:sSubPr>
+          </m:num>
+          <m:den>
+            <m:rad>
+              <m:radPr>
+                <m:degHide m:val="1"/>
+                <m:ctrlPr>
+                  <w:rPr>
+                    <w:rFonts w:ascii="Cambria Math" w:hAnsi="Cambria Math"/>
+                    <w:lang w:val="en-US"/>
+                  </w:rPr>
+                </m:ctrlPr>
+              </m:radPr>
+              <m:deg>
+                <m:ctrlPr>
+                  <w:rPr>
+                    <w:rFonts w:ascii="Cambria Math" w:hAnsi="Cambria Math"/>
+                    <w:i/>
+                    <w:lang w:val="en-US"/>
+                  </w:rPr>
+                </m:ctrlPr>
+              </m:deg>
+              <m:e>
+                <m:r>
+                  <w:rPr>
+                    <w:rFonts w:ascii="Cambria Math" w:hAnsi="Cambria Math"/>
+                  </w:rPr>
+                  <m:t>2</m:t>
+                </m:r>
+                <m:r>
+                  <w:rPr>
+                    <w:rFonts w:ascii="Cambria Math" w:hAnsi="Cambria Math"/>
+                    <w:lang w:val="en-US"/>
+                  </w:rPr>
+                  <m:t>π</m:t>
+                </m:r>
+              </m:e>
+            </m:rad>
+            <m:ctrlPr>
+              <w:rPr>
+                <w:rFonts w:ascii="Cambria Math" w:hAnsi="Cambria Math"/>
+                <w:i/>
+                <w:lang w:val="en-US"/>
+              </w:rPr>
+            </m:ctrlPr>
+          </m:den>
+        </m:f>
+        <m:sSup>
+          <m:sSupPr>
+            <m:ctrlPr>
+              <w:rPr>
+                <w:rFonts w:ascii="Cambria Math" w:hAnsi="Cambria Math"/>
+                <w:i/>
+                <w:lang w:val="en-US"/>
+              </w:rPr>
+            </m:ctrlPr>
+          </m:sSupPr>
           <m:e>
             <m:r>
               <w:rPr>
-                <w:rFonts w:ascii="Cambria Math" w:hAnsi="Cambria Math" w:cstheme="majorBidi"/>
-              </w:rPr>
-              <m:t>z</m:t>
+                <w:rFonts w:ascii="Cambria Math" w:hAnsi="Cambria Math"/>
+                <w:lang w:val="en-US"/>
+              </w:rPr>
+              <m:t>e</m:t>
             </m:r>
           </m:e>
-          <m:sub>
+          <m:sup>
+            <m:r>
+              <w:rPr>
+                <w:rFonts w:ascii="Cambria Math" w:hAnsi="Cambria Math"/>
+              </w:rPr>
+              <m:t>-</m:t>
+            </m:r>
             <m:f>
               <m:fPr>
                 <m:ctrlPr>
                   <w:rPr>
-                    <w:rFonts w:ascii="Cambria Math" w:hAnsi="Cambria Math" w:cstheme="majorBidi"/>
+                    <w:rFonts w:ascii="Cambria Math" w:hAnsi="Cambria Math"/>
+                    <w:lang w:val="en-US"/>
                   </w:rPr>
                 </m:ctrlPr>
               </m:fPr>
               <m:num>
                 <m:r>
                   <w:rPr>
-                    <w:rFonts w:ascii="Cambria Math" w:hAnsi="Cambria Math" w:cstheme="majorBidi"/>
+                    <w:rFonts w:ascii="Cambria Math" w:hAnsi="Cambria Math"/>
                   </w:rPr>
-                  <m:t>3</m:t>
+                  <m:t>1</m:t>
                 </m:r>
                 <m:ctrlPr>
                   <w:rPr>
-                    <w:rFonts w:ascii="Cambria Math" w:hAnsi="Cambria Math" w:cstheme="majorBidi"/>
+                    <w:rFonts w:ascii="Cambria Math" w:hAnsi="Cambria Math"/>
                     <w:i/>
+                    <w:lang w:val="en-US"/>
                   </w:rPr>
                 </m:ctrlPr>
               </m:num>
               <m:den>
                 <m:r>
                   <w:rPr>
-                    <w:rFonts w:ascii="Cambria Math" w:hAnsi="Cambria Math" w:cstheme="majorBidi"/>
+                    <w:rFonts w:ascii="Cambria Math" w:hAnsi="Cambria Math"/>
                   </w:rPr>
-                  <m:t>4</m:t>
+                  <m:t>2</m:t>
                 </m:r>
                 <m:ctrlPr>
                   <w:rPr>
-                    <w:rFonts w:ascii="Cambria Math" w:hAnsi="Cambria Math" w:cstheme="majorBidi"/>
+                    <w:rFonts w:ascii="Cambria Math" w:hAnsi="Cambria Math"/>
                     <w:i/>
+                    <w:lang w:val="en-US"/>
                   </w:rPr>
                 </m:ctrlPr>
               </m:den>
             </m:f>
-          </m:sub>
-        </m:sSub>
+            <m:sSup>
+              <m:sSupPr>
+                <m:ctrlPr>
+                  <w:rPr>
+                    <w:rFonts w:ascii="Cambria Math" w:hAnsi="Cambria Math"/>
+                    <w:i/>
+                    <w:lang w:val="en-US"/>
+                  </w:rPr>
+                </m:ctrlPr>
+              </m:sSupPr>
+              <m:e>
+                <m:d>
+                  <m:dPr>
+                    <m:ctrlPr>
+                      <w:rPr>
+                        <w:rFonts w:ascii="Cambria Math" w:hAnsi="Cambria Math"/>
+                        <w:i/>
+                        <w:lang w:val="en-US"/>
+                      </w:rPr>
+                    </m:ctrlPr>
+                  </m:dPr>
+                  <m:e>
+                    <m:r>
+                      <w:rPr>
+                        <w:rFonts w:ascii="Cambria Math" w:hAnsi="Cambria Math"/>
+                        <w:lang w:val="en-US"/>
+                      </w:rPr>
+                      <m:t>x</m:t>
+                    </m:r>
+                    <m:r>
+                      <w:rPr>
+                        <w:rFonts w:ascii="Cambria Math" w:hAnsi="Cambria Math"/>
+                      </w:rPr>
+                      <m:t>-</m:t>
+                    </m:r>
+                    <m:sSub>
+                      <m:sSubPr>
+                        <m:ctrlPr>
+                          <w:rPr>
+                            <w:rFonts w:ascii="Cambria Math" w:hAnsi="Cambria Math"/>
+                            <w:i/>
+                            <w:lang w:val="en-US"/>
+                          </w:rPr>
+                        </m:ctrlPr>
+                      </m:sSubPr>
+                      <m:e>
+                        <m:r>
+                          <w:rPr>
+                            <w:rFonts w:ascii="Cambria Math" w:hAnsi="Cambria Math"/>
+                            <w:lang w:val="en-US"/>
+                          </w:rPr>
+                          <m:t>x</m:t>
+                        </m:r>
+                      </m:e>
+                      <m:sub>
+                        <m:r>
+                          <w:rPr>
+                            <w:rFonts w:ascii="Cambria Math" w:hAnsi="Cambria Math"/>
+                            <w:lang w:val="en-US"/>
+                          </w:rPr>
+                          <m:t>i</m:t>
+                        </m:r>
+                      </m:sub>
+                    </m:sSub>
+                  </m:e>
+                </m:d>
+              </m:e>
+              <m:sup>
+                <m:r>
+                  <w:rPr>
+                    <w:rFonts w:ascii="Cambria Math" w:hAnsi="Cambria Math"/>
+                  </w:rPr>
+                  <m:t>2</m:t>
+                </m:r>
+              </m:sup>
+            </m:sSup>
+          </m:sup>
+        </m:sSup>
       </m:oMath>
+      <w:r>
+        <w:t>,</w:t>
+      </w:r>
+    </w:p>
+    <w:p>
+      <w:pPr>
+        <w:pStyle w:val="a6"/>
+        <w:ind w:left="1068"/>
+        <w:jc w:val="center"/>
+        <w:rPr>
+          <w:iCs/>
+        </w:rPr>
+      </w:pPr>
+      <w:r>
+        <w:rPr>
+          <w:iCs/>
+        </w:rPr>
+        <w:t xml:space="preserve">где </w:t>
+      </w:r>
+      <w:r>
+        <w:rPr>
+          <w:iCs/>
+          <w:lang w:val="en-US"/>
+        </w:rPr>
+        <w:t>h</w:t>
+      </w:r>
+      <w:r>
+        <w:rPr>
+          <w:iCs/>
+        </w:rPr>
+        <w:t xml:space="preserve"> – ширина полосы</w:t>
+      </w:r>
+      <w:r>
+        <w:rPr>
+          <w:iCs/>
+        </w:rPr>
+        <w:t xml:space="preserve">, </w:t>
+      </w:r>
+      <w:r>
+        <w:rPr>
+          <w:iCs/>
+          <w:lang w:val="en-US"/>
+        </w:rPr>
+        <w:t>x</w:t>
+      </w:r>
+      <w:r>
+        <w:rPr>
+          <w:iCs/>
+        </w:rPr>
+        <w:t xml:space="preserve"> </w:t>
+      </w:r>
+      <w:r>
+        <w:rPr>
+          <w:iCs/>
+        </w:rPr>
+        <w:t>–</w:t>
+      </w:r>
+      <w:r>
+        <w:rPr>
+          <w:iCs/>
+        </w:rPr>
+        <w:t xml:space="preserve"> </w:t>
+      </w:r>
+      <w:r>
+        <w:rPr>
+          <w:iCs/>
+        </w:rPr>
+        <w:t>выбранная точка</w:t>
+      </w:r>
+      <w:r>
+        <w:rPr>
+          <w:iCs/>
+        </w:rPr>
+        <w:t xml:space="preserve">, </w:t>
+      </w:r>
+      <w:r>
+        <w:rPr>
+          <w:iCs/>
+          <w:lang w:val="en-US"/>
+        </w:rPr>
+        <w:t>x</w:t>
+      </w:r>
+      <w:r>
+        <w:rPr>
+          <w:iCs/>
+          <w:vertAlign w:val="subscript"/>
+          <w:lang w:val="en-US"/>
+        </w:rPr>
+        <w:t>i</w:t>
+      </w:r>
+      <w:r>
+        <w:rPr>
+          <w:iCs/>
+        </w:rPr>
+        <w:t xml:space="preserve"> – точка из выборки</w:t>
+      </w:r>
     </w:p>
     <w:p>
       <w:pPr>
         <w:pStyle w:val="a6"/>
         <w:numPr>
           <w:ilvl w:val="0"/>
-          <w:numId w:val="8"/>
+          <w:numId w:val="9"/>
         </w:numPr>
         <w:rPr>
-          <w:rFonts w:asciiTheme="majorHAnsi" w:hAnsiTheme="majorHAnsi" w:cstheme="majorBidi"/>
-        </w:rPr>
-      </w:pPr>
-      <w:r>
-        <w:rPr>
-          <w:rFonts w:asciiTheme="majorHAnsi" w:hAnsiTheme="majorHAnsi" w:cstheme="majorBidi"/>
-        </w:rPr>
-        <w:t xml:space="preserve">Подсчитываем </w:t>
-      </w:r>
-      <w:proofErr w:type="spellStart"/>
-      <w:r>
-        <w:rPr>
-          <w:rFonts w:asciiTheme="majorHAnsi" w:hAnsiTheme="majorHAnsi" w:cstheme="majorBidi"/>
-        </w:rPr>
-        <w:t>межквартильный</w:t>
-      </w:r>
-      <w:proofErr w:type="spellEnd"/>
-      <w:r>
-        <w:rPr>
-          <w:rFonts w:asciiTheme="majorHAnsi" w:hAnsiTheme="majorHAnsi" w:cstheme="majorBidi"/>
-        </w:rPr>
-        <w:t xml:space="preserve"> размах </w:t>
-      </w:r>
-      <w:r>
-        <w:rPr>
-          <w:rFonts w:asciiTheme="majorHAnsi" w:hAnsiTheme="majorHAnsi" w:cstheme="majorBidi"/>
+          <w:iCs/>
+        </w:rPr>
+      </w:pPr>
+      <w:r>
+        <w:rPr>
+          <w:iCs/>
+        </w:rPr>
+        <w:t>Считаем ядерную оценку плотности</w:t>
+      </w:r>
+      <w:r>
+        <w:rPr>
+          <w:iCs/>
+        </w:rPr>
+        <w:t xml:space="preserve"> </w:t>
+      </w:r>
+      <w:r>
+        <w:rPr>
+          <w:iCs/>
+        </w:rPr>
+        <w:t xml:space="preserve">в точке </w:t>
+      </w:r>
+      <w:r>
+        <w:rPr>
+          <w:iCs/>
           <w:lang w:val="en-US"/>
         </w:rPr>
-        <w:t>IQR</w:t>
-      </w:r>
-    </w:p>
-    <w:p>
-      <w:pPr>
-        <w:pStyle w:val="a6"/>
-        <w:ind w:left="1068"/>
-        <w:rPr>
-          <w:rFonts w:asciiTheme="majorHAnsi" w:hAnsiTheme="majorHAnsi" w:cstheme="majorBidi"/>
-        </w:rPr>
-      </w:pPr>
-      <m:oMathPara>
-        <m:oMath>
-          <m:r>
-            <w:rPr>
-              <w:rFonts w:ascii="Cambria Math" w:hAnsi="Cambria Math" w:cstheme="majorBidi"/>
-            </w:rPr>
-            <m:t>IQR =</m:t>
-          </m:r>
-          <m:sSub>
-            <m:sSubPr>
-              <m:ctrlPr>
-                <w:rPr>
-                  <w:rFonts w:ascii="Cambria Math" w:hAnsi="Cambria Math" w:cstheme="majorBidi"/>
-                  <w:i/>
-                </w:rPr>
-              </m:ctrlPr>
-            </m:sSubPr>
-            <m:e>
-              <m:r>
-                <w:rPr>
-                  <w:rFonts w:ascii="Cambria Math" w:hAnsi="Cambria Math" w:cstheme="majorBidi"/>
-                </w:rPr>
-                <m:t>z</m:t>
-              </m:r>
-            </m:e>
-            <m:sub>
-              <m:f>
-                <m:fPr>
-                  <m:ctrlPr>
-                    <w:rPr>
-                      <w:rFonts w:ascii="Cambria Math" w:hAnsi="Cambria Math" w:cstheme="majorBidi"/>
-                    </w:rPr>
-                  </m:ctrlPr>
-                </m:fPr>
-                <m:num>
-                  <m:r>
-                    <w:rPr>
-                      <w:rFonts w:ascii="Cambria Math" w:hAnsi="Cambria Math" w:cstheme="majorBidi"/>
-                    </w:rPr>
-                    <m:t>3</m:t>
-                  </m:r>
-                  <m:ctrlPr>
-                    <w:rPr>
-                      <w:rFonts w:ascii="Cambria Math" w:hAnsi="Cambria Math" w:cstheme="majorBidi"/>
-                      <w:i/>
-                    </w:rPr>
-                  </m:ctrlPr>
-                </m:num>
-                <m:den>
-                  <m:r>
-                    <w:rPr>
-                      <w:rFonts w:ascii="Cambria Math" w:hAnsi="Cambria Math" w:cstheme="majorBidi"/>
-                    </w:rPr>
-                    <m:t>4</m:t>
-                  </m:r>
-                  <m:ctrlPr>
-                    <w:rPr>
-                      <w:rFonts w:ascii="Cambria Math" w:hAnsi="Cambria Math" w:cstheme="majorBidi"/>
-                      <w:i/>
-                    </w:rPr>
-                  </m:ctrlPr>
-                </m:den>
-              </m:f>
-            </m:sub>
-          </m:sSub>
-          <m:r>
-            <w:rPr>
-              <w:rFonts w:ascii="Cambria Math" w:hAnsi="Cambria Math" w:cstheme="majorBidi"/>
-            </w:rPr>
-            <m:t xml:space="preserve"> -</m:t>
-          </m:r>
-          <m:sSub>
-            <m:sSubPr>
-              <m:ctrlPr>
-                <w:rPr>
-                  <w:rFonts w:ascii="Cambria Math" w:hAnsi="Cambria Math" w:cstheme="majorBidi"/>
-                  <w:i/>
-                </w:rPr>
-              </m:ctrlPr>
-            </m:sSubPr>
-            <m:e>
-              <m:r>
-                <w:rPr>
-                  <w:rFonts w:ascii="Cambria Math" w:hAnsi="Cambria Math" w:cstheme="majorBidi"/>
-                </w:rPr>
-                <m:t xml:space="preserve"> z</m:t>
-              </m:r>
-            </m:e>
-            <m:sub>
-              <m:f>
-                <m:fPr>
-                  <m:ctrlPr>
-                    <w:rPr>
-                      <w:rFonts w:ascii="Cambria Math" w:hAnsi="Cambria Math" w:cstheme="majorBidi"/>
-                    </w:rPr>
-                  </m:ctrlPr>
-                </m:fPr>
-                <m:num>
-                  <m:r>
-                    <w:rPr>
-                      <w:rFonts w:ascii="Cambria Math" w:hAnsi="Cambria Math" w:cstheme="majorBidi"/>
-                    </w:rPr>
-                    <m:t>1</m:t>
-                  </m:r>
-                  <m:ctrlPr>
-                    <w:rPr>
-                      <w:rFonts w:ascii="Cambria Math" w:hAnsi="Cambria Math" w:cstheme="majorBidi"/>
-                      <w:i/>
-                    </w:rPr>
-                  </m:ctrlPr>
-                </m:num>
-                <m:den>
-                  <m:r>
-                    <w:rPr>
-                      <w:rFonts w:ascii="Cambria Math" w:hAnsi="Cambria Math" w:cstheme="majorBidi"/>
-                    </w:rPr>
-                    <m:t>4</m:t>
-                  </m:r>
-                  <m:ctrlPr>
-                    <w:rPr>
-                      <w:rFonts w:ascii="Cambria Math" w:hAnsi="Cambria Math" w:cstheme="majorBidi"/>
-                      <w:i/>
-                    </w:rPr>
-                  </m:ctrlPr>
-                </m:den>
-              </m:f>
-            </m:sub>
-          </m:sSub>
-          <m:r>
-            <m:rPr>
-              <m:sty m:val="p"/>
-            </m:rPr>
-            <w:rPr>
-              <w:rFonts w:ascii="Cambria Math" w:hAnsi="Cambria Math" w:cstheme="majorBidi"/>
-            </w:rPr>
-            <m:t xml:space="preserve"> </m:t>
-          </m:r>
-          <m:r>
-            <w:rPr>
-              <w:rFonts w:ascii="Cambria Math" w:hAnsi="Cambria Math" w:cstheme="majorBidi"/>
-            </w:rPr>
-            <m:t xml:space="preserve"> </m:t>
-          </m:r>
-        </m:oMath>
-      </m:oMathPara>
-    </w:p>
-    <w:p>
-      <w:pPr>
-        <w:pStyle w:val="a6"/>
-        <w:numPr>
-          <w:ilvl w:val="0"/>
-          <w:numId w:val="8"/>
-        </w:numPr>
-        <w:rPr>
-          <w:rFonts w:asciiTheme="majorHAnsi" w:hAnsiTheme="majorHAnsi" w:cstheme="majorBidi"/>
-          <w:lang w:val="en-US"/>
-        </w:rPr>
-      </w:pPr>
-      <w:r>
-        <w:rPr>
-          <w:rFonts w:asciiTheme="majorHAnsi" w:hAnsiTheme="majorHAnsi" w:cstheme="majorBidi"/>
-        </w:rPr>
-        <w:t>Подсчитываем границы</w:t>
-      </w:r>
-      <w:r>
-        <w:rPr>
-          <w:rFonts w:asciiTheme="majorHAnsi" w:hAnsiTheme="majorHAnsi" w:cstheme="majorBidi"/>
-          <w:lang w:val="en-US"/>
-        </w:rPr>
-        <w:t>:</w:t>
+        <w:t>x</w:t>
       </w:r>
     </w:p>
     <w:p>
@@ -4656,450 +4706,611 @@
         <w:ind w:left="1068"/>
         <w:jc w:val="center"/>
         <w:rPr>
-          <w:rFonts w:asciiTheme="majorHAnsi" w:hAnsiTheme="majorHAnsi" w:cstheme="majorBidi"/>
-          <w:sz w:val="24"/>
-          <w:szCs w:val="24"/>
-        </w:rPr>
-      </w:pPr>
-      <m:oMathPara>
-        <m:oMath>
-          <m:r>
-            <w:rPr>
-              <w:rFonts w:ascii="Cambria Math" w:hAnsi="Cambria Math" w:cstheme="majorBidi"/>
-              <w:lang w:val="en-US"/>
-            </w:rPr>
-            <m:t xml:space="preserve">Верхняя = </m:t>
-          </m:r>
-          <m:sSub>
-            <m:sSubPr>
-              <m:ctrlPr>
-                <w:rPr>
-                  <w:rFonts w:ascii="Cambria Math" w:hAnsi="Cambria Math" w:cstheme="majorBidi"/>
-                  <w:i/>
-                  <w:sz w:val="24"/>
-                  <w:szCs w:val="24"/>
-                </w:rPr>
-              </m:ctrlPr>
-            </m:sSubPr>
-            <m:e>
-              <m:r>
-                <w:rPr>
-                  <w:rFonts w:ascii="Cambria Math" w:hAnsi="Cambria Math" w:cstheme="majorBidi"/>
-                </w:rPr>
-                <m:t>z</m:t>
-              </m:r>
-            </m:e>
-            <m:sub>
-              <m:f>
-                <m:fPr>
-                  <m:ctrlPr>
-                    <w:rPr>
-                      <w:rFonts w:ascii="Cambria Math" w:hAnsi="Cambria Math" w:cstheme="majorBidi"/>
-                      <w:sz w:val="24"/>
-                      <w:szCs w:val="24"/>
-                    </w:rPr>
-                  </m:ctrlPr>
-                </m:fPr>
-                <m:num>
-                  <m:r>
-                    <w:rPr>
-                      <w:rFonts w:ascii="Cambria Math" w:hAnsi="Cambria Math" w:cstheme="majorBidi"/>
-                    </w:rPr>
-                    <m:t>3</m:t>
-                  </m:r>
-                  <m:ctrlPr>
-                    <w:rPr>
-                      <w:rFonts w:ascii="Cambria Math" w:hAnsi="Cambria Math" w:cstheme="majorBidi"/>
-                      <w:i/>
-                      <w:sz w:val="24"/>
-                      <w:szCs w:val="24"/>
-                    </w:rPr>
-                  </m:ctrlPr>
-                </m:num>
-                <m:den>
-                  <m:r>
-                    <w:rPr>
-                      <w:rFonts w:ascii="Cambria Math" w:hAnsi="Cambria Math" w:cstheme="majorBidi"/>
-                    </w:rPr>
-                    <m:t>4</m:t>
-                  </m:r>
-                  <m:ctrlPr>
-                    <w:rPr>
-                      <w:rFonts w:ascii="Cambria Math" w:hAnsi="Cambria Math" w:cstheme="majorBidi"/>
-                      <w:i/>
-                      <w:sz w:val="24"/>
-                      <w:szCs w:val="24"/>
-                    </w:rPr>
-                  </m:ctrlPr>
-                </m:den>
-              </m:f>
-            </m:sub>
-          </m:sSub>
-          <m:r>
-            <w:rPr>
-              <w:rFonts w:ascii="Cambria Math" w:hAnsi="Cambria Math" w:cstheme="majorBidi"/>
-              <w:sz w:val="24"/>
-              <w:szCs w:val="24"/>
-            </w:rPr>
-            <m:t xml:space="preserve"> + 1.5IQR</m:t>
-          </m:r>
-          <m:r>
-            <m:rPr>
-              <m:sty m:val="p"/>
-            </m:rPr>
-            <w:rPr>
-              <w:rFonts w:ascii="Cambria Math" w:hAnsi="Cambria Math" w:cstheme="majorBidi"/>
-              <w:lang w:val="en-US"/>
-            </w:rPr>
-            <w:br/>
-          </m:r>
-        </m:oMath>
-        <m:oMath>
-          <m:r>
-            <w:rPr>
-              <w:rFonts w:ascii="Cambria Math" w:hAnsi="Cambria Math" w:cstheme="majorBidi"/>
-              <w:lang w:val="en-US"/>
-            </w:rPr>
-            <m:t xml:space="preserve">Нижняя = </m:t>
-          </m:r>
-          <m:sSub>
-            <m:sSubPr>
-              <m:ctrlPr>
-                <w:rPr>
-                  <w:rFonts w:ascii="Cambria Math" w:hAnsi="Cambria Math" w:cstheme="majorBidi"/>
-                  <w:i/>
-                  <w:sz w:val="24"/>
-                  <w:szCs w:val="24"/>
-                </w:rPr>
-              </m:ctrlPr>
-            </m:sSubPr>
-            <m:e>
-              <m:r>
-                <w:rPr>
-                  <w:rFonts w:ascii="Cambria Math" w:hAnsi="Cambria Math" w:cstheme="majorBidi"/>
-                </w:rPr>
-                <m:t>z</m:t>
-              </m:r>
-            </m:e>
-            <m:sub>
-              <m:f>
-                <m:fPr>
-                  <m:ctrlPr>
-                    <w:rPr>
-                      <w:rFonts w:ascii="Cambria Math" w:hAnsi="Cambria Math" w:cstheme="majorBidi"/>
-                      <w:sz w:val="24"/>
-                      <w:szCs w:val="24"/>
-                    </w:rPr>
-                  </m:ctrlPr>
-                </m:fPr>
-                <m:num>
-                  <m:r>
-                    <w:rPr>
-                      <w:rFonts w:ascii="Cambria Math" w:hAnsi="Cambria Math" w:cstheme="majorBidi"/>
-                    </w:rPr>
-                    <m:t>1</m:t>
-                  </m:r>
-                  <m:ctrlPr>
-                    <w:rPr>
-                      <w:rFonts w:ascii="Cambria Math" w:hAnsi="Cambria Math" w:cstheme="majorBidi"/>
-                      <w:i/>
-                      <w:sz w:val="24"/>
-                      <w:szCs w:val="24"/>
-                    </w:rPr>
-                  </m:ctrlPr>
-                </m:num>
-                <m:den>
-                  <m:r>
-                    <w:rPr>
-                      <w:rFonts w:ascii="Cambria Math" w:hAnsi="Cambria Math" w:cstheme="majorBidi"/>
-                    </w:rPr>
-                    <m:t>4</m:t>
-                  </m:r>
-                  <m:ctrlPr>
-                    <w:rPr>
-                      <w:rFonts w:ascii="Cambria Math" w:hAnsi="Cambria Math" w:cstheme="majorBidi"/>
-                      <w:i/>
-                      <w:sz w:val="24"/>
-                      <w:szCs w:val="24"/>
-                    </w:rPr>
-                  </m:ctrlPr>
-                </m:den>
-              </m:f>
-            </m:sub>
-          </m:sSub>
-          <m:r>
-            <w:rPr>
-              <w:rFonts w:ascii="Cambria Math" w:hAnsi="Cambria Math" w:cstheme="majorBidi"/>
-              <w:sz w:val="24"/>
-              <w:szCs w:val="24"/>
-            </w:rPr>
-            <m:t xml:space="preserve"> - 1.5IQR</m:t>
-          </m:r>
-        </m:oMath>
-      </m:oMathPara>
-    </w:p>
-    <w:p>
-      <w:pPr>
-        <w:pStyle w:val="a6"/>
-        <w:numPr>
-          <w:ilvl w:val="0"/>
-          <w:numId w:val="8"/>
-        </w:numPr>
-        <w:rPr>
-          <w:rFonts w:asciiTheme="majorHAnsi" w:hAnsiTheme="majorHAnsi" w:cstheme="majorBidi"/>
-          <w:sz w:val="24"/>
-          <w:szCs w:val="24"/>
-        </w:rPr>
-      </w:pPr>
-      <w:r>
-        <w:rPr>
-          <w:rFonts w:asciiTheme="majorHAnsi" w:hAnsiTheme="majorHAnsi" w:cstheme="majorBidi"/>
-          <w:sz w:val="24"/>
-          <w:szCs w:val="24"/>
-        </w:rPr>
-        <w:t>Все значения</w:t>
-      </w:r>
-      <w:r>
-        <w:rPr>
-          <w:rFonts w:asciiTheme="majorHAnsi" w:hAnsiTheme="majorHAnsi" w:cstheme="majorBidi"/>
-          <w:sz w:val="24"/>
-          <w:szCs w:val="24"/>
-        </w:rPr>
-        <w:t xml:space="preserve">, </w:t>
-      </w:r>
-      <w:r>
-        <w:rPr>
-          <w:rFonts w:asciiTheme="majorHAnsi" w:hAnsiTheme="majorHAnsi" w:cstheme="majorBidi"/>
-          <w:sz w:val="24"/>
-          <w:szCs w:val="24"/>
-        </w:rPr>
-        <w:t>которые не выходят в эти границы – аномальные значения</w:t>
-      </w:r>
-    </w:p>
-    <w:p>
-      <w:pPr>
-        <w:pStyle w:val="a6"/>
-        <w:numPr>
-          <w:ilvl w:val="0"/>
-          <w:numId w:val="8"/>
-        </w:numPr>
-        <w:rPr>
-          <w:rFonts w:asciiTheme="majorHAnsi" w:hAnsiTheme="majorHAnsi" w:cstheme="majorBidi"/>
-          <w:sz w:val="24"/>
-          <w:szCs w:val="24"/>
-        </w:rPr>
-      </w:pPr>
-      <w:r>
-        <w:rPr>
-          <w:rFonts w:asciiTheme="majorHAnsi" w:hAnsiTheme="majorHAnsi" w:cstheme="majorBidi"/>
-          <w:sz w:val="24"/>
-          <w:szCs w:val="24"/>
-        </w:rPr>
-        <w:t>Считаем их количество и находим долю</w:t>
+          <w:iCs/>
+        </w:rPr>
+      </w:pPr>
+      <m:oMath>
+        <m:acc>
+          <m:accPr>
+            <m:ctrlPr>
+              <w:rPr>
+                <w:rFonts w:ascii="Cambria Math" w:hAnsi="Cambria Math"/>
+                <w:iCs/>
+              </w:rPr>
+            </m:ctrlPr>
+          </m:accPr>
+          <m:e>
+            <m:sSub>
+              <m:sSubPr>
+                <m:ctrlPr>
+                  <w:rPr>
+                    <w:rFonts w:ascii="Cambria Math" w:hAnsi="Cambria Math"/>
+                    <w:i/>
+                    <w:iCs/>
+                  </w:rPr>
+                </m:ctrlPr>
+              </m:sSubPr>
+              <m:e>
+                <m:r>
+                  <w:rPr>
+                    <w:rFonts w:ascii="Cambria Math" w:hAnsi="Cambria Math"/>
+                  </w:rPr>
+                  <m:t>f</m:t>
+                </m:r>
+                <m:ctrlPr>
+                  <w:rPr>
+                    <w:rFonts w:ascii="Cambria Math" w:hAnsi="Cambria Math"/>
+                    <w:iCs/>
+                  </w:rPr>
+                </m:ctrlPr>
+              </m:e>
+              <m:sub>
+                <m:r>
+                  <w:rPr>
+                    <w:rFonts w:ascii="Cambria Math" w:hAnsi="Cambria Math"/>
+                  </w:rPr>
+                  <m:t>h</m:t>
+                </m:r>
+              </m:sub>
+            </m:sSub>
+          </m:e>
+        </m:acc>
+        <m:d>
+          <m:dPr>
+            <m:ctrlPr>
+              <w:rPr>
+                <w:rFonts w:ascii="Cambria Math" w:hAnsi="Cambria Math"/>
+                <w:i/>
+                <w:iCs/>
+              </w:rPr>
+            </m:ctrlPr>
+          </m:dPr>
+          <m:e>
+            <m:r>
+              <w:rPr>
+                <w:rFonts w:ascii="Cambria Math" w:hAnsi="Cambria Math"/>
+              </w:rPr>
+              <m:t>x</m:t>
+            </m:r>
+          </m:e>
+        </m:d>
+        <m:r>
+          <w:rPr>
+            <w:rFonts w:ascii="Cambria Math" w:hAnsi="Cambria Math"/>
+          </w:rPr>
+          <m:t>=</m:t>
+        </m:r>
+        <m:f>
+          <m:fPr>
+            <m:ctrlPr>
+              <w:rPr>
+                <w:rFonts w:ascii="Cambria Math" w:hAnsi="Cambria Math"/>
+                <w:iCs/>
+              </w:rPr>
+            </m:ctrlPr>
+          </m:fPr>
+          <m:num>
+            <m:r>
+              <w:rPr>
+                <w:rFonts w:ascii="Cambria Math" w:hAnsi="Cambria Math"/>
+              </w:rPr>
+              <m:t>1</m:t>
+            </m:r>
+            <m:ctrlPr>
+              <w:rPr>
+                <w:rFonts w:ascii="Cambria Math" w:hAnsi="Cambria Math"/>
+                <w:i/>
+                <w:iCs/>
+              </w:rPr>
+            </m:ctrlPr>
+          </m:num>
+          <m:den>
+            <m:r>
+              <w:rPr>
+                <w:rFonts w:ascii="Cambria Math" w:hAnsi="Cambria Math"/>
+              </w:rPr>
+              <m:t>nh</m:t>
+            </m:r>
+            <m:ctrlPr>
+              <w:rPr>
+                <w:rFonts w:ascii="Cambria Math" w:hAnsi="Cambria Math"/>
+                <w:i/>
+                <w:iCs/>
+              </w:rPr>
+            </m:ctrlPr>
+          </m:den>
+        </m:f>
+        <m:nary>
+          <m:naryPr>
+            <m:chr m:val="∑"/>
+            <m:ctrlPr>
+              <w:rPr>
+                <w:rFonts w:ascii="Cambria Math" w:hAnsi="Cambria Math"/>
+                <w:iCs/>
+              </w:rPr>
+            </m:ctrlPr>
+          </m:naryPr>
+          <m:sub>
+            <m:r>
+              <w:rPr>
+                <w:rFonts w:ascii="Cambria Math" w:hAnsi="Cambria Math"/>
+              </w:rPr>
+              <m:t>i=1</m:t>
+            </m:r>
+            <m:ctrlPr>
+              <w:rPr>
+                <w:rFonts w:ascii="Cambria Math" w:hAnsi="Cambria Math"/>
+                <w:i/>
+                <w:iCs/>
+              </w:rPr>
+            </m:ctrlPr>
+          </m:sub>
+          <m:sup>
+            <m:r>
+              <w:rPr>
+                <w:rFonts w:ascii="Cambria Math" w:hAnsi="Cambria Math"/>
+              </w:rPr>
+              <m:t>n</m:t>
+            </m:r>
+            <m:ctrlPr>
+              <w:rPr>
+                <w:rFonts w:ascii="Cambria Math" w:hAnsi="Cambria Math"/>
+                <w:i/>
+                <w:iCs/>
+              </w:rPr>
+            </m:ctrlPr>
+          </m:sup>
+          <m:e>
+            <m:r>
+              <w:rPr>
+                <w:rFonts w:ascii="Cambria Math" w:hAnsi="Cambria Math"/>
+              </w:rPr>
+              <m:t>K</m:t>
+            </m:r>
+            <m:d>
+              <m:dPr>
+                <m:ctrlPr>
+                  <w:rPr>
+                    <w:rFonts w:ascii="Cambria Math" w:hAnsi="Cambria Math"/>
+                    <w:i/>
+                    <w:iCs/>
+                  </w:rPr>
+                </m:ctrlPr>
+              </m:dPr>
+              <m:e>
+                <m:f>
+                  <m:fPr>
+                    <m:ctrlPr>
+                      <w:rPr>
+                        <w:rFonts w:ascii="Cambria Math" w:hAnsi="Cambria Math"/>
+                        <w:iCs/>
+                      </w:rPr>
+                    </m:ctrlPr>
+                  </m:fPr>
+                  <m:num>
+                    <m:r>
+                      <w:rPr>
+                        <w:rFonts w:ascii="Cambria Math" w:hAnsi="Cambria Math"/>
+                      </w:rPr>
+                      <m:t>x-</m:t>
+                    </m:r>
+                    <m:sSub>
+                      <m:sSubPr>
+                        <m:ctrlPr>
+                          <w:rPr>
+                            <w:rFonts w:ascii="Cambria Math" w:hAnsi="Cambria Math"/>
+                            <w:i/>
+                            <w:iCs/>
+                          </w:rPr>
+                        </m:ctrlPr>
+                      </m:sSubPr>
+                      <m:e>
+                        <m:r>
+                          <w:rPr>
+                            <w:rFonts w:ascii="Cambria Math" w:hAnsi="Cambria Math"/>
+                          </w:rPr>
+                          <m:t>x</m:t>
+                        </m:r>
+                      </m:e>
+                      <m:sub>
+                        <m:r>
+                          <w:rPr>
+                            <w:rFonts w:ascii="Cambria Math" w:hAnsi="Cambria Math"/>
+                          </w:rPr>
+                          <m:t>i</m:t>
+                        </m:r>
+                      </m:sub>
+                    </m:sSub>
+                    <m:ctrlPr>
+                      <w:rPr>
+                        <w:rFonts w:ascii="Cambria Math" w:hAnsi="Cambria Math"/>
+                        <w:i/>
+                        <w:iCs/>
+                      </w:rPr>
+                    </m:ctrlPr>
+                  </m:num>
+                  <m:den>
+                    <m:r>
+                      <w:rPr>
+                        <w:rFonts w:ascii="Cambria Math" w:hAnsi="Cambria Math"/>
+                      </w:rPr>
+                      <m:t>h</m:t>
+                    </m:r>
+                    <m:ctrlPr>
+                      <w:rPr>
+                        <w:rFonts w:ascii="Cambria Math" w:hAnsi="Cambria Math"/>
+                        <w:i/>
+                        <w:iCs/>
+                      </w:rPr>
+                    </m:ctrlPr>
+                  </m:den>
+                </m:f>
+              </m:e>
+            </m:d>
+            <m:ctrlPr>
+              <w:rPr>
+                <w:rFonts w:ascii="Cambria Math" w:hAnsi="Cambria Math"/>
+                <w:i/>
+                <w:iCs/>
+              </w:rPr>
+            </m:ctrlPr>
+          </m:e>
+        </m:nary>
+      </m:oMath>
+      <w:r>
+        <w:rPr>
+          <w:iCs/>
+        </w:rPr>
+        <w:t>,</w:t>
       </w:r>
     </w:p>
     <w:p>
       <w:pPr>
         <w:pStyle w:val="a6"/>
         <w:ind w:left="1068"/>
-        <w:rPr>
-          <w:rFonts w:asciiTheme="majorHAnsi" w:hAnsiTheme="majorHAnsi" w:cstheme="majorBidi"/>
-        </w:rPr>
-      </w:pPr>
-    </w:p>
-    <w:p>
-      <w:pPr>
-        <w:ind w:left="708"/>
-      </w:pPr>
-      <w:r>
-        <w:t xml:space="preserve">Для </w:t>
-      </w:r>
-      <w:r>
-        <w:t>доли считается</w:t>
-      </w:r>
-      <w:r>
+        <w:jc w:val="center"/>
+        <w:rPr>
+          <w:iCs/>
+          <w:lang w:val="en-US"/>
+        </w:rPr>
+      </w:pPr>
+      <w:r>
+        <w:rPr>
+          <w:iCs/>
+        </w:rPr>
+        <w:t xml:space="preserve">где </w:t>
+      </w:r>
+      <w:r>
+        <w:rPr>
+          <w:iCs/>
+          <w:lang w:val="en-US"/>
+        </w:rPr>
+        <w:t>h</w:t>
+      </w:r>
+      <w:r>
+        <w:rPr>
+          <w:iCs/>
+        </w:rPr>
+        <w:t xml:space="preserve"> – ширина полосы</w:t>
+      </w:r>
+      <w:r>
+        <w:rPr>
+          <w:iCs/>
+        </w:rPr>
+        <w:t xml:space="preserve">, </w:t>
+      </w:r>
+      <w:r>
+        <w:rPr>
+          <w:iCs/>
+          <w:lang w:val="en-US"/>
+        </w:rPr>
+        <w:t>x</w:t>
+      </w:r>
+      <w:r>
+        <w:rPr>
+          <w:iCs/>
+        </w:rPr>
         <w:t xml:space="preserve"> </w:t>
       </w:r>
       <w:r>
-        <w:t>выборочное среднее</w:t>
+        <w:rPr>
+          <w:iCs/>
+        </w:rPr>
+        <w:t>–</w:t>
+      </w:r>
+      <w:r>
+        <w:rPr>
+          <w:iCs/>
+        </w:rPr>
+        <w:t xml:space="preserve"> </w:t>
+      </w:r>
+      <w:r>
+        <w:rPr>
+          <w:iCs/>
+        </w:rPr>
+        <w:t>выбранная точка</w:t>
+      </w:r>
+      <w:r>
+        <w:rPr>
+          <w:iCs/>
+        </w:rPr>
+        <w:t xml:space="preserve">, </w:t>
+      </w:r>
+      <w:r>
+        <w:rPr>
+          <w:iCs/>
+          <w:lang w:val="en-US"/>
+        </w:rPr>
+        <w:t>x</w:t>
+      </w:r>
+      <w:r>
+        <w:rPr>
+          <w:iCs/>
+          <w:vertAlign w:val="subscript"/>
+          <w:lang w:val="en-US"/>
+        </w:rPr>
+        <w:t>i</w:t>
+      </w:r>
+      <w:r>
+        <w:rPr>
+          <w:iCs/>
+        </w:rPr>
+        <w:t xml:space="preserve"> – точка из выборки</w:t>
+      </w:r>
+      <w:r>
+        <w:rPr>
+          <w:iCs/>
+        </w:rPr>
+        <w:t xml:space="preserve">, </w:t>
+      </w:r>
+      <w:r>
+        <w:rPr>
+          <w:iCs/>
+          <w:lang w:val="en-US"/>
+        </w:rPr>
+        <w:t>n</w:t>
+      </w:r>
+      <w:r>
+        <w:rPr>
+          <w:iCs/>
+        </w:rPr>
+        <w:t xml:space="preserve"> </w:t>
+      </w:r>
+      <w:r>
+        <w:rPr>
+          <w:iCs/>
+        </w:rPr>
+        <w:t>–</w:t>
+      </w:r>
+      <w:r>
+        <w:rPr>
+          <w:iCs/>
+        </w:rPr>
+        <w:t xml:space="preserve"> </w:t>
+      </w:r>
+      <w:r>
+        <w:rPr>
+          <w:iCs/>
+        </w:rPr>
+        <w:t xml:space="preserve">количество элементов </w:t>
+      </w:r>
+      <w:r>
+        <w:rPr>
+          <w:iCs/>
+        </w:rPr>
+        <w:t>в выборке</w:t>
+      </w:r>
+    </w:p>
+    <w:p>
+      <w:pPr>
+        <w:pStyle w:val="1"/>
+        <w:rPr>
+          <w:rFonts w:eastAsia="Calibri Light"/>
+        </w:rPr>
+      </w:pPr>
+      <w:bookmarkStart w:id="6" w:name="_Toc223095717"/>
+      <w:r>
+        <w:rPr>
+          <w:rFonts w:eastAsia="Calibri Light"/>
+        </w:rPr>
+        <w:t>Реализация</w:t>
+      </w:r>
+      <w:bookmarkEnd w:id="6"/>
+    </w:p>
+    <w:p>
+      <w:r>
+        <w:t>Используемый язык</w:t>
+      </w:r>
+      <w:r>
+        <w:t xml:space="preserve">: </w:t>
+      </w:r>
+      <w:r>
+        <w:rPr>
+          <w:lang w:val="en-US"/>
+        </w:rPr>
+        <w:t>Python</w:t>
+      </w:r>
+      <w:r>
+        <w:t xml:space="preserve"> 3.12.10</w:t>
+      </w:r>
+    </w:p>
+    <w:p>
+      <w:r>
+        <w:t>Используемая</w:t>
+      </w:r>
+      <w:r>
+        <w:t xml:space="preserve"> </w:t>
+      </w:r>
+      <w:r>
+        <w:t>среда</w:t>
+      </w:r>
+      <w:r>
+        <w:t xml:space="preserve"> </w:t>
+      </w:r>
+      <w:r>
+        <w:t>разработки</w:t>
+      </w:r>
+      <w:r>
+        <w:t xml:space="preserve">: </w:t>
+      </w:r>
+      <w:r>
+        <w:rPr>
+          <w:lang w:val="en-US"/>
+        </w:rPr>
+        <w:t>Visual</w:t>
+      </w:r>
+      <w:r>
+        <w:t xml:space="preserve"> </w:t>
+      </w:r>
+      <w:r>
+        <w:rPr>
+          <w:lang w:val="en-US"/>
+        </w:rPr>
+        <w:t>Studio</w:t>
+      </w:r>
+      <w:r>
+        <w:t xml:space="preserve"> </w:t>
+      </w:r>
+      <w:r>
+        <w:rPr>
+          <w:lang w:val="en-US"/>
+        </w:rPr>
+        <w:t>Code</w:t>
+      </w:r>
+      <w:r>
+        <w:br/>
+      </w:r>
+      <w:r>
+        <w:t>Используемые</w:t>
+      </w:r>
+      <w:r>
+        <w:t xml:space="preserve"> </w:t>
+      </w:r>
+      <w:r>
+        <w:t>библиотеки</w:t>
+      </w:r>
+      <w:r>
+        <w:t xml:space="preserve">: </w:t>
+      </w:r>
+      <w:proofErr w:type="spellStart"/>
+      <w:r>
+        <w:rPr>
+          <w:lang w:val="en-US"/>
+        </w:rPr>
+        <w:t>numpy</w:t>
+      </w:r>
+      <w:proofErr w:type="spellEnd"/>
+      <w:r>
+        <w:t xml:space="preserve">, </w:t>
+      </w:r>
+      <w:r>
+        <w:rPr>
+          <w:lang w:val="en-US"/>
+        </w:rPr>
+        <w:t>matplotlib</w:t>
+      </w:r>
+      <w:r>
+        <w:t xml:space="preserve">, </w:t>
+      </w:r>
+      <w:proofErr w:type="spellStart"/>
+      <w:r>
+        <w:rPr>
+          <w:lang w:val="en-US"/>
+        </w:rPr>
+        <w:t>scipy</w:t>
+      </w:r>
+      <w:proofErr w:type="spellEnd"/>
+    </w:p>
+    <w:p>
+      <w:r>
+        <w:t xml:space="preserve">В файле </w:t>
+      </w:r>
+      <w:proofErr w:type="spellStart"/>
+      <w:r>
+        <w:t>requirements</w:t>
+      </w:r>
+      <w:proofErr w:type="spellEnd"/>
+      <w:r>
+        <w:t>.</w:t>
+      </w:r>
+      <w:r>
+        <w:rPr>
+          <w:lang w:val="en-US"/>
+        </w:rPr>
+        <w:t>txt</w:t>
+      </w:r>
+      <w:r>
+        <w:t xml:space="preserve"> </w:t>
+      </w:r>
+      <w:r>
+        <w:t>описаны все необходимые зависимости</w:t>
+      </w:r>
+    </w:p>
+    <w:p>
+      <w:r>
+        <w:t>Описание функций</w:t>
       </w:r>
       <w:r>
         <w:t>:</w:t>
       </w:r>
     </w:p>
     <w:p>
-      <w:pPr>
-        <w:ind w:left="708"/>
-      </w:pPr>
-      <m:oMathPara>
-        <m:oMath>
-          <m:r>
-            <w:rPr>
-              <w:rFonts w:ascii="Cambria Math" w:hAnsi="Cambria Math"/>
-            </w:rPr>
-            <m:t>E</m:t>
-          </m:r>
-          <m:d>
-            <m:dPr>
-              <m:ctrlPr>
-                <w:rPr>
-                  <w:rFonts w:ascii="Cambria Math" w:hAnsi="Cambria Math"/>
-                  <w:i/>
-                </w:rPr>
-              </m:ctrlPr>
-            </m:dPr>
-            <m:e>
-              <m:r>
-                <w:rPr>
-                  <w:rFonts w:ascii="Cambria Math" w:hAnsi="Cambria Math"/>
-                </w:rPr>
-                <m:t>z</m:t>
-              </m:r>
-            </m:e>
-          </m:d>
-          <m:r>
-            <w:rPr>
-              <w:rFonts w:ascii="Cambria Math" w:hAnsi="Cambria Math"/>
-            </w:rPr>
-            <m:t>=</m:t>
-          </m:r>
-          <m:f>
-            <m:fPr>
-              <m:ctrlPr>
-                <w:rPr>
-                  <w:rFonts w:ascii="Cambria Math" w:hAnsi="Cambria Math"/>
-                </w:rPr>
-              </m:ctrlPr>
-            </m:fPr>
-            <m:num>
-              <m:r>
-                <w:rPr>
-                  <w:rFonts w:ascii="Cambria Math" w:hAnsi="Cambria Math"/>
-                </w:rPr>
-                <m:t>1</m:t>
-              </m:r>
-              <m:ctrlPr>
-                <w:rPr>
-                  <w:rFonts w:ascii="Cambria Math" w:hAnsi="Cambria Math"/>
-                  <w:i/>
-                </w:rPr>
-              </m:ctrlPr>
-            </m:num>
-            <m:den>
-              <m:r>
-                <w:rPr>
-                  <w:rFonts w:ascii="Cambria Math" w:hAnsi="Cambria Math"/>
-                </w:rPr>
-                <m:t>n</m:t>
-              </m:r>
-              <m:ctrlPr>
-                <w:rPr>
-                  <w:rFonts w:ascii="Cambria Math" w:hAnsi="Cambria Math"/>
-                  <w:i/>
-                </w:rPr>
-              </m:ctrlPr>
-            </m:den>
-          </m:f>
-          <m:nary>
-            <m:naryPr>
-              <m:chr m:val="∑"/>
-              <m:ctrlPr>
-                <w:rPr>
-                  <w:rFonts w:ascii="Cambria Math" w:hAnsi="Cambria Math"/>
-                </w:rPr>
-              </m:ctrlPr>
-            </m:naryPr>
-            <m:sub>
-              <m:r>
-                <w:rPr>
-                  <w:rFonts w:ascii="Cambria Math" w:hAnsi="Cambria Math"/>
-                </w:rPr>
-                <m:t>i=1</m:t>
-              </m:r>
-              <m:ctrlPr>
-                <w:rPr>
-                  <w:rFonts w:ascii="Cambria Math" w:hAnsi="Cambria Math"/>
-                  <w:i/>
-                </w:rPr>
-              </m:ctrlPr>
-            </m:sub>
-            <m:sup>
-              <m:r>
-                <w:rPr>
-                  <w:rFonts w:ascii="Cambria Math" w:hAnsi="Cambria Math"/>
-                </w:rPr>
-                <m:t>n</m:t>
-              </m:r>
-              <m:ctrlPr>
-                <w:rPr>
-                  <w:rFonts w:ascii="Cambria Math" w:hAnsi="Cambria Math"/>
-                  <w:i/>
-                </w:rPr>
-              </m:ctrlPr>
-            </m:sup>
-            <m:e>
-              <m:sSub>
-                <m:sSubPr>
-                  <m:ctrlPr>
-                    <w:rPr>
-                      <w:rFonts w:ascii="Cambria Math" w:hAnsi="Cambria Math"/>
-                      <w:i/>
-                    </w:rPr>
-                  </m:ctrlPr>
-                </m:sSubPr>
-                <m:e>
-                  <m:r>
-                    <w:rPr>
-                      <w:rFonts w:ascii="Cambria Math" w:hAnsi="Cambria Math"/>
-                    </w:rPr>
-                    <m:t>z</m:t>
-                  </m:r>
-                </m:e>
-                <m:sub>
-                  <m:r>
-                    <w:rPr>
-                      <w:rFonts w:ascii="Cambria Math" w:hAnsi="Cambria Math"/>
-                    </w:rPr>
-                    <m:t>i</m:t>
-                  </m:r>
-                </m:sub>
-              </m:sSub>
-              <m:ctrlPr>
-                <w:rPr>
-                  <w:rFonts w:ascii="Cambria Math" w:hAnsi="Cambria Math"/>
-                  <w:i/>
-                </w:rPr>
-              </m:ctrlPr>
-            </m:e>
-          </m:nary>
-          <m:r>
-            <w:rPr>
-              <w:rFonts w:ascii="Cambria Math" w:hAnsi="Cambria Math"/>
-            </w:rPr>
-            <m:t>(7)</m:t>
-          </m:r>
-        </m:oMath>
-      </m:oMathPara>
-    </w:p>
-    <w:p>
-      <w:pPr>
-        <w:pStyle w:val="1"/>
-        <w:rPr>
-          <w:rFonts w:eastAsia="Calibri Light"/>
-        </w:rPr>
-      </w:pPr>
-      <w:bookmarkStart w:id="6" w:name="_Toc222180072"/>
-      <w:r>
-        <w:rPr>
-          <w:rFonts w:eastAsia="Calibri Light"/>
-        </w:rPr>
-        <w:t>Реализация</w:t>
-      </w:r>
-      <w:bookmarkEnd w:id="6"/>
-    </w:p>
-    <w:p>
-      <w:r>
-        <w:t>Используемый язык</w:t>
+      <w:r>
+        <w:rPr>
+          <w:lang w:val="en-US"/>
+        </w:rPr>
+        <w:t>count</w:t>
+      </w:r>
+      <w:r>
+        <w:t>_</w:t>
+      </w:r>
+      <w:r>
+        <w:rPr>
+          <w:lang w:val="en-US"/>
+        </w:rPr>
+        <w:t>outliers</w:t>
+      </w:r>
+      <w:r>
+        <w:t>(</w:t>
+      </w:r>
+      <w:r>
+        <w:rPr>
+          <w:lang w:val="en-US"/>
+        </w:rPr>
+        <w:t>data</w:t>
+      </w:r>
+      <w:r>
+        <w:t xml:space="preserve">) – </w:t>
+      </w:r>
+      <w:r>
+        <w:t>функция</w:t>
+      </w:r>
+      <w:r>
+        <w:t xml:space="preserve"> </w:t>
+      </w:r>
+      <w:r>
+        <w:t>подсчёта</w:t>
+      </w:r>
+      <w:r>
+        <w:t xml:space="preserve"> </w:t>
+      </w:r>
+      <w:r>
+        <w:t>числа</w:t>
+      </w:r>
+      <w:r>
+        <w:t xml:space="preserve"> </w:t>
+      </w:r>
+      <w:r>
+        <w:t>аномальных значений для выборки</w:t>
+      </w:r>
+      <w:r>
+        <w:t xml:space="preserve"> на основе алгоритма (6)</w:t>
+      </w:r>
+      <w:r>
+        <w:t xml:space="preserve">. </w:t>
+      </w:r>
+      <w:r>
+        <w:t>Вход</w:t>
       </w:r>
       <w:r>
         <w:t xml:space="preserve">: </w:t>
@@ -5108,27 +5319,166 @@
         <w:rPr>
           <w:lang w:val="en-US"/>
         </w:rPr>
-        <w:t>Python</w:t>
-      </w:r>
-      <w:r>
-        <w:t xml:space="preserve"> 3.12.10</w:t>
-      </w:r>
-    </w:p>
-    <w:p>
-      <w:r>
-        <w:t>Используемая</w:t>
+        <w:t>data</w:t>
+      </w:r>
+      <w:r>
+        <w:t xml:space="preserve"> – </w:t>
+      </w:r>
+      <w:r>
+        <w:t>выборка.</w:t>
+      </w:r>
+      <w:r>
+        <w:t xml:space="preserve"> Выход</w:t>
+      </w:r>
+      <w:r>
+        <w:t xml:space="preserve">: </w:t>
+      </w:r>
+      <w:r>
+        <w:t>количество аномальных значений</w:t>
+      </w:r>
+    </w:p>
+    <w:p>
+      <w:r>
+        <w:rPr>
+          <w:lang w:val="en-US"/>
+        </w:rPr>
+        <w:t>def</w:t>
       </w:r>
       <w:r>
         <w:t xml:space="preserve"> </w:t>
       </w:r>
       <w:r>
-        <w:t>среда</w:t>
+        <w:rPr>
+          <w:lang w:val="en-US"/>
+        </w:rPr>
+        <w:t>paint</w:t>
+      </w:r>
+      <w:r>
+        <w:t>_</w:t>
+      </w:r>
+      <w:proofErr w:type="gramStart"/>
+      <w:r>
+        <w:rPr>
+          <w:lang w:val="en-US"/>
+        </w:rPr>
+        <w:t>em</w:t>
+      </w:r>
+      <w:r>
+        <w:rPr>
+          <w:lang w:val="en-US"/>
+        </w:rPr>
+        <w:t>p</w:t>
+      </w:r>
+      <w:r>
+        <w:t>(</w:t>
+      </w:r>
+      <w:proofErr w:type="gramEnd"/>
+      <w:r>
+        <w:rPr>
+          <w:lang w:val="en-US"/>
+        </w:rPr>
+        <w:t>name</w:t>
+      </w:r>
+      <w:r>
+        <w:t xml:space="preserve">, </w:t>
+      </w:r>
+      <w:r>
+        <w:rPr>
+          <w:lang w:val="en-US"/>
+        </w:rPr>
+        <w:t>samples</w:t>
+      </w:r>
+      <w:r>
+        <w:t xml:space="preserve">, </w:t>
+      </w:r>
+      <w:r>
+        <w:rPr>
+          <w:lang w:val="en-US"/>
+        </w:rPr>
+        <w:t>sample</w:t>
+      </w:r>
+      <w:r>
+        <w:t>_</w:t>
+      </w:r>
+      <w:r>
+        <w:rPr>
+          <w:lang w:val="en-US"/>
+        </w:rPr>
+        <w:t>sizes</w:t>
+      </w:r>
+      <w:r>
+        <w:t xml:space="preserve">, </w:t>
+      </w:r>
+      <w:proofErr w:type="spellStart"/>
+      <w:r>
+        <w:rPr>
+          <w:lang w:val="en-US"/>
+        </w:rPr>
+        <w:t>dist</w:t>
+      </w:r>
+      <w:proofErr w:type="spellEnd"/>
+      <w:r>
+        <w:t xml:space="preserve">, </w:t>
+      </w:r>
+      <w:r>
+        <w:rPr>
+          <w:lang w:val="en-US"/>
+        </w:rPr>
+        <w:t>interval</w:t>
+      </w:r>
+      <w:r>
+        <w:t>)</w:t>
       </w:r>
       <w:r>
         <w:t xml:space="preserve"> </w:t>
       </w:r>
       <w:r>
-        <w:t>разработки</w:t>
+        <w:t xml:space="preserve">– </w:t>
+      </w:r>
+      <w:r>
+        <w:t>функция</w:t>
+      </w:r>
+      <w:r>
+        <w:t xml:space="preserve"> </w:t>
+      </w:r>
+      <w:r>
+        <w:t>построения</w:t>
+      </w:r>
+      <w:r>
+        <w:t xml:space="preserve"> </w:t>
+      </w:r>
+      <w:r>
+        <w:t>эмп</w:t>
+      </w:r>
+      <w:r>
+        <w:t>и</w:t>
+      </w:r>
+      <w:r>
+        <w:t>рической</w:t>
+      </w:r>
+      <w:r>
+        <w:t xml:space="preserve"> </w:t>
+      </w:r>
+      <w:r>
+        <w:t xml:space="preserve">функции распределения с </w:t>
+      </w:r>
+      <w:r>
+        <w:t>помощью</w:t>
+      </w:r>
+      <w:r>
+        <w:t xml:space="preserve"> </w:t>
+      </w:r>
+      <w:r>
+        <w:rPr>
+          <w:lang w:val="en-US"/>
+        </w:rPr>
+        <w:t>matplotlib</w:t>
+      </w:r>
+      <w:r>
+        <w:t xml:space="preserve">. </w:t>
+      </w:r>
+      <w:r>
+        <w:t>Вход</w:t>
       </w:r>
       <w:r>
         <w:t xml:space="preserve">: </w:t>
@@ -5137,47 +5487,102 @@
         <w:rPr>
           <w:lang w:val="en-US"/>
         </w:rPr>
-        <w:t>Visual</w:t>
+        <w:t>name</w:t>
+      </w:r>
+      <w:r>
+        <w:t xml:space="preserve"> – </w:t>
+      </w:r>
+      <w:r>
+        <w:t>название распределения</w:t>
+      </w:r>
+      <w:r>
+        <w:t xml:space="preserve">, </w:t>
+      </w:r>
+      <w:r>
+        <w:rPr>
+          <w:lang w:val="en-US"/>
+        </w:rPr>
+        <w:t>samples</w:t>
       </w:r>
       <w:r>
         <w:t xml:space="preserve"> </w:t>
       </w:r>
       <w:r>
+        <w:t xml:space="preserve">– </w:t>
+      </w:r>
+      <w:proofErr w:type="gramStart"/>
+      <w:r>
+        <w:t>массив</w:t>
+      </w:r>
+      <w:proofErr w:type="gramEnd"/>
+      <w:r>
+        <w:t xml:space="preserve"> состоящий из массивов данных для каждой выборки</w:t>
+      </w:r>
+      <w:r>
+        <w:t xml:space="preserve">, </w:t>
+      </w:r>
+      <w:r>
         <w:rPr>
           <w:lang w:val="en-US"/>
         </w:rPr>
-        <w:t>Studio</w:t>
+        <w:t>sample</w:t>
+      </w:r>
+      <w:r>
+        <w:t>_</w:t>
+      </w:r>
+      <w:r>
+        <w:rPr>
+          <w:lang w:val="en-US"/>
+        </w:rPr>
+        <w:t>sizes</w:t>
       </w:r>
       <w:r>
         <w:t xml:space="preserve"> </w:t>
       </w:r>
       <w:r>
+        <w:t>–</w:t>
+      </w:r>
+      <w:r>
+        <w:t xml:space="preserve"> </w:t>
+      </w:r>
+      <w:r>
+        <w:t xml:space="preserve">массив с размерами выборки соответствующими </w:t>
+      </w:r>
+      <w:r>
         <w:rPr>
           <w:lang w:val="en-US"/>
         </w:rPr>
-        <w:t>Code</w:t>
-      </w:r>
-      <w:r>
-        <w:br/>
-      </w:r>
-      <w:r>
-        <w:t>Используемые</w:t>
-      </w:r>
+        <w:t>samples</w:t>
+      </w:r>
+      <w:r>
+        <w:t xml:space="preserve">, </w:t>
+      </w:r>
+      <w:proofErr w:type="spellStart"/>
+      <w:r>
+        <w:rPr>
+          <w:lang w:val="en-US"/>
+        </w:rPr>
+        <w:t>dist</w:t>
+      </w:r>
+      <w:proofErr w:type="spellEnd"/>
       <w:r>
         <w:t xml:space="preserve"> </w:t>
       </w:r>
       <w:r>
-        <w:t>библиотеки</w:t>
-      </w:r>
-      <w:r>
-        <w:t xml:space="preserve">: </w:t>
+        <w:t>–</w:t>
+      </w:r>
+      <w:r>
+        <w:t xml:space="preserve"> </w:t>
+      </w:r>
+      <w:r>
+        <w:t xml:space="preserve">функция распределения из </w:t>
       </w:r>
       <w:proofErr w:type="spellStart"/>
       <w:r>
         <w:rPr>
           <w:lang w:val="en-US"/>
         </w:rPr>
-        <w:t>numpy</w:t>
+        <w:t>scipy</w:t>
       </w:r>
       <w:proofErr w:type="spellEnd"/>
       <w:r>
@@ -5187,392 +5592,60 @@
         <w:rPr>
           <w:lang w:val="en-US"/>
         </w:rPr>
-        <w:t>matplotlib</w:t>
+        <w:t>interval</w:t>
+      </w:r>
+      <w:r>
+        <w:t xml:space="preserve"> </w:t>
+      </w:r>
+      <w:r>
+        <w:t>–</w:t>
+      </w:r>
+      <w:r>
+        <w:t xml:space="preserve"> </w:t>
+      </w:r>
+      <w:r>
+        <w:t>интервал</w:t>
       </w:r>
       <w:r>
         <w:t xml:space="preserve">, </w:t>
       </w:r>
+      <w:r>
+        <w:t xml:space="preserve">на </w:t>
+      </w:r>
+      <w:r>
+        <w:lastRenderedPageBreak/>
+        <w:t xml:space="preserve">котором </w:t>
+      </w:r>
       <w:proofErr w:type="spellStart"/>
       <w:r>
+        <w:t>отрисовывается</w:t>
+      </w:r>
+      <w:proofErr w:type="spellEnd"/>
+      <w:r>
+        <w:t xml:space="preserve"> распределение. </w:t>
+      </w:r>
+      <w:r>
+        <w:t>Пример графика</w:t>
+      </w:r>
+      <w:r>
+        <w:t>:</w:t>
+      </w:r>
+    </w:p>
+    <w:p>
+      <w:pPr>
+        <w:jc w:val="center"/>
         <w:rPr>
           <w:lang w:val="en-US"/>
         </w:rPr>
-        <w:t>scipy</w:t>
-      </w:r>
-      <w:proofErr w:type="spellEnd"/>
-    </w:p>
-    <w:p>
-      <w:r>
-        <w:t xml:space="preserve">В файле </w:t>
-      </w:r>
-      <w:proofErr w:type="spellStart"/>
-      <w:r>
-        <w:t>requirements</w:t>
-      </w:r>
-      <w:proofErr w:type="spellEnd"/>
-      <w:r>
-        <w:t>.</w:t>
-      </w:r>
-      <w:r>
-        <w:rPr>
-          <w:lang w:val="en-US"/>
-        </w:rPr>
-        <w:t>txt</w:t>
-      </w:r>
-      <w:r>
-        <w:t xml:space="preserve"> </w:t>
-      </w:r>
-      <w:r>
-        <w:t>описаны все необходимые зависимости</w:t>
-      </w:r>
-    </w:p>
-    <w:p>
-      <w:r>
-        <w:t>Описание функций</w:t>
-      </w:r>
-      <w:r>
-        <w:t>:</w:t>
-      </w:r>
-    </w:p>
-    <w:p>
-      <w:r>
-        <w:rPr>
-          <w:lang w:val="en-US"/>
-        </w:rPr>
-        <w:t>count</w:t>
-      </w:r>
-      <w:r>
-        <w:t>_</w:t>
-      </w:r>
-      <w:r>
-        <w:rPr>
-          <w:lang w:val="en-US"/>
-        </w:rPr>
-        <w:t>outliers</w:t>
-      </w:r>
-      <w:r>
-        <w:t>(</w:t>
-      </w:r>
-      <w:r>
-        <w:rPr>
-          <w:lang w:val="en-US"/>
-        </w:rPr>
-        <w:t>data</w:t>
-      </w:r>
-      <w:r>
-        <w:t xml:space="preserve">) – </w:t>
-      </w:r>
-      <w:r>
-        <w:t>функция</w:t>
-      </w:r>
-      <w:r>
-        <w:t xml:space="preserve"> </w:t>
-      </w:r>
-      <w:r>
-        <w:t>подсчёта</w:t>
-      </w:r>
-      <w:r>
-        <w:t xml:space="preserve"> </w:t>
-      </w:r>
-      <w:r>
-        <w:t>числа</w:t>
-      </w:r>
-      <w:r>
-        <w:t xml:space="preserve"> </w:t>
-      </w:r>
-      <w:r>
-        <w:t>аномальных значений для выборки</w:t>
-      </w:r>
-      <w:r>
-        <w:t xml:space="preserve"> на основе </w:t>
-      </w:r>
-      <w:r>
-        <w:lastRenderedPageBreak/>
-        <w:t>алгоритма (6)</w:t>
-      </w:r>
-      <w:r>
-        <w:t xml:space="preserve">. </w:t>
-      </w:r>
-      <w:r>
-        <w:t>Вход</w:t>
-      </w:r>
-      <w:r>
-        <w:t xml:space="preserve">: </w:t>
-      </w:r>
-      <w:r>
-        <w:rPr>
-          <w:lang w:val="en-US"/>
-        </w:rPr>
-        <w:t>data</w:t>
-      </w:r>
-      <w:r>
-        <w:t xml:space="preserve"> – </w:t>
-      </w:r>
-      <w:r>
-        <w:t>выборка.</w:t>
-      </w:r>
-      <w:r>
-        <w:t xml:space="preserve"> Выход</w:t>
-      </w:r>
-      <w:r>
-        <w:t xml:space="preserve">: </w:t>
-      </w:r>
-      <w:r>
-        <w:t>количество аномальных значений</w:t>
-      </w:r>
-    </w:p>
-    <w:p>
-      <w:pPr>
-        <w:rPr>
-          <w:lang w:val="en-US"/>
-        </w:rPr>
-      </w:pPr>
-      <w:r>
-        <w:rPr>
-          <w:lang w:val="en-US"/>
-        </w:rPr>
-        <w:t>paint</w:t>
-      </w:r>
-      <w:r>
-        <w:t>_</w:t>
-      </w:r>
-      <w:proofErr w:type="gramStart"/>
-      <w:r>
-        <w:rPr>
-          <w:lang w:val="en-US"/>
-        </w:rPr>
-        <w:t>distribution</w:t>
-      </w:r>
-      <w:r>
-        <w:t>(</w:t>
-      </w:r>
-      <w:proofErr w:type="gramEnd"/>
-      <w:r>
-        <w:rPr>
-          <w:lang w:val="en-US"/>
-        </w:rPr>
-        <w:t>name</w:t>
-      </w:r>
-      <w:r>
-        <w:t xml:space="preserve">, </w:t>
-      </w:r>
-      <w:r>
-        <w:rPr>
-          <w:lang w:val="en-US"/>
-        </w:rPr>
-        <w:t>data</w:t>
-      </w:r>
-      <w:r>
-        <w:t>_</w:t>
-      </w:r>
-      <w:r>
-        <w:rPr>
-          <w:lang w:val="en-US"/>
-        </w:rPr>
-        <w:t>list</w:t>
-      </w:r>
-      <w:r>
-        <w:t xml:space="preserve">, </w:t>
-      </w:r>
-      <w:r>
-        <w:rPr>
-          <w:lang w:val="en-US"/>
-        </w:rPr>
-        <w:t>sample</w:t>
-      </w:r>
-      <w:r>
-        <w:t>_</w:t>
-      </w:r>
-      <w:r>
-        <w:rPr>
-          <w:lang w:val="en-US"/>
-        </w:rPr>
-        <w:t>sizes</w:t>
-      </w:r>
-      <w:r>
-        <w:t xml:space="preserve">) – </w:t>
-      </w:r>
-      <w:r>
-        <w:t>функция</w:t>
-      </w:r>
-      <w:r>
-        <w:t xml:space="preserve"> </w:t>
-      </w:r>
-      <w:r>
-        <w:t>отрисовки</w:t>
-      </w:r>
-      <w:r>
-        <w:t xml:space="preserve"> </w:t>
-      </w:r>
-      <w:proofErr w:type="spellStart"/>
-      <w:r>
-        <w:t>боксплотов</w:t>
-      </w:r>
-      <w:proofErr w:type="spellEnd"/>
-      <w:r>
-        <w:t xml:space="preserve"> </w:t>
-      </w:r>
-      <w:proofErr w:type="spellStart"/>
-      <w:r>
-        <w:t>Тьюки</w:t>
-      </w:r>
-      <w:proofErr w:type="spellEnd"/>
-      <w:r>
-        <w:t xml:space="preserve"> </w:t>
-      </w:r>
-      <w:r>
-        <w:t>для</w:t>
-      </w:r>
-      <w:r>
-        <w:t xml:space="preserve"> </w:t>
-      </w:r>
-      <w:r>
-        <w:t>выборок</w:t>
-      </w:r>
-      <w:r>
-        <w:t xml:space="preserve"> </w:t>
-      </w:r>
-      <w:r>
-        <w:t>с</w:t>
-      </w:r>
-      <w:r>
-        <w:t xml:space="preserve"> </w:t>
-      </w:r>
-      <w:r>
-        <w:t>помощью</w:t>
-      </w:r>
-      <w:r>
-        <w:t xml:space="preserve"> </w:t>
-      </w:r>
-      <w:r>
-        <w:rPr>
-          <w:lang w:val="en-US"/>
-        </w:rPr>
-        <w:t>matplotlib</w:t>
-      </w:r>
-      <w:r>
-        <w:t xml:space="preserve">. </w:t>
-      </w:r>
-      <w:r>
-        <w:t>Вход</w:t>
-      </w:r>
-      <w:r>
-        <w:t xml:space="preserve">: </w:t>
-      </w:r>
-      <w:r>
-        <w:rPr>
-          <w:lang w:val="en-US"/>
-        </w:rPr>
-        <w:t>name</w:t>
-      </w:r>
-      <w:r>
-        <w:t xml:space="preserve"> – </w:t>
-      </w:r>
-      <w:r>
-        <w:t>название распределения</w:t>
-      </w:r>
-      <w:r>
-        <w:t xml:space="preserve">, </w:t>
-      </w:r>
-      <w:r>
-        <w:rPr>
-          <w:lang w:val="en-US"/>
-        </w:rPr>
-        <w:t>data</w:t>
-      </w:r>
-      <w:r>
-        <w:t>_</w:t>
-      </w:r>
-      <w:r>
-        <w:rPr>
-          <w:lang w:val="en-US"/>
-        </w:rPr>
-        <w:t>list</w:t>
-      </w:r>
-      <w:r>
-        <w:t xml:space="preserve"> – </w:t>
-      </w:r>
-      <w:proofErr w:type="gramStart"/>
-      <w:r>
-        <w:t>массив</w:t>
-      </w:r>
-      <w:proofErr w:type="gramEnd"/>
-      <w:r>
-        <w:t xml:space="preserve"> состоящий из массивов данных для каждой выборки</w:t>
-      </w:r>
-      <w:r>
-        <w:t xml:space="preserve">, </w:t>
-      </w:r>
-      <w:r>
-        <w:rPr>
-          <w:lang w:val="en-US"/>
-        </w:rPr>
-        <w:t>sample</w:t>
-      </w:r>
-      <w:r>
-        <w:t>_</w:t>
-      </w:r>
-      <w:r>
-        <w:rPr>
-          <w:lang w:val="en-US"/>
-        </w:rPr>
-        <w:t>sizes</w:t>
-      </w:r>
-      <w:r>
-        <w:t xml:space="preserve"> </w:t>
-      </w:r>
-      <w:r>
-        <w:t>–</w:t>
-      </w:r>
-      <w:r>
-        <w:t xml:space="preserve"> </w:t>
-      </w:r>
-      <w:r>
-        <w:t xml:space="preserve">массив с размерами выборки соответствующими </w:t>
-      </w:r>
-      <w:r>
-        <w:rPr>
-          <w:lang w:val="en-US"/>
-        </w:rPr>
-        <w:t>data</w:t>
-      </w:r>
-      <w:r>
-        <w:t>_</w:t>
-      </w:r>
-      <w:r>
-        <w:rPr>
-          <w:lang w:val="en-US"/>
-        </w:rPr>
-        <w:t>list</w:t>
-      </w:r>
-      <w:r>
-        <w:t xml:space="preserve">. </w:t>
-      </w:r>
-      <w:r>
-        <w:t>Пример графика</w:t>
-      </w:r>
-      <w:r>
-        <w:rPr>
-          <w:lang w:val="en-US"/>
-        </w:rPr>
-        <w:t>:</w:t>
-      </w:r>
-    </w:p>
-    <w:p>
-      <w:pPr>
-        <w:jc w:val="center"/>
-        <w:rPr>
-          <w:lang w:val="en-US"/>
-        </w:rPr>
       </w:pPr>
       <w:r>
         <w:rPr>
           <w:noProof/>
         </w:rPr>
         <w:drawing>
-          <wp:inline distT="0" distB="0" distL="0" distR="0" wp14:anchorId="4E0A3344" wp14:editId="5C68FCA2">
-            <wp:extent cx="5940425" cy="3042920"/>
-            <wp:effectExtent l="0" t="0" r="3175" b="5080"/>
+          <wp:inline distT="0" distB="0" distL="0" distR="0" wp14:anchorId="11361A6A" wp14:editId="793BE92F">
+            <wp:extent cx="5940425" cy="3020060"/>
+            <wp:effectExtent l="0" t="0" r="3175" b="8890"/>
             <wp:docPr id="1" name="Рисунок 1"/>
             <wp:cNvGraphicFramePr>
               <a:graphicFrameLocks xmlns:a="http://schemas.openxmlformats.org/drawingml/2006/main" noChangeAspect="1"/>
@@ -5593,7 +5666,7 @@
                   <pic:spPr>
                     <a:xfrm>
                       <a:off x="0" y="0"/>
-                      <a:ext cx="5940425" cy="3042920"/>
+                      <a:ext cx="5940425" cy="3020060"/>
                     </a:xfrm>
                     <a:prstGeom prst="rect">
                       <a:avLst/>
@@ -5629,61 +5702,286 @@
         <w:rPr>
           <w:lang w:val="en-US"/>
         </w:rPr>
-        <w:t>distribution</w:t>
+        <w:t>emp</w:t>
       </w:r>
     </w:p>
     <w:p/>
     <w:p>
       <w:r>
-        <w:t xml:space="preserve">В функции </w:t>
-      </w:r>
-      <w:r>
         <w:rPr>
           <w:lang w:val="en-US"/>
         </w:rPr>
-        <w:t>main</w:t>
+        <w:t>def</w:t>
       </w:r>
       <w:r>
         <w:t xml:space="preserve"> </w:t>
       </w:r>
       <w:r>
-        <w:t>происходит вызов всех функций и обработка результатов</w:t>
+        <w:rPr>
+          <w:lang w:val="en-US"/>
+        </w:rPr>
+        <w:t>paint</w:t>
+      </w:r>
+      <w:r>
+        <w:t>_</w:t>
+      </w:r>
+      <w:proofErr w:type="gramStart"/>
+      <w:r>
+        <w:rPr>
+          <w:lang w:val="en-US"/>
+        </w:rPr>
+        <w:t>core</w:t>
+      </w:r>
+      <w:r>
+        <w:t>(</w:t>
+      </w:r>
+      <w:proofErr w:type="gramEnd"/>
+      <w:r>
+        <w:rPr>
+          <w:lang w:val="en-US"/>
+        </w:rPr>
+        <w:t>name</w:t>
       </w:r>
       <w:r>
         <w:t xml:space="preserve">, </w:t>
       </w:r>
       <w:r>
-        <w:t xml:space="preserve">используемый </w:t>
-      </w:r>
-      <w:r>
         <w:rPr>
           <w:lang w:val="en-US"/>
         </w:rPr>
-        <w:t>seed</w:t>
+        <w:t>samples</w:t>
+      </w:r>
+      <w:r>
+        <w:t xml:space="preserve">, </w:t>
+      </w:r>
+      <w:r>
+        <w:rPr>
+          <w:lang w:val="en-US"/>
+        </w:rPr>
+        <w:t>sample</w:t>
+      </w:r>
+      <w:r>
+        <w:t>_</w:t>
+      </w:r>
+      <w:r>
+        <w:rPr>
+          <w:lang w:val="en-US"/>
+        </w:rPr>
+        <w:t>sizes</w:t>
+      </w:r>
+      <w:r>
+        <w:t xml:space="preserve">, </w:t>
+      </w:r>
+      <w:proofErr w:type="spellStart"/>
+      <w:r>
+        <w:rPr>
+          <w:lang w:val="en-US"/>
+        </w:rPr>
+        <w:t>dist</w:t>
+      </w:r>
+      <w:proofErr w:type="spellEnd"/>
+      <w:r>
+        <w:t xml:space="preserve">, </w:t>
+      </w:r>
+      <w:r>
+        <w:rPr>
+          <w:lang w:val="en-US"/>
+        </w:rPr>
+        <w:t>interval</w:t>
+      </w:r>
+      <w:r>
+        <w:t xml:space="preserve">) – </w:t>
+      </w:r>
+      <w:r>
+        <w:t>функция</w:t>
       </w:r>
       <w:r>
         <w:t xml:space="preserve"> </w:t>
       </w:r>
       <w:r>
-        <w:t xml:space="preserve">для </w:t>
+        <w:t>построения</w:t>
+      </w:r>
+      <w:r>
+        <w:t xml:space="preserve"> </w:t>
+      </w:r>
+      <w:r>
+        <w:t>ядерной</w:t>
+      </w:r>
+      <w:r>
+        <w:t xml:space="preserve"> </w:t>
+      </w:r>
+      <w:r>
+        <w:t>оценки</w:t>
+      </w:r>
+      <w:r>
+        <w:t xml:space="preserve"> </w:t>
+      </w:r>
+      <w:r>
+        <w:t xml:space="preserve">плотности </w:t>
+      </w:r>
+      <w:r>
+        <w:t>с</w:t>
+      </w:r>
+      <w:r>
+        <w:t xml:space="preserve"> </w:t>
+      </w:r>
+      <w:r>
+        <w:t>помощью</w:t>
+      </w:r>
+      <w:r>
+        <w:t xml:space="preserve"> </w:t>
       </w:r>
       <w:r>
         <w:rPr>
           <w:lang w:val="en-US"/>
         </w:rPr>
-        <w:t>random</w:t>
+        <w:t>matplotlib</w:t>
+      </w:r>
+      <w:r>
+        <w:t xml:space="preserve">. </w:t>
+      </w:r>
+      <w:r>
+        <w:t>Вход</w:t>
+      </w:r>
+      <w:r>
+        <w:t xml:space="preserve">: </w:t>
+      </w:r>
+      <w:r>
+        <w:rPr>
+          <w:lang w:val="en-US"/>
+        </w:rPr>
+        <w:t>name</w:t>
+      </w:r>
+      <w:r>
+        <w:t xml:space="preserve"> – </w:t>
+      </w:r>
+      <w:r>
+        <w:t>название распределения</w:t>
+      </w:r>
+      <w:r>
+        <w:t xml:space="preserve">, </w:t>
+      </w:r>
+      <w:r>
+        <w:rPr>
+          <w:lang w:val="en-US"/>
+        </w:rPr>
+        <w:t>samples</w:t>
       </w:r>
       <w:r>
         <w:t xml:space="preserve"> </w:t>
       </w:r>
       <w:r>
-        <w:t xml:space="preserve">= </w:t>
-      </w:r>
-      <w:r>
-        <w:t>5</w:t>
-      </w:r>
-      <w:r>
-        <w:t>. Пример вывода данных</w:t>
+        <w:t xml:space="preserve">– </w:t>
+      </w:r>
+      <w:proofErr w:type="gramStart"/>
+      <w:r>
+        <w:t>массив</w:t>
+      </w:r>
+      <w:proofErr w:type="gramEnd"/>
+      <w:r>
+        <w:t xml:space="preserve"> состоящий из массивов данных для каждой выборки</w:t>
+      </w:r>
+      <w:r>
+        <w:t xml:space="preserve">, </w:t>
+      </w:r>
+      <w:r>
+        <w:rPr>
+          <w:lang w:val="en-US"/>
+        </w:rPr>
+        <w:t>sample</w:t>
+      </w:r>
+      <w:r>
+        <w:t>_</w:t>
+      </w:r>
+      <w:r>
+        <w:rPr>
+          <w:lang w:val="en-US"/>
+        </w:rPr>
+        <w:t>sizes</w:t>
+      </w:r>
+      <w:r>
+        <w:t xml:space="preserve"> </w:t>
+      </w:r>
+      <w:r>
+        <w:t>–</w:t>
+      </w:r>
+      <w:r>
+        <w:t xml:space="preserve"> </w:t>
+      </w:r>
+      <w:r>
+        <w:t xml:space="preserve">массив с размерами выборки соответствующими </w:t>
+      </w:r>
+      <w:r>
+        <w:rPr>
+          <w:lang w:val="en-US"/>
+        </w:rPr>
+        <w:t>samples</w:t>
+      </w:r>
+      <w:r>
+        <w:t xml:space="preserve">, </w:t>
+      </w:r>
+      <w:proofErr w:type="spellStart"/>
+      <w:r>
+        <w:rPr>
+          <w:lang w:val="en-US"/>
+        </w:rPr>
+        <w:t>dist</w:t>
+      </w:r>
+      <w:proofErr w:type="spellEnd"/>
+      <w:r>
+        <w:t xml:space="preserve"> </w:t>
+      </w:r>
+      <w:r>
+        <w:t>–</w:t>
+      </w:r>
+      <w:r>
+        <w:t xml:space="preserve"> </w:t>
+      </w:r>
+      <w:r>
+        <w:t xml:space="preserve">функция распределения из </w:t>
+      </w:r>
+      <w:proofErr w:type="spellStart"/>
+      <w:r>
+        <w:rPr>
+          <w:lang w:val="en-US"/>
+        </w:rPr>
+        <w:t>scipy</w:t>
+      </w:r>
+      <w:proofErr w:type="spellEnd"/>
+      <w:r>
+        <w:t xml:space="preserve">, </w:t>
+      </w:r>
+      <w:r>
+        <w:rPr>
+          <w:lang w:val="en-US"/>
+        </w:rPr>
+        <w:t>interval</w:t>
+      </w:r>
+      <w:r>
+        <w:t xml:space="preserve"> </w:t>
+      </w:r>
+      <w:r>
+        <w:t>–</w:t>
+      </w:r>
+      <w:r>
+        <w:t xml:space="preserve"> </w:t>
+      </w:r>
+      <w:r>
+        <w:t>интервал</w:t>
+      </w:r>
+      <w:r>
+        <w:t xml:space="preserve">, </w:t>
+      </w:r>
+      <w:r>
+        <w:t xml:space="preserve">на котором </w:t>
+      </w:r>
+      <w:proofErr w:type="spellStart"/>
+      <w:r>
+        <w:t>отрисовывается</w:t>
+      </w:r>
+      <w:proofErr w:type="spellEnd"/>
+      <w:r>
+        <w:t xml:space="preserve"> распределение. Пример графика</w:t>
       </w:r>
       <w:r>
         <w:t>:</w:t>
@@ -5701,10 +5999,10 @@
           <w:noProof/>
         </w:rPr>
         <w:drawing>
-          <wp:inline distT="0" distB="0" distL="0" distR="0" wp14:anchorId="3F58C223" wp14:editId="4B1C9D31">
-            <wp:extent cx="4733925" cy="781050"/>
-            <wp:effectExtent l="0" t="0" r="9525" b="0"/>
-            <wp:docPr id="8" name="Рисунок 8"/>
+          <wp:inline distT="0" distB="0" distL="0" distR="0" wp14:anchorId="06016DDB" wp14:editId="2DA1F8D8">
+            <wp:extent cx="5940425" cy="2937510"/>
+            <wp:effectExtent l="0" t="0" r="3175" b="0"/>
+            <wp:docPr id="2" name="Рисунок 2"/>
             <wp:cNvGraphicFramePr>
               <a:graphicFrameLocks xmlns:a="http://schemas.openxmlformats.org/drawingml/2006/main" noChangeAspect="1"/>
             </wp:cNvGraphicFramePr>
@@ -5724,7 +6022,7 @@
                   <pic:spPr>
                     <a:xfrm>
                       <a:off x="0" y="0"/>
-                      <a:ext cx="4733925" cy="781050"/>
+                      <a:ext cx="5940425" cy="2937510"/>
                     </a:xfrm>
                     <a:prstGeom prst="rect">
                       <a:avLst/>
@@ -5748,13 +6046,25 @@
         <w:t>2</w:t>
       </w:r>
       <w:r>
-        <w:t xml:space="preserve">. Пример вывода в </w:t>
+        <w:t>. Пример графика для функции</w:t>
+      </w:r>
+      <w:r>
+        <w:t xml:space="preserve"> </w:t>
       </w:r>
       <w:r>
         <w:rPr>
           <w:lang w:val="en-US"/>
         </w:rPr>
-        <w:t>main</w:t>
+        <w:t>paint</w:t>
+      </w:r>
+      <w:r>
+        <w:t>_</w:t>
+      </w:r>
+      <w:r>
+        <w:rPr>
+          <w:lang w:val="en-US"/>
+        </w:rPr>
+        <w:t>core</w:t>
       </w:r>
     </w:p>
     <w:p/>
@@ -5762,8 +6072,9 @@
       <w:pPr>
         <w:pStyle w:val="1"/>
       </w:pPr>
-      <w:bookmarkStart w:id="7" w:name="_Toc222180073"/>
-      <w:r>
+      <w:bookmarkStart w:id="7" w:name="_Toc223095718"/>
+      <w:r>
+        <w:lastRenderedPageBreak/>
         <w:t>Результаты</w:t>
       </w:r>
       <w:r>
@@ -5775,7 +6086,7 @@
       <w:pPr>
         <w:pStyle w:val="2"/>
       </w:pPr>
-      <w:bookmarkStart w:id="8" w:name="_Toc222180074"/>
+      <w:bookmarkStart w:id="8" w:name="_Toc223095719"/>
       <w:r>
         <w:t>Нормальное распределение</w:t>
       </w:r>
@@ -5785,142 +6096,155 @@
       <w:pPr>
         <w:pStyle w:val="3"/>
       </w:pPr>
-      <w:bookmarkStart w:id="9" w:name="_Toc222180075"/>
-      <w:r>
-        <w:t>Доля аномальных значений</w:t>
+      <w:bookmarkStart w:id="9" w:name="_Toc223095720"/>
+      <w:r>
+        <w:t>Эмпирическая функция распределения</w:t>
       </w:r>
       <w:bookmarkEnd w:id="9"/>
     </w:p>
-    <w:tbl>
-      <w:tblPr>
-        <w:tblStyle w:val="af"/>
-        <w:tblW w:w="0" w:type="auto"/>
+    <w:p>
+      <w:r>
+        <w:rPr>
+          <w:noProof/>
+        </w:rPr>
+        <w:drawing>
+          <wp:inline distT="0" distB="0" distL="0" distR="0" wp14:anchorId="4063550C" wp14:editId="01F50B43">
+            <wp:extent cx="5940425" cy="3020060"/>
+            <wp:effectExtent l="0" t="0" r="3175" b="8890"/>
+            <wp:docPr id="4" name="Рисунок 4"/>
+            <wp:cNvGraphicFramePr>
+              <a:graphicFrameLocks xmlns:a="http://schemas.openxmlformats.org/drawingml/2006/main" noChangeAspect="1"/>
+            </wp:cNvGraphicFramePr>
+            <a:graphic xmlns:a="http://schemas.openxmlformats.org/drawingml/2006/main">
+              <a:graphicData uri="http://schemas.openxmlformats.org/drawingml/2006/picture">
+                <pic:pic xmlns:pic="http://schemas.openxmlformats.org/drawingml/2006/picture">
+                  <pic:nvPicPr>
+                    <pic:cNvPr id="1" name=""/>
+                    <pic:cNvPicPr/>
+                  </pic:nvPicPr>
+                  <pic:blipFill>
+                    <a:blip r:embed="rId8"/>
+                    <a:stretch>
+                      <a:fillRect/>
+                    </a:stretch>
+                  </pic:blipFill>
+                  <pic:spPr>
+                    <a:xfrm>
+                      <a:off x="0" y="0"/>
+                      <a:ext cx="5940425" cy="3020060"/>
+                    </a:xfrm>
+                    <a:prstGeom prst="rect">
+                      <a:avLst/>
+                    </a:prstGeom>
+                  </pic:spPr>
+                </pic:pic>
+              </a:graphicData>
+            </a:graphic>
+          </wp:inline>
+        </w:drawing>
+      </w:r>
+    </w:p>
+    <w:p>
+      <w:pPr>
         <w:jc w:val="center"/>
-        <w:tblLook w:val="04A0" w:firstRow="1" w:lastRow="0" w:firstColumn="1" w:lastColumn="0" w:noHBand="0" w:noVBand="1"/>
-      </w:tblPr>
-      <w:tblGrid>
-        <w:gridCol w:w="1748"/>
-        <w:gridCol w:w="2495"/>
-      </w:tblGrid>
-      <w:tr>
-        <w:trPr>
-          <w:jc w:val="center"/>
-        </w:trPr>
-        <w:tc>
-          <w:tcPr>
-            <w:tcW w:w="0" w:type="auto"/>
-          </w:tcPr>
-          <w:p>
-            <w:pPr>
-              <w:jc w:val="center"/>
-            </w:pPr>
-            <w:r>
-              <w:t>Размер выборки</w:t>
-            </w:r>
-          </w:p>
-        </w:tc>
-        <w:tc>
-          <w:tcPr>
-            <w:tcW w:w="0" w:type="auto"/>
-          </w:tcPr>
-          <w:p>
-            <w:pPr>
-              <w:jc w:val="center"/>
-            </w:pPr>
-            <w:r>
-              <w:t xml:space="preserve"> Средняя доля выбросов</w:t>
-            </w:r>
-          </w:p>
-        </w:tc>
-      </w:tr>
-      <w:tr>
-        <w:trPr>
-          <w:jc w:val="center"/>
-        </w:trPr>
-        <w:tc>
-          <w:tcPr>
-            <w:tcW w:w="0" w:type="auto"/>
-          </w:tcPr>
-          <w:p>
-            <w:pPr>
-              <w:jc w:val="center"/>
-            </w:pPr>
-            <w:r>
-              <w:t>20</w:t>
-            </w:r>
-          </w:p>
-        </w:tc>
-        <w:tc>
-          <w:tcPr>
-            <w:tcW w:w="0" w:type="auto"/>
-          </w:tcPr>
-          <w:p>
-            <w:pPr>
-              <w:jc w:val="center"/>
-            </w:pPr>
-            <w:r>
-              <w:t xml:space="preserve"> 0.02</w:t>
-            </w:r>
-          </w:p>
-        </w:tc>
-      </w:tr>
-      <w:tr>
-        <w:trPr>
-          <w:jc w:val="center"/>
-        </w:trPr>
-        <w:tc>
-          <w:tcPr>
-            <w:tcW w:w="0" w:type="auto"/>
-          </w:tcPr>
-          <w:p>
-            <w:pPr>
-              <w:jc w:val="center"/>
-            </w:pPr>
-            <w:r>
-              <w:t>100</w:t>
-            </w:r>
-          </w:p>
-        </w:tc>
-        <w:tc>
-          <w:tcPr>
-            <w:tcW w:w="0" w:type="auto"/>
-          </w:tcPr>
-          <w:p>
-            <w:pPr>
-              <w:jc w:val="center"/>
-            </w:pPr>
-            <w:r>
-              <w:t xml:space="preserve"> 0.01</w:t>
-            </w:r>
-          </w:p>
-        </w:tc>
-      </w:tr>
-    </w:tbl>
+      </w:pPr>
+      <w:r>
+        <w:t xml:space="preserve">Рис 3. </w:t>
+      </w:r>
+      <w:r>
+        <w:t>Эмпирическая функция распределения</w:t>
+      </w:r>
+      <w:r>
+        <w:t xml:space="preserve"> для нормального распределения</w:t>
+      </w:r>
+    </w:p>
+    <w:p/>
+    <w:p>
+      <w:pPr>
+        <w:pStyle w:val="3"/>
+      </w:pPr>
+      <w:bookmarkStart w:id="10" w:name="_Toc223095721"/>
+      <w:r>
+        <w:t>Ядерная оценка плотности</w:t>
+      </w:r>
+      <w:bookmarkEnd w:id="10"/>
+    </w:p>
+    <w:p>
+      <w:r>
+        <w:rPr>
+          <w:noProof/>
+        </w:rPr>
+        <w:drawing>
+          <wp:inline distT="0" distB="0" distL="0" distR="0" wp14:anchorId="5270EC11" wp14:editId="20183382">
+            <wp:extent cx="5940425" cy="2937510"/>
+            <wp:effectExtent l="0" t="0" r="3175" b="0"/>
+            <wp:docPr id="3" name="Рисунок 3"/>
+            <wp:cNvGraphicFramePr>
+              <a:graphicFrameLocks xmlns:a="http://schemas.openxmlformats.org/drawingml/2006/main" noChangeAspect="1"/>
+            </wp:cNvGraphicFramePr>
+            <a:graphic xmlns:a="http://schemas.openxmlformats.org/drawingml/2006/main">
+              <a:graphicData uri="http://schemas.openxmlformats.org/drawingml/2006/picture">
+                <pic:pic xmlns:pic="http://schemas.openxmlformats.org/drawingml/2006/picture">
+                  <pic:nvPicPr>
+                    <pic:cNvPr id="1" name=""/>
+                    <pic:cNvPicPr/>
+                  </pic:nvPicPr>
+                  <pic:blipFill>
+                    <a:blip r:embed="rId9"/>
+                    <a:stretch>
+                      <a:fillRect/>
+                    </a:stretch>
+                  </pic:blipFill>
+                  <pic:spPr>
+                    <a:xfrm>
+                      <a:off x="0" y="0"/>
+                      <a:ext cx="5940425" cy="2937510"/>
+                    </a:xfrm>
+                    <a:prstGeom prst="rect">
+                      <a:avLst/>
+                    </a:prstGeom>
+                  </pic:spPr>
+                </pic:pic>
+              </a:graphicData>
+            </a:graphic>
+          </wp:inline>
+        </w:drawing>
+      </w:r>
+    </w:p>
     <w:p>
       <w:pPr>
         <w:jc w:val="center"/>
       </w:pPr>
       <w:r>
-        <w:t xml:space="preserve">Рис 3. </w:t>
-      </w:r>
-      <w:r>
-        <w:t>Доля аномальных значений</w:t>
+        <w:t xml:space="preserve">Рис 4. </w:t>
+      </w:r>
+      <w:r>
+        <w:t>Ядерная оценка плотности</w:t>
       </w:r>
       <w:r>
         <w:t xml:space="preserve"> для нормального распределения</w:t>
       </w:r>
     </w:p>
-    <w:p/>
+    <w:p>
+      <w:pPr>
+        <w:pStyle w:val="2"/>
+      </w:pPr>
+      <w:bookmarkStart w:id="11" w:name="_Toc223095722"/>
+      <w:r>
+        <w:lastRenderedPageBreak/>
+        <w:t>Распределение Коши</w:t>
+      </w:r>
+      <w:bookmarkEnd w:id="11"/>
+    </w:p>
     <w:p>
       <w:pPr>
         <w:pStyle w:val="3"/>
       </w:pPr>
-      <w:bookmarkStart w:id="10" w:name="_Toc222180076"/>
-      <w:r>
-        <w:lastRenderedPageBreak/>
-        <w:t>Боксплоты Тьюки</w:t>
-      </w:r>
-      <w:bookmarkEnd w:id="10"/>
+      <w:bookmarkStart w:id="12" w:name="_Toc223095723"/>
+      <w:r>
+        <w:t>Эмпирическая функция распределения</w:t>
+      </w:r>
+      <w:bookmarkEnd w:id="12"/>
     </w:p>
     <w:p>
       <w:r>
@@ -5928,10 +6252,10 @@
           <w:noProof/>
         </w:rPr>
         <w:drawing>
-          <wp:inline distT="0" distB="0" distL="0" distR="0" wp14:anchorId="466A334E" wp14:editId="7EB8F721">
-            <wp:extent cx="5940425" cy="2961005"/>
-            <wp:effectExtent l="0" t="0" r="3175" b="0"/>
-            <wp:docPr id="12" name="Рисунок 12"/>
+          <wp:inline distT="0" distB="0" distL="0" distR="0" wp14:anchorId="27F42981" wp14:editId="4B2FEA6B">
+            <wp:extent cx="5940425" cy="2988945"/>
+            <wp:effectExtent l="0" t="0" r="3175" b="1905"/>
+            <wp:docPr id="5" name="Рисунок 5"/>
             <wp:cNvGraphicFramePr>
               <a:graphicFrameLocks xmlns:a="http://schemas.openxmlformats.org/drawingml/2006/main" noChangeAspect="1"/>
             </wp:cNvGraphicFramePr>
@@ -5951,7 +6275,7 @@
                   <pic:spPr>
                     <a:xfrm>
                       <a:off x="0" y="0"/>
-                      <a:ext cx="5940425" cy="2961005"/>
+                      <a:ext cx="5940425" cy="2988945"/>
                     </a:xfrm>
                     <a:prstGeom prst="rect">
                       <a:avLst/>
@@ -5969,177 +6293,38 @@
         <w:jc w:val="center"/>
       </w:pPr>
       <w:r>
-        <w:t xml:space="preserve">Рис 4. </w:t>
-      </w:r>
-      <w:r>
-        <w:t>Боксплоты Тьюки</w:t>
-      </w:r>
-      <w:r>
-        <w:t xml:space="preserve"> для нормального распределения</w:t>
-      </w:r>
-    </w:p>
-    <w:p>
-      <w:pPr>
-        <w:pStyle w:val="2"/>
-      </w:pPr>
-      <w:bookmarkStart w:id="11" w:name="_Toc222180077"/>
-      <w:r>
-        <w:t>Распределение Коши</w:t>
-      </w:r>
-      <w:bookmarkEnd w:id="11"/>
+        <w:t xml:space="preserve">Рис 5. </w:t>
+      </w:r>
+      <w:r>
+        <w:t>Эмпирическая функция распределения</w:t>
+      </w:r>
+      <w:r>
+        <w:t xml:space="preserve"> для распределения Коши</w:t>
+      </w:r>
     </w:p>
     <w:p>
       <w:pPr>
         <w:pStyle w:val="3"/>
       </w:pPr>
-      <w:bookmarkStart w:id="12" w:name="_Toc222180078"/>
-      <w:r>
-        <w:t>Доля аномальных значений</w:t>
-      </w:r>
-      <w:bookmarkEnd w:id="12"/>
-    </w:p>
-    <w:tbl>
-      <w:tblPr>
-        <w:tblStyle w:val="af"/>
-        <w:tblW w:w="0" w:type="auto"/>
+      <w:bookmarkStart w:id="13" w:name="_Toc223095724"/>
+      <w:r>
+        <w:t>Ядерная оценка плотности</w:t>
+      </w:r>
+      <w:bookmarkEnd w:id="13"/>
+    </w:p>
+    <w:p>
+      <w:pPr>
         <w:jc w:val="center"/>
-        <w:tblLook w:val="04A0" w:firstRow="1" w:lastRow="0" w:firstColumn="1" w:lastColumn="0" w:noHBand="0" w:noVBand="1"/>
-      </w:tblPr>
-      <w:tblGrid>
-        <w:gridCol w:w="1748"/>
-        <w:gridCol w:w="2495"/>
-      </w:tblGrid>
-      <w:tr>
-        <w:trPr>
-          <w:jc w:val="center"/>
-        </w:trPr>
-        <w:tc>
-          <w:tcPr>
-            <w:tcW w:w="0" w:type="auto"/>
-          </w:tcPr>
-          <w:p>
-            <w:pPr>
-              <w:jc w:val="center"/>
-            </w:pPr>
-            <w:r>
-              <w:t>Размер выборки</w:t>
-            </w:r>
-          </w:p>
-        </w:tc>
-        <w:tc>
-          <w:tcPr>
-            <w:tcW w:w="0" w:type="auto"/>
-          </w:tcPr>
-          <w:p>
-            <w:pPr>
-              <w:jc w:val="center"/>
-            </w:pPr>
-            <w:r>
-              <w:t xml:space="preserve"> Средняя доля выбросов</w:t>
-            </w:r>
-          </w:p>
-        </w:tc>
-      </w:tr>
-      <w:tr>
-        <w:trPr>
-          <w:jc w:val="center"/>
-        </w:trPr>
-        <w:tc>
-          <w:tcPr>
-            <w:tcW w:w="0" w:type="auto"/>
-          </w:tcPr>
-          <w:p>
-            <w:pPr>
-              <w:jc w:val="center"/>
-            </w:pPr>
-            <w:r>
-              <w:t>20</w:t>
-            </w:r>
-          </w:p>
-        </w:tc>
-        <w:tc>
-          <w:tcPr>
-            <w:tcW w:w="0" w:type="auto"/>
-          </w:tcPr>
-          <w:p>
-            <w:pPr>
-              <w:jc w:val="center"/>
-            </w:pPr>
-            <w:r>
-              <w:t xml:space="preserve"> 0.15</w:t>
-            </w:r>
-          </w:p>
-        </w:tc>
-      </w:tr>
-      <w:tr>
-        <w:trPr>
-          <w:jc w:val="center"/>
-        </w:trPr>
-        <w:tc>
-          <w:tcPr>
-            <w:tcW w:w="0" w:type="auto"/>
-          </w:tcPr>
-          <w:p>
-            <w:pPr>
-              <w:jc w:val="center"/>
-            </w:pPr>
-            <w:r>
-              <w:t>100</w:t>
-            </w:r>
-          </w:p>
-        </w:tc>
-        <w:tc>
-          <w:tcPr>
-            <w:tcW w:w="0" w:type="auto"/>
-          </w:tcPr>
-          <w:p>
-            <w:pPr>
-              <w:jc w:val="center"/>
-            </w:pPr>
-            <w:r>
-              <w:t xml:space="preserve"> 0.15</w:t>
-            </w:r>
-          </w:p>
-        </w:tc>
-      </w:tr>
-    </w:tbl>
-    <w:p>
-      <w:pPr>
-        <w:jc w:val="center"/>
-      </w:pPr>
-      <w:r>
-        <w:t xml:space="preserve">Рис 5. </w:t>
-      </w:r>
-      <w:r>
-        <w:t>Доля аномальных значений</w:t>
-      </w:r>
-      <w:r>
-        <w:t xml:space="preserve"> для распределения Коши</w:t>
-      </w:r>
-    </w:p>
-    <w:p>
-      <w:pPr>
-        <w:pStyle w:val="3"/>
-      </w:pPr>
-      <w:bookmarkStart w:id="13" w:name="_Toc222180079"/>
-      <w:r>
-        <w:t>Боксплоты Тьюки</w:t>
-      </w:r>
-      <w:bookmarkEnd w:id="13"/>
-    </w:p>
-    <w:p>
-      <w:pPr>
-        <w:jc w:val="center"/>
       </w:pPr>
       <w:r>
         <w:rPr>
           <w:noProof/>
         </w:rPr>
         <w:drawing>
-          <wp:inline distT="0" distB="0" distL="0" distR="0" wp14:anchorId="64836AFB" wp14:editId="68DF2C25">
-            <wp:extent cx="5940425" cy="3018155"/>
+          <wp:inline distT="0" distB="0" distL="0" distR="0" wp14:anchorId="7DCCE68A" wp14:editId="1A39B07E">
+            <wp:extent cx="5940425" cy="2897505"/>
             <wp:effectExtent l="0" t="0" r="3175" b="0"/>
-            <wp:docPr id="13" name="Рисунок 13"/>
+            <wp:docPr id="6" name="Рисунок 6"/>
             <wp:cNvGraphicFramePr>
               <a:graphicFrameLocks xmlns:a="http://schemas.openxmlformats.org/drawingml/2006/main" noChangeAspect="1"/>
             </wp:cNvGraphicFramePr>
@@ -6159,7 +6344,7 @@
                   <pic:spPr>
                     <a:xfrm>
                       <a:off x="0" y="0"/>
-                      <a:ext cx="5940425" cy="3018155"/>
+                      <a:ext cx="5940425" cy="2897505"/>
                     </a:xfrm>
                     <a:prstGeom prst="rect">
                       <a:avLst/>
@@ -6180,7 +6365,7 @@
         <w:t xml:space="preserve">Рис 6. </w:t>
       </w:r>
       <w:r>
-        <w:t>Боксплоты Тьюки</w:t>
+        <w:t>Ядерная оценка плотности</w:t>
       </w:r>
       <w:r>
         <w:t xml:space="preserve"> для распределения Коши</w:t>
@@ -6188,12 +6373,22 @@
     </w:p>
     <w:p/>
     <w:p/>
+    <w:p/>
+    <w:p/>
+    <w:p/>
+    <w:p/>
+    <w:p/>
+    <w:p/>
+    <w:p/>
+    <w:p/>
+    <w:p/>
     <w:p>
       <w:pPr>
         <w:pStyle w:val="2"/>
       </w:pPr>
-      <w:bookmarkStart w:id="14" w:name="_Toc222180080"/>
-      <w:r>
+      <w:bookmarkStart w:id="14" w:name="_Toc223095725"/>
+      <w:r>
+        <w:lastRenderedPageBreak/>
         <w:t>Распределение Лапласа</w:t>
       </w:r>
       <w:bookmarkEnd w:id="14"/>
@@ -6202,153 +6397,26 @@
       <w:pPr>
         <w:pStyle w:val="3"/>
       </w:pPr>
-      <w:bookmarkStart w:id="15" w:name="_Toc222180081"/>
-      <w:r>
-        <w:t>Доля аномальных значений</w:t>
+      <w:bookmarkStart w:id="15" w:name="_Toc223095726"/>
+      <w:r>
+        <w:t>Эмпирическая функция распределения</w:t>
       </w:r>
       <w:bookmarkEnd w:id="15"/>
     </w:p>
     <w:p/>
-    <w:tbl>
-      <w:tblPr>
-        <w:tblStyle w:val="af"/>
-        <w:tblW w:w="0" w:type="auto"/>
+    <w:p>
+      <w:pPr>
         <w:jc w:val="center"/>
-        <w:tblLook w:val="04A0" w:firstRow="1" w:lastRow="0" w:firstColumn="1" w:lastColumn="0" w:noHBand="0" w:noVBand="1"/>
-      </w:tblPr>
-      <w:tblGrid>
-        <w:gridCol w:w="1748"/>
-        <w:gridCol w:w="2495"/>
-      </w:tblGrid>
-      <w:tr>
-        <w:trPr>
-          <w:jc w:val="center"/>
-        </w:trPr>
-        <w:tc>
-          <w:tcPr>
-            <w:tcW w:w="0" w:type="auto"/>
-          </w:tcPr>
-          <w:p>
-            <w:pPr>
-              <w:jc w:val="center"/>
-            </w:pPr>
-            <w:r>
-              <w:t>Размер выборки</w:t>
-            </w:r>
-          </w:p>
-        </w:tc>
-        <w:tc>
-          <w:tcPr>
-            <w:tcW w:w="0" w:type="auto"/>
-          </w:tcPr>
-          <w:p>
-            <w:pPr>
-              <w:jc w:val="center"/>
-            </w:pPr>
-            <w:r>
-              <w:t xml:space="preserve"> Средняя доля выбросов</w:t>
-            </w:r>
-          </w:p>
-        </w:tc>
-      </w:tr>
-      <w:tr>
-        <w:trPr>
-          <w:jc w:val="center"/>
-        </w:trPr>
-        <w:tc>
-          <w:tcPr>
-            <w:tcW w:w="0" w:type="auto"/>
-          </w:tcPr>
-          <w:p>
-            <w:pPr>
-              <w:jc w:val="center"/>
-            </w:pPr>
-            <w:r>
-              <w:t>20</w:t>
-            </w:r>
-          </w:p>
-        </w:tc>
-        <w:tc>
-          <w:tcPr>
-            <w:tcW w:w="0" w:type="auto"/>
-          </w:tcPr>
-          <w:p>
-            <w:pPr>
-              <w:jc w:val="center"/>
-            </w:pPr>
-            <w:r>
-              <w:t xml:space="preserve"> 0.08</w:t>
-            </w:r>
-          </w:p>
-        </w:tc>
-      </w:tr>
-      <w:tr>
-        <w:trPr>
-          <w:jc w:val="center"/>
-        </w:trPr>
-        <w:tc>
-          <w:tcPr>
-            <w:tcW w:w="0" w:type="auto"/>
-          </w:tcPr>
-          <w:p>
-            <w:pPr>
-              <w:jc w:val="center"/>
-            </w:pPr>
-            <w:r>
-              <w:lastRenderedPageBreak/>
-              <w:t>100</w:t>
-            </w:r>
-          </w:p>
-        </w:tc>
-        <w:tc>
-          <w:tcPr>
-            <w:tcW w:w="0" w:type="auto"/>
-          </w:tcPr>
-          <w:p>
-            <w:pPr>
-              <w:jc w:val="center"/>
-            </w:pPr>
-            <w:r>
-              <w:t xml:space="preserve"> 0.07</w:t>
-            </w:r>
-          </w:p>
-        </w:tc>
-      </w:tr>
-    </w:tbl>
-    <w:p>
-      <w:pPr>
-        <w:jc w:val="center"/>
-      </w:pPr>
-      <w:r>
-        <w:t xml:space="preserve">Рис 7. </w:t>
-      </w:r>
-      <w:r>
-        <w:t>Доля аномальных значений</w:t>
-      </w:r>
-      <w:r>
-        <w:t xml:space="preserve"> для распределения Лапласа</w:t>
-      </w:r>
-    </w:p>
-    <w:p>
-      <w:pPr>
-        <w:pStyle w:val="3"/>
-      </w:pPr>
-      <w:bookmarkStart w:id="16" w:name="_Toc222180082"/>
-      <w:r>
-        <w:t>Боксплоты Тьюки</w:t>
-      </w:r>
-      <w:bookmarkEnd w:id="16"/>
-    </w:p>
-    <w:p>
+      </w:pPr>
       <w:r>
         <w:rPr>
           <w:noProof/>
         </w:rPr>
         <w:drawing>
-          <wp:inline distT="0" distB="0" distL="0" distR="0" wp14:anchorId="1B863155" wp14:editId="5F32FCBA">
-            <wp:extent cx="5940425" cy="3033395"/>
+          <wp:inline distT="0" distB="0" distL="0" distR="0" wp14:anchorId="51A67348" wp14:editId="70C11A03">
+            <wp:extent cx="5940425" cy="2953385"/>
             <wp:effectExtent l="0" t="0" r="3175" b="0"/>
-            <wp:docPr id="16" name="Рисунок 16"/>
+            <wp:docPr id="7" name="Рисунок 7"/>
             <wp:cNvGraphicFramePr>
               <a:graphicFrameLocks xmlns:a="http://schemas.openxmlformats.org/drawingml/2006/main" noChangeAspect="1"/>
             </wp:cNvGraphicFramePr>
@@ -6368,7 +6436,7 @@
                   <pic:spPr>
                     <a:xfrm>
                       <a:off x="0" y="0"/>
-                      <a:ext cx="5940425" cy="3033395"/>
+                      <a:ext cx="5940425" cy="2953385"/>
                     </a:xfrm>
                     <a:prstGeom prst="rect">
                       <a:avLst/>
@@ -6380,184 +6448,36 @@
           </wp:inline>
         </w:drawing>
       </w:r>
-    </w:p>
-    <w:p>
-      <w:pPr>
-        <w:jc w:val="center"/>
-      </w:pPr>
-      <w:r>
-        <w:t xml:space="preserve">Рис 8. </w:t>
-      </w:r>
-      <w:r>
-        <w:t>Боксплоты Тьюки</w:t>
+      <w:r>
+        <w:t xml:space="preserve">Рис 7. </w:t>
+      </w:r>
+      <w:r>
+        <w:t>Эмпирическая функция распределения</w:t>
       </w:r>
       <w:r>
         <w:t xml:space="preserve"> для распределения Лапласа</w:t>
       </w:r>
     </w:p>
-    <w:p/>
-    <w:p>
-      <w:pPr>
-        <w:pStyle w:val="2"/>
-      </w:pPr>
-      <w:bookmarkStart w:id="17" w:name="_Toc222180083"/>
-      <w:r>
-        <w:t>Распределение Пуассона</w:t>
-      </w:r>
-      <w:bookmarkEnd w:id="17"/>
-    </w:p>
     <w:p>
       <w:pPr>
         <w:pStyle w:val="3"/>
       </w:pPr>
-      <w:bookmarkStart w:id="18" w:name="_Toc222180084"/>
-      <w:r>
-        <w:t>Доля аномальных значений</w:t>
-      </w:r>
-      <w:bookmarkEnd w:id="18"/>
-    </w:p>
-    <w:tbl>
-      <w:tblPr>
-        <w:tblStyle w:val="af"/>
-        <w:tblW w:w="0" w:type="auto"/>
-        <w:jc w:val="center"/>
-        <w:tblLook w:val="04A0" w:firstRow="1" w:lastRow="0" w:firstColumn="1" w:lastColumn="0" w:noHBand="0" w:noVBand="1"/>
-      </w:tblPr>
-      <w:tblGrid>
-        <w:gridCol w:w="1748"/>
-        <w:gridCol w:w="2495"/>
-      </w:tblGrid>
-      <w:tr>
-        <w:trPr>
-          <w:jc w:val="center"/>
-        </w:trPr>
-        <w:tc>
-          <w:tcPr>
-            <w:tcW w:w="0" w:type="auto"/>
-          </w:tcPr>
-          <w:p>
-            <w:pPr>
-              <w:jc w:val="center"/>
-            </w:pPr>
-            <w:r>
-              <w:t>Размер выборки</w:t>
-            </w:r>
-          </w:p>
-        </w:tc>
-        <w:tc>
-          <w:tcPr>
-            <w:tcW w:w="0" w:type="auto"/>
-          </w:tcPr>
-          <w:p>
-            <w:pPr>
-              <w:jc w:val="center"/>
-            </w:pPr>
-            <w:r>
-              <w:t xml:space="preserve"> Средняя доля выбросов</w:t>
-            </w:r>
-          </w:p>
-        </w:tc>
-      </w:tr>
-      <w:tr>
-        <w:trPr>
-          <w:jc w:val="center"/>
-        </w:trPr>
-        <w:tc>
-          <w:tcPr>
-            <w:tcW w:w="0" w:type="auto"/>
-          </w:tcPr>
-          <w:p>
-            <w:pPr>
-              <w:jc w:val="center"/>
-            </w:pPr>
-            <w:r>
-              <w:t>20</w:t>
-            </w:r>
-          </w:p>
-        </w:tc>
-        <w:tc>
-          <w:tcPr>
-            <w:tcW w:w="0" w:type="auto"/>
-          </w:tcPr>
-          <w:p>
-            <w:pPr>
-              <w:jc w:val="center"/>
-            </w:pPr>
-            <w:r>
-              <w:t xml:space="preserve"> 0.03</w:t>
-            </w:r>
-          </w:p>
-        </w:tc>
-      </w:tr>
-      <w:tr>
-        <w:trPr>
-          <w:jc w:val="center"/>
-        </w:trPr>
-        <w:tc>
-          <w:tcPr>
-            <w:tcW w:w="0" w:type="auto"/>
-          </w:tcPr>
-          <w:p>
-            <w:pPr>
-              <w:jc w:val="center"/>
-            </w:pPr>
-            <w:r>
-              <w:t>100</w:t>
-            </w:r>
-          </w:p>
-        </w:tc>
-        <w:tc>
-          <w:tcPr>
-            <w:tcW w:w="0" w:type="auto"/>
-          </w:tcPr>
-          <w:p>
-            <w:pPr>
-              <w:jc w:val="center"/>
-            </w:pPr>
-            <w:r>
-              <w:t xml:space="preserve"> 0.01</w:t>
-            </w:r>
-          </w:p>
-        </w:tc>
-      </w:tr>
-    </w:tbl>
-    <w:p>
-      <w:pPr>
-        <w:jc w:val="center"/>
-      </w:pPr>
-      <w:r>
-        <w:t xml:space="preserve">Рис 9. </w:t>
-      </w:r>
-      <w:r>
-        <w:t>Доля аномальных значений</w:t>
-      </w:r>
-      <w:r>
-        <w:t xml:space="preserve"> для распределения Пуассона</w:t>
-      </w:r>
-    </w:p>
-    <w:p>
-      <w:pPr>
-        <w:pStyle w:val="3"/>
-      </w:pPr>
-      <w:bookmarkStart w:id="19" w:name="_Toc222180085"/>
-      <w:r>
-        <w:t>Боксплоты Тьюки</w:t>
-      </w:r>
-      <w:bookmarkEnd w:id="19"/>
-    </w:p>
-    <w:p>
-      <w:pPr>
-        <w:jc w:val="center"/>
-      </w:pPr>
+      <w:bookmarkStart w:id="16" w:name="_Toc223095727"/>
+      <w:r>
+        <w:t>Ядерная оценка плотности</w:t>
+      </w:r>
+      <w:bookmarkEnd w:id="16"/>
+    </w:p>
+    <w:p>
       <w:r>
         <w:rPr>
           <w:noProof/>
         </w:rPr>
         <w:drawing>
-          <wp:inline distT="0" distB="0" distL="0" distR="0" wp14:anchorId="2189A980" wp14:editId="687150B0">
-            <wp:extent cx="5940425" cy="3044825"/>
+          <wp:inline distT="0" distB="0" distL="0" distR="0" wp14:anchorId="68FD06CE" wp14:editId="3679BCF8">
+            <wp:extent cx="5940425" cy="2911475"/>
             <wp:effectExtent l="0" t="0" r="3175" b="3175"/>
-            <wp:docPr id="17" name="Рисунок 17"/>
+            <wp:docPr id="9" name="Рисунок 9"/>
             <wp:cNvGraphicFramePr>
               <a:graphicFrameLocks xmlns:a="http://schemas.openxmlformats.org/drawingml/2006/main" noChangeAspect="1"/>
             </wp:cNvGraphicFramePr>
@@ -6577,7 +6497,7 @@
                   <pic:spPr>
                     <a:xfrm>
                       <a:off x="0" y="0"/>
-                      <a:ext cx="5940425" cy="3044825"/>
+                      <a:ext cx="5940425" cy="2911475"/>
                     </a:xfrm>
                     <a:prstGeom prst="rect">
                       <a:avLst/>
@@ -6590,170 +6510,41 @@
         </w:drawing>
       </w:r>
     </w:p>
+    <w:p>
+      <w:pPr>
+        <w:jc w:val="center"/>
+      </w:pPr>
+      <w:r>
+        <w:t xml:space="preserve">Рис 8. </w:t>
+      </w:r>
+      <w:r>
+        <w:t>Ядерная оценка плотности</w:t>
+      </w:r>
+      <w:r>
+        <w:t xml:space="preserve"> для распределения Лапласа</w:t>
+      </w:r>
+    </w:p>
     <w:p/>
     <w:p>
       <w:pPr>
-        <w:jc w:val="center"/>
-      </w:pPr>
-      <w:r>
-        <w:t xml:space="preserve">Рис 10. </w:t>
-      </w:r>
-      <w:r>
-        <w:t>Боксплоты Тьюки</w:t>
-      </w:r>
-      <w:r>
-        <w:t xml:space="preserve"> для распределения Пуассона</w:t>
-      </w:r>
-    </w:p>
-    <w:p>
-      <w:pPr>
         <w:pStyle w:val="2"/>
       </w:pPr>
-      <w:bookmarkStart w:id="20" w:name="_Toc222180086"/>
+      <w:bookmarkStart w:id="17" w:name="_Toc223095728"/>
       <w:r>
         <w:lastRenderedPageBreak/>
-        <w:t>Распределение равномерное</w:t>
-      </w:r>
-      <w:bookmarkEnd w:id="20"/>
+        <w:t>Распределение Пуассона</w:t>
+      </w:r>
+      <w:bookmarkEnd w:id="17"/>
     </w:p>
     <w:p>
       <w:pPr>
         <w:pStyle w:val="3"/>
       </w:pPr>
-      <w:bookmarkStart w:id="21" w:name="_Toc222180087"/>
-      <w:r>
-        <w:t>Доля аномальных значений</w:t>
-      </w:r>
-      <w:bookmarkEnd w:id="21"/>
-    </w:p>
-    <w:tbl>
-      <w:tblPr>
-        <w:tblStyle w:val="af"/>
-        <w:tblW w:w="0" w:type="auto"/>
-        <w:jc w:val="center"/>
-        <w:tblLook w:val="04A0" w:firstRow="1" w:lastRow="0" w:firstColumn="1" w:lastColumn="0" w:noHBand="0" w:noVBand="1"/>
-      </w:tblPr>
-      <w:tblGrid>
-        <w:gridCol w:w="1748"/>
-        <w:gridCol w:w="2495"/>
-      </w:tblGrid>
-      <w:tr>
-        <w:trPr>
-          <w:jc w:val="center"/>
-        </w:trPr>
-        <w:tc>
-          <w:tcPr>
-            <w:tcW w:w="0" w:type="auto"/>
-          </w:tcPr>
-          <w:p>
-            <w:pPr>
-              <w:jc w:val="center"/>
-            </w:pPr>
-            <w:r>
-              <w:t>Размер выборки</w:t>
-            </w:r>
-          </w:p>
-        </w:tc>
-        <w:tc>
-          <w:tcPr>
-            <w:tcW w:w="0" w:type="auto"/>
-          </w:tcPr>
-          <w:p>
-            <w:pPr>
-              <w:jc w:val="center"/>
-            </w:pPr>
-            <w:r>
-              <w:t xml:space="preserve"> Средняя доля выбросов</w:t>
-            </w:r>
-          </w:p>
-        </w:tc>
-      </w:tr>
-      <w:tr>
-        <w:trPr>
-          <w:jc w:val="center"/>
-        </w:trPr>
-        <w:tc>
-          <w:tcPr>
-            <w:tcW w:w="0" w:type="auto"/>
-          </w:tcPr>
-          <w:p>
-            <w:pPr>
-              <w:jc w:val="center"/>
-            </w:pPr>
-            <w:r>
-              <w:t>20</w:t>
-            </w:r>
-          </w:p>
-        </w:tc>
-        <w:tc>
-          <w:tcPr>
-            <w:tcW w:w="0" w:type="auto"/>
-          </w:tcPr>
-          <w:p>
-            <w:pPr>
-              <w:jc w:val="center"/>
-            </w:pPr>
-            <w:r>
-              <w:t xml:space="preserve"> 0.00</w:t>
-            </w:r>
-          </w:p>
-        </w:tc>
-      </w:tr>
-      <w:tr>
-        <w:trPr>
-          <w:jc w:val="center"/>
-        </w:trPr>
-        <w:tc>
-          <w:tcPr>
-            <w:tcW w:w="0" w:type="auto"/>
-          </w:tcPr>
-          <w:p>
-            <w:pPr>
-              <w:jc w:val="center"/>
-            </w:pPr>
-            <w:r>
-              <w:t>100</w:t>
-            </w:r>
-          </w:p>
-        </w:tc>
-        <w:tc>
-          <w:tcPr>
-            <w:tcW w:w="0" w:type="auto"/>
-          </w:tcPr>
-          <w:p>
-            <w:pPr>
-              <w:jc w:val="center"/>
-            </w:pPr>
-            <w:r>
-              <w:t xml:space="preserve"> 0.00</w:t>
-            </w:r>
-          </w:p>
-        </w:tc>
-      </w:tr>
-    </w:tbl>
-    <w:p>
-      <w:pPr>
-        <w:jc w:val="center"/>
-      </w:pPr>
-      <w:r>
-        <w:t xml:space="preserve">Рис 11. </w:t>
-      </w:r>
-      <w:r>
-        <w:t>Доля аномальных значений</w:t>
-      </w:r>
-      <w:r>
-        <w:t xml:space="preserve"> для равномерного распределения</w:t>
-      </w:r>
-    </w:p>
-    <w:p>
-      <w:pPr>
-        <w:pStyle w:val="3"/>
-      </w:pPr>
-      <w:bookmarkStart w:id="22" w:name="_Toc222180088"/>
-      <w:r>
-        <w:t>Боксплоты Тьюки</w:t>
-      </w:r>
-      <w:bookmarkEnd w:id="22"/>
+      <w:bookmarkStart w:id="18" w:name="_Toc223095729"/>
+      <w:r>
+        <w:t>Эмпирическая функция распределения</w:t>
+      </w:r>
+      <w:bookmarkEnd w:id="18"/>
     </w:p>
     <w:p>
       <w:r>
@@ -6761,10 +6552,10 @@
           <w:noProof/>
         </w:rPr>
         <w:drawing>
-          <wp:inline distT="0" distB="0" distL="0" distR="0" wp14:anchorId="166896D8" wp14:editId="5D7A1327">
-            <wp:extent cx="5940425" cy="3024505"/>
-            <wp:effectExtent l="0" t="0" r="3175" b="4445"/>
-            <wp:docPr id="19" name="Рисунок 19"/>
+          <wp:inline distT="0" distB="0" distL="0" distR="0" wp14:anchorId="0FD9B349" wp14:editId="533563CF">
+            <wp:extent cx="5940425" cy="2947035"/>
+            <wp:effectExtent l="0" t="0" r="3175" b="5715"/>
+            <wp:docPr id="10" name="Рисунок 10"/>
             <wp:cNvGraphicFramePr>
               <a:graphicFrameLocks xmlns:a="http://schemas.openxmlformats.org/drawingml/2006/main" noChangeAspect="1"/>
             </wp:cNvGraphicFramePr>
@@ -6784,7 +6575,7 @@
                   <pic:spPr>
                     <a:xfrm>
                       <a:off x="0" y="0"/>
-                      <a:ext cx="5940425" cy="3024505"/>
+                      <a:ext cx="5940425" cy="2947035"/>
                     </a:xfrm>
                     <a:prstGeom prst="rect">
                       <a:avLst/>
@@ -6802,10 +6593,223 @@
         <w:jc w:val="center"/>
       </w:pPr>
       <w:r>
+        <w:t xml:space="preserve">Рис 9. </w:t>
+      </w:r>
+      <w:r>
+        <w:t>Эмпирическая функция распределения</w:t>
+      </w:r>
+      <w:r>
+        <w:t xml:space="preserve"> для распределения Пуассона</w:t>
+      </w:r>
+    </w:p>
+    <w:p>
+      <w:pPr>
+        <w:pStyle w:val="3"/>
+      </w:pPr>
+      <w:bookmarkStart w:id="19" w:name="_Toc223095730"/>
+      <w:r>
+        <w:t>Ядерная оценка плотности</w:t>
+      </w:r>
+      <w:bookmarkEnd w:id="19"/>
+    </w:p>
+    <w:p>
+      <w:pPr>
+        <w:jc w:val="center"/>
+      </w:pPr>
+      <w:r>
+        <w:rPr>
+          <w:noProof/>
+        </w:rPr>
+        <w:drawing>
+          <wp:inline distT="0" distB="0" distL="0" distR="0" wp14:anchorId="64BE6500" wp14:editId="501795C8">
+            <wp:extent cx="5940425" cy="2872740"/>
+            <wp:effectExtent l="0" t="0" r="3175" b="3810"/>
+            <wp:docPr id="11" name="Рисунок 11"/>
+            <wp:cNvGraphicFramePr>
+              <a:graphicFrameLocks xmlns:a="http://schemas.openxmlformats.org/drawingml/2006/main" noChangeAspect="1"/>
+            </wp:cNvGraphicFramePr>
+            <a:graphic xmlns:a="http://schemas.openxmlformats.org/drawingml/2006/main">
+              <a:graphicData uri="http://schemas.openxmlformats.org/drawingml/2006/picture">
+                <pic:pic xmlns:pic="http://schemas.openxmlformats.org/drawingml/2006/picture">
+                  <pic:nvPicPr>
+                    <pic:cNvPr id="1" name=""/>
+                    <pic:cNvPicPr/>
+                  </pic:nvPicPr>
+                  <pic:blipFill>
+                    <a:blip r:embed="rId15"/>
+                    <a:stretch>
+                      <a:fillRect/>
+                    </a:stretch>
+                  </pic:blipFill>
+                  <pic:spPr>
+                    <a:xfrm>
+                      <a:off x="0" y="0"/>
+                      <a:ext cx="5940425" cy="2872740"/>
+                    </a:xfrm>
+                    <a:prstGeom prst="rect">
+                      <a:avLst/>
+                    </a:prstGeom>
+                  </pic:spPr>
+                </pic:pic>
+              </a:graphicData>
+            </a:graphic>
+          </wp:inline>
+        </w:drawing>
+      </w:r>
+    </w:p>
+    <w:p/>
+    <w:p>
+      <w:pPr>
+        <w:jc w:val="center"/>
+      </w:pPr>
+      <w:r>
+        <w:t xml:space="preserve">Рис 10. </w:t>
+      </w:r>
+      <w:r>
+        <w:t>Ядерная оценка плотности</w:t>
+      </w:r>
+      <w:r>
+        <w:t xml:space="preserve"> для распределения Пуассона</w:t>
+      </w:r>
+    </w:p>
+    <w:p>
+      <w:pPr>
+        <w:pStyle w:val="2"/>
+      </w:pPr>
+      <w:bookmarkStart w:id="20" w:name="_Toc223095731"/>
+      <w:r>
+        <w:lastRenderedPageBreak/>
+        <w:t>Распределение равномерное</w:t>
+      </w:r>
+      <w:bookmarkEnd w:id="20"/>
+    </w:p>
+    <w:p>
+      <w:pPr>
+        <w:pStyle w:val="3"/>
+      </w:pPr>
+      <w:bookmarkStart w:id="21" w:name="_Toc223095732"/>
+      <w:r>
+        <w:t>Эмпирическая функция распределения</w:t>
+      </w:r>
+      <w:bookmarkEnd w:id="21"/>
+    </w:p>
+    <w:p>
+      <w:r>
+        <w:rPr>
+          <w:noProof/>
+        </w:rPr>
+        <w:drawing>
+          <wp:inline distT="0" distB="0" distL="0" distR="0" wp14:anchorId="2BF7CE57" wp14:editId="5A5637E9">
+            <wp:extent cx="5940425" cy="2939415"/>
+            <wp:effectExtent l="0" t="0" r="3175" b="0"/>
+            <wp:docPr id="14" name="Рисунок 14"/>
+            <wp:cNvGraphicFramePr>
+              <a:graphicFrameLocks xmlns:a="http://schemas.openxmlformats.org/drawingml/2006/main" noChangeAspect="1"/>
+            </wp:cNvGraphicFramePr>
+            <a:graphic xmlns:a="http://schemas.openxmlformats.org/drawingml/2006/main">
+              <a:graphicData uri="http://schemas.openxmlformats.org/drawingml/2006/picture">
+                <pic:pic xmlns:pic="http://schemas.openxmlformats.org/drawingml/2006/picture">
+                  <pic:nvPicPr>
+                    <pic:cNvPr id="1" name=""/>
+                    <pic:cNvPicPr/>
+                  </pic:nvPicPr>
+                  <pic:blipFill>
+                    <a:blip r:embed="rId16"/>
+                    <a:stretch>
+                      <a:fillRect/>
+                    </a:stretch>
+                  </pic:blipFill>
+                  <pic:spPr>
+                    <a:xfrm>
+                      <a:off x="0" y="0"/>
+                      <a:ext cx="5940425" cy="2939415"/>
+                    </a:xfrm>
+                    <a:prstGeom prst="rect">
+                      <a:avLst/>
+                    </a:prstGeom>
+                  </pic:spPr>
+                </pic:pic>
+              </a:graphicData>
+            </a:graphic>
+          </wp:inline>
+        </w:drawing>
+      </w:r>
+    </w:p>
+    <w:p>
+      <w:pPr>
+        <w:jc w:val="center"/>
+      </w:pPr>
+      <w:r>
+        <w:t xml:space="preserve">Рис 11. </w:t>
+      </w:r>
+      <w:r>
+        <w:t>Эмпирическая функция распределения</w:t>
+      </w:r>
+      <w:r>
+        <w:t xml:space="preserve"> для равномерного распределения</w:t>
+      </w:r>
+    </w:p>
+    <w:p>
+      <w:pPr>
+        <w:pStyle w:val="3"/>
+      </w:pPr>
+      <w:bookmarkStart w:id="22" w:name="_Toc223095733"/>
+      <w:r>
+        <w:t>Ядерная оценка плотности</w:t>
+      </w:r>
+      <w:bookmarkEnd w:id="22"/>
+    </w:p>
+    <w:p>
+      <w:r>
+        <w:rPr>
+          <w:noProof/>
+        </w:rPr>
+        <w:drawing>
+          <wp:inline distT="0" distB="0" distL="0" distR="0" wp14:anchorId="0E4B231E" wp14:editId="67B56CD5">
+            <wp:extent cx="5940425" cy="2900680"/>
+            <wp:effectExtent l="0" t="0" r="3175" b="0"/>
+            <wp:docPr id="15" name="Рисунок 15"/>
+            <wp:cNvGraphicFramePr>
+              <a:graphicFrameLocks xmlns:a="http://schemas.openxmlformats.org/drawingml/2006/main" noChangeAspect="1"/>
+            </wp:cNvGraphicFramePr>
+            <a:graphic xmlns:a="http://schemas.openxmlformats.org/drawingml/2006/main">
+              <a:graphicData uri="http://schemas.openxmlformats.org/drawingml/2006/picture">
+                <pic:pic xmlns:pic="http://schemas.openxmlformats.org/drawingml/2006/picture">
+                  <pic:nvPicPr>
+                    <pic:cNvPr id="1" name=""/>
+                    <pic:cNvPicPr/>
+                  </pic:nvPicPr>
+                  <pic:blipFill>
+                    <a:blip r:embed="rId17"/>
+                    <a:stretch>
+                      <a:fillRect/>
+                    </a:stretch>
+                  </pic:blipFill>
+                  <pic:spPr>
+                    <a:xfrm>
+                      <a:off x="0" y="0"/>
+                      <a:ext cx="5940425" cy="2900680"/>
+                    </a:xfrm>
+                    <a:prstGeom prst="rect">
+                      <a:avLst/>
+                    </a:prstGeom>
+                  </pic:spPr>
+                </pic:pic>
+              </a:graphicData>
+            </a:graphic>
+          </wp:inline>
+        </w:drawing>
+      </w:r>
+    </w:p>
+    <w:p>
+      <w:pPr>
+        <w:jc w:val="center"/>
+      </w:pPr>
+      <w:r>
         <w:t xml:space="preserve">Рис 12. </w:t>
       </w:r>
       <w:r>
-        <w:t>Боксплоты Тьюки</w:t>
+        <w:t>Ядерная оценка плотности</w:t>
       </w:r>
       <w:r>
         <w:t xml:space="preserve"> для равномерного распределения</w:t>
@@ -6813,416 +6817,413 @@
     </w:p>
     <w:p>
       <w:pPr>
+        <w:jc w:val="center"/>
+      </w:pPr>
+    </w:p>
+    <w:p>
+      <w:pPr>
         <w:pStyle w:val="1"/>
       </w:pPr>
-    </w:p>
+      <w:bookmarkStart w:id="23" w:name="_Toc223095734"/>
+      <w:r>
+        <w:t>Обсуждение</w:t>
+      </w:r>
+      <w:r>
+        <w:t>:</w:t>
+      </w:r>
+      <w:bookmarkEnd w:id="23"/>
+    </w:p>
+    <w:p>
+      <w:r>
+        <w:t>Эмпирическая функция</w:t>
+      </w:r>
+      <w:r>
+        <w:t>:</w:t>
+      </w:r>
+    </w:p>
+    <w:p>
+      <w:r>
+        <w:t>Для распределений</w:t>
+      </w:r>
+      <w:r>
+        <w:t xml:space="preserve">: </w:t>
+      </w:r>
+      <w:r>
+        <w:t>Коши</w:t>
+      </w:r>
+      <w:r>
+        <w:t xml:space="preserve">, </w:t>
+      </w:r>
+      <w:r>
+        <w:t>нормальное</w:t>
+      </w:r>
+      <w:r>
+        <w:t xml:space="preserve">, </w:t>
+      </w:r>
+      <w:proofErr w:type="spellStart"/>
+      <w:r>
+        <w:t>Лапласса</w:t>
+      </w:r>
+      <w:proofErr w:type="spellEnd"/>
+      <w:r>
+        <w:t xml:space="preserve">, </w:t>
+      </w:r>
+      <w:r>
+        <w:t>видно</w:t>
+      </w:r>
+      <w:r>
+        <w:t xml:space="preserve">, </w:t>
+      </w:r>
+      <w:r>
+        <w:t>что с ростом числа элементов в выборке эмпирическая функция распределения стремится к теоретической функции распределения.</w:t>
+      </w:r>
+    </w:p>
+    <w:p>
+      <w:r>
+        <w:t>Однако для распределений</w:t>
+      </w:r>
+      <w:r>
+        <w:t xml:space="preserve">: </w:t>
+      </w:r>
+      <w:r>
+        <w:t>Пуассона</w:t>
+      </w:r>
+      <w:r>
+        <w:t xml:space="preserve">, </w:t>
+      </w:r>
+      <w:r>
+        <w:t>равномерное</w:t>
+      </w:r>
+      <w:r>
+        <w:t xml:space="preserve">, </w:t>
+      </w:r>
+      <w:r>
+        <w:t xml:space="preserve">лучше всего эмпирическая функция приближена к теоретической при числе элементов </w:t>
+      </w:r>
+      <w:r>
+        <w:rPr>
+          <w:lang w:val="en-US"/>
+        </w:rPr>
+        <w:t>n</w:t>
+      </w:r>
+      <w:r>
+        <w:t xml:space="preserve"> = 60.</w:t>
+      </w:r>
+    </w:p>
+    <w:p/>
+    <w:p>
+      <w:pPr>
+        <w:rPr>
+          <w:lang w:val="en-US"/>
+        </w:rPr>
+      </w:pPr>
+      <w:r>
+        <w:t>Ядерная оценка плотности</w:t>
+      </w:r>
+      <w:r>
+        <w:rPr>
+          <w:lang w:val="en-US"/>
+        </w:rPr>
+        <w:t>:</w:t>
+      </w:r>
+    </w:p>
+    <w:p>
+      <w:pPr>
+        <w:pStyle w:val="a6"/>
+        <w:numPr>
+          <w:ilvl w:val="0"/>
+          <w:numId w:val="10"/>
+        </w:numPr>
+      </w:pPr>
+      <w:r>
+        <w:t>Для нормального распределения с ростом числа элементов в выборке ядерная оценка плотности стремится к теоретической с хорошей точностью исходя из графиков</w:t>
+      </w:r>
+    </w:p>
+    <w:p>
+      <w:pPr>
+        <w:pStyle w:val="a6"/>
+        <w:numPr>
+          <w:ilvl w:val="0"/>
+          <w:numId w:val="10"/>
+        </w:numPr>
+      </w:pPr>
+      <w:r>
+        <w:t xml:space="preserve">Для равномерного распределения график ядерной оценки ведёт себя странно и по нему </w:t>
+      </w:r>
+      <w:r>
+        <w:lastRenderedPageBreak/>
+        <w:t>нельзя явно сказать какое распределение и какие у него характеристики</w:t>
+      </w:r>
+    </w:p>
+    <w:p>
+      <w:pPr>
+        <w:pStyle w:val="a6"/>
+        <w:numPr>
+          <w:ilvl w:val="0"/>
+          <w:numId w:val="10"/>
+        </w:numPr>
+      </w:pPr>
+      <w:r>
+        <w:t>Для остальных распределений ядерная оценка позволяет определить среднее</w:t>
+      </w:r>
+      <w:r>
+        <w:t xml:space="preserve">, </w:t>
+      </w:r>
+      <w:r>
+        <w:t>однако по нему нельзя явно сказать какое именно распределение представлено.</w:t>
+      </w:r>
+    </w:p>
+    <w:p>
+      <w:pPr>
+        <w:rPr>
+          <w:rStyle w:val="10"/>
+        </w:rPr>
+      </w:pPr>
+      <w:bookmarkStart w:id="24" w:name="_Toc223095735"/>
+      <w:r>
+        <w:rPr>
+          <w:rStyle w:val="10"/>
+        </w:rPr>
+        <w:t>Вывод</w:t>
+      </w:r>
+      <w:bookmarkEnd w:id="24"/>
+    </w:p>
+    <w:p>
+      <w:r>
+        <w:t>По итогам лабораторной работы можно сделать следующие выводы</w:t>
+      </w:r>
+      <w:r>
+        <w:t>:</w:t>
+      </w:r>
+      <w:r>
+        <w:br/>
+      </w:r>
+      <w:r>
+        <w:t xml:space="preserve">1) </w:t>
+      </w:r>
+      <w:r>
+        <w:t>Эмпирическая функция распределения для некоторых распределений с ростом числа элементов в выборке стремится к теоретической функции распределения</w:t>
+      </w:r>
+      <w:r>
+        <w:t xml:space="preserve">, </w:t>
+      </w:r>
+      <w:r>
+        <w:t>а именно распределения Коши</w:t>
+      </w:r>
+      <w:r>
+        <w:t xml:space="preserve">, </w:t>
+      </w:r>
+      <w:r>
+        <w:t xml:space="preserve">нормальное и </w:t>
+      </w:r>
+      <w:proofErr w:type="spellStart"/>
+      <w:r>
+        <w:t>Лапласса</w:t>
+      </w:r>
+      <w:proofErr w:type="spellEnd"/>
+      <w:r>
+        <w:t>. Для распределений Пуассона и равномерного необходимо находить оптимальное число элементов в выборке для наилучшего приближения</w:t>
+      </w:r>
+      <w:r>
+        <w:t xml:space="preserve">, </w:t>
+      </w:r>
+      <w:r>
+        <w:t>что</w:t>
+      </w:r>
+      <w:r>
+        <w:t xml:space="preserve">, </w:t>
+      </w:r>
+      <w:r>
+        <w:t>однако</w:t>
+      </w:r>
+      <w:r>
+        <w:t>,</w:t>
+      </w:r>
+      <w:r>
+        <w:t xml:space="preserve"> не противоречит теореме Гливенко-</w:t>
+      </w:r>
+      <w:proofErr w:type="spellStart"/>
+      <w:r>
+        <w:t>Кантелли</w:t>
+      </w:r>
+      <w:proofErr w:type="spellEnd"/>
+      <w:r>
+        <w:t xml:space="preserve">, </w:t>
+      </w:r>
+      <w:r>
+        <w:t xml:space="preserve">потому что в лабораторной рассматривался только одно значения </w:t>
+      </w:r>
+      <w:r>
+        <w:rPr>
+          <w:lang w:val="en-US"/>
+        </w:rPr>
+        <w:t>seed</w:t>
+      </w:r>
+      <w:r>
+        <w:t xml:space="preserve">, </w:t>
+      </w:r>
+      <w:r>
+        <w:t>и лишь ограниченное число выборок</w:t>
+      </w:r>
+      <w:r>
+        <w:t>.</w:t>
+      </w:r>
+    </w:p>
+    <w:p/>
+    <w:p>
+      <w:r>
+        <w:t xml:space="preserve">2) </w:t>
+      </w:r>
+      <w:r>
+        <w:t>Ядерная оценка плотности сильно зависит от выбранного ядра для каждого конкретного распределения</w:t>
+      </w:r>
+      <w:r>
+        <w:t xml:space="preserve">, </w:t>
+      </w:r>
+      <w:r>
+        <w:t>так</w:t>
+      </w:r>
+      <w:r>
+        <w:t xml:space="preserve">, </w:t>
+      </w:r>
+      <w:r>
+        <w:t>например</w:t>
+      </w:r>
+      <w:r>
+        <w:t xml:space="preserve">, </w:t>
+      </w:r>
+      <w:r>
+        <w:t>в данной лабораторной работе использовалось гауссово ядро</w:t>
+      </w:r>
+      <w:r>
+        <w:t xml:space="preserve">, </w:t>
+      </w:r>
+      <w:r>
+        <w:t>и</w:t>
+      </w:r>
+      <w:r>
+        <w:t xml:space="preserve">, </w:t>
+      </w:r>
+      <w:r>
+        <w:t>соответственно</w:t>
+      </w:r>
+      <w:r>
+        <w:t xml:space="preserve">, </w:t>
+      </w:r>
+      <w:r>
+        <w:t xml:space="preserve">ядерная оценка плотности для нормального распределения показала себя лучше всех (уже при </w:t>
+      </w:r>
+      <w:r>
+        <w:rPr>
+          <w:lang w:val="en-US"/>
+        </w:rPr>
+        <w:t>n</w:t>
+      </w:r>
+      <w:r>
+        <w:t xml:space="preserve"> = 60 </w:t>
+      </w:r>
+      <w:r>
+        <w:t>оценка хорошо аппроксимирует теоретическую функцию плотности). Для остальных распределений</w:t>
+      </w:r>
+      <w:r>
+        <w:t xml:space="preserve">, </w:t>
+      </w:r>
+      <w:r>
+        <w:t>кроме равномерного</w:t>
+      </w:r>
+      <w:r>
+        <w:t xml:space="preserve">, </w:t>
+      </w:r>
+      <w:r>
+        <w:t>она подходит только для визуализации среднего на графике. Для равномерного распределения ядерная оценка с гауссовым ядром даёт случайный результат</w:t>
+      </w:r>
+      <w:r>
+        <w:t xml:space="preserve">, </w:t>
+      </w:r>
+      <w:r>
+        <w:t>по которому ничего нельзя сказать о распределении.</w:t>
+      </w:r>
+    </w:p>
+    <w:p/>
     <w:p>
       <w:pPr>
         <w:pStyle w:val="1"/>
       </w:pPr>
-      <w:bookmarkStart w:id="23" w:name="_Toc222180089"/>
-      <w:r>
-        <w:t>Обсуждение</w:t>
-      </w:r>
-      <w:r>
-        <w:t>:</w:t>
-      </w:r>
-      <w:bookmarkEnd w:id="23"/>
-    </w:p>
-    <w:p>
-      <w:r>
-        <w:t>Боксплоты Тьюки – тип графиков</w:t>
-      </w:r>
-      <w:r>
-        <w:t xml:space="preserve">, </w:t>
-      </w:r>
-      <w:r>
-        <w:t>которые отражают характеристики выборки на одно</w:t>
-      </w:r>
-      <w:r>
-        <w:t xml:space="preserve">м графике. Красная полоса в </w:t>
+      <w:bookmarkStart w:id="25" w:name="_Toc223095736"/>
+      <w:r>
+        <w:t>Список литературы</w:t>
+      </w:r>
+      <w:bookmarkEnd w:id="25"/>
+    </w:p>
+    <w:p>
+      <w:r>
+        <w:t xml:space="preserve">Ширяев А. Н. Вероятность. Кн. 1. Элементарная теория вероятностей. Математические основания. Предельные теоремы / А. Н. Ширяев. — 4-е изд., </w:t>
       </w:r>
       <w:proofErr w:type="spellStart"/>
       <w:r>
-        <w:t>боксплоте</w:t>
+        <w:t>перераб</w:t>
       </w:r>
       <w:proofErr w:type="spellEnd"/>
       <w:r>
-        <w:t xml:space="preserve"> – медиана</w:t>
-      </w:r>
-      <w:r>
-        <w:t xml:space="preserve">. </w:t>
-      </w:r>
-      <w:r>
-        <w:t>Как видно медиана стремится к среднему</w:t>
-      </w:r>
-      <w:r>
-        <w:t xml:space="preserve">, </w:t>
-      </w:r>
-      <w:r>
-        <w:t>что соответствует результатам, полученным в прошлой работе. Границы прямоугольника – квартили</w:t>
-      </w:r>
-      <w:r>
-        <w:t xml:space="preserve">, </w:t>
-      </w:r>
-      <w:r>
-        <w:t xml:space="preserve">для </w:t>
-      </w:r>
-      <w:r>
-        <w:t xml:space="preserve">¾ </w:t>
-      </w:r>
-      <w:r>
-        <w:t>- верхняя граница</w:t>
-      </w:r>
-      <w:r>
-        <w:t xml:space="preserve"> </w:t>
-      </w:r>
-      <w:r>
-        <w:t xml:space="preserve">и </w:t>
-      </w:r>
-      <w:r>
-        <w:t xml:space="preserve">¼ - </w:t>
-      </w:r>
-      <w:r>
-        <w:t>нижняя граница. Круглые точки – выбросы</w:t>
-      </w:r>
-      <w:r>
-        <w:t xml:space="preserve">, </w:t>
-      </w:r>
-      <w:r>
-        <w:t>алгоритм для определения выбросов была приведена выше (6). Усики</w:t>
-      </w:r>
-      <w:r>
-        <w:t xml:space="preserve"> – </w:t>
-      </w:r>
-      <w:r>
-        <w:t>часть графика</w:t>
-      </w:r>
-      <w:r>
-        <w:t xml:space="preserve"> </w:t>
-      </w:r>
-      <w:r>
-        <w:t>вне прямоугольника</w:t>
-      </w:r>
-      <w:r>
-        <w:t xml:space="preserve"> – </w:t>
-      </w:r>
-      <w:r>
-        <w:t>точки</w:t>
-      </w:r>
-      <w:r>
-        <w:t xml:space="preserve">, </w:t>
-      </w:r>
-      <w:r>
-        <w:t>которые не попали в прямоугольник</w:t>
-      </w:r>
-      <w:r>
-        <w:t xml:space="preserve">, </w:t>
-      </w:r>
-      <w:r>
-        <w:t>но не считаются выбросами. По итогам работы можно сказать</w:t>
-      </w:r>
-      <w:r>
-        <w:t xml:space="preserve">, </w:t>
-      </w:r>
-      <w:r>
-        <w:t xml:space="preserve">что </w:t>
-      </w:r>
-      <w:proofErr w:type="spellStart"/>
-      <w:r>
-        <w:t>боксплоты</w:t>
-      </w:r>
-      <w:proofErr w:type="spellEnd"/>
-      <w:r>
-        <w:t xml:space="preserve"> – удобная форма представления данных</w:t>
-      </w:r>
-      <w:r>
-        <w:t xml:space="preserve">, </w:t>
-      </w:r>
-      <w:r>
-        <w:t>если необходимо узнать какие-то основные его характеристики (медиана и квартили) либо узнать примерную долю аномальных значений (количество точек на графике).</w:t>
-      </w:r>
-    </w:p>
-    <w:p/>
-    <w:p>
-      <w:r>
-        <w:t>Анализирую результаты симуляций</w:t>
-      </w:r>
-      <w:r>
-        <w:t xml:space="preserve">, </w:t>
-      </w:r>
-      <w:r>
-        <w:t>можно прийти к таким результатам</w:t>
-      </w:r>
-      <w:r>
-        <w:t>:</w:t>
-      </w:r>
-      <w:r>
-        <w:br/>
-        <w:t>1) Равномерное распределение – не имеет выбросов при любом размере выбросов</w:t>
-      </w:r>
-    </w:p>
-    <w:p>
-      <w:r>
-        <w:t xml:space="preserve">2) Нормальное распределение и распределение Пуассона – доля выбросов сравнительно мала </w:t>
+        <w:t xml:space="preserve">. и доп. — </w:t>
       </w:r>
       <w:proofErr w:type="gramStart"/>
       <w:r>
-        <w:t>(</w:t>
-      </w:r>
-      <w:r>
-        <w:t>&lt; 0.05</w:t>
+        <w:t>Москва :</w:t>
       </w:r>
       <w:proofErr w:type="gramEnd"/>
       <w:r>
-        <w:t xml:space="preserve">) </w:t>
-      </w:r>
-      <w:r>
-        <w:t>и убывает с ростом числа значений в выборке</w:t>
-      </w:r>
-    </w:p>
-    <w:p>
-      <w:r>
-        <w:t>3) Распределение Лапласа – аналогично доля выбросов убывает с ростом числа значений в выборке</w:t>
-      </w:r>
-      <w:r>
-        <w:t xml:space="preserve">, </w:t>
-      </w:r>
-      <w:r>
-        <w:t>но она заметно выше по сравнению с двумя прошлыми распределениями</w:t>
-      </w:r>
-    </w:p>
-    <w:p>
-      <w:r>
-        <w:t>4) Распределение Коши – показывает наибольшую долю выбросов по сравнению со всеми распределениями</w:t>
-      </w:r>
-      <w:r>
-        <w:t xml:space="preserve">, </w:t>
-      </w:r>
-      <w:r>
-        <w:t>также по результатам было выяснено</w:t>
-      </w:r>
-      <w:r>
-        <w:t xml:space="preserve">, </w:t>
-      </w:r>
-      <w:r>
-        <w:t>что доля выбросов не убывает с ростом числа значений в выборке.</w:t>
-      </w:r>
-    </w:p>
-    <w:p/>
-    <w:p>
-      <w:pPr>
-        <w:rPr>
-          <w:rStyle w:val="10"/>
-        </w:rPr>
-      </w:pPr>
-      <w:bookmarkStart w:id="24" w:name="_Toc222180090"/>
-      <w:r>
-        <w:rPr>
-          <w:rStyle w:val="10"/>
-        </w:rPr>
-        <w:t>Вывод</w:t>
-      </w:r>
-      <w:bookmarkEnd w:id="24"/>
-    </w:p>
-    <w:p>
-      <w:r>
-        <w:t>По итогам лабораторной работы можно сделать следующие выводы</w:t>
-      </w:r>
-      <w:r>
-        <w:t>:</w:t>
-      </w:r>
-      <w:r>
-        <w:br/>
-      </w:r>
-      <w:r>
-        <w:lastRenderedPageBreak/>
-        <w:t xml:space="preserve">1) </w:t>
-      </w:r>
-      <w:proofErr w:type="spellStart"/>
-      <w:r>
-        <w:t>Боксплот</w:t>
-      </w:r>
-      <w:proofErr w:type="spellEnd"/>
-      <w:r>
-        <w:t xml:space="preserve"> </w:t>
-      </w:r>
-      <w:proofErr w:type="spellStart"/>
-      <w:r>
-        <w:t>Тьюки</w:t>
-      </w:r>
-      <w:proofErr w:type="spellEnd"/>
-      <w:r>
-        <w:t xml:space="preserve"> – удобный и компактный способ представления данных</w:t>
-      </w:r>
-      <w:r>
-        <w:t xml:space="preserve">, </w:t>
-      </w:r>
-      <w:r>
-        <w:t>который</w:t>
-      </w:r>
-      <w:r>
-        <w:t xml:space="preserve">, </w:t>
-      </w:r>
-      <w:r>
-        <w:t>как и другие способы</w:t>
-      </w:r>
-      <w:r>
-        <w:t>,</w:t>
-      </w:r>
-      <w:r>
-        <w:t xml:space="preserve"> необходимо использовать обоснованно. В случае уместного использования он позволяет легко видеть ключевые характеристики выборок</w:t>
-      </w:r>
-    </w:p>
-    <w:p>
-      <w:r>
-        <w:t>2) Изучение долей аномальных значений показал</w:t>
-      </w:r>
-      <w:r>
-        <w:t xml:space="preserve">, </w:t>
-      </w:r>
-      <w:r>
-        <w:t>что</w:t>
-      </w:r>
-      <w:r>
-        <w:t>:</w:t>
-      </w:r>
-      <w:r>
-        <w:br/>
-        <w:t>Равномерное распределение – не имеет выбросов</w:t>
-      </w:r>
-      <w:r>
-        <w:t xml:space="preserve">, </w:t>
-      </w:r>
-      <w:r>
-        <w:t>что связано с ограниченностью самого распределению.</w:t>
-      </w:r>
-    </w:p>
-    <w:p>
-      <w:r>
-        <w:t>Доли выбросов для нормального распределения и распределений Лапласа и Пуассона убывают с ростом числа значений в выборке</w:t>
-      </w:r>
-      <w:r>
-        <w:t xml:space="preserve">, </w:t>
-      </w:r>
-      <w:r>
-        <w:t xml:space="preserve">что связано с маленькими </w:t>
-      </w:r>
-      <w:r>
-        <w:t>“</w:t>
-      </w:r>
-      <w:r>
-        <w:t>хвостами</w:t>
-      </w:r>
-      <w:r>
-        <w:t>”</w:t>
-      </w:r>
-      <w:r>
-        <w:t xml:space="preserve"> распределения.</w:t>
-      </w:r>
-    </w:p>
-    <w:p>
-      <w:r>
-        <w:t>Распределение Лапласа – доля выбросов не убывает</w:t>
-      </w:r>
-      <w:r>
-        <w:t xml:space="preserve"> </w:t>
-      </w:r>
-      <w:r>
-        <w:t>с ростом значений в выборке.</w:t>
-      </w:r>
-    </w:p>
-    <w:p>
-      <w:r>
-        <w:t>По итогам можно сделать вывод</w:t>
-      </w:r>
-      <w:r>
-        <w:t xml:space="preserve">, </w:t>
-      </w:r>
-      <w:r>
-        <w:t xml:space="preserve">что существует связь между долей аномальных значений и скоростью убывания хвостов </w:t>
-      </w:r>
-      <w:proofErr w:type="spellStart"/>
-      <w:r>
-        <w:t>распределния</w:t>
-      </w:r>
-      <w:proofErr w:type="spellEnd"/>
+        <w:t xml:space="preserve"> МЦНМО, 2007</w:t>
+      </w:r>
       <w:r>
         <w:t>.</w:t>
       </w:r>
     </w:p>
-    <w:p/>
-    <w:p>
-      <w:pPr>
-        <w:pStyle w:val="1"/>
-      </w:pPr>
-      <w:bookmarkStart w:id="25" w:name="_Toc222180091"/>
-      <w:r>
-        <w:t>Список литературы</w:t>
-      </w:r>
-      <w:bookmarkEnd w:id="25"/>
-    </w:p>
-    <w:p>
-      <w:r>
-        <w:t xml:space="preserve">Ширяев А. Н. Вероятность. Кн. 1. Элементарная теория вероятностей. Математические основания. Предельные теоремы / А. Н. Ширяев. — 4-е изд., </w:t>
-      </w:r>
-      <w:proofErr w:type="spellStart"/>
-      <w:r>
-        <w:t>перераб</w:t>
-      </w:r>
-      <w:proofErr w:type="spellEnd"/>
-      <w:r>
-        <w:t xml:space="preserve">. и доп. — </w:t>
-      </w:r>
-      <w:proofErr w:type="gramStart"/>
-      <w:r>
-        <w:t>Москва :</w:t>
-      </w:r>
-      <w:proofErr w:type="gramEnd"/>
-      <w:r>
-        <w:t xml:space="preserve"> МЦНМО, 2007</w:t>
-      </w:r>
-      <w:r>
-        <w:t>.</w:t>
-      </w:r>
-    </w:p>
-    <w:p>
-      <w:proofErr w:type="spellStart"/>
-      <w:r>
-        <w:t>Boxplot</w:t>
-      </w:r>
-      <w:proofErr w:type="spellEnd"/>
-      <w:r>
-        <w:t xml:space="preserve">, он же ящик с усами [Электронный ресурс] / Автор не указан // </w:t>
-      </w:r>
-      <w:proofErr w:type="spellStart"/>
-      <w:r>
-        <w:t>Хабр</w:t>
-      </w:r>
-      <w:proofErr w:type="spellEnd"/>
-      <w:r>
-        <w:t xml:space="preserve">. – 2025. – 6 февр. – URL: </w:t>
-      </w:r>
-      <w:hyperlink r:id="rId15" w:history="1">
+    <w:p>
+      <w:pPr>
+        <w:widowControl/>
+        <w:autoSpaceDE/>
+        <w:autoSpaceDN/>
+        <w:rPr>
+          <w:rFonts w:ascii="Times New Roman" w:eastAsia="Times New Roman" w:hAnsi="Times New Roman" w:cs="Times New Roman"/>
+        </w:rPr>
+      </w:pPr>
+      <w:r>
+        <w:t xml:space="preserve">Ядерная оценка плотности // Википедия. URL: </w:t>
+      </w:r>
+      <w:hyperlink r:id="rId18" w:tgtFrame="_blank" w:history="1">
         <w:r>
           <w:rPr>
             <w:rStyle w:val="a7"/>
           </w:rPr>
-          <w:t>https://habr.com/ru/articles/879840/</w:t>
+          <w:t>https://ru.wikipedia.org/wiki/Ядерная_оценка_плотности</w:t>
         </w:r>
       </w:hyperlink>
       <w:r>
-        <w:t xml:space="preserve"> </w:t>
-      </w:r>
-      <w:r>
-        <w:t>(дата обращения: 16.02.2026).</w:t>
+        <w:t xml:space="preserve"> (дата обращения: 27.02.2026). </w:t>
+      </w:r>
+    </w:p>
+    <w:p>
+      <w:r>
+        <w:t xml:space="preserve">Ядро (статистика) // Википедия. URL: </w:t>
+      </w:r>
+      <w:hyperlink r:id="rId19" w:tgtFrame="_blank" w:history="1">
+        <w:r>
+          <w:rPr>
+            <w:rStyle w:val="a7"/>
+          </w:rPr>
+          <w:t>https://ru.wikipedia.org/wiki/Ядро_(статистика)</w:t>
+        </w:r>
+      </w:hyperlink>
+      <w:r>
+        <w:t xml:space="preserve"> (дата обращения: 27.02.2026).</w:t>
       </w:r>
     </w:p>
     <w:p>
       <w:pPr>
         <w:pStyle w:val="1"/>
       </w:pPr>
-      <w:bookmarkStart w:id="26" w:name="_Toc222180092"/>
+      <w:bookmarkStart w:id="26" w:name="_Toc223095737"/>
       <w:r>
         <w:t>Приложения</w:t>
       </w:r>
@@ -7306,12 +7307,12 @@
         <w:t>Lab</w:t>
       </w:r>
       <w:r>
-        <w:t>3</w:t>
+        <w:t>4</w:t>
       </w:r>
     </w:p>
     <w:p/>
     <w:sectPr>
-      <w:footerReference w:type="default" r:id="rId16"/>
+      <w:footerReference w:type="default" r:id="rId20"/>
       <w:pgSz w:w="11906" w:h="16838"/>
       <w:pgMar w:top="1134" w:right="850" w:bottom="1134" w:left="1701" w:header="708" w:footer="708" w:gutter="0"/>
       <w:cols w:space="708"/>
@@ -8114,6 +8115,181 @@
       </w:pPr>
     </w:lvl>
   </w:abstractNum>
+  <w:abstractNum w:abstractNumId="8" w15:restartNumberingAfterBreak="0">
+    <w:nsid w:val="7BB10D70"/>
+    <w:multiLevelType w:val="hybridMultilevel"/>
+    <w:tmpl w:val="8A8CB3F0"/>
+    <w:lvl w:ilvl="0" w:tplc="04190011">
+      <w:start w:val="1"/>
+      <w:numFmt w:val="decimal"/>
+      <w:lvlText w:val="%1)"/>
+      <w:lvlJc w:val="left"/>
+      <w:pPr>
+        <w:ind w:left="1068" w:hanging="360"/>
+      </w:pPr>
+    </w:lvl>
+    <w:lvl w:ilvl="1" w:tplc="04190019" w:tentative="1">
+      <w:start w:val="1"/>
+      <w:numFmt w:val="lowerLetter"/>
+      <w:lvlText w:val="%2."/>
+      <w:lvlJc w:val="left"/>
+      <w:pPr>
+        <w:ind w:left="1788" w:hanging="360"/>
+      </w:pPr>
+    </w:lvl>
+    <w:lvl w:ilvl="2" w:tplc="0419001B" w:tentative="1">
+      <w:start w:val="1"/>
+      <w:numFmt w:val="lowerRoman"/>
+      <w:lvlText w:val="%3."/>
+      <w:lvlJc w:val="right"/>
+      <w:pPr>
+        <w:ind w:left="2508" w:hanging="180"/>
+      </w:pPr>
+    </w:lvl>
+    <w:lvl w:ilvl="3" w:tplc="0419000F" w:tentative="1">
+      <w:start w:val="1"/>
+      <w:numFmt w:val="decimal"/>
+      <w:lvlText w:val="%4."/>
+      <w:lvlJc w:val="left"/>
+      <w:pPr>
+        <w:ind w:left="3228" w:hanging="360"/>
+      </w:pPr>
+    </w:lvl>
+    <w:lvl w:ilvl="4" w:tplc="04190019" w:tentative="1">
+      <w:start w:val="1"/>
+      <w:numFmt w:val="lowerLetter"/>
+      <w:lvlText w:val="%5."/>
+      <w:lvlJc w:val="left"/>
+      <w:pPr>
+        <w:ind w:left="3948" w:hanging="360"/>
+      </w:pPr>
+    </w:lvl>
+    <w:lvl w:ilvl="5" w:tplc="0419001B" w:tentative="1">
+      <w:start w:val="1"/>
+      <w:numFmt w:val="lowerRoman"/>
+      <w:lvlText w:val="%6."/>
+      <w:lvlJc w:val="right"/>
+      <w:pPr>
+        <w:ind w:left="4668" w:hanging="180"/>
+      </w:pPr>
+    </w:lvl>
+    <w:lvl w:ilvl="6" w:tplc="0419000F" w:tentative="1">
+      <w:start w:val="1"/>
+      <w:numFmt w:val="decimal"/>
+      <w:lvlText w:val="%7."/>
+      <w:lvlJc w:val="left"/>
+      <w:pPr>
+        <w:ind w:left="5388" w:hanging="360"/>
+      </w:pPr>
+    </w:lvl>
+    <w:lvl w:ilvl="7" w:tplc="04190019" w:tentative="1">
+      <w:start w:val="1"/>
+      <w:numFmt w:val="lowerLetter"/>
+      <w:lvlText w:val="%8."/>
+      <w:lvlJc w:val="left"/>
+      <w:pPr>
+        <w:ind w:left="6108" w:hanging="360"/>
+      </w:pPr>
+    </w:lvl>
+    <w:lvl w:ilvl="8" w:tplc="0419001B" w:tentative="1">
+      <w:start w:val="1"/>
+      <w:numFmt w:val="lowerRoman"/>
+      <w:lvlText w:val="%9."/>
+      <w:lvlJc w:val="right"/>
+      <w:pPr>
+        <w:ind w:left="6828" w:hanging="180"/>
+      </w:pPr>
+    </w:lvl>
+  </w:abstractNum>
+  <w:abstractNum w:abstractNumId="9" w15:restartNumberingAfterBreak="0">
+    <w:nsid w:val="7FF956E0"/>
+    <w:multiLevelType w:val="hybridMultilevel"/>
+    <w:tmpl w:val="E4B0B684"/>
+    <w:lvl w:ilvl="0" w:tplc="04190011">
+      <w:start w:val="1"/>
+      <w:numFmt w:val="decimal"/>
+      <w:lvlText w:val="%1)"/>
+      <w:lvlJc w:val="left"/>
+      <w:pPr>
+        <w:ind w:left="720" w:hanging="360"/>
+      </w:pPr>
+      <w:rPr>
+        <w:rFonts w:hint="default"/>
+      </w:rPr>
+    </w:lvl>
+    <w:lvl w:ilvl="1" w:tplc="04190019" w:tentative="1">
+      <w:start w:val="1"/>
+      <w:numFmt w:val="lowerLetter"/>
+      <w:lvlText w:val="%2."/>
+      <w:lvlJc w:val="left"/>
+      <w:pPr>
+        <w:ind w:left="1440" w:hanging="360"/>
+      </w:pPr>
+    </w:lvl>
+    <w:lvl w:ilvl="2" w:tplc="0419001B" w:tentative="1">
+      <w:start w:val="1"/>
+      <w:numFmt w:val="lowerRoman"/>
+      <w:lvlText w:val="%3."/>
+      <w:lvlJc w:val="right"/>
+      <w:pPr>
+        <w:ind w:left="2160" w:hanging="180"/>
+      </w:pPr>
+    </w:lvl>
+    <w:lvl w:ilvl="3" w:tplc="0419000F" w:tentative="1">
+      <w:start w:val="1"/>
+      <w:numFmt w:val="decimal"/>
+      <w:lvlText w:val="%4."/>
+      <w:lvlJc w:val="left"/>
+      <w:pPr>
+        <w:ind w:left="2880" w:hanging="360"/>
+      </w:pPr>
+    </w:lvl>
+    <w:lvl w:ilvl="4" w:tplc="04190019" w:tentative="1">
+      <w:start w:val="1"/>
+      <w:numFmt w:val="lowerLetter"/>
+      <w:lvlText w:val="%5."/>
+      <w:lvlJc w:val="left"/>
+      <w:pPr>
+        <w:ind w:left="3600" w:hanging="360"/>
+      </w:pPr>
+    </w:lvl>
+    <w:lvl w:ilvl="5" w:tplc="0419001B" w:tentative="1">
+      <w:start w:val="1"/>
+      <w:numFmt w:val="lowerRoman"/>
+      <w:lvlText w:val="%6."/>
+      <w:lvlJc w:val="right"/>
+      <w:pPr>
+        <w:ind w:left="4320" w:hanging="180"/>
+      </w:pPr>
+    </w:lvl>
+    <w:lvl w:ilvl="6" w:tplc="0419000F" w:tentative="1">
+      <w:start w:val="1"/>
+      <w:numFmt w:val="decimal"/>
+      <w:lvlText w:val="%7."/>
+      <w:lvlJc w:val="left"/>
+      <w:pPr>
+        <w:ind w:left="5040" w:hanging="360"/>
+      </w:pPr>
+    </w:lvl>
+    <w:lvl w:ilvl="7" w:tplc="04190019" w:tentative="1">
+      <w:start w:val="1"/>
+      <w:numFmt w:val="lowerLetter"/>
+      <w:lvlText w:val="%8."/>
+      <w:lvlJc w:val="left"/>
+      <w:pPr>
+        <w:ind w:left="5760" w:hanging="360"/>
+      </w:pPr>
+    </w:lvl>
+    <w:lvl w:ilvl="8" w:tplc="0419001B" w:tentative="1">
+      <w:start w:val="1"/>
+      <w:numFmt w:val="lowerRoman"/>
+      <w:lvlText w:val="%9."/>
+      <w:lvlJc w:val="right"/>
+      <w:pPr>
+        <w:ind w:left="6480" w:hanging="180"/>
+      </w:pPr>
+    </w:lvl>
+  </w:abstractNum>
   <w:num w:numId="1">
     <w:abstractNumId w:val="7"/>
   </w:num>
@@ -8137,6 +8313,12 @@
   </w:num>
   <w:num w:numId="8">
     <w:abstractNumId w:val="0"/>
+  </w:num>
+  <w:num w:numId="9">
+    <w:abstractNumId w:val="8"/>
+  </w:num>
+  <w:num w:numId="10">
+    <w:abstractNumId w:val="9"/>
   </w:num>
 </w:numbering>
 </file>
@@ -8539,7 +8721,7 @@
   <w:style w:type="paragraph" w:default="1" w:styleId="a">
     <w:name w:val="Normal"/>
     <w:qFormat/>
-    <w:rsid w:val="00675695"/>
+    <w:rsid w:val="00072BFB"/>
     <w:pPr>
       <w:widowControl w:val="0"/>
       <w:autoSpaceDE w:val="0"/>

--- a/ОтчётИсходник.docx
+++ b/ОтчётИсходник.docx
@@ -2205,7 +2205,7 @@
                 <w:noProof/>
                 <w:webHidden/>
               </w:rPr>
-              <w:t>8</w:t>
+              <w:t>9</w:t>
             </w:r>
             <w:r>
               <w:rPr>
@@ -2275,7 +2275,7 @@
                 <w:noProof/>
                 <w:webHidden/>
               </w:rPr>
-              <w:t>9</w:t>
+              <w:t>10</w:t>
             </w:r>
             <w:r>
               <w:rPr>
@@ -2345,7 +2345,7 @@
                 <w:noProof/>
                 <w:webHidden/>
               </w:rPr>
-              <w:t>9</w:t>
+              <w:t>10</w:t>
             </w:r>
             <w:r>
               <w:rPr>
@@ -2415,7 +2415,7 @@
                 <w:noProof/>
                 <w:webHidden/>
               </w:rPr>
-              <w:t>9</w:t>
+              <w:t>10</w:t>
             </w:r>
             <w:r>
               <w:rPr>
@@ -2485,7 +2485,7 @@
                 <w:noProof/>
                 <w:webHidden/>
               </w:rPr>
-              <w:t>9</w:t>
+              <w:t>10</w:t>
             </w:r>
             <w:r>
               <w:rPr>
@@ -2555,7 +2555,7 @@
                 <w:noProof/>
                 <w:webHidden/>
               </w:rPr>
-              <w:t>10</w:t>
+              <w:t>11</w:t>
             </w:r>
             <w:r>
               <w:rPr>
@@ -2625,7 +2625,7 @@
                 <w:noProof/>
                 <w:webHidden/>
               </w:rPr>
-              <w:t>10</w:t>
+              <w:t>11</w:t>
             </w:r>
             <w:r>
               <w:rPr>
@@ -2695,7 +2695,7 @@
                 <w:noProof/>
                 <w:webHidden/>
               </w:rPr>
-              <w:t>10</w:t>
+              <w:t>11</w:t>
             </w:r>
             <w:r>
               <w:rPr>
@@ -2863,16 +2863,7 @@
         <w:t xml:space="preserve">Построение </w:t>
       </w:r>
       <w:r>
-        <w:t xml:space="preserve">эмпирической функции </w:t>
-      </w:r>
-      <w:r>
-        <w:t>распределения</w:t>
-      </w:r>
-      <w:r>
-        <w:t xml:space="preserve"> </w:t>
-      </w:r>
-      <w:r>
-        <w:t>при разных выборках</w:t>
+        <w:t>эмпирической функции распределения при разных выборках</w:t>
       </w:r>
     </w:p>
     <w:p>
@@ -2881,13 +2872,7 @@
         <w:t xml:space="preserve">2) </w:t>
       </w:r>
       <w:r>
-        <w:t xml:space="preserve">Сравнение </w:t>
-      </w:r>
-      <w:r>
-        <w:t>эмпирической функции распределения</w:t>
-      </w:r>
-      <w:r>
-        <w:t xml:space="preserve"> с теоретической функцией распределения при разных выборках</w:t>
+        <w:t>Сравнение эмпирической функции распределения с теоретической функцией распределения при разных выборках</w:t>
       </w:r>
     </w:p>
     <w:p>
@@ -2896,13 +2881,7 @@
         <w:t xml:space="preserve">3) </w:t>
       </w:r>
       <w:r>
-        <w:t>Построение ядерной оценки плотности</w:t>
-      </w:r>
-      <w:r>
-        <w:t xml:space="preserve"> </w:t>
-      </w:r>
-      <w:r>
-        <w:t>распределения</w:t>
+        <w:t>Построение ядерной оценки плотности распределения</w:t>
       </w:r>
     </w:p>
     <w:p>
@@ -2914,19 +2893,7 @@
         <w:t xml:space="preserve"> </w:t>
       </w:r>
       <w:r>
-        <w:t xml:space="preserve">Сравнение </w:t>
-      </w:r>
-      <w:r>
-        <w:t xml:space="preserve">ядерной оценки плотности распределения </w:t>
-      </w:r>
-      <w:r>
-        <w:t xml:space="preserve">с теоретической </w:t>
-      </w:r>
-      <w:r>
-        <w:t xml:space="preserve">плотностью </w:t>
-      </w:r>
-      <w:r>
-        <w:t>распределения при разных выборках</w:t>
+        <w:t>Сравнение ядерной оценки плотности распределения с теоретической плотностью распределения при разных выборках</w:t>
       </w:r>
     </w:p>
     <w:p/>
@@ -4971,7 +4938,6 @@
         <w:jc w:val="center"/>
         <w:rPr>
           <w:iCs/>
-          <w:lang w:val="en-US"/>
         </w:rPr>
       </w:pPr>
       <w:r>
@@ -5192,14 +5158,12 @@
       <w:r>
         <w:t xml:space="preserve">: </w:t>
       </w:r>
-      <w:proofErr w:type="spellStart"/>
       <w:r>
         <w:rPr>
           <w:lang w:val="en-US"/>
         </w:rPr>
         <w:t>numpy</w:t>
       </w:r>
-      <w:proofErr w:type="spellEnd"/>
       <w:r>
         <w:t xml:space="preserve">, </w:t>
       </w:r>
@@ -5212,26 +5176,19 @@
       <w:r>
         <w:t xml:space="preserve">, </w:t>
       </w:r>
-      <w:proofErr w:type="spellStart"/>
       <w:r>
         <w:rPr>
           <w:lang w:val="en-US"/>
         </w:rPr>
         <w:t>scipy</w:t>
       </w:r>
-      <w:proofErr w:type="spellEnd"/>
     </w:p>
     <w:p>
       <w:r>
         <w:t xml:space="preserve">В файле </w:t>
       </w:r>
-      <w:proofErr w:type="spellStart"/>
-      <w:r>
-        <w:t>requirements</w:t>
-      </w:r>
-      <w:proofErr w:type="spellEnd"/>
-      <w:r>
-        <w:t>.</w:t>
+      <w:r>
+        <w:t>requirements.</w:t>
       </w:r>
       <w:r>
         <w:rPr>
@@ -5356,7 +5313,6 @@
       <w:r>
         <w:t>_</w:t>
       </w:r>
-      <w:proofErr w:type="gramStart"/>
       <w:r>
         <w:rPr>
           <w:lang w:val="en-US"/>
@@ -5372,7 +5328,6 @@
       <w:r>
         <w:t>(</w:t>
       </w:r>
-      <w:proofErr w:type="gramEnd"/>
       <w:r>
         <w:rPr>
           <w:lang w:val="en-US"/>
@@ -5409,14 +5364,12 @@
       <w:r>
         <w:t xml:space="preserve">, </w:t>
       </w:r>
-      <w:proofErr w:type="spellStart"/>
       <w:r>
         <w:rPr>
           <w:lang w:val="en-US"/>
         </w:rPr>
         <w:t>dist</w:t>
       </w:r>
-      <w:proofErr w:type="spellEnd"/>
       <w:r>
         <w:t xml:space="preserve">, </w:t>
       </w:r>
@@ -5427,202 +5380,182 @@
         <w:t>interval</w:t>
       </w:r>
       <w:r>
-        <w:t>)</w:t>
+        <w:t xml:space="preserve">) </w:t>
+      </w:r>
+      <w:r>
+        <w:t xml:space="preserve">– </w:t>
+      </w:r>
+      <w:r>
+        <w:t>функция</w:t>
       </w:r>
       <w:r>
         <w:t xml:space="preserve"> </w:t>
       </w:r>
       <w:r>
+        <w:t>построения</w:t>
+      </w:r>
+      <w:r>
+        <w:t xml:space="preserve"> </w:t>
+      </w:r>
+      <w:r>
+        <w:t>эмп</w:t>
+      </w:r>
+      <w:r>
+        <w:t>и</w:t>
+      </w:r>
+      <w:r>
+        <w:t>рической</w:t>
+      </w:r>
+      <w:r>
+        <w:t xml:space="preserve"> </w:t>
+      </w:r>
+      <w:r>
+        <w:t xml:space="preserve">функции распределения с </w:t>
+      </w:r>
+      <w:r>
+        <w:t>помощью</w:t>
+      </w:r>
+      <w:r>
+        <w:t xml:space="preserve"> </w:t>
+      </w:r>
+      <w:r>
+        <w:rPr>
+          <w:lang w:val="en-US"/>
+        </w:rPr>
+        <w:t>matplotlib</w:t>
+      </w:r>
+      <w:r>
+        <w:t xml:space="preserve">. </w:t>
+      </w:r>
+      <w:r>
+        <w:t>Вход</w:t>
+      </w:r>
+      <w:r>
+        <w:t xml:space="preserve">: </w:t>
+      </w:r>
+      <w:r>
+        <w:rPr>
+          <w:lang w:val="en-US"/>
+        </w:rPr>
+        <w:t>name</w:t>
+      </w:r>
+      <w:r>
+        <w:t xml:space="preserve"> – </w:t>
+      </w:r>
+      <w:r>
+        <w:t>название распределения</w:t>
+      </w:r>
+      <w:r>
+        <w:t xml:space="preserve">, </w:t>
+      </w:r>
+      <w:r>
+        <w:rPr>
+          <w:lang w:val="en-US"/>
+        </w:rPr>
+        <w:t>samples</w:t>
+      </w:r>
+      <w:r>
+        <w:t xml:space="preserve"> </w:t>
+      </w:r>
+      <w:r>
         <w:t xml:space="preserve">– </w:t>
       </w:r>
       <w:r>
-        <w:t>функция</w:t>
+        <w:t>массив состоящий из массивов данных для каждой выборки</w:t>
+      </w:r>
+      <w:r>
+        <w:t xml:space="preserve">, </w:t>
+      </w:r>
+      <w:r>
+        <w:rPr>
+          <w:lang w:val="en-US"/>
+        </w:rPr>
+        <w:t>sample</w:t>
+      </w:r>
+      <w:r>
+        <w:t>_</w:t>
+      </w:r>
+      <w:r>
+        <w:rPr>
+          <w:lang w:val="en-US"/>
+        </w:rPr>
+        <w:t>sizes</w:t>
       </w:r>
       <w:r>
         <w:t xml:space="preserve"> </w:t>
       </w:r>
       <w:r>
-        <w:t>построения</w:t>
+        <w:t>–</w:t>
       </w:r>
       <w:r>
         <w:t xml:space="preserve"> </w:t>
       </w:r>
       <w:r>
-        <w:t>эмп</w:t>
-      </w:r>
-      <w:r>
-        <w:t>и</w:t>
-      </w:r>
-      <w:r>
-        <w:t>рической</w:t>
+        <w:t xml:space="preserve">массив с размерами выборки соответствующими </w:t>
+      </w:r>
+      <w:r>
+        <w:rPr>
+          <w:lang w:val="en-US"/>
+        </w:rPr>
+        <w:t>samples</w:t>
+      </w:r>
+      <w:r>
+        <w:t xml:space="preserve">, </w:t>
+      </w:r>
+      <w:r>
+        <w:rPr>
+          <w:lang w:val="en-US"/>
+        </w:rPr>
+        <w:t>dist</w:t>
       </w:r>
       <w:r>
         <w:t xml:space="preserve"> </w:t>
       </w:r>
       <w:r>
-        <w:t xml:space="preserve">функции распределения с </w:t>
-      </w:r>
-      <w:r>
-        <w:t>помощью</w:t>
+        <w:t>–</w:t>
       </w:r>
       <w:r>
         <w:t xml:space="preserve"> </w:t>
       </w:r>
       <w:r>
+        <w:t xml:space="preserve">функция распределения из </w:t>
+      </w:r>
+      <w:r>
         <w:rPr>
           <w:lang w:val="en-US"/>
         </w:rPr>
-        <w:t>matplotlib</w:t>
-      </w:r>
-      <w:r>
-        <w:t xml:space="preserve">. </w:t>
-      </w:r>
-      <w:r>
-        <w:t>Вход</w:t>
-      </w:r>
-      <w:r>
-        <w:t xml:space="preserve">: </w:t>
+        <w:t>scipy</w:t>
+      </w:r>
+      <w:r>
+        <w:t xml:space="preserve">, </w:t>
       </w:r>
       <w:r>
         <w:rPr>
           <w:lang w:val="en-US"/>
         </w:rPr>
-        <w:t>name</w:t>
-      </w:r>
-      <w:r>
-        <w:t xml:space="preserve"> – </w:t>
-      </w:r>
-      <w:r>
-        <w:t>название распределения</w:t>
+        <w:t>interval</w:t>
+      </w:r>
+      <w:r>
+        <w:t xml:space="preserve"> </w:t>
+      </w:r>
+      <w:r>
+        <w:t>–</w:t>
+      </w:r>
+      <w:r>
+        <w:t xml:space="preserve"> </w:t>
+      </w:r>
+      <w:r>
+        <w:t>интервал</w:t>
       </w:r>
       <w:r>
         <w:t xml:space="preserve">, </w:t>
       </w:r>
       <w:r>
-        <w:rPr>
-          <w:lang w:val="en-US"/>
-        </w:rPr>
-        <w:t>samples</w:t>
-      </w:r>
-      <w:r>
-        <w:t xml:space="preserve"> </w:t>
-      </w:r>
-      <w:r>
-        <w:t xml:space="preserve">– </w:t>
-      </w:r>
-      <w:proofErr w:type="gramStart"/>
-      <w:r>
-        <w:t>массив</w:t>
-      </w:r>
-      <w:proofErr w:type="gramEnd"/>
-      <w:r>
-        <w:t xml:space="preserve"> состоящий из массивов данных для каждой выборки</w:t>
-      </w:r>
-      <w:r>
-        <w:t xml:space="preserve">, </w:t>
-      </w:r>
-      <w:r>
-        <w:rPr>
-          <w:lang w:val="en-US"/>
-        </w:rPr>
-        <w:t>sample</w:t>
-      </w:r>
-      <w:r>
-        <w:t>_</w:t>
-      </w:r>
-      <w:r>
-        <w:rPr>
-          <w:lang w:val="en-US"/>
-        </w:rPr>
-        <w:t>sizes</w:t>
-      </w:r>
-      <w:r>
-        <w:t xml:space="preserve"> </w:t>
-      </w:r>
-      <w:r>
-        <w:t>–</w:t>
-      </w:r>
-      <w:r>
-        <w:t xml:space="preserve"> </w:t>
-      </w:r>
-      <w:r>
-        <w:t xml:space="preserve">массив с размерами выборки соответствующими </w:t>
-      </w:r>
-      <w:r>
-        <w:rPr>
-          <w:lang w:val="en-US"/>
-        </w:rPr>
-        <w:t>samples</w:t>
-      </w:r>
-      <w:r>
-        <w:t xml:space="preserve">, </w:t>
-      </w:r>
-      <w:proofErr w:type="spellStart"/>
-      <w:r>
-        <w:rPr>
-          <w:lang w:val="en-US"/>
-        </w:rPr>
-        <w:t>dist</w:t>
-      </w:r>
-      <w:proofErr w:type="spellEnd"/>
-      <w:r>
-        <w:t xml:space="preserve"> </w:t>
-      </w:r>
-      <w:r>
-        <w:t>–</w:t>
-      </w:r>
-      <w:r>
-        <w:t xml:space="preserve"> </w:t>
-      </w:r>
-      <w:r>
-        <w:t xml:space="preserve">функция распределения из </w:t>
-      </w:r>
-      <w:proofErr w:type="spellStart"/>
-      <w:r>
-        <w:rPr>
-          <w:lang w:val="en-US"/>
-        </w:rPr>
-        <w:t>scipy</w:t>
-      </w:r>
-      <w:proofErr w:type="spellEnd"/>
-      <w:r>
-        <w:t xml:space="preserve">, </w:t>
-      </w:r>
-      <w:r>
-        <w:rPr>
-          <w:lang w:val="en-US"/>
-        </w:rPr>
-        <w:t>interval</w:t>
-      </w:r>
-      <w:r>
-        <w:t xml:space="preserve"> </w:t>
-      </w:r>
-      <w:r>
-        <w:t>–</w:t>
-      </w:r>
-      <w:r>
-        <w:t xml:space="preserve"> </w:t>
-      </w:r>
-      <w:r>
-        <w:t>интервал</w:t>
-      </w:r>
-      <w:r>
-        <w:t xml:space="preserve">, </w:t>
-      </w:r>
-      <w:r>
         <w:t xml:space="preserve">на </w:t>
       </w:r>
       <w:r>
         <w:lastRenderedPageBreak/>
-        <w:t xml:space="preserve">котором </w:t>
-      </w:r>
-      <w:proofErr w:type="spellStart"/>
-      <w:r>
-        <w:t>отрисовывается</w:t>
-      </w:r>
-      <w:proofErr w:type="spellEnd"/>
-      <w:r>
-        <w:t xml:space="preserve"> распределение. </w:t>
+        <w:t xml:space="preserve">котором отрисовывается распределение. </w:t>
       </w:r>
       <w:r>
         <w:t>Пример графика</w:t>
@@ -5725,7 +5658,6 @@
       <w:r>
         <w:t>_</w:t>
       </w:r>
-      <w:proofErr w:type="gramStart"/>
       <w:r>
         <w:rPr>
           <w:lang w:val="en-US"/>
@@ -5735,7 +5667,6 @@
       <w:r>
         <w:t>(</w:t>
       </w:r>
-      <w:proofErr w:type="gramEnd"/>
       <w:r>
         <w:rPr>
           <w:lang w:val="en-US"/>
@@ -5772,14 +5703,12 @@
       <w:r>
         <w:t xml:space="preserve">, </w:t>
       </w:r>
-      <w:proofErr w:type="spellStart"/>
       <w:r>
         <w:rPr>
           <w:lang w:val="en-US"/>
         </w:rPr>
         <w:t>dist</w:t>
       </w:r>
-      <w:proofErr w:type="spellEnd"/>
       <w:r>
         <w:t xml:space="preserve">, </w:t>
       </w:r>
@@ -5817,10 +5746,7 @@
         <w:t xml:space="preserve"> </w:t>
       </w:r>
       <w:r>
-        <w:t xml:space="preserve">плотности </w:t>
-      </w:r>
-      <w:r>
-        <w:t>с</w:t>
+        <w:t>плотности с</w:t>
       </w:r>
       <w:r>
         <w:t xml:space="preserve"> </w:t>
@@ -5873,13 +5799,8 @@
       <w:r>
         <w:t xml:space="preserve">– </w:t>
       </w:r>
-      <w:proofErr w:type="gramStart"/>
-      <w:r>
-        <w:t>массив</w:t>
-      </w:r>
-      <w:proofErr w:type="gramEnd"/>
-      <w:r>
-        <w:t xml:space="preserve"> состоящий из массивов данных для каждой выборки</w:t>
+      <w:r>
+        <w:t>массив состоящий из массивов данных для каждой выборки</w:t>
       </w:r>
       <w:r>
         <w:t xml:space="preserve">, </w:t>
@@ -5920,14 +5841,12 @@
       <w:r>
         <w:t xml:space="preserve">, </w:t>
       </w:r>
-      <w:proofErr w:type="spellStart"/>
       <w:r>
         <w:rPr>
           <w:lang w:val="en-US"/>
         </w:rPr>
         <w:t>dist</w:t>
       </w:r>
-      <w:proofErr w:type="spellEnd"/>
       <w:r>
         <w:t xml:space="preserve"> </w:t>
       </w:r>
@@ -5940,14 +5859,12 @@
       <w:r>
         <w:t xml:space="preserve">функция распределения из </w:t>
       </w:r>
-      <w:proofErr w:type="spellStart"/>
       <w:r>
         <w:rPr>
           <w:lang w:val="en-US"/>
         </w:rPr>
         <w:t>scipy</w:t>
       </w:r>
-      <w:proofErr w:type="spellEnd"/>
       <w:r>
         <w:t xml:space="preserve">, </w:t>
       </w:r>
@@ -5973,15 +5890,7 @@
         <w:t xml:space="preserve">, </w:t>
       </w:r>
       <w:r>
-        <w:t xml:space="preserve">на котором </w:t>
-      </w:r>
-      <w:proofErr w:type="spellStart"/>
-      <w:r>
-        <w:t>отрисовывается</w:t>
-      </w:r>
-      <w:proofErr w:type="spellEnd"/>
-      <w:r>
-        <w:t xml:space="preserve"> распределение. Пример графика</w:t>
+        <w:t>на котором отрисовывается распределение. Пример графика</w:t>
       </w:r>
       <w:r>
         <w:t>:</w:t>
@@ -6252,10 +6161,10 @@
           <w:noProof/>
         </w:rPr>
         <w:drawing>
-          <wp:inline distT="0" distB="0" distL="0" distR="0" wp14:anchorId="27F42981" wp14:editId="4B2FEA6B">
-            <wp:extent cx="5940425" cy="2988945"/>
-            <wp:effectExtent l="0" t="0" r="3175" b="1905"/>
-            <wp:docPr id="5" name="Рисунок 5"/>
+          <wp:inline distT="0" distB="0" distL="0" distR="0" wp14:anchorId="205A4C6E" wp14:editId="0ADC115A">
+            <wp:extent cx="5940425" cy="2948305"/>
+            <wp:effectExtent l="0" t="0" r="3175" b="4445"/>
+            <wp:docPr id="8" name="Рисунок 8"/>
             <wp:cNvGraphicFramePr>
               <a:graphicFrameLocks xmlns:a="http://schemas.openxmlformats.org/drawingml/2006/main" noChangeAspect="1"/>
             </wp:cNvGraphicFramePr>
@@ -6275,7 +6184,7 @@
                   <pic:spPr>
                     <a:xfrm>
                       <a:off x="0" y="0"/>
-                      <a:ext cx="5940425" cy="2988945"/>
+                      <a:ext cx="5940425" cy="2948305"/>
                     </a:xfrm>
                     <a:prstGeom prst="rect">
                       <a:avLst/>
@@ -6315,16 +6224,19 @@
     <w:p>
       <w:pPr>
         <w:jc w:val="center"/>
+        <w:rPr>
+          <w:lang w:val="en-US"/>
+        </w:rPr>
       </w:pPr>
       <w:r>
         <w:rPr>
           <w:noProof/>
         </w:rPr>
         <w:drawing>
-          <wp:inline distT="0" distB="0" distL="0" distR="0" wp14:anchorId="7DCCE68A" wp14:editId="1A39B07E">
-            <wp:extent cx="5940425" cy="2897505"/>
-            <wp:effectExtent l="0" t="0" r="3175" b="0"/>
-            <wp:docPr id="6" name="Рисунок 6"/>
+          <wp:inline distT="0" distB="0" distL="0" distR="0" wp14:anchorId="142E4878" wp14:editId="07621D04">
+            <wp:extent cx="5940425" cy="2907030"/>
+            <wp:effectExtent l="0" t="0" r="3175" b="7620"/>
+            <wp:docPr id="12" name="Рисунок 12"/>
             <wp:cNvGraphicFramePr>
               <a:graphicFrameLocks xmlns:a="http://schemas.openxmlformats.org/drawingml/2006/main" noChangeAspect="1"/>
             </wp:cNvGraphicFramePr>
@@ -6344,7 +6256,7 @@
                   <pic:spPr>
                     <a:xfrm>
                       <a:off x="0" y="0"/>
-                      <a:ext cx="5940425" cy="2897505"/>
+                      <a:ext cx="5940425" cy="2907030"/>
                     </a:xfrm>
                     <a:prstGeom prst="rect">
                       <a:avLst/>
@@ -6524,38 +6436,17 @@
         <w:t xml:space="preserve"> для распределения Лапласа</w:t>
       </w:r>
     </w:p>
-    <w:p/>
-    <w:p>
-      <w:pPr>
-        <w:pStyle w:val="2"/>
-      </w:pPr>
-      <w:bookmarkStart w:id="17" w:name="_Toc223095728"/>
-      <w:r>
+    <w:p>
+      <w:r>
+        <w:rPr>
+          <w:noProof/>
+        </w:rPr>
         <w:lastRenderedPageBreak/>
-        <w:t>Распределение Пуассона</w:t>
-      </w:r>
-      <w:bookmarkEnd w:id="17"/>
-    </w:p>
-    <w:p>
-      <w:pPr>
-        <w:pStyle w:val="3"/>
-      </w:pPr>
-      <w:bookmarkStart w:id="18" w:name="_Toc223095729"/>
-      <w:r>
-        <w:t>Эмпирическая функция распределения</w:t>
-      </w:r>
-      <w:bookmarkEnd w:id="18"/>
-    </w:p>
-    <w:p>
-      <w:r>
-        <w:rPr>
-          <w:noProof/>
-        </w:rPr>
         <w:drawing>
-          <wp:inline distT="0" distB="0" distL="0" distR="0" wp14:anchorId="0FD9B349" wp14:editId="533563CF">
-            <wp:extent cx="5940425" cy="2947035"/>
-            <wp:effectExtent l="0" t="0" r="3175" b="5715"/>
-            <wp:docPr id="10" name="Рисунок 10"/>
+          <wp:inline distT="0" distB="0" distL="0" distR="0" wp14:anchorId="368EC7DC" wp14:editId="1762A981">
+            <wp:extent cx="5940425" cy="2864485"/>
+            <wp:effectExtent l="0" t="0" r="3175" b="0"/>
+            <wp:docPr id="17" name="Рисунок 17"/>
             <wp:cNvGraphicFramePr>
               <a:graphicFrameLocks xmlns:a="http://schemas.openxmlformats.org/drawingml/2006/main" noChangeAspect="1"/>
             </wp:cNvGraphicFramePr>
@@ -6575,7 +6466,7 @@
                   <pic:spPr>
                     <a:xfrm>
                       <a:off x="0" y="0"/>
-                      <a:ext cx="5940425" cy="2947035"/>
+                      <a:ext cx="5940425" cy="2864485"/>
                     </a:xfrm>
                     <a:prstGeom prst="rect">
                       <a:avLst/>
@@ -6593,38 +6484,64 @@
         <w:jc w:val="center"/>
       </w:pPr>
       <w:r>
-        <w:t xml:space="preserve">Рис 9. </w:t>
-      </w:r>
+        <w:t xml:space="preserve">Рис </w:t>
+      </w:r>
+      <w:r>
+        <w:t>9</w:t>
+      </w:r>
+      <w:r>
+        <w:t xml:space="preserve">. </w:t>
+      </w:r>
+      <w:r>
+        <w:t>Влияние ширины окна на я</w:t>
+      </w:r>
+      <w:r>
+        <w:t>дерн</w:t>
+      </w:r>
+      <w:r>
+        <w:t xml:space="preserve">ую </w:t>
+      </w:r>
+      <w:r>
+        <w:t>оценк</w:t>
+      </w:r>
+      <w:r>
+        <w:t xml:space="preserve">у </w:t>
+      </w:r>
+      <w:r>
+        <w:t>плотности для распределения Лапласа</w:t>
+      </w:r>
+    </w:p>
+    <w:p/>
+    <w:p>
+      <w:pPr>
+        <w:pStyle w:val="2"/>
+      </w:pPr>
+      <w:bookmarkStart w:id="17" w:name="_Toc223095728"/>
+      <w:r>
+        <w:t>Распределение Пуассона</w:t>
+      </w:r>
+      <w:bookmarkEnd w:id="17"/>
+    </w:p>
+    <w:p>
+      <w:pPr>
+        <w:pStyle w:val="3"/>
+      </w:pPr>
+      <w:bookmarkStart w:id="18" w:name="_Toc223095729"/>
       <w:r>
         <w:t>Эмпирическая функция распределения</w:t>
       </w:r>
-      <w:r>
-        <w:t xml:space="preserve"> для распределения Пуассона</w:t>
-      </w:r>
-    </w:p>
-    <w:p>
-      <w:pPr>
-        <w:pStyle w:val="3"/>
-      </w:pPr>
-      <w:bookmarkStart w:id="19" w:name="_Toc223095730"/>
-      <w:r>
-        <w:t>Ядерная оценка плотности</w:t>
-      </w:r>
-      <w:bookmarkEnd w:id="19"/>
-    </w:p>
-    <w:p>
-      <w:pPr>
-        <w:jc w:val="center"/>
-      </w:pPr>
+      <w:bookmarkEnd w:id="18"/>
+    </w:p>
+    <w:p>
       <w:r>
         <w:rPr>
           <w:noProof/>
         </w:rPr>
         <w:drawing>
-          <wp:inline distT="0" distB="0" distL="0" distR="0" wp14:anchorId="64BE6500" wp14:editId="501795C8">
-            <wp:extent cx="5940425" cy="2872740"/>
-            <wp:effectExtent l="0" t="0" r="3175" b="3810"/>
-            <wp:docPr id="11" name="Рисунок 11"/>
+          <wp:inline distT="0" distB="0" distL="0" distR="0" wp14:anchorId="0FD9B349" wp14:editId="533563CF">
+            <wp:extent cx="5940425" cy="2947035"/>
+            <wp:effectExtent l="0" t="0" r="3175" b="5715"/>
+            <wp:docPr id="10" name="Рисунок 10"/>
             <wp:cNvGraphicFramePr>
               <a:graphicFrameLocks xmlns:a="http://schemas.openxmlformats.org/drawingml/2006/main" noChangeAspect="1"/>
             </wp:cNvGraphicFramePr>
@@ -6644,7 +6561,7 @@
                   <pic:spPr>
                     <a:xfrm>
                       <a:off x="0" y="0"/>
-                      <a:ext cx="5940425" cy="2872740"/>
+                      <a:ext cx="5940425" cy="2947035"/>
                     </a:xfrm>
                     <a:prstGeom prst="rect">
                       <a:avLst/>
@@ -6657,52 +6574,50 @@
         </w:drawing>
       </w:r>
     </w:p>
-    <w:p/>
     <w:p>
       <w:pPr>
         <w:jc w:val="center"/>
       </w:pPr>
       <w:r>
-        <w:t xml:space="preserve">Рис 10. </w:t>
-      </w:r>
-      <w:r>
+        <w:t xml:space="preserve">Рис </w:t>
+      </w:r>
+      <w:r>
+        <w:t>10</w:t>
+      </w:r>
+      <w:r>
+        <w:t xml:space="preserve">. </w:t>
+      </w:r>
+      <w:r>
+        <w:t>Эмпирическая функция распределения</w:t>
+      </w:r>
+      <w:r>
+        <w:t xml:space="preserve"> для распределения Пуассона</w:t>
+      </w:r>
+    </w:p>
+    <w:p>
+      <w:pPr>
+        <w:pStyle w:val="3"/>
+      </w:pPr>
+      <w:bookmarkStart w:id="19" w:name="_Toc223095730"/>
+      <w:r>
+        <w:lastRenderedPageBreak/>
         <w:t>Ядерная оценка плотности</w:t>
       </w:r>
-      <w:r>
-        <w:t xml:space="preserve"> для распределения Пуассона</w:t>
-      </w:r>
-    </w:p>
-    <w:p>
-      <w:pPr>
-        <w:pStyle w:val="2"/>
-      </w:pPr>
-      <w:bookmarkStart w:id="20" w:name="_Toc223095731"/>
-      <w:r>
-        <w:lastRenderedPageBreak/>
-        <w:t>Распределение равномерное</w:t>
-      </w:r>
-      <w:bookmarkEnd w:id="20"/>
-    </w:p>
-    <w:p>
-      <w:pPr>
-        <w:pStyle w:val="3"/>
-      </w:pPr>
-      <w:bookmarkStart w:id="21" w:name="_Toc223095732"/>
-      <w:r>
-        <w:t>Эмпирическая функция распределения</w:t>
-      </w:r>
-      <w:bookmarkEnd w:id="21"/>
-    </w:p>
-    <w:p>
+      <w:bookmarkEnd w:id="19"/>
+    </w:p>
+    <w:p>
+      <w:pPr>
+        <w:jc w:val="center"/>
+      </w:pPr>
       <w:r>
         <w:rPr>
           <w:noProof/>
         </w:rPr>
         <w:drawing>
-          <wp:inline distT="0" distB="0" distL="0" distR="0" wp14:anchorId="2BF7CE57" wp14:editId="5A5637E9">
-            <wp:extent cx="5940425" cy="2939415"/>
-            <wp:effectExtent l="0" t="0" r="3175" b="0"/>
-            <wp:docPr id="14" name="Рисунок 14"/>
+          <wp:inline distT="0" distB="0" distL="0" distR="0" wp14:anchorId="64BE6500" wp14:editId="501795C8">
+            <wp:extent cx="5940425" cy="2872740"/>
+            <wp:effectExtent l="0" t="0" r="3175" b="3810"/>
+            <wp:docPr id="11" name="Рисунок 11"/>
             <wp:cNvGraphicFramePr>
               <a:graphicFrameLocks xmlns:a="http://schemas.openxmlformats.org/drawingml/2006/main" noChangeAspect="1"/>
             </wp:cNvGraphicFramePr>
@@ -6722,7 +6637,7 @@
                   <pic:spPr>
                     <a:xfrm>
                       <a:off x="0" y="0"/>
-                      <a:ext cx="5940425" cy="2939415"/>
+                      <a:ext cx="5940425" cy="2872740"/>
                     </a:xfrm>
                     <a:prstGeom prst="rect">
                       <a:avLst/>
@@ -6740,35 +6655,34 @@
         <w:jc w:val="center"/>
       </w:pPr>
       <w:r>
-        <w:t xml:space="preserve">Рис 11. </w:t>
-      </w:r>
-      <w:r>
-        <w:t>Эмпирическая функция распределения</w:t>
-      </w:r>
-      <w:r>
-        <w:t xml:space="preserve"> для равномерного распределения</w:t>
-      </w:r>
-    </w:p>
-    <w:p>
-      <w:pPr>
-        <w:pStyle w:val="3"/>
-      </w:pPr>
-      <w:bookmarkStart w:id="22" w:name="_Toc223095733"/>
+        <w:t>Рис 1</w:t>
+      </w:r>
+      <w:r>
+        <w:t>1</w:t>
+      </w:r>
+      <w:r>
+        <w:t xml:space="preserve">. </w:t>
+      </w:r>
       <w:r>
         <w:t>Ядерная оценка плотности</w:t>
       </w:r>
-      <w:bookmarkEnd w:id="22"/>
-    </w:p>
-    <w:p>
+      <w:r>
+        <w:t xml:space="preserve"> для распределения Пуассона</w:t>
+      </w:r>
+    </w:p>
+    <w:p>
+      <w:pPr>
+        <w:jc w:val="center"/>
+      </w:pPr>
       <w:r>
         <w:rPr>
           <w:noProof/>
         </w:rPr>
         <w:drawing>
-          <wp:inline distT="0" distB="0" distL="0" distR="0" wp14:anchorId="0E4B231E" wp14:editId="67B56CD5">
-            <wp:extent cx="5940425" cy="2900680"/>
+          <wp:inline distT="0" distB="0" distL="0" distR="0" wp14:anchorId="3B68165A" wp14:editId="05858B79">
+            <wp:extent cx="5940425" cy="2882265"/>
             <wp:effectExtent l="0" t="0" r="3175" b="0"/>
-            <wp:docPr id="15" name="Рисунок 15"/>
+            <wp:docPr id="16" name="Рисунок 16"/>
             <wp:cNvGraphicFramePr>
               <a:graphicFrameLocks xmlns:a="http://schemas.openxmlformats.org/drawingml/2006/main" noChangeAspect="1"/>
             </wp:cNvGraphicFramePr>
@@ -6788,6 +6702,160 @@
                   <pic:spPr>
                     <a:xfrm>
                       <a:off x="0" y="0"/>
+                      <a:ext cx="5940425" cy="2882265"/>
+                    </a:xfrm>
+                    <a:prstGeom prst="rect">
+                      <a:avLst/>
+                    </a:prstGeom>
+                  </pic:spPr>
+                </pic:pic>
+              </a:graphicData>
+            </a:graphic>
+          </wp:inline>
+        </w:drawing>
+      </w:r>
+    </w:p>
+    <w:p>
+      <w:pPr>
+        <w:jc w:val="center"/>
+      </w:pPr>
+      <w:r>
+        <w:t xml:space="preserve">Рис </w:t>
+      </w:r>
+      <w:r>
+        <w:t>12</w:t>
+      </w:r>
+      <w:r>
+        <w:t>. Влияние ширины окна на ядерную оценку плотности для распределения Лапласа</w:t>
+      </w:r>
+    </w:p>
+    <w:p>
+      <w:pPr>
+        <w:jc w:val="center"/>
+      </w:pPr>
+    </w:p>
+    <w:p>
+      <w:pPr>
+        <w:pStyle w:val="2"/>
+      </w:pPr>
+      <w:bookmarkStart w:id="20" w:name="_Toc223095731"/>
+      <w:r>
+        <w:lastRenderedPageBreak/>
+        <w:t>Распределение равномерное</w:t>
+      </w:r>
+      <w:bookmarkEnd w:id="20"/>
+    </w:p>
+    <w:p>
+      <w:pPr>
+        <w:pStyle w:val="3"/>
+      </w:pPr>
+      <w:bookmarkStart w:id="21" w:name="_Toc223095732"/>
+      <w:r>
+        <w:t>Эмпирическая функция распределения</w:t>
+      </w:r>
+      <w:bookmarkEnd w:id="21"/>
+    </w:p>
+    <w:p>
+      <w:r>
+        <w:rPr>
+          <w:noProof/>
+        </w:rPr>
+        <w:drawing>
+          <wp:inline distT="0" distB="0" distL="0" distR="0" wp14:anchorId="2BF7CE57" wp14:editId="5A5637E9">
+            <wp:extent cx="5940425" cy="2939415"/>
+            <wp:effectExtent l="0" t="0" r="3175" b="0"/>
+            <wp:docPr id="14" name="Рисунок 14"/>
+            <wp:cNvGraphicFramePr>
+              <a:graphicFrameLocks xmlns:a="http://schemas.openxmlformats.org/drawingml/2006/main" noChangeAspect="1"/>
+            </wp:cNvGraphicFramePr>
+            <a:graphic xmlns:a="http://schemas.openxmlformats.org/drawingml/2006/main">
+              <a:graphicData uri="http://schemas.openxmlformats.org/drawingml/2006/picture">
+                <pic:pic xmlns:pic="http://schemas.openxmlformats.org/drawingml/2006/picture">
+                  <pic:nvPicPr>
+                    <pic:cNvPr id="1" name=""/>
+                    <pic:cNvPicPr/>
+                  </pic:nvPicPr>
+                  <pic:blipFill>
+                    <a:blip r:embed="rId18"/>
+                    <a:stretch>
+                      <a:fillRect/>
+                    </a:stretch>
+                  </pic:blipFill>
+                  <pic:spPr>
+                    <a:xfrm>
+                      <a:off x="0" y="0"/>
+                      <a:ext cx="5940425" cy="2939415"/>
+                    </a:xfrm>
+                    <a:prstGeom prst="rect">
+                      <a:avLst/>
+                    </a:prstGeom>
+                  </pic:spPr>
+                </pic:pic>
+              </a:graphicData>
+            </a:graphic>
+          </wp:inline>
+        </w:drawing>
+      </w:r>
+    </w:p>
+    <w:p>
+      <w:pPr>
+        <w:jc w:val="center"/>
+      </w:pPr>
+      <w:r>
+        <w:t>Рис 1</w:t>
+      </w:r>
+      <w:r>
+        <w:t>3</w:t>
+      </w:r>
+      <w:r>
+        <w:t xml:space="preserve">. </w:t>
+      </w:r>
+      <w:r>
+        <w:t>Эмпирическая функция распределения</w:t>
+      </w:r>
+      <w:r>
+        <w:t xml:space="preserve"> для равномерного распределения</w:t>
+      </w:r>
+    </w:p>
+    <w:p>
+      <w:pPr>
+        <w:pStyle w:val="3"/>
+      </w:pPr>
+      <w:bookmarkStart w:id="22" w:name="_Toc223095733"/>
+      <w:r>
+        <w:t>Ядерная оценка плотности</w:t>
+      </w:r>
+      <w:bookmarkEnd w:id="22"/>
+    </w:p>
+    <w:p>
+      <w:r>
+        <w:rPr>
+          <w:noProof/>
+        </w:rPr>
+        <w:drawing>
+          <wp:inline distT="0" distB="0" distL="0" distR="0" wp14:anchorId="0E4B231E" wp14:editId="67B56CD5">
+            <wp:extent cx="5940425" cy="2900680"/>
+            <wp:effectExtent l="0" t="0" r="3175" b="0"/>
+            <wp:docPr id="15" name="Рисунок 15"/>
+            <wp:cNvGraphicFramePr>
+              <a:graphicFrameLocks xmlns:a="http://schemas.openxmlformats.org/drawingml/2006/main" noChangeAspect="1"/>
+            </wp:cNvGraphicFramePr>
+            <a:graphic xmlns:a="http://schemas.openxmlformats.org/drawingml/2006/main">
+              <a:graphicData uri="http://schemas.openxmlformats.org/drawingml/2006/picture">
+                <pic:pic xmlns:pic="http://schemas.openxmlformats.org/drawingml/2006/picture">
+                  <pic:nvPicPr>
+                    <pic:cNvPr id="1" name=""/>
+                    <pic:cNvPicPr/>
+                  </pic:nvPicPr>
+                  <pic:blipFill>
+                    <a:blip r:embed="rId19"/>
+                    <a:stretch>
+                      <a:fillRect/>
+                    </a:stretch>
+                  </pic:blipFill>
+                  <pic:spPr>
+                    <a:xfrm>
+                      <a:off x="0" y="0"/>
                       <a:ext cx="5940425" cy="2900680"/>
                     </a:xfrm>
                     <a:prstGeom prst="rect">
@@ -6806,7 +6874,13 @@
         <w:jc w:val="center"/>
       </w:pPr>
       <w:r>
-        <w:t xml:space="preserve">Рис 12. </w:t>
+        <w:t>Рис 1</w:t>
+      </w:r>
+      <w:r>
+        <w:t>4</w:t>
+      </w:r>
+      <w:r>
+        <w:t xml:space="preserve">. </w:t>
       </w:r>
       <w:r>
         <w:t>Ядерная оценка плотности</w:t>
@@ -6860,11 +6934,9 @@
       <w:r>
         <w:t xml:space="preserve">, </w:t>
       </w:r>
-      <w:proofErr w:type="spellStart"/>
       <w:r>
         <w:t>Лапласса</w:t>
       </w:r>
-      <w:proofErr w:type="spellEnd"/>
       <w:r>
         <w:t xml:space="preserve">, </w:t>
       </w:r>
@@ -6974,6 +7046,122 @@
       </w:r>
     </w:p>
     <w:p>
+      <w:r>
+        <w:t>Влияние ширины окна на ядерную оценку плотности</w:t>
+      </w:r>
+      <w:r>
+        <w:t>:</w:t>
+      </w:r>
+    </w:p>
+    <w:p>
+      <w:pPr>
+        <w:pStyle w:val="a6"/>
+        <w:numPr>
+          <w:ilvl w:val="0"/>
+          <w:numId w:val="14"/>
+        </w:numPr>
+      </w:pPr>
+      <w:r>
+        <w:t xml:space="preserve">В обоих случаях </w:t>
+      </w:r>
+      <w:r>
+        <w:t>ширина окна, рассчитанная с помощью формулы Скотта, показывает хорошее приближение к реальному распределению</w:t>
+      </w:r>
+    </w:p>
+    <w:p>
+      <w:pPr>
+        <w:pStyle w:val="a6"/>
+        <w:numPr>
+          <w:ilvl w:val="0"/>
+          <w:numId w:val="14"/>
+        </w:numPr>
+      </w:pPr>
+      <w:r>
+        <w:t>Однако можно заметить</w:t>
+      </w:r>
+      <w:r>
+        <w:t xml:space="preserve">, </w:t>
+      </w:r>
+      <w:r>
+        <w:t>что ширина окна, подобранная руками, в некоторых случаях также даёт хорошее приближение</w:t>
+      </w:r>
+      <w:r>
+        <w:t xml:space="preserve">, </w:t>
+      </w:r>
+      <w:r>
+        <w:t>или даже лучше по сравнению с шириной окна</w:t>
+      </w:r>
+      <w:r>
+        <w:t xml:space="preserve">, </w:t>
+      </w:r>
+      <w:r>
+        <w:t>рассчитанной по</w:t>
+      </w:r>
+      <w:r>
+        <w:t xml:space="preserve"> </w:t>
+      </w:r>
+      <w:r>
+        <w:t>формуле Скотта.</w:t>
+      </w:r>
+    </w:p>
+    <w:p>
+      <w:pPr>
+        <w:pStyle w:val="a6"/>
+        <w:numPr>
+          <w:ilvl w:val="0"/>
+          <w:numId w:val="14"/>
+        </w:numPr>
+      </w:pPr>
+      <w:r>
+        <w:t>С ростом числа элементов в выборке в случае распределения Лапласа скачкообразность при малом значении ширины окна уменьшается</w:t>
+      </w:r>
+      <w:r>
+        <w:t xml:space="preserve">, </w:t>
+      </w:r>
+      <w:r>
+        <w:t>однако в случае распределения Пуассона рост числа элементов не влияет на скачкообразность.</w:t>
+      </w:r>
+    </w:p>
+    <w:p>
+      <w:pPr>
+        <w:pStyle w:val="a6"/>
+        <w:numPr>
+          <w:ilvl w:val="0"/>
+          <w:numId w:val="14"/>
+        </w:numPr>
+      </w:pPr>
+      <w:r>
+        <w:t>Чем меньше ширина окна</w:t>
+      </w:r>
+      <w:r>
+        <w:t xml:space="preserve">, </w:t>
+      </w:r>
+      <w:r>
+        <w:t>тем более скачкообразно ведёт себя ядерная оценка плотности</w:t>
+      </w:r>
+      <w:r>
+        <w:t xml:space="preserve">, </w:t>
+      </w:r>
+      <w:r>
+        <w:t xml:space="preserve">с ростом ширины ядерная оценка </w:t>
+      </w:r>
+      <w:r>
+        <w:t>“</w:t>
+      </w:r>
+      <w:r>
+        <w:t>прижимается</w:t>
+      </w:r>
+      <w:r>
+        <w:t>”</w:t>
+      </w:r>
+      <w:r>
+        <w:t xml:space="preserve"> к оси абсцисс</w:t>
+      </w:r>
+      <w:r>
+        <w:t>.</w:t>
+      </w:r>
+    </w:p>
+    <w:p>
       <w:pPr>
         <w:rPr>
           <w:rStyle w:val="10"/>
@@ -7014,15 +7202,7 @@
         <w:t xml:space="preserve">, </w:t>
       </w:r>
       <w:r>
-        <w:t xml:space="preserve">нормальное и </w:t>
-      </w:r>
-      <w:proofErr w:type="spellStart"/>
-      <w:r>
-        <w:t>Лапласса</w:t>
-      </w:r>
-      <w:proofErr w:type="spellEnd"/>
-      <w:r>
-        <w:t>. Для распределений Пуассона и равномерного необходимо находить оптимальное число элементов в выборке для наилучшего приближения</w:t>
+        <w:t>нормальное и Лапласса. Для распределений Пуассона и равномерного необходимо находить оптимальное число элементов в выборке для наилучшего приближения</w:t>
       </w:r>
       <w:r>
         <w:t xml:space="preserve">, </w:t>
@@ -7040,13 +7220,8 @@
         <w:t>,</w:t>
       </w:r>
       <w:r>
-        <w:t xml:space="preserve"> не противоречит теореме Гливенко-</w:t>
-      </w:r>
-      <w:proofErr w:type="spellStart"/>
-      <w:r>
-        <w:t>Кантелли</w:t>
-      </w:r>
-      <w:proofErr w:type="spellEnd"/>
+        <w:t xml:space="preserve"> не противоречит теореме Гливенко-Кантелли</w:t>
+      </w:r>
       <w:r>
         <w:t xml:space="preserve">, </w:t>
       </w:r>
@@ -7146,6 +7321,86 @@
     </w:p>
     <w:p/>
     <w:p>
+      <w:r>
+        <w:t>3) Выбор ширины окна позволяет более точно приблизить ядерную оценку плотности. Было выявлено</w:t>
+      </w:r>
+      <w:r>
+        <w:t xml:space="preserve">, </w:t>
+      </w:r>
+      <w:r>
+        <w:t>что при низкой ширине окна возникают скачки в ядерной оценке плотности</w:t>
+      </w:r>
+      <w:r>
+        <w:t xml:space="preserve">, </w:t>
+      </w:r>
+      <w:r>
+        <w:t>а при высокой ширине</w:t>
+      </w:r>
+      <w:r>
+        <w:t xml:space="preserve"> </w:t>
+      </w:r>
+      <w:r>
+        <w:t>скачки уходят</w:t>
+      </w:r>
+      <w:r>
+        <w:t xml:space="preserve">, </w:t>
+      </w:r>
+      <w:r>
+        <w:t>однако ядерная оценка плотности начинает прижиматься к оси абсцисс вне зависимости от рассмотренных распределений. Также было выяснено</w:t>
+      </w:r>
+      <w:r>
+        <w:t xml:space="preserve">, </w:t>
+      </w:r>
+      <w:r>
+        <w:t>что</w:t>
+      </w:r>
+      <w:r>
+        <w:t>,</w:t>
+      </w:r>
+      <w:r>
+        <w:t xml:space="preserve"> хотя ядерная функция</w:t>
+      </w:r>
+      <w:r>
+        <w:t xml:space="preserve">, </w:t>
+      </w:r>
+      <w:r>
+        <w:t>с шириной окна установленной с помощью формулы Скотта</w:t>
+      </w:r>
+      <w:r>
+        <w:t xml:space="preserve">, </w:t>
+      </w:r>
+      <w:r>
+        <w:t>показывает хорошее приближение</w:t>
+      </w:r>
+      <w:r>
+        <w:t xml:space="preserve">, </w:t>
+      </w:r>
+      <w:r>
+        <w:t>ручная установка ширины окна может дать лучшее приближение</w:t>
+      </w:r>
+      <w:r>
+        <w:t xml:space="preserve">, </w:t>
+      </w:r>
+      <w:r>
+        <w:t>однако она может быть выполнена только в случае</w:t>
+      </w:r>
+      <w:r>
+        <w:t xml:space="preserve">, </w:t>
+      </w:r>
+      <w:r>
+        <w:t>когда распределение известно</w:t>
+      </w:r>
+      <w:r>
+        <w:t xml:space="preserve">, </w:t>
+      </w:r>
+      <w:r>
+        <w:t>иначе ручной подбор даст ошибочную ядерную функцию</w:t>
+      </w:r>
+      <w:r>
+        <w:t>.</w:t>
+      </w:r>
+    </w:p>
+    <w:p>
       <w:pPr>
         <w:pStyle w:val="1"/>
       </w:pPr>
@@ -7157,23 +7412,7 @@
     </w:p>
     <w:p>
       <w:r>
-        <w:t xml:space="preserve">Ширяев А. Н. Вероятность. Кн. 1. Элементарная теория вероятностей. Математические основания. Предельные теоремы / А. Н. Ширяев. — 4-е изд., </w:t>
-      </w:r>
-      <w:proofErr w:type="spellStart"/>
-      <w:r>
-        <w:t>перераб</w:t>
-      </w:r>
-      <w:proofErr w:type="spellEnd"/>
-      <w:r>
-        <w:t xml:space="preserve">. и доп. — </w:t>
-      </w:r>
-      <w:proofErr w:type="gramStart"/>
-      <w:r>
-        <w:t>Москва :</w:t>
-      </w:r>
-      <w:proofErr w:type="gramEnd"/>
-      <w:r>
-        <w:t xml:space="preserve"> МЦНМО, 2007</w:t>
+        <w:t>Ширяев А. Н. Вероятность. Кн. 1. Элементарная теория вероятностей. Математические основания. Предельные теоремы / А. Н. Ширяев. — 4-е изд., перераб. и доп. — Москва : МЦНМО, 2007</w:t>
       </w:r>
       <w:r>
         <w:t>.</w:t>
@@ -7191,7 +7430,7 @@
       <w:r>
         <w:t xml:space="preserve">Ядерная оценка плотности // Википедия. URL: </w:t>
       </w:r>
-      <w:hyperlink r:id="rId18" w:tgtFrame="_blank" w:history="1">
+      <w:hyperlink r:id="rId20" w:tgtFrame="_blank" w:history="1">
         <w:r>
           <w:rPr>
             <w:rStyle w:val="a7"/>
@@ -7200,14 +7439,26 @@
         </w:r>
       </w:hyperlink>
       <w:r>
-        <w:t xml:space="preserve"> (дата обращения: 27.02.2026). </w:t>
+        <w:t xml:space="preserve"> (дата обращения: </w:t>
+      </w:r>
+      <w:r>
+        <w:t>10</w:t>
+      </w:r>
+      <w:r>
+        <w:t>.0</w:t>
+      </w:r>
+      <w:r>
+        <w:t>3</w:t>
+      </w:r>
+      <w:r>
+        <w:t xml:space="preserve">.2026). </w:t>
       </w:r>
     </w:p>
     <w:p>
       <w:r>
         <w:t xml:space="preserve">Ядро (статистика) // Википедия. URL: </w:t>
       </w:r>
-      <w:hyperlink r:id="rId19" w:tgtFrame="_blank" w:history="1">
+      <w:hyperlink r:id="rId21" w:tgtFrame="_blank" w:history="1">
         <w:r>
           <w:rPr>
             <w:rStyle w:val="a7"/>
@@ -7251,14 +7502,12 @@
       <w:r>
         <w:t>://</w:t>
       </w:r>
-      <w:proofErr w:type="spellStart"/>
       <w:r>
         <w:rPr>
           <w:lang w:val="en-US"/>
         </w:rPr>
         <w:t>github</w:t>
       </w:r>
-      <w:proofErr w:type="spellEnd"/>
       <w:r>
         <w:t>.</w:t>
       </w:r>
@@ -7280,14 +7529,12 @@
       <w:r>
         <w:t>/</w:t>
       </w:r>
-      <w:proofErr w:type="spellStart"/>
       <w:r>
         <w:rPr>
           <w:lang w:val="en-US"/>
         </w:rPr>
         <w:t>MathStatLabs</w:t>
       </w:r>
-      <w:proofErr w:type="spellEnd"/>
       <w:r>
         <w:t>_2026/</w:t>
       </w:r>
@@ -7312,7 +7559,7 @@
     </w:p>
     <w:p/>
     <w:sectPr>
-      <w:footerReference w:type="default" r:id="rId20"/>
+      <w:footerReference w:type="default" r:id="rId22"/>
       <w:pgSz w:w="11906" w:h="16838"/>
       <w:pgMar w:top="1134" w:right="850" w:bottom="1134" w:left="1701" w:header="708" w:footer="708" w:gutter="0"/>
       <w:cols w:space="708"/>
@@ -7407,6 +7654,95 @@
 <file path=word/numbering.xml><?xml version="1.0" encoding="utf-8"?>
 <w:numbering xmlns:wpc="http://schemas.microsoft.com/office/word/2010/wordprocessingCanvas" xmlns:cx="http://schemas.microsoft.com/office/drawing/2014/chartex" xmlns:cx1="http://schemas.microsoft.com/office/drawing/2015/9/8/chartex" xmlns:cx2="http://schemas.microsoft.com/office/drawing/2015/10/21/chartex" xmlns:cx3="http://schemas.microsoft.com/office/drawing/2016/5/9/chartex" xmlns:cx4="http://schemas.microsoft.com/office/drawing/2016/5/10/chartex" xmlns:cx5="http://schemas.microsoft.com/office/drawing/2016/5/11/chartex" xmlns:cx6="http://schemas.microsoft.com/office/drawing/2016/5/12/chartex" xmlns:cx7="http://schemas.microsoft.com/office/drawing/2016/5/13/chartex" xmlns:cx8="http://schemas.microsoft.com/office/drawing/2016/5/14/chartex" xmlns:mc="http://schemas.openxmlformats.org/markup-compatibility/2006" xmlns:aink="http://schemas.microsoft.com/office/drawing/2016/ink" xmlns:am3d="http://schemas.microsoft.com/office/drawing/2017/model3d" xmlns:o="urn:schemas-microsoft-com:office:office" xmlns:r="http://schemas.openxmlformats.org/officeDocument/2006/relationships" xmlns:m="http://schemas.openxmlformats.org/officeDocument/2006/math" xmlns:v="urn:schemas-microsoft-com:vml" xmlns:wp14="http://schemas.microsoft.com/office/word/2010/wordprocessingDrawing" xmlns:wp="http://schemas.openxmlformats.org/drawingml/2006/wordprocessingDrawing" xmlns:w10="urn:schemas-microsoft-com:office:word" xmlns:w="http://schemas.openxmlformats.org/wordprocessingml/2006/main" xmlns:w14="http://schemas.microsoft.com/office/word/2010/wordml" xmlns:w15="http://schemas.microsoft.com/office/word/2012/wordml" xmlns:w16cex="http://schemas.microsoft.com/office/word/2018/wordml/cex" xmlns:w16cid="http://schemas.microsoft.com/office/word/2016/wordml/cid" xmlns:w16="http://schemas.microsoft.com/office/word/2018/wordml" xmlns:w16sdtdh="http://schemas.microsoft.com/office/word/2020/wordml/sdtdatahash" xmlns:w16se="http://schemas.microsoft.com/office/word/2015/wordml/symex" xmlns:wpg="http://schemas.microsoft.com/office/word/2010/wordprocessingGroup" xmlns:wpi="http://schemas.microsoft.com/office/word/2010/wordprocessingInk" xmlns:wne="http://schemas.microsoft.com/office/word/2006/wordml" xmlns:wps="http://schemas.microsoft.com/office/word/2010/wordprocessingShape" mc:Ignorable="w14 w15 w16se w16cid w16 w16cex w16sdtdh wp14">
   <w:abstractNum w:abstractNumId="0" w15:restartNumberingAfterBreak="0">
+    <w:nsid w:val="09506BE5"/>
+    <w:multiLevelType w:val="hybridMultilevel"/>
+    <w:tmpl w:val="DFEE30AE"/>
+    <w:lvl w:ilvl="0" w:tplc="B0C4D018">
+      <w:start w:val="1"/>
+      <w:numFmt w:val="decimal"/>
+      <w:lvlText w:val="%1)"/>
+      <w:lvlJc w:val="left"/>
+      <w:pPr>
+        <w:ind w:left="1068" w:hanging="360"/>
+      </w:pPr>
+      <w:rPr>
+        <w:rFonts w:hint="default"/>
+      </w:rPr>
+    </w:lvl>
+    <w:lvl w:ilvl="1" w:tplc="04190019" w:tentative="1">
+      <w:start w:val="1"/>
+      <w:numFmt w:val="lowerLetter"/>
+      <w:lvlText w:val="%2."/>
+      <w:lvlJc w:val="left"/>
+      <w:pPr>
+        <w:ind w:left="1788" w:hanging="360"/>
+      </w:pPr>
+    </w:lvl>
+    <w:lvl w:ilvl="2" w:tplc="0419001B" w:tentative="1">
+      <w:start w:val="1"/>
+      <w:numFmt w:val="lowerRoman"/>
+      <w:lvlText w:val="%3."/>
+      <w:lvlJc w:val="right"/>
+      <w:pPr>
+        <w:ind w:left="2508" w:hanging="180"/>
+      </w:pPr>
+    </w:lvl>
+    <w:lvl w:ilvl="3" w:tplc="0419000F" w:tentative="1">
+      <w:start w:val="1"/>
+      <w:numFmt w:val="decimal"/>
+      <w:lvlText w:val="%4."/>
+      <w:lvlJc w:val="left"/>
+      <w:pPr>
+        <w:ind w:left="3228" w:hanging="360"/>
+      </w:pPr>
+    </w:lvl>
+    <w:lvl w:ilvl="4" w:tplc="04190019" w:tentative="1">
+      <w:start w:val="1"/>
+      <w:numFmt w:val="lowerLetter"/>
+      <w:lvlText w:val="%5."/>
+      <w:lvlJc w:val="left"/>
+      <w:pPr>
+        <w:ind w:left="3948" w:hanging="360"/>
+      </w:pPr>
+    </w:lvl>
+    <w:lvl w:ilvl="5" w:tplc="0419001B" w:tentative="1">
+      <w:start w:val="1"/>
+      <w:numFmt w:val="lowerRoman"/>
+      <w:lvlText w:val="%6."/>
+      <w:lvlJc w:val="right"/>
+      <w:pPr>
+        <w:ind w:left="4668" w:hanging="180"/>
+      </w:pPr>
+    </w:lvl>
+    <w:lvl w:ilvl="6" w:tplc="0419000F" w:tentative="1">
+      <w:start w:val="1"/>
+      <w:numFmt w:val="decimal"/>
+      <w:lvlText w:val="%7."/>
+      <w:lvlJc w:val="left"/>
+      <w:pPr>
+        <w:ind w:left="5388" w:hanging="360"/>
+      </w:pPr>
+    </w:lvl>
+    <w:lvl w:ilvl="7" w:tplc="04190019" w:tentative="1">
+      <w:start w:val="1"/>
+      <w:numFmt w:val="lowerLetter"/>
+      <w:lvlText w:val="%8."/>
+      <w:lvlJc w:val="left"/>
+      <w:pPr>
+        <w:ind w:left="6108" w:hanging="360"/>
+      </w:pPr>
+    </w:lvl>
+    <w:lvl w:ilvl="8" w:tplc="0419001B" w:tentative="1">
+      <w:start w:val="1"/>
+      <w:numFmt w:val="lowerRoman"/>
+      <w:lvlText w:val="%9."/>
+      <w:lvlJc w:val="right"/>
+      <w:pPr>
+        <w:ind w:left="6828" w:hanging="180"/>
+      </w:pPr>
+    </w:lvl>
+  </w:abstractNum>
+  <w:abstractNum w:abstractNumId="1" w15:restartNumberingAfterBreak="0">
     <w:nsid w:val="0961742F"/>
     <w:multiLevelType w:val="hybridMultilevel"/>
     <w:tmpl w:val="EF3EB4AA"/>
@@ -7492,7 +7828,7 @@
       </w:pPr>
     </w:lvl>
   </w:abstractNum>
-  <w:abstractNum w:abstractNumId="1" w15:restartNumberingAfterBreak="0">
+  <w:abstractNum w:abstractNumId="2" w15:restartNumberingAfterBreak="0">
     <w:nsid w:val="2B311F86"/>
     <w:multiLevelType w:val="hybridMultilevel"/>
     <w:tmpl w:val="373C451E"/>
@@ -7581,7 +7917,7 @@
       </w:pPr>
     </w:lvl>
   </w:abstractNum>
-  <w:abstractNum w:abstractNumId="2" w15:restartNumberingAfterBreak="0">
+  <w:abstractNum w:abstractNumId="3" w15:restartNumberingAfterBreak="0">
     <w:nsid w:val="2CA2785D"/>
     <w:multiLevelType w:val="hybridMultilevel"/>
     <w:tmpl w:val="A1D4A9C8"/>
@@ -7670,7 +8006,93 @@
       </w:pPr>
     </w:lvl>
   </w:abstractNum>
-  <w:abstractNum w:abstractNumId="3" w15:restartNumberingAfterBreak="0">
+  <w:abstractNum w:abstractNumId="4" w15:restartNumberingAfterBreak="0">
+    <w:nsid w:val="38600C28"/>
+    <w:multiLevelType w:val="hybridMultilevel"/>
+    <w:tmpl w:val="08783372"/>
+    <w:lvl w:ilvl="0" w:tplc="04190011">
+      <w:start w:val="1"/>
+      <w:numFmt w:val="decimal"/>
+      <w:lvlText w:val="%1)"/>
+      <w:lvlJc w:val="left"/>
+      <w:pPr>
+        <w:ind w:left="720" w:hanging="360"/>
+      </w:pPr>
+    </w:lvl>
+    <w:lvl w:ilvl="1" w:tplc="04190019" w:tentative="1">
+      <w:start w:val="1"/>
+      <w:numFmt w:val="lowerLetter"/>
+      <w:lvlText w:val="%2."/>
+      <w:lvlJc w:val="left"/>
+      <w:pPr>
+        <w:ind w:left="1440" w:hanging="360"/>
+      </w:pPr>
+    </w:lvl>
+    <w:lvl w:ilvl="2" w:tplc="0419001B" w:tentative="1">
+      <w:start w:val="1"/>
+      <w:numFmt w:val="lowerRoman"/>
+      <w:lvlText w:val="%3."/>
+      <w:lvlJc w:val="right"/>
+      <w:pPr>
+        <w:ind w:left="2160" w:hanging="180"/>
+      </w:pPr>
+    </w:lvl>
+    <w:lvl w:ilvl="3" w:tplc="0419000F" w:tentative="1">
+      <w:start w:val="1"/>
+      <w:numFmt w:val="decimal"/>
+      <w:lvlText w:val="%4."/>
+      <w:lvlJc w:val="left"/>
+      <w:pPr>
+        <w:ind w:left="2880" w:hanging="360"/>
+      </w:pPr>
+    </w:lvl>
+    <w:lvl w:ilvl="4" w:tplc="04190019" w:tentative="1">
+      <w:start w:val="1"/>
+      <w:numFmt w:val="lowerLetter"/>
+      <w:lvlText w:val="%5."/>
+      <w:lvlJc w:val="left"/>
+      <w:pPr>
+        <w:ind w:left="3600" w:hanging="360"/>
+      </w:pPr>
+    </w:lvl>
+    <w:lvl w:ilvl="5" w:tplc="0419001B" w:tentative="1">
+      <w:start w:val="1"/>
+      <w:numFmt w:val="lowerRoman"/>
+      <w:lvlText w:val="%6."/>
+      <w:lvlJc w:val="right"/>
+      <w:pPr>
+        <w:ind w:left="4320" w:hanging="180"/>
+      </w:pPr>
+    </w:lvl>
+    <w:lvl w:ilvl="6" w:tplc="0419000F" w:tentative="1">
+      <w:start w:val="1"/>
+      <w:numFmt w:val="decimal"/>
+      <w:lvlText w:val="%7."/>
+      <w:lvlJc w:val="left"/>
+      <w:pPr>
+        <w:ind w:left="5040" w:hanging="360"/>
+      </w:pPr>
+    </w:lvl>
+    <w:lvl w:ilvl="7" w:tplc="04190019" w:tentative="1">
+      <w:start w:val="1"/>
+      <w:numFmt w:val="lowerLetter"/>
+      <w:lvlText w:val="%8."/>
+      <w:lvlJc w:val="left"/>
+      <w:pPr>
+        <w:ind w:left="5760" w:hanging="360"/>
+      </w:pPr>
+    </w:lvl>
+    <w:lvl w:ilvl="8" w:tplc="0419001B" w:tentative="1">
+      <w:start w:val="1"/>
+      <w:numFmt w:val="lowerRoman"/>
+      <w:lvlText w:val="%9."/>
+      <w:lvlJc w:val="right"/>
+      <w:pPr>
+        <w:ind w:left="6480" w:hanging="180"/>
+      </w:pPr>
+    </w:lvl>
+  </w:abstractNum>
+  <w:abstractNum w:abstractNumId="5" w15:restartNumberingAfterBreak="0">
     <w:nsid w:val="3E724F25"/>
     <w:multiLevelType w:val="hybridMultilevel"/>
     <w:tmpl w:val="B4409A5A"/>
@@ -7759,7 +8181,7 @@
       </w:pPr>
     </w:lvl>
   </w:abstractNum>
-  <w:abstractNum w:abstractNumId="4" w15:restartNumberingAfterBreak="0">
+  <w:abstractNum w:abstractNumId="6" w15:restartNumberingAfterBreak="0">
     <w:nsid w:val="427119D7"/>
     <w:multiLevelType w:val="hybridMultilevel"/>
     <w:tmpl w:val="12303BB8"/>
@@ -7848,7 +8270,7 @@
       </w:pPr>
     </w:lvl>
   </w:abstractNum>
-  <w:abstractNum w:abstractNumId="5" w15:restartNumberingAfterBreak="0">
+  <w:abstractNum w:abstractNumId="7" w15:restartNumberingAfterBreak="0">
     <w:nsid w:val="44AB12B2"/>
     <w:multiLevelType w:val="hybridMultilevel"/>
     <w:tmpl w:val="5C14F198"/>
@@ -7937,7 +8359,7 @@
       </w:pPr>
     </w:lvl>
   </w:abstractNum>
-  <w:abstractNum w:abstractNumId="6" w15:restartNumberingAfterBreak="0">
+  <w:abstractNum w:abstractNumId="8" w15:restartNumberingAfterBreak="0">
     <w:nsid w:val="49F46064"/>
     <w:multiLevelType w:val="hybridMultilevel"/>
     <w:tmpl w:val="2F5C31A6"/>
@@ -8026,7 +8448,179 @@
       </w:pPr>
     </w:lvl>
   </w:abstractNum>
-  <w:abstractNum w:abstractNumId="7" w15:restartNumberingAfterBreak="0">
+  <w:abstractNum w:abstractNumId="9" w15:restartNumberingAfterBreak="0">
+    <w:nsid w:val="5C0448C7"/>
+    <w:multiLevelType w:val="hybridMultilevel"/>
+    <w:tmpl w:val="5DDC5314"/>
+    <w:lvl w:ilvl="0" w:tplc="04190011">
+      <w:start w:val="1"/>
+      <w:numFmt w:val="decimal"/>
+      <w:lvlText w:val="%1)"/>
+      <w:lvlJc w:val="left"/>
+      <w:pPr>
+        <w:ind w:left="1428" w:hanging="360"/>
+      </w:pPr>
+    </w:lvl>
+    <w:lvl w:ilvl="1" w:tplc="04190019" w:tentative="1">
+      <w:start w:val="1"/>
+      <w:numFmt w:val="lowerLetter"/>
+      <w:lvlText w:val="%2."/>
+      <w:lvlJc w:val="left"/>
+      <w:pPr>
+        <w:ind w:left="2148" w:hanging="360"/>
+      </w:pPr>
+    </w:lvl>
+    <w:lvl w:ilvl="2" w:tplc="0419001B" w:tentative="1">
+      <w:start w:val="1"/>
+      <w:numFmt w:val="lowerRoman"/>
+      <w:lvlText w:val="%3."/>
+      <w:lvlJc w:val="right"/>
+      <w:pPr>
+        <w:ind w:left="2868" w:hanging="180"/>
+      </w:pPr>
+    </w:lvl>
+    <w:lvl w:ilvl="3" w:tplc="0419000F" w:tentative="1">
+      <w:start w:val="1"/>
+      <w:numFmt w:val="decimal"/>
+      <w:lvlText w:val="%4."/>
+      <w:lvlJc w:val="left"/>
+      <w:pPr>
+        <w:ind w:left="3588" w:hanging="360"/>
+      </w:pPr>
+    </w:lvl>
+    <w:lvl w:ilvl="4" w:tplc="04190019" w:tentative="1">
+      <w:start w:val="1"/>
+      <w:numFmt w:val="lowerLetter"/>
+      <w:lvlText w:val="%5."/>
+      <w:lvlJc w:val="left"/>
+      <w:pPr>
+        <w:ind w:left="4308" w:hanging="360"/>
+      </w:pPr>
+    </w:lvl>
+    <w:lvl w:ilvl="5" w:tplc="0419001B" w:tentative="1">
+      <w:start w:val="1"/>
+      <w:numFmt w:val="lowerRoman"/>
+      <w:lvlText w:val="%6."/>
+      <w:lvlJc w:val="right"/>
+      <w:pPr>
+        <w:ind w:left="5028" w:hanging="180"/>
+      </w:pPr>
+    </w:lvl>
+    <w:lvl w:ilvl="6" w:tplc="0419000F" w:tentative="1">
+      <w:start w:val="1"/>
+      <w:numFmt w:val="decimal"/>
+      <w:lvlText w:val="%7."/>
+      <w:lvlJc w:val="left"/>
+      <w:pPr>
+        <w:ind w:left="5748" w:hanging="360"/>
+      </w:pPr>
+    </w:lvl>
+    <w:lvl w:ilvl="7" w:tplc="04190019" w:tentative="1">
+      <w:start w:val="1"/>
+      <w:numFmt w:val="lowerLetter"/>
+      <w:lvlText w:val="%8."/>
+      <w:lvlJc w:val="left"/>
+      <w:pPr>
+        <w:ind w:left="6468" w:hanging="360"/>
+      </w:pPr>
+    </w:lvl>
+    <w:lvl w:ilvl="8" w:tplc="0419001B" w:tentative="1">
+      <w:start w:val="1"/>
+      <w:numFmt w:val="lowerRoman"/>
+      <w:lvlText w:val="%9."/>
+      <w:lvlJc w:val="right"/>
+      <w:pPr>
+        <w:ind w:left="7188" w:hanging="180"/>
+      </w:pPr>
+    </w:lvl>
+  </w:abstractNum>
+  <w:abstractNum w:abstractNumId="10" w15:restartNumberingAfterBreak="0">
+    <w:nsid w:val="5E4A13DE"/>
+    <w:multiLevelType w:val="hybridMultilevel"/>
+    <w:tmpl w:val="C4D46C16"/>
+    <w:lvl w:ilvl="0" w:tplc="04190011">
+      <w:start w:val="1"/>
+      <w:numFmt w:val="decimal"/>
+      <w:lvlText w:val="%1)"/>
+      <w:lvlJc w:val="left"/>
+      <w:pPr>
+        <w:ind w:left="720" w:hanging="360"/>
+      </w:pPr>
+    </w:lvl>
+    <w:lvl w:ilvl="1" w:tplc="04190019" w:tentative="1">
+      <w:start w:val="1"/>
+      <w:numFmt w:val="lowerLetter"/>
+      <w:lvlText w:val="%2."/>
+      <w:lvlJc w:val="left"/>
+      <w:pPr>
+        <w:ind w:left="1440" w:hanging="360"/>
+      </w:pPr>
+    </w:lvl>
+    <w:lvl w:ilvl="2" w:tplc="0419001B" w:tentative="1">
+      <w:start w:val="1"/>
+      <w:numFmt w:val="lowerRoman"/>
+      <w:lvlText w:val="%3."/>
+      <w:lvlJc w:val="right"/>
+      <w:pPr>
+        <w:ind w:left="2160" w:hanging="180"/>
+      </w:pPr>
+    </w:lvl>
+    <w:lvl w:ilvl="3" w:tplc="0419000F" w:tentative="1">
+      <w:start w:val="1"/>
+      <w:numFmt w:val="decimal"/>
+      <w:lvlText w:val="%4."/>
+      <w:lvlJc w:val="left"/>
+      <w:pPr>
+        <w:ind w:left="2880" w:hanging="360"/>
+      </w:pPr>
+    </w:lvl>
+    <w:lvl w:ilvl="4" w:tplc="04190019" w:tentative="1">
+      <w:start w:val="1"/>
+      <w:numFmt w:val="lowerLetter"/>
+      <w:lvlText w:val="%5."/>
+      <w:lvlJc w:val="left"/>
+      <w:pPr>
+        <w:ind w:left="3600" w:hanging="360"/>
+      </w:pPr>
+    </w:lvl>
+    <w:lvl w:ilvl="5" w:tplc="0419001B" w:tentative="1">
+      <w:start w:val="1"/>
+      <w:numFmt w:val="lowerRoman"/>
+      <w:lvlText w:val="%6."/>
+      <w:lvlJc w:val="right"/>
+      <w:pPr>
+        <w:ind w:left="4320" w:hanging="180"/>
+      </w:pPr>
+    </w:lvl>
+    <w:lvl w:ilvl="6" w:tplc="0419000F" w:tentative="1">
+      <w:start w:val="1"/>
+      <w:numFmt w:val="decimal"/>
+      <w:lvlText w:val="%7."/>
+      <w:lvlJc w:val="left"/>
+      <w:pPr>
+        <w:ind w:left="5040" w:hanging="360"/>
+      </w:pPr>
+    </w:lvl>
+    <w:lvl w:ilvl="7" w:tplc="04190019" w:tentative="1">
+      <w:start w:val="1"/>
+      <w:numFmt w:val="lowerLetter"/>
+      <w:lvlText w:val="%8."/>
+      <w:lvlJc w:val="left"/>
+      <w:pPr>
+        <w:ind w:left="5760" w:hanging="360"/>
+      </w:pPr>
+    </w:lvl>
+    <w:lvl w:ilvl="8" w:tplc="0419001B" w:tentative="1">
+      <w:start w:val="1"/>
+      <w:numFmt w:val="lowerRoman"/>
+      <w:lvlText w:val="%9."/>
+      <w:lvlJc w:val="right"/>
+      <w:pPr>
+        <w:ind w:left="6480" w:hanging="180"/>
+      </w:pPr>
+    </w:lvl>
+  </w:abstractNum>
+  <w:abstractNum w:abstractNumId="11" w15:restartNumberingAfterBreak="0">
     <w:nsid w:val="759C283E"/>
     <w:multiLevelType w:val="hybridMultilevel"/>
     <w:tmpl w:val="844AA6C0"/>
@@ -8115,7 +8709,7 @@
       </w:pPr>
     </w:lvl>
   </w:abstractNum>
-  <w:abstractNum w:abstractNumId="8" w15:restartNumberingAfterBreak="0">
+  <w:abstractNum w:abstractNumId="12" w15:restartNumberingAfterBreak="0">
     <w:nsid w:val="7BB10D70"/>
     <w:multiLevelType w:val="hybridMultilevel"/>
     <w:tmpl w:val="8A8CB3F0"/>
@@ -8201,7 +8795,7 @@
       </w:pPr>
     </w:lvl>
   </w:abstractNum>
-  <w:abstractNum w:abstractNumId="9" w15:restartNumberingAfterBreak="0">
+  <w:abstractNum w:abstractNumId="13" w15:restartNumberingAfterBreak="0">
     <w:nsid w:val="7FF956E0"/>
     <w:multiLevelType w:val="hybridMultilevel"/>
     <w:tmpl w:val="E4B0B684"/>
@@ -8291,34 +8885,46 @@
     </w:lvl>
   </w:abstractNum>
   <w:num w:numId="1">
+    <w:abstractNumId w:val="11"/>
+  </w:num>
+  <w:num w:numId="2">
+    <w:abstractNumId w:val="3"/>
+  </w:num>
+  <w:num w:numId="3">
+    <w:abstractNumId w:val="8"/>
+  </w:num>
+  <w:num w:numId="4">
+    <w:abstractNumId w:val="6"/>
+  </w:num>
+  <w:num w:numId="5">
+    <w:abstractNumId w:val="2"/>
+  </w:num>
+  <w:num w:numId="6">
     <w:abstractNumId w:val="7"/>
   </w:num>
-  <w:num w:numId="2">
-    <w:abstractNumId w:val="2"/>
+  <w:num w:numId="7">
+    <w:abstractNumId w:val="5"/>
   </w:num>
-  <w:num w:numId="3">
-    <w:abstractNumId w:val="6"/>
+  <w:num w:numId="8">
+    <w:abstractNumId w:val="1"/>
   </w:num>
-  <w:num w:numId="4">
+  <w:num w:numId="9">
+    <w:abstractNumId w:val="12"/>
+  </w:num>
+  <w:num w:numId="10">
+    <w:abstractNumId w:val="13"/>
+  </w:num>
+  <w:num w:numId="11">
     <w:abstractNumId w:val="4"/>
   </w:num>
-  <w:num w:numId="5">
-    <w:abstractNumId w:val="1"/>
+  <w:num w:numId="12">
+    <w:abstractNumId w:val="9"/>
   </w:num>
-  <w:num w:numId="6">
-    <w:abstractNumId w:val="5"/>
-  </w:num>
-  <w:num w:numId="7">
-    <w:abstractNumId w:val="3"/>
-  </w:num>
-  <w:num w:numId="8">
+  <w:num w:numId="13">
     <w:abstractNumId w:val="0"/>
   </w:num>
-  <w:num w:numId="9">
-    <w:abstractNumId w:val="8"/>
-  </w:num>
-  <w:num w:numId="10">
-    <w:abstractNumId w:val="9"/>
+  <w:num w:numId="14">
+    <w:abstractNumId w:val="10"/>
   </w:num>
 </w:numbering>
 </file>
@@ -8721,7 +9327,7 @@
   <w:style w:type="paragraph" w:default="1" w:styleId="a">
     <w:name w:val="Normal"/>
     <w:qFormat/>
-    <w:rsid w:val="00072BFB"/>
+    <w:rsid w:val="00EA7C4B"/>
     <w:pPr>
       <w:widowControl w:val="0"/>
       <w:autoSpaceDE w:val="0"/>

--- a/ОтчётИсходник.docx
+++ b/ОтчётИсходник.docx
@@ -404,7 +404,7 @@
           <w:rFonts w:asciiTheme="minorHAnsi" w:hAnsiTheme="minorHAnsi" w:cstheme="minorHAnsi"/>
           <w:sz w:val="32"/>
         </w:rPr>
-        <w:t>5</w:t>
+        <w:t>6</w:t>
       </w:r>
     </w:p>
     <w:p>
@@ -441,27 +441,15 @@
           <w:sz w:val="32"/>
           <w:szCs w:val="32"/>
         </w:rPr>
-        <w:t>Корреляционный анализ и</w:t>
-      </w:r>
-    </w:p>
-    <w:p>
-      <w:pPr>
-        <w:spacing w:line="259" w:lineRule="auto"/>
-        <w:ind w:left="690" w:right="695"/>
-        <w:jc w:val="center"/>
+        <w:t>Л</w:t>
+      </w:r>
+      <w:r>
         <w:rPr>
           <w:rFonts w:asciiTheme="minorHAnsi" w:hAnsiTheme="minorHAnsi" w:cstheme="minorHAnsi"/>
           <w:sz w:val="32"/>
           <w:szCs w:val="32"/>
         </w:rPr>
-      </w:pPr>
-      <w:r>
-        <w:rPr>
-          <w:rFonts w:asciiTheme="minorHAnsi" w:hAnsiTheme="minorHAnsi" w:cstheme="minorHAnsi"/>
-          <w:sz w:val="32"/>
-          <w:szCs w:val="32"/>
-        </w:rPr>
-        <w:t>эллипсы рассеивания</w:t>
+        <w:t>инейная регрессия. Метод наименьших квадратов и наименьших модулей</w:t>
       </w:r>
       <w:r>
         <w:rPr>
@@ -2853,13 +2841,7 @@
         <w:ind w:firstLine="708"/>
       </w:pPr>
       <w:r>
-        <w:t xml:space="preserve">Изучить способы визуализации </w:t>
-      </w:r>
-      <w:r>
-        <w:t xml:space="preserve">ковариационных </w:t>
-      </w:r>
-      <w:r>
-        <w:t>данных.</w:t>
+        <w:t>Изучить способы визуализации ковариационных данных.</w:t>
       </w:r>
     </w:p>
     <w:p>
@@ -3058,13 +3040,7 @@
                 <w:rPr>
                   <w:rFonts w:ascii="Cambria Math" w:hAnsi="Cambria Math"/>
                 </w:rPr>
-                <m:t>0,0,1,1,</m:t>
-              </m:r>
-              <m:r>
-                <w:rPr>
-                  <w:rFonts w:ascii="Cambria Math" w:hAnsi="Cambria Math"/>
-                </w:rPr>
-                <m:t>ρ</m:t>
+                <m:t>0,0,1,1,ρ</m:t>
               </m:r>
             </m:e>
           </m:d>
@@ -3101,13 +3077,7 @@
                 <w:rPr>
                   <w:rFonts w:ascii="Cambria Math" w:hAnsi="Cambria Math"/>
                 </w:rPr>
-                <m:t>2</m:t>
-              </m:r>
-              <m:r>
-                <w:rPr>
-                  <w:rFonts w:ascii="Cambria Math" w:hAnsi="Cambria Math"/>
-                </w:rPr>
-                <m:t>π</m:t>
+                <m:t>2π</m:t>
               </m:r>
               <m:rad>
                 <m:radPr>
@@ -3249,19 +3219,7 @@
                         <w:rPr>
                           <w:rFonts w:ascii="Cambria Math" w:hAnsi="Cambria Math"/>
                         </w:rPr>
-                        <m:t>-2</m:t>
-                      </m:r>
-                      <m:r>
-                        <w:rPr>
-                          <w:rFonts w:ascii="Cambria Math" w:hAnsi="Cambria Math"/>
-                        </w:rPr>
-                        <m:t>ρ</m:t>
-                      </m:r>
-                      <m:r>
-                        <w:rPr>
-                          <w:rFonts w:ascii="Cambria Math" w:hAnsi="Cambria Math"/>
-                        </w:rPr>
-                        <m:t>xy+</m:t>
+                        <m:t>-2ρxy+</m:t>
                       </m:r>
                       <m:sSup>
                         <m:sSupPr>
@@ -5034,14 +4992,7 @@
           <w:rFonts w:asciiTheme="majorHAnsi" w:eastAsia="Times New Roman" w:hAnsiTheme="majorHAnsi" w:cstheme="majorHAnsi"/>
           <w:lang w:eastAsia="ru-RU"/>
         </w:rPr>
-        <w:t xml:space="preserve"> </w:t>
-      </w:r>
-      <w:r>
-        <w:rPr>
-          <w:rFonts w:asciiTheme="majorHAnsi" w:eastAsia="Times New Roman" w:hAnsiTheme="majorHAnsi" w:cstheme="majorHAnsi"/>
-          <w:lang w:eastAsia="ru-RU"/>
-        </w:rPr>
-        <w:t>— ранги i-</w:t>
+        <w:t xml:space="preserve"> — ранги i-</w:t>
       </w:r>
       <w:proofErr w:type="spellStart"/>
       <w:r>
@@ -5115,14 +5066,7 @@
           <w:rFonts w:asciiTheme="majorHAnsi" w:eastAsia="Times New Roman" w:hAnsiTheme="majorHAnsi" w:cstheme="majorHAnsi"/>
           <w:lang w:eastAsia="ru-RU"/>
         </w:rPr>
-        <w:t xml:space="preserve"> </w:t>
-      </w:r>
-      <w:r>
-        <w:rPr>
-          <w:rFonts w:asciiTheme="majorHAnsi" w:eastAsia="Times New Roman" w:hAnsiTheme="majorHAnsi" w:cstheme="majorHAnsi"/>
-          <w:lang w:eastAsia="ru-RU"/>
-        </w:rPr>
-        <w:t>— средние значения рангов.</w:t>
+        <w:t xml:space="preserve"> — средние значения рангов.</w:t>
       </w:r>
     </w:p>
     <w:p>
@@ -6082,16 +6026,7 @@
         <w:jc w:val="center"/>
       </w:pPr>
       <w:r>
-        <w:t>Коэффициент</w:t>
-      </w:r>
-      <w:r>
-        <w:t xml:space="preserve"> </w:t>
-      </w:r>
-      <w:r>
-        <w:t>Пирсон</w:t>
-      </w:r>
-      <w:r>
-        <w:t>а</w:t>
+        <w:t>Коэффициент Пирсона</w:t>
       </w:r>
     </w:p>
     <w:tbl>
@@ -6105,13 +6040,13 @@
         <w:tblLook w:val="04A0" w:firstRow="1" w:lastRow="0" w:firstColumn="1" w:lastColumn="0" w:noHBand="0" w:noVBand="1"/>
       </w:tblPr>
       <w:tblGrid>
-        <w:gridCol w:w="424"/>
-        <w:gridCol w:w="988"/>
-        <w:gridCol w:w="887"/>
+        <w:gridCol w:w="428"/>
+        <w:gridCol w:w="987"/>
+        <w:gridCol w:w="886"/>
         <w:gridCol w:w="1140"/>
-        <w:gridCol w:w="1039"/>
+        <w:gridCol w:w="1038"/>
         <w:gridCol w:w="1140"/>
-        <w:gridCol w:w="1039"/>
+        <w:gridCol w:w="1038"/>
       </w:tblGrid>
       <w:tr>
         <w:trPr>
@@ -7710,12 +7645,12 @@
       </w:tblPr>
       <w:tblGrid>
         <w:gridCol w:w="424"/>
-        <w:gridCol w:w="875"/>
-        <w:gridCol w:w="879"/>
-        <w:gridCol w:w="1027"/>
+        <w:gridCol w:w="878"/>
+        <w:gridCol w:w="882"/>
         <w:gridCol w:w="1030"/>
-        <w:gridCol w:w="1036"/>
-        <w:gridCol w:w="1039"/>
+        <w:gridCol w:w="1033"/>
+        <w:gridCol w:w="1030"/>
+        <w:gridCol w:w="1033"/>
       </w:tblGrid>
       <w:tr>
         <w:trPr>
@@ -9303,9 +9238,9 @@
         <w:tblLook w:val="04A0" w:firstRow="1" w:lastRow="0" w:firstColumn="1" w:lastColumn="0" w:noHBand="0" w:noVBand="1"/>
       </w:tblPr>
       <w:tblGrid>
-        <w:gridCol w:w="424"/>
-        <w:gridCol w:w="926"/>
-        <w:gridCol w:w="887"/>
+        <w:gridCol w:w="427"/>
+        <w:gridCol w:w="924"/>
+        <w:gridCol w:w="886"/>
         <w:gridCol w:w="1078"/>
         <w:gridCol w:w="1039"/>
         <w:gridCol w:w="1078"/>
@@ -10936,16 +10871,7 @@
         <w:jc w:val="center"/>
       </w:pPr>
       <w:r>
-        <w:t xml:space="preserve">Рис </w:t>
-      </w:r>
-      <w:r>
-        <w:t>2</w:t>
-      </w:r>
-      <w:r>
-        <w:t>. Эллипс рассеяния для двумерного нормального распределения</w:t>
-      </w:r>
-      <w:r>
-        <w:t xml:space="preserve"> при размере выборки 20</w:t>
+        <w:t>Рис 2. Эллипс рассеяния для двумерного нормального распределения при размере выборки 20</w:t>
       </w:r>
     </w:p>
     <w:p>
@@ -11027,25 +10953,7 @@
         <w:jc w:val="center"/>
       </w:pPr>
       <w:r>
-        <w:t xml:space="preserve">Рис </w:t>
-      </w:r>
-      <w:r>
-        <w:t>3</w:t>
-      </w:r>
-      <w:r>
-        <w:t>. Эллипс рассеяния для двумерного нормального распределения</w:t>
-      </w:r>
-      <w:r>
-        <w:t xml:space="preserve"> </w:t>
-      </w:r>
-      <w:r>
-        <w:t xml:space="preserve">при размере выборки </w:t>
-      </w:r>
-      <w:r>
-        <w:t>6</w:t>
-      </w:r>
-      <w:r>
-        <w:t>0</w:t>
+        <w:t>Рис 3. Эллипс рассеяния для двумерного нормального распределения при размере выборки 60</w:t>
       </w:r>
     </w:p>
     <w:p>
@@ -11128,25 +11036,7 @@
         <w:jc w:val="center"/>
       </w:pPr>
       <w:r>
-        <w:t xml:space="preserve">Рис </w:t>
-      </w:r>
-      <w:r>
-        <w:t>4.</w:t>
-      </w:r>
-      <w:r>
-        <w:t xml:space="preserve"> Эллипс рассеяния для двумерного нормального распределения</w:t>
-      </w:r>
-      <w:r>
-        <w:t xml:space="preserve"> </w:t>
-      </w:r>
-      <w:r>
-        <w:t xml:space="preserve">при размере выборки </w:t>
-      </w:r>
-      <w:r>
-        <w:t>10</w:t>
-      </w:r>
-      <w:r>
-        <w:t>0</w:t>
+        <w:t>Рис 4. Эллипс рассеяния для двумерного нормального распределения при размере выборки 100</w:t>
       </w:r>
     </w:p>
     <w:p>
@@ -13049,19 +12939,7 @@
         <w:jc w:val="center"/>
       </w:pPr>
       <w:r>
-        <w:t xml:space="preserve">Рис </w:t>
-      </w:r>
-      <w:r>
-        <w:t>5</w:t>
-      </w:r>
-      <w:r>
-        <w:t>. Эллипс рассеяния для смеси распределений</w:t>
-      </w:r>
-      <w:r>
-        <w:t xml:space="preserve"> </w:t>
-      </w:r>
-      <w:r>
-        <w:t>при размере выборки 20</w:t>
+        <w:t>Рис 5. Эллипс рассеяния для смеси распределений при размере выборки 20</w:t>
       </w:r>
     </w:p>
     <w:p>
@@ -13141,19 +13019,7 @@
         <w:jc w:val="center"/>
       </w:pPr>
       <w:r>
-        <w:t xml:space="preserve">Рис </w:t>
-      </w:r>
-      <w:r>
-        <w:t>6</w:t>
-      </w:r>
-      <w:r>
-        <w:t>. Эллипс рассеяния для смеси распределений</w:t>
-      </w:r>
-      <w:r>
-        <w:t xml:space="preserve"> </w:t>
-      </w:r>
-      <w:r>
-        <w:t>при размере выборки 60</w:t>
+        <w:t>Рис 6. Эллипс рассеяния для смеси распределений при размере выборки 60</w:t>
       </w:r>
     </w:p>
     <w:p>
@@ -13235,19 +13101,7 @@
         <w:jc w:val="center"/>
       </w:pPr>
       <w:r>
-        <w:t xml:space="preserve">Рис </w:t>
-      </w:r>
-      <w:r>
-        <w:t>7.</w:t>
-      </w:r>
-      <w:r>
-        <w:t xml:space="preserve"> Эллипс рассеяния для смеси распределений</w:t>
-      </w:r>
-      <w:r>
-        <w:t xml:space="preserve"> </w:t>
-      </w:r>
-      <w:r>
-        <w:t>при размере выборки 100</w:t>
+        <w:t>Рис 7. Эллипс рассеяния для смеси распределений при размере выборки 100</w:t>
       </w:r>
     </w:p>
     <w:p/>
@@ -13293,18 +13147,10 @@
       </w:r>
     </w:p>
     <w:p>
-      <w:pPr>
-        <w:rPr>
-          <w:lang w:val="en-US"/>
-        </w:rPr>
-      </w:pPr>
       <w:r>
         <w:t>Двумерное нормальное распределение</w:t>
       </w:r>
       <w:r>
-        <w:rPr>
-          <w:lang w:val="en-US"/>
-        </w:rPr>
         <w:t>:</w:t>
       </w:r>
     </w:p>
@@ -13528,13 +13374,7 @@
           <w:rPr>
             <w:rFonts w:ascii="Cambria Math" w:hAnsi="Cambria Math"/>
           </w:rPr>
-          <m:t>= 0.</m:t>
-        </m:r>
-        <m:r>
-          <w:rPr>
-            <w:rFonts w:ascii="Cambria Math" w:hAnsi="Cambria Math"/>
-          </w:rPr>
-          <m:t>9</m:t>
+          <m:t>= 0.9</m:t>
         </m:r>
       </m:oMath>
       <w:r>

--- a/ОтчётИсходник.docx
+++ b/ОтчётИсходник.docx
@@ -848,7 +848,7 @@
           <w:r>
             <w:fldChar w:fldCharType="separate"/>
           </w:r>
-          <w:hyperlink w:anchor="_Toc223095711" w:history="1">
+          <w:hyperlink w:anchor="_Toc226559175" w:history="1">
             <w:r>
               <w:rPr>
                 <w:rStyle w:val="a7"/>
@@ -875,7 +875,7 @@
                 <w:noProof/>
                 <w:webHidden/>
               </w:rPr>
-              <w:instrText xml:space="preserve"> PAGEREF _Toc223095711 \h </w:instrText>
+              <w:instrText xml:space="preserve"> PAGEREF _Toc226559175 \h </w:instrText>
             </w:r>
             <w:r>
               <w:rPr>
@@ -895,7 +895,7 @@
                 <w:noProof/>
                 <w:webHidden/>
               </w:rPr>
-              <w:t>3</w:t>
+              <w:t>2</w:t>
             </w:r>
             <w:r>
               <w:rPr>
@@ -918,7 +918,7 @@
               <w:lang w:eastAsia="ru-RU"/>
             </w:rPr>
           </w:pPr>
-          <w:hyperlink w:anchor="_Toc223095712" w:history="1">
+          <w:hyperlink w:anchor="_Toc226559176" w:history="1">
             <w:r>
               <w:rPr>
                 <w:rStyle w:val="a7"/>
@@ -945,7 +945,7 @@
                 <w:noProof/>
                 <w:webHidden/>
               </w:rPr>
-              <w:instrText xml:space="preserve"> PAGEREF _Toc223095712 \h </w:instrText>
+              <w:instrText xml:space="preserve"> PAGEREF _Toc226559176 \h </w:instrText>
             </w:r>
             <w:r>
               <w:rPr>
@@ -965,7 +965,7 @@
                 <w:noProof/>
                 <w:webHidden/>
               </w:rPr>
-              <w:t>3</w:t>
+              <w:t>2</w:t>
             </w:r>
             <w:r>
               <w:rPr>
@@ -988,7 +988,7 @@
               <w:lang w:eastAsia="ru-RU"/>
             </w:rPr>
           </w:pPr>
-          <w:hyperlink w:anchor="_Toc223095713" w:history="1">
+          <w:hyperlink w:anchor="_Toc226559177" w:history="1">
             <w:r>
               <w:rPr>
                 <w:rStyle w:val="a7"/>
@@ -1015,7 +1015,7 @@
                 <w:noProof/>
                 <w:webHidden/>
               </w:rPr>
-              <w:instrText xml:space="preserve"> PAGEREF _Toc223095713 \h </w:instrText>
+              <w:instrText xml:space="preserve"> PAGEREF _Toc226559177 \h </w:instrText>
             </w:r>
             <w:r>
               <w:rPr>
@@ -1035,7 +1035,7 @@
                 <w:noProof/>
                 <w:webHidden/>
               </w:rPr>
-              <w:t>3</w:t>
+              <w:t>2</w:t>
             </w:r>
             <w:r>
               <w:rPr>
@@ -1058,7 +1058,7 @@
               <w:lang w:eastAsia="ru-RU"/>
             </w:rPr>
           </w:pPr>
-          <w:hyperlink w:anchor="_Toc223095714" w:history="1">
+          <w:hyperlink w:anchor="_Toc226559178" w:history="1">
             <w:r>
               <w:rPr>
                 <w:rStyle w:val="a7"/>
@@ -1085,7 +1085,7 @@
                 <w:noProof/>
                 <w:webHidden/>
               </w:rPr>
-              <w:instrText xml:space="preserve"> PAGEREF _Toc223095714 \h </w:instrText>
+              <w:instrText xml:space="preserve"> PAGEREF _Toc226559178 \h </w:instrText>
             </w:r>
             <w:r>
               <w:rPr>
@@ -1128,7 +1128,7 @@
               <w:lang w:eastAsia="ru-RU"/>
             </w:rPr>
           </w:pPr>
-          <w:hyperlink w:anchor="_Toc223095715" w:history="1">
+          <w:hyperlink w:anchor="_Toc226559179" w:history="1">
             <w:r>
               <w:rPr>
                 <w:rStyle w:val="a7"/>
@@ -1155,7 +1155,7 @@
                 <w:noProof/>
                 <w:webHidden/>
               </w:rPr>
-              <w:instrText xml:space="preserve"> PAGEREF _Toc223095715 \h </w:instrText>
+              <w:instrText xml:space="preserve"> PAGEREF _Toc226559179 \h </w:instrText>
             </w:r>
             <w:r>
               <w:rPr>
@@ -1198,13 +1198,13 @@
               <w:lang w:eastAsia="ru-RU"/>
             </w:rPr>
           </w:pPr>
-          <w:hyperlink w:anchor="_Toc223095716" w:history="1">
+          <w:hyperlink w:anchor="_Toc226559180" w:history="1">
             <w:r>
               <w:rPr>
                 <w:rStyle w:val="a7"/>
                 <w:noProof/>
               </w:rPr>
-              <w:t>Расчёт ядерной оценки плотности в точке (6)</w:t>
+              <w:t>Расчёт коэффициентов корреляции</w:t>
             </w:r>
             <w:r>
               <w:rPr>
@@ -1225,7 +1225,7 @@
                 <w:noProof/>
                 <w:webHidden/>
               </w:rPr>
-              <w:instrText xml:space="preserve"> PAGEREF _Toc223095716 \h </w:instrText>
+              <w:instrText xml:space="preserve"> PAGEREF _Toc226559180 \h </w:instrText>
             </w:r>
             <w:r>
               <w:rPr>
@@ -1268,7 +1268,7 @@
               <w:lang w:eastAsia="ru-RU"/>
             </w:rPr>
           </w:pPr>
-          <w:hyperlink w:anchor="_Toc223095717" w:history="1">
+          <w:hyperlink w:anchor="_Toc226559181" w:history="1">
             <w:r>
               <w:rPr>
                 <w:rStyle w:val="a7"/>
@@ -1295,7 +1295,7 @@
                 <w:noProof/>
                 <w:webHidden/>
               </w:rPr>
-              <w:instrText xml:space="preserve"> PAGEREF _Toc223095717 \h </w:instrText>
+              <w:instrText xml:space="preserve"> PAGEREF _Toc226559181 \h </w:instrText>
             </w:r>
             <w:r>
               <w:rPr>
@@ -1338,7 +1338,7 @@
               <w:lang w:eastAsia="ru-RU"/>
             </w:rPr>
           </w:pPr>
-          <w:hyperlink w:anchor="_Toc223095718" w:history="1">
+          <w:hyperlink w:anchor="_Toc226559182" w:history="1">
             <w:r>
               <w:rPr>
                 <w:rStyle w:val="a7"/>
@@ -1365,7 +1365,7 @@
                 <w:noProof/>
                 <w:webHidden/>
               </w:rPr>
-              <w:instrText xml:space="preserve"> PAGEREF _Toc223095718 \h </w:instrText>
+              <w:instrText xml:space="preserve"> PAGEREF _Toc226559182 \h </w:instrText>
             </w:r>
             <w:r>
               <w:rPr>
@@ -1385,7 +1385,7 @@
                 <w:noProof/>
                 <w:webHidden/>
               </w:rPr>
-              <w:t>5</w:t>
+              <w:t>4</w:t>
             </w:r>
             <w:r>
               <w:rPr>
@@ -1408,13 +1408,13 @@
               <w:lang w:eastAsia="ru-RU"/>
             </w:rPr>
           </w:pPr>
-          <w:hyperlink w:anchor="_Toc223095719" w:history="1">
+          <w:hyperlink w:anchor="_Toc226559183" w:history="1">
             <w:r>
               <w:rPr>
                 <w:rStyle w:val="a7"/>
                 <w:noProof/>
               </w:rPr>
-              <w:t>Нормальное распределение</w:t>
+              <w:t>Двумерное нормальное распределение</w:t>
             </w:r>
             <w:r>
               <w:rPr>
@@ -1435,7 +1435,7 @@
                 <w:noProof/>
                 <w:webHidden/>
               </w:rPr>
-              <w:instrText xml:space="preserve"> PAGEREF _Toc223095719 \h </w:instrText>
+              <w:instrText xml:space="preserve"> PAGEREF _Toc226559183 \h </w:instrText>
             </w:r>
             <w:r>
               <w:rPr>
@@ -1455,7 +1455,7 @@
                 <w:noProof/>
                 <w:webHidden/>
               </w:rPr>
-              <w:t>5</w:t>
+              <w:t>4</w:t>
             </w:r>
             <w:r>
               <w:rPr>
@@ -1478,13 +1478,13 @@
               <w:lang w:eastAsia="ru-RU"/>
             </w:rPr>
           </w:pPr>
-          <w:hyperlink w:anchor="_Toc223095720" w:history="1">
+          <w:hyperlink w:anchor="_Toc226559184" w:history="1">
             <w:r>
               <w:rPr>
                 <w:rStyle w:val="a7"/>
                 <w:noProof/>
               </w:rPr>
-              <w:t>Эмпирическая функция распределения</w:t>
+              <w:t>Значение рассчитанных коэффициентов</w:t>
             </w:r>
             <w:r>
               <w:rPr>
@@ -1505,7 +1505,7 @@
                 <w:noProof/>
                 <w:webHidden/>
               </w:rPr>
-              <w:instrText xml:space="preserve"> PAGEREF _Toc223095720 \h </w:instrText>
+              <w:instrText xml:space="preserve"> PAGEREF _Toc226559184 \h </w:instrText>
             </w:r>
             <w:r>
               <w:rPr>
@@ -1525,7 +1525,7 @@
                 <w:noProof/>
                 <w:webHidden/>
               </w:rPr>
-              <w:t>5</w:t>
+              <w:t>4</w:t>
             </w:r>
             <w:r>
               <w:rPr>
@@ -1548,13 +1548,13 @@
               <w:lang w:eastAsia="ru-RU"/>
             </w:rPr>
           </w:pPr>
-          <w:hyperlink w:anchor="_Toc223095721" w:history="1">
+          <w:hyperlink w:anchor="_Toc226559185" w:history="1">
             <w:r>
               <w:rPr>
                 <w:rStyle w:val="a7"/>
                 <w:noProof/>
               </w:rPr>
-              <w:t>Ядерная оценка плотности</w:t>
+              <w:t>Эллипс рассеяния</w:t>
             </w:r>
             <w:r>
               <w:rPr>
@@ -1575,7 +1575,7 @@
                 <w:noProof/>
                 <w:webHidden/>
               </w:rPr>
-              <w:instrText xml:space="preserve"> PAGEREF _Toc223095721 \h </w:instrText>
+              <w:instrText xml:space="preserve"> PAGEREF _Toc226559185 \h </w:instrText>
             </w:r>
             <w:r>
               <w:rPr>
@@ -1618,13 +1618,13 @@
               <w:lang w:eastAsia="ru-RU"/>
             </w:rPr>
           </w:pPr>
-          <w:hyperlink w:anchor="_Toc223095722" w:history="1">
+          <w:hyperlink w:anchor="_Toc226559186" w:history="1">
             <w:r>
               <w:rPr>
                 <w:rStyle w:val="a7"/>
                 <w:noProof/>
               </w:rPr>
-              <w:t>Распределение Коши</w:t>
+              <w:t>Смесь распределений</w:t>
             </w:r>
             <w:r>
               <w:rPr>
@@ -1645,7 +1645,7 @@
                 <w:noProof/>
                 <w:webHidden/>
               </w:rPr>
-              <w:instrText xml:space="preserve"> PAGEREF _Toc223095722 \h </w:instrText>
+              <w:instrText xml:space="preserve"> PAGEREF _Toc226559186 \h </w:instrText>
             </w:r>
             <w:r>
               <w:rPr>
@@ -1688,13 +1688,13 @@
               <w:lang w:eastAsia="ru-RU"/>
             </w:rPr>
           </w:pPr>
-          <w:hyperlink w:anchor="_Toc223095723" w:history="1">
+          <w:hyperlink w:anchor="_Toc226559187" w:history="1">
             <w:r>
               <w:rPr>
                 <w:rStyle w:val="a7"/>
                 <w:noProof/>
               </w:rPr>
-              <w:t>Эмпирическая функция распределения</w:t>
+              <w:t>Значение рассчитанных коэффициентов</w:t>
             </w:r>
             <w:r>
               <w:rPr>
@@ -1715,7 +1715,7 @@
                 <w:noProof/>
                 <w:webHidden/>
               </w:rPr>
-              <w:instrText xml:space="preserve"> PAGEREF _Toc223095723 \h </w:instrText>
+              <w:instrText xml:space="preserve"> PAGEREF _Toc226559187 \h </w:instrText>
             </w:r>
             <w:r>
               <w:rPr>
@@ -1758,13 +1758,13 @@
               <w:lang w:eastAsia="ru-RU"/>
             </w:rPr>
           </w:pPr>
-          <w:hyperlink w:anchor="_Toc223095724" w:history="1">
+          <w:hyperlink w:anchor="_Toc226559188" w:history="1">
             <w:r>
               <w:rPr>
                 <w:rStyle w:val="a7"/>
                 <w:noProof/>
               </w:rPr>
-              <w:t>Ядерная оценка плотности</w:t>
+              <w:t>Эллипс рассеяния</w:t>
             </w:r>
             <w:r>
               <w:rPr>
@@ -1785,7 +1785,7 @@
                 <w:noProof/>
                 <w:webHidden/>
               </w:rPr>
-              <w:instrText xml:space="preserve"> PAGEREF _Toc223095724 \h </w:instrText>
+              <w:instrText xml:space="preserve"> PAGEREF _Toc226559188 \h </w:instrText>
             </w:r>
             <w:r>
               <w:rPr>
@@ -1806,636 +1806,6 @@
                 <w:webHidden/>
               </w:rPr>
               <w:t>6</w:t>
-            </w:r>
-            <w:r>
-              <w:rPr>
-                <w:noProof/>
-                <w:webHidden/>
-              </w:rPr>
-              <w:fldChar w:fldCharType="end"/>
-            </w:r>
-          </w:hyperlink>
-        </w:p>
-        <w:p>
-          <w:pPr>
-            <w:pStyle w:val="21"/>
-            <w:tabs>
-              <w:tab w:val="right" w:leader="dot" w:pos="9345"/>
-            </w:tabs>
-            <w:rPr>
-              <w:rFonts w:asciiTheme="minorHAnsi" w:eastAsiaTheme="minorEastAsia" w:hAnsiTheme="minorHAnsi" w:cstheme="minorBidi"/>
-              <w:noProof/>
-              <w:lang w:eastAsia="ru-RU"/>
-            </w:rPr>
-          </w:pPr>
-          <w:hyperlink w:anchor="_Toc223095725" w:history="1">
-            <w:r>
-              <w:rPr>
-                <w:rStyle w:val="a7"/>
-                <w:noProof/>
-              </w:rPr>
-              <w:t>Распределение Лапласа</w:t>
-            </w:r>
-            <w:r>
-              <w:rPr>
-                <w:noProof/>
-                <w:webHidden/>
-              </w:rPr>
-              <w:tab/>
-            </w:r>
-            <w:r>
-              <w:rPr>
-                <w:noProof/>
-                <w:webHidden/>
-              </w:rPr>
-              <w:fldChar w:fldCharType="begin"/>
-            </w:r>
-            <w:r>
-              <w:rPr>
-                <w:noProof/>
-                <w:webHidden/>
-              </w:rPr>
-              <w:instrText xml:space="preserve"> PAGEREF _Toc223095725 \h </w:instrText>
-            </w:r>
-            <w:r>
-              <w:rPr>
-                <w:noProof/>
-                <w:webHidden/>
-              </w:rPr>
-            </w:r>
-            <w:r>
-              <w:rPr>
-                <w:noProof/>
-                <w:webHidden/>
-              </w:rPr>
-              <w:fldChar w:fldCharType="separate"/>
-            </w:r>
-            <w:r>
-              <w:rPr>
-                <w:noProof/>
-                <w:webHidden/>
-              </w:rPr>
-              <w:t>7</w:t>
-            </w:r>
-            <w:r>
-              <w:rPr>
-                <w:noProof/>
-                <w:webHidden/>
-              </w:rPr>
-              <w:fldChar w:fldCharType="end"/>
-            </w:r>
-          </w:hyperlink>
-        </w:p>
-        <w:p>
-          <w:pPr>
-            <w:pStyle w:val="31"/>
-            <w:tabs>
-              <w:tab w:val="right" w:leader="dot" w:pos="9345"/>
-            </w:tabs>
-            <w:rPr>
-              <w:rFonts w:asciiTheme="minorHAnsi" w:eastAsiaTheme="minorEastAsia" w:hAnsiTheme="minorHAnsi" w:cstheme="minorBidi"/>
-              <w:noProof/>
-              <w:lang w:eastAsia="ru-RU"/>
-            </w:rPr>
-          </w:pPr>
-          <w:hyperlink w:anchor="_Toc223095726" w:history="1">
-            <w:r>
-              <w:rPr>
-                <w:rStyle w:val="a7"/>
-                <w:noProof/>
-              </w:rPr>
-              <w:t>Эмпирическая функция распределения</w:t>
-            </w:r>
-            <w:r>
-              <w:rPr>
-                <w:noProof/>
-                <w:webHidden/>
-              </w:rPr>
-              <w:tab/>
-            </w:r>
-            <w:r>
-              <w:rPr>
-                <w:noProof/>
-                <w:webHidden/>
-              </w:rPr>
-              <w:fldChar w:fldCharType="begin"/>
-            </w:r>
-            <w:r>
-              <w:rPr>
-                <w:noProof/>
-                <w:webHidden/>
-              </w:rPr>
-              <w:instrText xml:space="preserve"> PAGEREF _Toc223095726 \h </w:instrText>
-            </w:r>
-            <w:r>
-              <w:rPr>
-                <w:noProof/>
-                <w:webHidden/>
-              </w:rPr>
-            </w:r>
-            <w:r>
-              <w:rPr>
-                <w:noProof/>
-                <w:webHidden/>
-              </w:rPr>
-              <w:fldChar w:fldCharType="separate"/>
-            </w:r>
-            <w:r>
-              <w:rPr>
-                <w:noProof/>
-                <w:webHidden/>
-              </w:rPr>
-              <w:t>7</w:t>
-            </w:r>
-            <w:r>
-              <w:rPr>
-                <w:noProof/>
-                <w:webHidden/>
-              </w:rPr>
-              <w:fldChar w:fldCharType="end"/>
-            </w:r>
-          </w:hyperlink>
-        </w:p>
-        <w:p>
-          <w:pPr>
-            <w:pStyle w:val="31"/>
-            <w:tabs>
-              <w:tab w:val="right" w:leader="dot" w:pos="9345"/>
-            </w:tabs>
-            <w:rPr>
-              <w:rFonts w:asciiTheme="minorHAnsi" w:eastAsiaTheme="minorEastAsia" w:hAnsiTheme="minorHAnsi" w:cstheme="minorBidi"/>
-              <w:noProof/>
-              <w:lang w:eastAsia="ru-RU"/>
-            </w:rPr>
-          </w:pPr>
-          <w:hyperlink w:anchor="_Toc223095727" w:history="1">
-            <w:r>
-              <w:rPr>
-                <w:rStyle w:val="a7"/>
-                <w:noProof/>
-              </w:rPr>
-              <w:t>Ядерная оценка плотности</w:t>
-            </w:r>
-            <w:r>
-              <w:rPr>
-                <w:noProof/>
-                <w:webHidden/>
-              </w:rPr>
-              <w:tab/>
-            </w:r>
-            <w:r>
-              <w:rPr>
-                <w:noProof/>
-                <w:webHidden/>
-              </w:rPr>
-              <w:fldChar w:fldCharType="begin"/>
-            </w:r>
-            <w:r>
-              <w:rPr>
-                <w:noProof/>
-                <w:webHidden/>
-              </w:rPr>
-              <w:instrText xml:space="preserve"> PAGEREF _Toc223095727 \h </w:instrText>
-            </w:r>
-            <w:r>
-              <w:rPr>
-                <w:noProof/>
-                <w:webHidden/>
-              </w:rPr>
-            </w:r>
-            <w:r>
-              <w:rPr>
-                <w:noProof/>
-                <w:webHidden/>
-              </w:rPr>
-              <w:fldChar w:fldCharType="separate"/>
-            </w:r>
-            <w:r>
-              <w:rPr>
-                <w:noProof/>
-                <w:webHidden/>
-              </w:rPr>
-              <w:t>7</w:t>
-            </w:r>
-            <w:r>
-              <w:rPr>
-                <w:noProof/>
-                <w:webHidden/>
-              </w:rPr>
-              <w:fldChar w:fldCharType="end"/>
-            </w:r>
-          </w:hyperlink>
-        </w:p>
-        <w:p>
-          <w:pPr>
-            <w:pStyle w:val="21"/>
-            <w:tabs>
-              <w:tab w:val="right" w:leader="dot" w:pos="9345"/>
-            </w:tabs>
-            <w:rPr>
-              <w:rFonts w:asciiTheme="minorHAnsi" w:eastAsiaTheme="minorEastAsia" w:hAnsiTheme="minorHAnsi" w:cstheme="minorBidi"/>
-              <w:noProof/>
-              <w:lang w:eastAsia="ru-RU"/>
-            </w:rPr>
-          </w:pPr>
-          <w:hyperlink w:anchor="_Toc223095728" w:history="1">
-            <w:r>
-              <w:rPr>
-                <w:rStyle w:val="a7"/>
-                <w:noProof/>
-              </w:rPr>
-              <w:t>Распределение Пуассона</w:t>
-            </w:r>
-            <w:r>
-              <w:rPr>
-                <w:noProof/>
-                <w:webHidden/>
-              </w:rPr>
-              <w:tab/>
-            </w:r>
-            <w:r>
-              <w:rPr>
-                <w:noProof/>
-                <w:webHidden/>
-              </w:rPr>
-              <w:fldChar w:fldCharType="begin"/>
-            </w:r>
-            <w:r>
-              <w:rPr>
-                <w:noProof/>
-                <w:webHidden/>
-              </w:rPr>
-              <w:instrText xml:space="preserve"> PAGEREF _Toc223095728 \h </w:instrText>
-            </w:r>
-            <w:r>
-              <w:rPr>
-                <w:noProof/>
-                <w:webHidden/>
-              </w:rPr>
-            </w:r>
-            <w:r>
-              <w:rPr>
-                <w:noProof/>
-                <w:webHidden/>
-              </w:rPr>
-              <w:fldChar w:fldCharType="separate"/>
-            </w:r>
-            <w:r>
-              <w:rPr>
-                <w:noProof/>
-                <w:webHidden/>
-              </w:rPr>
-              <w:t>8</w:t>
-            </w:r>
-            <w:r>
-              <w:rPr>
-                <w:noProof/>
-                <w:webHidden/>
-              </w:rPr>
-              <w:fldChar w:fldCharType="end"/>
-            </w:r>
-          </w:hyperlink>
-        </w:p>
-        <w:p>
-          <w:pPr>
-            <w:pStyle w:val="31"/>
-            <w:tabs>
-              <w:tab w:val="right" w:leader="dot" w:pos="9345"/>
-            </w:tabs>
-            <w:rPr>
-              <w:rFonts w:asciiTheme="minorHAnsi" w:eastAsiaTheme="minorEastAsia" w:hAnsiTheme="minorHAnsi" w:cstheme="minorBidi"/>
-              <w:noProof/>
-              <w:lang w:eastAsia="ru-RU"/>
-            </w:rPr>
-          </w:pPr>
-          <w:hyperlink w:anchor="_Toc223095729" w:history="1">
-            <w:r>
-              <w:rPr>
-                <w:rStyle w:val="a7"/>
-                <w:noProof/>
-              </w:rPr>
-              <w:t>Эмпирическая функция распределения</w:t>
-            </w:r>
-            <w:r>
-              <w:rPr>
-                <w:noProof/>
-                <w:webHidden/>
-              </w:rPr>
-              <w:tab/>
-            </w:r>
-            <w:r>
-              <w:rPr>
-                <w:noProof/>
-                <w:webHidden/>
-              </w:rPr>
-              <w:fldChar w:fldCharType="begin"/>
-            </w:r>
-            <w:r>
-              <w:rPr>
-                <w:noProof/>
-                <w:webHidden/>
-              </w:rPr>
-              <w:instrText xml:space="preserve"> PAGEREF _Toc223095729 \h </w:instrText>
-            </w:r>
-            <w:r>
-              <w:rPr>
-                <w:noProof/>
-                <w:webHidden/>
-              </w:rPr>
-            </w:r>
-            <w:r>
-              <w:rPr>
-                <w:noProof/>
-                <w:webHidden/>
-              </w:rPr>
-              <w:fldChar w:fldCharType="separate"/>
-            </w:r>
-            <w:r>
-              <w:rPr>
-                <w:noProof/>
-                <w:webHidden/>
-              </w:rPr>
-              <w:t>8</w:t>
-            </w:r>
-            <w:r>
-              <w:rPr>
-                <w:noProof/>
-                <w:webHidden/>
-              </w:rPr>
-              <w:fldChar w:fldCharType="end"/>
-            </w:r>
-          </w:hyperlink>
-        </w:p>
-        <w:p>
-          <w:pPr>
-            <w:pStyle w:val="31"/>
-            <w:tabs>
-              <w:tab w:val="right" w:leader="dot" w:pos="9345"/>
-            </w:tabs>
-            <w:rPr>
-              <w:rFonts w:asciiTheme="minorHAnsi" w:eastAsiaTheme="minorEastAsia" w:hAnsiTheme="minorHAnsi" w:cstheme="minorBidi"/>
-              <w:noProof/>
-              <w:lang w:eastAsia="ru-RU"/>
-            </w:rPr>
-          </w:pPr>
-          <w:hyperlink w:anchor="_Toc223095730" w:history="1">
-            <w:r>
-              <w:rPr>
-                <w:rStyle w:val="a7"/>
-                <w:noProof/>
-              </w:rPr>
-              <w:t>Ядерная оценка плотности</w:t>
-            </w:r>
-            <w:r>
-              <w:rPr>
-                <w:noProof/>
-                <w:webHidden/>
-              </w:rPr>
-              <w:tab/>
-            </w:r>
-            <w:r>
-              <w:rPr>
-                <w:noProof/>
-                <w:webHidden/>
-              </w:rPr>
-              <w:fldChar w:fldCharType="begin"/>
-            </w:r>
-            <w:r>
-              <w:rPr>
-                <w:noProof/>
-                <w:webHidden/>
-              </w:rPr>
-              <w:instrText xml:space="preserve"> PAGEREF _Toc223095730 \h </w:instrText>
-            </w:r>
-            <w:r>
-              <w:rPr>
-                <w:noProof/>
-                <w:webHidden/>
-              </w:rPr>
-            </w:r>
-            <w:r>
-              <w:rPr>
-                <w:noProof/>
-                <w:webHidden/>
-              </w:rPr>
-              <w:fldChar w:fldCharType="separate"/>
-            </w:r>
-            <w:r>
-              <w:rPr>
-                <w:noProof/>
-                <w:webHidden/>
-              </w:rPr>
-              <w:t>9</w:t>
-            </w:r>
-            <w:r>
-              <w:rPr>
-                <w:noProof/>
-                <w:webHidden/>
-              </w:rPr>
-              <w:fldChar w:fldCharType="end"/>
-            </w:r>
-          </w:hyperlink>
-        </w:p>
-        <w:p>
-          <w:pPr>
-            <w:pStyle w:val="21"/>
-            <w:tabs>
-              <w:tab w:val="right" w:leader="dot" w:pos="9345"/>
-            </w:tabs>
-            <w:rPr>
-              <w:rFonts w:asciiTheme="minorHAnsi" w:eastAsiaTheme="minorEastAsia" w:hAnsiTheme="minorHAnsi" w:cstheme="minorBidi"/>
-              <w:noProof/>
-              <w:lang w:eastAsia="ru-RU"/>
-            </w:rPr>
-          </w:pPr>
-          <w:hyperlink w:anchor="_Toc223095731" w:history="1">
-            <w:r>
-              <w:rPr>
-                <w:rStyle w:val="a7"/>
-                <w:noProof/>
-              </w:rPr>
-              <w:t>Распределение равномерное</w:t>
-            </w:r>
-            <w:r>
-              <w:rPr>
-                <w:noProof/>
-                <w:webHidden/>
-              </w:rPr>
-              <w:tab/>
-            </w:r>
-            <w:r>
-              <w:rPr>
-                <w:noProof/>
-                <w:webHidden/>
-              </w:rPr>
-              <w:fldChar w:fldCharType="begin"/>
-            </w:r>
-            <w:r>
-              <w:rPr>
-                <w:noProof/>
-                <w:webHidden/>
-              </w:rPr>
-              <w:instrText xml:space="preserve"> PAGEREF _Toc223095731 \h </w:instrText>
-            </w:r>
-            <w:r>
-              <w:rPr>
-                <w:noProof/>
-                <w:webHidden/>
-              </w:rPr>
-            </w:r>
-            <w:r>
-              <w:rPr>
-                <w:noProof/>
-                <w:webHidden/>
-              </w:rPr>
-              <w:fldChar w:fldCharType="separate"/>
-            </w:r>
-            <w:r>
-              <w:rPr>
-                <w:noProof/>
-                <w:webHidden/>
-              </w:rPr>
-              <w:t>10</w:t>
-            </w:r>
-            <w:r>
-              <w:rPr>
-                <w:noProof/>
-                <w:webHidden/>
-              </w:rPr>
-              <w:fldChar w:fldCharType="end"/>
-            </w:r>
-          </w:hyperlink>
-        </w:p>
-        <w:p>
-          <w:pPr>
-            <w:pStyle w:val="31"/>
-            <w:tabs>
-              <w:tab w:val="right" w:leader="dot" w:pos="9345"/>
-            </w:tabs>
-            <w:rPr>
-              <w:rFonts w:asciiTheme="minorHAnsi" w:eastAsiaTheme="minorEastAsia" w:hAnsiTheme="minorHAnsi" w:cstheme="minorBidi"/>
-              <w:noProof/>
-              <w:lang w:eastAsia="ru-RU"/>
-            </w:rPr>
-          </w:pPr>
-          <w:hyperlink w:anchor="_Toc223095732" w:history="1">
-            <w:r>
-              <w:rPr>
-                <w:rStyle w:val="a7"/>
-                <w:noProof/>
-              </w:rPr>
-              <w:t>Эмпирическая функция распределения</w:t>
-            </w:r>
-            <w:r>
-              <w:rPr>
-                <w:noProof/>
-                <w:webHidden/>
-              </w:rPr>
-              <w:tab/>
-            </w:r>
-            <w:r>
-              <w:rPr>
-                <w:noProof/>
-                <w:webHidden/>
-              </w:rPr>
-              <w:fldChar w:fldCharType="begin"/>
-            </w:r>
-            <w:r>
-              <w:rPr>
-                <w:noProof/>
-                <w:webHidden/>
-              </w:rPr>
-              <w:instrText xml:space="preserve"> PAGEREF _Toc223095732 \h </w:instrText>
-            </w:r>
-            <w:r>
-              <w:rPr>
-                <w:noProof/>
-                <w:webHidden/>
-              </w:rPr>
-            </w:r>
-            <w:r>
-              <w:rPr>
-                <w:noProof/>
-                <w:webHidden/>
-              </w:rPr>
-              <w:fldChar w:fldCharType="separate"/>
-            </w:r>
-            <w:r>
-              <w:rPr>
-                <w:noProof/>
-                <w:webHidden/>
-              </w:rPr>
-              <w:t>10</w:t>
-            </w:r>
-            <w:r>
-              <w:rPr>
-                <w:noProof/>
-                <w:webHidden/>
-              </w:rPr>
-              <w:fldChar w:fldCharType="end"/>
-            </w:r>
-          </w:hyperlink>
-        </w:p>
-        <w:p>
-          <w:pPr>
-            <w:pStyle w:val="31"/>
-            <w:tabs>
-              <w:tab w:val="right" w:leader="dot" w:pos="9345"/>
-            </w:tabs>
-            <w:rPr>
-              <w:rFonts w:asciiTheme="minorHAnsi" w:eastAsiaTheme="minorEastAsia" w:hAnsiTheme="minorHAnsi" w:cstheme="minorBidi"/>
-              <w:noProof/>
-              <w:lang w:eastAsia="ru-RU"/>
-            </w:rPr>
-          </w:pPr>
-          <w:hyperlink w:anchor="_Toc223095733" w:history="1">
-            <w:r>
-              <w:rPr>
-                <w:rStyle w:val="a7"/>
-                <w:noProof/>
-              </w:rPr>
-              <w:t>Ядерная оценка плотности</w:t>
-            </w:r>
-            <w:r>
-              <w:rPr>
-                <w:noProof/>
-                <w:webHidden/>
-              </w:rPr>
-              <w:tab/>
-            </w:r>
-            <w:r>
-              <w:rPr>
-                <w:noProof/>
-                <w:webHidden/>
-              </w:rPr>
-              <w:fldChar w:fldCharType="begin"/>
-            </w:r>
-            <w:r>
-              <w:rPr>
-                <w:noProof/>
-                <w:webHidden/>
-              </w:rPr>
-              <w:instrText xml:space="preserve"> PAGEREF _Toc223095733 \h </w:instrText>
-            </w:r>
-            <w:r>
-              <w:rPr>
-                <w:noProof/>
-                <w:webHidden/>
-              </w:rPr>
-            </w:r>
-            <w:r>
-              <w:rPr>
-                <w:noProof/>
-                <w:webHidden/>
-              </w:rPr>
-              <w:fldChar w:fldCharType="separate"/>
-            </w:r>
-            <w:r>
-              <w:rPr>
-                <w:noProof/>
-                <w:webHidden/>
-              </w:rPr>
-              <w:t>10</w:t>
             </w:r>
             <w:r>
               <w:rPr>
@@ -2458,7 +1828,7 @@
               <w:lang w:eastAsia="ru-RU"/>
             </w:rPr>
           </w:pPr>
-          <w:hyperlink w:anchor="_Toc223095734" w:history="1">
+          <w:hyperlink w:anchor="_Toc226559189" w:history="1">
             <w:r>
               <w:rPr>
                 <w:rStyle w:val="a7"/>
@@ -2485,7 +1855,7 @@
                 <w:noProof/>
                 <w:webHidden/>
               </w:rPr>
-              <w:instrText xml:space="preserve"> PAGEREF _Toc223095734 \h </w:instrText>
+              <w:instrText xml:space="preserve"> PAGEREF _Toc226559189 \h </w:instrText>
             </w:r>
             <w:r>
               <w:rPr>
@@ -2505,7 +1875,7 @@
                 <w:noProof/>
                 <w:webHidden/>
               </w:rPr>
-              <w:t>10</w:t>
+              <w:t>7</w:t>
             </w:r>
             <w:r>
               <w:rPr>
@@ -2528,7 +1898,7 @@
               <w:lang w:eastAsia="ru-RU"/>
             </w:rPr>
           </w:pPr>
-          <w:hyperlink w:anchor="_Toc223095735" w:history="1">
+          <w:hyperlink w:anchor="_Toc226559190" w:history="1">
             <w:r>
               <w:rPr>
                 <w:rStyle w:val="a7"/>
@@ -2555,7 +1925,7 @@
                 <w:noProof/>
                 <w:webHidden/>
               </w:rPr>
-              <w:instrText xml:space="preserve"> PAGEREF _Toc223095735 \h </w:instrText>
+              <w:instrText xml:space="preserve"> PAGEREF _Toc226559190 \h </w:instrText>
             </w:r>
             <w:r>
               <w:rPr>
@@ -2575,7 +1945,7 @@
                 <w:noProof/>
                 <w:webHidden/>
               </w:rPr>
-              <w:t>11</w:t>
+              <w:t>8</w:t>
             </w:r>
             <w:r>
               <w:rPr>
@@ -2598,7 +1968,7 @@
               <w:lang w:eastAsia="ru-RU"/>
             </w:rPr>
           </w:pPr>
-          <w:hyperlink w:anchor="_Toc223095736" w:history="1">
+          <w:hyperlink w:anchor="_Toc226559191" w:history="1">
             <w:r>
               <w:rPr>
                 <w:rStyle w:val="a7"/>
@@ -2625,7 +1995,7 @@
                 <w:noProof/>
                 <w:webHidden/>
               </w:rPr>
-              <w:instrText xml:space="preserve"> PAGEREF _Toc223095736 \h </w:instrText>
+              <w:instrText xml:space="preserve"> PAGEREF _Toc226559191 \h </w:instrText>
             </w:r>
             <w:r>
               <w:rPr>
@@ -2645,7 +2015,7 @@
                 <w:noProof/>
                 <w:webHidden/>
               </w:rPr>
-              <w:t>11</w:t>
+              <w:t>8</w:t>
             </w:r>
             <w:r>
               <w:rPr>
@@ -2668,7 +2038,7 @@
               <w:lang w:eastAsia="ru-RU"/>
             </w:rPr>
           </w:pPr>
-          <w:hyperlink w:anchor="_Toc223095737" w:history="1">
+          <w:hyperlink w:anchor="_Toc226559192" w:history="1">
             <w:r>
               <w:rPr>
                 <w:rStyle w:val="a7"/>
@@ -2695,7 +2065,7 @@
                 <w:noProof/>
                 <w:webHidden/>
               </w:rPr>
-              <w:instrText xml:space="preserve"> PAGEREF _Toc223095737 \h </w:instrText>
+              <w:instrText xml:space="preserve"> PAGEREF _Toc226559192 \h </w:instrText>
             </w:r>
             <w:r>
               <w:rPr>
@@ -2715,7 +2085,7 @@
                 <w:noProof/>
                 <w:webHidden/>
               </w:rPr>
-              <w:t>11</w:t>
+              <w:t>9</w:t>
             </w:r>
             <w:r>
               <w:rPr>
@@ -2817,9 +2187,100 @@
     </w:p>
     <w:p>
       <w:pPr>
+        <w:rPr>
+          <w:rFonts w:asciiTheme="minorHAnsi" w:hAnsiTheme="minorHAnsi" w:cstheme="minorHAnsi"/>
+          <w:sz w:val="28"/>
+          <w:szCs w:val="28"/>
+        </w:rPr>
+      </w:pPr>
+    </w:p>
+    <w:p>
+      <w:pPr>
+        <w:rPr>
+          <w:rFonts w:asciiTheme="minorHAnsi" w:hAnsiTheme="minorHAnsi" w:cstheme="minorHAnsi"/>
+          <w:sz w:val="28"/>
+          <w:szCs w:val="28"/>
+        </w:rPr>
+      </w:pPr>
+    </w:p>
+    <w:p>
+      <w:pPr>
+        <w:rPr>
+          <w:rFonts w:asciiTheme="minorHAnsi" w:hAnsiTheme="minorHAnsi" w:cstheme="minorHAnsi"/>
+          <w:sz w:val="28"/>
+          <w:szCs w:val="28"/>
+        </w:rPr>
+      </w:pPr>
+    </w:p>
+    <w:p>
+      <w:pPr>
+        <w:rPr>
+          <w:rFonts w:asciiTheme="minorHAnsi" w:hAnsiTheme="minorHAnsi" w:cstheme="minorHAnsi"/>
+          <w:sz w:val="28"/>
+          <w:szCs w:val="28"/>
+        </w:rPr>
+      </w:pPr>
+    </w:p>
+    <w:p>
+      <w:pPr>
+        <w:rPr>
+          <w:rFonts w:asciiTheme="minorHAnsi" w:hAnsiTheme="minorHAnsi" w:cstheme="minorHAnsi"/>
+          <w:sz w:val="28"/>
+          <w:szCs w:val="28"/>
+        </w:rPr>
+      </w:pPr>
+    </w:p>
+    <w:p>
+      <w:pPr>
+        <w:rPr>
+          <w:rFonts w:asciiTheme="minorHAnsi" w:hAnsiTheme="minorHAnsi" w:cstheme="minorHAnsi"/>
+          <w:sz w:val="28"/>
+          <w:szCs w:val="28"/>
+        </w:rPr>
+      </w:pPr>
+    </w:p>
+    <w:p>
+      <w:pPr>
+        <w:rPr>
+          <w:rFonts w:asciiTheme="minorHAnsi" w:hAnsiTheme="minorHAnsi" w:cstheme="minorHAnsi"/>
+          <w:sz w:val="28"/>
+          <w:szCs w:val="28"/>
+        </w:rPr>
+      </w:pPr>
+    </w:p>
+    <w:p>
+      <w:pPr>
+        <w:rPr>
+          <w:rFonts w:asciiTheme="minorHAnsi" w:hAnsiTheme="minorHAnsi" w:cstheme="minorHAnsi"/>
+          <w:sz w:val="28"/>
+          <w:szCs w:val="28"/>
+        </w:rPr>
+      </w:pPr>
+    </w:p>
+    <w:p>
+      <w:pPr>
+        <w:rPr>
+          <w:rFonts w:asciiTheme="minorHAnsi" w:hAnsiTheme="minorHAnsi" w:cstheme="minorHAnsi"/>
+          <w:sz w:val="28"/>
+          <w:szCs w:val="28"/>
+        </w:rPr>
+      </w:pPr>
+    </w:p>
+    <w:p>
+      <w:pPr>
+        <w:rPr>
+          <w:rFonts w:asciiTheme="minorHAnsi" w:hAnsiTheme="minorHAnsi" w:cstheme="minorHAnsi"/>
+          <w:sz w:val="28"/>
+          <w:szCs w:val="28"/>
+          <w:lang w:val="en-US"/>
+        </w:rPr>
+      </w:pPr>
+    </w:p>
+    <w:p>
+      <w:pPr>
         <w:pStyle w:val="1"/>
       </w:pPr>
-      <w:bookmarkStart w:id="0" w:name="_Toc223095711"/>
+      <w:bookmarkStart w:id="0" w:name="_Toc226559175"/>
       <w:r>
         <w:lastRenderedPageBreak/>
         <w:t>Формулировка задачи</w:t>
@@ -2831,7 +2292,7 @@
         <w:pStyle w:val="2"/>
         <w:ind w:firstLine="708"/>
       </w:pPr>
-      <w:bookmarkStart w:id="1" w:name="_Toc223095712"/>
+      <w:bookmarkStart w:id="1" w:name="_Toc226559176"/>
       <w:r>
         <w:t>Цели</w:t>
       </w:r>
@@ -2853,13 +2314,7 @@
         <w:ind w:firstLine="708"/>
       </w:pPr>
       <w:r>
-        <w:t xml:space="preserve">Изучить способы визуализации </w:t>
-      </w:r>
-      <w:r>
-        <w:t xml:space="preserve">ковариационных </w:t>
-      </w:r>
-      <w:r>
-        <w:t>данных.</w:t>
+        <w:t>Изучить способы визуализации ковариационных данных.</w:t>
       </w:r>
     </w:p>
     <w:p>
@@ -2867,7 +2322,7 @@
         <w:pStyle w:val="2"/>
         <w:ind w:firstLine="708"/>
       </w:pPr>
-      <w:bookmarkStart w:id="2" w:name="_Toc223095713"/>
+      <w:bookmarkStart w:id="2" w:name="_Toc226559177"/>
       <w:r>
         <w:t>Задачи</w:t>
       </w:r>
@@ -2995,7 +2450,7 @@
       <w:pPr>
         <w:pStyle w:val="1"/>
       </w:pPr>
-      <w:bookmarkStart w:id="3" w:name="_Toc223095714"/>
+      <w:bookmarkStart w:id="3" w:name="_Toc226559178"/>
       <w:r>
         <w:t>Теоретическая часть</w:t>
       </w:r>
@@ -3006,7 +2461,7 @@
         <w:pStyle w:val="2"/>
         <w:ind w:firstLine="708"/>
       </w:pPr>
-      <w:bookmarkStart w:id="4" w:name="_Toc223095715"/>
+      <w:bookmarkStart w:id="4" w:name="_Toc226559179"/>
       <w:r>
         <w:t>Используемые распределения</w:t>
       </w:r>
@@ -3058,13 +2513,7 @@
                 <w:rPr>
                   <w:rFonts w:ascii="Cambria Math" w:hAnsi="Cambria Math"/>
                 </w:rPr>
-                <m:t>0,0,1,1,</m:t>
-              </m:r>
-              <m:r>
-                <w:rPr>
-                  <w:rFonts w:ascii="Cambria Math" w:hAnsi="Cambria Math"/>
-                </w:rPr>
-                <m:t>ρ</m:t>
+                <m:t>0,0,1,1,ρ</m:t>
               </m:r>
             </m:e>
           </m:d>
@@ -3101,13 +2550,7 @@
                 <w:rPr>
                   <w:rFonts w:ascii="Cambria Math" w:hAnsi="Cambria Math"/>
                 </w:rPr>
-                <m:t>2</m:t>
-              </m:r>
-              <m:r>
-                <w:rPr>
-                  <w:rFonts w:ascii="Cambria Math" w:hAnsi="Cambria Math"/>
-                </w:rPr>
-                <m:t>π</m:t>
+                <m:t>2π</m:t>
               </m:r>
               <m:rad>
                 <m:radPr>
@@ -3249,19 +2692,7 @@
                         <w:rPr>
                           <w:rFonts w:ascii="Cambria Math" w:hAnsi="Cambria Math"/>
                         </w:rPr>
-                        <m:t>-2</m:t>
-                      </m:r>
-                      <m:r>
-                        <w:rPr>
-                          <w:rFonts w:ascii="Cambria Math" w:hAnsi="Cambria Math"/>
-                        </w:rPr>
-                        <m:t>ρ</m:t>
-                      </m:r>
-                      <m:r>
-                        <w:rPr>
-                          <w:rFonts w:ascii="Cambria Math" w:hAnsi="Cambria Math"/>
-                        </w:rPr>
-                        <m:t>xy+</m:t>
+                        <m:t>-2ρxy+</m:t>
                       </m:r>
                       <m:sSup>
                         <m:sSupPr>
@@ -3526,7 +2957,7 @@
           <w:rFonts w:eastAsia="Calibri Light"/>
         </w:rPr>
       </w:pPr>
-      <w:bookmarkStart w:id="5" w:name="_Toc223095716"/>
+      <w:bookmarkStart w:id="5" w:name="_Toc226559180"/>
       <w:r>
         <w:rPr>
           <w:rFonts w:eastAsia="Calibri Light"/>
@@ -3545,13 +2976,13 @@
         </w:rPr>
         <w:t xml:space="preserve"> </w:t>
       </w:r>
+      <w:r>
+        <w:rPr>
+          <w:rFonts w:eastAsia="Calibri Light"/>
+        </w:rPr>
+        <w:t>корреляции</w:t>
+      </w:r>
       <w:bookmarkEnd w:id="5"/>
-      <w:r>
-        <w:rPr>
-          <w:rFonts w:eastAsia="Calibri Light"/>
-        </w:rPr>
-        <w:t>корреляции</w:t>
-      </w:r>
     </w:p>
     <w:p>
       <w:pPr>
@@ -5034,14 +4465,7 @@
           <w:rFonts w:asciiTheme="majorHAnsi" w:eastAsia="Times New Roman" w:hAnsiTheme="majorHAnsi" w:cstheme="majorHAnsi"/>
           <w:lang w:eastAsia="ru-RU"/>
         </w:rPr>
-        <w:t xml:space="preserve"> </w:t>
-      </w:r>
-      <w:r>
-        <w:rPr>
-          <w:rFonts w:asciiTheme="majorHAnsi" w:eastAsia="Times New Roman" w:hAnsiTheme="majorHAnsi" w:cstheme="majorHAnsi"/>
-          <w:lang w:eastAsia="ru-RU"/>
-        </w:rPr>
-        <w:t>— ранги i-</w:t>
+        <w:t xml:space="preserve"> — ранги i-</w:t>
       </w:r>
       <w:proofErr w:type="spellStart"/>
       <w:r>
@@ -5115,14 +4539,7 @@
           <w:rFonts w:asciiTheme="majorHAnsi" w:eastAsia="Times New Roman" w:hAnsiTheme="majorHAnsi" w:cstheme="majorHAnsi"/>
           <w:lang w:eastAsia="ru-RU"/>
         </w:rPr>
-        <w:t xml:space="preserve"> </w:t>
-      </w:r>
-      <w:r>
-        <w:rPr>
-          <w:rFonts w:asciiTheme="majorHAnsi" w:eastAsia="Times New Roman" w:hAnsiTheme="majorHAnsi" w:cstheme="majorHAnsi"/>
-          <w:lang w:eastAsia="ru-RU"/>
-        </w:rPr>
-        <w:t>— средние значения рангов.</w:t>
+        <w:t xml:space="preserve"> — средние значения рангов.</w:t>
       </w:r>
     </w:p>
     <w:p>
@@ -5563,7 +4980,7 @@
           <w:rFonts w:eastAsia="Calibri Light"/>
         </w:rPr>
       </w:pPr>
-      <w:bookmarkStart w:id="6" w:name="_Toc223095717"/>
+      <w:bookmarkStart w:id="6" w:name="_Toc226559181"/>
       <w:r>
         <w:rPr>
           <w:rFonts w:eastAsia="Calibri Light"/>
@@ -6047,7 +5464,7 @@
       <w:pPr>
         <w:pStyle w:val="1"/>
       </w:pPr>
-      <w:bookmarkStart w:id="7" w:name="_Toc223095718"/>
+      <w:bookmarkStart w:id="7" w:name="_Toc226559182"/>
       <w:r>
         <w:t>Результаты</w:t>
       </w:r>
@@ -6060,7 +5477,7 @@
       <w:pPr>
         <w:pStyle w:val="2"/>
       </w:pPr>
-      <w:bookmarkStart w:id="8" w:name="_Toc223095719"/>
+      <w:bookmarkStart w:id="8" w:name="_Toc226559183"/>
       <w:r>
         <w:t>Двумерное н</w:t>
       </w:r>
@@ -6073,25 +5490,18 @@
       <w:pPr>
         <w:pStyle w:val="3"/>
       </w:pPr>
+      <w:bookmarkStart w:id="9" w:name="_Toc226559184"/>
       <w:r>
         <w:t>Значение рассчитанных коэффициентов</w:t>
       </w:r>
+      <w:bookmarkEnd w:id="9"/>
     </w:p>
     <w:p>
       <w:pPr>
         <w:jc w:val="center"/>
       </w:pPr>
       <w:r>
-        <w:t>Коэффициент</w:t>
-      </w:r>
-      <w:r>
-        <w:t xml:space="preserve"> </w:t>
-      </w:r>
-      <w:r>
-        <w:t>Пирсон</w:t>
-      </w:r>
-      <w:r>
-        <w:t>а</w:t>
+        <w:t>Коэффициент Пирсона</w:t>
       </w:r>
     </w:p>
     <w:tbl>
@@ -6105,13 +5515,13 @@
         <w:tblLook w:val="04A0" w:firstRow="1" w:lastRow="0" w:firstColumn="1" w:lastColumn="0" w:noHBand="0" w:noVBand="1"/>
       </w:tblPr>
       <w:tblGrid>
-        <w:gridCol w:w="424"/>
-        <w:gridCol w:w="988"/>
-        <w:gridCol w:w="887"/>
+        <w:gridCol w:w="428"/>
+        <w:gridCol w:w="987"/>
+        <w:gridCol w:w="886"/>
         <w:gridCol w:w="1140"/>
-        <w:gridCol w:w="1039"/>
+        <w:gridCol w:w="1038"/>
         <w:gridCol w:w="1140"/>
-        <w:gridCol w:w="1039"/>
+        <w:gridCol w:w="1038"/>
       </w:tblGrid>
       <w:tr>
         <w:trPr>
@@ -7710,12 +7120,12 @@
       </w:tblPr>
       <w:tblGrid>
         <w:gridCol w:w="424"/>
-        <w:gridCol w:w="875"/>
-        <w:gridCol w:w="879"/>
-        <w:gridCol w:w="1027"/>
+        <w:gridCol w:w="878"/>
+        <w:gridCol w:w="882"/>
         <w:gridCol w:w="1030"/>
-        <w:gridCol w:w="1036"/>
-        <w:gridCol w:w="1039"/>
+        <w:gridCol w:w="1033"/>
+        <w:gridCol w:w="1030"/>
+        <w:gridCol w:w="1033"/>
       </w:tblGrid>
       <w:tr>
         <w:trPr>
@@ -9278,12 +8688,6 @@
     </w:tbl>
     <w:p/>
     <w:p/>
-    <w:p/>
-    <w:p/>
-    <w:p/>
-    <w:p/>
-    <w:p/>
-    <w:p/>
     <w:p>
       <w:pPr>
         <w:jc w:val="center"/>
@@ -9303,9 +8707,9 @@
         <w:tblLook w:val="04A0" w:firstRow="1" w:lastRow="0" w:firstColumn="1" w:lastColumn="0" w:noHBand="0" w:noVBand="1"/>
       </w:tblPr>
       <w:tblGrid>
-        <w:gridCol w:w="424"/>
-        <w:gridCol w:w="926"/>
-        <w:gridCol w:w="887"/>
+        <w:gridCol w:w="427"/>
+        <w:gridCol w:w="924"/>
+        <w:gridCol w:w="886"/>
         <w:gridCol w:w="1078"/>
         <w:gridCol w:w="1039"/>
         <w:gridCol w:w="1078"/>
@@ -10594,6 +9998,7 @@
                 <w:szCs w:val="20"/>
                 <w:lang w:eastAsia="ru-RU"/>
               </w:rPr>
+              <w:lastRenderedPageBreak/>
               <w:t>100</w:t>
             </w:r>
           </w:p>
@@ -10854,9 +10259,11 @@
           <w:noProof/>
         </w:rPr>
       </w:pPr>
+      <w:bookmarkStart w:id="10" w:name="_Toc226559185"/>
       <w:r>
         <w:t>Эллипс рассеяния</w:t>
       </w:r>
+      <w:bookmarkEnd w:id="10"/>
       <w:r>
         <w:rPr>
           <w:noProof/>
@@ -10936,16 +10343,7 @@
         <w:jc w:val="center"/>
       </w:pPr>
       <w:r>
-        <w:t xml:space="preserve">Рис </w:t>
-      </w:r>
-      <w:r>
-        <w:t>2</w:t>
-      </w:r>
-      <w:r>
-        <w:t>. Эллипс рассеяния для двумерного нормального распределения</w:t>
-      </w:r>
-      <w:r>
-        <w:t xml:space="preserve"> при размере выборки 20</w:t>
+        <w:t>Рис 2. Эллипс рассеяния для двумерного нормального распределения при размере выборки 20</w:t>
       </w:r>
     </w:p>
     <w:p>
@@ -11027,25 +10425,7 @@
         <w:jc w:val="center"/>
       </w:pPr>
       <w:r>
-        <w:t xml:space="preserve">Рис </w:t>
-      </w:r>
-      <w:r>
-        <w:t>3</w:t>
-      </w:r>
-      <w:r>
-        <w:t>. Эллипс рассеяния для двумерного нормального распределения</w:t>
-      </w:r>
-      <w:r>
-        <w:t xml:space="preserve"> </w:t>
-      </w:r>
-      <w:r>
-        <w:t xml:space="preserve">при размере выборки </w:t>
-      </w:r>
-      <w:r>
-        <w:t>6</w:t>
-      </w:r>
-      <w:r>
-        <w:t>0</w:t>
+        <w:t>Рис 3. Эллипс рассеяния для двумерного нормального распределения при размере выборки 60</w:t>
       </w:r>
     </w:p>
     <w:p>
@@ -11128,25 +10508,7 @@
         <w:jc w:val="center"/>
       </w:pPr>
       <w:r>
-        <w:t xml:space="preserve">Рис </w:t>
-      </w:r>
-      <w:r>
-        <w:t>4.</w:t>
-      </w:r>
-      <w:r>
-        <w:t xml:space="preserve"> Эллипс рассеяния для двумерного нормального распределения</w:t>
-      </w:r>
-      <w:r>
-        <w:t xml:space="preserve"> </w:t>
-      </w:r>
-      <w:r>
-        <w:t xml:space="preserve">при размере выборки </w:t>
-      </w:r>
-      <w:r>
-        <w:t>10</w:t>
-      </w:r>
-      <w:r>
-        <w:t>0</w:t>
+        <w:t>Рис 4. Эллипс рассеяния для двумерного нормального распределения при размере выборки 100</w:t>
       </w:r>
     </w:p>
     <w:p>
@@ -11160,17 +10522,21 @@
       <w:pPr>
         <w:pStyle w:val="2"/>
       </w:pPr>
+      <w:bookmarkStart w:id="11" w:name="_Toc226559186"/>
       <w:r>
         <w:t>Смесь распределений</w:t>
       </w:r>
+      <w:bookmarkEnd w:id="11"/>
     </w:p>
     <w:p>
       <w:pPr>
         <w:pStyle w:val="3"/>
       </w:pPr>
+      <w:bookmarkStart w:id="12" w:name="_Toc226559187"/>
       <w:r>
         <w:t>Значение рассчитанных коэффициентов</w:t>
       </w:r>
+      <w:bookmarkEnd w:id="12"/>
     </w:p>
     <w:p>
       <w:pPr>
@@ -12973,10 +12339,12 @@
       <w:pPr>
         <w:pStyle w:val="3"/>
       </w:pPr>
+      <w:bookmarkStart w:id="13" w:name="_Toc226559188"/>
       <w:r>
         <w:lastRenderedPageBreak/>
         <w:t>Эллипс рассеяния</w:t>
       </w:r>
+      <w:bookmarkEnd w:id="13"/>
     </w:p>
     <w:p>
       <w:pPr>
@@ -13049,19 +12417,7 @@
         <w:jc w:val="center"/>
       </w:pPr>
       <w:r>
-        <w:t xml:space="preserve">Рис </w:t>
-      </w:r>
-      <w:r>
-        <w:t>5</w:t>
-      </w:r>
-      <w:r>
-        <w:t>. Эллипс рассеяния для смеси распределений</w:t>
-      </w:r>
-      <w:r>
-        <w:t xml:space="preserve"> </w:t>
-      </w:r>
-      <w:r>
-        <w:t>при размере выборки 20</w:t>
+        <w:t>Рис 5. Эллипс рассеяния для смеси распределений при размере выборки 20</w:t>
       </w:r>
     </w:p>
     <w:p>
@@ -13141,19 +12497,7 @@
         <w:jc w:val="center"/>
       </w:pPr>
       <w:r>
-        <w:t xml:space="preserve">Рис </w:t>
-      </w:r>
-      <w:r>
-        <w:t>6</w:t>
-      </w:r>
-      <w:r>
-        <w:t>. Эллипс рассеяния для смеси распределений</w:t>
-      </w:r>
-      <w:r>
-        <w:t xml:space="preserve"> </w:t>
-      </w:r>
-      <w:r>
-        <w:t>при размере выборки 60</w:t>
+        <w:t>Рис 6. Эллипс рассеяния для смеси распределений при размере выборки 60</w:t>
       </w:r>
     </w:p>
     <w:p>
@@ -13235,19 +12579,7 @@
         <w:jc w:val="center"/>
       </w:pPr>
       <w:r>
-        <w:t xml:space="preserve">Рис </w:t>
-      </w:r>
-      <w:r>
-        <w:t>7.</w:t>
-      </w:r>
-      <w:r>
-        <w:t xml:space="preserve"> Эллипс рассеяния для смеси распределений</w:t>
-      </w:r>
-      <w:r>
-        <w:t xml:space="preserve"> </w:t>
-      </w:r>
-      <w:r>
-        <w:t>при размере выборки 100</w:t>
+        <w:t>Рис 7. Эллипс рассеяния для смеси распределений при размере выборки 100</w:t>
       </w:r>
     </w:p>
     <w:p/>
@@ -13264,14 +12596,14 @@
       <w:pPr>
         <w:pStyle w:val="1"/>
       </w:pPr>
-      <w:bookmarkStart w:id="9" w:name="_Toc223095734"/>
+      <w:bookmarkStart w:id="14" w:name="_Toc226559189"/>
       <w:r>
         <w:t>Обсуждение</w:t>
       </w:r>
       <w:r>
         <w:t>:</w:t>
       </w:r>
-      <w:bookmarkEnd w:id="9"/>
+      <w:bookmarkEnd w:id="14"/>
     </w:p>
     <w:p>
       <w:r>
@@ -13293,18 +12625,10 @@
       </w:r>
     </w:p>
     <w:p>
-      <w:pPr>
-        <w:rPr>
-          <w:lang w:val="en-US"/>
-        </w:rPr>
-      </w:pPr>
       <w:r>
         <w:t>Двумерное нормальное распределение</w:t>
       </w:r>
       <w:r>
-        <w:rPr>
-          <w:lang w:val="en-US"/>
-        </w:rPr>
         <w:t>:</w:t>
       </w:r>
     </w:p>
@@ -13355,7 +12679,6 @@
           <w:noProof/>
         </w:rPr>
       </w:pPr>
-      <w:bookmarkStart w:id="10" w:name="_Toc223095735"/>
       <w:r>
         <w:t>Эллипс рассеяния</w:t>
       </w:r>
@@ -13528,13 +12851,7 @@
           <w:rPr>
             <w:rFonts w:ascii="Cambria Math" w:hAnsi="Cambria Math"/>
           </w:rPr>
-          <m:t>= 0.</m:t>
-        </m:r>
-        <m:r>
-          <w:rPr>
-            <w:rFonts w:ascii="Cambria Math" w:hAnsi="Cambria Math"/>
-          </w:rPr>
-          <m:t>9</m:t>
+          <m:t>= 0.9</m:t>
         </m:r>
       </m:oMath>
       <w:r>
@@ -13629,13 +12946,14 @@
           <w:rStyle w:val="10"/>
         </w:rPr>
       </w:pPr>
+      <w:bookmarkStart w:id="15" w:name="_Toc226559190"/>
       <w:r>
         <w:rPr>
           <w:rStyle w:val="10"/>
         </w:rPr>
         <w:t>Вывод</w:t>
       </w:r>
-      <w:bookmarkEnd w:id="10"/>
+      <w:bookmarkEnd w:id="15"/>
     </w:p>
     <w:p>
       <w:pPr>
@@ -13648,7 +12966,6 @@
           <w:lang w:eastAsia="ru-RU"/>
         </w:rPr>
       </w:pPr>
-      <w:bookmarkStart w:id="11" w:name="_Toc223095736"/>
       <w:r>
         <w:rPr>
           <w:rFonts w:asciiTheme="majorHAnsi" w:eastAsia="Times New Roman" w:hAnsiTheme="majorHAnsi" w:cstheme="majorHAnsi"/>
@@ -13994,10 +13311,11 @@
       <w:pPr>
         <w:pStyle w:val="1"/>
       </w:pPr>
+      <w:bookmarkStart w:id="16" w:name="_Toc226559191"/>
       <w:r>
         <w:t>Список литературы</w:t>
       </w:r>
-      <w:bookmarkEnd w:id="11"/>
+      <w:bookmarkEnd w:id="16"/>
     </w:p>
     <w:p>
       <w:r>
@@ -14090,11 +13408,11 @@
       <w:pPr>
         <w:pStyle w:val="1"/>
       </w:pPr>
-      <w:bookmarkStart w:id="12" w:name="_Toc223095737"/>
+      <w:bookmarkStart w:id="17" w:name="_Toc226559192"/>
       <w:r>
         <w:t>Приложения</w:t>
       </w:r>
-      <w:bookmarkEnd w:id="12"/>
+      <w:bookmarkEnd w:id="17"/>
     </w:p>
     <w:p>
       <w:r>

--- a/ОтчётИсходник.docx
+++ b/ОтчётИсходник.docx
@@ -2247,10 +2247,92 @@
     </w:p>
     <w:p>
       <w:pPr>
+        <w:rPr>
+          <w:rFonts w:asciiTheme="minorHAnsi" w:hAnsiTheme="minorHAnsi" w:cstheme="minorHAnsi"/>
+          <w:sz w:val="28"/>
+          <w:szCs w:val="28"/>
+        </w:rPr>
+      </w:pPr>
+    </w:p>
+    <w:p>
+      <w:pPr>
+        <w:rPr>
+          <w:rFonts w:asciiTheme="minorHAnsi" w:hAnsiTheme="minorHAnsi" w:cstheme="minorHAnsi"/>
+          <w:sz w:val="28"/>
+          <w:szCs w:val="28"/>
+        </w:rPr>
+      </w:pPr>
+    </w:p>
+    <w:p>
+      <w:pPr>
+        <w:rPr>
+          <w:rFonts w:asciiTheme="minorHAnsi" w:hAnsiTheme="minorHAnsi" w:cstheme="minorHAnsi"/>
+          <w:sz w:val="28"/>
+          <w:szCs w:val="28"/>
+        </w:rPr>
+      </w:pPr>
+    </w:p>
+    <w:p>
+      <w:pPr>
+        <w:rPr>
+          <w:rFonts w:asciiTheme="minorHAnsi" w:hAnsiTheme="minorHAnsi" w:cstheme="minorHAnsi"/>
+          <w:sz w:val="28"/>
+          <w:szCs w:val="28"/>
+        </w:rPr>
+      </w:pPr>
+    </w:p>
+    <w:p>
+      <w:pPr>
+        <w:rPr>
+          <w:rFonts w:asciiTheme="minorHAnsi" w:hAnsiTheme="minorHAnsi" w:cstheme="minorHAnsi"/>
+          <w:sz w:val="28"/>
+          <w:szCs w:val="28"/>
+        </w:rPr>
+      </w:pPr>
+    </w:p>
+    <w:p>
+      <w:pPr>
+        <w:rPr>
+          <w:rFonts w:asciiTheme="minorHAnsi" w:hAnsiTheme="minorHAnsi" w:cstheme="minorHAnsi"/>
+          <w:sz w:val="28"/>
+          <w:szCs w:val="28"/>
+        </w:rPr>
+      </w:pPr>
+    </w:p>
+    <w:p>
+      <w:pPr>
+        <w:rPr>
+          <w:rFonts w:asciiTheme="minorHAnsi" w:hAnsiTheme="minorHAnsi" w:cstheme="minorHAnsi"/>
+          <w:sz w:val="28"/>
+          <w:szCs w:val="28"/>
+        </w:rPr>
+      </w:pPr>
+    </w:p>
+    <w:p>
+      <w:pPr>
+        <w:rPr>
+          <w:rFonts w:asciiTheme="minorHAnsi" w:hAnsiTheme="minorHAnsi" w:cstheme="minorHAnsi"/>
+          <w:sz w:val="28"/>
+          <w:szCs w:val="28"/>
+        </w:rPr>
+      </w:pPr>
+    </w:p>
+    <w:p>
+      <w:pPr>
+        <w:rPr>
+          <w:rFonts w:asciiTheme="minorHAnsi" w:hAnsiTheme="minorHAnsi" w:cstheme="minorHAnsi"/>
+          <w:sz w:val="28"/>
+          <w:szCs w:val="28"/>
+        </w:rPr>
+      </w:pPr>
+    </w:p>
+    <w:p>
+      <w:pPr>
         <w:pStyle w:val="1"/>
       </w:pPr>
       <w:bookmarkStart w:id="0" w:name="_Toc226561898"/>
       <w:r>
+        <w:lastRenderedPageBreak/>
         <w:t>Формулировка задачи</w:t>
       </w:r>
       <w:bookmarkEnd w:id="0"/>
@@ -2441,7 +2523,6 @@
       </w:pPr>
       <w:bookmarkStart w:id="3" w:name="_Toc226561901"/>
       <w:r>
-        <w:lastRenderedPageBreak/>
         <w:t>Теоретическая часть</w:t>
       </w:r>
       <w:bookmarkEnd w:id="3"/>
@@ -2506,25 +2587,7 @@
             <w:rPr>
               <w:rFonts w:ascii="Cambria Math" w:hAnsi="Cambria Math"/>
             </w:rPr>
-            <m:t>=</m:t>
-          </m:r>
-          <m:r>
-            <w:rPr>
-              <w:rFonts w:ascii="Cambria Math" w:hAnsi="Cambria Math"/>
-            </w:rPr>
-            <m:t>a</m:t>
-          </m:r>
-          <m:r>
-            <w:rPr>
-              <w:rFonts w:ascii="Cambria Math" w:hAnsi="Cambria Math"/>
-            </w:rPr>
-            <m:t>+</m:t>
-          </m:r>
-          <m:r>
-            <w:rPr>
-              <w:rFonts w:ascii="Cambria Math" w:hAnsi="Cambria Math"/>
-            </w:rPr>
-            <m:t>b</m:t>
+            <m:t>=a+b</m:t>
           </m:r>
           <m:sSub>
             <m:sSubPr>
@@ -2654,25 +2717,7 @@
             <w:rPr>
               <w:rFonts w:ascii="Cambria Math" w:hAnsi="Cambria Math"/>
             </w:rPr>
-            <m:t>=</m:t>
-          </m:r>
-          <m:r>
-            <w:rPr>
-              <w:rFonts w:ascii="Cambria Math" w:hAnsi="Cambria Math"/>
-            </w:rPr>
-            <m:t>a</m:t>
-          </m:r>
-          <m:r>
-            <w:rPr>
-              <w:rFonts w:ascii="Cambria Math" w:hAnsi="Cambria Math"/>
-            </w:rPr>
-            <m:t>+</m:t>
-          </m:r>
-          <m:r>
-            <w:rPr>
-              <w:rFonts w:ascii="Cambria Math" w:hAnsi="Cambria Math"/>
-            </w:rPr>
-            <m:t>b</m:t>
+            <m:t>=a+b</m:t>
           </m:r>
           <m:sSub>
             <m:sSubPr>
@@ -3174,14 +3219,7 @@
               <w:rFonts w:ascii="Cambria Math" w:hAnsi="Cambria Math" w:cs="Cambria Math"/>
               <w:lang w:val="en-US"/>
             </w:rPr>
-            <m:t>in</m:t>
-          </m:r>
-          <m:r>
-            <w:rPr>
-              <w:rFonts w:ascii="Cambria Math" w:hAnsi="Cambria Math" w:cs="Cambria Math"/>
-              <w:lang w:val="en-US"/>
-            </w:rPr>
-            <m:t xml:space="preserve"> (3)</m:t>
+            <m:t>in (3)</m:t>
           </m:r>
         </m:oMath>
       </m:oMathPara>
@@ -3705,40 +3743,313 @@
               <w:rFonts w:ascii="Cambria Math" w:hAnsi="Cambria Math"/>
               <w:lang w:val="en-US"/>
             </w:rPr>
-            <m:t>min</m:t>
+            <m:t>min (4)</m:t>
           </m:r>
+        </m:oMath>
+      </m:oMathPara>
+    </w:p>
+    <w:p>
+      <w:pPr>
+        <w:rPr>
+          <w:rFonts w:asciiTheme="majorHAnsi" w:eastAsia="Times New Roman" w:hAnsiTheme="majorHAnsi" w:cstheme="majorBidi"/>
+          <w:iCs/>
+        </w:rPr>
+      </w:pPr>
+      <w:r>
+        <w:rPr>
+          <w:rFonts w:asciiTheme="majorHAnsi" w:eastAsia="Times New Roman" w:hAnsiTheme="majorHAnsi" w:cstheme="majorBidi"/>
+          <w:iCs/>
+          <w:lang w:val="en-US"/>
+        </w:rPr>
+        <w:tab/>
+      </w:r>
+      <w:r>
+        <w:rPr>
+          <w:rFonts w:asciiTheme="majorHAnsi" w:eastAsia="Times New Roman" w:hAnsiTheme="majorHAnsi" w:cstheme="majorBidi"/>
+          <w:iCs/>
+        </w:rPr>
+        <w:t>Данная задача решается только численно</w:t>
+      </w:r>
+      <w:r>
+        <w:rPr>
+          <w:rFonts w:asciiTheme="majorHAnsi" w:eastAsia="Times New Roman" w:hAnsiTheme="majorHAnsi" w:cstheme="majorBidi"/>
+          <w:iCs/>
+        </w:rPr>
+        <w:t xml:space="preserve">, </w:t>
+      </w:r>
+      <w:r>
+        <w:rPr>
+          <w:rFonts w:asciiTheme="majorHAnsi" w:eastAsia="Times New Roman" w:hAnsiTheme="majorHAnsi" w:cstheme="majorBidi"/>
+          <w:iCs/>
+        </w:rPr>
+        <w:t>но возможно приближение коэффициентов с помощью результатов МНК</w:t>
+      </w:r>
+      <w:r>
+        <w:rPr>
+          <w:rFonts w:asciiTheme="majorHAnsi" w:eastAsia="Times New Roman" w:hAnsiTheme="majorHAnsi" w:cstheme="majorBidi"/>
+          <w:iCs/>
+        </w:rPr>
+        <w:t xml:space="preserve">, </w:t>
+      </w:r>
+      <w:r>
+        <w:rPr>
+          <w:rFonts w:asciiTheme="majorHAnsi" w:eastAsia="Times New Roman" w:hAnsiTheme="majorHAnsi" w:cstheme="majorBidi"/>
+          <w:iCs/>
+        </w:rPr>
+        <w:t>путём перехода к более робастным величинам.</w:t>
+      </w:r>
+    </w:p>
+    <w:p>
+      <w:pPr>
+        <w:rPr>
+          <w:rFonts w:ascii="Cambria Math" w:hAnsi="Cambria Math"/>
+          <w:i/>
+          <w:lang w:val="en-US"/>
+        </w:rPr>
+      </w:pPr>
+      <w:r>
+        <w:rPr>
+          <w:rFonts w:asciiTheme="majorHAnsi" w:eastAsia="Times New Roman" w:hAnsiTheme="majorHAnsi" w:cstheme="majorBidi"/>
+          <w:iCs/>
+        </w:rPr>
+        <w:tab/>
+      </w:r>
+      <w:r>
+        <w:rPr>
+          <w:rFonts w:ascii="Cambria Math" w:hAnsi="Cambria Math"/>
+          <w:i/>
+        </w:rPr>
+        <w:br/>
+      </w:r>
+      <m:oMathPara>
+        <m:oMath>
           <m:r>
             <w:rPr>
               <w:rFonts w:ascii="Cambria Math" w:hAnsi="Cambria Math"/>
-              <w:lang w:val="en-US"/>
             </w:rPr>
-            <m:t xml:space="preserve"> (4)</m:t>
+            <m:t>b=</m:t>
           </m:r>
+          <m:sSub>
+            <m:sSubPr>
+              <m:ctrlPr>
+                <w:rPr>
+                  <w:rFonts w:ascii="Cambria Math" w:hAnsi="Cambria Math"/>
+                  <w:i/>
+                  <w:lang w:val="en-US"/>
+                </w:rPr>
+              </m:ctrlPr>
+            </m:sSubPr>
+            <m:e>
+              <m:r>
+                <w:rPr>
+                  <w:rFonts w:ascii="Cambria Math" w:hAnsi="Cambria Math"/>
+                  <w:lang w:val="en-US"/>
+                </w:rPr>
+                <m:t>r</m:t>
+              </m:r>
+              <m:ctrlPr>
+                <w:rPr>
+                  <w:rFonts w:ascii="Cambria Math" w:hAnsi="Cambria Math"/>
+                  <w:i/>
+                </w:rPr>
+              </m:ctrlPr>
+            </m:e>
+            <m:sub>
+              <m:r>
+                <w:rPr>
+                  <w:rFonts w:ascii="Cambria Math" w:hAnsi="Cambria Math"/>
+                  <w:lang w:val="en-US"/>
+                </w:rPr>
+                <m:t>xy</m:t>
+              </m:r>
+            </m:sub>
+          </m:sSub>
+          <m:f>
+            <m:fPr>
+              <m:ctrlPr>
+                <w:rPr>
+                  <w:rFonts w:ascii="Cambria Math" w:hAnsi="Cambria Math"/>
+                  <w:lang w:val="en-US"/>
+                </w:rPr>
+              </m:ctrlPr>
+            </m:fPr>
+            <m:num>
+              <m:rad>
+                <m:radPr>
+                  <m:degHide m:val="1"/>
+                  <m:ctrlPr>
+                    <w:rPr>
+                      <w:rFonts w:ascii="Cambria Math" w:hAnsi="Cambria Math"/>
+                      <w:lang w:val="en-US"/>
+                    </w:rPr>
+                  </m:ctrlPr>
+                </m:radPr>
+                <m:deg>
+                  <m:ctrlPr>
+                    <w:rPr>
+                      <w:rFonts w:ascii="Cambria Math" w:hAnsi="Cambria Math"/>
+                      <w:i/>
+                      <w:lang w:val="en-US"/>
+                    </w:rPr>
+                  </m:ctrlPr>
+                </m:deg>
+                <m:e>
+                  <m:sSub>
+                    <m:sSubPr>
+                      <m:ctrlPr>
+                        <w:rPr>
+                          <w:rFonts w:ascii="Cambria Math" w:hAnsi="Cambria Math"/>
+                          <w:i/>
+                          <w:lang w:val="en-US"/>
+                        </w:rPr>
+                      </m:ctrlPr>
+                    </m:sSubPr>
+                    <m:e>
+                      <m:r>
+                        <w:rPr>
+                          <w:rFonts w:ascii="Cambria Math" w:hAnsi="Cambria Math"/>
+                          <w:lang w:val="en-US"/>
+                        </w:rPr>
+                        <m:t>D</m:t>
+                      </m:r>
+                    </m:e>
+                    <m:sub>
+                      <m:r>
+                        <w:rPr>
+                          <w:rFonts w:ascii="Cambria Math" w:hAnsi="Cambria Math"/>
+                          <w:lang w:val="en-US"/>
+                        </w:rPr>
+                        <m:t>y</m:t>
+                      </m:r>
+                    </m:sub>
+                  </m:sSub>
+                </m:e>
+              </m:rad>
+              <m:ctrlPr>
+                <w:rPr>
+                  <w:rFonts w:ascii="Cambria Math" w:hAnsi="Cambria Math"/>
+                  <w:i/>
+                  <w:lang w:val="en-US"/>
+                </w:rPr>
+              </m:ctrlPr>
+            </m:num>
+            <m:den>
+              <m:rad>
+                <m:radPr>
+                  <m:degHide m:val="1"/>
+                  <m:ctrlPr>
+                    <w:rPr>
+                      <w:rFonts w:ascii="Cambria Math" w:hAnsi="Cambria Math"/>
+                      <w:lang w:val="en-US"/>
+                    </w:rPr>
+                  </m:ctrlPr>
+                </m:radPr>
+                <m:deg>
+                  <m:ctrlPr>
+                    <w:rPr>
+                      <w:rFonts w:ascii="Cambria Math" w:hAnsi="Cambria Math"/>
+                      <w:i/>
+                      <w:lang w:val="en-US"/>
+                    </w:rPr>
+                  </m:ctrlPr>
+                </m:deg>
+                <m:e>
+                  <m:sSub>
+                    <m:sSubPr>
+                      <m:ctrlPr>
+                        <w:rPr>
+                          <w:rFonts w:ascii="Cambria Math" w:hAnsi="Cambria Math"/>
+                          <w:i/>
+                          <w:lang w:val="en-US"/>
+                        </w:rPr>
+                      </m:ctrlPr>
+                    </m:sSubPr>
+                    <m:e>
+                      <m:r>
+                        <w:rPr>
+                          <w:rFonts w:ascii="Cambria Math" w:hAnsi="Cambria Math"/>
+                          <w:lang w:val="en-US"/>
+                        </w:rPr>
+                        <m:t>D</m:t>
+                      </m:r>
+                    </m:e>
+                    <m:sub>
+                      <m:r>
+                        <w:rPr>
+                          <w:rFonts w:ascii="Cambria Math" w:hAnsi="Cambria Math"/>
+                          <w:lang w:val="en-US"/>
+                        </w:rPr>
+                        <m:t>x</m:t>
+                      </m:r>
+                    </m:sub>
+                  </m:sSub>
+                </m:e>
+              </m:rad>
+              <m:ctrlPr>
+                <w:rPr>
+                  <w:rFonts w:ascii="Cambria Math" w:hAnsi="Cambria Math"/>
+                  <w:i/>
+                  <w:lang w:val="en-US"/>
+                </w:rPr>
+              </m:ctrlPr>
+            </m:den>
+          </m:f>
         </m:oMath>
       </m:oMathPara>
     </w:p>
     <w:p>
-      <w:pPr>
-        <w:rPr>
-          <w:rFonts w:asciiTheme="majorHAnsi" w:eastAsia="Times New Roman" w:hAnsiTheme="majorHAnsi" w:cstheme="majorBidi"/>
-          <w:iCs/>
-        </w:rPr>
-      </w:pPr>
-      <w:r>
-        <w:rPr>
-          <w:rFonts w:asciiTheme="majorHAnsi" w:eastAsia="Times New Roman" w:hAnsiTheme="majorHAnsi" w:cstheme="majorBidi"/>
-          <w:iCs/>
-          <w:lang w:val="en-US"/>
-        </w:rPr>
-        <w:tab/>
-      </w:r>
-      <w:r>
-        <w:rPr>
-          <w:rFonts w:asciiTheme="majorHAnsi" w:eastAsia="Times New Roman" w:hAnsiTheme="majorHAnsi" w:cstheme="majorBidi"/>
-          <w:iCs/>
-        </w:rPr>
-        <w:t>Данная задача решается только численно.</w:t>
-      </w:r>
+      <m:oMathPara>
+        <m:oMath>
+          <m:r>
+            <w:rPr>
+              <w:rFonts w:ascii="Cambria Math" w:hAnsi="Cambria Math"/>
+            </w:rPr>
+            <m:t>a=</m:t>
+          </m:r>
+          <m:acc>
+            <m:accPr>
+              <m:chr m:val="̅"/>
+              <m:ctrlPr>
+                <w:rPr>
+                  <w:rFonts w:ascii="Cambria Math" w:hAnsi="Cambria Math"/>
+                </w:rPr>
+              </m:ctrlPr>
+            </m:accPr>
+            <m:e>
+              <m:r>
+                <w:rPr>
+                  <w:rFonts w:ascii="Cambria Math" w:hAnsi="Cambria Math"/>
+                </w:rPr>
+                <m:t>y</m:t>
+              </m:r>
+            </m:e>
+          </m:acc>
+          <m:r>
+            <w:rPr>
+              <w:rFonts w:ascii="Cambria Math" w:hAnsi="Cambria Math"/>
+            </w:rPr>
+            <m:t>-b</m:t>
+          </m:r>
+          <m:acc>
+            <m:accPr>
+              <m:chr m:val="̅"/>
+              <m:ctrlPr>
+                <w:rPr>
+                  <w:rFonts w:ascii="Cambria Math" w:hAnsi="Cambria Math"/>
+                </w:rPr>
+              </m:ctrlPr>
+            </m:accPr>
+            <m:e>
+              <m:r>
+                <w:rPr>
+                  <w:rFonts w:ascii="Cambria Math" w:hAnsi="Cambria Math"/>
+                </w:rPr>
+                <m:t>x</m:t>
+              </m:r>
+            </m:e>
+          </m:acc>
+        </m:oMath>
+      </m:oMathPara>
     </w:p>
     <w:p>
       <w:pPr>
@@ -3973,21 +4284,7 @@
           <w:rFonts w:asciiTheme="majorHAnsi" w:hAnsiTheme="majorHAnsi" w:cstheme="majorHAnsi"/>
           <w:lang w:val="en-US"/>
         </w:rPr>
-        <w:t xml:space="preserve"> (4)</w:t>
-      </w:r>
-      <w:r>
-        <w:rPr>
-          <w:rFonts w:asciiTheme="majorHAnsi" w:hAnsiTheme="majorHAnsi" w:cstheme="majorHAnsi"/>
-          <w:lang w:val="en-US"/>
-        </w:rPr>
-        <w:t>.</w:t>
-      </w:r>
-      <w:r>
-        <w:rPr>
-          <w:rFonts w:asciiTheme="majorHAnsi" w:hAnsiTheme="majorHAnsi" w:cstheme="majorHAnsi"/>
-          <w:lang w:val="en-US"/>
-        </w:rPr>
-        <w:t xml:space="preserve"> </w:t>
+        <w:t xml:space="preserve"> (4). </w:t>
       </w:r>
       <w:r>
         <w:rPr>
@@ -4027,6 +4324,7 @@
           <w:sz w:val="22"/>
           <w:szCs w:val="22"/>
         </w:rPr>
+        <w:lastRenderedPageBreak/>
         <w:t>calculate_</w:t>
       </w:r>
       <w:proofErr w:type="gramStart"/>
@@ -4151,13 +4449,7 @@
         <w:rPr>
           <w:rFonts w:asciiTheme="majorHAnsi" w:hAnsiTheme="majorHAnsi" w:cstheme="majorHAnsi"/>
         </w:rPr>
-        <w:t xml:space="preserve"> </w:t>
-      </w:r>
-      <w:r>
-        <w:rPr>
-          <w:rFonts w:asciiTheme="majorHAnsi" w:hAnsiTheme="majorHAnsi" w:cstheme="majorHAnsi"/>
-        </w:rPr>
-        <w:t xml:space="preserve">и относительную погрешность </w:t>
+        <w:t xml:space="preserve"> и относительную погрешность </w:t>
       </w:r>
       <m:oMath>
         <m:r>
@@ -4174,13 +4466,7 @@
         <w:rPr>
           <w:rFonts w:asciiTheme="majorHAnsi" w:hAnsiTheme="majorHAnsi" w:cstheme="majorHAnsi"/>
         </w:rPr>
-        <w:t xml:space="preserve"> </w:t>
-      </w:r>
-      <w:r>
-        <w:rPr>
-          <w:rFonts w:asciiTheme="majorHAnsi" w:hAnsiTheme="majorHAnsi" w:cstheme="majorHAnsi"/>
-        </w:rPr>
-        <w:t xml:space="preserve">в процентах для коэффициентов </w:t>
+        <w:t xml:space="preserve"> в процентах для коэффициентов </w:t>
       </w:r>
       <w:r>
         <w:rPr>
@@ -4206,31 +4492,7 @@
         <w:rPr>
           <w:rFonts w:asciiTheme="majorHAnsi" w:hAnsiTheme="majorHAnsi" w:cstheme="majorHAnsi"/>
         </w:rPr>
-        <w:t xml:space="preserve"> относительно их истинных значени</w:t>
-      </w:r>
-      <w:r>
-        <w:rPr>
-          <w:rFonts w:asciiTheme="majorHAnsi" w:hAnsiTheme="majorHAnsi" w:cstheme="majorHAnsi"/>
-        </w:rPr>
-        <w:t>й</w:t>
-      </w:r>
-      <w:r>
-        <w:rPr>
-          <w:rFonts w:asciiTheme="majorHAnsi" w:hAnsiTheme="majorHAnsi" w:cstheme="majorHAnsi"/>
-        </w:rPr>
-        <w:t>.</w:t>
-      </w:r>
-      <w:r>
-        <w:rPr>
-          <w:rFonts w:asciiTheme="majorHAnsi" w:hAnsiTheme="majorHAnsi" w:cstheme="majorHAnsi"/>
-        </w:rPr>
-        <w:t xml:space="preserve"> </w:t>
-      </w:r>
-      <w:r>
-        <w:rPr>
-          <w:rFonts w:asciiTheme="majorHAnsi" w:hAnsiTheme="majorHAnsi" w:cstheme="majorHAnsi"/>
-        </w:rPr>
-        <w:t xml:space="preserve">Вход: </w:t>
+        <w:t xml:space="preserve"> относительно их истинных значений. Вход: </w:t>
       </w:r>
       <w:proofErr w:type="spellStart"/>
       <w:r>
@@ -4304,13 +4566,7 @@
         <w:rPr>
           <w:rFonts w:asciiTheme="majorHAnsi" w:hAnsiTheme="majorHAnsi" w:cstheme="majorHAnsi"/>
         </w:rPr>
-        <w:t xml:space="preserve"> – теоретические значения параметров</w:t>
-      </w:r>
-      <w:r>
-        <w:rPr>
-          <w:rFonts w:asciiTheme="majorHAnsi" w:hAnsiTheme="majorHAnsi" w:cstheme="majorHAnsi"/>
-        </w:rPr>
-        <w:t>.</w:t>
+        <w:t xml:space="preserve"> – теоретические значения параметров.</w:t>
       </w:r>
     </w:p>
     <w:p>
@@ -4363,19 +4619,7 @@
         <w:rPr>
           <w:rFonts w:asciiTheme="majorHAnsi" w:hAnsiTheme="majorHAnsi" w:cstheme="majorHAnsi"/>
         </w:rPr>
-        <w:t xml:space="preserve"> — функция аппроксимации. Выполняет расчет параметров </w:t>
-      </w:r>
-      <w:r>
-        <w:rPr>
-          <w:rFonts w:asciiTheme="majorHAnsi" w:hAnsiTheme="majorHAnsi" w:cstheme="majorHAnsi"/>
-        </w:rPr>
-        <w:t xml:space="preserve">с помощью МНК и МНМ (в качестве начального приближения результаты МНК для скорости). </w:t>
-      </w:r>
-      <w:r>
-        <w:rPr>
-          <w:rFonts w:asciiTheme="majorHAnsi" w:hAnsiTheme="majorHAnsi" w:cstheme="majorHAnsi"/>
-        </w:rPr>
-        <w:t xml:space="preserve">Вход: </w:t>
+        <w:t xml:space="preserve"> — функция аппроксимации. Выполняет расчет параметров с помощью МНК и МНМ (в качестве начального приближения результаты МНК для скорости). Вход: </w:t>
       </w:r>
       <w:r>
         <w:rPr>
@@ -4390,13 +4634,7 @@
         <w:rPr>
           <w:rFonts w:asciiTheme="majorHAnsi" w:hAnsiTheme="majorHAnsi" w:cstheme="majorHAnsi"/>
         </w:rPr>
-        <w:t xml:space="preserve"> – массивы данных выборки</w:t>
-      </w:r>
-      <w:r>
-        <w:rPr>
-          <w:rFonts w:asciiTheme="majorHAnsi" w:hAnsiTheme="majorHAnsi" w:cstheme="majorHAnsi"/>
-        </w:rPr>
-        <w:t>.</w:t>
+        <w:t xml:space="preserve"> – массивы данных выборки.</w:t>
       </w:r>
     </w:p>
     <w:p>
@@ -4540,54 +4778,35 @@
           <w:rStyle w:val="math-inline"/>
           <w:rFonts w:asciiTheme="majorHAnsi" w:hAnsiTheme="majorHAnsi" w:cstheme="majorHAnsi"/>
         </w:rPr>
-        <w:t>[-1.8; 2.0</w:t>
-      </w:r>
+        <w:t xml:space="preserve">[-1.8; 2.0]. </w:t>
+      </w:r>
+      <w:r>
+        <w:rPr>
+          <w:rFonts w:asciiTheme="majorHAnsi" w:hAnsiTheme="majorHAnsi" w:cstheme="majorHAnsi"/>
+        </w:rPr>
+        <w:t xml:space="preserve">К значениям добавляется нормальный шум </w:t>
+      </w:r>
+      <w:proofErr w:type="gramStart"/>
       <w:r>
         <w:rPr>
           <w:rStyle w:val="math-inline"/>
           <w:rFonts w:asciiTheme="majorHAnsi" w:hAnsiTheme="majorHAnsi" w:cstheme="majorHAnsi"/>
         </w:rPr>
-        <w:t xml:space="preserve">]. </w:t>
-      </w:r>
-      <w:r>
-        <w:rPr>
-          <w:rFonts w:asciiTheme="majorHAnsi" w:hAnsiTheme="majorHAnsi" w:cstheme="majorHAnsi"/>
-        </w:rPr>
-        <w:t xml:space="preserve">К значениям добавляется нормальный шум </w:t>
-      </w:r>
-      <w:proofErr w:type="gramStart"/>
+        <w:t>N(</w:t>
+      </w:r>
+      <w:proofErr w:type="gramEnd"/>
       <w:r>
         <w:rPr>
           <w:rStyle w:val="math-inline"/>
           <w:rFonts w:asciiTheme="majorHAnsi" w:hAnsiTheme="majorHAnsi" w:cstheme="majorHAnsi"/>
         </w:rPr>
-        <w:t>N(</w:t>
-      </w:r>
-      <w:proofErr w:type="gramEnd"/>
-      <w:r>
-        <w:rPr>
-          <w:rStyle w:val="math-inline"/>
+        <w:t>0, 1)</w:t>
+      </w:r>
+      <w:r>
+        <w:rPr>
           <w:rFonts w:asciiTheme="majorHAnsi" w:hAnsiTheme="majorHAnsi" w:cstheme="majorHAnsi"/>
         </w:rPr>
-        <w:t>0, 1)</w:t>
-      </w:r>
-      <w:r>
-        <w:rPr>
-          <w:rFonts w:asciiTheme="majorHAnsi" w:hAnsiTheme="majorHAnsi" w:cstheme="majorHAnsi"/>
-        </w:rPr>
-        <w:t>.</w:t>
-      </w:r>
-      <w:r>
-        <w:rPr>
-          <w:rFonts w:asciiTheme="majorHAnsi" w:hAnsiTheme="majorHAnsi" w:cstheme="majorHAnsi"/>
-        </w:rPr>
-        <w:t xml:space="preserve"> </w:t>
-      </w:r>
-      <w:r>
-        <w:rPr>
-          <w:rFonts w:asciiTheme="majorHAnsi" w:hAnsiTheme="majorHAnsi" w:cstheme="majorHAnsi"/>
-        </w:rPr>
-        <w:t xml:space="preserve">Вход: </w:t>
+        <w:t xml:space="preserve">. Вход: </w:t>
       </w:r>
       <w:proofErr w:type="spellStart"/>
       <w:r>
@@ -4717,19 +4936,7 @@
         <w:rPr>
           <w:rFonts w:asciiTheme="majorHAnsi" w:hAnsiTheme="majorHAnsi" w:cstheme="majorHAnsi"/>
         </w:rPr>
-        <w:t>.</w:t>
-      </w:r>
-      <w:r>
-        <w:rPr>
-          <w:rFonts w:asciiTheme="majorHAnsi" w:hAnsiTheme="majorHAnsi" w:cstheme="majorHAnsi"/>
-        </w:rPr>
-        <w:t xml:space="preserve"> </w:t>
-      </w:r>
-      <w:r>
-        <w:rPr>
-          <w:rFonts w:asciiTheme="majorHAnsi" w:hAnsiTheme="majorHAnsi" w:cstheme="majorHAnsi"/>
-        </w:rPr>
-        <w:t xml:space="preserve">Вход: </w:t>
+        <w:t xml:space="preserve">. Вход: </w:t>
       </w:r>
       <w:r>
         <w:rPr>
@@ -4751,92 +4958,10 @@
       <w:pPr>
         <w:rPr>
           <w:rFonts w:asciiTheme="majorHAnsi" w:hAnsiTheme="majorHAnsi" w:cstheme="majorHAnsi"/>
+          <w:lang w:val="en-US"/>
         </w:rPr>
       </w:pPr>
       <w:proofErr w:type="spellStart"/>
-      <w:r>
-        <w:rPr>
-          <w:rStyle w:val="HTML"/>
-          <w:rFonts w:asciiTheme="majorHAnsi" w:eastAsiaTheme="majorEastAsia" w:hAnsiTheme="majorHAnsi" w:cstheme="majorHAnsi"/>
-          <w:sz w:val="22"/>
-          <w:szCs w:val="22"/>
-        </w:rPr>
-        <w:t>print_</w:t>
-      </w:r>
-      <w:proofErr w:type="gramStart"/>
-      <w:r>
-        <w:rPr>
-          <w:rStyle w:val="HTML"/>
-          <w:rFonts w:asciiTheme="majorHAnsi" w:eastAsiaTheme="majorEastAsia" w:hAnsiTheme="majorHAnsi" w:cstheme="majorHAnsi"/>
-          <w:sz w:val="22"/>
-          <w:szCs w:val="22"/>
-        </w:rPr>
-        <w:t>table</w:t>
-      </w:r>
-      <w:proofErr w:type="spellEnd"/>
-      <w:r>
-        <w:rPr>
-          <w:rStyle w:val="HTML"/>
-          <w:rFonts w:asciiTheme="majorHAnsi" w:eastAsiaTheme="majorEastAsia" w:hAnsiTheme="majorHAnsi" w:cstheme="majorHAnsi"/>
-          <w:sz w:val="22"/>
-          <w:szCs w:val="22"/>
-        </w:rPr>
-        <w:t>(</w:t>
-      </w:r>
-      <w:proofErr w:type="spellStart"/>
-      <w:proofErr w:type="gramEnd"/>
-      <w:r>
-        <w:rPr>
-          <w:rStyle w:val="HTML"/>
-          <w:rFonts w:asciiTheme="majorHAnsi" w:eastAsiaTheme="majorEastAsia" w:hAnsiTheme="majorHAnsi" w:cstheme="majorHAnsi"/>
-          <w:sz w:val="22"/>
-          <w:szCs w:val="22"/>
-        </w:rPr>
-        <w:t>title</w:t>
-      </w:r>
-      <w:proofErr w:type="spellEnd"/>
-      <w:r>
-        <w:rPr>
-          <w:rStyle w:val="HTML"/>
-          <w:rFonts w:asciiTheme="majorHAnsi" w:eastAsiaTheme="majorEastAsia" w:hAnsiTheme="majorHAnsi" w:cstheme="majorHAnsi"/>
-          <w:sz w:val="22"/>
-          <w:szCs w:val="22"/>
-        </w:rPr>
-        <w:t xml:space="preserve">, </w:t>
-      </w:r>
-      <w:proofErr w:type="spellStart"/>
-      <w:r>
-        <w:rPr>
-          <w:rStyle w:val="HTML"/>
-          <w:rFonts w:asciiTheme="majorHAnsi" w:eastAsiaTheme="majorEastAsia" w:hAnsiTheme="majorHAnsi" w:cstheme="majorHAnsi"/>
-          <w:sz w:val="22"/>
-          <w:szCs w:val="22"/>
-        </w:rPr>
-        <w:t>models</w:t>
-      </w:r>
-      <w:proofErr w:type="spellEnd"/>
-      <w:r>
-        <w:rPr>
-          <w:rStyle w:val="HTML"/>
-          <w:rFonts w:asciiTheme="majorHAnsi" w:eastAsiaTheme="majorEastAsia" w:hAnsiTheme="majorHAnsi" w:cstheme="majorHAnsi"/>
-          <w:sz w:val="22"/>
-          <w:szCs w:val="22"/>
-        </w:rPr>
-        <w:t>)</w:t>
-      </w:r>
-      <w:r>
-        <w:rPr>
-          <w:rFonts w:asciiTheme="majorHAnsi" w:hAnsiTheme="majorHAnsi" w:cstheme="majorHAnsi"/>
-        </w:rPr>
-        <w:t xml:space="preserve"> — формирует таблицу в консоли.</w:t>
-      </w:r>
-    </w:p>
-    <w:p>
-      <w:pPr>
-        <w:rPr>
-          <w:rFonts w:asciiTheme="majorHAnsi" w:hAnsiTheme="majorHAnsi" w:cstheme="majorHAnsi"/>
-        </w:rPr>
-      </w:pPr>
       <w:r>
         <w:rPr>
           <w:rStyle w:val="HTML"/>
@@ -4845,17 +4970,9 @@
           <w:szCs w:val="22"/>
           <w:lang w:val="en-US"/>
         </w:rPr>
-        <w:t>plot</w:t>
-      </w:r>
-      <w:r>
-        <w:rPr>
-          <w:rStyle w:val="HTML"/>
-          <w:rFonts w:asciiTheme="majorHAnsi" w:eastAsiaTheme="majorEastAsia" w:hAnsiTheme="majorHAnsi" w:cstheme="majorHAnsi"/>
-          <w:sz w:val="22"/>
-          <w:szCs w:val="22"/>
-        </w:rPr>
-        <w:t>_</w:t>
-      </w:r>
+        <w:t>print_</w:t>
+      </w:r>
+      <w:proofErr w:type="gramStart"/>
       <w:r>
         <w:rPr>
           <w:rStyle w:val="HTML"/>
@@ -4864,18 +4981,9 @@
           <w:szCs w:val="22"/>
           <w:lang w:val="en-US"/>
         </w:rPr>
-        <w:t>single</w:t>
-      </w:r>
-      <w:r>
-        <w:rPr>
-          <w:rStyle w:val="HTML"/>
-          <w:rFonts w:asciiTheme="majorHAnsi" w:eastAsiaTheme="majorEastAsia" w:hAnsiTheme="majorHAnsi" w:cstheme="majorHAnsi"/>
-          <w:sz w:val="22"/>
-          <w:szCs w:val="22"/>
-        </w:rPr>
-        <w:t>_</w:t>
-      </w:r>
-      <w:proofErr w:type="gramStart"/>
+        <w:t>table</w:t>
+      </w:r>
+      <w:proofErr w:type="spellEnd"/>
       <w:r>
         <w:rPr>
           <w:rStyle w:val="HTML"/>
@@ -4884,15 +4992,6 @@
           <w:szCs w:val="22"/>
           <w:lang w:val="en-US"/>
         </w:rPr>
-        <w:t>regression</w:t>
-      </w:r>
-      <w:r>
-        <w:rPr>
-          <w:rStyle w:val="HTML"/>
-          <w:rFonts w:asciiTheme="majorHAnsi" w:eastAsiaTheme="majorEastAsia" w:hAnsiTheme="majorHAnsi" w:cstheme="majorHAnsi"/>
-          <w:sz w:val="22"/>
-          <w:szCs w:val="22"/>
-        </w:rPr>
         <w:t>(</w:t>
       </w:r>
       <w:proofErr w:type="gramEnd"/>
@@ -4904,17 +5003,75 @@
           <w:szCs w:val="22"/>
           <w:lang w:val="en-US"/>
         </w:rPr>
-        <w:t>x</w:t>
-      </w:r>
-      <w:r>
-        <w:rPr>
-          <w:rStyle w:val="HTML"/>
-          <w:rFonts w:asciiTheme="majorHAnsi" w:eastAsiaTheme="majorEastAsia" w:hAnsiTheme="majorHAnsi" w:cstheme="majorHAnsi"/>
-          <w:sz w:val="22"/>
-          <w:szCs w:val="22"/>
-        </w:rPr>
-        <w:t xml:space="preserve">, </w:t>
-      </w:r>
+        <w:t>title, models)</w:t>
+      </w:r>
+      <w:r>
+        <w:rPr>
+          <w:rFonts w:asciiTheme="majorHAnsi" w:hAnsiTheme="majorHAnsi" w:cstheme="majorHAnsi"/>
+          <w:lang w:val="en-US"/>
+        </w:rPr>
+        <w:t xml:space="preserve"> — </w:t>
+      </w:r>
+      <w:r>
+        <w:rPr>
+          <w:rFonts w:asciiTheme="majorHAnsi" w:hAnsiTheme="majorHAnsi" w:cstheme="majorHAnsi"/>
+        </w:rPr>
+        <w:t>формирует</w:t>
+      </w:r>
+      <w:r>
+        <w:rPr>
+          <w:rFonts w:asciiTheme="majorHAnsi" w:hAnsiTheme="majorHAnsi" w:cstheme="majorHAnsi"/>
+          <w:lang w:val="en-US"/>
+        </w:rPr>
+        <w:t xml:space="preserve"> </w:t>
+      </w:r>
+      <w:r>
+        <w:rPr>
+          <w:rFonts w:asciiTheme="majorHAnsi" w:hAnsiTheme="majorHAnsi" w:cstheme="majorHAnsi"/>
+        </w:rPr>
+        <w:t>таблицу</w:t>
+      </w:r>
+      <w:r>
+        <w:rPr>
+          <w:rFonts w:asciiTheme="majorHAnsi" w:hAnsiTheme="majorHAnsi" w:cstheme="majorHAnsi"/>
+          <w:lang w:val="en-US"/>
+        </w:rPr>
+        <w:t xml:space="preserve"> </w:t>
+      </w:r>
+      <w:r>
+        <w:rPr>
+          <w:rFonts w:asciiTheme="majorHAnsi" w:hAnsiTheme="majorHAnsi" w:cstheme="majorHAnsi"/>
+        </w:rPr>
+        <w:t>в</w:t>
+      </w:r>
+      <w:r>
+        <w:rPr>
+          <w:rFonts w:asciiTheme="majorHAnsi" w:hAnsiTheme="majorHAnsi" w:cstheme="majorHAnsi"/>
+          <w:lang w:val="en-US"/>
+        </w:rPr>
+        <w:t xml:space="preserve"> </w:t>
+      </w:r>
+      <w:r>
+        <w:rPr>
+          <w:rFonts w:asciiTheme="majorHAnsi" w:hAnsiTheme="majorHAnsi" w:cstheme="majorHAnsi"/>
+        </w:rPr>
+        <w:t>консоли</w:t>
+      </w:r>
+      <w:r>
+        <w:rPr>
+          <w:rFonts w:asciiTheme="majorHAnsi" w:hAnsiTheme="majorHAnsi" w:cstheme="majorHAnsi"/>
+          <w:lang w:val="en-US"/>
+        </w:rPr>
+        <w:t>.</w:t>
+      </w:r>
+    </w:p>
+    <w:p>
+      <w:pPr>
+        <w:rPr>
+          <w:rFonts w:asciiTheme="majorHAnsi" w:hAnsiTheme="majorHAnsi" w:cstheme="majorHAnsi"/>
+        </w:rPr>
+      </w:pPr>
+      <w:proofErr w:type="spellStart"/>
       <w:r>
         <w:rPr>
           <w:rStyle w:val="HTML"/>
@@ -4923,16 +5080,7 @@
           <w:szCs w:val="22"/>
           <w:lang w:val="en-US"/>
         </w:rPr>
-        <w:t>y</w:t>
-      </w:r>
-      <w:r>
-        <w:rPr>
-          <w:rStyle w:val="HTML"/>
-          <w:rFonts w:asciiTheme="majorHAnsi" w:eastAsiaTheme="majorEastAsia" w:hAnsiTheme="majorHAnsi" w:cstheme="majorHAnsi"/>
-          <w:sz w:val="22"/>
-          <w:szCs w:val="22"/>
-        </w:rPr>
-        <w:t xml:space="preserve">, </w:t>
+        <w:t>plot</w:t>
       </w:r>
       <w:r>
         <w:rPr>
@@ -4942,16 +5090,7 @@
           <w:szCs w:val="22"/>
           <w:lang w:val="en-US"/>
         </w:rPr>
-        <w:t>models</w:t>
-      </w:r>
-      <w:r>
-        <w:rPr>
-          <w:rStyle w:val="HTML"/>
-          <w:rFonts w:asciiTheme="majorHAnsi" w:eastAsiaTheme="majorEastAsia" w:hAnsiTheme="majorHAnsi" w:cstheme="majorHAnsi"/>
-          <w:sz w:val="22"/>
-          <w:szCs w:val="22"/>
-        </w:rPr>
-        <w:t xml:space="preserve">, </w:t>
+        <w:t>_</w:t>
       </w:r>
       <w:r>
         <w:rPr>
@@ -4961,16 +5100,7 @@
           <w:szCs w:val="22"/>
           <w:lang w:val="en-US"/>
         </w:rPr>
-        <w:t>title</w:t>
-      </w:r>
-      <w:r>
-        <w:rPr>
-          <w:rStyle w:val="HTML"/>
-          <w:rFonts w:asciiTheme="majorHAnsi" w:eastAsiaTheme="majorEastAsia" w:hAnsiTheme="majorHAnsi" w:cstheme="majorHAnsi"/>
-          <w:sz w:val="22"/>
-          <w:szCs w:val="22"/>
-        </w:rPr>
-        <w:t xml:space="preserve">, </w:t>
+        <w:t>single</w:t>
       </w:r>
       <w:r>
         <w:rPr>
@@ -4980,17 +5110,9 @@
           <w:szCs w:val="22"/>
           <w:lang w:val="en-US"/>
         </w:rPr>
-        <w:t>is</w:t>
-      </w:r>
-      <w:r>
-        <w:rPr>
-          <w:rStyle w:val="HTML"/>
-          <w:rFonts w:asciiTheme="majorHAnsi" w:eastAsiaTheme="majorEastAsia" w:hAnsiTheme="majorHAnsi" w:cstheme="majorHAnsi"/>
-          <w:sz w:val="22"/>
-          <w:szCs w:val="22"/>
-        </w:rPr>
         <w:t>_</w:t>
       </w:r>
+      <w:proofErr w:type="gramStart"/>
       <w:r>
         <w:rPr>
           <w:rStyle w:val="HTML"/>
@@ -4999,17 +5121,9 @@
           <w:szCs w:val="22"/>
           <w:lang w:val="en-US"/>
         </w:rPr>
-        <w:t>outlier</w:t>
-      </w:r>
-      <w:r>
-        <w:rPr>
-          <w:rStyle w:val="HTML"/>
-          <w:rFonts w:asciiTheme="majorHAnsi" w:eastAsiaTheme="majorEastAsia" w:hAnsiTheme="majorHAnsi" w:cstheme="majorHAnsi"/>
-          <w:sz w:val="22"/>
-          <w:szCs w:val="22"/>
-        </w:rPr>
-        <w:t>_</w:t>
-      </w:r>
+        <w:t>regression</w:t>
+      </w:r>
+      <w:proofErr w:type="spellEnd"/>
       <w:r>
         <w:rPr>
           <w:rStyle w:val="HTML"/>
@@ -5018,28 +5132,196 @@
           <w:szCs w:val="22"/>
           <w:lang w:val="en-US"/>
         </w:rPr>
-        <w:t>plot</w:t>
-      </w:r>
+        <w:t>(</w:t>
+      </w:r>
+      <w:proofErr w:type="gramEnd"/>
       <w:r>
         <w:rPr>
           <w:rStyle w:val="HTML"/>
           <w:rFonts w:asciiTheme="majorHAnsi" w:eastAsiaTheme="majorEastAsia" w:hAnsiTheme="majorHAnsi" w:cstheme="majorHAnsi"/>
           <w:sz w:val="22"/>
           <w:szCs w:val="22"/>
+          <w:lang w:val="en-US"/>
+        </w:rPr>
+        <w:t>x</w:t>
+      </w:r>
+      <w:r>
+        <w:rPr>
+          <w:rStyle w:val="HTML"/>
+          <w:rFonts w:asciiTheme="majorHAnsi" w:eastAsiaTheme="majorEastAsia" w:hAnsiTheme="majorHAnsi" w:cstheme="majorHAnsi"/>
+          <w:sz w:val="22"/>
+          <w:szCs w:val="22"/>
+          <w:lang w:val="en-US"/>
+        </w:rPr>
+        <w:t xml:space="preserve">, </w:t>
+      </w:r>
+      <w:r>
+        <w:rPr>
+          <w:rStyle w:val="HTML"/>
+          <w:rFonts w:asciiTheme="majorHAnsi" w:eastAsiaTheme="majorEastAsia" w:hAnsiTheme="majorHAnsi" w:cstheme="majorHAnsi"/>
+          <w:sz w:val="22"/>
+          <w:szCs w:val="22"/>
+          <w:lang w:val="en-US"/>
+        </w:rPr>
+        <w:t>y</w:t>
+      </w:r>
+      <w:r>
+        <w:rPr>
+          <w:rStyle w:val="HTML"/>
+          <w:rFonts w:asciiTheme="majorHAnsi" w:eastAsiaTheme="majorEastAsia" w:hAnsiTheme="majorHAnsi" w:cstheme="majorHAnsi"/>
+          <w:sz w:val="22"/>
+          <w:szCs w:val="22"/>
+          <w:lang w:val="en-US"/>
+        </w:rPr>
+        <w:t xml:space="preserve">, </w:t>
+      </w:r>
+      <w:r>
+        <w:rPr>
+          <w:rStyle w:val="HTML"/>
+          <w:rFonts w:asciiTheme="majorHAnsi" w:eastAsiaTheme="majorEastAsia" w:hAnsiTheme="majorHAnsi" w:cstheme="majorHAnsi"/>
+          <w:sz w:val="22"/>
+          <w:szCs w:val="22"/>
+          <w:lang w:val="en-US"/>
+        </w:rPr>
+        <w:t>models</w:t>
+      </w:r>
+      <w:r>
+        <w:rPr>
+          <w:rStyle w:val="HTML"/>
+          <w:rFonts w:asciiTheme="majorHAnsi" w:eastAsiaTheme="majorEastAsia" w:hAnsiTheme="majorHAnsi" w:cstheme="majorHAnsi"/>
+          <w:sz w:val="22"/>
+          <w:szCs w:val="22"/>
+          <w:lang w:val="en-US"/>
+        </w:rPr>
+        <w:t xml:space="preserve">, </w:t>
+      </w:r>
+      <w:r>
+        <w:rPr>
+          <w:rStyle w:val="HTML"/>
+          <w:rFonts w:asciiTheme="majorHAnsi" w:eastAsiaTheme="majorEastAsia" w:hAnsiTheme="majorHAnsi" w:cstheme="majorHAnsi"/>
+          <w:sz w:val="22"/>
+          <w:szCs w:val="22"/>
+          <w:lang w:val="en-US"/>
+        </w:rPr>
+        <w:t>title</w:t>
+      </w:r>
+      <w:r>
+        <w:rPr>
+          <w:rStyle w:val="HTML"/>
+          <w:rFonts w:asciiTheme="majorHAnsi" w:eastAsiaTheme="majorEastAsia" w:hAnsiTheme="majorHAnsi" w:cstheme="majorHAnsi"/>
+          <w:sz w:val="22"/>
+          <w:szCs w:val="22"/>
+          <w:lang w:val="en-US"/>
+        </w:rPr>
+        <w:t xml:space="preserve">, </w:t>
+      </w:r>
+      <w:proofErr w:type="spellStart"/>
+      <w:r>
+        <w:rPr>
+          <w:rStyle w:val="HTML"/>
+          <w:rFonts w:asciiTheme="majorHAnsi" w:eastAsiaTheme="majorEastAsia" w:hAnsiTheme="majorHAnsi" w:cstheme="majorHAnsi"/>
+          <w:sz w:val="22"/>
+          <w:szCs w:val="22"/>
+          <w:lang w:val="en-US"/>
+        </w:rPr>
+        <w:t>is</w:t>
+      </w:r>
+      <w:r>
+        <w:rPr>
+          <w:rStyle w:val="HTML"/>
+          <w:rFonts w:asciiTheme="majorHAnsi" w:eastAsiaTheme="majorEastAsia" w:hAnsiTheme="majorHAnsi" w:cstheme="majorHAnsi"/>
+          <w:sz w:val="22"/>
+          <w:szCs w:val="22"/>
+          <w:lang w:val="en-US"/>
+        </w:rPr>
+        <w:t>_</w:t>
+      </w:r>
+      <w:r>
+        <w:rPr>
+          <w:rStyle w:val="HTML"/>
+          <w:rFonts w:asciiTheme="majorHAnsi" w:eastAsiaTheme="majorEastAsia" w:hAnsiTheme="majorHAnsi" w:cstheme="majorHAnsi"/>
+          <w:sz w:val="22"/>
+          <w:szCs w:val="22"/>
+          <w:lang w:val="en-US"/>
+        </w:rPr>
+        <w:t>outlier</w:t>
+      </w:r>
+      <w:r>
+        <w:rPr>
+          <w:rStyle w:val="HTML"/>
+          <w:rFonts w:asciiTheme="majorHAnsi" w:eastAsiaTheme="majorEastAsia" w:hAnsiTheme="majorHAnsi" w:cstheme="majorHAnsi"/>
+          <w:sz w:val="22"/>
+          <w:szCs w:val="22"/>
+          <w:lang w:val="en-US"/>
+        </w:rPr>
+        <w:t>_</w:t>
+      </w:r>
+      <w:r>
+        <w:rPr>
+          <w:rStyle w:val="HTML"/>
+          <w:rFonts w:asciiTheme="majorHAnsi" w:eastAsiaTheme="majorEastAsia" w:hAnsiTheme="majorHAnsi" w:cstheme="majorHAnsi"/>
+          <w:sz w:val="22"/>
+          <w:szCs w:val="22"/>
+          <w:lang w:val="en-US"/>
+        </w:rPr>
+        <w:t>plot</w:t>
+      </w:r>
+      <w:proofErr w:type="spellEnd"/>
+      <w:r>
+        <w:rPr>
+          <w:rStyle w:val="HTML"/>
+          <w:rFonts w:asciiTheme="majorHAnsi" w:eastAsiaTheme="majorEastAsia" w:hAnsiTheme="majorHAnsi" w:cstheme="majorHAnsi"/>
+          <w:sz w:val="22"/>
+          <w:szCs w:val="22"/>
+          <w:lang w:val="en-US"/>
         </w:rPr>
         <w:t>)</w:t>
       </w:r>
       <w:r>
         <w:rPr>
           <w:rFonts w:asciiTheme="majorHAnsi" w:hAnsiTheme="majorHAnsi" w:cstheme="majorHAnsi"/>
-        </w:rPr>
-        <w:t xml:space="preserve"> — строит график регрессии.</w:t>
+          <w:lang w:val="en-US"/>
+        </w:rPr>
+        <w:t xml:space="preserve"> — </w:t>
       </w:r>
       <w:r>
         <w:rPr>
           <w:rFonts w:asciiTheme="majorHAnsi" w:hAnsiTheme="majorHAnsi" w:cstheme="majorHAnsi"/>
         </w:rPr>
+        <w:t>строит</w:t>
+      </w:r>
+      <w:r>
+        <w:rPr>
+          <w:rFonts w:asciiTheme="majorHAnsi" w:hAnsiTheme="majorHAnsi" w:cstheme="majorHAnsi"/>
+          <w:lang w:val="en-US"/>
+        </w:rPr>
         <w:t xml:space="preserve"> </w:t>
+      </w:r>
+      <w:r>
+        <w:rPr>
+          <w:rFonts w:asciiTheme="majorHAnsi" w:hAnsiTheme="majorHAnsi" w:cstheme="majorHAnsi"/>
+        </w:rPr>
+        <w:t>график</w:t>
+      </w:r>
+      <w:r>
+        <w:rPr>
+          <w:rFonts w:asciiTheme="majorHAnsi" w:hAnsiTheme="majorHAnsi" w:cstheme="majorHAnsi"/>
+          <w:lang w:val="en-US"/>
+        </w:rPr>
+        <w:t xml:space="preserve"> </w:t>
+      </w:r>
+      <w:r>
+        <w:rPr>
+          <w:rFonts w:asciiTheme="majorHAnsi" w:hAnsiTheme="majorHAnsi" w:cstheme="majorHAnsi"/>
+        </w:rPr>
+        <w:t>регрессии</w:t>
+      </w:r>
+      <w:r>
+        <w:rPr>
+          <w:rFonts w:asciiTheme="majorHAnsi" w:hAnsiTheme="majorHAnsi" w:cstheme="majorHAnsi"/>
+          <w:lang w:val="en-US"/>
+        </w:rPr>
+        <w:t xml:space="preserve">. </w:t>
       </w:r>
       <w:r>
         <w:rPr>
@@ -5138,7 +5420,6 @@
         <w:rPr>
           <w:noProof/>
         </w:rPr>
-        <w:lastRenderedPageBreak/>
         <w:drawing>
           <wp:inline distT="0" distB="0" distL="0" distR="0" wp14:anchorId="046228CF" wp14:editId="5A4E3824">
             <wp:extent cx="5940425" cy="3009265"/>
@@ -5204,7 +5485,6 @@
       <w:r>
         <w:t xml:space="preserve"> </w:t>
       </w:r>
-      <w:proofErr w:type="spellStart"/>
       <w:r>
         <w:rPr>
           <w:rStyle w:val="HTML"/>
@@ -5213,9 +5493,17 @@
           <w:szCs w:val="22"/>
           <w:lang w:val="en-US"/>
         </w:rPr>
-        <w:t>plot_single_regression</w:t>
-      </w:r>
-      <w:proofErr w:type="spellEnd"/>
+        <w:t>plot</w:t>
+      </w:r>
+      <w:r>
+        <w:rPr>
+          <w:rStyle w:val="HTML"/>
+          <w:rFonts w:asciiTheme="majorHAnsi" w:eastAsiaTheme="majorEastAsia" w:hAnsiTheme="majorHAnsi" w:cstheme="majorHAnsi"/>
+          <w:sz w:val="22"/>
+          <w:szCs w:val="22"/>
+        </w:rPr>
+        <w:t>_</w:t>
+      </w:r>
       <w:r>
         <w:rPr>
           <w:rStyle w:val="HTML"/>
@@ -5223,6 +5511,34 @@
           <w:sz w:val="22"/>
           <w:szCs w:val="22"/>
           <w:lang w:val="en-US"/>
+        </w:rPr>
+        <w:t>single</w:t>
+      </w:r>
+      <w:r>
+        <w:rPr>
+          <w:rStyle w:val="HTML"/>
+          <w:rFonts w:asciiTheme="majorHAnsi" w:eastAsiaTheme="majorEastAsia" w:hAnsiTheme="majorHAnsi" w:cstheme="majorHAnsi"/>
+          <w:sz w:val="22"/>
+          <w:szCs w:val="22"/>
+        </w:rPr>
+        <w:t>_</w:t>
+      </w:r>
+      <w:r>
+        <w:rPr>
+          <w:rStyle w:val="HTML"/>
+          <w:rFonts w:asciiTheme="majorHAnsi" w:eastAsiaTheme="majorEastAsia" w:hAnsiTheme="majorHAnsi" w:cstheme="majorHAnsi"/>
+          <w:sz w:val="22"/>
+          <w:szCs w:val="22"/>
+          <w:lang w:val="en-US"/>
+        </w:rPr>
+        <w:t>regression</w:t>
+      </w:r>
+      <w:r>
+        <w:rPr>
+          <w:rStyle w:val="HTML"/>
+          <w:rFonts w:asciiTheme="majorHAnsi" w:eastAsiaTheme="majorEastAsia" w:hAnsiTheme="majorHAnsi" w:cstheme="majorHAnsi"/>
+          <w:sz w:val="22"/>
+          <w:szCs w:val="22"/>
         </w:rPr>
         <w:t>.</w:t>
       </w:r>
@@ -6198,6 +6514,7 @@
       </w:pPr>
       <w:bookmarkStart w:id="11" w:name="_Toc226561909"/>
       <w:r>
+        <w:lastRenderedPageBreak/>
         <w:t>График регрессии</w:t>
       </w:r>
       <w:bookmarkEnd w:id="11"/>
@@ -6255,16 +6572,7 @@
         <w:jc w:val="center"/>
       </w:pPr>
       <w:r>
-        <w:t xml:space="preserve">Рис </w:t>
-      </w:r>
-      <w:r>
-        <w:t>2</w:t>
-      </w:r>
-      <w:r>
-        <w:t xml:space="preserve">. </w:t>
-      </w:r>
-      <w:r>
-        <w:t>График регрессии для чистой выборки</w:t>
+        <w:t>Рис 2. График регрессии для чистой выборки</w:t>
       </w:r>
     </w:p>
     <w:p>
@@ -6280,7 +6588,6 @@
       </w:pPr>
       <w:bookmarkStart w:id="12" w:name="_Toc226561910"/>
       <w:r>
-        <w:lastRenderedPageBreak/>
         <w:t>Выборка с выбросами</w:t>
       </w:r>
       <w:bookmarkEnd w:id="12"/>
@@ -7313,18 +7620,10 @@
       <w:bookmarkEnd w:id="15"/>
     </w:p>
     <w:p>
-      <w:pPr>
-        <w:rPr>
-          <w:lang w:val="en-US"/>
-        </w:rPr>
-      </w:pPr>
       <w:r>
         <w:t>МНК и МНМ</w:t>
       </w:r>
       <w:r>
-        <w:rPr>
-          <w:lang w:val="en-US"/>
-        </w:rPr>
         <w:t>:</w:t>
       </w:r>
     </w:p>
@@ -7335,13 +7634,7 @@
     </w:p>
     <w:p>
       <w:r>
-        <w:t xml:space="preserve">При добавлении выбросов метод наименьших модулей показал </w:t>
-      </w:r>
-      <w:r>
-        <w:t>меньшую суммарную относительную погрешность</w:t>
-      </w:r>
-      <w:r>
-        <w:t>.</w:t>
+        <w:t>При добавлении выбросов метод наименьших модулей показал меньшую суммарную относительную погрешность.</w:t>
       </w:r>
     </w:p>
     <w:p>
@@ -7407,7 +7700,6 @@
         <w:rPr>
           <w:rStyle w:val="10"/>
         </w:rPr>
-        <w:lastRenderedPageBreak/>
         <w:t>Вывод</w:t>
       </w:r>
       <w:bookmarkEnd w:id="16"/>
@@ -7465,7 +7757,28 @@
           <w:rFonts w:asciiTheme="majorHAnsi" w:hAnsiTheme="majorHAnsi" w:cstheme="majorHAnsi"/>
           <w:lang w:eastAsia="ru-RU"/>
         </w:rPr>
-        <w:t>теоретической модели. При этом МНК показал лучшую общую точность</w:t>
+        <w:t xml:space="preserve">теоретической модели. При этом МНК показал лучшую общую </w:t>
+      </w:r>
+      <w:r>
+        <w:rPr>
+          <w:rFonts w:asciiTheme="majorHAnsi" w:hAnsiTheme="majorHAnsi" w:cstheme="majorHAnsi"/>
+          <w:lang w:eastAsia="ru-RU"/>
+        </w:rPr>
+        <w:t>относительную погрешность 10.1%</w:t>
+      </w:r>
+      <w:r>
+        <w:rPr>
+          <w:rFonts w:asciiTheme="majorHAnsi" w:hAnsiTheme="majorHAnsi" w:cstheme="majorHAnsi"/>
+          <w:lang w:eastAsia="ru-RU"/>
+        </w:rPr>
+        <w:t xml:space="preserve">, </w:t>
+      </w:r>
+      <w:r>
+        <w:rPr>
+          <w:rFonts w:asciiTheme="majorHAnsi" w:hAnsiTheme="majorHAnsi" w:cstheme="majorHAnsi"/>
+          <w:lang w:eastAsia="ru-RU"/>
+        </w:rPr>
+        <w:t>в то время как МНМ имеет погрешность 16.55%</w:t>
       </w:r>
       <w:r>
         <w:rPr>
@@ -7610,7 +7923,28 @@
           <w:rFonts w:asciiTheme="majorHAnsi" w:hAnsiTheme="majorHAnsi" w:cstheme="majorHAnsi"/>
           <w:lang w:eastAsia="ru-RU"/>
         </w:rPr>
-        <w:t>параметр, определяющим характер зависимости. МНМ справляется с его поиском значительно лучше в условиях помех.</w:t>
+        <w:t>параметр, определяющим характер зависимости. МНМ справляется с его поиском значительно лучше в условиях помех</w:t>
+      </w:r>
+      <w:r>
+        <w:rPr>
+          <w:rFonts w:asciiTheme="majorHAnsi" w:hAnsiTheme="majorHAnsi" w:cstheme="majorHAnsi"/>
+          <w:lang w:eastAsia="ru-RU"/>
+        </w:rPr>
+        <w:t xml:space="preserve">, </w:t>
+      </w:r>
+      <w:r>
+        <w:rPr>
+          <w:rFonts w:asciiTheme="majorHAnsi" w:hAnsiTheme="majorHAnsi" w:cstheme="majorHAnsi"/>
+          <w:lang w:eastAsia="ru-RU"/>
+        </w:rPr>
+        <w:t>погрешность составила 0.7% по сравнению с МНК и погрешностью в 63.2%</w:t>
+      </w:r>
+      <w:r>
+        <w:rPr>
+          <w:rFonts w:asciiTheme="majorHAnsi" w:hAnsiTheme="majorHAnsi" w:cstheme="majorHAnsi"/>
+          <w:lang w:eastAsia="ru-RU"/>
+        </w:rPr>
+        <w:t>.</w:t>
       </w:r>
     </w:p>
     <w:p>
@@ -7630,68 +7964,103 @@
           <w:rFonts w:asciiTheme="majorHAnsi" w:hAnsiTheme="majorHAnsi" w:cstheme="majorHAnsi"/>
           <w:lang w:eastAsia="ru-RU"/>
         </w:rPr>
-        <w:t>Коэффициент a</w:t>
+        <w:t xml:space="preserve">Коэффициент a. </w:t>
       </w:r>
       <w:r>
         <w:rPr>
           <w:rFonts w:asciiTheme="majorHAnsi" w:hAnsiTheme="majorHAnsi" w:cstheme="majorHAnsi"/>
           <w:lang w:eastAsia="ru-RU"/>
         </w:rPr>
-        <w:t xml:space="preserve">. </w:t>
+        <w:t>Было замечено</w:t>
       </w:r>
       <w:r>
         <w:rPr>
           <w:rFonts w:asciiTheme="majorHAnsi" w:hAnsiTheme="majorHAnsi" w:cstheme="majorHAnsi"/>
           <w:lang w:eastAsia="ru-RU"/>
         </w:rPr>
-        <w:t>Было замечено</w:t>
+        <w:t xml:space="preserve">, что МНМ </w:t>
       </w:r>
       <w:r>
         <w:rPr>
           <w:rFonts w:asciiTheme="majorHAnsi" w:hAnsiTheme="majorHAnsi" w:cstheme="majorHAnsi"/>
           <w:lang w:eastAsia="ru-RU"/>
         </w:rPr>
-        <w:t xml:space="preserve">, что МНМ </w:t>
+        <w:t xml:space="preserve">определяет данный параметр </w:t>
       </w:r>
       <w:r>
         <w:rPr>
           <w:rFonts w:asciiTheme="majorHAnsi" w:hAnsiTheme="majorHAnsi" w:cstheme="majorHAnsi"/>
           <w:lang w:eastAsia="ru-RU"/>
         </w:rPr>
-        <w:t xml:space="preserve">определяет данный параметр </w:t>
+        <w:t>с более высокой погрешностью</w:t>
       </w:r>
       <w:r>
         <w:rPr>
           <w:rFonts w:asciiTheme="majorHAnsi" w:hAnsiTheme="majorHAnsi" w:cstheme="majorHAnsi"/>
           <w:lang w:eastAsia="ru-RU"/>
         </w:rPr>
-        <w:t>с более высокой погрешностью по сравнению с МНК, вне зависимости от чистоты данных. МНК, н</w:t>
+        <w:t xml:space="preserve"> (11.55% и </w:t>
       </w:r>
       <w:r>
         <w:rPr>
           <w:rFonts w:asciiTheme="majorHAnsi" w:hAnsiTheme="majorHAnsi" w:cstheme="majorHAnsi"/>
           <w:lang w:eastAsia="ru-RU"/>
         </w:rPr>
-        <w:t>аоборот</w:t>
+        <w:t xml:space="preserve">17.19% </w:t>
       </w:r>
       <w:r>
         <w:rPr>
           <w:rFonts w:asciiTheme="majorHAnsi" w:hAnsiTheme="majorHAnsi" w:cstheme="majorHAnsi"/>
           <w:lang w:eastAsia="ru-RU"/>
         </w:rPr>
-        <w:t xml:space="preserve">, </w:t>
+        <w:t>для чистой и загрязнённой выборки соответственно)</w:t>
       </w:r>
       <w:r>
         <w:rPr>
           <w:rFonts w:asciiTheme="majorHAnsi" w:hAnsiTheme="majorHAnsi" w:cstheme="majorHAnsi"/>
           <w:lang w:eastAsia="ru-RU"/>
         </w:rPr>
+        <w:t xml:space="preserve"> по сравнению с МНК</w:t>
+      </w:r>
+      <w:r>
+        <w:rPr>
+          <w:rFonts w:asciiTheme="majorHAnsi" w:hAnsiTheme="majorHAnsi" w:cstheme="majorHAnsi"/>
+          <w:lang w:eastAsia="ru-RU"/>
+        </w:rPr>
+        <w:t xml:space="preserve"> (1.89% и 5.25% аналогично)</w:t>
+      </w:r>
+      <w:r>
+        <w:rPr>
+          <w:rFonts w:asciiTheme="majorHAnsi" w:hAnsiTheme="majorHAnsi" w:cstheme="majorHAnsi"/>
+          <w:lang w:eastAsia="ru-RU"/>
+        </w:rPr>
+        <w:t>, вне зависимости от чистоты данных. МНК, н</w:t>
+      </w:r>
+      <w:r>
+        <w:rPr>
+          <w:rFonts w:asciiTheme="majorHAnsi" w:hAnsiTheme="majorHAnsi" w:cstheme="majorHAnsi"/>
+          <w:lang w:eastAsia="ru-RU"/>
+        </w:rPr>
+        <w:t>аоборот</w:t>
+      </w:r>
+      <w:r>
+        <w:rPr>
+          <w:rFonts w:asciiTheme="majorHAnsi" w:hAnsiTheme="majorHAnsi" w:cstheme="majorHAnsi"/>
+          <w:lang w:eastAsia="ru-RU"/>
+        </w:rPr>
+        <w:t xml:space="preserve">, </w:t>
+      </w:r>
+      <w:r>
+        <w:rPr>
+          <w:rFonts w:asciiTheme="majorHAnsi" w:hAnsiTheme="majorHAnsi" w:cstheme="majorHAnsi"/>
+          <w:lang w:eastAsia="ru-RU"/>
+        </w:rPr>
         <w:t>стабильно определял его</w:t>
       </w:r>
       <w:r>
         <w:rPr>
           <w:rFonts w:asciiTheme="majorHAnsi" w:hAnsiTheme="majorHAnsi" w:cstheme="majorHAnsi"/>
-          <w:lang w:val="en-US" w:eastAsia="ru-RU"/>
+          <w:lang w:eastAsia="ru-RU"/>
         </w:rPr>
         <w:t xml:space="preserve">, </w:t>
       </w:r>
@@ -7842,94 +8211,118 @@
       <w:bookmarkEnd w:id="18"/>
     </w:p>
     <w:p>
-      <w:pPr>
+      <w:r>
+        <w:t xml:space="preserve">Репозиторий </w:t>
+      </w:r>
+      <w:r>
         <w:rPr>
           <w:lang w:val="en-US"/>
         </w:rPr>
-      </w:pPr>
-      <w:r>
-        <w:t xml:space="preserve">Репозиторий </w:t>
-      </w:r>
-      <w:r>
-        <w:rPr>
-          <w:lang w:val="en-US"/>
-        </w:rPr>
         <w:t>GitHub</w:t>
       </w:r>
       <w:r>
         <w:t xml:space="preserve">: </w:t>
       </w:r>
-      <w:r>
-        <w:rPr>
-          <w:lang w:val="en-US"/>
-        </w:rPr>
-        <w:t>https</w:t>
-      </w:r>
-      <w:r>
-        <w:t>://</w:t>
-      </w:r>
-      <w:proofErr w:type="spellStart"/>
-      <w:r>
-        <w:rPr>
-          <w:lang w:val="en-US"/>
-        </w:rPr>
-        <w:t>github</w:t>
-      </w:r>
-      <w:proofErr w:type="spellEnd"/>
-      <w:r>
-        <w:t>.</w:t>
-      </w:r>
-      <w:r>
-        <w:rPr>
-          <w:lang w:val="en-US"/>
-        </w:rPr>
-        <w:t>com</w:t>
-      </w:r>
-      <w:r>
-        <w:t>/</w:t>
-      </w:r>
-      <w:r>
-        <w:rPr>
-          <w:lang w:val="en-US"/>
-        </w:rPr>
-        <w:t>Keendaj</w:t>
-      </w:r>
-      <w:r>
-        <w:t>/</w:t>
-      </w:r>
-      <w:proofErr w:type="spellStart"/>
-      <w:r>
-        <w:rPr>
-          <w:lang w:val="en-US"/>
-        </w:rPr>
-        <w:t>MathStatLabs</w:t>
-      </w:r>
-      <w:proofErr w:type="spellEnd"/>
-      <w:r>
-        <w:t>_2026/</w:t>
-      </w:r>
-      <w:r>
-        <w:rPr>
-          <w:lang w:val="en-US"/>
-        </w:rPr>
-        <w:t>tree</w:t>
-      </w:r>
-      <w:r>
-        <w:t>/</w:t>
-      </w:r>
-      <w:r>
-        <w:rPr>
-          <w:lang w:val="en-US"/>
-        </w:rPr>
-        <w:t>Lab</w:t>
-      </w:r>
-      <w:r>
-        <w:t>6</w:t>
-      </w:r>
-    </w:p>
-    <w:p/>
+      <w:hyperlink r:id="rId12" w:history="1">
+        <w:r>
+          <w:rPr>
+            <w:rStyle w:val="a7"/>
+            <w:lang w:val="en-US"/>
+          </w:rPr>
+          <w:t>https</w:t>
+        </w:r>
+        <w:r>
+          <w:rPr>
+            <w:rStyle w:val="a7"/>
+          </w:rPr>
+          <w:t>://</w:t>
+        </w:r>
+        <w:proofErr w:type="spellStart"/>
+        <w:r>
+          <w:rPr>
+            <w:rStyle w:val="a7"/>
+            <w:lang w:val="en-US"/>
+          </w:rPr>
+          <w:t>github</w:t>
+        </w:r>
+        <w:proofErr w:type="spellEnd"/>
+        <w:r>
+          <w:rPr>
+            <w:rStyle w:val="a7"/>
+          </w:rPr>
+          <w:t>.</w:t>
+        </w:r>
+        <w:r>
+          <w:rPr>
+            <w:rStyle w:val="a7"/>
+            <w:lang w:val="en-US"/>
+          </w:rPr>
+          <w:t>com</w:t>
+        </w:r>
+        <w:r>
+          <w:rPr>
+            <w:rStyle w:val="a7"/>
+          </w:rPr>
+          <w:t>/</w:t>
+        </w:r>
+        <w:r>
+          <w:rPr>
+            <w:rStyle w:val="a7"/>
+            <w:lang w:val="en-US"/>
+          </w:rPr>
+          <w:t>Keendaj</w:t>
+        </w:r>
+        <w:r>
+          <w:rPr>
+            <w:rStyle w:val="a7"/>
+          </w:rPr>
+          <w:t>/</w:t>
+        </w:r>
+        <w:proofErr w:type="spellStart"/>
+        <w:r>
+          <w:rPr>
+            <w:rStyle w:val="a7"/>
+            <w:lang w:val="en-US"/>
+          </w:rPr>
+          <w:t>MathStatLabs</w:t>
+        </w:r>
+        <w:proofErr w:type="spellEnd"/>
+        <w:r>
+          <w:rPr>
+            <w:rStyle w:val="a7"/>
+          </w:rPr>
+          <w:t>_2026/</w:t>
+        </w:r>
+        <w:r>
+          <w:rPr>
+            <w:rStyle w:val="a7"/>
+            <w:lang w:val="en-US"/>
+          </w:rPr>
+          <w:t>tree</w:t>
+        </w:r>
+        <w:r>
+          <w:rPr>
+            <w:rStyle w:val="a7"/>
+          </w:rPr>
+          <w:t>/</w:t>
+        </w:r>
+        <w:r>
+          <w:rPr>
+            <w:rStyle w:val="a7"/>
+            <w:lang w:val="en-US"/>
+          </w:rPr>
+          <w:t>Lab</w:t>
+        </w:r>
+        <w:r>
+          <w:rPr>
+            <w:rStyle w:val="a7"/>
+          </w:rPr>
+          <w:t>6</w:t>
+        </w:r>
+      </w:hyperlink>
+    </w:p>
     <w:sectPr>
-      <w:footerReference w:type="default" r:id="rId12"/>
+      <w:footerReference w:type="default" r:id="rId13"/>
       <w:pgSz w:w="11906" w:h="16838"/>
       <w:pgMar w:top="1134" w:right="850" w:bottom="1134" w:left="1701" w:header="708" w:footer="708" w:gutter="0"/>
       <w:cols w:space="708"/>
@@ -11296,7 +11689,7 @@
   <w:style w:type="paragraph" w:default="1" w:styleId="a">
     <w:name w:val="Normal"/>
     <w:qFormat/>
-    <w:rsid w:val="008D5CD2"/>
+    <w:rsid w:val="002A670B"/>
     <w:pPr>
       <w:widowControl w:val="0"/>
       <w:autoSpaceDE w:val="0"/>

--- a/ОтчётИсходник.docx
+++ b/ОтчётИсходник.docx
@@ -883,7 +883,7 @@
                 <w:noProof/>
                 <w:webHidden/>
               </w:rPr>
-              <w:t>2</w:t>
+              <w:t>3</w:t>
             </w:r>
             <w:r>
               <w:rPr>
@@ -953,7 +953,7 @@
                 <w:noProof/>
                 <w:webHidden/>
               </w:rPr>
-              <w:t>2</w:t>
+              <w:t>3</w:t>
             </w:r>
             <w:r>
               <w:rPr>
@@ -1023,7 +1023,7 @@
                 <w:noProof/>
                 <w:webHidden/>
               </w:rPr>
-              <w:t>2</w:t>
+              <w:t>3</w:t>
             </w:r>
             <w:r>
               <w:rPr>
@@ -1655,7 +1655,7 @@
                 <w:noProof/>
                 <w:webHidden/>
               </w:rPr>
-              <w:t>4</w:t>
+              <w:t>5</w:t>
             </w:r>
             <w:r>
               <w:rPr>
@@ -1935,7 +1935,7 @@
                 <w:noProof/>
                 <w:webHidden/>
               </w:rPr>
-              <w:t>5</w:t>
+              <w:t>6</w:t>
             </w:r>
             <w:r>
               <w:rPr>

--- a/ОтчётИсходник.docx
+++ b/ОтчётИсходник.docx
@@ -895,7 +895,7 @@
                 <w:noProof/>
                 <w:webHidden/>
               </w:rPr>
-              <w:t>2</w:t>
+              <w:t>3</w:t>
             </w:r>
             <w:r>
               <w:rPr>
@@ -965,7 +965,7 @@
                 <w:noProof/>
                 <w:webHidden/>
               </w:rPr>
-              <w:t>2</w:t>
+              <w:t>3</w:t>
             </w:r>
             <w:r>
               <w:rPr>
@@ -1035,7 +1035,7 @@
                 <w:noProof/>
                 <w:webHidden/>
               </w:rPr>
-              <w:t>2</w:t>
+              <w:t>3</w:t>
             </w:r>
             <w:r>
               <w:rPr>
@@ -1315,7 +1315,7 @@
                 <w:noProof/>
                 <w:webHidden/>
               </w:rPr>
-              <w:t>3</w:t>
+              <w:t>4</w:t>
             </w:r>
             <w:r>
               <w:rPr>
@@ -1805,7 +1805,7 @@
                 <w:noProof/>
                 <w:webHidden/>
               </w:rPr>
-              <w:t>6</w:t>
+              <w:t>7</w:t>
             </w:r>
             <w:r>
               <w:rPr>
@@ -1875,7 +1875,7 @@
                 <w:noProof/>
                 <w:webHidden/>
               </w:rPr>
-              <w:t>7</w:t>
+              <w:t>8</w:t>
             </w:r>
             <w:r>
               <w:rPr>
@@ -2015,7 +2015,7 @@
                 <w:noProof/>
                 <w:webHidden/>
               </w:rPr>
-              <w:t>8</w:t>
+              <w:t>9</w:t>
             </w:r>
             <w:r>
               <w:rPr>
@@ -2371,21 +2371,7 @@
         <w:rPr>
           <w:rFonts w:asciiTheme="majorHAnsi" w:hAnsiTheme="majorHAnsi" w:cstheme="majorHAnsi"/>
         </w:rPr>
-        <w:t xml:space="preserve">Для каждой выборки вычислить коэффициенты корреляции Пирсона, </w:t>
-      </w:r>
-      <w:proofErr w:type="spellStart"/>
-      <w:r>
-        <w:rPr>
-          <w:rFonts w:asciiTheme="majorHAnsi" w:hAnsiTheme="majorHAnsi" w:cstheme="majorHAnsi"/>
-        </w:rPr>
-        <w:t>Спирмена</w:t>
-      </w:r>
-      <w:proofErr w:type="spellEnd"/>
-      <w:r>
-        <w:rPr>
-          <w:rFonts w:asciiTheme="majorHAnsi" w:hAnsiTheme="majorHAnsi" w:cstheme="majorHAnsi"/>
-        </w:rPr>
-        <w:t xml:space="preserve"> и квадрантный.</w:t>
+        <w:t>Для каждой выборки вычислить коэффициенты корреляции Пирсона, Спирмена и квадрантный.</w:t>
       </w:r>
     </w:p>
     <w:p>
@@ -2425,21 +2411,7 @@
         <w:rPr>
           <w:rFonts w:asciiTheme="majorHAnsi" w:hAnsiTheme="majorHAnsi" w:cstheme="majorHAnsi"/>
         </w:rPr>
-        <w:t xml:space="preserve">Построить эллипсы </w:t>
-      </w:r>
-      <w:proofErr w:type="spellStart"/>
-      <w:r>
-        <w:rPr>
-          <w:rFonts w:asciiTheme="majorHAnsi" w:hAnsiTheme="majorHAnsi" w:cstheme="majorHAnsi"/>
-        </w:rPr>
-        <w:t>равновероятности</w:t>
-      </w:r>
-      <w:proofErr w:type="spellEnd"/>
-      <w:r>
-        <w:rPr>
-          <w:rFonts w:asciiTheme="majorHAnsi" w:hAnsiTheme="majorHAnsi" w:cstheme="majorHAnsi"/>
-        </w:rPr>
-        <w:t xml:space="preserve"> для визуализации</w:t>
+        <w:t>Построить эллипсы равновероятности для визуализации</w:t>
       </w:r>
       <w:r>
         <w:t>.</w:t>
@@ -3694,25 +3666,7 @@
           <w:color w:val="000000"/>
           <w:lang w:eastAsia="ru-RU"/>
         </w:rPr>
-        <w:t xml:space="preserve">Коэффициент ранговой корреляции </w:t>
-      </w:r>
-      <w:proofErr w:type="spellStart"/>
-      <w:r>
-        <w:rPr>
-          <w:rFonts w:asciiTheme="majorHAnsi" w:eastAsia="Times New Roman" w:hAnsiTheme="majorHAnsi" w:cstheme="majorHAnsi"/>
-          <w:color w:val="000000"/>
-          <w:lang w:eastAsia="ru-RU"/>
-        </w:rPr>
-        <w:t>Спирмена</w:t>
-      </w:r>
-      <w:proofErr w:type="spellEnd"/>
-      <w:r>
-        <w:rPr>
-          <w:rFonts w:asciiTheme="majorHAnsi" w:eastAsia="Times New Roman" w:hAnsiTheme="majorHAnsi" w:cstheme="majorHAnsi"/>
-          <w:color w:val="000000"/>
-          <w:lang w:eastAsia="ru-RU"/>
-        </w:rPr>
-        <w:t xml:space="preserve"> </w:t>
+        <w:t xml:space="preserve">Коэффициент ранговой корреляции Спирмена </w:t>
       </w:r>
       <w:r>
         <w:rPr>
@@ -4465,23 +4419,7 @@
           <w:rFonts w:asciiTheme="majorHAnsi" w:eastAsia="Times New Roman" w:hAnsiTheme="majorHAnsi" w:cstheme="majorHAnsi"/>
           <w:lang w:eastAsia="ru-RU"/>
         </w:rPr>
-        <w:t xml:space="preserve"> — ранги i-</w:t>
-      </w:r>
-      <w:proofErr w:type="spellStart"/>
-      <w:r>
-        <w:rPr>
-          <w:rFonts w:asciiTheme="majorHAnsi" w:eastAsia="Times New Roman" w:hAnsiTheme="majorHAnsi" w:cstheme="majorHAnsi"/>
-          <w:lang w:eastAsia="ru-RU"/>
-        </w:rPr>
-        <w:t>ых</w:t>
-      </w:r>
-      <w:proofErr w:type="spellEnd"/>
-      <w:r>
-        <w:rPr>
-          <w:rFonts w:asciiTheme="majorHAnsi" w:eastAsia="Times New Roman" w:hAnsiTheme="majorHAnsi" w:cstheme="majorHAnsi"/>
-          <w:lang w:eastAsia="ru-RU"/>
-        </w:rPr>
-        <w:t xml:space="preserve"> элементов выборок, а </w:t>
+        <w:t xml:space="preserve"> — ранги i-ых элементов выборок, а </w:t>
       </w:r>
       <m:oMath>
         <m:acc>
@@ -4948,7 +4886,6 @@
         </w:rPr>
         <w:t xml:space="preserve"> – количество точек в </w:t>
       </w:r>
-      <w:proofErr w:type="spellStart"/>
       <w:r>
         <w:rPr>
           <w:rFonts w:asciiTheme="majorHAnsi" w:eastAsia="Times New Roman" w:hAnsiTheme="majorHAnsi" w:cstheme="majorHAnsi"/>
@@ -4956,7 +4893,6 @@
         </w:rPr>
         <w:t>i</w:t>
       </w:r>
-      <w:proofErr w:type="spellEnd"/>
       <w:r>
         <w:rPr>
           <w:rFonts w:asciiTheme="majorHAnsi" w:eastAsia="Times New Roman" w:hAnsiTheme="majorHAnsi" w:cstheme="majorHAnsi"/>
@@ -4967,6 +4903,875 @@
     </w:p>
     <w:p>
       <w:pPr>
+        <w:pStyle w:val="a6"/>
+        <w:numPr>
+          <w:ilvl w:val="0"/>
+          <w:numId w:val="18"/>
+        </w:numPr>
+        <w:rPr>
+          <w:rFonts w:asciiTheme="majorHAnsi" w:hAnsiTheme="majorHAnsi" w:cstheme="majorHAnsi"/>
+        </w:rPr>
+      </w:pPr>
+      <w:r>
+        <w:rPr>
+          <w:rFonts w:asciiTheme="majorHAnsi" w:hAnsiTheme="majorHAnsi" w:cstheme="majorHAnsi"/>
+        </w:rPr>
+        <w:t>Расчёт коэффициента корреляции для смеси распределений</w:t>
+      </w:r>
+    </w:p>
+    <w:p>
+      <w:pPr>
+        <w:pStyle w:val="a6"/>
+        <w:ind w:left="1068"/>
+        <w:rPr>
+          <w:rFonts w:asciiTheme="majorHAnsi" w:hAnsiTheme="majorHAnsi" w:cstheme="majorHAnsi"/>
+        </w:rPr>
+      </w:pPr>
+      <w:r>
+        <w:rPr>
+          <w:rFonts w:asciiTheme="majorHAnsi" w:hAnsiTheme="majorHAnsi" w:cstheme="majorHAnsi"/>
+        </w:rPr>
+        <w:t xml:space="preserve">Дисперсия симметрична для </w:t>
+      </w:r>
+      <w:r>
+        <w:rPr>
+          <w:rFonts w:asciiTheme="majorHAnsi" w:hAnsiTheme="majorHAnsi" w:cstheme="majorHAnsi"/>
+          <w:lang w:val="en-US"/>
+        </w:rPr>
+        <w:t>x</w:t>
+      </w:r>
+      <w:r>
+        <w:rPr>
+          <w:rFonts w:asciiTheme="majorHAnsi" w:hAnsiTheme="majorHAnsi" w:cstheme="majorHAnsi"/>
+        </w:rPr>
+        <w:t xml:space="preserve"> </w:t>
+      </w:r>
+      <w:r>
+        <w:rPr>
+          <w:rFonts w:asciiTheme="majorHAnsi" w:hAnsiTheme="majorHAnsi" w:cstheme="majorHAnsi"/>
+        </w:rPr>
+        <w:t xml:space="preserve">и </w:t>
+      </w:r>
+      <w:r>
+        <w:rPr>
+          <w:rFonts w:asciiTheme="majorHAnsi" w:hAnsiTheme="majorHAnsi" w:cstheme="majorHAnsi"/>
+          <w:lang w:val="en-US"/>
+        </w:rPr>
+        <w:t>y</w:t>
+      </w:r>
+      <w:r>
+        <w:rPr>
+          <w:rFonts w:asciiTheme="majorHAnsi" w:hAnsiTheme="majorHAnsi" w:cstheme="majorHAnsi"/>
+        </w:rPr>
+        <w:t xml:space="preserve">, </w:t>
+      </w:r>
+      <w:r>
+        <w:rPr>
+          <w:rFonts w:asciiTheme="majorHAnsi" w:hAnsiTheme="majorHAnsi" w:cstheme="majorHAnsi"/>
+        </w:rPr>
+        <w:t>поэтому найдём общую</w:t>
+      </w:r>
+      <w:r>
+        <w:rPr>
+          <w:rFonts w:asciiTheme="majorHAnsi" w:hAnsiTheme="majorHAnsi" w:cstheme="majorHAnsi"/>
+        </w:rPr>
+        <w:t>:</w:t>
+      </w:r>
+      <w:r>
+        <w:rPr>
+          <w:rFonts w:asciiTheme="majorHAnsi" w:hAnsiTheme="majorHAnsi" w:cstheme="majorHAnsi"/>
+        </w:rPr>
+        <w:br/>
+      </w:r>
+      <m:oMathPara>
+        <m:oMath>
+          <m:r>
+            <m:rPr>
+              <m:sty m:val="p"/>
+            </m:rPr>
+            <w:rPr>
+              <w:rFonts w:ascii="Cambria Math" w:hAnsi="Cambria Math" w:cstheme="majorHAnsi"/>
+            </w:rPr>
+            <m:t>D</m:t>
+          </m:r>
+          <m:r>
+            <w:rPr>
+              <w:rFonts w:ascii="Cambria Math" w:hAnsi="Cambria Math" w:cstheme="majorHAnsi"/>
+            </w:rPr>
+            <m:t>=</m:t>
+          </m:r>
+          <m:sSup>
+            <m:sSupPr>
+              <m:ctrlPr>
+                <w:rPr>
+                  <w:rFonts w:ascii="Cambria Math" w:hAnsi="Cambria Math" w:cstheme="majorHAnsi"/>
+                  <w:i/>
+                </w:rPr>
+              </m:ctrlPr>
+            </m:sSupPr>
+            <m:e>
+              <m:r>
+                <w:rPr>
+                  <w:rFonts w:ascii="Cambria Math" w:hAnsi="Cambria Math" w:cstheme="majorHAnsi"/>
+                </w:rPr>
+                <m:t>0.9</m:t>
+              </m:r>
+            </m:e>
+            <m:sup>
+              <m:r>
+                <w:rPr>
+                  <w:rFonts w:ascii="Cambria Math" w:hAnsi="Cambria Math" w:cstheme="majorHAnsi"/>
+                </w:rPr>
+                <m:t>2</m:t>
+              </m:r>
+            </m:sup>
+          </m:sSup>
+          <m:r>
+            <m:rPr>
+              <m:sty m:val="p"/>
+            </m:rPr>
+            <w:rPr>
+              <w:rFonts w:ascii="Cambria Math" w:hAnsi="Cambria Math" w:cstheme="majorHAnsi"/>
+            </w:rPr>
+            <m:t>⋅</m:t>
+          </m:r>
+          <m:sSub>
+            <m:sSubPr>
+              <m:ctrlPr>
+                <w:rPr>
+                  <w:rFonts w:ascii="Cambria Math" w:hAnsi="Cambria Math" w:cstheme="majorHAnsi"/>
+                  <w:i/>
+                </w:rPr>
+              </m:ctrlPr>
+            </m:sSubPr>
+            <m:e>
+              <m:r>
+                <w:rPr>
+                  <w:rFonts w:ascii="Cambria Math" w:hAnsi="Cambria Math" w:cstheme="majorHAnsi"/>
+                </w:rPr>
+                <m:t>D</m:t>
+              </m:r>
+              <m:ctrlPr>
+                <w:rPr>
+                  <w:rFonts w:ascii="Cambria Math" w:hAnsi="Cambria Math" w:cstheme="majorHAnsi"/>
+                </w:rPr>
+              </m:ctrlPr>
+            </m:e>
+            <m:sub>
+              <m:r>
+                <w:rPr>
+                  <w:rFonts w:ascii="Cambria Math" w:hAnsi="Cambria Math" w:cstheme="majorHAnsi"/>
+                </w:rPr>
+                <m:t>1</m:t>
+              </m:r>
+            </m:sub>
+          </m:sSub>
+          <m:r>
+            <w:rPr>
+              <w:rFonts w:ascii="Cambria Math" w:hAnsi="Cambria Math" w:cstheme="majorHAnsi"/>
+            </w:rPr>
+            <m:t>+</m:t>
+          </m:r>
+          <m:sSup>
+            <m:sSupPr>
+              <m:ctrlPr>
+                <w:rPr>
+                  <w:rFonts w:ascii="Cambria Math" w:hAnsi="Cambria Math" w:cstheme="majorHAnsi"/>
+                  <w:i/>
+                </w:rPr>
+              </m:ctrlPr>
+            </m:sSupPr>
+            <m:e>
+              <m:r>
+                <w:rPr>
+                  <w:rFonts w:ascii="Cambria Math" w:hAnsi="Cambria Math" w:cstheme="majorHAnsi"/>
+                </w:rPr>
+                <m:t>0.1</m:t>
+              </m:r>
+            </m:e>
+            <m:sup>
+              <m:r>
+                <w:rPr>
+                  <w:rFonts w:ascii="Cambria Math" w:hAnsi="Cambria Math" w:cstheme="majorHAnsi"/>
+                </w:rPr>
+                <m:t>2</m:t>
+              </m:r>
+            </m:sup>
+          </m:sSup>
+          <m:r>
+            <m:rPr>
+              <m:sty m:val="p"/>
+            </m:rPr>
+            <w:rPr>
+              <w:rFonts w:ascii="Cambria Math" w:hAnsi="Cambria Math" w:cstheme="majorHAnsi"/>
+            </w:rPr>
+            <m:t>⋅</m:t>
+          </m:r>
+          <m:sSub>
+            <m:sSubPr>
+              <m:ctrlPr>
+                <w:rPr>
+                  <w:rFonts w:ascii="Cambria Math" w:hAnsi="Cambria Math" w:cstheme="majorHAnsi"/>
+                  <w:i/>
+                </w:rPr>
+              </m:ctrlPr>
+            </m:sSubPr>
+            <m:e>
+              <m:r>
+                <w:rPr>
+                  <w:rFonts w:ascii="Cambria Math" w:hAnsi="Cambria Math" w:cstheme="majorHAnsi"/>
+                </w:rPr>
+                <m:t>D</m:t>
+              </m:r>
+              <m:ctrlPr>
+                <w:rPr>
+                  <w:rFonts w:ascii="Cambria Math" w:hAnsi="Cambria Math" w:cstheme="majorHAnsi"/>
+                </w:rPr>
+              </m:ctrlPr>
+            </m:e>
+            <m:sub>
+              <m:r>
+                <w:rPr>
+                  <w:rFonts w:ascii="Cambria Math" w:hAnsi="Cambria Math" w:cstheme="majorHAnsi"/>
+                </w:rPr>
+                <m:t>2</m:t>
+              </m:r>
+            </m:sub>
+          </m:sSub>
+          <m:r>
+            <w:rPr>
+              <w:rFonts w:ascii="Cambria Math" w:hAnsi="Cambria Math" w:cstheme="majorHAnsi"/>
+            </w:rPr>
+            <m:t xml:space="preserve"> = 0.91</m:t>
+          </m:r>
+        </m:oMath>
+      </m:oMathPara>
+    </w:p>
+    <w:p>
+      <w:pPr>
+        <w:pStyle w:val="a6"/>
+        <w:ind w:left="1068"/>
+        <w:rPr>
+          <w:rFonts w:asciiTheme="majorHAnsi" w:hAnsiTheme="majorHAnsi" w:cstheme="majorHAnsi"/>
+          <w:lang w:val="en-US"/>
+        </w:rPr>
+      </w:pPr>
+      <w:r>
+        <w:rPr>
+          <w:rFonts w:asciiTheme="majorHAnsi" w:hAnsiTheme="majorHAnsi" w:cstheme="majorHAnsi"/>
+        </w:rPr>
+        <w:t>Коэффициент ковариации</w:t>
+      </w:r>
+      <w:r>
+        <w:rPr>
+          <w:rFonts w:asciiTheme="majorHAnsi" w:hAnsiTheme="majorHAnsi" w:cstheme="majorHAnsi"/>
+          <w:lang w:val="en-US"/>
+        </w:rPr>
+        <w:t>:</w:t>
+      </w:r>
+    </w:p>
+    <w:p>
+      <w:pPr>
+        <w:pStyle w:val="a6"/>
+        <w:ind w:left="1068"/>
+        <w:rPr>
+          <w:rFonts w:asciiTheme="majorHAnsi" w:hAnsiTheme="majorHAnsi" w:cstheme="majorHAnsi"/>
+          <w:lang w:val="en-US"/>
+        </w:rPr>
+      </w:pPr>
+      <m:oMathPara>
+        <m:oMath>
+          <m:r>
+            <w:rPr>
+              <w:rFonts w:ascii="Cambria Math" w:hAnsi="Cambria Math" w:cstheme="majorHAnsi"/>
+              <w:lang w:val="en-US"/>
+            </w:rPr>
+            <m:t>cov</m:t>
+          </m:r>
+          <m:d>
+            <m:dPr>
+              <m:ctrlPr>
+                <w:rPr>
+                  <w:rFonts w:ascii="Cambria Math" w:hAnsi="Cambria Math" w:cstheme="majorHAnsi"/>
+                  <w:i/>
+                  <w:lang w:val="en-US"/>
+                </w:rPr>
+              </m:ctrlPr>
+            </m:dPr>
+            <m:e>
+              <m:r>
+                <w:rPr>
+                  <w:rFonts w:ascii="Cambria Math" w:hAnsi="Cambria Math" w:cstheme="majorHAnsi"/>
+                  <w:lang w:val="en-US"/>
+                </w:rPr>
+                <m:t>X,Y</m:t>
+              </m:r>
+            </m:e>
+          </m:d>
+          <m:r>
+            <w:rPr>
+              <w:rFonts w:ascii="Cambria Math" w:hAnsi="Cambria Math" w:cstheme="majorHAnsi"/>
+              <w:lang w:val="en-US"/>
+            </w:rPr>
+            <m:t>=</m:t>
+          </m:r>
+          <m:sSup>
+            <m:sSupPr>
+              <m:ctrlPr>
+                <w:rPr>
+                  <w:rFonts w:ascii="Cambria Math" w:hAnsi="Cambria Math" w:cstheme="majorHAnsi"/>
+                  <w:i/>
+                  <w:lang w:val="en-US"/>
+                </w:rPr>
+              </m:ctrlPr>
+            </m:sSupPr>
+            <m:e>
+              <m:r>
+                <w:rPr>
+                  <w:rFonts w:ascii="Cambria Math" w:hAnsi="Cambria Math" w:cstheme="majorHAnsi"/>
+                  <w:lang w:val="en-US"/>
+                </w:rPr>
+                <m:t>0.9</m:t>
+              </m:r>
+            </m:e>
+            <m:sup>
+              <m:r>
+                <w:rPr>
+                  <w:rFonts w:ascii="Cambria Math" w:hAnsi="Cambria Math" w:cstheme="majorHAnsi"/>
+                  <w:lang w:val="en-US"/>
+                </w:rPr>
+                <m:t>2</m:t>
+              </m:r>
+            </m:sup>
+          </m:sSup>
+          <m:r>
+            <m:rPr>
+              <m:sty m:val="p"/>
+            </m:rPr>
+            <w:rPr>
+              <w:rFonts w:ascii="Cambria Math" w:hAnsi="Cambria Math" w:cstheme="majorHAnsi"/>
+              <w:lang w:val="en-US"/>
+            </w:rPr>
+            <m:t>⋅</m:t>
+          </m:r>
+          <m:r>
+            <w:rPr>
+              <w:rFonts w:ascii="Cambria Math" w:hAnsi="Cambria Math" w:cstheme="majorHAnsi"/>
+              <w:lang w:val="en-US"/>
+            </w:rPr>
+            <m:t>0.9+</m:t>
+          </m:r>
+          <m:sSup>
+            <m:sSupPr>
+              <m:ctrlPr>
+                <w:rPr>
+                  <w:rFonts w:ascii="Cambria Math" w:hAnsi="Cambria Math" w:cstheme="majorHAnsi"/>
+                  <w:i/>
+                  <w:lang w:val="en-US"/>
+                </w:rPr>
+              </m:ctrlPr>
+            </m:sSupPr>
+            <m:e>
+              <m:r>
+                <w:rPr>
+                  <w:rFonts w:ascii="Cambria Math" w:hAnsi="Cambria Math" w:cstheme="majorHAnsi"/>
+                  <w:lang w:val="en-US"/>
+                </w:rPr>
+                <m:t>0.</m:t>
+              </m:r>
+              <m:r>
+                <w:rPr>
+                  <w:rFonts w:ascii="Cambria Math" w:hAnsi="Cambria Math" w:cstheme="majorHAnsi"/>
+                  <w:lang w:val="en-US"/>
+                </w:rPr>
+                <m:t>1</m:t>
+              </m:r>
+            </m:e>
+            <m:sup>
+              <m:r>
+                <w:rPr>
+                  <w:rFonts w:ascii="Cambria Math" w:hAnsi="Cambria Math" w:cstheme="majorHAnsi"/>
+                  <w:lang w:val="en-US"/>
+                </w:rPr>
+                <m:t>2</m:t>
+              </m:r>
+            </m:sup>
+          </m:sSup>
+          <m:r>
+            <m:rPr>
+              <m:sty m:val="p"/>
+            </m:rPr>
+            <w:rPr>
+              <w:rFonts w:ascii="Cambria Math" w:hAnsi="Cambria Math" w:cstheme="majorHAnsi"/>
+              <w:lang w:val="en-US"/>
+            </w:rPr>
+            <m:t>⋅</m:t>
+          </m:r>
+          <m:d>
+            <m:dPr>
+              <m:ctrlPr>
+                <w:rPr>
+                  <w:rFonts w:ascii="Cambria Math" w:hAnsi="Cambria Math" w:cstheme="majorHAnsi"/>
+                  <w:i/>
+                  <w:lang w:val="en-US"/>
+                </w:rPr>
+              </m:ctrlPr>
+            </m:dPr>
+            <m:e>
+              <m:r>
+                <w:rPr>
+                  <w:rFonts w:ascii="Cambria Math" w:hAnsi="Cambria Math" w:cstheme="majorHAnsi"/>
+                  <w:lang w:val="en-US"/>
+                </w:rPr>
+                <m:t>-0.9</m:t>
+              </m:r>
+            </m:e>
+          </m:d>
+          <m:r>
+            <m:rPr>
+              <m:sty m:val="p"/>
+            </m:rPr>
+            <w:rPr>
+              <w:rFonts w:ascii="Cambria Math" w:hAnsi="Cambria Math" w:cstheme="majorHAnsi"/>
+              <w:lang w:val="en-US"/>
+            </w:rPr>
+            <m:t>⋅</m:t>
+          </m:r>
+          <m:rad>
+            <m:radPr>
+              <m:degHide m:val="1"/>
+              <m:ctrlPr>
+                <w:rPr>
+                  <w:rFonts w:ascii="Cambria Math" w:hAnsi="Cambria Math" w:cstheme="majorHAnsi"/>
+                  <w:lang w:val="en-US"/>
+                </w:rPr>
+              </m:ctrlPr>
+            </m:radPr>
+            <m:deg>
+              <m:ctrlPr>
+                <w:rPr>
+                  <w:rFonts w:ascii="Cambria Math" w:hAnsi="Cambria Math" w:cstheme="majorHAnsi"/>
+                  <w:i/>
+                  <w:lang w:val="en-US"/>
+                </w:rPr>
+              </m:ctrlPr>
+            </m:deg>
+            <m:e>
+              <m:r>
+                <w:rPr>
+                  <w:rFonts w:ascii="Cambria Math" w:hAnsi="Cambria Math" w:cstheme="majorHAnsi"/>
+                  <w:lang w:val="en-US"/>
+                </w:rPr>
+                <m:t>10</m:t>
+              </m:r>
+            </m:e>
+          </m:rad>
+          <m:r>
+            <m:rPr>
+              <m:sty m:val="p"/>
+            </m:rPr>
+            <w:rPr>
+              <w:rFonts w:ascii="Cambria Math" w:hAnsi="Cambria Math" w:cstheme="majorHAnsi"/>
+              <w:lang w:val="en-US"/>
+            </w:rPr>
+            <m:t>⋅</m:t>
+          </m:r>
+          <m:rad>
+            <m:radPr>
+              <m:degHide m:val="1"/>
+              <m:ctrlPr>
+                <w:rPr>
+                  <w:rFonts w:ascii="Cambria Math" w:hAnsi="Cambria Math" w:cstheme="majorHAnsi"/>
+                  <w:lang w:val="en-US"/>
+                </w:rPr>
+              </m:ctrlPr>
+            </m:radPr>
+            <m:deg>
+              <m:ctrlPr>
+                <w:rPr>
+                  <w:rFonts w:ascii="Cambria Math" w:hAnsi="Cambria Math" w:cstheme="majorHAnsi"/>
+                  <w:i/>
+                  <w:lang w:val="en-US"/>
+                </w:rPr>
+              </m:ctrlPr>
+            </m:deg>
+            <m:e>
+              <m:r>
+                <w:rPr>
+                  <w:rFonts w:ascii="Cambria Math" w:hAnsi="Cambria Math" w:cstheme="majorHAnsi"/>
+                  <w:lang w:val="en-US"/>
+                </w:rPr>
+                <m:t>10</m:t>
+              </m:r>
+            </m:e>
+          </m:rad>
+          <m:r>
+            <w:rPr>
+              <w:rFonts w:ascii="Cambria Math" w:hAnsi="Cambria Math" w:cstheme="majorHAnsi"/>
+              <w:lang w:val="en-US"/>
+            </w:rPr>
+            <m:t>=0.</m:t>
+          </m:r>
+          <m:r>
+            <w:rPr>
+              <w:rFonts w:ascii="Cambria Math" w:hAnsi="Cambria Math" w:cstheme="majorHAnsi"/>
+              <w:lang w:val="en-US"/>
+            </w:rPr>
+            <m:t>639</m:t>
+          </m:r>
+        </m:oMath>
+      </m:oMathPara>
+    </w:p>
+    <w:p>
+      <w:pPr>
+        <w:pStyle w:val="a6"/>
+        <w:ind w:left="1068"/>
+        <w:rPr>
+          <w:rFonts w:asciiTheme="majorHAnsi" w:hAnsiTheme="majorHAnsi" w:cstheme="majorHAnsi"/>
+          <w:lang w:val="en-US"/>
+        </w:rPr>
+      </w:pPr>
+      <w:r>
+        <w:rPr>
+          <w:rFonts w:asciiTheme="majorHAnsi" w:hAnsiTheme="majorHAnsi" w:cstheme="majorHAnsi"/>
+        </w:rPr>
+        <w:t>Коэффициент корреляции</w:t>
+      </w:r>
+      <w:r>
+        <w:rPr>
+          <w:rFonts w:asciiTheme="majorHAnsi" w:hAnsiTheme="majorHAnsi" w:cstheme="majorHAnsi"/>
+          <w:lang w:val="en-US"/>
+        </w:rPr>
+        <w:t>:</w:t>
+      </w:r>
+    </w:p>
+    <w:p>
+      <w:pPr>
+        <w:pStyle w:val="a6"/>
+        <w:ind w:left="1068"/>
+        <w:rPr>
+          <w:rFonts w:asciiTheme="majorHAnsi" w:hAnsiTheme="majorHAnsi" w:cstheme="majorHAnsi"/>
+        </w:rPr>
+      </w:pPr>
+      <m:oMathPara>
+        <m:oMath>
+          <m:sSub>
+            <m:sSubPr>
+              <m:ctrlPr>
+                <w:rPr>
+                  <w:rFonts w:ascii="Cambria Math" w:hAnsi="Cambria Math" w:cstheme="majorHAnsi"/>
+                  <w:i/>
+                </w:rPr>
+              </m:ctrlPr>
+            </m:sSubPr>
+            <m:e>
+              <m:r>
+                <w:rPr>
+                  <w:rFonts w:ascii="Cambria Math" w:hAnsi="Cambria Math" w:cstheme="majorHAnsi"/>
+                </w:rPr>
+                <m:t>r</m:t>
+              </m:r>
+            </m:e>
+            <m:sub>
+              <m:r>
+                <w:rPr>
+                  <w:rFonts w:ascii="Cambria Math" w:hAnsi="Cambria Math" w:cstheme="majorHAnsi"/>
+                </w:rPr>
+                <m:t>xy</m:t>
+              </m:r>
+            </m:sub>
+          </m:sSub>
+          <m:r>
+            <w:rPr>
+              <w:rFonts w:ascii="Cambria Math" w:hAnsi="Cambria Math" w:cstheme="majorHAnsi"/>
+            </w:rPr>
+            <m:t>=</m:t>
+          </m:r>
+          <m:f>
+            <m:fPr>
+              <m:ctrlPr>
+                <w:rPr>
+                  <w:rFonts w:ascii="Cambria Math" w:hAnsi="Cambria Math" w:cstheme="majorHAnsi"/>
+                </w:rPr>
+              </m:ctrlPr>
+            </m:fPr>
+            <m:num>
+              <m:r>
+                <w:rPr>
+                  <w:rFonts w:ascii="Cambria Math" w:hAnsi="Cambria Math" w:cstheme="majorHAnsi"/>
+                </w:rPr>
+                <m:t>cov</m:t>
+              </m:r>
+              <m:d>
+                <m:dPr>
+                  <m:ctrlPr>
+                    <w:rPr>
+                      <w:rFonts w:ascii="Cambria Math" w:hAnsi="Cambria Math" w:cstheme="majorHAnsi"/>
+                      <w:i/>
+                    </w:rPr>
+                  </m:ctrlPr>
+                </m:dPr>
+                <m:e>
+                  <m:r>
+                    <w:rPr>
+                      <w:rFonts w:ascii="Cambria Math" w:hAnsi="Cambria Math" w:cstheme="majorHAnsi"/>
+                    </w:rPr>
+                    <m:t>X,Y</m:t>
+                  </m:r>
+                </m:e>
+              </m:d>
+              <m:ctrlPr>
+                <w:rPr>
+                  <w:rFonts w:ascii="Cambria Math" w:hAnsi="Cambria Math" w:cstheme="majorHAnsi"/>
+                  <w:i/>
+                </w:rPr>
+              </m:ctrlPr>
+            </m:num>
+            <m:den>
+              <m:rad>
+                <m:radPr>
+                  <m:degHide m:val="1"/>
+                  <m:ctrlPr>
+                    <w:rPr>
+                      <w:rFonts w:ascii="Cambria Math" w:hAnsi="Cambria Math" w:cstheme="majorHAnsi"/>
+                    </w:rPr>
+                  </m:ctrlPr>
+                </m:radPr>
+                <m:deg>
+                  <m:ctrlPr>
+                    <w:rPr>
+                      <w:rFonts w:ascii="Cambria Math" w:hAnsi="Cambria Math" w:cstheme="majorHAnsi"/>
+                      <w:i/>
+                    </w:rPr>
+                  </m:ctrlPr>
+                </m:deg>
+                <m:e>
+                  <m:sSub>
+                    <m:sSubPr>
+                      <m:ctrlPr>
+                        <w:rPr>
+                          <w:rFonts w:ascii="Cambria Math" w:hAnsi="Cambria Math" w:cstheme="majorHAnsi"/>
+                          <w:i/>
+                        </w:rPr>
+                      </m:ctrlPr>
+                    </m:sSubPr>
+                    <m:e>
+                      <m:r>
+                        <w:rPr>
+                          <w:rFonts w:ascii="Cambria Math" w:hAnsi="Cambria Math" w:cstheme="majorHAnsi"/>
+                        </w:rPr>
+                        <m:t>D</m:t>
+                      </m:r>
+                    </m:e>
+                    <m:sub>
+                      <m:r>
+                        <w:rPr>
+                          <w:rFonts w:ascii="Cambria Math" w:hAnsi="Cambria Math" w:cstheme="majorHAnsi"/>
+                        </w:rPr>
+                        <m:t>X</m:t>
+                      </m:r>
+                    </m:sub>
+                  </m:sSub>
+                </m:e>
+              </m:rad>
+              <m:rad>
+                <m:radPr>
+                  <m:degHide m:val="1"/>
+                  <m:ctrlPr>
+                    <w:rPr>
+                      <w:rFonts w:ascii="Cambria Math" w:hAnsi="Cambria Math" w:cstheme="majorHAnsi"/>
+                    </w:rPr>
+                  </m:ctrlPr>
+                </m:radPr>
+                <m:deg>
+                  <m:ctrlPr>
+                    <w:rPr>
+                      <w:rFonts w:ascii="Cambria Math" w:hAnsi="Cambria Math" w:cstheme="majorHAnsi"/>
+                      <w:i/>
+                    </w:rPr>
+                  </m:ctrlPr>
+                </m:deg>
+                <m:e>
+                  <m:sSub>
+                    <m:sSubPr>
+                      <m:ctrlPr>
+                        <w:rPr>
+                          <w:rFonts w:ascii="Cambria Math" w:hAnsi="Cambria Math" w:cstheme="majorHAnsi"/>
+                          <w:i/>
+                        </w:rPr>
+                      </m:ctrlPr>
+                    </m:sSubPr>
+                    <m:e>
+                      <m:r>
+                        <w:rPr>
+                          <w:rFonts w:ascii="Cambria Math" w:hAnsi="Cambria Math" w:cstheme="majorHAnsi"/>
+                        </w:rPr>
+                        <m:t>D</m:t>
+                      </m:r>
+                    </m:e>
+                    <m:sub>
+                      <m:r>
+                        <w:rPr>
+                          <w:rFonts w:ascii="Cambria Math" w:hAnsi="Cambria Math" w:cstheme="majorHAnsi"/>
+                        </w:rPr>
+                        <m:t>Y</m:t>
+                      </m:r>
+                    </m:sub>
+                  </m:sSub>
+                </m:e>
+              </m:rad>
+              <m:ctrlPr>
+                <w:rPr>
+                  <w:rFonts w:ascii="Cambria Math" w:hAnsi="Cambria Math" w:cstheme="majorHAnsi"/>
+                  <w:i/>
+                </w:rPr>
+              </m:ctrlPr>
+            </m:den>
+          </m:f>
+          <m:r>
+            <w:rPr>
+              <w:rFonts w:ascii="Cambria Math" w:hAnsi="Cambria Math" w:cstheme="majorHAnsi"/>
+            </w:rPr>
+            <m:t>=</m:t>
+          </m:r>
+          <m:f>
+            <m:fPr>
+              <m:ctrlPr>
+                <w:rPr>
+                  <w:rFonts w:ascii="Cambria Math" w:hAnsi="Cambria Math" w:cstheme="majorHAnsi"/>
+                </w:rPr>
+              </m:ctrlPr>
+            </m:fPr>
+            <m:num>
+              <m:r>
+                <w:rPr>
+                  <w:rFonts w:ascii="Cambria Math" w:hAnsi="Cambria Math" w:cstheme="majorHAnsi"/>
+                </w:rPr>
+                <m:t>0.639</m:t>
+              </m:r>
+              <m:ctrlPr>
+                <w:rPr>
+                  <w:rFonts w:ascii="Cambria Math" w:hAnsi="Cambria Math" w:cstheme="majorHAnsi"/>
+                  <w:i/>
+                </w:rPr>
+              </m:ctrlPr>
+            </m:num>
+            <m:den>
+              <m:rad>
+                <m:radPr>
+                  <m:degHide m:val="1"/>
+                  <m:ctrlPr>
+                    <w:rPr>
+                      <w:rFonts w:ascii="Cambria Math" w:hAnsi="Cambria Math" w:cstheme="majorHAnsi"/>
+                    </w:rPr>
+                  </m:ctrlPr>
+                </m:radPr>
+                <m:deg>
+                  <m:ctrlPr>
+                    <w:rPr>
+                      <w:rFonts w:ascii="Cambria Math" w:hAnsi="Cambria Math" w:cstheme="majorHAnsi"/>
+                      <w:i/>
+                    </w:rPr>
+                  </m:ctrlPr>
+                </m:deg>
+                <m:e>
+                  <m:r>
+                    <w:rPr>
+                      <w:rFonts w:ascii="Cambria Math" w:hAnsi="Cambria Math" w:cstheme="majorHAnsi"/>
+                    </w:rPr>
+                    <m:t>0.91</m:t>
+                  </m:r>
+                </m:e>
+              </m:rad>
+              <m:r>
+                <m:rPr>
+                  <m:sty m:val="p"/>
+                </m:rPr>
+                <w:rPr>
+                  <w:rFonts w:ascii="Cambria Math" w:hAnsi="Cambria Math" w:cstheme="majorHAnsi"/>
+                </w:rPr>
+                <m:t>⋅</m:t>
+              </m:r>
+              <m:rad>
+                <m:radPr>
+                  <m:degHide m:val="1"/>
+                  <m:ctrlPr>
+                    <w:rPr>
+                      <w:rFonts w:ascii="Cambria Math" w:hAnsi="Cambria Math" w:cstheme="majorHAnsi"/>
+                    </w:rPr>
+                  </m:ctrlPr>
+                </m:radPr>
+                <m:deg>
+                  <m:ctrlPr>
+                    <w:rPr>
+                      <w:rFonts w:ascii="Cambria Math" w:hAnsi="Cambria Math" w:cstheme="majorHAnsi"/>
+                      <w:i/>
+                    </w:rPr>
+                  </m:ctrlPr>
+                </m:deg>
+                <m:e>
+                  <m:r>
+                    <w:rPr>
+                      <w:rFonts w:ascii="Cambria Math" w:hAnsi="Cambria Math" w:cstheme="majorHAnsi"/>
+                    </w:rPr>
+                    <m:t>0.91</m:t>
+                  </m:r>
+                </m:e>
+              </m:rad>
+              <m:ctrlPr>
+                <w:rPr>
+                  <w:rFonts w:ascii="Cambria Math" w:hAnsi="Cambria Math" w:cstheme="majorHAnsi"/>
+                  <w:i/>
+                </w:rPr>
+              </m:ctrlPr>
+            </m:den>
+          </m:f>
+          <m:r>
+            <w:rPr>
+              <w:rFonts w:ascii="Cambria Math" w:hAnsi="Cambria Math" w:cstheme="majorHAnsi"/>
+            </w:rPr>
+            <m:t xml:space="preserve"> </m:t>
+          </m:r>
+          <m:r>
+            <m:rPr>
+              <m:sty m:val="p"/>
+            </m:rPr>
+            <w:rPr>
+              <w:rFonts w:ascii="Cambria Math" w:hAnsi="Cambria Math" w:cstheme="majorHAnsi"/>
+            </w:rPr>
+            <m:t>≈</m:t>
+          </m:r>
+          <m:r>
+            <w:rPr>
+              <w:rFonts w:ascii="Cambria Math" w:hAnsi="Cambria Math" w:cstheme="majorHAnsi"/>
+            </w:rPr>
+            <m:t xml:space="preserve"> 0.702</m:t>
+          </m:r>
+        </m:oMath>
+      </m:oMathPara>
+    </w:p>
+    <w:p>
+      <w:pPr>
+        <w:pStyle w:val="a6"/>
+        <w:ind w:left="1068"/>
+        <w:rPr>
+          <w:rFonts w:asciiTheme="majorHAnsi" w:hAnsiTheme="majorHAnsi" w:cstheme="majorHAnsi"/>
+        </w:rPr>
+      </w:pPr>
+    </w:p>
+    <w:p>
+      <w:pPr>
+        <w:pStyle w:val="a6"/>
+        <w:ind w:left="1068"/>
+        <w:rPr>
+          <w:rFonts w:asciiTheme="majorHAnsi" w:hAnsiTheme="majorHAnsi" w:cstheme="majorHAnsi"/>
+        </w:rPr>
+      </w:pPr>
+    </w:p>
+    <w:p>
+      <w:pPr>
+        <w:pStyle w:val="a6"/>
+        <w:ind w:left="1068"/>
         <w:rPr>
           <w:rFonts w:asciiTheme="majorHAnsi" w:hAnsiTheme="majorHAnsi" w:cstheme="majorHAnsi"/>
         </w:rPr>
@@ -5064,14 +5869,12 @@
       <w:r>
         <w:t xml:space="preserve">: </w:t>
       </w:r>
-      <w:proofErr w:type="spellStart"/>
       <w:r>
         <w:rPr>
           <w:lang w:val="en-US"/>
         </w:rPr>
         <w:t>numpy</w:t>
       </w:r>
-      <w:proofErr w:type="spellEnd"/>
       <w:r>
         <w:t xml:space="preserve">, </w:t>
       </w:r>
@@ -5084,26 +5887,19 @@
       <w:r>
         <w:t xml:space="preserve">, </w:t>
       </w:r>
-      <w:proofErr w:type="spellStart"/>
       <w:r>
         <w:rPr>
           <w:lang w:val="en-US"/>
         </w:rPr>
         <w:t>scipy</w:t>
       </w:r>
-      <w:proofErr w:type="spellEnd"/>
     </w:p>
     <w:p>
       <w:r>
         <w:t xml:space="preserve">В файле </w:t>
       </w:r>
-      <w:proofErr w:type="spellStart"/>
-      <w:r>
-        <w:t>requirements</w:t>
-      </w:r>
-      <w:proofErr w:type="spellEnd"/>
-      <w:r>
-        <w:t>.</w:t>
+      <w:r>
+        <w:t>requirements.</w:t>
       </w:r>
       <w:r>
         <w:rPr>
@@ -5119,23 +5915,14 @@
       </w:r>
     </w:p>
     <w:p>
-      <w:proofErr w:type="spellStart"/>
-      <w:r>
-        <w:t>calc_quadratic_correlation</w:t>
-      </w:r>
-      <w:proofErr w:type="spellEnd"/>
-      <w:r>
-        <w:t>(x, y) – функция вычисления квадрантного коэффициента корреляции</w:t>
+      <w:r>
+        <w:t>calc_quadratic_correlation(x, y) – функция вычисления квадрантного коэффициента корреляции</w:t>
       </w:r>
       <w:r>
         <w:t xml:space="preserve"> по формуле (5)</w:t>
       </w:r>
       <w:r>
-        <w:t xml:space="preserve">. Вход: x, y – массивы значений переменных двумерной выборки. Выход: вычисленное </w:t>
-      </w:r>
-      <w:r>
-        <w:lastRenderedPageBreak/>
-        <w:t>значение квадрантного коэффициента корреляции.</w:t>
+        <w:t>. Вход: x, y – массивы значений переменных двумерной выборки. Выход: вычисленное значение квадрантного коэффициента корреляции.</w:t>
       </w:r>
     </w:p>
     <w:p/>
@@ -5145,117 +5932,19 @@
           <w:noProof/>
         </w:rPr>
       </w:pPr>
-      <w:proofErr w:type="spellStart"/>
       <w:r>
         <w:rPr>
           <w:rStyle w:val="HTML"/>
           <w:rFonts w:eastAsia="Calibri Light"/>
         </w:rPr>
-        <w:t>plot_subplots_ellipses</w:t>
-      </w:r>
-      <w:proofErr w:type="spellEnd"/>
+        <w:t>P</w:t>
+      </w:r>
       <w:r>
         <w:rPr>
           <w:rStyle w:val="HTML"/>
           <w:rFonts w:eastAsia="Calibri Light"/>
         </w:rPr>
-        <w:t>(</w:t>
-      </w:r>
-      <w:proofErr w:type="spellStart"/>
-      <w:r>
-        <w:rPr>
-          <w:rStyle w:val="HTML"/>
-          <w:rFonts w:eastAsia="Calibri Light"/>
-        </w:rPr>
-        <w:t>size</w:t>
-      </w:r>
-      <w:proofErr w:type="spellEnd"/>
-      <w:r>
-        <w:rPr>
-          <w:rStyle w:val="HTML"/>
-          <w:rFonts w:eastAsia="Calibri Light"/>
-        </w:rPr>
-        <w:t xml:space="preserve">, </w:t>
-      </w:r>
-      <w:proofErr w:type="spellStart"/>
-      <w:r>
-        <w:rPr>
-          <w:rStyle w:val="HTML"/>
-          <w:rFonts w:eastAsia="Calibri Light"/>
-        </w:rPr>
-        <w:t>min_vals</w:t>
-      </w:r>
-      <w:proofErr w:type="spellEnd"/>
-      <w:r>
-        <w:rPr>
-          <w:rStyle w:val="HTML"/>
-          <w:rFonts w:eastAsia="Calibri Light"/>
-        </w:rPr>
-        <w:t xml:space="preserve">, </w:t>
-      </w:r>
-      <w:proofErr w:type="spellStart"/>
-      <w:r>
-        <w:rPr>
-          <w:rStyle w:val="HTML"/>
-          <w:rFonts w:eastAsia="Calibri Light"/>
-        </w:rPr>
-        <w:t>max_vals</w:t>
-      </w:r>
-      <w:proofErr w:type="spellEnd"/>
-      <w:r>
-        <w:rPr>
-          <w:rStyle w:val="HTML"/>
-          <w:rFonts w:eastAsia="Calibri Light"/>
-        </w:rPr>
-        <w:t xml:space="preserve">, </w:t>
-      </w:r>
-      <w:proofErr w:type="spellStart"/>
-      <w:r>
-        <w:rPr>
-          <w:rStyle w:val="HTML"/>
-          <w:rFonts w:eastAsia="Calibri Light"/>
-        </w:rPr>
-        <w:t>rho_keys</w:t>
-      </w:r>
-      <w:proofErr w:type="spellEnd"/>
-      <w:r>
-        <w:rPr>
-          <w:rStyle w:val="HTML"/>
-          <w:rFonts w:eastAsia="Calibri Light"/>
-        </w:rPr>
-        <w:t xml:space="preserve">, </w:t>
-      </w:r>
-      <w:proofErr w:type="spellStart"/>
-      <w:r>
-        <w:rPr>
-          <w:rStyle w:val="HTML"/>
-          <w:rFonts w:eastAsia="Calibri Light"/>
-        </w:rPr>
-        <w:t>title_prefix</w:t>
-      </w:r>
-      <w:proofErr w:type="spellEnd"/>
-      <w:r>
-        <w:rPr>
-          <w:rStyle w:val="HTML"/>
-          <w:rFonts w:eastAsia="Calibri Light"/>
-        </w:rPr>
-        <w:t xml:space="preserve">, </w:t>
-      </w:r>
-      <w:proofErr w:type="spellStart"/>
-      <w:r>
-        <w:rPr>
-          <w:rStyle w:val="HTML"/>
-          <w:rFonts w:eastAsia="Calibri Light"/>
-        </w:rPr>
-        <w:t>n_std</w:t>
-      </w:r>
-      <w:proofErr w:type="spellEnd"/>
-      <w:r>
-        <w:rPr>
-          <w:rStyle w:val="HTML"/>
-          <w:rFonts w:eastAsia="Calibri Light"/>
-        </w:rPr>
-        <w:t>)</w:t>
+        <w:t>lot_subplots_ellipses(size, min_vals, max_vals, rho_keys, title_prefix, n_std)</w:t>
       </w:r>
       <w:r>
         <w:t xml:space="preserve"> – функция построения эллипсов </w:t>
@@ -5270,66 +5959,10 @@
         <w:t xml:space="preserve"> </w:t>
       </w:r>
       <w:r>
-        <w:t xml:space="preserve">в рамках одного общего рисунка с помощью </w:t>
-      </w:r>
-      <w:proofErr w:type="spellStart"/>
-      <w:r>
-        <w:t>matplotlib</w:t>
-      </w:r>
-      <w:proofErr w:type="spellEnd"/>
-      <w:r>
-        <w:t xml:space="preserve">. Вход: </w:t>
-      </w:r>
-      <w:proofErr w:type="spellStart"/>
-      <w:r>
-        <w:t>size</w:t>
-      </w:r>
-      <w:proofErr w:type="spellEnd"/>
-      <w:r>
-        <w:t xml:space="preserve"> – объем выборки, </w:t>
-      </w:r>
-      <w:proofErr w:type="spellStart"/>
-      <w:r>
-        <w:t>min_vals</w:t>
-      </w:r>
-      <w:proofErr w:type="spellEnd"/>
-      <w:r>
-        <w:t xml:space="preserve"> и </w:t>
-      </w:r>
-      <w:proofErr w:type="spellStart"/>
-      <w:r>
-        <w:t>max_vals</w:t>
-      </w:r>
-      <w:proofErr w:type="spellEnd"/>
-      <w:r>
-        <w:t xml:space="preserve"> – словари с границами сгенерированных данных, </w:t>
-      </w:r>
-      <w:proofErr w:type="spellStart"/>
-      <w:r>
-        <w:t>rho_keys</w:t>
-      </w:r>
-      <w:proofErr w:type="spellEnd"/>
-      <w:r>
-        <w:t xml:space="preserve"> – список значений коэффициентов корреляции для отображения, </w:t>
-      </w:r>
-      <w:proofErr w:type="spellStart"/>
-      <w:r>
-        <w:t>title_prefix</w:t>
-      </w:r>
-      <w:proofErr w:type="spellEnd"/>
-      <w:r>
-        <w:t xml:space="preserve"> – общий заголовок рисунка</w:t>
-      </w:r>
-      <w:r>
-        <w:t xml:space="preserve">, </w:t>
-      </w:r>
-      <w:proofErr w:type="spellStart"/>
-      <w:r>
-        <w:t>n_std</w:t>
-      </w:r>
-      <w:proofErr w:type="spellEnd"/>
-      <w:r>
-        <w:t xml:space="preserve"> – количество стандартных отклонений, определяющее размер эллипса (по умолчанию </w:t>
+        <w:t>в рамках одного общего рисунка с помощью matplotlib. Вход: size – объем выборки, min_vals и max_vals – словари с границами сгенерированных данных, rho_keys – список значений коэффициентов корреляции для отображения, title_prefix – общий заголовок рисунка</w:t>
+      </w:r>
+      <w:r>
+        <w:t xml:space="preserve">, n_std – количество стандартных отклонений, определяющее размер эллипса (по умолчанию </w:t>
       </w:r>
       <w:r>
         <w:rPr>
@@ -5437,7 +6070,6 @@
       <w:r>
         <w:t xml:space="preserve"> </w:t>
       </w:r>
-      <w:proofErr w:type="spellStart"/>
       <w:r>
         <w:rPr>
           <w:rStyle w:val="HTML"/>
@@ -5445,7 +6077,6 @@
         </w:rPr>
         <w:t>plot_subplots_ellipses</w:t>
       </w:r>
-      <w:proofErr w:type="spellEnd"/>
       <w:r>
         <w:rPr>
           <w:rStyle w:val="HTML"/>
@@ -7098,20 +7729,34 @@
     <w:p>
       <w:pPr>
         <w:jc w:val="center"/>
-      </w:pPr>
-      <w:r>
-        <w:t xml:space="preserve">Коэффициент </w:t>
-      </w:r>
-      <w:proofErr w:type="spellStart"/>
-      <w:r>
-        <w:t>Спирмена</w:t>
-      </w:r>
-      <w:proofErr w:type="spellEnd"/>
+        <w:rPr>
+          <w:lang w:val="en-US"/>
+        </w:rPr>
+      </w:pPr>
+    </w:p>
+    <w:p>
+      <w:pPr>
+        <w:jc w:val="center"/>
+      </w:pPr>
+    </w:p>
+    <w:p>
+      <w:pPr>
+        <w:jc w:val="center"/>
+      </w:pPr>
+    </w:p>
+    <w:p>
+      <w:pPr>
+        <w:jc w:val="center"/>
+      </w:pPr>
+      <w:r>
+        <w:lastRenderedPageBreak/>
+        <w:t>Коэффициент Спирмена</w:t>
+      </w:r>
     </w:p>
     <w:tbl>
       <w:tblPr>
+        <w:tblpPr w:leftFromText="180" w:rightFromText="180" w:horzAnchor="page" w:tblpX="3265" w:tblpY="480"/>
         <w:tblW w:w="6310" w:type="dxa"/>
-        <w:tblInd w:w="1639" w:type="dxa"/>
         <w:tblCellMar>
           <w:left w:w="0" w:type="dxa"/>
           <w:right w:w="0" w:type="dxa"/>
@@ -8692,6 +9337,31 @@
       <w:pPr>
         <w:jc w:val="center"/>
       </w:pPr>
+    </w:p>
+    <w:p>
+      <w:pPr>
+        <w:jc w:val="center"/>
+      </w:pPr>
+    </w:p>
+    <w:p>
+      <w:pPr>
+        <w:jc w:val="center"/>
+      </w:pPr>
+    </w:p>
+    <w:p>
+      <w:pPr>
+        <w:jc w:val="center"/>
+      </w:pPr>
+    </w:p>
+    <w:p>
+      <w:pPr>
+        <w:jc w:val="center"/>
+      </w:pPr>
+    </w:p>
+    <w:p>
+      <w:pPr>
+        <w:jc w:val="center"/>
+      </w:pPr>
       <w:r>
         <w:t>Квадратный коэффициент</w:t>
       </w:r>
@@ -9998,7 +10668,6 @@
                 <w:szCs w:val="20"/>
                 <w:lang w:eastAsia="ru-RU"/>
               </w:rPr>
-              <w:lastRenderedPageBreak/>
               <w:t>100</w:t>
             </w:r>
           </w:p>
@@ -11146,13 +11815,8 @@
         <w:jc w:val="center"/>
       </w:pPr>
       <w:r>
-        <w:t xml:space="preserve">Коэффициент </w:t>
-      </w:r>
-      <w:proofErr w:type="spellStart"/>
-      <w:r>
-        <w:t>Спирмена</w:t>
-      </w:r>
-      <w:proofErr w:type="spellEnd"/>
+        <w:t>Коэффициент Спирмена</w:t>
+      </w:r>
     </w:p>
     <w:tbl>
       <w:tblPr>
@@ -12670,7 +13334,13 @@
         <w:t xml:space="preserve">.2 </w:t>
       </w:r>
       <w:r>
-        <w:t xml:space="preserve">пункта по сравнению с чистой выборкой. </w:t>
+        <w:t>пункта по сравнению с чистой выборко</w:t>
+      </w:r>
+      <w:r>
+        <w:t>й</w:t>
+      </w:r>
+      <w:r>
+        <w:t xml:space="preserve">. </w:t>
       </w:r>
     </w:p>
     <w:p>
@@ -13039,7 +13709,28 @@
           <w:rFonts w:asciiTheme="majorHAnsi" w:eastAsia="Times New Roman" w:hAnsiTheme="majorHAnsi" w:cstheme="majorHAnsi"/>
           <w:lang w:eastAsia="ru-RU"/>
         </w:rPr>
-        <w:t>Для двумерного нормального распределения наиболее точным является коэффициент Пирсона. Квадрантный коэффициент показывает наихудшее численное приближение к исходному параметру.</w:t>
+        <w:t>Для двумерного нормального распределения наиболее точным является коэффициент Пирсона</w:t>
+      </w:r>
+      <w:r>
+        <w:rPr>
+          <w:rFonts w:asciiTheme="majorHAnsi" w:eastAsia="Times New Roman" w:hAnsiTheme="majorHAnsi" w:cstheme="majorHAnsi"/>
+          <w:lang w:eastAsia="ru-RU"/>
+        </w:rPr>
+        <w:t xml:space="preserve"> </w:t>
+      </w:r>
+      <w:r>
+        <w:rPr>
+          <w:rFonts w:asciiTheme="majorHAnsi" w:eastAsia="Times New Roman" w:hAnsiTheme="majorHAnsi" w:cstheme="majorHAnsi"/>
+          <w:lang w:eastAsia="ru-RU"/>
+        </w:rPr>
+        <w:t>с дисперсией</w:t>
+      </w:r>
+      <w:r>
+        <w:rPr>
+          <w:rFonts w:asciiTheme="majorHAnsi" w:eastAsia="Times New Roman" w:hAnsiTheme="majorHAnsi" w:cstheme="majorHAnsi"/>
+          <w:lang w:eastAsia="ru-RU"/>
+        </w:rPr>
+        <w:t>. Квадрантный коэффициент показывает наихудшее численное приближение к исходному параметру.</w:t>
       </w:r>
       <w:r>
         <w:rPr>
@@ -13111,14 +13802,70 @@
           <w:rFonts w:asciiTheme="majorHAnsi" w:eastAsia="Times New Roman" w:hAnsiTheme="majorHAnsi" w:cstheme="majorHAnsi"/>
           <w:lang w:eastAsia="ru-RU"/>
         </w:rPr>
-        <w:t xml:space="preserve">падение значений (в среднем на 0.2 пункта). </w:t>
+        <w:t>падение значений (в среднем на 0.2 пункта)</w:t>
       </w:r>
       <w:r>
         <w:rPr>
           <w:rFonts w:asciiTheme="majorHAnsi" w:eastAsia="Times New Roman" w:hAnsiTheme="majorHAnsi" w:cstheme="majorHAnsi"/>
           <w:lang w:eastAsia="ru-RU"/>
         </w:rPr>
-        <w:t>Никакая из оценок не оказалось робастной.</w:t>
+        <w:t xml:space="preserve">, </w:t>
+      </w:r>
+      <w:r>
+        <w:rPr>
+          <w:rFonts w:asciiTheme="majorHAnsi" w:eastAsia="Times New Roman" w:hAnsiTheme="majorHAnsi" w:cstheme="majorHAnsi"/>
+          <w:lang w:eastAsia="ru-RU"/>
+        </w:rPr>
+        <w:t>что соответствует теоретическому значению</w:t>
+      </w:r>
+      <w:r>
+        <w:rPr>
+          <w:rFonts w:asciiTheme="majorHAnsi" w:eastAsia="Times New Roman" w:hAnsiTheme="majorHAnsi" w:cstheme="majorHAnsi"/>
+          <w:lang w:eastAsia="ru-RU"/>
+        </w:rPr>
+        <w:t>.</w:t>
+      </w:r>
+      <w:r>
+        <w:rPr>
+          <w:rFonts w:asciiTheme="majorHAnsi" w:eastAsia="Times New Roman" w:hAnsiTheme="majorHAnsi" w:cstheme="majorHAnsi"/>
+          <w:lang w:eastAsia="ru-RU"/>
+        </w:rPr>
+        <w:t xml:space="preserve"> При этом лучше всего себя показал коэффициент Пирсона</w:t>
+      </w:r>
+      <w:r>
+        <w:rPr>
+          <w:rFonts w:asciiTheme="majorHAnsi" w:eastAsia="Times New Roman" w:hAnsiTheme="majorHAnsi" w:cstheme="majorHAnsi"/>
+          <w:lang w:eastAsia="ru-RU"/>
+        </w:rPr>
+        <w:t xml:space="preserve">, </w:t>
+      </w:r>
+      <w:r>
+        <w:rPr>
+          <w:rFonts w:asciiTheme="majorHAnsi" w:eastAsia="Times New Roman" w:hAnsiTheme="majorHAnsi" w:cstheme="majorHAnsi"/>
+          <w:lang w:eastAsia="ru-RU"/>
+        </w:rPr>
+        <w:t>имея наименьшую дисперсию на всех выборках</w:t>
+      </w:r>
+      <w:r>
+        <w:rPr>
+          <w:rFonts w:asciiTheme="majorHAnsi" w:eastAsia="Times New Roman" w:hAnsiTheme="majorHAnsi" w:cstheme="majorHAnsi"/>
+          <w:lang w:eastAsia="ru-RU"/>
+        </w:rPr>
+        <w:t xml:space="preserve"> </w:t>
+      </w:r>
+      <w:r>
+        <w:rPr>
+          <w:rFonts w:asciiTheme="majorHAnsi" w:eastAsia="Times New Roman" w:hAnsiTheme="majorHAnsi" w:cstheme="majorHAnsi"/>
+          <w:lang w:eastAsia="ru-RU"/>
+        </w:rPr>
+        <w:t>–</w:t>
+      </w:r>
+      <w:r>
+        <w:rPr>
+          <w:rFonts w:asciiTheme="majorHAnsi" w:eastAsia="Times New Roman" w:hAnsiTheme="majorHAnsi" w:cstheme="majorHAnsi"/>
+          <w:lang w:eastAsia="ru-RU"/>
+        </w:rPr>
+        <w:t xml:space="preserve"> 0.016, 0.005, 0.03.</w:t>
       </w:r>
     </w:p>
     <w:p>
@@ -13274,23 +14021,7 @@
           <w:rFonts w:asciiTheme="majorHAnsi" w:eastAsia="Times New Roman" w:hAnsiTheme="majorHAnsi" w:cstheme="majorHAnsi"/>
           <w:lang w:eastAsia="ru-RU"/>
         </w:rPr>
-        <w:t>0.5) способны изменить наклон эллипса. В случае смешанного распределения наличие выбросов приводит к потере «</w:t>
-      </w:r>
-      <w:proofErr w:type="spellStart"/>
-      <w:r>
-        <w:rPr>
-          <w:rFonts w:asciiTheme="majorHAnsi" w:eastAsia="Times New Roman" w:hAnsiTheme="majorHAnsi" w:cstheme="majorHAnsi"/>
-          <w:lang w:eastAsia="ru-RU"/>
-        </w:rPr>
-        <w:t>сплюснутости</w:t>
-      </w:r>
-      <w:proofErr w:type="spellEnd"/>
-      <w:r>
-        <w:rPr>
-          <w:rFonts w:asciiTheme="majorHAnsi" w:eastAsia="Times New Roman" w:hAnsiTheme="majorHAnsi" w:cstheme="majorHAnsi"/>
-          <w:lang w:eastAsia="ru-RU"/>
-        </w:rPr>
-        <w:t>» эллипса и искажению его ориентации относительно прямой y = x, что</w:t>
+        <w:t>0.5) способны изменить наклон эллипса. В случае смешанного распределения наличие выбросов приводит к потере «сплюснутости» эллипса и искажению его ориентации относительно прямой y = x, что</w:t>
       </w:r>
       <w:r>
         <w:rPr>
@@ -13319,15 +14050,7 @@
     </w:p>
     <w:p>
       <w:r>
-        <w:t xml:space="preserve">Ширяев А. Н. Вероятность. Кн. 1. Элементарная теория вероятностей. Математические основания. Предельные теоремы / А. Н. Ширяев. — 4-е изд., </w:t>
-      </w:r>
-      <w:proofErr w:type="spellStart"/>
-      <w:r>
-        <w:t>перераб</w:t>
-      </w:r>
-      <w:proofErr w:type="spellEnd"/>
-      <w:r>
-        <w:t>. и доп. — Москва : МЦНМО, 2007</w:t>
+        <w:t>Ширяев А. Н. Вероятность. Кн. 1. Элементарная теория вероятностей. Математические основания. Предельные теоремы / А. Н. Ширяев. — 4-е изд., перераб. и доп. — Москва : МЦНМО, 2007</w:t>
       </w:r>
       <w:r>
         <w:t>.</w:t>
@@ -13393,15 +14116,7 @@
     </w:p>
     <w:p>
       <w:r>
-        <w:t xml:space="preserve">Бабахина С. А., Баженов А. Н. Практикум по математической статистике : учебное пособие. – Санкт-Петербург : </w:t>
-      </w:r>
-      <w:proofErr w:type="spellStart"/>
-      <w:r>
-        <w:t>СПбПУ</w:t>
-      </w:r>
-      <w:proofErr w:type="spellEnd"/>
-      <w:r>
-        <w:t>, 2026.</w:t>
+        <w:t>Бабахина С. А., Баженов А. Н. Практикум по математической статистике : учебное пособие. – Санкт-Петербург : СПбПУ, 2026.</w:t>
       </w:r>
     </w:p>
     <w:p>
@@ -13436,14 +14151,12 @@
       <w:r>
         <w:t>://</w:t>
       </w:r>
-      <w:proofErr w:type="spellStart"/>
       <w:r>
         <w:rPr>
           <w:lang w:val="en-US"/>
         </w:rPr>
         <w:t>github</w:t>
       </w:r>
-      <w:proofErr w:type="spellEnd"/>
       <w:r>
         <w:t>.</w:t>
       </w:r>
@@ -13465,14 +14178,12 @@
       <w:r>
         <w:t>/</w:t>
       </w:r>
-      <w:proofErr w:type="spellStart"/>
       <w:r>
         <w:rPr>
           <w:lang w:val="en-US"/>
         </w:rPr>
         <w:t>MathStatLabs</w:t>
       </w:r>
-      <w:proofErr w:type="spellEnd"/>
       <w:r>
         <w:t>_2026/</w:t>
       </w:r>

--- a/ОтчётИсходник.docx
+++ b/ОтчётИсходник.docx
@@ -404,7 +404,7 @@
           <w:rFonts w:asciiTheme="minorHAnsi" w:hAnsiTheme="minorHAnsi" w:cstheme="minorHAnsi"/>
           <w:sz w:val="32"/>
         </w:rPr>
-        <w:t>6</w:t>
+        <w:t>7</w:t>
       </w:r>
     </w:p>
     <w:p>
@@ -441,15 +441,44 @@
           <w:sz w:val="32"/>
           <w:szCs w:val="32"/>
         </w:rPr>
-        <w:t>Л</w:t>
-      </w:r>
-      <w:r>
+        <w:t>Проверка гипотез о законе</w:t>
+      </w:r>
+    </w:p>
+    <w:p>
+      <w:pPr>
+        <w:spacing w:line="259" w:lineRule="auto"/>
+        <w:ind w:left="690" w:right="695"/>
+        <w:jc w:val="center"/>
         <w:rPr>
           <w:rFonts w:asciiTheme="minorHAnsi" w:hAnsiTheme="minorHAnsi" w:cstheme="minorHAnsi"/>
           <w:sz w:val="32"/>
           <w:szCs w:val="32"/>
         </w:rPr>
-        <w:t>инейная регрессия. Метод наименьших квадратов и наименьших модулей</w:t>
+      </w:pPr>
+      <w:r>
+        <w:rPr>
+          <w:rFonts w:asciiTheme="minorHAnsi" w:hAnsiTheme="minorHAnsi" w:cstheme="minorHAnsi"/>
+          <w:sz w:val="32"/>
+          <w:szCs w:val="32"/>
+        </w:rPr>
+        <w:t xml:space="preserve">распределения. Критерий </w:t>
+      </w:r>
+      <w:r>
+        <w:rPr>
+          <w:rFonts w:ascii="Cambria Math" w:hAnsi="Cambria Math" w:cs="Cambria Math"/>
+          <w:sz w:val="32"/>
+          <w:szCs w:val="32"/>
+        </w:rPr>
+        <w:t>𝜒</w:t>
+      </w:r>
+      <w:r>
+        <w:rPr>
+          <w:rFonts w:ascii="Cambria Math" w:hAnsi="Cambria Math" w:cs="Cambria Math"/>
+          <w:sz w:val="32"/>
+          <w:szCs w:val="32"/>
+          <w:vertAlign w:val="superscript"/>
+        </w:rPr>
+        <w:t>2</w:t>
       </w:r>
       <w:r>
         <w:rPr>
@@ -2354,21 +2383,54 @@
     <w:p>
       <w:pPr>
         <w:ind w:firstLine="708"/>
-      </w:pPr>
-      <w:r>
-        <w:t>Сравнить</w:t>
-      </w:r>
-      <w:r>
-        <w:t xml:space="preserve"> </w:t>
-      </w:r>
-      <w:r>
-        <w:t>метод наименьших квадратов (МНК) и метод</w:t>
-      </w:r>
-      <w:r>
-        <w:t xml:space="preserve"> </w:t>
-      </w:r>
-      <w:r>
-        <w:t>наименьших модулей (МНМ)</w:t>
+        <w:rPr>
+          <w:lang w:val="en-US"/>
+        </w:rPr>
+      </w:pPr>
+      <w:r>
+        <w:t xml:space="preserve">Исследование критерия </w:t>
+      </w:r>
+      <m:oMath>
+        <m:sSup>
+          <m:sSupPr>
+            <m:ctrlPr>
+              <w:rPr>
+                <w:rFonts w:ascii="Cambria Math" w:hAnsi="Cambria Math"/>
+                <w:i/>
+              </w:rPr>
+            </m:ctrlPr>
+          </m:sSupPr>
+          <m:e>
+            <m:r>
+              <m:rPr>
+                <m:sty m:val="p"/>
+              </m:rPr>
+              <w:rPr>
+                <w:rFonts w:ascii="Cambria Math" w:hAnsi="Cambria Math"/>
+              </w:rPr>
+              <m:t>χ</m:t>
+            </m:r>
+            <m:ctrlPr>
+              <w:rPr>
+                <w:rFonts w:ascii="Cambria Math" w:hAnsi="Cambria Math"/>
+              </w:rPr>
+            </m:ctrlPr>
+          </m:e>
+          <m:sup>
+            <m:r>
+              <w:rPr>
+                <w:rFonts w:ascii="Cambria Math" w:hAnsi="Cambria Math"/>
+              </w:rPr>
+              <m:t>2</m:t>
+            </m:r>
+          </m:sup>
+        </m:sSup>
+      </m:oMath>
+      <w:r>
+        <w:rPr>
+          <w:lang w:val="en-US"/>
+        </w:rPr>
+        <w:t>.</w:t>
       </w:r>
     </w:p>
     <w:p>
@@ -2400,7 +2462,43 @@
         <w:rPr>
           <w:lang w:eastAsia="ru-RU"/>
         </w:rPr>
-        <w:t>Сгенерировать базовую выборку с линейной зависимостью и добавлением нормально распределенного шума.</w:t>
+        <w:t xml:space="preserve">Сгенерировать </w:t>
+      </w:r>
+      <w:r>
+        <w:rPr>
+          <w:lang w:eastAsia="ru-RU"/>
+        </w:rPr>
+        <w:t>выборки из распределений нормального</w:t>
+      </w:r>
+      <w:r>
+        <w:rPr>
+          <w:lang w:eastAsia="ru-RU"/>
+        </w:rPr>
+        <w:t xml:space="preserve">, </w:t>
+      </w:r>
+      <w:r>
+        <w:rPr>
+          <w:lang w:eastAsia="ru-RU"/>
+        </w:rPr>
+        <w:t>Лапласа</w:t>
+      </w:r>
+      <w:r>
+        <w:rPr>
+          <w:lang w:eastAsia="ru-RU"/>
+        </w:rPr>
+        <w:t xml:space="preserve"> </w:t>
+      </w:r>
+      <w:r>
+        <w:rPr>
+          <w:lang w:eastAsia="ru-RU"/>
+        </w:rPr>
+        <w:t>и равномерного</w:t>
+      </w:r>
+      <w:r>
+        <w:rPr>
+          <w:lang w:eastAsia="ru-RU"/>
+        </w:rPr>
+        <w:t>.</w:t>
       </w:r>
     </w:p>
     <w:p>
@@ -2418,37 +2516,7 @@
         <w:rPr>
           <w:lang w:eastAsia="ru-RU"/>
         </w:rPr>
-        <w:t>Создать выборку с и</w:t>
-      </w:r>
-      <w:r>
-        <w:rPr>
-          <w:lang w:eastAsia="ru-RU"/>
-        </w:rPr>
-        <w:t>скусственно внес</w:t>
-      </w:r>
-      <w:r>
-        <w:rPr>
-          <w:lang w:eastAsia="ru-RU"/>
-        </w:rPr>
-        <w:t>ёнными</w:t>
-      </w:r>
-      <w:r>
-        <w:rPr>
-          <w:lang w:eastAsia="ru-RU"/>
-        </w:rPr>
-        <w:t xml:space="preserve"> выброс</w:t>
-      </w:r>
-      <w:r>
-        <w:rPr>
-          <w:lang w:eastAsia="ru-RU"/>
-        </w:rPr>
-        <w:t>ами</w:t>
-      </w:r>
-      <w:r>
-        <w:rPr>
-          <w:lang w:eastAsia="ru-RU"/>
-        </w:rPr>
-        <w:t>.</w:t>
+        <w:t>С помощью метода максимального правдоподобия для нормального распределения рассчитать параметры получившихся выборок.</w:t>
       </w:r>
     </w:p>
     <w:p>
@@ -2466,55 +2534,58 @@
         <w:rPr>
           <w:lang w:eastAsia="ru-RU"/>
         </w:rPr>
-        <w:t>Рассчитать регрессионные коэффициенты для данных выборок с помощью МНК и МНМ</w:t>
-      </w:r>
-    </w:p>
-    <w:p>
-      <w:pPr>
-        <w:pStyle w:val="a6"/>
-        <w:numPr>
-          <w:ilvl w:val="0"/>
-          <w:numId w:val="23"/>
-        </w:numPr>
+        <w:t>Проверить гипотезу о нормальности</w:t>
+      </w:r>
+      <m:oMath>
+        <m:r>
+          <w:rPr>
+            <w:rFonts w:ascii="Cambria Math" w:hAnsi="Cambria Math"/>
+            <w:lang w:eastAsia="ru-RU"/>
+          </w:rPr>
+          <m:t xml:space="preserve"> </m:t>
+        </m:r>
+      </m:oMath>
+      <w:r>
         <w:rPr>
           <w:lang w:eastAsia="ru-RU"/>
         </w:rPr>
-      </w:pPr>
-      <w:r>
-        <w:rPr>
-          <w:lang w:eastAsia="ru-RU"/>
-        </w:rPr>
-        <w:t xml:space="preserve">Вычислить абсолютные и относительные погрешности оценок параметров для обоих методов </w:t>
-      </w:r>
-      <w:r>
-        <w:rPr>
-          <w:lang w:eastAsia="ru-RU"/>
-        </w:rPr>
-        <w:t>и выборок</w:t>
-      </w:r>
-      <w:r>
-        <w:rPr>
-          <w:lang w:eastAsia="ru-RU"/>
-        </w:rPr>
+        <w:t xml:space="preserve">для каждой выборки с помощью критерия </w:t>
+      </w:r>
+      <m:oMath>
+        <m:sSup>
+          <m:sSupPr>
+            <m:ctrlPr>
+              <w:rPr>
+                <w:rFonts w:ascii="Cambria Math" w:hAnsi="Cambria Math"/>
+                <w:i/>
+              </w:rPr>
+            </m:ctrlPr>
+          </m:sSupPr>
+          <m:e>
+            <m:r>
+              <w:rPr>
+                <w:rFonts w:ascii="Cambria Math" w:hAnsi="Cambria Math"/>
+              </w:rPr>
+              <m:t>χ</m:t>
+            </m:r>
+            <m:ctrlPr>
+              <w:rPr>
+                <w:rFonts w:ascii="Cambria Math" w:hAnsi="Cambria Math"/>
+              </w:rPr>
+            </m:ctrlPr>
+          </m:e>
+          <m:sup>
+            <m:r>
+              <w:rPr>
+                <w:rFonts w:ascii="Cambria Math" w:hAnsi="Cambria Math"/>
+              </w:rPr>
+              <m:t>2</m:t>
+            </m:r>
+          </m:sup>
+        </m:sSup>
+      </m:oMath>
+      <w:r>
         <w:t>.</w:t>
-      </w:r>
-    </w:p>
-    <w:p>
-      <w:pPr>
-        <w:pStyle w:val="a6"/>
-        <w:numPr>
-          <w:ilvl w:val="0"/>
-          <w:numId w:val="23"/>
-        </w:numPr>
-        <w:rPr>
-          <w:lang w:eastAsia="ru-RU"/>
-        </w:rPr>
-      </w:pPr>
-      <w:r>
-        <w:rPr>
-          <w:lang w:eastAsia="ru-RU"/>
-        </w:rPr>
-        <w:t>Построить графики.</w:t>
       </w:r>
     </w:p>
     <w:p>
@@ -4324,7 +4395,6 @@
           <w:sz w:val="22"/>
           <w:szCs w:val="22"/>
         </w:rPr>
-        <w:lastRenderedPageBreak/>
         <w:t>calculate_</w:t>
       </w:r>
       <w:proofErr w:type="gramStart"/>
@@ -4529,7 +4599,14 @@
         <w:rPr>
           <w:rFonts w:asciiTheme="majorHAnsi" w:hAnsiTheme="majorHAnsi" w:cstheme="majorHAnsi"/>
         </w:rPr>
-        <w:t xml:space="preserve"> – вычисленные коэффициенты, </w:t>
+        <w:t xml:space="preserve"> – вычисленные </w:t>
+      </w:r>
+      <w:r>
+        <w:rPr>
+          <w:rFonts w:asciiTheme="majorHAnsi" w:hAnsiTheme="majorHAnsi" w:cstheme="majorHAnsi"/>
+        </w:rPr>
+        <w:lastRenderedPageBreak/>
+        <w:t xml:space="preserve">коэффициенты, </w:t>
       </w:r>
       <w:proofErr w:type="spellStart"/>
       <w:r>

--- a/ОтчётИсходник.docx
+++ b/ОтчётИсходник.docx
@@ -2383,9 +2383,6 @@
     <w:p>
       <w:pPr>
         <w:ind w:firstLine="708"/>
-        <w:rPr>
-          <w:lang w:val="en-US"/>
-        </w:rPr>
       </w:pPr>
       <w:r>
         <w:t xml:space="preserve">Исследование критерия </w:t>
@@ -2427,9 +2424,6 @@
         </m:sSup>
       </m:oMath>
       <w:r>
-        <w:rPr>
-          <w:lang w:val="en-US"/>
-        </w:rPr>
         <w:t>.</w:t>
       </w:r>
     </w:p>
@@ -2614,310 +2608,26 @@
         <w:pStyle w:val="a6"/>
         <w:numPr>
           <w:ilvl w:val="0"/>
-          <w:numId w:val="25"/>
+          <w:numId w:val="3"/>
         </w:numPr>
-      </w:pPr>
-      <w:r>
-        <w:t>Регрессионная зависимость</w:t>
-      </w:r>
-      <w:r>
-        <w:t>:</w:t>
-      </w:r>
-      <w:r>
-        <w:br/>
-      </w:r>
-      <m:oMathPara>
-        <m:oMath>
-          <m:sSub>
-            <m:sSubPr>
-              <m:ctrlPr>
-                <w:rPr>
-                  <w:rFonts w:ascii="Cambria Math" w:hAnsi="Cambria Math"/>
-                  <w:i/>
-                </w:rPr>
-              </m:ctrlPr>
-            </m:sSubPr>
-            <m:e>
-              <m:r>
-                <w:rPr>
-                  <w:rFonts w:ascii="Cambria Math" w:hAnsi="Cambria Math"/>
-                </w:rPr>
-                <m:t>y</m:t>
-              </m:r>
-            </m:e>
-            <m:sub>
-              <m:r>
-                <w:rPr>
-                  <w:rFonts w:ascii="Cambria Math" w:hAnsi="Cambria Math"/>
-                </w:rPr>
-                <m:t>i</m:t>
-              </m:r>
-            </m:sub>
-          </m:sSub>
-          <m:r>
-            <w:rPr>
-              <w:rFonts w:ascii="Cambria Math" w:hAnsi="Cambria Math"/>
-            </w:rPr>
-            <m:t>=a+b</m:t>
-          </m:r>
-          <m:sSub>
-            <m:sSubPr>
-              <m:ctrlPr>
-                <w:rPr>
-                  <w:rFonts w:ascii="Cambria Math" w:hAnsi="Cambria Math"/>
-                  <w:i/>
-                </w:rPr>
-              </m:ctrlPr>
-            </m:sSubPr>
-            <m:e>
-              <m:r>
-                <w:rPr>
-                  <w:rFonts w:ascii="Cambria Math" w:hAnsi="Cambria Math"/>
-                </w:rPr>
-                <m:t>x</m:t>
-              </m:r>
-            </m:e>
-            <m:sub>
-              <m:r>
-                <w:rPr>
-                  <w:rFonts w:ascii="Cambria Math" w:hAnsi="Cambria Math"/>
-                </w:rPr>
-                <m:t>i</m:t>
-              </m:r>
-            </m:sub>
-          </m:sSub>
-          <m:r>
-            <w:rPr>
-              <w:rFonts w:ascii="Cambria Math" w:hAnsi="Cambria Math"/>
-            </w:rPr>
-            <m:t>+</m:t>
-          </m:r>
-          <m:sSub>
-            <m:sSubPr>
-              <m:ctrlPr>
-                <w:rPr>
-                  <w:rFonts w:ascii="Cambria Math" w:hAnsi="Cambria Math"/>
-                  <w:i/>
-                </w:rPr>
-              </m:ctrlPr>
-            </m:sSubPr>
-            <m:e>
-              <m:r>
-                <m:rPr>
-                  <m:sty m:val="p"/>
-                </m:rPr>
-                <w:rPr>
-                  <w:rFonts w:ascii="Cambria Math" w:hAnsi="Cambria Math"/>
-                </w:rPr>
-                <m:t>ε</m:t>
-              </m:r>
-            </m:e>
-            <m:sub>
-              <m:r>
-                <w:rPr>
-                  <w:rFonts w:ascii="Cambria Math" w:hAnsi="Cambria Math"/>
-                </w:rPr>
-                <m:t>i</m:t>
-              </m:r>
-            </m:sub>
-          </m:sSub>
-        </m:oMath>
-      </m:oMathPara>
+        <w:rPr>
+          <w:rFonts w:eastAsiaTheme="majorEastAsia"/>
+        </w:rPr>
+      </w:pPr>
+      <w:bookmarkStart w:id="5" w:name="_Toc226561903"/>
+      <w:r>
+        <w:t>Нормальное распределение</w:t>
+      </w:r>
     </w:p>
     <w:p>
       <w:pPr>
         <w:pStyle w:val="a6"/>
-        <w:numPr>
-          <w:ilvl w:val="0"/>
-          <w:numId w:val="25"/>
-        </w:numPr>
-      </w:pPr>
-      <w:r>
-        <w:t>Регрессионная зависимость</w:t>
-      </w:r>
-      <w:r>
-        <w:rPr>
-          <w:lang w:val="en-US"/>
-        </w:rPr>
-        <w:t xml:space="preserve"> c </w:t>
-      </w:r>
-      <w:r>
-        <w:t>шумом</w:t>
-      </w:r>
-      <w:r>
-        <w:t>:</w:t>
-      </w:r>
-    </w:p>
-    <w:p>
-      <w:pPr>
-        <w:pStyle w:val="a6"/>
         <w:ind w:left="1068"/>
         <w:rPr>
-          <w:i/>
-        </w:rPr>
-      </w:pPr>
-      <m:oMathPara>
-        <m:oMath>
-          <m:sSub>
-            <m:sSubPr>
-              <m:ctrlPr>
-                <w:rPr>
-                  <w:rFonts w:ascii="Cambria Math" w:hAnsi="Cambria Math"/>
-                  <w:i/>
-                </w:rPr>
-              </m:ctrlPr>
-            </m:sSubPr>
-            <m:e>
-              <m:r>
-                <w:rPr>
-                  <w:rFonts w:ascii="Cambria Math" w:hAnsi="Cambria Math"/>
-                </w:rPr>
-                <m:t>y</m:t>
-              </m:r>
-            </m:e>
-            <m:sub>
-              <m:r>
-                <w:rPr>
-                  <w:rFonts w:ascii="Cambria Math" w:hAnsi="Cambria Math"/>
-                </w:rPr>
-                <m:t>i</m:t>
-              </m:r>
-            </m:sub>
-          </m:sSub>
-          <m:r>
-            <w:rPr>
-              <w:rFonts w:ascii="Cambria Math" w:hAnsi="Cambria Math"/>
-            </w:rPr>
-            <m:t>=a+b</m:t>
-          </m:r>
-          <m:sSub>
-            <m:sSubPr>
-              <m:ctrlPr>
-                <w:rPr>
-                  <w:rFonts w:ascii="Cambria Math" w:hAnsi="Cambria Math"/>
-                  <w:i/>
-                </w:rPr>
-              </m:ctrlPr>
-            </m:sSubPr>
-            <m:e>
-              <m:r>
-                <w:rPr>
-                  <w:rFonts w:ascii="Cambria Math" w:hAnsi="Cambria Math"/>
-                </w:rPr>
-                <m:t>x</m:t>
-              </m:r>
-            </m:e>
-            <m:sub>
-              <m:r>
-                <w:rPr>
-                  <w:rFonts w:ascii="Cambria Math" w:hAnsi="Cambria Math"/>
-                </w:rPr>
-                <m:t>i</m:t>
-              </m:r>
-            </m:sub>
-          </m:sSub>
-          <m:r>
-            <w:rPr>
-              <w:rFonts w:ascii="Cambria Math" w:hAnsi="Cambria Math"/>
-            </w:rPr>
-            <m:t>+</m:t>
-          </m:r>
-          <m:sSub>
-            <m:sSubPr>
-              <m:ctrlPr>
-                <w:rPr>
-                  <w:rFonts w:ascii="Cambria Math" w:hAnsi="Cambria Math"/>
-                  <w:i/>
-                </w:rPr>
-              </m:ctrlPr>
-            </m:sSubPr>
-            <m:e>
-              <m:r>
-                <w:rPr>
-                  <w:rFonts w:ascii="Cambria Math" w:hAnsi="Cambria Math"/>
-                </w:rPr>
-                <m:t>ε</m:t>
-              </m:r>
-            </m:e>
-            <m:sub>
-              <m:r>
-                <w:rPr>
-                  <w:rFonts w:ascii="Cambria Math" w:hAnsi="Cambria Math"/>
-                </w:rPr>
-                <m:t>i</m:t>
-              </m:r>
-            </m:sub>
-          </m:sSub>
-          <m:r>
-            <w:rPr>
-              <w:rFonts w:ascii="Cambria Math" w:hAnsi="Cambria Math"/>
-            </w:rPr>
-            <m:t>+10</m:t>
-          </m:r>
-          <m:r>
-            <m:rPr>
-              <m:sty m:val="p"/>
-            </m:rPr>
-            <w:rPr>
-              <w:rFonts w:ascii="Cambria Math" w:hAnsi="Cambria Math"/>
-            </w:rPr>
-            <m:t>⋅</m:t>
-          </m:r>
-          <m:r>
-            <w:rPr>
-              <w:rFonts w:ascii="Cambria Math" w:hAnsi="Cambria Math"/>
-              <w:lang w:val="en-US"/>
-            </w:rPr>
-            <m:t>I</m:t>
-          </m:r>
-          <m:d>
-            <m:dPr>
-              <m:ctrlPr>
-                <w:rPr>
-                  <w:rFonts w:ascii="Cambria Math" w:hAnsi="Cambria Math"/>
-                  <w:i/>
-                  <w:lang w:val="en-US"/>
-                </w:rPr>
-              </m:ctrlPr>
-            </m:dPr>
-            <m:e>
-              <m:r>
-                <w:rPr>
-                  <w:rFonts w:ascii="Cambria Math" w:hAnsi="Cambria Math"/>
-                  <w:lang w:val="en-US"/>
-                </w:rPr>
-                <m:t>i</m:t>
-              </m:r>
-            </m:e>
-          </m:d>
-          <m:r>
-            <w:rPr>
-              <w:rFonts w:ascii="Cambria Math" w:hAnsi="Cambria Math"/>
-              <w:lang w:val="en-US"/>
-            </w:rPr>
-            <m:t>,</m:t>
-          </m:r>
-        </m:oMath>
-      </m:oMathPara>
-    </w:p>
-    <w:p>
-      <w:pPr>
-        <w:pStyle w:val="a6"/>
-        <w:ind w:left="1068"/>
-        <w:rPr>
-          <w:iCs/>
-        </w:rPr>
-      </w:pPr>
-      <w:r>
-        <w:rPr>
-          <w:iCs/>
-        </w:rPr>
-        <w:t>Где</w:t>
-      </w:r>
-      <w:r>
-        <w:rPr>
-          <w:iCs/>
-        </w:rPr>
+          <w:rFonts w:eastAsiaTheme="majorEastAsia"/>
+        </w:rPr>
+      </w:pPr>
+      <w:r>
         <w:t xml:space="preserve"> </w:t>
       </w:r>
       <m:oMath>
@@ -2925,24 +2635,334 @@
           <w:rPr>
             <w:rFonts w:ascii="Cambria Math" w:hAnsi="Cambria Math"/>
           </w:rPr>
-          <m:t>I</m:t>
+          <m:t>N</m:t>
         </m:r>
         <m:d>
           <m:dPr>
             <m:ctrlPr>
               <w:rPr>
                 <w:rFonts w:ascii="Cambria Math" w:hAnsi="Cambria Math"/>
-                <w:i/>
-                <w:iCs/>
               </w:rPr>
             </m:ctrlPr>
           </m:dPr>
           <m:e>
             <m:r>
+              <m:rPr>
+                <m:sty m:val="p"/>
+              </m:rPr>
               <w:rPr>
                 <w:rFonts w:ascii="Cambria Math" w:hAnsi="Cambria Math"/>
               </w:rPr>
-              <m:t>i</m:t>
+              <m:t>0,1</m:t>
+            </m:r>
+          </m:e>
+        </m:d>
+        <m:r>
+          <m:rPr>
+            <m:sty m:val="p"/>
+          </m:rPr>
+          <w:rPr>
+            <w:rFonts w:ascii="Cambria Math" w:hAnsi="Cambria Math"/>
+          </w:rPr>
+          <m:t>; f</m:t>
+        </m:r>
+        <m:d>
+          <m:dPr>
+            <m:ctrlPr>
+              <w:rPr>
+                <w:rFonts w:ascii="Cambria Math" w:hAnsi="Cambria Math"/>
+              </w:rPr>
+            </m:ctrlPr>
+          </m:dPr>
+          <m:e>
+            <m:r>
+              <m:rPr>
+                <m:sty m:val="p"/>
+              </m:rPr>
+              <w:rPr>
+                <w:rFonts w:ascii="Cambria Math" w:hAnsi="Cambria Math"/>
+              </w:rPr>
+              <m:t>x</m:t>
+            </m:r>
+          </m:e>
+        </m:d>
+        <m:r>
+          <m:rPr>
+            <m:sty m:val="p"/>
+          </m:rPr>
+          <w:rPr>
+            <w:rFonts w:ascii="Cambria Math" w:hAnsi="Cambria Math"/>
+          </w:rPr>
+          <m:t>=</m:t>
+        </m:r>
+        <m:f>
+          <m:fPr>
+            <m:ctrlPr>
+              <w:rPr>
+                <w:rFonts w:ascii="Cambria Math" w:hAnsi="Cambria Math"/>
+              </w:rPr>
+            </m:ctrlPr>
+          </m:fPr>
+          <m:num>
+            <m:r>
+              <m:rPr>
+                <m:sty m:val="p"/>
+              </m:rPr>
+              <w:rPr>
+                <w:rFonts w:ascii="Cambria Math" w:hAnsi="Cambria Math"/>
+              </w:rPr>
+              <m:t>1</m:t>
+            </m:r>
+          </m:num>
+          <m:den>
+            <m:rad>
+              <m:radPr>
+                <m:degHide m:val="1"/>
+                <m:ctrlPr>
+                  <w:rPr>
+                    <w:rFonts w:ascii="Cambria Math" w:hAnsi="Cambria Math"/>
+                  </w:rPr>
+                </m:ctrlPr>
+              </m:radPr>
+              <m:deg/>
+              <m:e>
+                <m:r>
+                  <m:rPr>
+                    <m:sty m:val="p"/>
+                  </m:rPr>
+                  <w:rPr>
+                    <w:rFonts w:ascii="Cambria Math" w:hAnsi="Cambria Math"/>
+                  </w:rPr>
+                  <m:t>2</m:t>
+                </m:r>
+                <m:r>
+                  <w:rPr>
+                    <w:rFonts w:ascii="Cambria Math" w:hAnsi="Cambria Math"/>
+                  </w:rPr>
+                  <m:t>π</m:t>
+                </m:r>
+              </m:e>
+            </m:rad>
+          </m:den>
+        </m:f>
+        <m:sSup>
+          <m:sSupPr>
+            <m:ctrlPr>
+              <w:rPr>
+                <w:rFonts w:ascii="Cambria Math" w:hAnsi="Cambria Math"/>
+              </w:rPr>
+            </m:ctrlPr>
+          </m:sSupPr>
+          <m:e>
+            <m:r>
+              <w:rPr>
+                <w:rFonts w:ascii="Cambria Math" w:hAnsi="Cambria Math"/>
+              </w:rPr>
+              <m:t>e</m:t>
+            </m:r>
+          </m:e>
+          <m:sup>
+            <m:r>
+              <m:rPr>
+                <m:sty m:val="p"/>
+              </m:rPr>
+              <w:rPr>
+                <w:rFonts w:ascii="Cambria Math" w:hAnsi="Cambria Math"/>
+              </w:rPr>
+              <m:t>-</m:t>
+            </m:r>
+            <m:f>
+              <m:fPr>
+                <m:ctrlPr>
+                  <w:rPr>
+                    <w:rFonts w:ascii="Cambria Math" w:hAnsi="Cambria Math"/>
+                  </w:rPr>
+                </m:ctrlPr>
+              </m:fPr>
+              <m:num>
+                <m:sSup>
+                  <m:sSupPr>
+                    <m:ctrlPr>
+                      <w:rPr>
+                        <w:rFonts w:ascii="Cambria Math" w:hAnsi="Cambria Math"/>
+                      </w:rPr>
+                    </m:ctrlPr>
+                  </m:sSupPr>
+                  <m:e>
+                    <m:r>
+                      <w:rPr>
+                        <w:rFonts w:ascii="Cambria Math" w:hAnsi="Cambria Math"/>
+                      </w:rPr>
+                      <m:t>x</m:t>
+                    </m:r>
+                  </m:e>
+                  <m:sup>
+                    <m:r>
+                      <m:rPr>
+                        <m:sty m:val="p"/>
+                      </m:rPr>
+                      <w:rPr>
+                        <w:rFonts w:ascii="Cambria Math" w:hAnsi="Cambria Math"/>
+                      </w:rPr>
+                      <m:t>2</m:t>
+                    </m:r>
+                  </m:sup>
+                </m:sSup>
+              </m:num>
+              <m:den>
+                <m:r>
+                  <m:rPr>
+                    <m:sty m:val="p"/>
+                  </m:rPr>
+                  <w:rPr>
+                    <w:rFonts w:ascii="Cambria Math" w:hAnsi="Cambria Math"/>
+                  </w:rPr>
+                  <m:t>2</m:t>
+                </m:r>
+              </m:den>
+            </m:f>
+          </m:sup>
+        </m:sSup>
+        <m:r>
+          <w:rPr>
+            <w:rFonts w:ascii="Cambria Math" w:hAnsi="Cambria Math"/>
+          </w:rPr>
+          <m:t xml:space="preserve"> (1)</m:t>
+        </m:r>
+      </m:oMath>
+    </w:p>
+    <w:p>
+      <w:pPr>
+        <w:pStyle w:val="a6"/>
+        <w:numPr>
+          <w:ilvl w:val="0"/>
+          <w:numId w:val="3"/>
+        </w:numPr>
+      </w:pPr>
+      <w:r>
+        <w:t>Распределение Лапласа</w:t>
+      </w:r>
+    </w:p>
+    <w:p>
+      <w:pPr>
+        <w:pStyle w:val="a6"/>
+        <w:ind w:left="1068"/>
+      </w:pPr>
+      <w:r>
+        <w:t xml:space="preserve"> </w:t>
+      </w:r>
+      <m:oMath>
+        <m:r>
+          <w:rPr>
+            <w:rFonts w:ascii="Cambria Math" w:hAnsi="Cambria Math"/>
+            <w:lang w:val="en-US"/>
+          </w:rPr>
+          <m:t>L</m:t>
+        </m:r>
+        <m:d>
+          <m:dPr>
+            <m:ctrlPr>
+              <w:rPr>
+                <w:rFonts w:ascii="Cambria Math" w:hAnsi="Cambria Math"/>
+                <w:i/>
+              </w:rPr>
+            </m:ctrlPr>
+          </m:dPr>
+          <m:e>
+            <m:r>
+              <w:rPr>
+                <w:rFonts w:ascii="Cambria Math" w:hAnsi="Cambria Math"/>
+              </w:rPr>
+              <m:t>0,</m:t>
+            </m:r>
+            <m:f>
+              <m:fPr>
+                <m:ctrlPr>
+                  <w:rPr>
+                    <w:rFonts w:ascii="Cambria Math" w:hAnsi="Cambria Math"/>
+                  </w:rPr>
+                </m:ctrlPr>
+              </m:fPr>
+              <m:num>
+                <m:r>
+                  <w:rPr>
+                    <w:rFonts w:ascii="Cambria Math" w:hAnsi="Cambria Math"/>
+                  </w:rPr>
+                  <m:t>1</m:t>
+                </m:r>
+                <m:ctrlPr>
+                  <w:rPr>
+                    <w:rFonts w:ascii="Cambria Math" w:hAnsi="Cambria Math"/>
+                    <w:i/>
+                  </w:rPr>
+                </m:ctrlPr>
+              </m:num>
+              <m:den>
+                <m:rad>
+                  <m:radPr>
+                    <m:degHide m:val="1"/>
+                    <m:ctrlPr>
+                      <w:rPr>
+                        <w:rFonts w:ascii="Cambria Math" w:hAnsi="Cambria Math"/>
+                      </w:rPr>
+                    </m:ctrlPr>
+                  </m:radPr>
+                  <m:deg>
+                    <m:ctrlPr>
+                      <w:rPr>
+                        <w:rFonts w:ascii="Cambria Math" w:hAnsi="Cambria Math"/>
+                        <w:i/>
+                      </w:rPr>
+                    </m:ctrlPr>
+                  </m:deg>
+                  <m:e>
+                    <m:r>
+                      <w:rPr>
+                        <w:rFonts w:ascii="Cambria Math" w:hAnsi="Cambria Math"/>
+                      </w:rPr>
+                      <m:t>2</m:t>
+                    </m:r>
+                  </m:e>
+                </m:rad>
+                <m:ctrlPr>
+                  <w:rPr>
+                    <w:rFonts w:ascii="Cambria Math" w:hAnsi="Cambria Math"/>
+                    <w:i/>
+                  </w:rPr>
+                </m:ctrlPr>
+              </m:den>
+            </m:f>
+          </m:e>
+        </m:d>
+        <m:r>
+          <w:rPr>
+            <w:rFonts w:ascii="Cambria Math" w:hAnsi="Cambria Math"/>
+          </w:rPr>
+          <m:t>;</m:t>
+        </m:r>
+        <m:r>
+          <w:rPr>
+            <w:rFonts w:ascii="Cambria Math" w:hAnsi="Cambria Math"/>
+            <w:lang w:val="en-US"/>
+          </w:rPr>
+          <m:t>f</m:t>
+        </m:r>
+        <m:d>
+          <m:dPr>
+            <m:ctrlPr>
+              <w:rPr>
+                <w:rFonts w:ascii="Cambria Math" w:hAnsi="Cambria Math"/>
+                <w:i/>
+              </w:rPr>
+            </m:ctrlPr>
+          </m:dPr>
+          <m:e>
+            <m:r>
+              <w:rPr>
+                <w:rFonts w:ascii="Cambria Math" w:hAnsi="Cambria Math"/>
+                <w:lang w:val="en-US"/>
+              </w:rPr>
+              <m:t>x</m:t>
             </m:r>
           </m:e>
         </m:d>
@@ -2952,166 +2972,709 @@
           </w:rPr>
           <m:t>=</m:t>
         </m:r>
-        <m:sSub>
-          <m:sSubPr>
+        <m:f>
+          <m:fPr>
+            <m:ctrlPr>
+              <w:rPr>
+                <w:rFonts w:ascii="Cambria Math" w:hAnsi="Cambria Math"/>
+              </w:rPr>
+            </m:ctrlPr>
+          </m:fPr>
+          <m:num>
+            <m:r>
+              <w:rPr>
+                <w:rFonts w:ascii="Cambria Math" w:hAnsi="Cambria Math"/>
+              </w:rPr>
+              <m:t>1</m:t>
+            </m:r>
             <m:ctrlPr>
               <w:rPr>
                 <w:rFonts w:ascii="Cambria Math" w:hAnsi="Cambria Math"/>
                 <w:i/>
-                <w:iCs/>
               </w:rPr>
             </m:ctrlPr>
-          </m:sSubPr>
+          </m:num>
+          <m:den>
+            <m:rad>
+              <m:radPr>
+                <m:degHide m:val="1"/>
+                <m:ctrlPr>
+                  <w:rPr>
+                    <w:rFonts w:ascii="Cambria Math" w:hAnsi="Cambria Math"/>
+                  </w:rPr>
+                </m:ctrlPr>
+              </m:radPr>
+              <m:deg>
+                <m:ctrlPr>
+                  <w:rPr>
+                    <w:rFonts w:ascii="Cambria Math" w:hAnsi="Cambria Math"/>
+                    <w:i/>
+                  </w:rPr>
+                </m:ctrlPr>
+              </m:deg>
+              <m:e>
+                <m:r>
+                  <w:rPr>
+                    <w:rFonts w:ascii="Cambria Math" w:hAnsi="Cambria Math"/>
+                  </w:rPr>
+                  <m:t>2</m:t>
+                </m:r>
+              </m:e>
+            </m:rad>
+            <m:ctrlPr>
+              <w:rPr>
+                <w:rFonts w:ascii="Cambria Math" w:hAnsi="Cambria Math"/>
+                <w:i/>
+              </w:rPr>
+            </m:ctrlPr>
+          </m:den>
+        </m:f>
+        <m:sSup>
+          <m:sSupPr>
+            <m:ctrlPr>
+              <w:rPr>
+                <w:rFonts w:ascii="Cambria Math" w:hAnsi="Cambria Math"/>
+                <w:i/>
+              </w:rPr>
+            </m:ctrlPr>
+          </m:sSupPr>
           <m:e>
             <m:r>
               <w:rPr>
                 <w:rFonts w:ascii="Cambria Math" w:hAnsi="Cambria Math"/>
-              </w:rPr>
-              <m:t>1</m:t>
+                <w:lang w:val="en-US"/>
+              </w:rPr>
+              <m:t>e</m:t>
             </m:r>
+            <m:ctrlPr>
+              <w:rPr>
+                <w:rFonts w:ascii="Cambria Math" w:hAnsi="Cambria Math"/>
+                <w:i/>
+                <w:lang w:val="en-US"/>
+              </w:rPr>
+            </m:ctrlPr>
           </m:e>
-          <m:sub>
+          <m:sup>
             <m:r>
-              <m:rPr>
-                <m:lit/>
-              </m:rPr>
               <w:rPr>
                 <w:rFonts w:ascii="Cambria Math" w:hAnsi="Cambria Math"/>
               </w:rPr>
-              <m:t>{</m:t>
+              <m:t>-</m:t>
             </m:r>
-            <m:r>
-              <w:rPr>
-                <w:rFonts w:ascii="Cambria Math" w:hAnsi="Cambria Math"/>
-              </w:rPr>
-              <m:t>i=0</m:t>
-            </m:r>
-            <m:r>
-              <m:rPr>
-                <m:lit/>
-              </m:rPr>
-              <w:rPr>
-                <w:rFonts w:ascii="Cambria Math" w:hAnsi="Cambria Math"/>
-              </w:rPr>
-              <m:t>}</m:t>
-            </m:r>
-          </m:sub>
-        </m:sSub>
+            <m:rad>
+              <m:radPr>
+                <m:degHide m:val="1"/>
+                <m:ctrlPr>
+                  <w:rPr>
+                    <w:rFonts w:ascii="Cambria Math" w:hAnsi="Cambria Math"/>
+                  </w:rPr>
+                </m:ctrlPr>
+              </m:radPr>
+              <m:deg>
+                <m:ctrlPr>
+                  <w:rPr>
+                    <w:rFonts w:ascii="Cambria Math" w:hAnsi="Cambria Math"/>
+                    <w:i/>
+                  </w:rPr>
+                </m:ctrlPr>
+              </m:deg>
+              <m:e>
+                <m:r>
+                  <w:rPr>
+                    <w:rFonts w:ascii="Cambria Math" w:hAnsi="Cambria Math"/>
+                  </w:rPr>
+                  <m:t>2</m:t>
+                </m:r>
+              </m:e>
+            </m:rad>
+            <m:d>
+              <m:dPr>
+                <m:begChr m:val="|"/>
+                <m:endChr m:val="|"/>
+                <m:ctrlPr>
+                  <w:rPr>
+                    <w:rFonts w:ascii="Cambria Math" w:hAnsi="Cambria Math"/>
+                    <w:i/>
+                  </w:rPr>
+                </m:ctrlPr>
+              </m:dPr>
+              <m:e>
+                <m:r>
+                  <w:rPr>
+                    <w:rFonts w:ascii="Cambria Math" w:hAnsi="Cambria Math"/>
+                  </w:rPr>
+                  <m:t>x</m:t>
+                </m:r>
+              </m:e>
+            </m:d>
+          </m:sup>
+        </m:sSup>
         <m:r>
           <w:rPr>
             <w:rFonts w:ascii="Cambria Math" w:hAnsi="Cambria Math"/>
           </w:rPr>
-          <m:t>-</m:t>
+          <m:t xml:space="preserve"> (</m:t>
         </m:r>
-        <m:sSub>
-          <m:sSubPr>
-            <m:ctrlPr>
-              <w:rPr>
-                <w:rFonts w:ascii="Cambria Math" w:hAnsi="Cambria Math"/>
-                <w:i/>
-                <w:iCs/>
-              </w:rPr>
-            </m:ctrlPr>
-          </m:sSubPr>
-          <m:e>
-            <m:r>
-              <w:rPr>
-                <w:rFonts w:ascii="Cambria Math" w:hAnsi="Cambria Math"/>
-              </w:rPr>
-              <m:t>1</m:t>
-            </m:r>
-          </m:e>
-          <m:sub>
-            <m:r>
-              <m:rPr>
-                <m:lit/>
-              </m:rPr>
-              <w:rPr>
-                <w:rFonts w:ascii="Cambria Math" w:hAnsi="Cambria Math"/>
-              </w:rPr>
-              <m:t>{</m:t>
-            </m:r>
-            <m:r>
-              <w:rPr>
-                <w:rFonts w:ascii="Cambria Math" w:hAnsi="Cambria Math"/>
-              </w:rPr>
-              <m:t>i=n-1</m:t>
-            </m:r>
-            <m:r>
-              <m:rPr>
-                <m:lit/>
-              </m:rPr>
-              <w:rPr>
-                <w:rFonts w:ascii="Cambria Math" w:hAnsi="Cambria Math"/>
-              </w:rPr>
-              <m:t>}</m:t>
-            </m:r>
-          </m:sub>
-        </m:sSub>
+        <m:r>
+          <w:rPr>
+            <w:rFonts w:ascii="Cambria Math" w:hAnsi="Cambria Math"/>
+          </w:rPr>
+          <m:t>2</m:t>
+        </m:r>
+        <m:r>
+          <w:rPr>
+            <w:rFonts w:ascii="Cambria Math" w:hAnsi="Cambria Math"/>
+          </w:rPr>
+          <m:t>)</m:t>
+        </m:r>
       </m:oMath>
     </w:p>
     <w:p>
       <w:pPr>
+        <w:pStyle w:val="a6"/>
+        <w:numPr>
+          <w:ilvl w:val="0"/>
+          <w:numId w:val="3"/>
+        </w:numPr>
+      </w:pPr>
+      <w:r>
+        <w:t>Равномерное распределение</w:t>
+      </w:r>
+    </w:p>
+    <w:p>
+      <w:pPr>
+        <w:pStyle w:val="a6"/>
+        <w:ind w:left="1068"/>
+      </w:pPr>
+      <w:r>
+        <w:t xml:space="preserve">  </w:t>
+      </w:r>
+      <m:oMath>
+        <m:r>
+          <w:rPr>
+            <w:rFonts w:ascii="Cambria Math" w:hAnsi="Cambria Math"/>
+            <w:lang w:val="en-US"/>
+          </w:rPr>
+          <m:t>U</m:t>
+        </m:r>
+        <m:d>
+          <m:dPr>
+            <m:ctrlPr>
+              <w:rPr>
+                <w:rFonts w:ascii="Cambria Math" w:hAnsi="Cambria Math"/>
+                <w:i/>
+              </w:rPr>
+            </m:ctrlPr>
+          </m:dPr>
+          <m:e>
+            <m:r>
+              <w:rPr>
+                <w:rFonts w:ascii="Cambria Math" w:hAnsi="Cambria Math"/>
+              </w:rPr>
+              <m:t>-</m:t>
+            </m:r>
+            <m:rad>
+              <m:radPr>
+                <m:degHide m:val="1"/>
+                <m:ctrlPr>
+                  <w:rPr>
+                    <w:rFonts w:ascii="Cambria Math" w:hAnsi="Cambria Math"/>
+                  </w:rPr>
+                </m:ctrlPr>
+              </m:radPr>
+              <m:deg>
+                <m:ctrlPr>
+                  <w:rPr>
+                    <w:rFonts w:ascii="Cambria Math" w:hAnsi="Cambria Math"/>
+                    <w:i/>
+                  </w:rPr>
+                </m:ctrlPr>
+              </m:deg>
+              <m:e>
+                <m:r>
+                  <w:rPr>
+                    <w:rFonts w:ascii="Cambria Math" w:hAnsi="Cambria Math"/>
+                  </w:rPr>
+                  <m:t>3</m:t>
+                </m:r>
+              </m:e>
+            </m:rad>
+            <m:r>
+              <w:rPr>
+                <w:rFonts w:ascii="Cambria Math" w:hAnsi="Cambria Math"/>
+              </w:rPr>
+              <m:t>,</m:t>
+            </m:r>
+            <m:rad>
+              <m:radPr>
+                <m:degHide m:val="1"/>
+                <m:ctrlPr>
+                  <w:rPr>
+                    <w:rFonts w:ascii="Cambria Math" w:hAnsi="Cambria Math"/>
+                  </w:rPr>
+                </m:ctrlPr>
+              </m:radPr>
+              <m:deg>
+                <m:ctrlPr>
+                  <w:rPr>
+                    <w:rFonts w:ascii="Cambria Math" w:hAnsi="Cambria Math"/>
+                    <w:i/>
+                  </w:rPr>
+                </m:ctrlPr>
+              </m:deg>
+              <m:e>
+                <m:r>
+                  <w:rPr>
+                    <w:rFonts w:ascii="Cambria Math" w:hAnsi="Cambria Math"/>
+                  </w:rPr>
+                  <m:t>3</m:t>
+                </m:r>
+              </m:e>
+            </m:rad>
+          </m:e>
+        </m:d>
+        <m:r>
+          <w:rPr>
+            <w:rFonts w:ascii="Cambria Math" w:hAnsi="Cambria Math"/>
+          </w:rPr>
+          <m:t>;</m:t>
+        </m:r>
+        <m:r>
+          <w:rPr>
+            <w:rFonts w:ascii="Cambria Math" w:hAnsi="Cambria Math"/>
+            <w:lang w:val="en-US"/>
+          </w:rPr>
+          <m:t>f</m:t>
+        </m:r>
+        <m:d>
+          <m:dPr>
+            <m:ctrlPr>
+              <w:rPr>
+                <w:rFonts w:ascii="Cambria Math" w:hAnsi="Cambria Math"/>
+                <w:i/>
+              </w:rPr>
+            </m:ctrlPr>
+          </m:dPr>
+          <m:e>
+            <m:r>
+              <w:rPr>
+                <w:rFonts w:ascii="Cambria Math" w:hAnsi="Cambria Math"/>
+                <w:lang w:val="en-US"/>
+              </w:rPr>
+              <m:t>x</m:t>
+            </m:r>
+          </m:e>
+        </m:d>
+        <m:r>
+          <w:rPr>
+            <w:rFonts w:ascii="Cambria Math" w:hAnsi="Cambria Math"/>
+          </w:rPr>
+          <m:t>=</m:t>
+        </m:r>
+        <m:d>
+          <m:dPr>
+            <m:begChr m:val="{"/>
+            <m:endChr m:val=""/>
+            <m:ctrlPr>
+              <w:rPr>
+                <w:rFonts w:ascii="Cambria Math" w:hAnsi="Cambria Math"/>
+                <w:i/>
+              </w:rPr>
+            </m:ctrlPr>
+          </m:dPr>
+          <m:e>
+            <m:eqArr>
+              <m:eqArrPr>
+                <m:ctrlPr>
+                  <w:rPr>
+                    <w:rFonts w:ascii="Cambria Math" w:hAnsi="Cambria Math"/>
+                    <w:i/>
+                  </w:rPr>
+                </m:ctrlPr>
+              </m:eqArrPr>
+              <m:e>
+                <m:f>
+                  <m:fPr>
+                    <m:ctrlPr>
+                      <w:rPr>
+                        <w:rFonts w:ascii="Cambria Math" w:hAnsi="Cambria Math"/>
+                        <w:i/>
+                      </w:rPr>
+                    </m:ctrlPr>
+                  </m:fPr>
+                  <m:num>
+                    <m:r>
+                      <w:rPr>
+                        <w:rFonts w:ascii="Cambria Math" w:hAnsi="Cambria Math"/>
+                      </w:rPr>
+                      <m:t>1</m:t>
+                    </m:r>
+                  </m:num>
+                  <m:den>
+                    <m:r>
+                      <w:rPr>
+                        <w:rFonts w:ascii="Cambria Math" w:hAnsi="Cambria Math"/>
+                      </w:rPr>
+                      <m:t>2</m:t>
+                    </m:r>
+                    <m:rad>
+                      <m:radPr>
+                        <m:degHide m:val="1"/>
+                        <m:ctrlPr>
+                          <w:rPr>
+                            <w:rFonts w:ascii="Cambria Math" w:hAnsi="Cambria Math"/>
+                            <w:i/>
+                          </w:rPr>
+                        </m:ctrlPr>
+                      </m:radPr>
+                      <m:deg/>
+                      <m:e>
+                        <m:r>
+                          <w:rPr>
+                            <w:rFonts w:ascii="Cambria Math" w:hAnsi="Cambria Math"/>
+                          </w:rPr>
+                          <m:t>3</m:t>
+                        </m:r>
+                      </m:e>
+                    </m:rad>
+                  </m:den>
+                </m:f>
+                <m:r>
+                  <w:rPr>
+                    <w:rFonts w:ascii="Cambria Math" w:hAnsi="Cambria Math"/>
+                  </w:rPr>
+                  <m:t>,xϵ</m:t>
+                </m:r>
+                <m:d>
+                  <m:dPr>
+                    <m:begChr m:val="["/>
+                    <m:endChr m:val="]"/>
+                    <m:ctrlPr>
+                      <w:rPr>
+                        <w:rFonts w:ascii="Cambria Math" w:hAnsi="Cambria Math"/>
+                        <w:i/>
+                      </w:rPr>
+                    </m:ctrlPr>
+                  </m:dPr>
+                  <m:e>
+                    <m:r>
+                      <w:rPr>
+                        <w:rFonts w:ascii="Cambria Math" w:hAnsi="Cambria Math"/>
+                      </w:rPr>
+                      <m:t>-</m:t>
+                    </m:r>
+                    <m:rad>
+                      <m:radPr>
+                        <m:degHide m:val="1"/>
+                        <m:ctrlPr>
+                          <w:rPr>
+                            <w:rFonts w:ascii="Cambria Math" w:hAnsi="Cambria Math"/>
+                            <w:i/>
+                          </w:rPr>
+                        </m:ctrlPr>
+                      </m:radPr>
+                      <m:deg/>
+                      <m:e>
+                        <m:r>
+                          <w:rPr>
+                            <w:rFonts w:ascii="Cambria Math" w:hAnsi="Cambria Math"/>
+                          </w:rPr>
+                          <m:t>3</m:t>
+                        </m:r>
+                      </m:e>
+                    </m:rad>
+                    <m:r>
+                      <w:rPr>
+                        <w:rFonts w:ascii="Cambria Math" w:hAnsi="Cambria Math"/>
+                      </w:rPr>
+                      <m:t>;</m:t>
+                    </m:r>
+                    <m:rad>
+                      <m:radPr>
+                        <m:degHide m:val="1"/>
+                        <m:ctrlPr>
+                          <w:rPr>
+                            <w:rFonts w:ascii="Cambria Math" w:hAnsi="Cambria Math"/>
+                            <w:i/>
+                          </w:rPr>
+                        </m:ctrlPr>
+                      </m:radPr>
+                      <m:deg/>
+                      <m:e>
+                        <m:r>
+                          <w:rPr>
+                            <w:rFonts w:ascii="Cambria Math" w:hAnsi="Cambria Math"/>
+                          </w:rPr>
+                          <m:t>3</m:t>
+                        </m:r>
+                      </m:e>
+                    </m:rad>
+                  </m:e>
+                </m:d>
+              </m:e>
+              <m:e>
+                <m:r>
+                  <w:rPr>
+                    <w:rFonts w:ascii="Cambria Math" w:hAnsi="Cambria Math"/>
+                  </w:rPr>
+                  <m:t>0,x∉</m:t>
+                </m:r>
+                <m:d>
+                  <m:dPr>
+                    <m:begChr m:val="["/>
+                    <m:endChr m:val="]"/>
+                    <m:ctrlPr>
+                      <w:rPr>
+                        <w:rFonts w:ascii="Cambria Math" w:hAnsi="Cambria Math"/>
+                        <w:i/>
+                      </w:rPr>
+                    </m:ctrlPr>
+                  </m:dPr>
+                  <m:e>
+                    <m:r>
+                      <w:rPr>
+                        <w:rFonts w:ascii="Cambria Math" w:hAnsi="Cambria Math"/>
+                      </w:rPr>
+                      <m:t>-</m:t>
+                    </m:r>
+                    <m:rad>
+                      <m:radPr>
+                        <m:degHide m:val="1"/>
+                        <m:ctrlPr>
+                          <w:rPr>
+                            <w:rFonts w:ascii="Cambria Math" w:hAnsi="Cambria Math"/>
+                            <w:i/>
+                          </w:rPr>
+                        </m:ctrlPr>
+                      </m:radPr>
+                      <m:deg/>
+                      <m:e>
+                        <m:r>
+                          <w:rPr>
+                            <w:rFonts w:ascii="Cambria Math" w:hAnsi="Cambria Math"/>
+                          </w:rPr>
+                          <m:t>3</m:t>
+                        </m:r>
+                      </m:e>
+                    </m:rad>
+                    <m:r>
+                      <w:rPr>
+                        <w:rFonts w:ascii="Cambria Math" w:hAnsi="Cambria Math"/>
+                      </w:rPr>
+                      <m:t>;</m:t>
+                    </m:r>
+                    <m:rad>
+                      <m:radPr>
+                        <m:degHide m:val="1"/>
+                        <m:ctrlPr>
+                          <w:rPr>
+                            <w:rFonts w:ascii="Cambria Math" w:hAnsi="Cambria Math"/>
+                            <w:i/>
+                          </w:rPr>
+                        </m:ctrlPr>
+                      </m:radPr>
+                      <m:deg/>
+                      <m:e>
+                        <m:r>
+                          <w:rPr>
+                            <w:rFonts w:ascii="Cambria Math" w:hAnsi="Cambria Math"/>
+                          </w:rPr>
+                          <m:t>3</m:t>
+                        </m:r>
+                      </m:e>
+                    </m:rad>
+                  </m:e>
+                </m:d>
+              </m:e>
+            </m:eqArr>
+          </m:e>
+        </m:d>
+        <m:r>
+          <w:rPr>
+            <w:rFonts w:ascii="Cambria Math" w:hAnsi="Cambria Math"/>
+          </w:rPr>
+          <m:t xml:space="preserve"> (</m:t>
+        </m:r>
+        <m:r>
+          <w:rPr>
+            <w:rFonts w:ascii="Cambria Math" w:hAnsi="Cambria Math"/>
+          </w:rPr>
+          <m:t>3</m:t>
+        </m:r>
+        <m:r>
+          <w:rPr>
+            <w:rFonts w:ascii="Cambria Math" w:hAnsi="Cambria Math"/>
+          </w:rPr>
+          <m:t>)</m:t>
+        </m:r>
+      </m:oMath>
+    </w:p>
+    <w:p>
+      <w:pPr>
         <w:pStyle w:val="2"/>
         <w:ind w:left="708"/>
         <w:rPr>
           <w:rFonts w:eastAsia="Calibri Light"/>
         </w:rPr>
       </w:pPr>
-      <w:bookmarkStart w:id="5" w:name="_Toc226561903"/>
       <w:r>
         <w:rPr>
           <w:rFonts w:eastAsia="Calibri Light"/>
         </w:rPr>
-        <w:t>Метод наименьших квадратов (</w:t>
-      </w:r>
+        <w:t>Метод</w:t>
+      </w:r>
+      <w:bookmarkEnd w:id="5"/>
       <w:r>
         <w:rPr>
           <w:rFonts w:eastAsia="Calibri Light"/>
         </w:rPr>
-        <w:t>МНК</w:t>
+        <w:t xml:space="preserve"> </w:t>
       </w:r>
       <w:r>
         <w:rPr>
           <w:rFonts w:eastAsia="Calibri Light"/>
         </w:rPr>
-        <w:t>)</w:t>
-      </w:r>
-      <w:bookmarkEnd w:id="5"/>
+        <w:t>максимального правдоподобия</w:t>
+      </w:r>
+      <w:r>
+        <w:rPr>
+          <w:rFonts w:eastAsia="Calibri Light"/>
+        </w:rPr>
+        <w:t xml:space="preserve"> для нормального распределения</w:t>
+      </w:r>
     </w:p>
     <w:p>
       <w:r>
         <w:tab/>
-        <w:t xml:space="preserve">Задача минимизировать целевую функцию за счёт изменения параметров </w:t>
-      </w:r>
-      <w:r>
-        <w:rPr>
-          <w:lang w:val="en-US"/>
-        </w:rPr>
-        <w:t>a</w:t>
-      </w:r>
-      <w:r>
-        <w:t xml:space="preserve"> </w:t>
-      </w:r>
-      <w:r>
-        <w:t xml:space="preserve">и </w:t>
-      </w:r>
-      <w:r>
-        <w:rPr>
-          <w:lang w:val="en-US"/>
-        </w:rPr>
-        <w:t>b</w:t>
-      </w:r>
-      <w:r>
-        <w:t>.</w:t>
+      </w:r>
+      <w:r>
+        <w:t>Строим функцию правдоподобия</w:t>
+      </w:r>
+      <w:r>
+        <w:t>:</w:t>
       </w:r>
     </w:p>
     <w:p>
+      <w:pPr>
+        <w:jc w:val="center"/>
+      </w:pPr>
       <m:oMathPara>
         <m:oMath>
+          <m:r>
+            <w:rPr>
+              <w:rFonts w:ascii="Cambria Math" w:hAnsi="Cambria Math"/>
+            </w:rPr>
+            <m:t>L</m:t>
+          </m:r>
+          <m:d>
+            <m:dPr>
+              <m:ctrlPr>
+                <w:rPr>
+                  <w:rFonts w:ascii="Cambria Math" w:hAnsi="Cambria Math"/>
+                  <w:i/>
+                </w:rPr>
+              </m:ctrlPr>
+            </m:dPr>
+            <m:e>
+              <m:sSub>
+                <m:sSubPr>
+                  <m:ctrlPr>
+                    <w:rPr>
+                      <w:rFonts w:ascii="Cambria Math" w:hAnsi="Cambria Math"/>
+                      <w:i/>
+                    </w:rPr>
+                  </m:ctrlPr>
+                </m:sSubPr>
+                <m:e>
+                  <m:r>
+                    <w:rPr>
+                      <w:rFonts w:ascii="Cambria Math" w:hAnsi="Cambria Math"/>
+                    </w:rPr>
+                    <m:t>x</m:t>
+                  </m:r>
+                </m:e>
+                <m:sub>
+                  <m:r>
+                    <w:rPr>
+                      <w:rFonts w:ascii="Cambria Math" w:hAnsi="Cambria Math"/>
+                    </w:rPr>
+                    <m:t>1</m:t>
+                  </m:r>
+                </m:sub>
+              </m:sSub>
+              <m:r>
+                <w:rPr>
+                  <w:rFonts w:ascii="Cambria Math" w:hAnsi="Cambria Math"/>
+                </w:rPr>
+                <m:t>,…,</m:t>
+              </m:r>
+              <m:sSub>
+                <m:sSubPr>
+                  <m:ctrlPr>
+                    <w:rPr>
+                      <w:rFonts w:ascii="Cambria Math" w:hAnsi="Cambria Math"/>
+                      <w:i/>
+                    </w:rPr>
+                  </m:ctrlPr>
+                </m:sSubPr>
+                <m:e>
+                  <m:r>
+                    <w:rPr>
+                      <w:rFonts w:ascii="Cambria Math" w:hAnsi="Cambria Math"/>
+                    </w:rPr>
+                    <m:t>x</m:t>
+                  </m:r>
+                </m:e>
+                <m:sub>
+                  <m:r>
+                    <w:rPr>
+                      <w:rFonts w:ascii="Cambria Math" w:hAnsi="Cambria Math"/>
+                    </w:rPr>
+                    <m:t>n</m:t>
+                  </m:r>
+                </m:sub>
+              </m:sSub>
+              <m:r>
+                <w:rPr>
+                  <w:rFonts w:ascii="Cambria Math" w:hAnsi="Cambria Math"/>
+                </w:rPr>
+                <m:t>,</m:t>
+              </m:r>
+              <m:r>
+                <m:rPr>
+                  <m:sty m:val="p"/>
+                </m:rPr>
+                <w:rPr>
+                  <w:rFonts w:ascii="Cambria Math" w:hAnsi="Cambria Math"/>
+                </w:rPr>
+                <m:t>μ</m:t>
+              </m:r>
+              <m:r>
+                <w:rPr>
+                  <w:rFonts w:ascii="Cambria Math" w:hAnsi="Cambria Math"/>
+                </w:rPr>
+                <m:t>,</m:t>
+              </m:r>
+              <m:r>
+                <m:rPr>
+                  <m:sty m:val="p"/>
+                </m:rPr>
+                <w:rPr>
+                  <w:rFonts w:ascii="Cambria Math" w:hAnsi="Cambria Math"/>
+                </w:rPr>
+                <m:t>σ</m:t>
+              </m:r>
+            </m:e>
+          </m:d>
+          <m:r>
+            <w:rPr>
+              <w:rFonts w:ascii="Cambria Math" w:hAnsi="Cambria Math"/>
+            </w:rPr>
+            <m:t>=</m:t>
+          </m:r>
           <m:nary>
             <m:naryPr>
-              <m:chr m:val="∑"/>
+              <m:chr m:val="∏"/>
               <m:ctrlPr>
                 <w:rPr>
                   <w:rFonts w:ascii="Cambria Math" w:hAnsi="Cambria Math"/>
@@ -3123,17 +3686,14 @@
                 <w:rPr>
                   <w:rFonts w:ascii="Cambria Math" w:hAnsi="Cambria Math"/>
                 </w:rPr>
-                <m:t>i</m:t>
+                <m:t>i=1</m:t>
               </m:r>
-              <m:r>
-                <m:rPr>
-                  <m:sty m:val="p"/>
-                </m:rPr>
+              <m:ctrlPr>
                 <w:rPr>
                   <w:rFonts w:ascii="Cambria Math" w:hAnsi="Cambria Math"/>
+                  <w:i/>
                 </w:rPr>
-                <m:t>=1</m:t>
-              </m:r>
+              </m:ctrlPr>
             </m:sub>
             <m:sup>
               <m:r>
@@ -3142,51 +3702,70 @@
                 </w:rPr>
                 <m:t>n</m:t>
               </m:r>
+              <m:ctrlPr>
+                <w:rPr>
+                  <w:rFonts w:ascii="Cambria Math" w:hAnsi="Cambria Math"/>
+                  <w:i/>
+                </w:rPr>
+              </m:ctrlPr>
             </m:sup>
             <m:e>
-              <m:sSup>
-                <m:sSupPr>
+              <m:f>
+                <m:fPr>
                   <m:ctrlPr>
                     <w:rPr>
                       <w:rFonts w:ascii="Cambria Math" w:hAnsi="Cambria Math"/>
                     </w:rPr>
                   </m:ctrlPr>
-                </m:sSupPr>
-                <m:e>
-                  <m:d>
-                    <m:dPr>
+                </m:fPr>
+                <m:num>
+                  <m:r>
+                    <w:rPr>
+                      <w:rFonts w:ascii="Cambria Math" w:hAnsi="Cambria Math"/>
+                    </w:rPr>
+                    <m:t>1</m:t>
+                  </m:r>
+                  <m:ctrlPr>
+                    <w:rPr>
+                      <w:rFonts w:ascii="Cambria Math" w:hAnsi="Cambria Math"/>
+                      <w:i/>
+                    </w:rPr>
+                  </m:ctrlPr>
+                </m:num>
+                <m:den>
+                  <m:r>
+                    <m:rPr>
+                      <m:sty m:val="p"/>
+                    </m:rPr>
+                    <w:rPr>
+                      <w:rFonts w:ascii="Cambria Math" w:hAnsi="Cambria Math"/>
+                    </w:rPr>
+                    <m:t>σ</m:t>
+                  </m:r>
+                  <m:rad>
+                    <m:radPr>
+                      <m:degHide m:val="1"/>
                       <m:ctrlPr>
                         <w:rPr>
                           <w:rFonts w:ascii="Cambria Math" w:hAnsi="Cambria Math"/>
                         </w:rPr>
                       </m:ctrlPr>
-                    </m:dPr>
+                    </m:radPr>
+                    <m:deg>
+                      <m:ctrlPr>
+                        <w:rPr>
+                          <w:rFonts w:ascii="Cambria Math" w:hAnsi="Cambria Math"/>
+                          <w:i/>
+                        </w:rPr>
+                      </m:ctrlPr>
+                    </m:deg>
                     <m:e>
-                      <m:sSub>
-                        <m:sSubPr>
-                          <m:ctrlPr>
-                            <w:rPr>
-                              <w:rFonts w:ascii="Cambria Math" w:hAnsi="Cambria Math"/>
-                            </w:rPr>
-                          </m:ctrlPr>
-                        </m:sSubPr>
-                        <m:e>
-                          <m:r>
-                            <w:rPr>
-                              <w:rFonts w:ascii="Cambria Math" w:hAnsi="Cambria Math"/>
-                            </w:rPr>
-                            <m:t>y</m:t>
-                          </m:r>
-                        </m:e>
-                        <m:sub>
-                          <m:r>
-                            <w:rPr>
-                              <w:rFonts w:ascii="Cambria Math" w:hAnsi="Cambria Math"/>
-                            </w:rPr>
-                            <m:t>i</m:t>
-                          </m:r>
-                        </m:sub>
-                      </m:sSub>
+                      <m:r>
+                        <w:rPr>
+                          <w:rFonts w:ascii="Cambria Math" w:hAnsi="Cambria Math"/>
+                        </w:rPr>
+                        <m:t>2</m:t>
+                      </m:r>
                       <m:r>
                         <m:rPr>
                           <m:sty m:val="p"/>
@@ -3194,132 +3773,46 @@
                         <w:rPr>
                           <w:rFonts w:ascii="Cambria Math" w:hAnsi="Cambria Math"/>
                         </w:rPr>
-                        <m:t>-</m:t>
+                        <m:t>π</m:t>
                       </m:r>
-                      <m:d>
-                        <m:dPr>
-                          <m:ctrlPr>
-                            <w:rPr>
-                              <w:rFonts w:ascii="Cambria Math" w:hAnsi="Cambria Math"/>
-                            </w:rPr>
-                          </m:ctrlPr>
-                        </m:dPr>
-                        <m:e>
-                          <m:r>
-                            <w:rPr>
-                              <w:rFonts w:ascii="Cambria Math" w:hAnsi="Cambria Math"/>
-                            </w:rPr>
-                            <m:t>a</m:t>
-                          </m:r>
-                          <m:r>
-                            <m:rPr>
-                              <m:sty m:val="p"/>
-                            </m:rPr>
-                            <w:rPr>
-                              <w:rFonts w:ascii="Cambria Math" w:hAnsi="Cambria Math"/>
-                            </w:rPr>
-                            <m:t>+</m:t>
-                          </m:r>
-                          <m:r>
-                            <w:rPr>
-                              <w:rFonts w:ascii="Cambria Math" w:hAnsi="Cambria Math"/>
-                            </w:rPr>
-                            <m:t>b</m:t>
-                          </m:r>
-                          <m:sSub>
-                            <m:sSubPr>
-                              <m:ctrlPr>
-                                <w:rPr>
-                                  <w:rFonts w:ascii="Cambria Math" w:hAnsi="Cambria Math"/>
-                                </w:rPr>
-                              </m:ctrlPr>
-                            </m:sSubPr>
-                            <m:e>
-                              <m:r>
-                                <w:rPr>
-                                  <w:rFonts w:ascii="Cambria Math" w:hAnsi="Cambria Math"/>
-                                </w:rPr>
-                                <m:t>x</m:t>
-                              </m:r>
-                            </m:e>
-                            <m:sub>
-                              <m:r>
-                                <w:rPr>
-                                  <w:rFonts w:ascii="Cambria Math" w:hAnsi="Cambria Math"/>
-                                </w:rPr>
-                                <m:t>i</m:t>
-                              </m:r>
-                            </m:sub>
-                          </m:sSub>
-                        </m:e>
-                      </m:d>
                     </m:e>
-                  </m:d>
-                </m:e>
-                <m:sup>
-                  <m:r>
-                    <m:rPr>
-                      <m:sty m:val="p"/>
-                    </m:rPr>
+                  </m:rad>
+                  <m:ctrlPr>
                     <w:rPr>
                       <w:rFonts w:ascii="Cambria Math" w:hAnsi="Cambria Math"/>
+                      <w:i/>
                     </w:rPr>
-                    <m:t>2</m:t>
-                  </m:r>
-                </m:sup>
-              </m:sSup>
+                  </m:ctrlPr>
+                </m:den>
+              </m:f>
+              <m:r>
+                <w:rPr>
+                  <w:rFonts w:ascii="Cambria Math" w:hAnsi="Cambria Math"/>
+                </w:rPr>
+                <m:t>exp</m:t>
+              </m:r>
+              <m:r>
+                <m:rPr>
+                  <m:lit/>
+                </m:rPr>
+                <w:rPr>
+                  <w:rFonts w:ascii="Cambria Math" w:hAnsi="Cambria Math"/>
+                </w:rPr>
+                <m:t>{</m:t>
+              </m:r>
+              <m:ctrlPr>
+                <w:rPr>
+                  <w:rFonts w:ascii="Cambria Math" w:hAnsi="Cambria Math"/>
+                  <w:i/>
+                </w:rPr>
+              </m:ctrlPr>
             </m:e>
           </m:nary>
-          <m:r>
-            <m:rPr>
-              <m:sty m:val="p"/>
-            </m:rPr>
-            <w:rPr>
-              <w:rFonts w:ascii="Cambria Math" w:hAnsi="Cambria Math"/>
-            </w:rPr>
-            <m:t>→</m:t>
-          </m:r>
           <m:r>
             <w:rPr>
               <w:rFonts w:ascii="Cambria Math" w:hAnsi="Cambria Math"/>
             </w:rPr>
-            <m:t>m</m:t>
-          </m:r>
-          <m:r>
-            <w:rPr>
-              <w:rFonts w:ascii="Cambria Math" w:hAnsi="Cambria Math" w:cs="Cambria Math"/>
-              <w:lang w:val="en-US"/>
-            </w:rPr>
-            <m:t>in (3)</m:t>
-          </m:r>
-        </m:oMath>
-      </m:oMathPara>
-    </w:p>
-    <w:p>
-      <w:r>
-        <w:tab/>
-      </w:r>
-      <w:r>
-        <w:t>Может быть решена аналитическим путём взятия производных и решения системы уравнений</w:t>
-      </w:r>
-      <w:r>
-        <w:t xml:space="preserve">, </w:t>
-      </w:r>
-      <w:r>
-        <w:t>пример решения</w:t>
-      </w:r>
-      <w:r>
-        <w:t>:</w:t>
-      </w:r>
-    </w:p>
-    <w:p>
-      <m:oMathPara>
-        <m:oMath>
-          <m:r>
-            <w:rPr>
-              <w:rFonts w:ascii="Cambria Math" w:hAnsi="Cambria Math"/>
-            </w:rPr>
-            <m:t>b=</m:t>
+            <m:t>-</m:t>
           </m:r>
           <m:f>
             <m:fPr>
@@ -3330,127 +3823,6 @@
               </m:ctrlPr>
             </m:fPr>
             <m:num>
-              <m:bar>
-                <m:barPr>
-                  <m:pos m:val="top"/>
-                  <m:ctrlPr>
-                    <w:rPr>
-                      <w:rFonts w:ascii="Cambria Math" w:hAnsi="Cambria Math"/>
-                    </w:rPr>
-                  </m:ctrlPr>
-                </m:barPr>
-                <m:e>
-                  <m:r>
-                    <w:rPr>
-                      <w:rFonts w:ascii="Cambria Math" w:hAnsi="Cambria Math"/>
-                    </w:rPr>
-                    <m:t>xy</m:t>
-                  </m:r>
-                </m:e>
-              </m:bar>
-              <m:r>
-                <w:rPr>
-                  <w:rFonts w:ascii="Cambria Math" w:hAnsi="Cambria Math"/>
-                </w:rPr>
-                <m:t>-</m:t>
-              </m:r>
-              <m:acc>
-                <m:accPr>
-                  <m:chr m:val="̅"/>
-                  <m:ctrlPr>
-                    <w:rPr>
-                      <w:rFonts w:ascii="Cambria Math" w:hAnsi="Cambria Math"/>
-                    </w:rPr>
-                  </m:ctrlPr>
-                </m:accPr>
-                <m:e>
-                  <m:r>
-                    <w:rPr>
-                      <w:rFonts w:ascii="Cambria Math" w:hAnsi="Cambria Math"/>
-                    </w:rPr>
-                    <m:t>x</m:t>
-                  </m:r>
-                </m:e>
-              </m:acc>
-              <m:r>
-                <m:rPr>
-                  <m:sty m:val="p"/>
-                </m:rPr>
-                <w:rPr>
-                  <w:rFonts w:ascii="Cambria Math" w:hAnsi="Cambria Math"/>
-                </w:rPr>
-                <m:t>⋅</m:t>
-              </m:r>
-              <m:acc>
-                <m:accPr>
-                  <m:chr m:val="̅"/>
-                  <m:ctrlPr>
-                    <w:rPr>
-                      <w:rFonts w:ascii="Cambria Math" w:hAnsi="Cambria Math"/>
-                    </w:rPr>
-                  </m:ctrlPr>
-                </m:accPr>
-                <m:e>
-                  <m:r>
-                    <w:rPr>
-                      <w:rFonts w:ascii="Cambria Math" w:hAnsi="Cambria Math"/>
-                    </w:rPr>
-                    <m:t>y</m:t>
-                  </m:r>
-                </m:e>
-              </m:acc>
-              <m:ctrlPr>
-                <w:rPr>
-                  <w:rFonts w:ascii="Cambria Math" w:hAnsi="Cambria Math"/>
-                  <w:i/>
-                </w:rPr>
-              </m:ctrlPr>
-            </m:num>
-            <m:den>
-              <m:bar>
-                <m:barPr>
-                  <m:pos m:val="top"/>
-                  <m:ctrlPr>
-                    <w:rPr>
-                      <w:rFonts w:ascii="Cambria Math" w:hAnsi="Cambria Math"/>
-                    </w:rPr>
-                  </m:ctrlPr>
-                </m:barPr>
-                <m:e>
-                  <m:sSup>
-                    <m:sSupPr>
-                      <m:ctrlPr>
-                        <w:rPr>
-                          <w:rFonts w:ascii="Cambria Math" w:hAnsi="Cambria Math"/>
-                          <w:i/>
-                        </w:rPr>
-                      </m:ctrlPr>
-                    </m:sSupPr>
-                    <m:e>
-                      <m:r>
-                        <w:rPr>
-                          <w:rFonts w:ascii="Cambria Math" w:hAnsi="Cambria Math"/>
-                        </w:rPr>
-                        <m:t>x</m:t>
-                      </m:r>
-                    </m:e>
-                    <m:sup>
-                      <m:r>
-                        <w:rPr>
-                          <w:rFonts w:ascii="Cambria Math" w:hAnsi="Cambria Math"/>
-                        </w:rPr>
-                        <m:t>2</m:t>
-                      </m:r>
-                    </m:sup>
-                  </m:sSup>
-                </m:e>
-              </m:bar>
-              <m:r>
-                <w:rPr>
-                  <w:rFonts w:ascii="Cambria Math" w:hAnsi="Cambria Math"/>
-                </w:rPr>
-                <m:t>-</m:t>
-              </m:r>
               <m:sSup>
                 <m:sSupPr>
                   <m:ctrlPr>
@@ -3471,309 +3843,12 @@
                       </m:ctrlPr>
                     </m:dPr>
                     <m:e>
-                      <m:acc>
-                        <m:accPr>
-                          <m:chr m:val="̅"/>
-                          <m:ctrlPr>
-                            <w:rPr>
-                              <w:rFonts w:ascii="Cambria Math" w:hAnsi="Cambria Math"/>
-                            </w:rPr>
-                          </m:ctrlPr>
-                        </m:accPr>
-                        <m:e>
-                          <m:r>
-                            <w:rPr>
-                              <w:rFonts w:ascii="Cambria Math" w:hAnsi="Cambria Math"/>
-                            </w:rPr>
-                            <m:t>x</m:t>
-                          </m:r>
-                        </m:e>
-                      </m:acc>
-                    </m:e>
-                  </m:d>
-                </m:e>
-                <m:sup>
-                  <m:r>
-                    <w:rPr>
-                      <w:rFonts w:ascii="Cambria Math" w:hAnsi="Cambria Math"/>
-                    </w:rPr>
-                    <m:t>2</m:t>
-                  </m:r>
-                </m:sup>
-              </m:sSup>
-              <m:ctrlPr>
-                <w:rPr>
-                  <w:rFonts w:ascii="Cambria Math" w:hAnsi="Cambria Math"/>
-                  <w:i/>
-                </w:rPr>
-              </m:ctrlPr>
-            </m:den>
-          </m:f>
-        </m:oMath>
-      </m:oMathPara>
-    </w:p>
-    <w:p>
-      <m:oMathPara>
-        <m:oMath>
-          <m:r>
-            <w:rPr>
-              <w:rFonts w:ascii="Cambria Math" w:hAnsi="Cambria Math"/>
-            </w:rPr>
-            <m:t>a=</m:t>
-          </m:r>
-          <m:acc>
-            <m:accPr>
-              <m:chr m:val="̅"/>
-              <m:ctrlPr>
-                <w:rPr>
-                  <w:rFonts w:ascii="Cambria Math" w:hAnsi="Cambria Math"/>
-                </w:rPr>
-              </m:ctrlPr>
-            </m:accPr>
-            <m:e>
-              <m:r>
-                <w:rPr>
-                  <w:rFonts w:ascii="Cambria Math" w:hAnsi="Cambria Math"/>
-                </w:rPr>
-                <m:t>y</m:t>
-              </m:r>
-            </m:e>
-          </m:acc>
-          <m:r>
-            <w:rPr>
-              <w:rFonts w:ascii="Cambria Math" w:hAnsi="Cambria Math"/>
-            </w:rPr>
-            <m:t>-b</m:t>
-          </m:r>
-          <m:acc>
-            <m:accPr>
-              <m:chr m:val="̅"/>
-              <m:ctrlPr>
-                <w:rPr>
-                  <w:rFonts w:ascii="Cambria Math" w:hAnsi="Cambria Math"/>
-                </w:rPr>
-              </m:ctrlPr>
-            </m:accPr>
-            <m:e>
-              <m:r>
-                <w:rPr>
-                  <w:rFonts w:ascii="Cambria Math" w:hAnsi="Cambria Math"/>
-                </w:rPr>
-                <m:t>x</m:t>
-              </m:r>
-            </m:e>
-          </m:acc>
-        </m:oMath>
-      </m:oMathPara>
-    </w:p>
-    <w:p>
-      <w:r>
-        <w:tab/>
-        <w:t>В программе используется библиотечная функция</w:t>
-      </w:r>
-      <w:r>
-        <w:t xml:space="preserve">, </w:t>
-      </w:r>
-      <w:r>
-        <w:t>которая более оптимизированно решает систему.</w:t>
-      </w:r>
-    </w:p>
-    <w:p>
-      <w:pPr>
-        <w:pStyle w:val="2"/>
-        <w:ind w:firstLine="708"/>
-        <w:rPr>
-          <w:rFonts w:eastAsia="Times New Roman"/>
-          <w:lang w:eastAsia="ru-RU"/>
-        </w:rPr>
-      </w:pPr>
-      <w:bookmarkStart w:id="6" w:name="_Toc226561904"/>
-      <w:r>
-        <w:rPr>
-          <w:rFonts w:eastAsia="Times New Roman"/>
-          <w:lang w:eastAsia="ru-RU"/>
-        </w:rPr>
-        <w:t>Метод наименьших модулей (</w:t>
-      </w:r>
-      <w:r>
-        <w:rPr>
-          <w:rFonts w:eastAsia="Times New Roman"/>
-          <w:lang w:eastAsia="ru-RU"/>
-        </w:rPr>
-        <w:t>МНМ</w:t>
-      </w:r>
-      <w:r>
-        <w:rPr>
-          <w:rFonts w:eastAsia="Times New Roman"/>
-          <w:lang w:eastAsia="ru-RU"/>
-        </w:rPr>
-        <w:t>)</w:t>
-      </w:r>
-      <w:bookmarkEnd w:id="6"/>
-    </w:p>
-    <w:p>
-      <w:pPr>
-        <w:rPr>
-          <w:lang w:eastAsia="ru-RU"/>
-        </w:rPr>
-      </w:pPr>
-      <w:r>
-        <w:rPr>
-          <w:lang w:eastAsia="ru-RU"/>
-        </w:rPr>
-        <w:tab/>
-      </w:r>
-      <w:r>
-        <w:t xml:space="preserve">Задача минимизировать целевую функцию за счёт изменения параметров </w:t>
-      </w:r>
-      <w:r>
-        <w:rPr>
-          <w:lang w:val="en-US"/>
-        </w:rPr>
-        <w:t>a</w:t>
-      </w:r>
-      <w:r>
-        <w:t xml:space="preserve"> </w:t>
-      </w:r>
-      <w:r>
-        <w:t xml:space="preserve">и </w:t>
-      </w:r>
-      <w:r>
-        <w:rPr>
-          <w:lang w:val="en-US"/>
-        </w:rPr>
-        <w:t>b</w:t>
-      </w:r>
-      <w:r>
-        <w:t>.</w:t>
-      </w:r>
-    </w:p>
-    <w:p>
-      <w:pPr>
-        <w:jc w:val="center"/>
-        <w:rPr>
-          <w:rFonts w:asciiTheme="majorHAnsi" w:eastAsia="Times New Roman" w:hAnsiTheme="majorHAnsi" w:cstheme="majorBidi"/>
-          <w:iCs/>
-          <w:lang w:val="en-US"/>
-        </w:rPr>
-      </w:pPr>
-      <m:oMathPara>
-        <m:oMath>
-          <m:nary>
-            <m:naryPr>
-              <m:chr m:val="∑"/>
-              <m:ctrlPr>
-                <w:rPr>
-                  <w:rFonts w:ascii="Cambria Math" w:hAnsi="Cambria Math"/>
-                </w:rPr>
-              </m:ctrlPr>
-            </m:naryPr>
-            <m:sub>
-              <m:r>
-                <w:rPr>
-                  <w:rFonts w:ascii="Cambria Math" w:hAnsi="Cambria Math"/>
-                </w:rPr>
-                <m:t>i</m:t>
-              </m:r>
-              <m:r>
-                <m:rPr>
-                  <m:sty m:val="p"/>
-                </m:rPr>
-                <w:rPr>
-                  <w:rFonts w:ascii="Cambria Math" w:hAnsi="Cambria Math"/>
-                </w:rPr>
-                <m:t>=1</m:t>
-              </m:r>
-            </m:sub>
-            <m:sup>
-              <m:r>
-                <w:rPr>
-                  <w:rFonts w:ascii="Cambria Math" w:hAnsi="Cambria Math"/>
-                </w:rPr>
-                <m:t>n</m:t>
-              </m:r>
-            </m:sup>
-            <m:e>
-              <m:d>
-                <m:dPr>
-                  <m:begChr m:val="|"/>
-                  <m:endChr m:val="|"/>
-                  <m:ctrlPr>
-                    <w:rPr>
-                      <w:rFonts w:ascii="Cambria Math" w:hAnsi="Cambria Math"/>
-                    </w:rPr>
-                  </m:ctrlPr>
-                </m:dPr>
-                <m:e>
-                  <m:sSub>
-                    <m:sSubPr>
-                      <m:ctrlPr>
-                        <w:rPr>
-                          <w:rFonts w:ascii="Cambria Math" w:hAnsi="Cambria Math"/>
-                        </w:rPr>
-                      </m:ctrlPr>
-                    </m:sSubPr>
-                    <m:e>
-                      <m:r>
-                        <w:rPr>
-                          <w:rFonts w:ascii="Cambria Math" w:hAnsi="Cambria Math"/>
-                        </w:rPr>
-                        <m:t>y</m:t>
-                      </m:r>
-                    </m:e>
-                    <m:sub>
-                      <m:r>
-                        <w:rPr>
-                          <w:rFonts w:ascii="Cambria Math" w:hAnsi="Cambria Math"/>
-                        </w:rPr>
-                        <m:t>i</m:t>
-                      </m:r>
-                    </m:sub>
-                  </m:sSub>
-                  <m:r>
-                    <m:rPr>
-                      <m:sty m:val="p"/>
-                    </m:rPr>
-                    <w:rPr>
-                      <w:rFonts w:ascii="Cambria Math" w:hAnsi="Cambria Math"/>
-                    </w:rPr>
-                    <m:t>-</m:t>
-                  </m:r>
-                  <m:d>
-                    <m:dPr>
-                      <m:ctrlPr>
-                        <w:rPr>
-                          <w:rFonts w:ascii="Cambria Math" w:hAnsi="Cambria Math"/>
-                        </w:rPr>
-                      </m:ctrlPr>
-                    </m:dPr>
-                    <m:e>
-                      <m:r>
-                        <w:rPr>
-                          <w:rFonts w:ascii="Cambria Math" w:hAnsi="Cambria Math"/>
-                        </w:rPr>
-                        <m:t>a</m:t>
-                      </m:r>
-                      <m:r>
-                        <m:rPr>
-                          <m:sty m:val="p"/>
-                        </m:rPr>
-                        <w:rPr>
-                          <w:rFonts w:ascii="Cambria Math" w:hAnsi="Cambria Math"/>
-                        </w:rPr>
-                        <m:t>+</m:t>
-                      </m:r>
-                      <m:r>
-                        <w:rPr>
-                          <w:rFonts w:ascii="Cambria Math" w:hAnsi="Cambria Math"/>
-                        </w:rPr>
-                        <m:t>b</m:t>
-                      </m:r>
                       <m:sSub>
                         <m:sSubPr>
                           <m:ctrlPr>
                             <w:rPr>
                               <w:rFonts w:ascii="Cambria Math" w:hAnsi="Cambria Math"/>
+                              <w:i/>
                             </w:rPr>
                           </m:ctrlPr>
                         </m:sSubPr>
@@ -3794,12 +3869,520 @@
                           </m:r>
                         </m:sub>
                       </m:sSub>
+                      <m:r>
+                        <w:rPr>
+                          <w:rFonts w:ascii="Cambria Math" w:hAnsi="Cambria Math"/>
+                        </w:rPr>
+                        <m:t>-</m:t>
+                      </m:r>
+                      <m:r>
+                        <m:rPr>
+                          <m:sty m:val="p"/>
+                        </m:rPr>
+                        <w:rPr>
+                          <w:rFonts w:ascii="Cambria Math" w:hAnsi="Cambria Math"/>
+                        </w:rPr>
+                        <m:t>μ</m:t>
+                      </m:r>
                     </m:e>
                   </m:d>
                 </m:e>
-              </m:d>
+                <m:sup>
+                  <m:r>
+                    <w:rPr>
+                      <w:rFonts w:ascii="Cambria Math" w:hAnsi="Cambria Math"/>
+                    </w:rPr>
+                    <m:t>2</m:t>
+                  </m:r>
+                </m:sup>
+              </m:sSup>
+              <m:ctrlPr>
+                <w:rPr>
+                  <w:rFonts w:ascii="Cambria Math" w:hAnsi="Cambria Math"/>
+                  <w:i/>
+                </w:rPr>
+              </m:ctrlPr>
+            </m:num>
+            <m:den>
+              <m:r>
+                <w:rPr>
+                  <w:rFonts w:ascii="Cambria Math" w:hAnsi="Cambria Math"/>
+                </w:rPr>
+                <m:t>2</m:t>
+              </m:r>
+              <m:sSup>
+                <m:sSupPr>
+                  <m:ctrlPr>
+                    <w:rPr>
+                      <w:rFonts w:ascii="Cambria Math" w:hAnsi="Cambria Math"/>
+                      <w:i/>
+                    </w:rPr>
+                  </m:ctrlPr>
+                </m:sSupPr>
+                <m:e>
+                  <m:r>
+                    <m:rPr>
+                      <m:sty m:val="p"/>
+                    </m:rPr>
+                    <w:rPr>
+                      <w:rFonts w:ascii="Cambria Math" w:hAnsi="Cambria Math"/>
+                    </w:rPr>
+                    <m:t>σ</m:t>
+                  </m:r>
+                  <m:ctrlPr>
+                    <w:rPr>
+                      <w:rFonts w:ascii="Cambria Math" w:hAnsi="Cambria Math"/>
+                    </w:rPr>
+                  </m:ctrlPr>
+                </m:e>
+                <m:sup>
+                  <m:r>
+                    <w:rPr>
+                      <w:rFonts w:ascii="Cambria Math" w:hAnsi="Cambria Math"/>
+                    </w:rPr>
+                    <m:t>2</m:t>
+                  </m:r>
+                </m:sup>
+              </m:sSup>
+              <m:ctrlPr>
+                <w:rPr>
+                  <w:rFonts w:ascii="Cambria Math" w:hAnsi="Cambria Math"/>
+                  <w:i/>
+                </w:rPr>
+              </m:ctrlPr>
+            </m:den>
+          </m:f>
+          <m:r>
+            <m:rPr>
+              <m:lit/>
+            </m:rPr>
+            <w:rPr>
+              <w:rFonts w:ascii="Cambria Math" w:hAnsi="Cambria Math"/>
+            </w:rPr>
+            <m:t>}</m:t>
+          </m:r>
+        </m:oMath>
+      </m:oMathPara>
+    </w:p>
+    <w:p>
+      <w:pPr>
+        <w:rPr>
+          <w:lang w:val="en-US"/>
+        </w:rPr>
+      </w:pPr>
+      <w:r>
+        <w:tab/>
+        <w:t>Ищем</w:t>
+      </w:r>
+      <w:r>
+        <w:rPr>
+          <w:lang w:val="en-US"/>
+        </w:rPr>
+        <w:t xml:space="preserve"> </w:t>
+      </w:r>
+      <w:r>
+        <w:t>по всем параметрам</w:t>
+      </w:r>
+      <w:r>
+        <w:rPr>
+          <w:lang w:val="en-US"/>
+        </w:rPr>
+        <w:t>:</w:t>
+      </w:r>
+    </w:p>
+    <w:p>
+      <w:pPr>
+        <w:jc w:val="center"/>
+        <w:rPr>
+          <w:lang w:val="en-US"/>
+        </w:rPr>
+      </w:pPr>
+      <m:oMathPara>
+        <m:oMath>
+          <m:r>
+            <m:rPr>
+              <m:sty m:val="p"/>
+            </m:rPr>
+            <w:rPr>
+              <w:rFonts w:ascii="Cambria Math" w:hAnsi="Cambria Math"/>
+              <w:lang w:val="en-US"/>
+            </w:rPr>
+            <m:t>μ</m:t>
+          </m:r>
+          <m:r>
+            <w:rPr>
+              <w:rFonts w:ascii="Cambria Math" w:hAnsi="Cambria Math"/>
+              <w:lang w:val="en-US"/>
+            </w:rPr>
+            <m:t>,</m:t>
+          </m:r>
+          <m:r>
+            <m:rPr>
+              <m:sty m:val="p"/>
+            </m:rPr>
+            <w:rPr>
+              <w:rFonts w:ascii="Cambria Math" w:hAnsi="Cambria Math"/>
+              <w:lang w:val="en-US"/>
+            </w:rPr>
+            <m:t>σ</m:t>
+          </m:r>
+          <m:r>
+            <w:rPr>
+              <w:rFonts w:ascii="Cambria Math" w:hAnsi="Cambria Math"/>
+              <w:lang w:val="en-US"/>
+            </w:rPr>
+            <m:t>=argmaxL</m:t>
+          </m:r>
+          <m:d>
+            <m:dPr>
+              <m:ctrlPr>
+                <w:rPr>
+                  <w:rFonts w:ascii="Cambria Math" w:hAnsi="Cambria Math"/>
+                  <w:i/>
+                  <w:lang w:val="en-US"/>
+                </w:rPr>
+              </m:ctrlPr>
+            </m:dPr>
+            <m:e>
+              <m:sSub>
+                <m:sSubPr>
+                  <m:ctrlPr>
+                    <w:rPr>
+                      <w:rFonts w:ascii="Cambria Math" w:hAnsi="Cambria Math"/>
+                      <w:i/>
+                      <w:lang w:val="en-US"/>
+                    </w:rPr>
+                  </m:ctrlPr>
+                </m:sSubPr>
+                <m:e>
+                  <m:r>
+                    <w:rPr>
+                      <w:rFonts w:ascii="Cambria Math" w:hAnsi="Cambria Math"/>
+                      <w:lang w:val="en-US"/>
+                    </w:rPr>
+                    <m:t>x</m:t>
+                  </m:r>
+                </m:e>
+                <m:sub>
+                  <m:r>
+                    <w:rPr>
+                      <w:rFonts w:ascii="Cambria Math" w:hAnsi="Cambria Math"/>
+                      <w:lang w:val="en-US"/>
+                    </w:rPr>
+                    <m:t>1</m:t>
+                  </m:r>
+                </m:sub>
+              </m:sSub>
+              <m:r>
+                <w:rPr>
+                  <w:rFonts w:ascii="Cambria Math" w:hAnsi="Cambria Math"/>
+                  <w:lang w:val="en-US"/>
+                </w:rPr>
+                <m:t>,…,</m:t>
+              </m:r>
+              <m:sSub>
+                <m:sSubPr>
+                  <m:ctrlPr>
+                    <w:rPr>
+                      <w:rFonts w:ascii="Cambria Math" w:hAnsi="Cambria Math"/>
+                      <w:i/>
+                      <w:lang w:val="en-US"/>
+                    </w:rPr>
+                  </m:ctrlPr>
+                </m:sSubPr>
+                <m:e>
+                  <m:r>
+                    <w:rPr>
+                      <w:rFonts w:ascii="Cambria Math" w:hAnsi="Cambria Math"/>
+                      <w:lang w:val="en-US"/>
+                    </w:rPr>
+                    <m:t>x</m:t>
+                  </m:r>
+                </m:e>
+                <m:sub>
+                  <m:r>
+                    <w:rPr>
+                      <w:rFonts w:ascii="Cambria Math" w:hAnsi="Cambria Math"/>
+                      <w:lang w:val="en-US"/>
+                    </w:rPr>
+                    <m:t>n</m:t>
+                  </m:r>
+                </m:sub>
+              </m:sSub>
+              <m:r>
+                <w:rPr>
+                  <w:rFonts w:ascii="Cambria Math" w:hAnsi="Cambria Math"/>
+                  <w:lang w:val="en-US"/>
+                </w:rPr>
+                <m:t>,</m:t>
+              </m:r>
+              <m:r>
+                <m:rPr>
+                  <m:sty m:val="p"/>
+                </m:rPr>
+                <w:rPr>
+                  <w:rFonts w:ascii="Cambria Math" w:hAnsi="Cambria Math"/>
+                  <w:lang w:val="en-US"/>
+                </w:rPr>
+                <m:t>μ</m:t>
+              </m:r>
+              <m:r>
+                <w:rPr>
+                  <w:rFonts w:ascii="Cambria Math" w:hAnsi="Cambria Math"/>
+                  <w:lang w:val="en-US"/>
+                </w:rPr>
+                <m:t>,</m:t>
+              </m:r>
+              <m:r>
+                <m:rPr>
+                  <m:sty m:val="p"/>
+                </m:rPr>
+                <w:rPr>
+                  <w:rFonts w:ascii="Cambria Math" w:hAnsi="Cambria Math"/>
+                  <w:lang w:val="en-US"/>
+                </w:rPr>
+                <m:t>σ</m:t>
+              </m:r>
             </m:e>
-          </m:nary>
+          </m:d>
+        </m:oMath>
+      </m:oMathPara>
+    </w:p>
+    <w:p>
+      <w:pPr>
+        <w:ind w:left="708"/>
+        <w:rPr>
+          <w:lang w:val="en-US"/>
+        </w:rPr>
+      </w:pPr>
+      <w:r>
+        <w:t>Для этого ищем минимум по каждому параметру</w:t>
+      </w:r>
+      <w:r>
+        <w:t xml:space="preserve">, </w:t>
+      </w:r>
+      <w:r>
+        <w:t xml:space="preserve">путём взятия частных производных от </w:t>
+      </w:r>
+      <m:oMath>
+        <m:r>
+          <w:rPr>
+            <w:rFonts w:ascii="Cambria Math" w:hAnsi="Cambria Math"/>
+          </w:rPr>
+          <m:t>ln</m:t>
+        </m:r>
+        <m:d>
+          <m:dPr>
+            <m:ctrlPr>
+              <w:rPr>
+                <w:rFonts w:ascii="Cambria Math" w:hAnsi="Cambria Math"/>
+                <w:i/>
+              </w:rPr>
+            </m:ctrlPr>
+          </m:dPr>
+          <m:e>
+            <m:r>
+              <w:rPr>
+                <w:rFonts w:ascii="Cambria Math" w:hAnsi="Cambria Math"/>
+              </w:rPr>
+              <m:t>L</m:t>
+            </m:r>
+          </m:e>
+        </m:d>
+      </m:oMath>
+      <w:r>
+        <w:t xml:space="preserve">. </w:t>
+      </w:r>
+      <w:r>
+        <w:t>Решив полученную систему из двух уравнений</w:t>
+      </w:r>
+      <w:r>
+        <w:rPr>
+          <w:lang w:val="en-US"/>
+        </w:rPr>
+        <w:t xml:space="preserve">, </w:t>
+      </w:r>
+      <w:r>
+        <w:t>получим такие результаты</w:t>
+      </w:r>
+      <w:r>
+        <w:rPr>
+          <w:lang w:val="en-US"/>
+        </w:rPr>
+        <w:t>:</w:t>
+      </w:r>
+    </w:p>
+    <w:p>
+      <w:pPr>
+        <w:pStyle w:val="a6"/>
+        <w:numPr>
+          <w:ilvl w:val="0"/>
+          <w:numId w:val="30"/>
+        </w:numPr>
+      </w:pPr>
+      <w:proofErr w:type="spellStart"/>
+      <w:r>
+        <w:t>о.м.п</w:t>
+      </w:r>
+      <w:proofErr w:type="spellEnd"/>
+      <w:r>
+        <w:t>. мат. ожидания – выборочное среднее</w:t>
+      </w:r>
+    </w:p>
+    <w:p>
+      <w:pPr>
+        <w:pStyle w:val="a6"/>
+        <w:numPr>
+          <w:ilvl w:val="0"/>
+          <w:numId w:val="30"/>
+        </w:numPr>
+      </w:pPr>
+      <w:proofErr w:type="spellStart"/>
+      <w:r>
+        <w:t>о.м.п</w:t>
+      </w:r>
+      <w:proofErr w:type="spellEnd"/>
+      <w:r>
+        <w:t>. дисперсии – выборочная дисперсия.</w:t>
+      </w:r>
+    </w:p>
+    <w:p>
+      <w:pPr>
+        <w:ind w:left="708"/>
+      </w:pPr>
+      <w:r>
+        <w:t xml:space="preserve">Таким образом мы можем </w:t>
+      </w:r>
+      <w:r>
+        <w:t>оценить параметры нормального распределения по выборке.</w:t>
+      </w:r>
+    </w:p>
+    <w:p>
+      <w:pPr>
+        <w:pStyle w:val="2"/>
+        <w:ind w:firstLine="708"/>
+      </w:pPr>
+      <w:r>
+        <w:t xml:space="preserve">Критерий </w:t>
+      </w:r>
+      <m:oMath>
+        <m:sSup>
+          <m:sSupPr>
+            <m:ctrlPr>
+              <w:rPr>
+                <w:rFonts w:ascii="Cambria Math" w:hAnsi="Cambria Math"/>
+                <w:i/>
+              </w:rPr>
+            </m:ctrlPr>
+          </m:sSupPr>
+          <m:e>
+            <m:r>
+              <w:rPr>
+                <w:rFonts w:ascii="Cambria Math" w:hAnsi="Cambria Math"/>
+              </w:rPr>
+              <m:t>χ</m:t>
+            </m:r>
+            <m:ctrlPr>
+              <w:rPr>
+                <w:rFonts w:ascii="Cambria Math" w:hAnsi="Cambria Math"/>
+              </w:rPr>
+            </m:ctrlPr>
+          </m:e>
+          <m:sup>
+            <m:r>
+              <w:rPr>
+                <w:rFonts w:ascii="Cambria Math" w:hAnsi="Cambria Math"/>
+              </w:rPr>
+              <m:t>2</m:t>
+            </m:r>
+          </m:sup>
+        </m:sSup>
+      </m:oMath>
+    </w:p>
+    <w:p>
+      <w:pPr>
+        <w:pStyle w:val="a6"/>
+        <w:numPr>
+          <w:ilvl w:val="0"/>
+          <w:numId w:val="31"/>
+        </w:numPr>
+      </w:pPr>
+      <w:r>
+        <w:t xml:space="preserve">Разбиваем выборку на непересекающиеся множества </w:t>
+      </w:r>
+      <m:oMath>
+        <m:sSub>
+          <m:sSubPr>
+            <m:ctrlPr>
+              <w:rPr>
+                <w:rFonts w:ascii="Cambria Math" w:hAnsi="Cambria Math"/>
+                <w:i/>
+              </w:rPr>
+            </m:ctrlPr>
+          </m:sSubPr>
+          <m:e>
+            <m:r>
+              <m:rPr>
+                <m:sty m:val="p"/>
+              </m:rPr>
+              <w:rPr>
+                <w:rFonts w:ascii="Cambria Math" w:hAnsi="Cambria Math"/>
+              </w:rPr>
+              <m:t>Δ</m:t>
+            </m:r>
+            <m:ctrlPr>
+              <w:rPr>
+                <w:rFonts w:ascii="Cambria Math" w:hAnsi="Cambria Math"/>
+              </w:rPr>
+            </m:ctrlPr>
+          </m:e>
+          <m:sub>
+            <m:r>
+              <w:rPr>
+                <w:rFonts w:ascii="Cambria Math" w:hAnsi="Cambria Math"/>
+              </w:rPr>
+              <m:t>i</m:t>
+            </m:r>
+          </m:sub>
+        </m:sSub>
+      </m:oMath>
+      <w:r>
+        <w:t>.</w:t>
+      </w:r>
+      <w:r>
+        <w:t xml:space="preserve"> Количество разбиений выбираем с помощью</w:t>
+      </w:r>
+      <w:r>
+        <w:t xml:space="preserve">, </w:t>
+      </w:r>
+      <w:r>
+        <w:t>например</w:t>
+      </w:r>
+      <w:r>
+        <w:t xml:space="preserve">, </w:t>
+      </w:r>
+      <w:r>
+        <w:t xml:space="preserve">формулы </w:t>
+      </w:r>
+      <w:proofErr w:type="spellStart"/>
+      <w:r>
+        <w:t>Старджесса</w:t>
+      </w:r>
+      <w:proofErr w:type="spellEnd"/>
+      <w:r>
+        <w:t>:</w:t>
+      </w:r>
+      <w:r>
+        <w:br/>
+      </w:r>
+      <m:oMathPara>
+        <m:oMath>
+          <m:r>
+            <w:rPr>
+              <w:rFonts w:ascii="Cambria Math" w:hAnsi="Cambria Math"/>
+            </w:rPr>
+            <m:t>k=1+3.3</m:t>
+          </m:r>
           <m:r>
             <m:rPr>
               <m:sty m:val="p"/>
@@ -3807,116 +4390,243 @@
             <w:rPr>
               <w:rFonts w:ascii="Cambria Math" w:hAnsi="Cambria Math"/>
             </w:rPr>
-            <m:t>→</m:t>
+            <m:t>⋅</m:t>
           </m:r>
           <m:r>
             <w:rPr>
               <w:rFonts w:ascii="Cambria Math" w:hAnsi="Cambria Math"/>
-              <w:lang w:val="en-US"/>
             </w:rPr>
-            <m:t>min (4)</m:t>
+            <m:t>lg</m:t>
           </m:r>
+          <m:d>
+            <m:dPr>
+              <m:ctrlPr>
+                <w:rPr>
+                  <w:rFonts w:ascii="Cambria Math" w:hAnsi="Cambria Math"/>
+                  <w:i/>
+                </w:rPr>
+              </m:ctrlPr>
+            </m:dPr>
+            <m:e>
+              <m:r>
+                <w:rPr>
+                  <w:rFonts w:ascii="Cambria Math" w:hAnsi="Cambria Math"/>
+                </w:rPr>
+                <m:t>n</m:t>
+              </m:r>
+            </m:e>
+          </m:d>
         </m:oMath>
       </m:oMathPara>
     </w:p>
     <w:p>
       <w:pPr>
-        <w:rPr>
-          <w:rFonts w:asciiTheme="majorHAnsi" w:eastAsia="Times New Roman" w:hAnsiTheme="majorHAnsi" w:cstheme="majorBidi"/>
-          <w:iCs/>
-        </w:rPr>
-      </w:pPr>
-      <w:r>
-        <w:rPr>
-          <w:rFonts w:asciiTheme="majorHAnsi" w:eastAsia="Times New Roman" w:hAnsiTheme="majorHAnsi" w:cstheme="majorBidi"/>
-          <w:iCs/>
-          <w:lang w:val="en-US"/>
-        </w:rPr>
-        <w:tab/>
-      </w:r>
-      <w:r>
-        <w:rPr>
-          <w:rFonts w:asciiTheme="majorHAnsi" w:eastAsia="Times New Roman" w:hAnsiTheme="majorHAnsi" w:cstheme="majorBidi"/>
-          <w:iCs/>
-        </w:rPr>
-        <w:t>Данная задача решается только численно</w:t>
-      </w:r>
-      <w:r>
-        <w:rPr>
-          <w:rFonts w:asciiTheme="majorHAnsi" w:eastAsia="Times New Roman" w:hAnsiTheme="majorHAnsi" w:cstheme="majorBidi"/>
-          <w:iCs/>
-        </w:rPr>
+        <w:pStyle w:val="a6"/>
+        <w:numPr>
+          <w:ilvl w:val="0"/>
+          <w:numId w:val="31"/>
+        </w:numPr>
+      </w:pPr>
+      <w:r>
+        <w:t>Исходя из параметров</w:t>
+      </w:r>
+      <w:r>
         <w:t xml:space="preserve">, </w:t>
       </w:r>
       <w:r>
-        <w:rPr>
-          <w:rFonts w:asciiTheme="majorHAnsi" w:eastAsia="Times New Roman" w:hAnsiTheme="majorHAnsi" w:cstheme="majorBidi"/>
-          <w:iCs/>
-        </w:rPr>
-        <w:t>но возможно приближение коэффициентов с помощью результатов МНК</w:t>
-      </w:r>
-      <w:r>
-        <w:rPr>
-          <w:rFonts w:asciiTheme="majorHAnsi" w:eastAsia="Times New Roman" w:hAnsiTheme="majorHAnsi" w:cstheme="majorBidi"/>
-          <w:iCs/>
-        </w:rPr>
+        <w:t>полученных с помощью предыдущего метода</w:t>
+      </w:r>
+      <w:r>
         <w:t xml:space="preserve">, </w:t>
       </w:r>
       <w:r>
-        <w:rPr>
-          <w:rFonts w:asciiTheme="majorHAnsi" w:eastAsia="Times New Roman" w:hAnsiTheme="majorHAnsi" w:cstheme="majorBidi"/>
-          <w:iCs/>
-        </w:rPr>
-        <w:t>путём перехода к более робастным величинам.</w:t>
+        <w:t>строим гипотетическое распределение.</w:t>
       </w:r>
     </w:p>
     <w:p>
       <w:pPr>
+        <w:pStyle w:val="a6"/>
+        <w:numPr>
+          <w:ilvl w:val="0"/>
+          <w:numId w:val="31"/>
+        </w:numPr>
+      </w:pPr>
+      <w:r>
+        <w:t xml:space="preserve">С помощью гипотетического распределения находим вероятности </w:t>
+      </w:r>
+      <m:oMath>
+        <m:sSub>
+          <m:sSubPr>
+            <m:ctrlPr>
+              <w:rPr>
+                <w:rFonts w:ascii="Cambria Math" w:hAnsi="Cambria Math"/>
+                <w:i/>
+              </w:rPr>
+            </m:ctrlPr>
+          </m:sSubPr>
+          <m:e>
+            <m:r>
+              <w:rPr>
+                <w:rFonts w:ascii="Cambria Math" w:hAnsi="Cambria Math"/>
+              </w:rPr>
+              <m:t>p</m:t>
+            </m:r>
+          </m:e>
+          <m:sub>
+            <m:r>
+              <w:rPr>
+                <w:rFonts w:ascii="Cambria Math" w:hAnsi="Cambria Math"/>
+              </w:rPr>
+              <m:t>i</m:t>
+            </m:r>
+          </m:sub>
+        </m:sSub>
+      </m:oMath>
+      <w:r>
+        <w:t xml:space="preserve"> </w:t>
+      </w:r>
+      <w:r>
+        <w:t>попасть в каждое множество</w:t>
+      </w:r>
+      <w:r>
+        <w:t>.</w:t>
+      </w:r>
+    </w:p>
+    <w:p>
+      <w:pPr>
+        <w:pStyle w:val="a6"/>
+        <w:numPr>
+          <w:ilvl w:val="0"/>
+          <w:numId w:val="31"/>
+        </w:numPr>
+      </w:pPr>
+      <w:r>
+        <w:t xml:space="preserve">Находим частоты </w:t>
+      </w:r>
+      <m:oMath>
+        <m:sSub>
+          <m:sSubPr>
+            <m:ctrlPr>
+              <w:rPr>
+                <w:rFonts w:ascii="Cambria Math" w:hAnsi="Cambria Math"/>
+                <w:i/>
+              </w:rPr>
+            </m:ctrlPr>
+          </m:sSubPr>
+          <m:e>
+            <m:r>
+              <w:rPr>
+                <w:rFonts w:ascii="Cambria Math" w:hAnsi="Cambria Math"/>
+              </w:rPr>
+              <m:t>n</m:t>
+            </m:r>
+          </m:e>
+          <m:sub>
+            <m:r>
+              <w:rPr>
+                <w:rFonts w:ascii="Cambria Math" w:hAnsi="Cambria Math"/>
+              </w:rPr>
+              <m:t>i</m:t>
+            </m:r>
+          </m:sub>
+        </m:sSub>
+        <m:r>
+          <w:rPr>
+            <w:rFonts w:ascii="Cambria Math" w:hAnsi="Cambria Math"/>
+          </w:rPr>
+          <m:t xml:space="preserve"> </m:t>
+        </m:r>
+      </m:oMath>
+      <w:r>
+        <w:t>попадания элементов выборки в подмножества.</w:t>
+      </w:r>
+    </w:p>
+    <w:p>
+      <w:pPr>
+        <w:pStyle w:val="a6"/>
+        <w:numPr>
+          <w:ilvl w:val="0"/>
+          <w:numId w:val="31"/>
+        </w:numPr>
+      </w:pPr>
+      <w:r>
+        <w:t>Вычисляем</w:t>
+      </w:r>
+      <w:r>
+        <w:rPr>
+          <w:lang w:val="en-US"/>
+        </w:rPr>
+        <w:t>:</w:t>
+      </w:r>
+      <w:r>
         <w:rPr>
           <w:rFonts w:ascii="Cambria Math" w:hAnsi="Cambria Math"/>
           <w:i/>
-          <w:lang w:val="en-US"/>
-        </w:rPr>
-      </w:pPr>
-      <w:r>
-        <w:rPr>
-          <w:rFonts w:asciiTheme="majorHAnsi" w:eastAsia="Times New Roman" w:hAnsiTheme="majorHAnsi" w:cstheme="majorBidi"/>
-          <w:iCs/>
-        </w:rPr>
-        <w:tab/>
-      </w:r>
-      <w:r>
-        <w:rPr>
-          <w:rFonts w:ascii="Cambria Math" w:hAnsi="Cambria Math"/>
-          <w:i/>
         </w:rPr>
         <w:br/>
       </w:r>
       <m:oMathPara>
         <m:oMath>
+          <m:sSubSup>
+            <m:sSubSupPr>
+              <m:ctrlPr>
+                <w:rPr>
+                  <w:rFonts w:ascii="Cambria Math" w:hAnsi="Cambria Math"/>
+                  <w:i/>
+                </w:rPr>
+              </m:ctrlPr>
+            </m:sSubSupPr>
+            <m:e>
+              <m:r>
+                <w:rPr>
+                  <w:rFonts w:ascii="Cambria Math" w:hAnsi="Cambria Math"/>
+                </w:rPr>
+                <m:t>χ</m:t>
+              </m:r>
+              <m:ctrlPr>
+                <w:rPr>
+                  <w:rFonts w:ascii="Cambria Math" w:hAnsi="Cambria Math"/>
+                </w:rPr>
+              </m:ctrlPr>
+            </m:e>
+            <m:sub>
+              <m:r>
+                <w:rPr>
+                  <w:rFonts w:ascii="Cambria Math" w:hAnsi="Cambria Math"/>
+                </w:rPr>
+                <m:t>B</m:t>
+              </m:r>
+            </m:sub>
+            <m:sup>
+              <m:r>
+                <w:rPr>
+                  <w:rFonts w:ascii="Cambria Math" w:hAnsi="Cambria Math"/>
+                </w:rPr>
+                <m:t>2</m:t>
+              </m:r>
+            </m:sup>
+          </m:sSubSup>
           <m:r>
             <w:rPr>
               <w:rFonts w:ascii="Cambria Math" w:hAnsi="Cambria Math"/>
             </w:rPr>
-            <m:t>b=</m:t>
+            <m:t>=</m:t>
           </m:r>
-          <m:sSub>
-            <m:sSubPr>
+          <m:nary>
+            <m:naryPr>
+              <m:chr m:val="∑"/>
               <m:ctrlPr>
                 <w:rPr>
                   <w:rFonts w:ascii="Cambria Math" w:hAnsi="Cambria Math"/>
-                  <w:i/>
-                  <w:lang w:val="en-US"/>
                 </w:rPr>
               </m:ctrlPr>
-            </m:sSubPr>
-            <m:e>
+            </m:naryPr>
+            <m:sub>
               <m:r>
                 <w:rPr>
                   <w:rFonts w:ascii="Cambria Math" w:hAnsi="Cambria Math"/>
-                  <w:lang w:val="en-US"/>
                 </w:rPr>
-                <m:t>r</m:t>
+                <m:t>i=1</m:t>
               </m:r>
               <m:ctrlPr>
                 <w:rPr>
@@ -3924,54 +4634,141 @@
                   <w:i/>
                 </w:rPr>
               </m:ctrlPr>
-            </m:e>
-            <m:sub>
+            </m:sub>
+            <m:sup>
               <m:r>
                 <w:rPr>
                   <w:rFonts w:ascii="Cambria Math" w:hAnsi="Cambria Math"/>
-                  <w:lang w:val="en-US"/>
                 </w:rPr>
-                <m:t>xy</m:t>
+                <m:t>k</m:t>
               </m:r>
-            </m:sub>
-          </m:sSub>
-          <m:f>
-            <m:fPr>
               <m:ctrlPr>
                 <w:rPr>
                   <w:rFonts w:ascii="Cambria Math" w:hAnsi="Cambria Math"/>
-                  <w:lang w:val="en-US"/>
+                  <w:i/>
                 </w:rPr>
               </m:ctrlPr>
-            </m:fPr>
-            <m:num>
-              <m:rad>
-                <m:radPr>
-                  <m:degHide m:val="1"/>
+            </m:sup>
+            <m:e>
+              <m:f>
+                <m:fPr>
                   <m:ctrlPr>
                     <w:rPr>
                       <w:rFonts w:ascii="Cambria Math" w:hAnsi="Cambria Math"/>
-                      <w:lang w:val="en-US"/>
                     </w:rPr>
                   </m:ctrlPr>
-                </m:radPr>
-                <m:deg>
+                </m:fPr>
+                <m:num>
+                  <m:sSup>
+                    <m:sSupPr>
+                      <m:ctrlPr>
+                        <w:rPr>
+                          <w:rFonts w:ascii="Cambria Math" w:hAnsi="Cambria Math"/>
+                          <w:i/>
+                        </w:rPr>
+                      </m:ctrlPr>
+                    </m:sSupPr>
+                    <m:e>
+                      <m:d>
+                        <m:dPr>
+                          <m:ctrlPr>
+                            <w:rPr>
+                              <w:rFonts w:ascii="Cambria Math" w:hAnsi="Cambria Math"/>
+                              <w:i/>
+                            </w:rPr>
+                          </m:ctrlPr>
+                        </m:dPr>
+                        <m:e>
+                          <m:sSub>
+                            <m:sSubPr>
+                              <m:ctrlPr>
+                                <w:rPr>
+                                  <w:rFonts w:ascii="Cambria Math" w:hAnsi="Cambria Math"/>
+                                  <w:i/>
+                                </w:rPr>
+                              </m:ctrlPr>
+                            </m:sSubPr>
+                            <m:e>
+                              <m:r>
+                                <w:rPr>
+                                  <w:rFonts w:ascii="Cambria Math" w:hAnsi="Cambria Math"/>
+                                </w:rPr>
+                                <m:t>n</m:t>
+                              </m:r>
+                            </m:e>
+                            <m:sub>
+                              <m:r>
+                                <w:rPr>
+                                  <w:rFonts w:ascii="Cambria Math" w:hAnsi="Cambria Math"/>
+                                </w:rPr>
+                                <m:t>i</m:t>
+                              </m:r>
+                            </m:sub>
+                          </m:sSub>
+                          <m:r>
+                            <w:rPr>
+                              <w:rFonts w:ascii="Cambria Math" w:hAnsi="Cambria Math"/>
+                            </w:rPr>
+                            <m:t>-n</m:t>
+                          </m:r>
+                          <m:sSub>
+                            <m:sSubPr>
+                              <m:ctrlPr>
+                                <w:rPr>
+                                  <w:rFonts w:ascii="Cambria Math" w:hAnsi="Cambria Math"/>
+                                  <w:i/>
+                                </w:rPr>
+                              </m:ctrlPr>
+                            </m:sSubPr>
+                            <m:e>
+                              <m:r>
+                                <w:rPr>
+                                  <w:rFonts w:ascii="Cambria Math" w:hAnsi="Cambria Math"/>
+                                </w:rPr>
+                                <m:t>p</m:t>
+                              </m:r>
+                            </m:e>
+                            <m:sub>
+                              <m:r>
+                                <w:rPr>
+                                  <w:rFonts w:ascii="Cambria Math" w:hAnsi="Cambria Math"/>
+                                </w:rPr>
+                                <m:t>i</m:t>
+                              </m:r>
+                            </m:sub>
+                          </m:sSub>
+                        </m:e>
+                      </m:d>
+                    </m:e>
+                    <m:sup>
+                      <m:r>
+                        <w:rPr>
+                          <w:rFonts w:ascii="Cambria Math" w:hAnsi="Cambria Math"/>
+                        </w:rPr>
+                        <m:t>2</m:t>
+                      </m:r>
+                    </m:sup>
+                  </m:sSup>
                   <m:ctrlPr>
                     <w:rPr>
                       <w:rFonts w:ascii="Cambria Math" w:hAnsi="Cambria Math"/>
                       <w:i/>
-                      <w:lang w:val="en-US"/>
                     </w:rPr>
                   </m:ctrlPr>
-                </m:deg>
-                <m:e>
+                </m:num>
+                <m:den>
+                  <m:r>
+                    <w:rPr>
+                      <w:rFonts w:ascii="Cambria Math" w:hAnsi="Cambria Math"/>
+                    </w:rPr>
+                    <m:t>n</m:t>
+                  </m:r>
                   <m:sSub>
                     <m:sSubPr>
                       <m:ctrlPr>
                         <w:rPr>
                           <w:rFonts w:ascii="Cambria Math" w:hAnsi="Cambria Math"/>
                           <w:i/>
-                          <w:lang w:val="en-US"/>
                         </w:rPr>
                       </m:ctrlPr>
                     </m:sSubPr>
@@ -3979,161 +4776,305 @@
                       <m:r>
                         <w:rPr>
                           <w:rFonts w:ascii="Cambria Math" w:hAnsi="Cambria Math"/>
-                          <w:lang w:val="en-US"/>
                         </w:rPr>
-                        <m:t>D</m:t>
+                        <m:t>p</m:t>
                       </m:r>
                     </m:e>
                     <m:sub>
                       <m:r>
                         <w:rPr>
                           <w:rFonts w:ascii="Cambria Math" w:hAnsi="Cambria Math"/>
-                          <w:lang w:val="en-US"/>
                         </w:rPr>
-                        <m:t>y</m:t>
+                        <m:t>i</m:t>
                       </m:r>
                     </m:sub>
                   </m:sSub>
-                </m:e>
-              </m:rad>
+                  <m:ctrlPr>
+                    <w:rPr>
+                      <w:rFonts w:ascii="Cambria Math" w:hAnsi="Cambria Math"/>
+                      <w:i/>
+                    </w:rPr>
+                  </m:ctrlPr>
+                </m:den>
+              </m:f>
               <m:ctrlPr>
                 <w:rPr>
                   <w:rFonts w:ascii="Cambria Math" w:hAnsi="Cambria Math"/>
                   <w:i/>
-                  <w:lang w:val="en-US"/>
                 </w:rPr>
               </m:ctrlPr>
-            </m:num>
-            <m:den>
-              <m:rad>
-                <m:radPr>
-                  <m:degHide m:val="1"/>
-                  <m:ctrlPr>
-                    <w:rPr>
-                      <w:rFonts w:ascii="Cambria Math" w:hAnsi="Cambria Math"/>
-                      <w:lang w:val="en-US"/>
-                    </w:rPr>
-                  </m:ctrlPr>
-                </m:radPr>
-                <m:deg>
-                  <m:ctrlPr>
-                    <w:rPr>
-                      <w:rFonts w:ascii="Cambria Math" w:hAnsi="Cambria Math"/>
-                      <w:i/>
-                      <w:lang w:val="en-US"/>
-                    </w:rPr>
-                  </m:ctrlPr>
-                </m:deg>
-                <m:e>
-                  <m:sSub>
-                    <m:sSubPr>
-                      <m:ctrlPr>
-                        <w:rPr>
-                          <w:rFonts w:ascii="Cambria Math" w:hAnsi="Cambria Math"/>
-                          <w:i/>
-                          <w:lang w:val="en-US"/>
-                        </w:rPr>
-                      </m:ctrlPr>
-                    </m:sSubPr>
-                    <m:e>
-                      <m:r>
-                        <w:rPr>
-                          <w:rFonts w:ascii="Cambria Math" w:hAnsi="Cambria Math"/>
-                          <w:lang w:val="en-US"/>
-                        </w:rPr>
-                        <m:t>D</m:t>
-                      </m:r>
-                    </m:e>
-                    <m:sub>
-                      <m:r>
-                        <w:rPr>
-                          <w:rFonts w:ascii="Cambria Math" w:hAnsi="Cambria Math"/>
-                          <w:lang w:val="en-US"/>
-                        </w:rPr>
-                        <m:t>x</m:t>
-                      </m:r>
-                    </m:sub>
-                  </m:sSub>
-                </m:e>
-              </m:rad>
-              <m:ctrlPr>
-                <w:rPr>
-                  <w:rFonts w:ascii="Cambria Math" w:hAnsi="Cambria Math"/>
-                  <w:i/>
-                  <w:lang w:val="en-US"/>
-                </w:rPr>
-              </m:ctrlPr>
-            </m:den>
-          </m:f>
+            </m:e>
+          </m:nary>
         </m:oMath>
       </m:oMathPara>
     </w:p>
     <w:p>
-      <m:oMathPara>
-        <m:oMath>
-          <m:r>
-            <w:rPr>
-              <w:rFonts w:ascii="Cambria Math" w:hAnsi="Cambria Math"/>
-            </w:rPr>
-            <m:t>a=</m:t>
-          </m:r>
-          <m:acc>
-            <m:accPr>
-              <m:chr m:val="̅"/>
-              <m:ctrlPr>
-                <w:rPr>
-                  <w:rFonts w:ascii="Cambria Math" w:hAnsi="Cambria Math"/>
-                </w:rPr>
-              </m:ctrlPr>
-            </m:accPr>
-            <m:e>
-              <m:r>
-                <w:rPr>
-                  <w:rFonts w:ascii="Cambria Math" w:hAnsi="Cambria Math"/>
-                </w:rPr>
-                <m:t>y</m:t>
-              </m:r>
-            </m:e>
-          </m:acc>
-          <m:r>
-            <w:rPr>
-              <w:rFonts w:ascii="Cambria Math" w:hAnsi="Cambria Math"/>
-            </w:rPr>
-            <m:t>-b</m:t>
-          </m:r>
-          <m:acc>
-            <m:accPr>
-              <m:chr m:val="̅"/>
-              <m:ctrlPr>
-                <w:rPr>
-                  <w:rFonts w:ascii="Cambria Math" w:hAnsi="Cambria Math"/>
-                </w:rPr>
-              </m:ctrlPr>
-            </m:accPr>
-            <m:e>
-              <m:r>
-                <w:rPr>
-                  <w:rFonts w:ascii="Cambria Math" w:hAnsi="Cambria Math"/>
-                </w:rPr>
-                <m:t>x</m:t>
-              </m:r>
-            </m:e>
-          </m:acc>
-        </m:oMath>
-      </m:oMathPara>
+      <w:pPr>
+        <w:pStyle w:val="a6"/>
+        <w:numPr>
+          <w:ilvl w:val="0"/>
+          <w:numId w:val="31"/>
+        </w:numPr>
+      </w:pPr>
+      <w:r>
+        <w:t xml:space="preserve">Выбираем уровень значимости </w:t>
+      </w:r>
+      <m:oMath>
+        <m:r>
+          <w:rPr>
+            <w:rFonts w:ascii="Cambria Math" w:hAnsi="Cambria Math"/>
+          </w:rPr>
+          <m:t>α</m:t>
+        </m:r>
+      </m:oMath>
     </w:p>
     <w:p>
       <w:pPr>
+        <w:pStyle w:val="a6"/>
+        <w:numPr>
+          <w:ilvl w:val="0"/>
+          <w:numId w:val="31"/>
+        </w:numPr>
+      </w:pPr>
+      <w:r>
+        <w:t>Находим табличное значение</w:t>
+      </w:r>
+      <w:r>
+        <w:t xml:space="preserve"> </w:t>
+      </w:r>
+      <m:oMath>
+        <m:sSubSup>
+          <m:sSubSupPr>
+            <m:ctrlPr>
+              <w:rPr>
+                <w:rFonts w:ascii="Cambria Math" w:hAnsi="Cambria Math"/>
+                <w:i/>
+              </w:rPr>
+            </m:ctrlPr>
+          </m:sSubSupPr>
+          <m:e>
+            <m:r>
+              <m:rPr>
+                <m:sty m:val="p"/>
+              </m:rPr>
+              <w:rPr>
+                <w:rFonts w:ascii="Cambria Math" w:hAnsi="Cambria Math"/>
+              </w:rPr>
+              <m:t>χ</m:t>
+            </m:r>
+            <m:ctrlPr>
+              <w:rPr>
+                <w:rFonts w:ascii="Cambria Math" w:hAnsi="Cambria Math"/>
+              </w:rPr>
+            </m:ctrlPr>
+          </m:e>
+          <m:sub>
+            <m:r>
+              <w:rPr>
+                <w:rFonts w:ascii="Cambria Math" w:hAnsi="Cambria Math"/>
+              </w:rPr>
+              <m:t>1-</m:t>
+            </m:r>
+            <m:r>
+              <m:rPr>
+                <m:sty m:val="p"/>
+              </m:rPr>
+              <w:rPr>
+                <w:rFonts w:ascii="Cambria Math" w:hAnsi="Cambria Math"/>
+              </w:rPr>
+              <m:t>α</m:t>
+            </m:r>
+          </m:sub>
+          <m:sup>
+            <m:r>
+              <w:rPr>
+                <w:rFonts w:ascii="Cambria Math" w:hAnsi="Cambria Math"/>
+              </w:rPr>
+              <m:t>2</m:t>
+            </m:r>
+          </m:sup>
+        </m:sSubSup>
+        <m:d>
+          <m:dPr>
+            <m:ctrlPr>
+              <w:rPr>
+                <w:rFonts w:ascii="Cambria Math" w:hAnsi="Cambria Math"/>
+                <w:i/>
+              </w:rPr>
+            </m:ctrlPr>
+          </m:dPr>
+          <m:e>
+            <m:r>
+              <w:rPr>
+                <w:rFonts w:ascii="Cambria Math" w:hAnsi="Cambria Math"/>
+                <w:lang w:val="en-US"/>
+              </w:rPr>
+              <m:t>k</m:t>
+            </m:r>
+            <m:r>
+              <w:rPr>
+                <w:rFonts w:ascii="Cambria Math" w:hAnsi="Cambria Math"/>
+              </w:rPr>
+              <m:t>-1</m:t>
+            </m:r>
+          </m:e>
+        </m:d>
+      </m:oMath>
+    </w:p>
+    <w:p>
+      <w:pPr>
+        <w:pStyle w:val="a6"/>
+        <w:numPr>
+          <w:ilvl w:val="0"/>
+          <w:numId w:val="31"/>
+        </w:numPr>
+      </w:pPr>
+      <w:r>
+        <w:t xml:space="preserve">Если </w:t>
+      </w:r>
+      <m:oMath>
+        <m:sSubSup>
+          <m:sSubSupPr>
+            <m:ctrlPr>
+              <w:rPr>
+                <w:rFonts w:ascii="Cambria Math" w:hAnsi="Cambria Math"/>
+                <w:i/>
+              </w:rPr>
+            </m:ctrlPr>
+          </m:sSubSupPr>
+          <m:e>
+            <m:r>
+              <w:rPr>
+                <w:rFonts w:ascii="Cambria Math" w:hAnsi="Cambria Math"/>
+              </w:rPr>
+              <m:t>χ</m:t>
+            </m:r>
+            <m:ctrlPr>
+              <w:rPr>
+                <w:rFonts w:ascii="Cambria Math" w:hAnsi="Cambria Math"/>
+              </w:rPr>
+            </m:ctrlPr>
+          </m:e>
+          <m:sub>
+            <m:r>
+              <w:rPr>
+                <w:rFonts w:ascii="Cambria Math" w:hAnsi="Cambria Math"/>
+              </w:rPr>
+              <m:t>B</m:t>
+            </m:r>
+          </m:sub>
+          <m:sup>
+            <m:r>
+              <w:rPr>
+                <w:rFonts w:ascii="Cambria Math" w:hAnsi="Cambria Math"/>
+              </w:rPr>
+              <m:t>2</m:t>
+            </m:r>
+          </m:sup>
+        </m:sSubSup>
+        <m:r>
+          <w:rPr>
+            <w:rFonts w:ascii="Cambria Math" w:hAnsi="Cambria Math"/>
+          </w:rPr>
+          <m:t xml:space="preserve"> &lt; </m:t>
+        </m:r>
+        <m:sSubSup>
+          <m:sSubSupPr>
+            <m:ctrlPr>
+              <w:rPr>
+                <w:rFonts w:ascii="Cambria Math" w:hAnsi="Cambria Math"/>
+                <w:i/>
+              </w:rPr>
+            </m:ctrlPr>
+          </m:sSubSupPr>
+          <m:e>
+            <m:r>
+              <w:rPr>
+                <w:rFonts w:ascii="Cambria Math" w:hAnsi="Cambria Math"/>
+              </w:rPr>
+              <m:t>χ</m:t>
+            </m:r>
+            <m:ctrlPr>
+              <w:rPr>
+                <w:rFonts w:ascii="Cambria Math" w:hAnsi="Cambria Math"/>
+              </w:rPr>
+            </m:ctrlPr>
+          </m:e>
+          <m:sub>
+            <m:r>
+              <w:rPr>
+                <w:rFonts w:ascii="Cambria Math" w:hAnsi="Cambria Math"/>
+              </w:rPr>
+              <m:t>1-</m:t>
+            </m:r>
+            <m:r>
+              <w:rPr>
+                <w:rFonts w:ascii="Cambria Math" w:hAnsi="Cambria Math"/>
+              </w:rPr>
+              <m:t>α</m:t>
+            </m:r>
+          </m:sub>
+          <m:sup>
+            <m:r>
+              <w:rPr>
+                <w:rFonts w:ascii="Cambria Math" w:hAnsi="Cambria Math"/>
+              </w:rPr>
+              <m:t>2</m:t>
+            </m:r>
+          </m:sup>
+        </m:sSubSup>
+        <m:d>
+          <m:dPr>
+            <m:ctrlPr>
+              <w:rPr>
+                <w:rFonts w:ascii="Cambria Math" w:hAnsi="Cambria Math"/>
+                <w:i/>
+              </w:rPr>
+            </m:ctrlPr>
+          </m:dPr>
+          <m:e>
+            <m:r>
+              <w:rPr>
+                <w:rFonts w:ascii="Cambria Math" w:hAnsi="Cambria Math"/>
+                <w:lang w:val="en-US"/>
+              </w:rPr>
+              <m:t>k</m:t>
+            </m:r>
+            <m:r>
+              <w:rPr>
+                <w:rFonts w:ascii="Cambria Math" w:hAnsi="Cambria Math"/>
+              </w:rPr>
+              <m:t>-1</m:t>
+            </m:r>
+          </m:e>
+        </m:d>
+      </m:oMath>
+      <w:r>
+        <w:t xml:space="preserve">, </w:t>
+      </w:r>
+      <w:r>
+        <w:t>то гипотеза принимается</w:t>
+      </w:r>
+      <w:r>
+        <w:t xml:space="preserve">, </w:t>
+      </w:r>
+      <w:r>
+        <w:t>иначе отвергается (возможен выбор другой гипотезы для проверки)</w:t>
+      </w:r>
+    </w:p>
+    <w:p>
+      <w:pPr>
         <w:pStyle w:val="1"/>
         <w:rPr>
           <w:rFonts w:eastAsia="Calibri Light"/>
         </w:rPr>
       </w:pPr>
-      <w:bookmarkStart w:id="7" w:name="_Toc226561905"/>
+      <w:bookmarkStart w:id="6" w:name="_Toc226561905"/>
       <w:r>
         <w:rPr>
           <w:rFonts w:eastAsia="Calibri Light"/>
         </w:rPr>
+        <w:lastRenderedPageBreak/>
         <w:t>Р</w:t>
       </w:r>
       <w:r>
@@ -4142,7 +5083,7 @@
         </w:rPr>
         <w:t>еализация</w:t>
       </w:r>
-      <w:bookmarkEnd w:id="7"/>
+      <w:bookmarkEnd w:id="6"/>
     </w:p>
     <w:p>
       <w:r>
@@ -4289,9 +5230,9 @@
           <w:szCs w:val="22"/>
           <w:lang w:val="en-US"/>
         </w:rPr>
-        <w:t>mlm_</w:t>
-      </w:r>
-      <w:proofErr w:type="gramStart"/>
+        <w:t>mlm_objective</w:t>
+      </w:r>
+      <w:proofErr w:type="spellEnd"/>
       <w:r>
         <w:rPr>
           <w:rStyle w:val="HTML"/>
@@ -4300,125 +5241,92 @@
           <w:szCs w:val="22"/>
           <w:lang w:val="en-US"/>
         </w:rPr>
-        <w:t>objective</w:t>
+        <w:t>(params, x, y)</w:t>
+      </w:r>
+      <w:r>
+        <w:rPr>
+          <w:rFonts w:asciiTheme="majorHAnsi" w:hAnsiTheme="majorHAnsi" w:cstheme="majorHAnsi"/>
+          <w:lang w:val="en-US"/>
+        </w:rPr>
+        <w:t xml:space="preserve"> — </w:t>
+      </w:r>
+      <w:r>
+        <w:rPr>
+          <w:rFonts w:asciiTheme="majorHAnsi" w:hAnsiTheme="majorHAnsi" w:cstheme="majorHAnsi"/>
+        </w:rPr>
+        <w:t>целевая</w:t>
+      </w:r>
+      <w:r>
+        <w:rPr>
+          <w:rFonts w:asciiTheme="majorHAnsi" w:hAnsiTheme="majorHAnsi" w:cstheme="majorHAnsi"/>
+          <w:lang w:val="en-US"/>
+        </w:rPr>
+        <w:t xml:space="preserve"> </w:t>
+      </w:r>
+      <w:r>
+        <w:rPr>
+          <w:rFonts w:asciiTheme="majorHAnsi" w:hAnsiTheme="majorHAnsi" w:cstheme="majorHAnsi"/>
+        </w:rPr>
+        <w:t>функция</w:t>
+      </w:r>
+      <w:r>
+        <w:rPr>
+          <w:rFonts w:asciiTheme="majorHAnsi" w:hAnsiTheme="majorHAnsi" w:cstheme="majorHAnsi"/>
+          <w:lang w:val="en-US"/>
+        </w:rPr>
+        <w:t xml:space="preserve"> (4). </w:t>
+      </w:r>
+      <w:r>
+        <w:rPr>
+          <w:rFonts w:asciiTheme="majorHAnsi" w:hAnsiTheme="majorHAnsi" w:cstheme="majorHAnsi"/>
+          <w:lang w:eastAsia="ru-RU"/>
+        </w:rPr>
+        <w:t xml:space="preserve">Вход: </w:t>
+      </w:r>
+      <w:proofErr w:type="spellStart"/>
+      <w:r>
+        <w:rPr>
+          <w:rFonts w:asciiTheme="majorHAnsi" w:hAnsiTheme="majorHAnsi" w:cstheme="majorHAnsi"/>
+          <w:lang w:eastAsia="ru-RU"/>
+        </w:rPr>
+        <w:t>params</w:t>
       </w:r>
       <w:proofErr w:type="spellEnd"/>
+      <w:r>
+        <w:rPr>
+          <w:rFonts w:asciiTheme="majorHAnsi" w:hAnsiTheme="majorHAnsi" w:cstheme="majorHAnsi"/>
+          <w:lang w:eastAsia="ru-RU"/>
+        </w:rPr>
+        <w:t xml:space="preserve"> – список подбираемых коэффициентов [a, b], x, y – массивы значений переменных выборки. </w:t>
+      </w:r>
+    </w:p>
+    <w:p>
+      <w:pPr>
+        <w:rPr>
+          <w:rFonts w:asciiTheme="majorHAnsi" w:hAnsiTheme="majorHAnsi" w:cstheme="majorHAnsi"/>
+        </w:rPr>
+      </w:pPr>
+      <w:proofErr w:type="spellStart"/>
       <w:r>
         <w:rPr>
           <w:rStyle w:val="HTML"/>
           <w:rFonts w:asciiTheme="majorHAnsi" w:eastAsiaTheme="majorEastAsia" w:hAnsiTheme="majorHAnsi" w:cstheme="majorHAnsi"/>
           <w:sz w:val="22"/>
           <w:szCs w:val="22"/>
-          <w:lang w:val="en-US"/>
-        </w:rPr>
-        <w:t>(</w:t>
-      </w:r>
-      <w:proofErr w:type="gramEnd"/>
+        </w:rPr>
+        <w:t>calculate_metrics</w:t>
+      </w:r>
+      <w:proofErr w:type="spellEnd"/>
       <w:r>
         <w:rPr>
           <w:rStyle w:val="HTML"/>
           <w:rFonts w:asciiTheme="majorHAnsi" w:eastAsiaTheme="majorEastAsia" w:hAnsiTheme="majorHAnsi" w:cstheme="majorHAnsi"/>
           <w:sz w:val="22"/>
           <w:szCs w:val="22"/>
-          <w:lang w:val="en-US"/>
-        </w:rPr>
-        <w:t>params, x, y)</w:t>
-      </w:r>
-      <w:r>
-        <w:rPr>
-          <w:rFonts w:asciiTheme="majorHAnsi" w:hAnsiTheme="majorHAnsi" w:cstheme="majorHAnsi"/>
-          <w:lang w:val="en-US"/>
-        </w:rPr>
-        <w:t xml:space="preserve"> — </w:t>
-      </w:r>
-      <w:r>
-        <w:rPr>
-          <w:rFonts w:asciiTheme="majorHAnsi" w:hAnsiTheme="majorHAnsi" w:cstheme="majorHAnsi"/>
-        </w:rPr>
-        <w:t>целевая</w:t>
-      </w:r>
-      <w:r>
-        <w:rPr>
-          <w:rFonts w:asciiTheme="majorHAnsi" w:hAnsiTheme="majorHAnsi" w:cstheme="majorHAnsi"/>
-          <w:lang w:val="en-US"/>
-        </w:rPr>
-        <w:t xml:space="preserve"> </w:t>
-      </w:r>
-      <w:r>
-        <w:rPr>
-          <w:rFonts w:asciiTheme="majorHAnsi" w:hAnsiTheme="majorHAnsi" w:cstheme="majorHAnsi"/>
-        </w:rPr>
-        <w:t>функция</w:t>
-      </w:r>
-      <w:r>
-        <w:rPr>
-          <w:rFonts w:asciiTheme="majorHAnsi" w:hAnsiTheme="majorHAnsi" w:cstheme="majorHAnsi"/>
-          <w:lang w:val="en-US"/>
-        </w:rPr>
-        <w:t xml:space="preserve"> (4). </w:t>
-      </w:r>
-      <w:r>
-        <w:rPr>
-          <w:rFonts w:asciiTheme="majorHAnsi" w:hAnsiTheme="majorHAnsi" w:cstheme="majorHAnsi"/>
-          <w:lang w:eastAsia="ru-RU"/>
-        </w:rPr>
-        <w:t xml:space="preserve">Вход: </w:t>
+        </w:rPr>
+        <w:t>(</w:t>
       </w:r>
       <w:proofErr w:type="spellStart"/>
-      <w:r>
-        <w:rPr>
-          <w:rFonts w:asciiTheme="majorHAnsi" w:hAnsiTheme="majorHAnsi" w:cstheme="majorHAnsi"/>
-          <w:lang w:eastAsia="ru-RU"/>
-        </w:rPr>
-        <w:t>params</w:t>
-      </w:r>
-      <w:proofErr w:type="spellEnd"/>
-      <w:r>
-        <w:rPr>
-          <w:rFonts w:asciiTheme="majorHAnsi" w:hAnsiTheme="majorHAnsi" w:cstheme="majorHAnsi"/>
-          <w:lang w:eastAsia="ru-RU"/>
-        </w:rPr>
-        <w:t xml:space="preserve"> – список подбираемых коэффициентов [a, b], x, y – массивы значений переменных выборки. </w:t>
-      </w:r>
-    </w:p>
-    <w:p>
-      <w:pPr>
-        <w:rPr>
-          <w:rFonts w:asciiTheme="majorHAnsi" w:hAnsiTheme="majorHAnsi" w:cstheme="majorHAnsi"/>
-        </w:rPr>
-      </w:pPr>
-      <w:proofErr w:type="spellStart"/>
-      <w:r>
-        <w:rPr>
-          <w:rStyle w:val="HTML"/>
-          <w:rFonts w:asciiTheme="majorHAnsi" w:eastAsiaTheme="majorEastAsia" w:hAnsiTheme="majorHAnsi" w:cstheme="majorHAnsi"/>
-          <w:sz w:val="22"/>
-          <w:szCs w:val="22"/>
-        </w:rPr>
-        <w:t>calculate_</w:t>
-      </w:r>
-      <w:proofErr w:type="gramStart"/>
-      <w:r>
-        <w:rPr>
-          <w:rStyle w:val="HTML"/>
-          <w:rFonts w:asciiTheme="majorHAnsi" w:eastAsiaTheme="majorEastAsia" w:hAnsiTheme="majorHAnsi" w:cstheme="majorHAnsi"/>
-          <w:sz w:val="22"/>
-          <w:szCs w:val="22"/>
-        </w:rPr>
-        <w:t>metrics</w:t>
-      </w:r>
-      <w:proofErr w:type="spellEnd"/>
-      <w:r>
-        <w:rPr>
-          <w:rStyle w:val="HTML"/>
-          <w:rFonts w:asciiTheme="majorHAnsi" w:eastAsiaTheme="majorEastAsia" w:hAnsiTheme="majorHAnsi" w:cstheme="majorHAnsi"/>
-          <w:sz w:val="22"/>
-          <w:szCs w:val="22"/>
-        </w:rPr>
-        <w:t>(</w:t>
-      </w:r>
-      <w:proofErr w:type="spellStart"/>
-      <w:proofErr w:type="gramEnd"/>
       <w:r>
         <w:rPr>
           <w:rStyle w:val="HTML"/>
@@ -4599,14 +5507,7 @@
         <w:rPr>
           <w:rFonts w:asciiTheme="majorHAnsi" w:hAnsiTheme="majorHAnsi" w:cstheme="majorHAnsi"/>
         </w:rPr>
-        <w:t xml:space="preserve"> – вычисленные </w:t>
-      </w:r>
-      <w:r>
-        <w:rPr>
-          <w:rFonts w:asciiTheme="majorHAnsi" w:hAnsiTheme="majorHAnsi" w:cstheme="majorHAnsi"/>
-        </w:rPr>
-        <w:lastRenderedPageBreak/>
-        <w:t xml:space="preserve">коэффициенты, </w:t>
+        <w:t xml:space="preserve"> – вычисленные коэффициенты, </w:t>
       </w:r>
       <w:proofErr w:type="spellStart"/>
       <w:r>
@@ -4660,9 +5561,9 @@
           <w:sz w:val="22"/>
           <w:szCs w:val="22"/>
         </w:rPr>
-        <w:t>fit_</w:t>
-      </w:r>
-      <w:proofErr w:type="gramStart"/>
+        <w:t>fit_models</w:t>
+      </w:r>
+      <w:proofErr w:type="spellEnd"/>
       <w:r>
         <w:rPr>
           <w:rStyle w:val="HTML"/>
@@ -4670,9 +5571,37 @@
           <w:sz w:val="22"/>
           <w:szCs w:val="22"/>
         </w:rPr>
-        <w:t>models</w:t>
-      </w:r>
-      <w:proofErr w:type="spellEnd"/>
+        <w:t>(x, y)</w:t>
+      </w:r>
+      <w:r>
+        <w:rPr>
+          <w:rFonts w:asciiTheme="majorHAnsi" w:hAnsiTheme="majorHAnsi" w:cstheme="majorHAnsi"/>
+        </w:rPr>
+        <w:t xml:space="preserve"> — функция аппроксимации. Выполняет расчет параметров с помощью МНК и МНМ (в качестве начального приближения результаты МНК для скорости). Вход: </w:t>
+      </w:r>
+      <w:r>
+        <w:rPr>
+          <w:rStyle w:val="HTML"/>
+          <w:rFonts w:asciiTheme="majorHAnsi" w:eastAsia="Calibri Light" w:hAnsiTheme="majorHAnsi" w:cstheme="majorHAnsi"/>
+          <w:sz w:val="22"/>
+          <w:szCs w:val="22"/>
+        </w:rPr>
+        <w:t>x, y</w:t>
+      </w:r>
+      <w:r>
+        <w:rPr>
+          <w:rFonts w:asciiTheme="majorHAnsi" w:hAnsiTheme="majorHAnsi" w:cstheme="majorHAnsi"/>
+        </w:rPr>
+        <w:t xml:space="preserve"> – массивы данных выборки.</w:t>
+      </w:r>
+    </w:p>
+    <w:p>
+      <w:pPr>
+        <w:rPr>
+          <w:rFonts w:asciiTheme="majorHAnsi" w:hAnsiTheme="majorHAnsi" w:cstheme="majorHAnsi"/>
+        </w:rPr>
+      </w:pPr>
+      <w:proofErr w:type="spellStart"/>
       <w:r>
         <w:rPr>
           <w:rStyle w:val="HTML"/>
@@ -4680,9 +5609,9 @@
           <w:sz w:val="22"/>
           <w:szCs w:val="22"/>
         </w:rPr>
-        <w:t>(</w:t>
-      </w:r>
-      <w:proofErr w:type="gramEnd"/>
+        <w:t>generate_base_data</w:t>
+      </w:r>
+      <w:proofErr w:type="spellEnd"/>
       <w:r>
         <w:rPr>
           <w:rStyle w:val="HTML"/>
@@ -4690,36 +5619,8 @@
           <w:sz w:val="22"/>
           <w:szCs w:val="22"/>
         </w:rPr>
-        <w:t>x, y)</w:t>
-      </w:r>
-      <w:r>
-        <w:rPr>
-          <w:rFonts w:asciiTheme="majorHAnsi" w:hAnsiTheme="majorHAnsi" w:cstheme="majorHAnsi"/>
-        </w:rPr>
-        <w:t xml:space="preserve"> — функция аппроксимации. Выполняет расчет параметров с помощью МНК и МНМ (в качестве начального приближения результаты МНК для скорости). Вход: </w:t>
-      </w:r>
-      <w:r>
-        <w:rPr>
-          <w:rStyle w:val="HTML"/>
-          <w:rFonts w:asciiTheme="majorHAnsi" w:eastAsia="Calibri Light" w:hAnsiTheme="majorHAnsi" w:cstheme="majorHAnsi"/>
-          <w:sz w:val="22"/>
-          <w:szCs w:val="22"/>
-        </w:rPr>
-        <w:t>x, y</w:t>
-      </w:r>
-      <w:r>
-        <w:rPr>
-          <w:rFonts w:asciiTheme="majorHAnsi" w:hAnsiTheme="majorHAnsi" w:cstheme="majorHAnsi"/>
-        </w:rPr>
-        <w:t xml:space="preserve"> – массивы данных выборки.</w:t>
-      </w:r>
-    </w:p>
-    <w:p>
-      <w:pPr>
-        <w:rPr>
-          <w:rFonts w:asciiTheme="majorHAnsi" w:hAnsiTheme="majorHAnsi" w:cstheme="majorHAnsi"/>
-        </w:rPr>
-      </w:pPr>
+        <w:t>(</w:t>
+      </w:r>
       <w:proofErr w:type="spellStart"/>
       <w:r>
         <w:rPr>
@@ -4728,9 +5629,9 @@
           <w:sz w:val="22"/>
           <w:szCs w:val="22"/>
         </w:rPr>
-        <w:t>generate_base_</w:t>
-      </w:r>
-      <w:proofErr w:type="gramStart"/>
+        <w:t>size</w:t>
+      </w:r>
+      <w:proofErr w:type="spellEnd"/>
       <w:r>
         <w:rPr>
           <w:rStyle w:val="HTML"/>
@@ -4738,9 +5639,9 @@
           <w:sz w:val="22"/>
           <w:szCs w:val="22"/>
         </w:rPr>
-        <w:t>data</w:t>
-      </w:r>
-      <w:proofErr w:type="spellEnd"/>
+        <w:t xml:space="preserve">, </w:t>
+      </w:r>
+      <w:proofErr w:type="spellStart"/>
       <w:r>
         <w:rPr>
           <w:rStyle w:val="HTML"/>
@@ -4748,10 +5649,9 @@
           <w:sz w:val="22"/>
           <w:szCs w:val="22"/>
         </w:rPr>
-        <w:t>(</w:t>
-      </w:r>
-      <w:proofErr w:type="spellStart"/>
-      <w:proofErr w:type="gramEnd"/>
+        <w:t>a_true</w:t>
+      </w:r>
+      <w:proofErr w:type="spellEnd"/>
       <w:r>
         <w:rPr>
           <w:rStyle w:val="HTML"/>
@@ -4759,9 +5659,9 @@
           <w:sz w:val="22"/>
           <w:szCs w:val="22"/>
         </w:rPr>
-        <w:t>size</w:t>
-      </w:r>
-      <w:proofErr w:type="spellEnd"/>
+        <w:t xml:space="preserve">, </w:t>
+      </w:r>
+      <w:proofErr w:type="spellStart"/>
       <w:r>
         <w:rPr>
           <w:rStyle w:val="HTML"/>
@@ -4769,9 +5669,9 @@
           <w:sz w:val="22"/>
           <w:szCs w:val="22"/>
         </w:rPr>
-        <w:t xml:space="preserve">, </w:t>
-      </w:r>
-      <w:proofErr w:type="spellStart"/>
+        <w:t>b_true</w:t>
+      </w:r>
+      <w:proofErr w:type="spellEnd"/>
       <w:r>
         <w:rPr>
           <w:rStyle w:val="HTML"/>
@@ -4779,9 +5679,9 @@
           <w:sz w:val="22"/>
           <w:szCs w:val="22"/>
         </w:rPr>
-        <w:t>a_true</w:t>
-      </w:r>
-      <w:proofErr w:type="spellEnd"/>
+        <w:t xml:space="preserve">, </w:t>
+      </w:r>
+      <w:proofErr w:type="spellStart"/>
       <w:r>
         <w:rPr>
           <w:rStyle w:val="HTML"/>
@@ -4789,9 +5689,9 @@
           <w:sz w:val="22"/>
           <w:szCs w:val="22"/>
         </w:rPr>
-        <w:t xml:space="preserve">, </w:t>
-      </w:r>
-      <w:proofErr w:type="spellStart"/>
+        <w:t>seed</w:t>
+      </w:r>
+      <w:proofErr w:type="spellEnd"/>
       <w:r>
         <w:rPr>
           <w:rStyle w:val="HTML"/>
@@ -4799,36 +5699,6 @@
           <w:sz w:val="22"/>
           <w:szCs w:val="22"/>
         </w:rPr>
-        <w:t>b_true</w:t>
-      </w:r>
-      <w:proofErr w:type="spellEnd"/>
-      <w:r>
-        <w:rPr>
-          <w:rStyle w:val="HTML"/>
-          <w:rFonts w:asciiTheme="majorHAnsi" w:eastAsiaTheme="majorEastAsia" w:hAnsiTheme="majorHAnsi" w:cstheme="majorHAnsi"/>
-          <w:sz w:val="22"/>
-          <w:szCs w:val="22"/>
-        </w:rPr>
-        <w:t xml:space="preserve">, </w:t>
-      </w:r>
-      <w:proofErr w:type="spellStart"/>
-      <w:r>
-        <w:rPr>
-          <w:rStyle w:val="HTML"/>
-          <w:rFonts w:asciiTheme="majorHAnsi" w:eastAsiaTheme="majorEastAsia" w:hAnsiTheme="majorHAnsi" w:cstheme="majorHAnsi"/>
-          <w:sz w:val="22"/>
-          <w:szCs w:val="22"/>
-        </w:rPr>
-        <w:t>seed</w:t>
-      </w:r>
-      <w:proofErr w:type="spellEnd"/>
-      <w:r>
-        <w:rPr>
-          <w:rStyle w:val="HTML"/>
-          <w:rFonts w:asciiTheme="majorHAnsi" w:eastAsiaTheme="majorEastAsia" w:hAnsiTheme="majorHAnsi" w:cstheme="majorHAnsi"/>
-          <w:sz w:val="22"/>
-          <w:szCs w:val="22"/>
-        </w:rPr>
         <w:t>)</w:t>
       </w:r>
       <w:r>
@@ -4863,21 +5733,12 @@
         </w:rPr>
         <w:t xml:space="preserve">К значениям добавляется нормальный шум </w:t>
       </w:r>
-      <w:proofErr w:type="gramStart"/>
       <w:r>
         <w:rPr>
           <w:rStyle w:val="math-inline"/>
           <w:rFonts w:asciiTheme="majorHAnsi" w:hAnsiTheme="majorHAnsi" w:cstheme="majorHAnsi"/>
         </w:rPr>
-        <w:t>N(</w:t>
-      </w:r>
-      <w:proofErr w:type="gramEnd"/>
-      <w:r>
-        <w:rPr>
-          <w:rStyle w:val="math-inline"/>
-          <w:rFonts w:asciiTheme="majorHAnsi" w:hAnsiTheme="majorHAnsi" w:cstheme="majorHAnsi"/>
-        </w:rPr>
-        <w:t>0, 1)</w:t>
+        <w:t>N(0, 1)</w:t>
       </w:r>
       <w:r>
         <w:rPr>
@@ -5047,9 +5908,9 @@
           <w:szCs w:val="22"/>
           <w:lang w:val="en-US"/>
         </w:rPr>
-        <w:t>print_</w:t>
-      </w:r>
-      <w:proofErr w:type="gramStart"/>
+        <w:t>print_table</w:t>
+      </w:r>
+      <w:proofErr w:type="spellEnd"/>
       <w:r>
         <w:rPr>
           <w:rStyle w:val="HTML"/>
@@ -5058,9 +5919,75 @@
           <w:szCs w:val="22"/>
           <w:lang w:val="en-US"/>
         </w:rPr>
-        <w:t>table</w:t>
-      </w:r>
-      <w:proofErr w:type="spellEnd"/>
+        <w:t>(title, models)</w:t>
+      </w:r>
+      <w:r>
+        <w:rPr>
+          <w:rFonts w:asciiTheme="majorHAnsi" w:hAnsiTheme="majorHAnsi" w:cstheme="majorHAnsi"/>
+          <w:lang w:val="en-US"/>
+        </w:rPr>
+        <w:t xml:space="preserve"> — </w:t>
+      </w:r>
+      <w:r>
+        <w:rPr>
+          <w:rFonts w:asciiTheme="majorHAnsi" w:hAnsiTheme="majorHAnsi" w:cstheme="majorHAnsi"/>
+        </w:rPr>
+        <w:t>формирует</w:t>
+      </w:r>
+      <w:r>
+        <w:rPr>
+          <w:rFonts w:asciiTheme="majorHAnsi" w:hAnsiTheme="majorHAnsi" w:cstheme="majorHAnsi"/>
+          <w:lang w:val="en-US"/>
+        </w:rPr>
+        <w:t xml:space="preserve"> </w:t>
+      </w:r>
+      <w:r>
+        <w:rPr>
+          <w:rFonts w:asciiTheme="majorHAnsi" w:hAnsiTheme="majorHAnsi" w:cstheme="majorHAnsi"/>
+        </w:rPr>
+        <w:t>таблицу</w:t>
+      </w:r>
+      <w:r>
+        <w:rPr>
+          <w:rFonts w:asciiTheme="majorHAnsi" w:hAnsiTheme="majorHAnsi" w:cstheme="majorHAnsi"/>
+          <w:lang w:val="en-US"/>
+        </w:rPr>
+        <w:t xml:space="preserve"> </w:t>
+      </w:r>
+      <w:r>
+        <w:rPr>
+          <w:rFonts w:asciiTheme="majorHAnsi" w:hAnsiTheme="majorHAnsi" w:cstheme="majorHAnsi"/>
+        </w:rPr>
+        <w:t>в</w:t>
+      </w:r>
+      <w:r>
+        <w:rPr>
+          <w:rFonts w:asciiTheme="majorHAnsi" w:hAnsiTheme="majorHAnsi" w:cstheme="majorHAnsi"/>
+          <w:lang w:val="en-US"/>
+        </w:rPr>
+        <w:t xml:space="preserve"> </w:t>
+      </w:r>
+      <w:r>
+        <w:rPr>
+          <w:rFonts w:asciiTheme="majorHAnsi" w:hAnsiTheme="majorHAnsi" w:cstheme="majorHAnsi"/>
+        </w:rPr>
+        <w:t>консоли</w:t>
+      </w:r>
+      <w:r>
+        <w:rPr>
+          <w:rFonts w:asciiTheme="majorHAnsi" w:hAnsiTheme="majorHAnsi" w:cstheme="majorHAnsi"/>
+          <w:lang w:val="en-US"/>
+        </w:rPr>
+        <w:t>.</w:t>
+      </w:r>
+    </w:p>
+    <w:p>
+      <w:pPr>
+        <w:rPr>
+          <w:rFonts w:asciiTheme="majorHAnsi" w:hAnsiTheme="majorHAnsi" w:cstheme="majorHAnsi"/>
+        </w:rPr>
+      </w:pPr>
+      <w:proofErr w:type="spellStart"/>
       <w:r>
         <w:rPr>
           <w:rStyle w:val="HTML"/>
@@ -5069,9 +5996,8 @@
           <w:szCs w:val="22"/>
           <w:lang w:val="en-US"/>
         </w:rPr>
-        <w:t>(</w:t>
-      </w:r>
-      <w:proofErr w:type="gramEnd"/>
+        <w:t>plot</w:t>
+      </w:r>
       <w:r>
         <w:rPr>
           <w:rStyle w:val="HTML"/>
@@ -5080,75 +6006,8 @@
           <w:szCs w:val="22"/>
           <w:lang w:val="en-US"/>
         </w:rPr>
-        <w:t>title, models)</w:t>
-      </w:r>
-      <w:r>
-        <w:rPr>
-          <w:rFonts w:asciiTheme="majorHAnsi" w:hAnsiTheme="majorHAnsi" w:cstheme="majorHAnsi"/>
-          <w:lang w:val="en-US"/>
-        </w:rPr>
-        <w:t xml:space="preserve"> — </w:t>
-      </w:r>
-      <w:r>
-        <w:rPr>
-          <w:rFonts w:asciiTheme="majorHAnsi" w:hAnsiTheme="majorHAnsi" w:cstheme="majorHAnsi"/>
-        </w:rPr>
-        <w:t>формирует</w:t>
-      </w:r>
-      <w:r>
-        <w:rPr>
-          <w:rFonts w:asciiTheme="majorHAnsi" w:hAnsiTheme="majorHAnsi" w:cstheme="majorHAnsi"/>
-          <w:lang w:val="en-US"/>
-        </w:rPr>
-        <w:t xml:space="preserve"> </w:t>
-      </w:r>
-      <w:r>
-        <w:rPr>
-          <w:rFonts w:asciiTheme="majorHAnsi" w:hAnsiTheme="majorHAnsi" w:cstheme="majorHAnsi"/>
-        </w:rPr>
-        <w:t>таблицу</w:t>
-      </w:r>
-      <w:r>
-        <w:rPr>
-          <w:rFonts w:asciiTheme="majorHAnsi" w:hAnsiTheme="majorHAnsi" w:cstheme="majorHAnsi"/>
-          <w:lang w:val="en-US"/>
-        </w:rPr>
-        <w:t xml:space="preserve"> </w:t>
-      </w:r>
-      <w:r>
-        <w:rPr>
-          <w:rFonts w:asciiTheme="majorHAnsi" w:hAnsiTheme="majorHAnsi" w:cstheme="majorHAnsi"/>
-        </w:rPr>
-        <w:t>в</w:t>
-      </w:r>
-      <w:r>
-        <w:rPr>
-          <w:rFonts w:asciiTheme="majorHAnsi" w:hAnsiTheme="majorHAnsi" w:cstheme="majorHAnsi"/>
-          <w:lang w:val="en-US"/>
-        </w:rPr>
-        <w:t xml:space="preserve"> </w:t>
-      </w:r>
-      <w:r>
-        <w:rPr>
-          <w:rFonts w:asciiTheme="majorHAnsi" w:hAnsiTheme="majorHAnsi" w:cstheme="majorHAnsi"/>
-        </w:rPr>
-        <w:t>консоли</w:t>
-      </w:r>
-      <w:r>
-        <w:rPr>
-          <w:rFonts w:asciiTheme="majorHAnsi" w:hAnsiTheme="majorHAnsi" w:cstheme="majorHAnsi"/>
-          <w:lang w:val="en-US"/>
-        </w:rPr>
-        <w:t>.</w:t>
-      </w:r>
-    </w:p>
-    <w:p>
-      <w:pPr>
-        <w:rPr>
-          <w:rFonts w:asciiTheme="majorHAnsi" w:hAnsiTheme="majorHAnsi" w:cstheme="majorHAnsi"/>
-        </w:rPr>
-      </w:pPr>
-      <w:proofErr w:type="spellStart"/>
+        <w:t>_</w:t>
+      </w:r>
       <w:r>
         <w:rPr>
           <w:rStyle w:val="HTML"/>
@@ -5157,7 +6016,7 @@
           <w:szCs w:val="22"/>
           <w:lang w:val="en-US"/>
         </w:rPr>
-        <w:t>plot</w:t>
+        <w:t>single</w:t>
       </w:r>
       <w:r>
         <w:rPr>
@@ -5177,8 +6036,9 @@
           <w:szCs w:val="22"/>
           <w:lang w:val="en-US"/>
         </w:rPr>
-        <w:t>single</w:t>
-      </w:r>
+        <w:t>regression</w:t>
+      </w:r>
+      <w:proofErr w:type="spellEnd"/>
       <w:r>
         <w:rPr>
           <w:rStyle w:val="HTML"/>
@@ -5187,31 +6047,8 @@
           <w:szCs w:val="22"/>
           <w:lang w:val="en-US"/>
         </w:rPr>
-        <w:t>_</w:t>
-      </w:r>
-      <w:proofErr w:type="gramStart"/>
-      <w:r>
-        <w:rPr>
-          <w:rStyle w:val="HTML"/>
-          <w:rFonts w:asciiTheme="majorHAnsi" w:eastAsiaTheme="majorEastAsia" w:hAnsiTheme="majorHAnsi" w:cstheme="majorHAnsi"/>
-          <w:sz w:val="22"/>
-          <w:szCs w:val="22"/>
-          <w:lang w:val="en-US"/>
-        </w:rPr>
-        <w:t>regression</w:t>
-      </w:r>
-      <w:proofErr w:type="spellEnd"/>
-      <w:r>
-        <w:rPr>
-          <w:rStyle w:val="HTML"/>
-          <w:rFonts w:asciiTheme="majorHAnsi" w:eastAsiaTheme="majorEastAsia" w:hAnsiTheme="majorHAnsi" w:cstheme="majorHAnsi"/>
-          <w:sz w:val="22"/>
-          <w:szCs w:val="22"/>
-          <w:lang w:val="en-US"/>
-        </w:rPr>
         <w:t>(</w:t>
       </w:r>
-      <w:proofErr w:type="gramEnd"/>
       <w:r>
         <w:rPr>
           <w:rStyle w:val="HTML"/>
@@ -5630,34 +6467,34 @@
       <w:pPr>
         <w:pStyle w:val="1"/>
       </w:pPr>
-      <w:bookmarkStart w:id="8" w:name="_Toc226561906"/>
+      <w:bookmarkStart w:id="7" w:name="_Toc226561906"/>
       <w:r>
         <w:t>Результаты</w:t>
       </w:r>
       <w:r>
         <w:t>:</w:t>
+      </w:r>
+      <w:bookmarkEnd w:id="7"/>
+    </w:p>
+    <w:p>
+      <w:pPr>
+        <w:pStyle w:val="2"/>
+      </w:pPr>
+      <w:bookmarkStart w:id="8" w:name="_Toc226561907"/>
+      <w:r>
+        <w:t>Чистая выборка</w:t>
       </w:r>
       <w:bookmarkEnd w:id="8"/>
     </w:p>
     <w:p>
       <w:pPr>
-        <w:pStyle w:val="2"/>
-      </w:pPr>
-      <w:bookmarkStart w:id="9" w:name="_Toc226561907"/>
-      <w:r>
-        <w:t>Чистая выборка</w:t>
+        <w:pStyle w:val="3"/>
+      </w:pPr>
+      <w:bookmarkStart w:id="9" w:name="_Toc226561908"/>
+      <w:r>
+        <w:t>Значение рассчитанных коэффициентов</w:t>
       </w:r>
       <w:bookmarkEnd w:id="9"/>
-    </w:p>
-    <w:p>
-      <w:pPr>
-        <w:pStyle w:val="3"/>
-      </w:pPr>
-      <w:bookmarkStart w:id="10" w:name="_Toc226561908"/>
-      <w:r>
-        <w:t>Значение рассчитанных коэффициентов</w:t>
-      </w:r>
-      <w:bookmarkEnd w:id="10"/>
     </w:p>
     <w:tbl>
       <w:tblPr>
@@ -6037,6 +6874,7 @@
                 <w:szCs w:val="20"/>
                 <w:lang w:eastAsia="ru-RU"/>
               </w:rPr>
+              <w:lastRenderedPageBreak/>
               <w:t>МНК</w:t>
             </w:r>
           </w:p>
@@ -6589,12 +7427,11 @@
           <w:noProof/>
         </w:rPr>
       </w:pPr>
-      <w:bookmarkStart w:id="11" w:name="_Toc226561909"/>
-      <w:r>
-        <w:lastRenderedPageBreak/>
+      <w:bookmarkStart w:id="10" w:name="_Toc226561909"/>
+      <w:r>
         <w:t>График регрессии</w:t>
       </w:r>
-      <w:bookmarkEnd w:id="11"/>
+      <w:bookmarkEnd w:id="10"/>
       <w:r>
         <w:rPr>
           <w:noProof/>
@@ -6663,21 +7500,21 @@
       <w:pPr>
         <w:pStyle w:val="2"/>
       </w:pPr>
-      <w:bookmarkStart w:id="12" w:name="_Toc226561910"/>
+      <w:bookmarkStart w:id="11" w:name="_Toc226561910"/>
       <w:r>
         <w:t>Выборка с выбросами</w:t>
       </w:r>
-      <w:bookmarkEnd w:id="12"/>
+      <w:bookmarkEnd w:id="11"/>
     </w:p>
     <w:p>
       <w:pPr>
         <w:pStyle w:val="3"/>
       </w:pPr>
-      <w:bookmarkStart w:id="13" w:name="_Toc226561911"/>
+      <w:bookmarkStart w:id="12" w:name="_Toc226561911"/>
       <w:r>
         <w:t>Значение рассчитанных коэффициентов</w:t>
       </w:r>
-      <w:bookmarkEnd w:id="13"/>
+      <w:bookmarkEnd w:id="12"/>
     </w:p>
     <w:tbl>
       <w:tblPr>
@@ -7606,11 +8443,11 @@
       <w:pPr>
         <w:pStyle w:val="3"/>
       </w:pPr>
-      <w:bookmarkStart w:id="14" w:name="_Toc226561912"/>
+      <w:bookmarkStart w:id="13" w:name="_Toc226561912"/>
       <w:r>
         <w:t>График регрессии</w:t>
       </w:r>
-      <w:bookmarkEnd w:id="14"/>
+      <w:bookmarkEnd w:id="13"/>
       <w:r>
         <w:t xml:space="preserve"> </w:t>
       </w:r>
@@ -7687,14 +8524,14 @@
       <w:pPr>
         <w:pStyle w:val="1"/>
       </w:pPr>
-      <w:bookmarkStart w:id="15" w:name="_Toc226561913"/>
+      <w:bookmarkStart w:id="14" w:name="_Toc226561913"/>
       <w:r>
         <w:t>Обсуждение</w:t>
       </w:r>
       <w:r>
         <w:t>:</w:t>
       </w:r>
-      <w:bookmarkEnd w:id="15"/>
+      <w:bookmarkEnd w:id="14"/>
     </w:p>
     <w:p>
       <w:r>
@@ -7722,21 +8559,8 @@
         <w:t xml:space="preserve">, </w:t>
       </w:r>
       <w:r>
-        <w:t xml:space="preserve">что </w:t>
-      </w:r>
-      <w:proofErr w:type="gramStart"/>
-      <w:r>
-        <w:t>коэффициент</w:t>
-      </w:r>
-      <w:proofErr w:type="gramEnd"/>
-      <w:r>
-        <w:t xml:space="preserve"> а в МНМ вне зависимости от выборки считается с достаточно большой погрешностью. В </w:t>
-      </w:r>
-      <w:proofErr w:type="gramStart"/>
-      <w:r>
-        <w:t>МНК наоборот</w:t>
-      </w:r>
-      <w:proofErr w:type="gramEnd"/>
+        <w:t>что коэффициент а в МНМ вне зависимости от выборки считается с достаточно большой погрешностью. В МНК наоборот</w:t>
+      </w:r>
       <w:r>
         <w:t xml:space="preserve">, </w:t>
       </w:r>
@@ -7772,14 +8596,14 @@
           <w:rStyle w:val="10"/>
         </w:rPr>
       </w:pPr>
-      <w:bookmarkStart w:id="16" w:name="_Toc226561914"/>
+      <w:bookmarkStart w:id="15" w:name="_Toc226561914"/>
       <w:r>
         <w:rPr>
           <w:rStyle w:val="10"/>
         </w:rPr>
         <w:t>Вывод</w:t>
       </w:r>
-      <w:bookmarkEnd w:id="16"/>
+      <w:bookmarkEnd w:id="15"/>
     </w:p>
     <w:p>
       <w:r>
@@ -8160,11 +8984,11 @@
       <w:pPr>
         <w:pStyle w:val="1"/>
       </w:pPr>
-      <w:bookmarkStart w:id="17" w:name="_Toc226561915"/>
+      <w:bookmarkStart w:id="16" w:name="_Toc226561915"/>
       <w:r>
         <w:t>Список литературы</w:t>
       </w:r>
-      <w:bookmarkEnd w:id="17"/>
+      <w:bookmarkEnd w:id="16"/>
     </w:p>
     <w:p>
       <w:r>
@@ -8176,15 +9000,7 @@
       </w:r>
       <w:proofErr w:type="spellEnd"/>
       <w:r>
-        <w:t xml:space="preserve">. и доп. — </w:t>
-      </w:r>
-      <w:proofErr w:type="gramStart"/>
-      <w:r>
-        <w:t>Москва :</w:t>
-      </w:r>
-      <w:proofErr w:type="gramEnd"/>
-      <w:r>
-        <w:t xml:space="preserve"> МЦНМО, 2007</w:t>
+        <w:t>. и доп. — Москва : МЦНМО, 2007</w:t>
       </w:r>
       <w:r>
         <w:t>.</w:t>
@@ -8250,23 +9066,7 @@
     </w:p>
     <w:p>
       <w:r>
-        <w:t xml:space="preserve">Бабахина С. А., Баженов А. Н. Практикум по математической </w:t>
-      </w:r>
-      <w:proofErr w:type="gramStart"/>
-      <w:r>
-        <w:t>статистике :</w:t>
-      </w:r>
-      <w:proofErr w:type="gramEnd"/>
-      <w:r>
-        <w:t xml:space="preserve"> учебное пособие. – Санкт-</w:t>
-      </w:r>
-      <w:proofErr w:type="gramStart"/>
-      <w:r>
-        <w:t>Петербург :</w:t>
-      </w:r>
-      <w:proofErr w:type="gramEnd"/>
-      <w:r>
-        <w:t xml:space="preserve"> </w:t>
+        <w:t xml:space="preserve">Бабахина С. А., Баженов А. Н. Практикум по математической статистике : учебное пособие. – Санкт-Петербург : </w:t>
       </w:r>
       <w:proofErr w:type="spellStart"/>
       <w:r>
@@ -8281,11 +9081,12 @@
       <w:pPr>
         <w:pStyle w:val="1"/>
       </w:pPr>
-      <w:bookmarkStart w:id="18" w:name="_Toc226561916"/>
-      <w:r>
+      <w:bookmarkStart w:id="17" w:name="_Toc226561916"/>
+      <w:r>
+        <w:lastRenderedPageBreak/>
         <w:t>Приложения</w:t>
       </w:r>
-      <w:bookmarkEnd w:id="18"/>
+      <w:bookmarkEnd w:id="17"/>
     </w:p>
     <w:p>
       <w:r>
@@ -8755,6 +9556,92 @@
     </w:lvl>
   </w:abstractNum>
   <w:abstractNum w:abstractNumId="3" w15:restartNumberingAfterBreak="0">
+    <w:nsid w:val="12587652"/>
+    <w:multiLevelType w:val="hybridMultilevel"/>
+    <w:tmpl w:val="DE4CC6AA"/>
+    <w:lvl w:ilvl="0" w:tplc="0419000F">
+      <w:start w:val="1"/>
+      <w:numFmt w:val="decimal"/>
+      <w:lvlText w:val="%1."/>
+      <w:lvlJc w:val="left"/>
+      <w:pPr>
+        <w:ind w:left="720" w:hanging="360"/>
+      </w:pPr>
+    </w:lvl>
+    <w:lvl w:ilvl="1" w:tplc="04190019" w:tentative="1">
+      <w:start w:val="1"/>
+      <w:numFmt w:val="lowerLetter"/>
+      <w:lvlText w:val="%2."/>
+      <w:lvlJc w:val="left"/>
+      <w:pPr>
+        <w:ind w:left="1440" w:hanging="360"/>
+      </w:pPr>
+    </w:lvl>
+    <w:lvl w:ilvl="2" w:tplc="0419001B" w:tentative="1">
+      <w:start w:val="1"/>
+      <w:numFmt w:val="lowerRoman"/>
+      <w:lvlText w:val="%3."/>
+      <w:lvlJc w:val="right"/>
+      <w:pPr>
+        <w:ind w:left="2160" w:hanging="180"/>
+      </w:pPr>
+    </w:lvl>
+    <w:lvl w:ilvl="3" w:tplc="0419000F" w:tentative="1">
+      <w:start w:val="1"/>
+      <w:numFmt w:val="decimal"/>
+      <w:lvlText w:val="%4."/>
+      <w:lvlJc w:val="left"/>
+      <w:pPr>
+        <w:ind w:left="2880" w:hanging="360"/>
+      </w:pPr>
+    </w:lvl>
+    <w:lvl w:ilvl="4" w:tplc="04190019" w:tentative="1">
+      <w:start w:val="1"/>
+      <w:numFmt w:val="lowerLetter"/>
+      <w:lvlText w:val="%5."/>
+      <w:lvlJc w:val="left"/>
+      <w:pPr>
+        <w:ind w:left="3600" w:hanging="360"/>
+      </w:pPr>
+    </w:lvl>
+    <w:lvl w:ilvl="5" w:tplc="0419001B" w:tentative="1">
+      <w:start w:val="1"/>
+      <w:numFmt w:val="lowerRoman"/>
+      <w:lvlText w:val="%6."/>
+      <w:lvlJc w:val="right"/>
+      <w:pPr>
+        <w:ind w:left="4320" w:hanging="180"/>
+      </w:pPr>
+    </w:lvl>
+    <w:lvl w:ilvl="6" w:tplc="0419000F" w:tentative="1">
+      <w:start w:val="1"/>
+      <w:numFmt w:val="decimal"/>
+      <w:lvlText w:val="%7."/>
+      <w:lvlJc w:val="left"/>
+      <w:pPr>
+        <w:ind w:left="5040" w:hanging="360"/>
+      </w:pPr>
+    </w:lvl>
+    <w:lvl w:ilvl="7" w:tplc="04190019" w:tentative="1">
+      <w:start w:val="1"/>
+      <w:numFmt w:val="lowerLetter"/>
+      <w:lvlText w:val="%8."/>
+      <w:lvlJc w:val="left"/>
+      <w:pPr>
+        <w:ind w:left="5760" w:hanging="360"/>
+      </w:pPr>
+    </w:lvl>
+    <w:lvl w:ilvl="8" w:tplc="0419001B" w:tentative="1">
+      <w:start w:val="1"/>
+      <w:numFmt w:val="lowerRoman"/>
+      <w:lvlText w:val="%9."/>
+      <w:lvlJc w:val="right"/>
+      <w:pPr>
+        <w:ind w:left="6480" w:hanging="180"/>
+      </w:pPr>
+    </w:lvl>
+  </w:abstractNum>
+  <w:abstractNum w:abstractNumId="4" w15:restartNumberingAfterBreak="0">
     <w:nsid w:val="13FF5172"/>
     <w:multiLevelType w:val="hybridMultilevel"/>
     <w:tmpl w:val="78B2B388"/>
@@ -8840,7 +9727,7 @@
       </w:pPr>
     </w:lvl>
   </w:abstractNum>
-  <w:abstractNum w:abstractNumId="4" w15:restartNumberingAfterBreak="0">
+  <w:abstractNum w:abstractNumId="5" w15:restartNumberingAfterBreak="0">
     <w:nsid w:val="16B01BBF"/>
     <w:multiLevelType w:val="multilevel"/>
     <w:tmpl w:val="3F38A0A6"/>
@@ -8985,7 +9872,7 @@
       </w:rPr>
     </w:lvl>
   </w:abstractNum>
-  <w:abstractNum w:abstractNumId="5" w15:restartNumberingAfterBreak="0">
+  <w:abstractNum w:abstractNumId="6" w15:restartNumberingAfterBreak="0">
     <w:nsid w:val="1AC707C1"/>
     <w:multiLevelType w:val="hybridMultilevel"/>
     <w:tmpl w:val="B67AF88C"/>
@@ -9097,7 +9984,7 @@
       </w:rPr>
     </w:lvl>
   </w:abstractNum>
-  <w:abstractNum w:abstractNumId="6" w15:restartNumberingAfterBreak="0">
+  <w:abstractNum w:abstractNumId="7" w15:restartNumberingAfterBreak="0">
     <w:nsid w:val="1DE10A19"/>
     <w:multiLevelType w:val="hybridMultilevel"/>
     <w:tmpl w:val="0E2039FC"/>
@@ -9183,7 +10070,182 @@
       </w:pPr>
     </w:lvl>
   </w:abstractNum>
-  <w:abstractNum w:abstractNumId="7" w15:restartNumberingAfterBreak="0">
+  <w:abstractNum w:abstractNumId="8" w15:restartNumberingAfterBreak="0">
+    <w:nsid w:val="1FD85B7A"/>
+    <w:multiLevelType w:val="hybridMultilevel"/>
+    <w:tmpl w:val="486CBBF2"/>
+    <w:lvl w:ilvl="0" w:tplc="04190011">
+      <w:start w:val="1"/>
+      <w:numFmt w:val="decimal"/>
+      <w:lvlText w:val="%1)"/>
+      <w:lvlJc w:val="left"/>
+      <w:pPr>
+        <w:ind w:left="1788" w:hanging="360"/>
+      </w:pPr>
+    </w:lvl>
+    <w:lvl w:ilvl="1" w:tplc="04190019" w:tentative="1">
+      <w:start w:val="1"/>
+      <w:numFmt w:val="lowerLetter"/>
+      <w:lvlText w:val="%2."/>
+      <w:lvlJc w:val="left"/>
+      <w:pPr>
+        <w:ind w:left="2508" w:hanging="360"/>
+      </w:pPr>
+    </w:lvl>
+    <w:lvl w:ilvl="2" w:tplc="0419001B" w:tentative="1">
+      <w:start w:val="1"/>
+      <w:numFmt w:val="lowerRoman"/>
+      <w:lvlText w:val="%3."/>
+      <w:lvlJc w:val="right"/>
+      <w:pPr>
+        <w:ind w:left="3228" w:hanging="180"/>
+      </w:pPr>
+    </w:lvl>
+    <w:lvl w:ilvl="3" w:tplc="0419000F" w:tentative="1">
+      <w:start w:val="1"/>
+      <w:numFmt w:val="decimal"/>
+      <w:lvlText w:val="%4."/>
+      <w:lvlJc w:val="left"/>
+      <w:pPr>
+        <w:ind w:left="3948" w:hanging="360"/>
+      </w:pPr>
+    </w:lvl>
+    <w:lvl w:ilvl="4" w:tplc="04190019" w:tentative="1">
+      <w:start w:val="1"/>
+      <w:numFmt w:val="lowerLetter"/>
+      <w:lvlText w:val="%5."/>
+      <w:lvlJc w:val="left"/>
+      <w:pPr>
+        <w:ind w:left="4668" w:hanging="360"/>
+      </w:pPr>
+    </w:lvl>
+    <w:lvl w:ilvl="5" w:tplc="0419001B" w:tentative="1">
+      <w:start w:val="1"/>
+      <w:numFmt w:val="lowerRoman"/>
+      <w:lvlText w:val="%6."/>
+      <w:lvlJc w:val="right"/>
+      <w:pPr>
+        <w:ind w:left="5388" w:hanging="180"/>
+      </w:pPr>
+    </w:lvl>
+    <w:lvl w:ilvl="6" w:tplc="0419000F" w:tentative="1">
+      <w:start w:val="1"/>
+      <w:numFmt w:val="decimal"/>
+      <w:lvlText w:val="%7."/>
+      <w:lvlJc w:val="left"/>
+      <w:pPr>
+        <w:ind w:left="6108" w:hanging="360"/>
+      </w:pPr>
+    </w:lvl>
+    <w:lvl w:ilvl="7" w:tplc="04190019" w:tentative="1">
+      <w:start w:val="1"/>
+      <w:numFmt w:val="lowerLetter"/>
+      <w:lvlText w:val="%8."/>
+      <w:lvlJc w:val="left"/>
+      <w:pPr>
+        <w:ind w:left="6828" w:hanging="360"/>
+      </w:pPr>
+    </w:lvl>
+    <w:lvl w:ilvl="8" w:tplc="0419001B" w:tentative="1">
+      <w:start w:val="1"/>
+      <w:numFmt w:val="lowerRoman"/>
+      <w:lvlText w:val="%9."/>
+      <w:lvlJc w:val="right"/>
+      <w:pPr>
+        <w:ind w:left="7548" w:hanging="180"/>
+      </w:pPr>
+    </w:lvl>
+  </w:abstractNum>
+  <w:abstractNum w:abstractNumId="9" w15:restartNumberingAfterBreak="0">
+    <w:nsid w:val="20725AC8"/>
+    <w:multiLevelType w:val="hybridMultilevel"/>
+    <w:tmpl w:val="8EE2F898"/>
+    <w:lvl w:ilvl="0" w:tplc="5EEAB3BA">
+      <w:start w:val="1"/>
+      <w:numFmt w:val="decimal"/>
+      <w:lvlText w:val="%1)"/>
+      <w:lvlJc w:val="left"/>
+      <w:pPr>
+        <w:ind w:left="1068" w:hanging="360"/>
+      </w:pPr>
+      <w:rPr>
+        <w:rFonts w:hint="default"/>
+      </w:rPr>
+    </w:lvl>
+    <w:lvl w:ilvl="1" w:tplc="04190019" w:tentative="1">
+      <w:start w:val="1"/>
+      <w:numFmt w:val="lowerLetter"/>
+      <w:lvlText w:val="%2."/>
+      <w:lvlJc w:val="left"/>
+      <w:pPr>
+        <w:ind w:left="1788" w:hanging="360"/>
+      </w:pPr>
+    </w:lvl>
+    <w:lvl w:ilvl="2" w:tplc="0419001B" w:tentative="1">
+      <w:start w:val="1"/>
+      <w:numFmt w:val="lowerRoman"/>
+      <w:lvlText w:val="%3."/>
+      <w:lvlJc w:val="right"/>
+      <w:pPr>
+        <w:ind w:left="2508" w:hanging="180"/>
+      </w:pPr>
+    </w:lvl>
+    <w:lvl w:ilvl="3" w:tplc="0419000F" w:tentative="1">
+      <w:start w:val="1"/>
+      <w:numFmt w:val="decimal"/>
+      <w:lvlText w:val="%4."/>
+      <w:lvlJc w:val="left"/>
+      <w:pPr>
+        <w:ind w:left="3228" w:hanging="360"/>
+      </w:pPr>
+    </w:lvl>
+    <w:lvl w:ilvl="4" w:tplc="04190019" w:tentative="1">
+      <w:start w:val="1"/>
+      <w:numFmt w:val="lowerLetter"/>
+      <w:lvlText w:val="%5."/>
+      <w:lvlJc w:val="left"/>
+      <w:pPr>
+        <w:ind w:left="3948" w:hanging="360"/>
+      </w:pPr>
+    </w:lvl>
+    <w:lvl w:ilvl="5" w:tplc="0419001B" w:tentative="1">
+      <w:start w:val="1"/>
+      <w:numFmt w:val="lowerRoman"/>
+      <w:lvlText w:val="%6."/>
+      <w:lvlJc w:val="right"/>
+      <w:pPr>
+        <w:ind w:left="4668" w:hanging="180"/>
+      </w:pPr>
+    </w:lvl>
+    <w:lvl w:ilvl="6" w:tplc="0419000F" w:tentative="1">
+      <w:start w:val="1"/>
+      <w:numFmt w:val="decimal"/>
+      <w:lvlText w:val="%7."/>
+      <w:lvlJc w:val="left"/>
+      <w:pPr>
+        <w:ind w:left="5388" w:hanging="360"/>
+      </w:pPr>
+    </w:lvl>
+    <w:lvl w:ilvl="7" w:tplc="04190019" w:tentative="1">
+      <w:start w:val="1"/>
+      <w:numFmt w:val="lowerLetter"/>
+      <w:lvlText w:val="%8."/>
+      <w:lvlJc w:val="left"/>
+      <w:pPr>
+        <w:ind w:left="6108" w:hanging="360"/>
+      </w:pPr>
+    </w:lvl>
+    <w:lvl w:ilvl="8" w:tplc="0419001B" w:tentative="1">
+      <w:start w:val="1"/>
+      <w:numFmt w:val="lowerRoman"/>
+      <w:lvlText w:val="%9."/>
+      <w:lvlJc w:val="right"/>
+      <w:pPr>
+        <w:ind w:left="6828" w:hanging="180"/>
+      </w:pPr>
+    </w:lvl>
+  </w:abstractNum>
+  <w:abstractNum w:abstractNumId="10" w15:restartNumberingAfterBreak="0">
     <w:nsid w:val="2B311F86"/>
     <w:multiLevelType w:val="hybridMultilevel"/>
     <w:tmpl w:val="373C451E"/>
@@ -9272,7 +10334,7 @@
       </w:pPr>
     </w:lvl>
   </w:abstractNum>
-  <w:abstractNum w:abstractNumId="8" w15:restartNumberingAfterBreak="0">
+  <w:abstractNum w:abstractNumId="11" w15:restartNumberingAfterBreak="0">
     <w:nsid w:val="2CA2785D"/>
     <w:multiLevelType w:val="hybridMultilevel"/>
     <w:tmpl w:val="A1D4A9C8"/>
@@ -9361,7 +10423,7 @@
       </w:pPr>
     </w:lvl>
   </w:abstractNum>
-  <w:abstractNum w:abstractNumId="9" w15:restartNumberingAfterBreak="0">
+  <w:abstractNum w:abstractNumId="12" w15:restartNumberingAfterBreak="0">
     <w:nsid w:val="2D9609FC"/>
     <w:multiLevelType w:val="hybridMultilevel"/>
     <w:tmpl w:val="742C50BE"/>
@@ -9447,7 +10509,93 @@
       </w:pPr>
     </w:lvl>
   </w:abstractNum>
-  <w:abstractNum w:abstractNumId="10" w15:restartNumberingAfterBreak="0">
+  <w:abstractNum w:abstractNumId="13" w15:restartNumberingAfterBreak="0">
+    <w:nsid w:val="338B1E23"/>
+    <w:multiLevelType w:val="hybridMultilevel"/>
+    <w:tmpl w:val="C6B48F5E"/>
+    <w:lvl w:ilvl="0" w:tplc="04190011">
+      <w:start w:val="1"/>
+      <w:numFmt w:val="decimal"/>
+      <w:lvlText w:val="%1)"/>
+      <w:lvlJc w:val="left"/>
+      <w:pPr>
+        <w:ind w:left="1428" w:hanging="360"/>
+      </w:pPr>
+    </w:lvl>
+    <w:lvl w:ilvl="1" w:tplc="04190019" w:tentative="1">
+      <w:start w:val="1"/>
+      <w:numFmt w:val="lowerLetter"/>
+      <w:lvlText w:val="%2."/>
+      <w:lvlJc w:val="left"/>
+      <w:pPr>
+        <w:ind w:left="2148" w:hanging="360"/>
+      </w:pPr>
+    </w:lvl>
+    <w:lvl w:ilvl="2" w:tplc="0419001B" w:tentative="1">
+      <w:start w:val="1"/>
+      <w:numFmt w:val="lowerRoman"/>
+      <w:lvlText w:val="%3."/>
+      <w:lvlJc w:val="right"/>
+      <w:pPr>
+        <w:ind w:left="2868" w:hanging="180"/>
+      </w:pPr>
+    </w:lvl>
+    <w:lvl w:ilvl="3" w:tplc="0419000F" w:tentative="1">
+      <w:start w:val="1"/>
+      <w:numFmt w:val="decimal"/>
+      <w:lvlText w:val="%4."/>
+      <w:lvlJc w:val="left"/>
+      <w:pPr>
+        <w:ind w:left="3588" w:hanging="360"/>
+      </w:pPr>
+    </w:lvl>
+    <w:lvl w:ilvl="4" w:tplc="04190019" w:tentative="1">
+      <w:start w:val="1"/>
+      <w:numFmt w:val="lowerLetter"/>
+      <w:lvlText w:val="%5."/>
+      <w:lvlJc w:val="left"/>
+      <w:pPr>
+        <w:ind w:left="4308" w:hanging="360"/>
+      </w:pPr>
+    </w:lvl>
+    <w:lvl w:ilvl="5" w:tplc="0419001B" w:tentative="1">
+      <w:start w:val="1"/>
+      <w:numFmt w:val="lowerRoman"/>
+      <w:lvlText w:val="%6."/>
+      <w:lvlJc w:val="right"/>
+      <w:pPr>
+        <w:ind w:left="5028" w:hanging="180"/>
+      </w:pPr>
+    </w:lvl>
+    <w:lvl w:ilvl="6" w:tplc="0419000F" w:tentative="1">
+      <w:start w:val="1"/>
+      <w:numFmt w:val="decimal"/>
+      <w:lvlText w:val="%7."/>
+      <w:lvlJc w:val="left"/>
+      <w:pPr>
+        <w:ind w:left="5748" w:hanging="360"/>
+      </w:pPr>
+    </w:lvl>
+    <w:lvl w:ilvl="7" w:tplc="04190019" w:tentative="1">
+      <w:start w:val="1"/>
+      <w:numFmt w:val="lowerLetter"/>
+      <w:lvlText w:val="%8."/>
+      <w:lvlJc w:val="left"/>
+      <w:pPr>
+        <w:ind w:left="6468" w:hanging="360"/>
+      </w:pPr>
+    </w:lvl>
+    <w:lvl w:ilvl="8" w:tplc="0419001B" w:tentative="1">
+      <w:start w:val="1"/>
+      <w:numFmt w:val="lowerRoman"/>
+      <w:lvlText w:val="%9."/>
+      <w:lvlJc w:val="right"/>
+      <w:pPr>
+        <w:ind w:left="7188" w:hanging="180"/>
+      </w:pPr>
+    </w:lvl>
+  </w:abstractNum>
+  <w:abstractNum w:abstractNumId="14" w15:restartNumberingAfterBreak="0">
     <w:nsid w:val="38600C28"/>
     <w:multiLevelType w:val="hybridMultilevel"/>
     <w:tmpl w:val="08783372"/>
@@ -9533,7 +10681,7 @@
       </w:pPr>
     </w:lvl>
   </w:abstractNum>
-  <w:abstractNum w:abstractNumId="11" w15:restartNumberingAfterBreak="0">
+  <w:abstractNum w:abstractNumId="15" w15:restartNumberingAfterBreak="0">
     <w:nsid w:val="3A6B4FEB"/>
     <w:multiLevelType w:val="multilevel"/>
     <w:tmpl w:val="81EE2BA8"/>
@@ -9646,7 +10794,7 @@
       </w:pPr>
     </w:lvl>
   </w:abstractNum>
-  <w:abstractNum w:abstractNumId="12" w15:restartNumberingAfterBreak="0">
+  <w:abstractNum w:abstractNumId="16" w15:restartNumberingAfterBreak="0">
     <w:nsid w:val="3B142D7C"/>
     <w:multiLevelType w:val="multilevel"/>
     <w:tmpl w:val="7786E7FA"/>
@@ -9762,7 +10910,7 @@
       </w:pPr>
     </w:lvl>
   </w:abstractNum>
-  <w:abstractNum w:abstractNumId="13" w15:restartNumberingAfterBreak="0">
+  <w:abstractNum w:abstractNumId="17" w15:restartNumberingAfterBreak="0">
     <w:nsid w:val="3CC62763"/>
     <w:multiLevelType w:val="multilevel"/>
     <w:tmpl w:val="7F901602"/>
@@ -9875,7 +11023,7 @@
       </w:pPr>
     </w:lvl>
   </w:abstractNum>
-  <w:abstractNum w:abstractNumId="14" w15:restartNumberingAfterBreak="0">
+  <w:abstractNum w:abstractNumId="18" w15:restartNumberingAfterBreak="0">
     <w:nsid w:val="3E724F25"/>
     <w:multiLevelType w:val="hybridMultilevel"/>
     <w:tmpl w:val="B4409A5A"/>
@@ -9964,7 +11112,7 @@
       </w:pPr>
     </w:lvl>
   </w:abstractNum>
-  <w:abstractNum w:abstractNumId="15" w15:restartNumberingAfterBreak="0">
+  <w:abstractNum w:abstractNumId="19" w15:restartNumberingAfterBreak="0">
     <w:nsid w:val="427119D7"/>
     <w:multiLevelType w:val="hybridMultilevel"/>
     <w:tmpl w:val="12303BB8"/>
@@ -10053,7 +11201,7 @@
       </w:pPr>
     </w:lvl>
   </w:abstractNum>
-  <w:abstractNum w:abstractNumId="16" w15:restartNumberingAfterBreak="0">
+  <w:abstractNum w:abstractNumId="20" w15:restartNumberingAfterBreak="0">
     <w:nsid w:val="44AB12B2"/>
     <w:multiLevelType w:val="hybridMultilevel"/>
     <w:tmpl w:val="5C14F198"/>
@@ -10142,7 +11290,7 @@
       </w:pPr>
     </w:lvl>
   </w:abstractNum>
-  <w:abstractNum w:abstractNumId="17" w15:restartNumberingAfterBreak="0">
+  <w:abstractNum w:abstractNumId="21" w15:restartNumberingAfterBreak="0">
     <w:nsid w:val="492E410D"/>
     <w:multiLevelType w:val="hybridMultilevel"/>
     <w:tmpl w:val="C450E29E"/>
@@ -10228,7 +11376,7 @@
       </w:pPr>
     </w:lvl>
   </w:abstractNum>
-  <w:abstractNum w:abstractNumId="18" w15:restartNumberingAfterBreak="0">
+  <w:abstractNum w:abstractNumId="22" w15:restartNumberingAfterBreak="0">
     <w:nsid w:val="49F46064"/>
     <w:multiLevelType w:val="hybridMultilevel"/>
     <w:tmpl w:val="2F5C31A6"/>
@@ -10317,7 +11465,7 @@
       </w:pPr>
     </w:lvl>
   </w:abstractNum>
-  <w:abstractNum w:abstractNumId="19" w15:restartNumberingAfterBreak="0">
+  <w:abstractNum w:abstractNumId="23" w15:restartNumberingAfterBreak="0">
     <w:nsid w:val="4FF233EA"/>
     <w:multiLevelType w:val="multilevel"/>
     <w:tmpl w:val="C0343AA8"/>
@@ -10466,7 +11614,7 @@
       </w:rPr>
     </w:lvl>
   </w:abstractNum>
-  <w:abstractNum w:abstractNumId="20" w15:restartNumberingAfterBreak="0">
+  <w:abstractNum w:abstractNumId="24" w15:restartNumberingAfterBreak="0">
     <w:nsid w:val="5A0008B8"/>
     <w:multiLevelType w:val="hybridMultilevel"/>
     <w:tmpl w:val="3A6E2082"/>
@@ -10552,7 +11700,7 @@
       </w:pPr>
     </w:lvl>
   </w:abstractNum>
-  <w:abstractNum w:abstractNumId="21" w15:restartNumberingAfterBreak="0">
+  <w:abstractNum w:abstractNumId="25" w15:restartNumberingAfterBreak="0">
     <w:nsid w:val="5A582019"/>
     <w:multiLevelType w:val="hybridMultilevel"/>
     <w:tmpl w:val="211EF842"/>
@@ -10641,7 +11789,7 @@
       </w:pPr>
     </w:lvl>
   </w:abstractNum>
-  <w:abstractNum w:abstractNumId="22" w15:restartNumberingAfterBreak="0">
+  <w:abstractNum w:abstractNumId="26" w15:restartNumberingAfterBreak="0">
     <w:nsid w:val="5C0448C7"/>
     <w:multiLevelType w:val="hybridMultilevel"/>
     <w:tmpl w:val="5DDC5314"/>
@@ -10727,7 +11875,7 @@
       </w:pPr>
     </w:lvl>
   </w:abstractNum>
-  <w:abstractNum w:abstractNumId="23" w15:restartNumberingAfterBreak="0">
+  <w:abstractNum w:abstractNumId="27" w15:restartNumberingAfterBreak="0">
     <w:nsid w:val="5E4A13DE"/>
     <w:multiLevelType w:val="hybridMultilevel"/>
     <w:tmpl w:val="C4D46C16"/>
@@ -10813,7 +11961,7 @@
       </w:pPr>
     </w:lvl>
   </w:abstractNum>
-  <w:abstractNum w:abstractNumId="24" w15:restartNumberingAfterBreak="0">
+  <w:abstractNum w:abstractNumId="28" w15:restartNumberingAfterBreak="0">
     <w:nsid w:val="5F8076E9"/>
     <w:multiLevelType w:val="hybridMultilevel"/>
     <w:tmpl w:val="265E3268"/>
@@ -10925,7 +12073,7 @@
       </w:rPr>
     </w:lvl>
   </w:abstractNum>
-  <w:abstractNum w:abstractNumId="25" w15:restartNumberingAfterBreak="0">
+  <w:abstractNum w:abstractNumId="29" w15:restartNumberingAfterBreak="0">
     <w:nsid w:val="679C1556"/>
     <w:multiLevelType w:val="hybridMultilevel"/>
     <w:tmpl w:val="2C2E5712"/>
@@ -11014,7 +12162,7 @@
       </w:pPr>
     </w:lvl>
   </w:abstractNum>
-  <w:abstractNum w:abstractNumId="26" w15:restartNumberingAfterBreak="0">
+  <w:abstractNum w:abstractNumId="30" w15:restartNumberingAfterBreak="0">
     <w:nsid w:val="759C283E"/>
     <w:multiLevelType w:val="hybridMultilevel"/>
     <w:tmpl w:val="844AA6C0"/>
@@ -11103,7 +12251,7 @@
       </w:pPr>
     </w:lvl>
   </w:abstractNum>
-  <w:abstractNum w:abstractNumId="27" w15:restartNumberingAfterBreak="0">
+  <w:abstractNum w:abstractNumId="31" w15:restartNumberingAfterBreak="0">
     <w:nsid w:val="7BB10D70"/>
     <w:multiLevelType w:val="hybridMultilevel"/>
     <w:tmpl w:val="8A8CB3F0"/>
@@ -11189,7 +12337,7 @@
       </w:pPr>
     </w:lvl>
   </w:abstractNum>
-  <w:abstractNum w:abstractNumId="28" w15:restartNumberingAfterBreak="0">
+  <w:abstractNum w:abstractNumId="32" w15:restartNumberingAfterBreak="0">
     <w:nsid w:val="7FF956E0"/>
     <w:multiLevelType w:val="hybridMultilevel"/>
     <w:tmpl w:val="E4B0B684"/>
@@ -11279,91 +12427,103 @@
     </w:lvl>
   </w:abstractNum>
   <w:num w:numId="1">
-    <w:abstractNumId w:val="26"/>
+    <w:abstractNumId w:val="30"/>
   </w:num>
   <w:num w:numId="2">
-    <w:abstractNumId w:val="8"/>
+    <w:abstractNumId w:val="11"/>
   </w:num>
   <w:num w:numId="3">
-    <w:abstractNumId w:val="18"/>
+    <w:abstractNumId w:val="22"/>
   </w:num>
   <w:num w:numId="4">
-    <w:abstractNumId w:val="15"/>
+    <w:abstractNumId w:val="19"/>
   </w:num>
   <w:num w:numId="5">
-    <w:abstractNumId w:val="7"/>
+    <w:abstractNumId w:val="10"/>
   </w:num>
   <w:num w:numId="6">
-    <w:abstractNumId w:val="16"/>
+    <w:abstractNumId w:val="20"/>
   </w:num>
   <w:num w:numId="7">
-    <w:abstractNumId w:val="14"/>
+    <w:abstractNumId w:val="18"/>
   </w:num>
   <w:num w:numId="8">
     <w:abstractNumId w:val="2"/>
   </w:num>
   <w:num w:numId="9">
-    <w:abstractNumId w:val="27"/>
+    <w:abstractNumId w:val="31"/>
   </w:num>
   <w:num w:numId="10">
-    <w:abstractNumId w:val="28"/>
+    <w:abstractNumId w:val="32"/>
   </w:num>
   <w:num w:numId="11">
-    <w:abstractNumId w:val="10"/>
+    <w:abstractNumId w:val="14"/>
   </w:num>
   <w:num w:numId="12">
-    <w:abstractNumId w:val="22"/>
+    <w:abstractNumId w:val="26"/>
   </w:num>
   <w:num w:numId="13">
     <w:abstractNumId w:val="1"/>
   </w:num>
   <w:num w:numId="14">
-    <w:abstractNumId w:val="23"/>
+    <w:abstractNumId w:val="27"/>
   </w:num>
   <w:num w:numId="15">
+    <w:abstractNumId w:val="29"/>
+  </w:num>
+  <w:num w:numId="16">
     <w:abstractNumId w:val="25"/>
   </w:num>
-  <w:num w:numId="16">
-    <w:abstractNumId w:val="21"/>
-  </w:num>
   <w:num w:numId="17">
-    <w:abstractNumId w:val="13"/>
+    <w:abstractNumId w:val="17"/>
   </w:num>
   <w:num w:numId="18">
-    <w:abstractNumId w:val="12"/>
+    <w:abstractNumId w:val="16"/>
   </w:num>
   <w:num w:numId="19">
-    <w:abstractNumId w:val="11"/>
+    <w:abstractNumId w:val="15"/>
   </w:num>
   <w:num w:numId="20">
-    <w:abstractNumId w:val="3"/>
+    <w:abstractNumId w:val="4"/>
   </w:num>
   <w:num w:numId="21">
+    <w:abstractNumId w:val="28"/>
+  </w:num>
+  <w:num w:numId="22">
     <w:abstractNumId w:val="24"/>
   </w:num>
-  <w:num w:numId="22">
-    <w:abstractNumId w:val="20"/>
-  </w:num>
   <w:num w:numId="23">
-    <w:abstractNumId w:val="6"/>
+    <w:abstractNumId w:val="7"/>
   </w:num>
   <w:num w:numId="24">
     <w:abstractNumId w:val="0"/>
   </w:num>
   <w:num w:numId="25">
+    <w:abstractNumId w:val="12"/>
+  </w:num>
+  <w:num w:numId="26">
+    <w:abstractNumId w:val="5"/>
+  </w:num>
+  <w:num w:numId="27">
+    <w:abstractNumId w:val="23"/>
+  </w:num>
+  <w:num w:numId="28">
+    <w:abstractNumId w:val="21"/>
+  </w:num>
+  <w:num w:numId="29">
+    <w:abstractNumId w:val="6"/>
+  </w:num>
+  <w:num w:numId="30">
+    <w:abstractNumId w:val="13"/>
+  </w:num>
+  <w:num w:numId="31">
     <w:abstractNumId w:val="9"/>
   </w:num>
-  <w:num w:numId="26">
-    <w:abstractNumId w:val="4"/>
+  <w:num w:numId="32">
+    <w:abstractNumId w:val="8"/>
   </w:num>
-  <w:num w:numId="27">
-    <w:abstractNumId w:val="19"/>
-  </w:num>
-  <w:num w:numId="28">
-    <w:abstractNumId w:val="17"/>
-  </w:num>
-  <w:num w:numId="29">
-    <w:abstractNumId w:val="5"/>
+  <w:num w:numId="33">
+    <w:abstractNumId w:val="3"/>
   </w:num>
 </w:numbering>
 </file>

--- a/ОтчётИсходник.docx
+++ b/ОтчётИсходник.docx
@@ -865,7 +865,7 @@
           <w:r>
             <w:fldChar w:fldCharType="separate"/>
           </w:r>
-          <w:hyperlink w:anchor="_Toc226561898" w:history="1">
+          <w:hyperlink w:anchor="_Toc226719112" w:history="1">
             <w:r>
               <w:rPr>
                 <w:rStyle w:val="a7"/>
@@ -892,7 +892,7 @@
                 <w:noProof/>
                 <w:webHidden/>
               </w:rPr>
-              <w:instrText xml:space="preserve"> PAGEREF _Toc226561898 \h </w:instrText>
+              <w:instrText xml:space="preserve"> PAGEREF _Toc226719112 \h </w:instrText>
             </w:r>
             <w:r>
               <w:rPr>
@@ -935,7 +935,7 @@
               <w:lang w:eastAsia="ru-RU"/>
             </w:rPr>
           </w:pPr>
-          <w:hyperlink w:anchor="_Toc226561899" w:history="1">
+          <w:hyperlink w:anchor="_Toc226719113" w:history="1">
             <w:r>
               <w:rPr>
                 <w:rStyle w:val="a7"/>
@@ -962,7 +962,7 @@
                 <w:noProof/>
                 <w:webHidden/>
               </w:rPr>
-              <w:instrText xml:space="preserve"> PAGEREF _Toc226561899 \h </w:instrText>
+              <w:instrText xml:space="preserve"> PAGEREF _Toc226719113 \h </w:instrText>
             </w:r>
             <w:r>
               <w:rPr>
@@ -1005,7 +1005,7 @@
               <w:lang w:eastAsia="ru-RU"/>
             </w:rPr>
           </w:pPr>
-          <w:hyperlink w:anchor="_Toc226561900" w:history="1">
+          <w:hyperlink w:anchor="_Toc226719114" w:history="1">
             <w:r>
               <w:rPr>
                 <w:rStyle w:val="a7"/>
@@ -1032,7 +1032,7 @@
                 <w:noProof/>
                 <w:webHidden/>
               </w:rPr>
-              <w:instrText xml:space="preserve"> PAGEREF _Toc226561900 \h </w:instrText>
+              <w:instrText xml:space="preserve"> PAGEREF _Toc226719114 \h </w:instrText>
             </w:r>
             <w:r>
               <w:rPr>
@@ -1075,7 +1075,7 @@
               <w:lang w:eastAsia="ru-RU"/>
             </w:rPr>
           </w:pPr>
-          <w:hyperlink w:anchor="_Toc226561901" w:history="1">
+          <w:hyperlink w:anchor="_Toc226719115" w:history="1">
             <w:r>
               <w:rPr>
                 <w:rStyle w:val="a7"/>
@@ -1102,7 +1102,7 @@
                 <w:noProof/>
                 <w:webHidden/>
               </w:rPr>
-              <w:instrText xml:space="preserve"> PAGEREF _Toc226561901 \h </w:instrText>
+              <w:instrText xml:space="preserve"> PAGEREF _Toc226719115 \h </w:instrText>
             </w:r>
             <w:r>
               <w:rPr>
@@ -1145,7 +1145,7 @@
               <w:lang w:eastAsia="ru-RU"/>
             </w:rPr>
           </w:pPr>
-          <w:hyperlink w:anchor="_Toc226561902" w:history="1">
+          <w:hyperlink w:anchor="_Toc226719116" w:history="1">
             <w:r>
               <w:rPr>
                 <w:rStyle w:val="a7"/>
@@ -1172,7 +1172,7 @@
                 <w:noProof/>
                 <w:webHidden/>
               </w:rPr>
-              <w:instrText xml:space="preserve"> PAGEREF _Toc226561902 \h </w:instrText>
+              <w:instrText xml:space="preserve"> PAGEREF _Toc226719116 \h </w:instrText>
             </w:r>
             <w:r>
               <w:rPr>
@@ -1215,13 +1215,13 @@
               <w:lang w:eastAsia="ru-RU"/>
             </w:rPr>
           </w:pPr>
-          <w:hyperlink w:anchor="_Toc226561903" w:history="1">
+          <w:hyperlink w:anchor="_Toc226719117" w:history="1">
             <w:r>
               <w:rPr>
                 <w:rStyle w:val="a7"/>
                 <w:noProof/>
               </w:rPr>
-              <w:t>Метод наименьших квадратов (МНК)</w:t>
+              <w:t>Метод максимального правдоподобия для нормального распределения (4)</w:t>
             </w:r>
             <w:r>
               <w:rPr>
@@ -1242,7 +1242,7 @@
                 <w:noProof/>
                 <w:webHidden/>
               </w:rPr>
-              <w:instrText xml:space="preserve"> PAGEREF _Toc226561903 \h </w:instrText>
+              <w:instrText xml:space="preserve"> PAGEREF _Toc226719117 \h </w:instrText>
             </w:r>
             <w:r>
               <w:rPr>
@@ -1285,15 +1285,30 @@
               <w:lang w:eastAsia="ru-RU"/>
             </w:rPr>
           </w:pPr>
-          <w:hyperlink w:anchor="_Toc226561904" w:history="1">
+          <w:hyperlink w:anchor="_Toc226719118" w:history="1">
             <w:r>
               <w:rPr>
                 <w:rStyle w:val="a7"/>
-                <w:rFonts w:eastAsia="Times New Roman"/>
-                <w:noProof/>
-                <w:lang w:eastAsia="ru-RU"/>
-              </w:rPr>
-              <w:t>Метод наименьших модулей (МНМ)</w:t>
+                <w:noProof/>
+              </w:rPr>
+              <w:t xml:space="preserve">Критерий </w:t>
+            </w:r>
+            <m:oMath>
+              <m:r>
+                <w:rPr>
+                  <w:rStyle w:val="a7"/>
+                  <w:rFonts w:ascii="Cambria Math" w:hAnsi="Cambria Math"/>
+                  <w:noProof/>
+                </w:rPr>
+                <m:t>χ2</m:t>
+              </m:r>
+            </m:oMath>
+            <w:r>
+              <w:rPr>
+                <w:rStyle w:val="a7"/>
+                <w:noProof/>
+              </w:rPr>
+              <w:t xml:space="preserve"> (5)</w:t>
             </w:r>
             <w:r>
               <w:rPr>
@@ -1314,7 +1329,7 @@
                 <w:noProof/>
                 <w:webHidden/>
               </w:rPr>
-              <w:instrText xml:space="preserve"> PAGEREF _Toc226561904 \h </w:instrText>
+              <w:instrText xml:space="preserve"> PAGEREF _Toc226719118 \h </w:instrText>
             </w:r>
             <w:r>
               <w:rPr>
@@ -1357,7 +1372,7 @@
               <w:lang w:eastAsia="ru-RU"/>
             </w:rPr>
           </w:pPr>
-          <w:hyperlink w:anchor="_Toc226561905" w:history="1">
+          <w:hyperlink w:anchor="_Toc226719119" w:history="1">
             <w:r>
               <w:rPr>
                 <w:rStyle w:val="a7"/>
@@ -1384,7 +1399,7 @@
                 <w:noProof/>
                 <w:webHidden/>
               </w:rPr>
-              <w:instrText xml:space="preserve"> PAGEREF _Toc226561905 \h </w:instrText>
+              <w:instrText xml:space="preserve"> PAGEREF _Toc226719119 \h </w:instrText>
             </w:r>
             <w:r>
               <w:rPr>
@@ -1404,7 +1419,7 @@
                 <w:noProof/>
                 <w:webHidden/>
               </w:rPr>
-              <w:t>3</w:t>
+              <w:t>4</w:t>
             </w:r>
             <w:r>
               <w:rPr>
@@ -1427,7 +1442,7 @@
               <w:lang w:eastAsia="ru-RU"/>
             </w:rPr>
           </w:pPr>
-          <w:hyperlink w:anchor="_Toc226561906" w:history="1">
+          <w:hyperlink w:anchor="_Toc226719120" w:history="1">
             <w:r>
               <w:rPr>
                 <w:rStyle w:val="a7"/>
@@ -1454,7 +1469,7 @@
                 <w:noProof/>
                 <w:webHidden/>
               </w:rPr>
-              <w:instrText xml:space="preserve"> PAGEREF _Toc226561906 \h </w:instrText>
+              <w:instrText xml:space="preserve"> PAGEREF _Toc226719120 \h </w:instrText>
             </w:r>
             <w:r>
               <w:rPr>
@@ -1474,7 +1489,7 @@
                 <w:noProof/>
                 <w:webHidden/>
               </w:rPr>
-              <w:t>4</w:t>
+              <w:t>5</w:t>
             </w:r>
             <w:r>
               <w:rPr>
@@ -1497,13 +1512,13 @@
               <w:lang w:eastAsia="ru-RU"/>
             </w:rPr>
           </w:pPr>
-          <w:hyperlink w:anchor="_Toc226561907" w:history="1">
+          <w:hyperlink w:anchor="_Toc226719121" w:history="1">
             <w:r>
               <w:rPr>
                 <w:rStyle w:val="a7"/>
                 <w:noProof/>
               </w:rPr>
-              <w:t>Чистая выборка</w:t>
+              <w:t>Рассчитанные значения</w:t>
             </w:r>
             <w:r>
               <w:rPr>
@@ -1524,147 +1539,7 @@
                 <w:noProof/>
                 <w:webHidden/>
               </w:rPr>
-              <w:instrText xml:space="preserve"> PAGEREF _Toc226561907 \h </w:instrText>
-            </w:r>
-            <w:r>
-              <w:rPr>
-                <w:noProof/>
-                <w:webHidden/>
-              </w:rPr>
-            </w:r>
-            <w:r>
-              <w:rPr>
-                <w:noProof/>
-                <w:webHidden/>
-              </w:rPr>
-              <w:fldChar w:fldCharType="separate"/>
-            </w:r>
-            <w:r>
-              <w:rPr>
-                <w:noProof/>
-                <w:webHidden/>
-              </w:rPr>
-              <w:t>4</w:t>
-            </w:r>
-            <w:r>
-              <w:rPr>
-                <w:noProof/>
-                <w:webHidden/>
-              </w:rPr>
-              <w:fldChar w:fldCharType="end"/>
-            </w:r>
-          </w:hyperlink>
-        </w:p>
-        <w:p>
-          <w:pPr>
-            <w:pStyle w:val="31"/>
-            <w:tabs>
-              <w:tab w:val="right" w:leader="dot" w:pos="9345"/>
-            </w:tabs>
-            <w:rPr>
-              <w:rFonts w:asciiTheme="minorHAnsi" w:eastAsiaTheme="minorEastAsia" w:hAnsiTheme="minorHAnsi" w:cstheme="minorBidi"/>
-              <w:noProof/>
-              <w:lang w:eastAsia="ru-RU"/>
-            </w:rPr>
-          </w:pPr>
-          <w:hyperlink w:anchor="_Toc226561908" w:history="1">
-            <w:r>
-              <w:rPr>
-                <w:rStyle w:val="a7"/>
-                <w:noProof/>
-              </w:rPr>
-              <w:t>Значение рассчитанных коэффициентов</w:t>
-            </w:r>
-            <w:r>
-              <w:rPr>
-                <w:noProof/>
-                <w:webHidden/>
-              </w:rPr>
-              <w:tab/>
-            </w:r>
-            <w:r>
-              <w:rPr>
-                <w:noProof/>
-                <w:webHidden/>
-              </w:rPr>
-              <w:fldChar w:fldCharType="begin"/>
-            </w:r>
-            <w:r>
-              <w:rPr>
-                <w:noProof/>
-                <w:webHidden/>
-              </w:rPr>
-              <w:instrText xml:space="preserve"> PAGEREF _Toc226561908 \h </w:instrText>
-            </w:r>
-            <w:r>
-              <w:rPr>
-                <w:noProof/>
-                <w:webHidden/>
-              </w:rPr>
-            </w:r>
-            <w:r>
-              <w:rPr>
-                <w:noProof/>
-                <w:webHidden/>
-              </w:rPr>
-              <w:fldChar w:fldCharType="separate"/>
-            </w:r>
-            <w:r>
-              <w:rPr>
-                <w:noProof/>
-                <w:webHidden/>
-              </w:rPr>
-              <w:t>4</w:t>
-            </w:r>
-            <w:r>
-              <w:rPr>
-                <w:noProof/>
-                <w:webHidden/>
-              </w:rPr>
-              <w:fldChar w:fldCharType="end"/>
-            </w:r>
-          </w:hyperlink>
-        </w:p>
-        <w:p>
-          <w:pPr>
-            <w:pStyle w:val="31"/>
-            <w:tabs>
-              <w:tab w:val="right" w:leader="dot" w:pos="9345"/>
-            </w:tabs>
-            <w:rPr>
-              <w:rFonts w:asciiTheme="minorHAnsi" w:eastAsiaTheme="minorEastAsia" w:hAnsiTheme="minorHAnsi" w:cstheme="minorBidi"/>
-              <w:noProof/>
-              <w:lang w:eastAsia="ru-RU"/>
-            </w:rPr>
-          </w:pPr>
-          <w:hyperlink w:anchor="_Toc226561909" w:history="1">
-            <w:r>
-              <w:rPr>
-                <w:rStyle w:val="a7"/>
-                <w:noProof/>
-              </w:rPr>
-              <w:t>График регрессии</w:t>
-            </w:r>
-            <w:r>
-              <w:rPr>
-                <w:noProof/>
-                <w:webHidden/>
-              </w:rPr>
-              <w:tab/>
-            </w:r>
-            <w:r>
-              <w:rPr>
-                <w:noProof/>
-                <w:webHidden/>
-              </w:rPr>
-              <w:fldChar w:fldCharType="begin"/>
-            </w:r>
-            <w:r>
-              <w:rPr>
-                <w:noProof/>
-                <w:webHidden/>
-              </w:rPr>
-              <w:instrText xml:space="preserve"> PAGEREF _Toc226561909 \h </w:instrText>
+              <w:instrText xml:space="preserve"> PAGEREF _Toc226719121 \h </w:instrText>
             </w:r>
             <w:r>
               <w:rPr>
@@ -1707,13 +1582,13 @@
               <w:lang w:eastAsia="ru-RU"/>
             </w:rPr>
           </w:pPr>
-          <w:hyperlink w:anchor="_Toc226561910" w:history="1">
+          <w:hyperlink w:anchor="_Toc226719122" w:history="1">
             <w:r>
               <w:rPr>
                 <w:rStyle w:val="a7"/>
                 <w:noProof/>
               </w:rPr>
-              <w:t>Выборка с выбросами</w:t>
+              <w:t>График</w:t>
             </w:r>
             <w:r>
               <w:rPr>
@@ -1734,147 +1609,7 @@
                 <w:noProof/>
                 <w:webHidden/>
               </w:rPr>
-              <w:instrText xml:space="preserve"> PAGEREF _Toc226561910 \h </w:instrText>
-            </w:r>
-            <w:r>
-              <w:rPr>
-                <w:noProof/>
-                <w:webHidden/>
-              </w:rPr>
-            </w:r>
-            <w:r>
-              <w:rPr>
-                <w:noProof/>
-                <w:webHidden/>
-              </w:rPr>
-              <w:fldChar w:fldCharType="separate"/>
-            </w:r>
-            <w:r>
-              <w:rPr>
-                <w:noProof/>
-                <w:webHidden/>
-              </w:rPr>
-              <w:t>5</w:t>
-            </w:r>
-            <w:r>
-              <w:rPr>
-                <w:noProof/>
-                <w:webHidden/>
-              </w:rPr>
-              <w:fldChar w:fldCharType="end"/>
-            </w:r>
-          </w:hyperlink>
-        </w:p>
-        <w:p>
-          <w:pPr>
-            <w:pStyle w:val="31"/>
-            <w:tabs>
-              <w:tab w:val="right" w:leader="dot" w:pos="9345"/>
-            </w:tabs>
-            <w:rPr>
-              <w:rFonts w:asciiTheme="minorHAnsi" w:eastAsiaTheme="minorEastAsia" w:hAnsiTheme="minorHAnsi" w:cstheme="minorBidi"/>
-              <w:noProof/>
-              <w:lang w:eastAsia="ru-RU"/>
-            </w:rPr>
-          </w:pPr>
-          <w:hyperlink w:anchor="_Toc226561911" w:history="1">
-            <w:r>
-              <w:rPr>
-                <w:rStyle w:val="a7"/>
-                <w:noProof/>
-              </w:rPr>
-              <w:t>Значение рассчитанных коэффициентов</w:t>
-            </w:r>
-            <w:r>
-              <w:rPr>
-                <w:noProof/>
-                <w:webHidden/>
-              </w:rPr>
-              <w:tab/>
-            </w:r>
-            <w:r>
-              <w:rPr>
-                <w:noProof/>
-                <w:webHidden/>
-              </w:rPr>
-              <w:fldChar w:fldCharType="begin"/>
-            </w:r>
-            <w:r>
-              <w:rPr>
-                <w:noProof/>
-                <w:webHidden/>
-              </w:rPr>
-              <w:instrText xml:space="preserve"> PAGEREF _Toc226561911 \h </w:instrText>
-            </w:r>
-            <w:r>
-              <w:rPr>
-                <w:noProof/>
-                <w:webHidden/>
-              </w:rPr>
-            </w:r>
-            <w:r>
-              <w:rPr>
-                <w:noProof/>
-                <w:webHidden/>
-              </w:rPr>
-              <w:fldChar w:fldCharType="separate"/>
-            </w:r>
-            <w:r>
-              <w:rPr>
-                <w:noProof/>
-                <w:webHidden/>
-              </w:rPr>
-              <w:t>5</w:t>
-            </w:r>
-            <w:r>
-              <w:rPr>
-                <w:noProof/>
-                <w:webHidden/>
-              </w:rPr>
-              <w:fldChar w:fldCharType="end"/>
-            </w:r>
-          </w:hyperlink>
-        </w:p>
-        <w:p>
-          <w:pPr>
-            <w:pStyle w:val="31"/>
-            <w:tabs>
-              <w:tab w:val="right" w:leader="dot" w:pos="9345"/>
-            </w:tabs>
-            <w:rPr>
-              <w:rFonts w:asciiTheme="minorHAnsi" w:eastAsiaTheme="minorEastAsia" w:hAnsiTheme="minorHAnsi" w:cstheme="minorBidi"/>
-              <w:noProof/>
-              <w:lang w:eastAsia="ru-RU"/>
-            </w:rPr>
-          </w:pPr>
-          <w:hyperlink w:anchor="_Toc226561912" w:history="1">
-            <w:r>
-              <w:rPr>
-                <w:rStyle w:val="a7"/>
-                <w:noProof/>
-              </w:rPr>
-              <w:t>График регрессии</w:t>
-            </w:r>
-            <w:r>
-              <w:rPr>
-                <w:noProof/>
-                <w:webHidden/>
-              </w:rPr>
-              <w:tab/>
-            </w:r>
-            <w:r>
-              <w:rPr>
-                <w:noProof/>
-                <w:webHidden/>
-              </w:rPr>
-              <w:fldChar w:fldCharType="begin"/>
-            </w:r>
-            <w:r>
-              <w:rPr>
-                <w:noProof/>
-                <w:webHidden/>
-              </w:rPr>
-              <w:instrText xml:space="preserve"> PAGEREF _Toc226561912 \h </w:instrText>
+              <w:instrText xml:space="preserve"> PAGEREF _Toc226719122 \h </w:instrText>
             </w:r>
             <w:r>
               <w:rPr>
@@ -1917,7 +1652,7 @@
               <w:lang w:eastAsia="ru-RU"/>
             </w:rPr>
           </w:pPr>
-          <w:hyperlink w:anchor="_Toc226561913" w:history="1">
+          <w:hyperlink w:anchor="_Toc226719123" w:history="1">
             <w:r>
               <w:rPr>
                 <w:rStyle w:val="a7"/>
@@ -1944,7 +1679,7 @@
                 <w:noProof/>
                 <w:webHidden/>
               </w:rPr>
-              <w:instrText xml:space="preserve"> PAGEREF _Toc226561913 \h </w:instrText>
+              <w:instrText xml:space="preserve"> PAGEREF _Toc226719123 \h </w:instrText>
             </w:r>
             <w:r>
               <w:rPr>
@@ -1964,7 +1699,7 @@
                 <w:noProof/>
                 <w:webHidden/>
               </w:rPr>
-              <w:t>6</w:t>
+              <w:t>5</w:t>
             </w:r>
             <w:r>
               <w:rPr>
@@ -1987,7 +1722,7 @@
               <w:lang w:eastAsia="ru-RU"/>
             </w:rPr>
           </w:pPr>
-          <w:hyperlink w:anchor="_Toc226561914" w:history="1">
+          <w:hyperlink w:anchor="_Toc226719124" w:history="1">
             <w:r>
               <w:rPr>
                 <w:rStyle w:val="a7"/>
@@ -2014,7 +1749,7 @@
                 <w:noProof/>
                 <w:webHidden/>
               </w:rPr>
-              <w:instrText xml:space="preserve"> PAGEREF _Toc226561914 \h </w:instrText>
+              <w:instrText xml:space="preserve"> PAGEREF _Toc226719124 \h </w:instrText>
             </w:r>
             <w:r>
               <w:rPr>
@@ -2034,7 +1769,7 @@
                 <w:noProof/>
                 <w:webHidden/>
               </w:rPr>
-              <w:t>6</w:t>
+              <w:t>5</w:t>
             </w:r>
             <w:r>
               <w:rPr>
@@ -2057,7 +1792,7 @@
               <w:lang w:eastAsia="ru-RU"/>
             </w:rPr>
           </w:pPr>
-          <w:hyperlink w:anchor="_Toc226561915" w:history="1">
+          <w:hyperlink w:anchor="_Toc226719125" w:history="1">
             <w:r>
               <w:rPr>
                 <w:rStyle w:val="a7"/>
@@ -2084,7 +1819,7 @@
                 <w:noProof/>
                 <w:webHidden/>
               </w:rPr>
-              <w:instrText xml:space="preserve"> PAGEREF _Toc226561915 \h </w:instrText>
+              <w:instrText xml:space="preserve"> PAGEREF _Toc226719125 \h </w:instrText>
             </w:r>
             <w:r>
               <w:rPr>
@@ -2104,7 +1839,7 @@
                 <w:noProof/>
                 <w:webHidden/>
               </w:rPr>
-              <w:t>6</w:t>
+              <w:t>5</w:t>
             </w:r>
             <w:r>
               <w:rPr>
@@ -2127,7 +1862,7 @@
               <w:lang w:eastAsia="ru-RU"/>
             </w:rPr>
           </w:pPr>
-          <w:hyperlink w:anchor="_Toc226561916" w:history="1">
+          <w:hyperlink w:anchor="_Toc226719126" w:history="1">
             <w:r>
               <w:rPr>
                 <w:rStyle w:val="a7"/>
@@ -2154,7 +1889,7 @@
                 <w:noProof/>
                 <w:webHidden/>
               </w:rPr>
-              <w:instrText xml:space="preserve"> PAGEREF _Toc226561916 \h </w:instrText>
+              <w:instrText xml:space="preserve"> PAGEREF _Toc226719126 \h </w:instrText>
             </w:r>
             <w:r>
               <w:rPr>
@@ -2357,9 +2092,45 @@
     </w:p>
     <w:p>
       <w:pPr>
+        <w:rPr>
+          <w:rFonts w:asciiTheme="minorHAnsi" w:hAnsiTheme="minorHAnsi" w:cstheme="minorHAnsi"/>
+          <w:sz w:val="28"/>
+          <w:szCs w:val="28"/>
+        </w:rPr>
+      </w:pPr>
+    </w:p>
+    <w:p>
+      <w:pPr>
+        <w:rPr>
+          <w:rFonts w:asciiTheme="minorHAnsi" w:hAnsiTheme="minorHAnsi" w:cstheme="minorHAnsi"/>
+          <w:sz w:val="28"/>
+          <w:szCs w:val="28"/>
+        </w:rPr>
+      </w:pPr>
+    </w:p>
+    <w:p>
+      <w:pPr>
+        <w:rPr>
+          <w:rFonts w:asciiTheme="minorHAnsi" w:hAnsiTheme="minorHAnsi" w:cstheme="minorHAnsi"/>
+          <w:sz w:val="28"/>
+          <w:szCs w:val="28"/>
+        </w:rPr>
+      </w:pPr>
+    </w:p>
+    <w:p>
+      <w:pPr>
+        <w:rPr>
+          <w:rFonts w:asciiTheme="minorHAnsi" w:hAnsiTheme="minorHAnsi" w:cstheme="minorHAnsi"/>
+          <w:sz w:val="28"/>
+          <w:szCs w:val="28"/>
+        </w:rPr>
+      </w:pPr>
+    </w:p>
+    <w:p>
+      <w:pPr>
         <w:pStyle w:val="1"/>
       </w:pPr>
-      <w:bookmarkStart w:id="0" w:name="_Toc226561898"/>
+      <w:bookmarkStart w:id="0" w:name="_Toc226719112"/>
       <w:r>
         <w:lastRenderedPageBreak/>
         <w:t>Формулировка задачи</w:t>
@@ -2371,7 +2142,7 @@
         <w:pStyle w:val="2"/>
         <w:ind w:firstLine="708"/>
       </w:pPr>
-      <w:bookmarkStart w:id="1" w:name="_Toc226561899"/>
+      <w:bookmarkStart w:id="1" w:name="_Toc226719113"/>
       <w:r>
         <w:t>Цели</w:t>
       </w:r>
@@ -2432,7 +2203,7 @@
         <w:pStyle w:val="2"/>
         <w:ind w:firstLine="708"/>
       </w:pPr>
-      <w:bookmarkStart w:id="2" w:name="_Toc226561900"/>
+      <w:bookmarkStart w:id="2" w:name="_Toc226719114"/>
       <w:r>
         <w:t>Задачи</w:t>
       </w:r>
@@ -2586,7 +2357,7 @@
       <w:pPr>
         <w:pStyle w:val="1"/>
       </w:pPr>
-      <w:bookmarkStart w:id="3" w:name="_Toc226561901"/>
+      <w:bookmarkStart w:id="3" w:name="_Toc226719115"/>
       <w:r>
         <w:t>Теоретическая часть</w:t>
       </w:r>
@@ -2597,7 +2368,7 @@
         <w:pStyle w:val="2"/>
         <w:ind w:firstLine="708"/>
       </w:pPr>
-      <w:bookmarkStart w:id="4" w:name="_Toc226561902"/>
+      <w:bookmarkStart w:id="4" w:name="_Toc226719116"/>
       <w:r>
         <w:t>Используемые распределения</w:t>
       </w:r>
@@ -2614,7 +2385,6 @@
           <w:rFonts w:eastAsiaTheme="majorEastAsia"/>
         </w:rPr>
       </w:pPr>
-      <w:bookmarkStart w:id="5" w:name="_Toc226561903"/>
       <w:r>
         <w:t>Нормальное распределение</w:t>
       </w:r>
@@ -3113,19 +2883,7 @@
           <w:rPr>
             <w:rFonts w:ascii="Cambria Math" w:hAnsi="Cambria Math"/>
           </w:rPr>
-          <m:t xml:space="preserve"> (</m:t>
-        </m:r>
-        <m:r>
-          <w:rPr>
-            <w:rFonts w:ascii="Cambria Math" w:hAnsi="Cambria Math"/>
-          </w:rPr>
-          <m:t>2</m:t>
-        </m:r>
-        <m:r>
-          <w:rPr>
-            <w:rFonts w:ascii="Cambria Math" w:hAnsi="Cambria Math"/>
-          </w:rPr>
-          <m:t>)</m:t>
+          <m:t xml:space="preserve"> (2)</m:t>
         </m:r>
       </m:oMath>
     </w:p>
@@ -3493,19 +3251,7 @@
           <w:rPr>
             <w:rFonts w:ascii="Cambria Math" w:hAnsi="Cambria Math"/>
           </w:rPr>
-          <m:t xml:space="preserve"> (</m:t>
-        </m:r>
-        <m:r>
-          <w:rPr>
-            <w:rFonts w:ascii="Cambria Math" w:hAnsi="Cambria Math"/>
-          </w:rPr>
-          <m:t>3</m:t>
-        </m:r>
-        <m:r>
-          <w:rPr>
-            <w:rFonts w:ascii="Cambria Math" w:hAnsi="Cambria Math"/>
-          </w:rPr>
-          <m:t>)</m:t>
+          <m:t xml:space="preserve"> (3)</m:t>
         </m:r>
       </m:oMath>
     </w:p>
@@ -3517,31 +3263,38 @@
           <w:rFonts w:eastAsia="Calibri Light"/>
         </w:rPr>
       </w:pPr>
+      <w:bookmarkStart w:id="5" w:name="_Toc226719117"/>
       <w:r>
         <w:rPr>
           <w:rFonts w:eastAsia="Calibri Light"/>
         </w:rPr>
         <w:t>Метод</w:t>
       </w:r>
+      <w:r>
+        <w:rPr>
+          <w:rFonts w:eastAsia="Calibri Light"/>
+        </w:rPr>
+        <w:t xml:space="preserve"> </w:t>
+      </w:r>
+      <w:r>
+        <w:rPr>
+          <w:rFonts w:eastAsia="Calibri Light"/>
+        </w:rPr>
+        <w:t>максимального правдоподобия</w:t>
+      </w:r>
+      <w:r>
+        <w:rPr>
+          <w:rFonts w:eastAsia="Calibri Light"/>
+        </w:rPr>
+        <w:t xml:space="preserve"> для нормального распределения</w:t>
+      </w:r>
+      <w:r>
+        <w:rPr>
+          <w:rFonts w:eastAsia="Calibri Light"/>
+        </w:rPr>
+        <w:t xml:space="preserve"> (4)</w:t>
+      </w:r>
       <w:bookmarkEnd w:id="5"/>
-      <w:r>
-        <w:rPr>
-          <w:rFonts w:eastAsia="Calibri Light"/>
-        </w:rPr>
-        <w:t xml:space="preserve"> </w:t>
-      </w:r>
-      <w:r>
-        <w:rPr>
-          <w:rFonts w:eastAsia="Calibri Light"/>
-        </w:rPr>
-        <w:t>максимального правдоподобия</w:t>
-      </w:r>
-      <w:r>
-        <w:rPr>
-          <w:rFonts w:eastAsia="Calibri Light"/>
-        </w:rPr>
-        <w:t xml:space="preserve"> для нормального распределения</w:t>
-      </w:r>
     </w:p>
     <w:p>
       <w:r>
@@ -4262,6 +4015,7 @@
         <w:pStyle w:val="2"/>
         <w:ind w:firstLine="708"/>
       </w:pPr>
+      <w:bookmarkStart w:id="6" w:name="_Toc226719118"/>
       <w:r>
         <w:t xml:space="preserve">Критерий </w:t>
       </w:r>
@@ -4298,6 +4052,10 @@
           </m:sup>
         </m:sSup>
       </m:oMath>
+      <w:r>
+        <w:t xml:space="preserve"> (5)</w:t>
+      </w:r>
+      <w:bookmarkEnd w:id="6"/>
     </w:p>
     <w:p>
       <w:pPr>
@@ -4553,9 +4311,6 @@
         <w:t>Вычисляем</w:t>
       </w:r>
       <w:r>
-        <w:rPr>
-          <w:lang w:val="en-US"/>
-        </w:rPr>
         <w:t>:</w:t>
       </w:r>
       <w:r>
@@ -5005,13 +4760,7 @@
               <w:rPr>
                 <w:rFonts w:ascii="Cambria Math" w:hAnsi="Cambria Math"/>
               </w:rPr>
-              <m:t>1-</m:t>
-            </m:r>
-            <m:r>
-              <w:rPr>
-                <w:rFonts w:ascii="Cambria Math" w:hAnsi="Cambria Math"/>
-              </w:rPr>
-              <m:t>α</m:t>
+              <m:t>1-α</m:t>
             </m:r>
           </m:sub>
           <m:sup>
@@ -5069,7 +4818,7 @@
           <w:rFonts w:eastAsia="Calibri Light"/>
         </w:rPr>
       </w:pPr>
-      <w:bookmarkStart w:id="6" w:name="_Toc226561905"/>
+      <w:bookmarkStart w:id="7" w:name="_Toc226719119"/>
       <w:r>
         <w:rPr>
           <w:rFonts w:eastAsia="Calibri Light"/>
@@ -5083,7 +4832,7 @@
         </w:rPr>
         <w:t>еализация</w:t>
       </w:r>
-      <w:bookmarkEnd w:id="6"/>
+      <w:bookmarkEnd w:id="7"/>
     </w:p>
     <w:p>
       <w:r>
@@ -5215,1129 +4964,333 @@
       </w:r>
     </w:p>
     <w:p>
-      <w:pPr>
-        <w:rPr>
-          <w:rFonts w:asciiTheme="majorHAnsi" w:hAnsiTheme="majorHAnsi" w:cstheme="majorHAnsi"/>
-          <w:lang w:eastAsia="ru-RU"/>
-        </w:rPr>
-      </w:pPr>
-      <w:proofErr w:type="spellStart"/>
-      <w:r>
-        <w:rPr>
-          <w:rStyle w:val="HTML"/>
-          <w:rFonts w:asciiTheme="majorHAnsi" w:eastAsiaTheme="majorEastAsia" w:hAnsiTheme="majorHAnsi" w:cstheme="majorHAnsi"/>
-          <w:sz w:val="22"/>
-          <w:szCs w:val="22"/>
+      <w:r>
+        <w:rPr>
           <w:lang w:val="en-US"/>
         </w:rPr>
-        <w:t>mlm_objective</w:t>
-      </w:r>
-      <w:proofErr w:type="spellEnd"/>
-      <w:r>
-        <w:rPr>
-          <w:rStyle w:val="HTML"/>
-          <w:rFonts w:asciiTheme="majorHAnsi" w:eastAsiaTheme="majorEastAsia" w:hAnsiTheme="majorHAnsi" w:cstheme="majorHAnsi"/>
-          <w:sz w:val="22"/>
-          <w:szCs w:val="22"/>
+        <w:t>calculate</w:t>
+      </w:r>
+      <w:r>
+        <w:rPr>
           <w:lang w:val="en-US"/>
         </w:rPr>
-        <w:t>(params, x, y)</w:t>
-      </w:r>
-      <w:r>
-        <w:rPr>
-          <w:rFonts w:asciiTheme="majorHAnsi" w:hAnsiTheme="majorHAnsi" w:cstheme="majorHAnsi"/>
+        <w:t>_</w:t>
+      </w:r>
+      <w:r>
+        <w:rPr>
           <w:lang w:val="en-US"/>
         </w:rPr>
-        <w:t xml:space="preserve"> — </w:t>
-      </w:r>
-      <w:r>
-        <w:rPr>
-          <w:rFonts w:asciiTheme="majorHAnsi" w:hAnsiTheme="majorHAnsi" w:cstheme="majorHAnsi"/>
-        </w:rPr>
-        <w:t>целевая</w:t>
-      </w:r>
-      <w:r>
-        <w:rPr>
-          <w:rFonts w:asciiTheme="majorHAnsi" w:hAnsiTheme="majorHAnsi" w:cstheme="majorHAnsi"/>
+        <w:t>chi</w:t>
+      </w:r>
+      <w:r>
+        <w:rPr>
           <w:lang w:val="en-US"/>
         </w:rPr>
+        <w:t>2(</w:t>
+      </w:r>
+      <w:r>
+        <w:rPr>
+          <w:lang w:val="en-US"/>
+        </w:rPr>
+        <w:t>sample</w:t>
+      </w:r>
+      <w:r>
+        <w:rPr>
+          <w:lang w:val="en-US"/>
+        </w:rPr>
+        <w:t xml:space="preserve">, </w:t>
+      </w:r>
+      <w:r>
+        <w:rPr>
+          <w:lang w:val="en-US"/>
+        </w:rPr>
+        <w:t>alpha</w:t>
+      </w:r>
+      <w:r>
+        <w:rPr>
+          <w:lang w:val="en-US"/>
+        </w:rPr>
+        <w:t xml:space="preserve">) – </w:t>
+      </w:r>
+      <w:r>
+        <w:t>функция</w:t>
+      </w:r>
+      <w:r>
+        <w:rPr>
+          <w:lang w:val="en-US"/>
+        </w:rPr>
         <w:t xml:space="preserve"> </w:t>
       </w:r>
       <w:r>
-        <w:rPr>
-          <w:rFonts w:asciiTheme="majorHAnsi" w:hAnsiTheme="majorHAnsi" w:cstheme="majorHAnsi"/>
-        </w:rPr>
-        <w:t>функция</w:t>
-      </w:r>
-      <w:r>
-        <w:rPr>
-          <w:rFonts w:asciiTheme="majorHAnsi" w:hAnsiTheme="majorHAnsi" w:cstheme="majorHAnsi"/>
+        <w:t>реализующая</w:t>
+      </w:r>
+      <w:r>
+        <w:rPr>
           <w:lang w:val="en-US"/>
         </w:rPr>
-        <w:t xml:space="preserve"> (4). </w:t>
-      </w:r>
-      <w:r>
-        <w:rPr>
-          <w:rFonts w:asciiTheme="majorHAnsi" w:hAnsiTheme="majorHAnsi" w:cstheme="majorHAnsi"/>
-          <w:lang w:eastAsia="ru-RU"/>
-        </w:rPr>
-        <w:t xml:space="preserve">Вход: </w:t>
-      </w:r>
-      <w:proofErr w:type="spellStart"/>
-      <w:r>
-        <w:rPr>
-          <w:rFonts w:asciiTheme="majorHAnsi" w:hAnsiTheme="majorHAnsi" w:cstheme="majorHAnsi"/>
-          <w:lang w:eastAsia="ru-RU"/>
-        </w:rPr>
-        <w:t>params</w:t>
-      </w:r>
-      <w:proofErr w:type="spellEnd"/>
-      <w:r>
-        <w:rPr>
-          <w:rFonts w:asciiTheme="majorHAnsi" w:hAnsiTheme="majorHAnsi" w:cstheme="majorHAnsi"/>
-          <w:lang w:eastAsia="ru-RU"/>
-        </w:rPr>
-        <w:t xml:space="preserve"> – список подбираемых коэффициентов [a, b], x, y – массивы значений переменных выборки. </w:t>
+        <w:t xml:space="preserve"> (5). </w:t>
+      </w:r>
+      <w:r>
+        <w:t>Вход</w:t>
+      </w:r>
+      <w:r>
+        <w:t xml:space="preserve">: </w:t>
+      </w:r>
+      <w:r>
+        <w:rPr>
+          <w:lang w:val="en-US"/>
+        </w:rPr>
+        <w:t>sample</w:t>
+      </w:r>
+      <w:r>
+        <w:t xml:space="preserve"> – </w:t>
+      </w:r>
+      <w:r>
+        <w:t>выборка</w:t>
+      </w:r>
+      <w:r>
+        <w:t xml:space="preserve">, </w:t>
+      </w:r>
+      <w:r>
+        <w:rPr>
+          <w:lang w:val="en-US"/>
+        </w:rPr>
+        <w:t>alpha</w:t>
+      </w:r>
+      <w:r>
+        <w:t xml:space="preserve"> </w:t>
+      </w:r>
+      <w:r>
+        <w:t>–</w:t>
+      </w:r>
+      <w:r>
+        <w:t xml:space="preserve"> </w:t>
+      </w:r>
+      <w:r>
+        <w:t xml:space="preserve">критерий значимости (по умолчанию </w:t>
+      </w:r>
+      <w:r>
+        <w:rPr>
+          <w:lang w:val="en-US"/>
+        </w:rPr>
+        <w:t>0.05).</w:t>
       </w:r>
     </w:p>
     <w:p>
-      <w:pPr>
-        <w:rPr>
-          <w:rFonts w:asciiTheme="majorHAnsi" w:hAnsiTheme="majorHAnsi" w:cstheme="majorHAnsi"/>
-        </w:rPr>
-      </w:pPr>
       <w:proofErr w:type="spellStart"/>
       <w:r>
         <w:rPr>
-          <w:rStyle w:val="HTML"/>
-          <w:rFonts w:asciiTheme="majorHAnsi" w:eastAsiaTheme="majorEastAsia" w:hAnsiTheme="majorHAnsi" w:cstheme="majorHAnsi"/>
-          <w:sz w:val="22"/>
-          <w:szCs w:val="22"/>
-        </w:rPr>
-        <w:t>calculate_metrics</w:t>
+          <w:lang w:val="en-US"/>
+        </w:rPr>
+        <w:t>plot_single_</w:t>
+      </w:r>
+      <w:proofErr w:type="gramStart"/>
+      <w:r>
+        <w:rPr>
+          <w:lang w:val="en-US"/>
+        </w:rPr>
+        <w:t>test</w:t>
       </w:r>
       <w:proofErr w:type="spellEnd"/>
       <w:r>
         <w:rPr>
-          <w:rStyle w:val="HTML"/>
-          <w:rFonts w:asciiTheme="majorHAnsi" w:eastAsiaTheme="majorEastAsia" w:hAnsiTheme="majorHAnsi" w:cstheme="majorHAnsi"/>
-          <w:sz w:val="22"/>
-          <w:szCs w:val="22"/>
+          <w:lang w:val="en-US"/>
         </w:rPr>
         <w:t>(</w:t>
       </w:r>
+      <w:proofErr w:type="gramEnd"/>
+      <w:r>
+        <w:rPr>
+          <w:lang w:val="en-US"/>
+        </w:rPr>
+        <w:t xml:space="preserve">sample, </w:t>
+      </w:r>
       <w:proofErr w:type="spellStart"/>
       <w:r>
         <w:rPr>
-          <w:rStyle w:val="HTML"/>
-          <w:rFonts w:asciiTheme="majorHAnsi" w:eastAsiaTheme="majorEastAsia" w:hAnsiTheme="majorHAnsi" w:cstheme="majorHAnsi"/>
-          <w:sz w:val="22"/>
-          <w:szCs w:val="22"/>
-        </w:rPr>
-        <w:t>a_est</w:t>
+          <w:lang w:val="en-US"/>
+        </w:rPr>
+        <w:t>dist_name</w:t>
       </w:r>
       <w:proofErr w:type="spellEnd"/>
       <w:r>
         <w:rPr>
-          <w:rStyle w:val="HTML"/>
-          <w:rFonts w:asciiTheme="majorHAnsi" w:eastAsiaTheme="majorEastAsia" w:hAnsiTheme="majorHAnsi" w:cstheme="majorHAnsi"/>
-          <w:sz w:val="22"/>
-          <w:szCs w:val="22"/>
-        </w:rPr>
+          <w:lang w:val="en-US"/>
+        </w:rPr>
+        <w:t xml:space="preserve">, ax) – </w:t>
+      </w:r>
+      <w:r>
+        <w:t>функция</w:t>
+      </w:r>
+      <w:r>
+        <w:rPr>
+          <w:lang w:val="en-US"/>
+        </w:rPr>
+        <w:t xml:space="preserve"> </w:t>
+      </w:r>
+      <w:r>
+        <w:t>строящая</w:t>
+      </w:r>
+      <w:r>
+        <w:rPr>
+          <w:lang w:val="en-US"/>
+        </w:rPr>
+        <w:t xml:space="preserve"> </w:t>
+      </w:r>
+      <w:r>
+        <w:t>график</w:t>
+      </w:r>
+      <w:r>
+        <w:rPr>
+          <w:lang w:val="en-US"/>
+        </w:rPr>
+        <w:t xml:space="preserve"> </w:t>
+      </w:r>
+      <w:r>
+        <w:t>с</w:t>
+      </w:r>
+      <w:r>
+        <w:rPr>
+          <w:lang w:val="en-US"/>
+        </w:rPr>
+        <w:t xml:space="preserve"> </w:t>
+      </w:r>
+      <w:r>
+        <w:t>помощью</w:t>
+      </w:r>
+      <w:r>
+        <w:rPr>
+          <w:lang w:val="en-US"/>
+        </w:rPr>
+        <w:t xml:space="preserve"> </w:t>
+      </w:r>
+      <w:r>
+        <w:rPr>
+          <w:lang w:val="en-US"/>
+        </w:rPr>
+        <w:t xml:space="preserve">matplotlib. </w:t>
+      </w:r>
+      <w:r>
+        <w:t>На графике отражены гипотетическое распределения и гистограмма выборки</w:t>
+      </w:r>
+      <w:r>
         <w:t xml:space="preserve">, </w:t>
       </w:r>
+      <w:r>
+        <w:t xml:space="preserve">получившаяся в функции </w:t>
+      </w:r>
+      <w:r>
+        <w:rPr>
+          <w:lang w:val="en-US"/>
+        </w:rPr>
+        <w:t>calculate</w:t>
+      </w:r>
+      <w:r>
+        <w:t>_</w:t>
+      </w:r>
+      <w:r>
+        <w:rPr>
+          <w:lang w:val="en-US"/>
+        </w:rPr>
+        <w:t>chi</w:t>
+      </w:r>
+      <w:r>
+        <w:t xml:space="preserve">2. </w:t>
+      </w:r>
+      <w:r>
+        <w:t>Вход</w:t>
+      </w:r>
+      <w:r>
+        <w:t xml:space="preserve">: </w:t>
+      </w:r>
+      <w:r>
+        <w:rPr>
+          <w:lang w:val="en-US"/>
+        </w:rPr>
+        <w:t>sample</w:t>
+      </w:r>
+      <w:r>
+        <w:t xml:space="preserve"> – </w:t>
+      </w:r>
+      <w:r>
+        <w:t>выборка</w:t>
+      </w:r>
+      <w:r>
+        <w:t xml:space="preserve">, </w:t>
+      </w:r>
       <w:proofErr w:type="spellStart"/>
       <w:r>
         <w:rPr>
-          <w:rStyle w:val="HTML"/>
-          <w:rFonts w:asciiTheme="majorHAnsi" w:eastAsiaTheme="majorEastAsia" w:hAnsiTheme="majorHAnsi" w:cstheme="majorHAnsi"/>
-          <w:sz w:val="22"/>
-          <w:szCs w:val="22"/>
-        </w:rPr>
-        <w:t>b_est</w:t>
+          <w:lang w:val="en-US"/>
+        </w:rPr>
+        <w:t>dist</w:t>
       </w:r>
       <w:proofErr w:type="spellEnd"/>
       <w:r>
-        <w:rPr>
-          <w:rStyle w:val="HTML"/>
-          <w:rFonts w:asciiTheme="majorHAnsi" w:eastAsiaTheme="majorEastAsia" w:hAnsiTheme="majorHAnsi" w:cstheme="majorHAnsi"/>
-          <w:sz w:val="22"/>
-          <w:szCs w:val="22"/>
-        </w:rPr>
+        <w:t>_</w:t>
+      </w:r>
+      <w:r>
+        <w:rPr>
+          <w:lang w:val="en-US"/>
+        </w:rPr>
+        <w:t>name</w:t>
+      </w:r>
+      <w:r>
+        <w:t xml:space="preserve"> – </w:t>
+      </w:r>
+      <w:r>
+        <w:t>название выборки для заголовка</w:t>
+      </w:r>
+      <w:r>
         <w:t xml:space="preserve">, </w:t>
       </w:r>
-      <w:proofErr w:type="spellStart"/>
-      <w:r>
-        <w:rPr>
-          <w:rStyle w:val="HTML"/>
-          <w:rFonts w:asciiTheme="majorHAnsi" w:eastAsiaTheme="majorEastAsia" w:hAnsiTheme="majorHAnsi" w:cstheme="majorHAnsi"/>
-          <w:sz w:val="22"/>
-          <w:szCs w:val="22"/>
-        </w:rPr>
-        <w:t>a_true</w:t>
-      </w:r>
-      <w:proofErr w:type="spellEnd"/>
-      <w:r>
-        <w:rPr>
-          <w:rStyle w:val="HTML"/>
-          <w:rFonts w:asciiTheme="majorHAnsi" w:eastAsiaTheme="majorEastAsia" w:hAnsiTheme="majorHAnsi" w:cstheme="majorHAnsi"/>
-          <w:sz w:val="22"/>
-          <w:szCs w:val="22"/>
-        </w:rPr>
+      <w:r>
+        <w:rPr>
+          <w:lang w:val="en-US"/>
+        </w:rPr>
+        <w:t>ax</w:t>
+      </w:r>
+      <w:r>
+        <w:t xml:space="preserve"> </w:t>
+      </w:r>
+      <w:r>
+        <w:t>–</w:t>
+      </w:r>
+      <w:r>
+        <w:t xml:space="preserve"> </w:t>
+      </w:r>
+      <w:r>
+        <w:t>холст</w:t>
+      </w:r>
+      <w:r>
         <w:t xml:space="preserve">, </w:t>
       </w:r>
-      <w:proofErr w:type="spellStart"/>
-      <w:r>
-        <w:rPr>
-          <w:rStyle w:val="HTML"/>
-          <w:rFonts w:asciiTheme="majorHAnsi" w:eastAsiaTheme="majorEastAsia" w:hAnsiTheme="majorHAnsi" w:cstheme="majorHAnsi"/>
-          <w:sz w:val="22"/>
-          <w:szCs w:val="22"/>
-        </w:rPr>
-        <w:t>b_true</w:t>
-      </w:r>
-      <w:proofErr w:type="spellEnd"/>
-      <w:r>
-        <w:rPr>
-          <w:rStyle w:val="HTML"/>
-          <w:rFonts w:asciiTheme="majorHAnsi" w:eastAsiaTheme="majorEastAsia" w:hAnsiTheme="majorHAnsi" w:cstheme="majorHAnsi"/>
-          <w:sz w:val="22"/>
-          <w:szCs w:val="22"/>
-        </w:rPr>
-        <w:t>)</w:t>
-      </w:r>
-      <w:r>
-        <w:rPr>
-          <w:rFonts w:asciiTheme="majorHAnsi" w:hAnsiTheme="majorHAnsi" w:cstheme="majorHAnsi"/>
-        </w:rPr>
-        <w:t xml:space="preserve"> — функция оценки качества полученных результатов. Рассчитывает абсолютную погрешность </w:t>
-      </w:r>
-      <m:oMath>
-        <m:r>
-          <m:rPr>
-            <m:sty m:val="p"/>
-          </m:rPr>
-          <w:rPr>
-            <w:rFonts w:ascii="Cambria Math" w:hAnsi="Cambria Math" w:cstheme="majorHAnsi"/>
-          </w:rPr>
-          <m:t>Δ</m:t>
-        </m:r>
-      </m:oMath>
-      <w:r>
-        <w:rPr>
-          <w:rFonts w:asciiTheme="majorHAnsi" w:hAnsiTheme="majorHAnsi" w:cstheme="majorHAnsi"/>
-        </w:rPr>
-        <w:t xml:space="preserve"> и относительную погрешность </w:t>
-      </w:r>
-      <m:oMath>
-        <m:r>
-          <m:rPr>
-            <m:sty m:val="p"/>
-          </m:rPr>
-          <w:rPr>
-            <w:rFonts w:ascii="Cambria Math" w:hAnsi="Cambria Math" w:cstheme="majorHAnsi"/>
-          </w:rPr>
-          <m:t>δ</m:t>
-        </m:r>
-      </m:oMath>
-      <w:r>
-        <w:rPr>
-          <w:rFonts w:asciiTheme="majorHAnsi" w:hAnsiTheme="majorHAnsi" w:cstheme="majorHAnsi"/>
-        </w:rPr>
-        <w:t xml:space="preserve"> в процентах для коэффициентов </w:t>
-      </w:r>
-      <w:r>
-        <w:rPr>
-          <w:rStyle w:val="math-inline"/>
-          <w:rFonts w:asciiTheme="majorHAnsi" w:hAnsiTheme="majorHAnsi" w:cstheme="majorHAnsi"/>
-        </w:rPr>
-        <w:t>a</w:t>
-      </w:r>
-      <w:r>
-        <w:rPr>
-          <w:rFonts w:asciiTheme="majorHAnsi" w:hAnsiTheme="majorHAnsi" w:cstheme="majorHAnsi"/>
-        </w:rPr>
-        <w:t xml:space="preserve"> и </w:t>
-      </w:r>
-      <w:r>
-        <w:rPr>
-          <w:rStyle w:val="math-inline"/>
-          <w:rFonts w:asciiTheme="majorHAnsi" w:hAnsiTheme="majorHAnsi" w:cstheme="majorHAnsi"/>
-        </w:rPr>
-        <w:t>b</w:t>
-      </w:r>
-      <w:r>
-        <w:rPr>
-          <w:rFonts w:asciiTheme="majorHAnsi" w:hAnsiTheme="majorHAnsi" w:cstheme="majorHAnsi"/>
-        </w:rPr>
-        <w:t xml:space="preserve"> относительно их истинных значений. Вход: </w:t>
-      </w:r>
-      <w:proofErr w:type="spellStart"/>
-      <w:r>
-        <w:rPr>
-          <w:rStyle w:val="HTML"/>
-          <w:rFonts w:asciiTheme="majorHAnsi" w:eastAsia="Calibri Light" w:hAnsiTheme="majorHAnsi" w:cstheme="majorHAnsi"/>
-          <w:sz w:val="22"/>
-          <w:szCs w:val="22"/>
-        </w:rPr>
-        <w:t>a_est</w:t>
-      </w:r>
-      <w:proofErr w:type="spellEnd"/>
-      <w:r>
-        <w:rPr>
-          <w:rStyle w:val="HTML"/>
-          <w:rFonts w:asciiTheme="majorHAnsi" w:eastAsia="Calibri Light" w:hAnsiTheme="majorHAnsi" w:cstheme="majorHAnsi"/>
-          <w:sz w:val="22"/>
-          <w:szCs w:val="22"/>
-        </w:rPr>
-        <w:t xml:space="preserve">, </w:t>
-      </w:r>
-      <w:proofErr w:type="spellStart"/>
-      <w:r>
-        <w:rPr>
-          <w:rStyle w:val="HTML"/>
-          <w:rFonts w:asciiTheme="majorHAnsi" w:eastAsia="Calibri Light" w:hAnsiTheme="majorHAnsi" w:cstheme="majorHAnsi"/>
-          <w:sz w:val="22"/>
-          <w:szCs w:val="22"/>
-        </w:rPr>
-        <w:t>b_est</w:t>
-      </w:r>
-      <w:proofErr w:type="spellEnd"/>
-      <w:r>
-        <w:rPr>
-          <w:rFonts w:asciiTheme="majorHAnsi" w:hAnsiTheme="majorHAnsi" w:cstheme="majorHAnsi"/>
-        </w:rPr>
-        <w:t xml:space="preserve"> – вычисленные коэффициенты, </w:t>
-      </w:r>
-      <w:proofErr w:type="spellStart"/>
-      <w:r>
-        <w:rPr>
-          <w:rStyle w:val="HTML"/>
-          <w:rFonts w:asciiTheme="majorHAnsi" w:eastAsia="Calibri Light" w:hAnsiTheme="majorHAnsi" w:cstheme="majorHAnsi"/>
-          <w:sz w:val="22"/>
-          <w:szCs w:val="22"/>
-        </w:rPr>
-        <w:t>a_true</w:t>
-      </w:r>
-      <w:proofErr w:type="spellEnd"/>
-      <w:r>
-        <w:rPr>
-          <w:rStyle w:val="HTML"/>
-          <w:rFonts w:asciiTheme="majorHAnsi" w:eastAsia="Calibri Light" w:hAnsiTheme="majorHAnsi" w:cstheme="majorHAnsi"/>
-          <w:sz w:val="22"/>
-          <w:szCs w:val="22"/>
-        </w:rPr>
-        <w:t xml:space="preserve">, </w:t>
-      </w:r>
-      <w:proofErr w:type="spellStart"/>
-      <w:r>
-        <w:rPr>
-          <w:rStyle w:val="HTML"/>
-          <w:rFonts w:asciiTheme="majorHAnsi" w:eastAsia="Calibri Light" w:hAnsiTheme="majorHAnsi" w:cstheme="majorHAnsi"/>
-          <w:sz w:val="22"/>
-          <w:szCs w:val="22"/>
-        </w:rPr>
-        <w:t>b_true</w:t>
-      </w:r>
-      <w:proofErr w:type="spellEnd"/>
-      <w:r>
-        <w:rPr>
-          <w:rFonts w:asciiTheme="majorHAnsi" w:hAnsiTheme="majorHAnsi" w:cstheme="majorHAnsi"/>
-        </w:rPr>
-        <w:t xml:space="preserve"> – теоретические значения параметров.</w:t>
+      <w:r>
+        <w:t>на котором необходимо отрисовать график.</w:t>
       </w:r>
     </w:p>
     <w:p>
       <w:pPr>
         <w:rPr>
-          <w:rFonts w:asciiTheme="majorHAnsi" w:hAnsiTheme="majorHAnsi" w:cstheme="majorHAnsi"/>
-        </w:rPr>
-      </w:pPr>
-      <w:proofErr w:type="spellStart"/>
-      <w:r>
-        <w:rPr>
-          <w:rStyle w:val="HTML"/>
-          <w:rFonts w:asciiTheme="majorHAnsi" w:eastAsiaTheme="majorEastAsia" w:hAnsiTheme="majorHAnsi" w:cstheme="majorHAnsi"/>
-          <w:sz w:val="22"/>
-          <w:szCs w:val="22"/>
-        </w:rPr>
-        <w:t>fit_models</w:t>
-      </w:r>
-      <w:proofErr w:type="spellEnd"/>
-      <w:r>
-        <w:rPr>
-          <w:rStyle w:val="HTML"/>
-          <w:rFonts w:asciiTheme="majorHAnsi" w:eastAsiaTheme="majorEastAsia" w:hAnsiTheme="majorHAnsi" w:cstheme="majorHAnsi"/>
-          <w:sz w:val="22"/>
-          <w:szCs w:val="22"/>
-        </w:rPr>
-        <w:t>(x, y)</w:t>
-      </w:r>
-      <w:r>
-        <w:rPr>
-          <w:rFonts w:asciiTheme="majorHAnsi" w:hAnsiTheme="majorHAnsi" w:cstheme="majorHAnsi"/>
-        </w:rPr>
-        <w:t xml:space="preserve"> — функция аппроксимации. Выполняет расчет параметров с помощью МНК и МНМ (в качестве начального приближения результаты МНК для скорости). Вход: </w:t>
-      </w:r>
-      <w:r>
-        <w:rPr>
-          <w:rStyle w:val="HTML"/>
-          <w:rFonts w:asciiTheme="majorHAnsi" w:eastAsia="Calibri Light" w:hAnsiTheme="majorHAnsi" w:cstheme="majorHAnsi"/>
-          <w:sz w:val="22"/>
-          <w:szCs w:val="22"/>
-        </w:rPr>
-        <w:t>x, y</w:t>
-      </w:r>
-      <w:r>
-        <w:rPr>
-          <w:rFonts w:asciiTheme="majorHAnsi" w:hAnsiTheme="majorHAnsi" w:cstheme="majorHAnsi"/>
-        </w:rPr>
-        <w:t xml:space="preserve"> – массивы данных выборки.</w:t>
-      </w:r>
-    </w:p>
-    <w:p>
-      <w:pPr>
-        <w:rPr>
-          <w:rFonts w:asciiTheme="majorHAnsi" w:hAnsiTheme="majorHAnsi" w:cstheme="majorHAnsi"/>
-        </w:rPr>
-      </w:pPr>
-      <w:proofErr w:type="spellStart"/>
-      <w:r>
-        <w:rPr>
-          <w:rStyle w:val="HTML"/>
-          <w:rFonts w:asciiTheme="majorHAnsi" w:eastAsiaTheme="majorEastAsia" w:hAnsiTheme="majorHAnsi" w:cstheme="majorHAnsi"/>
-          <w:sz w:val="22"/>
-          <w:szCs w:val="22"/>
-        </w:rPr>
-        <w:t>generate_base_data</w:t>
-      </w:r>
-      <w:proofErr w:type="spellEnd"/>
-      <w:r>
-        <w:rPr>
-          <w:rStyle w:val="HTML"/>
-          <w:rFonts w:asciiTheme="majorHAnsi" w:eastAsiaTheme="majorEastAsia" w:hAnsiTheme="majorHAnsi" w:cstheme="majorHAnsi"/>
-          <w:sz w:val="22"/>
-          <w:szCs w:val="22"/>
-        </w:rPr>
-        <w:t>(</w:t>
-      </w:r>
-      <w:proofErr w:type="spellStart"/>
-      <w:r>
-        <w:rPr>
-          <w:rStyle w:val="HTML"/>
-          <w:rFonts w:asciiTheme="majorHAnsi" w:eastAsiaTheme="majorEastAsia" w:hAnsiTheme="majorHAnsi" w:cstheme="majorHAnsi"/>
-          <w:sz w:val="22"/>
-          <w:szCs w:val="22"/>
-        </w:rPr>
-        <w:t>size</w:t>
-      </w:r>
-      <w:proofErr w:type="spellEnd"/>
-      <w:r>
-        <w:rPr>
-          <w:rStyle w:val="HTML"/>
-          <w:rFonts w:asciiTheme="majorHAnsi" w:eastAsiaTheme="majorEastAsia" w:hAnsiTheme="majorHAnsi" w:cstheme="majorHAnsi"/>
-          <w:sz w:val="22"/>
-          <w:szCs w:val="22"/>
-        </w:rPr>
-        <w:t xml:space="preserve">, </w:t>
-      </w:r>
-      <w:proofErr w:type="spellStart"/>
-      <w:r>
-        <w:rPr>
-          <w:rStyle w:val="HTML"/>
-          <w:rFonts w:asciiTheme="majorHAnsi" w:eastAsiaTheme="majorEastAsia" w:hAnsiTheme="majorHAnsi" w:cstheme="majorHAnsi"/>
-          <w:sz w:val="22"/>
-          <w:szCs w:val="22"/>
-        </w:rPr>
-        <w:t>a_true</w:t>
-      </w:r>
-      <w:proofErr w:type="spellEnd"/>
-      <w:r>
-        <w:rPr>
-          <w:rStyle w:val="HTML"/>
-          <w:rFonts w:asciiTheme="majorHAnsi" w:eastAsiaTheme="majorEastAsia" w:hAnsiTheme="majorHAnsi" w:cstheme="majorHAnsi"/>
-          <w:sz w:val="22"/>
-          <w:szCs w:val="22"/>
-        </w:rPr>
-        <w:t xml:space="preserve">, </w:t>
-      </w:r>
-      <w:proofErr w:type="spellStart"/>
-      <w:r>
-        <w:rPr>
-          <w:rStyle w:val="HTML"/>
-          <w:rFonts w:asciiTheme="majorHAnsi" w:eastAsiaTheme="majorEastAsia" w:hAnsiTheme="majorHAnsi" w:cstheme="majorHAnsi"/>
-          <w:sz w:val="22"/>
-          <w:szCs w:val="22"/>
-        </w:rPr>
-        <w:t>b_true</w:t>
-      </w:r>
-      <w:proofErr w:type="spellEnd"/>
-      <w:r>
-        <w:rPr>
-          <w:rStyle w:val="HTML"/>
-          <w:rFonts w:asciiTheme="majorHAnsi" w:eastAsiaTheme="majorEastAsia" w:hAnsiTheme="majorHAnsi" w:cstheme="majorHAnsi"/>
-          <w:sz w:val="22"/>
-          <w:szCs w:val="22"/>
-        </w:rPr>
-        <w:t xml:space="preserve">, </w:t>
-      </w:r>
-      <w:proofErr w:type="spellStart"/>
-      <w:r>
-        <w:rPr>
-          <w:rStyle w:val="HTML"/>
-          <w:rFonts w:asciiTheme="majorHAnsi" w:eastAsiaTheme="majorEastAsia" w:hAnsiTheme="majorHAnsi" w:cstheme="majorHAnsi"/>
-          <w:sz w:val="22"/>
-          <w:szCs w:val="22"/>
-        </w:rPr>
-        <w:t>seed</w:t>
-      </w:r>
-      <w:proofErr w:type="spellEnd"/>
-      <w:r>
-        <w:rPr>
-          <w:rStyle w:val="HTML"/>
-          <w:rFonts w:asciiTheme="majorHAnsi" w:eastAsiaTheme="majorEastAsia" w:hAnsiTheme="majorHAnsi" w:cstheme="majorHAnsi"/>
-          <w:sz w:val="22"/>
-          <w:szCs w:val="22"/>
-        </w:rPr>
-        <w:t>)</w:t>
-      </w:r>
-      <w:r>
-        <w:rPr>
-          <w:rFonts w:asciiTheme="majorHAnsi" w:hAnsiTheme="majorHAnsi" w:cstheme="majorHAnsi"/>
-        </w:rPr>
-        <w:t xml:space="preserve"> — формирует выборку объемом </w:t>
-      </w:r>
-      <w:r>
-        <w:rPr>
-          <w:rStyle w:val="math-inline"/>
-          <w:rFonts w:asciiTheme="majorHAnsi" w:hAnsiTheme="majorHAnsi" w:cstheme="majorHAnsi"/>
-        </w:rPr>
-        <w:t>20</w:t>
-      </w:r>
-      <w:r>
-        <w:rPr>
-          <w:rFonts w:asciiTheme="majorHAnsi" w:hAnsiTheme="majorHAnsi" w:cstheme="majorHAnsi"/>
-        </w:rPr>
-        <w:t xml:space="preserve"> точек на интервале </w:t>
-      </w:r>
-      <w:r>
-        <w:rPr>
-          <w:rStyle w:val="math-inline"/>
-          <w:rFonts w:asciiTheme="majorHAnsi" w:hAnsiTheme="majorHAnsi" w:cstheme="majorHAnsi"/>
-        </w:rPr>
-        <w:t xml:space="preserve">[-1.8; 2.0]. </w:t>
-      </w:r>
-      <w:r>
-        <w:rPr>
-          <w:rFonts w:asciiTheme="majorHAnsi" w:hAnsiTheme="majorHAnsi" w:cstheme="majorHAnsi"/>
-        </w:rPr>
-        <w:t xml:space="preserve">К значениям добавляется нормальный шум </w:t>
-      </w:r>
-      <w:r>
-        <w:rPr>
-          <w:rStyle w:val="math-inline"/>
-          <w:rFonts w:asciiTheme="majorHAnsi" w:hAnsiTheme="majorHAnsi" w:cstheme="majorHAnsi"/>
-        </w:rPr>
-        <w:t>N(0, 1)</w:t>
-      </w:r>
-      <w:r>
-        <w:rPr>
-          <w:rFonts w:asciiTheme="majorHAnsi" w:hAnsiTheme="majorHAnsi" w:cstheme="majorHAnsi"/>
-        </w:rPr>
-        <w:t xml:space="preserve">. Вход: </w:t>
-      </w:r>
-      <w:proofErr w:type="spellStart"/>
-      <w:r>
-        <w:rPr>
-          <w:rStyle w:val="HTML"/>
-          <w:rFonts w:asciiTheme="majorHAnsi" w:eastAsia="Calibri Light" w:hAnsiTheme="majorHAnsi" w:cstheme="majorHAnsi"/>
-          <w:sz w:val="22"/>
-          <w:szCs w:val="22"/>
-        </w:rPr>
-        <w:t>size</w:t>
-      </w:r>
-      <w:proofErr w:type="spellEnd"/>
-      <w:r>
-        <w:rPr>
-          <w:rFonts w:asciiTheme="majorHAnsi" w:hAnsiTheme="majorHAnsi" w:cstheme="majorHAnsi"/>
-        </w:rPr>
-        <w:t xml:space="preserve"> – объем выборки, </w:t>
-      </w:r>
-      <w:proofErr w:type="spellStart"/>
-      <w:r>
-        <w:rPr>
-          <w:rStyle w:val="HTML"/>
-          <w:rFonts w:asciiTheme="majorHAnsi" w:eastAsia="Calibri Light" w:hAnsiTheme="majorHAnsi" w:cstheme="majorHAnsi"/>
-          <w:sz w:val="22"/>
-          <w:szCs w:val="22"/>
-        </w:rPr>
-        <w:t>a_true</w:t>
-      </w:r>
-      <w:proofErr w:type="spellEnd"/>
-      <w:r>
-        <w:rPr>
-          <w:rStyle w:val="HTML"/>
-          <w:rFonts w:asciiTheme="majorHAnsi" w:eastAsia="Calibri Light" w:hAnsiTheme="majorHAnsi" w:cstheme="majorHAnsi"/>
-          <w:sz w:val="22"/>
-          <w:szCs w:val="22"/>
-        </w:rPr>
-        <w:t xml:space="preserve">, </w:t>
-      </w:r>
-      <w:proofErr w:type="spellStart"/>
-      <w:r>
-        <w:rPr>
-          <w:rStyle w:val="HTML"/>
-          <w:rFonts w:asciiTheme="majorHAnsi" w:eastAsia="Calibri Light" w:hAnsiTheme="majorHAnsi" w:cstheme="majorHAnsi"/>
-          <w:sz w:val="22"/>
-          <w:szCs w:val="22"/>
-        </w:rPr>
-        <w:t>b_true</w:t>
-      </w:r>
-      <w:proofErr w:type="spellEnd"/>
-      <w:r>
-        <w:rPr>
-          <w:rFonts w:asciiTheme="majorHAnsi" w:hAnsiTheme="majorHAnsi" w:cstheme="majorHAnsi"/>
-        </w:rPr>
-        <w:t xml:space="preserve"> – параметры линейной зависимости, </w:t>
-      </w:r>
-      <w:proofErr w:type="spellStart"/>
-      <w:r>
-        <w:rPr>
-          <w:rStyle w:val="HTML"/>
-          <w:rFonts w:asciiTheme="majorHAnsi" w:eastAsia="Calibri Light" w:hAnsiTheme="majorHAnsi" w:cstheme="majorHAnsi"/>
-          <w:sz w:val="22"/>
-          <w:szCs w:val="22"/>
-        </w:rPr>
-        <w:t>seed</w:t>
-      </w:r>
-      <w:proofErr w:type="spellEnd"/>
-      <w:r>
-        <w:rPr>
-          <w:rFonts w:asciiTheme="majorHAnsi" w:hAnsiTheme="majorHAnsi" w:cstheme="majorHAnsi"/>
-        </w:rPr>
-        <w:t xml:space="preserve"> – зерно генератора случайных чисел.</w:t>
-      </w:r>
-    </w:p>
-    <w:p>
-      <w:pPr>
-        <w:rPr>
-          <w:rFonts w:asciiTheme="majorHAnsi" w:hAnsiTheme="majorHAnsi" w:cstheme="majorHAnsi"/>
-        </w:rPr>
-      </w:pPr>
-      <w:proofErr w:type="spellStart"/>
-      <w:r>
-        <w:rPr>
-          <w:rStyle w:val="HTML"/>
-          <w:rFonts w:asciiTheme="majorHAnsi" w:eastAsiaTheme="majorEastAsia" w:hAnsiTheme="majorHAnsi" w:cstheme="majorHAnsi"/>
-          <w:sz w:val="22"/>
-          <w:szCs w:val="22"/>
-        </w:rPr>
-        <w:t>create_outliers</w:t>
-      </w:r>
-      <w:proofErr w:type="spellEnd"/>
-      <w:r>
-        <w:rPr>
-          <w:rStyle w:val="HTML"/>
-          <w:rFonts w:asciiTheme="majorHAnsi" w:eastAsiaTheme="majorEastAsia" w:hAnsiTheme="majorHAnsi" w:cstheme="majorHAnsi"/>
-          <w:sz w:val="22"/>
-          <w:szCs w:val="22"/>
-        </w:rPr>
-        <w:t>(y)</w:t>
-      </w:r>
-      <w:r>
-        <w:rPr>
-          <w:rFonts w:asciiTheme="majorHAnsi" w:hAnsiTheme="majorHAnsi" w:cstheme="majorHAnsi"/>
-        </w:rPr>
-        <w:t xml:space="preserve"> — модифицирует выборку. К первому элементу массива добавляется </w:t>
-      </w:r>
-      <w:r>
-        <w:rPr>
-          <w:rStyle w:val="math-inline"/>
-          <w:rFonts w:asciiTheme="majorHAnsi" w:hAnsiTheme="majorHAnsi" w:cstheme="majorHAnsi"/>
-        </w:rPr>
-        <w:t>+10</w:t>
-      </w:r>
-      <w:r>
-        <w:rPr>
-          <w:rFonts w:asciiTheme="majorHAnsi" w:hAnsiTheme="majorHAnsi" w:cstheme="majorHAnsi"/>
-        </w:rPr>
-        <w:t xml:space="preserve">, от последнего отнимается </w:t>
-      </w:r>
-      <w:r>
-        <w:rPr>
-          <w:rStyle w:val="math-inline"/>
-          <w:rFonts w:asciiTheme="majorHAnsi" w:hAnsiTheme="majorHAnsi" w:cstheme="majorHAnsi"/>
-        </w:rPr>
-        <w:t>10</w:t>
-      </w:r>
-      <w:r>
-        <w:rPr>
-          <w:rFonts w:asciiTheme="majorHAnsi" w:hAnsiTheme="majorHAnsi" w:cstheme="majorHAnsi"/>
-        </w:rPr>
-        <w:t xml:space="preserve">. Вход: </w:t>
-      </w:r>
-      <w:r>
-        <w:rPr>
-          <w:rStyle w:val="HTML"/>
-          <w:rFonts w:asciiTheme="majorHAnsi" w:eastAsia="Calibri Light" w:hAnsiTheme="majorHAnsi" w:cstheme="majorHAnsi"/>
-          <w:sz w:val="22"/>
-          <w:szCs w:val="22"/>
-        </w:rPr>
-        <w:t>y</w:t>
-      </w:r>
-      <w:r>
-        <w:rPr>
-          <w:rFonts w:asciiTheme="majorHAnsi" w:hAnsiTheme="majorHAnsi" w:cstheme="majorHAnsi"/>
-        </w:rPr>
-        <w:t xml:space="preserve"> – исходный массив значений зависимой переменной.</w:t>
-      </w:r>
-    </w:p>
-    <w:p>
-      <w:pPr>
-        <w:rPr>
-          <w:rFonts w:asciiTheme="majorHAnsi" w:hAnsiTheme="majorHAnsi" w:cstheme="majorHAnsi"/>
-          <w:lang w:val="en-US"/>
-        </w:rPr>
-      </w:pPr>
-      <w:proofErr w:type="spellStart"/>
-      <w:r>
-        <w:rPr>
-          <w:rStyle w:val="HTML"/>
-          <w:rFonts w:asciiTheme="majorHAnsi" w:eastAsiaTheme="majorEastAsia" w:hAnsiTheme="majorHAnsi" w:cstheme="majorHAnsi"/>
-          <w:sz w:val="22"/>
-          <w:szCs w:val="22"/>
-          <w:lang w:val="en-US"/>
-        </w:rPr>
-        <w:t>print_table</w:t>
-      </w:r>
-      <w:proofErr w:type="spellEnd"/>
-      <w:r>
-        <w:rPr>
-          <w:rStyle w:val="HTML"/>
-          <w:rFonts w:asciiTheme="majorHAnsi" w:eastAsiaTheme="majorEastAsia" w:hAnsiTheme="majorHAnsi" w:cstheme="majorHAnsi"/>
-          <w:sz w:val="22"/>
-          <w:szCs w:val="22"/>
-          <w:lang w:val="en-US"/>
-        </w:rPr>
-        <w:t>(title, models)</w:t>
-      </w:r>
-      <w:r>
-        <w:rPr>
-          <w:rFonts w:asciiTheme="majorHAnsi" w:hAnsiTheme="majorHAnsi" w:cstheme="majorHAnsi"/>
-          <w:lang w:val="en-US"/>
-        </w:rPr>
-        <w:t xml:space="preserve"> — </w:t>
-      </w:r>
-      <w:r>
-        <w:rPr>
-          <w:rFonts w:asciiTheme="majorHAnsi" w:hAnsiTheme="majorHAnsi" w:cstheme="majorHAnsi"/>
-        </w:rPr>
-        <w:t>формирует</w:t>
-      </w:r>
-      <w:r>
-        <w:rPr>
-          <w:rFonts w:asciiTheme="majorHAnsi" w:hAnsiTheme="majorHAnsi" w:cstheme="majorHAnsi"/>
-          <w:lang w:val="en-US"/>
-        </w:rPr>
-        <w:t xml:space="preserve"> </w:t>
-      </w:r>
-      <w:r>
-        <w:rPr>
-          <w:rFonts w:asciiTheme="majorHAnsi" w:hAnsiTheme="majorHAnsi" w:cstheme="majorHAnsi"/>
-        </w:rPr>
-        <w:t>таблицу</w:t>
-      </w:r>
-      <w:r>
-        <w:rPr>
-          <w:rFonts w:asciiTheme="majorHAnsi" w:hAnsiTheme="majorHAnsi" w:cstheme="majorHAnsi"/>
-          <w:lang w:val="en-US"/>
-        </w:rPr>
-        <w:t xml:space="preserve"> </w:t>
-      </w:r>
-      <w:r>
-        <w:rPr>
-          <w:rFonts w:asciiTheme="majorHAnsi" w:hAnsiTheme="majorHAnsi" w:cstheme="majorHAnsi"/>
-        </w:rPr>
-        <w:t>в</w:t>
-      </w:r>
-      <w:r>
-        <w:rPr>
-          <w:rFonts w:asciiTheme="majorHAnsi" w:hAnsiTheme="majorHAnsi" w:cstheme="majorHAnsi"/>
-          <w:lang w:val="en-US"/>
-        </w:rPr>
-        <w:t xml:space="preserve"> </w:t>
-      </w:r>
-      <w:r>
-        <w:rPr>
-          <w:rFonts w:asciiTheme="majorHAnsi" w:hAnsiTheme="majorHAnsi" w:cstheme="majorHAnsi"/>
-        </w:rPr>
-        <w:t>консоли</w:t>
-      </w:r>
-      <w:r>
-        <w:rPr>
-          <w:rFonts w:asciiTheme="majorHAnsi" w:hAnsiTheme="majorHAnsi" w:cstheme="majorHAnsi"/>
-          <w:lang w:val="en-US"/>
-        </w:rPr>
-        <w:t>.</w:t>
-      </w:r>
-    </w:p>
-    <w:p>
-      <w:pPr>
-        <w:rPr>
-          <w:rFonts w:asciiTheme="majorHAnsi" w:hAnsiTheme="majorHAnsi" w:cstheme="majorHAnsi"/>
-        </w:rPr>
-      </w:pPr>
-      <w:proofErr w:type="spellStart"/>
-      <w:r>
-        <w:rPr>
-          <w:rStyle w:val="HTML"/>
-          <w:rFonts w:asciiTheme="majorHAnsi" w:eastAsiaTheme="majorEastAsia" w:hAnsiTheme="majorHAnsi" w:cstheme="majorHAnsi"/>
-          <w:sz w:val="22"/>
-          <w:szCs w:val="22"/>
-          <w:lang w:val="en-US"/>
-        </w:rPr>
-        <w:t>plot</w:t>
-      </w:r>
-      <w:r>
-        <w:rPr>
-          <w:rStyle w:val="HTML"/>
-          <w:rFonts w:asciiTheme="majorHAnsi" w:eastAsiaTheme="majorEastAsia" w:hAnsiTheme="majorHAnsi" w:cstheme="majorHAnsi"/>
-          <w:sz w:val="22"/>
-          <w:szCs w:val="22"/>
-          <w:lang w:val="en-US"/>
-        </w:rPr>
-        <w:t>_</w:t>
-      </w:r>
-      <w:r>
-        <w:rPr>
-          <w:rStyle w:val="HTML"/>
-          <w:rFonts w:asciiTheme="majorHAnsi" w:eastAsiaTheme="majorEastAsia" w:hAnsiTheme="majorHAnsi" w:cstheme="majorHAnsi"/>
-          <w:sz w:val="22"/>
-          <w:szCs w:val="22"/>
-          <w:lang w:val="en-US"/>
-        </w:rPr>
-        <w:t>single</w:t>
-      </w:r>
-      <w:r>
-        <w:rPr>
-          <w:rStyle w:val="HTML"/>
-          <w:rFonts w:asciiTheme="majorHAnsi" w:eastAsiaTheme="majorEastAsia" w:hAnsiTheme="majorHAnsi" w:cstheme="majorHAnsi"/>
-          <w:sz w:val="22"/>
-          <w:szCs w:val="22"/>
-          <w:lang w:val="en-US"/>
-        </w:rPr>
-        <w:t>_</w:t>
-      </w:r>
-      <w:r>
-        <w:rPr>
-          <w:rStyle w:val="HTML"/>
-          <w:rFonts w:asciiTheme="majorHAnsi" w:eastAsiaTheme="majorEastAsia" w:hAnsiTheme="majorHAnsi" w:cstheme="majorHAnsi"/>
-          <w:sz w:val="22"/>
-          <w:szCs w:val="22"/>
-          <w:lang w:val="en-US"/>
-        </w:rPr>
-        <w:t>regression</w:t>
-      </w:r>
-      <w:proofErr w:type="spellEnd"/>
-      <w:r>
-        <w:rPr>
-          <w:rStyle w:val="HTML"/>
-          <w:rFonts w:asciiTheme="majorHAnsi" w:eastAsiaTheme="majorEastAsia" w:hAnsiTheme="majorHAnsi" w:cstheme="majorHAnsi"/>
-          <w:sz w:val="22"/>
-          <w:szCs w:val="22"/>
-          <w:lang w:val="en-US"/>
-        </w:rPr>
-        <w:t>(</w:t>
-      </w:r>
-      <w:r>
-        <w:rPr>
-          <w:rStyle w:val="HTML"/>
-          <w:rFonts w:asciiTheme="majorHAnsi" w:eastAsiaTheme="majorEastAsia" w:hAnsiTheme="majorHAnsi" w:cstheme="majorHAnsi"/>
-          <w:sz w:val="22"/>
-          <w:szCs w:val="22"/>
-          <w:lang w:val="en-US"/>
-        </w:rPr>
-        <w:t>x</w:t>
-      </w:r>
-      <w:r>
-        <w:rPr>
-          <w:rStyle w:val="HTML"/>
-          <w:rFonts w:asciiTheme="majorHAnsi" w:eastAsiaTheme="majorEastAsia" w:hAnsiTheme="majorHAnsi" w:cstheme="majorHAnsi"/>
-          <w:sz w:val="22"/>
-          <w:szCs w:val="22"/>
-          <w:lang w:val="en-US"/>
-        </w:rPr>
-        <w:t xml:space="preserve">, </w:t>
-      </w:r>
-      <w:r>
-        <w:rPr>
-          <w:rStyle w:val="HTML"/>
-          <w:rFonts w:asciiTheme="majorHAnsi" w:eastAsiaTheme="majorEastAsia" w:hAnsiTheme="majorHAnsi" w:cstheme="majorHAnsi"/>
-          <w:sz w:val="22"/>
-          <w:szCs w:val="22"/>
-          <w:lang w:val="en-US"/>
-        </w:rPr>
-        <w:t>y</w:t>
-      </w:r>
-      <w:r>
-        <w:rPr>
-          <w:rStyle w:val="HTML"/>
-          <w:rFonts w:asciiTheme="majorHAnsi" w:eastAsiaTheme="majorEastAsia" w:hAnsiTheme="majorHAnsi" w:cstheme="majorHAnsi"/>
-          <w:sz w:val="22"/>
-          <w:szCs w:val="22"/>
-          <w:lang w:val="en-US"/>
-        </w:rPr>
-        <w:t xml:space="preserve">, </w:t>
-      </w:r>
-      <w:r>
-        <w:rPr>
-          <w:rStyle w:val="HTML"/>
-          <w:rFonts w:asciiTheme="majorHAnsi" w:eastAsiaTheme="majorEastAsia" w:hAnsiTheme="majorHAnsi" w:cstheme="majorHAnsi"/>
-          <w:sz w:val="22"/>
-          <w:szCs w:val="22"/>
-          <w:lang w:val="en-US"/>
-        </w:rPr>
-        <w:t>models</w:t>
-      </w:r>
-      <w:r>
-        <w:rPr>
-          <w:rStyle w:val="HTML"/>
-          <w:rFonts w:asciiTheme="majorHAnsi" w:eastAsiaTheme="majorEastAsia" w:hAnsiTheme="majorHAnsi" w:cstheme="majorHAnsi"/>
-          <w:sz w:val="22"/>
-          <w:szCs w:val="22"/>
-          <w:lang w:val="en-US"/>
-        </w:rPr>
-        <w:t xml:space="preserve">, </w:t>
-      </w:r>
-      <w:r>
-        <w:rPr>
-          <w:rStyle w:val="HTML"/>
-          <w:rFonts w:asciiTheme="majorHAnsi" w:eastAsiaTheme="majorEastAsia" w:hAnsiTheme="majorHAnsi" w:cstheme="majorHAnsi"/>
-          <w:sz w:val="22"/>
-          <w:szCs w:val="22"/>
-          <w:lang w:val="en-US"/>
-        </w:rPr>
-        <w:t>title</w:t>
-      </w:r>
-      <w:r>
-        <w:rPr>
-          <w:rStyle w:val="HTML"/>
-          <w:rFonts w:asciiTheme="majorHAnsi" w:eastAsiaTheme="majorEastAsia" w:hAnsiTheme="majorHAnsi" w:cstheme="majorHAnsi"/>
-          <w:sz w:val="22"/>
-          <w:szCs w:val="22"/>
-          <w:lang w:val="en-US"/>
-        </w:rPr>
-        <w:t xml:space="preserve">, </w:t>
-      </w:r>
-      <w:proofErr w:type="spellStart"/>
-      <w:r>
-        <w:rPr>
-          <w:rStyle w:val="HTML"/>
-          <w:rFonts w:asciiTheme="majorHAnsi" w:eastAsiaTheme="majorEastAsia" w:hAnsiTheme="majorHAnsi" w:cstheme="majorHAnsi"/>
-          <w:sz w:val="22"/>
-          <w:szCs w:val="22"/>
-          <w:lang w:val="en-US"/>
-        </w:rPr>
-        <w:t>is</w:t>
-      </w:r>
-      <w:r>
-        <w:rPr>
-          <w:rStyle w:val="HTML"/>
-          <w:rFonts w:asciiTheme="majorHAnsi" w:eastAsiaTheme="majorEastAsia" w:hAnsiTheme="majorHAnsi" w:cstheme="majorHAnsi"/>
-          <w:sz w:val="22"/>
-          <w:szCs w:val="22"/>
-          <w:lang w:val="en-US"/>
-        </w:rPr>
-        <w:t>_</w:t>
-      </w:r>
-      <w:r>
-        <w:rPr>
-          <w:rStyle w:val="HTML"/>
-          <w:rFonts w:asciiTheme="majorHAnsi" w:eastAsiaTheme="majorEastAsia" w:hAnsiTheme="majorHAnsi" w:cstheme="majorHAnsi"/>
-          <w:sz w:val="22"/>
-          <w:szCs w:val="22"/>
-          <w:lang w:val="en-US"/>
-        </w:rPr>
-        <w:t>outlier</w:t>
-      </w:r>
-      <w:r>
-        <w:rPr>
-          <w:rStyle w:val="HTML"/>
-          <w:rFonts w:asciiTheme="majorHAnsi" w:eastAsiaTheme="majorEastAsia" w:hAnsiTheme="majorHAnsi" w:cstheme="majorHAnsi"/>
-          <w:sz w:val="22"/>
-          <w:szCs w:val="22"/>
-          <w:lang w:val="en-US"/>
-        </w:rPr>
-        <w:t>_</w:t>
-      </w:r>
-      <w:r>
-        <w:rPr>
-          <w:rStyle w:val="HTML"/>
-          <w:rFonts w:asciiTheme="majorHAnsi" w:eastAsiaTheme="majorEastAsia" w:hAnsiTheme="majorHAnsi" w:cstheme="majorHAnsi"/>
-          <w:sz w:val="22"/>
-          <w:szCs w:val="22"/>
-          <w:lang w:val="en-US"/>
-        </w:rPr>
-        <w:t>plot</w:t>
-      </w:r>
-      <w:proofErr w:type="spellEnd"/>
-      <w:r>
-        <w:rPr>
-          <w:rStyle w:val="HTML"/>
-          <w:rFonts w:asciiTheme="majorHAnsi" w:eastAsiaTheme="majorEastAsia" w:hAnsiTheme="majorHAnsi" w:cstheme="majorHAnsi"/>
-          <w:sz w:val="22"/>
-          <w:szCs w:val="22"/>
-          <w:lang w:val="en-US"/>
-        </w:rPr>
-        <w:t>)</w:t>
-      </w:r>
-      <w:r>
-        <w:rPr>
-          <w:rFonts w:asciiTheme="majorHAnsi" w:hAnsiTheme="majorHAnsi" w:cstheme="majorHAnsi"/>
-          <w:lang w:val="en-US"/>
-        </w:rPr>
-        <w:t xml:space="preserve"> — </w:t>
-      </w:r>
-      <w:r>
-        <w:rPr>
-          <w:rFonts w:asciiTheme="majorHAnsi" w:hAnsiTheme="majorHAnsi" w:cstheme="majorHAnsi"/>
-        </w:rPr>
-        <w:t>строит</w:t>
-      </w:r>
-      <w:r>
-        <w:rPr>
-          <w:rFonts w:asciiTheme="majorHAnsi" w:hAnsiTheme="majorHAnsi" w:cstheme="majorHAnsi"/>
-          <w:lang w:val="en-US"/>
-        </w:rPr>
-        <w:t xml:space="preserve"> </w:t>
-      </w:r>
-      <w:r>
-        <w:rPr>
-          <w:rFonts w:asciiTheme="majorHAnsi" w:hAnsiTheme="majorHAnsi" w:cstheme="majorHAnsi"/>
-        </w:rPr>
-        <w:t>график</w:t>
-      </w:r>
-      <w:r>
-        <w:rPr>
-          <w:rFonts w:asciiTheme="majorHAnsi" w:hAnsiTheme="majorHAnsi" w:cstheme="majorHAnsi"/>
-          <w:lang w:val="en-US"/>
-        </w:rPr>
-        <w:t xml:space="preserve"> </w:t>
-      </w:r>
-      <w:r>
-        <w:rPr>
-          <w:rFonts w:asciiTheme="majorHAnsi" w:hAnsiTheme="majorHAnsi" w:cstheme="majorHAnsi"/>
-        </w:rPr>
-        <w:t>регрессии</w:t>
-      </w:r>
-      <w:r>
-        <w:rPr>
-          <w:rFonts w:asciiTheme="majorHAnsi" w:hAnsiTheme="majorHAnsi" w:cstheme="majorHAnsi"/>
-          <w:lang w:val="en-US"/>
-        </w:rPr>
-        <w:t xml:space="preserve">. </w:t>
-      </w:r>
-      <w:r>
-        <w:rPr>
-          <w:rFonts w:asciiTheme="majorHAnsi" w:hAnsiTheme="majorHAnsi" w:cstheme="majorHAnsi"/>
-        </w:rPr>
-        <w:t xml:space="preserve">Вход: </w:t>
-      </w:r>
-      <w:r>
-        <w:rPr>
-          <w:rStyle w:val="HTML"/>
-          <w:rFonts w:asciiTheme="majorHAnsi" w:eastAsia="Calibri Light" w:hAnsiTheme="majorHAnsi" w:cstheme="majorHAnsi"/>
-          <w:sz w:val="22"/>
-          <w:szCs w:val="22"/>
-        </w:rPr>
-        <w:t>x, y</w:t>
-      </w:r>
-      <w:r>
-        <w:rPr>
-          <w:rFonts w:asciiTheme="majorHAnsi" w:hAnsiTheme="majorHAnsi" w:cstheme="majorHAnsi"/>
-        </w:rPr>
-        <w:t xml:space="preserve"> – данные выборки, </w:t>
-      </w:r>
-      <w:proofErr w:type="spellStart"/>
-      <w:r>
-        <w:rPr>
-          <w:rStyle w:val="HTML"/>
-          <w:rFonts w:asciiTheme="majorHAnsi" w:eastAsia="Calibri Light" w:hAnsiTheme="majorHAnsi" w:cstheme="majorHAnsi"/>
-          <w:sz w:val="22"/>
-          <w:szCs w:val="22"/>
-        </w:rPr>
-        <w:t>models</w:t>
-      </w:r>
-      <w:proofErr w:type="spellEnd"/>
-      <w:r>
-        <w:rPr>
-          <w:rFonts w:asciiTheme="majorHAnsi" w:hAnsiTheme="majorHAnsi" w:cstheme="majorHAnsi"/>
-        </w:rPr>
-        <w:t xml:space="preserve"> – рассчитанные параметры прямых, </w:t>
-      </w:r>
-      <w:proofErr w:type="spellStart"/>
-      <w:r>
-        <w:rPr>
-          <w:rStyle w:val="HTML"/>
-          <w:rFonts w:asciiTheme="majorHAnsi" w:eastAsia="Calibri Light" w:hAnsiTheme="majorHAnsi" w:cstheme="majorHAnsi"/>
-          <w:sz w:val="22"/>
-          <w:szCs w:val="22"/>
-        </w:rPr>
-        <w:t>title</w:t>
-      </w:r>
-      <w:proofErr w:type="spellEnd"/>
-      <w:r>
-        <w:rPr>
-          <w:rFonts w:asciiTheme="majorHAnsi" w:hAnsiTheme="majorHAnsi" w:cstheme="majorHAnsi"/>
-        </w:rPr>
-        <w:t xml:space="preserve"> – заголовок графика, </w:t>
-      </w:r>
-      <w:proofErr w:type="spellStart"/>
-      <w:r>
-        <w:rPr>
-          <w:rStyle w:val="HTML"/>
-          <w:rFonts w:asciiTheme="majorHAnsi" w:eastAsia="Calibri Light" w:hAnsiTheme="majorHAnsi" w:cstheme="majorHAnsi"/>
-          <w:sz w:val="22"/>
-          <w:szCs w:val="22"/>
-        </w:rPr>
-        <w:t>is_outlier_plot</w:t>
-      </w:r>
-      <w:proofErr w:type="spellEnd"/>
-      <w:r>
-        <w:rPr>
-          <w:rFonts w:asciiTheme="majorHAnsi" w:hAnsiTheme="majorHAnsi" w:cstheme="majorHAnsi"/>
-        </w:rPr>
-        <w:t xml:space="preserve"> – флаг визуального выделения выбросов.</w:t>
-      </w:r>
-    </w:p>
-    <w:p>
-      <w:pPr>
-        <w:rPr>
           <w:noProof/>
         </w:rPr>
       </w:pPr>
       <w:r>
-        <w:t>Пример графика</w:t>
-      </w:r>
-      <w:r>
-        <w:t>:</w:t>
-      </w:r>
-      <w:r>
         <w:rPr>
           <w:noProof/>
         </w:rPr>
-        <w:t xml:space="preserve"> </w:t>
-      </w:r>
-    </w:p>
-    <w:p>
-      <w:r>
-        <w:rPr>
-          <w:noProof/>
-        </w:rPr>
         <w:drawing>
-          <wp:inline distT="0" distB="0" distL="0" distR="0" wp14:anchorId="046228CF" wp14:editId="5A4E3824">
-            <wp:extent cx="5940425" cy="3009265"/>
-            <wp:effectExtent l="0" t="0" r="3175" b="635"/>
+          <wp:anchor distT="0" distB="0" distL="114300" distR="114300" simplePos="0" relativeHeight="251658240" behindDoc="1" locked="0" layoutInCell="1" allowOverlap="1" wp14:anchorId="07E01421" wp14:editId="74E847F4">
+            <wp:simplePos x="0" y="0"/>
+            <wp:positionH relativeFrom="column">
+              <wp:posOffset>824865</wp:posOffset>
+            </wp:positionH>
+            <wp:positionV relativeFrom="paragraph">
+              <wp:posOffset>237490</wp:posOffset>
+            </wp:positionV>
+            <wp:extent cx="4596130" cy="5821680"/>
+            <wp:effectExtent l="0" t="0" r="0" b="7620"/>
+            <wp:wrapTopAndBottom/>
             <wp:docPr id="1" name="Рисунок 1"/>
             <wp:cNvGraphicFramePr>
               <a:graphicFrameLocks xmlns:a="http://schemas.openxmlformats.org/drawingml/2006/main" noChangeAspect="1"/>
@@ -6350,7 +5303,13 @@
                     <pic:cNvPicPr/>
                   </pic:nvPicPr>
                   <pic:blipFill>
-                    <a:blip r:embed="rId8"/>
+                    <a:blip r:embed="rId8">
+                      <a:extLst>
+                        <a:ext uri="{28A0092B-C50C-407E-A947-70E740481C1C}">
+                          <a14:useLocalDpi xmlns:a14="http://schemas.microsoft.com/office/drawing/2010/main" val="0"/>
+                        </a:ext>
+                      </a:extLst>
+                    </a:blip>
                     <a:stretch>
                       <a:fillRect/>
                     </a:stretch>
@@ -6358,7 +5317,7 @@
                   <pic:spPr>
                     <a:xfrm>
                       <a:off x="0" y="0"/>
-                      <a:ext cx="5940425" cy="3009265"/>
+                      <a:ext cx="4596130" cy="5821680"/>
                     </a:xfrm>
                     <a:prstGeom prst="rect">
                       <a:avLst/>
@@ -6367,10 +5326,29 @@
                 </pic:pic>
               </a:graphicData>
             </a:graphic>
-          </wp:inline>
+          </wp:anchor>
         </w:drawing>
       </w:r>
+      <w:r>
+        <w:t>Пример</w:t>
+      </w:r>
+      <w:r>
+        <w:t xml:space="preserve"> </w:t>
+      </w:r>
+      <w:r>
+        <w:t>графика</w:t>
+      </w:r>
+      <w:r>
+        <w:t>:</w:t>
+      </w:r>
+      <w:r>
+        <w:rPr>
+          <w:noProof/>
+        </w:rPr>
+        <w:t xml:space="preserve"> </w:t>
+      </w:r>
     </w:p>
+    <w:p/>
     <w:p>
       <w:pPr>
         <w:jc w:val="center"/>
@@ -6445,7 +5423,7 @@
           <w:szCs w:val="22"/>
           <w:lang w:val="en-US"/>
         </w:rPr>
-        <w:t>regression</w:t>
+        <w:t>test</w:t>
       </w:r>
       <w:r>
         <w:rPr>
@@ -6467,39 +5445,30 @@
       <w:pPr>
         <w:pStyle w:val="1"/>
       </w:pPr>
-      <w:bookmarkStart w:id="7" w:name="_Toc226561906"/>
-      <w:r>
+      <w:bookmarkStart w:id="8" w:name="_Toc226719120"/>
+      <w:r>
+        <w:lastRenderedPageBreak/>
         <w:t>Результаты</w:t>
       </w:r>
       <w:r>
         <w:t>:</w:t>
-      </w:r>
-      <w:bookmarkEnd w:id="7"/>
-    </w:p>
-    <w:p>
-      <w:pPr>
-        <w:pStyle w:val="2"/>
-      </w:pPr>
-      <w:bookmarkStart w:id="8" w:name="_Toc226561907"/>
-      <w:r>
-        <w:t>Чистая выборка</w:t>
       </w:r>
       <w:bookmarkEnd w:id="8"/>
     </w:p>
     <w:p>
       <w:pPr>
-        <w:pStyle w:val="3"/>
-      </w:pPr>
-      <w:bookmarkStart w:id="9" w:name="_Toc226561908"/>
-      <w:r>
-        <w:t>Значение рассчитанных коэффициентов</w:t>
+        <w:pStyle w:val="2"/>
+      </w:pPr>
+      <w:bookmarkStart w:id="9" w:name="_Toc226719121"/>
+      <w:r>
+        <w:t>Рассчитанные значения</w:t>
       </w:r>
       <w:bookmarkEnd w:id="9"/>
     </w:p>
     <w:tbl>
       <w:tblPr>
-        <w:tblW w:w="4356" w:type="dxa"/>
-        <w:tblInd w:w="2066" w:type="dxa"/>
+        <w:tblW w:w="6465" w:type="dxa"/>
+        <w:tblInd w:w="1759" w:type="dxa"/>
         <w:tblCellMar>
           <w:left w:w="0" w:type="dxa"/>
           <w:right w:w="0" w:type="dxa"/>
@@ -6507,13 +5476,13 @@
         <w:tblLook w:val="04A0" w:firstRow="1" w:lastRow="0" w:firstColumn="1" w:lastColumn="0" w:noHBand="0" w:noVBand="1"/>
       </w:tblPr>
       <w:tblGrid>
-        <w:gridCol w:w="688"/>
-        <w:gridCol w:w="591"/>
-        <w:gridCol w:w="591"/>
-        <w:gridCol w:w="702"/>
-        <w:gridCol w:w="591"/>
-        <w:gridCol w:w="591"/>
-        <w:gridCol w:w="602"/>
+        <w:gridCol w:w="1646"/>
+        <w:gridCol w:w="449"/>
+        <w:gridCol w:w="508"/>
+        <w:gridCol w:w="508"/>
+        <w:gridCol w:w="480"/>
+        <w:gridCol w:w="1456"/>
+        <w:gridCol w:w="1418"/>
       </w:tblGrid>
       <w:tr>
         <w:trPr>
@@ -6542,6 +5511,7 @@
               <w:widowControl/>
               <w:autoSpaceDE/>
               <w:autoSpaceDN/>
+              <w:jc w:val="center"/>
               <w:rPr>
                 <w:rFonts w:ascii="Arial" w:eastAsia="Times New Roman" w:hAnsi="Arial" w:cs="Arial"/>
                 <w:sz w:val="20"/>
@@ -6556,7 +5526,7 @@
                 <w:szCs w:val="20"/>
                 <w:lang w:eastAsia="ru-RU"/>
               </w:rPr>
-              <w:t>Метод</w:t>
+              <w:t>Распределение</w:t>
             </w:r>
           </w:p>
         </w:tc>
@@ -6583,6 +5553,7 @@
               <w:widowControl/>
               <w:autoSpaceDE/>
               <w:autoSpaceDN/>
+              <w:jc w:val="center"/>
               <w:rPr>
                 <w:rFonts w:ascii="Arial" w:eastAsia="Times New Roman" w:hAnsi="Arial" w:cs="Arial"/>
                 <w:sz w:val="20"/>
@@ -6597,7 +5568,7 @@
                 <w:szCs w:val="20"/>
                 <w:lang w:eastAsia="ru-RU"/>
               </w:rPr>
-              <w:t>a</w:t>
+              <w:t>n</w:t>
             </w:r>
           </w:p>
         </w:tc>
@@ -6624,6 +5595,7 @@
               <w:widowControl/>
               <w:autoSpaceDE/>
               <w:autoSpaceDN/>
+              <w:jc w:val="center"/>
               <w:rPr>
                 <w:rFonts w:ascii="Arial" w:eastAsia="Times New Roman" w:hAnsi="Arial" w:cs="Arial"/>
                 <w:sz w:val="20"/>
@@ -6631,17 +5603,36 @@
                 <w:lang w:eastAsia="ru-RU"/>
               </w:rPr>
             </w:pPr>
-            <w:proofErr w:type="spellStart"/>
-            <w:r>
-              <w:rPr>
-                <w:rFonts w:ascii="Arial" w:eastAsia="Times New Roman" w:hAnsi="Arial" w:cs="Arial"/>
-                <w:sz w:val="20"/>
-                <w:szCs w:val="20"/>
-                <w:lang w:eastAsia="ru-RU"/>
-              </w:rPr>
-              <w:t>Δa</w:t>
-            </w:r>
-            <w:proofErr w:type="spellEnd"/>
+            <m:oMathPara>
+              <m:oMath>
+                <m:acc>
+                  <m:accPr>
+                    <m:ctrlPr>
+                      <w:rPr>
+                        <w:rFonts w:ascii="Cambria Math" w:eastAsia="Times New Roman" w:hAnsi="Cambria Math" w:cs="Arial"/>
+                        <w:sz w:val="20"/>
+                        <w:szCs w:val="20"/>
+                        <w:lang w:eastAsia="ru-RU"/>
+                      </w:rPr>
+                    </m:ctrlPr>
+                  </m:accPr>
+                  <m:e>
+                    <m:r>
+                      <m:rPr>
+                        <m:sty m:val="p"/>
+                      </m:rPr>
+                      <w:rPr>
+                        <w:rFonts w:ascii="Cambria Math" w:eastAsia="Times New Roman" w:hAnsi="Cambria Math" w:cs="Arial"/>
+                        <w:sz w:val="20"/>
+                        <w:szCs w:val="20"/>
+                        <w:lang w:eastAsia="ru-RU"/>
+                      </w:rPr>
+                      <m:t>μ</m:t>
+                    </m:r>
+                  </m:e>
+                </m:acc>
+              </m:oMath>
+            </m:oMathPara>
           </w:p>
         </w:tc>
         <w:tc>
@@ -6667,6 +5658,7 @@
               <w:widowControl/>
               <w:autoSpaceDE/>
               <w:autoSpaceDN/>
+              <w:jc w:val="center"/>
               <w:rPr>
                 <w:rFonts w:ascii="Arial" w:eastAsia="Times New Roman" w:hAnsi="Arial" w:cs="Arial"/>
                 <w:sz w:val="20"/>
@@ -6674,31 +5666,41 @@
                 <w:lang w:eastAsia="ru-RU"/>
               </w:rPr>
             </w:pPr>
-            <w:proofErr w:type="spellStart"/>
-            <w:r>
-              <w:rPr>
-                <w:rFonts w:ascii="Arial" w:eastAsia="Times New Roman" w:hAnsi="Arial" w:cs="Arial"/>
-                <w:sz w:val="20"/>
-                <w:szCs w:val="20"/>
-                <w:lang w:eastAsia="ru-RU"/>
-              </w:rPr>
-              <w:t>δa</w:t>
-            </w:r>
-            <w:proofErr w:type="spellEnd"/>
-            <w:r>
-              <w:rPr>
-                <w:rFonts w:ascii="Arial" w:eastAsia="Times New Roman" w:hAnsi="Arial" w:cs="Arial"/>
-                <w:sz w:val="20"/>
-                <w:szCs w:val="20"/>
-                <w:lang w:eastAsia="ru-RU"/>
-              </w:rPr>
-              <w:t>, %</w:t>
-            </w:r>
+            <m:oMathPara>
+              <m:oMath>
+                <m:acc>
+                  <m:accPr>
+                    <m:ctrlPr>
+                      <w:rPr>
+                        <w:rFonts w:ascii="Cambria Math" w:eastAsia="Times New Roman" w:hAnsi="Cambria Math" w:cs="Arial"/>
+                        <w:sz w:val="20"/>
+                        <w:szCs w:val="20"/>
+                        <w:lang w:eastAsia="ru-RU"/>
+                      </w:rPr>
+                    </m:ctrlPr>
+                  </m:accPr>
+                  <m:e>
+                    <m:r>
+                      <m:rPr>
+                        <m:sty m:val="p"/>
+                      </m:rPr>
+                      <w:rPr>
+                        <w:rFonts w:ascii="Cambria Math" w:eastAsia="Times New Roman" w:hAnsi="Cambria Math" w:cs="Arial"/>
+                        <w:sz w:val="20"/>
+                        <w:szCs w:val="20"/>
+                        <w:lang w:eastAsia="ru-RU"/>
+                      </w:rPr>
+                      <m:t>σ</m:t>
+                    </m:r>
+                  </m:e>
+                </m:acc>
+              </m:oMath>
+            </m:oMathPara>
           </w:p>
         </w:tc>
         <w:tc>
           <w:tcPr>
-            <w:tcW w:w="0" w:type="auto"/>
+            <w:tcW w:w="256" w:type="dxa"/>
             <w:tcBorders>
               <w:top w:val="single" w:sz="6" w:space="0" w:color="CCCCCC"/>
               <w:left w:val="single" w:sz="6" w:space="0" w:color="CCCCCC"/>
@@ -6719,27 +5721,59 @@
               <w:widowControl/>
               <w:autoSpaceDE/>
               <w:autoSpaceDN/>
+              <w:jc w:val="center"/>
               <w:rPr>
                 <w:rFonts w:ascii="Arial" w:eastAsia="Times New Roman" w:hAnsi="Arial" w:cs="Arial"/>
-                <w:sz w:val="20"/>
-                <w:szCs w:val="20"/>
-                <w:lang w:eastAsia="ru-RU"/>
               </w:rPr>
             </w:pPr>
-            <w:r>
-              <w:rPr>
-                <w:rFonts w:ascii="Arial" w:eastAsia="Times New Roman" w:hAnsi="Arial" w:cs="Arial"/>
-                <w:sz w:val="20"/>
-                <w:szCs w:val="20"/>
-                <w:lang w:eastAsia="ru-RU"/>
-              </w:rPr>
-              <w:t>b</w:t>
-            </w:r>
+            <m:oMathPara>
+              <m:oMath>
+                <m:sSubSup>
+                  <m:sSubSupPr>
+                    <m:ctrlPr>
+                      <w:rPr>
+                        <w:rFonts w:ascii="Cambria Math" w:hAnsi="Cambria Math"/>
+                        <w:i/>
+                      </w:rPr>
+                    </m:ctrlPr>
+                  </m:sSubSupPr>
+                  <m:e>
+                    <m:r>
+                      <w:rPr>
+                        <w:rFonts w:ascii="Cambria Math" w:hAnsi="Cambria Math"/>
+                      </w:rPr>
+                      <m:t>χ</m:t>
+                    </m:r>
+                    <m:ctrlPr>
+                      <w:rPr>
+                        <w:rFonts w:ascii="Cambria Math" w:hAnsi="Cambria Math"/>
+                      </w:rPr>
+                    </m:ctrlPr>
+                  </m:e>
+                  <m:sub>
+                    <m:r>
+                      <w:rPr>
+                        <w:rFonts w:ascii="Cambria Math" w:hAnsi="Cambria Math"/>
+                      </w:rPr>
+                      <m:t>B</m:t>
+                    </m:r>
+                  </m:sub>
+                  <m:sup>
+                    <m:r>
+                      <w:rPr>
+                        <w:rFonts w:ascii="Cambria Math" w:hAnsi="Cambria Math"/>
+                      </w:rPr>
+                      <m:t>2</m:t>
+                    </m:r>
+                  </m:sup>
+                </m:sSubSup>
+              </m:oMath>
+            </m:oMathPara>
           </w:p>
         </w:tc>
         <w:tc>
           <w:tcPr>
-            <w:tcW w:w="0" w:type="auto"/>
+            <w:tcW w:w="1456" w:type="dxa"/>
             <w:tcBorders>
               <w:top w:val="single" w:sz="6" w:space="0" w:color="CCCCCC"/>
               <w:left w:val="single" w:sz="6" w:space="0" w:color="CCCCCC"/>
@@ -6760,24 +5794,79 @@
               <w:widowControl/>
               <w:autoSpaceDE/>
               <w:autoSpaceDN/>
+              <w:jc w:val="center"/>
               <w:rPr>
                 <w:rFonts w:ascii="Arial" w:eastAsia="Times New Roman" w:hAnsi="Arial" w:cs="Arial"/>
-                <w:sz w:val="20"/>
-                <w:szCs w:val="20"/>
-                <w:lang w:eastAsia="ru-RU"/>
               </w:rPr>
             </w:pPr>
-            <w:proofErr w:type="spellStart"/>
-            <w:r>
-              <w:rPr>
-                <w:rFonts w:ascii="Arial" w:eastAsia="Times New Roman" w:hAnsi="Arial" w:cs="Arial"/>
-                <w:sz w:val="20"/>
-                <w:szCs w:val="20"/>
-                <w:lang w:eastAsia="ru-RU"/>
-              </w:rPr>
-              <w:t>Δb</w:t>
-            </w:r>
-            <w:proofErr w:type="spellEnd"/>
+            <m:oMathPara>
+              <m:oMath>
+                <m:sSubSup>
+                  <m:sSubSupPr>
+                    <m:ctrlPr>
+                      <w:rPr>
+                        <w:rFonts w:ascii="Cambria Math" w:hAnsi="Cambria Math"/>
+                        <w:i/>
+                      </w:rPr>
+                    </m:ctrlPr>
+                  </m:sSubSupPr>
+                  <m:e>
+                    <m:r>
+                      <w:rPr>
+                        <w:rFonts w:ascii="Cambria Math" w:hAnsi="Cambria Math"/>
+                      </w:rPr>
+                      <m:t>χ</m:t>
+                    </m:r>
+                    <m:ctrlPr>
+                      <w:rPr>
+                        <w:rFonts w:ascii="Cambria Math" w:hAnsi="Cambria Math"/>
+                      </w:rPr>
+                    </m:ctrlPr>
+                  </m:e>
+                  <m:sub>
+                    <m:r>
+                      <w:rPr>
+                        <w:rFonts w:ascii="Cambria Math" w:hAnsi="Cambria Math"/>
+                      </w:rPr>
+                      <m:t>1-α</m:t>
+                    </m:r>
+                  </m:sub>
+                  <m:sup>
+                    <m:r>
+                      <w:rPr>
+                        <w:rFonts w:ascii="Cambria Math" w:hAnsi="Cambria Math"/>
+                      </w:rPr>
+                      <m:t>2</m:t>
+                    </m:r>
+                  </m:sup>
+                </m:sSubSup>
+                <m:d>
+                  <m:dPr>
+                    <m:ctrlPr>
+                      <w:rPr>
+                        <w:rFonts w:ascii="Cambria Math" w:hAnsi="Cambria Math"/>
+                        <w:i/>
+                      </w:rPr>
+                    </m:ctrlPr>
+                  </m:dPr>
+                  <m:e>
+                    <m:r>
+                      <w:rPr>
+                        <w:rFonts w:ascii="Cambria Math" w:hAnsi="Cambria Math"/>
+                        <w:lang w:val="en-US"/>
+                      </w:rPr>
+                      <m:t>k</m:t>
+                    </m:r>
+                    <m:r>
+                      <w:rPr>
+                        <w:rFonts w:ascii="Cambria Math" w:hAnsi="Cambria Math"/>
+                      </w:rPr>
+                      <m:t>-1</m:t>
+                    </m:r>
+                  </m:e>
+                </m:d>
+              </m:oMath>
+            </m:oMathPara>
           </w:p>
         </w:tc>
         <w:tc>
@@ -6791,9 +5880,9 @@
             </w:tcBorders>
             <w:tcMar>
               <w:top w:w="30" w:type="dxa"/>
-              <w:left w:w="45" w:type="dxa"/>
+              <w:left w:w="0" w:type="dxa"/>
               <w:bottom w:w="30" w:type="dxa"/>
-              <w:right w:w="45" w:type="dxa"/>
+              <w:right w:w="0" w:type="dxa"/>
             </w:tcMar>
             <w:vAlign w:val="bottom"/>
             <w:hideMark/>
@@ -6803,6 +5892,7 @@
               <w:widowControl/>
               <w:autoSpaceDE/>
               <w:autoSpaceDN/>
+              <w:jc w:val="center"/>
               <w:rPr>
                 <w:rFonts w:ascii="Arial" w:eastAsia="Times New Roman" w:hAnsi="Arial" w:cs="Arial"/>
                 <w:sz w:val="20"/>
@@ -6810,7 +5900,6 @@
                 <w:lang w:eastAsia="ru-RU"/>
               </w:rPr>
             </w:pPr>
-            <w:proofErr w:type="spellStart"/>
             <w:r>
               <w:rPr>
                 <w:rFonts w:ascii="Arial" w:eastAsia="Times New Roman" w:hAnsi="Arial" w:cs="Arial"/>
@@ -6818,17 +5907,7 @@
                 <w:szCs w:val="20"/>
                 <w:lang w:eastAsia="ru-RU"/>
               </w:rPr>
-              <w:t>δb</w:t>
-            </w:r>
-            <w:proofErr w:type="spellEnd"/>
-            <w:r>
-              <w:rPr>
-                <w:rFonts w:ascii="Arial" w:eastAsia="Times New Roman" w:hAnsi="Arial" w:cs="Arial"/>
-                <w:sz w:val="20"/>
-                <w:szCs w:val="20"/>
-                <w:lang w:eastAsia="ru-RU"/>
-              </w:rPr>
-              <w:t>, %</w:t>
+              <w:t>Результат</w:t>
             </w:r>
           </w:p>
         </w:tc>
@@ -6860,6 +5939,7 @@
               <w:widowControl/>
               <w:autoSpaceDE/>
               <w:autoSpaceDN/>
+              <w:jc w:val="center"/>
               <w:rPr>
                 <w:rFonts w:ascii="Arial" w:eastAsia="Times New Roman" w:hAnsi="Arial" w:cs="Arial"/>
                 <w:sz w:val="20"/>
@@ -6874,8 +5954,7 @@
                 <w:szCs w:val="20"/>
                 <w:lang w:eastAsia="ru-RU"/>
               </w:rPr>
-              <w:lastRenderedPageBreak/>
-              <w:t>МНК</w:t>
+              <w:t>Нормальное</w:t>
             </w:r>
           </w:p>
         </w:tc>
@@ -6902,6 +5981,7 @@
               <w:widowControl/>
               <w:autoSpaceDE/>
               <w:autoSpaceDN/>
+              <w:jc w:val="center"/>
               <w:rPr>
                 <w:rFonts w:ascii="Arial" w:eastAsia="Times New Roman" w:hAnsi="Arial" w:cs="Arial"/>
                 <w:sz w:val="20"/>
@@ -6916,7 +5996,7 @@
                 <w:szCs w:val="20"/>
                 <w:lang w:eastAsia="ru-RU"/>
               </w:rPr>
-              <w:t>1.962</w:t>
+              <w:t>100</w:t>
             </w:r>
           </w:p>
         </w:tc>
@@ -6943,6 +6023,7 @@
               <w:widowControl/>
               <w:autoSpaceDE/>
               <w:autoSpaceDN/>
+              <w:jc w:val="center"/>
               <w:rPr>
                 <w:rFonts w:ascii="Arial" w:eastAsia="Times New Roman" w:hAnsi="Arial" w:cs="Arial"/>
                 <w:sz w:val="20"/>
@@ -6957,7 +6038,7 @@
                 <w:szCs w:val="20"/>
                 <w:lang w:eastAsia="ru-RU"/>
               </w:rPr>
-              <w:t>0.038</w:t>
+              <w:t>0.03</w:t>
             </w:r>
           </w:p>
         </w:tc>
@@ -6984,6 +6065,7 @@
               <w:widowControl/>
               <w:autoSpaceDE/>
               <w:autoSpaceDN/>
+              <w:jc w:val="center"/>
               <w:rPr>
                 <w:rFonts w:ascii="Arial" w:eastAsia="Times New Roman" w:hAnsi="Arial" w:cs="Arial"/>
                 <w:sz w:val="20"/>
@@ -6998,7 +6080,91 @@
                 <w:szCs w:val="20"/>
                 <w:lang w:eastAsia="ru-RU"/>
               </w:rPr>
-              <w:t>1.891</w:t>
+              <w:t>0.95</w:t>
+            </w:r>
+          </w:p>
+        </w:tc>
+        <w:tc>
+          <w:tcPr>
+            <w:tcW w:w="256" w:type="dxa"/>
+            <w:tcBorders>
+              <w:top w:val="single" w:sz="6" w:space="0" w:color="CCCCCC"/>
+              <w:left w:val="single" w:sz="6" w:space="0" w:color="CCCCCC"/>
+              <w:bottom w:val="single" w:sz="6" w:space="0" w:color="CCCCCC"/>
+              <w:right w:val="single" w:sz="6" w:space="0" w:color="CCCCCC"/>
+            </w:tcBorders>
+            <w:tcMar>
+              <w:top w:w="30" w:type="dxa"/>
+              <w:left w:w="45" w:type="dxa"/>
+              <w:bottom w:w="30" w:type="dxa"/>
+              <w:right w:w="45" w:type="dxa"/>
+            </w:tcMar>
+            <w:vAlign w:val="bottom"/>
+            <w:hideMark/>
+          </w:tcPr>
+          <w:p>
+            <w:pPr>
+              <w:widowControl/>
+              <w:autoSpaceDE/>
+              <w:autoSpaceDN/>
+              <w:jc w:val="center"/>
+              <w:rPr>
+                <w:rFonts w:ascii="Arial" w:eastAsia="Times New Roman" w:hAnsi="Arial" w:cs="Arial"/>
+                <w:sz w:val="20"/>
+                <w:szCs w:val="20"/>
+                <w:lang w:eastAsia="ru-RU"/>
+              </w:rPr>
+            </w:pPr>
+            <w:r>
+              <w:rPr>
+                <w:rFonts w:ascii="Arial" w:eastAsia="Times New Roman" w:hAnsi="Arial" w:cs="Arial"/>
+                <w:sz w:val="20"/>
+                <w:szCs w:val="20"/>
+                <w:lang w:eastAsia="ru-RU"/>
+              </w:rPr>
+              <w:t>5.30</w:t>
+            </w:r>
+          </w:p>
+        </w:tc>
+        <w:tc>
+          <w:tcPr>
+            <w:tcW w:w="1456" w:type="dxa"/>
+            <w:tcBorders>
+              <w:top w:val="single" w:sz="6" w:space="0" w:color="CCCCCC"/>
+              <w:left w:val="single" w:sz="6" w:space="0" w:color="CCCCCC"/>
+              <w:bottom w:val="single" w:sz="6" w:space="0" w:color="CCCCCC"/>
+              <w:right w:val="single" w:sz="6" w:space="0" w:color="CCCCCC"/>
+            </w:tcBorders>
+            <w:tcMar>
+              <w:top w:w="30" w:type="dxa"/>
+              <w:left w:w="45" w:type="dxa"/>
+              <w:bottom w:w="30" w:type="dxa"/>
+              <w:right w:w="45" w:type="dxa"/>
+            </w:tcMar>
+            <w:vAlign w:val="bottom"/>
+            <w:hideMark/>
+          </w:tcPr>
+          <w:p>
+            <w:pPr>
+              <w:widowControl/>
+              <w:autoSpaceDE/>
+              <w:autoSpaceDN/>
+              <w:jc w:val="center"/>
+              <w:rPr>
+                <w:rFonts w:ascii="Arial" w:eastAsia="Times New Roman" w:hAnsi="Arial" w:cs="Arial"/>
+                <w:sz w:val="20"/>
+                <w:szCs w:val="20"/>
+                <w:lang w:eastAsia="ru-RU"/>
+              </w:rPr>
+            </w:pPr>
+            <w:r>
+              <w:rPr>
+                <w:rFonts w:ascii="Arial" w:eastAsia="Times New Roman" w:hAnsi="Arial" w:cs="Arial"/>
+                <w:sz w:val="20"/>
+                <w:szCs w:val="20"/>
+                <w:lang w:eastAsia="ru-RU"/>
+              </w:rPr>
+              <w:t>14.07</w:t>
             </w:r>
           </w:p>
         </w:tc>
@@ -7025,6 +6191,7 @@
               <w:widowControl/>
               <w:autoSpaceDE/>
               <w:autoSpaceDN/>
+              <w:jc w:val="center"/>
               <w:rPr>
                 <w:rFonts w:ascii="Arial" w:eastAsia="Times New Roman" w:hAnsi="Arial" w:cs="Arial"/>
                 <w:sz w:val="20"/>
@@ -7039,89 +6206,7 @@
                 <w:szCs w:val="20"/>
                 <w:lang w:eastAsia="ru-RU"/>
               </w:rPr>
-              <w:t>2.165</w:t>
-            </w:r>
-          </w:p>
-        </w:tc>
-        <w:tc>
-          <w:tcPr>
-            <w:tcW w:w="0" w:type="auto"/>
-            <w:tcBorders>
-              <w:top w:val="single" w:sz="6" w:space="0" w:color="CCCCCC"/>
-              <w:left w:val="single" w:sz="6" w:space="0" w:color="CCCCCC"/>
-              <w:bottom w:val="single" w:sz="6" w:space="0" w:color="CCCCCC"/>
-              <w:right w:val="single" w:sz="6" w:space="0" w:color="CCCCCC"/>
-            </w:tcBorders>
-            <w:tcMar>
-              <w:top w:w="30" w:type="dxa"/>
-              <w:left w:w="45" w:type="dxa"/>
-              <w:bottom w:w="30" w:type="dxa"/>
-              <w:right w:w="45" w:type="dxa"/>
-            </w:tcMar>
-            <w:vAlign w:val="bottom"/>
-            <w:hideMark/>
-          </w:tcPr>
-          <w:p>
-            <w:pPr>
-              <w:widowControl/>
-              <w:autoSpaceDE/>
-              <w:autoSpaceDN/>
-              <w:rPr>
-                <w:rFonts w:ascii="Arial" w:eastAsia="Times New Roman" w:hAnsi="Arial" w:cs="Arial"/>
-                <w:sz w:val="20"/>
-                <w:szCs w:val="20"/>
-                <w:lang w:eastAsia="ru-RU"/>
-              </w:rPr>
-            </w:pPr>
-            <w:r>
-              <w:rPr>
-                <w:rFonts w:ascii="Arial" w:eastAsia="Times New Roman" w:hAnsi="Arial" w:cs="Arial"/>
-                <w:sz w:val="20"/>
-                <w:szCs w:val="20"/>
-                <w:lang w:eastAsia="ru-RU"/>
-              </w:rPr>
-              <w:t>0.165</w:t>
-            </w:r>
-          </w:p>
-        </w:tc>
-        <w:tc>
-          <w:tcPr>
-            <w:tcW w:w="0" w:type="auto"/>
-            <w:tcBorders>
-              <w:top w:val="single" w:sz="6" w:space="0" w:color="CCCCCC"/>
-              <w:left w:val="single" w:sz="6" w:space="0" w:color="CCCCCC"/>
-              <w:bottom w:val="single" w:sz="6" w:space="0" w:color="CCCCCC"/>
-              <w:right w:val="single" w:sz="6" w:space="0" w:color="CCCCCC"/>
-            </w:tcBorders>
-            <w:tcMar>
-              <w:top w:w="30" w:type="dxa"/>
-              <w:left w:w="45" w:type="dxa"/>
-              <w:bottom w:w="30" w:type="dxa"/>
-              <w:right w:w="45" w:type="dxa"/>
-            </w:tcMar>
-            <w:vAlign w:val="bottom"/>
-            <w:hideMark/>
-          </w:tcPr>
-          <w:p>
-            <w:pPr>
-              <w:widowControl/>
-              <w:autoSpaceDE/>
-              <w:autoSpaceDN/>
-              <w:rPr>
-                <w:rFonts w:ascii="Arial" w:eastAsia="Times New Roman" w:hAnsi="Arial" w:cs="Arial"/>
-                <w:sz w:val="20"/>
-                <w:szCs w:val="20"/>
-                <w:lang w:eastAsia="ru-RU"/>
-              </w:rPr>
-            </w:pPr>
-            <w:r>
-              <w:rPr>
-                <w:rFonts w:ascii="Arial" w:eastAsia="Times New Roman" w:hAnsi="Arial" w:cs="Arial"/>
-                <w:sz w:val="20"/>
-                <w:szCs w:val="20"/>
-                <w:lang w:eastAsia="ru-RU"/>
-              </w:rPr>
-              <w:t>8.226</w:t>
+              <w:t>Принимается</w:t>
             </w:r>
           </w:p>
         </w:tc>
@@ -7153,6 +6238,7 @@
               <w:widowControl/>
               <w:autoSpaceDE/>
               <w:autoSpaceDN/>
+              <w:jc w:val="center"/>
               <w:rPr>
                 <w:rFonts w:ascii="Arial" w:eastAsia="Times New Roman" w:hAnsi="Arial" w:cs="Arial"/>
                 <w:sz w:val="20"/>
@@ -7167,7 +6253,7 @@
                 <w:szCs w:val="20"/>
                 <w:lang w:eastAsia="ru-RU"/>
               </w:rPr>
-              <w:t>МНМ</w:t>
+              <w:t>Равномерное</w:t>
             </w:r>
           </w:p>
         </w:tc>
@@ -7194,6 +6280,7 @@
               <w:widowControl/>
               <w:autoSpaceDE/>
               <w:autoSpaceDN/>
+              <w:jc w:val="center"/>
               <w:rPr>
                 <w:rFonts w:ascii="Arial" w:eastAsia="Times New Roman" w:hAnsi="Arial" w:cs="Arial"/>
                 <w:sz w:val="20"/>
@@ -7208,7 +6295,7 @@
                 <w:szCs w:val="20"/>
                 <w:lang w:eastAsia="ru-RU"/>
               </w:rPr>
-              <w:t>2.231</w:t>
+              <w:t>20</w:t>
             </w:r>
           </w:p>
         </w:tc>
@@ -7235,6 +6322,7 @@
               <w:widowControl/>
               <w:autoSpaceDE/>
               <w:autoSpaceDN/>
+              <w:jc w:val="center"/>
               <w:rPr>
                 <w:rFonts w:ascii="Arial" w:eastAsia="Times New Roman" w:hAnsi="Arial" w:cs="Arial"/>
                 <w:sz w:val="20"/>
@@ -7249,7 +6337,7 @@
                 <w:szCs w:val="20"/>
                 <w:lang w:eastAsia="ru-RU"/>
               </w:rPr>
-              <w:t>0.231</w:t>
+              <w:t>0.13</w:t>
             </w:r>
           </w:p>
         </w:tc>
@@ -7276,6 +6364,7 @@
               <w:widowControl/>
               <w:autoSpaceDE/>
               <w:autoSpaceDN/>
+              <w:jc w:val="center"/>
               <w:rPr>
                 <w:rFonts w:ascii="Arial" w:eastAsia="Times New Roman" w:hAnsi="Arial" w:cs="Arial"/>
                 <w:sz w:val="20"/>
@@ -7290,7 +6379,91 @@
                 <w:szCs w:val="20"/>
                 <w:lang w:eastAsia="ru-RU"/>
               </w:rPr>
-              <w:t>11.546</w:t>
+              <w:t>1.05</w:t>
+            </w:r>
+          </w:p>
+        </w:tc>
+        <w:tc>
+          <w:tcPr>
+            <w:tcW w:w="256" w:type="dxa"/>
+            <w:tcBorders>
+              <w:top w:val="single" w:sz="6" w:space="0" w:color="CCCCCC"/>
+              <w:left w:val="single" w:sz="6" w:space="0" w:color="CCCCCC"/>
+              <w:bottom w:val="single" w:sz="6" w:space="0" w:color="CCCCCC"/>
+              <w:right w:val="single" w:sz="6" w:space="0" w:color="CCCCCC"/>
+            </w:tcBorders>
+            <w:tcMar>
+              <w:top w:w="30" w:type="dxa"/>
+              <w:left w:w="45" w:type="dxa"/>
+              <w:bottom w:w="30" w:type="dxa"/>
+              <w:right w:w="45" w:type="dxa"/>
+            </w:tcMar>
+            <w:vAlign w:val="bottom"/>
+            <w:hideMark/>
+          </w:tcPr>
+          <w:p>
+            <w:pPr>
+              <w:widowControl/>
+              <w:autoSpaceDE/>
+              <w:autoSpaceDN/>
+              <w:jc w:val="center"/>
+              <w:rPr>
+                <w:rFonts w:ascii="Arial" w:eastAsia="Times New Roman" w:hAnsi="Arial" w:cs="Arial"/>
+                <w:sz w:val="20"/>
+                <w:szCs w:val="20"/>
+                <w:lang w:eastAsia="ru-RU"/>
+              </w:rPr>
+            </w:pPr>
+            <w:r>
+              <w:rPr>
+                <w:rFonts w:ascii="Arial" w:eastAsia="Times New Roman" w:hAnsi="Arial" w:cs="Arial"/>
+                <w:sz w:val="20"/>
+                <w:szCs w:val="20"/>
+                <w:lang w:eastAsia="ru-RU"/>
+              </w:rPr>
+              <w:t>4.23</w:t>
+            </w:r>
+          </w:p>
+        </w:tc>
+        <w:tc>
+          <w:tcPr>
+            <w:tcW w:w="1456" w:type="dxa"/>
+            <w:tcBorders>
+              <w:top w:val="single" w:sz="6" w:space="0" w:color="CCCCCC"/>
+              <w:left w:val="single" w:sz="6" w:space="0" w:color="CCCCCC"/>
+              <w:bottom w:val="single" w:sz="6" w:space="0" w:color="CCCCCC"/>
+              <w:right w:val="single" w:sz="6" w:space="0" w:color="CCCCCC"/>
+            </w:tcBorders>
+            <w:tcMar>
+              <w:top w:w="30" w:type="dxa"/>
+              <w:left w:w="45" w:type="dxa"/>
+              <w:bottom w:w="30" w:type="dxa"/>
+              <w:right w:w="45" w:type="dxa"/>
+            </w:tcMar>
+            <w:vAlign w:val="bottom"/>
+            <w:hideMark/>
+          </w:tcPr>
+          <w:p>
+            <w:pPr>
+              <w:widowControl/>
+              <w:autoSpaceDE/>
+              <w:autoSpaceDN/>
+              <w:jc w:val="center"/>
+              <w:rPr>
+                <w:rFonts w:ascii="Arial" w:eastAsia="Times New Roman" w:hAnsi="Arial" w:cs="Arial"/>
+                <w:sz w:val="20"/>
+                <w:szCs w:val="20"/>
+                <w:lang w:eastAsia="ru-RU"/>
+              </w:rPr>
+            </w:pPr>
+            <w:r>
+              <w:rPr>
+                <w:rFonts w:ascii="Arial" w:eastAsia="Times New Roman" w:hAnsi="Arial" w:cs="Arial"/>
+                <w:sz w:val="20"/>
+                <w:szCs w:val="20"/>
+                <w:lang w:eastAsia="ru-RU"/>
+              </w:rPr>
+              <w:t>9.49</w:t>
             </w:r>
           </w:p>
         </w:tc>
@@ -7317,6 +6490,7 @@
               <w:widowControl/>
               <w:autoSpaceDE/>
               <w:autoSpaceDN/>
+              <w:jc w:val="center"/>
               <w:rPr>
                 <w:rFonts w:ascii="Arial" w:eastAsia="Times New Roman" w:hAnsi="Arial" w:cs="Arial"/>
                 <w:sz w:val="20"/>
@@ -7331,524 +6505,7 @@
                 <w:szCs w:val="20"/>
                 <w:lang w:eastAsia="ru-RU"/>
               </w:rPr>
-              <w:t>2.100</w:t>
-            </w:r>
-          </w:p>
-        </w:tc>
-        <w:tc>
-          <w:tcPr>
-            <w:tcW w:w="0" w:type="auto"/>
-            <w:tcBorders>
-              <w:top w:val="single" w:sz="6" w:space="0" w:color="CCCCCC"/>
-              <w:left w:val="single" w:sz="6" w:space="0" w:color="CCCCCC"/>
-              <w:bottom w:val="single" w:sz="6" w:space="0" w:color="CCCCCC"/>
-              <w:right w:val="single" w:sz="6" w:space="0" w:color="CCCCCC"/>
-            </w:tcBorders>
-            <w:tcMar>
-              <w:top w:w="30" w:type="dxa"/>
-              <w:left w:w="45" w:type="dxa"/>
-              <w:bottom w:w="30" w:type="dxa"/>
-              <w:right w:w="45" w:type="dxa"/>
-            </w:tcMar>
-            <w:vAlign w:val="bottom"/>
-            <w:hideMark/>
-          </w:tcPr>
-          <w:p>
-            <w:pPr>
-              <w:widowControl/>
-              <w:autoSpaceDE/>
-              <w:autoSpaceDN/>
-              <w:rPr>
-                <w:rFonts w:ascii="Arial" w:eastAsia="Times New Roman" w:hAnsi="Arial" w:cs="Arial"/>
-                <w:sz w:val="20"/>
-                <w:szCs w:val="20"/>
-                <w:lang w:eastAsia="ru-RU"/>
-              </w:rPr>
-            </w:pPr>
-            <w:r>
-              <w:rPr>
-                <w:rFonts w:ascii="Arial" w:eastAsia="Times New Roman" w:hAnsi="Arial" w:cs="Arial"/>
-                <w:sz w:val="20"/>
-                <w:szCs w:val="20"/>
-                <w:lang w:eastAsia="ru-RU"/>
-              </w:rPr>
-              <w:t>0.100</w:t>
-            </w:r>
-          </w:p>
-        </w:tc>
-        <w:tc>
-          <w:tcPr>
-            <w:tcW w:w="0" w:type="auto"/>
-            <w:tcBorders>
-              <w:top w:val="single" w:sz="6" w:space="0" w:color="CCCCCC"/>
-              <w:left w:val="single" w:sz="6" w:space="0" w:color="CCCCCC"/>
-              <w:bottom w:val="single" w:sz="6" w:space="0" w:color="CCCCCC"/>
-              <w:right w:val="single" w:sz="6" w:space="0" w:color="CCCCCC"/>
-            </w:tcBorders>
-            <w:tcMar>
-              <w:top w:w="30" w:type="dxa"/>
-              <w:left w:w="45" w:type="dxa"/>
-              <w:bottom w:w="30" w:type="dxa"/>
-              <w:right w:w="45" w:type="dxa"/>
-            </w:tcMar>
-            <w:vAlign w:val="bottom"/>
-            <w:hideMark/>
-          </w:tcPr>
-          <w:p>
-            <w:pPr>
-              <w:widowControl/>
-              <w:autoSpaceDE/>
-              <w:autoSpaceDN/>
-              <w:rPr>
-                <w:rFonts w:ascii="Arial" w:eastAsia="Times New Roman" w:hAnsi="Arial" w:cs="Arial"/>
-                <w:sz w:val="20"/>
-                <w:szCs w:val="20"/>
-                <w:lang w:eastAsia="ru-RU"/>
-              </w:rPr>
-            </w:pPr>
-            <w:r>
-              <w:rPr>
-                <w:rFonts w:ascii="Arial" w:eastAsia="Times New Roman" w:hAnsi="Arial" w:cs="Arial"/>
-                <w:sz w:val="20"/>
-                <w:szCs w:val="20"/>
-                <w:lang w:eastAsia="ru-RU"/>
-              </w:rPr>
-              <w:t>5.003</w:t>
-            </w:r>
-          </w:p>
-        </w:tc>
-      </w:tr>
-    </w:tbl>
-    <w:p/>
-    <w:p>
-      <w:pPr>
-        <w:pStyle w:val="3"/>
-        <w:rPr>
-          <w:noProof/>
-        </w:rPr>
-      </w:pPr>
-      <w:bookmarkStart w:id="10" w:name="_Toc226561909"/>
-      <w:r>
-        <w:t>График регрессии</w:t>
-      </w:r>
-      <w:bookmarkEnd w:id="10"/>
-      <w:r>
-        <w:rPr>
-          <w:noProof/>
-        </w:rPr>
-        <w:t xml:space="preserve"> </w:t>
-      </w:r>
-    </w:p>
-    <w:p>
-      <w:r>
-        <w:rPr>
-          <w:noProof/>
-        </w:rPr>
-        <w:drawing>
-          <wp:inline distT="0" distB="0" distL="0" distR="0" wp14:anchorId="0C69EDBD" wp14:editId="46BBE231">
-            <wp:extent cx="5940425" cy="3009265"/>
-            <wp:effectExtent l="0" t="0" r="3175" b="635"/>
-            <wp:docPr id="2" name="Рисунок 2"/>
-            <wp:cNvGraphicFramePr>
-              <a:graphicFrameLocks xmlns:a="http://schemas.openxmlformats.org/drawingml/2006/main" noChangeAspect="1"/>
-            </wp:cNvGraphicFramePr>
-            <a:graphic xmlns:a="http://schemas.openxmlformats.org/drawingml/2006/main">
-              <a:graphicData uri="http://schemas.openxmlformats.org/drawingml/2006/picture">
-                <pic:pic xmlns:pic="http://schemas.openxmlformats.org/drawingml/2006/picture">
-                  <pic:nvPicPr>
-                    <pic:cNvPr id="1" name=""/>
-                    <pic:cNvPicPr/>
-                  </pic:nvPicPr>
-                  <pic:blipFill>
-                    <a:blip r:embed="rId8"/>
-                    <a:stretch>
-                      <a:fillRect/>
-                    </a:stretch>
-                  </pic:blipFill>
-                  <pic:spPr>
-                    <a:xfrm>
-                      <a:off x="0" y="0"/>
-                      <a:ext cx="5940425" cy="3009265"/>
-                    </a:xfrm>
-                    <a:prstGeom prst="rect">
-                      <a:avLst/>
-                    </a:prstGeom>
-                  </pic:spPr>
-                </pic:pic>
-              </a:graphicData>
-            </a:graphic>
-          </wp:inline>
-        </w:drawing>
-      </w:r>
-    </w:p>
-    <w:p>
-      <w:pPr>
-        <w:jc w:val="center"/>
-      </w:pPr>
-      <w:r>
-        <w:t>Рис 2. График регрессии для чистой выборки</w:t>
-      </w:r>
-    </w:p>
-    <w:p>
-      <w:pPr>
-        <w:rPr>
-          <w:noProof/>
-        </w:rPr>
-      </w:pPr>
-    </w:p>
-    <w:p>
-      <w:pPr>
-        <w:pStyle w:val="2"/>
-      </w:pPr>
-      <w:bookmarkStart w:id="11" w:name="_Toc226561910"/>
-      <w:r>
-        <w:t>Выборка с выбросами</w:t>
-      </w:r>
-      <w:bookmarkEnd w:id="11"/>
-    </w:p>
-    <w:p>
-      <w:pPr>
-        <w:pStyle w:val="3"/>
-      </w:pPr>
-      <w:bookmarkStart w:id="12" w:name="_Toc226561911"/>
-      <w:r>
-        <w:t>Значение рассчитанных коэффициентов</w:t>
-      </w:r>
-      <w:bookmarkEnd w:id="12"/>
-    </w:p>
-    <w:tbl>
-      <w:tblPr>
-        <w:tblW w:w="4456" w:type="dxa"/>
-        <w:tblInd w:w="2018" w:type="dxa"/>
-        <w:tblCellMar>
-          <w:left w:w="0" w:type="dxa"/>
-          <w:right w:w="0" w:type="dxa"/>
-        </w:tblCellMar>
-        <w:tblLook w:val="04A0" w:firstRow="1" w:lastRow="0" w:firstColumn="1" w:lastColumn="0" w:noHBand="0" w:noVBand="1"/>
-      </w:tblPr>
-      <w:tblGrid>
-        <w:gridCol w:w="688"/>
-        <w:gridCol w:w="591"/>
-        <w:gridCol w:w="591"/>
-        <w:gridCol w:w="702"/>
-        <w:gridCol w:w="591"/>
-        <w:gridCol w:w="591"/>
-        <w:gridCol w:w="702"/>
-      </w:tblGrid>
-      <w:tr>
-        <w:trPr>
-          <w:trHeight w:val="315"/>
-        </w:trPr>
-        <w:tc>
-          <w:tcPr>
-            <w:tcW w:w="0" w:type="auto"/>
-            <w:tcBorders>
-              <w:top w:val="single" w:sz="6" w:space="0" w:color="CCCCCC"/>
-              <w:left w:val="single" w:sz="6" w:space="0" w:color="CCCCCC"/>
-              <w:bottom w:val="single" w:sz="6" w:space="0" w:color="CCCCCC"/>
-              <w:right w:val="single" w:sz="6" w:space="0" w:color="CCCCCC"/>
-            </w:tcBorders>
-            <w:tcMar>
-              <w:top w:w="30" w:type="dxa"/>
-              <w:left w:w="45" w:type="dxa"/>
-              <w:bottom w:w="30" w:type="dxa"/>
-              <w:right w:w="45" w:type="dxa"/>
-            </w:tcMar>
-            <w:vAlign w:val="bottom"/>
-            <w:hideMark/>
-          </w:tcPr>
-          <w:p>
-            <w:pPr>
-              <w:widowControl/>
-              <w:autoSpaceDE/>
-              <w:autoSpaceDN/>
-              <w:rPr>
-                <w:rFonts w:ascii="Arial" w:eastAsia="Times New Roman" w:hAnsi="Arial" w:cs="Arial"/>
-                <w:sz w:val="20"/>
-                <w:szCs w:val="20"/>
-                <w:lang w:eastAsia="ru-RU"/>
-              </w:rPr>
-            </w:pPr>
-            <w:r>
-              <w:rPr>
-                <w:rFonts w:ascii="Arial" w:eastAsia="Times New Roman" w:hAnsi="Arial" w:cs="Arial"/>
-                <w:sz w:val="20"/>
-                <w:szCs w:val="20"/>
-                <w:lang w:eastAsia="ru-RU"/>
-              </w:rPr>
-              <w:t>Метод</w:t>
-            </w:r>
-          </w:p>
-        </w:tc>
-        <w:tc>
-          <w:tcPr>
-            <w:tcW w:w="0" w:type="auto"/>
-            <w:tcBorders>
-              <w:top w:val="single" w:sz="6" w:space="0" w:color="CCCCCC"/>
-              <w:left w:val="single" w:sz="6" w:space="0" w:color="CCCCCC"/>
-              <w:bottom w:val="single" w:sz="6" w:space="0" w:color="CCCCCC"/>
-              <w:right w:val="single" w:sz="6" w:space="0" w:color="CCCCCC"/>
-            </w:tcBorders>
-            <w:tcMar>
-              <w:top w:w="30" w:type="dxa"/>
-              <w:left w:w="45" w:type="dxa"/>
-              <w:bottom w:w="30" w:type="dxa"/>
-              <w:right w:w="45" w:type="dxa"/>
-            </w:tcMar>
-            <w:vAlign w:val="bottom"/>
-            <w:hideMark/>
-          </w:tcPr>
-          <w:p>
-            <w:pPr>
-              <w:widowControl/>
-              <w:autoSpaceDE/>
-              <w:autoSpaceDN/>
-              <w:rPr>
-                <w:rFonts w:ascii="Arial" w:eastAsia="Times New Roman" w:hAnsi="Arial" w:cs="Arial"/>
-                <w:sz w:val="20"/>
-                <w:szCs w:val="20"/>
-                <w:lang w:eastAsia="ru-RU"/>
-              </w:rPr>
-            </w:pPr>
-            <w:r>
-              <w:rPr>
-                <w:rFonts w:ascii="Arial" w:eastAsia="Times New Roman" w:hAnsi="Arial" w:cs="Arial"/>
-                <w:sz w:val="20"/>
-                <w:szCs w:val="20"/>
-                <w:lang w:eastAsia="ru-RU"/>
-              </w:rPr>
-              <w:t>a</w:t>
-            </w:r>
-          </w:p>
-        </w:tc>
-        <w:tc>
-          <w:tcPr>
-            <w:tcW w:w="0" w:type="auto"/>
-            <w:tcBorders>
-              <w:top w:val="single" w:sz="6" w:space="0" w:color="CCCCCC"/>
-              <w:left w:val="single" w:sz="6" w:space="0" w:color="CCCCCC"/>
-              <w:bottom w:val="single" w:sz="6" w:space="0" w:color="CCCCCC"/>
-              <w:right w:val="single" w:sz="6" w:space="0" w:color="CCCCCC"/>
-            </w:tcBorders>
-            <w:tcMar>
-              <w:top w:w="30" w:type="dxa"/>
-              <w:left w:w="45" w:type="dxa"/>
-              <w:bottom w:w="30" w:type="dxa"/>
-              <w:right w:w="45" w:type="dxa"/>
-            </w:tcMar>
-            <w:vAlign w:val="bottom"/>
-            <w:hideMark/>
-          </w:tcPr>
-          <w:p>
-            <w:pPr>
-              <w:widowControl/>
-              <w:autoSpaceDE/>
-              <w:autoSpaceDN/>
-              <w:rPr>
-                <w:rFonts w:ascii="Arial" w:eastAsia="Times New Roman" w:hAnsi="Arial" w:cs="Arial"/>
-                <w:sz w:val="20"/>
-                <w:szCs w:val="20"/>
-                <w:lang w:eastAsia="ru-RU"/>
-              </w:rPr>
-            </w:pPr>
-            <w:proofErr w:type="spellStart"/>
-            <w:r>
-              <w:rPr>
-                <w:rFonts w:ascii="Arial" w:eastAsia="Times New Roman" w:hAnsi="Arial" w:cs="Arial"/>
-                <w:sz w:val="20"/>
-                <w:szCs w:val="20"/>
-                <w:lang w:eastAsia="ru-RU"/>
-              </w:rPr>
-              <w:t>Δa</w:t>
-            </w:r>
-            <w:proofErr w:type="spellEnd"/>
-          </w:p>
-        </w:tc>
-        <w:tc>
-          <w:tcPr>
-            <w:tcW w:w="0" w:type="auto"/>
-            <w:tcBorders>
-              <w:top w:val="single" w:sz="6" w:space="0" w:color="CCCCCC"/>
-              <w:left w:val="single" w:sz="6" w:space="0" w:color="CCCCCC"/>
-              <w:bottom w:val="single" w:sz="6" w:space="0" w:color="CCCCCC"/>
-              <w:right w:val="single" w:sz="6" w:space="0" w:color="CCCCCC"/>
-            </w:tcBorders>
-            <w:tcMar>
-              <w:top w:w="30" w:type="dxa"/>
-              <w:left w:w="45" w:type="dxa"/>
-              <w:bottom w:w="30" w:type="dxa"/>
-              <w:right w:w="45" w:type="dxa"/>
-            </w:tcMar>
-            <w:vAlign w:val="bottom"/>
-            <w:hideMark/>
-          </w:tcPr>
-          <w:p>
-            <w:pPr>
-              <w:widowControl/>
-              <w:autoSpaceDE/>
-              <w:autoSpaceDN/>
-              <w:rPr>
-                <w:rFonts w:ascii="Arial" w:eastAsia="Times New Roman" w:hAnsi="Arial" w:cs="Arial"/>
-                <w:sz w:val="20"/>
-                <w:szCs w:val="20"/>
-                <w:lang w:eastAsia="ru-RU"/>
-              </w:rPr>
-            </w:pPr>
-            <w:proofErr w:type="spellStart"/>
-            <w:r>
-              <w:rPr>
-                <w:rFonts w:ascii="Arial" w:eastAsia="Times New Roman" w:hAnsi="Arial" w:cs="Arial"/>
-                <w:sz w:val="20"/>
-                <w:szCs w:val="20"/>
-                <w:lang w:eastAsia="ru-RU"/>
-              </w:rPr>
-              <w:t>δa</w:t>
-            </w:r>
-            <w:proofErr w:type="spellEnd"/>
-            <w:r>
-              <w:rPr>
-                <w:rFonts w:ascii="Arial" w:eastAsia="Times New Roman" w:hAnsi="Arial" w:cs="Arial"/>
-                <w:sz w:val="20"/>
-                <w:szCs w:val="20"/>
-                <w:lang w:eastAsia="ru-RU"/>
-              </w:rPr>
-              <w:t>, %</w:t>
-            </w:r>
-          </w:p>
-        </w:tc>
-        <w:tc>
-          <w:tcPr>
-            <w:tcW w:w="0" w:type="auto"/>
-            <w:tcBorders>
-              <w:top w:val="single" w:sz="6" w:space="0" w:color="CCCCCC"/>
-              <w:left w:val="single" w:sz="6" w:space="0" w:color="CCCCCC"/>
-              <w:bottom w:val="single" w:sz="6" w:space="0" w:color="CCCCCC"/>
-              <w:right w:val="single" w:sz="6" w:space="0" w:color="CCCCCC"/>
-            </w:tcBorders>
-            <w:tcMar>
-              <w:top w:w="30" w:type="dxa"/>
-              <w:left w:w="45" w:type="dxa"/>
-              <w:bottom w:w="30" w:type="dxa"/>
-              <w:right w:w="45" w:type="dxa"/>
-            </w:tcMar>
-            <w:vAlign w:val="bottom"/>
-            <w:hideMark/>
-          </w:tcPr>
-          <w:p>
-            <w:pPr>
-              <w:widowControl/>
-              <w:autoSpaceDE/>
-              <w:autoSpaceDN/>
-              <w:rPr>
-                <w:rFonts w:ascii="Arial" w:eastAsia="Times New Roman" w:hAnsi="Arial" w:cs="Arial"/>
-                <w:sz w:val="20"/>
-                <w:szCs w:val="20"/>
-                <w:lang w:eastAsia="ru-RU"/>
-              </w:rPr>
-            </w:pPr>
-            <w:r>
-              <w:rPr>
-                <w:rFonts w:ascii="Arial" w:eastAsia="Times New Roman" w:hAnsi="Arial" w:cs="Arial"/>
-                <w:sz w:val="20"/>
-                <w:szCs w:val="20"/>
-                <w:lang w:eastAsia="ru-RU"/>
-              </w:rPr>
-              <w:t>b</w:t>
-            </w:r>
-          </w:p>
-        </w:tc>
-        <w:tc>
-          <w:tcPr>
-            <w:tcW w:w="0" w:type="auto"/>
-            <w:tcBorders>
-              <w:top w:val="single" w:sz="6" w:space="0" w:color="CCCCCC"/>
-              <w:left w:val="single" w:sz="6" w:space="0" w:color="CCCCCC"/>
-              <w:bottom w:val="single" w:sz="6" w:space="0" w:color="CCCCCC"/>
-              <w:right w:val="single" w:sz="6" w:space="0" w:color="CCCCCC"/>
-            </w:tcBorders>
-            <w:tcMar>
-              <w:top w:w="30" w:type="dxa"/>
-              <w:left w:w="45" w:type="dxa"/>
-              <w:bottom w:w="30" w:type="dxa"/>
-              <w:right w:w="45" w:type="dxa"/>
-            </w:tcMar>
-            <w:vAlign w:val="bottom"/>
-            <w:hideMark/>
-          </w:tcPr>
-          <w:p>
-            <w:pPr>
-              <w:widowControl/>
-              <w:autoSpaceDE/>
-              <w:autoSpaceDN/>
-              <w:rPr>
-                <w:rFonts w:ascii="Arial" w:eastAsia="Times New Roman" w:hAnsi="Arial" w:cs="Arial"/>
-                <w:sz w:val="20"/>
-                <w:szCs w:val="20"/>
-                <w:lang w:eastAsia="ru-RU"/>
-              </w:rPr>
-            </w:pPr>
-            <w:proofErr w:type="spellStart"/>
-            <w:r>
-              <w:rPr>
-                <w:rFonts w:ascii="Arial" w:eastAsia="Times New Roman" w:hAnsi="Arial" w:cs="Arial"/>
-                <w:sz w:val="20"/>
-                <w:szCs w:val="20"/>
-                <w:lang w:eastAsia="ru-RU"/>
-              </w:rPr>
-              <w:t>Δb</w:t>
-            </w:r>
-            <w:proofErr w:type="spellEnd"/>
-          </w:p>
-        </w:tc>
-        <w:tc>
-          <w:tcPr>
-            <w:tcW w:w="0" w:type="auto"/>
-            <w:tcBorders>
-              <w:top w:val="single" w:sz="6" w:space="0" w:color="CCCCCC"/>
-              <w:left w:val="single" w:sz="6" w:space="0" w:color="CCCCCC"/>
-              <w:bottom w:val="single" w:sz="6" w:space="0" w:color="CCCCCC"/>
-              <w:right w:val="single" w:sz="6" w:space="0" w:color="CCCCCC"/>
-            </w:tcBorders>
-            <w:tcMar>
-              <w:top w:w="30" w:type="dxa"/>
-              <w:left w:w="45" w:type="dxa"/>
-              <w:bottom w:w="30" w:type="dxa"/>
-              <w:right w:w="45" w:type="dxa"/>
-            </w:tcMar>
-            <w:vAlign w:val="bottom"/>
-            <w:hideMark/>
-          </w:tcPr>
-          <w:p>
-            <w:pPr>
-              <w:widowControl/>
-              <w:autoSpaceDE/>
-              <w:autoSpaceDN/>
-              <w:rPr>
-                <w:rFonts w:ascii="Arial" w:eastAsia="Times New Roman" w:hAnsi="Arial" w:cs="Arial"/>
-                <w:sz w:val="20"/>
-                <w:szCs w:val="20"/>
-                <w:lang w:eastAsia="ru-RU"/>
-              </w:rPr>
-            </w:pPr>
-            <w:proofErr w:type="spellStart"/>
-            <w:r>
-              <w:rPr>
-                <w:rFonts w:ascii="Arial" w:eastAsia="Times New Roman" w:hAnsi="Arial" w:cs="Arial"/>
-                <w:sz w:val="20"/>
-                <w:szCs w:val="20"/>
-                <w:lang w:eastAsia="ru-RU"/>
-              </w:rPr>
-              <w:t>δb</w:t>
-            </w:r>
-            <w:proofErr w:type="spellEnd"/>
-            <w:r>
-              <w:rPr>
-                <w:rFonts w:ascii="Arial" w:eastAsia="Times New Roman" w:hAnsi="Arial" w:cs="Arial"/>
-                <w:sz w:val="20"/>
-                <w:szCs w:val="20"/>
-                <w:lang w:eastAsia="ru-RU"/>
-              </w:rPr>
-              <w:t>, %</w:t>
+              <w:t>Принимается</w:t>
             </w:r>
           </w:p>
         </w:tc>
@@ -7880,6 +6537,7 @@
               <w:widowControl/>
               <w:autoSpaceDE/>
               <w:autoSpaceDN/>
+              <w:jc w:val="center"/>
               <w:rPr>
                 <w:rFonts w:ascii="Arial" w:eastAsia="Times New Roman" w:hAnsi="Arial" w:cs="Arial"/>
                 <w:sz w:val="20"/>
@@ -7894,7 +6552,7 @@
                 <w:szCs w:val="20"/>
                 <w:lang w:eastAsia="ru-RU"/>
               </w:rPr>
-              <w:t>МНК</w:t>
+              <w:t>Лапласа</w:t>
             </w:r>
           </w:p>
         </w:tc>
@@ -7921,6 +6579,7 @@
               <w:widowControl/>
               <w:autoSpaceDE/>
               <w:autoSpaceDN/>
+              <w:jc w:val="center"/>
               <w:rPr>
                 <w:rFonts w:ascii="Arial" w:eastAsia="Times New Roman" w:hAnsi="Arial" w:cs="Arial"/>
                 <w:sz w:val="20"/>
@@ -7935,7 +6594,7 @@
                 <w:szCs w:val="20"/>
                 <w:lang w:eastAsia="ru-RU"/>
               </w:rPr>
-              <w:t>2.105</w:t>
+              <w:t>20</w:t>
             </w:r>
           </w:p>
         </w:tc>
@@ -7962,6 +6621,7 @@
               <w:widowControl/>
               <w:autoSpaceDE/>
               <w:autoSpaceDN/>
+              <w:jc w:val="center"/>
               <w:rPr>
                 <w:rFonts w:ascii="Arial" w:eastAsia="Times New Roman" w:hAnsi="Arial" w:cs="Arial"/>
                 <w:sz w:val="20"/>
@@ -7976,7 +6636,7 @@
                 <w:szCs w:val="20"/>
                 <w:lang w:eastAsia="ru-RU"/>
               </w:rPr>
-              <w:t>0.105</w:t>
+              <w:t>0.14</w:t>
             </w:r>
           </w:p>
         </w:tc>
@@ -8003,6 +6663,7 @@
               <w:widowControl/>
               <w:autoSpaceDE/>
               <w:autoSpaceDN/>
+              <w:jc w:val="center"/>
               <w:rPr>
                 <w:rFonts w:ascii="Arial" w:eastAsia="Times New Roman" w:hAnsi="Arial" w:cs="Arial"/>
                 <w:sz w:val="20"/>
@@ -8017,7 +6678,91 @@
                 <w:szCs w:val="20"/>
                 <w:lang w:eastAsia="ru-RU"/>
               </w:rPr>
-              <w:t>5.252</w:t>
+              <w:t>0.88</w:t>
+            </w:r>
+          </w:p>
+        </w:tc>
+        <w:tc>
+          <w:tcPr>
+            <w:tcW w:w="256" w:type="dxa"/>
+            <w:tcBorders>
+              <w:top w:val="single" w:sz="6" w:space="0" w:color="CCCCCC"/>
+              <w:left w:val="single" w:sz="6" w:space="0" w:color="CCCCCC"/>
+              <w:bottom w:val="single" w:sz="6" w:space="0" w:color="CCCCCC"/>
+              <w:right w:val="single" w:sz="6" w:space="0" w:color="CCCCCC"/>
+            </w:tcBorders>
+            <w:tcMar>
+              <w:top w:w="30" w:type="dxa"/>
+              <w:left w:w="45" w:type="dxa"/>
+              <w:bottom w:w="30" w:type="dxa"/>
+              <w:right w:w="45" w:type="dxa"/>
+            </w:tcMar>
+            <w:vAlign w:val="bottom"/>
+            <w:hideMark/>
+          </w:tcPr>
+          <w:p>
+            <w:pPr>
+              <w:widowControl/>
+              <w:autoSpaceDE/>
+              <w:autoSpaceDN/>
+              <w:jc w:val="center"/>
+              <w:rPr>
+                <w:rFonts w:ascii="Arial" w:eastAsia="Times New Roman" w:hAnsi="Arial" w:cs="Arial"/>
+                <w:sz w:val="20"/>
+                <w:szCs w:val="20"/>
+                <w:lang w:eastAsia="ru-RU"/>
+              </w:rPr>
+            </w:pPr>
+            <w:r>
+              <w:rPr>
+                <w:rFonts w:ascii="Arial" w:eastAsia="Times New Roman" w:hAnsi="Arial" w:cs="Arial"/>
+                <w:sz w:val="20"/>
+                <w:szCs w:val="20"/>
+                <w:lang w:eastAsia="ru-RU"/>
+              </w:rPr>
+              <w:t>2.04</w:t>
+            </w:r>
+          </w:p>
+        </w:tc>
+        <w:tc>
+          <w:tcPr>
+            <w:tcW w:w="1456" w:type="dxa"/>
+            <w:tcBorders>
+              <w:top w:val="single" w:sz="6" w:space="0" w:color="CCCCCC"/>
+              <w:left w:val="single" w:sz="6" w:space="0" w:color="CCCCCC"/>
+              <w:bottom w:val="single" w:sz="6" w:space="0" w:color="CCCCCC"/>
+              <w:right w:val="single" w:sz="6" w:space="0" w:color="CCCCCC"/>
+            </w:tcBorders>
+            <w:tcMar>
+              <w:top w:w="30" w:type="dxa"/>
+              <w:left w:w="45" w:type="dxa"/>
+              <w:bottom w:w="30" w:type="dxa"/>
+              <w:right w:w="45" w:type="dxa"/>
+            </w:tcMar>
+            <w:vAlign w:val="bottom"/>
+            <w:hideMark/>
+          </w:tcPr>
+          <w:p>
+            <w:pPr>
+              <w:widowControl/>
+              <w:autoSpaceDE/>
+              <w:autoSpaceDN/>
+              <w:jc w:val="center"/>
+              <w:rPr>
+                <w:rFonts w:ascii="Arial" w:eastAsia="Times New Roman" w:hAnsi="Arial" w:cs="Arial"/>
+                <w:sz w:val="20"/>
+                <w:szCs w:val="20"/>
+                <w:lang w:eastAsia="ru-RU"/>
+              </w:rPr>
+            </w:pPr>
+            <w:r>
+              <w:rPr>
+                <w:rFonts w:ascii="Arial" w:eastAsia="Times New Roman" w:hAnsi="Arial" w:cs="Arial"/>
+                <w:sz w:val="20"/>
+                <w:szCs w:val="20"/>
+                <w:lang w:eastAsia="ru-RU"/>
+              </w:rPr>
+              <w:t>9.49</w:t>
             </w:r>
           </w:p>
         </w:tc>
@@ -8044,6 +6789,7 @@
               <w:widowControl/>
               <w:autoSpaceDE/>
               <w:autoSpaceDN/>
+              <w:jc w:val="center"/>
               <w:rPr>
                 <w:rFonts w:ascii="Arial" w:eastAsia="Times New Roman" w:hAnsi="Arial" w:cs="Arial"/>
                 <w:sz w:val="20"/>
@@ -8058,410 +6804,40 @@
                 <w:szCs w:val="20"/>
                 <w:lang w:eastAsia="ru-RU"/>
               </w:rPr>
-              <w:t>0.736</w:t>
-            </w:r>
-          </w:p>
-        </w:tc>
-        <w:tc>
-          <w:tcPr>
-            <w:tcW w:w="0" w:type="auto"/>
-            <w:tcBorders>
-              <w:top w:val="single" w:sz="6" w:space="0" w:color="CCCCCC"/>
-              <w:left w:val="single" w:sz="6" w:space="0" w:color="CCCCCC"/>
-              <w:bottom w:val="single" w:sz="6" w:space="0" w:color="CCCCCC"/>
-              <w:right w:val="single" w:sz="6" w:space="0" w:color="CCCCCC"/>
-            </w:tcBorders>
-            <w:tcMar>
-              <w:top w:w="30" w:type="dxa"/>
-              <w:left w:w="45" w:type="dxa"/>
-              <w:bottom w:w="30" w:type="dxa"/>
-              <w:right w:w="45" w:type="dxa"/>
-            </w:tcMar>
-            <w:vAlign w:val="bottom"/>
-            <w:hideMark/>
-          </w:tcPr>
-          <w:p>
-            <w:pPr>
-              <w:widowControl/>
-              <w:autoSpaceDE/>
-              <w:autoSpaceDN/>
-              <w:rPr>
-                <w:rFonts w:ascii="Arial" w:eastAsia="Times New Roman" w:hAnsi="Arial" w:cs="Arial"/>
-                <w:sz w:val="20"/>
-                <w:szCs w:val="20"/>
-                <w:lang w:eastAsia="ru-RU"/>
-              </w:rPr>
-            </w:pPr>
-            <w:r>
-              <w:rPr>
-                <w:rFonts w:ascii="Arial" w:eastAsia="Times New Roman" w:hAnsi="Arial" w:cs="Arial"/>
-                <w:sz w:val="20"/>
-                <w:szCs w:val="20"/>
-                <w:lang w:eastAsia="ru-RU"/>
-              </w:rPr>
-              <w:t>1.264</w:t>
-            </w:r>
-          </w:p>
-        </w:tc>
-        <w:tc>
-          <w:tcPr>
-            <w:tcW w:w="0" w:type="auto"/>
-            <w:tcBorders>
-              <w:top w:val="single" w:sz="6" w:space="0" w:color="CCCCCC"/>
-              <w:left w:val="single" w:sz="6" w:space="0" w:color="CCCCCC"/>
-              <w:bottom w:val="single" w:sz="6" w:space="0" w:color="CCCCCC"/>
-              <w:right w:val="single" w:sz="6" w:space="0" w:color="CCCCCC"/>
-            </w:tcBorders>
-            <w:tcMar>
-              <w:top w:w="30" w:type="dxa"/>
-              <w:left w:w="45" w:type="dxa"/>
-              <w:bottom w:w="30" w:type="dxa"/>
-              <w:right w:w="45" w:type="dxa"/>
-            </w:tcMar>
-            <w:vAlign w:val="bottom"/>
-            <w:hideMark/>
-          </w:tcPr>
-          <w:p>
-            <w:pPr>
-              <w:widowControl/>
-              <w:autoSpaceDE/>
-              <w:autoSpaceDN/>
-              <w:rPr>
-                <w:rFonts w:ascii="Arial" w:eastAsia="Times New Roman" w:hAnsi="Arial" w:cs="Arial"/>
-                <w:sz w:val="20"/>
-                <w:szCs w:val="20"/>
-                <w:lang w:eastAsia="ru-RU"/>
-              </w:rPr>
-            </w:pPr>
-            <w:r>
-              <w:rPr>
-                <w:rFonts w:ascii="Arial" w:eastAsia="Times New Roman" w:hAnsi="Arial" w:cs="Arial"/>
-                <w:sz w:val="20"/>
-                <w:szCs w:val="20"/>
-                <w:lang w:eastAsia="ru-RU"/>
-              </w:rPr>
-              <w:t>63.203</w:t>
-            </w:r>
-          </w:p>
-        </w:tc>
-      </w:tr>
-      <w:tr>
-        <w:trPr>
-          <w:trHeight w:val="315"/>
-        </w:trPr>
-        <w:tc>
-          <w:tcPr>
-            <w:tcW w:w="0" w:type="auto"/>
-            <w:tcBorders>
-              <w:top w:val="single" w:sz="6" w:space="0" w:color="CCCCCC"/>
-              <w:left w:val="single" w:sz="6" w:space="0" w:color="CCCCCC"/>
-              <w:bottom w:val="single" w:sz="6" w:space="0" w:color="CCCCCC"/>
-              <w:right w:val="single" w:sz="6" w:space="0" w:color="CCCCCC"/>
-            </w:tcBorders>
-            <w:tcMar>
-              <w:top w:w="30" w:type="dxa"/>
-              <w:left w:w="45" w:type="dxa"/>
-              <w:bottom w:w="30" w:type="dxa"/>
-              <w:right w:w="45" w:type="dxa"/>
-            </w:tcMar>
-            <w:vAlign w:val="bottom"/>
-            <w:hideMark/>
-          </w:tcPr>
-          <w:p>
-            <w:pPr>
-              <w:widowControl/>
-              <w:autoSpaceDE/>
-              <w:autoSpaceDN/>
-              <w:rPr>
-                <w:rFonts w:ascii="Arial" w:eastAsia="Times New Roman" w:hAnsi="Arial" w:cs="Arial"/>
-                <w:sz w:val="20"/>
-                <w:szCs w:val="20"/>
-                <w:lang w:eastAsia="ru-RU"/>
-              </w:rPr>
-            </w:pPr>
-            <w:r>
-              <w:rPr>
-                <w:rFonts w:ascii="Arial" w:eastAsia="Times New Roman" w:hAnsi="Arial" w:cs="Arial"/>
-                <w:sz w:val="20"/>
-                <w:szCs w:val="20"/>
-                <w:lang w:eastAsia="ru-RU"/>
-              </w:rPr>
-              <w:t>МНМ</w:t>
-            </w:r>
-          </w:p>
-        </w:tc>
-        <w:tc>
-          <w:tcPr>
-            <w:tcW w:w="0" w:type="auto"/>
-            <w:tcBorders>
-              <w:top w:val="single" w:sz="6" w:space="0" w:color="CCCCCC"/>
-              <w:left w:val="single" w:sz="6" w:space="0" w:color="CCCCCC"/>
-              <w:bottom w:val="single" w:sz="6" w:space="0" w:color="CCCCCC"/>
-              <w:right w:val="single" w:sz="6" w:space="0" w:color="CCCCCC"/>
-            </w:tcBorders>
-            <w:tcMar>
-              <w:top w:w="30" w:type="dxa"/>
-              <w:left w:w="45" w:type="dxa"/>
-              <w:bottom w:w="30" w:type="dxa"/>
-              <w:right w:w="45" w:type="dxa"/>
-            </w:tcMar>
-            <w:vAlign w:val="bottom"/>
-            <w:hideMark/>
-          </w:tcPr>
-          <w:p>
-            <w:pPr>
-              <w:widowControl/>
-              <w:autoSpaceDE/>
-              <w:autoSpaceDN/>
-              <w:rPr>
-                <w:rFonts w:ascii="Arial" w:eastAsia="Times New Roman" w:hAnsi="Arial" w:cs="Arial"/>
-                <w:sz w:val="20"/>
-                <w:szCs w:val="20"/>
-                <w:lang w:eastAsia="ru-RU"/>
-              </w:rPr>
-            </w:pPr>
-            <w:r>
-              <w:rPr>
-                <w:rFonts w:ascii="Arial" w:eastAsia="Times New Roman" w:hAnsi="Arial" w:cs="Arial"/>
-                <w:sz w:val="20"/>
-                <w:szCs w:val="20"/>
-                <w:lang w:eastAsia="ru-RU"/>
-              </w:rPr>
-              <w:t>2.344</w:t>
-            </w:r>
-          </w:p>
-        </w:tc>
-        <w:tc>
-          <w:tcPr>
-            <w:tcW w:w="0" w:type="auto"/>
-            <w:tcBorders>
-              <w:top w:val="single" w:sz="6" w:space="0" w:color="CCCCCC"/>
-              <w:left w:val="single" w:sz="6" w:space="0" w:color="CCCCCC"/>
-              <w:bottom w:val="single" w:sz="6" w:space="0" w:color="CCCCCC"/>
-              <w:right w:val="single" w:sz="6" w:space="0" w:color="CCCCCC"/>
-            </w:tcBorders>
-            <w:tcMar>
-              <w:top w:w="30" w:type="dxa"/>
-              <w:left w:w="45" w:type="dxa"/>
-              <w:bottom w:w="30" w:type="dxa"/>
-              <w:right w:w="45" w:type="dxa"/>
-            </w:tcMar>
-            <w:vAlign w:val="bottom"/>
-            <w:hideMark/>
-          </w:tcPr>
-          <w:p>
-            <w:pPr>
-              <w:widowControl/>
-              <w:autoSpaceDE/>
-              <w:autoSpaceDN/>
-              <w:rPr>
-                <w:rFonts w:ascii="Arial" w:eastAsia="Times New Roman" w:hAnsi="Arial" w:cs="Arial"/>
-                <w:sz w:val="20"/>
-                <w:szCs w:val="20"/>
-                <w:lang w:eastAsia="ru-RU"/>
-              </w:rPr>
-            </w:pPr>
-            <w:r>
-              <w:rPr>
-                <w:rFonts w:ascii="Arial" w:eastAsia="Times New Roman" w:hAnsi="Arial" w:cs="Arial"/>
-                <w:sz w:val="20"/>
-                <w:szCs w:val="20"/>
-                <w:lang w:eastAsia="ru-RU"/>
-              </w:rPr>
-              <w:t>0.344</w:t>
-            </w:r>
-          </w:p>
-        </w:tc>
-        <w:tc>
-          <w:tcPr>
-            <w:tcW w:w="0" w:type="auto"/>
-            <w:tcBorders>
-              <w:top w:val="single" w:sz="6" w:space="0" w:color="CCCCCC"/>
-              <w:left w:val="single" w:sz="6" w:space="0" w:color="CCCCCC"/>
-              <w:bottom w:val="single" w:sz="6" w:space="0" w:color="CCCCCC"/>
-              <w:right w:val="single" w:sz="6" w:space="0" w:color="CCCCCC"/>
-            </w:tcBorders>
-            <w:tcMar>
-              <w:top w:w="30" w:type="dxa"/>
-              <w:left w:w="45" w:type="dxa"/>
-              <w:bottom w:w="30" w:type="dxa"/>
-              <w:right w:w="45" w:type="dxa"/>
-            </w:tcMar>
-            <w:vAlign w:val="bottom"/>
-            <w:hideMark/>
-          </w:tcPr>
-          <w:p>
-            <w:pPr>
-              <w:widowControl/>
-              <w:autoSpaceDE/>
-              <w:autoSpaceDN/>
-              <w:rPr>
-                <w:rFonts w:ascii="Arial" w:eastAsia="Times New Roman" w:hAnsi="Arial" w:cs="Arial"/>
-                <w:sz w:val="20"/>
-                <w:szCs w:val="20"/>
-                <w:lang w:eastAsia="ru-RU"/>
-              </w:rPr>
-            </w:pPr>
-            <w:r>
-              <w:rPr>
-                <w:rFonts w:ascii="Arial" w:eastAsia="Times New Roman" w:hAnsi="Arial" w:cs="Arial"/>
-                <w:sz w:val="20"/>
-                <w:szCs w:val="20"/>
-                <w:lang w:eastAsia="ru-RU"/>
-              </w:rPr>
-              <w:t>17.185</w:t>
-            </w:r>
-          </w:p>
-        </w:tc>
-        <w:tc>
-          <w:tcPr>
-            <w:tcW w:w="0" w:type="auto"/>
-            <w:tcBorders>
-              <w:top w:val="single" w:sz="6" w:space="0" w:color="CCCCCC"/>
-              <w:left w:val="single" w:sz="6" w:space="0" w:color="CCCCCC"/>
-              <w:bottom w:val="single" w:sz="6" w:space="0" w:color="CCCCCC"/>
-              <w:right w:val="single" w:sz="6" w:space="0" w:color="CCCCCC"/>
-            </w:tcBorders>
-            <w:tcMar>
-              <w:top w:w="30" w:type="dxa"/>
-              <w:left w:w="45" w:type="dxa"/>
-              <w:bottom w:w="30" w:type="dxa"/>
-              <w:right w:w="45" w:type="dxa"/>
-            </w:tcMar>
-            <w:vAlign w:val="bottom"/>
-            <w:hideMark/>
-          </w:tcPr>
-          <w:p>
-            <w:pPr>
-              <w:widowControl/>
-              <w:autoSpaceDE/>
-              <w:autoSpaceDN/>
-              <w:rPr>
-                <w:rFonts w:ascii="Arial" w:eastAsia="Times New Roman" w:hAnsi="Arial" w:cs="Arial"/>
-                <w:sz w:val="20"/>
-                <w:szCs w:val="20"/>
-                <w:lang w:eastAsia="ru-RU"/>
-              </w:rPr>
-            </w:pPr>
-            <w:r>
-              <w:rPr>
-                <w:rFonts w:ascii="Arial" w:eastAsia="Times New Roman" w:hAnsi="Arial" w:cs="Arial"/>
-                <w:sz w:val="20"/>
-                <w:szCs w:val="20"/>
-                <w:lang w:eastAsia="ru-RU"/>
-              </w:rPr>
-              <w:t>1.986</w:t>
-            </w:r>
-          </w:p>
-        </w:tc>
-        <w:tc>
-          <w:tcPr>
-            <w:tcW w:w="0" w:type="auto"/>
-            <w:tcBorders>
-              <w:top w:val="single" w:sz="6" w:space="0" w:color="CCCCCC"/>
-              <w:left w:val="single" w:sz="6" w:space="0" w:color="CCCCCC"/>
-              <w:bottom w:val="single" w:sz="6" w:space="0" w:color="CCCCCC"/>
-              <w:right w:val="single" w:sz="6" w:space="0" w:color="CCCCCC"/>
-            </w:tcBorders>
-            <w:tcMar>
-              <w:top w:w="30" w:type="dxa"/>
-              <w:left w:w="45" w:type="dxa"/>
-              <w:bottom w:w="30" w:type="dxa"/>
-              <w:right w:w="45" w:type="dxa"/>
-            </w:tcMar>
-            <w:vAlign w:val="bottom"/>
-            <w:hideMark/>
-          </w:tcPr>
-          <w:p>
-            <w:pPr>
-              <w:widowControl/>
-              <w:autoSpaceDE/>
-              <w:autoSpaceDN/>
-              <w:rPr>
-                <w:rFonts w:ascii="Arial" w:eastAsia="Times New Roman" w:hAnsi="Arial" w:cs="Arial"/>
-                <w:sz w:val="20"/>
-                <w:szCs w:val="20"/>
-                <w:lang w:eastAsia="ru-RU"/>
-              </w:rPr>
-            </w:pPr>
-            <w:r>
-              <w:rPr>
-                <w:rFonts w:ascii="Arial" w:eastAsia="Times New Roman" w:hAnsi="Arial" w:cs="Arial"/>
-                <w:sz w:val="20"/>
-                <w:szCs w:val="20"/>
-                <w:lang w:eastAsia="ru-RU"/>
-              </w:rPr>
-              <w:t>0.014</w:t>
-            </w:r>
-          </w:p>
-        </w:tc>
-        <w:tc>
-          <w:tcPr>
-            <w:tcW w:w="0" w:type="auto"/>
-            <w:tcBorders>
-              <w:top w:val="single" w:sz="6" w:space="0" w:color="CCCCCC"/>
-              <w:left w:val="single" w:sz="6" w:space="0" w:color="CCCCCC"/>
-              <w:bottom w:val="single" w:sz="6" w:space="0" w:color="CCCCCC"/>
-              <w:right w:val="single" w:sz="6" w:space="0" w:color="CCCCCC"/>
-            </w:tcBorders>
-            <w:tcMar>
-              <w:top w:w="30" w:type="dxa"/>
-              <w:left w:w="45" w:type="dxa"/>
-              <w:bottom w:w="30" w:type="dxa"/>
-              <w:right w:w="45" w:type="dxa"/>
-            </w:tcMar>
-            <w:vAlign w:val="bottom"/>
-            <w:hideMark/>
-          </w:tcPr>
-          <w:p>
-            <w:pPr>
-              <w:widowControl/>
-              <w:autoSpaceDE/>
-              <w:autoSpaceDN/>
-              <w:rPr>
-                <w:rFonts w:ascii="Arial" w:eastAsia="Times New Roman" w:hAnsi="Arial" w:cs="Arial"/>
-                <w:sz w:val="20"/>
-                <w:szCs w:val="20"/>
-                <w:lang w:eastAsia="ru-RU"/>
-              </w:rPr>
-            </w:pPr>
-            <w:r>
-              <w:rPr>
-                <w:rFonts w:ascii="Arial" w:eastAsia="Times New Roman" w:hAnsi="Arial" w:cs="Arial"/>
-                <w:sz w:val="20"/>
-                <w:szCs w:val="20"/>
-                <w:lang w:eastAsia="ru-RU"/>
-              </w:rPr>
-              <w:t>0.716</w:t>
+              <w:t>Принимается</w:t>
             </w:r>
           </w:p>
         </w:tc>
       </w:tr>
     </w:tbl>
-    <w:p/>
     <w:p>
       <w:pPr>
-        <w:pStyle w:val="3"/>
-      </w:pPr>
-      <w:bookmarkStart w:id="13" w:name="_Toc226561912"/>
-      <w:r>
-        <w:t>График регрессии</w:t>
-      </w:r>
-      <w:bookmarkEnd w:id="13"/>
-      <w:r>
-        <w:t xml:space="preserve"> </w:t>
-      </w:r>
+        <w:rPr>
+          <w:noProof/>
+          <w:lang w:val="en-US"/>
+        </w:rPr>
+      </w:pPr>
     </w:p>
     <w:p>
+      <w:pPr>
+        <w:pStyle w:val="2"/>
+      </w:pPr>
+      <w:bookmarkStart w:id="10" w:name="_Toc226719122"/>
+      <w:r>
+        <w:t>График</w:t>
+      </w:r>
+      <w:bookmarkEnd w:id="10"/>
+    </w:p>
+    <w:p>
       <w:r>
         <w:rPr>
           <w:noProof/>
         </w:rPr>
         <w:drawing>
-          <wp:inline distT="0" distB="0" distL="0" distR="0" wp14:anchorId="2FDE3418" wp14:editId="1309DC45">
-            <wp:extent cx="5940425" cy="2896235"/>
-            <wp:effectExtent l="0" t="0" r="3175" b="0"/>
-            <wp:docPr id="3" name="Рисунок 3"/>
+          <wp:inline distT="0" distB="0" distL="0" distR="0" wp14:anchorId="1BD95393" wp14:editId="5C3D892C">
+            <wp:extent cx="5940425" cy="2605405"/>
+            <wp:effectExtent l="0" t="0" r="3175" b="4445"/>
+            <wp:docPr id="4" name="Рисунок 4"/>
             <wp:cNvGraphicFramePr>
               <a:graphicFrameLocks xmlns:a="http://schemas.openxmlformats.org/drawingml/2006/main" noChangeAspect="1"/>
             </wp:cNvGraphicFramePr>
@@ -8481,7 +6857,7 @@
                   <pic:spPr>
                     <a:xfrm>
                       <a:off x="0" y="0"/>
-                      <a:ext cx="5940425" cy="2896235"/>
+                      <a:ext cx="5940425" cy="2605405"/>
                     </a:xfrm>
                     <a:prstGeom prst="rect">
                       <a:avLst/>
@@ -8502,108 +6878,69 @@
         <w:t xml:space="preserve">Рис </w:t>
       </w:r>
       <w:r>
-        <w:t>3</w:t>
+        <w:t>2</w:t>
       </w:r>
       <w:r>
         <w:t xml:space="preserve">. </w:t>
       </w:r>
       <w:r>
-        <w:t>График регрессии для выборки с выбросами</w:t>
+        <w:t>График</w:t>
+      </w:r>
+      <w:r>
+        <w:t xml:space="preserve">и получившихся выборок и их гипотетических </w:t>
+      </w:r>
+      <w:r>
+        <w:t>распределений</w:t>
+      </w:r>
+      <w:r>
+        <w:t>.</w:t>
+      </w:r>
+    </w:p>
+    <w:p/>
+    <w:p/>
+    <w:p/>
+    <w:p>
+      <w:pPr>
+        <w:pStyle w:val="1"/>
+      </w:pPr>
+      <w:bookmarkStart w:id="11" w:name="_Toc226719123"/>
+      <w:r>
+        <w:t>Обсуждение</w:t>
+      </w:r>
+      <w:r>
+        <w:t>:</w:t>
+      </w:r>
+      <w:bookmarkEnd w:id="11"/>
+    </w:p>
+    <w:p>
+      <w:r>
+        <w:t>Исходя из проверенных гипотез</w:t>
+      </w:r>
+      <w:r>
+        <w:t xml:space="preserve">, </w:t>
+      </w:r>
+      <w:r>
+        <w:t>все выборки оказались нормальными.</w:t>
       </w:r>
     </w:p>
     <w:p/>
     <w:p/>
     <w:p/>
     <w:p/>
-    <w:p/>
-    <w:p/>
-    <w:p/>
-    <w:p/>
-    <w:p/>
     <w:p>
       <w:pPr>
-        <w:pStyle w:val="1"/>
-      </w:pPr>
-      <w:bookmarkStart w:id="14" w:name="_Toc226561913"/>
-      <w:r>
-        <w:t>Обсуждение</w:t>
-      </w:r>
-      <w:r>
-        <w:t>:</w:t>
-      </w:r>
-      <w:bookmarkEnd w:id="14"/>
-    </w:p>
-    <w:p>
-      <w:r>
-        <w:t>МНК и МНМ</w:t>
-      </w:r>
-      <w:r>
-        <w:t>:</w:t>
-      </w:r>
-    </w:p>
-    <w:p>
-      <w:r>
-        <w:t xml:space="preserve">Метод наименьших квадратов показал меньшую суммарную относительную погрешность для выборки без выбросов. </w:t>
-      </w:r>
-    </w:p>
-    <w:p>
-      <w:r>
-        <w:t>При добавлении выбросов метод наименьших модулей показал меньшую суммарную относительную погрешность.</w:t>
-      </w:r>
-    </w:p>
-    <w:p>
-      <w:r>
-        <w:t>Также можно заметить</w:t>
-      </w:r>
-      <w:r>
-        <w:t xml:space="preserve">, </w:t>
-      </w:r>
-      <w:r>
-        <w:t>что коэффициент а в МНМ вне зависимости от выборки считается с достаточно большой погрешностью. В МНК наоборот</w:t>
-      </w:r>
-      <w:r>
-        <w:t xml:space="preserve">, </w:t>
-      </w:r>
-      <w:r>
-        <w:t>коэффициент а практические не поменялся с добавлением выбросов и посчитан намного лучше в сравнении с МНМ.</w:t>
-      </w:r>
-    </w:p>
-    <w:p/>
-    <w:p>
-      <w:r>
-        <w:t>График линейной регрессии</w:t>
-      </w:r>
-      <w:r>
-        <w:t>:</w:t>
-      </w:r>
-      <w:r>
-        <w:br/>
-      </w:r>
-      <w:r>
-        <w:t>Видно</w:t>
-      </w:r>
-      <w:r>
-        <w:t xml:space="preserve">, </w:t>
-      </w:r>
-      <w:r>
-        <w:t xml:space="preserve">что оба метода для выборки без выбросов построили схожие зависимости. Однако при добавлении выбросов МНК явно не смог определить зависимость и построил нечто сильно отличающееся от теории. </w:t>
-      </w:r>
-    </w:p>
-    <w:p/>
-    <w:p>
-      <w:pPr>
         <w:rPr>
           <w:rStyle w:val="10"/>
         </w:rPr>
       </w:pPr>
-      <w:bookmarkStart w:id="15" w:name="_Toc226561914"/>
+      <w:bookmarkStart w:id="12" w:name="_Toc226719124"/>
       <w:r>
         <w:rPr>
           <w:rStyle w:val="10"/>
         </w:rPr>
         <w:t>Вывод</w:t>
       </w:r>
-      <w:bookmarkEnd w:id="15"/>
+      <w:bookmarkEnd w:id="12"/>
     </w:p>
     <w:p>
       <w:r>
@@ -8618,96 +6955,11 @@
         <w:pStyle w:val="a6"/>
         <w:numPr>
           <w:ilvl w:val="0"/>
-          <w:numId w:val="28"/>
+          <w:numId w:val="35"/>
         </w:numPr>
-        <w:rPr>
-          <w:rFonts w:asciiTheme="majorHAnsi" w:hAnsiTheme="majorHAnsi" w:cstheme="majorHAnsi"/>
-          <w:lang w:eastAsia="ru-RU"/>
-        </w:rPr>
-      </w:pPr>
-      <w:r>
-        <w:rPr>
-          <w:rFonts w:asciiTheme="majorHAnsi" w:hAnsiTheme="majorHAnsi" w:cstheme="majorHAnsi"/>
-          <w:lang w:eastAsia="ru-RU"/>
-        </w:rPr>
-        <w:t xml:space="preserve">На выборке </w:t>
-      </w:r>
-      <w:r>
-        <w:rPr>
-          <w:rFonts w:asciiTheme="majorHAnsi" w:hAnsiTheme="majorHAnsi" w:cstheme="majorHAnsi"/>
-          <w:lang w:eastAsia="ru-RU"/>
-        </w:rPr>
-        <w:t xml:space="preserve">без выбросов </w:t>
-      </w:r>
-      <w:r>
-        <w:rPr>
-          <w:rFonts w:asciiTheme="majorHAnsi" w:hAnsiTheme="majorHAnsi" w:cstheme="majorHAnsi"/>
-          <w:lang w:eastAsia="ru-RU"/>
-        </w:rPr>
-        <w:t xml:space="preserve">оба метода построили схожие регрессионные зависимости, </w:t>
-      </w:r>
-      <w:r>
-        <w:rPr>
-          <w:rFonts w:asciiTheme="majorHAnsi" w:hAnsiTheme="majorHAnsi" w:cstheme="majorHAnsi"/>
-          <w:lang w:eastAsia="ru-RU"/>
-        </w:rPr>
-        <w:t xml:space="preserve">подходящие </w:t>
-      </w:r>
-      <w:r>
-        <w:rPr>
-          <w:rFonts w:asciiTheme="majorHAnsi" w:hAnsiTheme="majorHAnsi" w:cstheme="majorHAnsi"/>
-          <w:lang w:eastAsia="ru-RU"/>
-        </w:rPr>
-        <w:t xml:space="preserve">теоретической модели. При этом МНК показал лучшую общую </w:t>
-      </w:r>
-      <w:r>
-        <w:rPr>
-          <w:rFonts w:asciiTheme="majorHAnsi" w:hAnsiTheme="majorHAnsi" w:cstheme="majorHAnsi"/>
-          <w:lang w:eastAsia="ru-RU"/>
-        </w:rPr>
-        <w:t>относительную погрешность 10.1%</w:t>
-      </w:r>
-      <w:r>
-        <w:rPr>
-          <w:rFonts w:asciiTheme="majorHAnsi" w:hAnsiTheme="majorHAnsi" w:cstheme="majorHAnsi"/>
-          <w:lang w:eastAsia="ru-RU"/>
-        </w:rPr>
-        <w:t xml:space="preserve">, </w:t>
-      </w:r>
-      <w:r>
-        <w:rPr>
-          <w:rFonts w:asciiTheme="majorHAnsi" w:hAnsiTheme="majorHAnsi" w:cstheme="majorHAnsi"/>
-          <w:lang w:eastAsia="ru-RU"/>
-        </w:rPr>
-        <w:t>в то время как МНМ имеет погрешность 16.55%</w:t>
-      </w:r>
-      <w:r>
-        <w:rPr>
-          <w:rFonts w:asciiTheme="majorHAnsi" w:hAnsiTheme="majorHAnsi" w:cstheme="majorHAnsi"/>
-          <w:lang w:eastAsia="ru-RU"/>
-        </w:rPr>
-        <w:t xml:space="preserve">, </w:t>
-      </w:r>
-      <w:r>
-        <w:rPr>
-          <w:rFonts w:asciiTheme="majorHAnsi" w:hAnsiTheme="majorHAnsi" w:cstheme="majorHAnsi"/>
-          <w:lang w:eastAsia="ru-RU"/>
-        </w:rPr>
-        <w:t>метод лучше использовать</w:t>
-      </w:r>
-      <w:r>
-        <w:rPr>
-          <w:rFonts w:asciiTheme="majorHAnsi" w:hAnsiTheme="majorHAnsi" w:cstheme="majorHAnsi"/>
-          <w:lang w:eastAsia="ru-RU"/>
-        </w:rPr>
-        <w:t xml:space="preserve">, </w:t>
-      </w:r>
-      <w:r>
-        <w:rPr>
-          <w:rFonts w:asciiTheme="majorHAnsi" w:hAnsiTheme="majorHAnsi" w:cstheme="majorHAnsi"/>
-          <w:lang w:eastAsia="ru-RU"/>
-        </w:rPr>
-        <w:t>если данные содержат только нормальный шум</w:t>
+      </w:pPr>
+      <w:r>
+        <w:t>Критерий (5) для нормального распределения даёт положительный результат при оценке гипотезы.</w:t>
       </w:r>
     </w:p>
     <w:p>
@@ -8715,282 +6967,65 @@
         <w:pStyle w:val="a6"/>
         <w:numPr>
           <w:ilvl w:val="0"/>
-          <w:numId w:val="28"/>
+          <w:numId w:val="35"/>
         </w:numPr>
-        <w:rPr>
-          <w:rFonts w:asciiTheme="majorHAnsi" w:hAnsiTheme="majorHAnsi" w:cstheme="majorHAnsi"/>
-          <w:lang w:eastAsia="ru-RU"/>
-        </w:rPr>
-      </w:pPr>
-      <w:r>
-        <w:rPr>
-          <w:rFonts w:asciiTheme="majorHAnsi" w:hAnsiTheme="majorHAnsi" w:cstheme="majorHAnsi"/>
-          <w:lang w:eastAsia="ru-RU"/>
-        </w:rPr>
-        <w:t>При внесении в выборку грубых выбросо</w:t>
-      </w:r>
-      <w:r>
-        <w:rPr>
-          <w:rFonts w:asciiTheme="majorHAnsi" w:hAnsiTheme="majorHAnsi" w:cstheme="majorHAnsi"/>
-          <w:lang w:eastAsia="ru-RU"/>
-        </w:rPr>
-        <w:t>в</w:t>
-      </w:r>
-      <w:r>
-        <w:rPr>
-          <w:rFonts w:asciiTheme="majorHAnsi" w:hAnsiTheme="majorHAnsi" w:cstheme="majorHAnsi"/>
-          <w:lang w:eastAsia="ru-RU"/>
-        </w:rPr>
-        <w:t xml:space="preserve"> МНК </w:t>
-      </w:r>
-      <w:r>
-        <w:rPr>
-          <w:rFonts w:asciiTheme="majorHAnsi" w:hAnsiTheme="majorHAnsi" w:cstheme="majorHAnsi"/>
-          <w:lang w:eastAsia="ru-RU"/>
-        </w:rPr>
-        <w:t>показал чувствительность к ним</w:t>
-      </w:r>
-      <w:r>
-        <w:rPr>
-          <w:rFonts w:asciiTheme="majorHAnsi" w:hAnsiTheme="majorHAnsi" w:cstheme="majorHAnsi"/>
-          <w:lang w:eastAsia="ru-RU"/>
-        </w:rPr>
-        <w:t>. Прямая регрессии значительно отклонилась от теоретической</w:t>
-      </w:r>
-      <w:r>
-        <w:rPr>
-          <w:rFonts w:asciiTheme="majorHAnsi" w:hAnsiTheme="majorHAnsi" w:cstheme="majorHAnsi"/>
-          <w:lang w:eastAsia="ru-RU"/>
-        </w:rPr>
-        <w:t xml:space="preserve">. </w:t>
-      </w:r>
-      <w:r>
-        <w:rPr>
-          <w:rFonts w:asciiTheme="majorHAnsi" w:hAnsiTheme="majorHAnsi" w:cstheme="majorHAnsi"/>
-          <w:lang w:eastAsia="ru-RU"/>
-        </w:rPr>
-        <w:t xml:space="preserve">В то же время МНМ </w:t>
-      </w:r>
-      <w:r>
-        <w:rPr>
-          <w:rFonts w:asciiTheme="majorHAnsi" w:hAnsiTheme="majorHAnsi" w:cstheme="majorHAnsi"/>
-          <w:lang w:eastAsia="ru-RU"/>
-        </w:rPr>
-        <w:t>оказался робастным.</w:t>
+      </w:pPr>
+      <w:r>
+        <w:t xml:space="preserve">При малых </w:t>
+      </w:r>
+      <w:r>
+        <w:rPr>
+          <w:lang w:val="en-US"/>
+        </w:rPr>
+        <w:t>n</w:t>
+      </w:r>
+      <w:r>
+        <w:t xml:space="preserve"> </w:t>
+      </w:r>
+      <w:r>
+        <w:t>для равномерного распределения и распределения Лапласа критерий (5) также показал нормальность этих распределений. То есть по этому критерию можно говорить о том</w:t>
+      </w:r>
+      <w:r>
+        <w:t xml:space="preserve">, </w:t>
+      </w:r>
+      <w:r>
+        <w:t xml:space="preserve">что при малых </w:t>
+      </w:r>
+      <w:r>
+        <w:rPr>
+          <w:lang w:val="en-US"/>
+        </w:rPr>
+        <w:t>n</w:t>
+      </w:r>
+      <w:r>
+        <w:t xml:space="preserve"> </w:t>
+      </w:r>
+      <w:r>
+        <w:t>эти распределения схожи с нормальным.</w:t>
       </w:r>
     </w:p>
     <w:p>
       <w:pPr>
-        <w:pStyle w:val="a6"/>
-        <w:numPr>
-          <w:ilvl w:val="0"/>
-          <w:numId w:val="28"/>
-        </w:numPr>
-        <w:rPr>
-          <w:rFonts w:asciiTheme="majorHAnsi" w:hAnsiTheme="majorHAnsi" w:cstheme="majorHAnsi"/>
-          <w:lang w:eastAsia="ru-RU"/>
-        </w:rPr>
-      </w:pPr>
-      <w:r>
-        <w:rPr>
-          <w:rFonts w:asciiTheme="majorHAnsi" w:hAnsiTheme="majorHAnsi" w:cstheme="majorHAnsi"/>
-          <w:lang w:eastAsia="ru-RU"/>
-        </w:rPr>
-        <w:t>Коэффициент b</w:t>
-      </w:r>
-      <w:r>
-        <w:rPr>
-          <w:rFonts w:asciiTheme="majorHAnsi" w:hAnsiTheme="majorHAnsi" w:cstheme="majorHAnsi"/>
-          <w:lang w:eastAsia="ru-RU"/>
-        </w:rPr>
-        <w:t xml:space="preserve"> - </w:t>
-      </w:r>
-      <w:r>
-        <w:rPr>
-          <w:rFonts w:asciiTheme="majorHAnsi" w:hAnsiTheme="majorHAnsi" w:cstheme="majorHAnsi"/>
-          <w:lang w:eastAsia="ru-RU"/>
-        </w:rPr>
-        <w:t>наиболее критичны</w:t>
-      </w:r>
-      <w:r>
-        <w:rPr>
-          <w:rFonts w:asciiTheme="majorHAnsi" w:hAnsiTheme="majorHAnsi" w:cstheme="majorHAnsi"/>
-          <w:lang w:eastAsia="ru-RU"/>
-        </w:rPr>
-        <w:t xml:space="preserve">й </w:t>
-      </w:r>
-      <w:r>
-        <w:rPr>
-          <w:rFonts w:asciiTheme="majorHAnsi" w:hAnsiTheme="majorHAnsi" w:cstheme="majorHAnsi"/>
-          <w:lang w:eastAsia="ru-RU"/>
-        </w:rPr>
-        <w:t>параметр, определяющим характер зависимости. МНМ справляется с его поиском значительно лучше в условиях помех</w:t>
-      </w:r>
-      <w:r>
-        <w:rPr>
-          <w:rFonts w:asciiTheme="majorHAnsi" w:hAnsiTheme="majorHAnsi" w:cstheme="majorHAnsi"/>
-          <w:lang w:eastAsia="ru-RU"/>
-        </w:rPr>
-        <w:t xml:space="preserve">, </w:t>
-      </w:r>
-      <w:r>
-        <w:rPr>
-          <w:rFonts w:asciiTheme="majorHAnsi" w:hAnsiTheme="majorHAnsi" w:cstheme="majorHAnsi"/>
-          <w:lang w:eastAsia="ru-RU"/>
-        </w:rPr>
-        <w:t>погрешность составила 0.7% по сравнению с МНК и погрешностью в 63.2%</w:t>
-      </w:r>
-      <w:r>
-        <w:rPr>
-          <w:rFonts w:asciiTheme="majorHAnsi" w:hAnsiTheme="majorHAnsi" w:cstheme="majorHAnsi"/>
-          <w:lang w:eastAsia="ru-RU"/>
-        </w:rPr>
-        <w:t>.</w:t>
-      </w:r>
+        <w:rPr>
+          <w:rStyle w:val="10"/>
+          <w:rFonts w:ascii="Calibri Light" w:eastAsia="Calibri Light" w:hAnsi="Calibri Light" w:cs="Calibri Light"/>
+          <w:color w:val="auto"/>
+          <w:sz w:val="22"/>
+          <w:szCs w:val="22"/>
+        </w:rPr>
+      </w:pPr>
     </w:p>
     <w:p>
       <w:pPr>
-        <w:pStyle w:val="a6"/>
-        <w:numPr>
-          <w:ilvl w:val="0"/>
-          <w:numId w:val="28"/>
-        </w:numPr>
-        <w:rPr>
-          <w:rFonts w:asciiTheme="majorHAnsi" w:hAnsiTheme="majorHAnsi" w:cstheme="majorHAnsi"/>
-          <w:lang w:eastAsia="ru-RU"/>
-        </w:rPr>
-      </w:pPr>
-      <w:r>
-        <w:rPr>
-          <w:rFonts w:asciiTheme="majorHAnsi" w:hAnsiTheme="majorHAnsi" w:cstheme="majorHAnsi"/>
-          <w:lang w:eastAsia="ru-RU"/>
-        </w:rPr>
-        <w:t xml:space="preserve">Коэффициент a. </w:t>
-      </w:r>
-      <w:r>
-        <w:rPr>
-          <w:rFonts w:asciiTheme="majorHAnsi" w:hAnsiTheme="majorHAnsi" w:cstheme="majorHAnsi"/>
-          <w:lang w:eastAsia="ru-RU"/>
-        </w:rPr>
-        <w:t>Было замечено</w:t>
-      </w:r>
-      <w:r>
-        <w:rPr>
-          <w:rFonts w:asciiTheme="majorHAnsi" w:hAnsiTheme="majorHAnsi" w:cstheme="majorHAnsi"/>
-          <w:lang w:eastAsia="ru-RU"/>
-        </w:rPr>
-        <w:t xml:space="preserve">, что МНМ </w:t>
-      </w:r>
-      <w:r>
-        <w:rPr>
-          <w:rFonts w:asciiTheme="majorHAnsi" w:hAnsiTheme="majorHAnsi" w:cstheme="majorHAnsi"/>
-          <w:lang w:eastAsia="ru-RU"/>
-        </w:rPr>
-        <w:t xml:space="preserve">определяет данный параметр </w:t>
-      </w:r>
-      <w:r>
-        <w:rPr>
-          <w:rFonts w:asciiTheme="majorHAnsi" w:hAnsiTheme="majorHAnsi" w:cstheme="majorHAnsi"/>
-          <w:lang w:eastAsia="ru-RU"/>
-        </w:rPr>
-        <w:t>с более высокой погрешностью</w:t>
-      </w:r>
-      <w:r>
-        <w:rPr>
-          <w:rFonts w:asciiTheme="majorHAnsi" w:hAnsiTheme="majorHAnsi" w:cstheme="majorHAnsi"/>
-          <w:lang w:eastAsia="ru-RU"/>
-        </w:rPr>
-        <w:t xml:space="preserve"> (11.55% и </w:t>
-      </w:r>
-      <w:r>
-        <w:rPr>
-          <w:rFonts w:asciiTheme="majorHAnsi" w:hAnsiTheme="majorHAnsi" w:cstheme="majorHAnsi"/>
-          <w:lang w:eastAsia="ru-RU"/>
-        </w:rPr>
-        <w:t xml:space="preserve">17.19% </w:t>
-      </w:r>
-      <w:r>
-        <w:rPr>
-          <w:rFonts w:asciiTheme="majorHAnsi" w:hAnsiTheme="majorHAnsi" w:cstheme="majorHAnsi"/>
-          <w:lang w:eastAsia="ru-RU"/>
-        </w:rPr>
-        <w:t>для чистой и загрязнённой выборки соответственно)</w:t>
-      </w:r>
-      <w:r>
-        <w:rPr>
-          <w:rFonts w:asciiTheme="majorHAnsi" w:hAnsiTheme="majorHAnsi" w:cstheme="majorHAnsi"/>
-          <w:lang w:eastAsia="ru-RU"/>
-        </w:rPr>
-        <w:t xml:space="preserve"> по сравнению с МНК</w:t>
-      </w:r>
-      <w:r>
-        <w:rPr>
-          <w:rFonts w:asciiTheme="majorHAnsi" w:hAnsiTheme="majorHAnsi" w:cstheme="majorHAnsi"/>
-          <w:lang w:eastAsia="ru-RU"/>
-        </w:rPr>
-        <w:t xml:space="preserve"> (1.89% и 5.25% аналогично)</w:t>
-      </w:r>
-      <w:r>
-        <w:rPr>
-          <w:rFonts w:asciiTheme="majorHAnsi" w:hAnsiTheme="majorHAnsi" w:cstheme="majorHAnsi"/>
-          <w:lang w:eastAsia="ru-RU"/>
-        </w:rPr>
-        <w:t>, вне зависимости от чистоты данных. МНК, н</w:t>
-      </w:r>
-      <w:r>
-        <w:rPr>
-          <w:rFonts w:asciiTheme="majorHAnsi" w:hAnsiTheme="majorHAnsi" w:cstheme="majorHAnsi"/>
-          <w:lang w:eastAsia="ru-RU"/>
-        </w:rPr>
-        <w:t>аоборот</w:t>
-      </w:r>
-      <w:r>
-        <w:rPr>
-          <w:rFonts w:asciiTheme="majorHAnsi" w:hAnsiTheme="majorHAnsi" w:cstheme="majorHAnsi"/>
-          <w:lang w:eastAsia="ru-RU"/>
-        </w:rPr>
-        <w:t xml:space="preserve">, </w:t>
-      </w:r>
-      <w:r>
-        <w:rPr>
-          <w:rFonts w:asciiTheme="majorHAnsi" w:hAnsiTheme="majorHAnsi" w:cstheme="majorHAnsi"/>
-          <w:lang w:eastAsia="ru-RU"/>
-        </w:rPr>
-        <w:t>стабильно определял его</w:t>
-      </w:r>
-      <w:r>
-        <w:rPr>
-          <w:rFonts w:asciiTheme="majorHAnsi" w:hAnsiTheme="majorHAnsi" w:cstheme="majorHAnsi"/>
-          <w:lang w:eastAsia="ru-RU"/>
-        </w:rPr>
-        <w:t xml:space="preserve">, </w:t>
-      </w:r>
-      <w:r>
-        <w:rPr>
-          <w:rFonts w:asciiTheme="majorHAnsi" w:hAnsiTheme="majorHAnsi" w:cstheme="majorHAnsi"/>
-          <w:lang w:eastAsia="ru-RU"/>
-        </w:rPr>
-        <w:t>даже при наличии выбросов.</w:t>
-      </w:r>
+        <w:pStyle w:val="1"/>
+      </w:pPr>
+      <w:bookmarkStart w:id="13" w:name="_Toc226719125"/>
+      <w:r>
+        <w:t>Список литературы</w:t>
+      </w:r>
+      <w:bookmarkEnd w:id="13"/>
     </w:p>
     <w:p>
-      <w:pPr>
-        <w:rPr>
-          <w:rStyle w:val="10"/>
-        </w:rPr>
-      </w:pPr>
-    </w:p>
-    <w:p>
-      <w:pPr>
-        <w:pStyle w:val="1"/>
-      </w:pPr>
-      <w:bookmarkStart w:id="16" w:name="_Toc226561915"/>
-      <w:r>
-        <w:t>Список литературы</w:t>
-      </w:r>
-      <w:bookmarkEnd w:id="16"/>
-    </w:p>
-    <w:p>
       <w:r>
         <w:t xml:space="preserve">Ширяев А. Н. Вероятность. Кн. 1. Элементарная теория вероятностей. Математические основания. Предельные теоремы / А. Н. Ширяев. — 4-е изд., </w:t>
       </w:r>
@@ -9000,7 +7035,15 @@
       </w:r>
       <w:proofErr w:type="spellEnd"/>
       <w:r>
-        <w:t>. и доп. — Москва : МЦНМО, 2007</w:t>
+        <w:t xml:space="preserve">. и доп. — </w:t>
+      </w:r>
+      <w:proofErr w:type="gramStart"/>
+      <w:r>
+        <w:t>Москва :</w:t>
+      </w:r>
+      <w:proofErr w:type="gramEnd"/>
+      <w:r>
+        <w:t xml:space="preserve"> МЦНМО, 2007</w:t>
       </w:r>
       <w:r>
         <w:t>.</w:t>
@@ -9050,6 +7093,7 @@
     </w:p>
     <w:p>
       <w:r>
+        <w:lastRenderedPageBreak/>
         <w:t xml:space="preserve">Ядро (статистика) // Википедия. URL: </w:t>
       </w:r>
       <w:hyperlink r:id="rId11" w:tgtFrame="_blank" w:history="1">
@@ -9066,7 +7110,23 @@
     </w:p>
     <w:p>
       <w:r>
-        <w:t xml:space="preserve">Бабахина С. А., Баженов А. Н. Практикум по математической статистике : учебное пособие. – Санкт-Петербург : </w:t>
+        <w:t xml:space="preserve">Бабахина С. А., Баженов А. Н. Практикум по математической </w:t>
+      </w:r>
+      <w:proofErr w:type="gramStart"/>
+      <w:r>
+        <w:t>статистике :</w:t>
+      </w:r>
+      <w:proofErr w:type="gramEnd"/>
+      <w:r>
+        <w:t xml:space="preserve"> учебное пособие. – Санкт-</w:t>
+      </w:r>
+      <w:proofErr w:type="gramStart"/>
+      <w:r>
+        <w:t>Петербург :</w:t>
+      </w:r>
+      <w:proofErr w:type="gramEnd"/>
+      <w:r>
+        <w:t xml:space="preserve"> </w:t>
       </w:r>
       <w:proofErr w:type="spellStart"/>
       <w:r>
@@ -9081,14 +7141,19 @@
       <w:pPr>
         <w:pStyle w:val="1"/>
       </w:pPr>
-      <w:bookmarkStart w:id="17" w:name="_Toc226561916"/>
-      <w:r>
-        <w:lastRenderedPageBreak/>
+      <w:bookmarkStart w:id="14" w:name="_Toc226719126"/>
+      <w:r>
         <w:t>Приложения</w:t>
       </w:r>
-      <w:bookmarkEnd w:id="17"/>
+      <w:bookmarkEnd w:id="14"/>
     </w:p>
     <w:p>
+      <w:pPr>
+        <w:rPr>
+          <w:color w:val="0563C1" w:themeColor="hyperlink"/>
+          <w:u w:val="single"/>
+        </w:rPr>
+      </w:pPr>
       <w:r>
         <w:t xml:space="preserve">Репозиторий </w:t>
       </w:r>
@@ -9195,7 +7260,7 @@
           <w:rPr>
             <w:rStyle w:val="a7"/>
           </w:rPr>
-          <w:t>6</w:t>
+          <w:t>7</w:t>
         </w:r>
       </w:hyperlink>
     </w:p>
@@ -10911,6 +8976,92 @@
     </w:lvl>
   </w:abstractNum>
   <w:abstractNum w:abstractNumId="17" w15:restartNumberingAfterBreak="0">
+    <w:nsid w:val="3C52655E"/>
+    <w:multiLevelType w:val="hybridMultilevel"/>
+    <w:tmpl w:val="31329AAE"/>
+    <w:lvl w:ilvl="0" w:tplc="04190011">
+      <w:start w:val="1"/>
+      <w:numFmt w:val="decimal"/>
+      <w:lvlText w:val="%1)"/>
+      <w:lvlJc w:val="left"/>
+      <w:pPr>
+        <w:ind w:left="720" w:hanging="360"/>
+      </w:pPr>
+    </w:lvl>
+    <w:lvl w:ilvl="1" w:tplc="04190019" w:tentative="1">
+      <w:start w:val="1"/>
+      <w:numFmt w:val="lowerLetter"/>
+      <w:lvlText w:val="%2."/>
+      <w:lvlJc w:val="left"/>
+      <w:pPr>
+        <w:ind w:left="1440" w:hanging="360"/>
+      </w:pPr>
+    </w:lvl>
+    <w:lvl w:ilvl="2" w:tplc="0419001B" w:tentative="1">
+      <w:start w:val="1"/>
+      <w:numFmt w:val="lowerRoman"/>
+      <w:lvlText w:val="%3."/>
+      <w:lvlJc w:val="right"/>
+      <w:pPr>
+        <w:ind w:left="2160" w:hanging="180"/>
+      </w:pPr>
+    </w:lvl>
+    <w:lvl w:ilvl="3" w:tplc="0419000F" w:tentative="1">
+      <w:start w:val="1"/>
+      <w:numFmt w:val="decimal"/>
+      <w:lvlText w:val="%4."/>
+      <w:lvlJc w:val="left"/>
+      <w:pPr>
+        <w:ind w:left="2880" w:hanging="360"/>
+      </w:pPr>
+    </w:lvl>
+    <w:lvl w:ilvl="4" w:tplc="04190019" w:tentative="1">
+      <w:start w:val="1"/>
+      <w:numFmt w:val="lowerLetter"/>
+      <w:lvlText w:val="%5."/>
+      <w:lvlJc w:val="left"/>
+      <w:pPr>
+        <w:ind w:left="3600" w:hanging="360"/>
+      </w:pPr>
+    </w:lvl>
+    <w:lvl w:ilvl="5" w:tplc="0419001B" w:tentative="1">
+      <w:start w:val="1"/>
+      <w:numFmt w:val="lowerRoman"/>
+      <w:lvlText w:val="%6."/>
+      <w:lvlJc w:val="right"/>
+      <w:pPr>
+        <w:ind w:left="4320" w:hanging="180"/>
+      </w:pPr>
+    </w:lvl>
+    <w:lvl w:ilvl="6" w:tplc="0419000F" w:tentative="1">
+      <w:start w:val="1"/>
+      <w:numFmt w:val="decimal"/>
+      <w:lvlText w:val="%7."/>
+      <w:lvlJc w:val="left"/>
+      <w:pPr>
+        <w:ind w:left="5040" w:hanging="360"/>
+      </w:pPr>
+    </w:lvl>
+    <w:lvl w:ilvl="7" w:tplc="04190019" w:tentative="1">
+      <w:start w:val="1"/>
+      <w:numFmt w:val="lowerLetter"/>
+      <w:lvlText w:val="%8."/>
+      <w:lvlJc w:val="left"/>
+      <w:pPr>
+        <w:ind w:left="5760" w:hanging="360"/>
+      </w:pPr>
+    </w:lvl>
+    <w:lvl w:ilvl="8" w:tplc="0419001B" w:tentative="1">
+      <w:start w:val="1"/>
+      <w:numFmt w:val="lowerRoman"/>
+      <w:lvlText w:val="%9."/>
+      <w:lvlJc w:val="right"/>
+      <w:pPr>
+        <w:ind w:left="6480" w:hanging="180"/>
+      </w:pPr>
+    </w:lvl>
+  </w:abstractNum>
+  <w:abstractNum w:abstractNumId="18" w15:restartNumberingAfterBreak="0">
     <w:nsid w:val="3CC62763"/>
     <w:multiLevelType w:val="multilevel"/>
     <w:tmpl w:val="7F901602"/>
@@ -11023,7 +9174,93 @@
       </w:pPr>
     </w:lvl>
   </w:abstractNum>
-  <w:abstractNum w:abstractNumId="18" w15:restartNumberingAfterBreak="0">
+  <w:abstractNum w:abstractNumId="19" w15:restartNumberingAfterBreak="0">
+    <w:nsid w:val="3E03330A"/>
+    <w:multiLevelType w:val="hybridMultilevel"/>
+    <w:tmpl w:val="8506A7CE"/>
+    <w:lvl w:ilvl="0" w:tplc="04190011">
+      <w:start w:val="1"/>
+      <w:numFmt w:val="decimal"/>
+      <w:lvlText w:val="%1)"/>
+      <w:lvlJc w:val="left"/>
+      <w:pPr>
+        <w:ind w:left="720" w:hanging="360"/>
+      </w:pPr>
+    </w:lvl>
+    <w:lvl w:ilvl="1" w:tplc="04190019" w:tentative="1">
+      <w:start w:val="1"/>
+      <w:numFmt w:val="lowerLetter"/>
+      <w:lvlText w:val="%2."/>
+      <w:lvlJc w:val="left"/>
+      <w:pPr>
+        <w:ind w:left="1440" w:hanging="360"/>
+      </w:pPr>
+    </w:lvl>
+    <w:lvl w:ilvl="2" w:tplc="0419001B" w:tentative="1">
+      <w:start w:val="1"/>
+      <w:numFmt w:val="lowerRoman"/>
+      <w:lvlText w:val="%3."/>
+      <w:lvlJc w:val="right"/>
+      <w:pPr>
+        <w:ind w:left="2160" w:hanging="180"/>
+      </w:pPr>
+    </w:lvl>
+    <w:lvl w:ilvl="3" w:tplc="0419000F" w:tentative="1">
+      <w:start w:val="1"/>
+      <w:numFmt w:val="decimal"/>
+      <w:lvlText w:val="%4."/>
+      <w:lvlJc w:val="left"/>
+      <w:pPr>
+        <w:ind w:left="2880" w:hanging="360"/>
+      </w:pPr>
+    </w:lvl>
+    <w:lvl w:ilvl="4" w:tplc="04190019" w:tentative="1">
+      <w:start w:val="1"/>
+      <w:numFmt w:val="lowerLetter"/>
+      <w:lvlText w:val="%5."/>
+      <w:lvlJc w:val="left"/>
+      <w:pPr>
+        <w:ind w:left="3600" w:hanging="360"/>
+      </w:pPr>
+    </w:lvl>
+    <w:lvl w:ilvl="5" w:tplc="0419001B" w:tentative="1">
+      <w:start w:val="1"/>
+      <w:numFmt w:val="lowerRoman"/>
+      <w:lvlText w:val="%6."/>
+      <w:lvlJc w:val="right"/>
+      <w:pPr>
+        <w:ind w:left="4320" w:hanging="180"/>
+      </w:pPr>
+    </w:lvl>
+    <w:lvl w:ilvl="6" w:tplc="0419000F" w:tentative="1">
+      <w:start w:val="1"/>
+      <w:numFmt w:val="decimal"/>
+      <w:lvlText w:val="%7."/>
+      <w:lvlJc w:val="left"/>
+      <w:pPr>
+        <w:ind w:left="5040" w:hanging="360"/>
+      </w:pPr>
+    </w:lvl>
+    <w:lvl w:ilvl="7" w:tplc="04190019" w:tentative="1">
+      <w:start w:val="1"/>
+      <w:numFmt w:val="lowerLetter"/>
+      <w:lvlText w:val="%8."/>
+      <w:lvlJc w:val="left"/>
+      <w:pPr>
+        <w:ind w:left="5760" w:hanging="360"/>
+      </w:pPr>
+    </w:lvl>
+    <w:lvl w:ilvl="8" w:tplc="0419001B" w:tentative="1">
+      <w:start w:val="1"/>
+      <w:numFmt w:val="lowerRoman"/>
+      <w:lvlText w:val="%9."/>
+      <w:lvlJc w:val="right"/>
+      <w:pPr>
+        <w:ind w:left="6480" w:hanging="180"/>
+      </w:pPr>
+    </w:lvl>
+  </w:abstractNum>
+  <w:abstractNum w:abstractNumId="20" w15:restartNumberingAfterBreak="0">
     <w:nsid w:val="3E724F25"/>
     <w:multiLevelType w:val="hybridMultilevel"/>
     <w:tmpl w:val="B4409A5A"/>
@@ -11112,7 +9349,7 @@
       </w:pPr>
     </w:lvl>
   </w:abstractNum>
-  <w:abstractNum w:abstractNumId="19" w15:restartNumberingAfterBreak="0">
+  <w:abstractNum w:abstractNumId="21" w15:restartNumberingAfterBreak="0">
     <w:nsid w:val="427119D7"/>
     <w:multiLevelType w:val="hybridMultilevel"/>
     <w:tmpl w:val="12303BB8"/>
@@ -11201,7 +9438,7 @@
       </w:pPr>
     </w:lvl>
   </w:abstractNum>
-  <w:abstractNum w:abstractNumId="20" w15:restartNumberingAfterBreak="0">
+  <w:abstractNum w:abstractNumId="22" w15:restartNumberingAfterBreak="0">
     <w:nsid w:val="44AB12B2"/>
     <w:multiLevelType w:val="hybridMultilevel"/>
     <w:tmpl w:val="5C14F198"/>
@@ -11290,7 +9527,7 @@
       </w:pPr>
     </w:lvl>
   </w:abstractNum>
-  <w:abstractNum w:abstractNumId="21" w15:restartNumberingAfterBreak="0">
+  <w:abstractNum w:abstractNumId="23" w15:restartNumberingAfterBreak="0">
     <w:nsid w:val="492E410D"/>
     <w:multiLevelType w:val="hybridMultilevel"/>
     <w:tmpl w:val="C450E29E"/>
@@ -11376,7 +9613,7 @@
       </w:pPr>
     </w:lvl>
   </w:abstractNum>
-  <w:abstractNum w:abstractNumId="22" w15:restartNumberingAfterBreak="0">
+  <w:abstractNum w:abstractNumId="24" w15:restartNumberingAfterBreak="0">
     <w:nsid w:val="49F46064"/>
     <w:multiLevelType w:val="hybridMultilevel"/>
     <w:tmpl w:val="2F5C31A6"/>
@@ -11465,7 +9702,7 @@
       </w:pPr>
     </w:lvl>
   </w:abstractNum>
-  <w:abstractNum w:abstractNumId="23" w15:restartNumberingAfterBreak="0">
+  <w:abstractNum w:abstractNumId="25" w15:restartNumberingAfterBreak="0">
     <w:nsid w:val="4FF233EA"/>
     <w:multiLevelType w:val="multilevel"/>
     <w:tmpl w:val="C0343AA8"/>
@@ -11614,7 +9851,7 @@
       </w:rPr>
     </w:lvl>
   </w:abstractNum>
-  <w:abstractNum w:abstractNumId="24" w15:restartNumberingAfterBreak="0">
+  <w:abstractNum w:abstractNumId="26" w15:restartNumberingAfterBreak="0">
     <w:nsid w:val="5A0008B8"/>
     <w:multiLevelType w:val="hybridMultilevel"/>
     <w:tmpl w:val="3A6E2082"/>
@@ -11700,7 +9937,7 @@
       </w:pPr>
     </w:lvl>
   </w:abstractNum>
-  <w:abstractNum w:abstractNumId="25" w15:restartNumberingAfterBreak="0">
+  <w:abstractNum w:abstractNumId="27" w15:restartNumberingAfterBreak="0">
     <w:nsid w:val="5A582019"/>
     <w:multiLevelType w:val="hybridMultilevel"/>
     <w:tmpl w:val="211EF842"/>
@@ -11789,7 +10026,7 @@
       </w:pPr>
     </w:lvl>
   </w:abstractNum>
-  <w:abstractNum w:abstractNumId="26" w15:restartNumberingAfterBreak="0">
+  <w:abstractNum w:abstractNumId="28" w15:restartNumberingAfterBreak="0">
     <w:nsid w:val="5C0448C7"/>
     <w:multiLevelType w:val="hybridMultilevel"/>
     <w:tmpl w:val="5DDC5314"/>
@@ -11875,7 +10112,7 @@
       </w:pPr>
     </w:lvl>
   </w:abstractNum>
-  <w:abstractNum w:abstractNumId="27" w15:restartNumberingAfterBreak="0">
+  <w:abstractNum w:abstractNumId="29" w15:restartNumberingAfterBreak="0">
     <w:nsid w:val="5E4A13DE"/>
     <w:multiLevelType w:val="hybridMultilevel"/>
     <w:tmpl w:val="C4D46C16"/>
@@ -11961,7 +10198,7 @@
       </w:pPr>
     </w:lvl>
   </w:abstractNum>
-  <w:abstractNum w:abstractNumId="28" w15:restartNumberingAfterBreak="0">
+  <w:abstractNum w:abstractNumId="30" w15:restartNumberingAfterBreak="0">
     <w:nsid w:val="5F8076E9"/>
     <w:multiLevelType w:val="hybridMultilevel"/>
     <w:tmpl w:val="265E3268"/>
@@ -12073,7 +10310,7 @@
       </w:rPr>
     </w:lvl>
   </w:abstractNum>
-  <w:abstractNum w:abstractNumId="29" w15:restartNumberingAfterBreak="0">
+  <w:abstractNum w:abstractNumId="31" w15:restartNumberingAfterBreak="0">
     <w:nsid w:val="679C1556"/>
     <w:multiLevelType w:val="hybridMultilevel"/>
     <w:tmpl w:val="2C2E5712"/>
@@ -12162,7 +10399,7 @@
       </w:pPr>
     </w:lvl>
   </w:abstractNum>
-  <w:abstractNum w:abstractNumId="30" w15:restartNumberingAfterBreak="0">
+  <w:abstractNum w:abstractNumId="32" w15:restartNumberingAfterBreak="0">
     <w:nsid w:val="759C283E"/>
     <w:multiLevelType w:val="hybridMultilevel"/>
     <w:tmpl w:val="844AA6C0"/>
@@ -12251,7 +10488,7 @@
       </w:pPr>
     </w:lvl>
   </w:abstractNum>
-  <w:abstractNum w:abstractNumId="31" w15:restartNumberingAfterBreak="0">
+  <w:abstractNum w:abstractNumId="33" w15:restartNumberingAfterBreak="0">
     <w:nsid w:val="7BB10D70"/>
     <w:multiLevelType w:val="hybridMultilevel"/>
     <w:tmpl w:val="8A8CB3F0"/>
@@ -12337,7 +10574,7 @@
       </w:pPr>
     </w:lvl>
   </w:abstractNum>
-  <w:abstractNum w:abstractNumId="32" w15:restartNumberingAfterBreak="0">
+  <w:abstractNum w:abstractNumId="34" w15:restartNumberingAfterBreak="0">
     <w:nsid w:val="7FF956E0"/>
     <w:multiLevelType w:val="hybridMultilevel"/>
     <w:tmpl w:val="E4B0B684"/>
@@ -12427,55 +10664,55 @@
     </w:lvl>
   </w:abstractNum>
   <w:num w:numId="1">
-    <w:abstractNumId w:val="30"/>
+    <w:abstractNumId w:val="32"/>
   </w:num>
   <w:num w:numId="2">
     <w:abstractNumId w:val="11"/>
   </w:num>
   <w:num w:numId="3">
-    <w:abstractNumId w:val="22"/>
+    <w:abstractNumId w:val="24"/>
   </w:num>
   <w:num w:numId="4">
-    <w:abstractNumId w:val="19"/>
+    <w:abstractNumId w:val="21"/>
   </w:num>
   <w:num w:numId="5">
     <w:abstractNumId w:val="10"/>
   </w:num>
   <w:num w:numId="6">
-    <w:abstractNumId w:val="20"/>
+    <w:abstractNumId w:val="22"/>
   </w:num>
   <w:num w:numId="7">
-    <w:abstractNumId w:val="18"/>
+    <w:abstractNumId w:val="20"/>
   </w:num>
   <w:num w:numId="8">
     <w:abstractNumId w:val="2"/>
   </w:num>
   <w:num w:numId="9">
-    <w:abstractNumId w:val="31"/>
+    <w:abstractNumId w:val="33"/>
   </w:num>
   <w:num w:numId="10">
-    <w:abstractNumId w:val="32"/>
+    <w:abstractNumId w:val="34"/>
   </w:num>
   <w:num w:numId="11">
     <w:abstractNumId w:val="14"/>
   </w:num>
   <w:num w:numId="12">
-    <w:abstractNumId w:val="26"/>
+    <w:abstractNumId w:val="28"/>
   </w:num>
   <w:num w:numId="13">
     <w:abstractNumId w:val="1"/>
   </w:num>
   <w:num w:numId="14">
+    <w:abstractNumId w:val="29"/>
+  </w:num>
+  <w:num w:numId="15">
+    <w:abstractNumId w:val="31"/>
+  </w:num>
+  <w:num w:numId="16">
     <w:abstractNumId w:val="27"/>
   </w:num>
-  <w:num w:numId="15">
-    <w:abstractNumId w:val="29"/>
-  </w:num>
-  <w:num w:numId="16">
-    <w:abstractNumId w:val="25"/>
-  </w:num>
   <w:num w:numId="17">
-    <w:abstractNumId w:val="17"/>
+    <w:abstractNumId w:val="18"/>
   </w:num>
   <w:num w:numId="18">
     <w:abstractNumId w:val="16"/>
@@ -12487,10 +10724,10 @@
     <w:abstractNumId w:val="4"/>
   </w:num>
   <w:num w:numId="21">
-    <w:abstractNumId w:val="28"/>
+    <w:abstractNumId w:val="30"/>
   </w:num>
   <w:num w:numId="22">
-    <w:abstractNumId w:val="24"/>
+    <w:abstractNumId w:val="26"/>
   </w:num>
   <w:num w:numId="23">
     <w:abstractNumId w:val="7"/>
@@ -12505,10 +10742,10 @@
     <w:abstractNumId w:val="5"/>
   </w:num>
   <w:num w:numId="27">
-    <w:abstractNumId w:val="23"/>
+    <w:abstractNumId w:val="25"/>
   </w:num>
   <w:num w:numId="28">
-    <w:abstractNumId w:val="21"/>
+    <w:abstractNumId w:val="23"/>
   </w:num>
   <w:num w:numId="29">
     <w:abstractNumId w:val="6"/>
@@ -12524,6 +10761,12 @@
   </w:num>
   <w:num w:numId="33">
     <w:abstractNumId w:val="3"/>
+  </w:num>
+  <w:num w:numId="34">
+    <w:abstractNumId w:val="17"/>
+  </w:num>
+  <w:num w:numId="35">
+    <w:abstractNumId w:val="19"/>
   </w:num>
 </w:numbering>
 </file>

--- a/ОтчётИсходник.docx
+++ b/ОтчётИсходник.docx
@@ -404,7 +404,7 @@
           <w:rFonts w:asciiTheme="minorHAnsi" w:hAnsiTheme="minorHAnsi" w:cstheme="minorHAnsi"/>
           <w:sz w:val="32"/>
         </w:rPr>
-        <w:t>7</w:t>
+        <w:t>8</w:t>
       </w:r>
     </w:p>
     <w:p>
@@ -441,44 +441,23 @@
           <w:sz w:val="32"/>
           <w:szCs w:val="32"/>
         </w:rPr>
-        <w:t>Проверка гипотез о законе</w:t>
-      </w:r>
-    </w:p>
-    <w:p>
-      <w:pPr>
-        <w:spacing w:line="259" w:lineRule="auto"/>
-        <w:ind w:left="690" w:right="695"/>
-        <w:jc w:val="center"/>
+        <w:t>Доверительные инт</w:t>
+      </w:r>
+      <w:r>
         <w:rPr>
           <w:rFonts w:asciiTheme="minorHAnsi" w:hAnsiTheme="minorHAnsi" w:cstheme="minorHAnsi"/>
           <w:sz w:val="32"/>
           <w:szCs w:val="32"/>
         </w:rPr>
-      </w:pPr>
+        <w:t>е</w:t>
+      </w:r>
       <w:r>
         <w:rPr>
           <w:rFonts w:asciiTheme="minorHAnsi" w:hAnsiTheme="minorHAnsi" w:cstheme="minorHAnsi"/>
           <w:sz w:val="32"/>
           <w:szCs w:val="32"/>
         </w:rPr>
-        <w:t xml:space="preserve">распределения. Критерий </w:t>
-      </w:r>
-      <w:r>
-        <w:rPr>
-          <w:rFonts w:ascii="Cambria Math" w:hAnsi="Cambria Math" w:cs="Cambria Math"/>
-          <w:sz w:val="32"/>
-          <w:szCs w:val="32"/>
-        </w:rPr>
-        <w:t>𝜒</w:t>
-      </w:r>
-      <w:r>
-        <w:rPr>
-          <w:rFonts w:ascii="Cambria Math" w:hAnsi="Cambria Math" w:cs="Cambria Math"/>
-          <w:sz w:val="32"/>
-          <w:szCs w:val="32"/>
-          <w:vertAlign w:val="superscript"/>
-        </w:rPr>
-        <w:t>2</w:t>
+        <w:t>рвалы. Критерий Стьюдента и F-тест</w:t>
       </w:r>
       <w:r>
         <w:rPr>
@@ -865,7 +844,7 @@
           <w:r>
             <w:fldChar w:fldCharType="separate"/>
           </w:r>
-          <w:hyperlink w:anchor="_Toc226719112" w:history="1">
+          <w:hyperlink w:anchor="_Toc227779749" w:history="1">
             <w:r>
               <w:rPr>
                 <w:rStyle w:val="a7"/>
@@ -892,7 +871,7 @@
                 <w:noProof/>
                 <w:webHidden/>
               </w:rPr>
-              <w:instrText xml:space="preserve"> PAGEREF _Toc226719112 \h </w:instrText>
+              <w:instrText xml:space="preserve"> PAGEREF _Toc227779749 \h </w:instrText>
             </w:r>
             <w:r>
               <w:rPr>
@@ -935,7 +914,7 @@
               <w:lang w:eastAsia="ru-RU"/>
             </w:rPr>
           </w:pPr>
-          <w:hyperlink w:anchor="_Toc226719113" w:history="1">
+          <w:hyperlink w:anchor="_Toc227779750" w:history="1">
             <w:r>
               <w:rPr>
                 <w:rStyle w:val="a7"/>
@@ -962,7 +941,7 @@
                 <w:noProof/>
                 <w:webHidden/>
               </w:rPr>
-              <w:instrText xml:space="preserve"> PAGEREF _Toc226719113 \h </w:instrText>
+              <w:instrText xml:space="preserve"> PAGEREF _Toc227779750 \h </w:instrText>
             </w:r>
             <w:r>
               <w:rPr>
@@ -1005,7 +984,7 @@
               <w:lang w:eastAsia="ru-RU"/>
             </w:rPr>
           </w:pPr>
-          <w:hyperlink w:anchor="_Toc226719114" w:history="1">
+          <w:hyperlink w:anchor="_Toc227779751" w:history="1">
             <w:r>
               <w:rPr>
                 <w:rStyle w:val="a7"/>
@@ -1032,7 +1011,7 @@
                 <w:noProof/>
                 <w:webHidden/>
               </w:rPr>
-              <w:instrText xml:space="preserve"> PAGEREF _Toc226719114 \h </w:instrText>
+              <w:instrText xml:space="preserve"> PAGEREF _Toc227779751 \h </w:instrText>
             </w:r>
             <w:r>
               <w:rPr>
@@ -1075,7 +1054,7 @@
               <w:lang w:eastAsia="ru-RU"/>
             </w:rPr>
           </w:pPr>
-          <w:hyperlink w:anchor="_Toc226719115" w:history="1">
+          <w:hyperlink w:anchor="_Toc227779752" w:history="1">
             <w:r>
               <w:rPr>
                 <w:rStyle w:val="a7"/>
@@ -1102,7 +1081,7 @@
                 <w:noProof/>
                 <w:webHidden/>
               </w:rPr>
-              <w:instrText xml:space="preserve"> PAGEREF _Toc226719115 \h </w:instrText>
+              <w:instrText xml:space="preserve"> PAGEREF _Toc227779752 \h </w:instrText>
             </w:r>
             <w:r>
               <w:rPr>
@@ -1145,7 +1124,7 @@
               <w:lang w:eastAsia="ru-RU"/>
             </w:rPr>
           </w:pPr>
-          <w:hyperlink w:anchor="_Toc226719116" w:history="1">
+          <w:hyperlink w:anchor="_Toc227779753" w:history="1">
             <w:r>
               <w:rPr>
                 <w:rStyle w:val="a7"/>
@@ -1172,7 +1151,7 @@
                 <w:noProof/>
                 <w:webHidden/>
               </w:rPr>
-              <w:instrText xml:space="preserve"> PAGEREF _Toc226719116 \h </w:instrText>
+              <w:instrText xml:space="preserve"> PAGEREF _Toc227779753 \h </w:instrText>
             </w:r>
             <w:r>
               <w:rPr>
@@ -1215,13 +1194,21 @@
               <w:lang w:eastAsia="ru-RU"/>
             </w:rPr>
           </w:pPr>
-          <w:hyperlink w:anchor="_Toc226719117" w:history="1">
+          <w:hyperlink w:anchor="_Toc227779754" w:history="1">
             <w:r>
               <w:rPr>
                 <w:rStyle w:val="a7"/>
                 <w:noProof/>
-              </w:rPr>
-              <w:t>Метод максимального правдоподобия для нормального распределения (4)</w:t>
+                <w:lang w:val="en-US"/>
+              </w:rPr>
+              <w:t>F</w:t>
+            </w:r>
+            <w:r>
+              <w:rPr>
+                <w:rStyle w:val="a7"/>
+                <w:noProof/>
+              </w:rPr>
+              <w:t>-тест, тест Фишера (2)</w:t>
             </w:r>
             <w:r>
               <w:rPr>
@@ -1242,7 +1229,7 @@
                 <w:noProof/>
                 <w:webHidden/>
               </w:rPr>
-              <w:instrText xml:space="preserve"> PAGEREF _Toc226719117 \h </w:instrText>
+              <w:instrText xml:space="preserve"> PAGEREF _Toc227779754 \h </w:instrText>
             </w:r>
             <w:r>
               <w:rPr>
@@ -1285,30 +1272,13 @@
               <w:lang w:eastAsia="ru-RU"/>
             </w:rPr>
           </w:pPr>
-          <w:hyperlink w:anchor="_Toc226719118" w:history="1">
+          <w:hyperlink w:anchor="_Toc227779755" w:history="1">
             <w:r>
               <w:rPr>
                 <w:rStyle w:val="a7"/>
                 <w:noProof/>
               </w:rPr>
-              <w:t xml:space="preserve">Критерий </w:t>
-            </w:r>
-            <m:oMath>
-              <m:r>
-                <w:rPr>
-                  <w:rStyle w:val="a7"/>
-                  <w:rFonts w:ascii="Cambria Math" w:hAnsi="Cambria Math"/>
-                  <w:noProof/>
-                </w:rPr>
-                <m:t>χ2</m:t>
-              </m:r>
-            </m:oMath>
-            <w:r>
-              <w:rPr>
-                <w:rStyle w:val="a7"/>
-                <w:noProof/>
-              </w:rPr>
-              <w:t xml:space="preserve"> (5)</w:t>
+              <w:t>Построение доверительных интервалов для среднего и дисперсии</w:t>
             </w:r>
             <w:r>
               <w:rPr>
@@ -1329,7 +1299,7 @@
                 <w:noProof/>
                 <w:webHidden/>
               </w:rPr>
-              <w:instrText xml:space="preserve"> PAGEREF _Toc226719118 \h </w:instrText>
+              <w:instrText xml:space="preserve"> PAGEREF _Toc227779755 \h </w:instrText>
             </w:r>
             <w:r>
               <w:rPr>
@@ -1372,7 +1342,7 @@
               <w:lang w:eastAsia="ru-RU"/>
             </w:rPr>
           </w:pPr>
-          <w:hyperlink w:anchor="_Toc226719119" w:history="1">
+          <w:hyperlink w:anchor="_Toc227779756" w:history="1">
             <w:r>
               <w:rPr>
                 <w:rStyle w:val="a7"/>
@@ -1399,7 +1369,7 @@
                 <w:noProof/>
                 <w:webHidden/>
               </w:rPr>
-              <w:instrText xml:space="preserve"> PAGEREF _Toc226719119 \h </w:instrText>
+              <w:instrText xml:space="preserve"> PAGEREF _Toc227779756 \h </w:instrText>
             </w:r>
             <w:r>
               <w:rPr>
@@ -1419,7 +1389,7 @@
                 <w:noProof/>
                 <w:webHidden/>
               </w:rPr>
-              <w:t>4</w:t>
+              <w:t>3</w:t>
             </w:r>
             <w:r>
               <w:rPr>
@@ -1442,7 +1412,7 @@
               <w:lang w:eastAsia="ru-RU"/>
             </w:rPr>
           </w:pPr>
-          <w:hyperlink w:anchor="_Toc226719120" w:history="1">
+          <w:hyperlink w:anchor="_Toc227779757" w:history="1">
             <w:r>
               <w:rPr>
                 <w:rStyle w:val="a7"/>
@@ -1469,7 +1439,7 @@
                 <w:noProof/>
                 <w:webHidden/>
               </w:rPr>
-              <w:instrText xml:space="preserve"> PAGEREF _Toc226719120 \h </w:instrText>
+              <w:instrText xml:space="preserve"> PAGEREF _Toc227779757 \h </w:instrText>
             </w:r>
             <w:r>
               <w:rPr>
@@ -1489,7 +1459,7 @@
                 <w:noProof/>
                 <w:webHidden/>
               </w:rPr>
-              <w:t>5</w:t>
+              <w:t>4</w:t>
             </w:r>
             <w:r>
               <w:rPr>
@@ -1512,13 +1482,13 @@
               <w:lang w:eastAsia="ru-RU"/>
             </w:rPr>
           </w:pPr>
-          <w:hyperlink w:anchor="_Toc226719121" w:history="1">
+          <w:hyperlink w:anchor="_Toc227779758" w:history="1">
             <w:r>
               <w:rPr>
                 <w:rStyle w:val="a7"/>
                 <w:noProof/>
               </w:rPr>
-              <w:t>Рассчитанные значения</w:t>
+              <w:t>Значения доверительных интервалов и точечных оценок</w:t>
             </w:r>
             <w:r>
               <w:rPr>
@@ -1539,7 +1509,7 @@
                 <w:noProof/>
                 <w:webHidden/>
               </w:rPr>
-              <w:instrText xml:space="preserve"> PAGEREF _Toc226719121 \h </w:instrText>
+              <w:instrText xml:space="preserve"> PAGEREF _Toc227779758 \h </w:instrText>
             </w:r>
             <w:r>
               <w:rPr>
@@ -1559,7 +1529,7 @@
                 <w:noProof/>
                 <w:webHidden/>
               </w:rPr>
-              <w:t>5</w:t>
+              <w:t>4</w:t>
             </w:r>
             <w:r>
               <w:rPr>
@@ -1582,13 +1552,13 @@
               <w:lang w:eastAsia="ru-RU"/>
             </w:rPr>
           </w:pPr>
-          <w:hyperlink w:anchor="_Toc226719122" w:history="1">
+          <w:hyperlink w:anchor="_Toc227779759" w:history="1">
             <w:r>
               <w:rPr>
                 <w:rStyle w:val="a7"/>
                 <w:noProof/>
               </w:rPr>
-              <w:t>График</w:t>
+              <w:t>Результаты теста Фишера</w:t>
             </w:r>
             <w:r>
               <w:rPr>
@@ -1609,7 +1579,7 @@
                 <w:noProof/>
                 <w:webHidden/>
               </w:rPr>
-              <w:instrText xml:space="preserve"> PAGEREF _Toc226719122 \h </w:instrText>
+              <w:instrText xml:space="preserve"> PAGEREF _Toc227779759 \h </w:instrText>
             </w:r>
             <w:r>
               <w:rPr>
@@ -1629,7 +1599,7 @@
                 <w:noProof/>
                 <w:webHidden/>
               </w:rPr>
-              <w:t>5</w:t>
+              <w:t>4</w:t>
             </w:r>
             <w:r>
               <w:rPr>
@@ -1652,7 +1622,7 @@
               <w:lang w:eastAsia="ru-RU"/>
             </w:rPr>
           </w:pPr>
-          <w:hyperlink w:anchor="_Toc226719123" w:history="1">
+          <w:hyperlink w:anchor="_Toc227779760" w:history="1">
             <w:r>
               <w:rPr>
                 <w:rStyle w:val="a7"/>
@@ -1679,7 +1649,7 @@
                 <w:noProof/>
                 <w:webHidden/>
               </w:rPr>
-              <w:instrText xml:space="preserve"> PAGEREF _Toc226719123 \h </w:instrText>
+              <w:instrText xml:space="preserve"> PAGEREF _Toc227779760 \h </w:instrText>
             </w:r>
             <w:r>
               <w:rPr>
@@ -1699,7 +1669,7 @@
                 <w:noProof/>
                 <w:webHidden/>
               </w:rPr>
-              <w:t>5</w:t>
+              <w:t>4</w:t>
             </w:r>
             <w:r>
               <w:rPr>
@@ -1722,7 +1692,7 @@
               <w:lang w:eastAsia="ru-RU"/>
             </w:rPr>
           </w:pPr>
-          <w:hyperlink w:anchor="_Toc226719124" w:history="1">
+          <w:hyperlink w:anchor="_Toc227779761" w:history="1">
             <w:r>
               <w:rPr>
                 <w:rStyle w:val="a7"/>
@@ -1749,7 +1719,7 @@
                 <w:noProof/>
                 <w:webHidden/>
               </w:rPr>
-              <w:instrText xml:space="preserve"> PAGEREF _Toc226719124 \h </w:instrText>
+              <w:instrText xml:space="preserve"> PAGEREF _Toc227779761 \h </w:instrText>
             </w:r>
             <w:r>
               <w:rPr>
@@ -1769,7 +1739,7 @@
                 <w:noProof/>
                 <w:webHidden/>
               </w:rPr>
-              <w:t>5</w:t>
+              <w:t>4</w:t>
             </w:r>
             <w:r>
               <w:rPr>
@@ -1792,7 +1762,7 @@
               <w:lang w:eastAsia="ru-RU"/>
             </w:rPr>
           </w:pPr>
-          <w:hyperlink w:anchor="_Toc226719125" w:history="1">
+          <w:hyperlink w:anchor="_Toc227779762" w:history="1">
             <w:r>
               <w:rPr>
                 <w:rStyle w:val="a7"/>
@@ -1819,7 +1789,7 @@
                 <w:noProof/>
                 <w:webHidden/>
               </w:rPr>
-              <w:instrText xml:space="preserve"> PAGEREF _Toc226719125 \h </w:instrText>
+              <w:instrText xml:space="preserve"> PAGEREF _Toc227779762 \h </w:instrText>
             </w:r>
             <w:r>
               <w:rPr>
@@ -1839,7 +1809,7 @@
                 <w:noProof/>
                 <w:webHidden/>
               </w:rPr>
-              <w:t>5</w:t>
+              <w:t>4</w:t>
             </w:r>
             <w:r>
               <w:rPr>
@@ -1862,7 +1832,7 @@
               <w:lang w:eastAsia="ru-RU"/>
             </w:rPr>
           </w:pPr>
-          <w:hyperlink w:anchor="_Toc226719126" w:history="1">
+          <w:hyperlink w:anchor="_Toc227779763" w:history="1">
             <w:r>
               <w:rPr>
                 <w:rStyle w:val="a7"/>
@@ -1889,7 +1859,7 @@
                 <w:noProof/>
                 <w:webHidden/>
               </w:rPr>
-              <w:instrText xml:space="preserve"> PAGEREF _Toc226719126 \h </w:instrText>
+              <w:instrText xml:space="preserve"> PAGEREF _Toc227779763 \h </w:instrText>
             </w:r>
             <w:r>
               <w:rPr>
@@ -1909,7 +1879,7 @@
                 <w:noProof/>
                 <w:webHidden/>
               </w:rPr>
-              <w:t>6</w:t>
+              <w:t>5</w:t>
             </w:r>
             <w:r>
               <w:rPr>
@@ -2130,7 +2100,7 @@
       <w:pPr>
         <w:pStyle w:val="1"/>
       </w:pPr>
-      <w:bookmarkStart w:id="0" w:name="_Toc226719112"/>
+      <w:bookmarkStart w:id="0" w:name="_Toc227779749"/>
       <w:r>
         <w:lastRenderedPageBreak/>
         <w:t>Формулировка задачи</w:t>
@@ -2142,7 +2112,7 @@
         <w:pStyle w:val="2"/>
         <w:ind w:firstLine="708"/>
       </w:pPr>
-      <w:bookmarkStart w:id="1" w:name="_Toc226719113"/>
+      <w:bookmarkStart w:id="1" w:name="_Toc227779750"/>
       <w:r>
         <w:t>Цели</w:t>
       </w:r>
@@ -2156,44 +2126,11 @@
         <w:ind w:firstLine="708"/>
       </w:pPr>
       <w:r>
-        <w:t xml:space="preserve">Исследование критерия </w:t>
-      </w:r>
-      <m:oMath>
-        <m:sSup>
-          <m:sSupPr>
-            <m:ctrlPr>
-              <w:rPr>
-                <w:rFonts w:ascii="Cambria Math" w:hAnsi="Cambria Math"/>
-                <w:i/>
-              </w:rPr>
-            </m:ctrlPr>
-          </m:sSupPr>
-          <m:e>
-            <m:r>
-              <m:rPr>
-                <m:sty m:val="p"/>
-              </m:rPr>
-              <w:rPr>
-                <w:rFonts w:ascii="Cambria Math" w:hAnsi="Cambria Math"/>
-              </w:rPr>
-              <m:t>χ</m:t>
-            </m:r>
-            <m:ctrlPr>
-              <w:rPr>
-                <w:rFonts w:ascii="Cambria Math" w:hAnsi="Cambria Math"/>
-              </w:rPr>
-            </m:ctrlPr>
-          </m:e>
-          <m:sup>
-            <m:r>
-              <w:rPr>
-                <w:rFonts w:ascii="Cambria Math" w:hAnsi="Cambria Math"/>
-              </w:rPr>
-              <m:t>2</m:t>
-            </m:r>
-          </m:sup>
-        </m:sSup>
-      </m:oMath>
+        <w:t xml:space="preserve">Исследование </w:t>
+      </w:r>
+      <w:r>
+        <w:t>интервальных оценок</w:t>
+      </w:r>
       <w:r>
         <w:t>.</w:t>
       </w:r>
@@ -2203,7 +2140,7 @@
         <w:pStyle w:val="2"/>
         <w:ind w:firstLine="708"/>
       </w:pPr>
-      <w:bookmarkStart w:id="2" w:name="_Toc226719114"/>
+      <w:bookmarkStart w:id="2" w:name="_Toc227779751"/>
       <w:r>
         <w:t>Задачи</w:t>
       </w:r>
@@ -2233,31 +2170,13 @@
         <w:rPr>
           <w:lang w:eastAsia="ru-RU"/>
         </w:rPr>
-        <w:t>выборки из распределений нормального</w:t>
+        <w:t>выборки и</w:t>
       </w:r>
       <w:r>
         <w:rPr>
           <w:lang w:eastAsia="ru-RU"/>
         </w:rPr>
-        <w:t xml:space="preserve">, </w:t>
-      </w:r>
-      <w:r>
-        <w:rPr>
-          <w:lang w:eastAsia="ru-RU"/>
-        </w:rPr>
-        <w:t>Лапласа</w:t>
-      </w:r>
-      <w:r>
-        <w:rPr>
-          <w:lang w:eastAsia="ru-RU"/>
-        </w:rPr>
-        <w:t xml:space="preserve"> </w:t>
-      </w:r>
-      <w:r>
-        <w:rPr>
-          <w:lang w:eastAsia="ru-RU"/>
-        </w:rPr>
-        <w:t>и равномерного</w:t>
+        <w:t>з нормального распределения разного размера</w:t>
       </w:r>
       <w:r>
         <w:rPr>
@@ -2281,7 +2200,7 @@
         <w:rPr>
           <w:lang w:eastAsia="ru-RU"/>
         </w:rPr>
-        <w:t>С помощью метода максимального правдоподобия для нормального распределения рассчитать параметры получившихся выборок.</w:t>
+        <w:t>Построить доверительные интервалы для среднего и дисперсии</w:t>
       </w:r>
     </w:p>
     <w:p>
@@ -2299,65 +2218,32 @@
         <w:rPr>
           <w:lang w:eastAsia="ru-RU"/>
         </w:rPr>
-        <w:t>Проверить гипотезу о нормальности</w:t>
-      </w:r>
-      <m:oMath>
-        <m:r>
-          <w:rPr>
-            <w:rFonts w:ascii="Cambria Math" w:hAnsi="Cambria Math"/>
-            <w:lang w:eastAsia="ru-RU"/>
-          </w:rPr>
-          <m:t xml:space="preserve"> </m:t>
-        </m:r>
-      </m:oMath>
+        <w:t xml:space="preserve">Выполнить </w:t>
+      </w:r>
+      <w:r>
+        <w:rPr>
+          <w:lang w:val="en-US" w:eastAsia="ru-RU"/>
+        </w:rPr>
+        <w:t>F</w:t>
+      </w:r>
       <w:r>
         <w:rPr>
           <w:lang w:eastAsia="ru-RU"/>
         </w:rPr>
-        <w:t xml:space="preserve">для каждой выборки с помощью критерия </w:t>
-      </w:r>
-      <m:oMath>
-        <m:sSup>
-          <m:sSupPr>
-            <m:ctrlPr>
-              <w:rPr>
-                <w:rFonts w:ascii="Cambria Math" w:hAnsi="Cambria Math"/>
-                <w:i/>
-              </w:rPr>
-            </m:ctrlPr>
-          </m:sSupPr>
-          <m:e>
-            <m:r>
-              <w:rPr>
-                <w:rFonts w:ascii="Cambria Math" w:hAnsi="Cambria Math"/>
-              </w:rPr>
-              <m:t>χ</m:t>
-            </m:r>
-            <m:ctrlPr>
-              <w:rPr>
-                <w:rFonts w:ascii="Cambria Math" w:hAnsi="Cambria Math"/>
-              </w:rPr>
-            </m:ctrlPr>
-          </m:e>
-          <m:sup>
-            <m:r>
-              <w:rPr>
-                <w:rFonts w:ascii="Cambria Math" w:hAnsi="Cambria Math"/>
-              </w:rPr>
-              <m:t>2</m:t>
-            </m:r>
-          </m:sup>
-        </m:sSup>
-      </m:oMath>
-      <w:r>
-        <w:t>.</w:t>
+        <w:t>-</w:t>
+      </w:r>
+      <w:r>
+        <w:rPr>
+          <w:lang w:eastAsia="ru-RU"/>
+        </w:rPr>
+        <w:t>тест для выборок.</w:t>
       </w:r>
     </w:p>
     <w:p>
       <w:pPr>
         <w:pStyle w:val="1"/>
       </w:pPr>
-      <w:bookmarkStart w:id="3" w:name="_Toc226719115"/>
+      <w:bookmarkStart w:id="3" w:name="_Toc227779752"/>
       <w:r>
         <w:t>Теоретическая часть</w:t>
       </w:r>
@@ -2368,7 +2254,7 @@
         <w:pStyle w:val="2"/>
         <w:ind w:firstLine="708"/>
       </w:pPr>
-      <w:bookmarkStart w:id="4" w:name="_Toc226719116"/>
+      <w:bookmarkStart w:id="4" w:name="_Toc227779753"/>
       <w:r>
         <w:t>Используемые распределения</w:t>
       </w:r>
@@ -2603,14 +2489,80 @@
     </w:p>
     <w:p>
       <w:pPr>
+        <w:pStyle w:val="2"/>
+        <w:ind w:left="708"/>
+        <w:rPr>
+          <w:rFonts w:eastAsia="Calibri Light"/>
+        </w:rPr>
+      </w:pPr>
+      <w:bookmarkStart w:id="5" w:name="_Toc227779754"/>
+      <w:r>
+        <w:rPr>
+          <w:rFonts w:eastAsia="Calibri Light"/>
+          <w:lang w:val="en-US"/>
+        </w:rPr>
+        <w:t>F</w:t>
+      </w:r>
+      <w:r>
+        <w:rPr>
+          <w:rFonts w:eastAsia="Calibri Light"/>
+        </w:rPr>
+        <w:t>-</w:t>
+      </w:r>
+      <w:r>
+        <w:rPr>
+          <w:rFonts w:eastAsia="Calibri Light"/>
+        </w:rPr>
+        <w:t>тест</w:t>
+      </w:r>
+      <w:r>
+        <w:rPr>
+          <w:rFonts w:eastAsia="Calibri Light"/>
+        </w:rPr>
+        <w:t xml:space="preserve">, </w:t>
+      </w:r>
+      <w:r>
+        <w:rPr>
+          <w:rFonts w:eastAsia="Calibri Light"/>
+        </w:rPr>
+        <w:t>тест Фишера</w:t>
+      </w:r>
+      <w:r>
+        <w:rPr>
+          <w:rFonts w:eastAsia="Calibri Light"/>
+        </w:rPr>
+        <w:t xml:space="preserve"> </w:t>
+      </w:r>
+      <w:r>
+        <w:rPr>
+          <w:rFonts w:eastAsia="Calibri Light"/>
+        </w:rPr>
+        <w:t>(</w:t>
+      </w:r>
+      <w:r>
+        <w:rPr>
+          <w:rFonts w:eastAsia="Calibri Light"/>
+        </w:rPr>
+        <w:t>2</w:t>
+      </w:r>
+      <w:r>
+        <w:rPr>
+          <w:rFonts w:eastAsia="Calibri Light"/>
+        </w:rPr>
+        <w:t>)</w:t>
+      </w:r>
+      <w:bookmarkEnd w:id="5"/>
+    </w:p>
+    <w:p>
+      <w:pPr>
         <w:pStyle w:val="a6"/>
         <w:numPr>
           <w:ilvl w:val="0"/>
-          <w:numId w:val="3"/>
+          <w:numId w:val="36"/>
         </w:numPr>
       </w:pPr>
       <w:r>
-        <w:t>Распределение Лапласа</w:t>
+        <w:t xml:space="preserve">Подсчитываем выборочные дисперсии </w:t>
       </w:r>
     </w:p>
     <w:p>
@@ -2618,816 +2570,88 @@
         <w:pStyle w:val="a6"/>
         <w:ind w:left="1068"/>
       </w:pPr>
-      <w:r>
-        <w:t xml:space="preserve"> </w:t>
-      </w:r>
-      <m:oMath>
-        <m:r>
-          <w:rPr>
-            <w:rFonts w:ascii="Cambria Math" w:hAnsi="Cambria Math"/>
-            <w:lang w:val="en-US"/>
-          </w:rPr>
-          <m:t>L</m:t>
-        </m:r>
-        <m:d>
-          <m:dPr>
-            <m:ctrlPr>
-              <w:rPr>
-                <w:rFonts w:ascii="Cambria Math" w:hAnsi="Cambria Math"/>
-                <w:i/>
-              </w:rPr>
-            </m:ctrlPr>
-          </m:dPr>
-          <m:e>
-            <m:r>
-              <w:rPr>
-                <w:rFonts w:ascii="Cambria Math" w:hAnsi="Cambria Math"/>
-              </w:rPr>
-              <m:t>0,</m:t>
-            </m:r>
-            <m:f>
-              <m:fPr>
-                <m:ctrlPr>
-                  <w:rPr>
-                    <w:rFonts w:ascii="Cambria Math" w:hAnsi="Cambria Math"/>
-                  </w:rPr>
-                </m:ctrlPr>
-              </m:fPr>
-              <m:num>
-                <m:r>
-                  <w:rPr>
-                    <w:rFonts w:ascii="Cambria Math" w:hAnsi="Cambria Math"/>
-                  </w:rPr>
-                  <m:t>1</m:t>
-                </m:r>
-                <m:ctrlPr>
-                  <w:rPr>
-                    <w:rFonts w:ascii="Cambria Math" w:hAnsi="Cambria Math"/>
-                    <w:i/>
-                  </w:rPr>
-                </m:ctrlPr>
-              </m:num>
-              <m:den>
-                <m:rad>
-                  <m:radPr>
-                    <m:degHide m:val="1"/>
-                    <m:ctrlPr>
-                      <w:rPr>
-                        <w:rFonts w:ascii="Cambria Math" w:hAnsi="Cambria Math"/>
-                      </w:rPr>
-                    </m:ctrlPr>
-                  </m:radPr>
-                  <m:deg>
-                    <m:ctrlPr>
-                      <w:rPr>
-                        <w:rFonts w:ascii="Cambria Math" w:hAnsi="Cambria Math"/>
-                        <w:i/>
-                      </w:rPr>
-                    </m:ctrlPr>
-                  </m:deg>
-                  <m:e>
-                    <m:r>
-                      <w:rPr>
-                        <w:rFonts w:ascii="Cambria Math" w:hAnsi="Cambria Math"/>
-                      </w:rPr>
-                      <m:t>2</m:t>
-                    </m:r>
-                  </m:e>
-                </m:rad>
-                <m:ctrlPr>
-                  <w:rPr>
-                    <w:rFonts w:ascii="Cambria Math" w:hAnsi="Cambria Math"/>
-                    <w:i/>
-                  </w:rPr>
-                </m:ctrlPr>
-              </m:den>
-            </m:f>
-          </m:e>
-        </m:d>
-        <m:r>
-          <w:rPr>
-            <w:rFonts w:ascii="Cambria Math" w:hAnsi="Cambria Math"/>
-          </w:rPr>
-          <m:t>;</m:t>
-        </m:r>
-        <m:r>
-          <w:rPr>
-            <w:rFonts w:ascii="Cambria Math" w:hAnsi="Cambria Math"/>
-            <w:lang w:val="en-US"/>
-          </w:rPr>
-          <m:t>f</m:t>
-        </m:r>
-        <m:d>
-          <m:dPr>
-            <m:ctrlPr>
-              <w:rPr>
-                <w:rFonts w:ascii="Cambria Math" w:hAnsi="Cambria Math"/>
-                <w:i/>
-              </w:rPr>
-            </m:ctrlPr>
-          </m:dPr>
-          <m:e>
-            <m:r>
-              <w:rPr>
-                <w:rFonts w:ascii="Cambria Math" w:hAnsi="Cambria Math"/>
-                <w:lang w:val="en-US"/>
-              </w:rPr>
-              <m:t>x</m:t>
-            </m:r>
-          </m:e>
-        </m:d>
-        <m:r>
-          <w:rPr>
-            <w:rFonts w:ascii="Cambria Math" w:hAnsi="Cambria Math"/>
-          </w:rPr>
-          <m:t>=</m:t>
-        </m:r>
-        <m:f>
-          <m:fPr>
-            <m:ctrlPr>
-              <w:rPr>
-                <w:rFonts w:ascii="Cambria Math" w:hAnsi="Cambria Math"/>
-              </w:rPr>
-            </m:ctrlPr>
-          </m:fPr>
-          <m:num>
-            <m:r>
-              <w:rPr>
-                <w:rFonts w:ascii="Cambria Math" w:hAnsi="Cambria Math"/>
-              </w:rPr>
-              <m:t>1</m:t>
-            </m:r>
-            <m:ctrlPr>
-              <w:rPr>
-                <w:rFonts w:ascii="Cambria Math" w:hAnsi="Cambria Math"/>
-                <w:i/>
-              </w:rPr>
-            </m:ctrlPr>
-          </m:num>
-          <m:den>
-            <m:rad>
-              <m:radPr>
-                <m:degHide m:val="1"/>
-                <m:ctrlPr>
-                  <w:rPr>
-                    <w:rFonts w:ascii="Cambria Math" w:hAnsi="Cambria Math"/>
-                  </w:rPr>
-                </m:ctrlPr>
-              </m:radPr>
-              <m:deg>
-                <m:ctrlPr>
-                  <w:rPr>
-                    <w:rFonts w:ascii="Cambria Math" w:hAnsi="Cambria Math"/>
-                    <w:i/>
-                  </w:rPr>
-                </m:ctrlPr>
-              </m:deg>
-              <m:e>
-                <m:r>
-                  <w:rPr>
-                    <w:rFonts w:ascii="Cambria Math" w:hAnsi="Cambria Math"/>
-                  </w:rPr>
-                  <m:t>2</m:t>
-                </m:r>
-              </m:e>
-            </m:rad>
-            <m:ctrlPr>
-              <w:rPr>
-                <w:rFonts w:ascii="Cambria Math" w:hAnsi="Cambria Math"/>
-                <w:i/>
-              </w:rPr>
-            </m:ctrlPr>
-          </m:den>
-        </m:f>
-        <m:sSup>
-          <m:sSupPr>
-            <m:ctrlPr>
-              <w:rPr>
-                <w:rFonts w:ascii="Cambria Math" w:hAnsi="Cambria Math"/>
-                <w:i/>
-              </w:rPr>
-            </m:ctrlPr>
-          </m:sSupPr>
-          <m:e>
-            <m:r>
-              <w:rPr>
-                <w:rFonts w:ascii="Cambria Math" w:hAnsi="Cambria Math"/>
-                <w:lang w:val="en-US"/>
-              </w:rPr>
-              <m:t>e</m:t>
-            </m:r>
-            <m:ctrlPr>
-              <w:rPr>
-                <w:rFonts w:ascii="Cambria Math" w:hAnsi="Cambria Math"/>
-                <w:i/>
-                <w:lang w:val="en-US"/>
-              </w:rPr>
-            </m:ctrlPr>
-          </m:e>
-          <m:sup>
-            <m:r>
-              <w:rPr>
-                <w:rFonts w:ascii="Cambria Math" w:hAnsi="Cambria Math"/>
-              </w:rPr>
-              <m:t>-</m:t>
-            </m:r>
-            <m:rad>
-              <m:radPr>
-                <m:degHide m:val="1"/>
-                <m:ctrlPr>
-                  <w:rPr>
-                    <w:rFonts w:ascii="Cambria Math" w:hAnsi="Cambria Math"/>
-                  </w:rPr>
-                </m:ctrlPr>
-              </m:radPr>
-              <m:deg>
-                <m:ctrlPr>
-                  <w:rPr>
-                    <w:rFonts w:ascii="Cambria Math" w:hAnsi="Cambria Math"/>
-                    <w:i/>
-                  </w:rPr>
-                </m:ctrlPr>
-              </m:deg>
-              <m:e>
-                <m:r>
-                  <w:rPr>
-                    <w:rFonts w:ascii="Cambria Math" w:hAnsi="Cambria Math"/>
-                  </w:rPr>
-                  <m:t>2</m:t>
-                </m:r>
-              </m:e>
-            </m:rad>
-            <m:d>
-              <m:dPr>
-                <m:begChr m:val="|"/>
-                <m:endChr m:val="|"/>
-                <m:ctrlPr>
-                  <w:rPr>
-                    <w:rFonts w:ascii="Cambria Math" w:hAnsi="Cambria Math"/>
-                    <w:i/>
-                  </w:rPr>
-                </m:ctrlPr>
-              </m:dPr>
-              <m:e>
-                <m:r>
-                  <w:rPr>
-                    <w:rFonts w:ascii="Cambria Math" w:hAnsi="Cambria Math"/>
-                  </w:rPr>
-                  <m:t>x</m:t>
-                </m:r>
-              </m:e>
-            </m:d>
-          </m:sup>
-        </m:sSup>
-        <m:r>
-          <w:rPr>
-            <w:rFonts w:ascii="Cambria Math" w:hAnsi="Cambria Math"/>
-          </w:rPr>
-          <m:t xml:space="preserve"> (2)</m:t>
-        </m:r>
-      </m:oMath>
-    </w:p>
-    <w:p>
-      <w:pPr>
-        <w:pStyle w:val="a6"/>
-        <w:numPr>
-          <w:ilvl w:val="0"/>
-          <w:numId w:val="3"/>
-        </w:numPr>
-      </w:pPr>
-      <w:r>
-        <w:t>Равномерное распределение</w:t>
-      </w:r>
-    </w:p>
-    <w:p>
-      <w:pPr>
-        <w:pStyle w:val="a6"/>
-        <w:ind w:left="1068"/>
-      </w:pPr>
-      <w:r>
-        <w:t xml:space="preserve">  </w:t>
-      </w:r>
-      <m:oMath>
-        <m:r>
-          <w:rPr>
-            <w:rFonts w:ascii="Cambria Math" w:hAnsi="Cambria Math"/>
-            <w:lang w:val="en-US"/>
-          </w:rPr>
-          <m:t>U</m:t>
-        </m:r>
-        <m:d>
-          <m:dPr>
-            <m:ctrlPr>
-              <w:rPr>
-                <w:rFonts w:ascii="Cambria Math" w:hAnsi="Cambria Math"/>
-                <w:i/>
-              </w:rPr>
-            </m:ctrlPr>
-          </m:dPr>
-          <m:e>
-            <m:r>
-              <w:rPr>
-                <w:rFonts w:ascii="Cambria Math" w:hAnsi="Cambria Math"/>
-              </w:rPr>
-              <m:t>-</m:t>
-            </m:r>
-            <m:rad>
-              <m:radPr>
-                <m:degHide m:val="1"/>
-                <m:ctrlPr>
-                  <w:rPr>
-                    <w:rFonts w:ascii="Cambria Math" w:hAnsi="Cambria Math"/>
-                  </w:rPr>
-                </m:ctrlPr>
-              </m:radPr>
-              <m:deg>
-                <m:ctrlPr>
-                  <w:rPr>
-                    <w:rFonts w:ascii="Cambria Math" w:hAnsi="Cambria Math"/>
-                    <w:i/>
-                  </w:rPr>
-                </m:ctrlPr>
-              </m:deg>
-              <m:e>
-                <m:r>
-                  <w:rPr>
-                    <w:rFonts w:ascii="Cambria Math" w:hAnsi="Cambria Math"/>
-                  </w:rPr>
-                  <m:t>3</m:t>
-                </m:r>
-              </m:e>
-            </m:rad>
-            <m:r>
-              <w:rPr>
-                <w:rFonts w:ascii="Cambria Math" w:hAnsi="Cambria Math"/>
-              </w:rPr>
-              <m:t>,</m:t>
-            </m:r>
-            <m:rad>
-              <m:radPr>
-                <m:degHide m:val="1"/>
-                <m:ctrlPr>
-                  <w:rPr>
-                    <w:rFonts w:ascii="Cambria Math" w:hAnsi="Cambria Math"/>
-                  </w:rPr>
-                </m:ctrlPr>
-              </m:radPr>
-              <m:deg>
-                <m:ctrlPr>
-                  <w:rPr>
-                    <w:rFonts w:ascii="Cambria Math" w:hAnsi="Cambria Math"/>
-                    <w:i/>
-                  </w:rPr>
-                </m:ctrlPr>
-              </m:deg>
-              <m:e>
-                <m:r>
-                  <w:rPr>
-                    <w:rFonts w:ascii="Cambria Math" w:hAnsi="Cambria Math"/>
-                  </w:rPr>
-                  <m:t>3</m:t>
-                </m:r>
-              </m:e>
-            </m:rad>
-          </m:e>
-        </m:d>
-        <m:r>
-          <w:rPr>
-            <w:rFonts w:ascii="Cambria Math" w:hAnsi="Cambria Math"/>
-          </w:rPr>
-          <m:t>;</m:t>
-        </m:r>
-        <m:r>
-          <w:rPr>
-            <w:rFonts w:ascii="Cambria Math" w:hAnsi="Cambria Math"/>
-            <w:lang w:val="en-US"/>
-          </w:rPr>
-          <m:t>f</m:t>
-        </m:r>
-        <m:d>
-          <m:dPr>
-            <m:ctrlPr>
-              <w:rPr>
-                <w:rFonts w:ascii="Cambria Math" w:hAnsi="Cambria Math"/>
-                <w:i/>
-              </w:rPr>
-            </m:ctrlPr>
-          </m:dPr>
-          <m:e>
-            <m:r>
-              <w:rPr>
-                <w:rFonts w:ascii="Cambria Math" w:hAnsi="Cambria Math"/>
-                <w:lang w:val="en-US"/>
-              </w:rPr>
-              <m:t>x</m:t>
-            </m:r>
-          </m:e>
-        </m:d>
-        <m:r>
-          <w:rPr>
-            <w:rFonts w:ascii="Cambria Math" w:hAnsi="Cambria Math"/>
-          </w:rPr>
-          <m:t>=</m:t>
-        </m:r>
-        <m:d>
-          <m:dPr>
-            <m:begChr m:val="{"/>
-            <m:endChr m:val=""/>
-            <m:ctrlPr>
-              <w:rPr>
-                <w:rFonts w:ascii="Cambria Math" w:hAnsi="Cambria Math"/>
-                <w:i/>
-              </w:rPr>
-            </m:ctrlPr>
-          </m:dPr>
-          <m:e>
-            <m:eqArr>
-              <m:eqArrPr>
-                <m:ctrlPr>
-                  <w:rPr>
-                    <w:rFonts w:ascii="Cambria Math" w:hAnsi="Cambria Math"/>
-                    <w:i/>
-                  </w:rPr>
-                </m:ctrlPr>
-              </m:eqArrPr>
-              <m:e>
-                <m:f>
-                  <m:fPr>
-                    <m:ctrlPr>
-                      <w:rPr>
-                        <w:rFonts w:ascii="Cambria Math" w:hAnsi="Cambria Math"/>
-                        <w:i/>
-                      </w:rPr>
-                    </m:ctrlPr>
-                  </m:fPr>
-                  <m:num>
-                    <m:r>
-                      <w:rPr>
-                        <w:rFonts w:ascii="Cambria Math" w:hAnsi="Cambria Math"/>
-                      </w:rPr>
-                      <m:t>1</m:t>
-                    </m:r>
-                  </m:num>
-                  <m:den>
-                    <m:r>
-                      <w:rPr>
-                        <w:rFonts w:ascii="Cambria Math" w:hAnsi="Cambria Math"/>
-                      </w:rPr>
-                      <m:t>2</m:t>
-                    </m:r>
-                    <m:rad>
-                      <m:radPr>
-                        <m:degHide m:val="1"/>
-                        <m:ctrlPr>
-                          <w:rPr>
-                            <w:rFonts w:ascii="Cambria Math" w:hAnsi="Cambria Math"/>
-                            <w:i/>
-                          </w:rPr>
-                        </m:ctrlPr>
-                      </m:radPr>
-                      <m:deg/>
-                      <m:e>
-                        <m:r>
-                          <w:rPr>
-                            <w:rFonts w:ascii="Cambria Math" w:hAnsi="Cambria Math"/>
-                          </w:rPr>
-                          <m:t>3</m:t>
-                        </m:r>
-                      </m:e>
-                    </m:rad>
-                  </m:den>
-                </m:f>
-                <m:r>
-                  <w:rPr>
-                    <w:rFonts w:ascii="Cambria Math" w:hAnsi="Cambria Math"/>
-                  </w:rPr>
-                  <m:t>,xϵ</m:t>
-                </m:r>
-                <m:d>
-                  <m:dPr>
-                    <m:begChr m:val="["/>
-                    <m:endChr m:val="]"/>
-                    <m:ctrlPr>
-                      <w:rPr>
-                        <w:rFonts w:ascii="Cambria Math" w:hAnsi="Cambria Math"/>
-                        <w:i/>
-                      </w:rPr>
-                    </m:ctrlPr>
-                  </m:dPr>
-                  <m:e>
-                    <m:r>
-                      <w:rPr>
-                        <w:rFonts w:ascii="Cambria Math" w:hAnsi="Cambria Math"/>
-                      </w:rPr>
-                      <m:t>-</m:t>
-                    </m:r>
-                    <m:rad>
-                      <m:radPr>
-                        <m:degHide m:val="1"/>
-                        <m:ctrlPr>
-                          <w:rPr>
-                            <w:rFonts w:ascii="Cambria Math" w:hAnsi="Cambria Math"/>
-                            <w:i/>
-                          </w:rPr>
-                        </m:ctrlPr>
-                      </m:radPr>
-                      <m:deg/>
-                      <m:e>
-                        <m:r>
-                          <w:rPr>
-                            <w:rFonts w:ascii="Cambria Math" w:hAnsi="Cambria Math"/>
-                          </w:rPr>
-                          <m:t>3</m:t>
-                        </m:r>
-                      </m:e>
-                    </m:rad>
-                    <m:r>
-                      <w:rPr>
-                        <w:rFonts w:ascii="Cambria Math" w:hAnsi="Cambria Math"/>
-                      </w:rPr>
-                      <m:t>;</m:t>
-                    </m:r>
-                    <m:rad>
-                      <m:radPr>
-                        <m:degHide m:val="1"/>
-                        <m:ctrlPr>
-                          <w:rPr>
-                            <w:rFonts w:ascii="Cambria Math" w:hAnsi="Cambria Math"/>
-                            <w:i/>
-                          </w:rPr>
-                        </m:ctrlPr>
-                      </m:radPr>
-                      <m:deg/>
-                      <m:e>
-                        <m:r>
-                          <w:rPr>
-                            <w:rFonts w:ascii="Cambria Math" w:hAnsi="Cambria Math"/>
-                          </w:rPr>
-                          <m:t>3</m:t>
-                        </m:r>
-                      </m:e>
-                    </m:rad>
-                  </m:e>
-                </m:d>
-              </m:e>
-              <m:e>
-                <m:r>
-                  <w:rPr>
-                    <w:rFonts w:ascii="Cambria Math" w:hAnsi="Cambria Math"/>
-                  </w:rPr>
-                  <m:t>0,x∉</m:t>
-                </m:r>
-                <m:d>
-                  <m:dPr>
-                    <m:begChr m:val="["/>
-                    <m:endChr m:val="]"/>
-                    <m:ctrlPr>
-                      <w:rPr>
-                        <w:rFonts w:ascii="Cambria Math" w:hAnsi="Cambria Math"/>
-                        <w:i/>
-                      </w:rPr>
-                    </m:ctrlPr>
-                  </m:dPr>
-                  <m:e>
-                    <m:r>
-                      <w:rPr>
-                        <w:rFonts w:ascii="Cambria Math" w:hAnsi="Cambria Math"/>
-                      </w:rPr>
-                      <m:t>-</m:t>
-                    </m:r>
-                    <m:rad>
-                      <m:radPr>
-                        <m:degHide m:val="1"/>
-                        <m:ctrlPr>
-                          <w:rPr>
-                            <w:rFonts w:ascii="Cambria Math" w:hAnsi="Cambria Math"/>
-                            <w:i/>
-                          </w:rPr>
-                        </m:ctrlPr>
-                      </m:radPr>
-                      <m:deg/>
-                      <m:e>
-                        <m:r>
-                          <w:rPr>
-                            <w:rFonts w:ascii="Cambria Math" w:hAnsi="Cambria Math"/>
-                          </w:rPr>
-                          <m:t>3</m:t>
-                        </m:r>
-                      </m:e>
-                    </m:rad>
-                    <m:r>
-                      <w:rPr>
-                        <w:rFonts w:ascii="Cambria Math" w:hAnsi="Cambria Math"/>
-                      </w:rPr>
-                      <m:t>;</m:t>
-                    </m:r>
-                    <m:rad>
-                      <m:radPr>
-                        <m:degHide m:val="1"/>
-                        <m:ctrlPr>
-                          <w:rPr>
-                            <w:rFonts w:ascii="Cambria Math" w:hAnsi="Cambria Math"/>
-                            <w:i/>
-                          </w:rPr>
-                        </m:ctrlPr>
-                      </m:radPr>
-                      <m:deg/>
-                      <m:e>
-                        <m:r>
-                          <w:rPr>
-                            <w:rFonts w:ascii="Cambria Math" w:hAnsi="Cambria Math"/>
-                          </w:rPr>
-                          <m:t>3</m:t>
-                        </m:r>
-                      </m:e>
-                    </m:rad>
-                  </m:e>
-                </m:d>
-              </m:e>
-            </m:eqArr>
-          </m:e>
-        </m:d>
-        <m:r>
-          <w:rPr>
-            <w:rFonts w:ascii="Cambria Math" w:hAnsi="Cambria Math"/>
-          </w:rPr>
-          <m:t xml:space="preserve"> (3)</m:t>
-        </m:r>
-      </m:oMath>
-    </w:p>
-    <w:p>
-      <w:pPr>
-        <w:pStyle w:val="2"/>
-        <w:ind w:left="708"/>
-        <w:rPr>
-          <w:rFonts w:eastAsia="Calibri Light"/>
-        </w:rPr>
-      </w:pPr>
-      <w:bookmarkStart w:id="5" w:name="_Toc226719117"/>
-      <w:r>
-        <w:rPr>
-          <w:rFonts w:eastAsia="Calibri Light"/>
-        </w:rPr>
-        <w:t>Метод</w:t>
-      </w:r>
-      <w:r>
-        <w:rPr>
-          <w:rFonts w:eastAsia="Calibri Light"/>
-        </w:rPr>
-        <w:t xml:space="preserve"> </w:t>
-      </w:r>
-      <w:r>
-        <w:rPr>
-          <w:rFonts w:eastAsia="Calibri Light"/>
-        </w:rPr>
-        <w:t>максимального правдоподобия</w:t>
-      </w:r>
-      <w:r>
-        <w:rPr>
-          <w:rFonts w:eastAsia="Calibri Light"/>
-        </w:rPr>
-        <w:t xml:space="preserve"> для нормального распределения</w:t>
-      </w:r>
-      <w:r>
-        <w:rPr>
-          <w:rFonts w:eastAsia="Calibri Light"/>
-        </w:rPr>
-        <w:t xml:space="preserve"> (4)</w:t>
-      </w:r>
-      <w:bookmarkEnd w:id="5"/>
-    </w:p>
-    <w:p>
-      <w:r>
-        <w:tab/>
-      </w:r>
-      <w:r>
-        <w:t>Строим функцию правдоподобия</w:t>
-      </w:r>
-      <w:r>
-        <w:t>:</w:t>
-      </w:r>
-    </w:p>
-    <w:p>
-      <w:pPr>
-        <w:jc w:val="center"/>
-      </w:pPr>
       <m:oMathPara>
         <m:oMath>
-          <m:r>
-            <w:rPr>
-              <w:rFonts w:ascii="Cambria Math" w:hAnsi="Cambria Math"/>
-            </w:rPr>
-            <m:t>L</m:t>
-          </m:r>
-          <m:d>
-            <m:dPr>
+          <m:sSubSup>
+            <m:sSubSupPr>
               <m:ctrlPr>
                 <w:rPr>
                   <w:rFonts w:ascii="Cambria Math" w:hAnsi="Cambria Math"/>
                   <w:i/>
                 </w:rPr>
               </m:ctrlPr>
-            </m:dPr>
+            </m:sSubSupPr>
             <m:e>
-              <m:sSub>
-                <m:sSubPr>
-                  <m:ctrlPr>
-                    <w:rPr>
-                      <w:rFonts w:ascii="Cambria Math" w:hAnsi="Cambria Math"/>
-                      <w:i/>
-                    </w:rPr>
-                  </m:ctrlPr>
-                </m:sSubPr>
-                <m:e>
-                  <m:r>
-                    <w:rPr>
-                      <w:rFonts w:ascii="Cambria Math" w:hAnsi="Cambria Math"/>
-                    </w:rPr>
-                    <m:t>x</m:t>
-                  </m:r>
-                </m:e>
-                <m:sub>
-                  <m:r>
-                    <w:rPr>
-                      <w:rFonts w:ascii="Cambria Math" w:hAnsi="Cambria Math"/>
-                    </w:rPr>
-                    <m:t>1</m:t>
-                  </m:r>
-                </m:sub>
-              </m:sSub>
               <m:r>
                 <w:rPr>
                   <w:rFonts w:ascii="Cambria Math" w:hAnsi="Cambria Math"/>
                 </w:rPr>
-                <m:t>,…,</m:t>
+                <m:t>s</m:t>
               </m:r>
-              <m:sSub>
-                <m:sSubPr>
-                  <m:ctrlPr>
-                    <w:rPr>
-                      <w:rFonts w:ascii="Cambria Math" w:hAnsi="Cambria Math"/>
-                      <w:i/>
-                    </w:rPr>
-                  </m:ctrlPr>
-                </m:sSubPr>
-                <m:e>
-                  <m:r>
-                    <w:rPr>
-                      <w:rFonts w:ascii="Cambria Math" w:hAnsi="Cambria Math"/>
-                    </w:rPr>
-                    <m:t>x</m:t>
-                  </m:r>
-                </m:e>
-                <m:sub>
-                  <m:r>
-                    <w:rPr>
-                      <w:rFonts w:ascii="Cambria Math" w:hAnsi="Cambria Math"/>
-                    </w:rPr>
-                    <m:t>n</m:t>
-                  </m:r>
-                </m:sub>
-              </m:sSub>
+            </m:e>
+            <m:sub>
               <m:r>
                 <w:rPr>
                   <w:rFonts w:ascii="Cambria Math" w:hAnsi="Cambria Math"/>
                 </w:rPr>
-                <m:t>,</m:t>
+                <m:t>1</m:t>
               </m:r>
-              <m:r>
-                <m:rPr>
-                  <m:sty m:val="p"/>
-                </m:rPr>
-                <w:rPr>
-                  <w:rFonts w:ascii="Cambria Math" w:hAnsi="Cambria Math"/>
-                </w:rPr>
-                <m:t>μ</m:t>
-              </m:r>
+            </m:sub>
+            <m:sup>
               <m:r>
                 <w:rPr>
                   <w:rFonts w:ascii="Cambria Math" w:hAnsi="Cambria Math"/>
                 </w:rPr>
-                <m:t>,</m:t>
+                <m:t>2</m:t>
               </m:r>
-              <m:r>
-                <m:rPr>
-                  <m:sty m:val="p"/>
-                </m:rPr>
-                <w:rPr>
-                  <w:rFonts w:ascii="Cambria Math" w:hAnsi="Cambria Math"/>
-                </w:rPr>
-                <m:t>σ</m:t>
-              </m:r>
-            </m:e>
-          </m:d>
+            </m:sup>
+          </m:sSubSup>
           <m:r>
             <w:rPr>
               <w:rFonts w:ascii="Cambria Math" w:hAnsi="Cambria Math"/>
             </w:rPr>
             <m:t>=</m:t>
           </m:r>
+          <m:f>
+            <m:fPr>
+              <m:ctrlPr>
+                <w:rPr>
+                  <w:rFonts w:ascii="Cambria Math" w:hAnsi="Cambria Math"/>
+                </w:rPr>
+              </m:ctrlPr>
+            </m:fPr>
+            <m:num>
+              <m:r>
+                <w:rPr>
+                  <w:rFonts w:ascii="Cambria Math" w:hAnsi="Cambria Math"/>
+                </w:rPr>
+                <m:t>1</m:t>
+              </m:r>
+              <m:ctrlPr>
+                <w:rPr>
+                  <w:rFonts w:ascii="Cambria Math" w:hAnsi="Cambria Math"/>
+                  <w:i/>
+                </w:rPr>
+              </m:ctrlPr>
+            </m:num>
+            <m:den>
+              <m:r>
+                <w:rPr>
+                  <w:rFonts w:ascii="Cambria Math" w:hAnsi="Cambria Math"/>
+                </w:rPr>
+                <m:t>n-1</m:t>
+              </m:r>
+              <m:ctrlPr>
+                <w:rPr>
+                  <w:rFonts w:ascii="Cambria Math" w:hAnsi="Cambria Math"/>
+                  <w:i/>
+                </w:rPr>
+              </m:ctrlPr>
+            </m:den>
+          </m:f>
           <m:nary>
             <m:naryPr>
-              <m:chr m:val="∏"/>
+              <m:chr m:val="∑"/>
               <m:ctrlPr>
                 <w:rPr>
                   <w:rFonts w:ascii="Cambria Math" w:hAnsi="Cambria Math"/>
@@ -3463,119 +2687,6 @@
               </m:ctrlPr>
             </m:sup>
             <m:e>
-              <m:f>
-                <m:fPr>
-                  <m:ctrlPr>
-                    <w:rPr>
-                      <w:rFonts w:ascii="Cambria Math" w:hAnsi="Cambria Math"/>
-                    </w:rPr>
-                  </m:ctrlPr>
-                </m:fPr>
-                <m:num>
-                  <m:r>
-                    <w:rPr>
-                      <w:rFonts w:ascii="Cambria Math" w:hAnsi="Cambria Math"/>
-                    </w:rPr>
-                    <m:t>1</m:t>
-                  </m:r>
-                  <m:ctrlPr>
-                    <w:rPr>
-                      <w:rFonts w:ascii="Cambria Math" w:hAnsi="Cambria Math"/>
-                      <w:i/>
-                    </w:rPr>
-                  </m:ctrlPr>
-                </m:num>
-                <m:den>
-                  <m:r>
-                    <m:rPr>
-                      <m:sty m:val="p"/>
-                    </m:rPr>
-                    <w:rPr>
-                      <w:rFonts w:ascii="Cambria Math" w:hAnsi="Cambria Math"/>
-                    </w:rPr>
-                    <m:t>σ</m:t>
-                  </m:r>
-                  <m:rad>
-                    <m:radPr>
-                      <m:degHide m:val="1"/>
-                      <m:ctrlPr>
-                        <w:rPr>
-                          <w:rFonts w:ascii="Cambria Math" w:hAnsi="Cambria Math"/>
-                        </w:rPr>
-                      </m:ctrlPr>
-                    </m:radPr>
-                    <m:deg>
-                      <m:ctrlPr>
-                        <w:rPr>
-                          <w:rFonts w:ascii="Cambria Math" w:hAnsi="Cambria Math"/>
-                          <w:i/>
-                        </w:rPr>
-                      </m:ctrlPr>
-                    </m:deg>
-                    <m:e>
-                      <m:r>
-                        <w:rPr>
-                          <w:rFonts w:ascii="Cambria Math" w:hAnsi="Cambria Math"/>
-                        </w:rPr>
-                        <m:t>2</m:t>
-                      </m:r>
-                      <m:r>
-                        <m:rPr>
-                          <m:sty m:val="p"/>
-                        </m:rPr>
-                        <w:rPr>
-                          <w:rFonts w:ascii="Cambria Math" w:hAnsi="Cambria Math"/>
-                        </w:rPr>
-                        <m:t>π</m:t>
-                      </m:r>
-                    </m:e>
-                  </m:rad>
-                  <m:ctrlPr>
-                    <w:rPr>
-                      <w:rFonts w:ascii="Cambria Math" w:hAnsi="Cambria Math"/>
-                      <w:i/>
-                    </w:rPr>
-                  </m:ctrlPr>
-                </m:den>
-              </m:f>
-              <m:r>
-                <w:rPr>
-                  <w:rFonts w:ascii="Cambria Math" w:hAnsi="Cambria Math"/>
-                </w:rPr>
-                <m:t>exp</m:t>
-              </m:r>
-              <m:r>
-                <m:rPr>
-                  <m:lit/>
-                </m:rPr>
-                <w:rPr>
-                  <w:rFonts w:ascii="Cambria Math" w:hAnsi="Cambria Math"/>
-                </w:rPr>
-                <m:t>{</m:t>
-              </m:r>
-              <m:ctrlPr>
-                <w:rPr>
-                  <w:rFonts w:ascii="Cambria Math" w:hAnsi="Cambria Math"/>
-                  <w:i/>
-                </w:rPr>
-              </m:ctrlPr>
-            </m:e>
-          </m:nary>
-          <m:r>
-            <w:rPr>
-              <w:rFonts w:ascii="Cambria Math" w:hAnsi="Cambria Math"/>
-            </w:rPr>
-            <m:t>-</m:t>
-          </m:r>
-          <m:f>
-            <m:fPr>
-              <m:ctrlPr>
-                <w:rPr>
-                  <w:rFonts w:ascii="Cambria Math" w:hAnsi="Cambria Math"/>
-                </w:rPr>
-              </m:ctrlPr>
-            </m:fPr>
-            <m:num>
               <m:sSup>
                 <m:sSupPr>
                   <m:ctrlPr>
@@ -3628,15 +2739,24 @@
                         </w:rPr>
                         <m:t>-</m:t>
                       </m:r>
-                      <m:r>
-                        <m:rPr>
-                          <m:sty m:val="p"/>
-                        </m:rPr>
-                        <w:rPr>
-                          <w:rFonts w:ascii="Cambria Math" w:hAnsi="Cambria Math"/>
-                        </w:rPr>
-                        <m:t>μ</m:t>
-                      </m:r>
+                      <m:acc>
+                        <m:accPr>
+                          <m:chr m:val="̅"/>
+                          <m:ctrlPr>
+                            <w:rPr>
+                              <w:rFonts w:ascii="Cambria Math" w:hAnsi="Cambria Math"/>
+                            </w:rPr>
+                          </m:ctrlPr>
+                        </m:accPr>
+                        <m:e>
+                          <m:r>
+                            <w:rPr>
+                              <w:rFonts w:ascii="Cambria Math" w:hAnsi="Cambria Math"/>
+                            </w:rPr>
+                            <m:t>x</m:t>
+                          </m:r>
+                        </m:e>
+                      </m:acc>
                     </m:e>
                   </m:d>
                 </m:e>
@@ -3655,671 +2775,16 @@
                   <w:i/>
                 </w:rPr>
               </m:ctrlPr>
-            </m:num>
-            <m:den>
-              <m:r>
-                <w:rPr>
-                  <w:rFonts w:ascii="Cambria Math" w:hAnsi="Cambria Math"/>
-                </w:rPr>
-                <m:t>2</m:t>
-              </m:r>
-              <m:sSup>
-                <m:sSupPr>
-                  <m:ctrlPr>
-                    <w:rPr>
-                      <w:rFonts w:ascii="Cambria Math" w:hAnsi="Cambria Math"/>
-                      <w:i/>
-                    </w:rPr>
-                  </m:ctrlPr>
-                </m:sSupPr>
-                <m:e>
-                  <m:r>
-                    <m:rPr>
-                      <m:sty m:val="p"/>
-                    </m:rPr>
-                    <w:rPr>
-                      <w:rFonts w:ascii="Cambria Math" w:hAnsi="Cambria Math"/>
-                    </w:rPr>
-                    <m:t>σ</m:t>
-                  </m:r>
-                  <m:ctrlPr>
-                    <w:rPr>
-                      <w:rFonts w:ascii="Cambria Math" w:hAnsi="Cambria Math"/>
-                    </w:rPr>
-                  </m:ctrlPr>
-                </m:e>
-                <m:sup>
-                  <m:r>
-                    <w:rPr>
-                      <w:rFonts w:ascii="Cambria Math" w:hAnsi="Cambria Math"/>
-                    </w:rPr>
-                    <m:t>2</m:t>
-                  </m:r>
-                </m:sup>
-              </m:sSup>
-              <m:ctrlPr>
-                <w:rPr>
-                  <w:rFonts w:ascii="Cambria Math" w:hAnsi="Cambria Math"/>
-                  <w:i/>
-                </w:rPr>
-              </m:ctrlPr>
-            </m:den>
-          </m:f>
-          <m:r>
-            <m:rPr>
-              <m:lit/>
-            </m:rPr>
-            <w:rPr>
-              <w:rFonts w:ascii="Cambria Math" w:hAnsi="Cambria Math"/>
-            </w:rPr>
-            <m:t>}</m:t>
-          </m:r>
+            </m:e>
+          </m:nary>
         </m:oMath>
       </m:oMathPara>
     </w:p>
     <w:p>
       <w:pPr>
-        <w:rPr>
-          <w:lang w:val="en-US"/>
-        </w:rPr>
-      </w:pPr>
-      <w:r>
-        <w:tab/>
-        <w:t>Ищем</w:t>
-      </w:r>
-      <w:r>
-        <w:rPr>
-          <w:lang w:val="en-US"/>
-        </w:rPr>
-        <w:t xml:space="preserve"> </w:t>
-      </w:r>
-      <w:r>
-        <w:t>по всем параметрам</w:t>
-      </w:r>
-      <w:r>
-        <w:rPr>
-          <w:lang w:val="en-US"/>
-        </w:rPr>
-        <w:t>:</w:t>
-      </w:r>
-    </w:p>
-    <w:p>
-      <w:pPr>
-        <w:jc w:val="center"/>
-        <w:rPr>
-          <w:lang w:val="en-US"/>
-        </w:rPr>
-      </w:pPr>
-      <m:oMathPara>
-        <m:oMath>
-          <m:r>
-            <m:rPr>
-              <m:sty m:val="p"/>
-            </m:rPr>
-            <w:rPr>
-              <w:rFonts w:ascii="Cambria Math" w:hAnsi="Cambria Math"/>
-              <w:lang w:val="en-US"/>
-            </w:rPr>
-            <m:t>μ</m:t>
-          </m:r>
-          <m:r>
-            <w:rPr>
-              <w:rFonts w:ascii="Cambria Math" w:hAnsi="Cambria Math"/>
-              <w:lang w:val="en-US"/>
-            </w:rPr>
-            <m:t>,</m:t>
-          </m:r>
-          <m:r>
-            <m:rPr>
-              <m:sty m:val="p"/>
-            </m:rPr>
-            <w:rPr>
-              <w:rFonts w:ascii="Cambria Math" w:hAnsi="Cambria Math"/>
-              <w:lang w:val="en-US"/>
-            </w:rPr>
-            <m:t>σ</m:t>
-          </m:r>
-          <m:r>
-            <w:rPr>
-              <w:rFonts w:ascii="Cambria Math" w:hAnsi="Cambria Math"/>
-              <w:lang w:val="en-US"/>
-            </w:rPr>
-            <m:t>=argmaxL</m:t>
-          </m:r>
-          <m:d>
-            <m:dPr>
-              <m:ctrlPr>
-                <w:rPr>
-                  <w:rFonts w:ascii="Cambria Math" w:hAnsi="Cambria Math"/>
-                  <w:i/>
-                  <w:lang w:val="en-US"/>
-                </w:rPr>
-              </m:ctrlPr>
-            </m:dPr>
-            <m:e>
-              <m:sSub>
-                <m:sSubPr>
-                  <m:ctrlPr>
-                    <w:rPr>
-                      <w:rFonts w:ascii="Cambria Math" w:hAnsi="Cambria Math"/>
-                      <w:i/>
-                      <w:lang w:val="en-US"/>
-                    </w:rPr>
-                  </m:ctrlPr>
-                </m:sSubPr>
-                <m:e>
-                  <m:r>
-                    <w:rPr>
-                      <w:rFonts w:ascii="Cambria Math" w:hAnsi="Cambria Math"/>
-                      <w:lang w:val="en-US"/>
-                    </w:rPr>
-                    <m:t>x</m:t>
-                  </m:r>
-                </m:e>
-                <m:sub>
-                  <m:r>
-                    <w:rPr>
-                      <w:rFonts w:ascii="Cambria Math" w:hAnsi="Cambria Math"/>
-                      <w:lang w:val="en-US"/>
-                    </w:rPr>
-                    <m:t>1</m:t>
-                  </m:r>
-                </m:sub>
-              </m:sSub>
-              <m:r>
-                <w:rPr>
-                  <w:rFonts w:ascii="Cambria Math" w:hAnsi="Cambria Math"/>
-                  <w:lang w:val="en-US"/>
-                </w:rPr>
-                <m:t>,…,</m:t>
-              </m:r>
-              <m:sSub>
-                <m:sSubPr>
-                  <m:ctrlPr>
-                    <w:rPr>
-                      <w:rFonts w:ascii="Cambria Math" w:hAnsi="Cambria Math"/>
-                      <w:i/>
-                      <w:lang w:val="en-US"/>
-                    </w:rPr>
-                  </m:ctrlPr>
-                </m:sSubPr>
-                <m:e>
-                  <m:r>
-                    <w:rPr>
-                      <w:rFonts w:ascii="Cambria Math" w:hAnsi="Cambria Math"/>
-                      <w:lang w:val="en-US"/>
-                    </w:rPr>
-                    <m:t>x</m:t>
-                  </m:r>
-                </m:e>
-                <m:sub>
-                  <m:r>
-                    <w:rPr>
-                      <w:rFonts w:ascii="Cambria Math" w:hAnsi="Cambria Math"/>
-                      <w:lang w:val="en-US"/>
-                    </w:rPr>
-                    <m:t>n</m:t>
-                  </m:r>
-                </m:sub>
-              </m:sSub>
-              <m:r>
-                <w:rPr>
-                  <w:rFonts w:ascii="Cambria Math" w:hAnsi="Cambria Math"/>
-                  <w:lang w:val="en-US"/>
-                </w:rPr>
-                <m:t>,</m:t>
-              </m:r>
-              <m:r>
-                <m:rPr>
-                  <m:sty m:val="p"/>
-                </m:rPr>
-                <w:rPr>
-                  <w:rFonts w:ascii="Cambria Math" w:hAnsi="Cambria Math"/>
-                  <w:lang w:val="en-US"/>
-                </w:rPr>
-                <m:t>μ</m:t>
-              </m:r>
-              <m:r>
-                <w:rPr>
-                  <w:rFonts w:ascii="Cambria Math" w:hAnsi="Cambria Math"/>
-                  <w:lang w:val="en-US"/>
-                </w:rPr>
-                <m:t>,</m:t>
-              </m:r>
-              <m:r>
-                <m:rPr>
-                  <m:sty m:val="p"/>
-                </m:rPr>
-                <w:rPr>
-                  <w:rFonts w:ascii="Cambria Math" w:hAnsi="Cambria Math"/>
-                  <w:lang w:val="en-US"/>
-                </w:rPr>
-                <m:t>σ</m:t>
-              </m:r>
-            </m:e>
-          </m:d>
-        </m:oMath>
-      </m:oMathPara>
-    </w:p>
-    <w:p>
-      <w:pPr>
-        <w:ind w:left="708"/>
-        <w:rPr>
-          <w:lang w:val="en-US"/>
-        </w:rPr>
-      </w:pPr>
-      <w:r>
-        <w:t>Для этого ищем минимум по каждому параметру</w:t>
-      </w:r>
-      <w:r>
-        <w:t xml:space="preserve">, </w:t>
-      </w:r>
-      <w:r>
-        <w:t xml:space="preserve">путём взятия частных производных от </w:t>
-      </w:r>
-      <m:oMath>
-        <m:r>
-          <w:rPr>
-            <w:rFonts w:ascii="Cambria Math" w:hAnsi="Cambria Math"/>
-          </w:rPr>
-          <m:t>ln</m:t>
-        </m:r>
-        <m:d>
-          <m:dPr>
-            <m:ctrlPr>
-              <w:rPr>
-                <w:rFonts w:ascii="Cambria Math" w:hAnsi="Cambria Math"/>
-                <w:i/>
-              </w:rPr>
-            </m:ctrlPr>
-          </m:dPr>
-          <m:e>
-            <m:r>
-              <w:rPr>
-                <w:rFonts w:ascii="Cambria Math" w:hAnsi="Cambria Math"/>
-              </w:rPr>
-              <m:t>L</m:t>
-            </m:r>
-          </m:e>
-        </m:d>
-      </m:oMath>
-      <w:r>
-        <w:t xml:space="preserve">. </w:t>
-      </w:r>
-      <w:r>
-        <w:t>Решив полученную систему из двух уравнений</w:t>
-      </w:r>
-      <w:r>
-        <w:rPr>
-          <w:lang w:val="en-US"/>
-        </w:rPr>
-        <w:t xml:space="preserve">, </w:t>
-      </w:r>
-      <w:r>
-        <w:t>получим такие результаты</w:t>
-      </w:r>
-      <w:r>
-        <w:rPr>
-          <w:lang w:val="en-US"/>
-        </w:rPr>
-        <w:t>:</w:t>
-      </w:r>
-    </w:p>
-    <w:p>
-      <w:pPr>
         <w:pStyle w:val="a6"/>
-        <w:numPr>
-          <w:ilvl w:val="0"/>
-          <w:numId w:val="30"/>
-        </w:numPr>
-      </w:pPr>
-      <w:proofErr w:type="spellStart"/>
-      <w:r>
-        <w:t>о.м.п</w:t>
-      </w:r>
-      <w:proofErr w:type="spellEnd"/>
-      <w:r>
-        <w:t>. мат. ожидания – выборочное среднее</w:t>
-      </w:r>
-    </w:p>
-    <w:p>
-      <w:pPr>
-        <w:pStyle w:val="a6"/>
-        <w:numPr>
-          <w:ilvl w:val="0"/>
-          <w:numId w:val="30"/>
-        </w:numPr>
-      </w:pPr>
-      <w:proofErr w:type="spellStart"/>
-      <w:r>
-        <w:t>о.м.п</w:t>
-      </w:r>
-      <w:proofErr w:type="spellEnd"/>
-      <w:r>
-        <w:t>. дисперсии – выборочная дисперсия.</w:t>
-      </w:r>
-    </w:p>
-    <w:p>
-      <w:pPr>
-        <w:ind w:left="708"/>
-      </w:pPr>
-      <w:r>
-        <w:t xml:space="preserve">Таким образом мы можем </w:t>
-      </w:r>
-      <w:r>
-        <w:t>оценить параметры нормального распределения по выборке.</w:t>
-      </w:r>
-    </w:p>
-    <w:p>
-      <w:pPr>
-        <w:pStyle w:val="2"/>
-        <w:ind w:firstLine="708"/>
-      </w:pPr>
-      <w:bookmarkStart w:id="6" w:name="_Toc226719118"/>
-      <w:r>
-        <w:t xml:space="preserve">Критерий </w:t>
-      </w:r>
-      <m:oMath>
-        <m:sSup>
-          <m:sSupPr>
-            <m:ctrlPr>
-              <w:rPr>
-                <w:rFonts w:ascii="Cambria Math" w:hAnsi="Cambria Math"/>
-                <w:i/>
-              </w:rPr>
-            </m:ctrlPr>
-          </m:sSupPr>
-          <m:e>
-            <m:r>
-              <w:rPr>
-                <w:rFonts w:ascii="Cambria Math" w:hAnsi="Cambria Math"/>
-              </w:rPr>
-              <m:t>χ</m:t>
-            </m:r>
-            <m:ctrlPr>
-              <w:rPr>
-                <w:rFonts w:ascii="Cambria Math" w:hAnsi="Cambria Math"/>
-              </w:rPr>
-            </m:ctrlPr>
-          </m:e>
-          <m:sup>
-            <m:r>
-              <w:rPr>
-                <w:rFonts w:ascii="Cambria Math" w:hAnsi="Cambria Math"/>
-              </w:rPr>
-              <m:t>2</m:t>
-            </m:r>
-          </m:sup>
-        </m:sSup>
-      </m:oMath>
-      <w:r>
-        <w:t xml:space="preserve"> (5)</w:t>
-      </w:r>
-      <w:bookmarkEnd w:id="6"/>
-    </w:p>
-    <w:p>
-      <w:pPr>
-        <w:pStyle w:val="a6"/>
-        <w:numPr>
-          <w:ilvl w:val="0"/>
-          <w:numId w:val="31"/>
-        </w:numPr>
-      </w:pPr>
-      <w:r>
-        <w:t xml:space="preserve">Разбиваем выборку на непересекающиеся множества </w:t>
-      </w:r>
-      <m:oMath>
-        <m:sSub>
-          <m:sSubPr>
-            <m:ctrlPr>
-              <w:rPr>
-                <w:rFonts w:ascii="Cambria Math" w:hAnsi="Cambria Math"/>
-                <w:i/>
-              </w:rPr>
-            </m:ctrlPr>
-          </m:sSubPr>
-          <m:e>
-            <m:r>
-              <m:rPr>
-                <m:sty m:val="p"/>
-              </m:rPr>
-              <w:rPr>
-                <w:rFonts w:ascii="Cambria Math" w:hAnsi="Cambria Math"/>
-              </w:rPr>
-              <m:t>Δ</m:t>
-            </m:r>
-            <m:ctrlPr>
-              <w:rPr>
-                <w:rFonts w:ascii="Cambria Math" w:hAnsi="Cambria Math"/>
-              </w:rPr>
-            </m:ctrlPr>
-          </m:e>
-          <m:sub>
-            <m:r>
-              <w:rPr>
-                <w:rFonts w:ascii="Cambria Math" w:hAnsi="Cambria Math"/>
-              </w:rPr>
-              <m:t>i</m:t>
-            </m:r>
-          </m:sub>
-        </m:sSub>
-      </m:oMath>
-      <w:r>
-        <w:t>.</w:t>
-      </w:r>
-      <w:r>
-        <w:t xml:space="preserve"> Количество разбиений выбираем с помощью</w:t>
-      </w:r>
-      <w:r>
-        <w:t xml:space="preserve">, </w:t>
-      </w:r>
-      <w:r>
-        <w:t>например</w:t>
-      </w:r>
-      <w:r>
-        <w:t xml:space="preserve">, </w:t>
-      </w:r>
-      <w:r>
-        <w:t xml:space="preserve">формулы </w:t>
-      </w:r>
-      <w:proofErr w:type="spellStart"/>
-      <w:r>
-        <w:t>Старджесса</w:t>
-      </w:r>
-      <w:proofErr w:type="spellEnd"/>
-      <w:r>
-        <w:t>:</w:t>
-      </w:r>
-      <w:r>
-        <w:br/>
-      </w:r>
-      <m:oMathPara>
-        <m:oMath>
-          <m:r>
-            <w:rPr>
-              <w:rFonts w:ascii="Cambria Math" w:hAnsi="Cambria Math"/>
-            </w:rPr>
-            <m:t>k=1+3.3</m:t>
-          </m:r>
-          <m:r>
-            <m:rPr>
-              <m:sty m:val="p"/>
-            </m:rPr>
-            <w:rPr>
-              <w:rFonts w:ascii="Cambria Math" w:hAnsi="Cambria Math"/>
-            </w:rPr>
-            <m:t>⋅</m:t>
-          </m:r>
-          <m:r>
-            <w:rPr>
-              <w:rFonts w:ascii="Cambria Math" w:hAnsi="Cambria Math"/>
-            </w:rPr>
-            <m:t>lg</m:t>
-          </m:r>
-          <m:d>
-            <m:dPr>
-              <m:ctrlPr>
-                <w:rPr>
-                  <w:rFonts w:ascii="Cambria Math" w:hAnsi="Cambria Math"/>
-                  <w:i/>
-                </w:rPr>
-              </m:ctrlPr>
-            </m:dPr>
-            <m:e>
-              <m:r>
-                <w:rPr>
-                  <w:rFonts w:ascii="Cambria Math" w:hAnsi="Cambria Math"/>
-                </w:rPr>
-                <m:t>n</m:t>
-              </m:r>
-            </m:e>
-          </m:d>
-        </m:oMath>
-      </m:oMathPara>
-    </w:p>
-    <w:p>
-      <w:pPr>
-        <w:pStyle w:val="a6"/>
-        <w:numPr>
-          <w:ilvl w:val="0"/>
-          <w:numId w:val="31"/>
-        </w:numPr>
-      </w:pPr>
-      <w:r>
-        <w:t>Исходя из параметров</w:t>
-      </w:r>
-      <w:r>
-        <w:t xml:space="preserve">, </w:t>
-      </w:r>
-      <w:r>
-        <w:t>полученных с помощью предыдущего метода</w:t>
-      </w:r>
-      <w:r>
-        <w:t xml:space="preserve">, </w:t>
-      </w:r>
-      <w:r>
-        <w:t>строим гипотетическое распределение.</w:t>
-      </w:r>
-    </w:p>
-    <w:p>
-      <w:pPr>
-        <w:pStyle w:val="a6"/>
-        <w:numPr>
-          <w:ilvl w:val="0"/>
-          <w:numId w:val="31"/>
-        </w:numPr>
-      </w:pPr>
-      <w:r>
-        <w:t xml:space="preserve">С помощью гипотетического распределения находим вероятности </w:t>
-      </w:r>
-      <m:oMath>
-        <m:sSub>
-          <m:sSubPr>
-            <m:ctrlPr>
-              <w:rPr>
-                <w:rFonts w:ascii="Cambria Math" w:hAnsi="Cambria Math"/>
-                <w:i/>
-              </w:rPr>
-            </m:ctrlPr>
-          </m:sSubPr>
-          <m:e>
-            <m:r>
-              <w:rPr>
-                <w:rFonts w:ascii="Cambria Math" w:hAnsi="Cambria Math"/>
-              </w:rPr>
-              <m:t>p</m:t>
-            </m:r>
-          </m:e>
-          <m:sub>
-            <m:r>
-              <w:rPr>
-                <w:rFonts w:ascii="Cambria Math" w:hAnsi="Cambria Math"/>
-              </w:rPr>
-              <m:t>i</m:t>
-            </m:r>
-          </m:sub>
-        </m:sSub>
-      </m:oMath>
-      <w:r>
-        <w:t xml:space="preserve"> </w:t>
-      </w:r>
-      <w:r>
-        <w:t>попасть в каждое множество</w:t>
-      </w:r>
-      <w:r>
-        <w:t>.</w:t>
-      </w:r>
-    </w:p>
-    <w:p>
-      <w:pPr>
-        <w:pStyle w:val="a6"/>
-        <w:numPr>
-          <w:ilvl w:val="0"/>
-          <w:numId w:val="31"/>
-        </w:numPr>
-      </w:pPr>
-      <w:r>
-        <w:t xml:space="preserve">Находим частоты </w:t>
-      </w:r>
-      <m:oMath>
-        <m:sSub>
-          <m:sSubPr>
-            <m:ctrlPr>
-              <w:rPr>
-                <w:rFonts w:ascii="Cambria Math" w:hAnsi="Cambria Math"/>
-                <w:i/>
-              </w:rPr>
-            </m:ctrlPr>
-          </m:sSubPr>
-          <m:e>
-            <m:r>
-              <w:rPr>
-                <w:rFonts w:ascii="Cambria Math" w:hAnsi="Cambria Math"/>
-              </w:rPr>
-              <m:t>n</m:t>
-            </m:r>
-          </m:e>
-          <m:sub>
-            <m:r>
-              <w:rPr>
-                <w:rFonts w:ascii="Cambria Math" w:hAnsi="Cambria Math"/>
-              </w:rPr>
-              <m:t>i</m:t>
-            </m:r>
-          </m:sub>
-        </m:sSub>
-        <m:r>
-          <w:rPr>
-            <w:rFonts w:ascii="Cambria Math" w:hAnsi="Cambria Math"/>
-          </w:rPr>
-          <m:t xml:space="preserve"> </m:t>
-        </m:r>
-      </m:oMath>
-      <w:r>
-        <w:t>попадания элементов выборки в подмножества.</w:t>
-      </w:r>
-    </w:p>
-    <w:p>
-      <w:pPr>
-        <w:pStyle w:val="a6"/>
-        <w:numPr>
-          <w:ilvl w:val="0"/>
-          <w:numId w:val="31"/>
-        </w:numPr>
-      </w:pPr>
-      <w:r>
-        <w:t>Вычисляем</w:t>
-      </w:r>
-      <w:r>
-        <w:t>:</w:t>
-      </w:r>
-      <w:r>
-        <w:rPr>
-          <w:rFonts w:ascii="Cambria Math" w:hAnsi="Cambria Math"/>
-          <w:i/>
-        </w:rPr>
-        <w:br/>
-      </w:r>
+        <w:ind w:left="1068"/>
+      </w:pPr>
       <m:oMathPara>
         <m:oMath>
           <m:sSubSup>
@@ -4336,20 +2801,15 @@
                 <w:rPr>
                   <w:rFonts w:ascii="Cambria Math" w:hAnsi="Cambria Math"/>
                 </w:rPr>
-                <m:t>χ</m:t>
+                <m:t>s</m:t>
               </m:r>
-              <m:ctrlPr>
-                <w:rPr>
-                  <w:rFonts w:ascii="Cambria Math" w:hAnsi="Cambria Math"/>
-                </w:rPr>
-              </m:ctrlPr>
             </m:e>
             <m:sub>
               <m:r>
                 <w:rPr>
                   <w:rFonts w:ascii="Cambria Math" w:hAnsi="Cambria Math"/>
                 </w:rPr>
-                <m:t>B</m:t>
+                <m:t>2</m:t>
               </m:r>
             </m:sub>
             <m:sup>
@@ -4367,6 +2827,43 @@
             </w:rPr>
             <m:t>=</m:t>
           </m:r>
+          <m:f>
+            <m:fPr>
+              <m:ctrlPr>
+                <w:rPr>
+                  <w:rFonts w:ascii="Cambria Math" w:hAnsi="Cambria Math"/>
+                </w:rPr>
+              </m:ctrlPr>
+            </m:fPr>
+            <m:num>
+              <m:r>
+                <w:rPr>
+                  <w:rFonts w:ascii="Cambria Math" w:hAnsi="Cambria Math"/>
+                </w:rPr>
+                <m:t>1</m:t>
+              </m:r>
+              <m:ctrlPr>
+                <w:rPr>
+                  <w:rFonts w:ascii="Cambria Math" w:hAnsi="Cambria Math"/>
+                  <w:i/>
+                </w:rPr>
+              </m:ctrlPr>
+            </m:num>
+            <m:den>
+              <m:r>
+                <w:rPr>
+                  <w:rFonts w:ascii="Cambria Math" w:hAnsi="Cambria Math"/>
+                </w:rPr>
+                <m:t>m-1</m:t>
+              </m:r>
+              <m:ctrlPr>
+                <w:rPr>
+                  <w:rFonts w:ascii="Cambria Math" w:hAnsi="Cambria Math"/>
+                  <w:i/>
+                </w:rPr>
+              </m:ctrlPr>
+            </m:den>
+          </m:f>
           <m:nary>
             <m:naryPr>
               <m:chr m:val="∑"/>
@@ -4395,7 +2892,7 @@
                 <w:rPr>
                   <w:rFonts w:ascii="Cambria Math" w:hAnsi="Cambria Math"/>
                 </w:rPr>
-                <m:t>k</m:t>
+                <m:t>m</m:t>
               </m:r>
               <m:ctrlPr>
                 <w:rPr>
@@ -4405,153 +2902,88 @@
               </m:ctrlPr>
             </m:sup>
             <m:e>
-              <m:f>
-                <m:fPr>
+              <m:sSup>
+                <m:sSupPr>
                   <m:ctrlPr>
                     <w:rPr>
                       <w:rFonts w:ascii="Cambria Math" w:hAnsi="Cambria Math"/>
+                      <w:i/>
                     </w:rPr>
                   </m:ctrlPr>
-                </m:fPr>
-                <m:num>
-                  <m:sSup>
-                    <m:sSupPr>
+                </m:sSupPr>
+                <m:e>
+                  <m:d>
+                    <m:dPr>
                       <m:ctrlPr>
                         <w:rPr>
                           <w:rFonts w:ascii="Cambria Math" w:hAnsi="Cambria Math"/>
                           <w:i/>
                         </w:rPr>
                       </m:ctrlPr>
-                    </m:sSupPr>
+                    </m:dPr>
                     <m:e>
-                      <m:d>
-                        <m:dPr>
+                      <m:sSub>
+                        <m:sSubPr>
                           <m:ctrlPr>
                             <w:rPr>
                               <w:rFonts w:ascii="Cambria Math" w:hAnsi="Cambria Math"/>
                               <w:i/>
                             </w:rPr>
                           </m:ctrlPr>
-                        </m:dPr>
+                        </m:sSubPr>
                         <m:e>
-                          <m:sSub>
-                            <m:sSubPr>
-                              <m:ctrlPr>
-                                <w:rPr>
-                                  <w:rFonts w:ascii="Cambria Math" w:hAnsi="Cambria Math"/>
-                                  <w:i/>
-                                </w:rPr>
-                              </m:ctrlPr>
-                            </m:sSubPr>
-                            <m:e>
-                              <m:r>
-                                <w:rPr>
-                                  <w:rFonts w:ascii="Cambria Math" w:hAnsi="Cambria Math"/>
-                                </w:rPr>
-                                <m:t>n</m:t>
-                              </m:r>
-                            </m:e>
-                            <m:sub>
-                              <m:r>
-                                <w:rPr>
-                                  <w:rFonts w:ascii="Cambria Math" w:hAnsi="Cambria Math"/>
-                                </w:rPr>
-                                <m:t>i</m:t>
-                              </m:r>
-                            </m:sub>
-                          </m:sSub>
                           <m:r>
                             <w:rPr>
                               <w:rFonts w:ascii="Cambria Math" w:hAnsi="Cambria Math"/>
                             </w:rPr>
-                            <m:t>-n</m:t>
+                            <m:t>y</m:t>
                           </m:r>
-                          <m:sSub>
-                            <m:sSubPr>
-                              <m:ctrlPr>
-                                <w:rPr>
-                                  <w:rFonts w:ascii="Cambria Math" w:hAnsi="Cambria Math"/>
-                                  <w:i/>
-                                </w:rPr>
-                              </m:ctrlPr>
-                            </m:sSubPr>
-                            <m:e>
-                              <m:r>
-                                <w:rPr>
-                                  <w:rFonts w:ascii="Cambria Math" w:hAnsi="Cambria Math"/>
-                                </w:rPr>
-                                <m:t>p</m:t>
-                              </m:r>
-                            </m:e>
-                            <m:sub>
-                              <m:r>
-                                <w:rPr>
-                                  <w:rFonts w:ascii="Cambria Math" w:hAnsi="Cambria Math"/>
-                                </w:rPr>
-                                <m:t>i</m:t>
-                              </m:r>
-                            </m:sub>
-                          </m:sSub>
                         </m:e>
-                      </m:d>
-                    </m:e>
-                    <m:sup>
+                        <m:sub>
+                          <m:r>
+                            <w:rPr>
+                              <w:rFonts w:ascii="Cambria Math" w:hAnsi="Cambria Math"/>
+                            </w:rPr>
+                            <m:t>i</m:t>
+                          </m:r>
+                        </m:sub>
+                      </m:sSub>
                       <m:r>
                         <w:rPr>
                           <w:rFonts w:ascii="Cambria Math" w:hAnsi="Cambria Math"/>
                         </w:rPr>
-                        <m:t>2</m:t>
+                        <m:t>-</m:t>
                       </m:r>
-                    </m:sup>
-                  </m:sSup>
-                  <m:ctrlPr>
-                    <w:rPr>
-                      <w:rFonts w:ascii="Cambria Math" w:hAnsi="Cambria Math"/>
-                      <w:i/>
-                    </w:rPr>
-                  </m:ctrlPr>
-                </m:num>
-                <m:den>
+                      <m:acc>
+                        <m:accPr>
+                          <m:chr m:val="̅"/>
+                          <m:ctrlPr>
+                            <w:rPr>
+                              <w:rFonts w:ascii="Cambria Math" w:hAnsi="Cambria Math"/>
+                            </w:rPr>
+                          </m:ctrlPr>
+                        </m:accPr>
+                        <m:e>
+                          <m:r>
+                            <w:rPr>
+                              <w:rFonts w:ascii="Cambria Math" w:hAnsi="Cambria Math"/>
+                            </w:rPr>
+                            <m:t>y</m:t>
+                          </m:r>
+                        </m:e>
+                      </m:acc>
+                    </m:e>
+                  </m:d>
+                </m:e>
+                <m:sup>
                   <m:r>
                     <w:rPr>
                       <w:rFonts w:ascii="Cambria Math" w:hAnsi="Cambria Math"/>
                     </w:rPr>
-                    <m:t>n</m:t>
+                    <m:t>2</m:t>
                   </m:r>
-                  <m:sSub>
-                    <m:sSubPr>
-                      <m:ctrlPr>
-                        <w:rPr>
-                          <w:rFonts w:ascii="Cambria Math" w:hAnsi="Cambria Math"/>
-                          <w:i/>
-                        </w:rPr>
-                      </m:ctrlPr>
-                    </m:sSubPr>
-                    <m:e>
-                      <m:r>
-                        <w:rPr>
-                          <w:rFonts w:ascii="Cambria Math" w:hAnsi="Cambria Math"/>
-                        </w:rPr>
-                        <m:t>p</m:t>
-                      </m:r>
-                    </m:e>
-                    <m:sub>
-                      <m:r>
-                        <w:rPr>
-                          <w:rFonts w:ascii="Cambria Math" w:hAnsi="Cambria Math"/>
-                        </w:rPr>
-                        <m:t>i</m:t>
-                      </m:r>
-                    </m:sub>
-                  </m:sSub>
-                  <m:ctrlPr>
-                    <w:rPr>
-                      <w:rFonts w:ascii="Cambria Math" w:hAnsi="Cambria Math"/>
-                      <w:i/>
-                    </w:rPr>
-                  </m:ctrlPr>
-                </m:den>
-              </m:f>
+                </m:sup>
+              </m:sSup>
               <m:ctrlPr>
                 <w:rPr>
                   <w:rFonts w:ascii="Cambria Math" w:hAnsi="Cambria Math"/>
@@ -4568,36 +3000,45 @@
         <w:pStyle w:val="a6"/>
         <w:numPr>
           <w:ilvl w:val="0"/>
-          <w:numId w:val="31"/>
+          <w:numId w:val="36"/>
         </w:numPr>
       </w:pPr>
       <w:r>
-        <w:t xml:space="preserve">Выбираем уровень значимости </w:t>
+        <w:t xml:space="preserve">Будем проверять гипотезу </w:t>
       </w:r>
       <m:oMath>
+        <m:sSub>
+          <m:sSubPr>
+            <m:ctrlPr>
+              <w:rPr>
+                <w:rFonts w:ascii="Cambria Math" w:hAnsi="Cambria Math"/>
+                <w:i/>
+              </w:rPr>
+            </m:ctrlPr>
+          </m:sSubPr>
+          <m:e>
+            <m:r>
+              <w:rPr>
+                <w:rFonts w:ascii="Cambria Math" w:hAnsi="Cambria Math"/>
+              </w:rPr>
+              <m:t>H</m:t>
+            </m:r>
+          </m:e>
+          <m:sub>
+            <m:r>
+              <w:rPr>
+                <w:rFonts w:ascii="Cambria Math" w:hAnsi="Cambria Math"/>
+              </w:rPr>
+              <m:t>0</m:t>
+            </m:r>
+          </m:sub>
+        </m:sSub>
         <m:r>
           <w:rPr>
             <w:rFonts w:ascii="Cambria Math" w:hAnsi="Cambria Math"/>
           </w:rPr>
-          <m:t>α</m:t>
+          <m:t>:</m:t>
         </m:r>
-      </m:oMath>
-    </w:p>
-    <w:p>
-      <w:pPr>
-        <w:pStyle w:val="a6"/>
-        <w:numPr>
-          <w:ilvl w:val="0"/>
-          <w:numId w:val="31"/>
-        </w:numPr>
-      </w:pPr>
-      <w:r>
-        <w:t>Находим табличное значение</w:t>
-      </w:r>
-      <w:r>
-        <w:t xml:space="preserve"> </w:t>
-      </w:r>
-      <m:oMath>
         <m:sSubSup>
           <m:sSubSupPr>
             <m:ctrlPr>
@@ -4615,107 +3056,15 @@
               <w:rPr>
                 <w:rFonts w:ascii="Cambria Math" w:hAnsi="Cambria Math"/>
               </w:rPr>
-              <m:t>χ</m:t>
+              <m:t>σ</m:t>
             </m:r>
-            <m:ctrlPr>
-              <w:rPr>
-                <w:rFonts w:ascii="Cambria Math" w:hAnsi="Cambria Math"/>
-              </w:rPr>
-            </m:ctrlPr>
           </m:e>
           <m:sub>
             <m:r>
               <w:rPr>
                 <w:rFonts w:ascii="Cambria Math" w:hAnsi="Cambria Math"/>
               </w:rPr>
-              <m:t>1-</m:t>
-            </m:r>
-            <m:r>
-              <m:rPr>
-                <m:sty m:val="p"/>
-              </m:rPr>
-              <w:rPr>
-                <w:rFonts w:ascii="Cambria Math" w:hAnsi="Cambria Math"/>
-              </w:rPr>
-              <m:t>α</m:t>
-            </m:r>
-          </m:sub>
-          <m:sup>
-            <m:r>
-              <w:rPr>
-                <w:rFonts w:ascii="Cambria Math" w:hAnsi="Cambria Math"/>
-              </w:rPr>
-              <m:t>2</m:t>
-            </m:r>
-          </m:sup>
-        </m:sSubSup>
-        <m:d>
-          <m:dPr>
-            <m:ctrlPr>
-              <w:rPr>
-                <w:rFonts w:ascii="Cambria Math" w:hAnsi="Cambria Math"/>
-                <w:i/>
-              </w:rPr>
-            </m:ctrlPr>
-          </m:dPr>
-          <m:e>
-            <m:r>
-              <w:rPr>
-                <w:rFonts w:ascii="Cambria Math" w:hAnsi="Cambria Math"/>
-                <w:lang w:val="en-US"/>
-              </w:rPr>
-              <m:t>k</m:t>
-            </m:r>
-            <m:r>
-              <w:rPr>
-                <w:rFonts w:ascii="Cambria Math" w:hAnsi="Cambria Math"/>
-              </w:rPr>
-              <m:t>-1</m:t>
-            </m:r>
-          </m:e>
-        </m:d>
-      </m:oMath>
-    </w:p>
-    <w:p>
-      <w:pPr>
-        <w:pStyle w:val="a6"/>
-        <w:numPr>
-          <w:ilvl w:val="0"/>
-          <w:numId w:val="31"/>
-        </w:numPr>
-      </w:pPr>
-      <w:r>
-        <w:t xml:space="preserve">Если </w:t>
-      </w:r>
-      <m:oMath>
-        <m:sSubSup>
-          <m:sSubSupPr>
-            <m:ctrlPr>
-              <w:rPr>
-                <w:rFonts w:ascii="Cambria Math" w:hAnsi="Cambria Math"/>
-                <w:i/>
-              </w:rPr>
-            </m:ctrlPr>
-          </m:sSubSupPr>
-          <m:e>
-            <m:r>
-              <w:rPr>
-                <w:rFonts w:ascii="Cambria Math" w:hAnsi="Cambria Math"/>
-              </w:rPr>
-              <m:t>χ</m:t>
-            </m:r>
-            <m:ctrlPr>
-              <w:rPr>
-                <w:rFonts w:ascii="Cambria Math" w:hAnsi="Cambria Math"/>
-              </w:rPr>
-            </m:ctrlPr>
-          </m:e>
-          <m:sub>
-            <m:r>
-              <w:rPr>
-                <w:rFonts w:ascii="Cambria Math" w:hAnsi="Cambria Math"/>
-              </w:rPr>
-              <m:t>B</m:t>
+              <m:t>1</m:t>
             </m:r>
           </m:sub>
           <m:sup>
@@ -4731,7 +3080,7 @@
           <w:rPr>
             <w:rFonts w:ascii="Cambria Math" w:hAnsi="Cambria Math"/>
           </w:rPr>
-          <m:t xml:space="preserve"> &lt; </m:t>
+          <m:t>=</m:t>
         </m:r>
         <m:sSubSup>
           <m:sSubSupPr>
@@ -4744,10 +3093,484 @@
           </m:sSubSupPr>
           <m:e>
             <m:r>
+              <m:rPr>
+                <m:sty m:val="p"/>
+              </m:rPr>
               <w:rPr>
                 <w:rFonts w:ascii="Cambria Math" w:hAnsi="Cambria Math"/>
               </w:rPr>
-              <m:t>χ</m:t>
+              <m:t>σ</m:t>
+            </m:r>
+          </m:e>
+          <m:sub>
+            <m:r>
+              <w:rPr>
+                <w:rFonts w:ascii="Cambria Math" w:hAnsi="Cambria Math"/>
+              </w:rPr>
+              <m:t>2</m:t>
+            </m:r>
+          </m:sub>
+          <m:sup>
+            <m:r>
+              <w:rPr>
+                <w:rFonts w:ascii="Cambria Math" w:hAnsi="Cambria Math"/>
+              </w:rPr>
+              <m:t>2</m:t>
+            </m:r>
+          </m:sup>
+        </m:sSubSup>
+      </m:oMath>
+    </w:p>
+    <w:p>
+      <w:pPr>
+        <w:pStyle w:val="a6"/>
+        <w:numPr>
+          <w:ilvl w:val="0"/>
+          <w:numId w:val="36"/>
+        </w:numPr>
+      </w:pPr>
+      <w:r>
+        <w:t>Составим критерий Фишера</w:t>
+      </w:r>
+      <w:r>
+        <w:t xml:space="preserve">, </w:t>
+      </w:r>
+      <w:r>
+        <w:t>где в числитель пойдёт наибольшая дисперсия</w:t>
+      </w:r>
+    </w:p>
+    <w:p>
+      <w:pPr>
+        <w:pStyle w:val="a6"/>
+        <w:ind w:left="1068"/>
+      </w:pPr>
+      <m:oMathPara>
+        <m:oMath>
+          <m:r>
+            <w:rPr>
+              <w:rFonts w:ascii="Cambria Math" w:hAnsi="Cambria Math"/>
+            </w:rPr>
+            <m:t>F=</m:t>
+          </m:r>
+          <m:f>
+            <m:fPr>
+              <m:ctrlPr>
+                <w:rPr>
+                  <w:rFonts w:ascii="Cambria Math" w:hAnsi="Cambria Math"/>
+                </w:rPr>
+              </m:ctrlPr>
+            </m:fPr>
+            <m:num>
+              <m:r>
+                <w:rPr>
+                  <w:rFonts w:ascii="Cambria Math" w:hAnsi="Cambria Math"/>
+                </w:rPr>
+                <m:t>max</m:t>
+              </m:r>
+              <m:r>
+                <m:rPr>
+                  <m:lit/>
+                </m:rPr>
+                <w:rPr>
+                  <w:rFonts w:ascii="Cambria Math" w:hAnsi="Cambria Math"/>
+                </w:rPr>
+                <m:t>{</m:t>
+              </m:r>
+              <m:sSubSup>
+                <m:sSubSupPr>
+                  <m:ctrlPr>
+                    <w:rPr>
+                      <w:rFonts w:ascii="Cambria Math" w:hAnsi="Cambria Math"/>
+                      <w:i/>
+                    </w:rPr>
+                  </m:ctrlPr>
+                </m:sSubSupPr>
+                <m:e>
+                  <m:r>
+                    <w:rPr>
+                      <w:rFonts w:ascii="Cambria Math" w:hAnsi="Cambria Math"/>
+                    </w:rPr>
+                    <m:t>s</m:t>
+                  </m:r>
+                </m:e>
+                <m:sub>
+                  <m:r>
+                    <w:rPr>
+                      <w:rFonts w:ascii="Cambria Math" w:hAnsi="Cambria Math"/>
+                    </w:rPr>
+                    <m:t>1</m:t>
+                  </m:r>
+                </m:sub>
+                <m:sup>
+                  <m:r>
+                    <w:rPr>
+                      <w:rFonts w:ascii="Cambria Math" w:hAnsi="Cambria Math"/>
+                    </w:rPr>
+                    <m:t>2</m:t>
+                  </m:r>
+                </m:sup>
+              </m:sSubSup>
+              <m:r>
+                <w:rPr>
+                  <w:rFonts w:ascii="Cambria Math" w:hAnsi="Cambria Math"/>
+                </w:rPr>
+                <m:t>,</m:t>
+              </m:r>
+              <m:sSubSup>
+                <m:sSubSupPr>
+                  <m:ctrlPr>
+                    <w:rPr>
+                      <w:rFonts w:ascii="Cambria Math" w:hAnsi="Cambria Math"/>
+                      <w:i/>
+                    </w:rPr>
+                  </m:ctrlPr>
+                </m:sSubSupPr>
+                <m:e>
+                  <m:r>
+                    <w:rPr>
+                      <w:rFonts w:ascii="Cambria Math" w:hAnsi="Cambria Math"/>
+                    </w:rPr>
+                    <m:t>s</m:t>
+                  </m:r>
+                </m:e>
+                <m:sub>
+                  <m:r>
+                    <w:rPr>
+                      <w:rFonts w:ascii="Cambria Math" w:hAnsi="Cambria Math"/>
+                    </w:rPr>
+                    <m:t>2</m:t>
+                  </m:r>
+                </m:sub>
+                <m:sup>
+                  <m:r>
+                    <w:rPr>
+                      <w:rFonts w:ascii="Cambria Math" w:hAnsi="Cambria Math"/>
+                    </w:rPr>
+                    <m:t>2</m:t>
+                  </m:r>
+                </m:sup>
+              </m:sSubSup>
+              <m:r>
+                <m:rPr>
+                  <m:lit/>
+                </m:rPr>
+                <w:rPr>
+                  <w:rFonts w:ascii="Cambria Math" w:hAnsi="Cambria Math"/>
+                </w:rPr>
+                <m:t>}</m:t>
+              </m:r>
+              <m:ctrlPr>
+                <w:rPr>
+                  <w:rFonts w:ascii="Cambria Math" w:hAnsi="Cambria Math"/>
+                  <w:i/>
+                </w:rPr>
+              </m:ctrlPr>
+            </m:num>
+            <m:den>
+              <m:r>
+                <w:rPr>
+                  <w:rFonts w:ascii="Cambria Math" w:hAnsi="Cambria Math"/>
+                </w:rPr>
+                <m:t>min</m:t>
+              </m:r>
+              <m:r>
+                <m:rPr>
+                  <m:lit/>
+                </m:rPr>
+                <w:rPr>
+                  <w:rFonts w:ascii="Cambria Math" w:hAnsi="Cambria Math"/>
+                </w:rPr>
+                <m:t>{</m:t>
+              </m:r>
+              <m:sSubSup>
+                <m:sSubSupPr>
+                  <m:ctrlPr>
+                    <w:rPr>
+                      <w:rFonts w:ascii="Cambria Math" w:hAnsi="Cambria Math"/>
+                      <w:i/>
+                    </w:rPr>
+                  </m:ctrlPr>
+                </m:sSubSupPr>
+                <m:e>
+                  <m:r>
+                    <w:rPr>
+                      <w:rFonts w:ascii="Cambria Math" w:hAnsi="Cambria Math"/>
+                    </w:rPr>
+                    <m:t>s</m:t>
+                  </m:r>
+                </m:e>
+                <m:sub>
+                  <m:r>
+                    <w:rPr>
+                      <w:rFonts w:ascii="Cambria Math" w:hAnsi="Cambria Math"/>
+                    </w:rPr>
+                    <m:t>1</m:t>
+                  </m:r>
+                </m:sub>
+                <m:sup>
+                  <m:r>
+                    <w:rPr>
+                      <w:rFonts w:ascii="Cambria Math" w:hAnsi="Cambria Math"/>
+                    </w:rPr>
+                    <m:t>2</m:t>
+                  </m:r>
+                </m:sup>
+              </m:sSubSup>
+              <m:r>
+                <w:rPr>
+                  <w:rFonts w:ascii="Cambria Math" w:hAnsi="Cambria Math"/>
+                </w:rPr>
+                <m:t>,</m:t>
+              </m:r>
+              <m:sSubSup>
+                <m:sSubSupPr>
+                  <m:ctrlPr>
+                    <w:rPr>
+                      <w:rFonts w:ascii="Cambria Math" w:hAnsi="Cambria Math"/>
+                      <w:i/>
+                    </w:rPr>
+                  </m:ctrlPr>
+                </m:sSubSupPr>
+                <m:e>
+                  <m:r>
+                    <w:rPr>
+                      <w:rFonts w:ascii="Cambria Math" w:hAnsi="Cambria Math"/>
+                    </w:rPr>
+                    <m:t>s</m:t>
+                  </m:r>
+                </m:e>
+                <m:sub>
+                  <m:r>
+                    <w:rPr>
+                      <w:rFonts w:ascii="Cambria Math" w:hAnsi="Cambria Math"/>
+                    </w:rPr>
+                    <m:t>2</m:t>
+                  </m:r>
+                </m:sub>
+                <m:sup>
+                  <m:r>
+                    <w:rPr>
+                      <w:rFonts w:ascii="Cambria Math" w:hAnsi="Cambria Math"/>
+                    </w:rPr>
+                    <m:t>2</m:t>
+                  </m:r>
+                </m:sup>
+              </m:sSubSup>
+              <m:r>
+                <m:rPr>
+                  <m:lit/>
+                </m:rPr>
+                <w:rPr>
+                  <w:rFonts w:ascii="Cambria Math" w:hAnsi="Cambria Math"/>
+                </w:rPr>
+                <m:t>}</m:t>
+              </m:r>
+              <m:ctrlPr>
+                <w:rPr>
+                  <w:rFonts w:ascii="Cambria Math" w:hAnsi="Cambria Math"/>
+                  <w:i/>
+                </w:rPr>
+              </m:ctrlPr>
+            </m:den>
+          </m:f>
+        </m:oMath>
+      </m:oMathPara>
+    </w:p>
+    <w:p>
+      <w:pPr>
+        <w:pStyle w:val="a6"/>
+        <w:numPr>
+          <w:ilvl w:val="0"/>
+          <w:numId w:val="36"/>
+        </w:numPr>
+        <w:rPr>
+          <w:lang w:val="en-US"/>
+        </w:rPr>
+      </w:pPr>
+      <w:r>
+        <w:t xml:space="preserve">Проверим </w:t>
+      </w:r>
+    </w:p>
+    <w:p>
+      <w:pPr>
+        <w:pStyle w:val="a6"/>
+        <w:ind w:left="1068"/>
+      </w:pPr>
+      <m:oMathPara>
+        <m:oMath>
+          <m:r>
+            <w:rPr>
+              <w:rFonts w:ascii="Cambria Math" w:hAnsi="Cambria Math"/>
+            </w:rPr>
+            <m:t>F&gt;</m:t>
+          </m:r>
+          <m:sSub>
+            <m:sSubPr>
+              <m:ctrlPr>
+                <w:rPr>
+                  <w:rFonts w:ascii="Cambria Math" w:hAnsi="Cambria Math"/>
+                  <w:i/>
+                </w:rPr>
+              </m:ctrlPr>
+            </m:sSubPr>
+            <m:e>
+              <m:r>
+                <w:rPr>
+                  <w:rFonts w:ascii="Cambria Math" w:hAnsi="Cambria Math"/>
+                </w:rPr>
+                <m:t>F</m:t>
+              </m:r>
+            </m:e>
+            <m:sub>
+              <m:r>
+                <w:rPr>
+                  <w:rFonts w:ascii="Cambria Math" w:hAnsi="Cambria Math"/>
+                </w:rPr>
+                <m:t>1-</m:t>
+              </m:r>
+              <m:r>
+                <m:rPr>
+                  <m:sty m:val="p"/>
+                </m:rPr>
+                <w:rPr>
+                  <w:rFonts w:ascii="Cambria Math" w:hAnsi="Cambria Math"/>
+                </w:rPr>
+                <m:t>α</m:t>
+              </m:r>
+            </m:sub>
+          </m:sSub>
+          <m:d>
+            <m:dPr>
+              <m:ctrlPr>
+                <w:rPr>
+                  <w:rFonts w:ascii="Cambria Math" w:hAnsi="Cambria Math"/>
+                  <w:i/>
+                </w:rPr>
+              </m:ctrlPr>
+            </m:dPr>
+            <m:e>
+              <m:r>
+                <w:rPr>
+                  <w:rFonts w:ascii="Cambria Math" w:hAnsi="Cambria Math"/>
+                </w:rPr>
+                <m:t>n-1,m-1</m:t>
+              </m:r>
+            </m:e>
+          </m:d>
+        </m:oMath>
+      </m:oMathPara>
+    </w:p>
+    <w:p>
+      <w:pPr>
+        <w:pStyle w:val="a6"/>
+        <w:numPr>
+          <w:ilvl w:val="0"/>
+          <w:numId w:val="36"/>
+        </w:numPr>
+      </w:pPr>
+      <w:r>
+        <w:t>Если неравенство выполняется</w:t>
+      </w:r>
+      <w:r>
+        <w:t xml:space="preserve">, </w:t>
+      </w:r>
+      <w:r>
+        <w:t xml:space="preserve">то гипотеза </w:t>
+      </w:r>
+      <m:oMath>
+        <m:sSub>
+          <m:sSubPr>
+            <m:ctrlPr>
+              <w:rPr>
+                <w:rFonts w:ascii="Cambria Math" w:hAnsi="Cambria Math"/>
+                <w:i/>
+              </w:rPr>
+            </m:ctrlPr>
+          </m:sSubPr>
+          <m:e>
+            <m:r>
+              <w:rPr>
+                <w:rFonts w:ascii="Cambria Math" w:hAnsi="Cambria Math"/>
+              </w:rPr>
+              <m:t>H</m:t>
+            </m:r>
+          </m:e>
+          <m:sub>
+            <m:r>
+              <w:rPr>
+                <w:rFonts w:ascii="Cambria Math" w:hAnsi="Cambria Math"/>
+              </w:rPr>
+              <m:t>0</m:t>
+            </m:r>
+          </m:sub>
+        </m:sSub>
+      </m:oMath>
+      <w:r>
+        <w:t xml:space="preserve"> </w:t>
+      </w:r>
+      <w:r>
+        <w:t xml:space="preserve">отвергается в пользу </w:t>
+      </w:r>
+      <m:oMath>
+        <m:sSub>
+          <m:sSubPr>
+            <m:ctrlPr>
+              <w:rPr>
+                <w:rFonts w:ascii="Cambria Math" w:hAnsi="Cambria Math"/>
+                <w:i/>
+              </w:rPr>
+            </m:ctrlPr>
+          </m:sSubPr>
+          <m:e>
+            <m:r>
+              <w:rPr>
+                <w:rFonts w:ascii="Cambria Math" w:hAnsi="Cambria Math"/>
+              </w:rPr>
+              <m:t>H</m:t>
+            </m:r>
+          </m:e>
+          <m:sub>
+            <m:r>
+              <w:rPr>
+                <w:rFonts w:ascii="Cambria Math" w:hAnsi="Cambria Math"/>
+              </w:rPr>
+              <m:t>1</m:t>
+            </m:r>
+          </m:sub>
+        </m:sSub>
+        <m:r>
+          <w:rPr>
+            <w:rFonts w:ascii="Cambria Math" w:hAnsi="Cambria Math"/>
+          </w:rPr>
+          <m:t>:max</m:t>
+        </m:r>
+        <m:r>
+          <m:rPr>
+            <m:lit/>
+          </m:rPr>
+          <w:rPr>
+            <w:rFonts w:ascii="Cambria Math" w:hAnsi="Cambria Math"/>
+          </w:rPr>
+          <m:t>{</m:t>
+        </m:r>
+        <m:sSubSup>
+          <m:sSubSupPr>
+            <m:ctrlPr>
+              <w:rPr>
+                <w:rFonts w:ascii="Cambria Math" w:hAnsi="Cambria Math"/>
+                <w:i/>
+              </w:rPr>
+            </m:ctrlPr>
+          </m:sSubSupPr>
+          <m:e>
+            <m:r>
+              <m:rPr>
+                <m:sty m:val="p"/>
+              </m:rPr>
+              <w:rPr>
+                <w:rFonts w:ascii="Cambria Math" w:hAnsi="Cambria Math"/>
+              </w:rPr>
+              <m:t>σ</m:t>
             </m:r>
             <m:ctrlPr>
               <w:rPr>
@@ -4760,7 +3583,7 @@
               <w:rPr>
                 <w:rFonts w:ascii="Cambria Math" w:hAnsi="Cambria Math"/>
               </w:rPr>
-              <m:t>1-α</m:t>
+              <m:t>1</m:t>
             </m:r>
           </m:sub>
           <m:sup>
@@ -4772,6 +3595,813 @@
             </m:r>
           </m:sup>
         </m:sSubSup>
+        <m:r>
+          <w:rPr>
+            <w:rFonts w:ascii="Cambria Math" w:hAnsi="Cambria Math"/>
+          </w:rPr>
+          <m:t>,</m:t>
+        </m:r>
+        <m:sSubSup>
+          <m:sSubSupPr>
+            <m:ctrlPr>
+              <w:rPr>
+                <w:rFonts w:ascii="Cambria Math" w:hAnsi="Cambria Math"/>
+                <w:i/>
+              </w:rPr>
+            </m:ctrlPr>
+          </m:sSubSupPr>
+          <m:e>
+            <m:r>
+              <m:rPr>
+                <m:sty m:val="p"/>
+              </m:rPr>
+              <w:rPr>
+                <w:rFonts w:ascii="Cambria Math" w:hAnsi="Cambria Math"/>
+              </w:rPr>
+              <m:t>σ</m:t>
+            </m:r>
+          </m:e>
+          <m:sub>
+            <m:r>
+              <w:rPr>
+                <w:rFonts w:ascii="Cambria Math" w:hAnsi="Cambria Math"/>
+              </w:rPr>
+              <m:t>2</m:t>
+            </m:r>
+          </m:sub>
+          <m:sup>
+            <m:r>
+              <w:rPr>
+                <w:rFonts w:ascii="Cambria Math" w:hAnsi="Cambria Math"/>
+              </w:rPr>
+              <m:t>2</m:t>
+            </m:r>
+          </m:sup>
+        </m:sSubSup>
+        <m:r>
+          <m:rPr>
+            <m:lit/>
+          </m:rPr>
+          <w:rPr>
+            <w:rFonts w:ascii="Cambria Math" w:hAnsi="Cambria Math"/>
+          </w:rPr>
+          <m:t>}</m:t>
+        </m:r>
+        <m:r>
+          <w:rPr>
+            <w:rFonts w:ascii="Cambria Math" w:hAnsi="Cambria Math"/>
+          </w:rPr>
+          <m:t>&gt;min</m:t>
+        </m:r>
+        <m:r>
+          <m:rPr>
+            <m:lit/>
+          </m:rPr>
+          <w:rPr>
+            <w:rFonts w:ascii="Cambria Math" w:hAnsi="Cambria Math"/>
+          </w:rPr>
+          <m:t>{</m:t>
+        </m:r>
+        <m:sSubSup>
+          <m:sSubSupPr>
+            <m:ctrlPr>
+              <w:rPr>
+                <w:rFonts w:ascii="Cambria Math" w:hAnsi="Cambria Math"/>
+                <w:i/>
+              </w:rPr>
+            </m:ctrlPr>
+          </m:sSubSupPr>
+          <m:e>
+            <m:r>
+              <m:rPr>
+                <m:sty m:val="p"/>
+              </m:rPr>
+              <w:rPr>
+                <w:rFonts w:ascii="Cambria Math" w:hAnsi="Cambria Math"/>
+              </w:rPr>
+              <m:t>σ</m:t>
+            </m:r>
+            <m:ctrlPr>
+              <w:rPr>
+                <w:rFonts w:ascii="Cambria Math" w:hAnsi="Cambria Math"/>
+              </w:rPr>
+            </m:ctrlPr>
+          </m:e>
+          <m:sub>
+            <m:r>
+              <w:rPr>
+                <w:rFonts w:ascii="Cambria Math" w:hAnsi="Cambria Math"/>
+              </w:rPr>
+              <m:t>1</m:t>
+            </m:r>
+          </m:sub>
+          <m:sup>
+            <m:r>
+              <w:rPr>
+                <w:rFonts w:ascii="Cambria Math" w:hAnsi="Cambria Math"/>
+              </w:rPr>
+              <m:t>2</m:t>
+            </m:r>
+          </m:sup>
+        </m:sSubSup>
+        <m:r>
+          <w:rPr>
+            <w:rFonts w:ascii="Cambria Math" w:hAnsi="Cambria Math"/>
+          </w:rPr>
+          <m:t>,</m:t>
+        </m:r>
+        <m:sSubSup>
+          <m:sSubSupPr>
+            <m:ctrlPr>
+              <w:rPr>
+                <w:rFonts w:ascii="Cambria Math" w:hAnsi="Cambria Math"/>
+                <w:i/>
+              </w:rPr>
+            </m:ctrlPr>
+          </m:sSubSupPr>
+          <m:e>
+            <m:r>
+              <m:rPr>
+                <m:sty m:val="p"/>
+              </m:rPr>
+              <w:rPr>
+                <w:rFonts w:ascii="Cambria Math" w:hAnsi="Cambria Math"/>
+              </w:rPr>
+              <m:t>σ</m:t>
+            </m:r>
+          </m:e>
+          <m:sub>
+            <m:r>
+              <w:rPr>
+                <w:rFonts w:ascii="Cambria Math" w:hAnsi="Cambria Math"/>
+              </w:rPr>
+              <m:t>2</m:t>
+            </m:r>
+          </m:sub>
+          <m:sup>
+            <m:r>
+              <w:rPr>
+                <w:rFonts w:ascii="Cambria Math" w:hAnsi="Cambria Math"/>
+              </w:rPr>
+              <m:t>2</m:t>
+            </m:r>
+          </m:sup>
+        </m:sSubSup>
+        <m:r>
+          <m:rPr>
+            <m:lit/>
+          </m:rPr>
+          <w:rPr>
+            <w:rFonts w:ascii="Cambria Math" w:hAnsi="Cambria Math"/>
+          </w:rPr>
+          <m:t>}</m:t>
+        </m:r>
+      </m:oMath>
+      <w:r>
+        <w:t xml:space="preserve">, </w:t>
+      </w:r>
+      <w:r>
+        <w:t>иначе – принимается.</w:t>
+      </w:r>
+    </w:p>
+    <w:p>
+      <w:pPr>
+        <w:pStyle w:val="2"/>
+        <w:ind w:firstLine="708"/>
+      </w:pPr>
+      <w:bookmarkStart w:id="6" w:name="_Toc227779755"/>
+      <w:r>
+        <w:t>Построение доверительных интервалов для среднего и дисперсии</w:t>
+      </w:r>
+      <w:bookmarkEnd w:id="6"/>
+    </w:p>
+    <w:p>
+      <w:r>
+        <w:tab/>
+        <w:t>Исходя из определения</w:t>
+      </w:r>
+      <w:r>
+        <w:t xml:space="preserve">, </w:t>
+      </w:r>
+      <w:r>
+        <w:t xml:space="preserve">чтобы построить доверительный интервал для среднего </w:t>
+      </w:r>
+      <m:oMath>
+        <m:r>
+          <w:rPr>
+            <w:rFonts w:ascii="Cambria Math" w:hAnsi="Cambria Math"/>
+          </w:rPr>
+          <m:t>m</m:t>
+        </m:r>
+      </m:oMath>
+      <w:r>
+        <w:t xml:space="preserve"> </w:t>
+      </w:r>
+      <w:r>
+        <w:t xml:space="preserve">с доверительной вероятностью </w:t>
+      </w:r>
+      <m:oMath>
+        <m:r>
+          <m:rPr>
+            <m:sty m:val="p"/>
+          </m:rPr>
+          <w:rPr>
+            <w:rFonts w:ascii="Cambria Math" w:hAnsi="Cambria Math"/>
+          </w:rPr>
+          <m:t>γ</m:t>
+        </m:r>
+        <m:r>
+          <w:rPr>
+            <w:rFonts w:ascii="Cambria Math" w:hAnsi="Cambria Math"/>
+          </w:rPr>
+          <m:t xml:space="preserve">= 1 – </m:t>
+        </m:r>
+        <m:r>
+          <m:rPr>
+            <m:sty m:val="p"/>
+          </m:rPr>
+          <w:rPr>
+            <w:rFonts w:ascii="Cambria Math" w:hAnsi="Cambria Math"/>
+          </w:rPr>
+          <m:t>α</m:t>
+        </m:r>
+      </m:oMath>
+      <w:r>
+        <w:t>:</w:t>
+      </w:r>
+    </w:p>
+    <w:p>
+      <w:pPr>
+        <w:jc w:val="center"/>
+        <w:rPr>
+          <w:sz w:val="24"/>
+          <w:szCs w:val="24"/>
+        </w:rPr>
+      </w:pPr>
+      <m:oMath>
+        <m:r>
+          <w:rPr>
+            <w:rFonts w:ascii="Cambria Math" w:hAnsi="Cambria Math"/>
+            <w:sz w:val="24"/>
+            <w:szCs w:val="24"/>
+          </w:rPr>
+          <m:t>P</m:t>
+        </m:r>
+        <m:d>
+          <m:dPr>
+            <m:ctrlPr>
+              <w:rPr>
+                <w:rFonts w:ascii="Cambria Math" w:hAnsi="Cambria Math"/>
+                <w:i/>
+                <w:sz w:val="24"/>
+                <w:szCs w:val="24"/>
+              </w:rPr>
+            </m:ctrlPr>
+          </m:dPr>
+          <m:e>
+            <m:acc>
+              <m:accPr>
+                <m:chr m:val="̅"/>
+                <m:ctrlPr>
+                  <w:rPr>
+                    <w:rFonts w:ascii="Cambria Math" w:hAnsi="Cambria Math"/>
+                    <w:sz w:val="24"/>
+                    <w:szCs w:val="24"/>
+                  </w:rPr>
+                </m:ctrlPr>
+              </m:accPr>
+              <m:e>
+                <m:r>
+                  <w:rPr>
+                    <w:rFonts w:ascii="Cambria Math" w:hAnsi="Cambria Math"/>
+                    <w:sz w:val="24"/>
+                    <w:szCs w:val="24"/>
+                  </w:rPr>
+                  <m:t>x</m:t>
+                </m:r>
+              </m:e>
+            </m:acc>
+            <m:r>
+              <w:rPr>
+                <w:rFonts w:ascii="Cambria Math" w:hAnsi="Cambria Math"/>
+                <w:sz w:val="24"/>
+                <w:szCs w:val="24"/>
+              </w:rPr>
+              <m:t>-</m:t>
+            </m:r>
+            <m:f>
+              <m:fPr>
+                <m:ctrlPr>
+                  <w:rPr>
+                    <w:rFonts w:ascii="Cambria Math" w:hAnsi="Cambria Math"/>
+                    <w:sz w:val="24"/>
+                    <w:szCs w:val="24"/>
+                  </w:rPr>
+                </m:ctrlPr>
+              </m:fPr>
+              <m:num>
+                <m:r>
+                  <w:rPr>
+                    <w:rFonts w:ascii="Cambria Math" w:hAnsi="Cambria Math"/>
+                    <w:sz w:val="24"/>
+                    <w:szCs w:val="24"/>
+                  </w:rPr>
+                  <m:t>s</m:t>
+                </m:r>
+                <m:sSub>
+                  <m:sSubPr>
+                    <m:ctrlPr>
+                      <w:rPr>
+                        <w:rFonts w:ascii="Cambria Math" w:hAnsi="Cambria Math"/>
+                        <w:i/>
+                        <w:sz w:val="24"/>
+                        <w:szCs w:val="24"/>
+                      </w:rPr>
+                    </m:ctrlPr>
+                  </m:sSubPr>
+                  <m:e>
+                    <m:r>
+                      <w:rPr>
+                        <w:rFonts w:ascii="Cambria Math" w:hAnsi="Cambria Math"/>
+                        <w:sz w:val="24"/>
+                        <w:szCs w:val="24"/>
+                      </w:rPr>
+                      <m:t>u</m:t>
+                    </m:r>
+                  </m:e>
+                  <m:sub>
+                    <m:r>
+                      <w:rPr>
+                        <w:rFonts w:ascii="Cambria Math" w:hAnsi="Cambria Math"/>
+                        <w:sz w:val="24"/>
+                        <w:szCs w:val="24"/>
+                      </w:rPr>
+                      <m:t>1-</m:t>
+                    </m:r>
+                    <m:r>
+                      <m:rPr>
+                        <m:sty m:val="p"/>
+                      </m:rPr>
+                      <w:rPr>
+                        <w:rFonts w:ascii="Cambria Math" w:hAnsi="Cambria Math"/>
+                        <w:sz w:val="24"/>
+                        <w:szCs w:val="24"/>
+                      </w:rPr>
+                      <m:t>α</m:t>
+                    </m:r>
+                    <m:r>
+                      <m:rPr>
+                        <m:lit/>
+                      </m:rPr>
+                      <w:rPr>
+                        <w:rFonts w:ascii="Cambria Math" w:hAnsi="Cambria Math"/>
+                        <w:sz w:val="24"/>
+                        <w:szCs w:val="24"/>
+                      </w:rPr>
+                      <m:t>/</m:t>
+                    </m:r>
+                    <m:r>
+                      <w:rPr>
+                        <w:rFonts w:ascii="Cambria Math" w:hAnsi="Cambria Math"/>
+                        <w:sz w:val="24"/>
+                        <w:szCs w:val="24"/>
+                      </w:rPr>
+                      <m:t>2</m:t>
+                    </m:r>
+                  </m:sub>
+                </m:sSub>
+                <m:ctrlPr>
+                  <w:rPr>
+                    <w:rFonts w:ascii="Cambria Math" w:hAnsi="Cambria Math"/>
+                    <w:i/>
+                    <w:sz w:val="24"/>
+                    <w:szCs w:val="24"/>
+                  </w:rPr>
+                </m:ctrlPr>
+              </m:num>
+              <m:den>
+                <m:rad>
+                  <m:radPr>
+                    <m:degHide m:val="1"/>
+                    <m:ctrlPr>
+                      <w:rPr>
+                        <w:rFonts w:ascii="Cambria Math" w:hAnsi="Cambria Math"/>
+                        <w:sz w:val="24"/>
+                        <w:szCs w:val="24"/>
+                      </w:rPr>
+                    </m:ctrlPr>
+                  </m:radPr>
+                  <m:deg>
+                    <m:ctrlPr>
+                      <w:rPr>
+                        <w:rFonts w:ascii="Cambria Math" w:hAnsi="Cambria Math"/>
+                        <w:i/>
+                        <w:sz w:val="24"/>
+                        <w:szCs w:val="24"/>
+                      </w:rPr>
+                    </m:ctrlPr>
+                  </m:deg>
+                  <m:e>
+                    <m:r>
+                      <w:rPr>
+                        <w:rFonts w:ascii="Cambria Math" w:hAnsi="Cambria Math"/>
+                        <w:sz w:val="24"/>
+                        <w:szCs w:val="24"/>
+                      </w:rPr>
+                      <m:t>n</m:t>
+                    </m:r>
+                  </m:e>
+                </m:rad>
+                <m:ctrlPr>
+                  <w:rPr>
+                    <w:rFonts w:ascii="Cambria Math" w:hAnsi="Cambria Math"/>
+                    <w:i/>
+                    <w:sz w:val="24"/>
+                    <w:szCs w:val="24"/>
+                  </w:rPr>
+                </m:ctrlPr>
+              </m:den>
+            </m:f>
+            <m:r>
+              <w:rPr>
+                <w:rFonts w:ascii="Cambria Math" w:hAnsi="Cambria Math"/>
+                <w:sz w:val="24"/>
+                <w:szCs w:val="24"/>
+              </w:rPr>
+              <m:t xml:space="preserve"> &lt; m &lt; </m:t>
+            </m:r>
+            <m:acc>
+              <m:accPr>
+                <m:chr m:val="̅"/>
+                <m:ctrlPr>
+                  <w:rPr>
+                    <w:rFonts w:ascii="Cambria Math" w:hAnsi="Cambria Math"/>
+                    <w:sz w:val="24"/>
+                    <w:szCs w:val="24"/>
+                  </w:rPr>
+                </m:ctrlPr>
+              </m:accPr>
+              <m:e>
+                <m:r>
+                  <w:rPr>
+                    <w:rFonts w:ascii="Cambria Math" w:hAnsi="Cambria Math"/>
+                    <w:sz w:val="24"/>
+                    <w:szCs w:val="24"/>
+                  </w:rPr>
+                  <m:t>x</m:t>
+                </m:r>
+              </m:e>
+            </m:acc>
+            <m:r>
+              <w:rPr>
+                <w:rFonts w:ascii="Cambria Math" w:hAnsi="Cambria Math"/>
+                <w:sz w:val="24"/>
+                <w:szCs w:val="24"/>
+              </w:rPr>
+              <m:t>+</m:t>
+            </m:r>
+            <m:f>
+              <m:fPr>
+                <m:ctrlPr>
+                  <w:rPr>
+                    <w:rFonts w:ascii="Cambria Math" w:hAnsi="Cambria Math"/>
+                    <w:sz w:val="24"/>
+                    <w:szCs w:val="24"/>
+                  </w:rPr>
+                </m:ctrlPr>
+              </m:fPr>
+              <m:num>
+                <m:r>
+                  <w:rPr>
+                    <w:rFonts w:ascii="Cambria Math" w:hAnsi="Cambria Math"/>
+                    <w:sz w:val="24"/>
+                    <w:szCs w:val="24"/>
+                  </w:rPr>
+                  <m:t>s</m:t>
+                </m:r>
+                <m:sSub>
+                  <m:sSubPr>
+                    <m:ctrlPr>
+                      <w:rPr>
+                        <w:rFonts w:ascii="Cambria Math" w:hAnsi="Cambria Math"/>
+                        <w:i/>
+                        <w:sz w:val="24"/>
+                        <w:szCs w:val="24"/>
+                      </w:rPr>
+                    </m:ctrlPr>
+                  </m:sSubPr>
+                  <m:e>
+                    <m:r>
+                      <w:rPr>
+                        <w:rFonts w:ascii="Cambria Math" w:hAnsi="Cambria Math"/>
+                        <w:sz w:val="24"/>
+                        <w:szCs w:val="24"/>
+                      </w:rPr>
+                      <m:t>u</m:t>
+                    </m:r>
+                  </m:e>
+                  <m:sub>
+                    <m:r>
+                      <w:rPr>
+                        <w:rFonts w:ascii="Cambria Math" w:hAnsi="Cambria Math"/>
+                        <w:sz w:val="24"/>
+                        <w:szCs w:val="24"/>
+                      </w:rPr>
+                      <m:t>1-</m:t>
+                    </m:r>
+                    <m:r>
+                      <m:rPr>
+                        <m:sty m:val="p"/>
+                      </m:rPr>
+                      <w:rPr>
+                        <w:rFonts w:ascii="Cambria Math" w:hAnsi="Cambria Math"/>
+                        <w:sz w:val="24"/>
+                        <w:szCs w:val="24"/>
+                      </w:rPr>
+                      <m:t>α</m:t>
+                    </m:r>
+                    <m:r>
+                      <m:rPr>
+                        <m:lit/>
+                      </m:rPr>
+                      <w:rPr>
+                        <w:rFonts w:ascii="Cambria Math" w:hAnsi="Cambria Math"/>
+                        <w:sz w:val="24"/>
+                        <w:szCs w:val="24"/>
+                      </w:rPr>
+                      <m:t>/</m:t>
+                    </m:r>
+                    <m:r>
+                      <w:rPr>
+                        <w:rFonts w:ascii="Cambria Math" w:hAnsi="Cambria Math"/>
+                        <w:sz w:val="24"/>
+                        <w:szCs w:val="24"/>
+                      </w:rPr>
+                      <m:t>2</m:t>
+                    </m:r>
+                  </m:sub>
+                </m:sSub>
+                <m:ctrlPr>
+                  <w:rPr>
+                    <w:rFonts w:ascii="Cambria Math" w:hAnsi="Cambria Math"/>
+                    <w:i/>
+                    <w:sz w:val="24"/>
+                    <w:szCs w:val="24"/>
+                  </w:rPr>
+                </m:ctrlPr>
+              </m:num>
+              <m:den>
+                <m:rad>
+                  <m:radPr>
+                    <m:degHide m:val="1"/>
+                    <m:ctrlPr>
+                      <w:rPr>
+                        <w:rFonts w:ascii="Cambria Math" w:hAnsi="Cambria Math"/>
+                        <w:sz w:val="24"/>
+                        <w:szCs w:val="24"/>
+                      </w:rPr>
+                    </m:ctrlPr>
+                  </m:radPr>
+                  <m:deg>
+                    <m:ctrlPr>
+                      <w:rPr>
+                        <w:rFonts w:ascii="Cambria Math" w:hAnsi="Cambria Math"/>
+                        <w:i/>
+                        <w:sz w:val="24"/>
+                        <w:szCs w:val="24"/>
+                      </w:rPr>
+                    </m:ctrlPr>
+                  </m:deg>
+                  <m:e>
+                    <m:r>
+                      <w:rPr>
+                        <w:rFonts w:ascii="Cambria Math" w:hAnsi="Cambria Math"/>
+                        <w:sz w:val="24"/>
+                        <w:szCs w:val="24"/>
+                      </w:rPr>
+                      <m:t>n</m:t>
+                    </m:r>
+                  </m:e>
+                </m:rad>
+                <m:ctrlPr>
+                  <w:rPr>
+                    <w:rFonts w:ascii="Cambria Math" w:hAnsi="Cambria Math"/>
+                    <w:i/>
+                    <w:sz w:val="24"/>
+                    <w:szCs w:val="24"/>
+                  </w:rPr>
+                </m:ctrlPr>
+              </m:den>
+            </m:f>
+          </m:e>
+        </m:d>
+        <m:r>
+          <m:rPr>
+            <m:sty m:val="p"/>
+          </m:rPr>
+          <w:rPr>
+            <w:rFonts w:ascii="Cambria Math" w:hAnsi="Cambria Math"/>
+            <w:sz w:val="24"/>
+            <w:szCs w:val="24"/>
+          </w:rPr>
+          <m:t>≈</m:t>
+        </m:r>
+        <m:r>
+          <w:rPr>
+            <w:rFonts w:ascii="Cambria Math" w:hAnsi="Cambria Math"/>
+            <w:sz w:val="24"/>
+            <w:szCs w:val="24"/>
+          </w:rPr>
+          <m:t xml:space="preserve"> </m:t>
+        </m:r>
+        <m:r>
+          <m:rPr>
+            <m:sty m:val="p"/>
+          </m:rPr>
+          <w:rPr>
+            <w:rFonts w:ascii="Cambria Math" w:hAnsi="Cambria Math"/>
+            <w:sz w:val="24"/>
+            <w:szCs w:val="24"/>
+          </w:rPr>
+          <m:t>γ</m:t>
+        </m:r>
+      </m:oMath>
+      <w:r>
+        <w:rPr>
+          <w:sz w:val="24"/>
+          <w:szCs w:val="24"/>
+        </w:rPr>
+        <w:t>,</w:t>
+      </w:r>
+      <w:r>
+        <w:rPr>
+          <w:sz w:val="24"/>
+          <w:szCs w:val="24"/>
+        </w:rPr>
+        <w:t xml:space="preserve"> (3)</w:t>
+      </w:r>
+    </w:p>
+    <w:p>
+      <w:pPr>
+        <w:jc w:val="center"/>
+      </w:pPr>
+      <w:r>
+        <w:t>где</w:t>
+      </w:r>
+      <w:r>
+        <w:t xml:space="preserve"> </w:t>
+      </w:r>
+      <m:oMath>
+        <m:acc>
+          <m:accPr>
+            <m:chr m:val="̅"/>
+            <m:ctrlPr>
+              <w:rPr>
+                <w:rFonts w:ascii="Cambria Math" w:hAnsi="Cambria Math"/>
+              </w:rPr>
+            </m:ctrlPr>
+          </m:accPr>
+          <m:e>
+            <m:r>
+              <w:rPr>
+                <w:rFonts w:ascii="Cambria Math" w:hAnsi="Cambria Math"/>
+              </w:rPr>
+              <m:t>x</m:t>
+            </m:r>
+          </m:e>
+        </m:acc>
+      </m:oMath>
+      <w:r>
+        <w:t xml:space="preserve"> </w:t>
+      </w:r>
+      <w:r>
+        <w:t xml:space="preserve">– </w:t>
+      </w:r>
+      <w:r>
+        <w:t>выборочное среднее</w:t>
+      </w:r>
+      <w:r>
+        <w:t xml:space="preserve">, </w:t>
+      </w:r>
+      <m:oMath>
+        <m:r>
+          <m:rPr>
+            <m:sty m:val="p"/>
+          </m:rPr>
+          <w:rPr>
+            <w:rFonts w:ascii="Cambria Math" w:hAnsi="Cambria Math"/>
+            <w:lang w:val="en-US"/>
+          </w:rPr>
+          <m:t>s</m:t>
+        </m:r>
+      </m:oMath>
+      <w:r>
+        <w:t xml:space="preserve"> </w:t>
+      </w:r>
+      <w:r>
+        <w:t>–</w:t>
+      </w:r>
+      <w:r>
+        <w:t xml:space="preserve"> </w:t>
+      </w:r>
+      <w:r>
+        <w:t>корень из выборочной дисперсии</w:t>
+      </w:r>
+      <w:r>
+        <w:t xml:space="preserve">, </w:t>
+      </w:r>
+      <w:r>
+        <w:rPr>
+          <w:lang w:val="en-US"/>
+        </w:rPr>
+        <w:t>n</w:t>
+      </w:r>
+      <w:r>
+        <w:t xml:space="preserve"> </w:t>
+      </w:r>
+      <w:r>
+        <w:t>–</w:t>
+      </w:r>
+      <w:r>
+        <w:t xml:space="preserve"> </w:t>
+      </w:r>
+      <w:r>
+        <w:t>количество элементов в выборке</w:t>
+      </w:r>
+      <w:r>
+        <w:t xml:space="preserve">, </w:t>
+      </w:r>
+      <m:oMath>
+        <m:sSub>
+          <m:sSubPr>
+            <m:ctrlPr>
+              <w:rPr>
+                <w:rFonts w:ascii="Cambria Math" w:hAnsi="Cambria Math"/>
+                <w:i/>
+              </w:rPr>
+            </m:ctrlPr>
+          </m:sSubPr>
+          <m:e>
+            <m:r>
+              <w:rPr>
+                <w:rFonts w:ascii="Cambria Math" w:hAnsi="Cambria Math"/>
+              </w:rPr>
+              <m:t>u</m:t>
+            </m:r>
+          </m:e>
+          <m:sub>
+            <m:r>
+              <w:rPr>
+                <w:rFonts w:ascii="Cambria Math" w:hAnsi="Cambria Math"/>
+              </w:rPr>
+              <m:t>1-</m:t>
+            </m:r>
+            <m:r>
+              <m:rPr>
+                <m:sty m:val="p"/>
+              </m:rPr>
+              <w:rPr>
+                <w:rFonts w:ascii="Cambria Math" w:hAnsi="Cambria Math"/>
+              </w:rPr>
+              <m:t>α</m:t>
+            </m:r>
+            <m:r>
+              <m:rPr>
+                <m:lit/>
+              </m:rPr>
+              <w:rPr>
+                <w:rFonts w:ascii="Cambria Math" w:hAnsi="Cambria Math"/>
+              </w:rPr>
+              <m:t>/</m:t>
+            </m:r>
+            <m:r>
+              <w:rPr>
+                <w:rFonts w:ascii="Cambria Math" w:hAnsi="Cambria Math"/>
+              </w:rPr>
+              <m:t>2</m:t>
+            </m:r>
+          </m:sub>
+        </m:sSub>
+      </m:oMath>
+      <w:r>
+        <w:t xml:space="preserve"> </w:t>
+      </w:r>
+      <w:r>
+        <w:t>–</w:t>
+      </w:r>
+      <w:r>
+        <w:t xml:space="preserve"> </w:t>
+      </w:r>
+      <w:r>
+        <w:t xml:space="preserve">квантиль нормального распределения </w:t>
+      </w:r>
+      <m:oMath>
+        <m:r>
+          <w:rPr>
+            <w:rFonts w:ascii="Cambria Math" w:hAnsi="Cambria Math"/>
+          </w:rPr>
+          <m:t>N</m:t>
+        </m:r>
         <m:d>
           <m:dPr>
             <m:ctrlPr>
@@ -4785,45 +4415,787 @@
             <m:r>
               <w:rPr>
                 <w:rFonts w:ascii="Cambria Math" w:hAnsi="Cambria Math"/>
-                <w:lang w:val="en-US"/>
-              </w:rPr>
-              <m:t>k</m:t>
-            </m:r>
-            <m:r>
-              <w:rPr>
-                <w:rFonts w:ascii="Cambria Math" w:hAnsi="Cambria Math"/>
-              </w:rPr>
-              <m:t>-1</m:t>
+              </w:rPr>
+              <m:t>0,1</m:t>
             </m:r>
           </m:e>
         </m:d>
       </m:oMath>
       <w:r>
-        <w:t xml:space="preserve">, </w:t>
-      </w:r>
-      <w:r>
-        <w:t>то гипотеза принимается</w:t>
-      </w:r>
-      <w:r>
-        <w:t xml:space="preserve">, </w:t>
-      </w:r>
-      <w:r>
-        <w:t>иначе отвергается (возможен выбор другой гипотезы для проверки)</w:t>
-      </w:r>
+        <w:t xml:space="preserve"> порядка </w:t>
+      </w:r>
+      <m:oMath>
+        <m:r>
+          <w:rPr>
+            <w:rFonts w:ascii="Cambria Math" w:hAnsi="Cambria Math"/>
+          </w:rPr>
+          <m:t>1-</m:t>
+        </m:r>
+        <m:r>
+          <m:rPr>
+            <m:sty m:val="p"/>
+          </m:rPr>
+          <w:rPr>
+            <w:rFonts w:ascii="Cambria Math" w:hAnsi="Cambria Math"/>
+          </w:rPr>
+          <m:t>α</m:t>
+        </m:r>
+        <m:r>
+          <m:rPr>
+            <m:lit/>
+          </m:rPr>
+          <w:rPr>
+            <w:rFonts w:ascii="Cambria Math" w:hAnsi="Cambria Math"/>
+          </w:rPr>
+          <m:t>/</m:t>
+        </m:r>
+        <m:r>
+          <w:rPr>
+            <w:rFonts w:ascii="Cambria Math" w:hAnsi="Cambria Math"/>
+          </w:rPr>
+          <m:t>2</m:t>
+        </m:r>
+      </m:oMath>
     </w:p>
     <w:p>
+      <w:r>
+        <w:tab/>
+        <w:t>Аналогично из определения</w:t>
+      </w:r>
+      <w:r>
+        <w:t xml:space="preserve">, </w:t>
+      </w:r>
+      <w:r>
+        <w:t xml:space="preserve">чтобы построить доверительный интервал для </w:t>
+      </w:r>
+      <w:r>
+        <w:t>корня из среднего</w:t>
+      </w:r>
+      <w:r>
+        <w:t xml:space="preserve"> </w:t>
+      </w:r>
+      <m:oMath>
+        <m:sSup>
+          <m:sSupPr>
+            <m:ctrlPr>
+              <w:rPr>
+                <w:rFonts w:ascii="Cambria Math" w:hAnsi="Cambria Math"/>
+                <w:i/>
+              </w:rPr>
+            </m:ctrlPr>
+          </m:sSupPr>
+          <m:e>
+            <m:r>
+              <w:rPr>
+                <w:rFonts w:ascii="Cambria Math" w:hAnsi="Cambria Math"/>
+              </w:rPr>
+              <m:t>s</m:t>
+            </m:r>
+          </m:e>
+          <m:sup>
+            <m:r>
+              <w:rPr>
+                <w:rFonts w:ascii="Cambria Math" w:hAnsi="Cambria Math"/>
+              </w:rPr>
+              <m:t>2</m:t>
+            </m:r>
+          </m:sup>
+        </m:sSup>
+      </m:oMath>
+      <w:r>
+        <w:t xml:space="preserve"> </w:t>
+      </w:r>
+      <w:r>
+        <w:t xml:space="preserve">с доверительной вероятностью </w:t>
+      </w:r>
+      <m:oMath>
+        <m:r>
+          <w:rPr>
+            <w:rFonts w:ascii="Cambria Math" w:hAnsi="Cambria Math"/>
+          </w:rPr>
+          <m:t>γ</m:t>
+        </m:r>
+        <m:r>
+          <w:rPr>
+            <w:rFonts w:ascii="Cambria Math" w:hAnsi="Cambria Math"/>
+          </w:rPr>
+          <m:t xml:space="preserve">= 1 – </m:t>
+        </m:r>
+        <m:r>
+          <w:rPr>
+            <w:rFonts w:ascii="Cambria Math" w:hAnsi="Cambria Math"/>
+          </w:rPr>
+          <m:t>α</m:t>
+        </m:r>
+      </m:oMath>
+      <w:r>
+        <w:rPr>
+          <w:iCs/>
+        </w:rPr>
+        <w:t>:</w:t>
+      </w:r>
+    </w:p>
+    <w:p>
+      <w:pPr>
+        <w:jc w:val="center"/>
+        <w:rPr>
+          <w:sz w:val="24"/>
+          <w:szCs w:val="24"/>
+        </w:rPr>
+      </w:pPr>
+      <m:oMath>
+        <m:r>
+          <w:rPr>
+            <w:rFonts w:ascii="Cambria Math" w:hAnsi="Cambria Math"/>
+            <w:sz w:val="24"/>
+            <w:szCs w:val="24"/>
+          </w:rPr>
+          <m:t>s</m:t>
+        </m:r>
+        <m:sSup>
+          <m:sSupPr>
+            <m:ctrlPr>
+              <w:rPr>
+                <w:rFonts w:ascii="Cambria Math" w:hAnsi="Cambria Math"/>
+                <w:i/>
+                <w:sz w:val="24"/>
+                <w:szCs w:val="24"/>
+              </w:rPr>
+            </m:ctrlPr>
+          </m:sSupPr>
+          <m:e>
+            <m:d>
+              <m:dPr>
+                <m:ctrlPr>
+                  <w:rPr>
+                    <w:rFonts w:ascii="Cambria Math" w:hAnsi="Cambria Math"/>
+                    <w:i/>
+                    <w:sz w:val="24"/>
+                    <w:szCs w:val="24"/>
+                  </w:rPr>
+                </m:ctrlPr>
+              </m:dPr>
+              <m:e>
+                <m:r>
+                  <w:rPr>
+                    <w:rFonts w:ascii="Cambria Math" w:hAnsi="Cambria Math"/>
+                    <w:sz w:val="24"/>
+                    <w:szCs w:val="24"/>
+                  </w:rPr>
+                  <m:t>1-0.5</m:t>
+                </m:r>
+                <m:sSub>
+                  <m:sSubPr>
+                    <m:ctrlPr>
+                      <w:rPr>
+                        <w:rFonts w:ascii="Cambria Math" w:hAnsi="Cambria Math"/>
+                        <w:i/>
+                        <w:sz w:val="24"/>
+                        <w:szCs w:val="24"/>
+                      </w:rPr>
+                    </m:ctrlPr>
+                  </m:sSubPr>
+                  <m:e>
+                    <m:r>
+                      <w:rPr>
+                        <w:rFonts w:ascii="Cambria Math" w:hAnsi="Cambria Math"/>
+                        <w:sz w:val="24"/>
+                        <w:szCs w:val="24"/>
+                      </w:rPr>
+                      <m:t>u</m:t>
+                    </m:r>
+                  </m:e>
+                  <m:sub>
+                    <m:r>
+                      <w:rPr>
+                        <w:rFonts w:ascii="Cambria Math" w:hAnsi="Cambria Math"/>
+                        <w:sz w:val="24"/>
+                        <w:szCs w:val="24"/>
+                      </w:rPr>
+                      <m:t>1-</m:t>
+                    </m:r>
+                    <m:r>
+                      <m:rPr>
+                        <m:sty m:val="p"/>
+                      </m:rPr>
+                      <w:rPr>
+                        <w:rFonts w:ascii="Cambria Math" w:hAnsi="Cambria Math"/>
+                        <w:sz w:val="24"/>
+                        <w:szCs w:val="24"/>
+                      </w:rPr>
+                      <m:t>α</m:t>
+                    </m:r>
+                    <m:r>
+                      <m:rPr>
+                        <m:lit/>
+                      </m:rPr>
+                      <w:rPr>
+                        <w:rFonts w:ascii="Cambria Math" w:hAnsi="Cambria Math"/>
+                        <w:sz w:val="24"/>
+                        <w:szCs w:val="24"/>
+                      </w:rPr>
+                      <m:t>/</m:t>
+                    </m:r>
+                    <m:r>
+                      <w:rPr>
+                        <w:rFonts w:ascii="Cambria Math" w:hAnsi="Cambria Math"/>
+                        <w:sz w:val="24"/>
+                        <w:szCs w:val="24"/>
+                      </w:rPr>
+                      <m:t>2</m:t>
+                    </m:r>
+                  </m:sub>
+                </m:sSub>
+                <m:f>
+                  <m:fPr>
+                    <m:ctrlPr>
+                      <w:rPr>
+                        <w:rFonts w:ascii="Cambria Math" w:hAnsi="Cambria Math"/>
+                        <w:sz w:val="24"/>
+                        <w:szCs w:val="24"/>
+                      </w:rPr>
+                    </m:ctrlPr>
+                  </m:fPr>
+                  <m:num>
+                    <m:rad>
+                      <m:radPr>
+                        <m:degHide m:val="1"/>
+                        <m:ctrlPr>
+                          <w:rPr>
+                            <w:rFonts w:ascii="Cambria Math" w:hAnsi="Cambria Math"/>
+                            <w:sz w:val="24"/>
+                            <w:szCs w:val="24"/>
+                          </w:rPr>
+                        </m:ctrlPr>
+                      </m:radPr>
+                      <m:deg>
+                        <m:ctrlPr>
+                          <w:rPr>
+                            <w:rFonts w:ascii="Cambria Math" w:hAnsi="Cambria Math"/>
+                            <w:i/>
+                            <w:sz w:val="24"/>
+                            <w:szCs w:val="24"/>
+                          </w:rPr>
+                        </m:ctrlPr>
+                      </m:deg>
+                      <m:e>
+                        <m:d>
+                          <m:dPr>
+                            <m:ctrlPr>
+                              <w:rPr>
+                                <w:rFonts w:ascii="Cambria Math" w:hAnsi="Cambria Math"/>
+                                <w:i/>
+                                <w:sz w:val="24"/>
+                                <w:szCs w:val="24"/>
+                              </w:rPr>
+                            </m:ctrlPr>
+                          </m:dPr>
+                          <m:e>
+                            <m:r>
+                              <w:rPr>
+                                <w:rFonts w:ascii="Cambria Math" w:hAnsi="Cambria Math"/>
+                                <w:sz w:val="24"/>
+                                <w:szCs w:val="24"/>
+                              </w:rPr>
+                              <m:t>e+2</m:t>
+                            </m:r>
+                          </m:e>
+                        </m:d>
+                      </m:e>
+                    </m:rad>
+                    <m:ctrlPr>
+                      <w:rPr>
+                        <w:rFonts w:ascii="Cambria Math" w:hAnsi="Cambria Math"/>
+                        <w:i/>
+                        <w:sz w:val="24"/>
+                        <w:szCs w:val="24"/>
+                      </w:rPr>
+                    </m:ctrlPr>
+                  </m:num>
+                  <m:den>
+                    <m:rad>
+                      <m:radPr>
+                        <m:degHide m:val="1"/>
+                        <m:ctrlPr>
+                          <w:rPr>
+                            <w:rFonts w:ascii="Cambria Math" w:hAnsi="Cambria Math"/>
+                            <w:sz w:val="24"/>
+                            <w:szCs w:val="24"/>
+                          </w:rPr>
+                        </m:ctrlPr>
+                      </m:radPr>
+                      <m:deg>
+                        <m:ctrlPr>
+                          <w:rPr>
+                            <w:rFonts w:ascii="Cambria Math" w:hAnsi="Cambria Math"/>
+                            <w:i/>
+                            <w:sz w:val="24"/>
+                            <w:szCs w:val="24"/>
+                          </w:rPr>
+                        </m:ctrlPr>
+                      </m:deg>
+                      <m:e>
+                        <m:r>
+                          <w:rPr>
+                            <w:rFonts w:ascii="Cambria Math" w:hAnsi="Cambria Math"/>
+                            <w:sz w:val="24"/>
+                            <w:szCs w:val="24"/>
+                          </w:rPr>
+                          <m:t>n</m:t>
+                        </m:r>
+                      </m:e>
+                    </m:rad>
+                    <m:ctrlPr>
+                      <w:rPr>
+                        <w:rFonts w:ascii="Cambria Math" w:hAnsi="Cambria Math"/>
+                        <w:i/>
+                        <w:sz w:val="24"/>
+                        <w:szCs w:val="24"/>
+                      </w:rPr>
+                    </m:ctrlPr>
+                  </m:den>
+                </m:f>
+              </m:e>
+            </m:d>
+          </m:e>
+          <m:sup>
+            <m:r>
+              <w:rPr>
+                <w:rFonts w:ascii="Cambria Math" w:hAnsi="Cambria Math"/>
+                <w:sz w:val="24"/>
+                <w:szCs w:val="24"/>
+              </w:rPr>
+              <m:t>-</m:t>
+            </m:r>
+            <m:f>
+              <m:fPr>
+                <m:ctrlPr>
+                  <w:rPr>
+                    <w:rFonts w:ascii="Cambria Math" w:hAnsi="Cambria Math"/>
+                    <w:sz w:val="24"/>
+                    <w:szCs w:val="24"/>
+                  </w:rPr>
+                </m:ctrlPr>
+              </m:fPr>
+              <m:num>
+                <m:r>
+                  <w:rPr>
+                    <w:rFonts w:ascii="Cambria Math" w:hAnsi="Cambria Math"/>
+                    <w:sz w:val="24"/>
+                    <w:szCs w:val="24"/>
+                  </w:rPr>
+                  <m:t>1</m:t>
+                </m:r>
+                <m:ctrlPr>
+                  <w:rPr>
+                    <w:rFonts w:ascii="Cambria Math" w:hAnsi="Cambria Math"/>
+                    <w:i/>
+                    <w:sz w:val="24"/>
+                    <w:szCs w:val="24"/>
+                  </w:rPr>
+                </m:ctrlPr>
+              </m:num>
+              <m:den>
+                <m:r>
+                  <w:rPr>
+                    <w:rFonts w:ascii="Cambria Math" w:hAnsi="Cambria Math"/>
+                    <w:sz w:val="24"/>
+                    <w:szCs w:val="24"/>
+                  </w:rPr>
+                  <m:t>2</m:t>
+                </m:r>
+                <m:ctrlPr>
+                  <w:rPr>
+                    <w:rFonts w:ascii="Cambria Math" w:hAnsi="Cambria Math"/>
+                    <w:i/>
+                    <w:sz w:val="24"/>
+                    <w:szCs w:val="24"/>
+                  </w:rPr>
+                </m:ctrlPr>
+              </m:den>
+            </m:f>
+          </m:sup>
+        </m:sSup>
+        <m:r>
+          <w:rPr>
+            <w:rFonts w:ascii="Cambria Math" w:hAnsi="Cambria Math"/>
+            <w:sz w:val="24"/>
+            <w:szCs w:val="24"/>
+          </w:rPr>
+          <m:t>&lt;</m:t>
+        </m:r>
+        <m:r>
+          <m:rPr>
+            <m:sty m:val="p"/>
+          </m:rPr>
+          <w:rPr>
+            <w:rFonts w:ascii="Cambria Math" w:hAnsi="Cambria Math"/>
+            <w:sz w:val="24"/>
+            <w:szCs w:val="24"/>
+          </w:rPr>
+          <m:t>σ</m:t>
+        </m:r>
+        <m:r>
+          <w:rPr>
+            <w:rFonts w:ascii="Cambria Math" w:hAnsi="Cambria Math"/>
+            <w:sz w:val="24"/>
+            <w:szCs w:val="24"/>
+          </w:rPr>
+          <m:t>&lt;s</m:t>
+        </m:r>
+        <m:sSup>
+          <m:sSupPr>
+            <m:ctrlPr>
+              <w:rPr>
+                <w:rFonts w:ascii="Cambria Math" w:hAnsi="Cambria Math"/>
+                <w:i/>
+                <w:sz w:val="24"/>
+                <w:szCs w:val="24"/>
+              </w:rPr>
+            </m:ctrlPr>
+          </m:sSupPr>
+          <m:e>
+            <m:d>
+              <m:dPr>
+                <m:ctrlPr>
+                  <w:rPr>
+                    <w:rFonts w:ascii="Cambria Math" w:hAnsi="Cambria Math"/>
+                    <w:i/>
+                    <w:sz w:val="24"/>
+                    <w:szCs w:val="24"/>
+                  </w:rPr>
+                </m:ctrlPr>
+              </m:dPr>
+              <m:e>
+                <m:r>
+                  <w:rPr>
+                    <w:rFonts w:ascii="Cambria Math" w:hAnsi="Cambria Math"/>
+                    <w:sz w:val="24"/>
+                    <w:szCs w:val="24"/>
+                  </w:rPr>
+                  <m:t>1+0.5</m:t>
+                </m:r>
+                <m:sSub>
+                  <m:sSubPr>
+                    <m:ctrlPr>
+                      <w:rPr>
+                        <w:rFonts w:ascii="Cambria Math" w:hAnsi="Cambria Math"/>
+                        <w:i/>
+                        <w:sz w:val="24"/>
+                        <w:szCs w:val="24"/>
+                      </w:rPr>
+                    </m:ctrlPr>
+                  </m:sSubPr>
+                  <m:e>
+                    <m:r>
+                      <w:rPr>
+                        <w:rFonts w:ascii="Cambria Math" w:hAnsi="Cambria Math"/>
+                        <w:sz w:val="24"/>
+                        <w:szCs w:val="24"/>
+                      </w:rPr>
+                      <m:t>u</m:t>
+                    </m:r>
+                  </m:e>
+                  <m:sub>
+                    <m:r>
+                      <w:rPr>
+                        <w:rFonts w:ascii="Cambria Math" w:hAnsi="Cambria Math"/>
+                        <w:sz w:val="24"/>
+                        <w:szCs w:val="24"/>
+                      </w:rPr>
+                      <m:t>1-</m:t>
+                    </m:r>
+                    <m:r>
+                      <m:rPr>
+                        <m:sty m:val="p"/>
+                      </m:rPr>
+                      <w:rPr>
+                        <w:rFonts w:ascii="Cambria Math" w:hAnsi="Cambria Math"/>
+                        <w:sz w:val="24"/>
+                        <w:szCs w:val="24"/>
+                      </w:rPr>
+                      <m:t>α</m:t>
+                    </m:r>
+                    <m:r>
+                      <m:rPr>
+                        <m:lit/>
+                      </m:rPr>
+                      <w:rPr>
+                        <w:rFonts w:ascii="Cambria Math" w:hAnsi="Cambria Math"/>
+                        <w:sz w:val="24"/>
+                        <w:szCs w:val="24"/>
+                      </w:rPr>
+                      <m:t>/</m:t>
+                    </m:r>
+                    <m:r>
+                      <w:rPr>
+                        <w:rFonts w:ascii="Cambria Math" w:hAnsi="Cambria Math"/>
+                        <w:sz w:val="24"/>
+                        <w:szCs w:val="24"/>
+                      </w:rPr>
+                      <m:t>2</m:t>
+                    </m:r>
+                  </m:sub>
+                </m:sSub>
+                <m:f>
+                  <m:fPr>
+                    <m:ctrlPr>
+                      <w:rPr>
+                        <w:rFonts w:ascii="Cambria Math" w:hAnsi="Cambria Math"/>
+                        <w:sz w:val="24"/>
+                        <w:szCs w:val="24"/>
+                      </w:rPr>
+                    </m:ctrlPr>
+                  </m:fPr>
+                  <m:num>
+                    <m:rad>
+                      <m:radPr>
+                        <m:degHide m:val="1"/>
+                        <m:ctrlPr>
+                          <w:rPr>
+                            <w:rFonts w:ascii="Cambria Math" w:hAnsi="Cambria Math"/>
+                            <w:sz w:val="24"/>
+                            <w:szCs w:val="24"/>
+                          </w:rPr>
+                        </m:ctrlPr>
+                      </m:radPr>
+                      <m:deg>
+                        <m:ctrlPr>
+                          <w:rPr>
+                            <w:rFonts w:ascii="Cambria Math" w:hAnsi="Cambria Math"/>
+                            <w:i/>
+                            <w:sz w:val="24"/>
+                            <w:szCs w:val="24"/>
+                          </w:rPr>
+                        </m:ctrlPr>
+                      </m:deg>
+                      <m:e>
+                        <m:d>
+                          <m:dPr>
+                            <m:ctrlPr>
+                              <w:rPr>
+                                <w:rFonts w:ascii="Cambria Math" w:hAnsi="Cambria Math"/>
+                                <w:i/>
+                                <w:sz w:val="24"/>
+                                <w:szCs w:val="24"/>
+                              </w:rPr>
+                            </m:ctrlPr>
+                          </m:dPr>
+                          <m:e>
+                            <m:r>
+                              <w:rPr>
+                                <w:rFonts w:ascii="Cambria Math" w:hAnsi="Cambria Math"/>
+                                <w:sz w:val="24"/>
+                                <w:szCs w:val="24"/>
+                              </w:rPr>
+                              <m:t>e+2</m:t>
+                            </m:r>
+                          </m:e>
+                        </m:d>
+                      </m:e>
+                    </m:rad>
+                    <m:ctrlPr>
+                      <w:rPr>
+                        <w:rFonts w:ascii="Cambria Math" w:hAnsi="Cambria Math"/>
+                        <w:i/>
+                        <w:sz w:val="24"/>
+                        <w:szCs w:val="24"/>
+                      </w:rPr>
+                    </m:ctrlPr>
+                  </m:num>
+                  <m:den>
+                    <m:rad>
+                      <m:radPr>
+                        <m:degHide m:val="1"/>
+                        <m:ctrlPr>
+                          <w:rPr>
+                            <w:rFonts w:ascii="Cambria Math" w:hAnsi="Cambria Math"/>
+                            <w:sz w:val="24"/>
+                            <w:szCs w:val="24"/>
+                          </w:rPr>
+                        </m:ctrlPr>
+                      </m:radPr>
+                      <m:deg>
+                        <m:ctrlPr>
+                          <w:rPr>
+                            <w:rFonts w:ascii="Cambria Math" w:hAnsi="Cambria Math"/>
+                            <w:i/>
+                            <w:sz w:val="24"/>
+                            <w:szCs w:val="24"/>
+                          </w:rPr>
+                        </m:ctrlPr>
+                      </m:deg>
+                      <m:e>
+                        <m:r>
+                          <w:rPr>
+                            <w:rFonts w:ascii="Cambria Math" w:hAnsi="Cambria Math"/>
+                            <w:sz w:val="24"/>
+                            <w:szCs w:val="24"/>
+                          </w:rPr>
+                          <m:t>n</m:t>
+                        </m:r>
+                      </m:e>
+                    </m:rad>
+                    <m:ctrlPr>
+                      <w:rPr>
+                        <w:rFonts w:ascii="Cambria Math" w:hAnsi="Cambria Math"/>
+                        <w:i/>
+                        <w:sz w:val="24"/>
+                        <w:szCs w:val="24"/>
+                      </w:rPr>
+                    </m:ctrlPr>
+                  </m:den>
+                </m:f>
+              </m:e>
+            </m:d>
+          </m:e>
+          <m:sup>
+            <m:r>
+              <w:rPr>
+                <w:rFonts w:ascii="Cambria Math" w:hAnsi="Cambria Math"/>
+                <w:sz w:val="24"/>
+                <w:szCs w:val="24"/>
+              </w:rPr>
+              <m:t>-</m:t>
+            </m:r>
+            <m:f>
+              <m:fPr>
+                <m:ctrlPr>
+                  <w:rPr>
+                    <w:rFonts w:ascii="Cambria Math" w:hAnsi="Cambria Math"/>
+                    <w:sz w:val="24"/>
+                    <w:szCs w:val="24"/>
+                  </w:rPr>
+                </m:ctrlPr>
+              </m:fPr>
+              <m:num>
+                <m:r>
+                  <w:rPr>
+                    <w:rFonts w:ascii="Cambria Math" w:hAnsi="Cambria Math"/>
+                    <w:sz w:val="24"/>
+                    <w:szCs w:val="24"/>
+                  </w:rPr>
+                  <m:t>1</m:t>
+                </m:r>
+                <m:ctrlPr>
+                  <w:rPr>
+                    <w:rFonts w:ascii="Cambria Math" w:hAnsi="Cambria Math"/>
+                    <w:i/>
+                    <w:sz w:val="24"/>
+                    <w:szCs w:val="24"/>
+                  </w:rPr>
+                </m:ctrlPr>
+              </m:num>
+              <m:den>
+                <m:r>
+                  <w:rPr>
+                    <w:rFonts w:ascii="Cambria Math" w:hAnsi="Cambria Math"/>
+                    <w:sz w:val="24"/>
+                    <w:szCs w:val="24"/>
+                  </w:rPr>
+                  <m:t>2</m:t>
+                </m:r>
+                <m:ctrlPr>
+                  <w:rPr>
+                    <w:rFonts w:ascii="Cambria Math" w:hAnsi="Cambria Math"/>
+                    <w:i/>
+                    <w:sz w:val="24"/>
+                    <w:szCs w:val="24"/>
+                  </w:rPr>
+                </m:ctrlPr>
+              </m:den>
+            </m:f>
+          </m:sup>
+        </m:sSup>
+      </m:oMath>
+      <w:proofErr w:type="gramStart"/>
+      <w:r>
+        <w:rPr>
+          <w:sz w:val="24"/>
+          <w:szCs w:val="24"/>
+        </w:rPr>
+        <w:t>,</w:t>
+      </w:r>
+      <w:r>
+        <w:rPr>
+          <w:sz w:val="24"/>
+          <w:szCs w:val="24"/>
+        </w:rPr>
+        <w:t xml:space="preserve">  (</w:t>
+      </w:r>
+      <w:proofErr w:type="gramEnd"/>
+      <w:r>
+        <w:rPr>
+          <w:sz w:val="24"/>
+          <w:szCs w:val="24"/>
+        </w:rPr>
+        <w:t>4)</w:t>
+      </w:r>
+    </w:p>
+    <w:p>
+      <w:pPr>
+        <w:jc w:val="center"/>
+      </w:pPr>
+    </w:p>
+    <w:p>
+      <w:pPr>
+        <w:jc w:val="center"/>
+      </w:pPr>
+      <w:r>
+        <w:t>где</w:t>
+      </w:r>
+      <w:r>
+        <w:t xml:space="preserve"> </w:t>
+      </w:r>
+      <w:r>
+        <w:rPr>
+          <w:lang w:val="en-US"/>
+        </w:rPr>
+        <w:t>e</w:t>
+      </w:r>
+      <w:r>
+        <w:t xml:space="preserve"> – выборочный эксцесс</w:t>
+      </w:r>
+      <w:r>
+        <w:t>,</w:t>
+      </w:r>
+      <w:r>
+        <w:t xml:space="preserve"> остальные обозначения взяты из формулы</w:t>
+      </w:r>
+      <w:r>
+        <w:t xml:space="preserve"> </w:t>
+      </w:r>
+      <w:r>
+        <w:t>(3)</w:t>
+      </w:r>
+    </w:p>
+    <w:p>
+      <w:pPr>
+        <w:jc w:val="center"/>
+      </w:pPr>
+    </w:p>
+    <w:p>
+      <w:pPr>
+        <w:jc w:val="center"/>
+      </w:pPr>
+    </w:p>
+    <w:p>
+      <w:pPr>
+        <w:jc w:val="center"/>
+      </w:pPr>
+    </w:p>
+    <w:p>
       <w:pPr>
         <w:pStyle w:val="1"/>
         <w:rPr>
           <w:rFonts w:eastAsia="Calibri Light"/>
         </w:rPr>
       </w:pPr>
-      <w:bookmarkStart w:id="7" w:name="_Toc226719119"/>
+      <w:bookmarkStart w:id="7" w:name="_Toc227779756"/>
       <w:r>
         <w:rPr>
           <w:rFonts w:eastAsia="Calibri Light"/>
         </w:rPr>
-        <w:lastRenderedPageBreak/>
         <w:t>Р</w:t>
       </w:r>
       <w:r>
@@ -4964,419 +5336,207 @@
       </w:r>
     </w:p>
     <w:p>
-      <w:r>
-        <w:rPr>
-          <w:lang w:val="en-US"/>
-        </w:rPr>
-        <w:t>calculate</w:t>
-      </w:r>
-      <w:r>
-        <w:rPr>
-          <w:lang w:val="en-US"/>
-        </w:rPr>
-        <w:t>_</w:t>
-      </w:r>
-      <w:r>
-        <w:rPr>
-          <w:lang w:val="en-US"/>
-        </w:rPr>
-        <w:t>chi</w:t>
-      </w:r>
-      <w:r>
-        <w:rPr>
-          <w:lang w:val="en-US"/>
-        </w:rPr>
-        <w:t>2(</w:t>
-      </w:r>
-      <w:r>
-        <w:rPr>
-          <w:lang w:val="en-US"/>
+      <w:pPr>
+        <w:pStyle w:val="af0"/>
+        <w:rPr>
+          <w:rFonts w:asciiTheme="majorHAnsi" w:hAnsiTheme="majorHAnsi" w:cstheme="majorHAnsi"/>
+          <w:sz w:val="22"/>
+          <w:szCs w:val="22"/>
+        </w:rPr>
+      </w:pPr>
+      <w:proofErr w:type="spellStart"/>
+      <w:r>
+        <w:rPr>
+          <w:rStyle w:val="HTML"/>
+          <w:rFonts w:asciiTheme="majorHAnsi" w:eastAsiaTheme="majorEastAsia" w:hAnsiTheme="majorHAnsi" w:cstheme="majorHAnsi"/>
+          <w:sz w:val="22"/>
+          <w:szCs w:val="22"/>
+        </w:rPr>
+        <w:lastRenderedPageBreak/>
+        <w:t>calc_confidence_</w:t>
+      </w:r>
+      <w:proofErr w:type="gramStart"/>
+      <w:r>
+        <w:rPr>
+          <w:rStyle w:val="HTML"/>
+          <w:rFonts w:asciiTheme="majorHAnsi" w:eastAsiaTheme="majorEastAsia" w:hAnsiTheme="majorHAnsi" w:cstheme="majorHAnsi"/>
+          <w:sz w:val="22"/>
+          <w:szCs w:val="22"/>
+        </w:rPr>
+        <w:t>intervals</w:t>
+      </w:r>
+      <w:proofErr w:type="spellEnd"/>
+      <w:r>
+        <w:rPr>
+          <w:rStyle w:val="HTML"/>
+          <w:rFonts w:asciiTheme="majorHAnsi" w:eastAsiaTheme="majorEastAsia" w:hAnsiTheme="majorHAnsi" w:cstheme="majorHAnsi"/>
+          <w:sz w:val="22"/>
+          <w:szCs w:val="22"/>
+        </w:rPr>
+        <w:t>(</w:t>
+      </w:r>
+      <w:proofErr w:type="spellStart"/>
+      <w:proofErr w:type="gramEnd"/>
+      <w:r>
+        <w:rPr>
+          <w:rStyle w:val="HTML"/>
+          <w:rFonts w:asciiTheme="majorHAnsi" w:eastAsiaTheme="majorEastAsia" w:hAnsiTheme="majorHAnsi" w:cstheme="majorHAnsi"/>
+          <w:sz w:val="22"/>
+          <w:szCs w:val="22"/>
         </w:rPr>
         <w:t>sample</w:t>
       </w:r>
-      <w:r>
-        <w:rPr>
-          <w:lang w:val="en-US"/>
+      <w:proofErr w:type="spellEnd"/>
+      <w:r>
+        <w:rPr>
+          <w:rStyle w:val="HTML"/>
+          <w:rFonts w:asciiTheme="majorHAnsi" w:eastAsiaTheme="majorEastAsia" w:hAnsiTheme="majorHAnsi" w:cstheme="majorHAnsi"/>
+          <w:sz w:val="22"/>
+          <w:szCs w:val="22"/>
         </w:rPr>
         <w:t xml:space="preserve">, </w:t>
       </w:r>
-      <w:r>
-        <w:rPr>
-          <w:lang w:val="en-US"/>
+      <w:proofErr w:type="spellStart"/>
+      <w:r>
+        <w:rPr>
+          <w:rStyle w:val="HTML"/>
+          <w:rFonts w:asciiTheme="majorHAnsi" w:eastAsiaTheme="majorEastAsia" w:hAnsiTheme="majorHAnsi" w:cstheme="majorHAnsi"/>
+          <w:sz w:val="22"/>
+          <w:szCs w:val="22"/>
         </w:rPr>
         <w:t>alpha</w:t>
       </w:r>
-      <w:r>
-        <w:rPr>
-          <w:lang w:val="en-US"/>
-        </w:rPr>
-        <w:t xml:space="preserve">) – </w:t>
-      </w:r>
-      <w:r>
-        <w:t>функция</w:t>
-      </w:r>
-      <w:r>
-        <w:rPr>
-          <w:lang w:val="en-US"/>
+      <w:proofErr w:type="spellEnd"/>
+      <w:r>
+        <w:rPr>
+          <w:rStyle w:val="HTML"/>
+          <w:rFonts w:asciiTheme="majorHAnsi" w:eastAsiaTheme="majorEastAsia" w:hAnsiTheme="majorHAnsi" w:cstheme="majorHAnsi"/>
+          <w:sz w:val="22"/>
+          <w:szCs w:val="22"/>
+        </w:rPr>
+        <w:t>=0.05)</w:t>
+      </w:r>
+      <w:r>
+        <w:rPr>
+          <w:rFonts w:asciiTheme="majorHAnsi" w:hAnsiTheme="majorHAnsi" w:cstheme="majorHAnsi"/>
+          <w:sz w:val="22"/>
+          <w:szCs w:val="22"/>
+        </w:rPr>
+        <w:t xml:space="preserve"> – функция для расчета точечных оценок и построения доверительных интервалов. Для среднего используется </w:t>
+      </w:r>
+      <w:r>
+        <w:rPr>
+          <w:rFonts w:asciiTheme="majorHAnsi" w:hAnsiTheme="majorHAnsi" w:cstheme="majorHAnsi"/>
+          <w:sz w:val="22"/>
+          <w:szCs w:val="22"/>
+        </w:rPr>
+        <w:t>формула (3)</w:t>
+      </w:r>
+      <w:r>
+        <w:rPr>
+          <w:rFonts w:asciiTheme="majorHAnsi" w:hAnsiTheme="majorHAnsi" w:cstheme="majorHAnsi"/>
+          <w:sz w:val="22"/>
+          <w:szCs w:val="22"/>
+        </w:rPr>
+        <w:t>, а для дисперсии</w:t>
+      </w:r>
+      <w:r>
+        <w:rPr>
+          <w:rFonts w:asciiTheme="majorHAnsi" w:hAnsiTheme="majorHAnsi" w:cstheme="majorHAnsi"/>
+          <w:sz w:val="22"/>
+          <w:szCs w:val="22"/>
+        </w:rPr>
+        <w:t xml:space="preserve"> формула (4)</w:t>
+      </w:r>
+      <w:r>
+        <w:rPr>
+          <w:rFonts w:asciiTheme="majorHAnsi" w:hAnsiTheme="majorHAnsi" w:cstheme="majorHAnsi"/>
+          <w:sz w:val="22"/>
+          <w:szCs w:val="22"/>
+        </w:rPr>
+        <w:t>.</w:t>
+      </w:r>
+      <w:r>
+        <w:rPr>
+          <w:rFonts w:asciiTheme="majorHAnsi" w:hAnsiTheme="majorHAnsi" w:cstheme="majorHAnsi"/>
+          <w:sz w:val="22"/>
+          <w:szCs w:val="22"/>
         </w:rPr>
         <w:t xml:space="preserve"> </w:t>
       </w:r>
       <w:r>
-        <w:t>реализующая</w:t>
-      </w:r>
-      <w:r>
-        <w:rPr>
-          <w:lang w:val="en-US"/>
-        </w:rPr>
-        <w:t xml:space="preserve"> (5). </w:t>
-      </w:r>
-      <w:r>
-        <w:t>Вход</w:t>
-      </w:r>
-      <w:r>
-        <w:t xml:space="preserve">: </w:t>
-      </w:r>
-      <w:r>
-        <w:rPr>
-          <w:lang w:val="en-US"/>
+        <w:rPr>
+          <w:rFonts w:asciiTheme="majorHAnsi" w:hAnsiTheme="majorHAnsi" w:cstheme="majorHAnsi"/>
+          <w:sz w:val="22"/>
+          <w:szCs w:val="22"/>
+        </w:rPr>
+        <w:t xml:space="preserve">Вход: </w:t>
+      </w:r>
+      <w:proofErr w:type="spellStart"/>
+      <w:r>
+        <w:rPr>
+          <w:rStyle w:val="HTML"/>
+          <w:rFonts w:asciiTheme="majorHAnsi" w:eastAsiaTheme="majorEastAsia" w:hAnsiTheme="majorHAnsi" w:cstheme="majorHAnsi"/>
+          <w:sz w:val="22"/>
+          <w:szCs w:val="22"/>
         </w:rPr>
         <w:t>sample</w:t>
       </w:r>
-      <w:r>
-        <w:t xml:space="preserve"> – </w:t>
-      </w:r>
-      <w:r>
-        <w:t>выборка</w:t>
-      </w:r>
-      <w:r>
+      <w:proofErr w:type="spellEnd"/>
+      <w:r>
+        <w:rPr>
+          <w:rFonts w:asciiTheme="majorHAnsi" w:hAnsiTheme="majorHAnsi" w:cstheme="majorHAnsi"/>
+          <w:sz w:val="22"/>
+          <w:szCs w:val="22"/>
+        </w:rPr>
+        <w:t xml:space="preserve"> – выборк</w:t>
+      </w:r>
+      <w:r>
+        <w:rPr>
+          <w:rFonts w:asciiTheme="majorHAnsi" w:hAnsiTheme="majorHAnsi" w:cstheme="majorHAnsi"/>
+          <w:sz w:val="22"/>
+          <w:szCs w:val="22"/>
+        </w:rPr>
+        <w:t>а</w:t>
+      </w:r>
+      <w:r>
+        <w:rPr>
+          <w:rFonts w:asciiTheme="majorHAnsi" w:hAnsiTheme="majorHAnsi" w:cstheme="majorHAnsi"/>
+          <w:sz w:val="22"/>
+          <w:szCs w:val="22"/>
+        </w:rPr>
         <w:t xml:space="preserve">, </w:t>
       </w:r>
-      <w:r>
-        <w:rPr>
-          <w:lang w:val="en-US"/>
+      <w:proofErr w:type="spellStart"/>
+      <w:r>
+        <w:rPr>
+          <w:rStyle w:val="HTML"/>
+          <w:rFonts w:asciiTheme="majorHAnsi" w:eastAsiaTheme="majorEastAsia" w:hAnsiTheme="majorHAnsi" w:cstheme="majorHAnsi"/>
+          <w:sz w:val="22"/>
+          <w:szCs w:val="22"/>
         </w:rPr>
         <w:t>alpha</w:t>
       </w:r>
-      <w:r>
-        <w:t xml:space="preserve"> </w:t>
-      </w:r>
-      <w:r>
-        <w:t>–</w:t>
-      </w:r>
-      <w:r>
-        <w:t xml:space="preserve"> </w:t>
-      </w:r>
-      <w:r>
-        <w:t xml:space="preserve">критерий значимости (по умолчанию </w:t>
-      </w:r>
-      <w:r>
-        <w:rPr>
-          <w:lang w:val="en-US"/>
-        </w:rPr>
-        <w:t>0.05).</w:t>
+      <w:proofErr w:type="spellEnd"/>
+      <w:r>
+        <w:rPr>
+          <w:rFonts w:asciiTheme="majorHAnsi" w:hAnsiTheme="majorHAnsi" w:cstheme="majorHAnsi"/>
+          <w:sz w:val="22"/>
+          <w:szCs w:val="22"/>
+        </w:rPr>
+        <w:t xml:space="preserve"> – уровень значимости (по умолчанию 0.05).</w:t>
       </w:r>
     </w:p>
     <w:p>
+      <w:pPr>
+        <w:pStyle w:val="af0"/>
+        <w:rPr>
+          <w:rFonts w:asciiTheme="majorHAnsi" w:hAnsiTheme="majorHAnsi" w:cstheme="majorHAnsi"/>
+          <w:sz w:val="22"/>
+          <w:szCs w:val="22"/>
+        </w:rPr>
+      </w:pPr>
       <w:proofErr w:type="spellStart"/>
-      <w:r>
-        <w:rPr>
-          <w:lang w:val="en-US"/>
-        </w:rPr>
-        <w:t>plot_single_</w:t>
-      </w:r>
-      <w:proofErr w:type="gramStart"/>
-      <w:r>
-        <w:rPr>
-          <w:lang w:val="en-US"/>
-        </w:rPr>
-        <w:t>test</w:t>
-      </w:r>
-      <w:proofErr w:type="spellEnd"/>
-      <w:r>
-        <w:rPr>
-          <w:lang w:val="en-US"/>
-        </w:rPr>
-        <w:t>(</w:t>
-      </w:r>
-      <w:proofErr w:type="gramEnd"/>
-      <w:r>
-        <w:rPr>
-          <w:lang w:val="en-US"/>
-        </w:rPr>
-        <w:t xml:space="preserve">sample, </w:t>
-      </w:r>
-      <w:proofErr w:type="spellStart"/>
-      <w:r>
-        <w:rPr>
-          <w:lang w:val="en-US"/>
-        </w:rPr>
-        <w:t>dist_name</w:t>
-      </w:r>
-      <w:proofErr w:type="spellEnd"/>
-      <w:r>
-        <w:rPr>
-          <w:lang w:val="en-US"/>
-        </w:rPr>
-        <w:t xml:space="preserve">, ax) – </w:t>
-      </w:r>
-      <w:r>
-        <w:t>функция</w:t>
-      </w:r>
-      <w:r>
-        <w:rPr>
-          <w:lang w:val="en-US"/>
-        </w:rPr>
-        <w:t xml:space="preserve"> </w:t>
-      </w:r>
-      <w:r>
-        <w:t>строящая</w:t>
-      </w:r>
-      <w:r>
-        <w:rPr>
-          <w:lang w:val="en-US"/>
-        </w:rPr>
-        <w:t xml:space="preserve"> </w:t>
-      </w:r>
-      <w:r>
-        <w:t>график</w:t>
-      </w:r>
-      <w:r>
-        <w:rPr>
-          <w:lang w:val="en-US"/>
-        </w:rPr>
-        <w:t xml:space="preserve"> </w:t>
-      </w:r>
-      <w:r>
-        <w:t>с</w:t>
-      </w:r>
-      <w:r>
-        <w:rPr>
-          <w:lang w:val="en-US"/>
-        </w:rPr>
-        <w:t xml:space="preserve"> </w:t>
-      </w:r>
-      <w:r>
-        <w:t>помощью</w:t>
-      </w:r>
-      <w:r>
-        <w:rPr>
-          <w:lang w:val="en-US"/>
-        </w:rPr>
-        <w:t xml:space="preserve"> </w:t>
-      </w:r>
-      <w:r>
-        <w:rPr>
-          <w:lang w:val="en-US"/>
-        </w:rPr>
-        <w:t xml:space="preserve">matplotlib. </w:t>
-      </w:r>
-      <w:r>
-        <w:t>На графике отражены гипотетическое распределения и гистограмма выборки</w:t>
-      </w:r>
-      <w:r>
-        <w:t xml:space="preserve">, </w:t>
-      </w:r>
-      <w:r>
-        <w:t xml:space="preserve">получившаяся в функции </w:t>
-      </w:r>
-      <w:r>
-        <w:rPr>
-          <w:lang w:val="en-US"/>
-        </w:rPr>
-        <w:t>calculate</w:t>
-      </w:r>
-      <w:r>
-        <w:t>_</w:t>
-      </w:r>
-      <w:r>
-        <w:rPr>
-          <w:lang w:val="en-US"/>
-        </w:rPr>
-        <w:t>chi</w:t>
-      </w:r>
-      <w:r>
-        <w:t xml:space="preserve">2. </w:t>
-      </w:r>
-      <w:r>
-        <w:t>Вход</w:t>
-      </w:r>
-      <w:r>
-        <w:t xml:space="preserve">: </w:t>
-      </w:r>
-      <w:r>
-        <w:rPr>
-          <w:lang w:val="en-US"/>
-        </w:rPr>
-        <w:t>sample</w:t>
-      </w:r>
-      <w:r>
-        <w:t xml:space="preserve"> – </w:t>
-      </w:r>
-      <w:r>
-        <w:t>выборка</w:t>
-      </w:r>
-      <w:r>
-        <w:t xml:space="preserve">, </w:t>
-      </w:r>
-      <w:proofErr w:type="spellStart"/>
-      <w:r>
-        <w:rPr>
-          <w:lang w:val="en-US"/>
-        </w:rPr>
-        <w:t>dist</w:t>
-      </w:r>
-      <w:proofErr w:type="spellEnd"/>
-      <w:r>
-        <w:t>_</w:t>
-      </w:r>
-      <w:r>
-        <w:rPr>
-          <w:lang w:val="en-US"/>
-        </w:rPr>
-        <w:t>name</w:t>
-      </w:r>
-      <w:r>
-        <w:t xml:space="preserve"> – </w:t>
-      </w:r>
-      <w:r>
-        <w:t>название выборки для заголовка</w:t>
-      </w:r>
-      <w:r>
-        <w:t xml:space="preserve">, </w:t>
-      </w:r>
-      <w:r>
-        <w:rPr>
-          <w:lang w:val="en-US"/>
-        </w:rPr>
-        <w:t>ax</w:t>
-      </w:r>
-      <w:r>
-        <w:t xml:space="preserve"> </w:t>
-      </w:r>
-      <w:r>
-        <w:t>–</w:t>
-      </w:r>
-      <w:r>
-        <w:t xml:space="preserve"> </w:t>
-      </w:r>
-      <w:r>
-        <w:t>холст</w:t>
-      </w:r>
-      <w:r>
-        <w:t xml:space="preserve">, </w:t>
-      </w:r>
-      <w:r>
-        <w:t>на котором необходимо отрисовать график.</w:t>
-      </w:r>
-    </w:p>
-    <w:p>
-      <w:pPr>
-        <w:rPr>
-          <w:noProof/>
-        </w:rPr>
-      </w:pPr>
-      <w:r>
-        <w:rPr>
-          <w:noProof/>
-        </w:rPr>
-        <w:drawing>
-          <wp:anchor distT="0" distB="0" distL="114300" distR="114300" simplePos="0" relativeHeight="251658240" behindDoc="1" locked="0" layoutInCell="1" allowOverlap="1" wp14:anchorId="07E01421" wp14:editId="74E847F4">
-            <wp:simplePos x="0" y="0"/>
-            <wp:positionH relativeFrom="column">
-              <wp:posOffset>824865</wp:posOffset>
-            </wp:positionH>
-            <wp:positionV relativeFrom="paragraph">
-              <wp:posOffset>237490</wp:posOffset>
-            </wp:positionV>
-            <wp:extent cx="4596130" cy="5821680"/>
-            <wp:effectExtent l="0" t="0" r="0" b="7620"/>
-            <wp:wrapTopAndBottom/>
-            <wp:docPr id="1" name="Рисунок 1"/>
-            <wp:cNvGraphicFramePr>
-              <a:graphicFrameLocks xmlns:a="http://schemas.openxmlformats.org/drawingml/2006/main" noChangeAspect="1"/>
-            </wp:cNvGraphicFramePr>
-            <a:graphic xmlns:a="http://schemas.openxmlformats.org/drawingml/2006/main">
-              <a:graphicData uri="http://schemas.openxmlformats.org/drawingml/2006/picture">
-                <pic:pic xmlns:pic="http://schemas.openxmlformats.org/drawingml/2006/picture">
-                  <pic:nvPicPr>
-                    <pic:cNvPr id="1" name=""/>
-                    <pic:cNvPicPr/>
-                  </pic:nvPicPr>
-                  <pic:blipFill>
-                    <a:blip r:embed="rId8">
-                      <a:extLst>
-                        <a:ext uri="{28A0092B-C50C-407E-A947-70E740481C1C}">
-                          <a14:useLocalDpi xmlns:a14="http://schemas.microsoft.com/office/drawing/2010/main" val="0"/>
-                        </a:ext>
-                      </a:extLst>
-                    </a:blip>
-                    <a:stretch>
-                      <a:fillRect/>
-                    </a:stretch>
-                  </pic:blipFill>
-                  <pic:spPr>
-                    <a:xfrm>
-                      <a:off x="0" y="0"/>
-                      <a:ext cx="4596130" cy="5821680"/>
-                    </a:xfrm>
-                    <a:prstGeom prst="rect">
-                      <a:avLst/>
-                    </a:prstGeom>
-                  </pic:spPr>
-                </pic:pic>
-              </a:graphicData>
-            </a:graphic>
-          </wp:anchor>
-        </w:drawing>
-      </w:r>
-      <w:r>
-        <w:t>Пример</w:t>
-      </w:r>
-      <w:r>
-        <w:t xml:space="preserve"> </w:t>
-      </w:r>
-      <w:r>
-        <w:t>графика</w:t>
-      </w:r>
-      <w:r>
-        <w:t>:</w:t>
-      </w:r>
-      <w:r>
-        <w:rPr>
-          <w:noProof/>
-        </w:rPr>
-        <w:t xml:space="preserve"> </w:t>
-      </w:r>
-    </w:p>
-    <w:p/>
-    <w:p>
-      <w:pPr>
-        <w:jc w:val="center"/>
-      </w:pPr>
-      <w:r>
-        <w:t>Рис 1. Пример</w:t>
-      </w:r>
-      <w:r>
-        <w:t xml:space="preserve"> </w:t>
-      </w:r>
-      <w:r>
-        <w:t>графика</w:t>
-      </w:r>
-      <w:r>
-        <w:t xml:space="preserve"> </w:t>
-      </w:r>
-      <w:r>
-        <w:t>для</w:t>
-      </w:r>
-      <w:r>
-        <w:t xml:space="preserve"> </w:t>
-      </w:r>
-      <w:r>
-        <w:t>функции</w:t>
-      </w:r>
-      <w:r>
-        <w:t xml:space="preserve"> </w:t>
-      </w:r>
       <w:r>
         <w:rPr>
           <w:rStyle w:val="HTML"/>
@@ -5385,17 +5545,9 @@
           <w:szCs w:val="22"/>
           <w:lang w:val="en-US"/>
         </w:rPr>
-        <w:t>plot</w:t>
-      </w:r>
-      <w:r>
-        <w:rPr>
-          <w:rStyle w:val="HTML"/>
-          <w:rFonts w:asciiTheme="majorHAnsi" w:eastAsiaTheme="majorEastAsia" w:hAnsiTheme="majorHAnsi" w:cstheme="majorHAnsi"/>
-          <w:sz w:val="22"/>
-          <w:szCs w:val="22"/>
-        </w:rPr>
-        <w:t>_</w:t>
-      </w:r>
+        <w:t>f_test_</w:t>
+      </w:r>
+      <w:proofErr w:type="gramStart"/>
       <w:r>
         <w:rPr>
           <w:rStyle w:val="HTML"/>
@@ -5404,17 +5556,9 @@
           <w:szCs w:val="22"/>
           <w:lang w:val="en-US"/>
         </w:rPr>
-        <w:t>single</w:t>
-      </w:r>
-      <w:r>
-        <w:rPr>
-          <w:rStyle w:val="HTML"/>
-          <w:rFonts w:asciiTheme="majorHAnsi" w:eastAsiaTheme="majorEastAsia" w:hAnsiTheme="majorHAnsi" w:cstheme="majorHAnsi"/>
-          <w:sz w:val="22"/>
-          <w:szCs w:val="22"/>
-        </w:rPr>
-        <w:t>_</w:t>
-      </w:r>
+        <w:t>methodical</w:t>
+      </w:r>
+      <w:proofErr w:type="spellEnd"/>
       <w:r>
         <w:rPr>
           <w:rStyle w:val="HTML"/>
@@ -5423,31 +5567,190 @@
           <w:szCs w:val="22"/>
           <w:lang w:val="en-US"/>
         </w:rPr>
-        <w:t>test</w:t>
-      </w:r>
+        <w:t>(</w:t>
+      </w:r>
+      <w:proofErr w:type="gramEnd"/>
       <w:r>
         <w:rPr>
           <w:rStyle w:val="HTML"/>
           <w:rFonts w:asciiTheme="majorHAnsi" w:eastAsiaTheme="majorEastAsia" w:hAnsiTheme="majorHAnsi" w:cstheme="majorHAnsi"/>
           <w:sz w:val="22"/>
           <w:szCs w:val="22"/>
-        </w:rPr>
-        <w:t>.</w:t>
-      </w:r>
-    </w:p>
-    <w:p>
-      <w:pPr>
-        <w:jc w:val="center"/>
-      </w:pPr>
+          <w:lang w:val="en-US"/>
+        </w:rPr>
+        <w:t>sample1, sample2, alpha=0.05)</w:t>
+      </w:r>
+      <w:r>
+        <w:rPr>
+          <w:rFonts w:asciiTheme="majorHAnsi" w:hAnsiTheme="majorHAnsi" w:cstheme="majorHAnsi"/>
+          <w:sz w:val="22"/>
+          <w:szCs w:val="22"/>
+          <w:lang w:val="en-US"/>
+        </w:rPr>
+        <w:t xml:space="preserve"> – </w:t>
+      </w:r>
+      <w:r>
+        <w:rPr>
+          <w:rFonts w:asciiTheme="majorHAnsi" w:hAnsiTheme="majorHAnsi" w:cstheme="majorHAnsi"/>
+          <w:sz w:val="22"/>
+          <w:szCs w:val="22"/>
+        </w:rPr>
+        <w:t>функция</w:t>
+      </w:r>
+      <w:r>
+        <w:rPr>
+          <w:rFonts w:asciiTheme="majorHAnsi" w:hAnsiTheme="majorHAnsi" w:cstheme="majorHAnsi"/>
+          <w:sz w:val="22"/>
+          <w:szCs w:val="22"/>
+          <w:lang w:val="en-US"/>
+        </w:rPr>
+        <w:t xml:space="preserve">, </w:t>
+      </w:r>
+      <w:r>
+        <w:rPr>
+          <w:rFonts w:asciiTheme="majorHAnsi" w:hAnsiTheme="majorHAnsi" w:cstheme="majorHAnsi"/>
+          <w:sz w:val="22"/>
+          <w:szCs w:val="22"/>
+        </w:rPr>
+        <w:t>реализующая</w:t>
+      </w:r>
+      <w:r>
+        <w:rPr>
+          <w:rFonts w:asciiTheme="majorHAnsi" w:hAnsiTheme="majorHAnsi" w:cstheme="majorHAnsi"/>
+          <w:sz w:val="22"/>
+          <w:szCs w:val="22"/>
+          <w:lang w:val="en-US"/>
+        </w:rPr>
+        <w:t xml:space="preserve"> </w:t>
+      </w:r>
+      <w:r>
+        <w:rPr>
+          <w:rFonts w:asciiTheme="majorHAnsi" w:hAnsiTheme="majorHAnsi" w:cstheme="majorHAnsi"/>
+          <w:sz w:val="22"/>
+          <w:szCs w:val="22"/>
+        </w:rPr>
+        <w:t>алгоритм</w:t>
+      </w:r>
+      <w:r>
+        <w:rPr>
+          <w:rFonts w:asciiTheme="majorHAnsi" w:hAnsiTheme="majorHAnsi" w:cstheme="majorHAnsi"/>
+          <w:sz w:val="22"/>
+          <w:szCs w:val="22"/>
+          <w:lang w:val="en-US"/>
+        </w:rPr>
+        <w:t xml:space="preserve"> (2)</w:t>
+      </w:r>
+      <w:r>
+        <w:rPr>
+          <w:rFonts w:asciiTheme="majorHAnsi" w:hAnsiTheme="majorHAnsi" w:cstheme="majorHAnsi"/>
+          <w:sz w:val="22"/>
+          <w:szCs w:val="22"/>
+          <w:lang w:val="en-US"/>
+        </w:rPr>
+        <w:t xml:space="preserve">. </w:t>
+      </w:r>
+      <w:r>
+        <w:rPr>
+          <w:rFonts w:asciiTheme="majorHAnsi" w:hAnsiTheme="majorHAnsi" w:cstheme="majorHAnsi"/>
+          <w:sz w:val="22"/>
+          <w:szCs w:val="22"/>
+        </w:rPr>
+        <w:t xml:space="preserve">Вход: </w:t>
+      </w:r>
+      <w:r>
+        <w:rPr>
+          <w:rStyle w:val="HTML"/>
+          <w:rFonts w:asciiTheme="majorHAnsi" w:eastAsiaTheme="majorEastAsia" w:hAnsiTheme="majorHAnsi" w:cstheme="majorHAnsi"/>
+          <w:sz w:val="22"/>
+          <w:szCs w:val="22"/>
+        </w:rPr>
+        <w:t>sample1</w:t>
+      </w:r>
+      <w:r>
+        <w:rPr>
+          <w:rFonts w:asciiTheme="majorHAnsi" w:hAnsiTheme="majorHAnsi" w:cstheme="majorHAnsi"/>
+          <w:sz w:val="22"/>
+          <w:szCs w:val="22"/>
+        </w:rPr>
+        <w:t xml:space="preserve"> и </w:t>
+      </w:r>
+      <w:r>
+        <w:rPr>
+          <w:rStyle w:val="HTML"/>
+          <w:rFonts w:asciiTheme="majorHAnsi" w:eastAsiaTheme="majorEastAsia" w:hAnsiTheme="majorHAnsi" w:cstheme="majorHAnsi"/>
+          <w:sz w:val="22"/>
+          <w:szCs w:val="22"/>
+        </w:rPr>
+        <w:t>sample2</w:t>
+      </w:r>
+      <w:r>
+        <w:rPr>
+          <w:rFonts w:asciiTheme="majorHAnsi" w:hAnsiTheme="majorHAnsi" w:cstheme="majorHAnsi"/>
+          <w:sz w:val="22"/>
+          <w:szCs w:val="22"/>
+        </w:rPr>
+        <w:t xml:space="preserve"> –</w:t>
+      </w:r>
+      <w:r>
+        <w:rPr>
+          <w:rFonts w:asciiTheme="majorHAnsi" w:hAnsiTheme="majorHAnsi" w:cstheme="majorHAnsi"/>
+          <w:sz w:val="22"/>
+          <w:szCs w:val="22"/>
+        </w:rPr>
+        <w:t xml:space="preserve"> сравниваемые </w:t>
+      </w:r>
+      <w:r>
+        <w:rPr>
+          <w:rFonts w:asciiTheme="majorHAnsi" w:hAnsiTheme="majorHAnsi" w:cstheme="majorHAnsi"/>
+          <w:sz w:val="22"/>
+          <w:szCs w:val="22"/>
+        </w:rPr>
+        <w:t>выбор</w:t>
+      </w:r>
+      <w:r>
+        <w:rPr>
+          <w:rFonts w:asciiTheme="majorHAnsi" w:hAnsiTheme="majorHAnsi" w:cstheme="majorHAnsi"/>
+          <w:sz w:val="22"/>
+          <w:szCs w:val="22"/>
+        </w:rPr>
+        <w:t>ки</w:t>
+      </w:r>
+      <w:r>
+        <w:rPr>
+          <w:rFonts w:asciiTheme="majorHAnsi" w:hAnsiTheme="majorHAnsi" w:cstheme="majorHAnsi"/>
+          <w:sz w:val="22"/>
+          <w:szCs w:val="22"/>
+        </w:rPr>
+        <w:t xml:space="preserve">, </w:t>
+      </w:r>
+      <w:proofErr w:type="spellStart"/>
+      <w:r>
+        <w:rPr>
+          <w:rStyle w:val="HTML"/>
+          <w:rFonts w:asciiTheme="majorHAnsi" w:eastAsiaTheme="majorEastAsia" w:hAnsiTheme="majorHAnsi" w:cstheme="majorHAnsi"/>
+          <w:sz w:val="22"/>
+          <w:szCs w:val="22"/>
+        </w:rPr>
+        <w:t>alpha</w:t>
+      </w:r>
+      <w:proofErr w:type="spellEnd"/>
+      <w:r>
+        <w:rPr>
+          <w:rFonts w:asciiTheme="majorHAnsi" w:hAnsiTheme="majorHAnsi" w:cstheme="majorHAnsi"/>
+          <w:sz w:val="22"/>
+          <w:szCs w:val="22"/>
+        </w:rPr>
+        <w:t xml:space="preserve"> – уровень значимости (по умолчанию 0.05).</w:t>
+      </w:r>
     </w:p>
     <w:p/>
+    <w:p/>
     <w:p>
       <w:pPr>
         <w:pStyle w:val="1"/>
       </w:pPr>
-      <w:bookmarkStart w:id="8" w:name="_Toc226719120"/>
-      <w:r>
-        <w:lastRenderedPageBreak/>
+      <w:bookmarkStart w:id="8" w:name="_Toc227779757"/>
+      <w:r>
         <w:t>Результаты</w:t>
       </w:r>
       <w:r>
@@ -5459,16 +5762,16 @@
       <w:pPr>
         <w:pStyle w:val="2"/>
       </w:pPr>
-      <w:bookmarkStart w:id="9" w:name="_Toc226719121"/>
-      <w:r>
-        <w:t>Рассчитанные значения</w:t>
+      <w:bookmarkStart w:id="9" w:name="_Toc227779758"/>
+      <w:r>
+        <w:t>Значения доверительных интервалов и точечных оценок</w:t>
       </w:r>
       <w:bookmarkEnd w:id="9"/>
     </w:p>
     <w:tbl>
       <w:tblPr>
-        <w:tblW w:w="6465" w:type="dxa"/>
-        <w:tblInd w:w="1759" w:type="dxa"/>
+        <w:tblW w:w="8261" w:type="dxa"/>
+        <w:tblInd w:w="595" w:type="dxa"/>
         <w:tblCellMar>
           <w:left w:w="0" w:type="dxa"/>
           <w:right w:w="0" w:type="dxa"/>
@@ -5476,13 +5779,11 @@
         <w:tblLook w:val="04A0" w:firstRow="1" w:lastRow="0" w:firstColumn="1" w:lastColumn="0" w:noHBand="0" w:noVBand="1"/>
       </w:tblPr>
       <w:tblGrid>
-        <w:gridCol w:w="1646"/>
-        <w:gridCol w:w="449"/>
-        <w:gridCol w:w="508"/>
-        <w:gridCol w:w="508"/>
-        <w:gridCol w:w="480"/>
-        <w:gridCol w:w="1456"/>
-        <w:gridCol w:w="1418"/>
+        <w:gridCol w:w="2461"/>
+        <w:gridCol w:w="900"/>
+        <w:gridCol w:w="2190"/>
+        <w:gridCol w:w="807"/>
+        <w:gridCol w:w="1903"/>
       </w:tblGrid>
       <w:tr>
         <w:trPr>
@@ -5513,20 +5814,16 @@
               <w:autoSpaceDN/>
               <w:jc w:val="center"/>
               <w:rPr>
-                <w:rFonts w:ascii="Arial" w:eastAsia="Times New Roman" w:hAnsi="Arial" w:cs="Arial"/>
-                <w:sz w:val="20"/>
-                <w:szCs w:val="20"/>
+                <w:rFonts w:asciiTheme="majorHAnsi" w:eastAsia="Times New Roman" w:hAnsiTheme="majorHAnsi" w:cstheme="majorHAnsi"/>
                 <w:lang w:eastAsia="ru-RU"/>
               </w:rPr>
             </w:pPr>
             <w:r>
               <w:rPr>
-                <w:rFonts w:ascii="Arial" w:eastAsia="Times New Roman" w:hAnsi="Arial" w:cs="Arial"/>
-                <w:sz w:val="20"/>
-                <w:szCs w:val="20"/>
+                <w:rFonts w:asciiTheme="majorHAnsi" w:eastAsia="Times New Roman" w:hAnsiTheme="majorHAnsi" w:cstheme="majorHAnsi"/>
                 <w:lang w:eastAsia="ru-RU"/>
               </w:rPr>
-              <w:t>Распределение</w:t>
+              <w:t>Выборка</w:t>
             </w:r>
           </w:p>
         </w:tc>
@@ -5555,82 +5852,19 @@
               <w:autoSpaceDN/>
               <w:jc w:val="center"/>
               <w:rPr>
-                <w:rFonts w:ascii="Arial" w:eastAsia="Times New Roman" w:hAnsi="Arial" w:cs="Arial"/>
-                <w:sz w:val="20"/>
-                <w:szCs w:val="20"/>
-                <w:lang w:eastAsia="ru-RU"/>
-              </w:rPr>
-            </w:pPr>
-            <w:r>
-              <w:rPr>
-                <w:rFonts w:ascii="Arial" w:eastAsia="Times New Roman" w:hAnsi="Arial" w:cs="Arial"/>
-                <w:sz w:val="20"/>
-                <w:szCs w:val="20"/>
-                <w:lang w:eastAsia="ru-RU"/>
-              </w:rPr>
-              <w:t>n</w:t>
-            </w:r>
-          </w:p>
-        </w:tc>
-        <w:tc>
-          <w:tcPr>
-            <w:tcW w:w="0" w:type="auto"/>
-            <w:tcBorders>
-              <w:top w:val="single" w:sz="6" w:space="0" w:color="CCCCCC"/>
-              <w:left w:val="single" w:sz="6" w:space="0" w:color="CCCCCC"/>
-              <w:bottom w:val="single" w:sz="6" w:space="0" w:color="CCCCCC"/>
-              <w:right w:val="single" w:sz="6" w:space="0" w:color="CCCCCC"/>
-            </w:tcBorders>
-            <w:tcMar>
-              <w:top w:w="30" w:type="dxa"/>
-              <w:left w:w="45" w:type="dxa"/>
-              <w:bottom w:w="30" w:type="dxa"/>
-              <w:right w:w="45" w:type="dxa"/>
-            </w:tcMar>
-            <w:vAlign w:val="bottom"/>
-            <w:hideMark/>
-          </w:tcPr>
-          <w:p>
-            <w:pPr>
-              <w:widowControl/>
-              <w:autoSpaceDE/>
-              <w:autoSpaceDN/>
-              <w:jc w:val="center"/>
-              <w:rPr>
-                <w:rFonts w:ascii="Arial" w:eastAsia="Times New Roman" w:hAnsi="Arial" w:cs="Arial"/>
-                <w:sz w:val="20"/>
-                <w:szCs w:val="20"/>
+                <w:rFonts w:asciiTheme="majorHAnsi" w:eastAsia="Times New Roman" w:hAnsiTheme="majorHAnsi" w:cstheme="majorHAnsi"/>
                 <w:lang w:eastAsia="ru-RU"/>
               </w:rPr>
             </w:pPr>
             <m:oMathPara>
               <m:oMath>
-                <m:acc>
-                  <m:accPr>
-                    <m:ctrlPr>
-                      <w:rPr>
-                        <w:rFonts w:ascii="Cambria Math" w:eastAsia="Times New Roman" w:hAnsi="Cambria Math" w:cs="Arial"/>
-                        <w:sz w:val="20"/>
-                        <w:szCs w:val="20"/>
-                        <w:lang w:eastAsia="ru-RU"/>
-                      </w:rPr>
-                    </m:ctrlPr>
-                  </m:accPr>
-                  <m:e>
-                    <m:r>
-                      <m:rPr>
-                        <m:sty m:val="p"/>
-                      </m:rPr>
-                      <w:rPr>
-                        <w:rFonts w:ascii="Cambria Math" w:eastAsia="Times New Roman" w:hAnsi="Cambria Math" w:cs="Arial"/>
-                        <w:sz w:val="20"/>
-                        <w:szCs w:val="20"/>
-                        <w:lang w:eastAsia="ru-RU"/>
-                      </w:rPr>
-                      <m:t>μ</m:t>
-                    </m:r>
-                  </m:e>
-                </m:acc>
+                <m:r>
+                  <w:rPr>
+                    <w:rFonts w:ascii="Cambria Math" w:eastAsia="Times New Roman" w:hAnsi="Cambria Math" w:cstheme="majorHAnsi"/>
+                    <w:lang w:eastAsia="ru-RU"/>
+                  </w:rPr>
+                  <m:t>m</m:t>
+                </m:r>
               </m:oMath>
             </m:oMathPara>
           </w:p>
@@ -5660,47 +5894,31 @@
               <w:autoSpaceDN/>
               <w:jc w:val="center"/>
               <w:rPr>
-                <w:rFonts w:ascii="Arial" w:eastAsia="Times New Roman" w:hAnsi="Arial" w:cs="Arial"/>
-                <w:sz w:val="20"/>
-                <w:szCs w:val="20"/>
+                <w:rFonts w:asciiTheme="majorHAnsi" w:eastAsia="Times New Roman" w:hAnsiTheme="majorHAnsi" w:cstheme="majorHAnsi"/>
                 <w:lang w:eastAsia="ru-RU"/>
               </w:rPr>
             </w:pPr>
-            <m:oMathPara>
-              <m:oMath>
-                <m:acc>
-                  <m:accPr>
-                    <m:ctrlPr>
-                      <w:rPr>
-                        <w:rFonts w:ascii="Cambria Math" w:eastAsia="Times New Roman" w:hAnsi="Cambria Math" w:cs="Arial"/>
-                        <w:sz w:val="20"/>
-                        <w:szCs w:val="20"/>
-                        <w:lang w:eastAsia="ru-RU"/>
-                      </w:rPr>
-                    </m:ctrlPr>
-                  </m:accPr>
-                  <m:e>
-                    <m:r>
-                      <m:rPr>
-                        <m:sty m:val="p"/>
-                      </m:rPr>
-                      <w:rPr>
-                        <w:rFonts w:ascii="Cambria Math" w:eastAsia="Times New Roman" w:hAnsi="Cambria Math" w:cs="Arial"/>
-                        <w:sz w:val="20"/>
-                        <w:szCs w:val="20"/>
-                        <w:lang w:eastAsia="ru-RU"/>
-                      </w:rPr>
-                      <m:t>σ</m:t>
-                    </m:r>
-                  </m:e>
-                </m:acc>
-              </m:oMath>
-            </m:oMathPara>
+            <w:r>
+              <w:rPr>
+                <w:rFonts w:asciiTheme="majorHAnsi" w:eastAsia="Times New Roman" w:hAnsiTheme="majorHAnsi" w:cstheme="majorHAnsi"/>
+                <w:lang w:eastAsia="ru-RU"/>
+              </w:rPr>
+              <w:t xml:space="preserve">ДИ для </w:t>
+            </w:r>
+            <m:oMath>
+              <m:r>
+                <w:rPr>
+                  <w:rFonts w:ascii="Cambria Math" w:eastAsia="Times New Roman" w:hAnsi="Cambria Math" w:cstheme="majorHAnsi"/>
+                  <w:lang w:eastAsia="ru-RU"/>
+                </w:rPr>
+                <m:t>m</m:t>
+              </m:r>
+            </m:oMath>
           </w:p>
         </w:tc>
         <w:tc>
           <w:tcPr>
-            <w:tcW w:w="256" w:type="dxa"/>
+            <w:tcW w:w="0" w:type="auto"/>
             <w:tcBorders>
               <w:top w:val="single" w:sz="6" w:space="0" w:color="CCCCCC"/>
               <w:left w:val="single" w:sz="6" w:space="0" w:color="CCCCCC"/>
@@ -5723,148 +5941,41 @@
               <w:autoSpaceDN/>
               <w:jc w:val="center"/>
               <w:rPr>
-                <w:rFonts w:ascii="Arial" w:eastAsia="Times New Roman" w:hAnsi="Arial" w:cs="Arial"/>
+                <w:rFonts w:asciiTheme="majorHAnsi" w:eastAsia="Times New Roman" w:hAnsiTheme="majorHAnsi" w:cstheme="majorHAnsi"/>
+                <w:lang w:eastAsia="ru-RU"/>
               </w:rPr>
             </w:pPr>
             <m:oMathPara>
               <m:oMath>
-                <m:sSubSup>
-                  <m:sSubSupPr>
+                <m:sSup>
+                  <m:sSupPr>
                     <m:ctrlPr>
                       <w:rPr>
-                        <w:rFonts w:ascii="Cambria Math" w:hAnsi="Cambria Math"/>
+                        <w:rFonts w:ascii="Cambria Math" w:eastAsia="Times New Roman" w:hAnsi="Cambria Math" w:cstheme="majorHAnsi"/>
                         <w:i/>
+                        <w:lang w:eastAsia="ru-RU"/>
                       </w:rPr>
                     </m:ctrlPr>
-                  </m:sSubSupPr>
+                  </m:sSupPr>
                   <m:e>
                     <m:r>
                       <w:rPr>
-                        <w:rFonts w:ascii="Cambria Math" w:hAnsi="Cambria Math"/>
+                        <w:rFonts w:ascii="Cambria Math" w:eastAsia="Times New Roman" w:hAnsi="Cambria Math" w:cstheme="majorHAnsi"/>
+                        <w:lang w:eastAsia="ru-RU"/>
                       </w:rPr>
-                      <m:t>χ</m:t>
+                      <m:t>s</m:t>
                     </m:r>
-                    <m:ctrlPr>
-                      <w:rPr>
-                        <w:rFonts w:ascii="Cambria Math" w:hAnsi="Cambria Math"/>
-                      </w:rPr>
-                    </m:ctrlPr>
                   </m:e>
-                  <m:sub>
-                    <m:r>
-                      <w:rPr>
-                        <w:rFonts w:ascii="Cambria Math" w:hAnsi="Cambria Math"/>
-                      </w:rPr>
-                      <m:t>B</m:t>
-                    </m:r>
-                  </m:sub>
                   <m:sup>
                     <m:r>
                       <w:rPr>
-                        <w:rFonts w:ascii="Cambria Math" w:hAnsi="Cambria Math"/>
+                        <w:rFonts w:ascii="Cambria Math" w:eastAsia="Times New Roman" w:hAnsi="Cambria Math" w:cstheme="majorHAnsi"/>
+                        <w:lang w:eastAsia="ru-RU"/>
                       </w:rPr>
                       <m:t>2</m:t>
                     </m:r>
                   </m:sup>
-                </m:sSubSup>
-              </m:oMath>
-            </m:oMathPara>
-          </w:p>
-        </w:tc>
-        <w:tc>
-          <w:tcPr>
-            <w:tcW w:w="1456" w:type="dxa"/>
-            <w:tcBorders>
-              <w:top w:val="single" w:sz="6" w:space="0" w:color="CCCCCC"/>
-              <w:left w:val="single" w:sz="6" w:space="0" w:color="CCCCCC"/>
-              <w:bottom w:val="single" w:sz="6" w:space="0" w:color="CCCCCC"/>
-              <w:right w:val="single" w:sz="6" w:space="0" w:color="CCCCCC"/>
-            </w:tcBorders>
-            <w:tcMar>
-              <w:top w:w="30" w:type="dxa"/>
-              <w:left w:w="45" w:type="dxa"/>
-              <w:bottom w:w="30" w:type="dxa"/>
-              <w:right w:w="45" w:type="dxa"/>
-            </w:tcMar>
-            <w:vAlign w:val="bottom"/>
-            <w:hideMark/>
-          </w:tcPr>
-          <w:p>
-            <w:pPr>
-              <w:widowControl/>
-              <w:autoSpaceDE/>
-              <w:autoSpaceDN/>
-              <w:jc w:val="center"/>
-              <w:rPr>
-                <w:rFonts w:ascii="Arial" w:eastAsia="Times New Roman" w:hAnsi="Arial" w:cs="Arial"/>
-              </w:rPr>
-            </w:pPr>
-            <m:oMathPara>
-              <m:oMath>
-                <m:sSubSup>
-                  <m:sSubSupPr>
-                    <m:ctrlPr>
-                      <w:rPr>
-                        <w:rFonts w:ascii="Cambria Math" w:hAnsi="Cambria Math"/>
-                        <w:i/>
-                      </w:rPr>
-                    </m:ctrlPr>
-                  </m:sSubSupPr>
-                  <m:e>
-                    <m:r>
-                      <w:rPr>
-                        <w:rFonts w:ascii="Cambria Math" w:hAnsi="Cambria Math"/>
-                      </w:rPr>
-                      <m:t>χ</m:t>
-                    </m:r>
-                    <m:ctrlPr>
-                      <w:rPr>
-                        <w:rFonts w:ascii="Cambria Math" w:hAnsi="Cambria Math"/>
-                      </w:rPr>
-                    </m:ctrlPr>
-                  </m:e>
-                  <m:sub>
-                    <m:r>
-                      <w:rPr>
-                        <w:rFonts w:ascii="Cambria Math" w:hAnsi="Cambria Math"/>
-                      </w:rPr>
-                      <m:t>1-α</m:t>
-                    </m:r>
-                  </m:sub>
-                  <m:sup>
-                    <m:r>
-                      <w:rPr>
-                        <w:rFonts w:ascii="Cambria Math" w:hAnsi="Cambria Math"/>
-                      </w:rPr>
-                      <m:t>2</m:t>
-                    </m:r>
-                  </m:sup>
-                </m:sSubSup>
-                <m:d>
-                  <m:dPr>
-                    <m:ctrlPr>
-                      <w:rPr>
-                        <w:rFonts w:ascii="Cambria Math" w:hAnsi="Cambria Math"/>
-                        <w:i/>
-                      </w:rPr>
-                    </m:ctrlPr>
-                  </m:dPr>
-                  <m:e>
-                    <m:r>
-                      <w:rPr>
-                        <w:rFonts w:ascii="Cambria Math" w:hAnsi="Cambria Math"/>
-                        <w:lang w:val="en-US"/>
-                      </w:rPr>
-                      <m:t>k</m:t>
-                    </m:r>
-                    <m:r>
-                      <w:rPr>
-                        <w:rFonts w:ascii="Cambria Math" w:hAnsi="Cambria Math"/>
-                      </w:rPr>
-                      <m:t>-1</m:t>
-                    </m:r>
-                  </m:e>
-                </m:d>
+                </m:sSup>
               </m:oMath>
             </m:oMathPara>
           </w:p>
@@ -5894,21 +6005,48 @@
               <w:autoSpaceDN/>
               <w:jc w:val="center"/>
               <w:rPr>
-                <w:rFonts w:ascii="Arial" w:eastAsia="Times New Roman" w:hAnsi="Arial" w:cs="Arial"/>
-                <w:sz w:val="20"/>
-                <w:szCs w:val="20"/>
+                <w:rFonts w:asciiTheme="majorHAnsi" w:eastAsia="Times New Roman" w:hAnsiTheme="majorHAnsi" w:cstheme="majorHAnsi"/>
                 <w:lang w:eastAsia="ru-RU"/>
               </w:rPr>
             </w:pPr>
             <w:r>
               <w:rPr>
-                <w:rFonts w:ascii="Arial" w:eastAsia="Times New Roman" w:hAnsi="Arial" w:cs="Arial"/>
-                <w:sz w:val="20"/>
-                <w:szCs w:val="20"/>
+                <w:rFonts w:asciiTheme="majorHAnsi" w:eastAsia="Times New Roman" w:hAnsiTheme="majorHAnsi" w:cstheme="majorHAnsi"/>
                 <w:lang w:eastAsia="ru-RU"/>
               </w:rPr>
-              <w:t>Результат</w:t>
-            </w:r>
+              <w:t xml:space="preserve">ДИ для </w:t>
+            </w:r>
+            <m:oMath>
+              <m:sSup>
+                <m:sSupPr>
+                  <m:ctrlPr>
+                    <w:rPr>
+                      <w:rFonts w:ascii="Cambria Math" w:eastAsia="Times New Roman" w:hAnsi="Cambria Math" w:cstheme="majorHAnsi"/>
+                      <w:i/>
+                      <w:lang w:eastAsia="ru-RU"/>
+                    </w:rPr>
+                  </m:ctrlPr>
+                </m:sSupPr>
+                <m:e>
+                  <m:r>
+                    <w:rPr>
+                      <w:rFonts w:ascii="Cambria Math" w:eastAsia="Times New Roman" w:hAnsi="Cambria Math" w:cstheme="majorHAnsi"/>
+                      <w:lang w:eastAsia="ru-RU"/>
+                    </w:rPr>
+                    <m:t>s</m:t>
+                  </m:r>
+                </m:e>
+                <m:sup>
+                  <m:r>
+                    <w:rPr>
+                      <w:rFonts w:ascii="Cambria Math" w:eastAsia="Times New Roman" w:hAnsi="Cambria Math" w:cstheme="majorHAnsi"/>
+                      <w:lang w:eastAsia="ru-RU"/>
+                    </w:rPr>
+                    <m:t>2</m:t>
+                  </m:r>
+                </m:sup>
+              </m:sSup>
+            </m:oMath>
           </w:p>
         </w:tc>
       </w:tr>
@@ -5941,20 +6079,16 @@
               <w:autoSpaceDN/>
               <w:jc w:val="center"/>
               <w:rPr>
-                <w:rFonts w:ascii="Arial" w:eastAsia="Times New Roman" w:hAnsi="Arial" w:cs="Arial"/>
-                <w:sz w:val="20"/>
-                <w:szCs w:val="20"/>
+                <w:rFonts w:asciiTheme="majorHAnsi" w:eastAsia="Times New Roman" w:hAnsiTheme="majorHAnsi" w:cstheme="majorHAnsi"/>
                 <w:lang w:eastAsia="ru-RU"/>
               </w:rPr>
             </w:pPr>
             <w:r>
               <w:rPr>
-                <w:rFonts w:ascii="Arial" w:eastAsia="Times New Roman" w:hAnsi="Arial" w:cs="Arial"/>
-                <w:sz w:val="20"/>
-                <w:szCs w:val="20"/>
+                <w:rFonts w:asciiTheme="majorHAnsi" w:eastAsia="Times New Roman" w:hAnsiTheme="majorHAnsi" w:cstheme="majorHAnsi"/>
                 <w:lang w:eastAsia="ru-RU"/>
               </w:rPr>
-              <w:t>Нормальное</w:t>
+              <w:t>Выборка 1 (n=20)</w:t>
             </w:r>
           </w:p>
         </w:tc>
@@ -5983,20 +6117,16 @@
               <w:autoSpaceDN/>
               <w:jc w:val="center"/>
               <w:rPr>
-                <w:rFonts w:ascii="Arial" w:eastAsia="Times New Roman" w:hAnsi="Arial" w:cs="Arial"/>
-                <w:sz w:val="20"/>
-                <w:szCs w:val="20"/>
+                <w:rFonts w:asciiTheme="majorHAnsi" w:eastAsia="Times New Roman" w:hAnsiTheme="majorHAnsi" w:cstheme="majorHAnsi"/>
                 <w:lang w:eastAsia="ru-RU"/>
               </w:rPr>
             </w:pPr>
             <w:r>
               <w:rPr>
-                <w:rFonts w:ascii="Arial" w:eastAsia="Times New Roman" w:hAnsi="Arial" w:cs="Arial"/>
-                <w:sz w:val="20"/>
-                <w:szCs w:val="20"/>
+                <w:rFonts w:asciiTheme="majorHAnsi" w:eastAsia="Times New Roman" w:hAnsiTheme="majorHAnsi" w:cstheme="majorHAnsi"/>
                 <w:lang w:eastAsia="ru-RU"/>
               </w:rPr>
-              <w:t>100</w:t>
+              <w:t>-0.031</w:t>
             </w:r>
           </w:p>
         </w:tc>
@@ -6025,21 +6155,42 @@
               <w:autoSpaceDN/>
               <w:jc w:val="center"/>
               <w:rPr>
-                <w:rFonts w:ascii="Arial" w:eastAsia="Times New Roman" w:hAnsi="Arial" w:cs="Arial"/>
-                <w:sz w:val="20"/>
-                <w:szCs w:val="20"/>
+                <w:rFonts w:asciiTheme="majorHAnsi" w:eastAsia="Times New Roman" w:hAnsiTheme="majorHAnsi" w:cstheme="majorHAnsi"/>
                 <w:lang w:eastAsia="ru-RU"/>
               </w:rPr>
             </w:pPr>
-            <w:r>
-              <w:rPr>
-                <w:rFonts w:ascii="Arial" w:eastAsia="Times New Roman" w:hAnsi="Arial" w:cs="Arial"/>
-                <w:sz w:val="20"/>
-                <w:szCs w:val="20"/>
-                <w:lang w:eastAsia="ru-RU"/>
-              </w:rPr>
-              <w:t>0.03</w:t>
-            </w:r>
+            <m:oMathPara>
+              <m:oMath>
+                <m:d>
+                  <m:dPr>
+                    <m:begChr m:val="["/>
+                    <m:endChr m:val="]"/>
+                    <m:ctrlPr>
+                      <w:rPr>
+                        <w:rFonts w:ascii="Cambria Math" w:eastAsia="Times New Roman" w:hAnsi="Cambria Math" w:cstheme="majorHAnsi"/>
+                        <w:lang w:eastAsia="ru-RU"/>
+                      </w:rPr>
+                    </m:ctrlPr>
+                  </m:dPr>
+                  <m:e>
+                    <m:r>
+                      <w:rPr>
+                        <w:rFonts w:ascii="Cambria Math" w:eastAsia="Times New Roman" w:hAnsi="Cambria Math" w:cstheme="majorHAnsi"/>
+                        <w:lang w:eastAsia="ru-RU"/>
+                      </w:rPr>
+                      <m:t>-0.537, 0.475</m:t>
+                    </m:r>
+                    <m:ctrlPr>
+                      <w:rPr>
+                        <w:rFonts w:ascii="Cambria Math" w:eastAsia="Times New Roman" w:hAnsi="Cambria Math" w:cstheme="majorHAnsi"/>
+                        <w:i/>
+                        <w:lang w:eastAsia="ru-RU"/>
+                      </w:rPr>
+                    </m:ctrlPr>
+                  </m:e>
+                </m:d>
+              </m:oMath>
+            </m:oMathPara>
           </w:p>
         </w:tc>
         <w:tc>
@@ -6067,104 +6218,16 @@
               <w:autoSpaceDN/>
               <w:jc w:val="center"/>
               <w:rPr>
-                <w:rFonts w:ascii="Arial" w:eastAsia="Times New Roman" w:hAnsi="Arial" w:cs="Arial"/>
-                <w:sz w:val="20"/>
-                <w:szCs w:val="20"/>
+                <w:rFonts w:asciiTheme="majorHAnsi" w:eastAsia="Times New Roman" w:hAnsiTheme="majorHAnsi" w:cstheme="majorHAnsi"/>
                 <w:lang w:eastAsia="ru-RU"/>
               </w:rPr>
             </w:pPr>
             <w:r>
               <w:rPr>
-                <w:rFonts w:ascii="Arial" w:eastAsia="Times New Roman" w:hAnsi="Arial" w:cs="Arial"/>
-                <w:sz w:val="20"/>
-                <w:szCs w:val="20"/>
+                <w:rFonts w:asciiTheme="majorHAnsi" w:eastAsia="Times New Roman" w:hAnsiTheme="majorHAnsi" w:cstheme="majorHAnsi"/>
                 <w:lang w:eastAsia="ru-RU"/>
               </w:rPr>
-              <w:t>0.95</w:t>
-            </w:r>
-          </w:p>
-        </w:tc>
-        <w:tc>
-          <w:tcPr>
-            <w:tcW w:w="256" w:type="dxa"/>
-            <w:tcBorders>
-              <w:top w:val="single" w:sz="6" w:space="0" w:color="CCCCCC"/>
-              <w:left w:val="single" w:sz="6" w:space="0" w:color="CCCCCC"/>
-              <w:bottom w:val="single" w:sz="6" w:space="0" w:color="CCCCCC"/>
-              <w:right w:val="single" w:sz="6" w:space="0" w:color="CCCCCC"/>
-            </w:tcBorders>
-            <w:tcMar>
-              <w:top w:w="30" w:type="dxa"/>
-              <w:left w:w="45" w:type="dxa"/>
-              <w:bottom w:w="30" w:type="dxa"/>
-              <w:right w:w="45" w:type="dxa"/>
-            </w:tcMar>
-            <w:vAlign w:val="bottom"/>
-            <w:hideMark/>
-          </w:tcPr>
-          <w:p>
-            <w:pPr>
-              <w:widowControl/>
-              <w:autoSpaceDE/>
-              <w:autoSpaceDN/>
-              <w:jc w:val="center"/>
-              <w:rPr>
-                <w:rFonts w:ascii="Arial" w:eastAsia="Times New Roman" w:hAnsi="Arial" w:cs="Arial"/>
-                <w:sz w:val="20"/>
-                <w:szCs w:val="20"/>
-                <w:lang w:eastAsia="ru-RU"/>
-              </w:rPr>
-            </w:pPr>
-            <w:r>
-              <w:rPr>
-                <w:rFonts w:ascii="Arial" w:eastAsia="Times New Roman" w:hAnsi="Arial" w:cs="Arial"/>
-                <w:sz w:val="20"/>
-                <w:szCs w:val="20"/>
-                <w:lang w:eastAsia="ru-RU"/>
-              </w:rPr>
-              <w:t>5.30</w:t>
-            </w:r>
-          </w:p>
-        </w:tc>
-        <w:tc>
-          <w:tcPr>
-            <w:tcW w:w="1456" w:type="dxa"/>
-            <w:tcBorders>
-              <w:top w:val="single" w:sz="6" w:space="0" w:color="CCCCCC"/>
-              <w:left w:val="single" w:sz="6" w:space="0" w:color="CCCCCC"/>
-              <w:bottom w:val="single" w:sz="6" w:space="0" w:color="CCCCCC"/>
-              <w:right w:val="single" w:sz="6" w:space="0" w:color="CCCCCC"/>
-            </w:tcBorders>
-            <w:tcMar>
-              <w:top w:w="30" w:type="dxa"/>
-              <w:left w:w="45" w:type="dxa"/>
-              <w:bottom w:w="30" w:type="dxa"/>
-              <w:right w:w="45" w:type="dxa"/>
-            </w:tcMar>
-            <w:vAlign w:val="bottom"/>
-            <w:hideMark/>
-          </w:tcPr>
-          <w:p>
-            <w:pPr>
-              <w:widowControl/>
-              <w:autoSpaceDE/>
-              <w:autoSpaceDN/>
-              <w:jc w:val="center"/>
-              <w:rPr>
-                <w:rFonts w:ascii="Arial" w:eastAsia="Times New Roman" w:hAnsi="Arial" w:cs="Arial"/>
-                <w:sz w:val="20"/>
-                <w:szCs w:val="20"/>
-                <w:lang w:eastAsia="ru-RU"/>
-              </w:rPr>
-            </w:pPr>
-            <w:r>
-              <w:rPr>
-                <w:rFonts w:ascii="Arial" w:eastAsia="Times New Roman" w:hAnsi="Arial" w:cs="Arial"/>
-                <w:sz w:val="20"/>
-                <w:szCs w:val="20"/>
-                <w:lang w:eastAsia="ru-RU"/>
-              </w:rPr>
-              <w:t>14.07</w:t>
+              <w:t>1.335</w:t>
             </w:r>
           </w:p>
         </w:tc>
@@ -6193,21 +6256,39 @@
               <w:autoSpaceDN/>
               <w:jc w:val="center"/>
               <w:rPr>
-                <w:rFonts w:ascii="Arial" w:eastAsia="Times New Roman" w:hAnsi="Arial" w:cs="Arial"/>
-                <w:sz w:val="20"/>
-                <w:szCs w:val="20"/>
+                <w:rFonts w:asciiTheme="majorHAnsi" w:eastAsia="Times New Roman" w:hAnsiTheme="majorHAnsi" w:cstheme="majorHAnsi"/>
                 <w:lang w:eastAsia="ru-RU"/>
               </w:rPr>
             </w:pPr>
-            <w:r>
-              <w:rPr>
-                <w:rFonts w:ascii="Arial" w:eastAsia="Times New Roman" w:hAnsi="Arial" w:cs="Arial"/>
-                <w:sz w:val="20"/>
-                <w:szCs w:val="20"/>
-                <w:lang w:eastAsia="ru-RU"/>
-              </w:rPr>
-              <w:t>Принимается</w:t>
-            </w:r>
+            <m:oMathPara>
+              <m:oMath>
+                <m:d>
+                  <m:dPr>
+                    <m:begChr m:val="["/>
+                    <m:endChr m:val="]"/>
+                    <m:ctrlPr>
+                      <w:rPr>
+                        <w:rFonts w:ascii="Cambria Math" w:eastAsia="Times New Roman" w:hAnsi="Cambria Math" w:cstheme="majorHAnsi"/>
+                        <w:i/>
+                        <w:lang w:eastAsia="ru-RU"/>
+                      </w:rPr>
+                    </m:ctrlPr>
+                  </m:dPr>
+                  <m:e>
+                    <m:r>
+                      <m:rPr>
+                        <m:sty m:val="p"/>
+                      </m:rPr>
+                      <w:rPr>
+                        <w:rFonts w:ascii="Cambria Math" w:eastAsia="Times New Roman" w:hAnsi="Cambria Math" w:cstheme="majorHAnsi"/>
+                        <w:lang w:eastAsia="ru-RU"/>
+                      </w:rPr>
+                      <m:t>0.886,2.701</m:t>
+                    </m:r>
+                  </m:e>
+                </m:d>
+              </m:oMath>
+            </m:oMathPara>
           </w:p>
         </w:tc>
       </w:tr>
@@ -6240,20 +6321,16 @@
               <w:autoSpaceDN/>
               <w:jc w:val="center"/>
               <w:rPr>
-                <w:rFonts w:ascii="Arial" w:eastAsia="Times New Roman" w:hAnsi="Arial" w:cs="Arial"/>
-                <w:sz w:val="20"/>
-                <w:szCs w:val="20"/>
+                <w:rFonts w:asciiTheme="majorHAnsi" w:eastAsia="Times New Roman" w:hAnsiTheme="majorHAnsi" w:cstheme="majorHAnsi"/>
                 <w:lang w:eastAsia="ru-RU"/>
               </w:rPr>
             </w:pPr>
             <w:r>
               <w:rPr>
-                <w:rFonts w:ascii="Arial" w:eastAsia="Times New Roman" w:hAnsi="Arial" w:cs="Arial"/>
-                <w:sz w:val="20"/>
-                <w:szCs w:val="20"/>
+                <w:rFonts w:asciiTheme="majorHAnsi" w:eastAsia="Times New Roman" w:hAnsiTheme="majorHAnsi" w:cstheme="majorHAnsi"/>
                 <w:lang w:eastAsia="ru-RU"/>
               </w:rPr>
-              <w:t>Равномерное</w:t>
+              <w:t>Выборка 2 (n=100)</w:t>
             </w:r>
           </w:p>
         </w:tc>
@@ -6282,20 +6359,16 @@
               <w:autoSpaceDN/>
               <w:jc w:val="center"/>
               <w:rPr>
-                <w:rFonts w:ascii="Arial" w:eastAsia="Times New Roman" w:hAnsi="Arial" w:cs="Arial"/>
-                <w:sz w:val="20"/>
-                <w:szCs w:val="20"/>
+                <w:rFonts w:asciiTheme="majorHAnsi" w:eastAsia="Times New Roman" w:hAnsiTheme="majorHAnsi" w:cstheme="majorHAnsi"/>
                 <w:lang w:eastAsia="ru-RU"/>
               </w:rPr>
             </w:pPr>
             <w:r>
               <w:rPr>
-                <w:rFonts w:ascii="Arial" w:eastAsia="Times New Roman" w:hAnsi="Arial" w:cs="Arial"/>
-                <w:sz w:val="20"/>
-                <w:szCs w:val="20"/>
+                <w:rFonts w:asciiTheme="majorHAnsi" w:eastAsia="Times New Roman" w:hAnsiTheme="majorHAnsi" w:cstheme="majorHAnsi"/>
                 <w:lang w:eastAsia="ru-RU"/>
               </w:rPr>
-              <w:t>20</w:t>
+              <w:t>-0.033</w:t>
             </w:r>
           </w:p>
         </w:tc>
@@ -6324,21 +6397,42 @@
               <w:autoSpaceDN/>
               <w:jc w:val="center"/>
               <w:rPr>
-                <w:rFonts w:ascii="Arial" w:eastAsia="Times New Roman" w:hAnsi="Arial" w:cs="Arial"/>
-                <w:sz w:val="20"/>
-                <w:szCs w:val="20"/>
+                <w:rFonts w:asciiTheme="majorHAnsi" w:eastAsia="Times New Roman" w:hAnsiTheme="majorHAnsi" w:cstheme="majorHAnsi"/>
                 <w:lang w:eastAsia="ru-RU"/>
               </w:rPr>
             </w:pPr>
-            <w:r>
-              <w:rPr>
-                <w:rFonts w:ascii="Arial" w:eastAsia="Times New Roman" w:hAnsi="Arial" w:cs="Arial"/>
-                <w:sz w:val="20"/>
-                <w:szCs w:val="20"/>
-                <w:lang w:eastAsia="ru-RU"/>
-              </w:rPr>
-              <w:t>0.13</w:t>
-            </w:r>
+            <m:oMathPara>
+              <m:oMath>
+                <m:d>
+                  <m:dPr>
+                    <m:begChr m:val="["/>
+                    <m:endChr m:val="]"/>
+                    <m:ctrlPr>
+                      <w:rPr>
+                        <w:rFonts w:ascii="Cambria Math" w:eastAsia="Times New Roman" w:hAnsi="Cambria Math" w:cstheme="majorHAnsi"/>
+                        <w:lang w:eastAsia="ru-RU"/>
+                      </w:rPr>
+                    </m:ctrlPr>
+                  </m:dPr>
+                  <m:e>
+                    <m:r>
+                      <w:rPr>
+                        <w:rFonts w:ascii="Cambria Math" w:eastAsia="Times New Roman" w:hAnsi="Cambria Math" w:cstheme="majorHAnsi"/>
+                        <w:lang w:eastAsia="ru-RU"/>
+                      </w:rPr>
+                      <m:t>-0.220, 0.154</m:t>
+                    </m:r>
+                    <m:ctrlPr>
+                      <w:rPr>
+                        <w:rFonts w:ascii="Cambria Math" w:eastAsia="Times New Roman" w:hAnsi="Cambria Math" w:cstheme="majorHAnsi"/>
+                        <w:i/>
+                        <w:lang w:eastAsia="ru-RU"/>
+                      </w:rPr>
+                    </m:ctrlPr>
+                  </m:e>
+                </m:d>
+              </m:oMath>
+            </m:oMathPara>
           </w:p>
         </w:tc>
         <w:tc>
@@ -6366,104 +6460,16 @@
               <w:autoSpaceDN/>
               <w:jc w:val="center"/>
               <w:rPr>
-                <w:rFonts w:ascii="Arial" w:eastAsia="Times New Roman" w:hAnsi="Arial" w:cs="Arial"/>
-                <w:sz w:val="20"/>
-                <w:szCs w:val="20"/>
+                <w:rFonts w:asciiTheme="majorHAnsi" w:eastAsia="Times New Roman" w:hAnsiTheme="majorHAnsi" w:cstheme="majorHAnsi"/>
                 <w:lang w:eastAsia="ru-RU"/>
               </w:rPr>
             </w:pPr>
             <w:r>
               <w:rPr>
-                <w:rFonts w:ascii="Arial" w:eastAsia="Times New Roman" w:hAnsi="Arial" w:cs="Arial"/>
-                <w:sz w:val="20"/>
-                <w:szCs w:val="20"/>
+                <w:rFonts w:asciiTheme="majorHAnsi" w:eastAsia="Times New Roman" w:hAnsiTheme="majorHAnsi" w:cstheme="majorHAnsi"/>
                 <w:lang w:eastAsia="ru-RU"/>
               </w:rPr>
-              <w:t>1.05</w:t>
-            </w:r>
-          </w:p>
-        </w:tc>
-        <w:tc>
-          <w:tcPr>
-            <w:tcW w:w="256" w:type="dxa"/>
-            <w:tcBorders>
-              <w:top w:val="single" w:sz="6" w:space="0" w:color="CCCCCC"/>
-              <w:left w:val="single" w:sz="6" w:space="0" w:color="CCCCCC"/>
-              <w:bottom w:val="single" w:sz="6" w:space="0" w:color="CCCCCC"/>
-              <w:right w:val="single" w:sz="6" w:space="0" w:color="CCCCCC"/>
-            </w:tcBorders>
-            <w:tcMar>
-              <w:top w:w="30" w:type="dxa"/>
-              <w:left w:w="45" w:type="dxa"/>
-              <w:bottom w:w="30" w:type="dxa"/>
-              <w:right w:w="45" w:type="dxa"/>
-            </w:tcMar>
-            <w:vAlign w:val="bottom"/>
-            <w:hideMark/>
-          </w:tcPr>
-          <w:p>
-            <w:pPr>
-              <w:widowControl/>
-              <w:autoSpaceDE/>
-              <w:autoSpaceDN/>
-              <w:jc w:val="center"/>
-              <w:rPr>
-                <w:rFonts w:ascii="Arial" w:eastAsia="Times New Roman" w:hAnsi="Arial" w:cs="Arial"/>
-                <w:sz w:val="20"/>
-                <w:szCs w:val="20"/>
-                <w:lang w:eastAsia="ru-RU"/>
-              </w:rPr>
-            </w:pPr>
-            <w:r>
-              <w:rPr>
-                <w:rFonts w:ascii="Arial" w:eastAsia="Times New Roman" w:hAnsi="Arial" w:cs="Arial"/>
-                <w:sz w:val="20"/>
-                <w:szCs w:val="20"/>
-                <w:lang w:eastAsia="ru-RU"/>
-              </w:rPr>
-              <w:t>4.23</w:t>
-            </w:r>
-          </w:p>
-        </w:tc>
-        <w:tc>
-          <w:tcPr>
-            <w:tcW w:w="1456" w:type="dxa"/>
-            <w:tcBorders>
-              <w:top w:val="single" w:sz="6" w:space="0" w:color="CCCCCC"/>
-              <w:left w:val="single" w:sz="6" w:space="0" w:color="CCCCCC"/>
-              <w:bottom w:val="single" w:sz="6" w:space="0" w:color="CCCCCC"/>
-              <w:right w:val="single" w:sz="6" w:space="0" w:color="CCCCCC"/>
-            </w:tcBorders>
-            <w:tcMar>
-              <w:top w:w="30" w:type="dxa"/>
-              <w:left w:w="45" w:type="dxa"/>
-              <w:bottom w:w="30" w:type="dxa"/>
-              <w:right w:w="45" w:type="dxa"/>
-            </w:tcMar>
-            <w:vAlign w:val="bottom"/>
-            <w:hideMark/>
-          </w:tcPr>
-          <w:p>
-            <w:pPr>
-              <w:widowControl/>
-              <w:autoSpaceDE/>
-              <w:autoSpaceDN/>
-              <w:jc w:val="center"/>
-              <w:rPr>
-                <w:rFonts w:ascii="Arial" w:eastAsia="Times New Roman" w:hAnsi="Arial" w:cs="Arial"/>
-                <w:sz w:val="20"/>
-                <w:szCs w:val="20"/>
-                <w:lang w:eastAsia="ru-RU"/>
-              </w:rPr>
-            </w:pPr>
-            <w:r>
-              <w:rPr>
-                <w:rFonts w:ascii="Arial" w:eastAsia="Times New Roman" w:hAnsi="Arial" w:cs="Arial"/>
-                <w:sz w:val="20"/>
-                <w:szCs w:val="20"/>
-                <w:lang w:eastAsia="ru-RU"/>
-              </w:rPr>
-              <w:t>9.49</w:t>
+              <w:t>0.910</w:t>
             </w:r>
           </w:p>
         </w:tc>
@@ -6492,20 +6498,159 @@
               <w:autoSpaceDN/>
               <w:jc w:val="center"/>
               <w:rPr>
-                <w:rFonts w:ascii="Arial" w:eastAsia="Times New Roman" w:hAnsi="Arial" w:cs="Arial"/>
-                <w:sz w:val="20"/>
-                <w:szCs w:val="20"/>
+                <w:rFonts w:ascii="Cambria Math" w:eastAsia="Times New Roman" w:hAnsi="Cambria Math" w:cstheme="majorHAnsi"/>
+                <w:i/>
                 <w:lang w:eastAsia="ru-RU"/>
               </w:rPr>
             </w:pPr>
-            <w:r>
-              <w:rPr>
-                <w:rFonts w:ascii="Arial" w:eastAsia="Times New Roman" w:hAnsi="Arial" w:cs="Arial"/>
-                <w:sz w:val="20"/>
-                <w:szCs w:val="20"/>
+            <m:oMathPara>
+              <m:oMath>
+                <m:d>
+                  <m:dPr>
+                    <m:begChr m:val="["/>
+                    <m:endChr m:val="]"/>
+                    <m:ctrlPr>
+                      <w:rPr>
+                        <w:rFonts w:ascii="Cambria Math" w:eastAsia="Times New Roman" w:hAnsi="Cambria Math" w:cstheme="majorHAnsi"/>
+                        <w:i/>
+                        <w:lang w:eastAsia="ru-RU"/>
+                      </w:rPr>
+                    </m:ctrlPr>
+                  </m:dPr>
+                  <m:e>
+                    <m:r>
+                      <m:rPr>
+                        <m:sty m:val="p"/>
+                      </m:rPr>
+                      <w:rPr>
+                        <w:rFonts w:ascii="Cambria Math" w:eastAsia="Times New Roman" w:hAnsi="Cambria Math" w:cstheme="majorHAnsi"/>
+                        <w:lang w:eastAsia="ru-RU"/>
+                      </w:rPr>
+                      <m:t>0.728, 1.214</m:t>
+                    </m:r>
+                  </m:e>
+                </m:d>
+              </m:oMath>
+            </m:oMathPara>
+          </w:p>
+        </w:tc>
+      </w:tr>
+    </w:tbl>
+    <w:p>
+      <w:pPr>
+        <w:rPr>
+          <w:noProof/>
+          <w:lang w:val="en-US"/>
+        </w:rPr>
+      </w:pPr>
+    </w:p>
+    <w:p>
+      <w:pPr>
+        <w:pStyle w:val="2"/>
+        <w:rPr>
+          <w:noProof/>
+        </w:rPr>
+      </w:pPr>
+      <w:bookmarkStart w:id="10" w:name="_Toc227779759"/>
+      <w:r>
+        <w:rPr>
+          <w:noProof/>
+        </w:rPr>
+        <w:t>Результаты теста Фишера</w:t>
+      </w:r>
+      <w:bookmarkEnd w:id="10"/>
+    </w:p>
+    <w:tbl>
+      <w:tblPr>
+        <w:tblW w:w="5623" w:type="dxa"/>
+        <w:tblInd w:w="1430" w:type="dxa"/>
+        <w:tblCellMar>
+          <w:left w:w="0" w:type="dxa"/>
+          <w:right w:w="0" w:type="dxa"/>
+        </w:tblCellMar>
+        <w:tblLook w:val="04A0" w:firstRow="1" w:lastRow="0" w:firstColumn="1" w:lastColumn="0" w:noHBand="0" w:noVBand="1"/>
+      </w:tblPr>
+      <w:tblGrid>
+        <w:gridCol w:w="2126"/>
+        <w:gridCol w:w="3497"/>
+      </w:tblGrid>
+      <w:tr>
+        <w:trPr>
+          <w:trHeight w:val="315"/>
+        </w:trPr>
+        <w:tc>
+          <w:tcPr>
+            <w:tcW w:w="0" w:type="auto"/>
+            <w:tcBorders>
+              <w:top w:val="single" w:sz="6" w:space="0" w:color="CCCCCC"/>
+              <w:left w:val="single" w:sz="6" w:space="0" w:color="CCCCCC"/>
+              <w:bottom w:val="single" w:sz="6" w:space="0" w:color="CCCCCC"/>
+              <w:right w:val="single" w:sz="6" w:space="0" w:color="CCCCCC"/>
+            </w:tcBorders>
+            <w:tcMar>
+              <w:top w:w="30" w:type="dxa"/>
+              <w:left w:w="45" w:type="dxa"/>
+              <w:bottom w:w="30" w:type="dxa"/>
+              <w:right w:w="45" w:type="dxa"/>
+            </w:tcMar>
+            <w:vAlign w:val="bottom"/>
+            <w:hideMark/>
+          </w:tcPr>
+          <w:p>
+            <w:pPr>
+              <w:widowControl/>
+              <w:autoSpaceDE/>
+              <w:autoSpaceDN/>
+              <w:jc w:val="center"/>
+              <w:rPr>
+                <w:rFonts w:asciiTheme="majorHAnsi" w:eastAsia="Times New Roman" w:hAnsiTheme="majorHAnsi" w:cstheme="majorHAnsi"/>
                 <w:lang w:eastAsia="ru-RU"/>
               </w:rPr>
-              <w:t>Принимается</w:t>
+            </w:pPr>
+            <w:r>
+              <w:rPr>
+                <w:rFonts w:asciiTheme="majorHAnsi" w:eastAsia="Times New Roman" w:hAnsiTheme="majorHAnsi" w:cstheme="majorHAnsi"/>
+                <w:lang w:eastAsia="ru-RU"/>
+              </w:rPr>
+              <w:t>Показатель</w:t>
+            </w:r>
+          </w:p>
+        </w:tc>
+        <w:tc>
+          <w:tcPr>
+            <w:tcW w:w="0" w:type="auto"/>
+            <w:tcBorders>
+              <w:top w:val="single" w:sz="6" w:space="0" w:color="CCCCCC"/>
+              <w:left w:val="single" w:sz="6" w:space="0" w:color="CCCCCC"/>
+              <w:bottom w:val="single" w:sz="6" w:space="0" w:color="CCCCCC"/>
+              <w:right w:val="single" w:sz="6" w:space="0" w:color="CCCCCC"/>
+            </w:tcBorders>
+            <w:tcMar>
+              <w:top w:w="30" w:type="dxa"/>
+              <w:left w:w="45" w:type="dxa"/>
+              <w:bottom w:w="30" w:type="dxa"/>
+              <w:right w:w="45" w:type="dxa"/>
+            </w:tcMar>
+            <w:vAlign w:val="bottom"/>
+            <w:hideMark/>
+          </w:tcPr>
+          <w:p>
+            <w:pPr>
+              <w:widowControl/>
+              <w:autoSpaceDE/>
+              <w:autoSpaceDN/>
+              <w:jc w:val="center"/>
+              <w:rPr>
+                <w:rFonts w:asciiTheme="majorHAnsi" w:eastAsia="Times New Roman" w:hAnsiTheme="majorHAnsi" w:cstheme="majorHAnsi"/>
+                <w:lang w:eastAsia="ru-RU"/>
+              </w:rPr>
+            </w:pPr>
+            <w:r>
+              <w:rPr>
+                <w:rFonts w:asciiTheme="majorHAnsi" w:eastAsia="Times New Roman" w:hAnsiTheme="majorHAnsi" w:cstheme="majorHAnsi"/>
+                <w:lang w:eastAsia="ru-RU"/>
+              </w:rPr>
+              <w:t>Значение</w:t>
             </w:r>
           </w:p>
         </w:tc>
@@ -6539,20 +6684,97 @@
               <w:autoSpaceDN/>
               <w:jc w:val="center"/>
               <w:rPr>
-                <w:rFonts w:ascii="Arial" w:eastAsia="Times New Roman" w:hAnsi="Arial" w:cs="Arial"/>
-                <w:sz w:val="20"/>
-                <w:szCs w:val="20"/>
+                <w:rFonts w:asciiTheme="majorHAnsi" w:eastAsia="Times New Roman" w:hAnsiTheme="majorHAnsi" w:cstheme="majorHAnsi"/>
                 <w:lang w:eastAsia="ru-RU"/>
               </w:rPr>
             </w:pPr>
             <w:r>
               <w:rPr>
-                <w:rFonts w:ascii="Arial" w:eastAsia="Times New Roman" w:hAnsi="Arial" w:cs="Arial"/>
-                <w:sz w:val="20"/>
-                <w:szCs w:val="20"/>
+                <w:rFonts w:asciiTheme="majorHAnsi" w:eastAsia="Times New Roman" w:hAnsiTheme="majorHAnsi" w:cstheme="majorHAnsi"/>
                 <w:lang w:eastAsia="ru-RU"/>
               </w:rPr>
-              <w:t>Лапласа</w:t>
+              <w:t>В числителе</w:t>
+            </w:r>
+          </w:p>
+        </w:tc>
+        <w:tc>
+          <w:tcPr>
+            <w:tcW w:w="0" w:type="auto"/>
+            <w:tcBorders>
+              <w:top w:val="single" w:sz="6" w:space="0" w:color="CCCCCC"/>
+              <w:left w:val="single" w:sz="6" w:space="0" w:color="CCCCCC"/>
+              <w:bottom w:val="single" w:sz="6" w:space="0" w:color="CCCCCC"/>
+              <w:right w:val="single" w:sz="6" w:space="0" w:color="CCCCCC"/>
+            </w:tcBorders>
+            <w:tcMar>
+              <w:top w:w="30" w:type="dxa"/>
+              <w:left w:w="0" w:type="dxa"/>
+              <w:bottom w:w="30" w:type="dxa"/>
+              <w:right w:w="0" w:type="dxa"/>
+            </w:tcMar>
+            <w:vAlign w:val="bottom"/>
+            <w:hideMark/>
+          </w:tcPr>
+          <w:p>
+            <w:pPr>
+              <w:widowControl/>
+              <w:autoSpaceDE/>
+              <w:autoSpaceDN/>
+              <w:jc w:val="center"/>
+              <w:rPr>
+                <w:rFonts w:asciiTheme="majorHAnsi" w:eastAsia="Times New Roman" w:hAnsiTheme="majorHAnsi" w:cstheme="majorHAnsi"/>
+                <w:lang w:eastAsia="ru-RU"/>
+              </w:rPr>
+            </w:pPr>
+            <w:r>
+              <w:rPr>
+                <w:rFonts w:asciiTheme="majorHAnsi" w:eastAsia="Times New Roman" w:hAnsiTheme="majorHAnsi" w:cstheme="majorHAnsi"/>
+                <w:lang w:eastAsia="ru-RU"/>
+              </w:rPr>
+              <w:t>Выборка 1 (дисперсия больше)</w:t>
+            </w:r>
+          </w:p>
+        </w:tc>
+      </w:tr>
+      <w:tr>
+        <w:trPr>
+          <w:trHeight w:val="315"/>
+        </w:trPr>
+        <w:tc>
+          <w:tcPr>
+            <w:tcW w:w="0" w:type="auto"/>
+            <w:tcBorders>
+              <w:top w:val="single" w:sz="6" w:space="0" w:color="CCCCCC"/>
+              <w:left w:val="single" w:sz="6" w:space="0" w:color="CCCCCC"/>
+              <w:bottom w:val="single" w:sz="6" w:space="0" w:color="CCCCCC"/>
+              <w:right w:val="single" w:sz="6" w:space="0" w:color="CCCCCC"/>
+            </w:tcBorders>
+            <w:tcMar>
+              <w:top w:w="30" w:type="dxa"/>
+              <w:left w:w="45" w:type="dxa"/>
+              <w:bottom w:w="30" w:type="dxa"/>
+              <w:right w:w="45" w:type="dxa"/>
+            </w:tcMar>
+            <w:vAlign w:val="bottom"/>
+            <w:hideMark/>
+          </w:tcPr>
+          <w:p>
+            <w:pPr>
+              <w:widowControl/>
+              <w:autoSpaceDE/>
+              <w:autoSpaceDN/>
+              <w:jc w:val="center"/>
+              <w:rPr>
+                <w:rFonts w:asciiTheme="majorHAnsi" w:eastAsia="Times New Roman" w:hAnsiTheme="majorHAnsi" w:cstheme="majorHAnsi"/>
+                <w:lang w:eastAsia="ru-RU"/>
+              </w:rPr>
+            </w:pPr>
+            <w:r>
+              <w:rPr>
+                <w:rFonts w:asciiTheme="majorHAnsi" w:eastAsia="Times New Roman" w:hAnsiTheme="majorHAnsi" w:cstheme="majorHAnsi"/>
+                <w:lang w:eastAsia="ru-RU"/>
+              </w:rPr>
+              <w:t>F-статистика (набл.)</w:t>
             </w:r>
           </w:p>
         </w:tc>
@@ -6581,20 +6803,59 @@
               <w:autoSpaceDN/>
               <w:jc w:val="center"/>
               <w:rPr>
-                <w:rFonts w:ascii="Arial" w:eastAsia="Times New Roman" w:hAnsi="Arial" w:cs="Arial"/>
-                <w:sz w:val="20"/>
-                <w:szCs w:val="20"/>
+                <w:rFonts w:asciiTheme="majorHAnsi" w:eastAsia="Times New Roman" w:hAnsiTheme="majorHAnsi" w:cstheme="majorHAnsi"/>
                 <w:lang w:eastAsia="ru-RU"/>
               </w:rPr>
             </w:pPr>
             <w:r>
               <w:rPr>
-                <w:rFonts w:ascii="Arial" w:eastAsia="Times New Roman" w:hAnsi="Arial" w:cs="Arial"/>
-                <w:sz w:val="20"/>
-                <w:szCs w:val="20"/>
+                <w:rFonts w:asciiTheme="majorHAnsi" w:eastAsia="Times New Roman" w:hAnsiTheme="majorHAnsi" w:cstheme="majorHAnsi"/>
                 <w:lang w:eastAsia="ru-RU"/>
               </w:rPr>
-              <w:t>20</w:t>
+              <w:t>1.4662</w:t>
+            </w:r>
+          </w:p>
+        </w:tc>
+      </w:tr>
+      <w:tr>
+        <w:trPr>
+          <w:trHeight w:val="315"/>
+        </w:trPr>
+        <w:tc>
+          <w:tcPr>
+            <w:tcW w:w="0" w:type="auto"/>
+            <w:tcBorders>
+              <w:top w:val="single" w:sz="6" w:space="0" w:color="CCCCCC"/>
+              <w:left w:val="single" w:sz="6" w:space="0" w:color="CCCCCC"/>
+              <w:bottom w:val="single" w:sz="6" w:space="0" w:color="CCCCCC"/>
+              <w:right w:val="single" w:sz="6" w:space="0" w:color="CCCCCC"/>
+            </w:tcBorders>
+            <w:tcMar>
+              <w:top w:w="30" w:type="dxa"/>
+              <w:left w:w="45" w:type="dxa"/>
+              <w:bottom w:w="30" w:type="dxa"/>
+              <w:right w:w="45" w:type="dxa"/>
+            </w:tcMar>
+            <w:vAlign w:val="bottom"/>
+            <w:hideMark/>
+          </w:tcPr>
+          <w:p>
+            <w:pPr>
+              <w:widowControl/>
+              <w:autoSpaceDE/>
+              <w:autoSpaceDN/>
+              <w:jc w:val="center"/>
+              <w:rPr>
+                <w:rFonts w:asciiTheme="majorHAnsi" w:eastAsia="Times New Roman" w:hAnsiTheme="majorHAnsi" w:cstheme="majorHAnsi"/>
+                <w:lang w:eastAsia="ru-RU"/>
+              </w:rPr>
+            </w:pPr>
+            <w:r>
+              <w:rPr>
+                <w:rFonts w:asciiTheme="majorHAnsi" w:eastAsia="Times New Roman" w:hAnsiTheme="majorHAnsi" w:cstheme="majorHAnsi"/>
+                <w:lang w:eastAsia="ru-RU"/>
+              </w:rPr>
+              <w:t>F-критическое (прав.)</w:t>
             </w:r>
           </w:p>
         </w:tc>
@@ -6623,21 +6884,85 @@
               <w:autoSpaceDN/>
               <w:jc w:val="center"/>
               <w:rPr>
-                <w:rFonts w:ascii="Arial" w:eastAsia="Times New Roman" w:hAnsi="Arial" w:cs="Arial"/>
-                <w:sz w:val="20"/>
-                <w:szCs w:val="20"/>
+                <w:rFonts w:asciiTheme="majorHAnsi" w:eastAsia="Times New Roman" w:hAnsiTheme="majorHAnsi" w:cstheme="majorHAnsi"/>
                 <w:lang w:eastAsia="ru-RU"/>
               </w:rPr>
             </w:pPr>
             <w:r>
               <w:rPr>
-                <w:rFonts w:ascii="Arial" w:eastAsia="Times New Roman" w:hAnsi="Arial" w:cs="Arial"/>
-                <w:sz w:val="20"/>
-                <w:szCs w:val="20"/>
+                <w:rFonts w:asciiTheme="majorHAnsi" w:eastAsia="Times New Roman" w:hAnsiTheme="majorHAnsi" w:cstheme="majorHAnsi"/>
                 <w:lang w:eastAsia="ru-RU"/>
               </w:rPr>
-              <w:t>0.14</w:t>
-            </w:r>
+              <w:t>1.6926</w:t>
+            </w:r>
+          </w:p>
+        </w:tc>
+      </w:tr>
+      <w:tr>
+        <w:trPr>
+          <w:trHeight w:val="315"/>
+        </w:trPr>
+        <w:tc>
+          <w:tcPr>
+            <w:tcW w:w="0" w:type="auto"/>
+            <w:tcBorders>
+              <w:top w:val="single" w:sz="6" w:space="0" w:color="CCCCCC"/>
+              <w:left w:val="single" w:sz="6" w:space="0" w:color="CCCCCC"/>
+              <w:bottom w:val="single" w:sz="6" w:space="0" w:color="CCCCCC"/>
+              <w:right w:val="single" w:sz="6" w:space="0" w:color="CCCCCC"/>
+            </w:tcBorders>
+            <w:tcMar>
+              <w:top w:w="30" w:type="dxa"/>
+              <w:left w:w="45" w:type="dxa"/>
+              <w:bottom w:w="30" w:type="dxa"/>
+              <w:right w:w="45" w:type="dxa"/>
+            </w:tcMar>
+            <w:vAlign w:val="bottom"/>
+            <w:hideMark/>
+          </w:tcPr>
+          <w:p>
+            <w:pPr>
+              <w:widowControl/>
+              <w:autoSpaceDE/>
+              <w:autoSpaceDN/>
+              <w:jc w:val="center"/>
+              <w:rPr>
+                <w:rFonts w:asciiTheme="majorHAnsi" w:eastAsia="Times New Roman" w:hAnsiTheme="majorHAnsi" w:cstheme="majorHAnsi"/>
+                <w:lang w:eastAsia="ru-RU"/>
+              </w:rPr>
+            </w:pPr>
+            <w:r>
+              <w:rPr>
+                <w:rFonts w:asciiTheme="majorHAnsi" w:eastAsia="Times New Roman" w:hAnsiTheme="majorHAnsi" w:cstheme="majorHAnsi"/>
+                <w:lang w:eastAsia="ru-RU"/>
+              </w:rPr>
+              <w:t xml:space="preserve">Условие </w:t>
+            </w:r>
+            <w:proofErr w:type="gramStart"/>
+            <w:r>
+              <w:rPr>
+                <w:rFonts w:asciiTheme="majorHAnsi" w:eastAsia="Times New Roman" w:hAnsiTheme="majorHAnsi" w:cstheme="majorHAnsi"/>
+                <w:lang w:eastAsia="ru-RU"/>
+              </w:rPr>
+              <w:t>F &gt;</w:t>
+            </w:r>
+            <w:proofErr w:type="gramEnd"/>
+            <w:r>
+              <w:rPr>
+                <w:rFonts w:asciiTheme="majorHAnsi" w:eastAsia="Times New Roman" w:hAnsiTheme="majorHAnsi" w:cstheme="majorHAnsi"/>
+                <w:lang w:eastAsia="ru-RU"/>
+              </w:rPr>
+              <w:t xml:space="preserve"> </w:t>
+            </w:r>
+            <w:proofErr w:type="spellStart"/>
+            <w:r>
+              <w:rPr>
+                <w:rFonts w:asciiTheme="majorHAnsi" w:eastAsia="Times New Roman" w:hAnsiTheme="majorHAnsi" w:cstheme="majorHAnsi"/>
+                <w:lang w:eastAsia="ru-RU"/>
+              </w:rPr>
+              <w:t>F_crit</w:t>
+            </w:r>
+            <w:proofErr w:type="spellEnd"/>
           </w:p>
         </w:tc>
         <w:tc>
@@ -6665,107 +6990,24 @@
               <w:autoSpaceDN/>
               <w:jc w:val="center"/>
               <w:rPr>
-                <w:rFonts w:ascii="Arial" w:eastAsia="Times New Roman" w:hAnsi="Arial" w:cs="Arial"/>
-                <w:sz w:val="20"/>
-                <w:szCs w:val="20"/>
+                <w:rFonts w:asciiTheme="majorHAnsi" w:eastAsia="Times New Roman" w:hAnsiTheme="majorHAnsi" w:cstheme="majorHAnsi"/>
                 <w:lang w:eastAsia="ru-RU"/>
               </w:rPr>
             </w:pPr>
             <w:r>
               <w:rPr>
-                <w:rFonts w:ascii="Arial" w:eastAsia="Times New Roman" w:hAnsi="Arial" w:cs="Arial"/>
-                <w:sz w:val="20"/>
-                <w:szCs w:val="20"/>
+                <w:rFonts w:asciiTheme="majorHAnsi" w:eastAsia="Times New Roman" w:hAnsiTheme="majorHAnsi" w:cstheme="majorHAnsi"/>
                 <w:lang w:eastAsia="ru-RU"/>
               </w:rPr>
-              <w:t>0.88</w:t>
+              <w:t>FALSE</w:t>
             </w:r>
           </w:p>
         </w:tc>
-        <w:tc>
-          <w:tcPr>
-            <w:tcW w:w="256" w:type="dxa"/>
-            <w:tcBorders>
-              <w:top w:val="single" w:sz="6" w:space="0" w:color="CCCCCC"/>
-              <w:left w:val="single" w:sz="6" w:space="0" w:color="CCCCCC"/>
-              <w:bottom w:val="single" w:sz="6" w:space="0" w:color="CCCCCC"/>
-              <w:right w:val="single" w:sz="6" w:space="0" w:color="CCCCCC"/>
-            </w:tcBorders>
-            <w:tcMar>
-              <w:top w:w="30" w:type="dxa"/>
-              <w:left w:w="45" w:type="dxa"/>
-              <w:bottom w:w="30" w:type="dxa"/>
-              <w:right w:w="45" w:type="dxa"/>
-            </w:tcMar>
-            <w:vAlign w:val="bottom"/>
-            <w:hideMark/>
-          </w:tcPr>
-          <w:p>
-            <w:pPr>
-              <w:widowControl/>
-              <w:autoSpaceDE/>
-              <w:autoSpaceDN/>
-              <w:jc w:val="center"/>
-              <w:rPr>
-                <w:rFonts w:ascii="Arial" w:eastAsia="Times New Roman" w:hAnsi="Arial" w:cs="Arial"/>
-                <w:sz w:val="20"/>
-                <w:szCs w:val="20"/>
-                <w:lang w:eastAsia="ru-RU"/>
-              </w:rPr>
-            </w:pPr>
-            <w:r>
-              <w:rPr>
-                <w:rFonts w:ascii="Arial" w:eastAsia="Times New Roman" w:hAnsi="Arial" w:cs="Arial"/>
-                <w:sz w:val="20"/>
-                <w:szCs w:val="20"/>
-                <w:lang w:eastAsia="ru-RU"/>
-              </w:rPr>
-              <w:t>2.04</w:t>
-            </w:r>
-          </w:p>
-        </w:tc>
-        <w:tc>
-          <w:tcPr>
-            <w:tcW w:w="1456" w:type="dxa"/>
-            <w:tcBorders>
-              <w:top w:val="single" w:sz="6" w:space="0" w:color="CCCCCC"/>
-              <w:left w:val="single" w:sz="6" w:space="0" w:color="CCCCCC"/>
-              <w:bottom w:val="single" w:sz="6" w:space="0" w:color="CCCCCC"/>
-              <w:right w:val="single" w:sz="6" w:space="0" w:color="CCCCCC"/>
-            </w:tcBorders>
-            <w:tcMar>
-              <w:top w:w="30" w:type="dxa"/>
-              <w:left w:w="45" w:type="dxa"/>
-              <w:bottom w:w="30" w:type="dxa"/>
-              <w:right w:w="45" w:type="dxa"/>
-            </w:tcMar>
-            <w:vAlign w:val="bottom"/>
-            <w:hideMark/>
-          </w:tcPr>
-          <w:p>
-            <w:pPr>
-              <w:widowControl/>
-              <w:autoSpaceDE/>
-              <w:autoSpaceDN/>
-              <w:jc w:val="center"/>
-              <w:rPr>
-                <w:rFonts w:ascii="Arial" w:eastAsia="Times New Roman" w:hAnsi="Arial" w:cs="Arial"/>
-                <w:sz w:val="20"/>
-                <w:szCs w:val="20"/>
-                <w:lang w:eastAsia="ru-RU"/>
-              </w:rPr>
-            </w:pPr>
-            <w:r>
-              <w:rPr>
-                <w:rFonts w:ascii="Arial" w:eastAsia="Times New Roman" w:hAnsi="Arial" w:cs="Arial"/>
-                <w:sz w:val="20"/>
-                <w:szCs w:val="20"/>
-                <w:lang w:eastAsia="ru-RU"/>
-              </w:rPr>
-              <w:t>9.49</w:t>
-            </w:r>
-          </w:p>
-        </w:tc>
+      </w:tr>
+      <w:tr>
+        <w:trPr>
+          <w:trHeight w:val="315"/>
+        </w:trPr>
         <w:tc>
           <w:tcPr>
             <w:tcW w:w="0" w:type="auto"/>
@@ -6791,106 +7033,92 @@
               <w:autoSpaceDN/>
               <w:jc w:val="center"/>
               <w:rPr>
-                <w:rFonts w:ascii="Arial" w:eastAsia="Times New Roman" w:hAnsi="Arial" w:cs="Arial"/>
-                <w:sz w:val="20"/>
-                <w:szCs w:val="20"/>
+                <w:rFonts w:asciiTheme="majorHAnsi" w:eastAsia="Times New Roman" w:hAnsiTheme="majorHAnsi" w:cstheme="majorHAnsi"/>
                 <w:lang w:eastAsia="ru-RU"/>
               </w:rPr>
             </w:pPr>
             <w:r>
               <w:rPr>
-                <w:rFonts w:ascii="Arial" w:eastAsia="Times New Roman" w:hAnsi="Arial" w:cs="Arial"/>
-                <w:sz w:val="20"/>
-                <w:szCs w:val="20"/>
+                <w:rFonts w:asciiTheme="majorHAnsi" w:eastAsia="Times New Roman" w:hAnsiTheme="majorHAnsi" w:cstheme="majorHAnsi"/>
                 <w:lang w:eastAsia="ru-RU"/>
               </w:rPr>
-              <w:t>Принимается</w:t>
+              <w:t>Результат</w:t>
+            </w:r>
+          </w:p>
+        </w:tc>
+        <w:tc>
+          <w:tcPr>
+            <w:tcW w:w="0" w:type="auto"/>
+            <w:tcBorders>
+              <w:top w:val="single" w:sz="6" w:space="0" w:color="CCCCCC"/>
+              <w:left w:val="single" w:sz="6" w:space="0" w:color="CCCCCC"/>
+              <w:bottom w:val="single" w:sz="6" w:space="0" w:color="CCCCCC"/>
+              <w:right w:val="single" w:sz="6" w:space="0" w:color="CCCCCC"/>
+            </w:tcBorders>
+            <w:tcMar>
+              <w:top w:w="30" w:type="dxa"/>
+              <w:left w:w="0" w:type="dxa"/>
+              <w:bottom w:w="30" w:type="dxa"/>
+              <w:right w:w="0" w:type="dxa"/>
+            </w:tcMar>
+            <w:vAlign w:val="bottom"/>
+            <w:hideMark/>
+          </w:tcPr>
+          <w:p>
+            <w:pPr>
+              <w:widowControl/>
+              <w:autoSpaceDE/>
+              <w:autoSpaceDN/>
+              <w:jc w:val="center"/>
+              <w:rPr>
+                <w:rFonts w:asciiTheme="majorHAnsi" w:eastAsia="Times New Roman" w:hAnsiTheme="majorHAnsi" w:cstheme="majorHAnsi"/>
+                <w:lang w:eastAsia="ru-RU"/>
+              </w:rPr>
+            </w:pPr>
+            <w:r>
+              <w:rPr>
+                <w:rFonts w:asciiTheme="majorHAnsi" w:eastAsia="Times New Roman" w:hAnsiTheme="majorHAnsi" w:cstheme="majorHAnsi"/>
+                <w:lang w:eastAsia="ru-RU"/>
+              </w:rPr>
+              <w:t>Принимается (H0: Дисперсии равны)</w:t>
             </w:r>
           </w:p>
         </w:tc>
       </w:tr>
     </w:tbl>
+    <w:p/>
     <w:p>
       <w:pPr>
-        <w:rPr>
-          <w:noProof/>
-          <w:lang w:val="en-US"/>
-        </w:rPr>
-      </w:pPr>
+        <w:pStyle w:val="1"/>
+      </w:pPr>
+      <w:bookmarkStart w:id="11" w:name="_Toc227779760"/>
+      <w:r>
+        <w:t>Обсуждение</w:t>
+      </w:r>
+      <w:r>
+        <w:t>:</w:t>
+      </w:r>
+      <w:bookmarkEnd w:id="11"/>
     </w:p>
     <w:p>
-      <w:pPr>
-        <w:pStyle w:val="2"/>
-      </w:pPr>
-      <w:bookmarkStart w:id="10" w:name="_Toc226719122"/>
-      <w:r>
-        <w:t>График</w:t>
-      </w:r>
-      <w:bookmarkEnd w:id="10"/>
+      <w:r>
+        <w:t>Для обеих выборок доверительные интервалы содержат точечные оценки параметров</w:t>
+      </w:r>
+      <w:r>
+        <w:t xml:space="preserve">, </w:t>
+      </w:r>
+      <w:r>
+        <w:t>а также доверительные интервалы сужаются с ростом выборки.</w:t>
+      </w:r>
     </w:p>
     <w:p>
-      <w:r>
-        <w:rPr>
-          <w:noProof/>
-        </w:rPr>
-        <w:drawing>
-          <wp:inline distT="0" distB="0" distL="0" distR="0" wp14:anchorId="1BD95393" wp14:editId="5C3D892C">
-            <wp:extent cx="5940425" cy="2605405"/>
-            <wp:effectExtent l="0" t="0" r="3175" b="4445"/>
-            <wp:docPr id="4" name="Рисунок 4"/>
-            <wp:cNvGraphicFramePr>
-              <a:graphicFrameLocks xmlns:a="http://schemas.openxmlformats.org/drawingml/2006/main" noChangeAspect="1"/>
-            </wp:cNvGraphicFramePr>
-            <a:graphic xmlns:a="http://schemas.openxmlformats.org/drawingml/2006/main">
-              <a:graphicData uri="http://schemas.openxmlformats.org/drawingml/2006/picture">
-                <pic:pic xmlns:pic="http://schemas.openxmlformats.org/drawingml/2006/picture">
-                  <pic:nvPicPr>
-                    <pic:cNvPr id="1" name=""/>
-                    <pic:cNvPicPr/>
-                  </pic:nvPicPr>
-                  <pic:blipFill>
-                    <a:blip r:embed="rId9"/>
-                    <a:stretch>
-                      <a:fillRect/>
-                    </a:stretch>
-                  </pic:blipFill>
-                  <pic:spPr>
-                    <a:xfrm>
-                      <a:off x="0" y="0"/>
-                      <a:ext cx="5940425" cy="2605405"/>
-                    </a:xfrm>
-                    <a:prstGeom prst="rect">
-                      <a:avLst/>
-                    </a:prstGeom>
-                  </pic:spPr>
-                </pic:pic>
-              </a:graphicData>
-            </a:graphic>
-          </wp:inline>
-        </w:drawing>
-      </w:r>
-    </w:p>
-    <w:p>
-      <w:pPr>
-        <w:jc w:val="center"/>
-      </w:pPr>
-      <w:r>
-        <w:t xml:space="preserve">Рис </w:t>
-      </w:r>
-      <w:r>
-        <w:t>2</w:t>
-      </w:r>
-      <w:r>
-        <w:t xml:space="preserve">. </w:t>
-      </w:r>
-      <w:r>
-        <w:t>График</w:t>
-      </w:r>
-      <w:r>
-        <w:t xml:space="preserve">и получившихся выборок и их гипотетических </w:t>
-      </w:r>
-      <w:r>
-        <w:t>распределений</w:t>
+      <w:pPr>
+        <w:rPr>
+          <w:lang w:val="en-US"/>
+        </w:rPr>
+      </w:pPr>
+      <w:r>
+        <w:t>Тест Фишера верно определил равенство дисперсий у выборок</w:t>
       </w:r>
       <w:r>
         <w:t>.</w:t>
@@ -6901,39 +7129,11 @@
     <w:p/>
     <w:p>
       <w:pPr>
-        <w:pStyle w:val="1"/>
-      </w:pPr>
-      <w:bookmarkStart w:id="11" w:name="_Toc226719123"/>
-      <w:r>
-        <w:t>Обсуждение</w:t>
-      </w:r>
-      <w:r>
-        <w:t>:</w:t>
-      </w:r>
-      <w:bookmarkEnd w:id="11"/>
-    </w:p>
-    <w:p>
-      <w:r>
-        <w:t>Исходя из проверенных гипотез</w:t>
-      </w:r>
-      <w:r>
-        <w:t xml:space="preserve">, </w:t>
-      </w:r>
-      <w:r>
-        <w:t>все выборки оказались нормальными.</w:t>
-      </w:r>
-    </w:p>
-    <w:p/>
-    <w:p/>
-    <w:p/>
-    <w:p/>
-    <w:p>
-      <w:pPr>
         <w:rPr>
           <w:rStyle w:val="10"/>
         </w:rPr>
       </w:pPr>
-      <w:bookmarkStart w:id="12" w:name="_Toc226719124"/>
+      <w:bookmarkStart w:id="12" w:name="_Toc227779761"/>
       <w:r>
         <w:rPr>
           <w:rStyle w:val="10"/>
@@ -6959,7 +7159,13 @@
         </w:numPr>
       </w:pPr>
       <w:r>
-        <w:t>Критерий (5) для нормального распределения даёт положительный результат при оценке гипотезы.</w:t>
+        <w:t>Было подтверждено</w:t>
+      </w:r>
+      <w:r>
+        <w:t xml:space="preserve">, </w:t>
+      </w:r>
+      <w:r>
+        <w:t>что с ростом выборок ширина доверительных интервалов уменьшается для параметров уменьшается. Также данные интервалы действительно содержат в себе истинные значения параметров.</w:t>
       </w:r>
     </w:p>
     <w:p>
@@ -6971,7 +7177,22 @@
         </w:numPr>
       </w:pPr>
       <w:r>
-        <w:t xml:space="preserve">При малых </w:t>
+        <w:t>Несмотря на то</w:t>
+      </w:r>
+      <w:r>
+        <w:t xml:space="preserve">, </w:t>
+      </w:r>
+      <w:r>
+        <w:t>что</w:t>
+      </w:r>
+      <w:r>
+        <w:t xml:space="preserve"> выборочные дисперсии различались</w:t>
+      </w:r>
+      <w:r>
+        <w:t xml:space="preserve">: </w:t>
+      </w:r>
+      <w:r>
+        <w:t xml:space="preserve">1.335 при </w:t>
       </w:r>
       <w:r>
         <w:rPr>
@@ -6980,28 +7201,52 @@
         <w:t>n</w:t>
       </w:r>
       <w:r>
+        <w:t xml:space="preserve"> =</w:t>
+      </w:r>
+      <w:r>
         <w:t xml:space="preserve"> </w:t>
       </w:r>
       <w:r>
-        <w:t>для равномерного распределения и распределения Лапласа критерий (5) также показал нормальность этих распределений. То есть по этому критерию можно говорить о том</w:t>
+        <w:t xml:space="preserve">20 </w:t>
+      </w:r>
+      <w:r>
+        <w:t xml:space="preserve">и </w:t>
+      </w:r>
+      <w:r>
+        <w:t xml:space="preserve">0.91 </w:t>
+      </w:r>
+      <w:r>
+        <w:t xml:space="preserve">при </w:t>
+      </w:r>
+      <w:r>
+        <w:rPr>
+          <w:lang w:val="en-US"/>
+        </w:rPr>
+        <w:t>n</w:t>
+      </w:r>
+      <w:r>
+        <w:t xml:space="preserve"> = 100, </w:t>
+      </w:r>
+      <w:r>
+        <w:t>т</w:t>
+      </w:r>
+      <w:r>
+        <w:t>ест Фишера принял нулевую гипотезу</w:t>
+      </w:r>
+      <w:r>
+        <w:t>,</w:t>
+      </w:r>
+      <w:r>
+        <w:t xml:space="preserve"> он подтвердил равенство дисперсий</w:t>
       </w:r>
       <w:r>
         <w:t xml:space="preserve">, </w:t>
       </w:r>
       <w:r>
-        <w:t xml:space="preserve">что при малых </w:t>
-      </w:r>
-      <w:r>
-        <w:rPr>
-          <w:lang w:val="en-US"/>
-        </w:rPr>
-        <w:t>n</w:t>
-      </w:r>
-      <w:r>
-        <w:t xml:space="preserve"> </w:t>
-      </w:r>
-      <w:r>
-        <w:t>эти распределения схожи с нормальным.</w:t>
+        <w:t>то есть не отверг правильную гипотезу</w:t>
+      </w:r>
+      <w:r>
+        <w:t xml:space="preserve">. </w:t>
       </w:r>
     </w:p>
     <w:p>
@@ -7019,7 +7264,7 @@
       <w:pPr>
         <w:pStyle w:val="1"/>
       </w:pPr>
-      <w:bookmarkStart w:id="13" w:name="_Toc226719125"/>
+      <w:bookmarkStart w:id="13" w:name="_Toc227779762"/>
       <w:r>
         <w:t>Список литературы</w:t>
       </w:r>
@@ -7056,12 +7301,13 @@
         <w:autoSpaceDN/>
       </w:pPr>
       <w:r>
+        <w:lastRenderedPageBreak/>
         <w:t xml:space="preserve">Корреляция </w:t>
       </w:r>
       <w:r>
         <w:t xml:space="preserve">// Википедия. URL: </w:t>
       </w:r>
-      <w:hyperlink r:id="rId10" w:history="1">
+      <w:hyperlink r:id="rId8" w:history="1">
         <w:r>
           <w:rPr>
             <w:rStyle w:val="a7"/>
@@ -7076,72 +7322,26 @@
         <w:t xml:space="preserve">(дата обращения: </w:t>
       </w:r>
       <w:r>
-        <w:t>1</w:t>
-      </w:r>
-      <w:r>
         <w:t>2</w:t>
       </w:r>
       <w:r>
+        <w:t>2</w:t>
+      </w:r>
+      <w:r>
         <w:t>.0</w:t>
       </w:r>
       <w:r>
-        <w:t>3</w:t>
+        <w:t>4</w:t>
       </w:r>
       <w:r>
         <w:t xml:space="preserve">.2026). </w:t>
       </w:r>
     </w:p>
     <w:p>
-      <w:r>
-        <w:lastRenderedPageBreak/>
-        <w:t xml:space="preserve">Ядро (статистика) // Википедия. URL: </w:t>
-      </w:r>
-      <w:hyperlink r:id="rId11" w:tgtFrame="_blank" w:history="1">
-        <w:r>
-          <w:rPr>
-            <w:rStyle w:val="a7"/>
-          </w:rPr>
-          <w:t>https://ru.wikipedia.org/wiki/Ядро_(статистика)</w:t>
-        </w:r>
-      </w:hyperlink>
-      <w:r>
-        <w:t xml:space="preserve"> (дата обращения: 27.02.2026).</w:t>
-      </w:r>
-    </w:p>
-    <w:p>
-      <w:r>
-        <w:t xml:space="preserve">Бабахина С. А., Баженов А. Н. Практикум по математической </w:t>
-      </w:r>
-      <w:proofErr w:type="gramStart"/>
-      <w:r>
-        <w:t>статистике :</w:t>
-      </w:r>
-      <w:proofErr w:type="gramEnd"/>
-      <w:r>
-        <w:t xml:space="preserve"> учебное пособие. – Санкт-</w:t>
-      </w:r>
-      <w:proofErr w:type="gramStart"/>
-      <w:r>
-        <w:t>Петербург :</w:t>
-      </w:r>
-      <w:proofErr w:type="gramEnd"/>
-      <w:r>
-        <w:t xml:space="preserve"> </w:t>
-      </w:r>
-      <w:proofErr w:type="spellStart"/>
-      <w:r>
-        <w:t>СПбПУ</w:t>
-      </w:r>
-      <w:proofErr w:type="spellEnd"/>
-      <w:r>
-        <w:t>, 2026.</w:t>
-      </w:r>
-    </w:p>
-    <w:p>
       <w:pPr>
         <w:pStyle w:val="1"/>
       </w:pPr>
-      <w:bookmarkStart w:id="14" w:name="_Toc226719126"/>
+      <w:bookmarkStart w:id="14" w:name="_Toc227779763"/>
       <w:r>
         <w:t>Приложения</w:t>
       </w:r>
@@ -7166,7 +7366,7 @@
       <w:r>
         <w:t xml:space="preserve">: </w:t>
       </w:r>
-      <w:hyperlink r:id="rId12" w:history="1">
+      <w:hyperlink r:id="rId9" w:history="1">
         <w:r>
           <w:rPr>
             <w:rStyle w:val="a7"/>
@@ -7265,7 +7465,7 @@
       </w:hyperlink>
     </w:p>
     <w:sectPr>
-      <w:footerReference w:type="default" r:id="rId13"/>
+      <w:footerReference w:type="default" r:id="rId10"/>
       <w:pgSz w:w="11906" w:h="16838"/>
       <w:pgMar w:top="1134" w:right="850" w:bottom="1134" w:left="1701" w:header="708" w:footer="708" w:gutter="0"/>
       <w:cols w:space="708"/>
@@ -8661,6 +8861,155 @@
     </w:lvl>
   </w:abstractNum>
   <w:abstractNum w:abstractNumId="14" w15:restartNumberingAfterBreak="0">
+    <w:nsid w:val="340D2124"/>
+    <w:multiLevelType w:val="multilevel"/>
+    <w:tmpl w:val="4C0A7678"/>
+    <w:lvl w:ilvl="0">
+      <w:start w:val="1"/>
+      <w:numFmt w:val="bullet"/>
+      <w:lvlText w:val=""/>
+      <w:lvlJc w:val="left"/>
+      <w:pPr>
+        <w:tabs>
+          <w:tab w:val="num" w:pos="720"/>
+        </w:tabs>
+        <w:ind w:left="720" w:hanging="360"/>
+      </w:pPr>
+      <w:rPr>
+        <w:rFonts w:ascii="Symbol" w:hAnsi="Symbol" w:hint="default"/>
+        <w:sz w:val="20"/>
+      </w:rPr>
+    </w:lvl>
+    <w:lvl w:ilvl="1" w:tentative="1">
+      <w:start w:val="1"/>
+      <w:numFmt w:val="bullet"/>
+      <w:lvlText w:val="o"/>
+      <w:lvlJc w:val="left"/>
+      <w:pPr>
+        <w:tabs>
+          <w:tab w:val="num" w:pos="1440"/>
+        </w:tabs>
+        <w:ind w:left="1440" w:hanging="360"/>
+      </w:pPr>
+      <w:rPr>
+        <w:rFonts w:ascii="Courier New" w:hAnsi="Courier New" w:hint="default"/>
+        <w:sz w:val="20"/>
+      </w:rPr>
+    </w:lvl>
+    <w:lvl w:ilvl="2" w:tentative="1">
+      <w:start w:val="1"/>
+      <w:numFmt w:val="bullet"/>
+      <w:lvlText w:val=""/>
+      <w:lvlJc w:val="left"/>
+      <w:pPr>
+        <w:tabs>
+          <w:tab w:val="num" w:pos="2160"/>
+        </w:tabs>
+        <w:ind w:left="2160" w:hanging="360"/>
+      </w:pPr>
+      <w:rPr>
+        <w:rFonts w:ascii="Wingdings" w:hAnsi="Wingdings" w:hint="default"/>
+        <w:sz w:val="20"/>
+      </w:rPr>
+    </w:lvl>
+    <w:lvl w:ilvl="3" w:tentative="1">
+      <w:start w:val="1"/>
+      <w:numFmt w:val="bullet"/>
+      <w:lvlText w:val=""/>
+      <w:lvlJc w:val="left"/>
+      <w:pPr>
+        <w:tabs>
+          <w:tab w:val="num" w:pos="2880"/>
+        </w:tabs>
+        <w:ind w:left="2880" w:hanging="360"/>
+      </w:pPr>
+      <w:rPr>
+        <w:rFonts w:ascii="Wingdings" w:hAnsi="Wingdings" w:hint="default"/>
+        <w:sz w:val="20"/>
+      </w:rPr>
+    </w:lvl>
+    <w:lvl w:ilvl="4" w:tentative="1">
+      <w:start w:val="1"/>
+      <w:numFmt w:val="bullet"/>
+      <w:lvlText w:val=""/>
+      <w:lvlJc w:val="left"/>
+      <w:pPr>
+        <w:tabs>
+          <w:tab w:val="num" w:pos="3600"/>
+        </w:tabs>
+        <w:ind w:left="3600" w:hanging="360"/>
+      </w:pPr>
+      <w:rPr>
+        <w:rFonts w:ascii="Wingdings" w:hAnsi="Wingdings" w:hint="default"/>
+        <w:sz w:val="20"/>
+      </w:rPr>
+    </w:lvl>
+    <w:lvl w:ilvl="5" w:tentative="1">
+      <w:start w:val="1"/>
+      <w:numFmt w:val="bullet"/>
+      <w:lvlText w:val=""/>
+      <w:lvlJc w:val="left"/>
+      <w:pPr>
+        <w:tabs>
+          <w:tab w:val="num" w:pos="4320"/>
+        </w:tabs>
+        <w:ind w:left="4320" w:hanging="360"/>
+      </w:pPr>
+      <w:rPr>
+        <w:rFonts w:ascii="Wingdings" w:hAnsi="Wingdings" w:hint="default"/>
+        <w:sz w:val="20"/>
+      </w:rPr>
+    </w:lvl>
+    <w:lvl w:ilvl="6" w:tentative="1">
+      <w:start w:val="1"/>
+      <w:numFmt w:val="bullet"/>
+      <w:lvlText w:val=""/>
+      <w:lvlJc w:val="left"/>
+      <w:pPr>
+        <w:tabs>
+          <w:tab w:val="num" w:pos="5040"/>
+        </w:tabs>
+        <w:ind w:left="5040" w:hanging="360"/>
+      </w:pPr>
+      <w:rPr>
+        <w:rFonts w:ascii="Wingdings" w:hAnsi="Wingdings" w:hint="default"/>
+        <w:sz w:val="20"/>
+      </w:rPr>
+    </w:lvl>
+    <w:lvl w:ilvl="7" w:tentative="1">
+      <w:start w:val="1"/>
+      <w:numFmt w:val="bullet"/>
+      <w:lvlText w:val=""/>
+      <w:lvlJc w:val="left"/>
+      <w:pPr>
+        <w:tabs>
+          <w:tab w:val="num" w:pos="5760"/>
+        </w:tabs>
+        <w:ind w:left="5760" w:hanging="360"/>
+      </w:pPr>
+      <w:rPr>
+        <w:rFonts w:ascii="Wingdings" w:hAnsi="Wingdings" w:hint="default"/>
+        <w:sz w:val="20"/>
+      </w:rPr>
+    </w:lvl>
+    <w:lvl w:ilvl="8" w:tentative="1">
+      <w:start w:val="1"/>
+      <w:numFmt w:val="bullet"/>
+      <w:lvlText w:val=""/>
+      <w:lvlJc w:val="left"/>
+      <w:pPr>
+        <w:tabs>
+          <w:tab w:val="num" w:pos="6480"/>
+        </w:tabs>
+        <w:ind w:left="6480" w:hanging="360"/>
+      </w:pPr>
+      <w:rPr>
+        <w:rFonts w:ascii="Wingdings" w:hAnsi="Wingdings" w:hint="default"/>
+        <w:sz w:val="20"/>
+      </w:rPr>
+    </w:lvl>
+  </w:abstractNum>
+  <w:abstractNum w:abstractNumId="15" w15:restartNumberingAfterBreak="0">
     <w:nsid w:val="38600C28"/>
     <w:multiLevelType w:val="hybridMultilevel"/>
     <w:tmpl w:val="08783372"/>
@@ -8746,7 +9095,7 @@
       </w:pPr>
     </w:lvl>
   </w:abstractNum>
-  <w:abstractNum w:abstractNumId="15" w15:restartNumberingAfterBreak="0">
+  <w:abstractNum w:abstractNumId="16" w15:restartNumberingAfterBreak="0">
     <w:nsid w:val="3A6B4FEB"/>
     <w:multiLevelType w:val="multilevel"/>
     <w:tmpl w:val="81EE2BA8"/>
@@ -8859,7 +9208,7 @@
       </w:pPr>
     </w:lvl>
   </w:abstractNum>
-  <w:abstractNum w:abstractNumId="16" w15:restartNumberingAfterBreak="0">
+  <w:abstractNum w:abstractNumId="17" w15:restartNumberingAfterBreak="0">
     <w:nsid w:val="3B142D7C"/>
     <w:multiLevelType w:val="multilevel"/>
     <w:tmpl w:val="7786E7FA"/>
@@ -8975,7 +9324,7 @@
       </w:pPr>
     </w:lvl>
   </w:abstractNum>
-  <w:abstractNum w:abstractNumId="17" w15:restartNumberingAfterBreak="0">
+  <w:abstractNum w:abstractNumId="18" w15:restartNumberingAfterBreak="0">
     <w:nsid w:val="3C52655E"/>
     <w:multiLevelType w:val="hybridMultilevel"/>
     <w:tmpl w:val="31329AAE"/>
@@ -9061,7 +9410,7 @@
       </w:pPr>
     </w:lvl>
   </w:abstractNum>
-  <w:abstractNum w:abstractNumId="18" w15:restartNumberingAfterBreak="0">
+  <w:abstractNum w:abstractNumId="19" w15:restartNumberingAfterBreak="0">
     <w:nsid w:val="3CC62763"/>
     <w:multiLevelType w:val="multilevel"/>
     <w:tmpl w:val="7F901602"/>
@@ -9174,7 +9523,7 @@
       </w:pPr>
     </w:lvl>
   </w:abstractNum>
-  <w:abstractNum w:abstractNumId="19" w15:restartNumberingAfterBreak="0">
+  <w:abstractNum w:abstractNumId="20" w15:restartNumberingAfterBreak="0">
     <w:nsid w:val="3E03330A"/>
     <w:multiLevelType w:val="hybridMultilevel"/>
     <w:tmpl w:val="8506A7CE"/>
@@ -9260,7 +9609,7 @@
       </w:pPr>
     </w:lvl>
   </w:abstractNum>
-  <w:abstractNum w:abstractNumId="20" w15:restartNumberingAfterBreak="0">
+  <w:abstractNum w:abstractNumId="21" w15:restartNumberingAfterBreak="0">
     <w:nsid w:val="3E724F25"/>
     <w:multiLevelType w:val="hybridMultilevel"/>
     <w:tmpl w:val="B4409A5A"/>
@@ -9349,7 +9698,7 @@
       </w:pPr>
     </w:lvl>
   </w:abstractNum>
-  <w:abstractNum w:abstractNumId="21" w15:restartNumberingAfterBreak="0">
+  <w:abstractNum w:abstractNumId="22" w15:restartNumberingAfterBreak="0">
     <w:nsid w:val="427119D7"/>
     <w:multiLevelType w:val="hybridMultilevel"/>
     <w:tmpl w:val="12303BB8"/>
@@ -9438,7 +9787,7 @@
       </w:pPr>
     </w:lvl>
   </w:abstractNum>
-  <w:abstractNum w:abstractNumId="22" w15:restartNumberingAfterBreak="0">
+  <w:abstractNum w:abstractNumId="23" w15:restartNumberingAfterBreak="0">
     <w:nsid w:val="44AB12B2"/>
     <w:multiLevelType w:val="hybridMultilevel"/>
     <w:tmpl w:val="5C14F198"/>
@@ -9527,7 +9876,7 @@
       </w:pPr>
     </w:lvl>
   </w:abstractNum>
-  <w:abstractNum w:abstractNumId="23" w15:restartNumberingAfterBreak="0">
+  <w:abstractNum w:abstractNumId="24" w15:restartNumberingAfterBreak="0">
     <w:nsid w:val="492E410D"/>
     <w:multiLevelType w:val="hybridMultilevel"/>
     <w:tmpl w:val="C450E29E"/>
@@ -9613,7 +9962,7 @@
       </w:pPr>
     </w:lvl>
   </w:abstractNum>
-  <w:abstractNum w:abstractNumId="24" w15:restartNumberingAfterBreak="0">
+  <w:abstractNum w:abstractNumId="25" w15:restartNumberingAfterBreak="0">
     <w:nsid w:val="49F46064"/>
     <w:multiLevelType w:val="hybridMultilevel"/>
     <w:tmpl w:val="2F5C31A6"/>
@@ -9702,7 +10051,7 @@
       </w:pPr>
     </w:lvl>
   </w:abstractNum>
-  <w:abstractNum w:abstractNumId="25" w15:restartNumberingAfterBreak="0">
+  <w:abstractNum w:abstractNumId="26" w15:restartNumberingAfterBreak="0">
     <w:nsid w:val="4FF233EA"/>
     <w:multiLevelType w:val="multilevel"/>
     <w:tmpl w:val="C0343AA8"/>
@@ -9851,7 +10200,7 @@
       </w:rPr>
     </w:lvl>
   </w:abstractNum>
-  <w:abstractNum w:abstractNumId="26" w15:restartNumberingAfterBreak="0">
+  <w:abstractNum w:abstractNumId="27" w15:restartNumberingAfterBreak="0">
     <w:nsid w:val="5A0008B8"/>
     <w:multiLevelType w:val="hybridMultilevel"/>
     <w:tmpl w:val="3A6E2082"/>
@@ -9937,7 +10286,7 @@
       </w:pPr>
     </w:lvl>
   </w:abstractNum>
-  <w:abstractNum w:abstractNumId="27" w15:restartNumberingAfterBreak="0">
+  <w:abstractNum w:abstractNumId="28" w15:restartNumberingAfterBreak="0">
     <w:nsid w:val="5A582019"/>
     <w:multiLevelType w:val="hybridMultilevel"/>
     <w:tmpl w:val="211EF842"/>
@@ -10026,7 +10375,7 @@
       </w:pPr>
     </w:lvl>
   </w:abstractNum>
-  <w:abstractNum w:abstractNumId="28" w15:restartNumberingAfterBreak="0">
+  <w:abstractNum w:abstractNumId="29" w15:restartNumberingAfterBreak="0">
     <w:nsid w:val="5C0448C7"/>
     <w:multiLevelType w:val="hybridMultilevel"/>
     <w:tmpl w:val="5DDC5314"/>
@@ -10112,7 +10461,7 @@
       </w:pPr>
     </w:lvl>
   </w:abstractNum>
-  <w:abstractNum w:abstractNumId="29" w15:restartNumberingAfterBreak="0">
+  <w:abstractNum w:abstractNumId="30" w15:restartNumberingAfterBreak="0">
     <w:nsid w:val="5E4A13DE"/>
     <w:multiLevelType w:val="hybridMultilevel"/>
     <w:tmpl w:val="C4D46C16"/>
@@ -10198,7 +10547,7 @@
       </w:pPr>
     </w:lvl>
   </w:abstractNum>
-  <w:abstractNum w:abstractNumId="30" w15:restartNumberingAfterBreak="0">
+  <w:abstractNum w:abstractNumId="31" w15:restartNumberingAfterBreak="0">
     <w:nsid w:val="5F8076E9"/>
     <w:multiLevelType w:val="hybridMultilevel"/>
     <w:tmpl w:val="265E3268"/>
@@ -10310,7 +10659,7 @@
       </w:rPr>
     </w:lvl>
   </w:abstractNum>
-  <w:abstractNum w:abstractNumId="31" w15:restartNumberingAfterBreak="0">
+  <w:abstractNum w:abstractNumId="32" w15:restartNumberingAfterBreak="0">
     <w:nsid w:val="679C1556"/>
     <w:multiLevelType w:val="hybridMultilevel"/>
     <w:tmpl w:val="2C2E5712"/>
@@ -10399,7 +10748,245 @@
       </w:pPr>
     </w:lvl>
   </w:abstractNum>
-  <w:abstractNum w:abstractNumId="32" w15:restartNumberingAfterBreak="0">
+  <w:abstractNum w:abstractNumId="33" w15:restartNumberingAfterBreak="0">
+    <w:nsid w:val="687218B6"/>
+    <w:multiLevelType w:val="multilevel"/>
+    <w:tmpl w:val="6090F5B6"/>
+    <w:lvl w:ilvl="0">
+      <w:start w:val="1"/>
+      <w:numFmt w:val="bullet"/>
+      <w:lvlText w:val=""/>
+      <w:lvlJc w:val="left"/>
+      <w:pPr>
+        <w:tabs>
+          <w:tab w:val="num" w:pos="720"/>
+        </w:tabs>
+        <w:ind w:left="720" w:hanging="360"/>
+      </w:pPr>
+      <w:rPr>
+        <w:rFonts w:ascii="Symbol" w:hAnsi="Symbol" w:hint="default"/>
+        <w:sz w:val="20"/>
+      </w:rPr>
+    </w:lvl>
+    <w:lvl w:ilvl="1" w:tentative="1">
+      <w:start w:val="1"/>
+      <w:numFmt w:val="bullet"/>
+      <w:lvlText w:val="o"/>
+      <w:lvlJc w:val="left"/>
+      <w:pPr>
+        <w:tabs>
+          <w:tab w:val="num" w:pos="1440"/>
+        </w:tabs>
+        <w:ind w:left="1440" w:hanging="360"/>
+      </w:pPr>
+      <w:rPr>
+        <w:rFonts w:ascii="Courier New" w:hAnsi="Courier New" w:hint="default"/>
+        <w:sz w:val="20"/>
+      </w:rPr>
+    </w:lvl>
+    <w:lvl w:ilvl="2" w:tentative="1">
+      <w:start w:val="1"/>
+      <w:numFmt w:val="bullet"/>
+      <w:lvlText w:val=""/>
+      <w:lvlJc w:val="left"/>
+      <w:pPr>
+        <w:tabs>
+          <w:tab w:val="num" w:pos="2160"/>
+        </w:tabs>
+        <w:ind w:left="2160" w:hanging="360"/>
+      </w:pPr>
+      <w:rPr>
+        <w:rFonts w:ascii="Wingdings" w:hAnsi="Wingdings" w:hint="default"/>
+        <w:sz w:val="20"/>
+      </w:rPr>
+    </w:lvl>
+    <w:lvl w:ilvl="3" w:tentative="1">
+      <w:start w:val="1"/>
+      <w:numFmt w:val="bullet"/>
+      <w:lvlText w:val=""/>
+      <w:lvlJc w:val="left"/>
+      <w:pPr>
+        <w:tabs>
+          <w:tab w:val="num" w:pos="2880"/>
+        </w:tabs>
+        <w:ind w:left="2880" w:hanging="360"/>
+      </w:pPr>
+      <w:rPr>
+        <w:rFonts w:ascii="Wingdings" w:hAnsi="Wingdings" w:hint="default"/>
+        <w:sz w:val="20"/>
+      </w:rPr>
+    </w:lvl>
+    <w:lvl w:ilvl="4" w:tentative="1">
+      <w:start w:val="1"/>
+      <w:numFmt w:val="bullet"/>
+      <w:lvlText w:val=""/>
+      <w:lvlJc w:val="left"/>
+      <w:pPr>
+        <w:tabs>
+          <w:tab w:val="num" w:pos="3600"/>
+        </w:tabs>
+        <w:ind w:left="3600" w:hanging="360"/>
+      </w:pPr>
+      <w:rPr>
+        <w:rFonts w:ascii="Wingdings" w:hAnsi="Wingdings" w:hint="default"/>
+        <w:sz w:val="20"/>
+      </w:rPr>
+    </w:lvl>
+    <w:lvl w:ilvl="5" w:tentative="1">
+      <w:start w:val="1"/>
+      <w:numFmt w:val="bullet"/>
+      <w:lvlText w:val=""/>
+      <w:lvlJc w:val="left"/>
+      <w:pPr>
+        <w:tabs>
+          <w:tab w:val="num" w:pos="4320"/>
+        </w:tabs>
+        <w:ind w:left="4320" w:hanging="360"/>
+      </w:pPr>
+      <w:rPr>
+        <w:rFonts w:ascii="Wingdings" w:hAnsi="Wingdings" w:hint="default"/>
+        <w:sz w:val="20"/>
+      </w:rPr>
+    </w:lvl>
+    <w:lvl w:ilvl="6" w:tentative="1">
+      <w:start w:val="1"/>
+      <w:numFmt w:val="bullet"/>
+      <w:lvlText w:val=""/>
+      <w:lvlJc w:val="left"/>
+      <w:pPr>
+        <w:tabs>
+          <w:tab w:val="num" w:pos="5040"/>
+        </w:tabs>
+        <w:ind w:left="5040" w:hanging="360"/>
+      </w:pPr>
+      <w:rPr>
+        <w:rFonts w:ascii="Wingdings" w:hAnsi="Wingdings" w:hint="default"/>
+        <w:sz w:val="20"/>
+      </w:rPr>
+    </w:lvl>
+    <w:lvl w:ilvl="7" w:tentative="1">
+      <w:start w:val="1"/>
+      <w:numFmt w:val="bullet"/>
+      <w:lvlText w:val=""/>
+      <w:lvlJc w:val="left"/>
+      <w:pPr>
+        <w:tabs>
+          <w:tab w:val="num" w:pos="5760"/>
+        </w:tabs>
+        <w:ind w:left="5760" w:hanging="360"/>
+      </w:pPr>
+      <w:rPr>
+        <w:rFonts w:ascii="Wingdings" w:hAnsi="Wingdings" w:hint="default"/>
+        <w:sz w:val="20"/>
+      </w:rPr>
+    </w:lvl>
+    <w:lvl w:ilvl="8" w:tentative="1">
+      <w:start w:val="1"/>
+      <w:numFmt w:val="bullet"/>
+      <w:lvlText w:val=""/>
+      <w:lvlJc w:val="left"/>
+      <w:pPr>
+        <w:tabs>
+          <w:tab w:val="num" w:pos="6480"/>
+        </w:tabs>
+        <w:ind w:left="6480" w:hanging="360"/>
+      </w:pPr>
+      <w:rPr>
+        <w:rFonts w:ascii="Wingdings" w:hAnsi="Wingdings" w:hint="default"/>
+        <w:sz w:val="20"/>
+      </w:rPr>
+    </w:lvl>
+  </w:abstractNum>
+  <w:abstractNum w:abstractNumId="34" w15:restartNumberingAfterBreak="0">
+    <w:nsid w:val="723F1AC7"/>
+    <w:multiLevelType w:val="hybridMultilevel"/>
+    <w:tmpl w:val="64EAFB80"/>
+    <w:lvl w:ilvl="0" w:tplc="8940D6E4">
+      <w:start w:val="1"/>
+      <w:numFmt w:val="decimal"/>
+      <w:lvlText w:val="%1)"/>
+      <w:lvlJc w:val="left"/>
+      <w:pPr>
+        <w:ind w:left="1068" w:hanging="360"/>
+      </w:pPr>
+      <w:rPr>
+        <w:rFonts w:hint="default"/>
+      </w:rPr>
+    </w:lvl>
+    <w:lvl w:ilvl="1" w:tplc="04190019" w:tentative="1">
+      <w:start w:val="1"/>
+      <w:numFmt w:val="lowerLetter"/>
+      <w:lvlText w:val="%2."/>
+      <w:lvlJc w:val="left"/>
+      <w:pPr>
+        <w:ind w:left="1788" w:hanging="360"/>
+      </w:pPr>
+    </w:lvl>
+    <w:lvl w:ilvl="2" w:tplc="0419001B" w:tentative="1">
+      <w:start w:val="1"/>
+      <w:numFmt w:val="lowerRoman"/>
+      <w:lvlText w:val="%3."/>
+      <w:lvlJc w:val="right"/>
+      <w:pPr>
+        <w:ind w:left="2508" w:hanging="180"/>
+      </w:pPr>
+    </w:lvl>
+    <w:lvl w:ilvl="3" w:tplc="0419000F" w:tentative="1">
+      <w:start w:val="1"/>
+      <w:numFmt w:val="decimal"/>
+      <w:lvlText w:val="%4."/>
+      <w:lvlJc w:val="left"/>
+      <w:pPr>
+        <w:ind w:left="3228" w:hanging="360"/>
+      </w:pPr>
+    </w:lvl>
+    <w:lvl w:ilvl="4" w:tplc="04190019" w:tentative="1">
+      <w:start w:val="1"/>
+      <w:numFmt w:val="lowerLetter"/>
+      <w:lvlText w:val="%5."/>
+      <w:lvlJc w:val="left"/>
+      <w:pPr>
+        <w:ind w:left="3948" w:hanging="360"/>
+      </w:pPr>
+    </w:lvl>
+    <w:lvl w:ilvl="5" w:tplc="0419001B" w:tentative="1">
+      <w:start w:val="1"/>
+      <w:numFmt w:val="lowerRoman"/>
+      <w:lvlText w:val="%6."/>
+      <w:lvlJc w:val="right"/>
+      <w:pPr>
+        <w:ind w:left="4668" w:hanging="180"/>
+      </w:pPr>
+    </w:lvl>
+    <w:lvl w:ilvl="6" w:tplc="0419000F" w:tentative="1">
+      <w:start w:val="1"/>
+      <w:numFmt w:val="decimal"/>
+      <w:lvlText w:val="%7."/>
+      <w:lvlJc w:val="left"/>
+      <w:pPr>
+        <w:ind w:left="5388" w:hanging="360"/>
+      </w:pPr>
+    </w:lvl>
+    <w:lvl w:ilvl="7" w:tplc="04190019" w:tentative="1">
+      <w:start w:val="1"/>
+      <w:numFmt w:val="lowerLetter"/>
+      <w:lvlText w:val="%8."/>
+      <w:lvlJc w:val="left"/>
+      <w:pPr>
+        <w:ind w:left="6108" w:hanging="360"/>
+      </w:pPr>
+    </w:lvl>
+    <w:lvl w:ilvl="8" w:tplc="0419001B" w:tentative="1">
+      <w:start w:val="1"/>
+      <w:numFmt w:val="lowerRoman"/>
+      <w:lvlText w:val="%9."/>
+      <w:lvlJc w:val="right"/>
+      <w:pPr>
+        <w:ind w:left="6828" w:hanging="180"/>
+      </w:pPr>
+    </w:lvl>
+  </w:abstractNum>
+  <w:abstractNum w:abstractNumId="35" w15:restartNumberingAfterBreak="0">
     <w:nsid w:val="759C283E"/>
     <w:multiLevelType w:val="hybridMultilevel"/>
     <w:tmpl w:val="844AA6C0"/>
@@ -10488,7 +11075,7 @@
       </w:pPr>
     </w:lvl>
   </w:abstractNum>
-  <w:abstractNum w:abstractNumId="33" w15:restartNumberingAfterBreak="0">
+  <w:abstractNum w:abstractNumId="36" w15:restartNumberingAfterBreak="0">
     <w:nsid w:val="7BB10D70"/>
     <w:multiLevelType w:val="hybridMultilevel"/>
     <w:tmpl w:val="8A8CB3F0"/>
@@ -10574,7 +11161,7 @@
       </w:pPr>
     </w:lvl>
   </w:abstractNum>
-  <w:abstractNum w:abstractNumId="34" w15:restartNumberingAfterBreak="0">
+  <w:abstractNum w:abstractNumId="37" w15:restartNumberingAfterBreak="0">
     <w:nsid w:val="7FF956E0"/>
     <w:multiLevelType w:val="hybridMultilevel"/>
     <w:tmpl w:val="E4B0B684"/>
@@ -10664,70 +11251,70 @@
     </w:lvl>
   </w:abstractNum>
   <w:num w:numId="1">
-    <w:abstractNumId w:val="32"/>
+    <w:abstractNumId w:val="35"/>
   </w:num>
   <w:num w:numId="2">
     <w:abstractNumId w:val="11"/>
   </w:num>
   <w:num w:numId="3">
-    <w:abstractNumId w:val="24"/>
+    <w:abstractNumId w:val="25"/>
   </w:num>
   <w:num w:numId="4">
-    <w:abstractNumId w:val="21"/>
+    <w:abstractNumId w:val="22"/>
   </w:num>
   <w:num w:numId="5">
     <w:abstractNumId w:val="10"/>
   </w:num>
   <w:num w:numId="6">
-    <w:abstractNumId w:val="22"/>
+    <w:abstractNumId w:val="23"/>
   </w:num>
   <w:num w:numId="7">
-    <w:abstractNumId w:val="20"/>
+    <w:abstractNumId w:val="21"/>
   </w:num>
   <w:num w:numId="8">
     <w:abstractNumId w:val="2"/>
   </w:num>
   <w:num w:numId="9">
-    <w:abstractNumId w:val="33"/>
+    <w:abstractNumId w:val="36"/>
   </w:num>
   <w:num w:numId="10">
-    <w:abstractNumId w:val="34"/>
+    <w:abstractNumId w:val="37"/>
   </w:num>
   <w:num w:numId="11">
-    <w:abstractNumId w:val="14"/>
+    <w:abstractNumId w:val="15"/>
   </w:num>
   <w:num w:numId="12">
-    <w:abstractNumId w:val="28"/>
+    <w:abstractNumId w:val="29"/>
   </w:num>
   <w:num w:numId="13">
     <w:abstractNumId w:val="1"/>
   </w:num>
   <w:num w:numId="14">
-    <w:abstractNumId w:val="29"/>
+    <w:abstractNumId w:val="30"/>
   </w:num>
   <w:num w:numId="15">
-    <w:abstractNumId w:val="31"/>
+    <w:abstractNumId w:val="32"/>
   </w:num>
   <w:num w:numId="16">
-    <w:abstractNumId w:val="27"/>
+    <w:abstractNumId w:val="28"/>
   </w:num>
   <w:num w:numId="17">
-    <w:abstractNumId w:val="18"/>
+    <w:abstractNumId w:val="19"/>
   </w:num>
   <w:num w:numId="18">
-    <w:abstractNumId w:val="16"/>
+    <w:abstractNumId w:val="17"/>
   </w:num>
   <w:num w:numId="19">
-    <w:abstractNumId w:val="15"/>
+    <w:abstractNumId w:val="16"/>
   </w:num>
   <w:num w:numId="20">
     <w:abstractNumId w:val="4"/>
   </w:num>
   <w:num w:numId="21">
-    <w:abstractNumId w:val="30"/>
+    <w:abstractNumId w:val="31"/>
   </w:num>
   <w:num w:numId="22">
-    <w:abstractNumId w:val="26"/>
+    <w:abstractNumId w:val="27"/>
   </w:num>
   <w:num w:numId="23">
     <w:abstractNumId w:val="7"/>
@@ -10742,10 +11329,10 @@
     <w:abstractNumId w:val="5"/>
   </w:num>
   <w:num w:numId="27">
-    <w:abstractNumId w:val="25"/>
+    <w:abstractNumId w:val="26"/>
   </w:num>
   <w:num w:numId="28">
-    <w:abstractNumId w:val="23"/>
+    <w:abstractNumId w:val="24"/>
   </w:num>
   <w:num w:numId="29">
     <w:abstractNumId w:val="6"/>
@@ -10763,10 +11350,19 @@
     <w:abstractNumId w:val="3"/>
   </w:num>
   <w:num w:numId="34">
-    <w:abstractNumId w:val="17"/>
+    <w:abstractNumId w:val="18"/>
   </w:num>
   <w:num w:numId="35">
-    <w:abstractNumId w:val="19"/>
+    <w:abstractNumId w:val="20"/>
+  </w:num>
+  <w:num w:numId="36">
+    <w:abstractNumId w:val="34"/>
+  </w:num>
+  <w:num w:numId="37">
+    <w:abstractNumId w:val="33"/>
+  </w:num>
+  <w:num w:numId="38">
+    <w:abstractNumId w:val="14"/>
   </w:num>
 </w:numbering>
 </file>

--- a/ОтчётИсходник.docx
+++ b/ОтчётИсходник.docx
@@ -2189,7 +2189,7 @@
                 <w:noProof/>
                 <w:webHidden/>
               </w:rPr>
-              <w:t>7</w:t>
+              <w:t>8</w:t>
             </w:r>
             <w:r>
               <w:rPr>
@@ -5886,13 +5886,8 @@
           <w:numId w:val="30"/>
         </w:numPr>
       </w:pPr>
-      <w:proofErr w:type="spellStart"/>
-      <w:r>
-        <w:t>о.м.п</w:t>
-      </w:r>
-      <w:proofErr w:type="spellEnd"/>
-      <w:r>
-        <w:t>. мат. ожидания – выборочное среднее</w:t>
+      <w:r>
+        <w:t>о.м.п. мат. ожидания – выборочное среднее</w:t>
       </w:r>
     </w:p>
     <w:p>
@@ -5903,13 +5898,8 @@
           <w:numId w:val="30"/>
         </w:numPr>
       </w:pPr>
-      <w:proofErr w:type="spellStart"/>
-      <w:r>
-        <w:t>о.м.п</w:t>
-      </w:r>
-      <w:proofErr w:type="spellEnd"/>
-      <w:r>
-        <w:t>. дисперсии – выборочная дисперсия.</w:t>
+      <w:r>
+        <w:t>о.м.п. дисперсии – выборочная дисперсия.</w:t>
       </w:r>
     </w:p>
     <w:p>
@@ -6033,13 +6023,8 @@
         <w:t xml:space="preserve">, </w:t>
       </w:r>
       <w:r>
-        <w:t xml:space="preserve">формулы </w:t>
-      </w:r>
-      <w:proofErr w:type="spellStart"/>
-      <w:r>
-        <w:t>Старджесса</w:t>
-      </w:r>
-      <w:proofErr w:type="spellEnd"/>
+        <w:t>формулы Старджесса</w:t>
+      </w:r>
       <w:r>
         <w:t>:</w:t>
       </w:r>
@@ -6825,14 +6810,12 @@
       <w:r>
         <w:t xml:space="preserve">: </w:t>
       </w:r>
-      <w:proofErr w:type="spellStart"/>
       <w:r>
         <w:rPr>
           <w:lang w:val="en-US"/>
         </w:rPr>
         <w:t>numpy</w:t>
       </w:r>
-      <w:proofErr w:type="spellEnd"/>
       <w:r>
         <w:t xml:space="preserve">, </w:t>
       </w:r>
@@ -6845,26 +6828,19 @@
       <w:r>
         <w:t xml:space="preserve">, </w:t>
       </w:r>
-      <w:proofErr w:type="spellStart"/>
       <w:r>
         <w:rPr>
           <w:lang w:val="en-US"/>
         </w:rPr>
         <w:t>scipy</w:t>
       </w:r>
-      <w:proofErr w:type="spellEnd"/>
     </w:p>
     <w:p>
       <w:r>
         <w:t xml:space="preserve">В файле </w:t>
       </w:r>
-      <w:proofErr w:type="spellStart"/>
-      <w:r>
-        <w:t>requirements</w:t>
-      </w:r>
-      <w:proofErr w:type="spellEnd"/>
-      <w:r>
-        <w:t>.</w:t>
+      <w:r>
+        <w:t>requirements.</w:t>
       </w:r>
       <w:r>
         <w:rPr>
@@ -6993,47 +6969,11 @@
       </w:r>
     </w:p>
     <w:p>
-      <w:proofErr w:type="spellStart"/>
       <w:r>
         <w:rPr>
           <w:lang w:val="en-US"/>
         </w:rPr>
-        <w:t>plot_single_</w:t>
-      </w:r>
-      <w:proofErr w:type="gramStart"/>
-      <w:r>
-        <w:rPr>
-          <w:lang w:val="en-US"/>
-        </w:rPr>
-        <w:t>test</w:t>
-      </w:r>
-      <w:proofErr w:type="spellEnd"/>
-      <w:r>
-        <w:rPr>
-          <w:lang w:val="en-US"/>
-        </w:rPr>
-        <w:t>(</w:t>
-      </w:r>
-      <w:proofErr w:type="gramEnd"/>
-      <w:r>
-        <w:rPr>
-          <w:lang w:val="en-US"/>
-        </w:rPr>
-        <w:t xml:space="preserve">sample, </w:t>
-      </w:r>
-      <w:proofErr w:type="spellStart"/>
-      <w:r>
-        <w:rPr>
-          <w:lang w:val="en-US"/>
-        </w:rPr>
-        <w:t>dist_name</w:t>
-      </w:r>
-      <w:proofErr w:type="spellEnd"/>
-      <w:r>
-        <w:rPr>
-          <w:lang w:val="en-US"/>
-        </w:rPr>
-        <w:t xml:space="preserve">, ax) – </w:t>
+        <w:t xml:space="preserve">plot_single_test(sample, dist_name, ax) – </w:t>
       </w:r>
       <w:r>
         <w:t>функция</w:t>
@@ -7134,14 +7074,12 @@
       <w:r>
         <w:t xml:space="preserve">, </w:t>
       </w:r>
-      <w:proofErr w:type="spellStart"/>
       <w:r>
         <w:rPr>
           <w:lang w:val="en-US"/>
         </w:rPr>
         <w:t>dist</w:t>
       </w:r>
-      <w:proofErr w:type="spellEnd"/>
       <w:r>
         <w:t>_</w:t>
       </w:r>
@@ -17221,7 +17159,19 @@
         <w:t xml:space="preserve"> </w:t>
       </w:r>
       <w:r>
-        <w:t>для равномерного распределения и распределения Лапласа критерий (5) также показал нормальность этих распределений. То есть по этому критерию можно говорить о том</w:t>
+        <w:t xml:space="preserve">для равномерного распределения и распределения Лапласа критерий (5) также показал нормальность этих распределений. То есть по </w:t>
+      </w:r>
+      <w:r>
+        <w:t xml:space="preserve">значения этого </w:t>
+      </w:r>
+      <w:r>
+        <w:t>критери</w:t>
+      </w:r>
+      <w:r>
+        <w:t xml:space="preserve">я </w:t>
+      </w:r>
+      <w:r>
+        <w:t>можно говорить о том</w:t>
       </w:r>
       <w:r>
         <w:t xml:space="preserve">, </w:t>
@@ -17239,7 +17189,334 @@
         <w:t xml:space="preserve"> </w:t>
       </w:r>
       <w:r>
-        <w:t>эти распределения схожи с нормальным.</w:t>
+        <w:t xml:space="preserve">эти </w:t>
+      </w:r>
+      <w:r>
+        <w:t xml:space="preserve">значения критериев этих </w:t>
+      </w:r>
+      <w:r>
+        <w:t>можно считать нормальными</w:t>
+      </w:r>
+      <w:r>
+        <w:t>.</w:t>
+      </w:r>
+    </w:p>
+    <w:p>
+      <w:pPr>
+        <w:pStyle w:val="a6"/>
+        <w:numPr>
+          <w:ilvl w:val="0"/>
+          <w:numId w:val="35"/>
+        </w:numPr>
+      </w:pPr>
+      <w:r>
+        <w:t>Для отличия нормального распределения от равномерного можно использовать критерий Жарка-Бера</w:t>
+      </w:r>
+      <w:r>
+        <w:t>:</w:t>
+      </w:r>
+    </w:p>
+    <w:p>
+      <w:pPr>
+        <w:pStyle w:val="a6"/>
+        <w:jc w:val="center"/>
+        <w:rPr>
+          <w:sz w:val="28"/>
+          <w:szCs w:val="28"/>
+          <w:lang w:val="en-US"/>
+        </w:rPr>
+      </w:pPr>
+      <m:oMath>
+        <m:r>
+          <w:rPr>
+            <w:rFonts w:ascii="Cambria Math" w:hAnsi="Cambria Math"/>
+            <w:sz w:val="28"/>
+            <w:szCs w:val="28"/>
+          </w:rPr>
+          <m:t>F=</m:t>
+        </m:r>
+        <m:f>
+          <m:fPr>
+            <m:ctrlPr>
+              <w:rPr>
+                <w:rFonts w:ascii="Cambria Math" w:hAnsi="Cambria Math"/>
+                <w:sz w:val="28"/>
+                <w:szCs w:val="28"/>
+              </w:rPr>
+            </m:ctrlPr>
+          </m:fPr>
+          <m:num>
+            <m:r>
+              <w:rPr>
+                <w:rFonts w:ascii="Cambria Math" w:hAnsi="Cambria Math"/>
+                <w:sz w:val="28"/>
+                <w:szCs w:val="28"/>
+              </w:rPr>
+              <m:t>n</m:t>
+            </m:r>
+            <m:ctrlPr>
+              <w:rPr>
+                <w:rFonts w:ascii="Cambria Math" w:hAnsi="Cambria Math"/>
+                <w:i/>
+                <w:sz w:val="28"/>
+                <w:szCs w:val="28"/>
+              </w:rPr>
+            </m:ctrlPr>
+          </m:num>
+          <m:den>
+            <m:r>
+              <w:rPr>
+                <w:rFonts w:ascii="Cambria Math" w:hAnsi="Cambria Math"/>
+                <w:sz w:val="28"/>
+                <w:szCs w:val="28"/>
+              </w:rPr>
+              <m:t>6</m:t>
+            </m:r>
+            <m:ctrlPr>
+              <w:rPr>
+                <w:rFonts w:ascii="Cambria Math" w:hAnsi="Cambria Math"/>
+                <w:i/>
+                <w:sz w:val="28"/>
+                <w:szCs w:val="28"/>
+              </w:rPr>
+            </m:ctrlPr>
+          </m:den>
+        </m:f>
+        <m:d>
+          <m:dPr>
+            <m:ctrlPr>
+              <w:rPr>
+                <w:rFonts w:ascii="Cambria Math" w:hAnsi="Cambria Math"/>
+                <w:i/>
+                <w:sz w:val="28"/>
+                <w:szCs w:val="28"/>
+              </w:rPr>
+            </m:ctrlPr>
+          </m:dPr>
+          <m:e>
+            <m:sSup>
+              <m:sSupPr>
+                <m:ctrlPr>
+                  <w:rPr>
+                    <w:rFonts w:ascii="Cambria Math" w:hAnsi="Cambria Math"/>
+                    <w:i/>
+                    <w:sz w:val="28"/>
+                    <w:szCs w:val="28"/>
+                  </w:rPr>
+                </m:ctrlPr>
+              </m:sSupPr>
+              <m:e>
+                <m:r>
+                  <w:rPr>
+                    <w:rFonts w:ascii="Cambria Math" w:hAnsi="Cambria Math"/>
+                    <w:sz w:val="28"/>
+                    <w:szCs w:val="28"/>
+                  </w:rPr>
+                  <m:t>S</m:t>
+                </m:r>
+              </m:e>
+              <m:sup>
+                <m:r>
+                  <w:rPr>
+                    <w:rFonts w:ascii="Cambria Math" w:hAnsi="Cambria Math"/>
+                    <w:sz w:val="28"/>
+                    <w:szCs w:val="28"/>
+                  </w:rPr>
+                  <m:t>2</m:t>
+                </m:r>
+              </m:sup>
+            </m:sSup>
+            <m:r>
+              <w:rPr>
+                <w:rFonts w:ascii="Cambria Math" w:hAnsi="Cambria Math"/>
+                <w:sz w:val="28"/>
+                <w:szCs w:val="28"/>
+              </w:rPr>
+              <m:t>+</m:t>
+            </m:r>
+            <m:f>
+              <m:fPr>
+                <m:ctrlPr>
+                  <w:rPr>
+                    <w:rFonts w:ascii="Cambria Math" w:hAnsi="Cambria Math"/>
+                    <w:sz w:val="28"/>
+                    <w:szCs w:val="28"/>
+                  </w:rPr>
+                </m:ctrlPr>
+              </m:fPr>
+              <m:num>
+                <m:sSup>
+                  <m:sSupPr>
+                    <m:ctrlPr>
+                      <w:rPr>
+                        <w:rFonts w:ascii="Cambria Math" w:hAnsi="Cambria Math"/>
+                        <w:i/>
+                        <w:sz w:val="28"/>
+                        <w:szCs w:val="28"/>
+                      </w:rPr>
+                    </m:ctrlPr>
+                  </m:sSupPr>
+                  <m:e>
+                    <m:r>
+                      <w:rPr>
+                        <w:rFonts w:ascii="Cambria Math" w:hAnsi="Cambria Math"/>
+                        <w:sz w:val="28"/>
+                        <w:szCs w:val="28"/>
+                      </w:rPr>
+                      <m:t>e</m:t>
+                    </m:r>
+                  </m:e>
+                  <m:sup>
+                    <m:r>
+                      <w:rPr>
+                        <w:rFonts w:ascii="Cambria Math" w:hAnsi="Cambria Math"/>
+                        <w:sz w:val="28"/>
+                        <w:szCs w:val="28"/>
+                      </w:rPr>
+                      <m:t>2</m:t>
+                    </m:r>
+                  </m:sup>
+                </m:sSup>
+                <m:ctrlPr>
+                  <w:rPr>
+                    <w:rFonts w:ascii="Cambria Math" w:hAnsi="Cambria Math"/>
+                    <w:i/>
+                    <w:sz w:val="28"/>
+                    <w:szCs w:val="28"/>
+                  </w:rPr>
+                </m:ctrlPr>
+              </m:num>
+              <m:den>
+                <m:r>
+                  <w:rPr>
+                    <w:rFonts w:ascii="Cambria Math" w:hAnsi="Cambria Math"/>
+                    <w:sz w:val="28"/>
+                    <w:szCs w:val="28"/>
+                  </w:rPr>
+                  <m:t>4</m:t>
+                </m:r>
+                <m:ctrlPr>
+                  <w:rPr>
+                    <w:rFonts w:ascii="Cambria Math" w:hAnsi="Cambria Math"/>
+                    <w:i/>
+                    <w:sz w:val="28"/>
+                    <w:szCs w:val="28"/>
+                  </w:rPr>
+                </m:ctrlPr>
+              </m:den>
+            </m:f>
+          </m:e>
+        </m:d>
+      </m:oMath>
+      <w:r>
+        <w:rPr>
+          <w:sz w:val="28"/>
+          <w:szCs w:val="28"/>
+          <w:lang w:val="en-US"/>
+        </w:rPr>
+        <w:t>,</w:t>
+      </w:r>
+    </w:p>
+    <w:p>
+      <w:pPr>
+        <w:pStyle w:val="a6"/>
+        <w:jc w:val="center"/>
+        <w:rPr>
+          <w:iCs/>
+        </w:rPr>
+      </w:pPr>
+      <w:r>
+        <w:rPr>
+          <w:iCs/>
+        </w:rPr>
+        <w:t xml:space="preserve">где </w:t>
+      </w:r>
+      <w:r>
+        <w:rPr>
+          <w:iCs/>
+          <w:lang w:val="en-US"/>
+        </w:rPr>
+        <w:t>e</w:t>
+      </w:r>
+      <w:r>
+        <w:rPr>
+          <w:iCs/>
+        </w:rPr>
+        <w:t xml:space="preserve"> </w:t>
+      </w:r>
+      <w:r>
+        <w:rPr>
+          <w:iCs/>
+        </w:rPr>
+        <w:t>–</w:t>
+      </w:r>
+      <w:r>
+        <w:rPr>
+          <w:iCs/>
+        </w:rPr>
+        <w:t xml:space="preserve"> </w:t>
+      </w:r>
+      <w:r>
+        <w:rPr>
+          <w:iCs/>
+        </w:rPr>
+        <w:t>коэффициент эксцесса</w:t>
+      </w:r>
+      <w:r>
+        <w:rPr>
+          <w:iCs/>
+        </w:rPr>
+        <w:t xml:space="preserve">, </w:t>
+      </w:r>
+      <w:r>
+        <w:rPr>
+          <w:iCs/>
+          <w:lang w:val="en-US"/>
+        </w:rPr>
+        <w:t>S</w:t>
+      </w:r>
+      <w:r>
+        <w:rPr>
+          <w:iCs/>
+        </w:rPr>
+        <w:t xml:space="preserve"> </w:t>
+      </w:r>
+      <w:r>
+        <w:rPr>
+          <w:iCs/>
+        </w:rPr>
+        <w:t>–</w:t>
+      </w:r>
+      <w:r>
+        <w:rPr>
+          <w:iCs/>
+        </w:rPr>
+        <w:t xml:space="preserve"> </w:t>
+      </w:r>
+      <w:r>
+        <w:rPr>
+          <w:iCs/>
+        </w:rPr>
+        <w:t>коэффициент асимметрия</w:t>
+      </w:r>
+      <w:r>
+        <w:rPr>
+          <w:iCs/>
+        </w:rPr>
+        <w:t xml:space="preserve">, </w:t>
+      </w:r>
+      <w:r>
+        <w:rPr>
+          <w:iCs/>
+          <w:lang w:val="en-US"/>
+        </w:rPr>
+        <w:t>n</w:t>
+      </w:r>
+      <w:r>
+        <w:rPr>
+          <w:iCs/>
+        </w:rPr>
+        <w:t xml:space="preserve"> – размер выборки.</w:t>
       </w:r>
     </w:p>
     <w:p>
@@ -17265,23 +17542,7 @@
     </w:p>
     <w:p>
       <w:r>
-        <w:t xml:space="preserve">Ширяев А. Н. Вероятность. Кн. 1. Элементарная теория вероятностей. Математические основания. Предельные теоремы / А. Н. Ширяев. — 4-е изд., </w:t>
-      </w:r>
-      <w:proofErr w:type="spellStart"/>
-      <w:r>
-        <w:t>перераб</w:t>
-      </w:r>
-      <w:proofErr w:type="spellEnd"/>
-      <w:r>
-        <w:t xml:space="preserve">. и доп. — </w:t>
-      </w:r>
-      <w:proofErr w:type="gramStart"/>
-      <w:r>
-        <w:t>Москва :</w:t>
-      </w:r>
-      <w:proofErr w:type="gramEnd"/>
-      <w:r>
-        <w:t xml:space="preserve"> МЦНМО, 2007</w:t>
+        <w:t>Ширяев А. Н. Вероятность. Кн. 1. Элементарная теория вероятностей. Математические основания. Предельные теоремы / А. Н. Ширяев. — 4-е изд., перераб. и доп. — Москва : МЦНМО, 2007</w:t>
       </w:r>
       <w:r>
         <w:t>.</w:t>
@@ -17347,31 +17608,7 @@
     </w:p>
     <w:p>
       <w:r>
-        <w:t xml:space="preserve">Бабахина С. А., Баженов А. Н. Практикум по математической </w:t>
-      </w:r>
-      <w:proofErr w:type="gramStart"/>
-      <w:r>
-        <w:t>статистике :</w:t>
-      </w:r>
-      <w:proofErr w:type="gramEnd"/>
-      <w:r>
-        <w:t xml:space="preserve"> учебное пособие. – Санкт-</w:t>
-      </w:r>
-      <w:proofErr w:type="gramStart"/>
-      <w:r>
-        <w:t>Петербург :</w:t>
-      </w:r>
-      <w:proofErr w:type="gramEnd"/>
-      <w:r>
-        <w:t xml:space="preserve"> </w:t>
-      </w:r>
-      <w:proofErr w:type="spellStart"/>
-      <w:r>
-        <w:t>СПбПУ</w:t>
-      </w:r>
-      <w:proofErr w:type="spellEnd"/>
-      <w:r>
-        <w:t>, 2026.</w:t>
+        <w:t>Бабахина С. А., Баженов А. Н. Практикум по математической статистике : учебное пособие. – Санкт-Петербург : СПбПУ, 2026.</w:t>
       </w:r>
     </w:p>
     <w:p>
@@ -17380,6 +17617,7 @@
       </w:pPr>
       <w:bookmarkStart w:id="18" w:name="_Toc227715184"/>
       <w:r>
+        <w:lastRenderedPageBreak/>
         <w:t>Приложения</w:t>
       </w:r>
       <w:bookmarkEnd w:id="18"/>
@@ -17417,7 +17655,6 @@
           </w:rPr>
           <w:t>://</w:t>
         </w:r>
-        <w:proofErr w:type="spellStart"/>
         <w:r>
           <w:rPr>
             <w:rStyle w:val="a7"/>
@@ -17425,7 +17662,6 @@
           </w:rPr>
           <w:t>github</w:t>
         </w:r>
-        <w:proofErr w:type="spellEnd"/>
         <w:r>
           <w:rPr>
             <w:rStyle w:val="a7"/>
@@ -17458,7 +17694,6 @@
           </w:rPr>
           <w:t>/</w:t>
         </w:r>
-        <w:proofErr w:type="spellStart"/>
         <w:r>
           <w:rPr>
             <w:rStyle w:val="a7"/>
@@ -17466,7 +17701,6 @@
           </w:rPr>
           <w:t>MathStatLabs</w:t>
         </w:r>
-        <w:proofErr w:type="spellEnd"/>
         <w:r>
           <w:rPr>
             <w:rStyle w:val="a7"/>

--- a/ОтчётИсходник.docx
+++ b/ОтчётИсходник.docx
@@ -5886,8 +5886,13 @@
           <w:numId w:val="30"/>
         </w:numPr>
       </w:pPr>
-      <w:r>
-        <w:t>о.м.п. мат. ожидания – выборочное среднее</w:t>
+      <w:proofErr w:type="spellStart"/>
+      <w:r>
+        <w:t>о.м.п</w:t>
+      </w:r>
+      <w:proofErr w:type="spellEnd"/>
+      <w:r>
+        <w:t>. мат. ожидания – выборочное среднее</w:t>
       </w:r>
     </w:p>
     <w:p>
@@ -5898,8 +5903,13 @@
           <w:numId w:val="30"/>
         </w:numPr>
       </w:pPr>
-      <w:r>
-        <w:t>о.м.п. дисперсии – выборочная дисперсия.</w:t>
+      <w:proofErr w:type="spellStart"/>
+      <w:r>
+        <w:t>о.м.п</w:t>
+      </w:r>
+      <w:proofErr w:type="spellEnd"/>
+      <w:r>
+        <w:t>. дисперсии – выборочная дисперсия.</w:t>
       </w:r>
     </w:p>
     <w:p>
@@ -6023,8 +6033,13 @@
         <w:t xml:space="preserve">, </w:t>
       </w:r>
       <w:r>
-        <w:t>формулы Старджесса</w:t>
-      </w:r>
+        <w:t xml:space="preserve">формулы </w:t>
+      </w:r>
+      <w:proofErr w:type="spellStart"/>
+      <w:r>
+        <w:t>Старджесса</w:t>
+      </w:r>
+      <w:proofErr w:type="spellEnd"/>
       <w:r>
         <w:t>:</w:t>
       </w:r>
@@ -6810,12 +6825,14 @@
       <w:r>
         <w:t xml:space="preserve">: </w:t>
       </w:r>
+      <w:proofErr w:type="spellStart"/>
       <w:r>
         <w:rPr>
           <w:lang w:val="en-US"/>
         </w:rPr>
         <w:t>numpy</w:t>
       </w:r>
+      <w:proofErr w:type="spellEnd"/>
       <w:r>
         <w:t xml:space="preserve">, </w:t>
       </w:r>
@@ -6828,19 +6845,26 @@
       <w:r>
         <w:t xml:space="preserve">, </w:t>
       </w:r>
+      <w:proofErr w:type="spellStart"/>
       <w:r>
         <w:rPr>
           <w:lang w:val="en-US"/>
         </w:rPr>
         <w:t>scipy</w:t>
       </w:r>
+      <w:proofErr w:type="spellEnd"/>
     </w:p>
     <w:p>
       <w:r>
         <w:t xml:space="preserve">В файле </w:t>
       </w:r>
-      <w:r>
-        <w:t>requirements.</w:t>
+      <w:proofErr w:type="spellStart"/>
+      <w:r>
+        <w:t>requirements</w:t>
+      </w:r>
+      <w:proofErr w:type="spellEnd"/>
+      <w:r>
+        <w:t>.</w:t>
       </w:r>
       <w:r>
         <w:rPr>
@@ -6856,6 +6880,11 @@
       </w:r>
     </w:p>
     <w:p>
+      <w:pPr>
+        <w:rPr>
+          <w:lang w:val="en-US"/>
+        </w:rPr>
+      </w:pPr>
       <w:r>
         <w:rPr>
           <w:lang w:val="en-US"/>
@@ -6969,11 +6998,47 @@
       </w:r>
     </w:p>
     <w:p>
+      <w:proofErr w:type="spellStart"/>
       <w:r>
         <w:rPr>
           <w:lang w:val="en-US"/>
         </w:rPr>
-        <w:t xml:space="preserve">plot_single_test(sample, dist_name, ax) – </w:t>
+        <w:t>plot_single_</w:t>
+      </w:r>
+      <w:proofErr w:type="gramStart"/>
+      <w:r>
+        <w:rPr>
+          <w:lang w:val="en-US"/>
+        </w:rPr>
+        <w:t>test</w:t>
+      </w:r>
+      <w:proofErr w:type="spellEnd"/>
+      <w:r>
+        <w:rPr>
+          <w:lang w:val="en-US"/>
+        </w:rPr>
+        <w:t>(</w:t>
+      </w:r>
+      <w:proofErr w:type="gramEnd"/>
+      <w:r>
+        <w:rPr>
+          <w:lang w:val="en-US"/>
+        </w:rPr>
+        <w:t xml:space="preserve">sample, </w:t>
+      </w:r>
+      <w:proofErr w:type="spellStart"/>
+      <w:r>
+        <w:rPr>
+          <w:lang w:val="en-US"/>
+        </w:rPr>
+        <w:t>dist_name</w:t>
+      </w:r>
+      <w:proofErr w:type="spellEnd"/>
+      <w:r>
+        <w:rPr>
+          <w:lang w:val="en-US"/>
+        </w:rPr>
+        <w:t xml:space="preserve">, ax) – </w:t>
       </w:r>
       <w:r>
         <w:t>функция</w:t>
@@ -7074,12 +7139,14 @@
       <w:r>
         <w:t xml:space="preserve">, </w:t>
       </w:r>
+      <w:proofErr w:type="spellStart"/>
       <w:r>
         <w:rPr>
           <w:lang w:val="en-US"/>
         </w:rPr>
         <w:t>dist</w:t>
       </w:r>
+      <w:proofErr w:type="spellEnd"/>
       <w:r>
         <w:t>_</w:t>
       </w:r>
@@ -17189,10 +17256,13 @@
         <w:t xml:space="preserve"> </w:t>
       </w:r>
       <w:r>
-        <w:t xml:space="preserve">эти </w:t>
-      </w:r>
-      <w:r>
-        <w:t xml:space="preserve">значения критериев этих </w:t>
+        <w:t>значения критериев этих</w:t>
+      </w:r>
+      <w:r>
+        <w:t xml:space="preserve"> распределений</w:t>
+      </w:r>
+      <w:r>
+        <w:t xml:space="preserve"> </w:t>
       </w:r>
       <w:r>
         <w:t>можно считать нормальными</w:t>
@@ -17210,8 +17280,13 @@
         </w:numPr>
       </w:pPr>
       <w:r>
-        <w:t>Для отличия нормального распределения от равномерного можно использовать критерий Жарка-Бера</w:t>
-      </w:r>
+        <w:t>Для отличия нормального распределения от равномерного можно использовать критерий Жарка-</w:t>
+      </w:r>
+      <w:proofErr w:type="spellStart"/>
+      <w:r>
+        <w:t>Бера</w:t>
+      </w:r>
+      <w:proofErr w:type="spellEnd"/>
       <w:r>
         <w:t>:</w:t>
       </w:r>
@@ -17223,7 +17298,6 @@
         <w:rPr>
           <w:sz w:val="28"/>
           <w:szCs w:val="28"/>
-          <w:lang w:val="en-US"/>
         </w:rPr>
       </w:pPr>
       <m:oMath>
@@ -17412,7 +17486,6 @@
         <w:rPr>
           <w:sz w:val="28"/>
           <w:szCs w:val="28"/>
-          <w:lang w:val="en-US"/>
         </w:rPr>
         <w:t>,</w:t>
       </w:r>
@@ -17542,7 +17615,23 @@
     </w:p>
     <w:p>
       <w:r>
-        <w:t>Ширяев А. Н. Вероятность. Кн. 1. Элементарная теория вероятностей. Математические основания. Предельные теоремы / А. Н. Ширяев. — 4-е изд., перераб. и доп. — Москва : МЦНМО, 2007</w:t>
+        <w:t xml:space="preserve">Ширяев А. Н. Вероятность. Кн. 1. Элементарная теория вероятностей. Математические основания. Предельные теоремы / А. Н. Ширяев. — 4-е изд., </w:t>
+      </w:r>
+      <w:proofErr w:type="spellStart"/>
+      <w:r>
+        <w:t>перераб</w:t>
+      </w:r>
+      <w:proofErr w:type="spellEnd"/>
+      <w:r>
+        <w:t xml:space="preserve">. и доп. — </w:t>
+      </w:r>
+      <w:proofErr w:type="gramStart"/>
+      <w:r>
+        <w:t>Москва :</w:t>
+      </w:r>
+      <w:proofErr w:type="gramEnd"/>
+      <w:r>
+        <w:t xml:space="preserve"> МЦНМО, 2007</w:t>
       </w:r>
       <w:r>
         <w:t>.</w:t>
@@ -17608,7 +17697,31 @@
     </w:p>
     <w:p>
       <w:r>
-        <w:t>Бабахина С. А., Баженов А. Н. Практикум по математической статистике : учебное пособие. – Санкт-Петербург : СПбПУ, 2026.</w:t>
+        <w:t xml:space="preserve">Бабахина С. А., Баженов А. Н. Практикум по математической </w:t>
+      </w:r>
+      <w:proofErr w:type="gramStart"/>
+      <w:r>
+        <w:t>статистике :</w:t>
+      </w:r>
+      <w:proofErr w:type="gramEnd"/>
+      <w:r>
+        <w:t xml:space="preserve"> учебное пособие. – Санкт-</w:t>
+      </w:r>
+      <w:proofErr w:type="gramStart"/>
+      <w:r>
+        <w:t>Петербург :</w:t>
+      </w:r>
+      <w:proofErr w:type="gramEnd"/>
+      <w:r>
+        <w:t xml:space="preserve"> </w:t>
+      </w:r>
+      <w:proofErr w:type="spellStart"/>
+      <w:r>
+        <w:t>СПбПУ</w:t>
+      </w:r>
+      <w:proofErr w:type="spellEnd"/>
+      <w:r>
+        <w:t>, 2026.</w:t>
       </w:r>
     </w:p>
     <w:p>
@@ -17655,6 +17768,7 @@
           </w:rPr>
           <w:t>://</w:t>
         </w:r>
+        <w:proofErr w:type="spellStart"/>
         <w:r>
           <w:rPr>
             <w:rStyle w:val="a7"/>
@@ -17662,6 +17776,7 @@
           </w:rPr>
           <w:t>github</w:t>
         </w:r>
+        <w:proofErr w:type="spellEnd"/>
         <w:r>
           <w:rPr>
             <w:rStyle w:val="a7"/>
@@ -17694,6 +17809,7 @@
           </w:rPr>
           <w:t>/</w:t>
         </w:r>
+        <w:proofErr w:type="spellStart"/>
         <w:r>
           <w:rPr>
             <w:rStyle w:val="a7"/>
@@ -17701,6 +17817,7 @@
           </w:rPr>
           <w:t>MathStatLabs</w:t>
         </w:r>
+        <w:proofErr w:type="spellEnd"/>
         <w:r>
           <w:rPr>
             <w:rStyle w:val="a7"/>
